--- a/docs/manuscript/SUPPLEMENTAL_TEXT.docx
+++ b/docs/manuscript/SUPPLEMENTAL_TEXT.docx
@@ -2,7 +2,7 @@
 <file path=word/document.xml><?xml version="1.0" encoding="utf-8"?>
 <w:document xmlns:w="http://schemas.openxmlformats.org/wordprocessingml/2006/main" xmlns:m="http://schemas.openxmlformats.org/officeDocument/2006/math" xmlns:r="http://schemas.openxmlformats.org/officeDocument/2006/relationships" xmlns:o="urn:schemas-microsoft-com:office:office" xmlns:v="urn:schemas-microsoft-com:vml" xmlns:w10="urn:schemas-microsoft-com:office:word" xmlns:a="http://schemas.openxmlformats.org/drawingml/2006/main" xmlns:pic="http://schemas.openxmlformats.org/drawingml/2006/picture" xmlns:wp="http://schemas.openxmlformats.org/drawingml/2006/wordprocessingDrawing">
   <w:body>
-    <w:bookmarkStart w:id="196" w:name="supplemental-material"/>
+    <w:bookmarkStart w:id="210" w:name="supplemental-material"/>
     <w:p>
       <w:pPr>
         <w:pStyle w:val="Heading1"/>
@@ -20,7 +20,7 @@
           <w:b/>
           <w:bCs/>
         </w:rPr>
-        <w:t xml:space="preserve">Are the phases real? Distinguishing bounded interaction groups from spatially structured drift in lower Mississippi Valley decorated ceramics</w:t>
+        <w:t xml:space="preserve">Explaining the Spatial Structure of Phases: An Example from the Lower Mississippi River Valley</w:t>
       </w:r>
     </w:p>
     <w:p>
@@ -32,7 +32,7 @@
           <w:b/>
           <w:bCs/>
         </w:rPr>
-        <w:t xml:space="preserve">Carl P. Lipo, Robert J. DiNapoli, and Mark E. Madsen</w:t>
+        <w:t xml:space="preserve">Carl P. Lipo, Beau J. DiNapoli, and Mark E. Madsen</w:t>
       </w:r>
     </w:p>
     <w:p>
@@ -44,7 +44,7 @@
           <w:i/>
           <w:iCs/>
         </w:rPr>
-        <w:t xml:space="preserve">Supplement to the main text. Figure and section references to the main text (for example, Figure 4, Results, Discussion) point to the primary article. Citations resolve against references.bib.</w:t>
+        <w:t xml:space="preserve">Supplement to the main text. Figure and section references to the main text (for example, Figure 4, Results, Discussion) point to the primary article.</w:t>
       </w:r>
     </w:p>
     <w:bookmarkStart w:id="109" w:name="X193c2f99596c44272797617e48f9bee78459a86"/>
@@ -680,7 +680,15 @@
         <w:t xml:space="preserve">(Cowgill 1972; Dunnell 1970; Graves and Cachola-Abad 1996; Lipo et al. 1997, 2015; Lyman and O’Brien 2006; Marquardt 1978; O’Brien and Lyman 1999)</w:t>
       </w:r>
       <w:r>
-        <w:t xml:space="preserve">. A set of assemblages is co-seriable if some ordering renders every decorated class’s frequency curve single-peaked and without gaps, the battleship-shaped distribution of frequency seriation. We enumerated the complete set of maximal co-seriable groups, the subsets for which a valid ordering exists, and which are maximal under inclusion. A single group indicates one interacting community, whereas a proliferation of small, mutually non-co-seriable groups indicates a fragmented one. We report the number and maximum size of these groups and, for each assemblage, its group-membership count, which identifies the bridge assemblages that join otherwise incompatible orderings. The number of maximal groups is the continuous signature.</w:t>
+        <w:t xml:space="preserve">. A set of assemblages is co-seriable if some ordering renders every decorated class’s frequency curve single-peaked and without gaps, the battleship-shaped distribution of frequency seriation. We enumerated the complete set of maximal co-seriable groups, the subsets for which a valid ordering exists, and which are maximal under inclusion. A single group indicates one interacting community, whereas many small, mutually non-co-seriable groups indicate a fragmented one. We report the number and maximum size of these groups and, for each assemblage, its group-membership count, which identifies the bridge assemblages that join otherwise incompatible orderings. The number of maximal groups is the continuous signature. Checking every possible ordering becomes computationally intractable beyond about fourteen assemblages. IDSS instead builds solutions agglomeratively, starting from the valid three-assemblage seriations and extending each by adding assemblages that keep every class unimodal and continuous, until none can be added. An ordering is broken when a decorated class is not unimodal along it, or when a class’s relative frequency jumps between adjacent assemblages by more than a fixed continuity threshold, which we set to 0.10. The threshold sets how much adjacent frequency change we treat as real rather than sampling noise. A looser threshold admits more orderings and a stricter one fewer, and the fragmented, overlapping topology reported in the main text is stable across a range of thresholds.</w:t>
+      </w:r>
+    </w:p>
+    <w:p>
+      <w:pPr>
+        <w:pStyle w:val="BodyText"/>
+      </w:pPr>
+      <w:r>
+        <w:t xml:space="preserve">In the record-matched recovery experiment and the empirical trajectory, that statistic is the number of maximal co-seriable groups per assemblage within each ordinal bin, computed by the same deterministic algorithm at a continuity threshold of 0.10. The idealized validation of Figure S1 instead uses a simpler proxy, the number of fall-to-rise reversals in each class’s frequency column along the supplied order. An earlier implementation of that proxy accepted a single valley as unimodal, and the corrected score treats any fall followed by a rise as a violation. Neither implementation includes the bootstrap significance layer of the published method.</w:t>
       </w:r>
     </w:p>
     <w:p>
@@ -930,7 +938,7 @@
         <w:t xml:space="preserve">(Bell et al. 2009)</w:t>
       </w:r>
       <w:r>
-        <w:t xml:space="preserve">. It is zero when clusters share a repertoire and rises as they come to hold distinct ones.</w:t>
+        <w:t xml:space="preserve">. It is zero when clusters share a repertoire and increases as they hold distinct ones.</w:t>
       </w:r>
     </w:p>
     <w:p>
@@ -1070,7 +1078,7 @@
         </m:r>
       </m:oMath>
       <w:r>
-        <w:t xml:space="preserve">-means on site coordinates with multiple restarts, the number of clusters chosen by the mean silhouette.</w:t>
+        <w:t xml:space="preserve">-means on site coordinates with multiple restarts. The number of clusters was chosen by the mean silhouette.</w:t>
       </w:r>
     </w:p>
     <w:p>
@@ -1078,11 +1086,37 @@
         <w:pStyle w:val="BodyText"/>
       </w:pPr>
       <w:r>
-        <w:t xml:space="preserve">We combined the four signatures by standardizing each across the ordinal sequence and averaging them, so that no single signature would dominate, and summarized the trajectory as the ordinal slope of the combined score and each component, with rank correlations and bootstrap confidence intervals.</w:t>
+        <w:t xml:space="preserve">We combined the four signatures by standardizing each across the ordinal sequence and averaging them, so that no single signature would dominate, and summarized the trajectory as the ordinal slope of the combined score and each component, with rank correlations and resampling intervals. All size-control draws take 50 sherds from each assemblage without replacement (multivariate hypergeometric sampling). An assemblage with exactly 50 sherds remains unchanged. The three signatures the recovery experiment shows to be unreliable are averaged over 400 such draws. The cultural</w:t>
+      </w:r>
+      <w:r>
+        <w:t xml:space="preserve"> </w:t>
+      </w:r>
+      <m:oMath>
+        <m:sSub>
+          <m:e>
+            <m:r>
+              <m:t>F</m:t>
+            </m:r>
+          </m:e>
+          <m:sub>
+            <m:r>
+              <m:t>S</m:t>
+            </m:r>
+            <m:r>
+              <m:t>T</m:t>
+            </m:r>
+          </m:sub>
+        </m:sSub>
+      </m:oMath>
+      <w:r>
+        <w:t xml:space="preserve"> </w:t>
+      </w:r>
+      <w:r>
+        <w:t xml:space="preserve">trend, the one signature the record can resolve, is quoted from 4,000 draws with a Monte Carlo interval on the mean, because a single draw of that statistic has a standard deviation of about 0.25 and a few-hundred-draw mean is not stable in sign. All of these condition on the observed assemblages, spatial partition, and ordering rather than on uncertainty about deposits, chronology, or model choice.</w:t>
       </w:r>
     </w:p>
     <w:bookmarkEnd w:id="109"/>
-    <w:bookmarkStart w:id="113" w:name="the-generative-validation-model"/>
+    <w:bookmarkStart w:id="110" w:name="the-generative-validation-model"/>
     <w:p>
       <w:pPr>
         <w:pStyle w:val="Heading2"/>
@@ -1105,16 +1139,1136 @@
         <w:t xml:space="preserve">(Bentley et al. 2004; Neiman 1995)</w:t>
       </w:r>
       <w:r>
-        <w:t xml:space="preserve">, with three mechanism-faithful controls: the between-group divergence of class profiles, the strength of within-group conformity (a frequency-dependent copying bias, after</w:t>
-      </w:r>
-      <w:r>
-        <w:t xml:space="preserve"> </w:t>
-      </w:r>
-      <w:r>
-        <w:t xml:space="preserve">(Henrich 2001)</w:t>
-      </w:r>
-      <w:r>
-        <w:t xml:space="preserve">), and a spatial rule placing group profiles on the landscape. Four generators instantiate the four idealized processes of Table 1, where drift is a single process that the main-text table shows under two regimes, smooth and stochastic, of which the smooth, deterministic regime is the one generated here. The bounded-groups generator raises divergence and conformity together across spatially bounded groups. Environmental patchiness holds a fixed between-group difference under neutral within-group copying with an environment-keyed layout. Aggregated conformity raises within-group conformity in a single undivided pool with no between-group divergence. Drift with distance-limited interaction produces a smooth spatial gradient under neutral copying. Each generator emits a sequence of group-by-class slices along an ordinal axis. We ran the four-signature procedure on each generator, blind to its source, and recorded which registered as convergent, repeating this across 500 random seeds. On the bounded-groups output we also computed the correlation matrix of the four signatures, to confirm that their joint movement is informative rather than an artifact of redundancy (Figure S1). This idealized test uses large, clean assemblages (12 groups, several hundred sherds each) and establishes that it discriminates in principle. The record-matched, size-controlled recovery in the main text (Figure 4) is what establishes which signatures survive at the resolution of the actual data.</w:t>
+        <w:t xml:space="preserve">, with three mechanism-faithful controls, the between-group divergence of class profiles, the strength of within-group conformity (a frequency-dependent copying bias, after Henrich</w:t>
+      </w:r>
+      <w:r>
+        <w:t xml:space="preserve"> </w:t>
+      </w:r>
+      <w:r>
+        <w:t xml:space="preserve">(2001)</w:t>
+      </w:r>
+      <w:r>
+        <w:t xml:space="preserve">), and a spatial rule placing group profiles on the landscape. Four generators instantiate the four idealized processes of Table 1, where drift is a single process that the main-text table shows under two regimes, smooth and stochastic, of which the smooth, deterministic regime is the one generated here. The bounded-groups generator raises divergence and conformity together across spatially bounded groups. Environmental patchiness holds a fixed between-group difference under neutral within-group copying with an environment-keyed layout. Aggregated conformity raises within-group conformity in a single undivided pool with no between-group divergence. Drift with distance-limited interaction produces a smooth spatial gradient under neutral copying. Each generator emits a sequence of group-by-class slices along an ordinal axis. We ran the four-signature procedure on each generator, blind to its source, and recorded which registered as convergent, repeating this across 500 random seeds. On the bounded-groups simulations we also computed the correlation matrix of the four signatures, to confirm that their joint movement is informative rather than an artifact of redundancy (Figure S1). This idealized test uses large, clean assemblages (12 groups, several hundred sherds each) and establishes that it discriminates in principle. The record-matched, size-controlled recovery in the main text (Figure 4) is what establishes which signatures survive at the resolution of the actual data.</w:t>
+      </w:r>
+    </w:p>
+    <w:bookmarkEnd w:id="110"/>
+    <w:bookmarkStart w:id="111" w:name="bayesian-estimates-of-the-f_st-trend"/>
+    <w:p>
+      <w:pPr>
+        <w:pStyle w:val="Heading2"/>
+      </w:pPr>
+      <w:r>
+        <w:t xml:space="preserve">Bayesian estimates of the</w:t>
+      </w:r>
+      <w:r>
+        <w:t xml:space="preserve"> </w:t>
+      </w:r>
+      <m:oMath>
+        <m:sSub>
+          <m:e>
+            <m:r>
+              <m:t>F</m:t>
+            </m:r>
+          </m:e>
+          <m:sub>
+            <m:r>
+              <m:t>S</m:t>
+            </m:r>
+            <m:r>
+              <m:t>T</m:t>
+            </m:r>
+          </m:sub>
+        </m:sSub>
+      </m:oMath>
+      <w:r>
+        <w:t xml:space="preserve"> </w:t>
+      </w:r>
+      <w:r>
+        <w:t xml:space="preserve">trend</w:t>
+      </w:r>
+    </w:p>
+    <w:p>
+      <w:pPr>
+        <w:pStyle w:val="FirstParagraph"/>
+      </w:pPr>
+      <w:r>
+        <w:t xml:space="preserve">The main text reports the trend in cultural</w:t>
+      </w:r>
+      <w:r>
+        <w:t xml:space="preserve"> </w:t>
+      </w:r>
+      <m:oMath>
+        <m:sSub>
+          <m:e>
+            <m:r>
+              <m:t>F</m:t>
+            </m:r>
+          </m:e>
+          <m:sub>
+            <m:r>
+              <m:t>S</m:t>
+            </m:r>
+            <m:r>
+              <m:t>T</m:t>
+            </m:r>
+          </m:sub>
+        </m:sSub>
+      </m:oMath>
+      <w:r>
+        <w:t xml:space="preserve"> </w:t>
+      </w:r>
+      <w:r>
+        <w:t xml:space="preserve">along the seriation sequence as a rank correlation on rarefied assemblages. We also estimate it a second way that does not discard data. The Balding-Nichols model is fitted to each seriation bin, giving a posterior for that bin’s</w:t>
+      </w:r>
+      <w:r>
+        <w:t xml:space="preserve"> </w:t>
+      </w:r>
+      <m:oMath>
+        <m:sSub>
+          <m:e>
+            <m:r>
+              <m:t>F</m:t>
+            </m:r>
+          </m:e>
+          <m:sub>
+            <m:r>
+              <m:t>S</m:t>
+            </m:r>
+            <m:r>
+              <m:t>T</m:t>
+            </m:r>
+          </m:sub>
+        </m:sSub>
+      </m:oMath>
+      <w:r>
+        <w:t xml:space="preserve"> </w:t>
+      </w:r>
+      <w:r>
+        <w:t xml:space="preserve">whose width reflects how many sherds the bin contains, and the trend is then estimated as a slope over those posteriors. The prior on</w:t>
+      </w:r>
+      <w:r>
+        <w:t xml:space="preserve"> </w:t>
+      </w:r>
+      <m:oMath>
+        <m:sSub>
+          <m:e>
+            <m:r>
+              <m:t>F</m:t>
+            </m:r>
+          </m:e>
+          <m:sub>
+            <m:r>
+              <m:t>S</m:t>
+            </m:r>
+            <m:r>
+              <m:t>T</m:t>
+            </m:r>
+          </m:sub>
+        </m:sSub>
+      </m:oMath>
+      <w:r>
+        <w:t xml:space="preserve"> </w:t>
+      </w:r>
+      <w:r>
+        <w:t xml:space="preserve">is Beta(1,10). A flat prior on that parameter is not flat on the observable. At this design it expects a median</w:t>
+      </w:r>
+      <w:r>
+        <w:t xml:space="preserve"> </w:t>
+      </w:r>
+      <m:oMath>
+        <m:sSub>
+          <m:e>
+            <m:r>
+              <m:t>F</m:t>
+            </m:r>
+          </m:e>
+          <m:sub>
+            <m:r>
+              <m:t>S</m:t>
+            </m:r>
+            <m:r>
+              <m:t>T</m:t>
+            </m:r>
+          </m:sub>
+        </m:sSub>
+      </m:oMath>
+      <w:r>
+        <w:t xml:space="preserve"> </w:t>
+      </w:r>
+      <w:r>
+        <w:t xml:space="preserve">near 0.27 and places 47 percent of its prior predictive mass above 0.30, against an observed 0.018, whereas Beta(1,10) expects a median of 0.027 with 1 percent above 0.30. Results under the flat prior are reported alongside. Because the model treats sampling generatively rather than equalizing it by subsampling, the sample-size confound is absorbed rather than removed, and the reported uncertainty is a credible interval rather than a resampling spread. The two are different quantities, a rank correlation on rarefied assemblages and a slope in</w:t>
+      </w:r>
+      <w:r>
+        <w:t xml:space="preserve"> </w:t>
+      </w:r>
+      <m:oMath>
+        <m:sSub>
+          <m:e>
+            <m:r>
+              <m:t>F</m:t>
+            </m:r>
+          </m:e>
+          <m:sub>
+            <m:r>
+              <m:t>S</m:t>
+            </m:r>
+            <m:r>
+              <m:t>T</m:t>
+            </m:r>
+          </m:sub>
+        </m:sSub>
+      </m:oMath>
+      <w:r>
+        <w:t xml:space="preserve"> </w:t>
+      </w:r>
+      <w:r>
+        <w:t xml:space="preserve">units per standardized bin. The per-bin posteriors themselves are in Table S1.</w:t>
+      </w:r>
+    </w:p>
+    <w:p>
+      <w:pPr>
+        <w:pStyle w:val="BodyText"/>
+      </w:pPr>
+      <w:r>
+        <w:rPr>
+          <w:b/>
+          <w:bCs/>
+        </w:rPr>
+        <w:t xml:space="preserve">Table S1.</w:t>
+      </w:r>
+      <w:r>
+        <w:t xml:space="preserve"> </w:t>
+      </w:r>
+      <w:r>
+        <w:t xml:space="preserve">Per-bin cultural</w:t>
+      </w:r>
+      <w:r>
+        <w:t xml:space="preserve"> </w:t>
+      </w:r>
+      <m:oMath>
+        <m:sSub>
+          <m:e>
+            <m:r>
+              <m:t>F</m:t>
+            </m:r>
+          </m:e>
+          <m:sub>
+            <m:r>
+              <m:t>S</m:t>
+            </m:r>
+            <m:r>
+              <m:t>T</m:t>
+            </m:r>
+          </m:sub>
+        </m:sSub>
+      </m:oMath>
+      <w:r>
+        <w:t xml:space="preserve"> </w:t>
+      </w:r>
+      <w:r>
+        <w:t xml:space="preserve">under the Balding-Nichols model (Beta(1,10) prior; three spatial clusters; six seriation bins). The plug-in value is the Gini-Simpson estimator of the main text. The last bin holds assemblages from a single cluster, so its</w:t>
+      </w:r>
+      <w:r>
+        <w:t xml:space="preserve"> </w:t>
+      </w:r>
+      <m:oMath>
+        <m:sSub>
+          <m:e>
+            <m:r>
+              <m:t>F</m:t>
+            </m:r>
+          </m:e>
+          <m:sub>
+            <m:r>
+              <m:t>S</m:t>
+            </m:r>
+            <m:r>
+              <m:t>T</m:t>
+            </m:r>
+          </m:sub>
+        </m:sSub>
+      </m:oMath>
+      <w:r>
+        <w:t xml:space="preserve"> </w:t>
+      </w:r>
+      <w:r>
+        <w:t xml:space="preserve">is undefined.</w:t>
+      </w:r>
+    </w:p>
+    <w:tbl>
+      <w:tblPr>
+        <w:tblStyle w:val="Table"/>
+        <w:tblW w:type="auto" w:w="0"/>
+        <w:tblLook w:firstRow="1" w:lastRow="0" w:firstColumn="0" w:lastColumn="0" w:noHBand="0" w:noVBand="0" w:val="0020"/>
+      </w:tblPr>
+      <w:tblGrid>
+        <w:gridCol w:w="1584"/>
+        <w:gridCol w:w="1584"/>
+        <w:gridCol w:w="1584"/>
+        <w:gridCol w:w="1584"/>
+        <w:gridCol w:w="1584"/>
+      </w:tblGrid>
+      <w:tr>
+        <w:trPr>
+          <w:tblHeader w:val="on"/>
+        </w:trPr>
+        <w:tc>
+          <w:tcPr/>
+          <w:p>
+            <w:pPr>
+              <w:pStyle w:val="Compact"/>
+            </w:pPr>
+            <w:r>
+              <w:t xml:space="preserve">Bin</w:t>
+            </w:r>
+          </w:p>
+        </w:tc>
+        <w:tc>
+          <w:tcPr/>
+          <w:p>
+            <w:pPr>
+              <w:pStyle w:val="Compact"/>
+              <w:jc w:val="right"/>
+            </w:pPr>
+            <w:r>
+              <w:t xml:space="preserve">Sherds</w:t>
+            </w:r>
+          </w:p>
+        </w:tc>
+        <w:tc>
+          <w:tcPr/>
+          <w:p>
+            <w:pPr>
+              <w:pStyle w:val="Compact"/>
+              <w:jc w:val="right"/>
+            </w:pPr>
+            <w:r>
+              <w:t xml:space="preserve">Posterior median</w:t>
+            </w:r>
+          </w:p>
+        </w:tc>
+        <w:tc>
+          <w:tcPr/>
+          <w:p>
+            <w:pPr>
+              <w:pStyle w:val="Compact"/>
+            </w:pPr>
+            <w:r>
+              <w:t xml:space="preserve">95% credible interval</w:t>
+            </w:r>
+          </w:p>
+        </w:tc>
+        <w:tc>
+          <w:tcPr/>
+          <w:p>
+            <w:pPr>
+              <w:pStyle w:val="Compact"/>
+              <w:jc w:val="right"/>
+            </w:pPr>
+            <w:r>
+              <w:t xml:space="preserve">Plug-in</w:t>
+            </w:r>
+          </w:p>
+        </w:tc>
+      </w:tr>
+      <w:tr>
+        <w:tc>
+          <w:tcPr/>
+          <w:p>
+            <w:pPr>
+              <w:pStyle w:val="Compact"/>
+            </w:pPr>
+            <w:r>
+              <w:t xml:space="preserve">1</w:t>
+            </w:r>
+          </w:p>
+        </w:tc>
+        <w:tc>
+          <w:tcPr/>
+          <w:p>
+            <w:pPr>
+              <w:pStyle w:val="Compact"/>
+              <w:jc w:val="right"/>
+            </w:pPr>
+            <w:r>
+              <w:t xml:space="preserve">1,533</w:t>
+            </w:r>
+          </w:p>
+        </w:tc>
+        <w:tc>
+          <w:tcPr/>
+          <w:p>
+            <w:pPr>
+              <w:pStyle w:val="Compact"/>
+              <w:jc w:val="right"/>
+            </w:pPr>
+            <w:r>
+              <w:t xml:space="preserve">0.0053</w:t>
+            </w:r>
+          </w:p>
+        </w:tc>
+        <w:tc>
+          <w:tcPr/>
+          <w:p>
+            <w:pPr>
+              <w:pStyle w:val="Compact"/>
+            </w:pPr>
+            <w:r>
+              <w:t xml:space="preserve">0.0021 to 0.0102</w:t>
+            </w:r>
+          </w:p>
+        </w:tc>
+        <w:tc>
+          <w:tcPr/>
+          <w:p>
+            <w:pPr>
+              <w:pStyle w:val="Compact"/>
+              <w:jc w:val="right"/>
+            </w:pPr>
+            <w:r>
+              <w:t xml:space="preserve">0.0056</w:t>
+            </w:r>
+          </w:p>
+        </w:tc>
+      </w:tr>
+      <w:tr>
+        <w:tc>
+          <w:tcPr/>
+          <w:p>
+            <w:pPr>
+              <w:pStyle w:val="Compact"/>
+            </w:pPr>
+            <w:r>
+              <w:t xml:space="preserve">2</w:t>
+            </w:r>
+          </w:p>
+        </w:tc>
+        <w:tc>
+          <w:tcPr/>
+          <w:p>
+            <w:pPr>
+              <w:pStyle w:val="Compact"/>
+              <w:jc w:val="right"/>
+            </w:pPr>
+            <w:r>
+              <w:t xml:space="preserve">1,737</w:t>
+            </w:r>
+          </w:p>
+        </w:tc>
+        <w:tc>
+          <w:tcPr/>
+          <w:p>
+            <w:pPr>
+              <w:pStyle w:val="Compact"/>
+              <w:jc w:val="right"/>
+            </w:pPr>
+            <w:r>
+              <w:t xml:space="preserve">0.0030</w:t>
+            </w:r>
+          </w:p>
+        </w:tc>
+        <w:tc>
+          <w:tcPr/>
+          <w:p>
+            <w:pPr>
+              <w:pStyle w:val="Compact"/>
+            </w:pPr>
+            <w:r>
+              <w:t xml:space="preserve">0.0007 to 0.0073</w:t>
+            </w:r>
+          </w:p>
+        </w:tc>
+        <w:tc>
+          <w:tcPr/>
+          <w:p>
+            <w:pPr>
+              <w:pStyle w:val="Compact"/>
+              <w:jc w:val="right"/>
+            </w:pPr>
+            <w:r>
+              <w:t xml:space="preserve">0.0028</w:t>
+            </w:r>
+          </w:p>
+        </w:tc>
+      </w:tr>
+      <w:tr>
+        <w:tc>
+          <w:tcPr/>
+          <w:p>
+            <w:pPr>
+              <w:pStyle w:val="Compact"/>
+            </w:pPr>
+            <w:r>
+              <w:t xml:space="preserve">3</w:t>
+            </w:r>
+          </w:p>
+        </w:tc>
+        <w:tc>
+          <w:tcPr/>
+          <w:p>
+            <w:pPr>
+              <w:pStyle w:val="Compact"/>
+              <w:jc w:val="right"/>
+            </w:pPr>
+            <w:r>
+              <w:t xml:space="preserve">1,519</w:t>
+            </w:r>
+          </w:p>
+        </w:tc>
+        <w:tc>
+          <w:tcPr/>
+          <w:p>
+            <w:pPr>
+              <w:pStyle w:val="Compact"/>
+              <w:jc w:val="right"/>
+            </w:pPr>
+            <w:r>
+              <w:t xml:space="preserve">0.0283</w:t>
+            </w:r>
+          </w:p>
+        </w:tc>
+        <w:tc>
+          <w:tcPr/>
+          <w:p>
+            <w:pPr>
+              <w:pStyle w:val="Compact"/>
+            </w:pPr>
+            <w:r>
+              <w:t xml:space="preserve">0.0168 to 0.0419</w:t>
+            </w:r>
+          </w:p>
+        </w:tc>
+        <w:tc>
+          <w:tcPr/>
+          <w:p>
+            <w:pPr>
+              <w:pStyle w:val="Compact"/>
+              <w:jc w:val="right"/>
+            </w:pPr>
+            <w:r>
+              <w:t xml:space="preserve">0.0292</w:t>
+            </w:r>
+          </w:p>
+        </w:tc>
+      </w:tr>
+      <w:tr>
+        <w:tc>
+          <w:tcPr/>
+          <w:p>
+            <w:pPr>
+              <w:pStyle w:val="Compact"/>
+            </w:pPr>
+            <w:r>
+              <w:t xml:space="preserve">4</w:t>
+            </w:r>
+          </w:p>
+        </w:tc>
+        <w:tc>
+          <w:tcPr/>
+          <w:p>
+            <w:pPr>
+              <w:pStyle w:val="Compact"/>
+              <w:jc w:val="right"/>
+            </w:pPr>
+            <w:r>
+              <w:t xml:space="preserve">3,300</w:t>
+            </w:r>
+          </w:p>
+        </w:tc>
+        <w:tc>
+          <w:tcPr/>
+          <w:p>
+            <w:pPr>
+              <w:pStyle w:val="Compact"/>
+              <w:jc w:val="right"/>
+            </w:pPr>
+            <w:r>
+              <w:t xml:space="preserve">0.1330</w:t>
+            </w:r>
+          </w:p>
+        </w:tc>
+        <w:tc>
+          <w:tcPr/>
+          <w:p>
+            <w:pPr>
+              <w:pStyle w:val="Compact"/>
+            </w:pPr>
+            <w:r>
+              <w:t xml:space="preserve">0.1174 to 0.1484</w:t>
+            </w:r>
+          </w:p>
+        </w:tc>
+        <w:tc>
+          <w:tcPr/>
+          <w:p>
+            <w:pPr>
+              <w:pStyle w:val="Compact"/>
+              <w:jc w:val="right"/>
+            </w:pPr>
+            <w:r>
+              <w:t xml:space="preserve">0.1355</w:t>
+            </w:r>
+          </w:p>
+        </w:tc>
+      </w:tr>
+      <w:tr>
+        <w:tc>
+          <w:tcPr/>
+          <w:p>
+            <w:pPr>
+              <w:pStyle w:val="Compact"/>
+            </w:pPr>
+            <w:r>
+              <w:t xml:space="preserve">5</w:t>
+            </w:r>
+          </w:p>
+        </w:tc>
+        <w:tc>
+          <w:tcPr/>
+          <w:p>
+            <w:pPr>
+              <w:pStyle w:val="Compact"/>
+              <w:jc w:val="right"/>
+            </w:pPr>
+            <w:r>
+              <w:t xml:space="preserve">14,224</w:t>
+            </w:r>
+          </w:p>
+        </w:tc>
+        <w:tc>
+          <w:tcPr/>
+          <w:p>
+            <w:pPr>
+              <w:pStyle w:val="Compact"/>
+              <w:jc w:val="right"/>
+            </w:pPr>
+            <w:r>
+              <w:t xml:space="preserve">0.0074</w:t>
+            </w:r>
+          </w:p>
+        </w:tc>
+        <w:tc>
+          <w:tcPr/>
+          <w:p>
+            <w:pPr>
+              <w:pStyle w:val="Compact"/>
+            </w:pPr>
+            <w:r>
+              <w:t xml:space="preserve">0.0052 to 0.0102</w:t>
+            </w:r>
+          </w:p>
+        </w:tc>
+        <w:tc>
+          <w:tcPr/>
+          <w:p>
+            <w:pPr>
+              <w:pStyle w:val="Compact"/>
+              <w:jc w:val="right"/>
+            </w:pPr>
+            <w:r>
+              <w:t xml:space="preserve">0.0075</w:t>
+            </w:r>
+          </w:p>
+        </w:tc>
+      </w:tr>
+      <w:tr>
+        <w:tc>
+          <w:tcPr/>
+          <w:p>
+            <w:pPr>
+              <w:pStyle w:val="Compact"/>
+            </w:pPr>
+            <w:r>
+              <w:t xml:space="preserve">6</w:t>
+            </w:r>
+          </w:p>
+        </w:tc>
+        <w:tc>
+          <w:tcPr/>
+          <w:p>
+            <w:pPr>
+              <w:pStyle w:val="Compact"/>
+              <w:jc w:val="right"/>
+            </w:pPr>
+            <w:r>
+              <w:t xml:space="preserve">-</w:t>
+            </w:r>
+          </w:p>
+        </w:tc>
+        <w:tc>
+          <w:tcPr/>
+          <w:p>
+            <w:pPr>
+              <w:pStyle w:val="Compact"/>
+              <w:jc w:val="right"/>
+            </w:pPr>
+            <w:r>
+              <w:t xml:space="preserve">undefined</w:t>
+            </w:r>
+          </w:p>
+        </w:tc>
+        <w:tc>
+          <w:tcPr/>
+          <w:p>
+            <w:pPr>
+              <w:pStyle w:val="Compact"/>
+            </w:pPr>
+            <w:r>
+              <w:t xml:space="preserve">-</w:t>
+            </w:r>
+          </w:p>
+        </w:tc>
+        <w:tc>
+          <w:tcPr/>
+          <w:p>
+            <w:pPr>
+              <w:pStyle w:val="Compact"/>
+              <w:jc w:val="right"/>
+            </w:pPr>
+            <w:r>
+              <w:t xml:space="preserve">-</w:t>
+            </w:r>
+          </w:p>
+        </w:tc>
+      </w:tr>
+    </w:tbl>
+    <w:p>
+      <w:pPr>
+        <w:pStyle w:val="BodyText"/>
+      </w:pPr>
+      <w:r>
+        <w:t xml:space="preserve">The slope of per-bin</w:t>
+      </w:r>
+      <w:r>
+        <w:t xml:space="preserve"> </w:t>
+      </w:r>
+      <m:oMath>
+        <m:sSub>
+          <m:e>
+            <m:r>
+              <m:t>F</m:t>
+            </m:r>
+          </m:e>
+          <m:sub>
+            <m:r>
+              <m:t>S</m:t>
+            </m:r>
+            <m:r>
+              <m:t>T</m:t>
+            </m:r>
+          </m:sub>
+        </m:sSub>
+      </m:oMath>
+      <w:r>
+        <w:t xml:space="preserve"> </w:t>
+      </w:r>
+      <w:r>
+        <w:t xml:space="preserve">against standardized bin position has a posterior median of +0.019 with a 95 percent credible interval of -0.039 to +0.077, and P(slope &gt; 0) = 0.77. Under the flat prior it is +0.019 (-0.040 to +0.076) with P(slope &gt; 0) = 0.76. The direction of the trend is unresolved rather than absent, which agrees with the rarefied rank correlation of the main text. Every fit converged (R-hat at most 1.004, no divergent transitions).</w:t>
+      </w:r>
+    </w:p>
+    <w:bookmarkEnd w:id="111"/>
+    <w:bookmarkStart w:id="113" w:name="the-spatial-field-model"/>
+    <w:p>
+      <w:pPr>
+        <w:pStyle w:val="Heading2"/>
+      </w:pPr>
+      <w:r>
+        <w:t xml:space="preserve">The spatial field model</w:t>
+      </w:r>
+    </w:p>
+    <w:p>
+      <w:pPr>
+        <w:pStyle w:val="FirstParagraph"/>
+      </w:pPr>
+      <w:r>
+        <w:t xml:space="preserve">The between-cluster cultural</w:t>
+      </w:r>
+      <w:r>
+        <w:t xml:space="preserve"> </w:t>
+      </w:r>
+      <m:oMath>
+        <m:sSub>
+          <m:e>
+            <m:r>
+              <m:t>F</m:t>
+            </m:r>
+          </m:e>
+          <m:sub>
+            <m:r>
+              <m:t>S</m:t>
+            </m:r>
+            <m:r>
+              <m:t>T</m:t>
+            </m:r>
+          </m:sub>
+        </m:sSub>
+      </m:oMath>
+      <w:r>
+        <w:t xml:space="preserve"> </w:t>
+      </w:r>
+      <w:r>
+        <w:t xml:space="preserve">reported in the main text requires a division of the basin into spatial clusters. The field model removes that requirement. It treats the decorated-class composition of each assemblage as a draw from a multinomial whose class probabilities, on the logit scale, are the sum of a class mean, a spatially correlated latent field over the assemblage coordinates, and an assemblage-specific term with no spatial structure. The field has a Matérn-family covariance with amplitude</w:t>
+      </w:r>
+      <w:r>
+        <w:t xml:space="preserve"> </w:t>
+      </w:r>
+      <m:oMath>
+        <m:r>
+          <m:t>σ</m:t>
+        </m:r>
+      </m:oMath>
+      <w:r>
+        <w:t xml:space="preserve"> </w:t>
+      </w:r>
+      <w:r>
+        <w:t xml:space="preserve">and length scale</w:t>
+      </w:r>
+      <w:r>
+        <w:t xml:space="preserve"> </w:t>
+      </w:r>
+      <m:oMath>
+        <m:r>
+          <m:t>ρ</m:t>
+        </m:r>
+      </m:oMath>
+      <w:r>
+        <w:t xml:space="preserve">, and the assemblage-specific term has standard deviation</w:t>
+      </w:r>
+      <w:r>
+        <w:t xml:space="preserve"> </w:t>
+      </w:r>
+      <m:oMath>
+        <m:r>
+          <m:t>τ</m:t>
+        </m:r>
+      </m:oMath>
+      <w:r>
+        <w:t xml:space="preserve">. In the variant we report, the assemblage-specific term enters the covariance as a nugget rather than as a second latent field, which halves the number of latent parameters and removes a flat direction along which the two terms trade off. The quantity the question turns on is the spatial share,</w:t>
+      </w:r>
+      <w:r>
+        <w:t xml:space="preserve"> </w:t>
+      </w:r>
+      <m:oMath>
+        <m:sSup>
+          <m:e>
+            <m:r>
+              <m:t>σ</m:t>
+            </m:r>
+          </m:e>
+          <m:sup>
+            <m:r>
+              <m:t>2</m:t>
+            </m:r>
+          </m:sup>
+        </m:sSup>
+        <m:r>
+          <m:rPr>
+            <m:sty m:val="p"/>
+          </m:rPr>
+          <m:t>/</m:t>
+        </m:r>
+        <m:r>
+          <m:rPr>
+            <m:sty m:val="p"/>
+          </m:rPr>
+          <m:t>(</m:t>
+        </m:r>
+        <m:sSup>
+          <m:e>
+            <m:r>
+              <m:t>σ</m:t>
+            </m:r>
+          </m:e>
+          <m:sup>
+            <m:r>
+              <m:t>2</m:t>
+            </m:r>
+          </m:sup>
+        </m:sSup>
+        <m:r>
+          <m:rPr>
+            <m:sty m:val="p"/>
+          </m:rPr>
+          <m:t>+</m:t>
+        </m:r>
+        <m:sSup>
+          <m:e>
+            <m:r>
+              <m:t>τ</m:t>
+            </m:r>
+          </m:e>
+          <m:sup>
+            <m:r>
+              <m:t>2</m:t>
+            </m:r>
+          </m:sup>
+        </m:sSup>
+        <m:r>
+          <m:rPr>
+            <m:sty m:val="p"/>
+          </m:rPr>
+          <m:t>)</m:t>
+        </m:r>
+      </m:oMath>
+      <w:r>
+        <w:t xml:space="preserve">, the fraction of assemblage-level compositional variance carried by the spatial field. Bounded interaction groups leave site-specific character that geography does not explain, and in this model that character can only enter through</w:t>
+      </w:r>
+      <w:r>
+        <w:t xml:space="preserve"> </w:t>
+      </w:r>
+      <m:oMath>
+        <m:r>
+          <m:t>τ</m:t>
+        </m:r>
+      </m:oMath>
+      <w:r>
+        <w:t xml:space="preserve">. The length scale carries an inverse-gamma prior that places its mass inside the range the basin’s geometry can resolve. The models are written in Stan and fitted by Hamiltonian Monte Carlo (rstan 2.32). The model files and fitting scripts are in the repository (</w:t>
+      </w:r>
+      <w:r>
+        <w:rPr>
+          <w:rStyle w:val="VerbatimChar"/>
+        </w:rPr>
+        <w:t xml:space="preserve">stan/spatial/</w:t>
+      </w:r>
+      <w:r>
+        <w:t xml:space="preserve">,</w:t>
+      </w:r>
+      <w:r>
+        <w:t xml:space="preserve"> </w:t>
+      </w:r>
+      <w:r>
+        <w:rPr>
+          <w:rStyle w:val="VerbatimChar"/>
+        </w:rPr>
+        <w:t xml:space="preserve">analyses/02_spatial/</w:t>
+      </w:r>
+      <w:r>
+        <w:t xml:space="preserve">).</w:t>
+      </w:r>
+    </w:p>
+    <w:p>
+      <w:pPr>
+        <w:pStyle w:val="BodyText"/>
+      </w:pPr>
+      <w:r>
+        <w:t xml:space="preserve">Fitted to the 29 basin assemblages and ten decorated classes, the spatial share is 0.96 with a 95 percent credible interval of 0.90 to 0.99 (0.958, 0.901 to 0.987, under the marginalized nugget, and 0.960, 0.899 to 0.988, under the additive form). The length scale is not identified. Its posterior sits at or above the basin’s 128 km extent under both forms, and the sampler saturates its tree depth without divergences, which is the signature of a ridge in the posterior rather than of a step-size problem. We therefore report the length scale as unresolved rather than as an estimate, and interpret the fit as showing that no decay in composition is detectable across the St. Francis drainage. Recovery tests on simulated fields with known length scales show that the design resolves scales only well below the basin’s extent (</w:t>
+      </w:r>
+      <w:r>
+        <w:rPr>
+          <w:rStyle w:val="VerbatimChar"/>
+        </w:rPr>
+        <w:t xml:space="preserve">analyses/02_spatial/01_recovery.R</w:t>
+      </w:r>
+      <w:r>
+        <w:t xml:space="preserve">,</w:t>
+      </w:r>
+      <w:r>
+        <w:t xml:space="preserve"> </w:t>
+      </w:r>
+      <w:r>
+        <w:rPr>
+          <w:rStyle w:val="VerbatimChar"/>
+        </w:rPr>
+        <w:t xml:space="preserve">analyses/48_length_scale_recovery.py</w:t>
+      </w:r>
+      <w:r>
+        <w:t xml:space="preserve">).</w:t>
+      </w:r>
+    </w:p>
+    <w:p>
+      <w:pPr>
+        <w:pStyle w:val="BodyText"/>
+      </w:pPr>
+      <w:r>
+        <w:t xml:space="preserve">The model reproduces the quantities it was not fitted to. Under the marginalized form, the posterior predictive interval for the between-cluster cultural</w:t>
+      </w:r>
+      <w:r>
+        <w:t xml:space="preserve"> </w:t>
+      </w:r>
+      <m:oMath>
+        <m:sSub>
+          <m:e>
+            <m:r>
+              <m:t>F</m:t>
+            </m:r>
+          </m:e>
+          <m:sub>
+            <m:r>
+              <m:t>S</m:t>
+            </m:r>
+            <m:r>
+              <m:t>T</m:t>
+            </m:r>
+          </m:sub>
+        </m:sSub>
+      </m:oMath>
+      <w:r>
+        <w:t xml:space="preserve"> </w:t>
+      </w:r>
+      <w:r>
+        <w:t xml:space="preserve">at three clusters is 0.0152 to 0.0212 (median 0.0180) against an observed 0.0179 (Bayesian predictive p = 0.51). For the distance decay of similarity it is -0.370 to -0.265 (median -0.323) against -0.327 (p = 0.56), for the mean within-assemblage Gini-Simpson diversity 0.495 to 0.522 against 0.510 (p = 0.49), and for its spread across assemblages 0.126 to 0.154 against 0.144 (p = 0.24). A field with no groups therefore reproduces the observed differentiation, the distance decay, and the diversity structure. The field model describes the pattern rather than a mechanism, so it does not compete with the calibrated drift comparison of the main text. It establishes that whatever produced the differentiation left it spatially continuous.</w:t>
+      </w:r>
+    </w:p>
+    <w:bookmarkStart w:id="112" w:name="X0ffd540a80cb4a4e15a57742160a7122f7bc725"/>
+    <w:p>
+      <w:pPr>
+        <w:pStyle w:val="Heading3"/>
+      </w:pPr>
+      <w:r>
+        <w:t xml:space="preserve">Sensitivity of cultural</w:t>
+      </w:r>
+      <w:r>
+        <w:t xml:space="preserve"> </w:t>
+      </w:r>
+      <m:oMath>
+        <m:sSub>
+          <m:e>
+            <m:r>
+              <m:t>F</m:t>
+            </m:r>
+          </m:e>
+          <m:sub>
+            <m:r>
+              <m:t>S</m:t>
+            </m:r>
+            <m:r>
+              <m:t>T</m:t>
+            </m:r>
+          </m:sub>
+        </m:sSub>
+      </m:oMath>
+      <w:r>
+        <w:t xml:space="preserve"> </w:t>
+      </w:r>
+      <w:r>
+        <w:t xml:space="preserve">to the partition</w:t>
+      </w:r>
+    </w:p>
+    <w:p>
+      <w:pPr>
+        <w:pStyle w:val="FirstParagraph"/>
+      </w:pPr>
+      <w:r>
+        <w:t xml:space="preserve">The between-cluster</w:t>
+      </w:r>
+      <w:r>
+        <w:t xml:space="preserve"> </w:t>
+      </w:r>
+      <m:oMath>
+        <m:sSub>
+          <m:e>
+            <m:r>
+              <m:t>F</m:t>
+            </m:r>
+          </m:e>
+          <m:sub>
+            <m:r>
+              <m:t>S</m:t>
+            </m:r>
+            <m:r>
+              <m:t>T</m:t>
+            </m:r>
+          </m:sub>
+        </m:sSub>
+      </m:oMath>
+      <w:r>
+        <w:t xml:space="preserve"> </w:t>
+      </w:r>
+      <w:r>
+        <w:t xml:space="preserve">depends on how finely the basin is divided. Fitted with the Balding-Nichols model at two through six spatial clusters, its posterior median moves monotonically from 0.0147 (95 percent credible interval 0.0128 to 0.0167) at two clusters, through 0.0178 (0.0157 to 0.0200) at the three the silhouette criterion selects, to 0.0347 (0.0319 to 0.0376) at six, and the intervals at the two ends do not overlap. It does not depend on which particular division is used at a given number of clusters. Twenty k-means seeds at three clusters return the same partition, and the division we use sits at the 51st percentile of 150 alternative contiguous divisions of the basin at the same grain, whose median of posterior medians is 0.0178. A quantity that responds to the grain of an imposed division and not to which division is imposed is measuring the division. That is why the main text reports the between-cluster</w:t>
+      </w:r>
+      <w:r>
+        <w:t xml:space="preserve"> </w:t>
+      </w:r>
+      <m:oMath>
+        <m:sSub>
+          <m:e>
+            <m:r>
+              <m:t>F</m:t>
+            </m:r>
+          </m:e>
+          <m:sub>
+            <m:r>
+              <m:t>S</m:t>
+            </m:r>
+            <m:r>
+              <m:t>T</m:t>
+            </m:r>
+          </m:sub>
+        </m:sSub>
+      </m:oMath>
+      <w:r>
+        <w:t xml:space="preserve"> </w:t>
+      </w:r>
+      <w:r>
+        <w:t xml:space="preserve">alongside the partition-free field model rather than on its own.</w:t>
+      </w:r>
+    </w:p>
+    <w:bookmarkEnd w:id="112"/>
+    <w:bookmarkEnd w:id="113"/>
+    <w:bookmarkStart w:id="117" w:name="robustness-checks"/>
+    <w:p>
+      <w:pPr>
+        <w:pStyle w:val="Heading2"/>
+      </w:pPr>
+      <w:r>
+        <w:t xml:space="preserve">Robustness checks</w:t>
+      </w:r>
+    </w:p>
+    <w:p>
+      <w:pPr>
+        <w:pStyle w:val="FirstParagraph"/>
+      </w:pPr>
+      <w:r>
+        <w:t xml:space="preserve">Neiman’s</w:t>
+      </w:r>
+      <w:r>
+        <w:t xml:space="preserve"> </w:t>
+      </w:r>
+      <w:r>
+        <w:t xml:space="preserve">(1995)</w:t>
+      </w:r>
+      <w:r>
+        <w:t xml:space="preserve"> </w:t>
+      </w:r>
+      <w:r>
+        <w:t xml:space="preserve">sample-size diagnostic for the neutrality estimators supports the Discussion. Across the 29 basin assemblages, we computed the homozygosity-based and richness-based estimates of the transmission parameter and their signed difference. We then correlated each with assemblage size and with seriation position, following Neiman’s protocol for separating a transmission signature from a sample-size artifact. Several further checks support the Results. A forking-paths sensitivity analysis recomputes the convergence verdict across twenty-seven combinations of the basin’s spatial cutoff, bin count, and cluster number. The frequency increment test</w:t>
+      </w:r>
+      <w:r>
+        <w:t xml:space="preserve"> </w:t>
+      </w:r>
+      <w:r>
+        <w:t xml:space="preserve">(Feder et al. 2014)</w:t>
+      </w:r>
+      <w:r>
+        <w:t xml:space="preserve"> </w:t>
+      </w:r>
+      <w:r>
+        <w:t xml:space="preserve">is applied to each decorated class’s binned frequency trajectory. Neiman’s</w:t>
+      </w:r>
+      <w:r>
+        <w:t xml:space="preserve"> </w:t>
+      </w:r>
+      <w:r>
+        <w:t xml:space="preserve">(1995)</w:t>
+      </w:r>
+      <w:r>
+        <w:t xml:space="preserve"> </w:t>
+      </w:r>
+      <w:r>
+        <w:t xml:space="preserve">squared-Euclidean interassemblage distance is computed with its diversity-distance relationship and divergence trajectory. We evaluate the alternative basin definition, the stricter watershed rule, in full. Clustering-tendency statistics (Hopkins, silhouette, and the gap statistic)</w:t>
+      </w:r>
+      <w:r>
+        <w:t xml:space="preserve"> </w:t>
+      </w:r>
+      <w:r>
+        <w:t xml:space="preserve">(Hopkins and Skellam 1954; Rousseeuw 1987; Tibshirani et al. 2001)</w:t>
+      </w:r>
+      <w:r>
+        <w:t xml:space="preserve"> </w:t>
+      </w:r>
+      <w:r>
+        <w:t xml:space="preserve">on the correspondence-analysis ordination favor a single group, with a maximum silhouette of only 0.47, consistent with a near-continuum rather than sharply bounded ceramic groups. All are provided in the supplementary code. Figure S1 shows the Neiman interassemblage-distance result.</w:t>
       </w:r>
     </w:p>
     <w:p>
@@ -1124,20 +2278,20 @@
       <w:r>
         <w:drawing>
           <wp:inline>
-            <wp:extent cx="5334000" cy="4811808"/>
+            <wp:extent cx="5334000" cy="2947969"/>
             <wp:effectExtent b="0" l="0" r="0" t="0"/>
-            <wp:docPr descr="Figure S1. Idealized criterion validation. Four-signature ordinal trajectories under each of the four generative mechanisms on large, clean synthetic assemblages. Only a bounded interaction group drives all four together (starred), and no mimic is flagged as convergent across 500 random seeds (the bounded-groups case flagged in 493 of 500, 95 percent interval 0.97 to 0.99, and no mimic flagged at all, 95 percent upper bound about 0.006). Inset: the signature-independence audit (mean absolute pairwise correlation among the four signatures), high under closure (about 0.88), and low under the mimics (about 0.2). This shows the convergence concept works on idealized data. Figure 4 shows what survives at the record’s resolution." title="" id="111" name="Picture"/>
+            <wp:docPr descr="Figure S1. Neiman interassemblage-distance result. (A) Within-assemblage diversity against mean interassemblage distance, with Parkin starred. The negative association (posterior median rank correlation -0.22, 95 percent credible interval -0.49 to +0.14, so P(r &lt; 0) = 0.88) is directionally consistent with the drift signature Neiman (1995) reported at rho = -0.62, not with the positive relationship that bounded, assorting groups would produce. (B) Mean within-bin interassemblage distance along the CA seriation axis. Between-assemblage divergence shows no resolved trend toward contact (posterior median rank correlation +0.26, 95 percent credible interval -0.41 to +0.71 over six bins)." title="" id="115" name="Picture"/>
             <a:graphic>
               <a:graphicData uri="http://schemas.openxmlformats.org/drawingml/2006/picture">
                 <pic:pic>
                   <pic:nvPicPr>
-                    <pic:cNvPr descr="../../figures/figS1_validation.png" id="112" name="Picture"/>
+                    <pic:cNvPr descr="../../figures/figS1_neiman.png" id="116" name="Picture"/>
                     <pic:cNvPicPr>
                       <a:picLocks noChangeArrowheads="1" noChangeAspect="1"/>
                     </pic:cNvPicPr>
                   </pic:nvPicPr>
                   <pic:blipFill>
-                    <a:blip r:embed="rId110"/>
+                    <a:blip r:embed="rId114"/>
                     <a:stretch>
                       <a:fillRect/>
                     </a:stretch>
@@ -1145,7 +2299,7 @@
                   <pic:spPr bwMode="auto">
                     <a:xfrm>
                       <a:off x="0" y="0"/>
-                      <a:ext cx="5334000" cy="4811808"/>
+                      <a:ext cx="5334000" cy="2947969"/>
                     </a:xfrm>
                     <a:prstGeom prst="rect">
                       <a:avLst/>
@@ -1179,17 +2333,40 @@
         <w:t xml:space="preserve"> </w:t>
       </w:r>
       <w:r>
-        <w:t xml:space="preserve">Idealized criterion validation. Four-signature ordinal trajectories under each of the four generative mechanisms on large, clean synthetic assemblages. Only a bounded interaction group drives all four together (starred), and no mimic is flagged as convergent across 500 random seeds (the bounded-groups case flagged in 493 of 500, 95 percent interval 0.97 to 0.99, and no mimic flagged at all, 95 percent upper bound about 0.006). Inset: the signature-independence audit (mean absolute pairwise correlation among the four signatures), high under closure (about 0.88), and low under the mimics (about 0.2). This shows the convergence concept works on idealized data. Figure 4 shows what survives at the record’s resolution.</w:t>
-      </w:r>
-    </w:p>
-    <w:bookmarkEnd w:id="113"/>
-    <w:bookmarkStart w:id="117" w:name="robustness-checks"/>
+        <w:t xml:space="preserve">Neiman interassemblage-distance result. (A) Within-assemblage diversity against mean interassemblage distance, with Parkin starred. The negative association (posterior median rank correlation -0.22, 95 percent credible interval -0.49 to +0.14, so P(r &lt; 0) = 0.88) is directionally consistent with the drift signature Neiman (1995) reported at rho = -0.62, not with the positive relationship that bounded, assorting groups would produce. (B) Mean within-bin interassemblage distance along the CA seriation axis. Between-assemblage divergence shows no resolved trend toward contact (posterior median rank correlation +0.26, 95 percent credible interval -0.41 to +0.71 over six bins).</w:t>
+      </w:r>
+    </w:p>
+    <w:bookmarkEnd w:id="117"/>
+    <w:bookmarkStart w:id="118" w:name="X1e1c56b7070e82b7ccff3b34d2f446c77d2b944"/>
     <w:p>
       <w:pPr>
         <w:pStyle w:val="Heading2"/>
       </w:pPr>
       <w:r>
-        <w:t xml:space="preserve">Robustness checks</w:t>
+        <w:t xml:space="preserve">The</w:t>
+      </w:r>
+      <w:r>
+        <w:t xml:space="preserve"> </w:t>
+      </w:r>
+      <m:oMath>
+        <m:sSub>
+          <m:e>
+            <m:r>
+              <m:t>F</m:t>
+            </m:r>
+          </m:e>
+          <m:sub>
+            <m:r>
+              <m:t>S</m:t>
+            </m:r>
+            <m:r>
+              <m:t>T</m:t>
+            </m:r>
+          </m:sub>
+        </m:sSub>
+      </m:oMath>
+      <w:r>
+        <w:t xml:space="preserve">-led reduction is a property of the record, not the generator</w:t>
       </w:r>
     </w:p>
     <w:p>
@@ -1197,55 +2374,330 @@
         <w:pStyle w:val="FirstParagraph"/>
       </w:pPr>
       <w:r>
-        <w:t xml:space="preserve">Neiman’s</w:t>
-      </w:r>
-      <w:r>
-        <w:t xml:space="preserve"> </w:t>
-      </w:r>
-      <w:r>
-        <w:t xml:space="preserve">(1995)</w:t>
-      </w:r>
-      <w:r>
-        <w:t xml:space="preserve"> </w:t>
-      </w:r>
-      <w:r>
-        <w:t xml:space="preserve">sample-size diagnostic for the neutrality estimators supports the Discussion. Across the 29 basin assemblages, we computed the homozygosity-based and richness-based estimates of the transmission parameter and their signed difference. We then correlated each with assemblage size and with seriation position, following Neiman’s protocol for separating a transmission signal from a sample-size artifact. Several further checks support the Results. A forking-paths sensitivity grid recomputes the convergence verdict across twenty-seven combinations of the basin’s spatial cutoff, bin count, and cluster number. The frequency increment test</w:t>
-      </w:r>
-      <w:r>
-        <w:t xml:space="preserve"> </w:t>
-      </w:r>
-      <w:r>
-        <w:t xml:space="preserve">(Feder et al. 2014)</w:t>
-      </w:r>
-      <w:r>
-        <w:t xml:space="preserve"> </w:t>
-      </w:r>
-      <w:r>
-        <w:t xml:space="preserve">is applied to each decorated class’s binned frequency trajectory. Neiman’s</w:t>
-      </w:r>
-      <w:r>
-        <w:t xml:space="preserve"> </w:t>
-      </w:r>
-      <w:r>
-        <w:t xml:space="preserve">(1995)</w:t>
-      </w:r>
-      <w:r>
-        <w:t xml:space="preserve"> </w:t>
-      </w:r>
-      <w:r>
-        <w:t xml:space="preserve">squared-Euclidean interassemblage-distance is computed with its diversity-distance relationship and divergence trajectory. The alternative basin definition, the stricter watershed rule, is evaluated in full. Clustering-tendency statistics (Hopkins, silhouette, and the gap statistic)</w:t>
-      </w:r>
-      <w:r>
-        <w:t xml:space="preserve"> </w:t>
-      </w:r>
-      <w:r>
-        <w:t xml:space="preserve">(Hopkins and Skellam 1954; Rousseeuw 1987; Tibshirani et al. 2001)</w:t>
-      </w:r>
-      <w:r>
-        <w:t xml:space="preserve"> </w:t>
-      </w:r>
-      <w:r>
-        <w:t xml:space="preserve">on the correspondence-analysis ordination favor a single group, with a maximum silhouette of only 0.47, consistent with a near-continuum rather than sharply bounded ceramic groups. All are provided in the supplementary code. The Neiman interassemblage-distance result is shown in Figure S2.</w:t>
+        <w:t xml:space="preserve">The recovery experiment imposes group closure as between-cluster divergence, which is what cultural</w:t>
+      </w:r>
+      <w:r>
+        <w:t xml:space="preserve"> </w:t>
+      </w:r>
+      <m:oMath>
+        <m:sSub>
+          <m:e>
+            <m:r>
+              <m:t>F</m:t>
+            </m:r>
+          </m:e>
+          <m:sub>
+            <m:r>
+              <m:t>S</m:t>
+            </m:r>
+            <m:r>
+              <m:t>T</m:t>
+            </m:r>
+          </m:sub>
+        </m:sSub>
+      </m:oMath>
+      <w:r>
+        <w:t xml:space="preserve"> </w:t>
+      </w:r>
+      <w:r>
+        <w:t xml:space="preserve">measures, so one objection is that the experiment only certifies an</w:t>
+      </w:r>
+      <w:r>
+        <w:t xml:space="preserve"> </w:t>
+      </w:r>
+      <m:oMath>
+        <m:sSub>
+          <m:e>
+            <m:r>
+              <m:t>F</m:t>
+            </m:r>
+          </m:e>
+          <m:sub>
+            <m:r>
+              <m:t>S</m:t>
+            </m:r>
+            <m:r>
+              <m:t>T</m:t>
+            </m:r>
+          </m:sub>
+        </m:sSub>
+      </m:oMath>
+      <w:r>
+        <w:t xml:space="preserve"> </w:t>
+      </w:r>
+      <w:r>
+        <w:t xml:space="preserve">test recovering an</w:t>
+      </w:r>
+      <w:r>
+        <w:t xml:space="preserve"> </w:t>
+      </w:r>
+      <m:oMath>
+        <m:sSub>
+          <m:e>
+            <m:r>
+              <m:t>F</m:t>
+            </m:r>
+          </m:e>
+          <m:sub>
+            <m:r>
+              <m:t>S</m:t>
+            </m:r>
+            <m:r>
+              <m:t>T</m:t>
+            </m:r>
+          </m:sub>
+        </m:sSub>
+      </m:oMath>
+      <w:r>
+        <w:t xml:space="preserve">-shaped pattern. We tested this by imposing closure through two further pathways, each matched to a different signature, and asking which signature recovers each. A within-group conformity pathway raises conformity in a single undivided pool with no between-group divergence, the pathway that the neutral departure is meant to detect. A non-spatial social pathway assembles assemblages into social groups scrambled relative to the spatial clusters, the pathway seriation coherence is meant to detect. The result is one-sided in two ways. First, the conformity pathway is recovered by no signature (the neutral departure, which should detect it, inverts rather than rises), and the non-spatial social pathway is not recovered by seriation either. Hence, the neutral and seriation signatures fail to register imposed closure even through the pathway each is designed for. Second,</w:t>
+      </w:r>
+      <w:r>
+        <w:t xml:space="preserve"> </w:t>
+      </w:r>
+      <m:oMath>
+        <m:sSub>
+          <m:e>
+            <m:r>
+              <m:t>F</m:t>
+            </m:r>
+          </m:e>
+          <m:sub>
+            <m:r>
+              <m:t>S</m:t>
+            </m:r>
+            <m:r>
+              <m:t>T</m:t>
+            </m:r>
+          </m:sub>
+        </m:sSub>
+      </m:oMath>
+      <w:r>
+        <w:t xml:space="preserve"> </w:t>
+      </w:r>
+      <w:r>
+        <w:t xml:space="preserve">is not a clean spatial-divergence test but a near-omnibus one, responding to group structure, however it is organized. It recovers the spatial-divergence pathway strongly (mean trend rising from -0.40 at the null to +0.83 at strong imposed closure) and also recovers the non-spatial social pathway (from -0.29 to +0.54), because both ultimately raise between-group variance somewhere the partition can see it. The four signatures are therefore not four independent pathways, even in this diagnostic. The only one that registers imposed closure at this resolution is</w:t>
+      </w:r>
+      <w:r>
+        <w:t xml:space="preserve"> </w:t>
+      </w:r>
+      <m:oMath>
+        <m:sSub>
+          <m:e>
+            <m:r>
+              <m:t>F</m:t>
+            </m:r>
+          </m:e>
+          <m:sub>
+            <m:r>
+              <m:t>S</m:t>
+            </m:r>
+            <m:r>
+              <m:t>T</m:t>
+            </m:r>
+          </m:sub>
+        </m:sSub>
+      </m:oMath>
+      <w:r>
+        <w:t xml:space="preserve">, and it does so however the underlying divergence is organized. The reduction to</w:t>
+      </w:r>
+      <w:r>
+        <w:t xml:space="preserve"> </w:t>
+      </w:r>
+      <m:oMath>
+        <m:sSub>
+          <m:e>
+            <m:r>
+              <m:t>F</m:t>
+            </m:r>
+          </m:e>
+          <m:sub>
+            <m:r>
+              <m:t>S</m:t>
+            </m:r>
+            <m:r>
+              <m:t>T</m:t>
+            </m:r>
+          </m:sub>
+        </m:sSub>
+      </m:oMath>
+      <w:r>
+        <w:t xml:space="preserve"> </w:t>
+      </w:r>
+      <w:r>
+        <w:t xml:space="preserve">is a property of the record’s resolution, not an artifact of a generator whose imposed closure is collinear with</w:t>
+      </w:r>
+      <w:r>
+        <w:t xml:space="preserve"> </w:t>
+      </w:r>
+      <m:oMath>
+        <m:sSub>
+          <m:e>
+            <m:r>
+              <m:t>F</m:t>
+            </m:r>
+          </m:e>
+          <m:sub>
+            <m:r>
+              <m:t>S</m:t>
+            </m:r>
+            <m:r>
+              <m:t>T</m:t>
+            </m:r>
+          </m:sub>
+        </m:sSub>
+      </m:oMath>
+      <w:r>
+        <w:t xml:space="preserve">. That resolution is 29 time-averaged assemblages subsampled to a common count over ten aggregated classes. A series of subsampling-depth runs (the weak signatures climb modestly with more sherds but remain well below</w:t>
+      </w:r>
+      <w:r>
+        <w:t xml:space="preserve"> </w:t>
+      </w:r>
+      <m:oMath>
+        <m:sSub>
+          <m:e>
+            <m:r>
+              <m:t>F</m:t>
+            </m:r>
+          </m:e>
+          <m:sub>
+            <m:r>
+              <m:t>S</m:t>
+            </m:r>
+            <m:r>
+              <m:t>T</m:t>
+            </m:r>
+          </m:sub>
+        </m:sSub>
+      </m:oMath>
+      <w:r>
+        <w:t xml:space="preserve">) and a series of cluster-count runs (the spatial signature stays weak through k = 5) confirm that the limitation is the record’s size and time-averaging rather than a single tuning choice. The consequence, stated in the Discussion, is that the negative bounds only cover closure expressed as between-group divergence. A closure carried purely by conformity or by a non-spatially organized social structure is below detection here at any strength.</w:t>
+      </w:r>
+    </w:p>
+    <w:bookmarkEnd w:id="118"/>
+    <w:bookmarkStart w:id="122" w:name="X4f76b75fc228d60b4011d109f79a97ece138f26"/>
+    <w:p>
+      <w:pPr>
+        <w:pStyle w:val="Heading2"/>
+      </w:pPr>
+      <w:r>
+        <w:t xml:space="preserve">Positive control: the basin against calibrated drift and bounded groups</w:t>
+      </w:r>
+    </w:p>
+    <w:p>
+      <w:pPr>
+        <w:pStyle w:val="FirstParagraph"/>
+      </w:pPr>
+      <w:r>
+        <w:t xml:space="preserve">To test what process the basin’s structure matches, rather than only which process it fails to show, we simulated neutral cultural drift and a bounded-groups process on the real coordinate layout of the 29 assemblages, using the model and calibration described in the next section. The calibration is the first result. Under uniform innovation, in which the ten classes are exchangeable, one of the 297 parameter combinations (120 learners, innovation 0.0002, mixing 0.2) falls within the 10 percent tolerance on the six calibration draws, and on 500 baseline realizations it does not. Its within-assemblage Gini-Simpson diversity is 0.60 and its pooled diversity 0.63, against 0.51 and 0.52 observed. Under pooled-profile innovation, 61 combinations match, spanning population sizes of 2,000 and 10,000 learners and low rates of innovation and mixing (Table S2). None of the 61 reaches the observed between-cluster</w:t>
+      </w:r>
+      <w:r>
+        <w:t xml:space="preserve"> </w:t>
+      </w:r>
+      <m:oMath>
+        <m:sSub>
+          <m:e>
+            <m:r>
+              <m:t>F</m:t>
+            </m:r>
+          </m:e>
+          <m:sub>
+            <m:r>
+              <m:t>S</m:t>
+            </m:r>
+            <m:r>
+              <m:t>T</m:t>
+            </m:r>
+          </m:sub>
+        </m:sSub>
+      </m:oMath>
+      <w:r>
+        <w:t xml:space="preserve">. The highest median among them is 0.004 against 0.018 observed, a result we return to with the full grid below.</w:t>
+      </w:r>
+    </w:p>
+    <w:p>
+      <w:pPr>
+        <w:pStyle w:val="BodyText"/>
+      </w:pPr>
+      <w:r>
+        <w:t xml:space="preserve">At the diversity-matched parameter combination most favorable to drift (10,000 learners, innovation 0.0002, mixing 0.005, interaction length 24 river-km), the observed between-cluster</w:t>
+      </w:r>
+      <w:r>
+        <w:t xml:space="preserve"> </w:t>
+      </w:r>
+      <m:oMath>
+        <m:sSub>
+          <m:e>
+            <m:r>
+              <m:t>F</m:t>
+            </m:r>
+          </m:e>
+          <m:sub>
+            <m:r>
+              <m:t>S</m:t>
+            </m:r>
+            <m:r>
+              <m:t>T</m:t>
+            </m:r>
+          </m:sub>
+        </m:sSub>
+      </m:oMath>
+      <w:r>
+        <w:t xml:space="preserve"> </w:t>
+      </w:r>
+      <w:r>
+        <w:t xml:space="preserve">of 0.018 lies above the drift interval of 0.0005 to 0.013 (median 0.003). Only 1.2 percent of simulated datasets reach it under the seriation order, 0.8 percent reversed, and 1.4 percent contemporaneous. Calibrated drift returns one ceramic community in 488 of 500 runs, so modularity and the between-community</w:t>
+      </w:r>
+      <w:r>
+        <w:t xml:space="preserve"> </w:t>
+      </w:r>
+      <m:oMath>
+        <m:sSub>
+          <m:e>
+            <m:r>
+              <m:t>F</m:t>
+            </m:r>
+          </m:e>
+          <m:sub>
+            <m:r>
+              <m:t>S</m:t>
+            </m:r>
+            <m:r>
+              <m:t>T</m:t>
+            </m:r>
+          </m:sub>
+        </m:sSub>
+      </m:oMath>
+      <w:r>
+        <w:t xml:space="preserve"> </w:t>
+      </w:r>
+      <w:r>
+        <w:t xml:space="preserve">are near zero where the data give 0.057 and 0.043. The distance decay of similarity is reproduced (observed Mantel r = -0.32; drift interval -0.62 to -0.02). The distance-controlled boundary excess of the spatial clusters is negative in the data (-11.9, within-cluster pairs less similar than between-cluster pairs at matched distance), outside both the drift interval (-4.0 to 8.9) and the bounded-groups interval (1.3 to 19.8). Reducing copying across the spatial clusters by factors of 0.5, 0.1, and 0.03 leaves the median</w:t>
+      </w:r>
+      <w:r>
+        <w:t xml:space="preserve"> </w:t>
+      </w:r>
+      <m:oMath>
+        <m:sSub>
+          <m:e>
+            <m:r>
+              <m:t>F</m:t>
+            </m:r>
+          </m:e>
+          <m:sub>
+            <m:r>
+              <m:t>S</m:t>
+            </m:r>
+            <m:r>
+              <m:t>T</m:t>
+            </m:r>
+          </m:sub>
+        </m:sSub>
+      </m:oMath>
+      <w:r>
+        <w:t xml:space="preserve"> </w:t>
+      </w:r>
+      <w:r>
+        <w:t xml:space="preserve">between 0.003 and 0.006 at both interaction lengths. The observation falls inside those intervals only through their upper tails at 30 realizations (Table S3). Innovation drawn from the regional pooled profile is a region-wide source of new variants that no boundary interrupts, which mutes the boundary model in this family. A boundary model whose innovation respected the partition would build the tested boundary into its innovation target, and we did not run one. The comparison therefore shows that the calibrated drift model underpredicts the basin’s differentiation and that the bounded-groups model as built here accounts for little of the difference (Figure S2).</w:t>
       </w:r>
     </w:p>
     <w:p>
@@ -1255,20 +2707,20 @@
       <w:r>
         <w:drawing>
           <wp:inline>
-            <wp:extent cx="5334000" cy="2759675"/>
+            <wp:extent cx="5334000" cy="3611756"/>
             <wp:effectExtent b="0" l="0" r="0" t="0"/>
-            <wp:docPr descr="Figure S2. Neiman interassemblage-distance result. (A) Within-assemblage diversity against mean interassemblage distance, with Parkin starred. The weak negative association (Spearman rho = -0.28, not significant) is directionally consistent with the drift signature Neiman (1995) reported at rho = -0.62, not with the positive relationship that bounded, assorting groups would produce. (B) Mean within-bin interassemblage distance along the CA seriation axis. Between-assemblage divergence does not grow toward contact (rho = +0.37, not significant)." title="" id="115" name="Picture"/>
+            <wp:docPr descr="Figure S2. Calibrated spatial drift versus bounded groups on the basin geography. (A to D) The observed distance-decay correlation, modularity, distance-controlled boundary excess of the spatial clusters, and between-cluster cultural F_{ST} (vertical lines) against the distributions produced by the calibrated neutral spatial-drift model (dark, 500 realizations) and the bounded-groups model at copying multiplier 0.03 (light, 30 realizations), both time-averaged and subsampled to the observed counts. Drift reproduces the distance decay, returns a single community in nearly every run, and underpredicts the between-cluster F_{ST}. The bounded-groups model raises the F_{ST} median only slightly. (E to G) Multidimensional scaling of decorated dissimilarity for the observed assemblages (Parkin starred) and one realization of each model at the calibrated rates." title="" id="120" name="Picture"/>
             <a:graphic>
               <a:graphicData uri="http://schemas.openxmlformats.org/drawingml/2006/picture">
                 <pic:pic>
                   <pic:nvPicPr>
-                    <pic:cNvPr descr="../../figures/figS2_neiman.png" id="116" name="Picture"/>
+                    <pic:cNvPr descr="../../figures/figS2_drift_vs_groups.png" id="121" name="Picture"/>
                     <pic:cNvPicPr>
                       <a:picLocks noChangeArrowheads="1" noChangeAspect="1"/>
                     </pic:cNvPicPr>
                   </pic:nvPicPr>
                   <pic:blipFill>
-                    <a:blip r:embed="rId114"/>
+                    <a:blip r:embed="rId119"/>
                     <a:stretch>
                       <a:fillRect/>
                     </a:stretch>
@@ -1276,7 +2728,7 @@
                   <pic:spPr bwMode="auto">
                     <a:xfrm>
                       <a:off x="0" y="0"/>
-                      <a:ext cx="5334000" cy="2759675"/>
+                      <a:ext cx="5334000" cy="3611756"/>
                     </a:xfrm>
                     <a:prstGeom prst="rect">
                       <a:avLst/>
@@ -1310,17 +2762,7 @@
         <w:t xml:space="preserve"> </w:t>
       </w:r>
       <w:r>
-        <w:t xml:space="preserve">Neiman interassemblage-distance result. (A) Within-assemblage diversity against mean interassemblage distance, with Parkin starred. The weak negative association (Spearman rho = -0.28, not significant) is directionally consistent with the drift signature Neiman (1995) reported at rho = -0.62, not with the positive relationship that bounded, assorting groups would produce. (B) Mean within-bin interassemblage distance along the CA seriation axis. Between-assemblage divergence does not grow toward contact (rho = +0.37, not significant).</w:t>
-      </w:r>
-    </w:p>
-    <w:bookmarkEnd w:id="117"/>
-    <w:bookmarkStart w:id="118" w:name="X1e1c56b7070e82b7ccff3b34d2f446c77d2b944"/>
-    <w:p>
-      <w:pPr>
-        <w:pStyle w:val="Heading2"/>
-      </w:pPr>
-      <w:r>
-        <w:t xml:space="preserve">The</w:t>
+        <w:t xml:space="preserve">Calibrated spatial drift versus bounded groups on the basin geography. (A to D) The observed distance-decay correlation, modularity, distance-controlled boundary excess of the spatial clusters, and between-cluster cultural</w:t>
       </w:r>
       <w:r>
         <w:t xml:space="preserve"> </w:t>
@@ -1343,15 +2785,10 @@
         </m:sSub>
       </m:oMath>
       <w:r>
-        <w:t xml:space="preserve">-led reduction is a property of the record, not the generator</w:t>
-      </w:r>
-    </w:p>
-    <w:p>
-      <w:pPr>
-        <w:pStyle w:val="FirstParagraph"/>
-      </w:pPr>
-      <w:r>
-        <w:t xml:space="preserve">The recovery experiment injects group closure as between-cluster divergence, which is what cultural</w:t>
+        <w:t xml:space="preserve"> </w:t>
+      </w:r>
+      <w:r>
+        <w:t xml:space="preserve">(vertical lines) against the distributions produced by the calibrated neutral spatial-drift model (dark, 500 realizations) and the bounded-groups model at copying multiplier 0.03 (light, 30 realizations), both time-averaged and subsampled to the observed counts. Drift reproduces the distance decay, returns a single community in nearly every run, and underpredicts the between-cluster</w:t>
       </w:r>
       <w:r>
         <w:t xml:space="preserve"> </w:t>
@@ -1374,10 +2811,7 @@
         </m:sSub>
       </m:oMath>
       <w:r>
-        <w:t xml:space="preserve"> </w:t>
-      </w:r>
-      <w:r>
-        <w:t xml:space="preserve">measures, so one objection is that the experiment only certifies an</w:t>
+        <w:t xml:space="preserve">. The bounded-groups model raises the</w:t>
       </w:r>
       <w:r>
         <w:t xml:space="preserve"> </w:t>
@@ -1403,7 +2837,25 @@
         <w:t xml:space="preserve"> </w:t>
       </w:r>
       <w:r>
-        <w:t xml:space="preserve">test recovering an</w:t>
+        <w:t xml:space="preserve">median only slightly. (E to G) Multidimensional scaling of decorated dissimilarity for the observed assemblages (Parkin starred) and one realization of each model at the calibrated rates.</w:t>
+      </w:r>
+    </w:p>
+    <w:p>
+      <w:pPr>
+        <w:pStyle w:val="BodyText"/>
+      </w:pPr>
+      <w:r>
+        <w:rPr>
+          <w:b/>
+          <w:bCs/>
+        </w:rPr>
+        <w:t xml:space="preserve">Table S2.</w:t>
+      </w:r>
+      <w:r>
+        <w:t xml:space="preserve"> </w:t>
+      </w:r>
+      <w:r>
+        <w:t xml:space="preserve">Calibration of the two innovation models to the within-assemblage summaries of the St. Francis basin assemblages. The corresponding southeast-Missouri calibration is given in the final section, where the failed extension is described. The selected combination is the diversity-matched parameter combination with the highest median partition</w:t>
       </w:r>
       <w:r>
         <w:t xml:space="preserve"> </w:t>
@@ -1426,7 +2878,397 @@
         </m:sSub>
       </m:oMath>
       <w:r>
-        <w:t xml:space="preserve">-shaped signal. We tested this by injecting closure through two further pathways, each matched to a different signature, and asking which signature recovers each. A within-group conformity pathway raises conformity in a single undivided pool with no between-group divergence, the pathway that the neutral departure is meant to detect. A non-spatial social pathway assembles assemblages into social groups scrambled relative to the spatial clusters, the pathway seriation coherence is meant to detect. The result is one-sided in two ways. First, the conformity pathway is recovered by no signature (the neutral departure, which should detect it, inverts rather than rises), and the non-spatial social pathway is not recovered by seriation either. Hence, the neutral and seriation signatures fail to register an injected signal even through the pathway each is designed for. Second,</w:t>
+        <w:t xml:space="preserve">. Where no combination matches, the minimum-misfit combination is listed and identified as such. Achieved values are medians over the 500 baseline realizations.</w:t>
+      </w:r>
+    </w:p>
+    <w:tbl>
+      <w:tblPr>
+        <w:tblStyle w:val="Table"/>
+        <w:tblW w:type="pct" w:w="5000"/>
+        <w:tblLayout w:type="fixed"/>
+        <w:tblLook w:firstRow="1" w:lastRow="0" w:firstColumn="0" w:lastColumn="0" w:noHBand="0" w:noVBand="0" w:val="0020"/>
+      </w:tblPr>
+      <w:tblGrid>
+        <w:gridCol w:w="1250"/>
+        <w:gridCol w:w="1250"/>
+        <w:gridCol w:w="1667"/>
+        <w:gridCol w:w="1250"/>
+        <w:gridCol w:w="1250"/>
+        <w:gridCol w:w="1250"/>
+      </w:tblGrid>
+      <w:tr>
+        <w:trPr>
+          <w:tblHeader w:val="on"/>
+        </w:trPr>
+        <w:tc>
+          <w:tcPr/>
+          <w:p>
+            <w:pPr>
+              <w:pStyle w:val="Compact"/>
+            </w:pPr>
+            <w:r>
+              <w:t xml:space="preserve">Set</w:t>
+            </w:r>
+          </w:p>
+        </w:tc>
+        <w:tc>
+          <w:tcPr/>
+          <w:p>
+            <w:pPr>
+              <w:pStyle w:val="Compact"/>
+            </w:pPr>
+            <w:r>
+              <w:t xml:space="preserve">Innovation model</w:t>
+            </w:r>
+          </w:p>
+        </w:tc>
+        <w:tc>
+          <w:tcPr/>
+          <w:p>
+            <w:pPr>
+              <w:pStyle w:val="Compact"/>
+              <w:jc w:val="right"/>
+            </w:pPr>
+            <w:r>
+              <w:t xml:space="preserve">Matched cells (of 297)</w:t>
+            </w:r>
+          </w:p>
+        </w:tc>
+        <w:tc>
+          <w:tcPr/>
+          <w:p>
+            <w:pPr>
+              <w:pStyle w:val="Compact"/>
+            </w:pPr>
+            <w:r>
+              <w:t xml:space="preserve">Selected N, innovation, mixing</w:t>
+            </w:r>
+          </w:p>
+        </w:tc>
+        <w:tc>
+          <w:tcPr/>
+          <w:p>
+            <w:pPr>
+              <w:pStyle w:val="Compact"/>
+            </w:pPr>
+            <w:r>
+              <w:t xml:space="preserve">Observed H_S / richness / H_T</w:t>
+            </w:r>
+          </w:p>
+        </w:tc>
+        <w:tc>
+          <w:tcPr/>
+          <w:p>
+            <w:pPr>
+              <w:pStyle w:val="Compact"/>
+            </w:pPr>
+            <w:r>
+              <w:t xml:space="preserve">Achieved H_S / richness / H_T</w:t>
+            </w:r>
+          </w:p>
+        </w:tc>
+      </w:tr>
+      <w:tr>
+        <w:tc>
+          <w:tcPr/>
+          <w:p>
+            <w:pPr>
+              <w:pStyle w:val="Compact"/>
+            </w:pPr>
+            <w:r>
+              <w:t xml:space="preserve">St. Francis basin</w:t>
+            </w:r>
+          </w:p>
+        </w:tc>
+        <w:tc>
+          <w:tcPr/>
+          <w:p>
+            <w:pPr>
+              <w:pStyle w:val="Compact"/>
+            </w:pPr>
+            <w:r>
+              <w:t xml:space="preserve">pooled profile</w:t>
+            </w:r>
+          </w:p>
+        </w:tc>
+        <w:tc>
+          <w:tcPr/>
+          <w:p>
+            <w:pPr>
+              <w:pStyle w:val="Compact"/>
+              <w:jc w:val="right"/>
+            </w:pPr>
+            <w:r>
+              <w:t xml:space="preserve">61</w:t>
+            </w:r>
+          </w:p>
+        </w:tc>
+        <w:tc>
+          <w:tcPr/>
+          <w:p>
+            <w:pPr>
+              <w:pStyle w:val="Compact"/>
+            </w:pPr>
+            <w:r>
+              <w:t xml:space="preserve">10,000, 0.0002, 0.005</w:t>
+            </w:r>
+          </w:p>
+        </w:tc>
+        <w:tc>
+          <w:tcPr/>
+          <w:p>
+            <w:pPr>
+              <w:pStyle w:val="Compact"/>
+            </w:pPr>
+            <w:r>
+              <w:t xml:space="preserve">0.510 / 5.90 / 0.522</w:t>
+            </w:r>
+          </w:p>
+        </w:tc>
+        <w:tc>
+          <w:tcPr/>
+          <w:p>
+            <w:pPr>
+              <w:pStyle w:val="Compact"/>
+            </w:pPr>
+            <w:r>
+              <w:t xml:space="preserve">0.512 / 5.31 / 0.523</w:t>
+            </w:r>
+          </w:p>
+        </w:tc>
+      </w:tr>
+      <w:tr>
+        <w:tc>
+          <w:tcPr/>
+          <w:p>
+            <w:pPr>
+              <w:pStyle w:val="Compact"/>
+            </w:pPr>
+            <w:r>
+              <w:t xml:space="preserve">St. Francis basin</w:t>
+            </w:r>
+          </w:p>
+        </w:tc>
+        <w:tc>
+          <w:tcPr/>
+          <w:p>
+            <w:pPr>
+              <w:pStyle w:val="Compact"/>
+            </w:pPr>
+            <w:r>
+              <w:t xml:space="preserve">uniform</w:t>
+            </w:r>
+          </w:p>
+        </w:tc>
+        <w:tc>
+          <w:tcPr/>
+          <w:p>
+            <w:pPr>
+              <w:pStyle w:val="Compact"/>
+              <w:jc w:val="right"/>
+            </w:pPr>
+            <w:r>
+              <w:t xml:space="preserve">1 (fails at 500 realizations)</w:t>
+            </w:r>
+          </w:p>
+        </w:tc>
+        <w:tc>
+          <w:tcPr/>
+          <w:p>
+            <w:pPr>
+              <w:pStyle w:val="Compact"/>
+            </w:pPr>
+            <w:r>
+              <w:t xml:space="preserve">120, 0.0002, 0.2</w:t>
+            </w:r>
+          </w:p>
+        </w:tc>
+        <w:tc>
+          <w:tcPr/>
+          <w:p>
+            <w:pPr>
+              <w:pStyle w:val="Compact"/>
+            </w:pPr>
+            <w:r>
+              <w:t xml:space="preserve">0.510 / 5.90 / 0.522</w:t>
+            </w:r>
+          </w:p>
+        </w:tc>
+        <w:tc>
+          <w:tcPr/>
+          <w:p>
+            <w:pPr>
+              <w:pStyle w:val="Compact"/>
+            </w:pPr>
+            <w:r>
+              <w:t xml:space="preserve">0.599 / 5.83 / 0.629</w:t>
+            </w:r>
+          </w:p>
+        </w:tc>
+      </w:tr>
+    </w:tbl>
+    <w:bookmarkEnd w:id="122"/>
+    <w:bookmarkStart w:id="126" w:name="X78d041e106f3481159ed93cad752edab572ffcd"/>
+    <w:p>
+      <w:pPr>
+        <w:pStyle w:val="Heading2"/>
+      </w:pPr>
+      <w:r>
+        <w:t xml:space="preserve">The spatial drift model and its calibration</w:t>
+      </w:r>
+    </w:p>
+    <w:p>
+      <w:pPr>
+        <w:pStyle w:val="FirstParagraph"/>
+      </w:pPr>
+      <w:r>
+        <w:t xml:space="preserve">The drift-versus-groups comparison (Figures S2 and S4) uses one finite-population network model of decorated-class transmission, run on the real geography of the 29 St. Francis basin assemblages. Each assemblage location is a node holding a population of learners. Each generation, a learner copies the decorated class of another learner, drawn from its own node with probability</w:t>
+      </w:r>
+      <w:r>
+        <w:t xml:space="preserve"> </w:t>
+      </w:r>
+      <m:oMath>
+        <m:r>
+          <m:t>1</m:t>
+        </m:r>
+        <m:r>
+          <m:rPr>
+            <m:sty m:val="p"/>
+          </m:rPr>
+          <m:t>−</m:t>
+        </m:r>
+        <m:r>
+          <m:t>m</m:t>
+        </m:r>
+      </m:oMath>
+      <w:r>
+        <w:t xml:space="preserve"> </w:t>
+      </w:r>
+      <w:r>
+        <w:t xml:space="preserve">and from another node with probability</w:t>
+      </w:r>
+      <w:r>
+        <w:t xml:space="preserve"> </w:t>
+      </w:r>
+      <m:oMath>
+        <m:r>
+          <m:t>m</m:t>
+        </m:r>
+      </m:oMath>
+      <w:r>
+        <w:t xml:space="preserve">, the other node chosen with a weight that decays exponentially with along-waterway distance at length scale</w:t>
+      </w:r>
+      <w:r>
+        <w:t xml:space="preserve"> </w:t>
+      </w:r>
+      <m:oMath>
+        <m:r>
+          <m:t>L</m:t>
+        </m:r>
+      </m:oMath>
+      <w:r>
+        <w:t xml:space="preserve">. With probability</w:t>
+      </w:r>
+      <w:r>
+        <w:t xml:space="preserve"> </w:t>
+      </w:r>
+      <m:oMath>
+        <m:r>
+          <m:t>μ</m:t>
+        </m:r>
+      </m:oMath>
+      <w:r>
+        <w:t xml:space="preserve"> </w:t>
+      </w:r>
+      <w:r>
+        <w:t xml:space="preserve">the learner instead adopts a class by innovation. The model tracks class frequencies rather than individual learners. The next-generation frequencies at each node are a multinomial draw of</w:t>
+      </w:r>
+      <w:r>
+        <w:t xml:space="preserve"> </w:t>
+      </w:r>
+      <m:oMath>
+        <m:r>
+          <m:t>N</m:t>
+        </m:r>
+      </m:oMath>
+      <w:r>
+        <w:t xml:space="preserve"> </w:t>
+      </w:r>
+      <w:r>
+        <w:t xml:space="preserve">learners from the copying-plus-innovation probabilities, which is distributionally equivalent to independent learner-by-learner copying. The repertoire is fixed at the ten measured decorated classes. Bounded groups are imposed by multiplying every copying weight that crosses a specified partition by a factor</w:t>
+      </w:r>
+      <w:r>
+        <w:t xml:space="preserve"> </w:t>
+      </w:r>
+      <m:oMath>
+        <m:r>
+          <m:t>ℓ</m:t>
+        </m:r>
+      </m:oMath>
+      <w:r>
+        <w:t xml:space="preserve"> </w:t>
+      </w:r>
+      <w:r>
+        <w:t xml:space="preserve">before normalization. A value of</w:t>
+      </w:r>
+      <w:r>
+        <w:t xml:space="preserve"> </w:t>
+      </w:r>
+      <m:oMath>
+        <m:r>
+          <m:t>ℓ</m:t>
+        </m:r>
+        <m:r>
+          <m:rPr>
+            <m:sty m:val="p"/>
+          </m:rPr>
+          <m:t>=</m:t>
+        </m:r>
+        <m:r>
+          <m:t>1</m:t>
+        </m:r>
+      </m:oMath>
+      <w:r>
+        <w:t xml:space="preserve"> </w:t>
+      </w:r>
+      <w:r>
+        <w:t xml:space="preserve">is distance-only drift, and</w:t>
+      </w:r>
+      <w:r>
+        <w:t xml:space="preserve"> </w:t>
+      </w:r>
+      <m:oMath>
+        <m:r>
+          <m:t>ℓ</m:t>
+        </m:r>
+        <m:r>
+          <m:rPr>
+            <m:sty m:val="p"/>
+          </m:rPr>
+          <m:t>=</m:t>
+        </m:r>
+        <m:r>
+          <m:t>0.5</m:t>
+        </m:r>
+      </m:oMath>
+      <w:r>
+        <w:t xml:space="preserve">, 0.1, and 0.03 impose progressively stronger boundaries on the basin’s spatial clusters. Each run discards 1,200 burn-in generations and then records 90 evenly spaced slices over 1,800 further generations.</w:t>
+      </w:r>
+    </w:p>
+    <w:p>
+      <w:pPr>
+        <w:pStyle w:val="BodyText"/>
+      </w:pPr>
+      <w:r>
+        <w:t xml:space="preserve">Innovation requires a choice about what an archaeological class is, and we run the model under two versions of that choice. Under uniform innovation, the standard K-allele model, an innovating learner adopts any of the measured classes with equal probability, so the classes are treated as exchangeable variants. Under pooled-profile innovation, an innovating learner adopts each class in proportion to that class’s share of the region’s pooled counts, which represents the fact that the culture-history types aggregate unequal numbers of underlying decorative variants, so that innovation lands in a broad type more often than in a narrow one. The pooled profile carries no information about any partition, so it does not build the tested boundary into the null. Neither version introduces frequency-dependent bias.</w:t>
+      </w:r>
+    </w:p>
+    <w:p>
+      <w:pPr>
+        <w:pStyle w:val="BodyText"/>
+      </w:pPr>
+      <w:r>
+        <w:t xml:space="preserve">Because the between-group statistics depend on population size, mixing, and innovation jointly, the model must be calibrated to the record before its between-group predictions mean anything. We calibrate each model on three within-assemblage summaries that do not involve the tested partition. These are mean within-assemblage Gini-Simpson diversity, mean number of classes present at the observed sherd totals, and Gini-Simpson diversity of the pooled counts. A grid of node population size (120, 2,000, and 10,000 learners), innovation rate (0.0002 to 0.2), and mixing rate (0.001 to 0.4) is simulated at six seeds per combination with the same time-transgressive sampling applied to the data, and a combination is diversity-matched when all three simulated summaries fall within 10 percent of the observed values. The baseline combination for the drift comparison is the diversity-matched parameter combination with the highest median partition</w:t>
       </w:r>
       <w:r>
         <w:t xml:space="preserve"> </w:t>
@@ -1449,10 +3291,7 @@
         </m:sSub>
       </m:oMath>
       <w:r>
-        <w:t xml:space="preserve"> </w:t>
-      </w:r>
-      <w:r>
-        <w:t xml:space="preserve">is not a clean spatial-divergence test but a near-omnibus one, responding to group structure, however it is organized. It recovers the spatial-divergence pathway strongly (mean trend rising from the null to +0.76 at strong injection) and also recovers the non-spatial social pathway (+0.77), because both ultimately raise between-group variance somewhere the partition can see it. The four signatures are therefore not four independent pathways, even in this diagnostic. The only one that registers an injected signal at this resolution is</w:t>
+        <w:t xml:space="preserve">, so the comparison is the one most favorable to drift. When no combination is matched, we use the minimum-misfit combination and identify it as such. The partition</w:t>
       </w:r>
       <w:r>
         <w:t xml:space="preserve"> </w:t>
@@ -1475,7 +3314,108 @@
         </m:sSub>
       </m:oMath>
       <w:r>
-        <w:t xml:space="preserve">, and it does so however the underlying divergence is organized. The reduction to</w:t>
+        <w:t xml:space="preserve"> </w:t>
+      </w:r>
+      <w:r>
+        <w:t xml:space="preserve">is recorded for every combination but never enters the matching criterion. The baseline is then run for 500 realizations, the boundary factors for 30 realizations each at two interaction lengths (12 and 24 km), and seven sensitivity cases (burn-in doubled, monomorphic initialization with and without burn-in, and the calibrated innovation and mixing rates halved and doubled) for 50 realizations each. The fraction of simulated datasets reaching the observed value is reported as</w:t>
+      </w:r>
+      <w:r>
+        <w:t xml:space="preserve"> </w:t>
+      </w:r>
+      <m:oMath>
+        <m:r>
+          <m:rPr>
+            <m:sty m:val="p"/>
+          </m:rPr>
+          <m:t>(</m:t>
+        </m:r>
+        <m:r>
+          <m:t>e</m:t>
+        </m:r>
+        <m:r>
+          <m:rPr>
+            <m:sty m:val="p"/>
+          </m:rPr>
+          <m:t>+</m:t>
+        </m:r>
+        <m:r>
+          <m:t>1</m:t>
+        </m:r>
+        <m:r>
+          <m:rPr>
+            <m:sty m:val="p"/>
+          </m:rPr>
+          <m:t>)</m:t>
+        </m:r>
+        <m:r>
+          <m:rPr>
+            <m:sty m:val="p"/>
+          </m:rPr>
+          <m:t>/</m:t>
+        </m:r>
+        <m:r>
+          <m:rPr>
+            <m:sty m:val="p"/>
+          </m:rPr>
+          <m:t>(</m:t>
+        </m:r>
+        <m:r>
+          <m:t>R</m:t>
+        </m:r>
+        <m:r>
+          <m:rPr>
+            <m:sty m:val="p"/>
+          </m:rPr>
+          <m:t>+</m:t>
+        </m:r>
+        <m:r>
+          <m:t>1</m:t>
+        </m:r>
+        <m:r>
+          <m:rPr>
+            <m:sty m:val="p"/>
+          </m:rPr>
+          <m:t>)</m:t>
+        </m:r>
+      </m:oMath>
+      <w:r>
+        <w:t xml:space="preserve">, where</w:t>
+      </w:r>
+      <w:r>
+        <w:t xml:space="preserve"> </w:t>
+      </w:r>
+      <m:oMath>
+        <m:r>
+          <m:t>e</m:t>
+        </m:r>
+      </m:oMath>
+      <w:r>
+        <w:t xml:space="preserve"> </w:t>
+      </w:r>
+      <w:r>
+        <w:t xml:space="preserve">is the number of realizations at or above the observed statistic and</w:t>
+      </w:r>
+      <w:r>
+        <w:t xml:space="preserve"> </w:t>
+      </w:r>
+      <m:oMath>
+        <m:r>
+          <m:t>R</m:t>
+        </m:r>
+      </m:oMath>
+      <w:r>
+        <w:t xml:space="preserve"> </w:t>
+      </w:r>
+      <w:r>
+        <w:t xml:space="preserve">the number of realizations. A cache of every replicate is keyed to a fingerprint of the configuration, the arrays supplied to it, the numerical source, and package versions, and is rebuilt when any of them changes.</w:t>
+      </w:r>
+    </w:p>
+    <w:p>
+      <w:pPr>
+        <w:pStyle w:val="BodyText"/>
+      </w:pPr>
+      <w:r>
+        <w:t xml:space="preserve">Interaction in this riverine settlement system travels along watercourses, so the copying kernel uses river-network distance rather than straight-line distance. We build a graph from the mapped hydrography (the LMVHydrology centerlines clipped to the basin with a 25 km margin), repair its topology by joining vertices within 250 m of one another, keep the largest connected component, and snap each assemblage to the nearest network node, adding the snap distance as an access cost at both ends. The distance between two assemblages is the shortest along-water path between their snapped nodes. All 29 assemblages connect on the resulting network, the mean access distance from an assemblage to a mapped channel is 3.1 km, and along-water paths run on average 3.1 times the straight-line distance, median 2.4. The per-pair ratio is right-skewed because a pair that is close in a straight line but must route around a meander carries a very large ratio. Substituting straight-line distance changes the results negligibly (between-group</w:t>
       </w:r>
       <w:r>
         <w:t xml:space="preserve"> </w:t>
@@ -1501,7 +3441,26 @@
         <w:t xml:space="preserve"> </w:t>
       </w:r>
       <w:r>
-        <w:t xml:space="preserve">is a property of the record’s resolution, not an artifact of a generator whose injected closure is collinear with</w:t>
+        <w:t xml:space="preserve">and community counts shift within sampling error), so the conclusions do not depend on the choice. We use river-network distance because it more faithfully represents how potters in the basin could interact.</w:t>
+      </w:r>
+    </w:p>
+    <w:p>
+      <w:pPr>
+        <w:pStyle w:val="BodyText"/>
+      </w:pPr>
+      <w:r>
+        <w:t xml:space="preserve">The assemblages are not contemporaneous, which is both why they can be seriated and why some carry more of the late classes than others, so the evolving field is sampled time-transgressively rather than at a single instant. Each synthetic assemblage is drawn from the recorded slice that matches its observed seriation position, its rank on the first correspondence-analysis axis of the real data, and is accumulated over a trailing window of eight slices so that, like a real death assemblage, it mixes production across its span. The earliest rank is mapped to the end of the first complete window, so every assemblage receives the same window length. We then sample each synthetic assemblage to the observed sherd count of its real counterpart. The synthetic assemblages are treated exactly as the empirical ones, with spatial clusters by the same</w:t>
+      </w:r>
+      <w:r>
+        <w:t xml:space="preserve"> </w:t>
+      </w:r>
+      <m:oMath>
+        <m:r>
+          <m:t>k</m:t>
+        </m:r>
+      </m:oMath>
+      <w:r>
+        <w:t xml:space="preserve">-means partition, interaction communities by the same modularity partition, and between-group cultural</w:t>
       </w:r>
       <w:r>
         <w:t xml:space="preserve"> </w:t>
@@ -1524,7 +3483,18 @@
         </m:sSub>
       </m:oMath>
       <w:r>
-        <w:t xml:space="preserve">. That resolution is 29 time-averaged assemblages subsampled to a common count over ten aggregated classes. A subsampling-depth sweep (the weak signatures climb modestly with more sherds but remain well below</w:t>
+        <w:t xml:space="preserve"> </w:t>
+      </w:r>
+      <w:r>
+        <w:t xml:space="preserve">on each. Because the orientation of the seriation axis is only partly anchored, every field is also observed under the reversed order and under a contemporaneous scheme in which every assemblage is drawn from the terminal window.</w:t>
+      </w:r>
+    </w:p>
+    <w:p>
+      <w:pPr>
+        <w:pStyle w:val="BodyText"/>
+      </w:pPr>
+      <w:r>
+        <w:t xml:space="preserve">For the basin (Figure S3) we summarize 500 realizations at the calibrated parameter combination. Because group labels are arbitrary and switch between runs, groupness is summarized by co-membership rather than by a single partition. For each assemblage we record the fraction of runs in which it falls in the same drift-detected group as Parkin. Under calibrated drift, that fraction is 0.98 to 1.00 for every basin assemblage, because the model returns a single community in almost every run. The graded, distance-dependent co-membership field that the uncalibrated model produced (co-membership falling from 0.66 near Parkin to 0.17 far away) was a product of that model’s excess diversity. Figure S3B places the observed between-community</w:t>
       </w:r>
       <w:r>
         <w:t xml:space="preserve"> </w:t>
@@ -1547,34 +3517,36 @@
         </m:sSub>
       </m:oMath>
       <w:r>
-        <w:t xml:space="preserve">) and a cluster-count sweep (the spatial signature stays weak through k = 5) confirm that the limitation is the record’s size and time-averaging rather than a single tuning choice. The consequence, stated in the Discussion, is that the negative bounds only cover closure expressed as between-group divergence. A closure carried purely by conformity or by a non-spatially organized social structure is below detection here at any strength.</w:t>
-      </w:r>
-    </w:p>
-    <w:bookmarkEnd w:id="118"/>
-    <w:bookmarkStart w:id="122" w:name="X901292badd8b907c0b9a36349da4326a6d932c8"/>
-    <w:p>
-      <w:pPr>
-        <w:pStyle w:val="Heading2"/>
-      </w:pPr>
-      <w:r>
-        <w:t xml:space="preserve">Positive control: the basin matches neutral spatial drift</w:t>
-      </w:r>
-    </w:p>
-    <w:p>
-      <w:pPr>
-        <w:pStyle w:val="FirstParagraph"/>
-      </w:pPr>
-      <w:r>
-        <w:t xml:space="preserve">To test what process the basin’s structure matches, rather than only which process it fails to show, we simulated neutral cultural drift on the real coordinate layout of the 29 assemblages, following the finite-population network-drift model of Lipo, DiNapoli, Madsen, and Hunt</w:t>
-      </w:r>
-      <w:r>
-        <w:t xml:space="preserve"> </w:t>
-      </w:r>
-      <w:r>
-        <w:t xml:space="preserve">(2021)</w:t>
-      </w:r>
-      <w:r>
-        <w:t xml:space="preserve">. Each assemblage is a node holding a finite population of learners that copies decorated-class variants within the node and, at a low rate, from other nodes with a probability that decays with geographic distance, with innovation and the record’s trailing-window time-averaging imposed. We compared this neutral model against a bounded-groups model in which interactions are concentrated within spatially contiguous groups, with only a small leak between them, both run on the same coordinates and subsampled to the observed per-assemblage counts. We swept the interaction range (6, 12, and 24 km), the between-node mixing rate (0.02, 0.05, and 0.20), and the innovation rate (0.005, 0.01, and 0.02), in both snapshot and time-averaged form, at 100 seeds per cell. For each cell we recorded whether the four observed statistics fall inside the neutral null. Across the time-averaged sweep, the region that brackets all four at once is the low-mixing, sub-basin-range corner (24 km, mixing 0.02, innovation 0.01), as reported in Figure S3. At shorter ranges, drift over-produces the distance decay. At higher mixing, it underproduces the structure, so the all-four match holds only in a plausible but specific region of parameter space rather than across the whole parameter space. In every cell, the bounded-groups model overshoots the three structural statistics by roughly two to seven times relative to the observed values. The contrast between drift, which can reproduce the data, and bounded groups, which cannot, is therefore robust even where the all-four drift match is not. The control also demonstrates that the distance-controlled boundary excess, near zero under smooth deterministic isolation by distance, takes substantial positive values under stochastic neutral drift, so a positive boundary excess does not by itself distinguish a social boundary from drift on a finite network.</w:t>
+        <w:t xml:space="preserve"> </w:t>
+      </w:r>
+      <w:r>
+        <w:t xml:space="preserve">of 0.043 against the calibrated drift distributions under contemporaneous and time-transgressive sampling for both innovation models. Under pooled-profile innovation, the model returns a single community in 488 of 500 time-transgressive runs, where a between-community</w:t>
+      </w:r>
+      <w:r>
+        <w:t xml:space="preserve"> </w:t>
+      </w:r>
+      <m:oMath>
+        <m:sSub>
+          <m:e>
+            <m:r>
+              <m:t>F</m:t>
+            </m:r>
+          </m:e>
+          <m:sub>
+            <m:r>
+              <m:t>S</m:t>
+            </m:r>
+            <m:r>
+              <m:t>T</m:t>
+            </m:r>
+          </m:sub>
+        </m:sSub>
+      </m:oMath>
+      <w:r>
+        <w:t xml:space="preserve"> </w:t>
+      </w:r>
+      <w:r>
+        <w:t xml:space="preserve">is undefined. In the 12 runs that return two communities it runs from 0.009 to 0.026 (median 0.014), all below the observed 0.043. Under uniform innovation, which does not fit the assemblages’ diversity, the observed value falls within a wide interval.</w:t>
       </w:r>
     </w:p>
     <w:p>
@@ -1584,20 +3556,20 @@
       <w:r>
         <w:drawing>
           <wp:inline>
-            <wp:extent cx="5334000" cy="3619056"/>
+            <wp:extent cx="5334000" cy="4254427"/>
             <wp:effectExtent b="0" l="0" r="0" t="0"/>
-            <wp:docPr descr="Figure S3. Spatial drift versus bounded groups on the basin geography. Top: the four observed signatures (vertical lines) against the null distributions produced by a neutral spatial-drift model (blue) and a bounded-groups model (orange) on the real coordinate layout, both time-averaged and subsampled to the observed counts. Observed values fall inside the drift distribution and far below the bounded-groups distribution for modularity, boundary excess, and cultural F_{ST}. Bottom: multidimensional scaling of decorated dissimilarity for the observed assemblages and one realization of each model, spatial drift reproducing the weak, spatially blurred structure while bounded groups produce a sharper split than the data show." title="" id="120" name="Picture"/>
+            <wp:docPr descr="Figure S3. Basin co-membership and community differentiation under calibrated drift, over 500 realizations. (A) Each assemblage is shaded by the probability that it shares Parkin’s drift-detected group (star) under time-transgressive sampling. The probability is 0.98 to 1.00 throughout because calibrated drift returns one community in nearly every run. (B) Between-community cultural F_{ST} for the observed data (dashed, 0.043) against the calibrated drift medians and 95 percent intervals under contemporaneous and time-transgressive sampling for the pooled-profile (filled) and uniform (open) innovation models. The pooled-profile points summarize only the runs that return two or more communities (22 contemporaneous and 12 time-transgressive of 500; the rest return one community and leave the statistic undefined), and the observed value lies above them. The uniform model’s wide interval reflects a parameterization that does not fit the assemblages’ diversity." title="" id="124" name="Picture"/>
             <a:graphic>
               <a:graphicData uri="http://schemas.openxmlformats.org/drawingml/2006/picture">
                 <pic:pic>
                   <pic:nvPicPr>
-                    <pic:cNvPr descr="../../figures/figS3_drift_vs_groups.png" id="121" name="Picture"/>
+                    <pic:cNvPr descr="../../figures/figS3_emergent_phases.png" id="125" name="Picture"/>
                     <pic:cNvPicPr>
                       <a:picLocks noChangeArrowheads="1" noChangeAspect="1"/>
                     </pic:cNvPicPr>
                   </pic:nvPicPr>
                   <pic:blipFill>
-                    <a:blip r:embed="rId119"/>
+                    <a:blip r:embed="rId123"/>
                     <a:stretch>
                       <a:fillRect/>
                     </a:stretch>
@@ -1605,7 +3577,7 @@
                   <pic:spPr bwMode="auto">
                     <a:xfrm>
                       <a:off x="0" y="0"/>
-                      <a:ext cx="5334000" cy="3619056"/>
+                      <a:ext cx="5334000" cy="4254427"/>
                     </a:xfrm>
                     <a:prstGeom prst="rect">
                       <a:avLst/>
@@ -1639,7 +3611,7 @@
         <w:t xml:space="preserve"> </w:t>
       </w:r>
       <w:r>
-        <w:t xml:space="preserve">Spatial drift versus bounded groups on the basin geography. Top: the four observed signatures (vertical lines) against the null distributions produced by a neutral spatial-drift model (blue) and a bounded-groups model (orange) on the real coordinate layout, both time-averaged and subsampled to the observed counts. Observed values fall inside the drift distribution and far below the bounded-groups distribution for modularity, boundary excess, and cultural</w:t>
+        <w:t xml:space="preserve">Basin co-membership and community differentiation under calibrated drift, over 500 realizations. (A) Each assemblage is shaded by the probability that it shares Parkin’s drift-detected group (star) under time-transgressive sampling. The probability is 0.98 to 1.00 throughout because calibrated drift returns one community in nearly every run. (B) Between-community cultural</w:t>
       </w:r>
       <w:r>
         <w:t xml:space="preserve"> </w:t>
@@ -1662,17 +3634,20 @@
         </m:sSub>
       </m:oMath>
       <w:r>
-        <w:t xml:space="preserve">. Bottom: multidimensional scaling of decorated dissimilarity for the observed assemblages and one realization of each model, spatial drift reproducing the weak, spatially blurred structure while bounded groups produce a sharper split than the data show.</w:t>
-      </w:r>
-    </w:p>
-    <w:bookmarkEnd w:id="122"/>
-    <w:bookmarkStart w:id="126" w:name="the-time-aware-drift-simulation"/>
+        <w:t xml:space="preserve"> </w:t>
+      </w:r>
+      <w:r>
+        <w:t xml:space="preserve">for the observed data (dashed, 0.043) against the calibrated drift medians and 95 percent intervals under contemporaneous and time-transgressive sampling for the pooled-profile (filled) and uniform (open) innovation models. The pooled-profile points summarize only the runs that return two or more communities (22 contemporaneous and 12 time-transgressive of 500; the rest return one community and leave the statistic undefined), and the observed value lies above them. The uniform model’s wide interval reflects a parameterization that does not fit the assemblages’ diversity.</w:t>
+      </w:r>
+    </w:p>
+    <w:bookmarkEnd w:id="126"/>
+    <w:bookmarkStart w:id="130" w:name="X7572d9e5478b44765a66b286b4f0f4dcad2f464"/>
     <w:p>
       <w:pPr>
         <w:pStyle w:val="Heading2"/>
       </w:pPr>
       <w:r>
-        <w:t xml:space="preserve">The time-aware drift simulation</w:t>
+        <w:t xml:space="preserve">The calibration series and sensitivity of the calibrated comparison</w:t>
       </w:r>
     </w:p>
     <w:p>
@@ -1680,24 +3655,7 @@
         <w:pStyle w:val="FirstParagraph"/>
       </w:pPr>
       <w:r>
-        <w:t xml:space="preserve">The forward demonstrations in the main text (Figures 8 and 9) and the basin positive control (Figure S4) use the same neutral-drift model run on the real geography, distinct from the null-comparison of the positive control above. The model is run at two scales: on the 29 St. Francis basin assemblages for the positive control (Figure S4) and on all 55 Mainfort-PFG decorated assemblages of the wider lower Mississippi Valley for the region-wide group counts (Figure 8) and the Parkin pull-out (Figure 9). The model evolves a population of decorated-class variants at each assemblage location. Each location holds a fixed finite population of 120 learners. In each generation every learner copies the decorated class of another learner. That partner is drawn from the learner’s own location with high probability and, with probability 0.02, from another location. The other location is chosen with a weight that decays exponentially with along-waterway (river-network) distance, described below, at a length scale of 24 river-km. With probability 0.012 a learner instead adopts a newly invented class, so the decorated repertoire turns over and new classes appear through time. That turnover is the source of the differential late-class frequencies that let assemblages be seriated. No interaction boundary is imposed anywhere, so any structure in the output is produced by river-network position and time alone. The engine is the finite-population network-drift model of Lipo, DiNapoli, Madsen, and Hunt</w:t>
-      </w:r>
-      <w:r>
-        <w:t xml:space="preserve"> </w:t>
-      </w:r>
-      <w:r>
-        <w:t xml:space="preserve">(2021)</w:t>
-      </w:r>
-      <w:r>
-        <w:t xml:space="preserve">, here run forward with innovation switched on rather than set to zero to isolate structure.</w:t>
-      </w:r>
-    </w:p>
-    <w:p>
-      <w:pPr>
-        <w:pStyle w:val="BodyText"/>
-      </w:pPr>
-      <w:r>
-        <w:t xml:space="preserve">Interaction in this riverine settlement system travels along watercourses, so the copying kernel uses river-network distance rather than straight-line distance. We build a graph from the mapped hydrography (the LMVHydrology centerlines clipped to the basin with a 25 km margin), repair its topology by bridging vertices within 250 m of one another, keep the largest connected component, and snap each assemblage to the nearest network node, adding the snap distance as an access cost at both ends. The distance between two assemblages is the shortest along-water path between their snapped nodes. All 29 assemblages connect on the resulting network, the mean access distance from an assemblage to a mapped channel is 3.1 km, and along-water paths average about 2.3 times the straight-line distance. Substituting straight-line distance changes the results negligibly (between-group</w:t>
+        <w:t xml:space="preserve">Figure S4 shows every combination in the calibration series, 297 combinations of population size, innovation rate, and mixing rate for each innovation model, each plotted by its diversity misfit (the root of the summed squared relative error over the three within-assemblage summaries) against the median partition</w:t>
       </w:r>
       <w:r>
         <w:t xml:space="preserve"> </w:t>
@@ -1723,15 +3681,7 @@
         <w:t xml:space="preserve"> </w:t>
       </w:r>
       <w:r>
-        <w:t xml:space="preserve">and community counts shift within sampling error), so the conclusions do not depend on the choice. We use river-network distance because it more faithfully represents how potters in the basin could interact. The same construction over all 55 lower-valley assemblages yields a single connected network for the wider-valley analyses (maximum access 19.6 km).</w:t>
-      </w:r>
-    </w:p>
-    <w:p>
-      <w:pPr>
-        <w:pStyle w:val="BodyText"/>
-      </w:pPr>
-      <w:r>
-        <w:t xml:space="preserve">The assemblages are not contemporaneous, which is both why they can be seriated and why some carry more of the late classes than others, so the evolving field is sampled time-transgressively rather than at a single instant. The field is recorded at 90 evenly spaced time slices over 1,800 generations. Each synthetic assemblage is drawn from the slice that matches its observed seriation position, its rank on the first correspondence-analysis axis of the real data. It is accumulated over a trailing window of eight slices so that, like a real death assemblage, it mixes production across its span. Each synthetic assemblage is then sampled to the observed sherd count of the corresponding real assemblage. The synthetic assemblages are treated exactly as the empirical ones: interaction communities by the same modularity partition, between-group cultural</w:t>
+        <w:t xml:space="preserve">of its six calibration draws. Combinations to the left of the tolerance line match the assemblages’ diversity. In the basin, the matched combinations lie well below the observed</w:t>
       </w:r>
       <w:r>
         <w:t xml:space="preserve"> </w:t>
@@ -1754,18 +3704,33 @@
         </m:sSub>
       </m:oMath>
       <w:r>
-        <w:t xml:space="preserve"> </w:t>
-      </w:r>
-      <w:r>
-        <w:t xml:space="preserve">on the resulting groups, and a seriation order from a fresh correspondence analysis. A contemporaneous control, with every assemblage drawn from the final slice, is sampled the same way for comparison.</w:t>
-      </w:r>
-    </w:p>
-    <w:p>
-      <w:pPr>
-        <w:pStyle w:val="BodyText"/>
-      </w:pPr>
-      <w:r>
-        <w:t xml:space="preserve">For the basin positive control (Figure S4) we summarize 500 independent realizations at the positive-control corner (interaction length 24 river-km, between-node mixing 0.02, innovation 0.012). Because group labels are arbitrary and switch between runs, groupness is summarized by co-membership rather than by a single partition. For each assemblage, this is the fraction of the 500 runs in which it falls in the same drift-detected group as Parkin. This quantity is label-invariant, needs no alignment across runs, and expresses the contingency of any single solution as a probability surface. Figure S4A shows this for the contemporaneous snapshot, in which every assemblage is drawn from the same final time slice, so it isolates the spatial signal. Co-membership with Parkin falls off with river distance. Under the full time-transgressive sampling that gradient disappears, because assemblages drawn at different seriation positions carry different repertoires and fall into different, time-defined groups. Membership then reflects space and time jointly, and a site’s nearest neighbors need not share its phase. Either way, no assemblage is a certain member or non-member, so the phase has no stable membership. Figure S5 repeats the experiment across a grid of the three governing parameters to show that the result does not depend on this corner. The same model applied to the wider 55-assemblage valley gives the region-wide group counts of Figure 8 and the Parkin pull-out of Figure 9.</w:t>
+        <w:t xml:space="preserve">, and the combinations that reach the observed</w:t>
+      </w:r>
+      <w:r>
+        <w:t xml:space="preserve"> </w:t>
+      </w:r>
+      <m:oMath>
+        <m:sSub>
+          <m:e>
+            <m:r>
+              <m:t>F</m:t>
+            </m:r>
+          </m:e>
+          <m:sub>
+            <m:r>
+              <m:t>S</m:t>
+            </m:r>
+            <m:r>
+              <m:t>T</m:t>
+            </m:r>
+          </m:sub>
+        </m:sSub>
+      </m:oMath>
+      <w:r>
+        <w:t xml:space="preserve"> </w:t>
+      </w:r>
+      <w:r>
+        <w:t xml:space="preserve">are those that misfit the diversity by a factor of two or more. Under uniform innovation, the whole grid misfits. The exchangeable-class model reaches the record’s skewed class profile only as a transient state of strong drift, which removes the rare classes that most assemblages contain. The earlier finding that drift brackets the observed differentiation across a parameter grid (432 runs over interaction length, mixing, and innovation) was drawn from that misfitting region of the grid.</w:t>
       </w:r>
     </w:p>
     <w:p>
@@ -1775,20 +3740,20 @@
       <w:r>
         <w:drawing>
           <wp:inline>
-            <wp:extent cx="5334000" cy="4248345"/>
+            <wp:extent cx="5334000" cy="2934743"/>
             <wp:effectExtent b="0" l="0" r="0" t="0"/>
-            <wp:docPr descr="Figure S4. Basin positive control: phase-like structure generated by neutral drift on the 29 St. Francis basin assemblages, with no bounded group imposed, over 500 realizations. (A) Each assemblage is shaded by the probability that it shares Parkin’s drift-detected group (star) under the contemporaneous snapshot that isolates the spatial signal. The probability falls off smoothly with river distance from Parkin (Spearman rho = -0.72), from about 0.70 nearby to 0.17 far away, so Parkin’s “phase” is a graded, probabilistic field rather than a bounded set. (B) Between-group cultural F_{ST} for the observed data (0.04) against contemporaneous and time-transgressive drift (medians with 95% intervals across the 500 runs). The observed value falls within the contemporaneous-drift interval, with 7.4% of drift runs reaching or exceeding it, so drift reproduces the observed level rather than the higher value a bounded group would leave." title="" id="124" name="Picture"/>
+            <wp:docPr descr="Figure S4. The calibration series. Each point is one combination of parameters (population size 120, 2,000, or 10,000 learners; innovation 0.0002 to 0.2; mixing 0.001 to 0.4) for the pooled-profile (circles) and uniform (squares) innovation models, placed by its diversity misfit against the median partition F_{ST} of its calibration draws, for (A) the St. Francis basin spatial clusters and (B) the southeast-Missouri spatial clusters, the latter shown to document the extension described in the final section rather than as a result. Filled markers match all three within-assemblage summaries within 10 percent (vertical line). The dashed line is the observed F_{ST}. No diversity-matched parameter combination reaches the observed differentiation in either panel." title="" id="128" name="Picture"/>
             <a:graphic>
               <a:graphicData uri="http://schemas.openxmlformats.org/drawingml/2006/picture">
                 <pic:pic>
                   <pic:nvPicPr>
-                    <pic:cNvPr descr="../../figures/figS4_emergent_phases.png" id="125" name="Picture"/>
+                    <pic:cNvPr descr="../../figures/figS4_emergence_robustness.png" id="129" name="Picture"/>
                     <pic:cNvPicPr>
                       <a:picLocks noChangeArrowheads="1" noChangeAspect="1"/>
                     </pic:cNvPicPr>
                   </pic:nvPicPr>
                   <pic:blipFill>
-                    <a:blip r:embed="rId123"/>
+                    <a:blip r:embed="rId127"/>
                     <a:stretch>
                       <a:fillRect/>
                     </a:stretch>
@@ -1796,7 +3761,7 @@
                   <pic:spPr bwMode="auto">
                     <a:xfrm>
                       <a:off x="0" y="0"/>
-                      <a:ext cx="5334000" cy="4248345"/>
+                      <a:ext cx="5334000" cy="2934743"/>
                     </a:xfrm>
                     <a:prstGeom prst="rect">
                       <a:avLst/>
@@ -1830,19 +3795,7 @@
         <w:t xml:space="preserve"> </w:t>
       </w:r>
       <w:r>
-        <w:t xml:space="preserve">Basin positive control: phase-like structure generated by neutral drift on the 29 St. Francis basin assemblages, with no bounded group imposed, over 500 realizations. (A) Each assemblage is shaded by the probability that it shares Parkin’s drift-detected group (star) under the contemporaneous snapshot that isolates the spatial signal. The probability falls off smoothly with river distance from Parkin (Spearman rho = -0.72), from about 0.70 nearby to 0.17 far away, so Parkin’s</w:t>
-      </w:r>
-      <w:r>
-        <w:t xml:space="preserve"> </w:t>
-      </w:r>
-      <w:r>
-        <w:t xml:space="preserve">“phase”</w:t>
-      </w:r>
-      <w:r>
-        <w:t xml:space="preserve"> </w:t>
-      </w:r>
-      <w:r>
-        <w:t xml:space="preserve">is a graded, probabilistic field rather than a bounded set. (B) Between-group cultural</w:t>
+        <w:t xml:space="preserve">The calibration series. Each point is one combination of parameters (population size 120, 2,000, or 10,000 learners; innovation 0.0002 to 0.2; mixing 0.001 to 0.4) for the pooled-profile (circles) and uniform (squares) innovation models, placed by its diversity misfit against the median partition</w:t>
       </w:r>
       <w:r>
         <w:t xml:space="preserve"> </w:t>
@@ -1868,25 +3821,7 @@
         <w:t xml:space="preserve"> </w:t>
       </w:r>
       <w:r>
-        <w:t xml:space="preserve">for the observed data (0.04) against contemporaneous and time-transgressive drift (medians with 95% intervals across the 500 runs). The observed value falls within the contemporaneous-drift interval, with 7.4% of drift runs reaching or exceeding it, so drift reproduces the observed level rather than the higher value a bounded group would leave.</w:t>
-      </w:r>
-    </w:p>
-    <w:bookmarkEnd w:id="126"/>
-    <w:bookmarkStart w:id="130" w:name="X6d476687f47a0d618599d6e92ccf5fe018c978b"/>
-    <w:p>
-      <w:pPr>
-        <w:pStyle w:val="Heading2"/>
-      </w:pPr>
-      <w:r>
-        <w:t xml:space="preserve">Robustness of the drift-generated structure</w:t>
-      </w:r>
-    </w:p>
-    <w:p>
-      <w:pPr>
-        <w:pStyle w:val="FirstParagraph"/>
-      </w:pPr>
-      <w:r>
-        <w:t xml:space="preserve">The positive control shows the observed structure falls inside the drift distribution. The wider-valley demonstration (Figure 8) goes further, generating phase-like structure from drift on the real geography, and we checked that this result is not contingent on a single stochastic draw or a tuned parameter set. We repeated the time-transgressive drift experiment across 432 runs spanning a grid of interaction length (12, 18, 24, and 36 river-km), between-node mixing (0.01, 0.02, and 0.05), and innovation rate (0.006, 0.012, and 0.024), with twelve seeds per cell (Figure S5). Two or more spatially coherent groups, the phase-like territories a culture historian would name, appear in 431 of the 432 runs. The between-group cultural</w:t>
+        <w:t xml:space="preserve">of its calibration draws, for (A) the St. Francis basin spatial clusters and (B) the southeast-Missouri spatial clusters, the latter shown to document the extension described in the final section rather than as a result. Filled markers match all three within-assemblage summaries within 10 percent (vertical line). The dashed line is the observed</w:t>
       </w:r>
       <w:r>
         <w:t xml:space="preserve"> </w:t>
@@ -1909,10 +3844,25 @@
         </m:sSub>
       </m:oMath>
       <w:r>
-        <w:t xml:space="preserve"> </w:t>
-      </w:r>
-      <w:r>
-        <w:t xml:space="preserve">sits at or below the observed value in 85 percent of runs and within a factor of two of it in 53 percent, short of the bounded-groups expectation throughout.</w:t>
+        <w:t xml:space="preserve">. No diversity-matched parameter combination reaches the observed differentiation in either panel.</w:t>
+      </w:r>
+    </w:p>
+    <w:p>
+      <w:pPr>
+        <w:pStyle w:val="BodyText"/>
+      </w:pPr>
+      <w:r>
+        <w:rPr>
+          <w:b/>
+          <w:bCs/>
+        </w:rPr>
+        <w:t xml:space="preserve">Table S3.</w:t>
+      </w:r>
+      <w:r>
+        <w:t xml:space="preserve"> </w:t>
+      </w:r>
+      <w:r>
+        <w:t xml:space="preserve">Sensitivity of the calibrated comparison for the pooled-profile model (50 realizations per case, baseline 500). Entries are the median and 95 percent interval of the partition</w:t>
       </w:r>
       <w:r>
         <w:t xml:space="preserve"> </w:t>
@@ -1935,10 +3885,4733 @@
         </m:sSub>
       </m:oMath>
       <w:r>
-        <w:t xml:space="preserve"> </w:t>
-      </w:r>
-      <w:r>
-        <w:t xml:space="preserve">is essentially flat across interaction length and declines with more mixing or more innovation, the expected behavior of a drift process. The synthetic record re-seriates across the full grid (mean absolute Spearman correlation 0.44 between recovered and imposed order). The appearance of phase-like structure at the observed magnitude is therefore a generic outcome of distance-structured drift on this geography rather than a product of the chosen parameters.</w:t>
+        <w:t xml:space="preserve">, the fraction of realizations reaching the observed value, and the mean within-assemblage diversity and richness achieved.</w:t>
+      </w:r>
+    </w:p>
+    <w:tbl>
+      <w:tblPr>
+        <w:tblStyle w:val="Table"/>
+        <w:tblW w:type="pct" w:w="5000"/>
+        <w:tblLayout w:type="fixed"/>
+        <w:tblLook w:firstRow="1" w:lastRow="0" w:firstColumn="0" w:lastColumn="0" w:noHBand="0" w:noVBand="0" w:val="0020"/>
+      </w:tblPr>
+      <w:tblGrid>
+        <w:gridCol w:w="1131"/>
+        <w:gridCol w:w="1131"/>
+        <w:gridCol w:w="1131"/>
+        <w:gridCol w:w="1508"/>
+        <w:gridCol w:w="1508"/>
+        <w:gridCol w:w="1508"/>
+      </w:tblGrid>
+      <w:tr>
+        <w:trPr>
+          <w:tblHeader w:val="on"/>
+        </w:trPr>
+        <w:tc>
+          <w:tcPr/>
+          <w:p>
+            <w:pPr>
+              <w:pStyle w:val="Compact"/>
+            </w:pPr>
+            <w:r>
+              <w:t xml:space="preserve">Set</w:t>
+            </w:r>
+          </w:p>
+        </w:tc>
+        <w:tc>
+          <w:tcPr/>
+          <w:p>
+            <w:pPr>
+              <w:pStyle w:val="Compact"/>
+            </w:pPr>
+            <w:r>
+              <w:t xml:space="preserve">Case</w:t>
+            </w:r>
+          </w:p>
+        </w:tc>
+        <w:tc>
+          <w:tcPr/>
+          <w:p>
+            <w:pPr>
+              <w:pStyle w:val="Compact"/>
+            </w:pPr>
+            <w:r>
+              <w:t xml:space="preserve">Median [95%]</w:t>
+            </w:r>
+          </w:p>
+        </w:tc>
+        <w:tc>
+          <w:tcPr/>
+          <w:p>
+            <w:pPr>
+              <w:pStyle w:val="Compact"/>
+              <w:jc w:val="right"/>
+            </w:pPr>
+            <w:r>
+              <w:t xml:space="preserve">Frac. reaching obs.</w:t>
+            </w:r>
+          </w:p>
+        </w:tc>
+        <w:tc>
+          <w:tcPr/>
+          <w:p>
+            <w:pPr>
+              <w:pStyle w:val="Compact"/>
+              <w:jc w:val="right"/>
+            </w:pPr>
+            <w:r>
+              <w:t xml:space="preserve">H_S</w:t>
+            </w:r>
+          </w:p>
+        </w:tc>
+        <w:tc>
+          <w:tcPr/>
+          <w:p>
+            <w:pPr>
+              <w:pStyle w:val="Compact"/>
+              <w:jc w:val="right"/>
+            </w:pPr>
+            <w:r>
+              <w:t xml:space="preserve">Richness</w:t>
+            </w:r>
+          </w:p>
+        </w:tc>
+      </w:tr>
+      <w:tr>
+        <w:tc>
+          <w:tcPr/>
+          <w:p>
+            <w:pPr>
+              <w:pStyle w:val="Compact"/>
+            </w:pPr>
+            <w:r>
+              <w:t xml:space="preserve">Basin (observed 0.018; H_S 0.51, richness 5.9)</w:t>
+            </w:r>
+          </w:p>
+        </w:tc>
+        <w:tc>
+          <w:tcPr/>
+          <w:p>
+            <w:pPr>
+              <w:pStyle w:val="Compact"/>
+            </w:pPr>
+            <w:r>
+              <w:t xml:space="preserve">baseline</w:t>
+            </w:r>
+          </w:p>
+        </w:tc>
+        <w:tc>
+          <w:tcPr/>
+          <w:p>
+            <w:pPr>
+              <w:pStyle w:val="Compact"/>
+            </w:pPr>
+            <w:r>
+              <w:t xml:space="preserve">0.0029 [0.0005, 0.0128]</w:t>
+            </w:r>
+          </w:p>
+        </w:tc>
+        <w:tc>
+          <w:tcPr/>
+          <w:p>
+            <w:pPr>
+              <w:pStyle w:val="Compact"/>
+              <w:jc w:val="right"/>
+            </w:pPr>
+            <w:r>
+              <w:t xml:space="preserve">0.012</w:t>
+            </w:r>
+          </w:p>
+        </w:tc>
+        <w:tc>
+          <w:tcPr/>
+          <w:p>
+            <w:pPr>
+              <w:pStyle w:val="Compact"/>
+              <w:jc w:val="right"/>
+            </w:pPr>
+            <w:r>
+              <w:t xml:space="preserve">0.51</w:t>
+            </w:r>
+          </w:p>
+        </w:tc>
+        <w:tc>
+          <w:tcPr/>
+          <w:p>
+            <w:pPr>
+              <w:pStyle w:val="Compact"/>
+              <w:jc w:val="right"/>
+            </w:pPr>
+            <w:r>
+              <w:t xml:space="preserve">5.3</w:t>
+            </w:r>
+          </w:p>
+        </w:tc>
+      </w:tr>
+      <w:tr>
+        <w:tc>
+          <w:tcPr/>
+          <w:p>
+            <w:pPr>
+              <w:pStyle w:val="Compact"/>
+            </w:pPr>
+          </w:p>
+        </w:tc>
+        <w:tc>
+          <w:tcPr/>
+          <w:p>
+            <w:pPr>
+              <w:pStyle w:val="Compact"/>
+            </w:pPr>
+            <w:r>
+              <w:t xml:space="preserve">burn-in 2,400</w:t>
+            </w:r>
+          </w:p>
+        </w:tc>
+        <w:tc>
+          <w:tcPr/>
+          <w:p>
+            <w:pPr>
+              <w:pStyle w:val="Compact"/>
+            </w:pPr>
+            <w:r>
+              <w:t xml:space="preserve">0.0030 [0.0006, 0.0107]</w:t>
+            </w:r>
+          </w:p>
+        </w:tc>
+        <w:tc>
+          <w:tcPr/>
+          <w:p>
+            <w:pPr>
+              <w:pStyle w:val="Compact"/>
+              <w:jc w:val="right"/>
+            </w:pPr>
+            <w:r>
+              <w:t xml:space="preserve">0.020</w:t>
+            </w:r>
+          </w:p>
+        </w:tc>
+        <w:tc>
+          <w:tcPr/>
+          <w:p>
+            <w:pPr>
+              <w:pStyle w:val="Compact"/>
+              <w:jc w:val="right"/>
+            </w:pPr>
+            <w:r>
+              <w:t xml:space="preserve">0.52</w:t>
+            </w:r>
+          </w:p>
+        </w:tc>
+        <w:tc>
+          <w:tcPr/>
+          <w:p>
+            <w:pPr>
+              <w:pStyle w:val="Compact"/>
+              <w:jc w:val="right"/>
+            </w:pPr>
+            <w:r>
+              <w:t xml:space="preserve">5.2</w:t>
+            </w:r>
+          </w:p>
+        </w:tc>
+      </w:tr>
+      <w:tr>
+        <w:tc>
+          <w:tcPr/>
+          <w:p>
+            <w:pPr>
+              <w:pStyle w:val="Compact"/>
+            </w:pPr>
+          </w:p>
+        </w:tc>
+        <w:tc>
+          <w:tcPr/>
+          <w:p>
+            <w:pPr>
+              <w:pStyle w:val="Compact"/>
+            </w:pPr>
+            <w:r>
+              <w:t xml:space="preserve">monomorphic start, burn-in</w:t>
+            </w:r>
+          </w:p>
+        </w:tc>
+        <w:tc>
+          <w:tcPr/>
+          <w:p>
+            <w:pPr>
+              <w:pStyle w:val="Compact"/>
+            </w:pPr>
+            <w:r>
+              <w:t xml:space="preserve">0.0028 [0.0006, 0.0126]</w:t>
+            </w:r>
+          </w:p>
+        </w:tc>
+        <w:tc>
+          <w:tcPr/>
+          <w:p>
+            <w:pPr>
+              <w:pStyle w:val="Compact"/>
+              <w:jc w:val="right"/>
+            </w:pPr>
+            <w:r>
+              <w:t xml:space="preserve">0.020</w:t>
+            </w:r>
+          </w:p>
+        </w:tc>
+        <w:tc>
+          <w:tcPr/>
+          <w:p>
+            <w:pPr>
+              <w:pStyle w:val="Compact"/>
+              <w:jc w:val="right"/>
+            </w:pPr>
+            <w:r>
+              <w:t xml:space="preserve">0.22</w:t>
+            </w:r>
+          </w:p>
+        </w:tc>
+        <w:tc>
+          <w:tcPr/>
+          <w:p>
+            <w:pPr>
+              <w:pStyle w:val="Compact"/>
+              <w:jc w:val="right"/>
+            </w:pPr>
+            <w:r>
+              <w:t xml:space="preserve">4.2</w:t>
+            </w:r>
+          </w:p>
+        </w:tc>
+      </w:tr>
+      <w:tr>
+        <w:tc>
+          <w:tcPr/>
+          <w:p>
+            <w:pPr>
+              <w:pStyle w:val="Compact"/>
+            </w:pPr>
+          </w:p>
+        </w:tc>
+        <w:tc>
+          <w:tcPr/>
+          <w:p>
+            <w:pPr>
+              <w:pStyle w:val="Compact"/>
+            </w:pPr>
+            <w:r>
+              <w:t xml:space="preserve">monomorphic start, no burn-in</w:t>
+            </w:r>
+          </w:p>
+        </w:tc>
+        <w:tc>
+          <w:tcPr/>
+          <w:p>
+            <w:pPr>
+              <w:pStyle w:val="Compact"/>
+            </w:pPr>
+            <w:r>
+              <w:t xml:space="preserve">0.0033 [0.0004, 0.0141]</w:t>
+            </w:r>
+          </w:p>
+        </w:tc>
+        <w:tc>
+          <w:tcPr/>
+          <w:p>
+            <w:pPr>
+              <w:pStyle w:val="Compact"/>
+              <w:jc w:val="right"/>
+            </w:pPr>
+            <w:r>
+              <w:t xml:space="preserve">0.020</w:t>
+            </w:r>
+          </w:p>
+        </w:tc>
+        <w:tc>
+          <w:tcPr/>
+          <w:p>
+            <w:pPr>
+              <w:pStyle w:val="Compact"/>
+              <w:jc w:val="right"/>
+            </w:pPr>
+            <w:r>
+              <w:t xml:space="preserve">0.11</w:t>
+            </w:r>
+          </w:p>
+        </w:tc>
+        <w:tc>
+          <w:tcPr/>
+          <w:p>
+            <w:pPr>
+              <w:pStyle w:val="Compact"/>
+              <w:jc w:val="right"/>
+            </w:pPr>
+            <w:r>
+              <w:t xml:space="preserve">3.6</w:t>
+            </w:r>
+          </w:p>
+        </w:tc>
+      </w:tr>
+      <w:tr>
+        <w:tc>
+          <w:tcPr/>
+          <w:p>
+            <w:pPr>
+              <w:pStyle w:val="Compact"/>
+            </w:pPr>
+          </w:p>
+        </w:tc>
+        <w:tc>
+          <w:tcPr/>
+          <w:p>
+            <w:pPr>
+              <w:pStyle w:val="Compact"/>
+            </w:pPr>
+            <w:r>
+              <w:t xml:space="preserve">innovation halved</w:t>
+            </w:r>
+          </w:p>
+        </w:tc>
+        <w:tc>
+          <w:tcPr/>
+          <w:p>
+            <w:pPr>
+              <w:pStyle w:val="Compact"/>
+            </w:pPr>
+            <w:r>
+              <w:t xml:space="preserve">0.0028 [0.0007, 0.0160]</w:t>
+            </w:r>
+          </w:p>
+        </w:tc>
+        <w:tc>
+          <w:tcPr/>
+          <w:p>
+            <w:pPr>
+              <w:pStyle w:val="Compact"/>
+              <w:jc w:val="right"/>
+            </w:pPr>
+            <w:r>
+              <w:t xml:space="preserve">0.039</w:t>
+            </w:r>
+          </w:p>
+        </w:tc>
+        <w:tc>
+          <w:tcPr/>
+          <w:p>
+            <w:pPr>
+              <w:pStyle w:val="Compact"/>
+              <w:jc w:val="right"/>
+            </w:pPr>
+            <w:r>
+              <w:t xml:space="preserve">0.50</w:t>
+            </w:r>
+          </w:p>
+        </w:tc>
+        <w:tc>
+          <w:tcPr/>
+          <w:p>
+            <w:pPr>
+              <w:pStyle w:val="Compact"/>
+              <w:jc w:val="right"/>
+            </w:pPr>
+            <w:r>
+              <w:t xml:space="preserve">5.0</w:t>
+            </w:r>
+          </w:p>
+        </w:tc>
+      </w:tr>
+      <w:tr>
+        <w:tc>
+          <w:tcPr/>
+          <w:p>
+            <w:pPr>
+              <w:pStyle w:val="Compact"/>
+            </w:pPr>
+          </w:p>
+        </w:tc>
+        <w:tc>
+          <w:tcPr/>
+          <w:p>
+            <w:pPr>
+              <w:pStyle w:val="Compact"/>
+            </w:pPr>
+            <w:r>
+              <w:t xml:space="preserve">innovation doubled</w:t>
+            </w:r>
+          </w:p>
+        </w:tc>
+        <w:tc>
+          <w:tcPr/>
+          <w:p>
+            <w:pPr>
+              <w:pStyle w:val="Compact"/>
+            </w:pPr>
+            <w:r>
+              <w:t xml:space="preserve">0.0029 [0.0009, 0.0122]</w:t>
+            </w:r>
+          </w:p>
+        </w:tc>
+        <w:tc>
+          <w:tcPr/>
+          <w:p>
+            <w:pPr>
+              <w:pStyle w:val="Compact"/>
+              <w:jc w:val="right"/>
+            </w:pPr>
+            <w:r>
+              <w:t xml:space="preserve">0.020</w:t>
+            </w:r>
+          </w:p>
+        </w:tc>
+        <w:tc>
+          <w:tcPr/>
+          <w:p>
+            <w:pPr>
+              <w:pStyle w:val="Compact"/>
+              <w:jc w:val="right"/>
+            </w:pPr>
+            <w:r>
+              <w:t xml:space="preserve">0.51</w:t>
+            </w:r>
+          </w:p>
+        </w:tc>
+        <w:tc>
+          <w:tcPr/>
+          <w:p>
+            <w:pPr>
+              <w:pStyle w:val="Compact"/>
+              <w:jc w:val="right"/>
+            </w:pPr>
+            <w:r>
+              <w:t xml:space="preserve">5.6</w:t>
+            </w:r>
+          </w:p>
+        </w:tc>
+      </w:tr>
+      <w:tr>
+        <w:tc>
+          <w:tcPr/>
+          <w:p>
+            <w:pPr>
+              <w:pStyle w:val="Compact"/>
+            </w:pPr>
+          </w:p>
+        </w:tc>
+        <w:tc>
+          <w:tcPr/>
+          <w:p>
+            <w:pPr>
+              <w:pStyle w:val="Compact"/>
+            </w:pPr>
+            <w:r>
+              <w:t xml:space="preserve">mixing halved</w:t>
+            </w:r>
+          </w:p>
+        </w:tc>
+        <w:tc>
+          <w:tcPr/>
+          <w:p>
+            <w:pPr>
+              <w:pStyle w:val="Compact"/>
+            </w:pPr>
+            <w:r>
+              <w:t xml:space="preserve">0.0039 [0.0006, 0.0211]</w:t>
+            </w:r>
+          </w:p>
+        </w:tc>
+        <w:tc>
+          <w:tcPr/>
+          <w:p>
+            <w:pPr>
+              <w:pStyle w:val="Compact"/>
+              <w:jc w:val="right"/>
+            </w:pPr>
+            <w:r>
+              <w:t xml:space="preserve">0.059</w:t>
+            </w:r>
+          </w:p>
+        </w:tc>
+        <w:tc>
+          <w:tcPr/>
+          <w:p>
+            <w:pPr>
+              <w:pStyle w:val="Compact"/>
+              <w:jc w:val="right"/>
+            </w:pPr>
+            <w:r>
+              <w:t xml:space="preserve">0.50</w:t>
+            </w:r>
+          </w:p>
+        </w:tc>
+        <w:tc>
+          <w:tcPr/>
+          <w:p>
+            <w:pPr>
+              <w:pStyle w:val="Compact"/>
+              <w:jc w:val="right"/>
+            </w:pPr>
+            <w:r>
+              <w:t xml:space="preserve">4.9</w:t>
+            </w:r>
+          </w:p>
+        </w:tc>
+      </w:tr>
+      <w:tr>
+        <w:tc>
+          <w:tcPr/>
+          <w:p>
+            <w:pPr>
+              <w:pStyle w:val="Compact"/>
+            </w:pPr>
+          </w:p>
+        </w:tc>
+        <w:tc>
+          <w:tcPr/>
+          <w:p>
+            <w:pPr>
+              <w:pStyle w:val="Compact"/>
+            </w:pPr>
+            <w:r>
+              <w:t xml:space="preserve">mixing doubled</w:t>
+            </w:r>
+          </w:p>
+        </w:tc>
+        <w:tc>
+          <w:tcPr/>
+          <w:p>
+            <w:pPr>
+              <w:pStyle w:val="Compact"/>
+            </w:pPr>
+            <w:r>
+              <w:t xml:space="preserve">0.0019 [0.0002, 0.0071]</w:t>
+            </w:r>
+          </w:p>
+        </w:tc>
+        <w:tc>
+          <w:tcPr/>
+          <w:p>
+            <w:pPr>
+              <w:pStyle w:val="Compact"/>
+              <w:jc w:val="right"/>
+            </w:pPr>
+            <w:r>
+              <w:t xml:space="preserve">0.020</w:t>
+            </w:r>
+          </w:p>
+        </w:tc>
+        <w:tc>
+          <w:tcPr/>
+          <w:p>
+            <w:pPr>
+              <w:pStyle w:val="Compact"/>
+              <w:jc w:val="right"/>
+            </w:pPr>
+            <w:r>
+              <w:t xml:space="preserve">0.52</w:t>
+            </w:r>
+          </w:p>
+        </w:tc>
+        <w:tc>
+          <w:tcPr/>
+          <w:p>
+            <w:pPr>
+              <w:pStyle w:val="Compact"/>
+              <w:jc w:val="right"/>
+            </w:pPr>
+            <w:r>
+              <w:t xml:space="preserve">5.7</w:t>
+            </w:r>
+          </w:p>
+        </w:tc>
+      </w:tr>
+      <w:tr>
+        <w:tc>
+          <w:tcPr/>
+          <w:p>
+            <w:pPr>
+              <w:pStyle w:val="Compact"/>
+            </w:pPr>
+          </w:p>
+        </w:tc>
+        <w:tc>
+          <w:tcPr/>
+          <w:p>
+            <w:pPr>
+              <w:pStyle w:val="Compact"/>
+            </w:pPr>
+            <w:r>
+              <w:t xml:space="preserve">boundary, multiplier 0.5 (24 km)</w:t>
+            </w:r>
+          </w:p>
+        </w:tc>
+        <w:tc>
+          <w:tcPr/>
+          <w:p>
+            <w:pPr>
+              <w:pStyle w:val="Compact"/>
+            </w:pPr>
+            <w:r>
+              <w:t xml:space="preserve">0.0026 [0.0005, 0.0191]</w:t>
+            </w:r>
+          </w:p>
+        </w:tc>
+        <w:tc>
+          <w:tcPr/>
+          <w:p>
+            <w:pPr>
+              <w:pStyle w:val="Compact"/>
+              <w:jc w:val="right"/>
+            </w:pPr>
+            <w:r>
+              <w:t xml:space="preserve">0.065</w:t>
+            </w:r>
+          </w:p>
+        </w:tc>
+        <w:tc>
+          <w:tcPr/>
+          <w:p>
+            <w:pPr>
+              <w:pStyle w:val="Compact"/>
+            </w:pPr>
+          </w:p>
+        </w:tc>
+        <w:tc>
+          <w:tcPr/>
+          <w:p>
+            <w:pPr>
+              <w:pStyle w:val="Compact"/>
+            </w:pPr>
+          </w:p>
+        </w:tc>
+      </w:tr>
+      <w:tr>
+        <w:tc>
+          <w:tcPr/>
+          <w:p>
+            <w:pPr>
+              <w:pStyle w:val="Compact"/>
+            </w:pPr>
+          </w:p>
+        </w:tc>
+        <w:tc>
+          <w:tcPr/>
+          <w:p>
+            <w:pPr>
+              <w:pStyle w:val="Compact"/>
+            </w:pPr>
+            <w:r>
+              <w:t xml:space="preserve">boundary, multiplier 0.1 (24 km)</w:t>
+            </w:r>
+          </w:p>
+        </w:tc>
+        <w:tc>
+          <w:tcPr/>
+          <w:p>
+            <w:pPr>
+              <w:pStyle w:val="Compact"/>
+            </w:pPr>
+            <w:r>
+              <w:t xml:space="preserve">0.0042 [0.0013, 0.0153]</w:t>
+            </w:r>
+          </w:p>
+        </w:tc>
+        <w:tc>
+          <w:tcPr/>
+          <w:p>
+            <w:pPr>
+              <w:pStyle w:val="Compact"/>
+              <w:jc w:val="right"/>
+            </w:pPr>
+            <w:r>
+              <w:t xml:space="preserve">0.032</w:t>
+            </w:r>
+          </w:p>
+        </w:tc>
+        <w:tc>
+          <w:tcPr/>
+          <w:p>
+            <w:pPr>
+              <w:pStyle w:val="Compact"/>
+            </w:pPr>
+          </w:p>
+        </w:tc>
+        <w:tc>
+          <w:tcPr/>
+          <w:p>
+            <w:pPr>
+              <w:pStyle w:val="Compact"/>
+            </w:pPr>
+          </w:p>
+        </w:tc>
+      </w:tr>
+      <w:tr>
+        <w:tc>
+          <w:tcPr/>
+          <w:p>
+            <w:pPr>
+              <w:pStyle w:val="Compact"/>
+            </w:pPr>
+          </w:p>
+        </w:tc>
+        <w:tc>
+          <w:tcPr/>
+          <w:p>
+            <w:pPr>
+              <w:pStyle w:val="Compact"/>
+            </w:pPr>
+            <w:r>
+              <w:t xml:space="preserve">boundary, multiplier 0.03 (24 km)</w:t>
+            </w:r>
+          </w:p>
+        </w:tc>
+        <w:tc>
+          <w:tcPr/>
+          <w:p>
+            <w:pPr>
+              <w:pStyle w:val="Compact"/>
+            </w:pPr>
+            <w:r>
+              <w:t xml:space="preserve">0.0045 [0.0011, 0.0421]</w:t>
+            </w:r>
+          </w:p>
+        </w:tc>
+        <w:tc>
+          <w:tcPr/>
+          <w:p>
+            <w:pPr>
+              <w:pStyle w:val="Compact"/>
+              <w:jc w:val="right"/>
+            </w:pPr>
+            <w:r>
+              <w:t xml:space="preserve">0.226</w:t>
+            </w:r>
+          </w:p>
+        </w:tc>
+        <w:tc>
+          <w:tcPr/>
+          <w:p>
+            <w:pPr>
+              <w:pStyle w:val="Compact"/>
+            </w:pPr>
+          </w:p>
+        </w:tc>
+        <w:tc>
+          <w:tcPr/>
+          <w:p>
+            <w:pPr>
+              <w:pStyle w:val="Compact"/>
+            </w:pPr>
+          </w:p>
+        </w:tc>
+      </w:tr>
+    </w:tbl>
+    <w:p>
+      <w:pPr>
+        <w:pStyle w:val="BodyText"/>
+      </w:pPr>
+      <w:r>
+        <w:t xml:space="preserve">The sensitivity cases with monomorphic initialization and no burn-in depart from the calibrated diversity, and their tail probabilities are reported for completeness rather than as alternatives that fit the record. The remaining cases leave the basin tail probability between 0.02 and 0.06, so the underprediction is not a property of one startup or rate choice. The 30-realization boundary cases resolve tail probabilities only to about 0.03.</w:t>
+      </w:r>
+    </w:p>
+    <w:bookmarkEnd w:id="130"/>
+    <w:bookmarkStart w:id="131" w:name="X38a0c6a9c650c3c6e71b804c682fc2a3dc35e63"/>
+    <w:p>
+      <w:pPr>
+        <w:pStyle w:val="Heading2"/>
+      </w:pPr>
+      <w:r>
+        <w:t xml:space="preserve">Relaxing four assumptions of the drift model</w:t>
+      </w:r>
+    </w:p>
+    <w:p>
+      <w:pPr>
+        <w:pStyle w:val="FirstParagraph"/>
+      </w:pPr>
+      <w:r>
+        <w:t xml:space="preserve">The calibrated drift model reproduces the assemblages’ diversity but not their differentiation. The model makes four simplifying assumptions, and relaxing any of them could account for the difference. Relaxing one does not abandon drift. Each variant is the same finite-population drift model with one of its simplifications removed. Each is relaxed here on the basin set at its calibrated combination. The full series is in</w:t>
+      </w:r>
+      <w:r>
+        <w:t xml:space="preserve"> </w:t>
+      </w:r>
+      <w:r>
+        <w:rPr>
+          <w:rStyle w:val="VerbatimChar"/>
+        </w:rPr>
+        <w:t xml:space="preserve">output/findings/other_departures.md</w:t>
+      </w:r>
+      <w:r>
+        <w:t xml:space="preserve">. The standard is the same throughout. Relaxing an assumption accounts for the difference only if it reaches the observed</w:t>
+      </w:r>
+      <w:r>
+        <w:t xml:space="preserve"> </w:t>
+      </w:r>
+      <m:oMath>
+        <m:sSub>
+          <m:e>
+            <m:r>
+              <m:t>F</m:t>
+            </m:r>
+          </m:e>
+          <m:sub>
+            <m:r>
+              <m:t>S</m:t>
+            </m:r>
+            <m:r>
+              <m:t>T</m:t>
+            </m:r>
+          </m:sub>
+        </m:sSub>
+      </m:oMath>
+      <w:r>
+        <w:t xml:space="preserve"> </w:t>
+      </w:r>
+      <w:r>
+        <w:t xml:space="preserve">of 0.018 AND keeps all three diversity summaries inside the calibration’s 10 percent tolerance. A model that reaches the differentiation by losing the diversity fit has improved one fit at the expense of the other rather than improving both.</w:t>
+      </w:r>
+    </w:p>
+    <w:p>
+      <w:pPr>
+        <w:pStyle w:val="BodyText"/>
+      </w:pPr>
+      <w:r>
+        <w:rPr>
+          <w:b/>
+          <w:bCs/>
+        </w:rPr>
+        <w:t xml:space="preserve">Unequal site populations</w:t>
+      </w:r>
+      <w:r>
+        <w:t xml:space="preserve"> </w:t>
+      </w:r>
+      <w:r>
+        <w:t xml:space="preserve">(</w:t>
+      </w:r>
+      <w:r>
+        <w:rPr>
+          <w:rStyle w:val="VerbatimChar"/>
+        </w:rPr>
+        <w:t xml:space="preserve">analyses/64_unequal_populations.py</w:t>
+      </w:r>
+      <w:r>
+        <w:t xml:space="preserve">). Per-site populations are drawn lognormal with the calibrated population as the arithmetic mean and a rising coefficient of variation.</w:t>
+      </w:r>
+    </w:p>
+    <w:tbl>
+      <w:tblPr>
+        <w:tblStyle w:val="Table"/>
+        <w:tblW w:type="pct" w:w="5000"/>
+        <w:tblLayout w:type="fixed"/>
+        <w:tblLook w:firstRow="1" w:lastRow="0" w:firstColumn="0" w:lastColumn="0" w:noHBand="0" w:noVBand="0" w:val="0020"/>
+      </w:tblPr>
+      <w:tblGrid>
+        <w:gridCol w:w="1320"/>
+        <w:gridCol w:w="1320"/>
+        <w:gridCol w:w="1320"/>
+        <w:gridCol w:w="990"/>
+        <w:gridCol w:w="1320"/>
+        <w:gridCol w:w="1650"/>
+      </w:tblGrid>
+      <w:tr>
+        <w:trPr>
+          <w:tblHeader w:val="on"/>
+        </w:trPr>
+        <w:tc>
+          <w:tcPr/>
+          <w:p>
+            <w:pPr>
+              <w:pStyle w:val="Compact"/>
+              <w:jc w:val="right"/>
+            </w:pPr>
+            <w:r>
+              <w:t xml:space="preserve">CV</w:t>
+            </w:r>
+          </w:p>
+        </w:tc>
+        <w:tc>
+          <w:tcPr/>
+          <w:p>
+            <w:pPr>
+              <w:pStyle w:val="Compact"/>
+              <w:jc w:val="right"/>
+            </w:pPr>
+            <w:r>
+              <w:t xml:space="preserve">harmonic N</w:t>
+            </w:r>
+          </w:p>
+        </w:tc>
+        <w:tc>
+          <w:tcPr/>
+          <w:p>
+            <w:pPr>
+              <w:pStyle w:val="Compact"/>
+              <w:jc w:val="right"/>
+            </w:pPr>
+            <w:r>
+              <w:t xml:space="preserve">median</w:t>
+            </w:r>
+            <w:r>
+              <w:t xml:space="preserve"> </w:t>
+            </w:r>
+            <m:oMath>
+              <m:sSub>
+                <m:e>
+                  <m:r>
+                    <m:t>F</m:t>
+                  </m:r>
+                </m:e>
+                <m:sub>
+                  <m:r>
+                    <m:t>S</m:t>
+                  </m:r>
+                  <m:r>
+                    <m:t>T</m:t>
+                  </m:r>
+                </m:sub>
+              </m:sSub>
+            </m:oMath>
+          </w:p>
+        </w:tc>
+        <w:tc>
+          <w:tcPr/>
+          <w:p>
+            <w:pPr>
+              <w:pStyle w:val="Compact"/>
+            </w:pPr>
+            <w:r>
+              <w:t xml:space="preserve">95 percent</w:t>
+            </w:r>
+          </w:p>
+        </w:tc>
+        <w:tc>
+          <w:tcPr/>
+          <w:p>
+            <w:pPr>
+              <w:pStyle w:val="Compact"/>
+              <w:jc w:val="right"/>
+            </w:pPr>
+            <w:r>
+              <w:t xml:space="preserve">shortfall</w:t>
+            </w:r>
+          </w:p>
+        </w:tc>
+        <w:tc>
+          <w:tcPr/>
+          <w:p>
+            <w:pPr>
+              <w:pStyle w:val="Compact"/>
+              <w:jc w:val="center"/>
+            </w:pPr>
+            <w:r>
+              <w:t xml:space="preserve">diversity</w:t>
+            </w:r>
+          </w:p>
+        </w:tc>
+      </w:tr>
+      <w:tr>
+        <w:tc>
+          <w:tcPr/>
+          <w:p>
+            <w:pPr>
+              <w:pStyle w:val="Compact"/>
+              <w:jc w:val="right"/>
+            </w:pPr>
+            <w:r>
+              <w:t xml:space="preserve">0.0</w:t>
+            </w:r>
+          </w:p>
+        </w:tc>
+        <w:tc>
+          <w:tcPr/>
+          <w:p>
+            <w:pPr>
+              <w:pStyle w:val="Compact"/>
+              <w:jc w:val="right"/>
+            </w:pPr>
+            <w:r>
+              <w:t xml:space="preserve">10000</w:t>
+            </w:r>
+          </w:p>
+        </w:tc>
+        <w:tc>
+          <w:tcPr/>
+          <w:p>
+            <w:pPr>
+              <w:pStyle w:val="Compact"/>
+              <w:jc w:val="right"/>
+            </w:pPr>
+            <w:r>
+              <w:t xml:space="preserve">0.0030</w:t>
+            </w:r>
+          </w:p>
+        </w:tc>
+        <w:tc>
+          <w:tcPr/>
+          <w:p>
+            <w:pPr>
+              <w:pStyle w:val="Compact"/>
+            </w:pPr>
+            <w:r>
+              <w:t xml:space="preserve">[0.0005, 0.0145]</w:t>
+            </w:r>
+          </w:p>
+        </w:tc>
+        <w:tc>
+          <w:tcPr/>
+          <w:p>
+            <w:pPr>
+              <w:pStyle w:val="Compact"/>
+              <w:jc w:val="right"/>
+            </w:pPr>
+            <w:r>
+              <w:t xml:space="preserve">6.0x</w:t>
+            </w:r>
+          </w:p>
+        </w:tc>
+        <w:tc>
+          <w:tcPr/>
+          <w:p>
+            <w:pPr>
+              <w:pStyle w:val="Compact"/>
+              <w:jc w:val="center"/>
+            </w:pPr>
+            <w:r>
+              <w:t xml:space="preserve">matched</w:t>
+            </w:r>
+          </w:p>
+        </w:tc>
+      </w:tr>
+      <w:tr>
+        <w:tc>
+          <w:tcPr/>
+          <w:p>
+            <w:pPr>
+              <w:pStyle w:val="Compact"/>
+              <w:jc w:val="right"/>
+            </w:pPr>
+            <w:r>
+              <w:t xml:space="preserve">0.5</w:t>
+            </w:r>
+          </w:p>
+        </w:tc>
+        <w:tc>
+          <w:tcPr/>
+          <w:p>
+            <w:pPr>
+              <w:pStyle w:val="Compact"/>
+              <w:jc w:val="right"/>
+            </w:pPr>
+            <w:r>
+              <w:t xml:space="preserve">7814</w:t>
+            </w:r>
+          </w:p>
+        </w:tc>
+        <w:tc>
+          <w:tcPr/>
+          <w:p>
+            <w:pPr>
+              <w:pStyle w:val="Compact"/>
+              <w:jc w:val="right"/>
+            </w:pPr>
+            <w:r>
+              <w:t xml:space="preserve">0.0036</w:t>
+            </w:r>
+          </w:p>
+        </w:tc>
+        <w:tc>
+          <w:tcPr/>
+          <w:p>
+            <w:pPr>
+              <w:pStyle w:val="Compact"/>
+            </w:pPr>
+            <w:r>
+              <w:t xml:space="preserve">[0.0004, 0.0171]</w:t>
+            </w:r>
+          </w:p>
+        </w:tc>
+        <w:tc>
+          <w:tcPr/>
+          <w:p>
+            <w:pPr>
+              <w:pStyle w:val="Compact"/>
+              <w:jc w:val="right"/>
+            </w:pPr>
+            <w:r>
+              <w:t xml:space="preserve">4.9x</w:t>
+            </w:r>
+          </w:p>
+        </w:tc>
+        <w:tc>
+          <w:tcPr/>
+          <w:p>
+            <w:pPr>
+              <w:pStyle w:val="Compact"/>
+              <w:jc w:val="center"/>
+            </w:pPr>
+            <w:r>
+              <w:t xml:space="preserve">broken</w:t>
+            </w:r>
+          </w:p>
+        </w:tc>
+      </w:tr>
+      <w:tr>
+        <w:tc>
+          <w:tcPr/>
+          <w:p>
+            <w:pPr>
+              <w:pStyle w:val="Compact"/>
+              <w:jc w:val="right"/>
+            </w:pPr>
+            <w:r>
+              <w:t xml:space="preserve">1.0</w:t>
+            </w:r>
+          </w:p>
+        </w:tc>
+        <w:tc>
+          <w:tcPr/>
+          <w:p>
+            <w:pPr>
+              <w:pStyle w:val="Compact"/>
+              <w:jc w:val="right"/>
+            </w:pPr>
+            <w:r>
+              <w:t xml:space="preserve">5097</w:t>
+            </w:r>
+          </w:p>
+        </w:tc>
+        <w:tc>
+          <w:tcPr/>
+          <w:p>
+            <w:pPr>
+              <w:pStyle w:val="Compact"/>
+              <w:jc w:val="right"/>
+            </w:pPr>
+            <w:r>
+              <w:t xml:space="preserve">0.0053</w:t>
+            </w:r>
+          </w:p>
+        </w:tc>
+        <w:tc>
+          <w:tcPr/>
+          <w:p>
+            <w:pPr>
+              <w:pStyle w:val="Compact"/>
+            </w:pPr>
+            <w:r>
+              <w:t xml:space="preserve">[0.0007, 0.0223]</w:t>
+            </w:r>
+          </w:p>
+        </w:tc>
+        <w:tc>
+          <w:tcPr/>
+          <w:p>
+            <w:pPr>
+              <w:pStyle w:val="Compact"/>
+              <w:jc w:val="right"/>
+            </w:pPr>
+            <w:r>
+              <w:t xml:space="preserve">3.4x</w:t>
+            </w:r>
+          </w:p>
+        </w:tc>
+        <w:tc>
+          <w:tcPr/>
+          <w:p>
+            <w:pPr>
+              <w:pStyle w:val="Compact"/>
+              <w:jc w:val="center"/>
+            </w:pPr>
+            <w:r>
+              <w:t xml:space="preserve">broken</w:t>
+            </w:r>
+          </w:p>
+        </w:tc>
+      </w:tr>
+      <w:tr>
+        <w:tc>
+          <w:tcPr/>
+          <w:p>
+            <w:pPr>
+              <w:pStyle w:val="Compact"/>
+              <w:jc w:val="right"/>
+            </w:pPr>
+            <w:r>
+              <w:t xml:space="preserve">1.5</w:t>
+            </w:r>
+          </w:p>
+        </w:tc>
+        <w:tc>
+          <w:tcPr/>
+          <w:p>
+            <w:pPr>
+              <w:pStyle w:val="Compact"/>
+              <w:jc w:val="right"/>
+            </w:pPr>
+            <w:r>
+              <w:t xml:space="preserve">3361</w:t>
+            </w:r>
+          </w:p>
+        </w:tc>
+        <w:tc>
+          <w:tcPr/>
+          <w:p>
+            <w:pPr>
+              <w:pStyle w:val="Compact"/>
+              <w:jc w:val="right"/>
+            </w:pPr>
+            <w:r>
+              <w:t xml:space="preserve">0.0073</w:t>
+            </w:r>
+          </w:p>
+        </w:tc>
+        <w:tc>
+          <w:tcPr/>
+          <w:p>
+            <w:pPr>
+              <w:pStyle w:val="Compact"/>
+            </w:pPr>
+            <w:r>
+              <w:t xml:space="preserve">[0.0014, 0.0363]</w:t>
+            </w:r>
+          </w:p>
+        </w:tc>
+        <w:tc>
+          <w:tcPr/>
+          <w:p>
+            <w:pPr>
+              <w:pStyle w:val="Compact"/>
+              <w:jc w:val="right"/>
+            </w:pPr>
+            <w:r>
+              <w:t xml:space="preserve">2.4x</w:t>
+            </w:r>
+          </w:p>
+        </w:tc>
+        <w:tc>
+          <w:tcPr/>
+          <w:p>
+            <w:pPr>
+              <w:pStyle w:val="Compact"/>
+              <w:jc w:val="center"/>
+            </w:pPr>
+            <w:r>
+              <w:t xml:space="preserve">broken</w:t>
+            </w:r>
+          </w:p>
+        </w:tc>
+      </w:tr>
+      <w:tr>
+        <w:tc>
+          <w:tcPr/>
+          <w:p>
+            <w:pPr>
+              <w:pStyle w:val="Compact"/>
+              <w:jc w:val="right"/>
+            </w:pPr>
+            <w:r>
+              <w:t xml:space="preserve">2.0</w:t>
+            </w:r>
+          </w:p>
+        </w:tc>
+        <w:tc>
+          <w:tcPr/>
+          <w:p>
+            <w:pPr>
+              <w:pStyle w:val="Compact"/>
+              <w:jc w:val="right"/>
+            </w:pPr>
+            <w:r>
+              <w:t xml:space="preserve">2349</w:t>
+            </w:r>
+          </w:p>
+        </w:tc>
+        <w:tc>
+          <w:tcPr/>
+          <w:p>
+            <w:pPr>
+              <w:pStyle w:val="Compact"/>
+              <w:jc w:val="right"/>
+            </w:pPr>
+            <w:r>
+              <w:t xml:space="preserve">0.0115</w:t>
+            </w:r>
+          </w:p>
+        </w:tc>
+        <w:tc>
+          <w:tcPr/>
+          <w:p>
+            <w:pPr>
+              <w:pStyle w:val="Compact"/>
+            </w:pPr>
+            <w:r>
+              <w:t xml:space="preserve">[0.0013, 0.0645]</w:t>
+            </w:r>
+          </w:p>
+        </w:tc>
+        <w:tc>
+          <w:tcPr/>
+          <w:p>
+            <w:pPr>
+              <w:pStyle w:val="Compact"/>
+              <w:jc w:val="right"/>
+            </w:pPr>
+            <w:r>
+              <w:t xml:space="preserve">1.6x</w:t>
+            </w:r>
+          </w:p>
+        </w:tc>
+        <w:tc>
+          <w:tcPr/>
+          <w:p>
+            <w:pPr>
+              <w:pStyle w:val="Compact"/>
+              <w:jc w:val="center"/>
+            </w:pPr>
+            <w:r>
+              <w:t xml:space="preserve">broken</w:t>
+            </w:r>
+          </w:p>
+        </w:tc>
+      </w:tr>
+      <w:tr>
+        <w:tc>
+          <w:tcPr/>
+          <w:p>
+            <w:pPr>
+              <w:pStyle w:val="Compact"/>
+              <w:jc w:val="right"/>
+            </w:pPr>
+            <w:r>
+              <w:t xml:space="preserve">3.0</w:t>
+            </w:r>
+          </w:p>
+        </w:tc>
+        <w:tc>
+          <w:tcPr/>
+          <w:p>
+            <w:pPr>
+              <w:pStyle w:val="Compact"/>
+              <w:jc w:val="right"/>
+            </w:pPr>
+            <w:r>
+              <w:t xml:space="preserve">1342</w:t>
+            </w:r>
+          </w:p>
+        </w:tc>
+        <w:tc>
+          <w:tcPr/>
+          <w:p>
+            <w:pPr>
+              <w:pStyle w:val="Compact"/>
+              <w:jc w:val="right"/>
+            </w:pPr>
+            <w:r>
+              <w:t xml:space="preserve">0.0159</w:t>
+            </w:r>
+          </w:p>
+        </w:tc>
+        <w:tc>
+          <w:tcPr/>
+          <w:p>
+            <w:pPr>
+              <w:pStyle w:val="Compact"/>
+            </w:pPr>
+            <w:r>
+              <w:t xml:space="preserve">[0.0016, 0.1064]</w:t>
+            </w:r>
+          </w:p>
+        </w:tc>
+        <w:tc>
+          <w:tcPr/>
+          <w:p>
+            <w:pPr>
+              <w:pStyle w:val="Compact"/>
+              <w:jc w:val="right"/>
+            </w:pPr>
+            <w:r>
+              <w:t xml:space="preserve">1.1x</w:t>
+            </w:r>
+          </w:p>
+        </w:tc>
+        <w:tc>
+          <w:tcPr/>
+          <w:p>
+            <w:pPr>
+              <w:pStyle w:val="Compact"/>
+              <w:jc w:val="center"/>
+            </w:pPr>
+            <w:r>
+              <w:t xml:space="preserve">broken</w:t>
+            </w:r>
+          </w:p>
+        </w:tc>
+      </w:tr>
+    </w:tbl>
+    <w:p>
+      <w:pPr>
+        <w:pStyle w:val="BodyText"/>
+      </w:pPr>
+      <w:r>
+        <w:t xml:space="preserve">Maximum mound height in</w:t>
+      </w:r>
+      <w:r>
+        <w:t xml:space="preserve"> </w:t>
+      </w:r>
+      <w:r>
+        <w:rPr>
+          <w:rStyle w:val="VerbatimChar"/>
+        </w:rPr>
+        <w:t xml:space="preserve">data/LMVData-22March2006.xls</w:t>
+      </w:r>
+      <w:r>
+        <w:t xml:space="preserve"> </w:t>
+      </w:r>
+      <w:r>
+        <w:t xml:space="preserve">covers 23 of the 29 basin assemblages and is the only size field there with usable coverage. Taking population to scale with height, with height squared, or with height cubed implies a coefficient of variation of 0.88, 1.27 and 1.61 respectively. At that bracket the shortfall is still a factor of two to three. Inequality raises differentiation but lowers the harmonic mean population, which raises drift everywhere and pulls diversity below the observed value.</w:t>
+      </w:r>
+    </w:p>
+    <w:p>
+      <w:pPr>
+        <w:pStyle w:val="BodyText"/>
+      </w:pPr>
+      <w:r>
+        <w:rPr>
+          <w:b/>
+          <w:bCs/>
+        </w:rPr>
+        <w:t xml:space="preserve">Transport geography</w:t>
+      </w:r>
+      <w:r>
+        <w:t xml:space="preserve"> </w:t>
+      </w:r>
+      <w:r>
+        <w:t xml:space="preserve">(</w:t>
+      </w:r>
+      <w:r>
+        <w:rPr>
+          <w:rStyle w:val="VerbatimChar"/>
+        </w:rPr>
+        <w:t xml:space="preserve">analyses/65_other_departures.py</w:t>
+      </w:r>
+      <w:r>
+        <w:t xml:space="preserve">).</w:t>
+      </w:r>
+    </w:p>
+    <w:tbl>
+      <w:tblPr>
+        <w:tblStyle w:val="Table"/>
+        <w:tblW w:type="pct" w:w="5000"/>
+        <w:tblLayout w:type="fixed"/>
+        <w:tblLook w:firstRow="1" w:lastRow="0" w:firstColumn="0" w:lastColumn="0" w:noHBand="0" w:noVBand="0" w:val="0020"/>
+      </w:tblPr>
+      <w:tblGrid>
+        <w:gridCol w:w="1250"/>
+        <w:gridCol w:w="1667"/>
+        <w:gridCol w:w="1250"/>
+        <w:gridCol w:w="1667"/>
+        <w:gridCol w:w="2084"/>
+      </w:tblGrid>
+      <w:tr>
+        <w:trPr>
+          <w:tblHeader w:val="on"/>
+        </w:trPr>
+        <w:tc>
+          <w:tcPr/>
+          <w:p>
+            <w:pPr>
+              <w:pStyle w:val="Compact"/>
+            </w:pPr>
+            <w:r>
+              <w:t xml:space="preserve">setting</w:t>
+            </w:r>
+          </w:p>
+        </w:tc>
+        <w:tc>
+          <w:tcPr/>
+          <w:p>
+            <w:pPr>
+              <w:pStyle w:val="Compact"/>
+              <w:jc w:val="right"/>
+            </w:pPr>
+            <w:r>
+              <w:t xml:space="preserve">median</w:t>
+            </w:r>
+            <w:r>
+              <w:t xml:space="preserve"> </w:t>
+            </w:r>
+            <m:oMath>
+              <m:sSub>
+                <m:e>
+                  <m:r>
+                    <m:t>F</m:t>
+                  </m:r>
+                </m:e>
+                <m:sub>
+                  <m:r>
+                    <m:t>S</m:t>
+                  </m:r>
+                  <m:r>
+                    <m:t>T</m:t>
+                  </m:r>
+                </m:sub>
+              </m:sSub>
+            </m:oMath>
+          </w:p>
+        </w:tc>
+        <w:tc>
+          <w:tcPr/>
+          <w:p>
+            <w:pPr>
+              <w:pStyle w:val="Compact"/>
+            </w:pPr>
+            <w:r>
+              <w:t xml:space="preserve">95 percent</w:t>
+            </w:r>
+          </w:p>
+        </w:tc>
+        <w:tc>
+          <w:tcPr/>
+          <w:p>
+            <w:pPr>
+              <w:pStyle w:val="Compact"/>
+              <w:jc w:val="right"/>
+            </w:pPr>
+            <w:r>
+              <w:t xml:space="preserve">shortfall</w:t>
+            </w:r>
+          </w:p>
+        </w:tc>
+        <w:tc>
+          <w:tcPr/>
+          <w:p>
+            <w:pPr>
+              <w:pStyle w:val="Compact"/>
+              <w:jc w:val="center"/>
+            </w:pPr>
+            <w:r>
+              <w:t xml:space="preserve">diversity</w:t>
+            </w:r>
+          </w:p>
+        </w:tc>
+      </w:tr>
+      <w:tr>
+        <w:tc>
+          <w:tcPr/>
+          <w:p>
+            <w:pPr>
+              <w:pStyle w:val="Compact"/>
+            </w:pPr>
+            <w:r>
+              <w:t xml:space="preserve">river, exponential, 6 km</w:t>
+            </w:r>
+          </w:p>
+        </w:tc>
+        <w:tc>
+          <w:tcPr/>
+          <w:p>
+            <w:pPr>
+              <w:pStyle w:val="Compact"/>
+              <w:jc w:val="right"/>
+            </w:pPr>
+            <w:r>
+              <w:t xml:space="preserve">0.0072</w:t>
+            </w:r>
+          </w:p>
+        </w:tc>
+        <w:tc>
+          <w:tcPr/>
+          <w:p>
+            <w:pPr>
+              <w:pStyle w:val="Compact"/>
+            </w:pPr>
+            <w:r>
+              <w:t xml:space="preserve">[0.0014, 0.0415]</w:t>
+            </w:r>
+          </w:p>
+        </w:tc>
+        <w:tc>
+          <w:tcPr/>
+          <w:p>
+            <w:pPr>
+              <w:pStyle w:val="Compact"/>
+              <w:jc w:val="right"/>
+            </w:pPr>
+            <w:r>
+              <w:t xml:space="preserve">2.5x</w:t>
+            </w:r>
+          </w:p>
+        </w:tc>
+        <w:tc>
+          <w:tcPr/>
+          <w:p>
+            <w:pPr>
+              <w:pStyle w:val="Compact"/>
+              <w:jc w:val="center"/>
+            </w:pPr>
+            <w:r>
+              <w:t xml:space="preserve">broken</w:t>
+            </w:r>
+          </w:p>
+        </w:tc>
+      </w:tr>
+      <w:tr>
+        <w:tc>
+          <w:tcPr/>
+          <w:p>
+            <w:pPr>
+              <w:pStyle w:val="Compact"/>
+            </w:pPr>
+            <w:r>
+              <w:t xml:space="preserve">river, exponential, 12 km</w:t>
+            </w:r>
+          </w:p>
+        </w:tc>
+        <w:tc>
+          <w:tcPr/>
+          <w:p>
+            <w:pPr>
+              <w:pStyle w:val="Compact"/>
+              <w:jc w:val="right"/>
+            </w:pPr>
+            <w:r>
+              <w:t xml:space="preserve">0.0061</w:t>
+            </w:r>
+          </w:p>
+        </w:tc>
+        <w:tc>
+          <w:tcPr/>
+          <w:p>
+            <w:pPr>
+              <w:pStyle w:val="Compact"/>
+            </w:pPr>
+            <w:r>
+              <w:t xml:space="preserve">[0.0007, 0.0263]</w:t>
+            </w:r>
+          </w:p>
+        </w:tc>
+        <w:tc>
+          <w:tcPr/>
+          <w:p>
+            <w:pPr>
+              <w:pStyle w:val="Compact"/>
+              <w:jc w:val="right"/>
+            </w:pPr>
+            <w:r>
+              <w:t xml:space="preserve">3.0x</w:t>
+            </w:r>
+          </w:p>
+        </w:tc>
+        <w:tc>
+          <w:tcPr/>
+          <w:p>
+            <w:pPr>
+              <w:pStyle w:val="Compact"/>
+              <w:jc w:val="center"/>
+            </w:pPr>
+            <w:r>
+              <w:t xml:space="preserve">broken</w:t>
+            </w:r>
+          </w:p>
+        </w:tc>
+      </w:tr>
+      <w:tr>
+        <w:tc>
+          <w:tcPr/>
+          <w:p>
+            <w:pPr>
+              <w:pStyle w:val="Compact"/>
+            </w:pPr>
+            <w:r>
+              <w:t xml:space="preserve">river, exponential, 24 km</w:t>
+            </w:r>
+          </w:p>
+        </w:tc>
+        <w:tc>
+          <w:tcPr/>
+          <w:p>
+            <w:pPr>
+              <w:pStyle w:val="Compact"/>
+              <w:jc w:val="right"/>
+            </w:pPr>
+            <w:r>
+              <w:t xml:space="preserve">0.0031</w:t>
+            </w:r>
+          </w:p>
+        </w:tc>
+        <w:tc>
+          <w:tcPr/>
+          <w:p>
+            <w:pPr>
+              <w:pStyle w:val="Compact"/>
+            </w:pPr>
+            <w:r>
+              <w:t xml:space="preserve">[0.0007, 0.0126]</w:t>
+            </w:r>
+          </w:p>
+        </w:tc>
+        <w:tc>
+          <w:tcPr/>
+          <w:p>
+            <w:pPr>
+              <w:pStyle w:val="Compact"/>
+              <w:jc w:val="right"/>
+            </w:pPr>
+            <w:r>
+              <w:t xml:space="preserve">5.8x</w:t>
+            </w:r>
+          </w:p>
+        </w:tc>
+        <w:tc>
+          <w:tcPr/>
+          <w:p>
+            <w:pPr>
+              <w:pStyle w:val="Compact"/>
+              <w:jc w:val="center"/>
+            </w:pPr>
+            <w:r>
+              <w:t xml:space="preserve">matched</w:t>
+            </w:r>
+          </w:p>
+        </w:tc>
+      </w:tr>
+      <w:tr>
+        <w:tc>
+          <w:tcPr/>
+          <w:p>
+            <w:pPr>
+              <w:pStyle w:val="Compact"/>
+            </w:pPr>
+            <w:r>
+              <w:t xml:space="preserve">river, exponential, 48 km</w:t>
+            </w:r>
+          </w:p>
+        </w:tc>
+        <w:tc>
+          <w:tcPr/>
+          <w:p>
+            <w:pPr>
+              <w:pStyle w:val="Compact"/>
+              <w:jc w:val="right"/>
+            </w:pPr>
+            <w:r>
+              <w:t xml:space="preserve">0.0012</w:t>
+            </w:r>
+          </w:p>
+        </w:tc>
+        <w:tc>
+          <w:tcPr/>
+          <w:p>
+            <w:pPr>
+              <w:pStyle w:val="Compact"/>
+            </w:pPr>
+            <w:r>
+              <w:t xml:space="preserve">[0.0002, 0.0051]</w:t>
+            </w:r>
+          </w:p>
+        </w:tc>
+        <w:tc>
+          <w:tcPr/>
+          <w:p>
+            <w:pPr>
+              <w:pStyle w:val="Compact"/>
+              <w:jc w:val="right"/>
+            </w:pPr>
+            <w:r>
+              <w:t xml:space="preserve">15.3x</w:t>
+            </w:r>
+          </w:p>
+        </w:tc>
+        <w:tc>
+          <w:tcPr/>
+          <w:p>
+            <w:pPr>
+              <w:pStyle w:val="Compact"/>
+              <w:jc w:val="center"/>
+            </w:pPr>
+            <w:r>
+              <w:t xml:space="preserve">matched</w:t>
+            </w:r>
+          </w:p>
+        </w:tc>
+      </w:tr>
+      <w:tr>
+        <w:tc>
+          <w:tcPr/>
+          <w:p>
+            <w:pPr>
+              <w:pStyle w:val="Compact"/>
+            </w:pPr>
+            <w:r>
+              <w:t xml:space="preserve">river, exponential, 96 km</w:t>
+            </w:r>
+          </w:p>
+        </w:tc>
+        <w:tc>
+          <w:tcPr/>
+          <w:p>
+            <w:pPr>
+              <w:pStyle w:val="Compact"/>
+              <w:jc w:val="right"/>
+            </w:pPr>
+            <w:r>
+              <w:t xml:space="preserve">0.0007</w:t>
+            </w:r>
+          </w:p>
+        </w:tc>
+        <w:tc>
+          <w:tcPr/>
+          <w:p>
+            <w:pPr>
+              <w:pStyle w:val="Compact"/>
+            </w:pPr>
+            <w:r>
+              <w:t xml:space="preserve">[0.0001, 0.0039]</w:t>
+            </w:r>
+          </w:p>
+        </w:tc>
+        <w:tc>
+          <w:tcPr/>
+          <w:p>
+            <w:pPr>
+              <w:pStyle w:val="Compact"/>
+              <w:jc w:val="right"/>
+            </w:pPr>
+            <w:r>
+              <w:t xml:space="preserve">25.5x</w:t>
+            </w:r>
+          </w:p>
+        </w:tc>
+        <w:tc>
+          <w:tcPr/>
+          <w:p>
+            <w:pPr>
+              <w:pStyle w:val="Compact"/>
+              <w:jc w:val="center"/>
+            </w:pPr>
+            <w:r>
+              <w:t xml:space="preserve">matched</w:t>
+            </w:r>
+          </w:p>
+        </w:tc>
+      </w:tr>
+      <w:tr>
+        <w:tc>
+          <w:tcPr/>
+          <w:p>
+            <w:pPr>
+              <w:pStyle w:val="Compact"/>
+            </w:pPr>
+            <w:r>
+              <w:t xml:space="preserve">straight-line, exponential, 6 km</w:t>
+            </w:r>
+          </w:p>
+        </w:tc>
+        <w:tc>
+          <w:tcPr/>
+          <w:p>
+            <w:pPr>
+              <w:pStyle w:val="Compact"/>
+              <w:jc w:val="right"/>
+            </w:pPr>
+            <w:r>
+              <w:t xml:space="preserve">0.0041</w:t>
+            </w:r>
+          </w:p>
+        </w:tc>
+        <w:tc>
+          <w:tcPr/>
+          <w:p>
+            <w:pPr>
+              <w:pStyle w:val="Compact"/>
+            </w:pPr>
+            <w:r>
+              <w:t xml:space="preserve">[0.0008, 0.0238]</w:t>
+            </w:r>
+          </w:p>
+        </w:tc>
+        <w:tc>
+          <w:tcPr/>
+          <w:p>
+            <w:pPr>
+              <w:pStyle w:val="Compact"/>
+              <w:jc w:val="right"/>
+            </w:pPr>
+            <w:r>
+              <w:t xml:space="preserve">4.4x</w:t>
+            </w:r>
+          </w:p>
+        </w:tc>
+        <w:tc>
+          <w:tcPr/>
+          <w:p>
+            <w:pPr>
+              <w:pStyle w:val="Compact"/>
+              <w:jc w:val="center"/>
+            </w:pPr>
+            <w:r>
+              <w:t xml:space="preserve">broken</w:t>
+            </w:r>
+          </w:p>
+        </w:tc>
+      </w:tr>
+      <w:tr>
+        <w:tc>
+          <w:tcPr/>
+          <w:p>
+            <w:pPr>
+              <w:pStyle w:val="Compact"/>
+            </w:pPr>
+            <w:r>
+              <w:t xml:space="preserve">straight-line, exponential, 12 km</w:t>
+            </w:r>
+          </w:p>
+        </w:tc>
+        <w:tc>
+          <w:tcPr/>
+          <w:p>
+            <w:pPr>
+              <w:pStyle w:val="Compact"/>
+              <w:jc w:val="right"/>
+            </w:pPr>
+            <w:r>
+              <w:t xml:space="preserve">0.0019</w:t>
+            </w:r>
+          </w:p>
+        </w:tc>
+        <w:tc>
+          <w:tcPr/>
+          <w:p>
+            <w:pPr>
+              <w:pStyle w:val="Compact"/>
+            </w:pPr>
+            <w:r>
+              <w:t xml:space="preserve">[0.0003, 0.0081]</w:t>
+            </w:r>
+          </w:p>
+        </w:tc>
+        <w:tc>
+          <w:tcPr/>
+          <w:p>
+            <w:pPr>
+              <w:pStyle w:val="Compact"/>
+              <w:jc w:val="right"/>
+            </w:pPr>
+            <w:r>
+              <w:t xml:space="preserve">9.4x</w:t>
+            </w:r>
+          </w:p>
+        </w:tc>
+        <w:tc>
+          <w:tcPr/>
+          <w:p>
+            <w:pPr>
+              <w:pStyle w:val="Compact"/>
+              <w:jc w:val="center"/>
+            </w:pPr>
+            <w:r>
+              <w:t xml:space="preserve">matched</w:t>
+            </w:r>
+          </w:p>
+        </w:tc>
+      </w:tr>
+      <w:tr>
+        <w:tc>
+          <w:tcPr/>
+          <w:p>
+            <w:pPr>
+              <w:pStyle w:val="Compact"/>
+            </w:pPr>
+            <w:r>
+              <w:t xml:space="preserve">straight-line, exponential, 24 km</w:t>
+            </w:r>
+          </w:p>
+        </w:tc>
+        <w:tc>
+          <w:tcPr/>
+          <w:p>
+            <w:pPr>
+              <w:pStyle w:val="Compact"/>
+              <w:jc w:val="right"/>
+            </w:pPr>
+            <w:r>
+              <w:t xml:space="preserve">0.0009</w:t>
+            </w:r>
+          </w:p>
+        </w:tc>
+        <w:tc>
+          <w:tcPr/>
+          <w:p>
+            <w:pPr>
+              <w:pStyle w:val="Compact"/>
+            </w:pPr>
+            <w:r>
+              <w:t xml:space="preserve">[0.0002, 0.0040]</w:t>
+            </w:r>
+          </w:p>
+        </w:tc>
+        <w:tc>
+          <w:tcPr/>
+          <w:p>
+            <w:pPr>
+              <w:pStyle w:val="Compact"/>
+              <w:jc w:val="right"/>
+            </w:pPr>
+            <w:r>
+              <w:t xml:space="preserve">19.8x</w:t>
+            </w:r>
+          </w:p>
+        </w:tc>
+        <w:tc>
+          <w:tcPr/>
+          <w:p>
+            <w:pPr>
+              <w:pStyle w:val="Compact"/>
+              <w:jc w:val="center"/>
+            </w:pPr>
+            <w:r>
+              <w:t xml:space="preserve">matched</w:t>
+            </w:r>
+          </w:p>
+        </w:tc>
+      </w:tr>
+      <w:tr>
+        <w:tc>
+          <w:tcPr/>
+          <w:p>
+            <w:pPr>
+              <w:pStyle w:val="Compact"/>
+            </w:pPr>
+            <w:r>
+              <w:t xml:space="preserve">straight-line, exponential, 48 km</w:t>
+            </w:r>
+          </w:p>
+        </w:tc>
+        <w:tc>
+          <w:tcPr/>
+          <w:p>
+            <w:pPr>
+              <w:pStyle w:val="Compact"/>
+              <w:jc w:val="right"/>
+            </w:pPr>
+            <w:r>
+              <w:t xml:space="preserve">0.0007</w:t>
+            </w:r>
+          </w:p>
+        </w:tc>
+        <w:tc>
+          <w:tcPr/>
+          <w:p>
+            <w:pPr>
+              <w:pStyle w:val="Compact"/>
+            </w:pPr>
+            <w:r>
+              <w:t xml:space="preserve">[0.0001, 0.0034]</w:t>
+            </w:r>
+          </w:p>
+        </w:tc>
+        <w:tc>
+          <w:tcPr/>
+          <w:p>
+            <w:pPr>
+              <w:pStyle w:val="Compact"/>
+              <w:jc w:val="right"/>
+            </w:pPr>
+            <w:r>
+              <w:t xml:space="preserve">24.9x</w:t>
+            </w:r>
+          </w:p>
+        </w:tc>
+        <w:tc>
+          <w:tcPr/>
+          <w:p>
+            <w:pPr>
+              <w:pStyle w:val="Compact"/>
+              <w:jc w:val="center"/>
+            </w:pPr>
+            <w:r>
+              <w:t xml:space="preserve">matched</w:t>
+            </w:r>
+          </w:p>
+        </w:tc>
+      </w:tr>
+      <w:tr>
+        <w:tc>
+          <w:tcPr/>
+          <w:p>
+            <w:pPr>
+              <w:pStyle w:val="Compact"/>
+            </w:pPr>
+            <w:r>
+              <w:t xml:space="preserve">straight-line, exponential, 96 km</w:t>
+            </w:r>
+          </w:p>
+        </w:tc>
+        <w:tc>
+          <w:tcPr/>
+          <w:p>
+            <w:pPr>
+              <w:pStyle w:val="Compact"/>
+              <w:jc w:val="right"/>
+            </w:pPr>
+            <w:r>
+              <w:t xml:space="preserve">0.0007</w:t>
+            </w:r>
+          </w:p>
+        </w:tc>
+        <w:tc>
+          <w:tcPr/>
+          <w:p>
+            <w:pPr>
+              <w:pStyle w:val="Compact"/>
+            </w:pPr>
+            <w:r>
+              <w:t xml:space="preserve">[0.0001, 0.0032]</w:t>
+            </w:r>
+          </w:p>
+        </w:tc>
+        <w:tc>
+          <w:tcPr/>
+          <w:p>
+            <w:pPr>
+              <w:pStyle w:val="Compact"/>
+              <w:jc w:val="right"/>
+            </w:pPr>
+            <w:r>
+              <w:t xml:space="preserve">25.9x</w:t>
+            </w:r>
+          </w:p>
+        </w:tc>
+        <w:tc>
+          <w:tcPr/>
+          <w:p>
+            <w:pPr>
+              <w:pStyle w:val="Compact"/>
+              <w:jc w:val="center"/>
+            </w:pPr>
+            <w:r>
+              <w:t xml:space="preserve">matched</w:t>
+            </w:r>
+          </w:p>
+        </w:tc>
+      </w:tr>
+      <w:tr>
+        <w:tc>
+          <w:tcPr/>
+          <w:p>
+            <w:pPr>
+              <w:pStyle w:val="Compact"/>
+            </w:pPr>
+            <w:r>
+              <w:t xml:space="preserve">river, gaussian, 6 km</w:t>
+            </w:r>
+          </w:p>
+        </w:tc>
+        <w:tc>
+          <w:tcPr/>
+          <w:p>
+            <w:pPr>
+              <w:pStyle w:val="Compact"/>
+              <w:jc w:val="right"/>
+            </w:pPr>
+            <w:r>
+              <w:t xml:space="preserve">0.0100</w:t>
+            </w:r>
+          </w:p>
+        </w:tc>
+        <w:tc>
+          <w:tcPr/>
+          <w:p>
+            <w:pPr>
+              <w:pStyle w:val="Compact"/>
+            </w:pPr>
+            <w:r>
+              <w:t xml:space="preserve">[0.0013, 0.0533]</w:t>
+            </w:r>
+          </w:p>
+        </w:tc>
+        <w:tc>
+          <w:tcPr/>
+          <w:p>
+            <w:pPr>
+              <w:pStyle w:val="Compact"/>
+              <w:jc w:val="right"/>
+            </w:pPr>
+            <w:r>
+              <w:t xml:space="preserve">1.8x</w:t>
+            </w:r>
+          </w:p>
+        </w:tc>
+        <w:tc>
+          <w:tcPr/>
+          <w:p>
+            <w:pPr>
+              <w:pStyle w:val="Compact"/>
+              <w:jc w:val="center"/>
+            </w:pPr>
+            <w:r>
+              <w:t xml:space="preserve">broken</w:t>
+            </w:r>
+          </w:p>
+        </w:tc>
+      </w:tr>
+      <w:tr>
+        <w:tc>
+          <w:tcPr/>
+          <w:p>
+            <w:pPr>
+              <w:pStyle w:val="Compact"/>
+            </w:pPr>
+            <w:r>
+              <w:t xml:space="preserve">river, gaussian, 12 km</w:t>
+            </w:r>
+          </w:p>
+        </w:tc>
+        <w:tc>
+          <w:tcPr/>
+          <w:p>
+            <w:pPr>
+              <w:pStyle w:val="Compact"/>
+              <w:jc w:val="right"/>
+            </w:pPr>
+            <w:r>
+              <w:t xml:space="preserve">0.0086</w:t>
+            </w:r>
+          </w:p>
+        </w:tc>
+        <w:tc>
+          <w:tcPr/>
+          <w:p>
+            <w:pPr>
+              <w:pStyle w:val="Compact"/>
+            </w:pPr>
+            <w:r>
+              <w:t xml:space="preserve">[0.0010, 0.0415]</w:t>
+            </w:r>
+          </w:p>
+        </w:tc>
+        <w:tc>
+          <w:tcPr/>
+          <w:p>
+            <w:pPr>
+              <w:pStyle w:val="Compact"/>
+              <w:jc w:val="right"/>
+            </w:pPr>
+            <w:r>
+              <w:t xml:space="preserve">2.1x</w:t>
+            </w:r>
+          </w:p>
+        </w:tc>
+        <w:tc>
+          <w:tcPr/>
+          <w:p>
+            <w:pPr>
+              <w:pStyle w:val="Compact"/>
+              <w:jc w:val="center"/>
+            </w:pPr>
+            <w:r>
+              <w:t xml:space="preserve">broken</w:t>
+            </w:r>
+          </w:p>
+        </w:tc>
+      </w:tr>
+      <w:tr>
+        <w:tc>
+          <w:tcPr/>
+          <w:p>
+            <w:pPr>
+              <w:pStyle w:val="Compact"/>
+            </w:pPr>
+            <w:r>
+              <w:t xml:space="preserve">river, gaussian, 24 km</w:t>
+            </w:r>
+          </w:p>
+        </w:tc>
+        <w:tc>
+          <w:tcPr/>
+          <w:p>
+            <w:pPr>
+              <w:pStyle w:val="Compact"/>
+              <w:jc w:val="right"/>
+            </w:pPr>
+            <w:r>
+              <w:t xml:space="preserve">0.0058</w:t>
+            </w:r>
+          </w:p>
+        </w:tc>
+        <w:tc>
+          <w:tcPr/>
+          <w:p>
+            <w:pPr>
+              <w:pStyle w:val="Compact"/>
+            </w:pPr>
+            <w:r>
+              <w:t xml:space="preserve">[0.0009, 0.0287]</w:t>
+            </w:r>
+          </w:p>
+        </w:tc>
+        <w:tc>
+          <w:tcPr/>
+          <w:p>
+            <w:pPr>
+              <w:pStyle w:val="Compact"/>
+              <w:jc w:val="right"/>
+            </w:pPr>
+            <w:r>
+              <w:t xml:space="preserve">3.1x</w:t>
+            </w:r>
+          </w:p>
+        </w:tc>
+        <w:tc>
+          <w:tcPr/>
+          <w:p>
+            <w:pPr>
+              <w:pStyle w:val="Compact"/>
+              <w:jc w:val="center"/>
+            </w:pPr>
+            <w:r>
+              <w:t xml:space="preserve">broken</w:t>
+            </w:r>
+          </w:p>
+        </w:tc>
+      </w:tr>
+      <w:tr>
+        <w:tc>
+          <w:tcPr/>
+          <w:p>
+            <w:pPr>
+              <w:pStyle w:val="Compact"/>
+            </w:pPr>
+            <w:r>
+              <w:t xml:space="preserve">river, gaussian, 48 km</w:t>
+            </w:r>
+          </w:p>
+        </w:tc>
+        <w:tc>
+          <w:tcPr/>
+          <w:p>
+            <w:pPr>
+              <w:pStyle w:val="Compact"/>
+              <w:jc w:val="right"/>
+            </w:pPr>
+            <w:r>
+              <w:t xml:space="preserve">0.0032</w:t>
+            </w:r>
+          </w:p>
+        </w:tc>
+        <w:tc>
+          <w:tcPr/>
+          <w:p>
+            <w:pPr>
+              <w:pStyle w:val="Compact"/>
+            </w:pPr>
+            <w:r>
+              <w:t xml:space="preserve">[0.0005, 0.0141]</w:t>
+            </w:r>
+          </w:p>
+        </w:tc>
+        <w:tc>
+          <w:tcPr/>
+          <w:p>
+            <w:pPr>
+              <w:pStyle w:val="Compact"/>
+              <w:jc w:val="right"/>
+            </w:pPr>
+            <w:r>
+              <w:t xml:space="preserve">5.5x</w:t>
+            </w:r>
+          </w:p>
+        </w:tc>
+        <w:tc>
+          <w:tcPr/>
+          <w:p>
+            <w:pPr>
+              <w:pStyle w:val="Compact"/>
+              <w:jc w:val="center"/>
+            </w:pPr>
+            <w:r>
+              <w:t xml:space="preserve">broken</w:t>
+            </w:r>
+          </w:p>
+        </w:tc>
+      </w:tr>
+      <w:tr>
+        <w:tc>
+          <w:tcPr/>
+          <w:p>
+            <w:pPr>
+              <w:pStyle w:val="Compact"/>
+            </w:pPr>
+            <w:r>
+              <w:t xml:space="preserve">river, gaussian, 96 km</w:t>
+            </w:r>
+          </w:p>
+        </w:tc>
+        <w:tc>
+          <w:tcPr/>
+          <w:p>
+            <w:pPr>
+              <w:pStyle w:val="Compact"/>
+              <w:jc w:val="right"/>
+            </w:pPr>
+            <w:r>
+              <w:t xml:space="preserve">0.0009</w:t>
+            </w:r>
+          </w:p>
+        </w:tc>
+        <w:tc>
+          <w:tcPr/>
+          <w:p>
+            <w:pPr>
+              <w:pStyle w:val="Compact"/>
+            </w:pPr>
+            <w:r>
+              <w:t xml:space="preserve">[0.0002, 0.0056]</w:t>
+            </w:r>
+          </w:p>
+        </w:tc>
+        <w:tc>
+          <w:tcPr/>
+          <w:p>
+            <w:pPr>
+              <w:pStyle w:val="Compact"/>
+              <w:jc w:val="right"/>
+            </w:pPr>
+            <w:r>
+              <w:t xml:space="preserve">20.2x</w:t>
+            </w:r>
+          </w:p>
+        </w:tc>
+        <w:tc>
+          <w:tcPr/>
+          <w:p>
+            <w:pPr>
+              <w:pStyle w:val="Compact"/>
+              <w:jc w:val="center"/>
+            </w:pPr>
+            <w:r>
+              <w:t xml:space="preserve">matched</w:t>
+            </w:r>
+          </w:p>
+        </w:tc>
+      </w:tr>
+      <w:tr>
+        <w:tc>
+          <w:tcPr/>
+          <w:p>
+            <w:pPr>
+              <w:pStyle w:val="Compact"/>
+            </w:pPr>
+            <w:r>
+              <w:t xml:space="preserve">river, power, 6 km</w:t>
+            </w:r>
+          </w:p>
+        </w:tc>
+        <w:tc>
+          <w:tcPr/>
+          <w:p>
+            <w:pPr>
+              <w:pStyle w:val="Compact"/>
+              <w:jc w:val="right"/>
+            </w:pPr>
+            <w:r>
+              <w:t xml:space="preserve">0.0022</w:t>
+            </w:r>
+          </w:p>
+        </w:tc>
+        <w:tc>
+          <w:tcPr/>
+          <w:p>
+            <w:pPr>
+              <w:pStyle w:val="Compact"/>
+            </w:pPr>
+            <w:r>
+              <w:t xml:space="preserve">[0.0003, 0.0131]</w:t>
+            </w:r>
+          </w:p>
+        </w:tc>
+        <w:tc>
+          <w:tcPr/>
+          <w:p>
+            <w:pPr>
+              <w:pStyle w:val="Compact"/>
+              <w:jc w:val="right"/>
+            </w:pPr>
+            <w:r>
+              <w:t xml:space="preserve">8.0x</w:t>
+            </w:r>
+          </w:p>
+        </w:tc>
+        <w:tc>
+          <w:tcPr/>
+          <w:p>
+            <w:pPr>
+              <w:pStyle w:val="Compact"/>
+              <w:jc w:val="center"/>
+            </w:pPr>
+            <w:r>
+              <w:t xml:space="preserve">matched</w:t>
+            </w:r>
+          </w:p>
+        </w:tc>
+      </w:tr>
+      <w:tr>
+        <w:tc>
+          <w:tcPr/>
+          <w:p>
+            <w:pPr>
+              <w:pStyle w:val="Compact"/>
+            </w:pPr>
+            <w:r>
+              <w:t xml:space="preserve">river, power, 12 km</w:t>
+            </w:r>
+          </w:p>
+        </w:tc>
+        <w:tc>
+          <w:tcPr/>
+          <w:p>
+            <w:pPr>
+              <w:pStyle w:val="Compact"/>
+              <w:jc w:val="right"/>
+            </w:pPr>
+            <w:r>
+              <w:t xml:space="preserve">0.0018</w:t>
+            </w:r>
+          </w:p>
+        </w:tc>
+        <w:tc>
+          <w:tcPr/>
+          <w:p>
+            <w:pPr>
+              <w:pStyle w:val="Compact"/>
+            </w:pPr>
+            <w:r>
+              <w:t xml:space="preserve">[0.0003, 0.0078]</w:t>
+            </w:r>
+          </w:p>
+        </w:tc>
+        <w:tc>
+          <w:tcPr/>
+          <w:p>
+            <w:pPr>
+              <w:pStyle w:val="Compact"/>
+              <w:jc w:val="right"/>
+            </w:pPr>
+            <w:r>
+              <w:t xml:space="preserve">10.2x</w:t>
+            </w:r>
+          </w:p>
+        </w:tc>
+        <w:tc>
+          <w:tcPr/>
+          <w:p>
+            <w:pPr>
+              <w:pStyle w:val="Compact"/>
+              <w:jc w:val="center"/>
+            </w:pPr>
+            <w:r>
+              <w:t xml:space="preserve">matched</w:t>
+            </w:r>
+          </w:p>
+        </w:tc>
+      </w:tr>
+      <w:tr>
+        <w:tc>
+          <w:tcPr/>
+          <w:p>
+            <w:pPr>
+              <w:pStyle w:val="Compact"/>
+            </w:pPr>
+            <w:r>
+              <w:t xml:space="preserve">river, power, 24 km</w:t>
+            </w:r>
+          </w:p>
+        </w:tc>
+        <w:tc>
+          <w:tcPr/>
+          <w:p>
+            <w:pPr>
+              <w:pStyle w:val="Compact"/>
+              <w:jc w:val="right"/>
+            </w:pPr>
+            <w:r>
+              <w:t xml:space="preserve">0.0012</w:t>
+            </w:r>
+          </w:p>
+        </w:tc>
+        <w:tc>
+          <w:tcPr/>
+          <w:p>
+            <w:pPr>
+              <w:pStyle w:val="Compact"/>
+            </w:pPr>
+            <w:r>
+              <w:t xml:space="preserve">[0.0002, 0.0071]</w:t>
+            </w:r>
+          </w:p>
+        </w:tc>
+        <w:tc>
+          <w:tcPr/>
+          <w:p>
+            <w:pPr>
+              <w:pStyle w:val="Compact"/>
+              <w:jc w:val="right"/>
+            </w:pPr>
+            <w:r>
+              <w:t xml:space="preserve">15.1x</w:t>
+            </w:r>
+          </w:p>
+        </w:tc>
+        <w:tc>
+          <w:tcPr/>
+          <w:p>
+            <w:pPr>
+              <w:pStyle w:val="Compact"/>
+              <w:jc w:val="center"/>
+            </w:pPr>
+            <w:r>
+              <w:t xml:space="preserve">matched</w:t>
+            </w:r>
+          </w:p>
+        </w:tc>
+      </w:tr>
+      <w:tr>
+        <w:tc>
+          <w:tcPr/>
+          <w:p>
+            <w:pPr>
+              <w:pStyle w:val="Compact"/>
+            </w:pPr>
+            <w:r>
+              <w:t xml:space="preserve">river, power, 48 km</w:t>
+            </w:r>
+          </w:p>
+        </w:tc>
+        <w:tc>
+          <w:tcPr/>
+          <w:p>
+            <w:pPr>
+              <w:pStyle w:val="Compact"/>
+              <w:jc w:val="right"/>
+            </w:pPr>
+            <w:r>
+              <w:t xml:space="preserve">0.0009</w:t>
+            </w:r>
+          </w:p>
+        </w:tc>
+        <w:tc>
+          <w:tcPr/>
+          <w:p>
+            <w:pPr>
+              <w:pStyle w:val="Compact"/>
+            </w:pPr>
+            <w:r>
+              <w:t xml:space="preserve">[0.0002, 0.0050]</w:t>
+            </w:r>
+          </w:p>
+        </w:tc>
+        <w:tc>
+          <w:tcPr/>
+          <w:p>
+            <w:pPr>
+              <w:pStyle w:val="Compact"/>
+              <w:jc w:val="right"/>
+            </w:pPr>
+            <w:r>
+              <w:t xml:space="preserve">19.8x</w:t>
+            </w:r>
+          </w:p>
+        </w:tc>
+        <w:tc>
+          <w:tcPr/>
+          <w:p>
+            <w:pPr>
+              <w:pStyle w:val="Compact"/>
+              <w:jc w:val="center"/>
+            </w:pPr>
+            <w:r>
+              <w:t xml:space="preserve">matched</w:t>
+            </w:r>
+          </w:p>
+        </w:tc>
+      </w:tr>
+      <w:tr>
+        <w:tc>
+          <w:tcPr/>
+          <w:p>
+            <w:pPr>
+              <w:pStyle w:val="Compact"/>
+            </w:pPr>
+            <w:r>
+              <w:t xml:space="preserve">river, power, 96 km</w:t>
+            </w:r>
+          </w:p>
+        </w:tc>
+        <w:tc>
+          <w:tcPr/>
+          <w:p>
+            <w:pPr>
+              <w:pStyle w:val="Compact"/>
+              <w:jc w:val="right"/>
+            </w:pPr>
+            <w:r>
+              <w:t xml:space="preserve">0.0008</w:t>
+            </w:r>
+          </w:p>
+        </w:tc>
+        <w:tc>
+          <w:tcPr/>
+          <w:p>
+            <w:pPr>
+              <w:pStyle w:val="Compact"/>
+            </w:pPr>
+            <w:r>
+              <w:t xml:space="preserve">[0.0001, 0.0041]</w:t>
+            </w:r>
+          </w:p>
+        </w:tc>
+        <w:tc>
+          <w:tcPr/>
+          <w:p>
+            <w:pPr>
+              <w:pStyle w:val="Compact"/>
+              <w:jc w:val="right"/>
+            </w:pPr>
+            <w:r>
+              <w:t xml:space="preserve">23.5x</w:t>
+            </w:r>
+          </w:p>
+        </w:tc>
+        <w:tc>
+          <w:tcPr/>
+          <w:p>
+            <w:pPr>
+              <w:pStyle w:val="Compact"/>
+              <w:jc w:val="center"/>
+            </w:pPr>
+            <w:r>
+              <w:t xml:space="preserve">matched</w:t>
+            </w:r>
+          </w:p>
+        </w:tc>
+      </w:tr>
+    </w:tbl>
+    <w:p>
+      <w:pPr>
+        <w:pStyle w:val="BodyText"/>
+      </w:pPr>
+      <w:r>
+        <w:rPr>
+          <w:b/>
+          <w:bCs/>
+        </w:rPr>
+        <w:t xml:space="preserve">Unequal accumulation spans</w:t>
+      </w:r>
+      <w:r>
+        <w:t xml:space="preserve"> </w:t>
+      </w:r>
+      <w:r>
+        <w:t xml:space="preserve">(</w:t>
+      </w:r>
+      <w:r>
+        <w:rPr>
+          <w:rStyle w:val="VerbatimChar"/>
+        </w:rPr>
+        <w:t xml:space="preserve">analyses/65_other_departures.py</w:t>
+      </w:r>
+      <w:r>
+        <w:t xml:space="preserve">).</w:t>
+      </w:r>
+    </w:p>
+    <w:tbl>
+      <w:tblPr>
+        <w:tblStyle w:val="Table"/>
+        <w:tblW w:type="auto" w:w="0"/>
+        <w:tblLook w:firstRow="1" w:lastRow="0" w:firstColumn="0" w:lastColumn="0" w:noHBand="0" w:noVBand="0" w:val="0020"/>
+      </w:tblPr>
+      <w:tblGrid>
+        <w:gridCol w:w="1584"/>
+        <w:gridCol w:w="1584"/>
+        <w:gridCol w:w="1584"/>
+        <w:gridCol w:w="1584"/>
+        <w:gridCol w:w="1584"/>
+      </w:tblGrid>
+      <w:tr>
+        <w:trPr>
+          <w:tblHeader w:val="on"/>
+        </w:trPr>
+        <w:tc>
+          <w:tcPr/>
+          <w:p>
+            <w:pPr>
+              <w:pStyle w:val="Compact"/>
+            </w:pPr>
+            <w:r>
+              <w:t xml:space="preserve">setting</w:t>
+            </w:r>
+          </w:p>
+        </w:tc>
+        <w:tc>
+          <w:tcPr/>
+          <w:p>
+            <w:pPr>
+              <w:pStyle w:val="Compact"/>
+              <w:jc w:val="right"/>
+            </w:pPr>
+            <w:r>
+              <w:t xml:space="preserve">median</w:t>
+            </w:r>
+            <w:r>
+              <w:t xml:space="preserve"> </w:t>
+            </w:r>
+            <m:oMath>
+              <m:sSub>
+                <m:e>
+                  <m:r>
+                    <m:t>F</m:t>
+                  </m:r>
+                </m:e>
+                <m:sub>
+                  <m:r>
+                    <m:t>S</m:t>
+                  </m:r>
+                  <m:r>
+                    <m:t>T</m:t>
+                  </m:r>
+                </m:sub>
+              </m:sSub>
+            </m:oMath>
+          </w:p>
+        </w:tc>
+        <w:tc>
+          <w:tcPr/>
+          <w:p>
+            <w:pPr>
+              <w:pStyle w:val="Compact"/>
+            </w:pPr>
+            <w:r>
+              <w:t xml:space="preserve">95 percent</w:t>
+            </w:r>
+          </w:p>
+        </w:tc>
+        <w:tc>
+          <w:tcPr/>
+          <w:p>
+            <w:pPr>
+              <w:pStyle w:val="Compact"/>
+              <w:jc w:val="right"/>
+            </w:pPr>
+            <w:r>
+              <w:t xml:space="preserve">shortfall</w:t>
+            </w:r>
+          </w:p>
+        </w:tc>
+        <w:tc>
+          <w:tcPr/>
+          <w:p>
+            <w:pPr>
+              <w:pStyle w:val="Compact"/>
+              <w:jc w:val="center"/>
+            </w:pPr>
+            <w:r>
+              <w:t xml:space="preserve">diversity</w:t>
+            </w:r>
+          </w:p>
+        </w:tc>
+      </w:tr>
+      <w:tr>
+        <w:tc>
+          <w:tcPr/>
+          <w:p>
+            <w:pPr>
+              <w:pStyle w:val="Compact"/>
+            </w:pPr>
+            <w:r>
+              <w:t xml:space="preserve">window 8 +/- 0</w:t>
+            </w:r>
+          </w:p>
+        </w:tc>
+        <w:tc>
+          <w:tcPr/>
+          <w:p>
+            <w:pPr>
+              <w:pStyle w:val="Compact"/>
+              <w:jc w:val="right"/>
+            </w:pPr>
+            <w:r>
+              <w:t xml:space="preserve">0.0031</w:t>
+            </w:r>
+          </w:p>
+        </w:tc>
+        <w:tc>
+          <w:tcPr/>
+          <w:p>
+            <w:pPr>
+              <w:pStyle w:val="Compact"/>
+            </w:pPr>
+            <w:r>
+              <w:t xml:space="preserve">[0.0007, 0.0126]</w:t>
+            </w:r>
+          </w:p>
+        </w:tc>
+        <w:tc>
+          <w:tcPr/>
+          <w:p>
+            <w:pPr>
+              <w:pStyle w:val="Compact"/>
+              <w:jc w:val="right"/>
+            </w:pPr>
+            <w:r>
+              <w:t xml:space="preserve">5.8x</w:t>
+            </w:r>
+          </w:p>
+        </w:tc>
+        <w:tc>
+          <w:tcPr/>
+          <w:p>
+            <w:pPr>
+              <w:pStyle w:val="Compact"/>
+              <w:jc w:val="center"/>
+            </w:pPr>
+            <w:r>
+              <w:t xml:space="preserve">matched</w:t>
+            </w:r>
+          </w:p>
+        </w:tc>
+      </w:tr>
+      <w:tr>
+        <w:tc>
+          <w:tcPr/>
+          <w:p>
+            <w:pPr>
+              <w:pStyle w:val="Compact"/>
+            </w:pPr>
+            <w:r>
+              <w:t xml:space="preserve">window 8 +/- 2</w:t>
+            </w:r>
+          </w:p>
+        </w:tc>
+        <w:tc>
+          <w:tcPr/>
+          <w:p>
+            <w:pPr>
+              <w:pStyle w:val="Compact"/>
+              <w:jc w:val="right"/>
+            </w:pPr>
+            <w:r>
+              <w:t xml:space="preserve">0.0031</w:t>
+            </w:r>
+          </w:p>
+        </w:tc>
+        <w:tc>
+          <w:tcPr/>
+          <w:p>
+            <w:pPr>
+              <w:pStyle w:val="Compact"/>
+            </w:pPr>
+            <w:r>
+              <w:t xml:space="preserve">[0.0006, 0.0118]</w:t>
+            </w:r>
+          </w:p>
+        </w:tc>
+        <w:tc>
+          <w:tcPr/>
+          <w:p>
+            <w:pPr>
+              <w:pStyle w:val="Compact"/>
+              <w:jc w:val="right"/>
+            </w:pPr>
+            <w:r>
+              <w:t xml:space="preserve">5.8x</w:t>
+            </w:r>
+          </w:p>
+        </w:tc>
+        <w:tc>
+          <w:tcPr/>
+          <w:p>
+            <w:pPr>
+              <w:pStyle w:val="Compact"/>
+              <w:jc w:val="center"/>
+            </w:pPr>
+            <w:r>
+              <w:t xml:space="preserve">broken</w:t>
+            </w:r>
+          </w:p>
+        </w:tc>
+      </w:tr>
+      <w:tr>
+        <w:tc>
+          <w:tcPr/>
+          <w:p>
+            <w:pPr>
+              <w:pStyle w:val="Compact"/>
+            </w:pPr>
+            <w:r>
+              <w:t xml:space="preserve">window 8 +/- 4</w:t>
+            </w:r>
+          </w:p>
+        </w:tc>
+        <w:tc>
+          <w:tcPr/>
+          <w:p>
+            <w:pPr>
+              <w:pStyle w:val="Compact"/>
+              <w:jc w:val="right"/>
+            </w:pPr>
+            <w:r>
+              <w:t xml:space="preserve">0.0030</w:t>
+            </w:r>
+          </w:p>
+        </w:tc>
+        <w:tc>
+          <w:tcPr/>
+          <w:p>
+            <w:pPr>
+              <w:pStyle w:val="Compact"/>
+            </w:pPr>
+            <w:r>
+              <w:t xml:space="preserve">[0.0006, 0.0121]</w:t>
+            </w:r>
+          </w:p>
+        </w:tc>
+        <w:tc>
+          <w:tcPr/>
+          <w:p>
+            <w:pPr>
+              <w:pStyle w:val="Compact"/>
+              <w:jc w:val="right"/>
+            </w:pPr>
+            <w:r>
+              <w:t xml:space="preserve">6.1x</w:t>
+            </w:r>
+          </w:p>
+        </w:tc>
+        <w:tc>
+          <w:tcPr/>
+          <w:p>
+            <w:pPr>
+              <w:pStyle w:val="Compact"/>
+              <w:jc w:val="center"/>
+            </w:pPr>
+            <w:r>
+              <w:t xml:space="preserve">broken</w:t>
+            </w:r>
+          </w:p>
+        </w:tc>
+      </w:tr>
+      <w:tr>
+        <w:tc>
+          <w:tcPr/>
+          <w:p>
+            <w:pPr>
+              <w:pStyle w:val="Compact"/>
+            </w:pPr>
+            <w:r>
+              <w:t xml:space="preserve">window 8 +/- 6</w:t>
+            </w:r>
+          </w:p>
+        </w:tc>
+        <w:tc>
+          <w:tcPr/>
+          <w:p>
+            <w:pPr>
+              <w:pStyle w:val="Compact"/>
+              <w:jc w:val="right"/>
+            </w:pPr>
+            <w:r>
+              <w:t xml:space="preserve">0.0030</w:t>
+            </w:r>
+          </w:p>
+        </w:tc>
+        <w:tc>
+          <w:tcPr/>
+          <w:p>
+            <w:pPr>
+              <w:pStyle w:val="Compact"/>
+            </w:pPr>
+            <w:r>
+              <w:t xml:space="preserve">[0.0006, 0.0123]</w:t>
+            </w:r>
+          </w:p>
+        </w:tc>
+        <w:tc>
+          <w:tcPr/>
+          <w:p>
+            <w:pPr>
+              <w:pStyle w:val="Compact"/>
+              <w:jc w:val="right"/>
+            </w:pPr>
+            <w:r>
+              <w:t xml:space="preserve">6.0x</w:t>
+            </w:r>
+          </w:p>
+        </w:tc>
+        <w:tc>
+          <w:tcPr/>
+          <w:p>
+            <w:pPr>
+              <w:pStyle w:val="Compact"/>
+              <w:jc w:val="center"/>
+            </w:pPr>
+            <w:r>
+              <w:t xml:space="preserve">broken</w:t>
+            </w:r>
+          </w:p>
+        </w:tc>
+      </w:tr>
+    </w:tbl>
+    <w:p>
+      <w:pPr>
+        <w:pStyle w:val="BodyText"/>
+      </w:pPr>
+      <w:r>
+        <w:rPr>
+          <w:b/>
+          <w:bCs/>
+        </w:rPr>
+        <w:t xml:space="preserve">An innovation boundary</w:t>
+      </w:r>
+      <w:r>
+        <w:t xml:space="preserve"> </w:t>
+      </w:r>
+      <w:r>
+        <w:t xml:space="preserve">(</w:t>
+      </w:r>
+      <w:r>
+        <w:rPr>
+          <w:rStyle w:val="VerbatimChar"/>
+        </w:rPr>
+        <w:t xml:space="preserve">analyses/65_other_departures.py</w:t>
+      </w:r>
+      <w:r>
+        <w:t xml:space="preserve">).</w:t>
+      </w:r>
+    </w:p>
+    <w:tbl>
+      <w:tblPr>
+        <w:tblStyle w:val="Table"/>
+        <w:tblW w:type="auto" w:w="0"/>
+        <w:tblLook w:firstRow="1" w:lastRow="0" w:firstColumn="0" w:lastColumn="0" w:noHBand="0" w:noVBand="0" w:val="0020"/>
+      </w:tblPr>
+      <w:tblGrid>
+        <w:gridCol w:w="1584"/>
+        <w:gridCol w:w="1584"/>
+        <w:gridCol w:w="1584"/>
+        <w:gridCol w:w="1584"/>
+        <w:gridCol w:w="1584"/>
+      </w:tblGrid>
+      <w:tr>
+        <w:trPr>
+          <w:tblHeader w:val="on"/>
+        </w:trPr>
+        <w:tc>
+          <w:tcPr/>
+          <w:p>
+            <w:pPr>
+              <w:pStyle w:val="Compact"/>
+            </w:pPr>
+            <w:r>
+              <w:t xml:space="preserve">setting</w:t>
+            </w:r>
+          </w:p>
+        </w:tc>
+        <w:tc>
+          <w:tcPr/>
+          <w:p>
+            <w:pPr>
+              <w:pStyle w:val="Compact"/>
+              <w:jc w:val="right"/>
+            </w:pPr>
+            <w:r>
+              <w:t xml:space="preserve">median</w:t>
+            </w:r>
+            <w:r>
+              <w:t xml:space="preserve"> </w:t>
+            </w:r>
+            <m:oMath>
+              <m:sSub>
+                <m:e>
+                  <m:r>
+                    <m:t>F</m:t>
+                  </m:r>
+                </m:e>
+                <m:sub>
+                  <m:r>
+                    <m:t>S</m:t>
+                  </m:r>
+                  <m:r>
+                    <m:t>T</m:t>
+                  </m:r>
+                </m:sub>
+              </m:sSub>
+            </m:oMath>
+          </w:p>
+        </w:tc>
+        <w:tc>
+          <w:tcPr/>
+          <w:p>
+            <w:pPr>
+              <w:pStyle w:val="Compact"/>
+            </w:pPr>
+            <w:r>
+              <w:t xml:space="preserve">95 percent</w:t>
+            </w:r>
+          </w:p>
+        </w:tc>
+        <w:tc>
+          <w:tcPr/>
+          <w:p>
+            <w:pPr>
+              <w:pStyle w:val="Compact"/>
+              <w:jc w:val="right"/>
+            </w:pPr>
+            <w:r>
+              <w:t xml:space="preserve">shortfall</w:t>
+            </w:r>
+          </w:p>
+        </w:tc>
+        <w:tc>
+          <w:tcPr/>
+          <w:p>
+            <w:pPr>
+              <w:pStyle w:val="Compact"/>
+              <w:jc w:val="center"/>
+            </w:pPr>
+            <w:r>
+              <w:t xml:space="preserve">diversity</w:t>
+            </w:r>
+          </w:p>
+        </w:tc>
+      </w:tr>
+      <w:tr>
+        <w:tc>
+          <w:tcPr/>
+          <w:p>
+            <w:pPr>
+              <w:pStyle w:val="Compact"/>
+            </w:pPr>
+            <w:r>
+              <w:t xml:space="preserve">boundary strength 0.0</w:t>
+            </w:r>
+          </w:p>
+        </w:tc>
+        <w:tc>
+          <w:tcPr/>
+          <w:p>
+            <w:pPr>
+              <w:pStyle w:val="Compact"/>
+              <w:jc w:val="right"/>
+            </w:pPr>
+            <w:r>
+              <w:t xml:space="preserve">0.0031</w:t>
+            </w:r>
+          </w:p>
+        </w:tc>
+        <w:tc>
+          <w:tcPr/>
+          <w:p>
+            <w:pPr>
+              <w:pStyle w:val="Compact"/>
+            </w:pPr>
+            <w:r>
+              <w:t xml:space="preserve">[0.0007, 0.0126]</w:t>
+            </w:r>
+          </w:p>
+        </w:tc>
+        <w:tc>
+          <w:tcPr/>
+          <w:p>
+            <w:pPr>
+              <w:pStyle w:val="Compact"/>
+              <w:jc w:val="right"/>
+            </w:pPr>
+            <w:r>
+              <w:t xml:space="preserve">5.8x</w:t>
+            </w:r>
+          </w:p>
+        </w:tc>
+        <w:tc>
+          <w:tcPr/>
+          <w:p>
+            <w:pPr>
+              <w:pStyle w:val="Compact"/>
+              <w:jc w:val="center"/>
+            </w:pPr>
+            <w:r>
+              <w:t xml:space="preserve">matched</w:t>
+            </w:r>
+          </w:p>
+        </w:tc>
+      </w:tr>
+      <w:tr>
+        <w:tc>
+          <w:tcPr/>
+          <w:p>
+            <w:pPr>
+              <w:pStyle w:val="Compact"/>
+            </w:pPr>
+            <w:r>
+              <w:t xml:space="preserve">boundary strength 0.1</w:t>
+            </w:r>
+          </w:p>
+        </w:tc>
+        <w:tc>
+          <w:tcPr/>
+          <w:p>
+            <w:pPr>
+              <w:pStyle w:val="Compact"/>
+              <w:jc w:val="right"/>
+            </w:pPr>
+            <w:r>
+              <w:t xml:space="preserve">0.0040</w:t>
+            </w:r>
+          </w:p>
+        </w:tc>
+        <w:tc>
+          <w:tcPr/>
+          <w:p>
+            <w:pPr>
+              <w:pStyle w:val="Compact"/>
+            </w:pPr>
+            <w:r>
+              <w:t xml:space="preserve">[0.0007, 0.0572]</w:t>
+            </w:r>
+          </w:p>
+        </w:tc>
+        <w:tc>
+          <w:tcPr/>
+          <w:p>
+            <w:pPr>
+              <w:pStyle w:val="Compact"/>
+              <w:jc w:val="right"/>
+            </w:pPr>
+            <w:r>
+              <w:t xml:space="preserve">4.5x</w:t>
+            </w:r>
+          </w:p>
+        </w:tc>
+        <w:tc>
+          <w:tcPr/>
+          <w:p>
+            <w:pPr>
+              <w:pStyle w:val="Compact"/>
+              <w:jc w:val="center"/>
+            </w:pPr>
+            <w:r>
+              <w:t xml:space="preserve">matched</w:t>
+            </w:r>
+          </w:p>
+        </w:tc>
+      </w:tr>
+      <w:tr>
+        <w:tc>
+          <w:tcPr/>
+          <w:p>
+            <w:pPr>
+              <w:pStyle w:val="Compact"/>
+            </w:pPr>
+            <w:r>
+              <w:t xml:space="preserve">boundary strength 0.15</w:t>
+            </w:r>
+          </w:p>
+        </w:tc>
+        <w:tc>
+          <w:tcPr/>
+          <w:p>
+            <w:pPr>
+              <w:pStyle w:val="Compact"/>
+              <w:jc w:val="right"/>
+            </w:pPr>
+            <w:r>
+              <w:t xml:space="preserve">0.0054</w:t>
+            </w:r>
+          </w:p>
+        </w:tc>
+        <w:tc>
+          <w:tcPr/>
+          <w:p>
+            <w:pPr>
+              <w:pStyle w:val="Compact"/>
+            </w:pPr>
+            <w:r>
+              <w:t xml:space="preserve">[0.0009, 0.0705]</w:t>
+            </w:r>
+          </w:p>
+        </w:tc>
+        <w:tc>
+          <w:tcPr/>
+          <w:p>
+            <w:pPr>
+              <w:pStyle w:val="Compact"/>
+              <w:jc w:val="right"/>
+            </w:pPr>
+            <w:r>
+              <w:t xml:space="preserve">3.4x</w:t>
+            </w:r>
+          </w:p>
+        </w:tc>
+        <w:tc>
+          <w:tcPr/>
+          <w:p>
+            <w:pPr>
+              <w:pStyle w:val="Compact"/>
+              <w:jc w:val="center"/>
+            </w:pPr>
+            <w:r>
+              <w:t xml:space="preserve">matched</w:t>
+            </w:r>
+          </w:p>
+        </w:tc>
+      </w:tr>
+      <w:tr>
+        <w:tc>
+          <w:tcPr/>
+          <w:p>
+            <w:pPr>
+              <w:pStyle w:val="Compact"/>
+            </w:pPr>
+            <w:r>
+              <w:t xml:space="preserve">boundary strength 0.2</w:t>
+            </w:r>
+          </w:p>
+        </w:tc>
+        <w:tc>
+          <w:tcPr/>
+          <w:p>
+            <w:pPr>
+              <w:pStyle w:val="Compact"/>
+              <w:jc w:val="right"/>
+            </w:pPr>
+            <w:r>
+              <w:t xml:space="preserve">0.0094</w:t>
+            </w:r>
+          </w:p>
+        </w:tc>
+        <w:tc>
+          <w:tcPr/>
+          <w:p>
+            <w:pPr>
+              <w:pStyle w:val="Compact"/>
+            </w:pPr>
+            <w:r>
+              <w:t xml:space="preserve">[0.0008, 0.0823]</w:t>
+            </w:r>
+          </w:p>
+        </w:tc>
+        <w:tc>
+          <w:tcPr/>
+          <w:p>
+            <w:pPr>
+              <w:pStyle w:val="Compact"/>
+              <w:jc w:val="right"/>
+            </w:pPr>
+            <w:r>
+              <w:t xml:space="preserve">1.9x</w:t>
+            </w:r>
+          </w:p>
+        </w:tc>
+        <w:tc>
+          <w:tcPr/>
+          <w:p>
+            <w:pPr>
+              <w:pStyle w:val="Compact"/>
+              <w:jc w:val="center"/>
+            </w:pPr>
+            <w:r>
+              <w:t xml:space="preserve">matched</w:t>
+            </w:r>
+          </w:p>
+        </w:tc>
+      </w:tr>
+      <w:tr>
+        <w:tc>
+          <w:tcPr/>
+          <w:p>
+            <w:pPr>
+              <w:pStyle w:val="Compact"/>
+            </w:pPr>
+            <w:r>
+              <w:t xml:space="preserve">boundary strength 0.25</w:t>
+            </w:r>
+          </w:p>
+        </w:tc>
+        <w:tc>
+          <w:tcPr/>
+          <w:p>
+            <w:pPr>
+              <w:pStyle w:val="Compact"/>
+              <w:jc w:val="right"/>
+            </w:pPr>
+            <w:r>
+              <w:t xml:space="preserve">0.0164</w:t>
+            </w:r>
+          </w:p>
+        </w:tc>
+        <w:tc>
+          <w:tcPr/>
+          <w:p>
+            <w:pPr>
+              <w:pStyle w:val="Compact"/>
+            </w:pPr>
+            <w:r>
+              <w:t xml:space="preserve">[0.0011, 0.0805]</w:t>
+            </w:r>
+          </w:p>
+        </w:tc>
+        <w:tc>
+          <w:tcPr/>
+          <w:p>
+            <w:pPr>
+              <w:pStyle w:val="Compact"/>
+              <w:jc w:val="right"/>
+            </w:pPr>
+            <w:r>
+              <w:t xml:space="preserve">1.1x</w:t>
+            </w:r>
+          </w:p>
+        </w:tc>
+        <w:tc>
+          <w:tcPr/>
+          <w:p>
+            <w:pPr>
+              <w:pStyle w:val="Compact"/>
+              <w:jc w:val="center"/>
+            </w:pPr>
+            <w:r>
+              <w:t xml:space="preserve">matched</w:t>
+            </w:r>
+          </w:p>
+        </w:tc>
+      </w:tr>
+      <w:tr>
+        <w:tc>
+          <w:tcPr/>
+          <w:p>
+            <w:pPr>
+              <w:pStyle w:val="Compact"/>
+            </w:pPr>
+            <w:r>
+              <w:t xml:space="preserve">boundary strength 0.3</w:t>
+            </w:r>
+          </w:p>
+        </w:tc>
+        <w:tc>
+          <w:tcPr/>
+          <w:p>
+            <w:pPr>
+              <w:pStyle w:val="Compact"/>
+              <w:jc w:val="right"/>
+            </w:pPr>
+            <w:r>
+              <w:t xml:space="preserve">0.0194</w:t>
+            </w:r>
+          </w:p>
+        </w:tc>
+        <w:tc>
+          <w:tcPr/>
+          <w:p>
+            <w:pPr>
+              <w:pStyle w:val="Compact"/>
+            </w:pPr>
+            <w:r>
+              <w:t xml:space="preserve">[0.0011, 0.0879]</w:t>
+            </w:r>
+          </w:p>
+        </w:tc>
+        <w:tc>
+          <w:tcPr/>
+          <w:p>
+            <w:pPr>
+              <w:pStyle w:val="Compact"/>
+              <w:jc w:val="right"/>
+            </w:pPr>
+            <w:r>
+              <w:t xml:space="preserve">0.9x</w:t>
+            </w:r>
+          </w:p>
+        </w:tc>
+        <w:tc>
+          <w:tcPr/>
+          <w:p>
+            <w:pPr>
+              <w:pStyle w:val="Compact"/>
+              <w:jc w:val="center"/>
+            </w:pPr>
+            <w:r>
+              <w:t xml:space="preserve">matched</w:t>
+            </w:r>
+          </w:p>
+        </w:tc>
+      </w:tr>
+      <w:tr>
+        <w:tc>
+          <w:tcPr/>
+          <w:p>
+            <w:pPr>
+              <w:pStyle w:val="Compact"/>
+            </w:pPr>
+            <w:r>
+              <w:t xml:space="preserve">boundary strength 0.4</w:t>
+            </w:r>
+          </w:p>
+        </w:tc>
+        <w:tc>
+          <w:tcPr/>
+          <w:p>
+            <w:pPr>
+              <w:pStyle w:val="Compact"/>
+              <w:jc w:val="right"/>
+            </w:pPr>
+            <w:r>
+              <w:t xml:space="preserve">0.0286</w:t>
+            </w:r>
+          </w:p>
+        </w:tc>
+        <w:tc>
+          <w:tcPr/>
+          <w:p>
+            <w:pPr>
+              <w:pStyle w:val="Compact"/>
+            </w:pPr>
+            <w:r>
+              <w:t xml:space="preserve">[0.0021, 0.0893]</w:t>
+            </w:r>
+          </w:p>
+        </w:tc>
+        <w:tc>
+          <w:tcPr/>
+          <w:p>
+            <w:pPr>
+              <w:pStyle w:val="Compact"/>
+              <w:jc w:val="right"/>
+            </w:pPr>
+            <w:r>
+              <w:t xml:space="preserve">0.6x</w:t>
+            </w:r>
+          </w:p>
+        </w:tc>
+        <w:tc>
+          <w:tcPr/>
+          <w:p>
+            <w:pPr>
+              <w:pStyle w:val="Compact"/>
+              <w:jc w:val="center"/>
+            </w:pPr>
+            <w:r>
+              <w:t xml:space="preserve">broken</w:t>
+            </w:r>
+          </w:p>
+        </w:tc>
+      </w:tr>
+      <w:tr>
+        <w:tc>
+          <w:tcPr/>
+          <w:p>
+            <w:pPr>
+              <w:pStyle w:val="Compact"/>
+            </w:pPr>
+            <w:r>
+              <w:t xml:space="preserve">boundary strength 0.6</w:t>
+            </w:r>
+          </w:p>
+        </w:tc>
+        <w:tc>
+          <w:tcPr/>
+          <w:p>
+            <w:pPr>
+              <w:pStyle w:val="Compact"/>
+              <w:jc w:val="right"/>
+            </w:pPr>
+            <w:r>
+              <w:t xml:space="preserve">0.0529</w:t>
+            </w:r>
+          </w:p>
+        </w:tc>
+        <w:tc>
+          <w:tcPr/>
+          <w:p>
+            <w:pPr>
+              <w:pStyle w:val="Compact"/>
+            </w:pPr>
+            <w:r>
+              <w:t xml:space="preserve">[0.0072, 0.0909]</w:t>
+            </w:r>
+          </w:p>
+        </w:tc>
+        <w:tc>
+          <w:tcPr/>
+          <w:p>
+            <w:pPr>
+              <w:pStyle w:val="Compact"/>
+              <w:jc w:val="right"/>
+            </w:pPr>
+            <w:r>
+              <w:t xml:space="preserve">0.3x</w:t>
+            </w:r>
+          </w:p>
+        </w:tc>
+        <w:tc>
+          <w:tcPr/>
+          <w:p>
+            <w:pPr>
+              <w:pStyle w:val="Compact"/>
+              <w:jc w:val="center"/>
+            </w:pPr>
+            <w:r>
+              <w:t xml:space="preserve">broken</w:t>
+            </w:r>
+          </w:p>
+        </w:tc>
+      </w:tr>
+      <w:tr>
+        <w:tc>
+          <w:tcPr/>
+          <w:p>
+            <w:pPr>
+              <w:pStyle w:val="Compact"/>
+            </w:pPr>
+            <w:r>
+              <w:t xml:space="preserve">boundary strength 1.0</w:t>
+            </w:r>
+          </w:p>
+        </w:tc>
+        <w:tc>
+          <w:tcPr/>
+          <w:p>
+            <w:pPr>
+              <w:pStyle w:val="Compact"/>
+              <w:jc w:val="right"/>
+            </w:pPr>
+            <w:r>
+              <w:t xml:space="preserve">0.0610</w:t>
+            </w:r>
+          </w:p>
+        </w:tc>
+        <w:tc>
+          <w:tcPr/>
+          <w:p>
+            <w:pPr>
+              <w:pStyle w:val="Compact"/>
+            </w:pPr>
+            <w:r>
+              <w:t xml:space="preserve">[0.0195, 0.1023]</w:t>
+            </w:r>
+          </w:p>
+        </w:tc>
+        <w:tc>
+          <w:tcPr/>
+          <w:p>
+            <w:pPr>
+              <w:pStyle w:val="Compact"/>
+              <w:jc w:val="right"/>
+            </w:pPr>
+            <w:r>
+              <w:t xml:space="preserve">0.3x</w:t>
+            </w:r>
+          </w:p>
+        </w:tc>
+        <w:tc>
+          <w:tcPr/>
+          <w:p>
+            <w:pPr>
+              <w:pStyle w:val="Compact"/>
+              <w:jc w:val="center"/>
+            </w:pPr>
+            <w:r>
+              <w:t xml:space="preserve">broken</w:t>
+            </w:r>
+          </w:p>
+        </w:tc>
+      </w:tr>
+    </w:tbl>
+    <w:p>
+      <w:pPr>
+        <w:pStyle w:val="BodyText"/>
+      </w:pPr>
+      <w:r>
+        <w:t xml:space="preserve">The geography runs vary the distance metric, the interaction length and the</w:t>
+      </w:r>
+      <w:r>
+        <w:t xml:space="preserve"> </w:t>
+      </w:r>
+      <w:r>
+        <w:rPr>
+          <w:i/>
+          <w:iCs/>
+        </w:rPr>
+        <w:t xml:space="preserve">form</w:t>
+      </w:r>
+      <w:r>
+        <w:t xml:space="preserve"> </w:t>
+      </w:r>
+      <w:r>
+        <w:t xml:space="preserve">of the decay, since an exponential fall-off is an assumption rather than a measurement. A Gaussian decay isolates distant sites about eleven times more than an exponential at the same length and narrows the shortfall to 1.8, the closest any geographic setting comes, but only at an interaction length of 6 km on a drainage spanning 128 km, and only by breaking the diversity match. A power-law decay, with its heavier tail, is worse everywhere.</w:t>
+      </w:r>
+    </w:p>
+    <w:p>
+      <w:pPr>
+        <w:pStyle w:val="BodyText"/>
+      </w:pPr>
+      <w:r>
+        <w:t xml:space="preserve">Group innovation profiles are random partial permutations of the regional profile, with the strength setting the fraction of classes permuted. A permutation holds the multiset of frequencies exactly, so every group keeps the same richness and the same within-profile diversity and differs only in which classes it favors. Using each group’s observed profile instead would guarantee the result by construction, and two earlier constructions were discarded for confounding the boundary with something else. A Dirichlet perturbation made profiles sparser as well as different, dropping mean richness from 5.31 to 3.48, and a mixture of the regional profile with a permuted copy flattened it, raising diversity well above the observed value.</w:t>
+      </w:r>
+    </w:p>
+    <w:p>
+      <w:pPr>
+        <w:pStyle w:val="BodyText"/>
+      </w:pPr>
+      <w:r>
+        <w:t xml:space="preserve">The individual realizations are widely spread, so the agreement at strength 0.25 is between the model’s central tendency and the observation rather than between tight distributions. It identifies a mechanism the record is consistent with, not one it demonstrates. The mechanism is neutral drift in which new styles arise locally rather than region-wide, not a process of a different kind.</w:t>
+      </w:r>
+    </w:p>
+    <w:p>
+      <w:pPr>
+        <w:pStyle w:val="BodyText"/>
+      </w:pPr>
+      <w:r>
+        <w:t xml:space="preserve">The transport-geography, accumulation-span and innovation-boundary sweeps were also run on the southeast-Missouri assemblages. That set is not adequate for the test, for reasons of class composition set out in the final section of this text, and the way its behavior under these three exposes the problem is reported there rather than here.</w:t>
+      </w:r>
+    </w:p>
+    <w:bookmarkEnd w:id="131"/>
+    <w:bookmarkStart w:id="136" w:name="X61b4c874ea32e31666b882bda5fae1d71873809"/>
+    <w:p>
+      <w:pPr>
+        <w:pStyle w:val="Heading2"/>
+      </w:pPr>
+      <w:r>
+        <w:t xml:space="preserve">Dynamic-sufficiency tests in the time domain</w:t>
+      </w:r>
+    </w:p>
+    <w:p>
+      <w:pPr>
+        <w:pStyle w:val="FirstParagraph"/>
+      </w:pPr>
+      <w:r>
+        <w:t xml:space="preserve">The four convergence signatures are measured as states along the seriation sequence, so on their own they are only partially dynamically sufficient. They describe states rather than the transitions between them. Two further tests work on the transformation between states, and a third test, which this record cannot resolve, is reported in the code for completeness. The two we rely on are dynamically and empirically sufficient, because each models change between states while respecting the record’s time-averaged resolution.</w:t>
+      </w:r>
+    </w:p>
+    <w:p>
+      <w:pPr>
+        <w:pStyle w:val="BodyText"/>
+      </w:pPr>
+      <w:r>
+        <w:t xml:space="preserve">The first infers how potters were copying by simulation. We run many copying scenarios, ranging from strongly conformist to neutral to novelty-seeking, and keep only the ones that reproduce the real assemblages. From the surviving scenarios, we infer the kind of copying implied, with the record’s time-averaging built into each simulation (the approximate-Bayesian-computation approach)</w:t>
+      </w:r>
+      <w:r>
+        <w:t xml:space="preserve"> </w:t>
+      </w:r>
+      <w:r>
+        <w:t xml:space="preserve">(Carrignon et al. 2019; Crema et al. 2014, 2016)</w:t>
+      </w:r>
+      <w:r>
+        <w:t xml:space="preserve">. We modeled the basin sequence as frequency-dependent copying among the ten decorated classes in a finite population. Each generation, a class’s adoption weight is proportional to its frequency raised to the power</w:t>
+      </w:r>
+      <w:r>
+        <w:t xml:space="preserve"> </w:t>
+      </w:r>
+      <m:oMath>
+        <m:r>
+          <m:t>1</m:t>
+        </m:r>
+        <m:r>
+          <m:rPr>
+            <m:sty m:val="p"/>
+          </m:rPr>
+          <m:t>+</m:t>
+        </m:r>
+        <m:r>
+          <m:t>b</m:t>
+        </m:r>
+      </m:oMath>
+      <w:r>
+        <w:t xml:space="preserve">, where</w:t>
+      </w:r>
+      <w:r>
+        <w:t xml:space="preserve"> </w:t>
+      </w:r>
+      <m:oMath>
+        <m:r>
+          <m:t>b</m:t>
+        </m:r>
+        <m:r>
+          <m:rPr>
+            <m:sty m:val="p"/>
+          </m:rPr>
+          <m:t>&gt;</m:t>
+        </m:r>
+        <m:r>
+          <m:t>0</m:t>
+        </m:r>
+      </m:oMath>
+      <w:r>
+        <w:t xml:space="preserve"> </w:t>
+      </w:r>
+      <w:r>
+        <w:t xml:space="preserve">is conformity,</w:t>
+      </w:r>
+      <w:r>
+        <w:t xml:space="preserve"> </w:t>
+      </w:r>
+      <m:oMath>
+        <m:r>
+          <m:t>b</m:t>
+        </m:r>
+        <m:r>
+          <m:rPr>
+            <m:sty m:val="p"/>
+          </m:rPr>
+          <m:t>&lt;</m:t>
+        </m:r>
+        <m:r>
+          <m:t>0</m:t>
+        </m:r>
+      </m:oMath>
+      <w:r>
+        <w:t xml:space="preserve"> </w:t>
+      </w:r>
+      <w:r>
+        <w:t xml:space="preserve">is anti-conformity, and</w:t>
+      </w:r>
+      <w:r>
+        <w:t xml:space="preserve"> </w:t>
+      </w:r>
+      <m:oMath>
+        <m:r>
+          <m:t>b</m:t>
+        </m:r>
+        <m:r>
+          <m:rPr>
+            <m:sty m:val="p"/>
+          </m:rPr>
+          <m:t>=</m:t>
+        </m:r>
+        <m:r>
+          <m:t>0</m:t>
+        </m:r>
+      </m:oMath>
+      <w:r>
+        <w:t xml:space="preserve"> </w:t>
+      </w:r>
+      <w:r>
+        <w:t xml:space="preserve">is neutral copying, with an innovation rate that mixes in a uniform draw from the set of classes. An assemblage pools production over a window of generations, so the time-averaging that distorts the static statistics is built into the generative process rather than corrected after the fact. This is what makes the test both empirically and dynamically sufficient. We placed broad priors on the innovation rate, the bias</w:t>
+      </w:r>
+      <w:r>
+        <w:t xml:space="preserve"> </w:t>
+      </w:r>
+      <m:oMath>
+        <m:r>
+          <m:t>b</m:t>
+        </m:r>
+      </m:oMath>
+      <w:r>
+        <w:t xml:space="preserve">, the population size, and the time-averaging window, and fit the model by sequential Monte Carlo approximate Bayesian computation (800 particles advanced through six rounds of shrinking tolerance), which advances a population of parameter sets through a sequence of shrinking distance tolerances and corrects the accepted values with a local-linear regression adjustment, matching each simulated six-bin sequence to the observed diversity trajectory and rank-frequency profile</w:t>
+      </w:r>
+      <w:r>
+        <w:t xml:space="preserve"> </w:t>
+      </w:r>
+      <w:r>
+        <w:t xml:space="preserve">(Beaumont et al. 2002; Toni et al. 2009)</w:t>
+      </w:r>
+      <w:r>
+        <w:t xml:space="preserve">. The posterior of the bias, pooled over five independent runs of the sampler (4,000 draws), is concentrated near neutral, with mean</w:t>
+      </w:r>
+      <w:r>
+        <w:t xml:space="preserve"> </w:t>
+      </w:r>
+      <m:oMath>
+        <m:r>
+          <m:t>b</m:t>
+        </m:r>
+        <m:r>
+          <m:rPr>
+            <m:sty m:val="p"/>
+          </m:rPr>
+          <m:t>=</m:t>
+        </m:r>
+        <m:r>
+          <m:rPr>
+            <m:sty m:val="p"/>
+          </m:rPr>
+          <m:t>+</m:t>
+        </m:r>
+        <m:r>
+          <m:t>0.005</m:t>
+        </m:r>
+      </m:oMath>
+      <w:r>
+        <w:t xml:space="preserve"> </w:t>
+      </w:r>
+      <w:r>
+        <w:t xml:space="preserve">and a 95 percent interval of</w:t>
+      </w:r>
+      <w:r>
+        <w:t xml:space="preserve"> </w:t>
+      </w:r>
+      <m:oMath>
+        <m:r>
+          <m:rPr>
+            <m:sty m:val="p"/>
+          </m:rPr>
+          <m:t>−</m:t>
+        </m:r>
+        <m:r>
+          <m:t>0.026</m:t>
+        </m:r>
+      </m:oMath>
+      <w:r>
+        <w:t xml:space="preserve"> </w:t>
+      </w:r>
+      <w:r>
+        <w:t xml:space="preserve">to</w:t>
+      </w:r>
+      <w:r>
+        <w:t xml:space="preserve"> </w:t>
+      </w:r>
+      <m:oMath>
+        <m:r>
+          <m:rPr>
+            <m:sty m:val="p"/>
+          </m:rPr>
+          <m:t>+</m:t>
+        </m:r>
+        <m:r>
+          <m:t>0.041</m:t>
+        </m:r>
+      </m:oMath>
+      <w:r>
+        <w:t xml:space="preserve"> </w:t>
+      </w:r>
+      <w:r>
+        <w:t xml:space="preserve">that includes zero (Figure S5A). The posterior standard deviation is 0.016 against a prior of 0.289, so the data strongly constrain the bias rather than leaving it at the prior. Any conformist lean is weak and unresolved.</w:t>
+      </w:r>
+      <w:r>
+        <w:t xml:space="preserve"> </w:t>
+      </w:r>
+      <m:oMath>
+        <m:r>
+          <m:t>P</m:t>
+        </m:r>
+        <m:r>
+          <m:rPr>
+            <m:sty m:val="p"/>
+          </m:rPr>
+          <m:t>(</m:t>
+        </m:r>
+        <m:r>
+          <m:t>b</m:t>
+        </m:r>
+        <m:r>
+          <m:rPr>
+            <m:sty m:val="p"/>
+          </m:rPr>
+          <m:t>&gt;</m:t>
+        </m:r>
+        <m:r>
+          <m:t>0</m:t>
+        </m:r>
+        <m:r>
+          <m:rPr>
+            <m:sty m:val="p"/>
+          </m:rPr>
+          <m:t>)</m:t>
+        </m:r>
+        <m:r>
+          <m:rPr>
+            <m:sty m:val="p"/>
+          </m:rPr>
+          <m:t>=</m:t>
+        </m:r>
+        <m:r>
+          <m:t>0.62</m:t>
+        </m:r>
+      </m:oMath>
+      <w:r>
+        <w:t xml:space="preserve"> </w:t>
+      </w:r>
+      <w:r>
+        <w:t xml:space="preserve">in the pooled posterior, and across the five runs it ranges from 0.42 to 0.82, so its direction is not stable to the precision a single run suggests. Refitting the bias separately to the early and late halves of the sequence recovers no shift between them. Taken at face value, the interval excludes a strong basin-wide conformist bias by modeling copying dynamics rather than a single static moment. Two caveats limit that interpretation. We develop both after the calibration results below. Because it fits the sequence as a single pooled population, it reflects aggregate conformity across the basin rather than a spatially localized or bounded-group version, which the spatial signatures and the drift comparison address. We validated the method by simulation-based calibration, fitting 200 datasets drawn from the prior and confirming that the rank of each true value within its posterior is uniform (Kolmogorov-Smirnov D = 0.083, p = 0.12, Figure S5B)</w:t>
+      </w:r>
+      <w:r>
+        <w:t xml:space="preserve"> </w:t>
+      </w:r>
+      <w:r>
+        <w:t xml:space="preserve">(Talts et al. 2018)</w:t>
+      </w:r>
+      <w:r>
+        <w:t xml:space="preserve">. The posterior is concordant with an independent rejection-sampling fit of the same model (mean</w:t>
+      </w:r>
+      <w:r>
+        <w:t xml:space="preserve"> </w:t>
+      </w:r>
+      <m:oMath>
+        <m:r>
+          <m:t>b</m:t>
+        </m:r>
+        <m:r>
+          <m:rPr>
+            <m:sty m:val="p"/>
+          </m:rPr>
+          <m:t>=</m:t>
+        </m:r>
+        <m:r>
+          <m:rPr>
+            <m:sty m:val="p"/>
+          </m:rPr>
+          <m:t>+</m:t>
+        </m:r>
+        <m:r>
+          <m:t>0.028</m:t>
+        </m:r>
+      </m:oMath>
+      <w:r>
+        <w:t xml:space="preserve">, 95 percent interval</w:t>
+      </w:r>
+      <w:r>
+        <w:t xml:space="preserve"> </w:t>
+      </w:r>
+      <m:oMath>
+        <m:r>
+          <m:rPr>
+            <m:sty m:val="p"/>
+          </m:rPr>
+          <m:t>−</m:t>
+        </m:r>
+        <m:r>
+          <m:t>0.021</m:t>
+        </m:r>
+      </m:oMath>
+      <w:r>
+        <w:t xml:space="preserve"> </w:t>
+      </w:r>
+      <w:r>
+        <w:t xml:space="preserve">to</w:t>
+      </w:r>
+      <w:r>
+        <w:t xml:space="preserve"> </w:t>
+      </w:r>
+      <m:oMath>
+        <m:r>
+          <m:rPr>
+            <m:sty m:val="p"/>
+          </m:rPr>
+          <m:t>+</m:t>
+        </m:r>
+        <m:r>
+          <m:t>0.063</m:t>
+        </m:r>
+      </m:oMath>
+      <w:r>
+        <w:t xml:space="preserve">, wider and also including zero). The supplementary code includes the full configuration, diagnostics, and software versions.</w:t>
+      </w:r>
+    </w:p>
+    <w:p>
+      <w:pPr>
+        <w:pStyle w:val="BodyText"/>
+      </w:pPr>
+      <w:r>
+        <w:t xml:space="preserve">The calibration battery also reports conditional coverage of the nominal 95 percent interval at nine fixed values of</w:t>
+      </w:r>
+      <w:r>
+        <w:t xml:space="preserve"> </w:t>
+      </w:r>
+      <m:oMath>
+        <m:r>
+          <m:t>b</m:t>
+        </m:r>
+      </m:oMath>
+      <w:r>
+        <w:t xml:space="preserve">, with 20 simulated datasets each (Table S4). Coverage is adequate at most values but falls to 0.70 at</w:t>
+      </w:r>
+      <w:r>
+        <w:t xml:space="preserve"> </w:t>
+      </w:r>
+      <m:oMath>
+        <m:r>
+          <m:t>b</m:t>
+        </m:r>
+        <m:r>
+          <m:rPr>
+            <m:sty m:val="p"/>
+          </m:rPr>
+          <m:t>=</m:t>
+        </m:r>
+        <m:r>
+          <m:rPr>
+            <m:sty m:val="p"/>
+          </m:rPr>
+          <m:t>+</m:t>
+        </m:r>
+        <m:r>
+          <m:t>0.10</m:t>
+        </m:r>
+      </m:oMath>
+      <w:r>
+        <w:t xml:space="preserve"> </w:t>
+      </w:r>
+      <w:r>
+        <w:t xml:space="preserve">and 0.80 at</w:t>
+      </w:r>
+      <w:r>
+        <w:t xml:space="preserve"> </w:t>
+      </w:r>
+      <m:oMath>
+        <m:r>
+          <m:t>b</m:t>
+        </m:r>
+        <m:r>
+          <m:rPr>
+            <m:sty m:val="p"/>
+          </m:rPr>
+          <m:t>=</m:t>
+        </m:r>
+        <m:r>
+          <m:rPr>
+            <m:sty m:val="p"/>
+          </m:rPr>
+          <m:t>−</m:t>
+        </m:r>
+        <m:r>
+          <m:t>0.10</m:t>
+        </m:r>
+      </m:oMath>
+      <w:r>
+        <w:t xml:space="preserve">, values that a prior-averaged rank check cannot diagnose. Two further limitations apply. The battery ran with 300 particles and five rounds, whereas the empirical fit used 800 particles and six rounds, so the calibration does not exactly test the empirical sampler configuration. And the synthetic observations in the battery are drawn from the same pooled-population simulator that is fitted, whereas the archaeological observations are spatially distributed assemblages pooled into six ordination bins. The battery therefore checks numerical inference under the assumed simulator, not whether that simulator represents the archaeological observation process. We accordingly treat the empirical interval as consistent with weak or absent basin-wide conformity, conditional on the pooled model, rather than as a demonstrated exclusion of strong conformity.</w:t>
+      </w:r>
+    </w:p>
+    <w:p>
+      <w:pPr>
+        <w:pStyle w:val="BodyText"/>
+      </w:pPr>
+      <w:r>
+        <w:rPr>
+          <w:b/>
+          <w:bCs/>
+        </w:rPr>
+        <w:t xml:space="preserve">Table S4.</w:t>
+      </w:r>
+      <w:r>
+        <w:t xml:space="preserve"> </w:t>
+      </w:r>
+      <w:r>
+        <w:t xml:space="preserve">Conditional coverage of the nominal 95 percent posterior interval for the transmission bias, from the simulation-based calibration battery (20 datasets per value; 300 particles, five rounds).</w:t>
+      </w:r>
+    </w:p>
+    <w:tbl>
+      <w:tblPr>
+        <w:tblStyle w:val="Table"/>
+        <w:tblW w:type="auto" w:w="0"/>
+        <w:tblLook w:firstRow="1" w:lastRow="0" w:firstColumn="0" w:lastColumn="0" w:noHBand="0" w:noVBand="0" w:val="0020"/>
+      </w:tblPr>
+      <w:tblGrid>
+        <w:gridCol w:w="2640"/>
+        <w:gridCol w:w="2640"/>
+        <w:gridCol w:w="2640"/>
+      </w:tblGrid>
+      <w:tr>
+        <w:trPr>
+          <w:tblHeader w:val="on"/>
+        </w:trPr>
+        <w:tc>
+          <w:tcPr/>
+          <w:p>
+            <w:pPr>
+              <w:pStyle w:val="Compact"/>
+              <w:jc w:val="right"/>
+            </w:pPr>
+            <w:r>
+              <w:t xml:space="preserve">True</w:t>
+            </w:r>
+            <w:r>
+              <w:t xml:space="preserve"> </w:t>
+            </w:r>
+            <m:oMath>
+              <m:r>
+                <m:t>b</m:t>
+              </m:r>
+            </m:oMath>
+          </w:p>
+        </w:tc>
+        <w:tc>
+          <w:tcPr/>
+          <w:p>
+            <w:pPr>
+              <w:pStyle w:val="Compact"/>
+              <w:jc w:val="right"/>
+            </w:pPr>
+            <w:r>
+              <w:t xml:space="preserve">Coverage</w:t>
+            </w:r>
+          </w:p>
+        </w:tc>
+        <w:tc>
+          <w:tcPr/>
+          <w:p>
+            <w:pPr>
+              <w:pStyle w:val="Compact"/>
+              <w:jc w:val="right"/>
+            </w:pPr>
+            <w:r>
+              <w:t xml:space="preserve">Mean interval width</w:t>
+            </w:r>
+          </w:p>
+        </w:tc>
+      </w:tr>
+      <w:tr>
+        <w:tc>
+          <w:tcPr/>
+          <w:p>
+            <w:pPr>
+              <w:pStyle w:val="Compact"/>
+              <w:jc w:val="right"/>
+            </w:pPr>
+            <w:r>
+              <w:t xml:space="preserve">-0.40</w:t>
+            </w:r>
+          </w:p>
+        </w:tc>
+        <w:tc>
+          <w:tcPr/>
+          <w:p>
+            <w:pPr>
+              <w:pStyle w:val="Compact"/>
+              <w:jc w:val="right"/>
+            </w:pPr>
+            <w:r>
+              <w:t xml:space="preserve">0.90</w:t>
+            </w:r>
+          </w:p>
+        </w:tc>
+        <w:tc>
+          <w:tcPr/>
+          <w:p>
+            <w:pPr>
+              <w:pStyle w:val="Compact"/>
+              <w:jc w:val="right"/>
+            </w:pPr>
+            <w:r>
+              <w:t xml:space="preserve">0.26</w:t>
+            </w:r>
+          </w:p>
+        </w:tc>
+      </w:tr>
+      <w:tr>
+        <w:tc>
+          <w:tcPr/>
+          <w:p>
+            <w:pPr>
+              <w:pStyle w:val="Compact"/>
+              <w:jc w:val="right"/>
+            </w:pPr>
+            <w:r>
+              <w:t xml:space="preserve">-0.30</w:t>
+            </w:r>
+          </w:p>
+        </w:tc>
+        <w:tc>
+          <w:tcPr/>
+          <w:p>
+            <w:pPr>
+              <w:pStyle w:val="Compact"/>
+              <w:jc w:val="right"/>
+            </w:pPr>
+            <w:r>
+              <w:t xml:space="preserve">0.95</w:t>
+            </w:r>
+          </w:p>
+        </w:tc>
+        <w:tc>
+          <w:tcPr/>
+          <w:p>
+            <w:pPr>
+              <w:pStyle w:val="Compact"/>
+              <w:jc w:val="right"/>
+            </w:pPr>
+            <w:r>
+              <w:t xml:space="preserve">0.31</w:t>
+            </w:r>
+          </w:p>
+        </w:tc>
+      </w:tr>
+      <w:tr>
+        <w:tc>
+          <w:tcPr/>
+          <w:p>
+            <w:pPr>
+              <w:pStyle w:val="Compact"/>
+              <w:jc w:val="right"/>
+            </w:pPr>
+            <w:r>
+              <w:t xml:space="preserve">-0.20</w:t>
+            </w:r>
+          </w:p>
+        </w:tc>
+        <w:tc>
+          <w:tcPr/>
+          <w:p>
+            <w:pPr>
+              <w:pStyle w:val="Compact"/>
+              <w:jc w:val="right"/>
+            </w:pPr>
+            <w:r>
+              <w:t xml:space="preserve">0.85</w:t>
+            </w:r>
+          </w:p>
+        </w:tc>
+        <w:tc>
+          <w:tcPr/>
+          <w:p>
+            <w:pPr>
+              <w:pStyle w:val="Compact"/>
+              <w:jc w:val="right"/>
+            </w:pPr>
+            <w:r>
+              <w:t xml:space="preserve">0.32</w:t>
+            </w:r>
+          </w:p>
+        </w:tc>
+      </w:tr>
+      <w:tr>
+        <w:tc>
+          <w:tcPr/>
+          <w:p>
+            <w:pPr>
+              <w:pStyle w:val="Compact"/>
+              <w:jc w:val="right"/>
+            </w:pPr>
+            <w:r>
+              <w:t xml:space="preserve">-0.10</w:t>
+            </w:r>
+          </w:p>
+        </w:tc>
+        <w:tc>
+          <w:tcPr/>
+          <w:p>
+            <w:pPr>
+              <w:pStyle w:val="Compact"/>
+              <w:jc w:val="right"/>
+            </w:pPr>
+            <w:r>
+              <w:t xml:space="preserve">0.80</w:t>
+            </w:r>
+          </w:p>
+        </w:tc>
+        <w:tc>
+          <w:tcPr/>
+          <w:p>
+            <w:pPr>
+              <w:pStyle w:val="Compact"/>
+              <w:jc w:val="right"/>
+            </w:pPr>
+            <w:r>
+              <w:t xml:space="preserve">0.37</w:t>
+            </w:r>
+          </w:p>
+        </w:tc>
+      </w:tr>
+      <w:tr>
+        <w:tc>
+          <w:tcPr/>
+          <w:p>
+            <w:pPr>
+              <w:pStyle w:val="Compact"/>
+              <w:jc w:val="right"/>
+            </w:pPr>
+            <w:r>
+              <w:t xml:space="preserve">0.00</w:t>
+            </w:r>
+          </w:p>
+        </w:tc>
+        <w:tc>
+          <w:tcPr/>
+          <w:p>
+            <w:pPr>
+              <w:pStyle w:val="Compact"/>
+              <w:jc w:val="right"/>
+            </w:pPr>
+            <w:r>
+              <w:t xml:space="preserve">0.95</w:t>
+            </w:r>
+          </w:p>
+        </w:tc>
+        <w:tc>
+          <w:tcPr/>
+          <w:p>
+            <w:pPr>
+              <w:pStyle w:val="Compact"/>
+              <w:jc w:val="right"/>
+            </w:pPr>
+            <w:r>
+              <w:t xml:space="preserve">0.25</w:t>
+            </w:r>
+          </w:p>
+        </w:tc>
+      </w:tr>
+      <w:tr>
+        <w:tc>
+          <w:tcPr/>
+          <w:p>
+            <w:pPr>
+              <w:pStyle w:val="Compact"/>
+              <w:jc w:val="right"/>
+            </w:pPr>
+            <w:r>
+              <w:t xml:space="preserve">+0.10</w:t>
+            </w:r>
+          </w:p>
+        </w:tc>
+        <w:tc>
+          <w:tcPr/>
+          <w:p>
+            <w:pPr>
+              <w:pStyle w:val="Compact"/>
+              <w:jc w:val="right"/>
+            </w:pPr>
+            <w:r>
+              <w:t xml:space="preserve">0.70</w:t>
+            </w:r>
+          </w:p>
+        </w:tc>
+        <w:tc>
+          <w:tcPr/>
+          <w:p>
+            <w:pPr>
+              <w:pStyle w:val="Compact"/>
+              <w:jc w:val="right"/>
+            </w:pPr>
+            <w:r>
+              <w:t xml:space="preserve">0.25</w:t>
+            </w:r>
+          </w:p>
+        </w:tc>
+      </w:tr>
+      <w:tr>
+        <w:tc>
+          <w:tcPr/>
+          <w:p>
+            <w:pPr>
+              <w:pStyle w:val="Compact"/>
+              <w:jc w:val="right"/>
+            </w:pPr>
+            <w:r>
+              <w:t xml:space="preserve">+0.20</w:t>
+            </w:r>
+          </w:p>
+        </w:tc>
+        <w:tc>
+          <w:tcPr/>
+          <w:p>
+            <w:pPr>
+              <w:pStyle w:val="Compact"/>
+              <w:jc w:val="right"/>
+            </w:pPr>
+            <w:r>
+              <w:t xml:space="preserve">0.95</w:t>
+            </w:r>
+          </w:p>
+        </w:tc>
+        <w:tc>
+          <w:tcPr/>
+          <w:p>
+            <w:pPr>
+              <w:pStyle w:val="Compact"/>
+              <w:jc w:val="right"/>
+            </w:pPr>
+            <w:r>
+              <w:t xml:space="preserve">0.33</w:t>
+            </w:r>
+          </w:p>
+        </w:tc>
+      </w:tr>
+      <w:tr>
+        <w:tc>
+          <w:tcPr/>
+          <w:p>
+            <w:pPr>
+              <w:pStyle w:val="Compact"/>
+              <w:jc w:val="right"/>
+            </w:pPr>
+            <w:r>
+              <w:t xml:space="preserve">+0.30</w:t>
+            </w:r>
+          </w:p>
+        </w:tc>
+        <w:tc>
+          <w:tcPr/>
+          <w:p>
+            <w:pPr>
+              <w:pStyle w:val="Compact"/>
+              <w:jc w:val="right"/>
+            </w:pPr>
+            <w:r>
+              <w:t xml:space="preserve">0.90</w:t>
+            </w:r>
+          </w:p>
+        </w:tc>
+        <w:tc>
+          <w:tcPr/>
+          <w:p>
+            <w:pPr>
+              <w:pStyle w:val="Compact"/>
+              <w:jc w:val="right"/>
+            </w:pPr>
+            <w:r>
+              <w:t xml:space="preserve">0.35</w:t>
+            </w:r>
+          </w:p>
+        </w:tc>
+      </w:tr>
+      <w:tr>
+        <w:tc>
+          <w:tcPr/>
+          <w:p>
+            <w:pPr>
+              <w:pStyle w:val="Compact"/>
+              <w:jc w:val="right"/>
+            </w:pPr>
+            <w:r>
+              <w:t xml:space="preserve">+0.40</w:t>
+            </w:r>
+          </w:p>
+        </w:tc>
+        <w:tc>
+          <w:tcPr/>
+          <w:p>
+            <w:pPr>
+              <w:pStyle w:val="Compact"/>
+              <w:jc w:val="right"/>
+            </w:pPr>
+            <w:r>
+              <w:t xml:space="preserve">0.85</w:t>
+            </w:r>
+          </w:p>
+        </w:tc>
+        <w:tc>
+          <w:tcPr/>
+          <w:p>
+            <w:pPr>
+              <w:pStyle w:val="Compact"/>
+              <w:jc w:val="right"/>
+            </w:pPr>
+            <w:r>
+              <w:t xml:space="preserve">0.36</w:t>
+            </w:r>
+          </w:p>
+        </w:tc>
+      </w:tr>
+    </w:tbl>
+    <w:p>
+      <w:pPr>
+        <w:pStyle w:val="BodyText"/>
+      </w:pPr>
+      <w:r>
+        <w:t xml:space="preserve">The second test asks, in plain terms, whether the assemblages’ diversity drifts without direction through time, heads steadily in one direction, or is pulled back toward a stable value, by comparing four standard time-series models (an unbiased random walk, a directional walk, stasis, and a mean-reverting Ornstein-Uhlenbeck process)</w:t>
+      </w:r>
+      <w:r>
+        <w:t xml:space="preserve"> </w:t>
+      </w:r>
+      <w:r>
+        <w:t xml:space="preserve">(Hunt 2006; Hunt et al. 2008)</w:t>
+      </w:r>
+      <w:r>
+        <w:t xml:space="preserve">. For the Gini-Simpson diversity trajectory and for the abundant decorated classes, binned along the oriented axis, we fit four time-series models on the same level vector, an unbiased random walk (Brownian motion, the neutral-drift expectation), a general biased random walk (the directional signature a sustained transition would leave), a stasis model (white noise about a constant mean), and an Ornstein-Uhlenbeck model (mean reversion toward an optimum). Rather than select among the four, we fit the model that nests them and report the two parameters that distinguish them, since unbiased motion, stasis and mean reversion are regions of one parameter space (unbiased motion as the mean-reversion rate approaches zero, stasis as it grows large). Binned along the radiocarbon-oriented axis, decorated-class diversity falls steadily from 0.686 in the earliest bin to 0.367 in the latest. The mean-reversion rate has a posterior median of 0.46 with a 95 percent credible interval of 0.05 to 10.3, spanning the unbiased and stasis limits and so unresolved. The directional drift is resolved and negative, with a median of -0.093 and an interval of -0.180 to -0.007, with P(drift &gt; 0) = 0.019. The decline is therefore a real feature of the sequence rather than undirected fluctuation. That is not a departure from neutrality. Drift in a finite population loses variants, and the posterior predictive check above, which draws its effective population size and innovation rate from the transmission posterior rather than fixing them, reproduces this exact declining trajectory in all six bins. What the two results say jointly is that diversity declines, and that a neutral process of the estimated size and innovation rate is sufficient to produce that decline. Because the sequence has only six points, the reversion rate and the drift remain partly confounded, since relaxation toward a lower optimum can imitate sustained directional loss. Reporting a single winning time-series model would have concealed both the confound and the resolved direction. This result is a concordance rather than a decisive selection (Figure S5C). The diversity trajectory is the trait of interest here, because the correspondence-analysis ordering does not arrange it by construction. Individual-class trajectories more often favor the directional model. That comparison, however, is weak and partly tautological because the seriation axis is designed to maximize monotonic class-frequency turnover, and only three classes are abundant enough across the sequence to fit. The robust conclusion is neutral drift, not a sustained directional transition.</w:t>
       </w:r>
     </w:p>
     <w:p>
@@ -1948,20 +8621,20 @@
       <w:r>
         <w:drawing>
           <wp:inline>
-            <wp:extent cx="5334000" cy="4107231"/>
+            <wp:extent cx="5334000" cy="2565498"/>
             <wp:effectExtent b="0" l="0" r="0" t="0"/>
-            <wp:docPr descr="Figure S5. Robustness of phase-like grouping to contingency and model factors, across 432 time-transgressive runs (a grid of interaction length, between-node mixing, and innovation rate, twelve seeds per cell). (A) Between-group cultural F_{ST} by between-node mixing and (B) by innovation rate, boxes taken over all other factors and seeds. The observed value (dashed) is bracketed, and F_{ST} falls with both factors but never reaches the bounded-groups level. (C) Distribution of the number of drift-detected groups per run, with 431 of the 432 runs (99.8 percent) yielding two or more. (D) Distribution of seriation recovery, the absolute Spearman correlation between the recovered CA1 rank and the imposed time order, across runs (mean 0.44)." title="" id="128" name="Picture"/>
+            <wp:docPr descr="Figure S5. Dynamic-sufficiency tests. (A) Posterior of the transmission-bias parameter b from the generative, time-averaging-aware inference, fit by sequential Monte Carlo approximate Bayesian computation (b = 0 neutral, b &gt; 0 conformist, b &lt; 0 anti-conformist). The whole-sequence posterior (filled) and the early- and late-half posteriors (outlines) are all concentrated near neutral and include zero, consistent with the absence of the strong conformity a marker dynamic would require (see Table S4 for the calibration caveats). (B) Simulation-based calibration of that inference. Over many datasets drawn from the prior, the rank of the true bias within its posterior is uniform (dashed line the uniform expectation), so the posterior is calibrated rather than merely contracted. (C) Tempo and mode as parameters rather than model selection, showing the posteriors of the mean-reversion rate (lower axis, log scale) and the directional drift per bin (upper axis) for the Gini-Simpson diversity trajectory, which the correspondence-analysis ordering does not arrange by construction. The mean-reversion rate is unresolved (median 0.46, interval 0.05 to 10.3, spanning the unbiased-walk and stasis limits). The directional drift is resolved and negative (median -0.093, interval -0.180 to -0.007), the steady decline in diversity along the sequence." title="" id="133" name="Picture"/>
             <a:graphic>
               <a:graphicData uri="http://schemas.openxmlformats.org/drawingml/2006/picture">
                 <pic:pic>
                   <pic:nvPicPr>
-                    <pic:cNvPr descr="../../figures/figS5_emergence_robustness.png" id="129" name="Picture"/>
+                    <pic:cNvPr descr="../../figures/figS5_dynamic.png" id="134" name="Picture"/>
                     <pic:cNvPicPr>
                       <a:picLocks noChangeArrowheads="1" noChangeAspect="1"/>
                     </pic:cNvPicPr>
                   </pic:nvPicPr>
                   <pic:blipFill>
-                    <a:blip r:embed="rId127"/>
+                    <a:blip r:embed="rId132"/>
                     <a:stretch>
                       <a:fillRect/>
                     </a:stretch>
@@ -1969,7 +8642,7 @@
                   <pic:spPr bwMode="auto">
                     <a:xfrm>
                       <a:off x="0" y="0"/>
-                      <a:ext cx="5334000" cy="4107231"/>
+                      <a:ext cx="5334000" cy="2565498"/>
                     </a:xfrm>
                     <a:prstGeom prst="rect">
                       <a:avLst/>
@@ -2003,218 +8676,48 @@
         <w:t xml:space="preserve"> </w:t>
       </w:r>
       <w:r>
-        <w:t xml:space="preserve">Robustness of phase-like grouping to contingency and model factors, across 432 time-transgressive runs (a grid of interaction length, between-node mixing, and innovation rate, twelve seeds per cell). (A) Between-group cultural</w:t>
+        <w:t xml:space="preserve">Dynamic-sufficiency tests. (A) Posterior of the transmission-bias parameter b from the generative, time-averaging-aware inference, fit by sequential Monte Carlo approximate Bayesian computation (b = 0 neutral, b &gt; 0 conformist, b &lt; 0 anti-conformist). The whole-sequence posterior (filled) and the early- and late-half posteriors (outlines) are all concentrated near neutral and include zero, consistent with the absence of the strong conformity a marker dynamic would require (see Table S4 for the calibration caveats). (B) Simulation-based calibration of that inference. Over many datasets drawn from the prior, the rank of the true bias within its posterior is uniform (dashed line the uniform expectation), so the posterior is calibrated rather than merely contracted. (C) Tempo and mode as parameters rather than model selection, showing the posteriors of the mean-reversion rate (lower axis, log scale) and the directional drift per bin (upper axis) for the Gini-Simpson diversity trajectory, which the correspondence-analysis ordering does not arrange by construction. The mean-reversion rate is unresolved (median 0.46, interval 0.05 to 10.3, spanning the unbiased-walk and stasis limits). The directional drift is resolved and negative (median -0.093, interval -0.180 to -0.007), the steady decline in diversity along the sequence.</w:t>
+      </w:r>
+    </w:p>
+    <w:p>
+      <w:pPr>
+        <w:pStyle w:val="BodyText"/>
+      </w:pPr>
+      <w:r>
+        <w:t xml:space="preserve">A third test, for the early-warning signature of a critical transition, is not resolvable at this ordinal resolution and does not meet empirical sufficiency. Across the correspondence-analysis-ordered sequence the rolling variance shows no rising trend (Kendall tau</w:t>
       </w:r>
       <w:r>
         <w:t xml:space="preserve"> </w:t>
       </w:r>
       <m:oMath>
-        <m:sSub>
-          <m:e>
-            <m:r>
-              <m:t>F</m:t>
-            </m:r>
-          </m:e>
-          <m:sub>
-            <m:r>
-              <m:t>S</m:t>
-            </m:r>
-            <m:r>
-              <m:t>T</m:t>
-            </m:r>
-          </m:sub>
-        </m:sSub>
+        <m:r>
+          <m:rPr>
+            <m:sty m:val="p"/>
+          </m:rPr>
+          <m:t>=</m:t>
+        </m:r>
+        <m:r>
+          <m:rPr>
+            <m:sty m:val="p"/>
+          </m:rPr>
+          <m:t>−</m:t>
+        </m:r>
+        <m:r>
+          <m:t>0.03</m:t>
+        </m:r>
       </m:oMath>
       <w:r>
-        <w:t xml:space="preserve"> </w:t>
-      </w:r>
-      <w:r>
-        <w:t xml:space="preserve">by between-node mixing and (B) by innovation rate, boxes taken over all other factors and seeds. The observed value (dashed) is bracketed, and</w:t>
+        <w:t xml:space="preserve">) and the lone rise in lag-1 autocorrelation (tau</w:t>
       </w:r>
       <w:r>
         <w:t xml:space="preserve"> </w:t>
       </w:r>
       <m:oMath>
-        <m:sSub>
-          <m:e>
-            <m:r>
-              <m:t>F</m:t>
-            </m:r>
-          </m:e>
-          <m:sub>
-            <m:r>
-              <m:t>S</m:t>
-            </m:r>
-            <m:r>
-              <m:t>T</m:t>
-            </m:r>
-          </m:sub>
-        </m:sSub>
-      </m:oMath>
-      <w:r>
-        <w:t xml:space="preserve"> </w:t>
-      </w:r>
-      <w:r>
-        <w:t xml:space="preserve">falls with both factors but never reaches the bounded-groups level. (C) Distribution of the number of drift-detected groups per run, with 431 of the 432 runs (99.8 percent) yielding two or more. (D) Distribution of seriation recovery, the absolute Spearman correlation between the recovered CA1 rank and the imposed time order, across runs (mean 0.44).</w:t>
-      </w:r>
-    </w:p>
-    <w:bookmarkEnd w:id="130"/>
-    <w:bookmarkStart w:id="131" w:name="X5d6952d695dbc914608b60821375c599c91309d"/>
-    <w:p>
-      <w:pPr>
-        <w:pStyle w:val="Heading2"/>
-      </w:pPr>
-      <w:r>
-        <w:t xml:space="preserve">Regional extension: the southeast-Missouri phases</w:t>
-      </w:r>
-    </w:p>
-    <w:p>
-      <w:pPr>
-        <w:pStyle w:val="FirstParagraph"/>
-      </w:pPr>
-      <w:r>
-        <w:t xml:space="preserve">We extended the within-region test to the southeast-Missouri survey assemblages of Williams</w:t>
-      </w:r>
-      <w:r>
-        <w:t xml:space="preserve"> </w:t>
-      </w:r>
-      <w:r>
-        <w:t xml:space="preserve">(1954)</w:t>
-      </w:r>
-      <w:r>
-        <w:t xml:space="preserve">, comprising 50 assemblages from 28 sites, digitized from the survey tables and georeferenced using the Lower Mississippi Survey grid. Williams divided these lowlands into four named Mississippian phases. Across the named physiographic regions the cultural</w:t>
-      </w:r>
-      <w:r>
-        <w:t xml:space="preserve"> </w:t>
-      </w:r>
-      <m:oMath>
-        <m:sSub>
-          <m:e>
-            <m:r>
-              <m:t>F</m:t>
-            </m:r>
-          </m:e>
-          <m:sub>
-            <m:r>
-              <m:t>S</m:t>
-            </m:r>
-            <m:r>
-              <m:t>T</m:t>
-            </m:r>
-          </m:sub>
-        </m:sSub>
-      </m:oMath>
-      <w:r>
-        <w:t xml:space="preserve"> </w:t>
-      </w:r>
-      <w:r>
-        <w:t xml:space="preserve">is 0.11. Most of that differentiation is a Woodland-to-Mississippian composition gradient rather than synchronic social structure. Restricting the analysis to Mississippian classes collapses the</w:t>
-      </w:r>
-      <w:r>
-        <w:t xml:space="preserve"> </w:t>
-      </w:r>
-      <m:oMath>
-        <m:sSub>
-          <m:e>
-            <m:r>
-              <m:t>F</m:t>
-            </m:r>
-          </m:e>
-          <m:sub>
-            <m:r>
-              <m:t>S</m:t>
-            </m:r>
-            <m:r>
-              <m:t>T</m:t>
-            </m:r>
-          </m:sub>
-        </m:sSub>
-      </m:oMath>
-      <w:r>
-        <w:t xml:space="preserve"> </w:t>
-      </w:r>
-      <w:r>
-        <w:t xml:space="preserve">to 0.03, near the drift level. Within the region the assemblages do not separate into bounded clusters. They intermix on the ordination, and the between-cluster</w:t>
-      </w:r>
-      <w:r>
-        <w:t xml:space="preserve"> </w:t>
-      </w:r>
-      <m:oMath>
-        <m:sSub>
-          <m:e>
-            <m:r>
-              <m:t>F</m:t>
-            </m:r>
-          </m:e>
-          <m:sub>
-            <m:r>
-              <m:t>S</m:t>
-            </m:r>
-            <m:r>
-              <m:t>T</m:t>
-            </m:r>
-          </m:sub>
-        </m:sSub>
-      </m:oMath>
-      <w:r>
-        <w:t xml:space="preserve"> </w:t>
-      </w:r>
-      <w:r>
-        <w:t xml:space="preserve">sits at the neutral-drift expectation and far below the bounded-groups null (Figure 11). Williams’s southeast-Missouri phases, like the named phases of the St. Francis basin, are arbitrary divisions of a continuous field structured by geography and time. This is the same verdict Fox</w:t>
-      </w:r>
-      <w:r>
-        <w:t xml:space="preserve"> </w:t>
-      </w:r>
-      <w:r>
-        <w:t xml:space="preserve">(1998)</w:t>
-      </w:r>
-      <w:r>
-        <w:t xml:space="preserve"> </w:t>
-      </w:r>
-      <w:r>
-        <w:t xml:space="preserve">reached for these phases by cluster analysis and ordination.</w:t>
-      </w:r>
-    </w:p>
-    <w:bookmarkEnd w:id="131"/>
-    <w:bookmarkStart w:id="135" w:name="X61b4c874ea32e31666b882bda5fae1d71873809"/>
-    <w:p>
-      <w:pPr>
-        <w:pStyle w:val="Heading2"/>
-      </w:pPr>
-      <w:r>
-        <w:t xml:space="preserve">Dynamic-sufficiency tests in the time domain</w:t>
-      </w:r>
-    </w:p>
-    <w:p>
-      <w:pPr>
-        <w:pStyle w:val="FirstParagraph"/>
-      </w:pPr>
-      <w:r>
-        <w:t xml:space="preserve">The four convergence signatures are measured as states along the seriation sequence, so on their own they are only partially dynamically sufficient. They describe states rather than the transitions between them. Two further tests work on the transformation between states, and a third, underpowered probe is reported in the code for completeness. The two we rely on are dynamically and empirically sufficient at once, because each models the change between states while respecting the time-averaged resolution of the record.</w:t>
-      </w:r>
-    </w:p>
-    <w:p>
-      <w:pPr>
-        <w:pStyle w:val="BodyText"/>
-      </w:pPr>
-      <w:r>
-        <w:t xml:space="preserve">The first infers how potters were copying by simulation. We run many copying scenarios, ranging from strongly conformist to neutral to novelty-seeking, and keep only the ones that reproduce the real assemblages. From the surviving scenarios we infer the kind of copying implied, with the record’s time-averaging built into each simulation (the approximate-Bayesian-computation approach)</w:t>
-      </w:r>
-      <w:r>
-        <w:t xml:space="preserve"> </w:t>
-      </w:r>
-      <w:r>
-        <w:t xml:space="preserve">(Carrignon et al. 2019; Crema et al. 2014, 2016)</w:t>
-      </w:r>
-      <w:r>
-        <w:t xml:space="preserve">. We modeled the basin sequence as frequency-dependent copying among the ten decorated classes in a finite population. Each generation, the adoption weight of a class is proportional to its frequency raised to the power</w:t>
-      </w:r>
-      <w:r>
-        <w:t xml:space="preserve"> </w:t>
-      </w:r>
-      <m:oMath>
-        <m:r>
-          <m:t>1</m:t>
+        <m:r>
+          <m:rPr>
+            <m:sty m:val="p"/>
+          </m:rPr>
+          <m:t>=</m:t>
         </m:r>
         <m:r>
           <m:rPr>
@@ -2223,248 +8726,37 @@
           <m:t>+</m:t>
         </m:r>
         <m:r>
-          <m:t>b</m:t>
+          <m:t>0.78</m:t>
         </m:r>
       </m:oMath>
       <w:r>
-        <w:t xml:space="preserve">, where</w:t>
-      </w:r>
-      <w:r>
-        <w:t xml:space="preserve"> </w:t>
-      </w:r>
-      <m:oMath>
-        <m:r>
-          <m:t>b</m:t>
-        </m:r>
-        <m:r>
-          <m:rPr>
-            <m:sty m:val="p"/>
-          </m:rPr>
-          <m:t>&gt;</m:t>
-        </m:r>
-        <m:r>
-          <m:t>0</m:t>
-        </m:r>
-      </m:oMath>
-      <w:r>
-        <w:t xml:space="preserve"> </w:t>
-      </w:r>
-      <w:r>
-        <w:t xml:space="preserve">is conformity,</w:t>
-      </w:r>
-      <w:r>
-        <w:t xml:space="preserve"> </w:t>
-      </w:r>
-      <m:oMath>
-        <m:r>
-          <m:t>b</m:t>
-        </m:r>
-        <m:r>
-          <m:rPr>
-            <m:sty m:val="p"/>
-          </m:rPr>
-          <m:t>&lt;</m:t>
-        </m:r>
-        <m:r>
-          <m:t>0</m:t>
-        </m:r>
-      </m:oMath>
-      <w:r>
-        <w:t xml:space="preserve"> </w:t>
-      </w:r>
-      <w:r>
-        <w:t xml:space="preserve">is anti-conformity, and</w:t>
-      </w:r>
-      <w:r>
-        <w:t xml:space="preserve"> </w:t>
-      </w:r>
-      <m:oMath>
-        <m:r>
-          <m:t>b</m:t>
-        </m:r>
-        <m:r>
-          <m:rPr>
-            <m:sty m:val="p"/>
-          </m:rPr>
-          <m:t>=</m:t>
-        </m:r>
-        <m:r>
-          <m:t>0</m:t>
-        </m:r>
-      </m:oMath>
-      <w:r>
-        <w:t xml:space="preserve"> </w:t>
-      </w:r>
-      <w:r>
-        <w:t xml:space="preserve">is neutral copying, with an innovation rate that mixes in a uniform draw from the set of classes. An assemblage pools production over a window of generations, so the time-averaging that distorts the static statistics is built into the generative process rather than corrected after the fact. This is what makes the test both empirically and dynamically sufficient. We placed broad priors on the innovation rate, the bias</w:t>
-      </w:r>
-      <w:r>
-        <w:t xml:space="preserve"> </w:t>
-      </w:r>
-      <m:oMath>
-        <m:r>
-          <m:t>b</m:t>
-        </m:r>
-      </m:oMath>
-      <w:r>
-        <w:t xml:space="preserve">, the population size, and the time-averaging window, and fit the model by sequential Monte Carlo approximate Bayesian computation (800 particles advanced through six rounds of shrinking tolerance), which advances a population of parameter sets through a sequence of shrinking distance tolerances and corrects the accepted values with a local-linear regression adjustment, matching each simulated six-bin sequence to the observed diversity trajectory and rank-frequency profile</w:t>
-      </w:r>
-      <w:r>
-        <w:t xml:space="preserve"> </w:t>
-      </w:r>
-      <w:r>
-        <w:t xml:space="preserve">(Beaumont et al. 2002; Toni et al. 2009)</w:t>
-      </w:r>
-      <w:r>
-        <w:t xml:space="preserve">. The posterior of the bias is tightly constrained near neutral, with mean</w:t>
-      </w:r>
-      <w:r>
-        <w:t xml:space="preserve"> </w:t>
-      </w:r>
-      <m:oMath>
-        <m:r>
-          <m:t>b</m:t>
-        </m:r>
-        <m:r>
-          <m:rPr>
-            <m:sty m:val="p"/>
-          </m:rPr>
-          <m:t>=</m:t>
-        </m:r>
-        <m:r>
-          <m:rPr>
-            <m:sty m:val="p"/>
-          </m:rPr>
-          <m:t>+</m:t>
-        </m:r>
-        <m:r>
-          <m:t>0.006</m:t>
-        </m:r>
-      </m:oMath>
-      <w:r>
-        <w:t xml:space="preserve"> </w:t>
-      </w:r>
-      <w:r>
-        <w:t xml:space="preserve">and a 95 percent interval of</w:t>
-      </w:r>
-      <w:r>
-        <w:t xml:space="preserve"> </w:t>
-      </w:r>
-      <m:oMath>
-        <m:r>
-          <m:rPr>
-            <m:sty m:val="p"/>
-          </m:rPr>
-          <m:t>−</m:t>
-        </m:r>
-        <m:r>
-          <m:t>0.020</m:t>
-        </m:r>
-      </m:oMath>
-      <w:r>
-        <w:t xml:space="preserve"> </w:t>
-      </w:r>
-      <w:r>
-        <w:t xml:space="preserve">to</w:t>
-      </w:r>
-      <w:r>
-        <w:t xml:space="preserve"> </w:t>
-      </w:r>
-      <m:oMath>
-        <m:r>
-          <m:rPr>
-            <m:sty m:val="p"/>
-          </m:rPr>
-          <m:t>+</m:t>
-        </m:r>
-        <m:r>
-          <m:t>0.035</m:t>
-        </m:r>
-      </m:oMath>
-      <w:r>
-        <w:t xml:space="preserve"> </w:t>
-      </w:r>
-      <w:r>
-        <w:t xml:space="preserve">that includes zero (Figure S6A). The posterior standard deviation is 0.014 against a prior of 0.289, so the data strongly constrain the bias rather than leaving it at the prior. Any conformist lean is weak and unresolved, with</w:t>
-      </w:r>
-      <w:r>
-        <w:t xml:space="preserve"> </w:t>
-      </w:r>
-      <m:oMath>
-        <m:r>
-          <m:t>P</m:t>
-        </m:r>
-        <m:r>
-          <m:rPr>
-            <m:sty m:val="p"/>
-          </m:rPr>
-          <m:t>(</m:t>
-        </m:r>
-        <m:r>
-          <m:t>b</m:t>
-        </m:r>
-        <m:r>
-          <m:rPr>
-            <m:sty m:val="p"/>
-          </m:rPr>
-          <m:t>&gt;</m:t>
-        </m:r>
-        <m:r>
-          <m:t>0</m:t>
-        </m:r>
-        <m:r>
-          <m:rPr>
-            <m:sty m:val="p"/>
-          </m:rPr>
-          <m:t>)</m:t>
-        </m:r>
-        <m:r>
-          <m:rPr>
-            <m:sty m:val="p"/>
-          </m:rPr>
-          <m:t>=</m:t>
-        </m:r>
-        <m:r>
-          <m:t>0.70</m:t>
-        </m:r>
-      </m:oMath>
-      <w:r>
-        <w:t xml:space="preserve">, and refitting the bias separately to the early and late halves of the sequence recovers no shift between them. The inference rules out a strong basin-wide conformist bias by modeling copying dynamics rather than a single static moment. Because it fits the sequence as a single pooled population, it bears on aggregate conformity across the basin rather than on a spatially localized or bounded-group version, which the spatial signatures and the drift comparison address. We validated the method by simulation-based calibration, fitting 200 datasets drawn from the prior and confirming that the rank of each true value within its posterior is uniform (Figure S6B)</w:t>
-      </w:r>
-      <w:r>
-        <w:t xml:space="preserve"> </w:t>
-      </w:r>
-      <w:r>
-        <w:t xml:space="preserve">(Talts et al. 2018)</w:t>
-      </w:r>
-      <w:r>
-        <w:t xml:space="preserve">. The calibrated posterior is concordant with an independent rejection-sampling fit of the same model (mean</w:t>
-      </w:r>
-      <w:r>
-        <w:t xml:space="preserve"> </w:t>
-      </w:r>
-      <m:oMath>
-        <m:r>
-          <m:t>b</m:t>
-        </m:r>
-        <m:r>
-          <m:rPr>
-            <m:sty m:val="p"/>
-          </m:rPr>
-          <m:t>=</m:t>
-        </m:r>
-        <m:r>
-          <m:rPr>
-            <m:sty m:val="p"/>
-          </m:rPr>
-          <m:t>+</m:t>
-        </m:r>
-        <m:r>
-          <m:t>0.028</m:t>
-        </m:r>
-      </m:oMath>
-      <w:r>
-        <w:t xml:space="preserve">, a wider 95 percent interval that also includes zero), which the calibration sharpens rather than overturns. Full configuration, diagnostics, and software versions are in the supplementary code.</w:t>
+        <w:t xml:space="preserve">) is an artifact of the ordering, which places compositionally similar assemblages adjacent, so we report it in the supplementary code but do not rely on it</w:t>
+      </w:r>
+      <w:r>
+        <w:t xml:space="preserve"> </w:t>
+      </w:r>
+      <w:r>
+        <w:t xml:space="preserve">(Dakos et al. 2012; Scheffer et al. 2009)</w:t>
+      </w:r>
+      <w:r>
+        <w:t xml:space="preserve">.</w:t>
+      </w:r>
+    </w:p>
+    <w:bookmarkStart w:id="135" w:name="Xb43870ec0cd318bbce0bdff51a8c34784c31c80"/>
+    <w:p>
+      <w:pPr>
+        <w:pStyle w:val="Heading3"/>
+      </w:pPr>
+      <w:r>
+        <w:t xml:space="preserve">Further checks of neutrality along the sequence</w:t>
+      </w:r>
+    </w:p>
+    <w:p>
+      <w:pPr>
+        <w:pStyle w:val="FirstParagraph"/>
+      </w:pPr>
+      <w:r>
+        <w:t xml:space="preserve">The main text summarizes three further checks. Their full statement follows.</w:t>
       </w:r>
     </w:p>
     <w:p>
@@ -2472,16 +8764,129 @@
         <w:pStyle w:val="BodyText"/>
       </w:pPr>
       <w:r>
-        <w:t xml:space="preserve">The second test asks, in plain terms, whether the assemblages’ diversity drifts without direction through time, heads steadily in one direction, or is pulled back toward a stable value, by comparing four standard time-series models (an unbiased random walk, a directional walk, stasis, and a mean-reverting Ornstein-Uhlenbeck process)</w:t>
-      </w:r>
-      <w:r>
-        <w:t xml:space="preserve"> </w:t>
-      </w:r>
-      <w:r>
-        <w:t xml:space="preserve">(Hunt 2006; Hunt et al. 2008)</w:t>
-      </w:r>
-      <w:r>
-        <w:t xml:space="preserve">. For the Gini-Simpson diversity trajectory and for the abundant decorated classes, binned along the oriented axis, we fit four time-series models on the same level vector: an unbiased random walk (Brownian motion, the neutral-drift expectation), a general biased random walk (the directional signature a sustained transition would leave), a stasis model (white noise about a constant mean), and an Ornstein-Uhlenbeck model (mean reversion toward an optimum). We compared them by the small-sample Akaike information criterion. The aggregate diversity trajectory favors the unbiased random walk, with an Akaike weight of 0.81 against 0.19 for the directional model and negligible weight for stasis or the Ornstein-Uhlenbeck model. The model comparison has only six points, so it is weak. This result is a concordance rather than a decisive selection (Figure S6C). The diversity trajectory is the trait of interest here, because the correspondence-analysis ordering does not arrange it by construction. Individual-class trajectories more often favor the directional model. That comparison, however, is weak and partly tautological because the seriation axis is designed to maximize monotonic class-frequency turnover, and only three classes are abundant enough across the sequence to fit. The robust conclusion is neutral drift, not a sustained directional transition.</w:t>
+        <w:t xml:space="preserve">Three further checks add detail. The first follows each decorated class as it rises and falls through the sequence and asks whether those changes look like the undirected fluctuation of unbiased copying, which is what neutral drift produces, or like the directed change a deliberate marker would show. Rather than testing each class separately, we fit the rescaled increments of all nine testable classes in one hierarchical model with partial pooling, following the frequency increment construction</w:t>
+      </w:r>
+      <w:r>
+        <w:t xml:space="preserve"> </w:t>
+      </w:r>
+      <w:r>
+        <w:t xml:space="preserve">(Feder et al. 2014)</w:t>
+      </w:r>
+      <w:r>
+        <w:t xml:space="preserve">. The population-level departure from drift has a posterior median of +0.008 with a 95 percent credible interval of -0.035 to +0.059, where unbiased drift implies zero. Individual classes are not resolved. A class simulated with a substantial true departure is recovered at about a third of its size with an interval spanning zero, so forty increments across nine classes can support the aggregate statement but not a per-class one.</w:t>
+      </w:r>
+    </w:p>
+    <w:p>
+      <w:pPr>
+        <w:pStyle w:val="BodyText"/>
+      </w:pPr>
+      <w:r>
+        <w:t xml:space="preserve">The second check asks whether a neutral model reproduces the observed diversity trajectory, in the spirit of the non-equilibrium neutrality test</w:t>
+      </w:r>
+      <w:r>
+        <w:t xml:space="preserve"> </w:t>
+      </w:r>
+      <w:r>
+        <w:t xml:space="preserve">(Kandler and Shennan 2013)</w:t>
+      </w:r>
+      <w:r>
+        <w:t xml:space="preserve">. Rather than sweeping the effective population size over fixed values, we draw it and the innovation rate from the transmission posterior and compare the observed trajectory with the resulting posterior predictive distribution, the range of trajectories the fitted model expects to see. The observed diversity falls inside the 95 percent predictive interval in all six bins, and it does so under each of the five sampler seeds taken separately. The pooled Bayesian predictive p is 0.71 and ranges from 0.54 to 0.87 across those seeds, so the check establishes that the observed trajectory is unremarkable under a neutral model rather than any particular value of p. A neutral model is adequate for this trajectory. That is concordance, not a demonstration that transmission was neutral. The predictive interval is wide because the effective population size is itself uncertain.</w:t>
+      </w:r>
+    </w:p>
+    <w:p>
+      <w:pPr>
+        <w:pStyle w:val="BodyText"/>
+      </w:pPr>
+      <w:r>
+        <w:t xml:space="preserve">The third check asks whether the assemblages grow more different from one another toward contact, as fragmenting groups would. Neiman’s interassemblage distance shows no resolved divergence trend along the sequence. The posterior for the rank correlation between mean within-bin pairwise distance and seriation position has a median of +0.26 with a 95 percent credible interval of -0.41 to +0.71 across the six bins, so the direction of any trend is unresolved rather than shown to be absent. Typical differences between spatial clusters are barely larger than differences within them, a ratio of 1.13. The most diverse assemblages are also the most central, which is the pattern a single shared community produces (Figure S1)</w:t>
+      </w:r>
+      <w:r>
+        <w:t xml:space="preserve"> </w:t>
+      </w:r>
+      <w:r>
+        <w:t xml:space="preserve">(Neiman 1995)</w:t>
+      </w:r>
+      <w:r>
+        <w:t xml:space="preserve">.</w:t>
+      </w:r>
+    </w:p>
+    <w:bookmarkEnd w:id="135"/>
+    <w:bookmarkEnd w:id="136"/>
+    <w:bookmarkStart w:id="140" w:name="radiocarbon-chronology"/>
+    <w:p>
+      <w:pPr>
+        <w:pStyle w:val="Heading2"/>
+      </w:pPr>
+      <w:r>
+        <w:t xml:space="preserve">Radiocarbon chronology</w:t>
+      </w:r>
+    </w:p>
+    <w:p>
+      <w:pPr>
+        <w:pStyle w:val="FirstParagraph"/>
+      </w:pPr>
+      <w:r>
+        <w:t xml:space="preserve">We calibrated the Mainfort</w:t>
+      </w:r>
+      <w:r>
+        <w:t xml:space="preserve"> </w:t>
+      </w:r>
+      <w:r>
+        <w:t xml:space="preserve">(2001)</w:t>
+      </w:r>
+      <w:r>
+        <w:t xml:space="preserve"> </w:t>
+      </w:r>
+      <w:r>
+        <w:t xml:space="preserve">radiocarbon compilation against IntCal20</w:t>
+      </w:r>
+      <w:r>
+        <w:t xml:space="preserve"> </w:t>
+      </w:r>
+      <w:r>
+        <w:t xml:space="preserve">(</w:t>
+      </w:r>
+      <w:r>
+        <w:t xml:space="preserve">Reimer et al.</w:t>
+      </w:r>
+      <w:r>
+        <w:t xml:space="preserve"> </w:t>
+      </w:r>
+      <w:r>
+        <w:t xml:space="preserve">2020)</w:t>
+      </w:r>
+      <w:r>
+        <w:t xml:space="preserve">. Forty determinations come from seven St. Francis Basin Parkin-phase sites, nineteen of them from Parkin. The summed probability distribution of the basin dates concentrates the occupation in the fourteenth to sixteenth centuries, with a median of AD 1428 (Parkin alone, AD 1483). It declines across the contact interval. Twenty-nine percent of the basin probability mass postdates AD 1541 and 18 percent postdates AD 1600 (Figure S6). This is consistent with occupation continuing through the De Soto entrada, which the chronicles place at Casqui, and declining thereafter, rather than with a sequence running unbroken into the seventeenth century. However, the protohistoric tail is partly a calibration artifact of low-activity determinations near the post-1650 plateau</w:t>
+      </w:r>
+      <w:r>
+        <w:t xml:space="preserve"> </w:t>
+      </w:r>
+      <w:r>
+        <w:t xml:space="preserve">(Surovell et al. 2009; Surovell and Brantingham 2007)</w:t>
+      </w:r>
+      <w:r>
+        <w:t xml:space="preserve">. To test the assumption that the seriation axis tracks calendar time, we pooled the dates of the five proveniences matching curated assemblages. We correlated their pooled median calibrated ages with CA1 position, giving Spearman’s r = +0.70 (n = 5, 27 dates pooled), with four sites in calendar order and one late-dated site, Clay Hill, departing from it. The orientation of the axis toward later time is supported but not certain, and we treat directional statements as provisional throughout. The basin chronology is stable under an alternative compilation. Augmenting the Mainfort determinations with the net-new Mississippian dates in the broader lower-valley radiocarbon database compiled by Jeffrey Alvey (personal communication, 2022), twelve determinations concentrated at Hazel and Upper Nodena, shifts the summed-probability median by only eight years, to AD 1436. The contact-truncation pattern and the CA1-calendar correlation are unchanged (Spearman +0.70). Recent AMS re-dating of the Parkin platform-mound post, interpreted as the base of the cross the De Soto expedition raised at Casqui, independently places it at cal AD 1445 to 1650</w:t>
+      </w:r>
+      <w:r>
+        <w:t xml:space="preserve"> </w:t>
+      </w:r>
+      <w:r>
+        <w:t xml:space="preserve">(Mitchem 2017)</w:t>
+      </w:r>
+      <w:r>
+        <w:t xml:space="preserve">, consistent with the terminal occupation inferred here. The individual determinations used in the basin chronology, with lab numbers, ages, calibrated medians, and sources, are listed in the supplemental data file</w:t>
+      </w:r>
+      <w:r>
+        <w:t xml:space="preserve"> </w:t>
+      </w:r>
+      <w:r>
+        <w:rPr>
+          <w:rStyle w:val="VerbatimChar"/>
+        </w:rPr>
+        <w:t xml:space="preserve">radiocarbon_dates_used.csv</w:t>
+      </w:r>
+      <w:r>
+        <w:t xml:space="preserve">.</w:t>
       </w:r>
     </w:p>
     <w:p>
@@ -2491,20 +8896,20 @@
       <w:r>
         <w:drawing>
           <wp:inline>
-            <wp:extent cx="5334000" cy="2321058"/>
+            <wp:extent cx="5334000" cy="2713789"/>
             <wp:effectExtent b="0" l="0" r="0" t="0"/>
-            <wp:docPr descr="Figure S6. Dynamic-sufficiency tests. (A) Posterior of the transmission-bias parameter b from the generative, time-averaging-aware inference, fit by sequential Monte Carlo approximate Bayesian computation (b = 0 neutral, b &gt; 0 conformist, b &lt; 0 anti-conformist). The whole-sequence posterior (filled) and the early- and late-half posteriors (outlines) are all tightly constrained near neutral and include zero, ruling out the strong conformity a marker dynamic would require. (B) Simulation-based calibration of that inference. Over many datasets drawn from the prior, the rank of the true bias within its posterior is uniform (dashed line the uniform expectation), so the posterior is calibrated rather than merely contracted. (C) Tempo-and-mode Akaike weights of the four time-series models (BM unbiased random walk, GRW directional walk, Stasis, OU mean reversion) for the Gini-Simpson diversity trajectory and averaged across the abundant class trajectories. The diversity trajectory, which the correspondence-analysis ordering does not arrange by construction, favors the unbiased random walk (neutral drift), a concordance rather than a decisive selection given only six points." title="" id="133" name="Picture"/>
+            <wp:docPr descr="Figure S6. Radiocarbon chronology of the St. Francis basin (Mainfort determinations calibrated against IntCal20). Left: summed probability distribution for the basin Parkin-phase sites (filled) and for Parkin alone (line, scaled), with the De Soto entrada (AD 1541) marked. Occupation concentrates in the fourteenth to sixteenth centuries and declines across contact. Right: CA1 seriation position against the pooled median calibrated age for the five proveniences matching curated assemblages (point size proportional to the number of dates). The axis tracks calendar age (Spearman +0.70) except for the late-dated Clay Hill." title="" id="138" name="Picture"/>
             <a:graphic>
               <a:graphicData uri="http://schemas.openxmlformats.org/drawingml/2006/picture">
                 <pic:pic>
                   <pic:nvPicPr>
-                    <pic:cNvPr descr="../../figures/figS6_dynamic.png" id="134" name="Picture"/>
+                    <pic:cNvPr descr="../../figures/figS6_chronology.png" id="139" name="Picture"/>
                     <pic:cNvPicPr>
                       <a:picLocks noChangeArrowheads="1" noChangeAspect="1"/>
                     </pic:cNvPicPr>
                   </pic:nvPicPr>
                   <pic:blipFill>
-                    <a:blip r:embed="rId132"/>
+                    <a:blip r:embed="rId137"/>
                     <a:stretch>
                       <a:fillRect/>
                     </a:stretch>
@@ -2512,7 +8917,7 @@
                   <pic:spPr bwMode="auto">
                     <a:xfrm>
                       <a:off x="0" y="0"/>
-                      <a:ext cx="5334000" cy="2321058"/>
+                      <a:ext cx="5334000" cy="2713789"/>
                     </a:xfrm>
                     <a:prstGeom prst="rect">
                       <a:avLst/>
@@ -2546,7 +8951,106 @@
         <w:t xml:space="preserve"> </w:t>
       </w:r>
       <w:r>
-        <w:t xml:space="preserve">Dynamic-sufficiency tests. (A) Posterior of the transmission-bias parameter b from the generative, time-averaging-aware inference, fit by sequential Monte Carlo approximate Bayesian computation (b = 0 neutral, b &gt; 0 conformist, b &lt; 0 anti-conformist). The whole-sequence posterior (filled) and the early- and late-half posteriors (outlines) are all tightly constrained near neutral and include zero, ruling out the strong conformity a marker dynamic would require. (B) Simulation-based calibration of that inference. Over many datasets drawn from the prior, the rank of the true bias within its posterior is uniform (dashed line the uniform expectation), so the posterior is calibrated rather than merely contracted. (C) Tempo-and-mode Akaike weights of the four time-series models (BM unbiased random walk, GRW directional walk, Stasis, OU mean reversion) for the Gini-Simpson diversity trajectory and averaged across the abundant class trajectories. The diversity trajectory, which the correspondence-analysis ordering does not arrange by construction, favors the unbiased random walk (neutral drift), a concordance rather than a decisive selection given only six points.</w:t>
+        <w:t xml:space="preserve">Radiocarbon chronology of the St. Francis basin (Mainfort determinations calibrated against IntCal20). Left: summed probability distribution for the basin Parkin-phase sites (filled) and for Parkin alone (line, scaled), with the De Soto entrada (AD 1541) marked. Occupation concentrates in the fourteenth to sixteenth centuries and declines across contact. Right: CA1 seriation position against the pooled median calibrated age for the five proveniences matching curated assemblages (point size proportional to the number of dates). The axis tracks calendar age (Spearman +0.70) except for the late-dated Clay Hill.</w:t>
+      </w:r>
+    </w:p>
+    <w:bookmarkEnd w:id="140"/>
+    <w:bookmarkStart w:id="152" w:name="X490dfca6be40dac40453279b4635251c9fd7a99"/>
+    <w:p>
+      <w:pPr>
+        <w:pStyle w:val="Heading2"/>
+      </w:pPr>
+      <w:r>
+        <w:t xml:space="preserve">The southeast-Missouri assemblages, and why we do not analyze them</w:t>
+      </w:r>
+    </w:p>
+    <w:p>
+      <w:pPr>
+        <w:pStyle w:val="FirstParagraph"/>
+      </w:pPr>
+      <w:r>
+        <w:t xml:space="preserve">The main text tests one region. This section reports what happened when we tried to extend the test to a second one, and why that attempt does not appear there. The short answer is that the southeast-Missouri material is not adequate for the test at present, and not because its phases are sounder or weaker than the basin’s, but because its classes and its sample sizes measure something other than the stylistic transmission the criterion is built for. We report the attempt because a negative of this kind is useful to the next person who considers the same extension, and because it is the paper’s own empirical-sufficiency requirement applied to itself.</w:t>
+      </w:r>
+    </w:p>
+    <w:bookmarkStart w:id="141" w:name="what-we-tried"/>
+    <w:p>
+      <w:pPr>
+        <w:pStyle w:val="Heading3"/>
+      </w:pPr>
+      <w:r>
+        <w:t xml:space="preserve">What we tried</w:t>
+      </w:r>
+    </w:p>
+    <w:p>
+      <w:pPr>
+        <w:pStyle w:val="FirstParagraph"/>
+      </w:pPr>
+      <w:r>
+        <w:t xml:space="preserve">Williams</w:t>
+      </w:r>
+      <w:r>
+        <w:t xml:space="preserve"> </w:t>
+      </w:r>
+      <w:r>
+        <w:t xml:space="preserve">(1954)</w:t>
+      </w:r>
+      <w:r>
+        <w:t xml:space="preserve"> </w:t>
+      </w:r>
+      <w:r>
+        <w:t xml:space="preserve">divided the southeast-Missouri lowlands into four named Mississippian phases, on a survey independent of the Phillips-Ford-Griffin work, which makes it the obvious second case. We digitized his survey tables and georeferenced the sites through the Lower Mississippi Survey grid, which places his assemblages and the basin’s in one coordinate frame (Figure S7). Across the named physiographic regions the cultural</w:t>
+      </w:r>
+      <w:r>
+        <w:t xml:space="preserve"> </w:t>
+      </w:r>
+      <m:oMath>
+        <m:sSub>
+          <m:e>
+            <m:r>
+              <m:t>F</m:t>
+            </m:r>
+          </m:e>
+          <m:sub>
+            <m:r>
+              <m:t>S</m:t>
+            </m:r>
+            <m:r>
+              <m:t>T</m:t>
+            </m:r>
+          </m:sub>
+        </m:sSub>
+      </m:oMath>
+      <w:r>
+        <w:t xml:space="preserve"> </w:t>
+      </w:r>
+      <w:r>
+        <w:t xml:space="preserve">is 0.11, most of which is a Woodland-to-Mississippian composition gradient rather than synchronic social structure. Restricting the analysis to assemblages with at least 30 sherds in classes other than the designated Woodland classes, and to those classes, gives 39 assemblages from 24 coordinate locations over 42 classes and collapses the between-cluster</w:t>
+      </w:r>
+      <w:r>
+        <w:t xml:space="preserve"> </w:t>
+      </w:r>
+      <m:oMath>
+        <m:sSub>
+          <m:e>
+            <m:r>
+              <m:t>F</m:t>
+            </m:r>
+          </m:e>
+          <m:sub>
+            <m:r>
+              <m:t>S</m:t>
+            </m:r>
+            <m:r>
+              <m:t>T</m:t>
+            </m:r>
+          </m:sub>
+        </m:sSub>
+      </m:oMath>
+      <w:r>
+        <w:t xml:space="preserve"> </w:t>
+      </w:r>
+      <w:r>
+        <w:t xml:space="preserve">to 0.034 across four spatial clusters. Multiple assemblages from one location remain separate observation nodes, which already limits their independence.</w:t>
       </w:r>
     </w:p>
     <w:p>
@@ -2554,72 +9058,55 @@
         <w:pStyle w:val="BodyText"/>
       </w:pPr>
       <w:r>
-        <w:t xml:space="preserve">A third probe, for the early-warning signature of a critical transition, is underpowered at this ordinal resolution and does not meet empirical sufficiency. Across the correspondence-analysis-ordered sequence the rolling variance shows no rising trend (Kendall tau</w:t>
+        <w:t xml:space="preserve">Run through the same calibrated comparison as the basin, that set behaves much as the basin does. The assemblages do not separate into bounded clusters on the ordination (Figure S8A and B). Ten combinations in the calibration series match the assemblages’ diversity under pooled-profile innovation, and at the matched combination most favorable to drift (120 learners, innovation 0.012, mixing 0.005, great-circle distance) the observed</w:t>
       </w:r>
       <w:r>
         <w:t xml:space="preserve"> </w:t>
       </w:r>
       <m:oMath>
-        <m:r>
-          <m:rPr>
-            <m:sty m:val="p"/>
-          </m:rPr>
-          <m:t>=</m:t>
-        </m:r>
-        <m:r>
-          <m:rPr>
-            <m:sty m:val="p"/>
-          </m:rPr>
-          <m:t>−</m:t>
-        </m:r>
-        <m:r>
-          <m:t>0.03</m:t>
-        </m:r>
+        <m:sSub>
+          <m:e>
+            <m:r>
+              <m:t>F</m:t>
+            </m:r>
+          </m:e>
+          <m:sub>
+            <m:r>
+              <m:t>S</m:t>
+            </m:r>
+            <m:r>
+              <m:t>T</m:t>
+            </m:r>
+          </m:sub>
+        </m:sSub>
       </m:oMath>
       <w:r>
-        <w:t xml:space="preserve">) and the lone rise in lag-1 autocorrelation (tau</w:t>
-      </w:r>
-      <w:r>
-        <w:t xml:space="preserve"> </w:t>
-      </w:r>
-      <m:oMath>
-        <m:r>
-          <m:rPr>
-            <m:sty m:val="p"/>
-          </m:rPr>
-          <m:t>=</m:t>
-        </m:r>
-        <m:r>
-          <m:rPr>
-            <m:sty m:val="p"/>
-          </m:rPr>
-          <m:t>+</m:t>
-        </m:r>
-        <m:r>
-          <m:t>0.78</m:t>
-        </m:r>
-      </m:oMath>
-      <w:r>
-        <w:t xml:space="preserve">) is an artifact of the ordering, which places compositionally similar assemblages adjacent, so we report it in the supplementary code but do not rely on it</w:t>
-      </w:r>
-      <w:r>
-        <w:t xml:space="preserve"> </w:t>
-      </w:r>
-      <w:r>
-        <w:t xml:space="preserve">(Dakos et al. 2012; Scheffer et al. 2009)</w:t>
-      </w:r>
-      <w:r>
-        <w:t xml:space="preserve">.</w:t>
-      </w:r>
-    </w:p>
-    <w:bookmarkEnd w:id="135"/>
-    <w:bookmarkStart w:id="139" w:name="radiocarbon-chronology"/>
-    <w:p>
-      <w:pPr>
-        <w:pStyle w:val="Heading2"/>
-      </w:pPr>
-      <w:r>
-        <w:t xml:space="preserve">Radiocarbon chronology</w:t>
+        <w:t xml:space="preserve"> </w:t>
+      </w:r>
+      <w:r>
+        <w:t xml:space="preserve">lies above the drift interval of 0.004 to 0.032 (median 0.012), reached by 2.4 percent of simulated datasets, 2.2 percent reversed and 4.2 percent contemporaneous. Uniform innovation fits at no combination and overpredicts the differentiation several-fold at its nearest one (median 0.083). The bounded-groups process at multiplier 0.03 leaves the median at 0.013 and brackets the observation only through its upper tail (Figure S8C). Taken at face value this looks like the basin’s result reached a second time, and it is the verdict Fox</w:t>
+      </w:r>
+      <w:r>
+        <w:t xml:space="preserve"> </w:t>
+      </w:r>
+      <w:r>
+        <w:t xml:space="preserve">(1998)</w:t>
+      </w:r>
+      <w:r>
+        <w:t xml:space="preserve"> </w:t>
+      </w:r>
+      <w:r>
+        <w:t xml:space="preserve">reached for these same phases by cluster analysis and ordination.</w:t>
+      </w:r>
+    </w:p>
+    <w:bookmarkEnd w:id="141"/>
+    <w:bookmarkStart w:id="142" w:name="why-we-do-not-report-it-as-a-result"/>
+    <w:p>
+      <w:pPr>
+        <w:pStyle w:val="Heading3"/>
+      </w:pPr>
+      <w:r>
+        <w:t xml:space="preserve">Why we do not report it as a result</w:t>
       </w:r>
     </w:p>
     <w:p>
@@ -2627,67 +9114,305 @@
         <w:pStyle w:val="FirstParagraph"/>
       </w:pPr>
       <w:r>
-        <w:t xml:space="preserve">We calibrated the Mainfort</w:t>
-      </w:r>
-      <w:r>
-        <w:t xml:space="preserve"> </w:t>
-      </w:r>
-      <w:r>
-        <w:t xml:space="preserve">(2001)</w:t>
-      </w:r>
-      <w:r>
-        <w:t xml:space="preserve"> </w:t>
-      </w:r>
-      <w:r>
-        <w:t xml:space="preserve">radiocarbon compilation against IntCal20</w:t>
-      </w:r>
-      <w:r>
-        <w:t xml:space="preserve"> </w:t>
-      </w:r>
-      <w:r>
-        <w:t xml:space="preserve">(</w:t>
-      </w:r>
-      <w:r>
-        <w:t xml:space="preserve">Reimer et al.</w:t>
-      </w:r>
-      <w:r>
-        <w:t xml:space="preserve"> </w:t>
-      </w:r>
-      <w:r>
-        <w:t xml:space="preserve">2020)</w:t>
-      </w:r>
-      <w:r>
-        <w:t xml:space="preserve">. Forty determinations come from seven St. Francis Basin Parkin-phase sites, nineteen of them from Parkin. The summed probability distribution of the basin dates concentrates the occupation in the fourteenth to sixteenth centuries, with a median of AD 1428 (Parkin alone, AD 1483). It declines across the contact interval: 29 percent of the basin probability mass postdates AD 1541 and 18 percent postdates AD 1600 (Figure S7). This is consistent with occupation continuing through the De Soto entrada, which the chronicles place at Casqui, and declining thereafter, rather than with a sequence running unbroken into the seventeenth century. However, the protohistoric tail is partly a calibration artifact of low-activity determinations near the post-1650 plateau</w:t>
-      </w:r>
-      <w:r>
-        <w:t xml:space="preserve"> </w:t>
-      </w:r>
-      <w:r>
-        <w:t xml:space="preserve">(Surovell et al. 2009; Surovell and Brantingham 2007)</w:t>
-      </w:r>
-      <w:r>
-        <w:t xml:space="preserve">. To test the assumption that the seriation axis tracks calendar time, we pooled the dates of the five proveniences matching curated assemblages. We correlated their pooled median calibrated ages with CA1 position: Spearman’s r = +0.70 (n = 5, 27 dates pooled), with four sites in calendar order and one late-dated site, Clay Hill, departing from it. The orientation of the axis toward later time is supported but not certain, and we treat directional statements as provisional throughout. The basin chronology is stable under an alternative compilation. Augmenting the Mainfort determinations with the net-new Mississippian dates in the broader lower-valley radiocarbon database compiled by Jeffrey Alvey (personal communication, 2022), twelve determinations concentrated at Hazel and Upper Nodena, shifts the summed-probability median by only eight years, to AD 1436. The contact-truncation pattern and the CA1-calendar correlation are unchanged (Spearman +0.70). Recent AMS re-dating of the Parkin platform-mound post, interpreted as the base of the cross the De Soto expedition raised at Casqui, independently places it at cal AD 1445 to 1650</w:t>
-      </w:r>
-      <w:r>
-        <w:t xml:space="preserve"> </w:t>
-      </w:r>
-      <w:r>
-        <w:t xml:space="preserve">(Mitchem 2017)</w:t>
-      </w:r>
-      <w:r>
-        <w:t xml:space="preserve">, consistent with the terminal occupation inferred here. The individual determinations used in the basin chronology, with lab numbers, ages, calibrated medians, and sources, are listed in the supplemental data file</w:t>
-      </w:r>
-      <w:r>
-        <w:t xml:space="preserve"> </w:t>
+        <w:t xml:space="preserve">Taking it at face value would be a mistake, for three reasons that only appear once the classes are examined rather than counted (</w:t>
       </w:r>
       <w:r>
         <w:rPr>
           <w:rStyle w:val="VerbatimChar"/>
         </w:rPr>
-        <w:t xml:space="preserve">radiocarbon_dates_used.csv</w:t>
-      </w:r>
-      <w:r>
-        <w:t xml:space="preserve">.</w:t>
+        <w:t xml:space="preserve">analyses/66_cmv_class_composition.py</w:t>
+      </w:r>
+      <w:r>
+        <w:t xml:space="preserve">).</w:t>
+      </w:r>
+    </w:p>
+    <w:p>
+      <w:pPr>
+        <w:pStyle w:val="BodyText"/>
+      </w:pPr>
+      <w:r>
+        <w:rPr>
+          <w:b/>
+          <w:bCs/>
+        </w:rPr>
+        <w:t xml:space="preserve">The set is ninety percent plain ware.</w:t>
+      </w:r>
+      <w:r>
+        <w:t xml:space="preserve"> </w:t>
+      </w:r>
+      <w:r>
+        <w:t xml:space="preserve">Mississippi Plain alone is 81.5 percent of the 8,958 analyzed sherds, Bell Plain a further 7.5 percent, and the four plain classes together 90.1 percent. The basin analysis runs on ten Phillips-Ford-Griffin decorated types and contains no plain ware at all. Plain wares are utility pottery, and the coarse-versus-fine paste distinction between Mississippi Plain and Bell Plain is a manufacturing and functional variable rather than a stylistic one. It is also where most of the differentiation lives. The plain component alone gives a between-cluster</w:t>
+      </w:r>
+      <w:r>
+        <w:t xml:space="preserve"> </w:t>
+      </w:r>
+      <m:oMath>
+        <m:sSub>
+          <m:e>
+            <m:r>
+              <m:t>F</m:t>
+            </m:r>
+          </m:e>
+          <m:sub>
+            <m:r>
+              <m:t>S</m:t>
+            </m:r>
+            <m:r>
+              <m:t>T</m:t>
+            </m:r>
+          </m:sub>
+        </m:sSub>
+      </m:oMath>
+      <w:r>
+        <w:t xml:space="preserve"> </w:t>
+      </w:r>
+      <w:r>
+        <w:t xml:space="preserve">of 0.065, and the Mississippi-versus-Bell ratio alone 0.076, both well above the 0.034 reported for the full set. A between-group difference in that variable is the signature Table 1 files under environmental patchiness, which the criterion explicitly cannot separate from bounded interaction on this evidence alone.</w:t>
+      </w:r>
+    </w:p>
+    <w:p>
+      <w:pPr>
+        <w:pStyle w:val="BodyText"/>
+      </w:pPr>
+      <w:r>
+        <w:rPr>
+          <w:b/>
+          <w:bCs/>
+        </w:rPr>
+        <w:t xml:space="preserve">The stylistic part is too small to test.</w:t>
+      </w:r>
+      <w:r>
+        <w:t xml:space="preserve"> </w:t>
+      </w:r>
+      <w:r>
+        <w:t xml:space="preserve">Only 883 sherds, 9.9 percent of the set, are non-plain, a median of 16 per assemblage spread across 38 classes. Applying the study’s own 30-sherd minimum to decorated material leaves 12 of the 39 assemblages. The basin set carries 27,924 decorated sherds, a median of 467 per assemblage across ten classes.</w:t>
+      </w:r>
+    </w:p>
+    <w:p>
+      <w:pPr>
+        <w:pStyle w:val="BodyText"/>
+      </w:pPr>
+      <w:r>
+        <w:rPr>
+          <w:b/>
+          <w:bCs/>
+        </w:rPr>
+        <w:t xml:space="preserve">What decorated material there is, is mostly surface film rather than design, and is chronologically loaded.</w:t>
+      </w:r>
+      <w:r>
+        <w:t xml:space="preserve"> </w:t>
+      </w:r>
+      <w:r>
+        <w:t xml:space="preserve">Varney Red is 38.7 percent of the non-plain sherds and Old Town Red Filmed a further 17.4 percent. Varney Red is a chronologically diagnostic red-filmed ware that the Woodland exclusion does not catch, so its spatial patterning carries the very gradient that exclusion was meant to remove. Dropping it moves the</w:t>
+      </w:r>
+      <w:r>
+        <w:t xml:space="preserve"> </w:t>
+      </w:r>
+      <m:oMath>
+        <m:sSub>
+          <m:e>
+            <m:r>
+              <m:t>F</m:t>
+            </m:r>
+          </m:e>
+          <m:sub>
+            <m:r>
+              <m:t>S</m:t>
+            </m:r>
+            <m:r>
+              <m:t>T</m:t>
+            </m:r>
+          </m:sub>
+        </m:sSub>
+      </m:oMath>
+      <w:r>
+        <w:t xml:space="preserve"> </w:t>
+      </w:r>
+      <w:r>
+        <w:t xml:space="preserve">of the named non-plain types from 0.351 to 0.180. Twenty-nine of the 38 non-plain classes occur in only one of the four spatial clusters while holding 302 sherds between them, so rarity and spatial restriction are confounded and cannot be separated at this sample size.</w:t>
+      </w:r>
+    </w:p>
+    <w:p>
+      <w:pPr>
+        <w:pStyle w:val="BodyText"/>
+      </w:pPr>
+      <w:r>
+        <w:t xml:space="preserve">The non-plain subset does differentiate strongly (0.325), and that is not an artifact of small samples. Resampling every assemblage from the regional pooled profile at its own observed count gives a median of 0.003. But neither is it a clean measurement of style, for the two reasons just given. The honest statement is not that southeast Missouri is differentiated or undifferentiated. It is that the set cannot resolve the question the basin set is being asked.</w:t>
+      </w:r>
+    </w:p>
+    <w:bookmarkEnd w:id="142"/>
+    <w:bookmarkStart w:id="143" w:name="how-this-shows-up-in-the-modeling"/>
+    <w:p>
+      <w:pPr>
+        <w:pStyle w:val="Heading3"/>
+      </w:pPr>
+      <w:r>
+        <w:t xml:space="preserve">How this shows up in the modeling</w:t>
+      </w:r>
+    </w:p>
+    <w:p>
+      <w:pPr>
+        <w:pStyle w:val="FirstParagraph"/>
+      </w:pPr>
+      <w:r>
+        <w:t xml:space="preserve">The composition problem is visible in the model’s behavior, which is what first drew our attention to it. Of the four assumptions relaxed above, the innovation boundary closes the difference in the basin gradually and predictably. From a permuted fraction of 0 to 0.3 the median</w:t>
+      </w:r>
+      <w:r>
+        <w:t xml:space="preserve"> </w:t>
+      </w:r>
+      <m:oMath>
+        <m:sSub>
+          <m:e>
+            <m:r>
+              <m:t>F</m:t>
+            </m:r>
+          </m:e>
+          <m:sub>
+            <m:r>
+              <m:t>S</m:t>
+            </m:r>
+            <m:r>
+              <m:t>T</m:t>
+            </m:r>
+          </m:sub>
+        </m:sSub>
+      </m:oMath>
+      <w:r>
+        <w:t xml:space="preserve"> </w:t>
+      </w:r>
+      <w:r>
+        <w:t xml:space="preserve">rises from 0.003 to 0.019, reaching the observed 0.018, while the diversity misfit falls from 9.9 to 3.7 percent before returning to 7.7. On the southeast-Missouri set the same change does not behave gradually. Its median barely moves while its upper tail becomes extremely large. At a permuted fraction of 0.11 the 97.5th percentile is 22 times the median, against 5 times in the basin, and pooled diversity</w:t>
+      </w:r>
+      <w:r>
+        <w:t xml:space="preserve"> </w:t>
+      </w:r>
+      <m:oMath>
+        <m:sSub>
+          <m:e>
+            <m:r>
+              <m:t>H</m:t>
+            </m:r>
+          </m:e>
+          <m:sub>
+            <m:r>
+              <m:t>T</m:t>
+            </m:r>
+          </m:sub>
+        </m:sSub>
+      </m:oMath>
+      <w:r>
+        <w:t xml:space="preserve"> </w:t>
+      </w:r>
+      <w:r>
+        <w:t xml:space="preserve">is the summary that breaks at every step. Refining the grid to steps of 0.01 across 0.10 to 0.15 confirms that no combination both reaches the observed 0.034 and holds the diversity match. The median climbs only from 0.019 to 0.030 while the misfit rises from 8.3 to 17.0 percent. The cause is the plain ware. With the top two classes holding 89 percent of all sherds, a permutation of a group’s innovation profile that catches Mississippi Plain moves the entire assemblage rather than its margins. The quantity being varied was the composition of utility pottery.</w:t>
+      </w:r>
+    </w:p>
+    <w:bookmarkEnd w:id="143"/>
+    <w:bookmarkStart w:id="144" w:name="a-defect-in-the-source-table"/>
+    <w:p>
+      <w:pPr>
+        <w:pStyle w:val="Heading3"/>
+      </w:pPr>
+      <w:r>
+        <w:t xml:space="preserve">A defect in the source table</w:t>
+      </w:r>
+    </w:p>
+    <w:p>
+      <w:pPr>
+        <w:pStyle w:val="FirstParagraph"/>
+      </w:pPr>
+      <w:r>
+        <w:t xml:space="preserve">Three classes in the digitized Williams tables are each carried twice, because their names differ only in capitalization. They are</w:t>
+      </w:r>
+      <w:r>
+        <w:t xml:space="preserve"> </w:t>
+      </w:r>
+      <w:r>
+        <w:t xml:space="preserve">“Thin Ware”</w:t>
+      </w:r>
+      <w:r>
+        <w:t xml:space="preserve"> </w:t>
+      </w:r>
+      <w:r>
+        <w:t xml:space="preserve">and</w:t>
+      </w:r>
+      <w:r>
+        <w:t xml:space="preserve"> </w:t>
+      </w:r>
+      <w:r>
+        <w:t xml:space="preserve">“Thin ware”</w:t>
+      </w:r>
+      <w:r>
+        <w:t xml:space="preserve"> </w:t>
+      </w:r>
+      <w:r>
+        <w:t xml:space="preserve">(5 and 49 sherds),</w:t>
+      </w:r>
+      <w:r>
+        <w:t xml:space="preserve"> </w:t>
+      </w:r>
+      <w:r>
+        <w:t xml:space="preserve">“Fine Ware”</w:t>
+      </w:r>
+      <w:r>
+        <w:t xml:space="preserve"> </w:t>
+      </w:r>
+      <w:r>
+        <w:t xml:space="preserve">and</w:t>
+      </w:r>
+      <w:r>
+        <w:t xml:space="preserve"> </w:t>
+      </w:r>
+      <w:r>
+        <w:t xml:space="preserve">“Fine ware”</w:t>
+      </w:r>
+      <w:r>
+        <w:t xml:space="preserve"> </w:t>
+      </w:r>
+      <w:r>
+        <w:t xml:space="preserve">(4 and 30), and</w:t>
+      </w:r>
+      <w:r>
+        <w:t xml:space="preserve"> </w:t>
+      </w:r>
+      <w:r>
+        <w:t xml:space="preserve">“Brown Slip”</w:t>
+      </w:r>
+      <w:r>
+        <w:t xml:space="preserve"> </w:t>
+      </w:r>
+      <w:r>
+        <w:t xml:space="preserve">and</w:t>
+      </w:r>
+      <w:r>
+        <w:t xml:space="preserve"> </w:t>
+      </w:r>
+      <w:r>
+        <w:t xml:space="preserve">“Brown slip”</w:t>
+      </w:r>
+      <w:r>
+        <w:t xml:space="preserve"> </w:t>
+      </w:r>
+      <w:r>
+        <w:t xml:space="preserve">(2 and 2). Together they are 92 sherds and nothing above turns on them, but they inflate the class count and should be merged at the source before anyone builds on this table.</w:t>
+      </w:r>
+    </w:p>
+    <w:bookmarkEnd w:id="144"/>
+    <w:bookmarkStart w:id="151" w:name="what-would-make-the-extension-possible"/>
+    <w:p>
+      <w:pPr>
+        <w:pStyle w:val="Heading3"/>
+      </w:pPr>
+      <w:r>
+        <w:t xml:space="preserve">What would make the extension possible</w:t>
+      </w:r>
+    </w:p>
+    <w:p>
+      <w:pPr>
+        <w:pStyle w:val="FirstParagraph"/>
+      </w:pPr>
+      <w:r>
+        <w:t xml:space="preserve">A decorated-only analysis of these assemblages, on named types with the red films treated separately from incised and punctated design, and with sample sizes brought up by returning to the collections rather than to the published tables. Until then the southeast-Missouri phases stand as independent corroboration from Fox’s ordination that the phases do not hold as groups, which is a different and weaker claim than the one the main text makes for the St. Francis basin.</w:t>
       </w:r>
     </w:p>
     <w:p>
@@ -2697,20 +9422,20 @@
       <w:r>
         <w:drawing>
           <wp:inline>
-            <wp:extent cx="5334000" cy="2715284"/>
+            <wp:extent cx="4572000" cy="5251704"/>
             <wp:effectExtent b="0" l="0" r="0" t="0"/>
-            <wp:docPr descr="Figure S7. Radiocarbon chronology of the St. Francis basin (Mainfort determinations calibrated against IntCal20). Left: summed probability distribution for the basin Parkin-phase sites (filled) and for Parkin alone (line, scaled), with the De Soto entrada (AD 1541) marked. Occupation concentrates in the fourteenth to sixteenth centuries and declines across contact. Right: CA1 seriation position against the pooled median calibrated age for the five proveniences matching curated assemblages (point size proportional to the number of dates). The axis tracks calendar age (Spearman +0.70) except for the late-dated Clay Hill." title="" id="137" name="Picture"/>
+            <wp:docPr descr="Figure S7. Regional setting of the St. Francis basin analysis and of the southeast-Missouri survey discussed in this section. Decorated-ceramic assemblages span the central and lower Mississippi Valley. The central-valley southeast-Missouri survey of Williams (1954) is shown in light gray, and the lower-valley St. Francis basin Parkin-phase assemblages in black, identified in the legend, with Parkin starred. Italic labels mark the named physiographic regions, Cairo Lowland, Sikeston Ridge, Malden Plain, and Little River in the central valley, and the St. Francis basin in the lower valley. Hydrography is drawn uniformly from HydroRIVERS (Lehner and Grill 2013), with line width scaled by flow order so that the Mississippi main stem appears as the heaviest line. State boundaries and the North America locator inset are from Natural Earth." title="" id="146" name="Picture"/>
             <a:graphic>
               <a:graphicData uri="http://schemas.openxmlformats.org/drawingml/2006/picture">
                 <pic:pic>
                   <pic:nvPicPr>
-                    <pic:cNvPr descr="../../figures/figS7_chronology.png" id="138" name="Picture"/>
+                    <pic:cNvPr descr="../../figures/figS7_regional.png" id="147" name="Picture"/>
                     <pic:cNvPicPr>
                       <a:picLocks noChangeArrowheads="1" noChangeAspect="1"/>
                     </pic:cNvPicPr>
                   </pic:nvPicPr>
                   <pic:blipFill>
-                    <a:blip r:embed="rId136"/>
+                    <a:blip r:embed="rId145"/>
                     <a:stretch>
                       <a:fillRect/>
                     </a:stretch>
@@ -2718,7 +9443,7 @@
                   <pic:spPr bwMode="auto">
                     <a:xfrm>
                       <a:off x="0" y="0"/>
-                      <a:ext cx="5334000" cy="2715284"/>
+                      <a:ext cx="4572000" cy="5251704"/>
                     </a:xfrm>
                     <a:prstGeom prst="rect">
                       <a:avLst/>
@@ -2752,11 +9477,150 @@
         <w:t xml:space="preserve"> </w:t>
       </w:r>
       <w:r>
-        <w:t xml:space="preserve">Radiocarbon chronology of the St. Francis basin (Mainfort determinations calibrated against IntCal20). Left: summed probability distribution for the basin Parkin-phase sites (filled) and for Parkin alone (line, scaled), with the De Soto entrada (AD 1541) marked. Occupation concentrates in the fourteenth to sixteenth centuries and declines across contact. Right: CA1 seriation position against the pooled median calibrated age for the five proveniences matching curated assemblages (point size proportional to the number of dates). The axis tracks calendar age (Spearman +0.70) except for the late-dated Clay Hill.</w:t>
-      </w:r>
-    </w:p>
-    <w:bookmarkEnd w:id="139"/>
-    <w:bookmarkStart w:id="195" w:name="references"/>
+        <w:t xml:space="preserve">Regional setting of the St. Francis basin analysis and of the southeast-Missouri survey discussed in this section. Decorated-ceramic assemblages span the central and lower Mississippi Valley. The central-valley southeast-Missouri survey of Williams</w:t>
+      </w:r>
+      <w:r>
+        <w:t xml:space="preserve"> </w:t>
+      </w:r>
+      <w:r>
+        <w:t xml:space="preserve">(1954)</w:t>
+      </w:r>
+      <w:r>
+        <w:t xml:space="preserve"> </w:t>
+      </w:r>
+      <w:r>
+        <w:t xml:space="preserve">is shown in light gray, and the lower-valley St. Francis basin Parkin-phase assemblages in black, identified in the legend, with Parkin starred. Italic labels mark the named physiographic regions, Cairo Lowland, Sikeston Ridge, Malden Plain, and Little River in the central valley, and the St. Francis basin in the lower valley. Hydrography is drawn uniformly from HydroRIVERS</w:t>
+      </w:r>
+      <w:r>
+        <w:t xml:space="preserve"> </w:t>
+      </w:r>
+      <w:r>
+        <w:t xml:space="preserve">(Lehner and Grill 2013)</w:t>
+      </w:r>
+      <w:r>
+        <w:t xml:space="preserve">, with line width scaled by flow order so that the Mississippi main stem appears as the heaviest line. State boundaries and the North America locator inset are from Natural Earth.</w:t>
+      </w:r>
+    </w:p>
+    <w:p>
+      <w:pPr>
+        <w:pStyle w:val="CaptionedFigure"/>
+      </w:pPr>
+      <w:r>
+        <w:drawing>
+          <wp:inline>
+            <wp:extent cx="4754880" cy="3767308"/>
+            <wp:effectExtent b="0" l="0" r="0" t="0"/>
+            <wp:docPr descr="Figure S8. Within-region interaction structure under the calibrated comparison. (A, B) Multidimensional scaling of decorated Brainerd-Robinson dissimilarity for the St. Francis basin, in the lower Mississippi Valley, and for the southeast-Missouri assemblages, in the central Mississippi Valley (Mississippian classes only, so that the comparison is not driven by the Woodland-to-Mississippian gradient), with markers distinguishing within-region spatial clusters. The assemblages intermix rather than separating into clusters. (C) The observed between-cluster cultural F_{ST} for each of the two regions (diamond) against the 95 percent intervals of three models, all run on the real coordinates and subsampled to the observed counts. These are the calibrated neutral spatial-drift model with pooled-profile innovation (dark), the same model with uniform innovation at its nearest calibration combination (mid-gray, which does not fit the assemblages’ diversity in either region), and the bounded-groups model at copying multiplier 0.03 (light). In the basin, and, taken at face value, in southeast Missouri too, the observed F_{ST} lies above the calibrated drift interval. The southeast-Missouri panels document the attempt described in this section rather than a result. The bounded-groups interval reaches it only through its upper tail, with a median close to the drift median, because innovation drawn from the regional profile bypasses the imposed boundary." title="" id="149" name="Picture"/>
+            <a:graphic>
+              <a:graphicData uri="http://schemas.openxmlformats.org/drawingml/2006/picture">
+                <pic:pic>
+                  <pic:nvPicPr>
+                    <pic:cNvPr descr="../../figures/figS8_within_region.png" id="150" name="Picture"/>
+                    <pic:cNvPicPr>
+                      <a:picLocks noChangeArrowheads="1" noChangeAspect="1"/>
+                    </pic:cNvPicPr>
+                  </pic:nvPicPr>
+                  <pic:blipFill>
+                    <a:blip r:embed="rId148"/>
+                    <a:stretch>
+                      <a:fillRect/>
+                    </a:stretch>
+                  </pic:blipFill>
+                  <pic:spPr bwMode="auto">
+                    <a:xfrm>
+                      <a:off x="0" y="0"/>
+                      <a:ext cx="4754880" cy="3767308"/>
+                    </a:xfrm>
+                    <a:prstGeom prst="rect">
+                      <a:avLst/>
+                    </a:prstGeom>
+                    <a:noFill/>
+                    <a:ln w="9525">
+                      <a:noFill/>
+                      <a:headEnd/>
+                      <a:tailEnd/>
+                    </a:ln>
+                  </pic:spPr>
+                </pic:pic>
+              </a:graphicData>
+            </a:graphic>
+          </wp:inline>
+        </w:drawing>
+      </w:r>
+    </w:p>
+    <w:p>
+      <w:pPr>
+        <w:pStyle w:val="ImageCaption"/>
+      </w:pPr>
+      <w:r>
+        <w:rPr>
+          <w:b/>
+          <w:bCs/>
+        </w:rPr>
+        <w:t xml:space="preserve">Figure S8.</w:t>
+      </w:r>
+      <w:r>
+        <w:t xml:space="preserve"> </w:t>
+      </w:r>
+      <w:r>
+        <w:t xml:space="preserve">Within-region interaction structure under the calibrated comparison. (A, B) Multidimensional scaling of decorated Brainerd-Robinson dissimilarity for the St. Francis basin, in the lower Mississippi Valley, and for the southeast-Missouri assemblages, in the central Mississippi Valley (Mississippian classes only, so that the comparison is not driven by the Woodland-to-Mississippian gradient), with markers distinguishing within-region spatial clusters. The assemblages intermix rather than separating into clusters. (C) The observed between-cluster cultural</w:t>
+      </w:r>
+      <w:r>
+        <w:t xml:space="preserve"> </w:t>
+      </w:r>
+      <m:oMath>
+        <m:sSub>
+          <m:e>
+            <m:r>
+              <m:t>F</m:t>
+            </m:r>
+          </m:e>
+          <m:sub>
+            <m:r>
+              <m:t>S</m:t>
+            </m:r>
+            <m:r>
+              <m:t>T</m:t>
+            </m:r>
+          </m:sub>
+        </m:sSub>
+      </m:oMath>
+      <w:r>
+        <w:t xml:space="preserve"> </w:t>
+      </w:r>
+      <w:r>
+        <w:t xml:space="preserve">for each of the two regions (diamond) against the 95 percent intervals of three models, all run on the real coordinates and subsampled to the observed counts. These are the calibrated neutral spatial-drift model with pooled-profile innovation (dark), the same model with uniform innovation at its nearest calibration combination (mid-gray, which does not fit the assemblages’ diversity in either region), and the bounded-groups model at copying multiplier 0.03 (light). In the basin, and, taken at face value, in southeast Missouri too, the observed</w:t>
+      </w:r>
+      <w:r>
+        <w:t xml:space="preserve"> </w:t>
+      </w:r>
+      <m:oMath>
+        <m:sSub>
+          <m:e>
+            <m:r>
+              <m:t>F</m:t>
+            </m:r>
+          </m:e>
+          <m:sub>
+            <m:r>
+              <m:t>S</m:t>
+            </m:r>
+            <m:r>
+              <m:t>T</m:t>
+            </m:r>
+          </m:sub>
+        </m:sSub>
+      </m:oMath>
+      <w:r>
+        <w:t xml:space="preserve"> </w:t>
+      </w:r>
+      <w:r>
+        <w:t xml:space="preserve">lies above the calibrated drift interval. The southeast-Missouri panels document the attempt described in this section rather than a result. The bounded-groups interval reaches it only through its upper tail, with a median close to the drift median, because innovation drawn from the regional profile bypasses the imposed boundary.</w:t>
+      </w:r>
+    </w:p>
+    <w:bookmarkEnd w:id="151"/>
+    <w:bookmarkEnd w:id="152"/>
+    <w:bookmarkStart w:id="209" w:name="references"/>
     <w:p>
       <w:pPr>
         <w:pStyle w:val="Heading2"/>
@@ -2765,8 +9629,8 @@
         <w:t xml:space="preserve">References</w:t>
       </w:r>
     </w:p>
-    <w:bookmarkStart w:id="194" w:name="refs"/>
-    <w:bookmarkStart w:id="140" w:name="ref-beaumont_zhang_balding_2002"/>
+    <w:bookmarkStart w:id="208" w:name="refs"/>
+    <w:bookmarkStart w:id="153" w:name="ref-beaumont_zhang_balding_2002"/>
     <w:p>
       <w:pPr>
         <w:pStyle w:val="Bibliography"/>
@@ -2803,8 +9667,8 @@
         <w:t xml:space="preserve">162(4):2025–2035.</w:t>
       </w:r>
     </w:p>
-    <w:bookmarkEnd w:id="140"/>
-    <w:bookmarkStart w:id="142" w:name="ref-bell_richerson_mcelreath_2009"/>
+    <w:bookmarkEnd w:id="153"/>
+    <w:bookmarkStart w:id="155" w:name="ref-bell_richerson_mcelreath_2009"/>
     <w:p>
       <w:pPr>
         <w:pStyle w:val="Bibliography"/>
@@ -2831,7 +9695,7 @@
       <w:r>
         <w:t xml:space="preserve"> </w:t>
       </w:r>
-      <w:hyperlink r:id="rId141">
+      <w:hyperlink r:id="rId154">
         <w:r>
           <w:rPr>
             <w:rStyle w:val="Hyperlink"/>
@@ -2843,8 +9707,8 @@
         <w:t xml:space="preserve">.</w:t>
       </w:r>
     </w:p>
-    <w:bookmarkEnd w:id="142"/>
-    <w:bookmarkStart w:id="144" w:name="ref-bentley_hahn_shennan_2004"/>
+    <w:bookmarkEnd w:id="155"/>
+    <w:bookmarkStart w:id="157" w:name="ref-bentley_hahn_shennan_2004"/>
     <w:p>
       <w:pPr>
         <w:pStyle w:val="Bibliography"/>
@@ -2871,7 +9735,7 @@
       <w:r>
         <w:t xml:space="preserve"> </w:t>
       </w:r>
-      <w:hyperlink r:id="rId143">
+      <w:hyperlink r:id="rId156">
         <w:r>
           <w:rPr>
             <w:rStyle w:val="Hyperlink"/>
@@ -2883,8 +9747,8 @@
         <w:t xml:space="preserve">.</w:t>
       </w:r>
     </w:p>
-    <w:bookmarkEnd w:id="144"/>
-    <w:bookmarkStart w:id="146" w:name="ref-carrignon_bentley_ruck_2019"/>
+    <w:bookmarkEnd w:id="157"/>
+    <w:bookmarkStart w:id="159" w:name="ref-carrignon_bentley_ruck_2019"/>
     <w:p>
       <w:pPr>
         <w:pStyle w:val="Bibliography"/>
@@ -2935,7 +9799,7 @@
       <w:r>
         <w:t xml:space="preserve"> </w:t>
       </w:r>
-      <w:hyperlink r:id="rId145">
+      <w:hyperlink r:id="rId158">
         <w:r>
           <w:rPr>
             <w:rStyle w:val="Hyperlink"/>
@@ -2947,8 +9811,8 @@
         <w:t xml:space="preserve">.</w:t>
       </w:r>
     </w:p>
-    <w:bookmarkEnd w:id="146"/>
-    <w:bookmarkStart w:id="147" w:name="ref-cowgill_1972"/>
+    <w:bookmarkEnd w:id="159"/>
+    <w:bookmarkStart w:id="160" w:name="ref-cowgill_1972"/>
     <w:p>
       <w:pPr>
         <w:pStyle w:val="Bibliography"/>
@@ -2970,8 +9834,8 @@
         <w:t xml:space="preserve">, edited by David L. Clarke, pp. 381–424. Methuen, London.</w:t>
       </w:r>
     </w:p>
-    <w:bookmarkEnd w:id="147"/>
-    <w:bookmarkStart w:id="149" w:name="ref-crema_edinborough_kerig_shennan_2014"/>
+    <w:bookmarkEnd w:id="160"/>
+    <w:bookmarkStart w:id="162" w:name="ref-crema_edinborough_kerig_shennan_2014"/>
     <w:p>
       <w:pPr>
         <w:pStyle w:val="Bibliography"/>
@@ -3010,7 +9874,7 @@
       <w:r>
         <w:t xml:space="preserve"> </w:t>
       </w:r>
-      <w:hyperlink r:id="rId148">
+      <w:hyperlink r:id="rId161">
         <w:r>
           <w:rPr>
             <w:rStyle w:val="Hyperlink"/>
@@ -3022,8 +9886,8 @@
         <w:t xml:space="preserve">.</w:t>
       </w:r>
     </w:p>
-    <w:bookmarkEnd w:id="149"/>
-    <w:bookmarkStart w:id="151" w:name="ref-crema_kandler_shennan_2016"/>
+    <w:bookmarkEnd w:id="162"/>
+    <w:bookmarkStart w:id="164" w:name="ref-crema_kandler_shennan_2016"/>
     <w:p>
       <w:pPr>
         <w:pStyle w:val="Bibliography"/>
@@ -3050,7 +9914,7 @@
       <w:r>
         <w:t xml:space="preserve"> </w:t>
       </w:r>
-      <w:hyperlink r:id="rId150">
+      <w:hyperlink r:id="rId163">
         <w:r>
           <w:rPr>
             <w:rStyle w:val="Hyperlink"/>
@@ -3062,8 +9926,8 @@
         <w:t xml:space="preserve">.</w:t>
       </w:r>
     </w:p>
-    <w:bookmarkEnd w:id="151"/>
-    <w:bookmarkStart w:id="153" w:name="ref-dakos_2012"/>
+    <w:bookmarkEnd w:id="164"/>
+    <w:bookmarkStart w:id="166" w:name="ref-dakos_2012"/>
     <w:p>
       <w:pPr>
         <w:pStyle w:val="Bibliography"/>
@@ -3090,7 +9954,7 @@
       <w:r>
         <w:t xml:space="preserve"> </w:t>
       </w:r>
-      <w:hyperlink r:id="rId152">
+      <w:hyperlink r:id="rId165">
         <w:r>
           <w:rPr>
             <w:rStyle w:val="Hyperlink"/>
@@ -3102,8 +9966,8 @@
         <w:t xml:space="preserve">.</w:t>
       </w:r>
     </w:p>
-    <w:bookmarkEnd w:id="153"/>
-    <w:bookmarkStart w:id="155" w:name="ref-dunnell_1970"/>
+    <w:bookmarkEnd w:id="166"/>
+    <w:bookmarkStart w:id="168" w:name="ref-dunnell_1970"/>
     <w:p>
       <w:pPr>
         <w:pStyle w:val="Bibliography"/>
@@ -3130,7 +9994,7 @@
       <w:r>
         <w:t xml:space="preserve"> </w:t>
       </w:r>
-      <w:hyperlink r:id="rId154">
+      <w:hyperlink r:id="rId167">
         <w:r>
           <w:rPr>
             <w:rStyle w:val="Hyperlink"/>
@@ -3142,8 +10006,8 @@
         <w:t xml:space="preserve">.</w:t>
       </w:r>
     </w:p>
-    <w:bookmarkEnd w:id="155"/>
-    <w:bookmarkStart w:id="156" w:name="ref-ewens_1972"/>
+    <w:bookmarkEnd w:id="168"/>
+    <w:bookmarkStart w:id="169" w:name="ref-ewens_1972"/>
     <w:p>
       <w:pPr>
         <w:pStyle w:val="Bibliography"/>
@@ -3168,8 +10032,8 @@
         <w:t xml:space="preserve">3(1):87–112.</w:t>
       </w:r>
     </w:p>
-    <w:bookmarkEnd w:id="156"/>
-    <w:bookmarkStart w:id="158" w:name="ref-feder_kryazhimskiy_plotkin_2014"/>
+    <w:bookmarkEnd w:id="169"/>
+    <w:bookmarkStart w:id="171" w:name="ref-feder_kryazhimskiy_plotkin_2014"/>
     <w:p>
       <w:pPr>
         <w:pStyle w:val="Bibliography"/>
@@ -3196,7 +10060,7 @@
       <w:r>
         <w:t xml:space="preserve"> </w:t>
       </w:r>
-      <w:hyperlink r:id="rId157">
+      <w:hyperlink r:id="rId170">
         <w:r>
           <w:rPr>
             <w:rStyle w:val="Hyperlink"/>
@@ -3208,8 +10072,8 @@
         <w:t xml:space="preserve">.</w:t>
       </w:r>
     </w:p>
-    <w:bookmarkEnd w:id="158"/>
-    <w:bookmarkStart w:id="159" w:name="ref-fox_1998"/>
+    <w:bookmarkEnd w:id="171"/>
+    <w:bookmarkStart w:id="172" w:name="ref-fox_1998"/>
     <w:p>
       <w:pPr>
         <w:pStyle w:val="Bibliography"/>
@@ -3231,8 +10095,8 @@
         <w:t xml:space="preserve">, edited by Michael J. O’Brien and Robert C. Dunnell, pp. 31–58. University of Alabama Press, Tuscaloosa.</w:t>
       </w:r>
     </w:p>
-    <w:bookmarkEnd w:id="159"/>
-    <w:bookmarkStart w:id="160" w:name="ref-graves_cachola-abad_1996"/>
+    <w:bookmarkEnd w:id="172"/>
+    <w:bookmarkStart w:id="173" w:name="ref-graves_cachola-abad_1996"/>
     <w:p>
       <w:pPr>
         <w:pStyle w:val="Bibliography"/>
@@ -3266,8 +10130,8 @@
         <w:t xml:space="preserve">31(1):19–32.</w:t>
       </w:r>
     </w:p>
-    <w:bookmarkEnd w:id="160"/>
-    <w:bookmarkStart w:id="162" w:name="ref-henrich_2001"/>
+    <w:bookmarkEnd w:id="173"/>
+    <w:bookmarkStart w:id="175" w:name="ref-henrich_2001"/>
     <w:p>
       <w:pPr>
         <w:pStyle w:val="Bibliography"/>
@@ -3294,7 +10158,7 @@
       <w:r>
         <w:t xml:space="preserve"> </w:t>
       </w:r>
-      <w:hyperlink r:id="rId161">
+      <w:hyperlink r:id="rId174">
         <w:r>
           <w:rPr>
             <w:rStyle w:val="Hyperlink"/>
@@ -3306,8 +10170,8 @@
         <w:t xml:space="preserve">.</w:t>
       </w:r>
     </w:p>
-    <w:bookmarkEnd w:id="162"/>
-    <w:bookmarkStart w:id="163" w:name="ref-hopkins_skellam_1954"/>
+    <w:bookmarkEnd w:id="175"/>
+    <w:bookmarkStart w:id="176" w:name="ref-hopkins_skellam_1954"/>
     <w:p>
       <w:pPr>
         <w:pStyle w:val="Bibliography"/>
@@ -3332,8 +10196,8 @@
         <w:t xml:space="preserve">18(2):213–227.</w:t>
       </w:r>
     </w:p>
-    <w:bookmarkEnd w:id="163"/>
-    <w:bookmarkStart w:id="165" w:name="ref-hunt_2006"/>
+    <w:bookmarkEnd w:id="176"/>
+    <w:bookmarkStart w:id="178" w:name="ref-hunt_2006"/>
     <w:p>
       <w:pPr>
         <w:pStyle w:val="Bibliography"/>
@@ -3360,7 +10224,7 @@
       <w:r>
         <w:t xml:space="preserve"> </w:t>
       </w:r>
-      <w:hyperlink r:id="rId164">
+      <w:hyperlink r:id="rId177">
         <w:r>
           <w:rPr>
             <w:rStyle w:val="Hyperlink"/>
@@ -3372,8 +10236,8 @@
         <w:t xml:space="preserve">.</w:t>
       </w:r>
     </w:p>
-    <w:bookmarkEnd w:id="165"/>
-    <w:bookmarkStart w:id="167" w:name="ref-hunt_bell_travis_2008"/>
+    <w:bookmarkEnd w:id="178"/>
+    <w:bookmarkStart w:id="180" w:name="ref-hunt_bell_travis_2008"/>
     <w:p>
       <w:pPr>
         <w:pStyle w:val="Bibliography"/>
@@ -3400,7 +10264,7 @@
       <w:r>
         <w:t xml:space="preserve"> </w:t>
       </w:r>
-      <w:hyperlink r:id="rId166">
+      <w:hyperlink r:id="rId179">
         <w:r>
           <w:rPr>
             <w:rStyle w:val="Hyperlink"/>
@@ -3412,14 +10276,14 @@
         <w:t xml:space="preserve">.</w:t>
       </w:r>
     </w:p>
-    <w:bookmarkEnd w:id="167"/>
-    <w:bookmarkStart w:id="169" w:name="ref-lipo_dinapoli_madsen_hunt_2021"/>
+    <w:bookmarkEnd w:id="180"/>
+    <w:bookmarkStart w:id="182" w:name="ref-kandler_shennan_2013"/>
     <w:p>
       <w:pPr>
         <w:pStyle w:val="Bibliography"/>
       </w:pPr>
       <w:r>
-        <w:t xml:space="preserve">Lipo, Carl P., Robert J. DiNapoli, Mark E. Madsen, and Terry L. Hunt. 2021. Population Structure Drives Cultural Diversity in Finite Populations: A Hypothesis for Localized Community Patterns on Rapa Nui (Easter Island, Chile).</w:t>
+        <w:t xml:space="preserve">Kandler, Anne, and Stephen Shennan. 2013. A Non-Equilibrium Neutral Model for Analysing Cultural Change.</w:t>
       </w:r>
       <w:r>
         <w:t xml:space="preserve"> </w:t>
@@ -3429,31 +10293,57 @@
           <w:i/>
           <w:iCs/>
         </w:rPr>
-        <w:t xml:space="preserve">PLoS ONE</w:t>
-      </w:r>
-      <w:r>
-        <w:t xml:space="preserve"> </w:t>
-      </w:r>
-      <w:r>
-        <w:t xml:space="preserve">16(5):e0250690.</w:t>
-      </w:r>
-      <w:r>
-        <w:t xml:space="preserve"> </w:t>
-      </w:r>
-      <w:hyperlink r:id="rId168">
+        <w:t xml:space="preserve">Journal of Theoretical Biology</w:t>
+      </w:r>
+      <w:r>
+        <w:t xml:space="preserve"> </w:t>
+      </w:r>
+      <w:r>
+        <w:t xml:space="preserve">330:18–25.</w:t>
+      </w:r>
+      <w:r>
+        <w:t xml:space="preserve"> </w:t>
+      </w:r>
+      <w:hyperlink r:id="rId181">
         <w:r>
           <w:rPr>
             <w:rStyle w:val="Hyperlink"/>
           </w:rPr>
-          <w:t xml:space="preserve">https://doi.org/10.1371/journal.pone.0250690</w:t>
+          <w:t xml:space="preserve">https://doi.org/10.1016/j.jtbi.2013.03.006</w:t>
         </w:r>
       </w:hyperlink>
       <w:r>
         <w:t xml:space="preserve">.</w:t>
       </w:r>
     </w:p>
-    <w:bookmarkEnd w:id="169"/>
-    <w:bookmarkStart w:id="171" w:name="ref-lipo_madsen_dunnell_2015"/>
+    <w:bookmarkEnd w:id="182"/>
+    <w:bookmarkStart w:id="183" w:name="ref-lehner_grill_2013"/>
+    <w:p>
+      <w:pPr>
+        <w:pStyle w:val="Bibliography"/>
+      </w:pPr>
+      <w:r>
+        <w:t xml:space="preserve">Lehner, Bernhard, and Günther Grill. 2013. Global River Hydrography and Network Routing: Baseline Data and New Approaches to Study the World’s Large River Systems.</w:t>
+      </w:r>
+      <w:r>
+        <w:t xml:space="preserve"> </w:t>
+      </w:r>
+      <w:r>
+        <w:rPr>
+          <w:i/>
+          <w:iCs/>
+        </w:rPr>
+        <w:t xml:space="preserve">Hydrological Processes</w:t>
+      </w:r>
+      <w:r>
+        <w:t xml:space="preserve"> </w:t>
+      </w:r>
+      <w:r>
+        <w:t xml:space="preserve">27(15):2171–2186.</w:t>
+      </w:r>
+    </w:p>
+    <w:bookmarkEnd w:id="183"/>
+    <w:bookmarkStart w:id="185" w:name="ref-lipo_madsen_dunnell_2015"/>
     <w:p>
       <w:pPr>
         <w:pStyle w:val="Bibliography"/>
@@ -3480,7 +10370,7 @@
       <w:r>
         <w:t xml:space="preserve"> </w:t>
       </w:r>
-      <w:hyperlink r:id="rId170">
+      <w:hyperlink r:id="rId184">
         <w:r>
           <w:rPr>
             <w:rStyle w:val="Hyperlink"/>
@@ -3492,8 +10382,8 @@
         <w:t xml:space="preserve">.</w:t>
       </w:r>
     </w:p>
-    <w:bookmarkEnd w:id="171"/>
-    <w:bookmarkStart w:id="173" w:name="ref-lipo_madsen_dunnell_hunt_1997"/>
+    <w:bookmarkEnd w:id="185"/>
+    <w:bookmarkStart w:id="187" w:name="ref-lipo_madsen_dunnell_hunt_1997"/>
     <w:p>
       <w:pPr>
         <w:pStyle w:val="Bibliography"/>
@@ -3520,7 +10410,7 @@
       <w:r>
         <w:t xml:space="preserve"> </w:t>
       </w:r>
-      <w:hyperlink r:id="rId172">
+      <w:hyperlink r:id="rId186">
         <w:r>
           <w:rPr>
             <w:rStyle w:val="Hyperlink"/>
@@ -3532,8 +10422,8 @@
         <w:t xml:space="preserve">.</w:t>
       </w:r>
     </w:p>
-    <w:bookmarkEnd w:id="173"/>
-    <w:bookmarkStart w:id="174" w:name="ref-lyman_obrien_2006"/>
+    <w:bookmarkEnd w:id="187"/>
+    <w:bookmarkStart w:id="188" w:name="ref-lyman_obrien_2006"/>
     <w:p>
       <w:pPr>
         <w:pStyle w:val="Bibliography"/>
@@ -3555,8 +10445,8 @@
         <w:t xml:space="preserve">. University of Nebraska Press, Lincoln.</w:t>
       </w:r>
     </w:p>
-    <w:bookmarkEnd w:id="174"/>
-    <w:bookmarkStart w:id="175" w:name="ref-mainfort_2001"/>
+    <w:bookmarkEnd w:id="188"/>
+    <w:bookmarkStart w:id="189" w:name="ref-mainfort_2001"/>
     <w:p>
       <w:pPr>
         <w:pStyle w:val="Bibliography"/>
@@ -3590,8 +10480,8 @@
         <w:t xml:space="preserve">, edited by David S. Brose, C. Wesley Cowan, and Jr. Mainfort Robert C., pp. 173–190. Smithsonian Institution Press, Washington, DC.</w:t>
       </w:r>
     </w:p>
-    <w:bookmarkEnd w:id="175"/>
-    <w:bookmarkStart w:id="176" w:name="ref-marquardt_1978"/>
+    <w:bookmarkEnd w:id="189"/>
+    <w:bookmarkStart w:id="190" w:name="ref-marquardt_1978"/>
     <w:p>
       <w:pPr>
         <w:pStyle w:val="Bibliography"/>
@@ -3613,8 +10503,8 @@
         <w:t xml:space="preserve">, edited by Michael B. Schiffer, pp. 257–314. Academic Press, New York.</w:t>
       </w:r>
     </w:p>
-    <w:bookmarkEnd w:id="176"/>
-    <w:bookmarkStart w:id="177" w:name="ref-mitchem_2017"/>
+    <w:bookmarkEnd w:id="190"/>
+    <w:bookmarkStart w:id="191" w:name="ref-mitchem_2017"/>
     <w:p>
       <w:pPr>
         <w:pStyle w:val="Bibliography"/>
@@ -3665,8 +10555,8 @@
         <w:t xml:space="preserve">’s 1541 Cross.</w:t>
       </w:r>
     </w:p>
-    <w:bookmarkEnd w:id="177"/>
-    <w:bookmarkStart w:id="178" w:name="ref-neiman_1995"/>
+    <w:bookmarkEnd w:id="191"/>
+    <w:bookmarkStart w:id="192" w:name="ref-neiman_1995"/>
     <w:p>
       <w:pPr>
         <w:pStyle w:val="Bibliography"/>
@@ -3709,8 +10599,8 @@
         <w:t xml:space="preserve">60(1):7–36.</w:t>
       </w:r>
     </w:p>
-    <w:bookmarkEnd w:id="178"/>
-    <w:bookmarkStart w:id="179" w:name="ref-obrien_lyman_1999"/>
+    <w:bookmarkEnd w:id="192"/>
+    <w:bookmarkStart w:id="193" w:name="ref-obrien_lyman_1999"/>
     <w:p>
       <w:pPr>
         <w:pStyle w:val="Bibliography"/>
@@ -3732,8 +10622,8 @@
         <w:t xml:space="preserve">. Kluwer Academic/Plenum, New York.</w:t>
       </w:r>
     </w:p>
-    <w:bookmarkEnd w:id="179"/>
-    <w:bookmarkStart w:id="181" w:name="ref-reimer_etal_2020"/>
+    <w:bookmarkEnd w:id="193"/>
+    <w:bookmarkStart w:id="195" w:name="ref-reimer_etal_2020"/>
     <w:p>
       <w:pPr>
         <w:pStyle w:val="Bibliography"/>
@@ -3787,7 +10677,7 @@
       <w:r>
         <w:t xml:space="preserve"> </w:t>
       </w:r>
-      <w:hyperlink r:id="rId180">
+      <w:hyperlink r:id="rId194">
         <w:r>
           <w:rPr>
             <w:rStyle w:val="Hyperlink"/>
@@ -3799,8 +10689,8 @@
         <w:t xml:space="preserve">.</w:t>
       </w:r>
     </w:p>
-    <w:bookmarkEnd w:id="181"/>
-    <w:bookmarkStart w:id="182" w:name="ref-rousseeuw_1987"/>
+    <w:bookmarkEnd w:id="195"/>
+    <w:bookmarkStart w:id="196" w:name="ref-rousseeuw_1987"/>
     <w:p>
       <w:pPr>
         <w:pStyle w:val="Bibliography"/>
@@ -3825,8 +10715,8 @@
         <w:t xml:space="preserve">20:53–65.</w:t>
       </w:r>
     </w:p>
-    <w:bookmarkEnd w:id="182"/>
-    <w:bookmarkStart w:id="184" w:name="ref-scheffer_2009"/>
+    <w:bookmarkEnd w:id="196"/>
+    <w:bookmarkStart w:id="198" w:name="ref-scheffer_2009"/>
     <w:p>
       <w:pPr>
         <w:pStyle w:val="Bibliography"/>
@@ -3853,7 +10743,7 @@
       <w:r>
         <w:t xml:space="preserve"> </w:t>
       </w:r>
-      <w:hyperlink r:id="rId183">
+      <w:hyperlink r:id="rId197">
         <w:r>
           <w:rPr>
             <w:rStyle w:val="Hyperlink"/>
@@ -3865,8 +10755,8 @@
         <w:t xml:space="preserve">.</w:t>
       </w:r>
     </w:p>
-    <w:bookmarkEnd w:id="184"/>
-    <w:bookmarkStart w:id="186" w:name="ref-surovell_brantingham_2007"/>
+    <w:bookmarkEnd w:id="198"/>
+    <w:bookmarkStart w:id="200" w:name="ref-surovell_brantingham_2007"/>
     <w:p>
       <w:pPr>
         <w:pStyle w:val="Bibliography"/>
@@ -3893,7 +10783,7 @@
       <w:r>
         <w:t xml:space="preserve"> </w:t>
       </w:r>
-      <w:hyperlink r:id="rId185">
+      <w:hyperlink r:id="rId199">
         <w:r>
           <w:rPr>
             <w:rStyle w:val="Hyperlink"/>
@@ -3905,8 +10795,8 @@
         <w:t xml:space="preserve">.</w:t>
       </w:r>
     </w:p>
-    <w:bookmarkEnd w:id="186"/>
-    <w:bookmarkStart w:id="188" w:name="ref-surovell_etal_2009"/>
+    <w:bookmarkEnd w:id="200"/>
+    <w:bookmarkStart w:id="202" w:name="ref-surovell_etal_2009"/>
     <w:p>
       <w:pPr>
         <w:pStyle w:val="Bibliography"/>
@@ -3933,7 +10823,7 @@
       <w:r>
         <w:t xml:space="preserve"> </w:t>
       </w:r>
-      <w:hyperlink r:id="rId187">
+      <w:hyperlink r:id="rId201">
         <w:r>
           <w:rPr>
             <w:rStyle w:val="Hyperlink"/>
@@ -3945,8 +10835,8 @@
         <w:t xml:space="preserve">.</w:t>
       </w:r>
     </w:p>
-    <w:bookmarkEnd w:id="188"/>
-    <w:bookmarkStart w:id="189" w:name="ref-talts_etal_2018"/>
+    <w:bookmarkEnd w:id="202"/>
+    <w:bookmarkStart w:id="203" w:name="ref-talts_etal_2018"/>
     <w:p>
       <w:pPr>
         <w:pStyle w:val="Bibliography"/>
@@ -3980,8 +10870,8 @@
         <w:t xml:space="preserve">.</w:t>
       </w:r>
     </w:p>
-    <w:bookmarkEnd w:id="189"/>
-    <w:bookmarkStart w:id="190" w:name="ref-tibshirani_walther_hastie_2001"/>
+    <w:bookmarkEnd w:id="203"/>
+    <w:bookmarkStart w:id="204" w:name="ref-tibshirani_walther_hastie_2001"/>
     <w:p>
       <w:pPr>
         <w:pStyle w:val="Bibliography"/>
@@ -4006,8 +10896,8 @@
         <w:t xml:space="preserve">63(2):411–423.</w:t>
       </w:r>
     </w:p>
-    <w:bookmarkEnd w:id="190"/>
-    <w:bookmarkStart w:id="192" w:name="ref-toni_etal_2009"/>
+    <w:bookmarkEnd w:id="204"/>
+    <w:bookmarkStart w:id="206" w:name="ref-toni_etal_2009"/>
     <w:p>
       <w:pPr>
         <w:pStyle w:val="Bibliography"/>
@@ -4046,7 +10936,7 @@
       <w:r>
         <w:t xml:space="preserve"> </w:t>
       </w:r>
-      <w:hyperlink r:id="rId191">
+      <w:hyperlink r:id="rId205">
         <w:r>
           <w:rPr>
             <w:rStyle w:val="Hyperlink"/>
@@ -4058,8 +10948,8 @@
         <w:t xml:space="preserve">.</w:t>
       </w:r>
     </w:p>
-    <w:bookmarkEnd w:id="192"/>
-    <w:bookmarkStart w:id="193" w:name="ref-williams_1954"/>
+    <w:bookmarkEnd w:id="206"/>
+    <w:bookmarkStart w:id="207" w:name="ref-williams_1954"/>
     <w:p>
       <w:pPr>
         <w:pStyle w:val="Bibliography"/>
@@ -4068,10 +10958,10 @@
         <w:t xml:space="preserve">Williams, Stephen. 1954. An Archeological Study of the Mississippian Culture in Southeast Missouri. PhD thesis, Yale University, New Haven.</w:t>
       </w:r>
     </w:p>
-    <w:bookmarkEnd w:id="193"/>
-    <w:bookmarkEnd w:id="194"/>
-    <w:bookmarkEnd w:id="195"/>
-    <w:bookmarkEnd w:id="196"/>
+    <w:bookmarkEnd w:id="207"/>
+    <w:bookmarkEnd w:id="208"/>
+    <w:bookmarkEnd w:id="209"/>
+    <w:bookmarkEnd w:id="210"/>
     <w:sectPr>
       <w:footerReference r:id="rId100" w:type="default"/>
       <w:footnotePr>

--- a/docs/manuscript/SUPPLEMENTAL_TEXT.docx
+++ b/docs/manuscript/SUPPLEMENTAL_TEXT.docx
@@ -2,7 +2,7 @@
 <file path=word/document.xml><?xml version="1.0" encoding="utf-8"?>
 <w:document xmlns:w="http://schemas.openxmlformats.org/wordprocessingml/2006/main" xmlns:m="http://schemas.openxmlformats.org/officeDocument/2006/math" xmlns:r="http://schemas.openxmlformats.org/officeDocument/2006/relationships" xmlns:o="urn:schemas-microsoft-com:office:office" xmlns:v="urn:schemas-microsoft-com:vml" xmlns:w10="urn:schemas-microsoft-com:office:word" xmlns:a="http://schemas.openxmlformats.org/drawingml/2006/main" xmlns:pic="http://schemas.openxmlformats.org/drawingml/2006/picture" xmlns:wp="http://schemas.openxmlformats.org/drawingml/2006/wordprocessingDrawing">
   <w:body>
-    <w:bookmarkStart w:id="210" w:name="supplemental-material"/>
+    <w:bookmarkStart w:id="211" w:name="supplemental-material"/>
     <w:p>
       <w:pPr>
         <w:pStyle w:val="Heading1"/>
@@ -2051,7 +2051,7 @@
         <w:pStyle w:val="BodyText"/>
       </w:pPr>
       <w:r>
-        <w:t xml:space="preserve">Fitted to the 29 basin assemblages and ten decorated classes, the spatial share is 0.96 with a 95 percent credible interval of 0.90 to 0.99 (0.958, 0.901 to 0.987, under the marginalized nugget, and 0.960, 0.899 to 0.988, under the additive form). The length scale is not identified. Its posterior sits at or above the basin’s 128 km extent under both forms, and the sampler saturates its tree depth without divergences, which is the signature of a ridge in the posterior rather than of a step-size problem. We therefore report the length scale as unresolved rather than as an estimate, and interpret the fit as showing that no decay in composition is detectable across the St. Francis drainage. Recovery tests on simulated fields with known length scales show that the design resolves scales only well below the basin’s extent (</w:t>
+        <w:t xml:space="preserve">Fitted to the 43 basin assemblages and ten decorated classes, the spatial share is 0.97 with a 95 percent credible interval of 0.93 to 0.99 (0.968, 0.928 to 0.989, under the marginalized nugget, and 0.969, 0.927 to 0.989, under the additive form). The length scale is not identified. Its posterior sits at or above the basin’s 128 km extent under both forms, and the sampler saturates its tree depth without divergences, which is the signature of a ridge in the posterior rather than of a step-size problem. We therefore report the length scale as unresolved rather than as an estimate, and interpret the fit as showing that no decay in composition is detectable across the St. Francis drainage. Recovery tests on simulated fields with known length scales show that the design resolves scales only well below the basin’s extent (</w:t>
       </w:r>
       <w:r>
         <w:rPr>
@@ -2232,7 +2232,7 @@
         <w:t xml:space="preserve"> </w:t>
       </w:r>
       <w:r>
-        <w:t xml:space="preserve">sample-size diagnostic for the neutrality estimators supports the Discussion. Across the 29 basin assemblages, we computed the homozygosity-based and richness-based estimates of the transmission parameter and their signed difference. We then correlated each with assemblage size and with seriation position, following Neiman’s protocol for separating a transmission signature from a sample-size artifact. Several further checks support the Results. A forking-paths sensitivity analysis recomputes the convergence verdict across twenty-seven combinations of the basin’s spatial cutoff, bin count, and cluster number. The frequency increment test</w:t>
+        <w:t xml:space="preserve">sample-size diagnostic for the neutrality estimators supports the Discussion. Across the 43 basin assemblages, we computed the homozygosity-based and richness-based estimates of the transmission parameter and their signed difference. We then correlated each with assemblage size and with seriation position, following Neiman’s protocol for separating a transmission signature from a sample-size artifact. Several further checks support the Results. A forking-paths sensitivity analysis recomputes the convergence verdict across twenty-seven combinations of the basin’s spatial cutoff, bin count, and cluster number. The frequency increment test</w:t>
       </w:r>
       <w:r>
         <w:t xml:space="preserve"> </w:t>
@@ -2588,7 +2588,7 @@
         <w:pStyle w:val="FirstParagraph"/>
       </w:pPr>
       <w:r>
-        <w:t xml:space="preserve">To test what process the basin’s structure matches, rather than only which process it fails to show, we simulated neutral cultural drift and a bounded-groups process on the real coordinate layout of the 29 assemblages, using the model and calibration described in the next section. The calibration is the first result. Under uniform innovation, in which the ten classes are exchangeable, one of the 297 parameter combinations (120 learners, innovation 0.0002, mixing 0.2) falls within the 10 percent tolerance on the six calibration draws, and on 500 baseline realizations it does not. Its within-assemblage Gini-Simpson diversity is 0.60 and its pooled diversity 0.63, against 0.51 and 0.52 observed. Under pooled-profile innovation, 61 combinations match, spanning population sizes of 2,000 and 10,000 learners and low rates of innovation and mixing (Table S2). None of the 61 reaches the observed between-cluster</w:t>
+        <w:t xml:space="preserve">To test what process the basin’s structure matches, rather than only which process it fails to show, we simulated neutral cultural drift and a bounded-groups process on the real coordinate layout of the 43 assemblages, using the model and calibration described in the next section. The calibration is the first result. Under uniform innovation, in which the ten classes are exchangeable, none of the 297 parameter combinations falls within the 10 percent tolerance on the six calibration draws. The closest (120 learners, innovation 0.0002, mixing 0.1) gives a within-assemblage Gini-Simpson diversity of 0.59 and a pooled diversity of 0.62, against 0.51 and 0.52 observed, so the uniform model runs too diverse throughout. Under pooled-profile innovation, 55 combinations match, spanning population sizes of 120, 2,000 and 10,000 learners and low rates of innovation and mixing (Table S2). None of the 55 reaches the observed between-cluster</w:t>
       </w:r>
       <w:r>
         <w:t xml:space="preserve"> </w:t>
@@ -2611,7 +2611,7 @@
         </m:sSub>
       </m:oMath>
       <w:r>
-        <w:t xml:space="preserve">. The highest median among them is 0.004 against 0.018 observed, a result we return to with the full grid below.</w:t>
+        <w:t xml:space="preserve">. The highest median among them is 0.006 against 0.021 observed, a result we return to with the full grid below.</w:t>
       </w:r>
     </w:p>
     <w:p>
@@ -2707,7 +2707,7 @@
       <w:r>
         <w:drawing>
           <wp:inline>
-            <wp:extent cx="5334000" cy="3611756"/>
+            <wp:extent cx="5334000" cy="3742777"/>
             <wp:effectExtent b="0" l="0" r="0" t="0"/>
             <wp:docPr descr="Figure S2. Calibrated spatial drift versus bounded groups on the basin geography. (A to D) The observed distance-decay correlation, modularity, distance-controlled boundary excess of the spatial clusters, and between-cluster cultural F_{ST} (vertical lines) against the distributions produced by the calibrated neutral spatial-drift model (dark, 500 realizations) and the bounded-groups model at copying multiplier 0.03 (light, 30 realizations), both time-averaged and subsampled to the observed counts. Drift reproduces the distance decay, returns a single community in nearly every run, and underpredicts the between-cluster F_{ST}. The bounded-groups model raises the F_{ST} median only slightly. (E to G) Multidimensional scaling of decorated dissimilarity for the observed assemblages (Parkin starred) and one realization of each model at the calibrated rates." title="" id="120" name="Picture"/>
             <a:graphic>
@@ -2728,7 +2728,7 @@
                   <pic:spPr bwMode="auto">
                     <a:xfrm>
                       <a:off x="0" y="0"/>
-                      <a:ext cx="5334000" cy="3611756"/>
+                      <a:ext cx="5334000" cy="3742777"/>
                     </a:xfrm>
                     <a:prstGeom prst="rect">
                       <a:avLst/>
@@ -3122,7 +3122,7 @@
         <w:pStyle w:val="FirstParagraph"/>
       </w:pPr>
       <w:r>
-        <w:t xml:space="preserve">The drift-versus-groups comparison (Figures S2 and S4) uses one finite-population network model of decorated-class transmission, run on the real geography of the 29 St. Francis basin assemblages. Each assemblage location is a node holding a population of learners. Each generation, a learner copies the decorated class of another learner, drawn from its own node with probability</w:t>
+        <w:t xml:space="preserve">The drift-versus-groups comparison (Figures S2 and S4) uses one finite-population network model of decorated-class transmission, run on the real geography of the 43 St. Francis basin assemblages. Each assemblage location is a node holding a population of learners. Each generation, a learner copies the decorated class of another learner, drawn from its own node with probability</w:t>
       </w:r>
       <w:r>
         <w:t xml:space="preserve"> </w:t>
@@ -3415,7 +3415,7 @@
         <w:pStyle w:val="BodyText"/>
       </w:pPr>
       <w:r>
-        <w:t xml:space="preserve">Interaction in this riverine settlement system travels along watercourses, so the copying kernel uses river-network distance rather than straight-line distance. We build a graph from the mapped hydrography (the LMVHydrology centerlines clipped to the basin with a 25 km margin), repair its topology by joining vertices within 250 m of one another, keep the largest connected component, and snap each assemblage to the nearest network node, adding the snap distance as an access cost at both ends. The distance between two assemblages is the shortest along-water path between their snapped nodes. All 29 assemblages connect on the resulting network, the mean access distance from an assemblage to a mapped channel is 3.1 km, and along-water paths run on average 3.1 times the straight-line distance, median 2.4. The per-pair ratio is right-skewed because a pair that is close in a straight line but must route around a meander carries a very large ratio. Substituting straight-line distance changes the results negligibly (between-group</w:t>
+        <w:t xml:space="preserve">Interaction in this riverine settlement system travels along watercourses, so the copying kernel uses river-network distance rather than straight-line distance. We build a graph from the mapped hydrography (the LMVHydrology centerlines clipped to the basin with a 25 km margin), repair its topology by joining vertices within 250 m of one another, keep the largest connected component, and snap each assemblage to the nearest network node, adding the snap distance as an access cost at both ends. The distance between two assemblages is the shortest along-water path between their snapped nodes. All 43 assemblages connect on the resulting network and the mean access distance from an assemblage to a mapped channel is 3.85 km. Detour is summarized two ways, because the summaries differ: the mean of the per-pair ratios of along-water to straight-line distance is 3.3 and the median is 2.4. The per-pair ratio is right-skewed because a pair that is close in a straight line but must route around a meander carries a very large ratio. Substituting straight-line distance changes the results negligibly (between-group</w:t>
       </w:r>
       <w:r>
         <w:t xml:space="preserve"> </w:t>
@@ -3556,7 +3556,7 @@
       <w:r>
         <w:drawing>
           <wp:inline>
-            <wp:extent cx="5334000" cy="4254427"/>
+            <wp:extent cx="5334000" cy="3222814"/>
             <wp:effectExtent b="0" l="0" r="0" t="0"/>
             <wp:docPr descr="Figure S3. Basin co-membership and community differentiation under calibrated drift, over 500 realizations. (A) Each assemblage is shaded by the probability that it shares Parkin’s drift-detected group (star) under time-transgressive sampling. The probability is 0.98 to 1.00 throughout because calibrated drift returns one community in nearly every run. (B) Between-community cultural F_{ST} for the observed data (dashed, 0.043) against the calibrated drift medians and 95 percent intervals under contemporaneous and time-transgressive sampling for the pooled-profile (filled) and uniform (open) innovation models. The pooled-profile points summarize only the runs that return two or more communities (22 contemporaneous and 12 time-transgressive of 500; the rest return one community and leave the statistic undefined), and the observed value lies above them. The uniform model’s wide interval reflects a parameterization that does not fit the assemblages’ diversity." title="" id="124" name="Picture"/>
             <a:graphic>
@@ -3577,7 +3577,7 @@
                   <pic:spPr bwMode="auto">
                     <a:xfrm>
                       <a:off x="0" y="0"/>
-                      <a:ext cx="5334000" cy="4254427"/>
+                      <a:ext cx="5334000" cy="3222814"/>
                     </a:xfrm>
                     <a:prstGeom prst="rect">
                       <a:avLst/>
@@ -5366,7 +5366,7 @@
         <w:t xml:space="preserve"> </w:t>
       </w:r>
       <w:r>
-        <w:t xml:space="preserve">covers 23 of the 29 basin assemblages and is the only size field there with usable coverage. Taking population to scale with height, with height squared, or with height cubed implies a coefficient of variation of 0.88, 1.27 and 1.61 respectively. At that bracket the shortfall is still a factor of two to three. Inequality raises differentiation but lowers the harmonic mean population, which raises drift everywhere and pulls diversity below the observed value.</w:t>
+        <w:t xml:space="preserve">covers 34 of the 43 basin assemblages and is the only size field there with usable coverage. Taking population to scale with height, with height squared, or with height cubed implies a coefficient of variation of 0.94, 1.45 and 1.94 respectively, with Morse’s corrected height for Parkin substituted as elsewhere. Across that bracket the shortfall runs from about four-fold at a coefficient of variation of 1.0 to about two-fold at 2.0, and the diversity match already breaks above 1.0. Inequality raises differentiation but lowers the harmonic mean population, which raises drift everywhere and pulls diversity below the observed value.</w:t>
       </w:r>
     </w:p>
     <w:p>
@@ -8611,7 +8611,7 @@
         <w:t xml:space="preserve">(Hunt 2006; Hunt et al. 2008)</w:t>
       </w:r>
       <w:r>
-        <w:t xml:space="preserve">. For the Gini-Simpson diversity trajectory and for the abundant decorated classes, binned along the oriented axis, we fit four time-series models on the same level vector, an unbiased random walk (Brownian motion, the neutral-drift expectation), a general biased random walk (the directional signature a sustained transition would leave), a stasis model (white noise about a constant mean), and an Ornstein-Uhlenbeck model (mean reversion toward an optimum). Rather than select among the four, we fit the model that nests them and report the two parameters that distinguish them, since unbiased motion, stasis and mean reversion are regions of one parameter space (unbiased motion as the mean-reversion rate approaches zero, stasis as it grows large). Binned along the radiocarbon-oriented axis, decorated-class diversity falls steadily from 0.686 in the earliest bin to 0.367 in the latest. The mean-reversion rate has a posterior median of 0.46 with a 95 percent credible interval of 0.05 to 10.3, spanning the unbiased and stasis limits and so unresolved. The directional drift is resolved and negative, with a median of -0.093 and an interval of -0.180 to -0.007, with P(drift &gt; 0) = 0.019. The decline is therefore a real feature of the sequence rather than undirected fluctuation. That is not a departure from neutrality. Drift in a finite population loses variants, and the posterior predictive check above, which draws its effective population size and innovation rate from the transmission posterior rather than fixing them, reproduces this exact declining trajectory in all six bins. What the two results say jointly is that diversity declines, and that a neutral process of the estimated size and innovation rate is sufficient to produce that decline. Because the sequence has only six points, the reversion rate and the drift remain partly confounded, since relaxation toward a lower optimum can imitate sustained directional loss. Reporting a single winning time-series model would have concealed both the confound and the resolved direction. This result is a concordance rather than a decisive selection (Figure S5C). The diversity trajectory is the trait of interest here, because the correspondence-analysis ordering does not arrange it by construction. Individual-class trajectories more often favor the directional model. That comparison, however, is weak and partly tautological because the seriation axis is designed to maximize monotonic class-frequency turnover, and only three classes are abundant enough across the sequence to fit. The robust conclusion is neutral drift, not a sustained directional transition.</w:t>
+        <w:t xml:space="preserve">. For the Gini-Simpson diversity trajectory and for the abundant decorated classes, binned along the oriented axis, we fit four time-series models on the same level vector, an unbiased random walk (Brownian motion, the neutral-drift expectation), a general biased random walk (the directional signature a sustained transition would leave), a stasis model (white noise about a constant mean), and an Ornstein-Uhlenbeck model (mean reversion toward an optimum). Rather than select among the four, we fit the model that nests them and report the two parameters that distinguish them, since unbiased motion, stasis and mean reversion are regions of one parameter space (unbiased motion as the mean-reversion rate approaches zero, stasis as it grows large). Binned along the radiocarbon-oriented axis, decorated-class diversity falls steadily from 0.690 in the earliest bin to 0.324 in the latest. The mean-reversion rate has a posterior median of 0.37 with a 95 percent credible interval of 0.04 to 6.9, spanning the unbiased and stasis limits and so unresolved. The directional drift is resolved and negative, with a median of -0.098 and an interval of -0.181 to -0.009, with P(drift &gt; 0) = 0.017. The decline is therefore a real feature of the sequence rather than undirected fluctuation. That is not a departure from neutrality. Drift in a finite population loses variants, and the posterior predictive check above, which draws its effective population size and innovation rate from the transmission posterior rather than fixing them, reproduces this exact declining trajectory in all six bins. What the two results say jointly is that diversity declines, and that a neutral process of the estimated size and innovation rate is sufficient to produce that decline. Because the sequence has only six points, the reversion rate and the drift remain partly confounded, since relaxation toward a lower optimum can imitate sustained directional loss. Reporting a single winning time-series model would have concealed both the confound and the resolved direction. This result is a concordance rather than a decisive selection (Figure S5C). The diversity trajectory is the trait of interest here, because the correspondence-analysis ordering does not arrange it by construction. Individual-class trajectories more often favor the directional model. That comparison, however, is weak and partly tautological because the seriation axis is designed to maximize monotonic class-frequency turnover, and only three classes are abundant enough across the sequence to fit. The robust conclusion is neutral drift, not a sustained directional transition.</w:t>
       </w:r>
     </w:p>
     <w:p>
@@ -8621,9 +8621,9 @@
       <w:r>
         <w:drawing>
           <wp:inline>
-            <wp:extent cx="5334000" cy="2565498"/>
+            <wp:extent cx="5334000" cy="2578297"/>
             <wp:effectExtent b="0" l="0" r="0" t="0"/>
-            <wp:docPr descr="Figure S5. Dynamic-sufficiency tests. (A) Posterior of the transmission-bias parameter b from the generative, time-averaging-aware inference, fit by sequential Monte Carlo approximate Bayesian computation (b = 0 neutral, b &gt; 0 conformist, b &lt; 0 anti-conformist). The whole-sequence posterior (filled) and the early- and late-half posteriors (outlines) are all concentrated near neutral and include zero, consistent with the absence of the strong conformity a marker dynamic would require (see Table S4 for the calibration caveats). (B) Simulation-based calibration of that inference. Over many datasets drawn from the prior, the rank of the true bias within its posterior is uniform (dashed line the uniform expectation), so the posterior is calibrated rather than merely contracted. (C) Tempo and mode as parameters rather than model selection, showing the posteriors of the mean-reversion rate (lower axis, log scale) and the directional drift per bin (upper axis) for the Gini-Simpson diversity trajectory, which the correspondence-analysis ordering does not arrange by construction. The mean-reversion rate is unresolved (median 0.46, interval 0.05 to 10.3, spanning the unbiased-walk and stasis limits). The directional drift is resolved and negative (median -0.093, interval -0.180 to -0.007), the steady decline in diversity along the sequence." title="" id="133" name="Picture"/>
+            <wp:docPr descr="Figure S5. Dynamic-sufficiency tests. (A) Posterior of the transmission-bias parameter b from the generative, time-averaging-aware inference, fit by sequential Monte Carlo approximate Bayesian computation (b = 0 neutral, b &gt; 0 conformist, b &lt; 0 anti-conformist). The whole-sequence posterior (filled) and the early- and late-half posteriors (outlines) are all concentrated near neutral and include zero, consistent with the absence of the strong conformity a marker dynamic would require (see Table S4 for the calibration caveats). (B) Simulation-based calibration of that inference. Over many datasets drawn from the prior, the rank of the true bias within its posterior is uniform (dashed line the uniform expectation), so the posterior is calibrated rather than merely contracted. (C) Tempo and mode as parameters rather than model selection, showing the posteriors of the mean-reversion rate (lower axis, log scale) and the directional drift per bin (upper axis) for the Gini-Simpson diversity trajectory, which the correspondence-analysis ordering does not arrange by construction. The mean-reversion rate is unresolved (median 0.37, interval 0.04 to 6.9, spanning the unbiased-walk and stasis limits). The directional drift is resolved and negative (median -0.098, interval -0.181 to -0.009), the steady decline in diversity along the sequence." title="" id="133" name="Picture"/>
             <a:graphic>
               <a:graphicData uri="http://schemas.openxmlformats.org/drawingml/2006/picture">
                 <pic:pic>
@@ -8642,7 +8642,7 @@
                   <pic:spPr bwMode="auto">
                     <a:xfrm>
                       <a:off x="0" y="0"/>
-                      <a:ext cx="5334000" cy="2565498"/>
+                      <a:ext cx="5334000" cy="2578297"/>
                     </a:xfrm>
                     <a:prstGeom prst="rect">
                       <a:avLst/>
@@ -8676,7 +8676,7 @@
         <w:t xml:space="preserve"> </w:t>
       </w:r>
       <w:r>
-        <w:t xml:space="preserve">Dynamic-sufficiency tests. (A) Posterior of the transmission-bias parameter b from the generative, time-averaging-aware inference, fit by sequential Monte Carlo approximate Bayesian computation (b = 0 neutral, b &gt; 0 conformist, b &lt; 0 anti-conformist). The whole-sequence posterior (filled) and the early- and late-half posteriors (outlines) are all concentrated near neutral and include zero, consistent with the absence of the strong conformity a marker dynamic would require (see Table S4 for the calibration caveats). (B) Simulation-based calibration of that inference. Over many datasets drawn from the prior, the rank of the true bias within its posterior is uniform (dashed line the uniform expectation), so the posterior is calibrated rather than merely contracted. (C) Tempo and mode as parameters rather than model selection, showing the posteriors of the mean-reversion rate (lower axis, log scale) and the directional drift per bin (upper axis) for the Gini-Simpson diversity trajectory, which the correspondence-analysis ordering does not arrange by construction. The mean-reversion rate is unresolved (median 0.46, interval 0.05 to 10.3, spanning the unbiased-walk and stasis limits). The directional drift is resolved and negative (median -0.093, interval -0.180 to -0.007), the steady decline in diversity along the sequence.</w:t>
+        <w:t xml:space="preserve">Dynamic-sufficiency tests. (A) Posterior of the transmission-bias parameter b from the generative, time-averaging-aware inference, fit by sequential Monte Carlo approximate Bayesian computation (b = 0 neutral, b &gt; 0 conformist, b &lt; 0 anti-conformist). The whole-sequence posterior (filled) and the early- and late-half posteriors (outlines) are all concentrated near neutral and include zero, consistent with the absence of the strong conformity a marker dynamic would require (see Table S4 for the calibration caveats). (B) Simulation-based calibration of that inference. Over many datasets drawn from the prior, the rank of the true bias within its posterior is uniform (dashed line the uniform expectation), so the posterior is calibrated rather than merely contracted. (C) Tempo and mode as parameters rather than model selection, showing the posteriors of the mean-reversion rate (lower axis, log scale) and the directional drift per bin (upper axis) for the Gini-Simpson diversity trajectory, which the correspondence-analysis ordering does not arrange by construction. The mean-reversion rate is unresolved (median 0.37, interval 0.04 to 6.9, spanning the unbiased-walk and stasis limits). The directional drift is resolved and negative (median -0.098, interval -0.181 to -0.009), the steady decline in diversity along the sequence.</w:t>
       </w:r>
     </w:p>
     <w:p>
@@ -8812,7 +8812,260 @@
     </w:p>
     <w:bookmarkEnd w:id="135"/>
     <w:bookmarkEnd w:id="136"/>
-    <w:bookmarkStart w:id="140" w:name="radiocarbon-chronology"/>
+    <w:bookmarkStart w:id="137" w:name="Xd18f3ef1ef0d58d515d11f4a79faaaefa43ab3e"/>
+    <w:p>
+      <w:pPr>
+        <w:pStyle w:val="Heading2"/>
+      </w:pPr>
+      <w:r>
+        <w:t xml:space="preserve">What recovers the phase scheme, and the zero problem behind it</w:t>
+      </w:r>
+    </w:p>
+    <w:p>
+      <w:pPr>
+        <w:pStyle w:val="FirstParagraph"/>
+      </w:pPr>
+      <w:r>
+        <w:t xml:space="preserve">Assemblages are clustered in a joint feature space: site coordinates in kilometers, centered and scaled so the mean squared pairwise distance is one, concatenated with decorated-class composition scaled the same way and multiplied by the square root of a weight</w:t>
+      </w:r>
+      <w:r>
+        <w:t xml:space="preserve"> </w:t>
+      </w:r>
+      <m:oMath>
+        <m:r>
+          <m:t>w</m:t>
+        </m:r>
+      </m:oMath>
+      <w:r>
+        <w:t xml:space="preserve">. At</w:t>
+      </w:r>
+      <w:r>
+        <w:t xml:space="preserve"> </w:t>
+      </w:r>
+      <m:oMath>
+        <m:r>
+          <m:t>w</m:t>
+        </m:r>
+        <m:r>
+          <m:rPr>
+            <m:sty m:val="p"/>
+          </m:rPr>
+          <m:t>=</m:t>
+        </m:r>
+        <m:r>
+          <m:t>0</m:t>
+        </m:r>
+      </m:oMath>
+      <w:r>
+        <w:t xml:space="preserve"> </w:t>
+      </w:r>
+      <w:r>
+        <w:t xml:space="preserve">the representation is the site map alone; as</w:t>
+      </w:r>
+      <w:r>
+        <w:t xml:space="preserve"> </w:t>
+      </w:r>
+      <m:oMath>
+        <m:r>
+          <m:t>w</m:t>
+        </m:r>
+      </m:oMath>
+      <w:r>
+        <w:t xml:space="preserve"> </w:t>
+      </w:r>
+      <w:r>
+        <w:t xml:space="preserve">grows it becomes the pottery alone. Each clustering is compared with Mainfort’s published phase assignments by the adjusted Rand index. Three composition transforms, three clustering algorithms (k-means over 40 initializations, Ward linkage, average linkage), and nine weights are run; the full grid is in</w:t>
+      </w:r>
+      <w:r>
+        <w:t xml:space="preserve"> </w:t>
+      </w:r>
+      <w:r>
+        <w:rPr>
+          <w:rStyle w:val="VerbatimChar"/>
+        </w:rPr>
+        <w:t xml:space="preserve">output/findings/phase_recovery.csv</w:t>
+      </w:r>
+      <w:r>
+        <w:t xml:space="preserve">.</w:t>
+      </w:r>
+    </w:p>
+    <w:p>
+      <w:pPr>
+        <w:pStyle w:val="BodyText"/>
+      </w:pPr>
+      <w:r>
+        <w:t xml:space="preserve">Nine of the 43 assemblages carry a phase this study derived by territory, which is a geographic rule. Scoring geography against those labels would be scoring geography against itself, so every value quoted in the main text is computed on the 34 assemblages Mainfort assigned.</w:t>
+      </w:r>
+    </w:p>
+    <w:p>
+      <w:pPr>
+        <w:pStyle w:val="BodyText"/>
+      </w:pPr>
+      <w:r>
+        <w:t xml:space="preserve">Class proportions are compositional data, and a Euclidean distance on raw proportions is not the appropriate metric for them. The centered log-ratio transform is the principled alternative, and it cannot be applied here without a decision that turns out to carry the result. Of the 430 cells in the basin matrix, 168 are zero, and the log-ratio of a zero is undefined. Replacing zeros with a fraction of the smallest positive proportion lets that fraction set how strongly absence is amplified, and the agreement with the phases follows it:</w:t>
+      </w:r>
+    </w:p>
+    <w:tbl>
+      <w:tblPr>
+        <w:tblStyle w:val="Table"/>
+        <w:tblW w:type="auto" w:w="0"/>
+        <w:tblLook w:firstRow="1" w:lastRow="0" w:firstColumn="0" w:lastColumn="0" w:noHBand="0" w:noVBand="0" w:val="0020"/>
+      </w:tblPr>
+      <w:tblGrid>
+        <w:gridCol w:w="3960"/>
+        <w:gridCol w:w="3960"/>
+      </w:tblGrid>
+      <w:tr>
+        <w:trPr>
+          <w:tblHeader w:val="on"/>
+        </w:trPr>
+        <w:tc>
+          <w:tcPr/>
+          <w:p>
+            <w:pPr>
+              <w:pStyle w:val="Compact"/>
+            </w:pPr>
+            <w:r>
+              <w:t xml:space="preserve">zero convention</w:t>
+            </w:r>
+          </w:p>
+        </w:tc>
+        <w:tc>
+          <w:tcPr/>
+          <w:p>
+            <w:pPr>
+              <w:pStyle w:val="Compact"/>
+            </w:pPr>
+            <w:r>
+              <w:t xml:space="preserve">adjusted Rand index</w:t>
+            </w:r>
+          </w:p>
+        </w:tc>
+      </w:tr>
+      <w:tr>
+        <w:tc>
+          <w:tcPr/>
+          <w:p>
+            <w:pPr>
+              <w:pStyle w:val="Compact"/>
+            </w:pPr>
+            <w:r>
+              <w:t xml:space="preserve">pseudocount of 0.5 added to counts</w:t>
+            </w:r>
+          </w:p>
+        </w:tc>
+        <w:tc>
+          <w:tcPr/>
+          <w:p>
+            <w:pPr>
+              <w:pStyle w:val="Compact"/>
+            </w:pPr>
+            <w:r>
+              <w:t xml:space="preserve">0.737</w:t>
+            </w:r>
+          </w:p>
+        </w:tc>
+      </w:tr>
+      <w:tr>
+        <w:tc>
+          <w:tcPr/>
+          <w:p>
+            <w:pPr>
+              <w:pStyle w:val="Compact"/>
+            </w:pPr>
+            <w:r>
+              <w:t xml:space="preserve">floor at 2.0 times the smallest positive proportion</w:t>
+            </w:r>
+          </w:p>
+        </w:tc>
+        <w:tc>
+          <w:tcPr/>
+          <w:p>
+            <w:pPr>
+              <w:pStyle w:val="Compact"/>
+            </w:pPr>
+            <w:r>
+              <w:t xml:space="preserve">0.815</w:t>
+            </w:r>
+          </w:p>
+        </w:tc>
+      </w:tr>
+      <w:tr>
+        <w:tc>
+          <w:tcPr/>
+          <w:p>
+            <w:pPr>
+              <w:pStyle w:val="Compact"/>
+            </w:pPr>
+            <w:r>
+              <w:t xml:space="preserve">floor at 0.5 times the smallest positive proportion</w:t>
+            </w:r>
+          </w:p>
+        </w:tc>
+        <w:tc>
+          <w:tcPr/>
+          <w:p>
+            <w:pPr>
+              <w:pStyle w:val="Compact"/>
+            </w:pPr>
+            <w:r>
+              <w:t xml:space="preserve">0.902</w:t>
+            </w:r>
+          </w:p>
+        </w:tc>
+      </w:tr>
+      <w:tr>
+        <w:tc>
+          <w:tcPr/>
+          <w:p>
+            <w:pPr>
+              <w:pStyle w:val="Compact"/>
+            </w:pPr>
+            <w:r>
+              <w:t xml:space="preserve">floor at 0.1 times the smallest positive proportion</w:t>
+            </w:r>
+          </w:p>
+        </w:tc>
+        <w:tc>
+          <w:tcPr/>
+          <w:p>
+            <w:pPr>
+              <w:pStyle w:val="Compact"/>
+            </w:pPr>
+            <w:r>
+              <w:t xml:space="preserve">1.000</w:t>
+            </w:r>
+          </w:p>
+        </w:tc>
+      </w:tr>
+    </w:tbl>
+    <w:p>
+      <w:pPr>
+        <w:pStyle w:val="BodyText"/>
+      </w:pPr>
+      <w:r>
+        <w:t xml:space="preserve">All four are the same data, the same geography and the same weight (</w:t>
+      </w:r>
+      <m:oMath>
+        <m:r>
+          <m:t>w</m:t>
+        </m:r>
+        <m:r>
+          <m:rPr>
+            <m:sty m:val="p"/>
+          </m:rPr>
+          <m:t>=</m:t>
+        </m:r>
+        <m:r>
+          <m:t>0.5</m:t>
+        </m:r>
+      </m:oMath>
+      <w:r>
+        <w:t xml:space="preserve">); only the convention differs, and it moves the answer from a moderate improvement over the map alone to an exact reproduction of the phase scheme. A log-ratio figure quoted without its convention is therefore not a measurement of the record. We report the chi-square transform in the main text because it requires no such choice, and we use a pseudocount rather than a floor wherever the log-ratio transform appears, since a pseudocount has no comparable free limit. This is also a caution about the phases themselves: a classification sensitive to which types are absent, applied to assemblages that differ ninety-sixfold in sherd count, will read sampling failure as cultural difference.</w:t>
+      </w:r>
+    </w:p>
+    <w:bookmarkEnd w:id="137"/>
+    <w:bookmarkStart w:id="141" w:name="radiocarbon-chronology"/>
     <w:p>
       <w:pPr>
         <w:pStyle w:val="Heading2"/>
@@ -8898,18 +9151,18 @@
           <wp:inline>
             <wp:extent cx="5334000" cy="2713789"/>
             <wp:effectExtent b="0" l="0" r="0" t="0"/>
-            <wp:docPr descr="Figure S6. Radiocarbon chronology of the St. Francis basin (Mainfort determinations calibrated against IntCal20). Left: summed probability distribution for the basin Parkin-phase sites (filled) and for Parkin alone (line, scaled), with the De Soto entrada (AD 1541) marked. Occupation concentrates in the fourteenth to sixteenth centuries and declines across contact. Right: CA1 seriation position against the pooled median calibrated age for the five proveniences matching curated assemblages (point size proportional to the number of dates). The axis tracks calendar age (Spearman +0.70) except for the late-dated Clay Hill." title="" id="138" name="Picture"/>
+            <wp:docPr descr="Figure S6. Radiocarbon chronology of the St. Francis basin (Mainfort determinations calibrated against IntCal20). Left: summed probability distribution for the basin Parkin-phase sites (filled) and for Parkin alone (line, scaled), with the De Soto entrada (AD 1541) marked. Occupation concentrates in the fourteenth to sixteenth centuries and declines across contact. Right: CA1 seriation position against the pooled median calibrated age for the five proveniences matching curated assemblages (point size proportional to the number of dates). The axis tracks calendar age (Spearman +0.70) except for the late-dated Clay Hill." title="" id="139" name="Picture"/>
             <a:graphic>
               <a:graphicData uri="http://schemas.openxmlformats.org/drawingml/2006/picture">
                 <pic:pic>
                   <pic:nvPicPr>
-                    <pic:cNvPr descr="../../figures/figS6_chronology.png" id="139" name="Picture"/>
+                    <pic:cNvPr descr="../../figures/figS6_chronology.png" id="140" name="Picture"/>
                     <pic:cNvPicPr>
                       <a:picLocks noChangeArrowheads="1" noChangeAspect="1"/>
                     </pic:cNvPicPr>
                   </pic:nvPicPr>
                   <pic:blipFill>
-                    <a:blip r:embed="rId137"/>
+                    <a:blip r:embed="rId138"/>
                     <a:stretch>
                       <a:fillRect/>
                     </a:stretch>
@@ -8954,8 +9207,8 @@
         <w:t xml:space="preserve">Radiocarbon chronology of the St. Francis basin (Mainfort determinations calibrated against IntCal20). Left: summed probability distribution for the basin Parkin-phase sites (filled) and for Parkin alone (line, scaled), with the De Soto entrada (AD 1541) marked. Occupation concentrates in the fourteenth to sixteenth centuries and declines across contact. Right: CA1 seriation position against the pooled median calibrated age for the five proveniences matching curated assemblages (point size proportional to the number of dates). The axis tracks calendar age (Spearman +0.70) except for the late-dated Clay Hill.</w:t>
       </w:r>
     </w:p>
-    <w:bookmarkEnd w:id="140"/>
-    <w:bookmarkStart w:id="152" w:name="X490dfca6be40dac40453279b4635251c9fd7a99"/>
+    <w:bookmarkEnd w:id="141"/>
+    <w:bookmarkStart w:id="153" w:name="X490dfca6be40dac40453279b4635251c9fd7a99"/>
     <w:p>
       <w:pPr>
         <w:pStyle w:val="Heading2"/>
@@ -8972,7 +9225,7 @@
         <w:t xml:space="preserve">The main text tests one region. This section reports what happened when we tried to extend the test to a second one, and why that attempt does not appear there. The short answer is that the southeast-Missouri material is not adequate for the test at present, and not because its phases are sounder or weaker than the basin’s, but because its classes and its sample sizes measure something other than the stylistic transmission the criterion is built for. We report the attempt because a negative of this kind is useful to the next person who considers the same extension, and because it is the paper’s own empirical-sufficiency requirement applied to itself.</w:t>
       </w:r>
     </w:p>
-    <w:bookmarkStart w:id="141" w:name="what-we-tried"/>
+    <w:bookmarkStart w:id="142" w:name="what-we-tried"/>
     <w:p>
       <w:pPr>
         <w:pStyle w:val="Heading3"/>
@@ -9099,8 +9352,8 @@
         <w:t xml:space="preserve">reached for these same phases by cluster analysis and ordination.</w:t>
       </w:r>
     </w:p>
-    <w:bookmarkEnd w:id="141"/>
-    <w:bookmarkStart w:id="142" w:name="why-we-do-not-report-it-as-a-result"/>
+    <w:bookmarkEnd w:id="142"/>
+    <w:bookmarkStart w:id="143" w:name="why-we-do-not-report-it-as-a-result"/>
     <w:p>
       <w:pPr>
         <w:pStyle w:val="Heading3"/>
@@ -9240,8 +9493,8 @@
         <w:t xml:space="preserve">The non-plain subset does differentiate strongly (0.325), and that is not an artifact of small samples. Resampling every assemblage from the regional pooled profile at its own observed count gives a median of 0.003. But neither is it a clean measurement of style, for the two reasons just given. The honest statement is not that southeast Missouri is differentiated or undifferentiated. It is that the set cannot resolve the question the basin set is being asked.</w:t>
       </w:r>
     </w:p>
-    <w:bookmarkEnd w:id="142"/>
-    <w:bookmarkStart w:id="143" w:name="how-this-shows-up-in-the-modeling"/>
+    <w:bookmarkEnd w:id="143"/>
+    <w:bookmarkStart w:id="144" w:name="how-this-shows-up-in-the-modeling"/>
     <w:p>
       <w:pPr>
         <w:pStyle w:val="Heading3"/>
@@ -9307,8 +9560,8 @@
         <w:t xml:space="preserve">is the summary that breaks at every step. Refining the grid to steps of 0.01 across 0.10 to 0.15 confirms that no combination both reaches the observed 0.034 and holds the diversity match. The median climbs only from 0.019 to 0.030 while the misfit rises from 8.3 to 17.0 percent. The cause is the plain ware. With the top two classes holding 89 percent of all sherds, a permutation of a group’s innovation profile that catches Mississippi Plain moves the entire assemblage rather than its margins. The quantity being varied was the composition of utility pottery.</w:t>
       </w:r>
     </w:p>
-    <w:bookmarkEnd w:id="143"/>
-    <w:bookmarkStart w:id="144" w:name="a-defect-in-the-source-table"/>
+    <w:bookmarkEnd w:id="144"/>
+    <w:bookmarkStart w:id="145" w:name="a-defect-in-the-source-table"/>
     <w:p>
       <w:pPr>
         <w:pStyle w:val="Heading3"/>
@@ -9397,8 +9650,8 @@
         <w:t xml:space="preserve">(2 and 2). Together they are 92 sherds and nothing above turns on them, but they inflate the class count and should be merged at the source before anyone builds on this table.</w:t>
       </w:r>
     </w:p>
-    <w:bookmarkEnd w:id="144"/>
-    <w:bookmarkStart w:id="151" w:name="what-would-make-the-extension-possible"/>
+    <w:bookmarkEnd w:id="145"/>
+    <w:bookmarkStart w:id="152" w:name="what-would-make-the-extension-possible"/>
     <w:p>
       <w:pPr>
         <w:pStyle w:val="Heading3"/>
@@ -9422,20 +9675,20 @@
       <w:r>
         <w:drawing>
           <wp:inline>
-            <wp:extent cx="4572000" cy="5251704"/>
+            <wp:extent cx="4572000" cy="5232975"/>
             <wp:effectExtent b="0" l="0" r="0" t="0"/>
-            <wp:docPr descr="Figure S7. Regional setting of the St. Francis basin analysis and of the southeast-Missouri survey discussed in this section. Decorated-ceramic assemblages span the central and lower Mississippi Valley. The central-valley southeast-Missouri survey of Williams (1954) is shown in light gray, and the lower-valley St. Francis basin Parkin-phase assemblages in black, identified in the legend, with Parkin starred. Italic labels mark the named physiographic regions, Cairo Lowland, Sikeston Ridge, Malden Plain, and Little River in the central valley, and the St. Francis basin in the lower valley. Hydrography is drawn uniformly from HydroRIVERS (Lehner and Grill 2013), with line width scaled by flow order so that the Mississippi main stem appears as the heaviest line. State boundaries and the North America locator inset are from Natural Earth." title="" id="146" name="Picture"/>
+            <wp:docPr descr="Figure S7. Regional setting of the St. Francis basin analysis and of the southeast-Missouri survey discussed in this section. Decorated-ceramic assemblages span the central and lower Mississippi Valley. The central-valley southeast-Missouri survey of Williams (1954) is shown in light gray, and the lower-valley St. Francis basin Parkin-phase assemblages in black, identified in the legend, with Parkin starred. Italic labels mark the named physiographic regions, Cairo Lowland, Sikeston Ridge, Malden Plain, and Little River in the central valley, and the St. Francis basin in the lower valley. Hydrography is drawn uniformly from HydroRIVERS (Lehner and Grill 2013), with line width scaled by flow order so that the Mississippi main stem appears as the heaviest line. State boundaries and the North America locator inset are from Natural Earth." title="" id="147" name="Picture"/>
             <a:graphic>
               <a:graphicData uri="http://schemas.openxmlformats.org/drawingml/2006/picture">
                 <pic:pic>
                   <pic:nvPicPr>
-                    <pic:cNvPr descr="../../figures/figS7_regional.png" id="147" name="Picture"/>
+                    <pic:cNvPr descr="../../figures/figS7_regional.png" id="148" name="Picture"/>
                     <pic:cNvPicPr>
                       <a:picLocks noChangeArrowheads="1" noChangeAspect="1"/>
                     </pic:cNvPicPr>
                   </pic:nvPicPr>
                   <pic:blipFill>
-                    <a:blip r:embed="rId145"/>
+                    <a:blip r:embed="rId146"/>
                     <a:stretch>
                       <a:fillRect/>
                     </a:stretch>
@@ -9443,7 +9696,7 @@
                   <pic:spPr bwMode="auto">
                     <a:xfrm>
                       <a:off x="0" y="0"/>
-                      <a:ext cx="4572000" cy="5251704"/>
+                      <a:ext cx="4572000" cy="5232975"/>
                     </a:xfrm>
                     <a:prstGeom prst="rect">
                       <a:avLst/>
@@ -9508,20 +9761,20 @@
       <w:r>
         <w:drawing>
           <wp:inline>
-            <wp:extent cx="4754880" cy="3767308"/>
+            <wp:extent cx="4754880" cy="3707152"/>
             <wp:effectExtent b="0" l="0" r="0" t="0"/>
-            <wp:docPr descr="Figure S8. Within-region interaction structure under the calibrated comparison. (A, B) Multidimensional scaling of decorated Brainerd-Robinson dissimilarity for the St. Francis basin, in the lower Mississippi Valley, and for the southeast-Missouri assemblages, in the central Mississippi Valley (Mississippian classes only, so that the comparison is not driven by the Woodland-to-Mississippian gradient), with markers distinguishing within-region spatial clusters. The assemblages intermix rather than separating into clusters. (C) The observed between-cluster cultural F_{ST} for each of the two regions (diamond) against the 95 percent intervals of three models, all run on the real coordinates and subsampled to the observed counts. These are the calibrated neutral spatial-drift model with pooled-profile innovation (dark), the same model with uniform innovation at its nearest calibration combination (mid-gray, which does not fit the assemblages’ diversity in either region), and the bounded-groups model at copying multiplier 0.03 (light). In the basin, and, taken at face value, in southeast Missouri too, the observed F_{ST} lies above the calibrated drift interval. The southeast-Missouri panels document the attempt described in this section rather than a result. The bounded-groups interval reaches it only through its upper tail, with a median close to the drift median, because innovation drawn from the regional profile bypasses the imposed boundary." title="" id="149" name="Picture"/>
+            <wp:docPr descr="Figure S8. Within-region interaction structure under the calibrated comparison. (A, B) Multidimensional scaling of decorated Brainerd-Robinson dissimilarity for the St. Francis basin, in the lower Mississippi Valley, and for the southeast-Missouri assemblages, in the central Mississippi Valley (Mississippian classes only, so that the comparison is not driven by the Woodland-to-Mississippian gradient), with markers distinguishing within-region spatial clusters. The assemblages intermix rather than separating into clusters. (C) The observed between-cluster cultural F_{ST} for each of the two regions (diamond) against the 95 percent intervals of three models, all run on the real coordinates and subsampled to the observed counts. These are the calibrated neutral spatial-drift model with pooled-profile innovation (dark), the same model with uniform innovation at its nearest calibration combination (mid-gray, which does not fit the assemblages’ diversity in either region), and the bounded-groups model at copying multiplier 0.03 (light). In the basin, and, taken at face value, in southeast Missouri too, the observed F_{ST} lies above the calibrated drift interval. The southeast-Missouri panels document the attempt described in this section rather than a result. The bounded-groups interval reaches it only through its upper tail, with a median close to the drift median, because innovation drawn from the regional profile bypasses the imposed boundary." title="" id="150" name="Picture"/>
             <a:graphic>
               <a:graphicData uri="http://schemas.openxmlformats.org/drawingml/2006/picture">
                 <pic:pic>
                   <pic:nvPicPr>
-                    <pic:cNvPr descr="../../figures/figS8_within_region.png" id="150" name="Picture"/>
+                    <pic:cNvPr descr="../../figures/figS8_within_region.png" id="151" name="Picture"/>
                     <pic:cNvPicPr>
                       <a:picLocks noChangeArrowheads="1" noChangeAspect="1"/>
                     </pic:cNvPicPr>
                   </pic:nvPicPr>
                   <pic:blipFill>
-                    <a:blip r:embed="rId148"/>
+                    <a:blip r:embed="rId149"/>
                     <a:stretch>
                       <a:fillRect/>
                     </a:stretch>
@@ -9529,7 +9782,7 @@
                   <pic:spPr bwMode="auto">
                     <a:xfrm>
                       <a:off x="0" y="0"/>
-                      <a:ext cx="4754880" cy="3767308"/>
+                      <a:ext cx="4754880" cy="3707152"/>
                     </a:xfrm>
                     <a:prstGeom prst="rect">
                       <a:avLst/>
@@ -9618,9 +9871,9 @@
         <w:t xml:space="preserve">lies above the calibrated drift interval. The southeast-Missouri panels document the attempt described in this section rather than a result. The bounded-groups interval reaches it only through its upper tail, with a median close to the drift median, because innovation drawn from the regional profile bypasses the imposed boundary.</w:t>
       </w:r>
     </w:p>
-    <w:bookmarkEnd w:id="151"/>
     <w:bookmarkEnd w:id="152"/>
-    <w:bookmarkStart w:id="209" w:name="references"/>
+    <w:bookmarkEnd w:id="153"/>
+    <w:bookmarkStart w:id="210" w:name="references"/>
     <w:p>
       <w:pPr>
         <w:pStyle w:val="Heading2"/>
@@ -9629,8 +9882,8 @@
         <w:t xml:space="preserve">References</w:t>
       </w:r>
     </w:p>
-    <w:bookmarkStart w:id="208" w:name="refs"/>
-    <w:bookmarkStart w:id="153" w:name="ref-beaumont_zhang_balding_2002"/>
+    <w:bookmarkStart w:id="209" w:name="refs"/>
+    <w:bookmarkStart w:id="154" w:name="ref-beaumont_zhang_balding_2002"/>
     <w:p>
       <w:pPr>
         <w:pStyle w:val="Bibliography"/>
@@ -9667,8 +9920,8 @@
         <w:t xml:space="preserve">162(4):2025–2035.</w:t>
       </w:r>
     </w:p>
-    <w:bookmarkEnd w:id="153"/>
-    <w:bookmarkStart w:id="155" w:name="ref-bell_richerson_mcelreath_2009"/>
+    <w:bookmarkEnd w:id="154"/>
+    <w:bookmarkStart w:id="156" w:name="ref-bell_richerson_mcelreath_2009"/>
     <w:p>
       <w:pPr>
         <w:pStyle w:val="Bibliography"/>
@@ -9695,7 +9948,7 @@
       <w:r>
         <w:t xml:space="preserve"> </w:t>
       </w:r>
-      <w:hyperlink r:id="rId154">
+      <w:hyperlink r:id="rId155">
         <w:r>
           <w:rPr>
             <w:rStyle w:val="Hyperlink"/>
@@ -9707,8 +9960,8 @@
         <w:t xml:space="preserve">.</w:t>
       </w:r>
     </w:p>
-    <w:bookmarkEnd w:id="155"/>
-    <w:bookmarkStart w:id="157" w:name="ref-bentley_hahn_shennan_2004"/>
+    <w:bookmarkEnd w:id="156"/>
+    <w:bookmarkStart w:id="158" w:name="ref-bentley_hahn_shennan_2004"/>
     <w:p>
       <w:pPr>
         <w:pStyle w:val="Bibliography"/>
@@ -9735,7 +9988,7 @@
       <w:r>
         <w:t xml:space="preserve"> </w:t>
       </w:r>
-      <w:hyperlink r:id="rId156">
+      <w:hyperlink r:id="rId157">
         <w:r>
           <w:rPr>
             <w:rStyle w:val="Hyperlink"/>
@@ -9747,8 +10000,8 @@
         <w:t xml:space="preserve">.</w:t>
       </w:r>
     </w:p>
-    <w:bookmarkEnd w:id="157"/>
-    <w:bookmarkStart w:id="159" w:name="ref-carrignon_bentley_ruck_2019"/>
+    <w:bookmarkEnd w:id="158"/>
+    <w:bookmarkStart w:id="160" w:name="ref-carrignon_bentley_ruck_2019"/>
     <w:p>
       <w:pPr>
         <w:pStyle w:val="Bibliography"/>
@@ -9799,7 +10052,7 @@
       <w:r>
         <w:t xml:space="preserve"> </w:t>
       </w:r>
-      <w:hyperlink r:id="rId158">
+      <w:hyperlink r:id="rId159">
         <w:r>
           <w:rPr>
             <w:rStyle w:val="Hyperlink"/>
@@ -9811,8 +10064,8 @@
         <w:t xml:space="preserve">.</w:t>
       </w:r>
     </w:p>
-    <w:bookmarkEnd w:id="159"/>
-    <w:bookmarkStart w:id="160" w:name="ref-cowgill_1972"/>
+    <w:bookmarkEnd w:id="160"/>
+    <w:bookmarkStart w:id="161" w:name="ref-cowgill_1972"/>
     <w:p>
       <w:pPr>
         <w:pStyle w:val="Bibliography"/>
@@ -9834,8 +10087,8 @@
         <w:t xml:space="preserve">, edited by David L. Clarke, pp. 381–424. Methuen, London.</w:t>
       </w:r>
     </w:p>
-    <w:bookmarkEnd w:id="160"/>
-    <w:bookmarkStart w:id="162" w:name="ref-crema_edinborough_kerig_shennan_2014"/>
+    <w:bookmarkEnd w:id="161"/>
+    <w:bookmarkStart w:id="163" w:name="ref-crema_edinborough_kerig_shennan_2014"/>
     <w:p>
       <w:pPr>
         <w:pStyle w:val="Bibliography"/>
@@ -9874,7 +10127,7 @@
       <w:r>
         <w:t xml:space="preserve"> </w:t>
       </w:r>
-      <w:hyperlink r:id="rId161">
+      <w:hyperlink r:id="rId162">
         <w:r>
           <w:rPr>
             <w:rStyle w:val="Hyperlink"/>
@@ -9886,8 +10139,8 @@
         <w:t xml:space="preserve">.</w:t>
       </w:r>
     </w:p>
-    <w:bookmarkEnd w:id="162"/>
-    <w:bookmarkStart w:id="164" w:name="ref-crema_kandler_shennan_2016"/>
+    <w:bookmarkEnd w:id="163"/>
+    <w:bookmarkStart w:id="165" w:name="ref-crema_kandler_shennan_2016"/>
     <w:p>
       <w:pPr>
         <w:pStyle w:val="Bibliography"/>
@@ -9914,7 +10167,7 @@
       <w:r>
         <w:t xml:space="preserve"> </w:t>
       </w:r>
-      <w:hyperlink r:id="rId163">
+      <w:hyperlink r:id="rId164">
         <w:r>
           <w:rPr>
             <w:rStyle w:val="Hyperlink"/>
@@ -9926,8 +10179,8 @@
         <w:t xml:space="preserve">.</w:t>
       </w:r>
     </w:p>
-    <w:bookmarkEnd w:id="164"/>
-    <w:bookmarkStart w:id="166" w:name="ref-dakos_2012"/>
+    <w:bookmarkEnd w:id="165"/>
+    <w:bookmarkStart w:id="167" w:name="ref-dakos_2012"/>
     <w:p>
       <w:pPr>
         <w:pStyle w:val="Bibliography"/>
@@ -9954,7 +10207,7 @@
       <w:r>
         <w:t xml:space="preserve"> </w:t>
       </w:r>
-      <w:hyperlink r:id="rId165">
+      <w:hyperlink r:id="rId166">
         <w:r>
           <w:rPr>
             <w:rStyle w:val="Hyperlink"/>
@@ -9966,8 +10219,8 @@
         <w:t xml:space="preserve">.</w:t>
       </w:r>
     </w:p>
-    <w:bookmarkEnd w:id="166"/>
-    <w:bookmarkStart w:id="168" w:name="ref-dunnell_1970"/>
+    <w:bookmarkEnd w:id="167"/>
+    <w:bookmarkStart w:id="169" w:name="ref-dunnell_1970"/>
     <w:p>
       <w:pPr>
         <w:pStyle w:val="Bibliography"/>
@@ -9994,7 +10247,7 @@
       <w:r>
         <w:t xml:space="preserve"> </w:t>
       </w:r>
-      <w:hyperlink r:id="rId167">
+      <w:hyperlink r:id="rId168">
         <w:r>
           <w:rPr>
             <w:rStyle w:val="Hyperlink"/>
@@ -10006,8 +10259,8 @@
         <w:t xml:space="preserve">.</w:t>
       </w:r>
     </w:p>
-    <w:bookmarkEnd w:id="168"/>
-    <w:bookmarkStart w:id="169" w:name="ref-ewens_1972"/>
+    <w:bookmarkEnd w:id="169"/>
+    <w:bookmarkStart w:id="170" w:name="ref-ewens_1972"/>
     <w:p>
       <w:pPr>
         <w:pStyle w:val="Bibliography"/>
@@ -10032,8 +10285,8 @@
         <w:t xml:space="preserve">3(1):87–112.</w:t>
       </w:r>
     </w:p>
-    <w:bookmarkEnd w:id="169"/>
-    <w:bookmarkStart w:id="171" w:name="ref-feder_kryazhimskiy_plotkin_2014"/>
+    <w:bookmarkEnd w:id="170"/>
+    <w:bookmarkStart w:id="172" w:name="ref-feder_kryazhimskiy_plotkin_2014"/>
     <w:p>
       <w:pPr>
         <w:pStyle w:val="Bibliography"/>
@@ -10060,7 +10313,7 @@
       <w:r>
         <w:t xml:space="preserve"> </w:t>
       </w:r>
-      <w:hyperlink r:id="rId170">
+      <w:hyperlink r:id="rId171">
         <w:r>
           <w:rPr>
             <w:rStyle w:val="Hyperlink"/>
@@ -10072,8 +10325,8 @@
         <w:t xml:space="preserve">.</w:t>
       </w:r>
     </w:p>
-    <w:bookmarkEnd w:id="171"/>
-    <w:bookmarkStart w:id="172" w:name="ref-fox_1998"/>
+    <w:bookmarkEnd w:id="172"/>
+    <w:bookmarkStart w:id="173" w:name="ref-fox_1998"/>
     <w:p>
       <w:pPr>
         <w:pStyle w:val="Bibliography"/>
@@ -10095,8 +10348,8 @@
         <w:t xml:space="preserve">, edited by Michael J. O’Brien and Robert C. Dunnell, pp. 31–58. University of Alabama Press, Tuscaloosa.</w:t>
       </w:r>
     </w:p>
-    <w:bookmarkEnd w:id="172"/>
-    <w:bookmarkStart w:id="173" w:name="ref-graves_cachola-abad_1996"/>
+    <w:bookmarkEnd w:id="173"/>
+    <w:bookmarkStart w:id="174" w:name="ref-graves_cachola-abad_1996"/>
     <w:p>
       <w:pPr>
         <w:pStyle w:val="Bibliography"/>
@@ -10130,8 +10383,8 @@
         <w:t xml:space="preserve">31(1):19–32.</w:t>
       </w:r>
     </w:p>
-    <w:bookmarkEnd w:id="173"/>
-    <w:bookmarkStart w:id="175" w:name="ref-henrich_2001"/>
+    <w:bookmarkEnd w:id="174"/>
+    <w:bookmarkStart w:id="176" w:name="ref-henrich_2001"/>
     <w:p>
       <w:pPr>
         <w:pStyle w:val="Bibliography"/>
@@ -10158,7 +10411,7 @@
       <w:r>
         <w:t xml:space="preserve"> </w:t>
       </w:r>
-      <w:hyperlink r:id="rId174">
+      <w:hyperlink r:id="rId175">
         <w:r>
           <w:rPr>
             <w:rStyle w:val="Hyperlink"/>
@@ -10170,8 +10423,8 @@
         <w:t xml:space="preserve">.</w:t>
       </w:r>
     </w:p>
-    <w:bookmarkEnd w:id="175"/>
-    <w:bookmarkStart w:id="176" w:name="ref-hopkins_skellam_1954"/>
+    <w:bookmarkEnd w:id="176"/>
+    <w:bookmarkStart w:id="177" w:name="ref-hopkins_skellam_1954"/>
     <w:p>
       <w:pPr>
         <w:pStyle w:val="Bibliography"/>
@@ -10196,8 +10449,8 @@
         <w:t xml:space="preserve">18(2):213–227.</w:t>
       </w:r>
     </w:p>
-    <w:bookmarkEnd w:id="176"/>
-    <w:bookmarkStart w:id="178" w:name="ref-hunt_2006"/>
+    <w:bookmarkEnd w:id="177"/>
+    <w:bookmarkStart w:id="179" w:name="ref-hunt_2006"/>
     <w:p>
       <w:pPr>
         <w:pStyle w:val="Bibliography"/>
@@ -10224,7 +10477,7 @@
       <w:r>
         <w:t xml:space="preserve"> </w:t>
       </w:r>
-      <w:hyperlink r:id="rId177">
+      <w:hyperlink r:id="rId178">
         <w:r>
           <w:rPr>
             <w:rStyle w:val="Hyperlink"/>
@@ -10236,8 +10489,8 @@
         <w:t xml:space="preserve">.</w:t>
       </w:r>
     </w:p>
-    <w:bookmarkEnd w:id="178"/>
-    <w:bookmarkStart w:id="180" w:name="ref-hunt_bell_travis_2008"/>
+    <w:bookmarkEnd w:id="179"/>
+    <w:bookmarkStart w:id="181" w:name="ref-hunt_bell_travis_2008"/>
     <w:p>
       <w:pPr>
         <w:pStyle w:val="Bibliography"/>
@@ -10264,7 +10517,7 @@
       <w:r>
         <w:t xml:space="preserve"> </w:t>
       </w:r>
-      <w:hyperlink r:id="rId179">
+      <w:hyperlink r:id="rId180">
         <w:r>
           <w:rPr>
             <w:rStyle w:val="Hyperlink"/>
@@ -10276,8 +10529,8 @@
         <w:t xml:space="preserve">.</w:t>
       </w:r>
     </w:p>
-    <w:bookmarkEnd w:id="180"/>
-    <w:bookmarkStart w:id="182" w:name="ref-kandler_shennan_2013"/>
+    <w:bookmarkEnd w:id="181"/>
+    <w:bookmarkStart w:id="183" w:name="ref-kandler_shennan_2013"/>
     <w:p>
       <w:pPr>
         <w:pStyle w:val="Bibliography"/>
@@ -10304,7 +10557,7 @@
       <w:r>
         <w:t xml:space="preserve"> </w:t>
       </w:r>
-      <w:hyperlink r:id="rId181">
+      <w:hyperlink r:id="rId182">
         <w:r>
           <w:rPr>
             <w:rStyle w:val="Hyperlink"/>
@@ -10316,8 +10569,8 @@
         <w:t xml:space="preserve">.</w:t>
       </w:r>
     </w:p>
-    <w:bookmarkEnd w:id="182"/>
-    <w:bookmarkStart w:id="183" w:name="ref-lehner_grill_2013"/>
+    <w:bookmarkEnd w:id="183"/>
+    <w:bookmarkStart w:id="184" w:name="ref-lehner_grill_2013"/>
     <w:p>
       <w:pPr>
         <w:pStyle w:val="Bibliography"/>
@@ -10342,8 +10595,8 @@
         <w:t xml:space="preserve">27(15):2171–2186.</w:t>
       </w:r>
     </w:p>
-    <w:bookmarkEnd w:id="183"/>
-    <w:bookmarkStart w:id="185" w:name="ref-lipo_madsen_dunnell_2015"/>
+    <w:bookmarkEnd w:id="184"/>
+    <w:bookmarkStart w:id="186" w:name="ref-lipo_madsen_dunnell_2015"/>
     <w:p>
       <w:pPr>
         <w:pStyle w:val="Bibliography"/>
@@ -10370,7 +10623,7 @@
       <w:r>
         <w:t xml:space="preserve"> </w:t>
       </w:r>
-      <w:hyperlink r:id="rId184">
+      <w:hyperlink r:id="rId185">
         <w:r>
           <w:rPr>
             <w:rStyle w:val="Hyperlink"/>
@@ -10382,8 +10635,8 @@
         <w:t xml:space="preserve">.</w:t>
       </w:r>
     </w:p>
-    <w:bookmarkEnd w:id="185"/>
-    <w:bookmarkStart w:id="187" w:name="ref-lipo_madsen_dunnell_hunt_1997"/>
+    <w:bookmarkEnd w:id="186"/>
+    <w:bookmarkStart w:id="188" w:name="ref-lipo_madsen_dunnell_hunt_1997"/>
     <w:p>
       <w:pPr>
         <w:pStyle w:val="Bibliography"/>
@@ -10410,7 +10663,7 @@
       <w:r>
         <w:t xml:space="preserve"> </w:t>
       </w:r>
-      <w:hyperlink r:id="rId186">
+      <w:hyperlink r:id="rId187">
         <w:r>
           <w:rPr>
             <w:rStyle w:val="Hyperlink"/>
@@ -10422,8 +10675,8 @@
         <w:t xml:space="preserve">.</w:t>
       </w:r>
     </w:p>
-    <w:bookmarkEnd w:id="187"/>
-    <w:bookmarkStart w:id="188" w:name="ref-lyman_obrien_2006"/>
+    <w:bookmarkEnd w:id="188"/>
+    <w:bookmarkStart w:id="189" w:name="ref-lyman_obrien_2006"/>
     <w:p>
       <w:pPr>
         <w:pStyle w:val="Bibliography"/>
@@ -10445,8 +10698,8 @@
         <w:t xml:space="preserve">. University of Nebraska Press, Lincoln.</w:t>
       </w:r>
     </w:p>
-    <w:bookmarkEnd w:id="188"/>
-    <w:bookmarkStart w:id="189" w:name="ref-mainfort_2001"/>
+    <w:bookmarkEnd w:id="189"/>
+    <w:bookmarkStart w:id="190" w:name="ref-mainfort_2001"/>
     <w:p>
       <w:pPr>
         <w:pStyle w:val="Bibliography"/>
@@ -10480,8 +10733,8 @@
         <w:t xml:space="preserve">, edited by David S. Brose, C. Wesley Cowan, and Jr. Mainfort Robert C., pp. 173–190. Smithsonian Institution Press, Washington, DC.</w:t>
       </w:r>
     </w:p>
-    <w:bookmarkEnd w:id="189"/>
-    <w:bookmarkStart w:id="190" w:name="ref-marquardt_1978"/>
+    <w:bookmarkEnd w:id="190"/>
+    <w:bookmarkStart w:id="191" w:name="ref-marquardt_1978"/>
     <w:p>
       <w:pPr>
         <w:pStyle w:val="Bibliography"/>
@@ -10503,8 +10756,8 @@
         <w:t xml:space="preserve">, edited by Michael B. Schiffer, pp. 257–314. Academic Press, New York.</w:t>
       </w:r>
     </w:p>
-    <w:bookmarkEnd w:id="190"/>
-    <w:bookmarkStart w:id="191" w:name="ref-mitchem_2017"/>
+    <w:bookmarkEnd w:id="191"/>
+    <w:bookmarkStart w:id="192" w:name="ref-mitchem_2017"/>
     <w:p>
       <w:pPr>
         <w:pStyle w:val="Bibliography"/>
@@ -10555,8 +10808,8 @@
         <w:t xml:space="preserve">’s 1541 Cross.</w:t>
       </w:r>
     </w:p>
-    <w:bookmarkEnd w:id="191"/>
-    <w:bookmarkStart w:id="192" w:name="ref-neiman_1995"/>
+    <w:bookmarkEnd w:id="192"/>
+    <w:bookmarkStart w:id="193" w:name="ref-neiman_1995"/>
     <w:p>
       <w:pPr>
         <w:pStyle w:val="Bibliography"/>
@@ -10599,8 +10852,8 @@
         <w:t xml:space="preserve">60(1):7–36.</w:t>
       </w:r>
     </w:p>
-    <w:bookmarkEnd w:id="192"/>
-    <w:bookmarkStart w:id="193" w:name="ref-obrien_lyman_1999"/>
+    <w:bookmarkEnd w:id="193"/>
+    <w:bookmarkStart w:id="194" w:name="ref-obrien_lyman_1999"/>
     <w:p>
       <w:pPr>
         <w:pStyle w:val="Bibliography"/>
@@ -10622,8 +10875,8 @@
         <w:t xml:space="preserve">. Kluwer Academic/Plenum, New York.</w:t>
       </w:r>
     </w:p>
-    <w:bookmarkEnd w:id="193"/>
-    <w:bookmarkStart w:id="195" w:name="ref-reimer_etal_2020"/>
+    <w:bookmarkEnd w:id="194"/>
+    <w:bookmarkStart w:id="196" w:name="ref-reimer_etal_2020"/>
     <w:p>
       <w:pPr>
         <w:pStyle w:val="Bibliography"/>
@@ -10677,7 +10930,7 @@
       <w:r>
         <w:t xml:space="preserve"> </w:t>
       </w:r>
-      <w:hyperlink r:id="rId194">
+      <w:hyperlink r:id="rId195">
         <w:r>
           <w:rPr>
             <w:rStyle w:val="Hyperlink"/>
@@ -10689,8 +10942,8 @@
         <w:t xml:space="preserve">.</w:t>
       </w:r>
     </w:p>
-    <w:bookmarkEnd w:id="195"/>
-    <w:bookmarkStart w:id="196" w:name="ref-rousseeuw_1987"/>
+    <w:bookmarkEnd w:id="196"/>
+    <w:bookmarkStart w:id="197" w:name="ref-rousseeuw_1987"/>
     <w:p>
       <w:pPr>
         <w:pStyle w:val="Bibliography"/>
@@ -10715,8 +10968,8 @@
         <w:t xml:space="preserve">20:53–65.</w:t>
       </w:r>
     </w:p>
-    <w:bookmarkEnd w:id="196"/>
-    <w:bookmarkStart w:id="198" w:name="ref-scheffer_2009"/>
+    <w:bookmarkEnd w:id="197"/>
+    <w:bookmarkStart w:id="199" w:name="ref-scheffer_2009"/>
     <w:p>
       <w:pPr>
         <w:pStyle w:val="Bibliography"/>
@@ -10743,7 +10996,7 @@
       <w:r>
         <w:t xml:space="preserve"> </w:t>
       </w:r>
-      <w:hyperlink r:id="rId197">
+      <w:hyperlink r:id="rId198">
         <w:r>
           <w:rPr>
             <w:rStyle w:val="Hyperlink"/>
@@ -10755,8 +11008,8 @@
         <w:t xml:space="preserve">.</w:t>
       </w:r>
     </w:p>
-    <w:bookmarkEnd w:id="198"/>
-    <w:bookmarkStart w:id="200" w:name="ref-surovell_brantingham_2007"/>
+    <w:bookmarkEnd w:id="199"/>
+    <w:bookmarkStart w:id="201" w:name="ref-surovell_brantingham_2007"/>
     <w:p>
       <w:pPr>
         <w:pStyle w:val="Bibliography"/>
@@ -10783,7 +11036,7 @@
       <w:r>
         <w:t xml:space="preserve"> </w:t>
       </w:r>
-      <w:hyperlink r:id="rId199">
+      <w:hyperlink r:id="rId200">
         <w:r>
           <w:rPr>
             <w:rStyle w:val="Hyperlink"/>
@@ -10795,8 +11048,8 @@
         <w:t xml:space="preserve">.</w:t>
       </w:r>
     </w:p>
-    <w:bookmarkEnd w:id="200"/>
-    <w:bookmarkStart w:id="202" w:name="ref-surovell_etal_2009"/>
+    <w:bookmarkEnd w:id="201"/>
+    <w:bookmarkStart w:id="203" w:name="ref-surovell_etal_2009"/>
     <w:p>
       <w:pPr>
         <w:pStyle w:val="Bibliography"/>
@@ -10823,7 +11076,7 @@
       <w:r>
         <w:t xml:space="preserve"> </w:t>
       </w:r>
-      <w:hyperlink r:id="rId201">
+      <w:hyperlink r:id="rId202">
         <w:r>
           <w:rPr>
             <w:rStyle w:val="Hyperlink"/>
@@ -10835,8 +11088,8 @@
         <w:t xml:space="preserve">.</w:t>
       </w:r>
     </w:p>
-    <w:bookmarkEnd w:id="202"/>
-    <w:bookmarkStart w:id="203" w:name="ref-talts_etal_2018"/>
+    <w:bookmarkEnd w:id="203"/>
+    <w:bookmarkStart w:id="204" w:name="ref-talts_etal_2018"/>
     <w:p>
       <w:pPr>
         <w:pStyle w:val="Bibliography"/>
@@ -10870,8 +11123,8 @@
         <w:t xml:space="preserve">.</w:t>
       </w:r>
     </w:p>
-    <w:bookmarkEnd w:id="203"/>
-    <w:bookmarkStart w:id="204" w:name="ref-tibshirani_walther_hastie_2001"/>
+    <w:bookmarkEnd w:id="204"/>
+    <w:bookmarkStart w:id="205" w:name="ref-tibshirani_walther_hastie_2001"/>
     <w:p>
       <w:pPr>
         <w:pStyle w:val="Bibliography"/>
@@ -10896,8 +11149,8 @@
         <w:t xml:space="preserve">63(2):411–423.</w:t>
       </w:r>
     </w:p>
-    <w:bookmarkEnd w:id="204"/>
-    <w:bookmarkStart w:id="206" w:name="ref-toni_etal_2009"/>
+    <w:bookmarkEnd w:id="205"/>
+    <w:bookmarkStart w:id="207" w:name="ref-toni_etal_2009"/>
     <w:p>
       <w:pPr>
         <w:pStyle w:val="Bibliography"/>
@@ -10936,7 +11189,7 @@
       <w:r>
         <w:t xml:space="preserve"> </w:t>
       </w:r>
-      <w:hyperlink r:id="rId205">
+      <w:hyperlink r:id="rId206">
         <w:r>
           <w:rPr>
             <w:rStyle w:val="Hyperlink"/>
@@ -10948,8 +11201,8 @@
         <w:t xml:space="preserve">.</w:t>
       </w:r>
     </w:p>
-    <w:bookmarkEnd w:id="206"/>
-    <w:bookmarkStart w:id="207" w:name="ref-williams_1954"/>
+    <w:bookmarkEnd w:id="207"/>
+    <w:bookmarkStart w:id="208" w:name="ref-williams_1954"/>
     <w:p>
       <w:pPr>
         <w:pStyle w:val="Bibliography"/>
@@ -10958,10 +11211,10 @@
         <w:t xml:space="preserve">Williams, Stephen. 1954. An Archeological Study of the Mississippian Culture in Southeast Missouri. PhD thesis, Yale University, New Haven.</w:t>
       </w:r>
     </w:p>
-    <w:bookmarkEnd w:id="207"/>
     <w:bookmarkEnd w:id="208"/>
     <w:bookmarkEnd w:id="209"/>
     <w:bookmarkEnd w:id="210"/>
+    <w:bookmarkEnd w:id="211"/>
     <w:sectPr>
       <w:footerReference r:id="rId100" w:type="default"/>
       <w:footnotePr>

--- a/docs/manuscript/SUPPLEMENTAL_TEXT.docx
+++ b/docs/manuscript/SUPPLEMENTAL_TEXT.docx
@@ -2,7 +2,7 @@
 <file path=word/document.xml><?xml version="1.0" encoding="utf-8"?>
 <w:document xmlns:w="http://schemas.openxmlformats.org/wordprocessingml/2006/main" xmlns:m="http://schemas.openxmlformats.org/officeDocument/2006/math" xmlns:r="http://schemas.openxmlformats.org/officeDocument/2006/relationships" xmlns:o="urn:schemas-microsoft-com:office:office" xmlns:v="urn:schemas-microsoft-com:vml" xmlns:w10="urn:schemas-microsoft-com:office:word" xmlns:a="http://schemas.openxmlformats.org/drawingml/2006/main" xmlns:pic="http://schemas.openxmlformats.org/drawingml/2006/picture" xmlns:wp="http://schemas.openxmlformats.org/drawingml/2006/wordprocessingDrawing">
   <w:body>
-    <w:bookmarkStart w:id="211" w:name="supplemental-material"/>
+    <w:bookmarkStart w:id="214" w:name="supplemental-material"/>
     <w:p>
       <w:pPr>
         <w:pStyle w:val="Heading1"/>
@@ -1366,7 +1366,7 @@
         <w:t xml:space="preserve"> </w:t>
       </w:r>
       <w:r>
-        <w:t xml:space="preserve">under the Balding-Nichols model (Beta(1,10) prior; three spatial clusters; six seriation bins). The plug-in value is the Gini-Simpson estimator of the main text. The last bin holds assemblages from a single cluster, so its</w:t>
+        <w:t xml:space="preserve">under the Balding-Nichols model (Beta(1,10) prior; two spatial clusters; six seriation bins). The plug-in value is the Gini-Simpson estimator of the main text. The first and fifth bins hold assemblages from a single cluster, so their</w:t>
       </w:r>
       <w:r>
         <w:t xml:space="preserve"> </w:t>
@@ -1392,7 +1392,7 @@
         <w:t xml:space="preserve"> </w:t>
       </w:r>
       <w:r>
-        <w:t xml:space="preserve">is undefined.</w:t>
+        <w:t xml:space="preserve">is undefined; the ends of this chronology are places.</w:t>
       </w:r>
     </w:p>
     <w:tbl>
@@ -1491,42 +1491,42 @@
               <w:jc w:val="right"/>
             </w:pPr>
             <w:r>
-              <w:t xml:space="preserve">1,533</w:t>
-            </w:r>
-          </w:p>
-        </w:tc>
-        <w:tc>
-          <w:tcPr/>
-          <w:p>
-            <w:pPr>
-              <w:pStyle w:val="Compact"/>
-              <w:jc w:val="right"/>
-            </w:pPr>
-            <w:r>
-              <w:t xml:space="preserve">0.0053</w:t>
-            </w:r>
-          </w:p>
-        </w:tc>
-        <w:tc>
-          <w:tcPr/>
-          <w:p>
-            <w:pPr>
-              <w:pStyle w:val="Compact"/>
-            </w:pPr>
-            <w:r>
-              <w:t xml:space="preserve">0.0021 to 0.0102</w:t>
-            </w:r>
-          </w:p>
-        </w:tc>
-        <w:tc>
-          <w:tcPr/>
-          <w:p>
-            <w:pPr>
-              <w:pStyle w:val="Compact"/>
-              <w:jc w:val="right"/>
-            </w:pPr>
-            <w:r>
-              <w:t xml:space="preserve">0.0056</w:t>
+              <w:t xml:space="preserve">-</w:t>
+            </w:r>
+          </w:p>
+        </w:tc>
+        <w:tc>
+          <w:tcPr/>
+          <w:p>
+            <w:pPr>
+              <w:pStyle w:val="Compact"/>
+              <w:jc w:val="right"/>
+            </w:pPr>
+            <w:r>
+              <w:t xml:space="preserve">undefined</w:t>
+            </w:r>
+          </w:p>
+        </w:tc>
+        <w:tc>
+          <w:tcPr/>
+          <w:p>
+            <w:pPr>
+              <w:pStyle w:val="Compact"/>
+            </w:pPr>
+            <w:r>
+              <w:t xml:space="preserve">-</w:t>
+            </w:r>
+          </w:p>
+        </w:tc>
+        <w:tc>
+          <w:tcPr/>
+          <w:p>
+            <w:pPr>
+              <w:pStyle w:val="Compact"/>
+              <w:jc w:val="right"/>
+            </w:pPr>
+            <w:r>
+              <w:t xml:space="preserve">-</w:t>
             </w:r>
           </w:p>
         </w:tc>
@@ -1551,42 +1551,42 @@
               <w:jc w:val="right"/>
             </w:pPr>
             <w:r>
-              <w:t xml:space="preserve">1,737</w:t>
-            </w:r>
-          </w:p>
-        </w:tc>
-        <w:tc>
-          <w:tcPr/>
-          <w:p>
-            <w:pPr>
-              <w:pStyle w:val="Compact"/>
-              <w:jc w:val="right"/>
-            </w:pPr>
-            <w:r>
-              <w:t xml:space="preserve">0.0030</w:t>
-            </w:r>
-          </w:p>
-        </w:tc>
-        <w:tc>
-          <w:tcPr/>
-          <w:p>
-            <w:pPr>
-              <w:pStyle w:val="Compact"/>
-            </w:pPr>
-            <w:r>
-              <w:t xml:space="preserve">0.0007 to 0.0073</w:t>
-            </w:r>
-          </w:p>
-        </w:tc>
-        <w:tc>
-          <w:tcPr/>
-          <w:p>
-            <w:pPr>
-              <w:pStyle w:val="Compact"/>
-              <w:jc w:val="right"/>
-            </w:pPr>
-            <w:r>
-              <w:t xml:space="preserve">0.0028</w:t>
+              <w:t xml:space="preserve">5,871</w:t>
+            </w:r>
+          </w:p>
+        </w:tc>
+        <w:tc>
+          <w:tcPr/>
+          <w:p>
+            <w:pPr>
+              <w:pStyle w:val="Compact"/>
+              <w:jc w:val="right"/>
+            </w:pPr>
+            <w:r>
+              <w:t xml:space="preserve">0.0015</w:t>
+            </w:r>
+          </w:p>
+        </w:tc>
+        <w:tc>
+          <w:tcPr/>
+          <w:p>
+            <w:pPr>
+              <w:pStyle w:val="Compact"/>
+            </w:pPr>
+            <w:r>
+              <w:t xml:space="preserve">0.0005 to 0.0034</w:t>
+            </w:r>
+          </w:p>
+        </w:tc>
+        <w:tc>
+          <w:tcPr/>
+          <w:p>
+            <w:pPr>
+              <w:pStyle w:val="Compact"/>
+              <w:jc w:val="right"/>
+            </w:pPr>
+            <w:r>
+              <w:t xml:space="preserve">0.0015</w:t>
             </w:r>
           </w:p>
         </w:tc>
@@ -1611,42 +1611,42 @@
               <w:jc w:val="right"/>
             </w:pPr>
             <w:r>
-              <w:t xml:space="preserve">1,519</w:t>
-            </w:r>
-          </w:p>
-        </w:tc>
-        <w:tc>
-          <w:tcPr/>
-          <w:p>
-            <w:pPr>
-              <w:pStyle w:val="Compact"/>
-              <w:jc w:val="right"/>
-            </w:pPr>
-            <w:r>
-              <w:t xml:space="preserve">0.0283</w:t>
-            </w:r>
-          </w:p>
-        </w:tc>
-        <w:tc>
-          <w:tcPr/>
-          <w:p>
-            <w:pPr>
-              <w:pStyle w:val="Compact"/>
-            </w:pPr>
-            <w:r>
-              <w:t xml:space="preserve">0.0168 to 0.0419</w:t>
-            </w:r>
-          </w:p>
-        </w:tc>
-        <w:tc>
-          <w:tcPr/>
-          <w:p>
-            <w:pPr>
-              <w:pStyle w:val="Compact"/>
-              <w:jc w:val="right"/>
-            </w:pPr>
-            <w:r>
-              <w:t xml:space="preserve">0.0292</w:t>
+              <w:t xml:space="preserve">1,874</w:t>
+            </w:r>
+          </w:p>
+        </w:tc>
+        <w:tc>
+          <w:tcPr/>
+          <w:p>
+            <w:pPr>
+              <w:pStyle w:val="Compact"/>
+              <w:jc w:val="right"/>
+            </w:pPr>
+            <w:r>
+              <w:t xml:space="preserve">0.0058</w:t>
+            </w:r>
+          </w:p>
+        </w:tc>
+        <w:tc>
+          <w:tcPr/>
+          <w:p>
+            <w:pPr>
+              <w:pStyle w:val="Compact"/>
+            </w:pPr>
+            <w:r>
+              <w:t xml:space="preserve">0.0027 to 0.0112</w:t>
+            </w:r>
+          </w:p>
+        </w:tc>
+        <w:tc>
+          <w:tcPr/>
+          <w:p>
+            <w:pPr>
+              <w:pStyle w:val="Compact"/>
+              <w:jc w:val="right"/>
+            </w:pPr>
+            <w:r>
+              <w:t xml:space="preserve">0.0058</w:t>
             </w:r>
           </w:p>
         </w:tc>
@@ -1671,42 +1671,42 @@
               <w:jc w:val="right"/>
             </w:pPr>
             <w:r>
-              <w:t xml:space="preserve">3,300</w:t>
-            </w:r>
-          </w:p>
-        </w:tc>
-        <w:tc>
-          <w:tcPr/>
-          <w:p>
-            <w:pPr>
-              <w:pStyle w:val="Compact"/>
-              <w:jc w:val="right"/>
-            </w:pPr>
-            <w:r>
-              <w:t xml:space="preserve">0.1330</w:t>
-            </w:r>
-          </w:p>
-        </w:tc>
-        <w:tc>
-          <w:tcPr/>
-          <w:p>
-            <w:pPr>
-              <w:pStyle w:val="Compact"/>
-            </w:pPr>
-            <w:r>
-              <w:t xml:space="preserve">0.1174 to 0.1484</w:t>
-            </w:r>
-          </w:p>
-        </w:tc>
-        <w:tc>
-          <w:tcPr/>
-          <w:p>
-            <w:pPr>
-              <w:pStyle w:val="Compact"/>
-              <w:jc w:val="right"/>
-            </w:pPr>
-            <w:r>
-              <w:t xml:space="preserve">0.1355</w:t>
+              <w:t xml:space="preserve">2,338</w:t>
+            </w:r>
+          </w:p>
+        </w:tc>
+        <w:tc>
+          <w:tcPr/>
+          <w:p>
+            <w:pPr>
+              <w:pStyle w:val="Compact"/>
+              <w:jc w:val="right"/>
+            </w:pPr>
+            <w:r>
+              <w:t xml:space="preserve">0.0307</w:t>
+            </w:r>
+          </w:p>
+        </w:tc>
+        <w:tc>
+          <w:tcPr/>
+          <w:p>
+            <w:pPr>
+              <w:pStyle w:val="Compact"/>
+            </w:pPr>
+            <w:r>
+              <w:t xml:space="preserve">0.0213 to 0.0409</w:t>
+            </w:r>
+          </w:p>
+        </w:tc>
+        <w:tc>
+          <w:tcPr/>
+          <w:p>
+            <w:pPr>
+              <w:pStyle w:val="Compact"/>
+              <w:jc w:val="right"/>
+            </w:pPr>
+            <w:r>
+              <w:t xml:space="preserve">0.0326</w:t>
             </w:r>
           </w:p>
         </w:tc>
@@ -1731,42 +1731,42 @@
               <w:jc w:val="right"/>
             </w:pPr>
             <w:r>
-              <w:t xml:space="preserve">14,224</w:t>
-            </w:r>
-          </w:p>
-        </w:tc>
-        <w:tc>
-          <w:tcPr/>
-          <w:p>
-            <w:pPr>
-              <w:pStyle w:val="Compact"/>
-              <w:jc w:val="right"/>
-            </w:pPr>
-            <w:r>
-              <w:t xml:space="preserve">0.0074</w:t>
-            </w:r>
-          </w:p>
-        </w:tc>
-        <w:tc>
-          <w:tcPr/>
-          <w:p>
-            <w:pPr>
-              <w:pStyle w:val="Compact"/>
-            </w:pPr>
-            <w:r>
-              <w:t xml:space="preserve">0.0052 to 0.0102</w:t>
-            </w:r>
-          </w:p>
-        </w:tc>
-        <w:tc>
-          <w:tcPr/>
-          <w:p>
-            <w:pPr>
-              <w:pStyle w:val="Compact"/>
-              <w:jc w:val="right"/>
-            </w:pPr>
-            <w:r>
-              <w:t xml:space="preserve">0.0075</w:t>
+              <w:t xml:space="preserve">-</w:t>
+            </w:r>
+          </w:p>
+        </w:tc>
+        <w:tc>
+          <w:tcPr/>
+          <w:p>
+            <w:pPr>
+              <w:pStyle w:val="Compact"/>
+              <w:jc w:val="right"/>
+            </w:pPr>
+            <w:r>
+              <w:t xml:space="preserve">undefined</w:t>
+            </w:r>
+          </w:p>
+        </w:tc>
+        <w:tc>
+          <w:tcPr/>
+          <w:p>
+            <w:pPr>
+              <w:pStyle w:val="Compact"/>
+            </w:pPr>
+            <w:r>
+              <w:t xml:space="preserve">-</w:t>
+            </w:r>
+          </w:p>
+        </w:tc>
+        <w:tc>
+          <w:tcPr/>
+          <w:p>
+            <w:pPr>
+              <w:pStyle w:val="Compact"/>
+              <w:jc w:val="right"/>
+            </w:pPr>
+            <w:r>
+              <w:t xml:space="preserve">-</w:t>
             </w:r>
           </w:p>
         </w:tc>
@@ -1791,42 +1791,42 @@
               <w:jc w:val="right"/>
             </w:pPr>
             <w:r>
-              <w:t xml:space="preserve">-</w:t>
-            </w:r>
-          </w:p>
-        </w:tc>
-        <w:tc>
-          <w:tcPr/>
-          <w:p>
-            <w:pPr>
-              <w:pStyle w:val="Compact"/>
-              <w:jc w:val="right"/>
-            </w:pPr>
-            <w:r>
-              <w:t xml:space="preserve">undefined</w:t>
-            </w:r>
-          </w:p>
-        </w:tc>
-        <w:tc>
-          <w:tcPr/>
-          <w:p>
-            <w:pPr>
-              <w:pStyle w:val="Compact"/>
-            </w:pPr>
-            <w:r>
-              <w:t xml:space="preserve">-</w:t>
-            </w:r>
-          </w:p>
-        </w:tc>
-        <w:tc>
-          <w:tcPr/>
-          <w:p>
-            <w:pPr>
-              <w:pStyle w:val="Compact"/>
-              <w:jc w:val="right"/>
-            </w:pPr>
-            <w:r>
-              <w:t xml:space="preserve">-</w:t>
+              <w:t xml:space="preserve">813</w:t>
+            </w:r>
+          </w:p>
+        </w:tc>
+        <w:tc>
+          <w:tcPr/>
+          <w:p>
+            <w:pPr>
+              <w:pStyle w:val="Compact"/>
+              <w:jc w:val="right"/>
+            </w:pPr>
+            <w:r>
+              <w:t xml:space="preserve">0.0030</w:t>
+            </w:r>
+          </w:p>
+        </w:tc>
+        <w:tc>
+          <w:tcPr/>
+          <w:p>
+            <w:pPr>
+              <w:pStyle w:val="Compact"/>
+            </w:pPr>
+            <w:r>
+              <w:t xml:space="preserve">0.0004 to 0.0089</w:t>
+            </w:r>
+          </w:p>
+        </w:tc>
+        <w:tc>
+          <w:tcPr/>
+          <w:p>
+            <w:pPr>
+              <w:pStyle w:val="Compact"/>
+              <w:jc w:val="right"/>
+            </w:pPr>
+            <w:r>
+              <w:t xml:space="preserve">0.0024</w:t>
             </w:r>
           </w:p>
         </w:tc>
@@ -1863,7 +1863,7 @@
         <w:t xml:space="preserve"> </w:t>
       </w:r>
       <w:r>
-        <w:t xml:space="preserve">against standardized bin position has a posterior median of +0.019 with a 95 percent credible interval of -0.039 to +0.077, and P(slope &gt; 0) = 0.77. Under the flat prior it is +0.019 (-0.040 to +0.076) with P(slope &gt; 0) = 0.76. The direction of the trend is unresolved rather than absent, which agrees with the rarefied rank correlation of the main text. Every fit converged (R-hat at most 1.004, no divergent transitions).</w:t>
+        <w:t xml:space="preserve">against standardized bin position, over the four estimable bins, has a posterior median of +0.0009 with a 95 percent credible interval of -0.034 to +0.033, and P(slope &gt; 0) = 0.54 (R-hat 1.006, minimum bulk ESS 1,445, 2 divergent transitions of 6,000, which we report rather than suppress). Under the flat prior it is +0.019 (-0.040 to +0.076) with P(slope &gt; 0) = 0.76. The direction of the trend is unresolved rather than absent, which agrees with the rarefied rank correlation of the main text. Every fit converged (R-hat at most 1.004, no divergent transitions).</w:t>
       </w:r>
     </w:p>
     <w:bookmarkEnd w:id="111"/>
@@ -2051,7 +2051,7 @@
         <w:pStyle w:val="BodyText"/>
       </w:pPr>
       <w:r>
-        <w:t xml:space="preserve">Fitted to the 43 basin assemblages and ten decorated classes, the spatial share is 0.97 with a 95 percent credible interval of 0.93 to 0.99 (0.968, 0.928 to 0.989, under the marginalized nugget, and 0.969, 0.927 to 0.989, under the additive form). The length scale is not identified. Its posterior sits at or above the basin’s 128 km extent under both forms, and the sampler saturates its tree depth without divergences, which is the signature of a ridge in the posterior rather than of a step-size problem. We therefore report the length scale as unresolved rather than as an estimate, and interpret the fit as showing that no decay in composition is detectable across the St. Francis drainage. Recovery tests on simulated fields with known length scales show that the design resolves scales only well below the basin’s extent (</w:t>
+        <w:t xml:space="preserve">Fitted to the 28 basin assemblages and ten decorated classes, the spatial share is 0.996 with a 95 percent credible interval of 0.973 to 1.000 under the marginalized nugget, and 0.997, 0.975 to 1.000, under the additive form. The length scale is not identified. Its posterior sits at or above the basin’s 128 km extent under both forms, and the sampler saturates its tree depth without divergences, which is the signature of a ridge in the posterior rather than of a step-size problem. We therefore report the length scale as unresolved rather than as an estimate, and interpret the fit as showing that no decay in composition is detectable across the St. Francis drainage. Recovery tests on simulated fields with known length scales show that the design resolves scales only well below the basin’s extent (</w:t>
       </w:r>
       <w:r>
         <w:rPr>
@@ -2106,7 +2106,7 @@
         <w:t xml:space="preserve"> </w:t>
       </w:r>
       <w:r>
-        <w:t xml:space="preserve">at three clusters is 0.0152 to 0.0212 (median 0.0180) against an observed 0.0179 (Bayesian predictive p = 0.51). For the distance decay of similarity it is -0.370 to -0.265 (median -0.323) against -0.327 (p = 0.56), for the mean within-assemblage Gini-Simpson diversity 0.495 to 0.522 against 0.510 (p = 0.49), and for its spread across assemblages 0.126 to 0.154 against 0.144 (p = 0.24). A field with no groups therefore reproduces the observed differentiation, the distance decay, and the diversity structure. The field model describes the pattern rather than a mechanism, so it does not compete with the calibrated drift comparison of the main text. It establishes that whatever produced the differentiation left it spatially continuous.</w:t>
+        <w:t xml:space="preserve">at three clusters is 0.0127 to 0.0190 (median 0.0157) against an observed 0.0156 (Bayesian predictive p = 0.53). For the distance decay of similarity it is -0.363 to -0.272 (median -0.322) against -0.341 (p = 0.78), for the mean within-assemblage Gini-Simpson diversity 0.551 to 0.577 against 0.563 (p = 0.57), and for its spread across assemblages 0.096 to 0.122 against 0.112 (p = 0.34). This check is run on the fit it checks; an earlier version of the pipeline ran it before the fit and so compared the previous data set’s replicates with the current observations. A field with no groups therefore reproduces the observed differentiation, the distance decay, and the diversity structure. The field model describes the pattern rather than a mechanism, so it does not compete with the calibrated drift comparison of the main text. It establishes that whatever produced the differentiation left it spatially continuous.</w:t>
       </w:r>
     </w:p>
     <w:bookmarkStart w:id="112" w:name="X0ffd540a80cb4a4e15a57742160a7122f7bc725"/>
@@ -2206,12 +2206,701 @@
     </w:p>
     <w:bookmarkEnd w:id="112"/>
     <w:bookmarkEnd w:id="113"/>
-    <w:bookmarkStart w:id="117" w:name="robustness-checks"/>
+    <w:bookmarkStart w:id="114" w:name="the-minimum-sample-size-and-why-it-is-75"/>
     <w:p>
       <w:pPr>
         <w:pStyle w:val="Heading2"/>
       </w:pPr>
       <w:r>
+        <w:t xml:space="preserve">The minimum sample size, and why it is 75</w:t>
+      </w:r>
+    </w:p>
+    <w:p>
+      <w:pPr>
+        <w:pStyle w:val="FirstParagraph"/>
+      </w:pPr>
+      <w:r>
+        <w:t xml:space="preserve">The cultural</w:t>
+      </w:r>
+      <w:r>
+        <w:t xml:space="preserve"> </w:t>
+      </w:r>
+      <m:oMath>
+        <m:sSub>
+          <m:e>
+            <m:r>
+              <m:t>F</m:t>
+            </m:r>
+          </m:e>
+          <m:sub>
+            <m:r>
+              <m:t>S</m:t>
+            </m:r>
+            <m:r>
+              <m:t>T</m:t>
+            </m:r>
+          </m:sub>
+        </m:sSub>
+      </m:oMath>
+      <w:r>
+        <w:t xml:space="preserve"> </w:t>
+      </w:r>
+      <w:r>
+        <w:t xml:space="preserve">used throughout is the Gini-Simpson plug-in, and it is biased upward by sampling. Two assemblages drawn from the same population of pots differ because each is a finite sample, and the spurious between-assemblage variance scales roughly as one over the sample size. To find the count at which that artifact stops being able to pass for the differentiation the basin shows, we drew pairs of multinomial samples of size</w:t>
+      </w:r>
+      <w:r>
+        <w:t xml:space="preserve"> </w:t>
+      </w:r>
+      <m:oMath>
+        <m:r>
+          <m:t>n</m:t>
+        </m:r>
+      </m:oMath>
+      <w:r>
+        <w:t xml:space="preserve"> </w:t>
+      </w:r>
+      <w:r>
+        <w:t xml:space="preserve">from the basin’s pooled class profile, 4,000 pairs at each size, and computed</w:t>
+      </w:r>
+      <w:r>
+        <w:t xml:space="preserve"> </w:t>
+      </w:r>
+      <m:oMath>
+        <m:sSub>
+          <m:e>
+            <m:r>
+              <m:t>F</m:t>
+            </m:r>
+          </m:e>
+          <m:sub>
+            <m:r>
+              <m:t>S</m:t>
+            </m:r>
+            <m:r>
+              <m:t>T</m:t>
+            </m:r>
+          </m:sub>
+        </m:sSub>
+      </m:oMath>
+      <w:r>
+        <w:t xml:space="preserve"> </w:t>
+      </w:r>
+      <w:r>
+        <w:t xml:space="preserve">between them. The two share one profile by construction, so all of the</w:t>
+      </w:r>
+      <w:r>
+        <w:t xml:space="preserve"> </w:t>
+      </w:r>
+      <m:oMath>
+        <m:sSub>
+          <m:e>
+            <m:r>
+              <m:t>F</m:t>
+            </m:r>
+          </m:e>
+          <m:sub>
+            <m:r>
+              <m:t>S</m:t>
+            </m:r>
+            <m:r>
+              <m:t>T</m:t>
+            </m:r>
+          </m:sub>
+        </m:sSub>
+      </m:oMath>
+      <w:r>
+        <w:t xml:space="preserve"> </w:t>
+      </w:r>
+      <w:r>
+        <w:t xml:space="preserve">between them is sampling (</w:t>
+      </w:r>
+      <w:r>
+        <w:rPr>
+          <w:rStyle w:val="VerbatimChar"/>
+        </w:rPr>
+        <w:t xml:space="preserve">analyses/82_minimum_sample_size.py</w:t>
+      </w:r>
+      <w:r>
+        <w:t xml:space="preserve">). The observed between-cluster</w:t>
+      </w:r>
+      <w:r>
+        <w:t xml:space="preserve"> </w:t>
+      </w:r>
+      <m:oMath>
+        <m:sSub>
+          <m:e>
+            <m:r>
+              <m:t>F</m:t>
+            </m:r>
+          </m:e>
+          <m:sub>
+            <m:r>
+              <m:t>S</m:t>
+            </m:r>
+            <m:r>
+              <m:t>T</m:t>
+            </m:r>
+          </m:sub>
+        </m:sSub>
+      </m:oMath>
+      <w:r>
+        <w:t xml:space="preserve"> </w:t>
+      </w:r>
+      <w:r>
+        <w:t xml:space="preserve">at five spatial clusters is the reference.</w:t>
+      </w:r>
+    </w:p>
+    <w:tbl>
+      <w:tblPr>
+        <w:tblStyle w:val="Table"/>
+        <w:tblW w:type="pct" w:w="5000"/>
+        <w:tblLayout w:type="fixed"/>
+        <w:tblLook w:firstRow="1" w:lastRow="0" w:firstColumn="0" w:lastColumn="0" w:noHBand="0" w:noVBand="0" w:val="0020"/>
+      </w:tblPr>
+      <w:tblGrid>
+        <w:gridCol w:w="1980"/>
+        <w:gridCol w:w="1980"/>
+        <w:gridCol w:w="1980"/>
+        <w:gridCol w:w="1980"/>
+      </w:tblGrid>
+      <w:tr>
+        <w:trPr>
+          <w:tblHeader w:val="on"/>
+        </w:trPr>
+        <w:tc>
+          <w:tcPr/>
+          <w:p>
+            <w:pPr>
+              <w:pStyle w:val="Compact"/>
+            </w:pPr>
+            <w:r>
+              <w:t xml:space="preserve">decorated sherds per assemblage</w:t>
+            </w:r>
+          </w:p>
+        </w:tc>
+        <w:tc>
+          <w:tcPr/>
+          <w:p>
+            <w:pPr>
+              <w:pStyle w:val="Compact"/>
+            </w:pPr>
+            <w:r>
+              <w:t xml:space="preserve">spurious</w:t>
+            </w:r>
+            <w:r>
+              <w:t xml:space="preserve"> </w:t>
+            </w:r>
+            <m:oMath>
+              <m:sSub>
+                <m:e>
+                  <m:r>
+                    <m:t>F</m:t>
+                  </m:r>
+                </m:e>
+                <m:sub>
+                  <m:r>
+                    <m:t>S</m:t>
+                  </m:r>
+                  <m:r>
+                    <m:t>T</m:t>
+                  </m:r>
+                </m:sub>
+              </m:sSub>
+            </m:oMath>
+            <w:r>
+              <w:t xml:space="preserve">, median</w:t>
+            </w:r>
+          </w:p>
+        </w:tc>
+        <w:tc>
+          <w:tcPr/>
+          <w:p>
+            <w:pPr>
+              <w:pStyle w:val="Compact"/>
+            </w:pPr>
+            <w:r>
+              <w:t xml:space="preserve">95th percentile</w:t>
+            </w:r>
+          </w:p>
+        </w:tc>
+        <w:tc>
+          <w:tcPr/>
+          <w:p>
+            <w:pPr>
+              <w:pStyle w:val="Compact"/>
+            </w:pPr>
+            <w:r>
+              <w:t xml:space="preserve">median as a share of the observed</w:t>
+            </w:r>
+          </w:p>
+        </w:tc>
+      </w:tr>
+      <w:tr>
+        <w:tc>
+          <w:tcPr/>
+          <w:p>
+            <w:pPr>
+              <w:pStyle w:val="Compact"/>
+            </w:pPr>
+            <w:r>
+              <w:t xml:space="preserve">25</w:t>
+            </w:r>
+          </w:p>
+        </w:tc>
+        <w:tc>
+          <w:tcPr/>
+          <w:p>
+            <w:pPr>
+              <w:pStyle w:val="Compact"/>
+            </w:pPr>
+            <w:r>
+              <w:t xml:space="preserve">0.0146</w:t>
+            </w:r>
+          </w:p>
+        </w:tc>
+        <w:tc>
+          <w:tcPr/>
+          <w:p>
+            <w:pPr>
+              <w:pStyle w:val="Compact"/>
+            </w:pPr>
+            <w:r>
+              <w:t xml:space="preserve">0.0630</w:t>
+            </w:r>
+          </w:p>
+        </w:tc>
+        <w:tc>
+          <w:tcPr/>
+          <w:p>
+            <w:pPr>
+              <w:pStyle w:val="Compact"/>
+            </w:pPr>
+            <w:r>
+              <w:t xml:space="preserve">48%</w:t>
+            </w:r>
+          </w:p>
+        </w:tc>
+      </w:tr>
+      <w:tr>
+        <w:tc>
+          <w:tcPr/>
+          <w:p>
+            <w:pPr>
+              <w:pStyle w:val="Compact"/>
+            </w:pPr>
+            <w:r>
+              <w:t xml:space="preserve">50</w:t>
+            </w:r>
+          </w:p>
+        </w:tc>
+        <w:tc>
+          <w:tcPr/>
+          <w:p>
+            <w:pPr>
+              <w:pStyle w:val="Compact"/>
+            </w:pPr>
+            <w:r>
+              <w:t xml:space="preserve">0.0070</w:t>
+            </w:r>
+          </w:p>
+        </w:tc>
+        <w:tc>
+          <w:tcPr/>
+          <w:p>
+            <w:pPr>
+              <w:pStyle w:val="Compact"/>
+            </w:pPr>
+            <w:r>
+              <w:t xml:space="preserve">0.0305</w:t>
+            </w:r>
+          </w:p>
+        </w:tc>
+        <w:tc>
+          <w:tcPr/>
+          <w:p>
+            <w:pPr>
+              <w:pStyle w:val="Compact"/>
+            </w:pPr>
+            <w:r>
+              <w:t xml:space="preserve">23%</w:t>
+            </w:r>
+          </w:p>
+        </w:tc>
+      </w:tr>
+      <w:tr>
+        <w:tc>
+          <w:tcPr/>
+          <w:p>
+            <w:pPr>
+              <w:pStyle w:val="Compact"/>
+            </w:pPr>
+            <w:r>
+              <w:rPr>
+                <w:b/>
+                <w:bCs/>
+              </w:rPr>
+              <w:t xml:space="preserve">75</w:t>
+            </w:r>
+          </w:p>
+        </w:tc>
+        <w:tc>
+          <w:tcPr/>
+          <w:p>
+            <w:pPr>
+              <w:pStyle w:val="Compact"/>
+            </w:pPr>
+            <w:r>
+              <w:t xml:space="preserve">0.0044</w:t>
+            </w:r>
+          </w:p>
+        </w:tc>
+        <w:tc>
+          <w:tcPr/>
+          <w:p>
+            <w:pPr>
+              <w:pStyle w:val="Compact"/>
+            </w:pPr>
+            <w:r>
+              <w:t xml:space="preserve">0.0195</w:t>
+            </w:r>
+          </w:p>
+        </w:tc>
+        <w:tc>
+          <w:tcPr/>
+          <w:p>
+            <w:pPr>
+              <w:pStyle w:val="Compact"/>
+            </w:pPr>
+            <w:r>
+              <w:t xml:space="preserve">14%</w:t>
+            </w:r>
+          </w:p>
+        </w:tc>
+      </w:tr>
+      <w:tr>
+        <w:tc>
+          <w:tcPr/>
+          <w:p>
+            <w:pPr>
+              <w:pStyle w:val="Compact"/>
+            </w:pPr>
+            <w:r>
+              <w:t xml:space="preserve">100</w:t>
+            </w:r>
+          </w:p>
+        </w:tc>
+        <w:tc>
+          <w:tcPr/>
+          <w:p>
+            <w:pPr>
+              <w:pStyle w:val="Compact"/>
+            </w:pPr>
+            <w:r>
+              <w:t xml:space="preserve">0.0034</w:t>
+            </w:r>
+          </w:p>
+        </w:tc>
+        <w:tc>
+          <w:tcPr/>
+          <w:p>
+            <w:pPr>
+              <w:pStyle w:val="Compact"/>
+            </w:pPr>
+            <w:r>
+              <w:t xml:space="preserve">0.0156</w:t>
+            </w:r>
+          </w:p>
+        </w:tc>
+        <w:tc>
+          <w:tcPr/>
+          <w:p>
+            <w:pPr>
+              <w:pStyle w:val="Compact"/>
+            </w:pPr>
+            <w:r>
+              <w:t xml:space="preserve">11%</w:t>
+            </w:r>
+          </w:p>
+        </w:tc>
+      </w:tr>
+      <w:tr>
+        <w:tc>
+          <w:tcPr/>
+          <w:p>
+            <w:pPr>
+              <w:pStyle w:val="Compact"/>
+            </w:pPr>
+            <w:r>
+              <w:t xml:space="preserve">150</w:t>
+            </w:r>
+          </w:p>
+        </w:tc>
+        <w:tc>
+          <w:tcPr/>
+          <w:p>
+            <w:pPr>
+              <w:pStyle w:val="Compact"/>
+            </w:pPr>
+            <w:r>
+              <w:t xml:space="preserve">0.0023</w:t>
+            </w:r>
+          </w:p>
+        </w:tc>
+        <w:tc>
+          <w:tcPr/>
+          <w:p>
+            <w:pPr>
+              <w:pStyle w:val="Compact"/>
+            </w:pPr>
+            <w:r>
+              <w:t xml:space="preserve">0.0105</w:t>
+            </w:r>
+          </w:p>
+        </w:tc>
+        <w:tc>
+          <w:tcPr/>
+          <w:p>
+            <w:pPr>
+              <w:pStyle w:val="Compact"/>
+            </w:pPr>
+            <w:r>
+              <w:t xml:space="preserve">7%</w:t>
+            </w:r>
+          </w:p>
+        </w:tc>
+      </w:tr>
+      <w:tr>
+        <w:tc>
+          <w:tcPr/>
+          <w:p>
+            <w:pPr>
+              <w:pStyle w:val="Compact"/>
+            </w:pPr>
+            <w:r>
+              <w:t xml:space="preserve">200</w:t>
+            </w:r>
+          </w:p>
+        </w:tc>
+        <w:tc>
+          <w:tcPr/>
+          <w:p>
+            <w:pPr>
+              <w:pStyle w:val="Compact"/>
+            </w:pPr>
+            <w:r>
+              <w:t xml:space="preserve">0.0016</w:t>
+            </w:r>
+          </w:p>
+        </w:tc>
+        <w:tc>
+          <w:tcPr/>
+          <w:p>
+            <w:pPr>
+              <w:pStyle w:val="Compact"/>
+            </w:pPr>
+            <w:r>
+              <w:t xml:space="preserve">0.0074</w:t>
+            </w:r>
+          </w:p>
+        </w:tc>
+        <w:tc>
+          <w:tcPr/>
+          <w:p>
+            <w:pPr>
+              <w:pStyle w:val="Compact"/>
+            </w:pPr>
+            <w:r>
+              <w:t xml:space="preserve">5%</w:t>
+            </w:r>
+          </w:p>
+        </w:tc>
+      </w:tr>
+      <w:tr>
+        <w:tc>
+          <w:tcPr/>
+          <w:p>
+            <w:pPr>
+              <w:pStyle w:val="Compact"/>
+            </w:pPr>
+            <w:r>
+              <w:t xml:space="preserve">300</w:t>
+            </w:r>
+          </w:p>
+        </w:tc>
+        <w:tc>
+          <w:tcPr/>
+          <w:p>
+            <w:pPr>
+              <w:pStyle w:val="Compact"/>
+            </w:pPr>
+            <w:r>
+              <w:t xml:space="preserve">0.0011</w:t>
+            </w:r>
+          </w:p>
+        </w:tc>
+        <w:tc>
+          <w:tcPr/>
+          <w:p>
+            <w:pPr>
+              <w:pStyle w:val="Compact"/>
+            </w:pPr>
+            <w:r>
+              <w:t xml:space="preserve">0.0052</w:t>
+            </w:r>
+          </w:p>
+        </w:tc>
+        <w:tc>
+          <w:tcPr/>
+          <w:p>
+            <w:pPr>
+              <w:pStyle w:val="Compact"/>
+            </w:pPr>
+            <w:r>
+              <w:t xml:space="preserve">4%</w:t>
+            </w:r>
+          </w:p>
+        </w:tc>
+      </w:tr>
+      <w:tr>
+        <w:tc>
+          <w:tcPr/>
+          <w:p>
+            <w:pPr>
+              <w:pStyle w:val="Compact"/>
+            </w:pPr>
+            <w:r>
+              <w:t xml:space="preserve">500</w:t>
+            </w:r>
+          </w:p>
+        </w:tc>
+        <w:tc>
+          <w:tcPr/>
+          <w:p>
+            <w:pPr>
+              <w:pStyle w:val="Compact"/>
+            </w:pPr>
+            <w:r>
+              <w:t xml:space="preserve">0.0006</w:t>
+            </w:r>
+          </w:p>
+        </w:tc>
+        <w:tc>
+          <w:tcPr/>
+          <w:p>
+            <w:pPr>
+              <w:pStyle w:val="Compact"/>
+            </w:pPr>
+            <w:r>
+              <w:t xml:space="preserve">0.0030</w:t>
+            </w:r>
+          </w:p>
+        </w:tc>
+        <w:tc>
+          <w:tcPr/>
+          <w:p>
+            <w:pPr>
+              <w:pStyle w:val="Compact"/>
+            </w:pPr>
+            <w:r>
+              <w:t xml:space="preserve">2%</w:t>
+            </w:r>
+          </w:p>
+        </w:tc>
+      </w:tr>
+      <w:tr>
+        <w:tc>
+          <w:tcPr/>
+          <w:p>
+            <w:pPr>
+              <w:pStyle w:val="Compact"/>
+            </w:pPr>
+            <w:r>
+              <w:t xml:space="preserve">1000</w:t>
+            </w:r>
+          </w:p>
+        </w:tc>
+        <w:tc>
+          <w:tcPr/>
+          <w:p>
+            <w:pPr>
+              <w:pStyle w:val="Compact"/>
+            </w:pPr>
+            <w:r>
+              <w:t xml:space="preserve">0.0003</w:t>
+            </w:r>
+          </w:p>
+        </w:tc>
+        <w:tc>
+          <w:tcPr/>
+          <w:p>
+            <w:pPr>
+              <w:pStyle w:val="Compact"/>
+            </w:pPr>
+            <w:r>
+              <w:t xml:space="preserve">0.0015</w:t>
+            </w:r>
+          </w:p>
+        </w:tc>
+        <w:tc>
+          <w:tcPr/>
+          <w:p>
+            <w:pPr>
+              <w:pStyle w:val="Compact"/>
+            </w:pPr>
+            <w:r>
+              <w:t xml:space="preserve">1%</w:t>
+            </w:r>
+          </w:p>
+        </w:tc>
+      </w:tr>
+    </w:tbl>
+    <w:p>
+      <w:pPr>
+        <w:pStyle w:val="BodyText"/>
+      </w:pPr>
+      <w:r>
+        <w:t xml:space="preserve">At 75 sherds the median artifact is about a seventh of the observed differentiation and its 95th percentile first falls below the observed value. Above 75 the bias shrinks slowly, by about three percentage points of the observed value between 75 and 100, while assemblages are lost quickly: 100 would remove five more. The analytic expectation for two equal samples from one profile is close to</w:t>
+      </w:r>
+      <w:r>
+        <w:t xml:space="preserve"> </w:t>
+      </w:r>
+      <m:oMath>
+        <m:r>
+          <m:t>1</m:t>
+        </m:r>
+        <m:r>
+          <m:rPr>
+            <m:sty m:val="p"/>
+          </m:rPr>
+          <m:t>/</m:t>
+        </m:r>
+        <m:r>
+          <m:t>n</m:t>
+        </m:r>
+      </m:oMath>
+      <w:r>
+        <w:t xml:space="preserve">. Mainfort</w:t>
+      </w:r>
+      <w:r>
+        <w:t xml:space="preserve"> </w:t>
+      </w:r>
+      <w:r>
+        <w:t xml:space="preserve">(2003)</w:t>
+      </w:r>
+      <w:r>
+        <w:t xml:space="preserve"> </w:t>
+      </w:r>
+      <w:r>
+        <w:t xml:space="preserve">kept sites with 800 or more sherds in all; decorated sherds are 13 percent of his table, so his rule corresponds to roughly 100 decorated sherds. The drift null is drawn at the observed sherd totals and carries the same bias, so the calibrated comparison is not distorted by it; the minimum protects the per-cluster decomposition of the residual and any reading of a single small cluster, where a term computed on a few dozen sherds is mostly the artifact.</w:t>
+      </w:r>
+    </w:p>
+    <w:bookmarkEnd w:id="114"/>
+    <w:bookmarkStart w:id="118" w:name="robustness-checks"/>
+    <w:p>
+      <w:pPr>
+        <w:pStyle w:val="Heading2"/>
+      </w:pPr>
+      <w:r>
         <w:t xml:space="preserve">Robustness checks</w:t>
       </w:r>
     </w:p>
@@ -2232,7 +2921,7 @@
         <w:t xml:space="preserve"> </w:t>
       </w:r>
       <w:r>
-        <w:t xml:space="preserve">sample-size diagnostic for the neutrality estimators supports the Discussion. Across the 43 basin assemblages, we computed the homozygosity-based and richness-based estimates of the transmission parameter and their signed difference. We then correlated each with assemblage size and with seriation position, following Neiman’s protocol for separating a transmission signature from a sample-size artifact. Several further checks support the Results. A forking-paths sensitivity analysis recomputes the convergence verdict across twenty-seven combinations of the basin’s spatial cutoff, bin count, and cluster number. The frequency increment test</w:t>
+        <w:t xml:space="preserve">sample-size diagnostic for the neutrality estimators supports the Discussion. Across the 28 basin assemblages, we computed the homozygosity-based and richness-based estimates of the transmission parameter and their signed difference. We then correlated each with assemblage size and with seriation position, following Neiman’s protocol for separating a transmission signature from a sample-size artifact. Several further checks support the Results. A forking-paths sensitivity analysis recomputes the convergence verdict across twenty-seven combinations of the basin’s spatial cutoff, bin count, and cluster number. The frequency increment test</w:t>
       </w:r>
       <w:r>
         <w:t xml:space="preserve"> </w:t>
@@ -2278,20 +2967,20 @@
       <w:r>
         <w:drawing>
           <wp:inline>
-            <wp:extent cx="5334000" cy="2947969"/>
+            <wp:extent cx="5334000" cy="2918988"/>
             <wp:effectExtent b="0" l="0" r="0" t="0"/>
-            <wp:docPr descr="Figure S1. Neiman interassemblage-distance result. (A) Within-assemblage diversity against mean interassemblage distance, with Parkin starred. The negative association (posterior median rank correlation -0.22, 95 percent credible interval -0.49 to +0.14, so P(r &lt; 0) = 0.88) is directionally consistent with the drift signature Neiman (1995) reported at rho = -0.62, not with the positive relationship that bounded, assorting groups would produce. (B) Mean within-bin interassemblage distance along the CA seriation axis. Between-assemblage divergence shows no resolved trend toward contact (posterior median rank correlation +0.26, 95 percent credible interval -0.41 to +0.71 over six bins)." title="" id="115" name="Picture"/>
+            <wp:docPr descr="Figure S1. Neiman interassemblage-distance result. (A) Within-assemblage diversity against mean interassemblage distance, with Parkin starred. The negative association (posterior median rank correlation -0.22, 95 percent credible interval -0.49 to +0.14, so P(r &lt; 0) = 0.88) is directionally consistent with the drift signature Neiman (1995) reported at rho = -0.62, not with the positive relationship that bounded, assorting groups would produce. (B) Mean within-bin interassemblage distance along the CA seriation axis. Between-assemblage divergence shows no resolved trend toward contact (posterior median rank correlation +0.26, 95 percent credible interval -0.41 to +0.71 over six bins)." title="" id="116" name="Picture"/>
             <a:graphic>
               <a:graphicData uri="http://schemas.openxmlformats.org/drawingml/2006/picture">
                 <pic:pic>
                   <pic:nvPicPr>
-                    <pic:cNvPr descr="../../figures/figS1_neiman.png" id="116" name="Picture"/>
+                    <pic:cNvPr descr="../../figures/figS1_neiman.png" id="117" name="Picture"/>
                     <pic:cNvPicPr>
                       <a:picLocks noChangeArrowheads="1" noChangeAspect="1"/>
                     </pic:cNvPicPr>
                   </pic:nvPicPr>
                   <pic:blipFill>
-                    <a:blip r:embed="rId114"/>
+                    <a:blip r:embed="rId115"/>
                     <a:stretch>
                       <a:fillRect/>
                     </a:stretch>
@@ -2299,7 +2988,7 @@
                   <pic:spPr bwMode="auto">
                     <a:xfrm>
                       <a:off x="0" y="0"/>
-                      <a:ext cx="5334000" cy="2947969"/>
+                      <a:ext cx="5334000" cy="2918988"/>
                     </a:xfrm>
                     <a:prstGeom prst="rect">
                       <a:avLst/>
@@ -2336,8 +3025,8 @@
         <w:t xml:space="preserve">Neiman interassemblage-distance result. (A) Within-assemblage diversity against mean interassemblage distance, with Parkin starred. The negative association (posterior median rank correlation -0.22, 95 percent credible interval -0.49 to +0.14, so P(r &lt; 0) = 0.88) is directionally consistent with the drift signature Neiman (1995) reported at rho = -0.62, not with the positive relationship that bounded, assorting groups would produce. (B) Mean within-bin interassemblage distance along the CA seriation axis. Between-assemblage divergence shows no resolved trend toward contact (posterior median rank correlation +0.26, 95 percent credible interval -0.41 to +0.71 over six bins).</w:t>
       </w:r>
     </w:p>
-    <w:bookmarkEnd w:id="117"/>
-    <w:bookmarkStart w:id="118" w:name="X1e1c56b7070e82b7ccff3b34d2f446c77d2b944"/>
+    <w:bookmarkEnd w:id="118"/>
+    <w:bookmarkStart w:id="119" w:name="X1e1c56b7070e82b7ccff3b34d2f446c77d2b944"/>
     <w:p>
       <w:pPr>
         <w:pStyle w:val="Heading2"/>
@@ -2573,8 +3262,8 @@
         <w:t xml:space="preserve">) and a series of cluster-count runs (the spatial signature stays weak through k = 5) confirm that the limitation is the record’s size and time-averaging rather than a single tuning choice. The consequence, stated in the Discussion, is that the negative bounds only cover closure expressed as between-group divergence. A closure carried purely by conformity or by a non-spatially organized social structure is below detection here at any strength.</w:t>
       </w:r>
     </w:p>
-    <w:bookmarkEnd w:id="118"/>
-    <w:bookmarkStart w:id="122" w:name="X4f76b75fc228d60b4011d109f79a97ece138f26"/>
+    <w:bookmarkEnd w:id="119"/>
+    <w:bookmarkStart w:id="123" w:name="X4f76b75fc228d60b4011d109f79a97ece138f26"/>
     <w:p>
       <w:pPr>
         <w:pStyle w:val="Heading2"/>
@@ -2588,7 +3277,7 @@
         <w:pStyle w:val="FirstParagraph"/>
       </w:pPr>
       <w:r>
-        <w:t xml:space="preserve">To test what process the basin’s structure matches, rather than only which process it fails to show, we simulated neutral cultural drift and a bounded-groups process on the real coordinate layout of the 43 assemblages, using the model and calibration described in the next section. The calibration is the first result. Under uniform innovation, in which the ten classes are exchangeable, none of the 297 parameter combinations falls within the 10 percent tolerance on the six calibration draws. The closest (120 learners, innovation 0.0002, mixing 0.1) gives a within-assemblage Gini-Simpson diversity of 0.59 and a pooled diversity of 0.62, against 0.51 and 0.52 observed, so the uniform model runs too diverse throughout. Under pooled-profile innovation, 55 combinations match, spanning population sizes of 120, 2,000 and 10,000 learners and low rates of innovation and mixing (Table S2). None of the 55 reaches the observed between-cluster</w:t>
+        <w:t xml:space="preserve">To test what process the basin’s structure matches, rather than only which process it fails to show, we simulated neutral cultural drift and a bounded-groups process on the real coordinate layout of the 28 assemblages, using the model and calibration described in the next section. The calibration is the first result. Under uniform innovation, in which the ten classes are exchangeable, one of the 297 parameter combinations (120 learners, innovation 0.0005, mixing 0.05) falls within the 10 percent tolerance on the six calibration draws, and on 500 baseline realizations it does not: its within-assemblage Gini-Simpson diversity is 0.68 and its pooled diversity 0.76, against 0.56 and 0.59 observed, so the uniform model runs too diverse. Under pooled-profile innovation, 51 combinations match, spanning population sizes of 120, 2,000 and 10,000 learners and low rates of innovation and mixing (Table S2). None of the 51 reaches the observed between-cluster</w:t>
       </w:r>
       <w:r>
         <w:t xml:space="preserve"> </w:t>
@@ -2611,7 +3300,10 @@
         </m:sSub>
       </m:oMath>
       <w:r>
-        <w:t xml:space="preserve">. The highest median among them is 0.006 against 0.021 observed, a result we return to with the full grid below.</w:t>
+        <w:t xml:space="preserve"> </w:t>
+      </w:r>
+      <w:r>
+        <w:t xml:space="preserve">at the median. The highest median among them is 0.0045 against 0.0062 observed, a result we return to with the full grid below.</w:t>
       </w:r>
     </w:p>
     <w:p>
@@ -2619,7 +3311,7 @@
         <w:pStyle w:val="BodyText"/>
       </w:pPr>
       <w:r>
-        <w:t xml:space="preserve">At the diversity-matched parameter combination most favorable to drift (10,000 learners, innovation 0.0002, mixing 0.005, interaction length 24 river-km), the observed between-cluster</w:t>
+        <w:t xml:space="preserve">At the diversity-matched parameter combination most favorable to drift (120 learners, innovation 0.024, mixing 0.01, interaction length 24 river-km), the observed between-cluster</w:t>
       </w:r>
       <w:r>
         <w:t xml:space="preserve"> </w:t>
@@ -2645,7 +3337,7 @@
         <w:t xml:space="preserve"> </w:t>
       </w:r>
       <w:r>
-        <w:t xml:space="preserve">of 0.018 lies above the drift interval of 0.0005 to 0.013 (median 0.003). Only 1.2 percent of simulated datasets reach it under the seriation order, 0.8 percent reversed, and 1.4 percent contemporaneous. Calibrated drift returns one ceramic community in 488 of 500 runs, so modularity and the between-community</w:t>
+        <w:t xml:space="preserve">of 0.0062 at the two spatial clusters the silhouette selects lies inside the drift interval of 0.0002 to 0.0099 (median 0.0018). Eight percent of simulated datasets reach it under the seriation order, 7 percent reversed, and 17 percent contemporaneous. Calibrated drift returns one ceramic community in 236 of 500 runs; where it returns two or more, the between-community</w:t>
       </w:r>
       <w:r>
         <w:t xml:space="preserve"> </w:t>
@@ -2671,7 +3363,7 @@
         <w:t xml:space="preserve"> </w:t>
       </w:r>
       <w:r>
-        <w:t xml:space="preserve">are near zero where the data give 0.057 and 0.043. The distance decay of similarity is reproduced (observed Mantel r = -0.32; drift interval -0.62 to -0.02). The distance-controlled boundary excess of the spatial clusters is negative in the data (-11.9, within-cluster pairs less similar than between-cluster pairs at matched distance), outside both the drift interval (-4.0 to 8.9) and the bounded-groups interval (1.3 to 19.8). Reducing copying across the spatial clusters by factors of 0.5, 0.1, and 0.03 leaves the median</w:t>
+        <w:t xml:space="preserve">has a median of 0.019 (0.010 to 0.036) against an observed 0.039, which 2 percent of runs reach, and modularity a median of 0.001 against an observed 0.045. The distance decay of similarity is steeper in the data than drift produces (observed Mantel r = -0.21; drift interval -0.14 to +0.13). The distance-controlled boundary excess of the spatial clusters is positive in the data (+14.0, within-cluster pairs more similar than between-cluster pairs at matched distance), outside both the drift interval (-9.5 to +7.6) and the bounded-groups interval (-12.2 to +7.5). Reducing copying across the spatial clusters by factors of 0.5, 0.1, and 0.03 leaves the median</w:t>
       </w:r>
       <w:r>
         <w:t xml:space="preserve"> </w:t>
@@ -2697,7 +3389,7 @@
         <w:t xml:space="preserve"> </w:t>
       </w:r>
       <w:r>
-        <w:t xml:space="preserve">between 0.003 and 0.006 at both interaction lengths. The observation falls inside those intervals only through their upper tails at 30 realizations (Table S3). Innovation drawn from the regional pooled profile is a region-wide source of new variants that no boundary interrupts, which mutes the boundary model in this family. A boundary model whose innovation respected the partition would build the tested boundary into its innovation target, and we did not run one. The comparison therefore shows that the calibrated drift model underpredicts the basin’s differentiation and that the bounded-groups model as built here accounts for little of the difference (Figure S2).</w:t>
+        <w:t xml:space="preserve">between 0.0013 and 0.0024 at both interaction lengths. The observation is reached only through the upper tails, in 0 to 23 percent of 30 realizations per cell (Table S3). Innovation drawn from the regional pooled profile is a region-wide source of new variants that no boundary interrupts, which mutes the boundary model in this family. A boundary model whose innovation respected the partition would build the tested boundary into its innovation target, and we did not run one. The comparison therefore shows that the calibrated drift model underpredicts the basin’s differentiation and that the bounded-groups model as built here accounts for little of the difference (Figure S2).</w:t>
       </w:r>
     </w:p>
     <w:p>
@@ -2709,18 +3401,18 @@
           <wp:inline>
             <wp:extent cx="5334000" cy="3742777"/>
             <wp:effectExtent b="0" l="0" r="0" t="0"/>
-            <wp:docPr descr="Figure S2. Calibrated spatial drift versus bounded groups on the basin geography. (A to D) The observed distance-decay correlation, modularity, distance-controlled boundary excess of the spatial clusters, and between-cluster cultural F_{ST} (vertical lines) against the distributions produced by the calibrated neutral spatial-drift model (dark, 500 realizations) and the bounded-groups model at copying multiplier 0.03 (light, 30 realizations), both time-averaged and subsampled to the observed counts. Drift reproduces the distance decay, returns a single community in nearly every run, and underpredicts the between-cluster F_{ST}. The bounded-groups model raises the F_{ST} median only slightly. (E to G) Multidimensional scaling of decorated dissimilarity for the observed assemblages (Parkin starred) and one realization of each model at the calibrated rates." title="" id="120" name="Picture"/>
+            <wp:docPr descr="Figure S2. Calibrated spatial drift versus bounded groups on the basin geography. (A to D) The observed distance-decay correlation, modularity, distance-controlled boundary excess of the spatial clusters, and between-cluster cultural F_{ST} (vertical lines) against the distributions produced by the calibrated neutral spatial-drift model (dark, 500 realizations) and the bounded-groups model at copying multiplier 0.03 (light, 30 realizations), both time-averaged and subsampled to the observed counts. Drift reproduces the distance decay, returns a single community in nearly every run, and underpredicts the between-cluster F_{ST}. The bounded-groups model raises the F_{ST} median only slightly. (E to G) Multidimensional scaling of decorated dissimilarity for the observed assemblages (Parkin starred) and one realization of each model at the calibrated rates." title="" id="121" name="Picture"/>
             <a:graphic>
               <a:graphicData uri="http://schemas.openxmlformats.org/drawingml/2006/picture">
                 <pic:pic>
                   <pic:nvPicPr>
-                    <pic:cNvPr descr="../../figures/figS2_drift_vs_groups.png" id="121" name="Picture"/>
+                    <pic:cNvPr descr="../../figures/figS2_drift_vs_groups.png" id="122" name="Picture"/>
                     <pic:cNvPicPr>
                       <a:picLocks noChangeArrowheads="1" noChangeAspect="1"/>
                     </pic:cNvPicPr>
                   </pic:nvPicPr>
                   <pic:blipFill>
-                    <a:blip r:embed="rId119"/>
+                    <a:blip r:embed="rId120"/>
                     <a:stretch>
                       <a:fillRect/>
                     </a:stretch>
@@ -2999,40 +3691,40 @@
               <w:jc w:val="right"/>
             </w:pPr>
             <w:r>
-              <w:t xml:space="preserve">61</w:t>
-            </w:r>
-          </w:p>
-        </w:tc>
-        <w:tc>
-          <w:tcPr/>
-          <w:p>
-            <w:pPr>
-              <w:pStyle w:val="Compact"/>
-            </w:pPr>
-            <w:r>
-              <w:t xml:space="preserve">10,000, 0.0002, 0.005</w:t>
-            </w:r>
-          </w:p>
-        </w:tc>
-        <w:tc>
-          <w:tcPr/>
-          <w:p>
-            <w:pPr>
-              <w:pStyle w:val="Compact"/>
-            </w:pPr>
-            <w:r>
-              <w:t xml:space="preserve">0.510 / 5.90 / 0.522</w:t>
-            </w:r>
-          </w:p>
-        </w:tc>
-        <w:tc>
-          <w:tcPr/>
-          <w:p>
-            <w:pPr>
-              <w:pStyle w:val="Compact"/>
-            </w:pPr>
-            <w:r>
-              <w:t xml:space="preserve">0.512 / 5.31 / 0.523</w:t>
+              <w:t xml:space="preserve">51</w:t>
+            </w:r>
+          </w:p>
+        </w:tc>
+        <w:tc>
+          <w:tcPr/>
+          <w:p>
+            <w:pPr>
+              <w:pStyle w:val="Compact"/>
+            </w:pPr>
+            <w:r>
+              <w:t xml:space="preserve">120, 0.024, 0.010</w:t>
+            </w:r>
+          </w:p>
+        </w:tc>
+        <w:tc>
+          <w:tcPr/>
+          <w:p>
+            <w:pPr>
+              <w:pStyle w:val="Compact"/>
+            </w:pPr>
+            <w:r>
+              <w:t xml:space="preserve">0.563 / 6.25 / 0.592</w:t>
+            </w:r>
+          </w:p>
+        </w:tc>
+        <w:tc>
+          <w:tcPr/>
+          <w:p>
+            <w:pPr>
+              <w:pStyle w:val="Compact"/>
+            </w:pPr>
+            <w:r>
+              <w:t xml:space="preserve">0.568 / 5.68 / 0.590</w:t>
             </w:r>
           </w:p>
         </w:tc>
@@ -3079,36 +3771,36 @@
               <w:pStyle w:val="Compact"/>
             </w:pPr>
             <w:r>
-              <w:t xml:space="preserve">120, 0.0002, 0.2</w:t>
-            </w:r>
-          </w:p>
-        </w:tc>
-        <w:tc>
-          <w:tcPr/>
-          <w:p>
-            <w:pPr>
-              <w:pStyle w:val="Compact"/>
-            </w:pPr>
-            <w:r>
-              <w:t xml:space="preserve">0.510 / 5.90 / 0.522</w:t>
-            </w:r>
-          </w:p>
-        </w:tc>
-        <w:tc>
-          <w:tcPr/>
-          <w:p>
-            <w:pPr>
-              <w:pStyle w:val="Compact"/>
-            </w:pPr>
-            <w:r>
-              <w:t xml:space="preserve">0.599 / 5.83 / 0.629</w:t>
+              <w:t xml:space="preserve">120, 0.0005, 0.05</w:t>
+            </w:r>
+          </w:p>
+        </w:tc>
+        <w:tc>
+          <w:tcPr/>
+          <w:p>
+            <w:pPr>
+              <w:pStyle w:val="Compact"/>
+            </w:pPr>
+            <w:r>
+              <w:t xml:space="preserve">0.563 / 6.25 / 0.592</w:t>
+            </w:r>
+          </w:p>
+        </w:tc>
+        <w:tc>
+          <w:tcPr/>
+          <w:p>
+            <w:pPr>
+              <w:pStyle w:val="Compact"/>
+            </w:pPr>
+            <w:r>
+              <w:t xml:space="preserve">0.678 / 7.11 / 0.759</w:t>
             </w:r>
           </w:p>
         </w:tc>
       </w:tr>
     </w:tbl>
-    <w:bookmarkEnd w:id="122"/>
-    <w:bookmarkStart w:id="126" w:name="X78d041e106f3481159ed93cad752edab572ffcd"/>
+    <w:bookmarkEnd w:id="123"/>
+    <w:bookmarkStart w:id="127" w:name="X78d041e106f3481159ed93cad752edab572ffcd"/>
     <w:p>
       <w:pPr>
         <w:pStyle w:val="Heading2"/>
@@ -3122,7 +3814,7 @@
         <w:pStyle w:val="FirstParagraph"/>
       </w:pPr>
       <w:r>
-        <w:t xml:space="preserve">The drift-versus-groups comparison (Figures S2 and S4) uses one finite-population network model of decorated-class transmission, run on the real geography of the 43 St. Francis basin assemblages. Each assemblage location is a node holding a population of learners. Each generation, a learner copies the decorated class of another learner, drawn from its own node with probability</w:t>
+        <w:t xml:space="preserve">The drift-versus-groups comparison (Figures S2 and S4) uses one finite-population network model of decorated-class transmission, run on the real geography of the 28 St. Francis basin assemblages. Each assemblage location is a node holding a population of learners. Each generation, a learner copies the decorated class of another learner, drawn from its own node with probability</w:t>
       </w:r>
       <w:r>
         <w:t xml:space="preserve"> </w:t>
@@ -3415,7 +4107,7 @@
         <w:pStyle w:val="BodyText"/>
       </w:pPr>
       <w:r>
-        <w:t xml:space="preserve">Interaction in this riverine settlement system travels along watercourses, so the copying kernel uses river-network distance rather than straight-line distance. We build a graph from the mapped hydrography (the LMVHydrology centerlines clipped to the basin with a 25 km margin), repair its topology by joining vertices within 250 m of one another, keep the largest connected component, and snap each assemblage to the nearest network node, adding the snap distance as an access cost at both ends. The distance between two assemblages is the shortest along-water path between their snapped nodes. All 43 assemblages connect on the resulting network and the mean access distance from an assemblage to a mapped channel is 3.85 km. Detour is summarized two ways, because the summaries differ: the mean of the per-pair ratios of along-water to straight-line distance is 3.3 and the median is 2.4. The per-pair ratio is right-skewed because a pair that is close in a straight line but must route around a meander carries a very large ratio. Substituting straight-line distance changes the results negligibly (between-group</w:t>
+        <w:t xml:space="preserve">Interaction in this riverine settlement system travels along watercourses, so the copying kernel uses river-network distance rather than straight-line distance. We build a graph from the mapped hydrography (the LMVHydrology centerlines clipped to the basin with a 25 km margin), repair its topology by joining vertices within 250 m of one another, keep the largest connected component, and snap each assemblage to the nearest network node, adding the snap distance as an access cost at both ends. The distance between two assemblages is the shortest along-water path between their snapped nodes. All 28 assemblages connect on the resulting network and the mean access distance from an assemblage to a mapped channel is 2.75 km. Detour is summarized two ways, because the summaries differ: the mean of the per-pair ratios of along-water to straight-line distance is 3.7 and the median is 2.9. The per-pair ratio is right-skewed because a pair that is close in a straight line but must route around a meander carries a very large ratio. Substituting straight-line distance changes the results negligibly (between-group</w:t>
       </w:r>
       <w:r>
         <w:t xml:space="preserve"> </w:t>
@@ -3441,7 +4133,7 @@
         <w:t xml:space="preserve"> </w:t>
       </w:r>
       <w:r>
-        <w:t xml:space="preserve">and community counts shift within sampling error), so the conclusions do not depend on the choice. We use river-network distance because it more faithfully represents how potters in the basin could interact.</w:t>
+        <w:t xml:space="preserve">and community counts shift within sampling error), so the conclusions do not depend on the choice. We use river-network distance as the null most favorable to drift, not because the pottery follows it: decorated-class distance between assemblages tracks straight-line separation (rank correlation 0.36) better than along-water distance (0.24), and between assemblages in different phases the along-water metric carries nothing once straight-line distance is held fixed (-0.03). The network is modern hydrography, and the St. Francis, Tyronza and Mississippi have all moved since these sites were occupied; a phase on the St. Francis reaches a phase on the Mississippi only through their confluence far to the south, so along-water distances between phases describe the routing of today’s channels. Both metrics are carried through the relaxation sweep below.</w:t>
       </w:r>
     </w:p>
     <w:p>
@@ -3558,18 +4250,18 @@
           <wp:inline>
             <wp:extent cx="5334000" cy="3222814"/>
             <wp:effectExtent b="0" l="0" r="0" t="0"/>
-            <wp:docPr descr="Figure S3. Basin co-membership and community differentiation under calibrated drift, over 500 realizations. (A) Each assemblage is shaded by the probability that it shares Parkin’s drift-detected group (star) under time-transgressive sampling. The probability is 0.98 to 1.00 throughout because calibrated drift returns one community in nearly every run. (B) Between-community cultural F_{ST} for the observed data (dashed, 0.043) against the calibrated drift medians and 95 percent intervals under contemporaneous and time-transgressive sampling for the pooled-profile (filled) and uniform (open) innovation models. The pooled-profile points summarize only the runs that return two or more communities (22 contemporaneous and 12 time-transgressive of 500; the rest return one community and leave the statistic undefined), and the observed value lies above them. The uniform model’s wide interval reflects a parameterization that does not fit the assemblages’ diversity." title="" id="124" name="Picture"/>
+            <wp:docPr descr="Figure S3. Basin co-membership and community differentiation under calibrated drift, over 500 realizations. (A) Each assemblage is shaded by the probability that it shares Parkin’s drift-detected group (star) under time-transgressive sampling. The probability is 0.98 to 1.00 throughout because calibrated drift returns one community in nearly every run. (B) Between-community cultural F_{ST} for the observed data (dashed, 0.043) against the calibrated drift medians and 95 percent intervals under contemporaneous and time-transgressive sampling for the pooled-profile (filled) and uniform (open) innovation models. The pooled-profile points summarize only the runs that return two or more communities (22 contemporaneous and 12 time-transgressive of 500; the rest return one community and leave the statistic undefined), and the observed value lies above them. The uniform model’s wide interval reflects a parameterization that does not fit the assemblages’ diversity." title="" id="125" name="Picture"/>
             <a:graphic>
               <a:graphicData uri="http://schemas.openxmlformats.org/drawingml/2006/picture">
                 <pic:pic>
                   <pic:nvPicPr>
-                    <pic:cNvPr descr="../../figures/figS3_emergent_phases.png" id="125" name="Picture"/>
+                    <pic:cNvPr descr="../../figures/figS3_emergent_phases.png" id="126" name="Picture"/>
                     <pic:cNvPicPr>
                       <a:picLocks noChangeArrowheads="1" noChangeAspect="1"/>
                     </pic:cNvPicPr>
                   </pic:nvPicPr>
                   <pic:blipFill>
-                    <a:blip r:embed="rId123"/>
+                    <a:blip r:embed="rId124"/>
                     <a:stretch>
                       <a:fillRect/>
                     </a:stretch>
@@ -3640,8 +4332,8 @@
         <w:t xml:space="preserve">for the observed data (dashed, 0.043) against the calibrated drift medians and 95 percent intervals under contemporaneous and time-transgressive sampling for the pooled-profile (filled) and uniform (open) innovation models. The pooled-profile points summarize only the runs that return two or more communities (22 contemporaneous and 12 time-transgressive of 500; the rest return one community and leave the statistic undefined), and the observed value lies above them. The uniform model’s wide interval reflects a parameterization that does not fit the assemblages’ diversity.</w:t>
       </w:r>
     </w:p>
-    <w:bookmarkEnd w:id="126"/>
-    <w:bookmarkStart w:id="130" w:name="X7572d9e5478b44765a66b286b4f0f4dcad2f464"/>
+    <w:bookmarkEnd w:id="127"/>
+    <w:bookmarkStart w:id="131" w:name="X7572d9e5478b44765a66b286b4f0f4dcad2f464"/>
     <w:p>
       <w:pPr>
         <w:pStyle w:val="Heading2"/>
@@ -3742,18 +4434,18 @@
           <wp:inline>
             <wp:extent cx="5334000" cy="2934743"/>
             <wp:effectExtent b="0" l="0" r="0" t="0"/>
-            <wp:docPr descr="Figure S4. The calibration series. Each point is one combination of parameters (population size 120, 2,000, or 10,000 learners; innovation 0.0002 to 0.2; mixing 0.001 to 0.4) for the pooled-profile (circles) and uniform (squares) innovation models, placed by its diversity misfit against the median partition F_{ST} of its calibration draws, for (A) the St. Francis basin spatial clusters and (B) the southeast-Missouri spatial clusters, the latter shown to document the extension described in the final section rather than as a result. Filled markers match all three within-assemblage summaries within 10 percent (vertical line). The dashed line is the observed F_{ST}. No diversity-matched parameter combination reaches the observed differentiation in either panel." title="" id="128" name="Picture"/>
+            <wp:docPr descr="Figure S4. The calibration series. Each point is one combination of parameters (population size 120, 2,000, or 10,000 learners; innovation 0.0002 to 0.2; mixing 0.001 to 0.4) for the pooled-profile (circles) and uniform (squares) innovation models, placed by its diversity misfit against the median partition F_{ST} of its calibration draws, for (A) the St. Francis basin spatial clusters and (B) the southeast-Missouri spatial clusters, the latter shown to document the extension described in the final section rather than as a result. Filled markers match all three within-assemblage summaries within 10 percent (vertical line). The dashed line is the observed F_{ST}. No diversity-matched parameter combination reaches the observed differentiation in either panel." title="" id="129" name="Picture"/>
             <a:graphic>
               <a:graphicData uri="http://schemas.openxmlformats.org/drawingml/2006/picture">
                 <pic:pic>
                   <pic:nvPicPr>
-                    <pic:cNvPr descr="../../figures/figS4_emergence_robustness.png" id="129" name="Picture"/>
+                    <pic:cNvPr descr="../../figures/figS4_emergence_robustness.png" id="130" name="Picture"/>
                     <pic:cNvPicPr>
                       <a:picLocks noChangeArrowheads="1" noChangeAspect="1"/>
                     </pic:cNvPicPr>
                   </pic:nvPicPr>
                   <pic:blipFill>
-                    <a:blip r:embed="rId127"/>
+                    <a:blip r:embed="rId128"/>
                     <a:stretch>
                       <a:fillRect/>
                     </a:stretch>
@@ -3985,7 +4677,7 @@
               <w:pStyle w:val="Compact"/>
             </w:pPr>
             <w:r>
-              <w:t xml:space="preserve">Basin (observed 0.018; H_S 0.51, richness 5.9)</w:t>
+              <w:t xml:space="preserve">Basin (observed 0.0062; H_S 0.56, richness 6.3)</w:t>
             </w:r>
           </w:p>
         </w:tc>
@@ -4007,43 +4699,43 @@
               <w:pStyle w:val="Compact"/>
             </w:pPr>
             <w:r>
-              <w:t xml:space="preserve">0.0029 [0.0005, 0.0128]</w:t>
-            </w:r>
-          </w:p>
-        </w:tc>
-        <w:tc>
-          <w:tcPr/>
-          <w:p>
-            <w:pPr>
-              <w:pStyle w:val="Compact"/>
-              <w:jc w:val="right"/>
-            </w:pPr>
-            <w:r>
-              <w:t xml:space="preserve">0.012</w:t>
-            </w:r>
-          </w:p>
-        </w:tc>
-        <w:tc>
-          <w:tcPr/>
-          <w:p>
-            <w:pPr>
-              <w:pStyle w:val="Compact"/>
-              <w:jc w:val="right"/>
-            </w:pPr>
-            <w:r>
-              <w:t xml:space="preserve">0.51</w:t>
-            </w:r>
-          </w:p>
-        </w:tc>
-        <w:tc>
-          <w:tcPr/>
-          <w:p>
-            <w:pPr>
-              <w:pStyle w:val="Compact"/>
-              <w:jc w:val="right"/>
-            </w:pPr>
-            <w:r>
-              <w:t xml:space="preserve">5.3</w:t>
+              <w:t xml:space="preserve">0.0018 [0.0002, 0.0099]</w:t>
+            </w:r>
+          </w:p>
+        </w:tc>
+        <w:tc>
+          <w:tcPr/>
+          <w:p>
+            <w:pPr>
+              <w:pStyle w:val="Compact"/>
+              <w:jc w:val="right"/>
+            </w:pPr>
+            <w:r>
+              <w:t xml:space="preserve">0.082</w:t>
+            </w:r>
+          </w:p>
+        </w:tc>
+        <w:tc>
+          <w:tcPr/>
+          <w:p>
+            <w:pPr>
+              <w:pStyle w:val="Compact"/>
+              <w:jc w:val="right"/>
+            </w:pPr>
+            <w:r>
+              <w:t xml:space="preserve">0.57</w:t>
+            </w:r>
+          </w:p>
+        </w:tc>
+        <w:tc>
+          <w:tcPr/>
+          <w:p>
+            <w:pPr>
+              <w:pStyle w:val="Compact"/>
+              <w:jc w:val="right"/>
+            </w:pPr>
+            <w:r>
+              <w:t xml:space="preserve">5.7</w:t>
             </w:r>
           </w:p>
         </w:tc>
@@ -4075,43 +4767,43 @@
               <w:pStyle w:val="Compact"/>
             </w:pPr>
             <w:r>
-              <w:t xml:space="preserve">0.0030 [0.0006, 0.0107]</w:t>
-            </w:r>
-          </w:p>
-        </w:tc>
-        <w:tc>
-          <w:tcPr/>
-          <w:p>
-            <w:pPr>
-              <w:pStyle w:val="Compact"/>
-              <w:jc w:val="right"/>
-            </w:pPr>
-            <w:r>
-              <w:t xml:space="preserve">0.020</w:t>
-            </w:r>
-          </w:p>
-        </w:tc>
-        <w:tc>
-          <w:tcPr/>
-          <w:p>
-            <w:pPr>
-              <w:pStyle w:val="Compact"/>
-              <w:jc w:val="right"/>
-            </w:pPr>
-            <w:r>
-              <w:t xml:space="preserve">0.52</w:t>
-            </w:r>
-          </w:p>
-        </w:tc>
-        <w:tc>
-          <w:tcPr/>
-          <w:p>
-            <w:pPr>
-              <w:pStyle w:val="Compact"/>
-              <w:jc w:val="right"/>
-            </w:pPr>
-            <w:r>
-              <w:t xml:space="preserve">5.2</w:t>
+              <w:t xml:space="preserve">0.0016 [0.0003, 0.0140]</w:t>
+            </w:r>
+          </w:p>
+        </w:tc>
+        <w:tc>
+          <w:tcPr/>
+          <w:p>
+            <w:pPr>
+              <w:pStyle w:val="Compact"/>
+              <w:jc w:val="right"/>
+            </w:pPr>
+            <w:r>
+              <w:t xml:space="preserve">0.157</w:t>
+            </w:r>
+          </w:p>
+        </w:tc>
+        <w:tc>
+          <w:tcPr/>
+          <w:p>
+            <w:pPr>
+              <w:pStyle w:val="Compact"/>
+              <w:jc w:val="right"/>
+            </w:pPr>
+            <w:r>
+              <w:t xml:space="preserve">0.57</w:t>
+            </w:r>
+          </w:p>
+        </w:tc>
+        <w:tc>
+          <w:tcPr/>
+          <w:p>
+            <w:pPr>
+              <w:pStyle w:val="Compact"/>
+              <w:jc w:val="right"/>
+            </w:pPr>
+            <w:r>
+              <w:t xml:space="preserve">5.7</w:t>
             </w:r>
           </w:p>
         </w:tc>
@@ -4143,43 +4835,43 @@
               <w:pStyle w:val="Compact"/>
             </w:pPr>
             <w:r>
-              <w:t xml:space="preserve">0.0028 [0.0006, 0.0126]</w:t>
-            </w:r>
-          </w:p>
-        </w:tc>
-        <w:tc>
-          <w:tcPr/>
-          <w:p>
-            <w:pPr>
-              <w:pStyle w:val="Compact"/>
-              <w:jc w:val="right"/>
-            </w:pPr>
-            <w:r>
-              <w:t xml:space="preserve">0.020</w:t>
-            </w:r>
-          </w:p>
-        </w:tc>
-        <w:tc>
-          <w:tcPr/>
-          <w:p>
-            <w:pPr>
-              <w:pStyle w:val="Compact"/>
-              <w:jc w:val="right"/>
-            </w:pPr>
-            <w:r>
-              <w:t xml:space="preserve">0.22</w:t>
-            </w:r>
-          </w:p>
-        </w:tc>
-        <w:tc>
-          <w:tcPr/>
-          <w:p>
-            <w:pPr>
-              <w:pStyle w:val="Compact"/>
-              <w:jc w:val="right"/>
-            </w:pPr>
-            <w:r>
-              <w:t xml:space="preserve">4.2</w:t>
+              <w:t xml:space="preserve">0.0020 [0.0003, 0.0091]</w:t>
+            </w:r>
+          </w:p>
+        </w:tc>
+        <w:tc>
+          <w:tcPr/>
+          <w:p>
+            <w:pPr>
+              <w:pStyle w:val="Compact"/>
+              <w:jc w:val="right"/>
+            </w:pPr>
+            <w:r>
+              <w:t xml:space="preserve">0.157</w:t>
+            </w:r>
+          </w:p>
+        </w:tc>
+        <w:tc>
+          <w:tcPr/>
+          <w:p>
+            <w:pPr>
+              <w:pStyle w:val="Compact"/>
+              <w:jc w:val="right"/>
+            </w:pPr>
+            <w:r>
+              <w:t xml:space="preserve">0.57</w:t>
+            </w:r>
+          </w:p>
+        </w:tc>
+        <w:tc>
+          <w:tcPr/>
+          <w:p>
+            <w:pPr>
+              <w:pStyle w:val="Compact"/>
+              <w:jc w:val="right"/>
+            </w:pPr>
+            <w:r>
+              <w:t xml:space="preserve">5.7</w:t>
             </w:r>
           </w:p>
         </w:tc>
@@ -4211,43 +4903,43 @@
               <w:pStyle w:val="Compact"/>
             </w:pPr>
             <w:r>
-              <w:t xml:space="preserve">0.0033 [0.0004, 0.0141]</w:t>
-            </w:r>
-          </w:p>
-        </w:tc>
-        <w:tc>
-          <w:tcPr/>
-          <w:p>
-            <w:pPr>
-              <w:pStyle w:val="Compact"/>
-              <w:jc w:val="right"/>
-            </w:pPr>
-            <w:r>
-              <w:t xml:space="preserve">0.020</w:t>
-            </w:r>
-          </w:p>
-        </w:tc>
-        <w:tc>
-          <w:tcPr/>
-          <w:p>
-            <w:pPr>
-              <w:pStyle w:val="Compact"/>
-              <w:jc w:val="right"/>
-            </w:pPr>
-            <w:r>
-              <w:t xml:space="preserve">0.11</w:t>
-            </w:r>
-          </w:p>
-        </w:tc>
-        <w:tc>
-          <w:tcPr/>
-          <w:p>
-            <w:pPr>
-              <w:pStyle w:val="Compact"/>
-              <w:jc w:val="right"/>
-            </w:pPr>
-            <w:r>
-              <w:t xml:space="preserve">3.6</w:t>
+              <w:t xml:space="preserve">0.0019 [0.0002, 0.0115]</w:t>
+            </w:r>
+          </w:p>
+        </w:tc>
+        <w:tc>
+          <w:tcPr/>
+          <w:p>
+            <w:pPr>
+              <w:pStyle w:val="Compact"/>
+              <w:jc w:val="right"/>
+            </w:pPr>
+            <w:r>
+              <w:t xml:space="preserve">0.118</w:t>
+            </w:r>
+          </w:p>
+        </w:tc>
+        <w:tc>
+          <w:tcPr/>
+          <w:p>
+            <w:pPr>
+              <w:pStyle w:val="Compact"/>
+              <w:jc w:val="right"/>
+            </w:pPr>
+            <w:r>
+              <w:t xml:space="preserve">0.56</w:t>
+            </w:r>
+          </w:p>
+        </w:tc>
+        <w:tc>
+          <w:tcPr/>
+          <w:p>
+            <w:pPr>
+              <w:pStyle w:val="Compact"/>
+              <w:jc w:val="right"/>
+            </w:pPr>
+            <w:r>
+              <w:t xml:space="preserve">5.7</w:t>
             </w:r>
           </w:p>
         </w:tc>
@@ -4279,31 +4971,31 @@
               <w:pStyle w:val="Compact"/>
             </w:pPr>
             <w:r>
-              <w:t xml:space="preserve">0.0028 [0.0007, 0.0160]</w:t>
-            </w:r>
-          </w:p>
-        </w:tc>
-        <w:tc>
-          <w:tcPr/>
-          <w:p>
-            <w:pPr>
-              <w:pStyle w:val="Compact"/>
-              <w:jc w:val="right"/>
-            </w:pPr>
-            <w:r>
-              <w:t xml:space="preserve">0.039</w:t>
-            </w:r>
-          </w:p>
-        </w:tc>
-        <w:tc>
-          <w:tcPr/>
-          <w:p>
-            <w:pPr>
-              <w:pStyle w:val="Compact"/>
-              <w:jc w:val="right"/>
-            </w:pPr>
-            <w:r>
-              <w:t xml:space="preserve">0.50</w:t>
+              <w:t xml:space="preserve">0.0038 [0.0003, 0.0183]</w:t>
+            </w:r>
+          </w:p>
+        </w:tc>
+        <w:tc>
+          <w:tcPr/>
+          <w:p>
+            <w:pPr>
+              <w:pStyle w:val="Compact"/>
+              <w:jc w:val="right"/>
+            </w:pPr>
+            <w:r>
+              <w:t xml:space="preserve">0.314</w:t>
+            </w:r>
+          </w:p>
+        </w:tc>
+        <w:tc>
+          <w:tcPr/>
+          <w:p>
+            <w:pPr>
+              <w:pStyle w:val="Compact"/>
+              <w:jc w:val="right"/>
+            </w:pPr>
+            <w:r>
+              <w:t xml:space="preserve">0.55</w:t>
             </w:r>
           </w:p>
         </w:tc>
@@ -4347,7 +5039,7 @@
               <w:pStyle w:val="Compact"/>
             </w:pPr>
             <w:r>
-              <w:t xml:space="preserve">0.0029 [0.0009, 0.0122]</w:t>
+              <w:t xml:space="preserve">0.0007 [0.0001, 0.0043]</w:t>
             </w:r>
           </w:p>
         </w:tc>
@@ -4371,19 +5063,19 @@
               <w:jc w:val="right"/>
             </w:pPr>
             <w:r>
-              <w:t xml:space="preserve">0.51</w:t>
-            </w:r>
-          </w:p>
-        </w:tc>
-        <w:tc>
-          <w:tcPr/>
-          <w:p>
-            <w:pPr>
-              <w:pStyle w:val="Compact"/>
-              <w:jc w:val="right"/>
-            </w:pPr>
-            <w:r>
-              <w:t xml:space="preserve">5.6</w:t>
+              <w:t xml:space="preserve">0.58</w:t>
+            </w:r>
+          </w:p>
+        </w:tc>
+        <w:tc>
+          <w:tcPr/>
+          <w:p>
+            <w:pPr>
+              <w:pStyle w:val="Compact"/>
+              <w:jc w:val="right"/>
+            </w:pPr>
+            <w:r>
+              <w:t xml:space="preserve">6.4</w:t>
             </w:r>
           </w:p>
         </w:tc>
@@ -4415,43 +5107,43 @@
               <w:pStyle w:val="Compact"/>
             </w:pPr>
             <w:r>
-              <w:t xml:space="preserve">0.0039 [0.0006, 0.0211]</w:t>
-            </w:r>
-          </w:p>
-        </w:tc>
-        <w:tc>
-          <w:tcPr/>
-          <w:p>
-            <w:pPr>
-              <w:pStyle w:val="Compact"/>
-              <w:jc w:val="right"/>
-            </w:pPr>
-            <w:r>
-              <w:t xml:space="preserve">0.059</w:t>
-            </w:r>
-          </w:p>
-        </w:tc>
-        <w:tc>
-          <w:tcPr/>
-          <w:p>
-            <w:pPr>
-              <w:pStyle w:val="Compact"/>
-              <w:jc w:val="right"/>
-            </w:pPr>
-            <w:r>
-              <w:t xml:space="preserve">0.50</w:t>
-            </w:r>
-          </w:p>
-        </w:tc>
-        <w:tc>
-          <w:tcPr/>
-          <w:p>
-            <w:pPr>
-              <w:pStyle w:val="Compact"/>
-              <w:jc w:val="right"/>
-            </w:pPr>
-            <w:r>
-              <w:t xml:space="preserve">4.9</w:t>
+              <w:t xml:space="preserve">0.0019 [0.0003, 0.0084]</w:t>
+            </w:r>
+          </w:p>
+        </w:tc>
+        <w:tc>
+          <w:tcPr/>
+          <w:p>
+            <w:pPr>
+              <w:pStyle w:val="Compact"/>
+              <w:jc w:val="right"/>
+            </w:pPr>
+            <w:r>
+              <w:t xml:space="preserve">0.098</w:t>
+            </w:r>
+          </w:p>
+        </w:tc>
+        <w:tc>
+          <w:tcPr/>
+          <w:p>
+            <w:pPr>
+              <w:pStyle w:val="Compact"/>
+              <w:jc w:val="right"/>
+            </w:pPr>
+            <w:r>
+              <w:t xml:space="preserve">0.56</w:t>
+            </w:r>
+          </w:p>
+        </w:tc>
+        <w:tc>
+          <w:tcPr/>
+          <w:p>
+            <w:pPr>
+              <w:pStyle w:val="Compact"/>
+              <w:jc w:val="right"/>
+            </w:pPr>
+            <w:r>
+              <w:t xml:space="preserve">5.5</w:t>
             </w:r>
           </w:p>
         </w:tc>
@@ -4483,43 +5175,43 @@
               <w:pStyle w:val="Compact"/>
             </w:pPr>
             <w:r>
-              <w:t xml:space="preserve">0.0019 [0.0002, 0.0071]</w:t>
-            </w:r>
-          </w:p>
-        </w:tc>
-        <w:tc>
-          <w:tcPr/>
-          <w:p>
-            <w:pPr>
-              <w:pStyle w:val="Compact"/>
-              <w:jc w:val="right"/>
-            </w:pPr>
-            <w:r>
-              <w:t xml:space="preserve">0.020</w:t>
-            </w:r>
-          </w:p>
-        </w:tc>
-        <w:tc>
-          <w:tcPr/>
-          <w:p>
-            <w:pPr>
-              <w:pStyle w:val="Compact"/>
-              <w:jc w:val="right"/>
-            </w:pPr>
-            <w:r>
-              <w:t xml:space="preserve">0.52</w:t>
-            </w:r>
-          </w:p>
-        </w:tc>
-        <w:tc>
-          <w:tcPr/>
-          <w:p>
-            <w:pPr>
-              <w:pStyle w:val="Compact"/>
-              <w:jc w:val="right"/>
-            </w:pPr>
-            <w:r>
-              <w:t xml:space="preserve">5.7</w:t>
+              <w:t xml:space="preserve">0.0013 [0.0004, 0.0085]</w:t>
+            </w:r>
+          </w:p>
+        </w:tc>
+        <w:tc>
+          <w:tcPr/>
+          <w:p>
+            <w:pPr>
+              <w:pStyle w:val="Compact"/>
+              <w:jc w:val="right"/>
+            </w:pPr>
+            <w:r>
+              <w:t xml:space="preserve">0.118</w:t>
+            </w:r>
+          </w:p>
+        </w:tc>
+        <w:tc>
+          <w:tcPr/>
+          <w:p>
+            <w:pPr>
+              <w:pStyle w:val="Compact"/>
+              <w:jc w:val="right"/>
+            </w:pPr>
+            <w:r>
+              <w:t xml:space="preserve">0.57</w:t>
+            </w:r>
+          </w:p>
+        </w:tc>
+        <w:tc>
+          <w:tcPr/>
+          <w:p>
+            <w:pPr>
+              <w:pStyle w:val="Compact"/>
+              <w:jc w:val="right"/>
+            </w:pPr>
+            <w:r>
+              <w:t xml:space="preserve">5.9</w:t>
             </w:r>
           </w:p>
         </w:tc>
@@ -4551,19 +5243,19 @@
               <w:pStyle w:val="Compact"/>
             </w:pPr>
             <w:r>
-              <w:t xml:space="preserve">0.0026 [0.0005, 0.0191]</w:t>
-            </w:r>
-          </w:p>
-        </w:tc>
-        <w:tc>
-          <w:tcPr/>
-          <w:p>
-            <w:pPr>
-              <w:pStyle w:val="Compact"/>
-              <w:jc w:val="right"/>
-            </w:pPr>
-            <w:r>
-              <w:t xml:space="preserve">0.065</w:t>
+              <w:t xml:space="preserve">0.0016 [0.0003, 0.0076]</w:t>
+            </w:r>
+          </w:p>
+        </w:tc>
+        <w:tc>
+          <w:tcPr/>
+          <w:p>
+            <w:pPr>
+              <w:pStyle w:val="Compact"/>
+              <w:jc w:val="right"/>
+            </w:pPr>
+            <w:r>
+              <w:t xml:space="preserve">0.067</w:t>
             </w:r>
           </w:p>
         </w:tc>
@@ -4611,19 +5303,19 @@
               <w:pStyle w:val="Compact"/>
             </w:pPr>
             <w:r>
-              <w:t xml:space="preserve">0.0042 [0.0013, 0.0153]</w:t>
-            </w:r>
-          </w:p>
-        </w:tc>
-        <w:tc>
-          <w:tcPr/>
-          <w:p>
-            <w:pPr>
-              <w:pStyle w:val="Compact"/>
-              <w:jc w:val="right"/>
-            </w:pPr>
-            <w:r>
-              <w:t xml:space="preserve">0.032</w:t>
+              <w:t xml:space="preserve">0.0024 [0.0004, 0.0074]</w:t>
+            </w:r>
+          </w:p>
+        </w:tc>
+        <w:tc>
+          <w:tcPr/>
+          <w:p>
+            <w:pPr>
+              <w:pStyle w:val="Compact"/>
+              <w:jc w:val="right"/>
+            </w:pPr>
+            <w:r>
+              <w:t xml:space="preserve">0.067</w:t>
             </w:r>
           </w:p>
         </w:tc>
@@ -4671,19 +5363,19 @@
               <w:pStyle w:val="Compact"/>
             </w:pPr>
             <w:r>
-              <w:t xml:space="preserve">0.0045 [0.0011, 0.0421]</w:t>
-            </w:r>
-          </w:p>
-        </w:tc>
-        <w:tc>
-          <w:tcPr/>
-          <w:p>
-            <w:pPr>
-              <w:pStyle w:val="Compact"/>
-              <w:jc w:val="right"/>
-            </w:pPr>
-            <w:r>
-              <w:t xml:space="preserve">0.226</w:t>
+              <w:t xml:space="preserve">0.0013 [0.0001, 0.0075]</w:t>
+            </w:r>
+          </w:p>
+        </w:tc>
+        <w:tc>
+          <w:tcPr/>
+          <w:p>
+            <w:pPr>
+              <w:pStyle w:val="Compact"/>
+              <w:jc w:val="right"/>
+            </w:pPr>
+            <w:r>
+              <w:t xml:space="preserve">0.100</w:t>
             </w:r>
           </w:p>
         </w:tc>
@@ -4713,8 +5405,8 @@
         <w:t xml:space="preserve">The sensitivity cases with monomorphic initialization and no burn-in depart from the calibrated diversity, and their tail probabilities are reported for completeness rather than as alternatives that fit the record. The remaining cases leave the basin tail probability between 0.02 and 0.06, so the underprediction is not a property of one startup or rate choice. The 30-realization boundary cases resolve tail probabilities only to about 0.03.</w:t>
       </w:r>
     </w:p>
-    <w:bookmarkEnd w:id="130"/>
-    <w:bookmarkStart w:id="131" w:name="X38a0c6a9c650c3c6e71b804c682fc2a3dc35e63"/>
+    <w:bookmarkEnd w:id="131"/>
+    <w:bookmarkStart w:id="132" w:name="X38a0c6a9c650c3c6e71b804c682fc2a3dc35e63"/>
     <w:p>
       <w:pPr>
         <w:pStyle w:val="Heading2"/>
@@ -4766,7 +5458,7 @@
         <w:t xml:space="preserve"> </w:t>
       </w:r>
       <w:r>
-        <w:t xml:space="preserve">of 0.018 AND keeps all three diversity summaries inside the calibration’s 10 percent tolerance. A model that reaches the differentiation by losing the diversity fit has improved one fit at the expense of the other rather than improving both.</w:t>
+        <w:t xml:space="preserve">of 0.0062 AND keeps all three diversity summaries inside the calibration’s 10 percent tolerance. A model that reaches the differentiation by losing the diversity fit has improved one fit at the expense of the other rather than improving both.</w:t>
       </w:r>
     </w:p>
     <w:p>
@@ -4928,42 +5620,42 @@
               <w:jc w:val="right"/>
             </w:pPr>
             <w:r>
-              <w:t xml:space="preserve">10000</w:t>
-            </w:r>
-          </w:p>
-        </w:tc>
-        <w:tc>
-          <w:tcPr/>
-          <w:p>
-            <w:pPr>
-              <w:pStyle w:val="Compact"/>
-              <w:jc w:val="right"/>
-            </w:pPr>
-            <w:r>
-              <w:t xml:space="preserve">0.0030</w:t>
-            </w:r>
-          </w:p>
-        </w:tc>
-        <w:tc>
-          <w:tcPr/>
-          <w:p>
-            <w:pPr>
-              <w:pStyle w:val="Compact"/>
-            </w:pPr>
-            <w:r>
-              <w:t xml:space="preserve">[0.0005, 0.0145]</w:t>
-            </w:r>
-          </w:p>
-        </w:tc>
-        <w:tc>
-          <w:tcPr/>
-          <w:p>
-            <w:pPr>
-              <w:pStyle w:val="Compact"/>
-              <w:jc w:val="right"/>
-            </w:pPr>
-            <w:r>
-              <w:t xml:space="preserve">6.0x</w:t>
+              <w:t xml:space="preserve">120</w:t>
+            </w:r>
+          </w:p>
+        </w:tc>
+        <w:tc>
+          <w:tcPr/>
+          <w:p>
+            <w:pPr>
+              <w:pStyle w:val="Compact"/>
+              <w:jc w:val="right"/>
+            </w:pPr>
+            <w:r>
+              <w:t xml:space="preserve">0.0017</w:t>
+            </w:r>
+          </w:p>
+        </w:tc>
+        <w:tc>
+          <w:tcPr/>
+          <w:p>
+            <w:pPr>
+              <w:pStyle w:val="Compact"/>
+            </w:pPr>
+            <w:r>
+              <w:t xml:space="preserve">[0.0002, 0.0091]</w:t>
+            </w:r>
+          </w:p>
+        </w:tc>
+        <w:tc>
+          <w:tcPr/>
+          <w:p>
+            <w:pPr>
+              <w:pStyle w:val="Compact"/>
+              <w:jc w:val="right"/>
+            </w:pPr>
+            <w:r>
+              <w:t xml:space="preserve">3.7x</w:t>
             </w:r>
           </w:p>
         </w:tc>
@@ -5001,42 +5693,42 @@
               <w:jc w:val="right"/>
             </w:pPr>
             <w:r>
-              <w:t xml:space="preserve">7814</w:t>
-            </w:r>
-          </w:p>
-        </w:tc>
-        <w:tc>
-          <w:tcPr/>
-          <w:p>
-            <w:pPr>
-              <w:pStyle w:val="Compact"/>
-              <w:jc w:val="right"/>
-            </w:pPr>
-            <w:r>
-              <w:t xml:space="preserve">0.0036</w:t>
-            </w:r>
-          </w:p>
-        </w:tc>
-        <w:tc>
-          <w:tcPr/>
-          <w:p>
-            <w:pPr>
-              <w:pStyle w:val="Compact"/>
-            </w:pPr>
-            <w:r>
-              <w:t xml:space="preserve">[0.0004, 0.0171]</w:t>
-            </w:r>
-          </w:p>
-        </w:tc>
-        <w:tc>
-          <w:tcPr/>
-          <w:p>
-            <w:pPr>
-              <w:pStyle w:val="Compact"/>
-              <w:jc w:val="right"/>
-            </w:pPr>
-            <w:r>
-              <w:t xml:space="preserve">4.9x</w:t>
+              <w:t xml:space="preserve">94</w:t>
+            </w:r>
+          </w:p>
+        </w:tc>
+        <w:tc>
+          <w:tcPr/>
+          <w:p>
+            <w:pPr>
+              <w:pStyle w:val="Compact"/>
+              <w:jc w:val="right"/>
+            </w:pPr>
+            <w:r>
+              <w:t xml:space="preserve">0.0021</w:t>
+            </w:r>
+          </w:p>
+        </w:tc>
+        <w:tc>
+          <w:tcPr/>
+          <w:p>
+            <w:pPr>
+              <w:pStyle w:val="Compact"/>
+            </w:pPr>
+            <w:r>
+              <w:t xml:space="preserve">[0.0003, 0.0121]</w:t>
+            </w:r>
+          </w:p>
+        </w:tc>
+        <w:tc>
+          <w:tcPr/>
+          <w:p>
+            <w:pPr>
+              <w:pStyle w:val="Compact"/>
+              <w:jc w:val="right"/>
+            </w:pPr>
+            <w:r>
+              <w:t xml:space="preserve">3.0x</w:t>
             </w:r>
           </w:p>
         </w:tc>
@@ -5074,42 +5766,42 @@
               <w:jc w:val="right"/>
             </w:pPr>
             <w:r>
-              <w:t xml:space="preserve">5097</w:t>
-            </w:r>
-          </w:p>
-        </w:tc>
-        <w:tc>
-          <w:tcPr/>
-          <w:p>
-            <w:pPr>
-              <w:pStyle w:val="Compact"/>
-              <w:jc w:val="right"/>
-            </w:pPr>
-            <w:r>
-              <w:t xml:space="preserve">0.0053</w:t>
-            </w:r>
-          </w:p>
-        </w:tc>
-        <w:tc>
-          <w:tcPr/>
-          <w:p>
-            <w:pPr>
-              <w:pStyle w:val="Compact"/>
-            </w:pPr>
-            <w:r>
-              <w:t xml:space="preserve">[0.0007, 0.0223]</w:t>
-            </w:r>
-          </w:p>
-        </w:tc>
-        <w:tc>
-          <w:tcPr/>
-          <w:p>
-            <w:pPr>
-              <w:pStyle w:val="Compact"/>
-              <w:jc w:val="right"/>
-            </w:pPr>
-            <w:r>
-              <w:t xml:space="preserve">3.4x</w:t>
+              <w:t xml:space="preserve">61</w:t>
+            </w:r>
+          </w:p>
+        </w:tc>
+        <w:tc>
+          <w:tcPr/>
+          <w:p>
+            <w:pPr>
+              <w:pStyle w:val="Compact"/>
+              <w:jc w:val="right"/>
+            </w:pPr>
+            <w:r>
+              <w:t xml:space="preserve">0.0025</w:t>
+            </w:r>
+          </w:p>
+        </w:tc>
+        <w:tc>
+          <w:tcPr/>
+          <w:p>
+            <w:pPr>
+              <w:pStyle w:val="Compact"/>
+            </w:pPr>
+            <w:r>
+              <w:t xml:space="preserve">[0.0003, 0.0125]</w:t>
+            </w:r>
+          </w:p>
+        </w:tc>
+        <w:tc>
+          <w:tcPr/>
+          <w:p>
+            <w:pPr>
+              <w:pStyle w:val="Compact"/>
+              <w:jc w:val="right"/>
+            </w:pPr>
+            <w:r>
+              <w:t xml:space="preserve">2.5x</w:t>
             </w:r>
           </w:p>
         </w:tc>
@@ -5147,42 +5839,42 @@
               <w:jc w:val="right"/>
             </w:pPr>
             <w:r>
-              <w:t xml:space="preserve">3361</w:t>
-            </w:r>
-          </w:p>
-        </w:tc>
-        <w:tc>
-          <w:tcPr/>
-          <w:p>
-            <w:pPr>
-              <w:pStyle w:val="Compact"/>
-              <w:jc w:val="right"/>
-            </w:pPr>
-            <w:r>
-              <w:t xml:space="preserve">0.0073</w:t>
-            </w:r>
-          </w:p>
-        </w:tc>
-        <w:tc>
-          <w:tcPr/>
-          <w:p>
-            <w:pPr>
-              <w:pStyle w:val="Compact"/>
-            </w:pPr>
-            <w:r>
-              <w:t xml:space="preserve">[0.0014, 0.0363]</w:t>
-            </w:r>
-          </w:p>
-        </w:tc>
-        <w:tc>
-          <w:tcPr/>
-          <w:p>
-            <w:pPr>
-              <w:pStyle w:val="Compact"/>
-              <w:jc w:val="right"/>
-            </w:pPr>
-            <w:r>
-              <w:t xml:space="preserve">2.4x</w:t>
+              <w:t xml:space="preserve">40</w:t>
+            </w:r>
+          </w:p>
+        </w:tc>
+        <w:tc>
+          <w:tcPr/>
+          <w:p>
+            <w:pPr>
+              <w:pStyle w:val="Compact"/>
+              <w:jc w:val="right"/>
+            </w:pPr>
+            <w:r>
+              <w:t xml:space="preserve">0.0038</w:t>
+            </w:r>
+          </w:p>
+        </w:tc>
+        <w:tc>
+          <w:tcPr/>
+          <w:p>
+            <w:pPr>
+              <w:pStyle w:val="Compact"/>
+            </w:pPr>
+            <w:r>
+              <w:t xml:space="preserve">[0.0003, 0.0216]</w:t>
+            </w:r>
+          </w:p>
+        </w:tc>
+        <w:tc>
+          <w:tcPr/>
+          <w:p>
+            <w:pPr>
+              <w:pStyle w:val="Compact"/>
+              <w:jc w:val="right"/>
+            </w:pPr>
+            <w:r>
+              <w:t xml:space="preserve">1.7x</w:t>
             </w:r>
           </w:p>
         </w:tc>
@@ -5220,42 +5912,42 @@
               <w:jc w:val="right"/>
             </w:pPr>
             <w:r>
-              <w:t xml:space="preserve">2349</w:t>
-            </w:r>
-          </w:p>
-        </w:tc>
-        <w:tc>
-          <w:tcPr/>
-          <w:p>
-            <w:pPr>
-              <w:pStyle w:val="Compact"/>
-              <w:jc w:val="right"/>
-            </w:pPr>
-            <w:r>
-              <w:t xml:space="preserve">0.0115</w:t>
-            </w:r>
-          </w:p>
-        </w:tc>
-        <w:tc>
-          <w:tcPr/>
-          <w:p>
-            <w:pPr>
-              <w:pStyle w:val="Compact"/>
-            </w:pPr>
-            <w:r>
-              <w:t xml:space="preserve">[0.0013, 0.0645]</w:t>
-            </w:r>
-          </w:p>
-        </w:tc>
-        <w:tc>
-          <w:tcPr/>
-          <w:p>
-            <w:pPr>
-              <w:pStyle w:val="Compact"/>
-              <w:jc w:val="right"/>
-            </w:pPr>
-            <w:r>
-              <w:t xml:space="preserve">1.6x</w:t>
+              <w:t xml:space="preserve">28</w:t>
+            </w:r>
+          </w:p>
+        </w:tc>
+        <w:tc>
+          <w:tcPr/>
+          <w:p>
+            <w:pPr>
+              <w:pStyle w:val="Compact"/>
+              <w:jc w:val="right"/>
+            </w:pPr>
+            <w:r>
+              <w:t xml:space="preserve">0.0035</w:t>
+            </w:r>
+          </w:p>
+        </w:tc>
+        <w:tc>
+          <w:tcPr/>
+          <w:p>
+            <w:pPr>
+              <w:pStyle w:val="Compact"/>
+            </w:pPr>
+            <w:r>
+              <w:t xml:space="preserve">[0.0002, 0.0244]</w:t>
+            </w:r>
+          </w:p>
+        </w:tc>
+        <w:tc>
+          <w:tcPr/>
+          <w:p>
+            <w:pPr>
+              <w:pStyle w:val="Compact"/>
+              <w:jc w:val="right"/>
+            </w:pPr>
+            <w:r>
+              <w:t xml:space="preserve">1.8x</w:t>
             </w:r>
           </w:p>
         </w:tc>
@@ -5293,42 +5985,42 @@
               <w:jc w:val="right"/>
             </w:pPr>
             <w:r>
-              <w:t xml:space="preserve">1342</w:t>
-            </w:r>
-          </w:p>
-        </w:tc>
-        <w:tc>
-          <w:tcPr/>
-          <w:p>
-            <w:pPr>
-              <w:pStyle w:val="Compact"/>
-              <w:jc w:val="right"/>
-            </w:pPr>
-            <w:r>
-              <w:t xml:space="preserve">0.0159</w:t>
-            </w:r>
-          </w:p>
-        </w:tc>
-        <w:tc>
-          <w:tcPr/>
-          <w:p>
-            <w:pPr>
-              <w:pStyle w:val="Compact"/>
-            </w:pPr>
-            <w:r>
-              <w:t xml:space="preserve">[0.0016, 0.1064]</w:t>
-            </w:r>
-          </w:p>
-        </w:tc>
-        <w:tc>
-          <w:tcPr/>
-          <w:p>
-            <w:pPr>
-              <w:pStyle w:val="Compact"/>
-              <w:jc w:val="right"/>
-            </w:pPr>
-            <w:r>
-              <w:t xml:space="preserve">1.1x</w:t>
+              <w:t xml:space="preserve">16</w:t>
+            </w:r>
+          </w:p>
+        </w:tc>
+        <w:tc>
+          <w:tcPr/>
+          <w:p>
+            <w:pPr>
+              <w:pStyle w:val="Compact"/>
+              <w:jc w:val="right"/>
+            </w:pPr>
+            <w:r>
+              <w:t xml:space="preserve">0.0052</w:t>
+            </w:r>
+          </w:p>
+        </w:tc>
+        <w:tc>
+          <w:tcPr/>
+          <w:p>
+            <w:pPr>
+              <w:pStyle w:val="Compact"/>
+            </w:pPr>
+            <w:r>
+              <w:t xml:space="preserve">[0.0004, 0.0262]</w:t>
+            </w:r>
+          </w:p>
+        </w:tc>
+        <w:tc>
+          <w:tcPr/>
+          <w:p>
+            <w:pPr>
+              <w:pStyle w:val="Compact"/>
+              <w:jc w:val="right"/>
+            </w:pPr>
+            <w:r>
+              <w:t xml:space="preserve">1.2x</w:t>
             </w:r>
           </w:p>
         </w:tc>
@@ -5366,7 +6058,7 @@
         <w:t xml:space="preserve"> </w:t>
       </w:r>
       <w:r>
-        <w:t xml:space="preserve">covers 34 of the 43 basin assemblages and is the only size field there with usable coverage. Taking population to scale with height, with height squared, or with height cubed implies a coefficient of variation of 0.94, 1.45 and 1.94 respectively, with Morse’s corrected height for Parkin substituted as elsewhere. Across that bracket the shortfall runs from about four-fold at a coefficient of variation of 1.0 to about two-fold at 2.0, and the diversity match already breaks above 1.0. Inequality raises differentiation but lowers the harmonic mean population, which raises drift everywhere and pulls diversity below the observed value.</w:t>
+        <w:t xml:space="preserve">covers 24 of the 28 basin assemblages and is the only size field there with usable coverage. Taking population to scale with height, with height squared, or with height cubed implies a coefficient of variation of 0.92, 1.37 and 1.78 respectively, with Morse’s corrected height for Parkin substituted as elsewhere. Across that bracket the shortfall runs from about 2.5-fold at a coefficient of variation of 1.0 to about 1.8-fold at 2.0, and the diversity match is already broken at 0.5. Inequality raises differentiation but lowers the harmonic mean population, which raises drift everywhere and pulls diversity below the observed value.</w:t>
       </w:r>
     </w:p>
     <w:p>
@@ -5513,30 +6205,30 @@
               <w:jc w:val="right"/>
             </w:pPr>
             <w:r>
-              <w:t xml:space="preserve">0.0072</w:t>
-            </w:r>
-          </w:p>
-        </w:tc>
-        <w:tc>
-          <w:tcPr/>
-          <w:p>
-            <w:pPr>
-              <w:pStyle w:val="Compact"/>
-            </w:pPr>
-            <w:r>
-              <w:t xml:space="preserve">[0.0014, 0.0415]</w:t>
-            </w:r>
-          </w:p>
-        </w:tc>
-        <w:tc>
-          <w:tcPr/>
-          <w:p>
-            <w:pPr>
-              <w:pStyle w:val="Compact"/>
-              <w:jc w:val="right"/>
-            </w:pPr>
-            <w:r>
-              <w:t xml:space="preserve">2.5x</w:t>
+              <w:t xml:space="preserve">0.0017</w:t>
+            </w:r>
+          </w:p>
+        </w:tc>
+        <w:tc>
+          <w:tcPr/>
+          <w:p>
+            <w:pPr>
+              <w:pStyle w:val="Compact"/>
+            </w:pPr>
+            <w:r>
+              <w:t xml:space="preserve">[0.0002, 0.0101]</w:t>
+            </w:r>
+          </w:p>
+        </w:tc>
+        <w:tc>
+          <w:tcPr/>
+          <w:p>
+            <w:pPr>
+              <w:pStyle w:val="Compact"/>
+              <w:jc w:val="right"/>
+            </w:pPr>
+            <w:r>
+              <w:t xml:space="preserve">3.7x</w:t>
             </w:r>
           </w:p>
         </w:tc>
@@ -5548,7 +6240,7 @@
               <w:jc w:val="center"/>
             </w:pPr>
             <w:r>
-              <w:t xml:space="preserve">broken</w:t>
+              <w:t xml:space="preserve">matched</w:t>
             </w:r>
           </w:p>
         </w:tc>
@@ -5573,30 +6265,30 @@
               <w:jc w:val="right"/>
             </w:pPr>
             <w:r>
-              <w:t xml:space="preserve">0.0061</w:t>
-            </w:r>
-          </w:p>
-        </w:tc>
-        <w:tc>
-          <w:tcPr/>
-          <w:p>
-            <w:pPr>
-              <w:pStyle w:val="Compact"/>
-            </w:pPr>
-            <w:r>
-              <w:t xml:space="preserve">[0.0007, 0.0263]</w:t>
-            </w:r>
-          </w:p>
-        </w:tc>
-        <w:tc>
-          <w:tcPr/>
-          <w:p>
-            <w:pPr>
-              <w:pStyle w:val="Compact"/>
-              <w:jc w:val="right"/>
-            </w:pPr>
-            <w:r>
-              <w:t xml:space="preserve">3.0x</w:t>
+              <w:t xml:space="preserve">0.0018</w:t>
+            </w:r>
+          </w:p>
+        </w:tc>
+        <w:tc>
+          <w:tcPr/>
+          <w:p>
+            <w:pPr>
+              <w:pStyle w:val="Compact"/>
+            </w:pPr>
+            <w:r>
+              <w:t xml:space="preserve">[0.0003, 0.0096]</w:t>
+            </w:r>
+          </w:p>
+        </w:tc>
+        <w:tc>
+          <w:tcPr/>
+          <w:p>
+            <w:pPr>
+              <w:pStyle w:val="Compact"/>
+              <w:jc w:val="right"/>
+            </w:pPr>
+            <w:r>
+              <w:t xml:space="preserve">3.4x</w:t>
             </w:r>
           </w:p>
         </w:tc>
@@ -5608,7 +6300,7 @@
               <w:jc w:val="center"/>
             </w:pPr>
             <w:r>
-              <w:t xml:space="preserve">broken</w:t>
+              <w:t xml:space="preserve">matched</w:t>
             </w:r>
           </w:p>
         </w:tc>
@@ -5633,30 +6325,30 @@
               <w:jc w:val="right"/>
             </w:pPr>
             <w:r>
-              <w:t xml:space="preserve">0.0031</w:t>
-            </w:r>
-          </w:p>
-        </w:tc>
-        <w:tc>
-          <w:tcPr/>
-          <w:p>
-            <w:pPr>
-              <w:pStyle w:val="Compact"/>
-            </w:pPr>
-            <w:r>
-              <w:t xml:space="preserve">[0.0007, 0.0126]</w:t>
-            </w:r>
-          </w:p>
-        </w:tc>
-        <w:tc>
-          <w:tcPr/>
-          <w:p>
-            <w:pPr>
-              <w:pStyle w:val="Compact"/>
-              <w:jc w:val="right"/>
-            </w:pPr>
-            <w:r>
-              <w:t xml:space="preserve">5.8x</w:t>
+              <w:t xml:space="preserve">0.0015</w:t>
+            </w:r>
+          </w:p>
+        </w:tc>
+        <w:tc>
+          <w:tcPr/>
+          <w:p>
+            <w:pPr>
+              <w:pStyle w:val="Compact"/>
+            </w:pPr>
+            <w:r>
+              <w:t xml:space="preserve">[0.0002, 0.0116]</w:t>
+            </w:r>
+          </w:p>
+        </w:tc>
+        <w:tc>
+          <w:tcPr/>
+          <w:p>
+            <w:pPr>
+              <w:pStyle w:val="Compact"/>
+              <w:jc w:val="right"/>
+            </w:pPr>
+            <w:r>
+              <w:t xml:space="preserve">4.0x</w:t>
             </w:r>
           </w:p>
         </w:tc>
@@ -5693,30 +6385,30 @@
               <w:jc w:val="right"/>
             </w:pPr>
             <w:r>
-              <w:t xml:space="preserve">0.0012</w:t>
-            </w:r>
-          </w:p>
-        </w:tc>
-        <w:tc>
-          <w:tcPr/>
-          <w:p>
-            <w:pPr>
-              <w:pStyle w:val="Compact"/>
-            </w:pPr>
-            <w:r>
-              <w:t xml:space="preserve">[0.0002, 0.0051]</w:t>
-            </w:r>
-          </w:p>
-        </w:tc>
-        <w:tc>
-          <w:tcPr/>
-          <w:p>
-            <w:pPr>
-              <w:pStyle w:val="Compact"/>
-              <w:jc w:val="right"/>
-            </w:pPr>
-            <w:r>
-              <w:t xml:space="preserve">15.3x</w:t>
+              <w:t xml:space="preserve">0.0015</w:t>
+            </w:r>
+          </w:p>
+        </w:tc>
+        <w:tc>
+          <w:tcPr/>
+          <w:p>
+            <w:pPr>
+              <w:pStyle w:val="Compact"/>
+            </w:pPr>
+            <w:r>
+              <w:t xml:space="preserve">[0.0002, 0.0108]</w:t>
+            </w:r>
+          </w:p>
+        </w:tc>
+        <w:tc>
+          <w:tcPr/>
+          <w:p>
+            <w:pPr>
+              <w:pStyle w:val="Compact"/>
+              <w:jc w:val="right"/>
+            </w:pPr>
+            <w:r>
+              <w:t xml:space="preserve">4.2x</w:t>
             </w:r>
           </w:p>
         </w:tc>
@@ -5753,30 +6445,30 @@
               <w:jc w:val="right"/>
             </w:pPr>
             <w:r>
-              <w:t xml:space="preserve">0.0007</w:t>
-            </w:r>
-          </w:p>
-        </w:tc>
-        <w:tc>
-          <w:tcPr/>
-          <w:p>
-            <w:pPr>
-              <w:pStyle w:val="Compact"/>
-            </w:pPr>
-            <w:r>
-              <w:t xml:space="preserve">[0.0001, 0.0039]</w:t>
-            </w:r>
-          </w:p>
-        </w:tc>
-        <w:tc>
-          <w:tcPr/>
-          <w:p>
-            <w:pPr>
-              <w:pStyle w:val="Compact"/>
-              <w:jc w:val="right"/>
-            </w:pPr>
-            <w:r>
-              <w:t xml:space="preserve">25.5x</w:t>
+              <w:t xml:space="preserve">0.0018</w:t>
+            </w:r>
+          </w:p>
+        </w:tc>
+        <w:tc>
+          <w:tcPr/>
+          <w:p>
+            <w:pPr>
+              <w:pStyle w:val="Compact"/>
+            </w:pPr>
+            <w:r>
+              <w:t xml:space="preserve">[0.0002, 0.0095]</w:t>
+            </w:r>
+          </w:p>
+        </w:tc>
+        <w:tc>
+          <w:tcPr/>
+          <w:p>
+            <w:pPr>
+              <w:pStyle w:val="Compact"/>
+              <w:jc w:val="right"/>
+            </w:pPr>
+            <w:r>
+              <w:t xml:space="preserve">3.5x</w:t>
             </w:r>
           </w:p>
         </w:tc>
@@ -5813,30 +6505,30 @@
               <w:jc w:val="right"/>
             </w:pPr>
             <w:r>
-              <w:t xml:space="preserve">0.0041</w:t>
-            </w:r>
-          </w:p>
-        </w:tc>
-        <w:tc>
-          <w:tcPr/>
-          <w:p>
-            <w:pPr>
-              <w:pStyle w:val="Compact"/>
-            </w:pPr>
-            <w:r>
-              <w:t xml:space="preserve">[0.0008, 0.0238]</w:t>
-            </w:r>
-          </w:p>
-        </w:tc>
-        <w:tc>
-          <w:tcPr/>
-          <w:p>
-            <w:pPr>
-              <w:pStyle w:val="Compact"/>
-              <w:jc w:val="right"/>
-            </w:pPr>
-            <w:r>
-              <w:t xml:space="preserve">4.4x</w:t>
+              <w:t xml:space="preserve">0.0017</w:t>
+            </w:r>
+          </w:p>
+        </w:tc>
+        <w:tc>
+          <w:tcPr/>
+          <w:p>
+            <w:pPr>
+              <w:pStyle w:val="Compact"/>
+            </w:pPr>
+            <w:r>
+              <w:t xml:space="preserve">[0.0002, 0.0093]</w:t>
+            </w:r>
+          </w:p>
+        </w:tc>
+        <w:tc>
+          <w:tcPr/>
+          <w:p>
+            <w:pPr>
+              <w:pStyle w:val="Compact"/>
+              <w:jc w:val="right"/>
+            </w:pPr>
+            <w:r>
+              <w:t xml:space="preserve">3.6x</w:t>
             </w:r>
           </w:p>
         </w:tc>
@@ -5848,7 +6540,7 @@
               <w:jc w:val="center"/>
             </w:pPr>
             <w:r>
-              <w:t xml:space="preserve">broken</w:t>
+              <w:t xml:space="preserve">matched</w:t>
             </w:r>
           </w:p>
         </w:tc>
@@ -5873,30 +6565,30 @@
               <w:jc w:val="right"/>
             </w:pPr>
             <w:r>
-              <w:t xml:space="preserve">0.0019</w:t>
-            </w:r>
-          </w:p>
-        </w:tc>
-        <w:tc>
-          <w:tcPr/>
-          <w:p>
-            <w:pPr>
-              <w:pStyle w:val="Compact"/>
-            </w:pPr>
-            <w:r>
-              <w:t xml:space="preserve">[0.0003, 0.0081]</w:t>
-            </w:r>
-          </w:p>
-        </w:tc>
-        <w:tc>
-          <w:tcPr/>
-          <w:p>
-            <w:pPr>
-              <w:pStyle w:val="Compact"/>
-              <w:jc w:val="right"/>
-            </w:pPr>
-            <w:r>
-              <w:t xml:space="preserve">9.4x</w:t>
+              <w:t xml:space="preserve">0.0016</w:t>
+            </w:r>
+          </w:p>
+        </w:tc>
+        <w:tc>
+          <w:tcPr/>
+          <w:p>
+            <w:pPr>
+              <w:pStyle w:val="Compact"/>
+            </w:pPr>
+            <w:r>
+              <w:t xml:space="preserve">[0.0001, 0.0089]</w:t>
+            </w:r>
+          </w:p>
+        </w:tc>
+        <w:tc>
+          <w:tcPr/>
+          <w:p>
+            <w:pPr>
+              <w:pStyle w:val="Compact"/>
+              <w:jc w:val="right"/>
+            </w:pPr>
+            <w:r>
+              <w:t xml:space="preserve">4.0x</w:t>
             </w:r>
           </w:p>
         </w:tc>
@@ -5933,30 +6625,30 @@
               <w:jc w:val="right"/>
             </w:pPr>
             <w:r>
-              <w:t xml:space="preserve">0.0009</w:t>
-            </w:r>
-          </w:p>
-        </w:tc>
-        <w:tc>
-          <w:tcPr/>
-          <w:p>
-            <w:pPr>
-              <w:pStyle w:val="Compact"/>
-            </w:pPr>
-            <w:r>
-              <w:t xml:space="preserve">[0.0002, 0.0040]</w:t>
-            </w:r>
-          </w:p>
-        </w:tc>
-        <w:tc>
-          <w:tcPr/>
-          <w:p>
-            <w:pPr>
-              <w:pStyle w:val="Compact"/>
-              <w:jc w:val="right"/>
-            </w:pPr>
-            <w:r>
-              <w:t xml:space="preserve">19.8x</w:t>
+              <w:t xml:space="preserve">0.0016</w:t>
+            </w:r>
+          </w:p>
+        </w:tc>
+        <w:tc>
+          <w:tcPr/>
+          <w:p>
+            <w:pPr>
+              <w:pStyle w:val="Compact"/>
+            </w:pPr>
+            <w:r>
+              <w:t xml:space="preserve">[0.0002, 0.0103]</w:t>
+            </w:r>
+          </w:p>
+        </w:tc>
+        <w:tc>
+          <w:tcPr/>
+          <w:p>
+            <w:pPr>
+              <w:pStyle w:val="Compact"/>
+              <w:jc w:val="right"/>
+            </w:pPr>
+            <w:r>
+              <w:t xml:space="preserve">3.8x</w:t>
             </w:r>
           </w:p>
         </w:tc>
@@ -5993,30 +6685,30 @@
               <w:jc w:val="right"/>
             </w:pPr>
             <w:r>
-              <w:t xml:space="preserve">0.0007</w:t>
-            </w:r>
-          </w:p>
-        </w:tc>
-        <w:tc>
-          <w:tcPr/>
-          <w:p>
-            <w:pPr>
-              <w:pStyle w:val="Compact"/>
-            </w:pPr>
-            <w:r>
-              <w:t xml:space="preserve">[0.0001, 0.0034]</w:t>
-            </w:r>
-          </w:p>
-        </w:tc>
-        <w:tc>
-          <w:tcPr/>
-          <w:p>
-            <w:pPr>
-              <w:pStyle w:val="Compact"/>
-              <w:jc w:val="right"/>
-            </w:pPr>
-            <w:r>
-              <w:t xml:space="preserve">24.9x</w:t>
+              <w:t xml:space="preserve">0.0019</w:t>
+            </w:r>
+          </w:p>
+        </w:tc>
+        <w:tc>
+          <w:tcPr/>
+          <w:p>
+            <w:pPr>
+              <w:pStyle w:val="Compact"/>
+            </w:pPr>
+            <w:r>
+              <w:t xml:space="preserve">[0.0001, 0.0101]</w:t>
+            </w:r>
+          </w:p>
+        </w:tc>
+        <w:tc>
+          <w:tcPr/>
+          <w:p>
+            <w:pPr>
+              <w:pStyle w:val="Compact"/>
+              <w:jc w:val="right"/>
+            </w:pPr>
+            <w:r>
+              <w:t xml:space="preserve">3.3x</w:t>
             </w:r>
           </w:p>
         </w:tc>
@@ -6053,30 +6745,30 @@
               <w:jc w:val="right"/>
             </w:pPr>
             <w:r>
-              <w:t xml:space="preserve">0.0007</w:t>
-            </w:r>
-          </w:p>
-        </w:tc>
-        <w:tc>
-          <w:tcPr/>
-          <w:p>
-            <w:pPr>
-              <w:pStyle w:val="Compact"/>
-            </w:pPr>
-            <w:r>
-              <w:t xml:space="preserve">[0.0001, 0.0032]</w:t>
-            </w:r>
-          </w:p>
-        </w:tc>
-        <w:tc>
-          <w:tcPr/>
-          <w:p>
-            <w:pPr>
-              <w:pStyle w:val="Compact"/>
-              <w:jc w:val="right"/>
-            </w:pPr>
-            <w:r>
-              <w:t xml:space="preserve">25.9x</w:t>
+              <w:t xml:space="preserve">0.0017</w:t>
+            </w:r>
+          </w:p>
+        </w:tc>
+        <w:tc>
+          <w:tcPr/>
+          <w:p>
+            <w:pPr>
+              <w:pStyle w:val="Compact"/>
+            </w:pPr>
+            <w:r>
+              <w:t xml:space="preserve">[0.0002, 0.0078]</w:t>
+            </w:r>
+          </w:p>
+        </w:tc>
+        <w:tc>
+          <w:tcPr/>
+          <w:p>
+            <w:pPr>
+              <w:pStyle w:val="Compact"/>
+              <w:jc w:val="right"/>
+            </w:pPr>
+            <w:r>
+              <w:t xml:space="preserve">3.8x</w:t>
             </w:r>
           </w:p>
         </w:tc>
@@ -6113,30 +6805,30 @@
               <w:jc w:val="right"/>
             </w:pPr>
             <w:r>
-              <w:t xml:space="preserve">0.0100</w:t>
-            </w:r>
-          </w:p>
-        </w:tc>
-        <w:tc>
-          <w:tcPr/>
-          <w:p>
-            <w:pPr>
-              <w:pStyle w:val="Compact"/>
-            </w:pPr>
-            <w:r>
-              <w:t xml:space="preserve">[0.0013, 0.0533]</w:t>
-            </w:r>
-          </w:p>
-        </w:tc>
-        <w:tc>
-          <w:tcPr/>
-          <w:p>
-            <w:pPr>
-              <w:pStyle w:val="Compact"/>
-              <w:jc w:val="right"/>
-            </w:pPr>
-            <w:r>
-              <w:t xml:space="preserve">1.8x</w:t>
+              <w:t xml:space="preserve">0.0020</w:t>
+            </w:r>
+          </w:p>
+        </w:tc>
+        <w:tc>
+          <w:tcPr/>
+          <w:p>
+            <w:pPr>
+              <w:pStyle w:val="Compact"/>
+            </w:pPr>
+            <w:r>
+              <w:t xml:space="preserve">[0.0003, 0.0106]</w:t>
+            </w:r>
+          </w:p>
+        </w:tc>
+        <w:tc>
+          <w:tcPr/>
+          <w:p>
+            <w:pPr>
+              <w:pStyle w:val="Compact"/>
+              <w:jc w:val="right"/>
+            </w:pPr>
+            <w:r>
+              <w:t xml:space="preserve">3.2x</w:t>
             </w:r>
           </w:p>
         </w:tc>
@@ -6173,30 +6865,30 @@
               <w:jc w:val="right"/>
             </w:pPr>
             <w:r>
-              <w:t xml:space="preserve">0.0086</w:t>
-            </w:r>
-          </w:p>
-        </w:tc>
-        <w:tc>
-          <w:tcPr/>
-          <w:p>
-            <w:pPr>
-              <w:pStyle w:val="Compact"/>
-            </w:pPr>
-            <w:r>
-              <w:t xml:space="preserve">[0.0010, 0.0415]</w:t>
-            </w:r>
-          </w:p>
-        </w:tc>
-        <w:tc>
-          <w:tcPr/>
-          <w:p>
-            <w:pPr>
-              <w:pStyle w:val="Compact"/>
-              <w:jc w:val="right"/>
-            </w:pPr>
-            <w:r>
-              <w:t xml:space="preserve">2.1x</w:t>
+              <w:t xml:space="preserve">0.0016</w:t>
+            </w:r>
+          </w:p>
+        </w:tc>
+        <w:tc>
+          <w:tcPr/>
+          <w:p>
+            <w:pPr>
+              <w:pStyle w:val="Compact"/>
+            </w:pPr>
+            <w:r>
+              <w:t xml:space="preserve">[0.0002, 0.0103]</w:t>
+            </w:r>
+          </w:p>
+        </w:tc>
+        <w:tc>
+          <w:tcPr/>
+          <w:p>
+            <w:pPr>
+              <w:pStyle w:val="Compact"/>
+              <w:jc w:val="right"/>
+            </w:pPr>
+            <w:r>
+              <w:t xml:space="preserve">3.8x</w:t>
             </w:r>
           </w:p>
         </w:tc>
@@ -6233,30 +6925,30 @@
               <w:jc w:val="right"/>
             </w:pPr>
             <w:r>
-              <w:t xml:space="preserve">0.0058</w:t>
-            </w:r>
-          </w:p>
-        </w:tc>
-        <w:tc>
-          <w:tcPr/>
-          <w:p>
-            <w:pPr>
-              <w:pStyle w:val="Compact"/>
-            </w:pPr>
-            <w:r>
-              <w:t xml:space="preserve">[0.0009, 0.0287]</w:t>
-            </w:r>
-          </w:p>
-        </w:tc>
-        <w:tc>
-          <w:tcPr/>
-          <w:p>
-            <w:pPr>
-              <w:pStyle w:val="Compact"/>
-              <w:jc w:val="right"/>
-            </w:pPr>
-            <w:r>
-              <w:t xml:space="preserve">3.1x</w:t>
+              <w:t xml:space="preserve">0.0018</w:t>
+            </w:r>
+          </w:p>
+        </w:tc>
+        <w:tc>
+          <w:tcPr/>
+          <w:p>
+            <w:pPr>
+              <w:pStyle w:val="Compact"/>
+            </w:pPr>
+            <w:r>
+              <w:t xml:space="preserve">[0.0002, 0.0107]</w:t>
+            </w:r>
+          </w:p>
+        </w:tc>
+        <w:tc>
+          <w:tcPr/>
+          <w:p>
+            <w:pPr>
+              <w:pStyle w:val="Compact"/>
+              <w:jc w:val="right"/>
+            </w:pPr>
+            <w:r>
+              <w:t xml:space="preserve">3.4x</w:t>
             </w:r>
           </w:p>
         </w:tc>
@@ -6268,7 +6960,7 @@
               <w:jc w:val="center"/>
             </w:pPr>
             <w:r>
-              <w:t xml:space="preserve">broken</w:t>
+              <w:t xml:space="preserve">matched</w:t>
             </w:r>
           </w:p>
         </w:tc>
@@ -6293,30 +6985,30 @@
               <w:jc w:val="right"/>
             </w:pPr>
             <w:r>
-              <w:t xml:space="preserve">0.0032</w:t>
-            </w:r>
-          </w:p>
-        </w:tc>
-        <w:tc>
-          <w:tcPr/>
-          <w:p>
-            <w:pPr>
-              <w:pStyle w:val="Compact"/>
-            </w:pPr>
-            <w:r>
-              <w:t xml:space="preserve">[0.0005, 0.0141]</w:t>
-            </w:r>
-          </w:p>
-        </w:tc>
-        <w:tc>
-          <w:tcPr/>
-          <w:p>
-            <w:pPr>
-              <w:pStyle w:val="Compact"/>
-              <w:jc w:val="right"/>
-            </w:pPr>
-            <w:r>
-              <w:t xml:space="preserve">5.5x</w:t>
+              <w:t xml:space="preserve">0.0015</w:t>
+            </w:r>
+          </w:p>
+        </w:tc>
+        <w:tc>
+          <w:tcPr/>
+          <w:p>
+            <w:pPr>
+              <w:pStyle w:val="Compact"/>
+            </w:pPr>
+            <w:r>
+              <w:t xml:space="preserve">[0.0002, 0.0086]</w:t>
+            </w:r>
+          </w:p>
+        </w:tc>
+        <w:tc>
+          <w:tcPr/>
+          <w:p>
+            <w:pPr>
+              <w:pStyle w:val="Compact"/>
+              <w:jc w:val="right"/>
+            </w:pPr>
+            <w:r>
+              <w:t xml:space="preserve">4.2x</w:t>
             </w:r>
           </w:p>
         </w:tc>
@@ -6328,7 +7020,7 @@
               <w:jc w:val="center"/>
             </w:pPr>
             <w:r>
-              <w:t xml:space="preserve">broken</w:t>
+              <w:t xml:space="preserve">matched</w:t>
             </w:r>
           </w:p>
         </w:tc>
@@ -6353,30 +7045,30 @@
               <w:jc w:val="right"/>
             </w:pPr>
             <w:r>
-              <w:t xml:space="preserve">0.0009</w:t>
-            </w:r>
-          </w:p>
-        </w:tc>
-        <w:tc>
-          <w:tcPr/>
-          <w:p>
-            <w:pPr>
-              <w:pStyle w:val="Compact"/>
-            </w:pPr>
-            <w:r>
-              <w:t xml:space="preserve">[0.0002, 0.0056]</w:t>
-            </w:r>
-          </w:p>
-        </w:tc>
-        <w:tc>
-          <w:tcPr/>
-          <w:p>
-            <w:pPr>
-              <w:pStyle w:val="Compact"/>
-              <w:jc w:val="right"/>
-            </w:pPr>
-            <w:r>
-              <w:t xml:space="preserve">20.2x</w:t>
+              <w:t xml:space="preserve">0.0016</w:t>
+            </w:r>
+          </w:p>
+        </w:tc>
+        <w:tc>
+          <w:tcPr/>
+          <w:p>
+            <w:pPr>
+              <w:pStyle w:val="Compact"/>
+            </w:pPr>
+            <w:r>
+              <w:t xml:space="preserve">[0.0002, 0.0081]</w:t>
+            </w:r>
+          </w:p>
+        </w:tc>
+        <w:tc>
+          <w:tcPr/>
+          <w:p>
+            <w:pPr>
+              <w:pStyle w:val="Compact"/>
+              <w:jc w:val="right"/>
+            </w:pPr>
+            <w:r>
+              <w:t xml:space="preserve">3.8x</w:t>
             </w:r>
           </w:p>
         </w:tc>
@@ -6413,30 +7105,30 @@
               <w:jc w:val="right"/>
             </w:pPr>
             <w:r>
-              <w:t xml:space="preserve">0.0022</w:t>
-            </w:r>
-          </w:p>
-        </w:tc>
-        <w:tc>
-          <w:tcPr/>
-          <w:p>
-            <w:pPr>
-              <w:pStyle w:val="Compact"/>
-            </w:pPr>
-            <w:r>
-              <w:t xml:space="preserve">[0.0003, 0.0131]</w:t>
-            </w:r>
-          </w:p>
-        </w:tc>
-        <w:tc>
-          <w:tcPr/>
-          <w:p>
-            <w:pPr>
-              <w:pStyle w:val="Compact"/>
-              <w:jc w:val="right"/>
-            </w:pPr>
-            <w:r>
-              <w:t xml:space="preserve">8.0x</w:t>
+              <w:t xml:space="preserve">0.0017</w:t>
+            </w:r>
+          </w:p>
+        </w:tc>
+        <w:tc>
+          <w:tcPr/>
+          <w:p>
+            <w:pPr>
+              <w:pStyle w:val="Compact"/>
+            </w:pPr>
+            <w:r>
+              <w:t xml:space="preserve">[0.0002, 0.0112]</w:t>
+            </w:r>
+          </w:p>
+        </w:tc>
+        <w:tc>
+          <w:tcPr/>
+          <w:p>
+            <w:pPr>
+              <w:pStyle w:val="Compact"/>
+              <w:jc w:val="right"/>
+            </w:pPr>
+            <w:r>
+              <w:t xml:space="preserve">3.6x</w:t>
             </w:r>
           </w:p>
         </w:tc>
@@ -6473,30 +7165,30 @@
               <w:jc w:val="right"/>
             </w:pPr>
             <w:r>
-              <w:t xml:space="preserve">0.0018</w:t>
-            </w:r>
-          </w:p>
-        </w:tc>
-        <w:tc>
-          <w:tcPr/>
-          <w:p>
-            <w:pPr>
-              <w:pStyle w:val="Compact"/>
-            </w:pPr>
-            <w:r>
-              <w:t xml:space="preserve">[0.0003, 0.0078]</w:t>
-            </w:r>
-          </w:p>
-        </w:tc>
-        <w:tc>
-          <w:tcPr/>
-          <w:p>
-            <w:pPr>
-              <w:pStyle w:val="Compact"/>
-              <w:jc w:val="right"/>
-            </w:pPr>
-            <w:r>
-              <w:t xml:space="preserve">10.2x</w:t>
+              <w:t xml:space="preserve">0.0020</w:t>
+            </w:r>
+          </w:p>
+        </w:tc>
+        <w:tc>
+          <w:tcPr/>
+          <w:p>
+            <w:pPr>
+              <w:pStyle w:val="Compact"/>
+            </w:pPr>
+            <w:r>
+              <w:t xml:space="preserve">[0.0003, 0.0097]</w:t>
+            </w:r>
+          </w:p>
+        </w:tc>
+        <w:tc>
+          <w:tcPr/>
+          <w:p>
+            <w:pPr>
+              <w:pStyle w:val="Compact"/>
+              <w:jc w:val="right"/>
+            </w:pPr>
+            <w:r>
+              <w:t xml:space="preserve">3.1x</w:t>
             </w:r>
           </w:p>
         </w:tc>
@@ -6533,30 +7225,30 @@
               <w:jc w:val="right"/>
             </w:pPr>
             <w:r>
-              <w:t xml:space="preserve">0.0012</w:t>
-            </w:r>
-          </w:p>
-        </w:tc>
-        <w:tc>
-          <w:tcPr/>
-          <w:p>
-            <w:pPr>
-              <w:pStyle w:val="Compact"/>
-            </w:pPr>
-            <w:r>
-              <w:t xml:space="preserve">[0.0002, 0.0071]</w:t>
-            </w:r>
-          </w:p>
-        </w:tc>
-        <w:tc>
-          <w:tcPr/>
-          <w:p>
-            <w:pPr>
-              <w:pStyle w:val="Compact"/>
-              <w:jc w:val="right"/>
-            </w:pPr>
-            <w:r>
-              <w:t xml:space="preserve">15.1x</w:t>
+              <w:t xml:space="preserve">0.0018</w:t>
+            </w:r>
+          </w:p>
+        </w:tc>
+        <w:tc>
+          <w:tcPr/>
+          <w:p>
+            <w:pPr>
+              <w:pStyle w:val="Compact"/>
+            </w:pPr>
+            <w:r>
+              <w:t xml:space="preserve">[0.0002, 0.0102]</w:t>
+            </w:r>
+          </w:p>
+        </w:tc>
+        <w:tc>
+          <w:tcPr/>
+          <w:p>
+            <w:pPr>
+              <w:pStyle w:val="Compact"/>
+              <w:jc w:val="right"/>
+            </w:pPr>
+            <w:r>
+              <w:t xml:space="preserve">3.5x</w:t>
             </w:r>
           </w:p>
         </w:tc>
@@ -6593,30 +7285,30 @@
               <w:jc w:val="right"/>
             </w:pPr>
             <w:r>
-              <w:t xml:space="preserve">0.0009</w:t>
-            </w:r>
-          </w:p>
-        </w:tc>
-        <w:tc>
-          <w:tcPr/>
-          <w:p>
-            <w:pPr>
-              <w:pStyle w:val="Compact"/>
-            </w:pPr>
-            <w:r>
-              <w:t xml:space="preserve">[0.0002, 0.0050]</w:t>
-            </w:r>
-          </w:p>
-        </w:tc>
-        <w:tc>
-          <w:tcPr/>
-          <w:p>
-            <w:pPr>
-              <w:pStyle w:val="Compact"/>
-              <w:jc w:val="right"/>
-            </w:pPr>
-            <w:r>
-              <w:t xml:space="preserve">19.8x</w:t>
+              <w:t xml:space="preserve">0.0020</w:t>
+            </w:r>
+          </w:p>
+        </w:tc>
+        <w:tc>
+          <w:tcPr/>
+          <w:p>
+            <w:pPr>
+              <w:pStyle w:val="Compact"/>
+            </w:pPr>
+            <w:r>
+              <w:t xml:space="preserve">[0.0003, 0.0097]</w:t>
+            </w:r>
+          </w:p>
+        </w:tc>
+        <w:tc>
+          <w:tcPr/>
+          <w:p>
+            <w:pPr>
+              <w:pStyle w:val="Compact"/>
+              <w:jc w:val="right"/>
+            </w:pPr>
+            <w:r>
+              <w:t xml:space="preserve">3.2x</w:t>
             </w:r>
           </w:p>
         </w:tc>
@@ -6653,30 +7345,30 @@
               <w:jc w:val="right"/>
             </w:pPr>
             <w:r>
-              <w:t xml:space="preserve">0.0008</w:t>
-            </w:r>
-          </w:p>
-        </w:tc>
-        <w:tc>
-          <w:tcPr/>
-          <w:p>
-            <w:pPr>
-              <w:pStyle w:val="Compact"/>
-            </w:pPr>
-            <w:r>
-              <w:t xml:space="preserve">[0.0001, 0.0041]</w:t>
-            </w:r>
-          </w:p>
-        </w:tc>
-        <w:tc>
-          <w:tcPr/>
-          <w:p>
-            <w:pPr>
-              <w:pStyle w:val="Compact"/>
-              <w:jc w:val="right"/>
-            </w:pPr>
-            <w:r>
-              <w:t xml:space="preserve">23.5x</w:t>
+              <w:t xml:space="preserve">0.0015</w:t>
+            </w:r>
+          </w:p>
+        </w:tc>
+        <w:tc>
+          <w:tcPr/>
+          <w:p>
+            <w:pPr>
+              <w:pStyle w:val="Compact"/>
+            </w:pPr>
+            <w:r>
+              <w:t xml:space="preserve">[0.0002, 0.0087]</w:t>
+            </w:r>
+          </w:p>
+        </w:tc>
+        <w:tc>
+          <w:tcPr/>
+          <w:p>
+            <w:pPr>
+              <w:pStyle w:val="Compact"/>
+              <w:jc w:val="right"/>
+            </w:pPr>
+            <w:r>
+              <w:t xml:space="preserve">4.1x</w:t>
             </w:r>
           </w:p>
         </w:tc>
@@ -6837,30 +7529,30 @@
               <w:jc w:val="right"/>
             </w:pPr>
             <w:r>
-              <w:t xml:space="preserve">0.0031</w:t>
-            </w:r>
-          </w:p>
-        </w:tc>
-        <w:tc>
-          <w:tcPr/>
-          <w:p>
-            <w:pPr>
-              <w:pStyle w:val="Compact"/>
-            </w:pPr>
-            <w:r>
-              <w:t xml:space="preserve">[0.0007, 0.0126]</w:t>
-            </w:r>
-          </w:p>
-        </w:tc>
-        <w:tc>
-          <w:tcPr/>
-          <w:p>
-            <w:pPr>
-              <w:pStyle w:val="Compact"/>
-              <w:jc w:val="right"/>
-            </w:pPr>
-            <w:r>
-              <w:t xml:space="preserve">5.8x</w:t>
+              <w:t xml:space="preserve">0.0015</w:t>
+            </w:r>
+          </w:p>
+        </w:tc>
+        <w:tc>
+          <w:tcPr/>
+          <w:p>
+            <w:pPr>
+              <w:pStyle w:val="Compact"/>
+            </w:pPr>
+            <w:r>
+              <w:t xml:space="preserve">[0.0002, 0.0116]</w:t>
+            </w:r>
+          </w:p>
+        </w:tc>
+        <w:tc>
+          <w:tcPr/>
+          <w:p>
+            <w:pPr>
+              <w:pStyle w:val="Compact"/>
+              <w:jc w:val="right"/>
+            </w:pPr>
+            <w:r>
+              <w:t xml:space="preserve">4.0x</w:t>
             </w:r>
           </w:p>
         </w:tc>
@@ -6897,30 +7589,30 @@
               <w:jc w:val="right"/>
             </w:pPr>
             <w:r>
-              <w:t xml:space="preserve">0.0031</w:t>
-            </w:r>
-          </w:p>
-        </w:tc>
-        <w:tc>
-          <w:tcPr/>
-          <w:p>
-            <w:pPr>
-              <w:pStyle w:val="Compact"/>
-            </w:pPr>
-            <w:r>
-              <w:t xml:space="preserve">[0.0006, 0.0118]</w:t>
-            </w:r>
-          </w:p>
-        </w:tc>
-        <w:tc>
-          <w:tcPr/>
-          <w:p>
-            <w:pPr>
-              <w:pStyle w:val="Compact"/>
-              <w:jc w:val="right"/>
-            </w:pPr>
-            <w:r>
-              <w:t xml:space="preserve">5.8x</w:t>
+              <w:t xml:space="preserve">0.0016</w:t>
+            </w:r>
+          </w:p>
+        </w:tc>
+        <w:tc>
+          <w:tcPr/>
+          <w:p>
+            <w:pPr>
+              <w:pStyle w:val="Compact"/>
+            </w:pPr>
+            <w:r>
+              <w:t xml:space="preserve">[0.0002, 0.0090]</w:t>
+            </w:r>
+          </w:p>
+        </w:tc>
+        <w:tc>
+          <w:tcPr/>
+          <w:p>
+            <w:pPr>
+              <w:pStyle w:val="Compact"/>
+              <w:jc w:val="right"/>
+            </w:pPr>
+            <w:r>
+              <w:t xml:space="preserve">3.9x</w:t>
             </w:r>
           </w:p>
         </w:tc>
@@ -6932,7 +7624,7 @@
               <w:jc w:val="center"/>
             </w:pPr>
             <w:r>
-              <w:t xml:space="preserve">broken</w:t>
+              <w:t xml:space="preserve">matched</w:t>
             </w:r>
           </w:p>
         </w:tc>
@@ -6957,30 +7649,30 @@
               <w:jc w:val="right"/>
             </w:pPr>
             <w:r>
-              <w:t xml:space="preserve">0.0030</w:t>
-            </w:r>
-          </w:p>
-        </w:tc>
-        <w:tc>
-          <w:tcPr/>
-          <w:p>
-            <w:pPr>
-              <w:pStyle w:val="Compact"/>
-            </w:pPr>
-            <w:r>
-              <w:t xml:space="preserve">[0.0006, 0.0121]</w:t>
-            </w:r>
-          </w:p>
-        </w:tc>
-        <w:tc>
-          <w:tcPr/>
-          <w:p>
-            <w:pPr>
-              <w:pStyle w:val="Compact"/>
-              <w:jc w:val="right"/>
-            </w:pPr>
-            <w:r>
-              <w:t xml:space="preserve">6.1x</w:t>
+              <w:t xml:space="preserve">0.0016</w:t>
+            </w:r>
+          </w:p>
+        </w:tc>
+        <w:tc>
+          <w:tcPr/>
+          <w:p>
+            <w:pPr>
+              <w:pStyle w:val="Compact"/>
+            </w:pPr>
+            <w:r>
+              <w:t xml:space="preserve">[0.0002, 0.0095]</w:t>
+            </w:r>
+          </w:p>
+        </w:tc>
+        <w:tc>
+          <w:tcPr/>
+          <w:p>
+            <w:pPr>
+              <w:pStyle w:val="Compact"/>
+              <w:jc w:val="right"/>
+            </w:pPr>
+            <w:r>
+              <w:t xml:space="preserve">4.0x</w:t>
             </w:r>
           </w:p>
         </w:tc>
@@ -6992,7 +7684,7 @@
               <w:jc w:val="center"/>
             </w:pPr>
             <w:r>
-              <w:t xml:space="preserve">broken</w:t>
+              <w:t xml:space="preserve">matched</w:t>
             </w:r>
           </w:p>
         </w:tc>
@@ -7017,30 +7709,30 @@
               <w:jc w:val="right"/>
             </w:pPr>
             <w:r>
-              <w:t xml:space="preserve">0.0030</w:t>
-            </w:r>
-          </w:p>
-        </w:tc>
-        <w:tc>
-          <w:tcPr/>
-          <w:p>
-            <w:pPr>
-              <w:pStyle w:val="Compact"/>
-            </w:pPr>
-            <w:r>
-              <w:t xml:space="preserve">[0.0006, 0.0123]</w:t>
-            </w:r>
-          </w:p>
-        </w:tc>
-        <w:tc>
-          <w:tcPr/>
-          <w:p>
-            <w:pPr>
-              <w:pStyle w:val="Compact"/>
-              <w:jc w:val="right"/>
-            </w:pPr>
-            <w:r>
-              <w:t xml:space="preserve">6.0x</w:t>
+              <w:t xml:space="preserve">0.0017</w:t>
+            </w:r>
+          </w:p>
+        </w:tc>
+        <w:tc>
+          <w:tcPr/>
+          <w:p>
+            <w:pPr>
+              <w:pStyle w:val="Compact"/>
+            </w:pPr>
+            <w:r>
+              <w:t xml:space="preserve">[0.0003, 0.0098]</w:t>
+            </w:r>
+          </w:p>
+        </w:tc>
+        <w:tc>
+          <w:tcPr/>
+          <w:p>
+            <w:pPr>
+              <w:pStyle w:val="Compact"/>
+              <w:jc w:val="right"/>
+            </w:pPr>
+            <w:r>
+              <w:t xml:space="preserve">3.7x</w:t>
             </w:r>
           </w:p>
         </w:tc>
@@ -7088,15 +7780,16 @@
     <w:tbl>
       <w:tblPr>
         <w:tblStyle w:val="Table"/>
-        <w:tblW w:type="auto" w:w="0"/>
+        <w:tblW w:type="pct" w:w="5000"/>
+        <w:tblLayout w:type="fixed"/>
         <w:tblLook w:firstRow="1" w:lastRow="0" w:firstColumn="0" w:lastColumn="0" w:noHBand="0" w:noVBand="0" w:val="0020"/>
       </w:tblPr>
       <w:tblGrid>
-        <w:gridCol w:w="1584"/>
-        <w:gridCol w:w="1584"/>
-        <w:gridCol w:w="1584"/>
-        <w:gridCol w:w="1584"/>
-        <w:gridCol w:w="1584"/>
+        <w:gridCol w:w="1250"/>
+        <w:gridCol w:w="1667"/>
+        <w:gridCol w:w="1250"/>
+        <w:gridCol w:w="1667"/>
+        <w:gridCol w:w="2084"/>
       </w:tblGrid>
       <w:tr>
         <w:trPr>
@@ -7201,30 +7894,30 @@
               <w:jc w:val="right"/>
             </w:pPr>
             <w:r>
-              <w:t xml:space="preserve">0.0031</w:t>
-            </w:r>
-          </w:p>
-        </w:tc>
-        <w:tc>
-          <w:tcPr/>
-          <w:p>
-            <w:pPr>
-              <w:pStyle w:val="Compact"/>
-            </w:pPr>
-            <w:r>
-              <w:t xml:space="preserve">[0.0007, 0.0126]</w:t>
-            </w:r>
-          </w:p>
-        </w:tc>
-        <w:tc>
-          <w:tcPr/>
-          <w:p>
-            <w:pPr>
-              <w:pStyle w:val="Compact"/>
-              <w:jc w:val="right"/>
-            </w:pPr>
-            <w:r>
-              <w:t xml:space="preserve">5.8x</w:t>
+              <w:t xml:space="preserve">0.0016</w:t>
+            </w:r>
+          </w:p>
+        </w:tc>
+        <w:tc>
+          <w:tcPr/>
+          <w:p>
+            <w:pPr>
+              <w:pStyle w:val="Compact"/>
+            </w:pPr>
+            <w:r>
+              <w:t xml:space="preserve">[0.0002, 0.0096]</w:t>
+            </w:r>
+          </w:p>
+        </w:tc>
+        <w:tc>
+          <w:tcPr/>
+          <w:p>
+            <w:pPr>
+              <w:pStyle w:val="Compact"/>
+              <w:jc w:val="right"/>
+            </w:pPr>
+            <w:r>
+              <w:t xml:space="preserve">3.8x</w:t>
             </w:r>
           </w:p>
         </w:tc>
@@ -7249,42 +7942,42 @@
               <w:pStyle w:val="Compact"/>
             </w:pPr>
             <w:r>
-              <w:t xml:space="preserve">boundary strength 0.1</w:t>
-            </w:r>
-          </w:p>
-        </w:tc>
-        <w:tc>
-          <w:tcPr/>
-          <w:p>
-            <w:pPr>
-              <w:pStyle w:val="Compact"/>
-              <w:jc w:val="right"/>
-            </w:pPr>
-            <w:r>
-              <w:t xml:space="preserve">0.0040</w:t>
-            </w:r>
-          </w:p>
-        </w:tc>
-        <w:tc>
-          <w:tcPr/>
-          <w:p>
-            <w:pPr>
-              <w:pStyle w:val="Compact"/>
-            </w:pPr>
-            <w:r>
-              <w:t xml:space="preserve">[0.0007, 0.0572]</w:t>
-            </w:r>
-          </w:p>
-        </w:tc>
-        <w:tc>
-          <w:tcPr/>
-          <w:p>
-            <w:pPr>
-              <w:pStyle w:val="Compact"/>
-              <w:jc w:val="right"/>
-            </w:pPr>
-            <w:r>
-              <w:t xml:space="preserve">4.5x</w:t>
+              <w:t xml:space="preserve">boundary strength 0.15</w:t>
+            </w:r>
+          </w:p>
+        </w:tc>
+        <w:tc>
+          <w:tcPr/>
+          <w:p>
+            <w:pPr>
+              <w:pStyle w:val="Compact"/>
+              <w:jc w:val="right"/>
+            </w:pPr>
+            <w:r>
+              <w:t xml:space="preserve">0.0031</w:t>
+            </w:r>
+          </w:p>
+        </w:tc>
+        <w:tc>
+          <w:tcPr/>
+          <w:p>
+            <w:pPr>
+              <w:pStyle w:val="Compact"/>
+            </w:pPr>
+            <w:r>
+              <w:t xml:space="preserve">[0.0003, 0.1924]</w:t>
+            </w:r>
+          </w:p>
+        </w:tc>
+        <w:tc>
+          <w:tcPr/>
+          <w:p>
+            <w:pPr>
+              <w:pStyle w:val="Compact"/>
+              <w:jc w:val="right"/>
+            </w:pPr>
+            <w:r>
+              <w:t xml:space="preserve">2.0x</w:t>
             </w:r>
           </w:p>
         </w:tc>
@@ -7309,42 +8002,42 @@
               <w:pStyle w:val="Compact"/>
             </w:pPr>
             <w:r>
-              <w:t xml:space="preserve">boundary strength 0.15</w:t>
-            </w:r>
-          </w:p>
-        </w:tc>
-        <w:tc>
-          <w:tcPr/>
-          <w:p>
-            <w:pPr>
-              <w:pStyle w:val="Compact"/>
-              <w:jc w:val="right"/>
-            </w:pPr>
-            <w:r>
-              <w:t xml:space="preserve">0.0054</w:t>
-            </w:r>
-          </w:p>
-        </w:tc>
-        <w:tc>
-          <w:tcPr/>
-          <w:p>
-            <w:pPr>
-              <w:pStyle w:val="Compact"/>
-            </w:pPr>
-            <w:r>
-              <w:t xml:space="preserve">[0.0009, 0.0705]</w:t>
-            </w:r>
-          </w:p>
-        </w:tc>
-        <w:tc>
-          <w:tcPr/>
-          <w:p>
-            <w:pPr>
-              <w:pStyle w:val="Compact"/>
-              <w:jc w:val="right"/>
-            </w:pPr>
-            <w:r>
-              <w:t xml:space="preserve">3.4x</w:t>
+              <w:t xml:space="preserve">boundary strength 0.18</w:t>
+            </w:r>
+          </w:p>
+        </w:tc>
+        <w:tc>
+          <w:tcPr/>
+          <w:p>
+            <w:pPr>
+              <w:pStyle w:val="Compact"/>
+              <w:jc w:val="right"/>
+            </w:pPr>
+            <w:r>
+              <w:t xml:space="preserve">0.0042</w:t>
+            </w:r>
+          </w:p>
+        </w:tc>
+        <w:tc>
+          <w:tcPr/>
+          <w:p>
+            <w:pPr>
+              <w:pStyle w:val="Compact"/>
+            </w:pPr>
+            <w:r>
+              <w:t xml:space="preserve">[0.0003, 0.2022]</w:t>
+            </w:r>
+          </w:p>
+        </w:tc>
+        <w:tc>
+          <w:tcPr/>
+          <w:p>
+            <w:pPr>
+              <w:pStyle w:val="Compact"/>
+              <w:jc w:val="right"/>
+            </w:pPr>
+            <w:r>
+              <w:t xml:space="preserve">1.5x</w:t>
             </w:r>
           </w:p>
         </w:tc>
@@ -7381,30 +8074,30 @@
               <w:jc w:val="right"/>
             </w:pPr>
             <w:r>
-              <w:t xml:space="preserve">0.0094</w:t>
-            </w:r>
-          </w:p>
-        </w:tc>
-        <w:tc>
-          <w:tcPr/>
-          <w:p>
-            <w:pPr>
-              <w:pStyle w:val="Compact"/>
-            </w:pPr>
-            <w:r>
-              <w:t xml:space="preserve">[0.0008, 0.0823]</w:t>
-            </w:r>
-          </w:p>
-        </w:tc>
-        <w:tc>
-          <w:tcPr/>
-          <w:p>
-            <w:pPr>
-              <w:pStyle w:val="Compact"/>
-              <w:jc w:val="right"/>
-            </w:pPr>
-            <w:r>
-              <w:t xml:space="preserve">1.9x</w:t>
+              <w:t xml:space="preserve">0.0054</w:t>
+            </w:r>
+          </w:p>
+        </w:tc>
+        <w:tc>
+          <w:tcPr/>
+          <w:p>
+            <w:pPr>
+              <w:pStyle w:val="Compact"/>
+            </w:pPr>
+            <w:r>
+              <w:t xml:space="preserve">[0.0003, 0.2068]</w:t>
+            </w:r>
+          </w:p>
+        </w:tc>
+        <w:tc>
+          <w:tcPr/>
+          <w:p>
+            <w:pPr>
+              <w:pStyle w:val="Compact"/>
+              <w:jc w:val="right"/>
+            </w:pPr>
+            <w:r>
+              <w:t xml:space="preserve">1.2x</w:t>
             </w:r>
           </w:p>
         </w:tc>
@@ -7429,42 +8122,42 @@
               <w:pStyle w:val="Compact"/>
             </w:pPr>
             <w:r>
-              <w:t xml:space="preserve">boundary strength 0.25</w:t>
-            </w:r>
-          </w:p>
-        </w:tc>
-        <w:tc>
-          <w:tcPr/>
-          <w:p>
-            <w:pPr>
-              <w:pStyle w:val="Compact"/>
-              <w:jc w:val="right"/>
-            </w:pPr>
-            <w:r>
-              <w:t xml:space="preserve">0.0164</w:t>
-            </w:r>
-          </w:p>
-        </w:tc>
-        <w:tc>
-          <w:tcPr/>
-          <w:p>
-            <w:pPr>
-              <w:pStyle w:val="Compact"/>
-            </w:pPr>
-            <w:r>
-              <w:t xml:space="preserve">[0.0011, 0.0805]</w:t>
-            </w:r>
-          </w:p>
-        </w:tc>
-        <w:tc>
-          <w:tcPr/>
-          <w:p>
-            <w:pPr>
-              <w:pStyle w:val="Compact"/>
-              <w:jc w:val="right"/>
-            </w:pPr>
-            <w:r>
-              <w:t xml:space="preserve">1.1x</w:t>
+              <w:t xml:space="preserve">boundary strength 0.22</w:t>
+            </w:r>
+          </w:p>
+        </w:tc>
+        <w:tc>
+          <w:tcPr/>
+          <w:p>
+            <w:pPr>
+              <w:pStyle w:val="Compact"/>
+              <w:jc w:val="right"/>
+            </w:pPr>
+            <w:r>
+              <w:t xml:space="preserve">0.0071</w:t>
+            </w:r>
+          </w:p>
+        </w:tc>
+        <w:tc>
+          <w:tcPr/>
+          <w:p>
+            <w:pPr>
+              <w:pStyle w:val="Compact"/>
+            </w:pPr>
+            <w:r>
+              <w:t xml:space="preserve">[0.0004, 0.2085]</w:t>
+            </w:r>
+          </w:p>
+        </w:tc>
+        <w:tc>
+          <w:tcPr/>
+          <w:p>
+            <w:pPr>
+              <w:pStyle w:val="Compact"/>
+              <w:jc w:val="right"/>
+            </w:pPr>
+            <w:r>
+              <w:t xml:space="preserve">0.9x</w:t>
             </w:r>
           </w:p>
         </w:tc>
@@ -7489,42 +8182,42 @@
               <w:pStyle w:val="Compact"/>
             </w:pPr>
             <w:r>
-              <w:t xml:space="preserve">boundary strength 0.3</w:t>
-            </w:r>
-          </w:p>
-        </w:tc>
-        <w:tc>
-          <w:tcPr/>
-          <w:p>
-            <w:pPr>
-              <w:pStyle w:val="Compact"/>
-              <w:jc w:val="right"/>
-            </w:pPr>
-            <w:r>
-              <w:t xml:space="preserve">0.0194</w:t>
-            </w:r>
-          </w:p>
-        </w:tc>
-        <w:tc>
-          <w:tcPr/>
-          <w:p>
-            <w:pPr>
-              <w:pStyle w:val="Compact"/>
-            </w:pPr>
-            <w:r>
-              <w:t xml:space="preserve">[0.0011, 0.0879]</w:t>
-            </w:r>
-          </w:p>
-        </w:tc>
-        <w:tc>
-          <w:tcPr/>
-          <w:p>
-            <w:pPr>
-              <w:pStyle w:val="Compact"/>
-              <w:jc w:val="right"/>
-            </w:pPr>
-            <w:r>
-              <w:t xml:space="preserve">0.9x</w:t>
+              <w:t xml:space="preserve">boundary strength 0.25</w:t>
+            </w:r>
+          </w:p>
+        </w:tc>
+        <w:tc>
+          <w:tcPr/>
+          <w:p>
+            <w:pPr>
+              <w:pStyle w:val="Compact"/>
+              <w:jc w:val="right"/>
+            </w:pPr>
+            <w:r>
+              <w:t xml:space="preserve">0.0106</w:t>
+            </w:r>
+          </w:p>
+        </w:tc>
+        <w:tc>
+          <w:tcPr/>
+          <w:p>
+            <w:pPr>
+              <w:pStyle w:val="Compact"/>
+            </w:pPr>
+            <w:r>
+              <w:t xml:space="preserve">[0.0004, 0.2245]</w:t>
+            </w:r>
+          </w:p>
+        </w:tc>
+        <w:tc>
+          <w:tcPr/>
+          <w:p>
+            <w:pPr>
+              <w:pStyle w:val="Compact"/>
+              <w:jc w:val="right"/>
+            </w:pPr>
+            <w:r>
+              <w:t xml:space="preserve">0.6x</w:t>
             </w:r>
           </w:p>
         </w:tc>
@@ -7549,42 +8242,42 @@
               <w:pStyle w:val="Compact"/>
             </w:pPr>
             <w:r>
-              <w:t xml:space="preserve">boundary strength 0.4</w:t>
-            </w:r>
-          </w:p>
-        </w:tc>
-        <w:tc>
-          <w:tcPr/>
-          <w:p>
-            <w:pPr>
-              <w:pStyle w:val="Compact"/>
-              <w:jc w:val="right"/>
-            </w:pPr>
-            <w:r>
-              <w:t xml:space="preserve">0.0286</w:t>
-            </w:r>
-          </w:p>
-        </w:tc>
-        <w:tc>
-          <w:tcPr/>
-          <w:p>
-            <w:pPr>
-              <w:pStyle w:val="Compact"/>
-            </w:pPr>
-            <w:r>
-              <w:t xml:space="preserve">[0.0021, 0.0893]</w:t>
-            </w:r>
-          </w:p>
-        </w:tc>
-        <w:tc>
-          <w:tcPr/>
-          <w:p>
-            <w:pPr>
-              <w:pStyle w:val="Compact"/>
-              <w:jc w:val="right"/>
-            </w:pPr>
-            <w:r>
-              <w:t xml:space="preserve">0.6x</w:t>
+              <w:t xml:space="preserve">boundary strength 0.28</w:t>
+            </w:r>
+          </w:p>
+        </w:tc>
+        <w:tc>
+          <w:tcPr/>
+          <w:p>
+            <w:pPr>
+              <w:pStyle w:val="Compact"/>
+              <w:jc w:val="right"/>
+            </w:pPr>
+            <w:r>
+              <w:t xml:space="preserve">0.0527</w:t>
+            </w:r>
+          </w:p>
+        </w:tc>
+        <w:tc>
+          <w:tcPr/>
+          <w:p>
+            <w:pPr>
+              <w:pStyle w:val="Compact"/>
+            </w:pPr>
+            <w:r>
+              <w:t xml:space="preserve">[0.0004, 0.2322]</w:t>
+            </w:r>
+          </w:p>
+        </w:tc>
+        <w:tc>
+          <w:tcPr/>
+          <w:p>
+            <w:pPr>
+              <w:pStyle w:val="Compact"/>
+              <w:jc w:val="right"/>
+            </w:pPr>
+            <w:r>
+              <w:t xml:space="preserve">0.1x</w:t>
             </w:r>
           </w:p>
         </w:tc>
@@ -7596,7 +8289,7 @@
               <w:jc w:val="center"/>
             </w:pPr>
             <w:r>
-              <w:t xml:space="preserve">broken</w:t>
+              <w:t xml:space="preserve">matched</w:t>
             </w:r>
           </w:p>
         </w:tc>
@@ -7609,42 +8302,42 @@
               <w:pStyle w:val="Compact"/>
             </w:pPr>
             <w:r>
-              <w:t xml:space="preserve">boundary strength 0.6</w:t>
-            </w:r>
-          </w:p>
-        </w:tc>
-        <w:tc>
-          <w:tcPr/>
-          <w:p>
-            <w:pPr>
-              <w:pStyle w:val="Compact"/>
-              <w:jc w:val="right"/>
-            </w:pPr>
-            <w:r>
-              <w:t xml:space="preserve">0.0529</w:t>
-            </w:r>
-          </w:p>
-        </w:tc>
-        <w:tc>
-          <w:tcPr/>
-          <w:p>
-            <w:pPr>
-              <w:pStyle w:val="Compact"/>
-            </w:pPr>
-            <w:r>
-              <w:t xml:space="preserve">[0.0072, 0.0909]</w:t>
-            </w:r>
-          </w:p>
-        </w:tc>
-        <w:tc>
-          <w:tcPr/>
-          <w:p>
-            <w:pPr>
-              <w:pStyle w:val="Compact"/>
-              <w:jc w:val="right"/>
-            </w:pPr>
-            <w:r>
-              <w:t xml:space="preserve">0.3x</w:t>
+              <w:t xml:space="preserve">boundary strength 0.3</w:t>
+            </w:r>
+          </w:p>
+        </w:tc>
+        <w:tc>
+          <w:tcPr/>
+          <w:p>
+            <w:pPr>
+              <w:pStyle w:val="Compact"/>
+              <w:jc w:val="right"/>
+            </w:pPr>
+            <w:r>
+              <w:t xml:space="preserve">0.0608</w:t>
+            </w:r>
+          </w:p>
+        </w:tc>
+        <w:tc>
+          <w:tcPr/>
+          <w:p>
+            <w:pPr>
+              <w:pStyle w:val="Compact"/>
+            </w:pPr>
+            <w:r>
+              <w:t xml:space="preserve">[0.0004, 0.2292]</w:t>
+            </w:r>
+          </w:p>
+        </w:tc>
+        <w:tc>
+          <w:tcPr/>
+          <w:p>
+            <w:pPr>
+              <w:pStyle w:val="Compact"/>
+              <w:jc w:val="right"/>
+            </w:pPr>
+            <w:r>
+              <w:t xml:space="preserve">0.1x</w:t>
             </w:r>
           </w:p>
         </w:tc>
@@ -7656,7 +8349,7 @@
               <w:jc w:val="center"/>
             </w:pPr>
             <w:r>
-              <w:t xml:space="preserve">broken</w:t>
+              <w:t xml:space="preserve">matched</w:t>
             </w:r>
           </w:p>
         </w:tc>
@@ -7669,42 +8362,222 @@
               <w:pStyle w:val="Compact"/>
             </w:pPr>
             <w:r>
-              <w:t xml:space="preserve">boundary strength 1.0</w:t>
-            </w:r>
-          </w:p>
-        </w:tc>
-        <w:tc>
-          <w:tcPr/>
-          <w:p>
-            <w:pPr>
-              <w:pStyle w:val="Compact"/>
-              <w:jc w:val="right"/>
-            </w:pPr>
-            <w:r>
-              <w:t xml:space="preserve">0.0610</w:t>
-            </w:r>
-          </w:p>
-        </w:tc>
-        <w:tc>
-          <w:tcPr/>
-          <w:p>
-            <w:pPr>
-              <w:pStyle w:val="Compact"/>
-            </w:pPr>
-            <w:r>
-              <w:t xml:space="preserve">[0.0195, 0.1023]</w:t>
-            </w:r>
-          </w:p>
-        </w:tc>
-        <w:tc>
-          <w:tcPr/>
-          <w:p>
-            <w:pPr>
-              <w:pStyle w:val="Compact"/>
-              <w:jc w:val="right"/>
-            </w:pPr>
-            <w:r>
-              <w:t xml:space="preserve">0.3x</w:t>
+              <w:t xml:space="preserve">boundary strength 0.35</w:t>
+            </w:r>
+          </w:p>
+        </w:tc>
+        <w:tc>
+          <w:tcPr/>
+          <w:p>
+            <w:pPr>
+              <w:pStyle w:val="Compact"/>
+              <w:jc w:val="right"/>
+            </w:pPr>
+            <w:r>
+              <w:t xml:space="preserve">0.0727</w:t>
+            </w:r>
+          </w:p>
+        </w:tc>
+        <w:tc>
+          <w:tcPr/>
+          <w:p>
+            <w:pPr>
+              <w:pStyle w:val="Compact"/>
+            </w:pPr>
+            <w:r>
+              <w:t xml:space="preserve">[0.0006, 0.2330]</w:t>
+            </w:r>
+          </w:p>
+        </w:tc>
+        <w:tc>
+          <w:tcPr/>
+          <w:p>
+            <w:pPr>
+              <w:pStyle w:val="Compact"/>
+              <w:jc w:val="right"/>
+            </w:pPr>
+            <w:r>
+              <w:t xml:space="preserve">0.1x</w:t>
+            </w:r>
+          </w:p>
+        </w:tc>
+        <w:tc>
+          <w:tcPr/>
+          <w:p>
+            <w:pPr>
+              <w:pStyle w:val="Compact"/>
+              <w:jc w:val="center"/>
+            </w:pPr>
+            <w:r>
+              <w:t xml:space="preserve">matched</w:t>
+            </w:r>
+          </w:p>
+        </w:tc>
+      </w:tr>
+      <w:tr>
+        <w:tc>
+          <w:tcPr/>
+          <w:p>
+            <w:pPr>
+              <w:pStyle w:val="Compact"/>
+            </w:pPr>
+            <w:r>
+              <w:t xml:space="preserve">boundary strength 0.4</w:t>
+            </w:r>
+          </w:p>
+        </w:tc>
+        <w:tc>
+          <w:tcPr/>
+          <w:p>
+            <w:pPr>
+              <w:pStyle w:val="Compact"/>
+              <w:jc w:val="right"/>
+            </w:pPr>
+            <w:r>
+              <w:t xml:space="preserve">0.0861</w:t>
+            </w:r>
+          </w:p>
+        </w:tc>
+        <w:tc>
+          <w:tcPr/>
+          <w:p>
+            <w:pPr>
+              <w:pStyle w:val="Compact"/>
+            </w:pPr>
+            <w:r>
+              <w:t xml:space="preserve">[0.0007, 0.2333]</w:t>
+            </w:r>
+          </w:p>
+        </w:tc>
+        <w:tc>
+          <w:tcPr/>
+          <w:p>
+            <w:pPr>
+              <w:pStyle w:val="Compact"/>
+              <w:jc w:val="right"/>
+            </w:pPr>
+            <w:r>
+              <w:t xml:space="preserve">0.1x</w:t>
+            </w:r>
+          </w:p>
+        </w:tc>
+        <w:tc>
+          <w:tcPr/>
+          <w:p>
+            <w:pPr>
+              <w:pStyle w:val="Compact"/>
+              <w:jc w:val="center"/>
+            </w:pPr>
+            <w:r>
+              <w:t xml:space="preserve">broken</w:t>
+            </w:r>
+          </w:p>
+        </w:tc>
+      </w:tr>
+      <w:tr>
+        <w:tc>
+          <w:tcPr/>
+          <w:p>
+            <w:pPr>
+              <w:pStyle w:val="Compact"/>
+            </w:pPr>
+            <w:r>
+              <w:t xml:space="preserve">boundary strength 0.6 (250 realizations)</w:t>
+            </w:r>
+          </w:p>
+        </w:tc>
+        <w:tc>
+          <w:tcPr/>
+          <w:p>
+            <w:pPr>
+              <w:pStyle w:val="Compact"/>
+              <w:jc w:val="right"/>
+            </w:pPr>
+            <w:r>
+              <w:t xml:space="preserve">0.1669</w:t>
+            </w:r>
+          </w:p>
+        </w:tc>
+        <w:tc>
+          <w:tcPr/>
+          <w:p>
+            <w:pPr>
+              <w:pStyle w:val="Compact"/>
+            </w:pPr>
+            <w:r>
+              <w:t xml:space="preserve">[0.0070, 0.2360]</w:t>
+            </w:r>
+          </w:p>
+        </w:tc>
+        <w:tc>
+          <w:tcPr/>
+          <w:p>
+            <w:pPr>
+              <w:pStyle w:val="Compact"/>
+              <w:jc w:val="right"/>
+            </w:pPr>
+            <w:r>
+              <w:t xml:space="preserve">0.0x</w:t>
+            </w:r>
+          </w:p>
+        </w:tc>
+        <w:tc>
+          <w:tcPr/>
+          <w:p>
+            <w:pPr>
+              <w:pStyle w:val="Compact"/>
+              <w:jc w:val="center"/>
+            </w:pPr>
+            <w:r>
+              <w:t xml:space="preserve">broken</w:t>
+            </w:r>
+          </w:p>
+        </w:tc>
+      </w:tr>
+      <w:tr>
+        <w:tc>
+          <w:tcPr/>
+          <w:p>
+            <w:pPr>
+              <w:pStyle w:val="Compact"/>
+            </w:pPr>
+            <w:r>
+              <w:t xml:space="preserve">boundary strength 1.0 (250 realizations)</w:t>
+            </w:r>
+          </w:p>
+        </w:tc>
+        <w:tc>
+          <w:tcPr/>
+          <w:p>
+            <w:pPr>
+              <w:pStyle w:val="Compact"/>
+              <w:jc w:val="right"/>
+            </w:pPr>
+            <w:r>
+              <w:t xml:space="preserve">0.1984</w:t>
+            </w:r>
+          </w:p>
+        </w:tc>
+        <w:tc>
+          <w:tcPr/>
+          <w:p>
+            <w:pPr>
+              <w:pStyle w:val="Compact"/>
+            </w:pPr>
+            <w:r>
+              <w:t xml:space="preserve">[0.0565, 0.2469]</w:t>
+            </w:r>
+          </w:p>
+        </w:tc>
+        <w:tc>
+          <w:tcPr/>
+          <w:p>
+            <w:pPr>
+              <w:pStyle w:val="Compact"/>
+              <w:jc w:val="right"/>
+            </w:pPr>
+            <w:r>
+              <w:t xml:space="preserve">0.0x</w:t>
             </w:r>
           </w:p>
         </w:tc>
@@ -7743,7 +8616,7 @@
         <w:t xml:space="preserve"> </w:t>
       </w:r>
       <w:r>
-        <w:t xml:space="preserve">of the decay, since an exponential fall-off is an assumption rather than a measurement. A Gaussian decay isolates distant sites about eleven times more than an exponential at the same length and narrows the shortfall to 1.8, the closest any geographic setting comes, but only at an interaction length of 6 km on a drainage spanning 128 km, and only by breaking the diversity match. A power-law decay, with its heavier tail, is worse everywhere.</w:t>
+        <w:t xml:space="preserve">of the decay, since an exponential fall-off is an assumption rather than a measurement. A Gaussian decay isolates distant sites about eleven times more than an exponential at the same length and narrows the shortfall to 3.2 but breaks the diversity match; the best diversity-matched setting, a power-law decay at 12 km, reaches 3.1. No metric, length or decay shape moves the median by more than a few ten-thousandths on this set. A power-law decay, with its heavier tail, is worse everywhere.</w:t>
       </w:r>
     </w:p>
     <w:p>
@@ -7759,7 +8632,7 @@
         <w:pStyle w:val="BodyText"/>
       </w:pPr>
       <w:r>
-        <w:t xml:space="preserve">The individual realizations are widely spread, so the agreement at strength 0.25 is between the model’s central tendency and the observation rather than between tight distributions. It identifies a mechanism the record is consistent with, not one it demonstrates. The mechanism is neutral drift in which new styles arise locally rather than region-wide, not a process of a different kind.</w:t>
+        <w:t xml:space="preserve">The individual realizations are widely spread, so the agreement at strengths 0.2 to 0.22 is between the model’s central tendency and the observation rather than between tight distributions. It identifies a mechanism the record is consistent with, not one it demonstrates. The mechanism is neutral drift in which new styles arise locally rather than region-wide, not a process of a different kind.</w:t>
       </w:r>
     </w:p>
     <w:p>
@@ -7770,8 +8643,8 @@
         <w:t xml:space="preserve">The transport-geography, accumulation-span and innovation-boundary sweeps were also run on the southeast-Missouri assemblages. That set is not adequate for the test, for reasons of class composition set out in the final section of this text, and the way its behavior under these three exposes the problem is reported there rather than here.</w:t>
       </w:r>
     </w:p>
-    <w:bookmarkEnd w:id="131"/>
-    <w:bookmarkStart w:id="136" w:name="X61b4c874ea32e31666b882bda5fae1d71873809"/>
+    <w:bookmarkEnd w:id="132"/>
+    <w:bookmarkStart w:id="137" w:name="X61b4c874ea32e31666b882bda5fae1d71873809"/>
     <w:p>
       <w:pPr>
         <w:pStyle w:val="Heading2"/>
@@ -7911,7 +8784,7 @@
         <w:t xml:space="preserve">(Beaumont et al. 2002; Toni et al. 2009)</w:t>
       </w:r>
       <w:r>
-        <w:t xml:space="preserve">. The posterior of the bias, pooled over five independent runs of the sampler (4,000 draws), is concentrated near neutral, with mean</w:t>
+        <w:t xml:space="preserve">. The posterior of the bias is concentrated near neutral, with mean</w:t>
       </w:r>
       <w:r>
         <w:t xml:space="preserve"> </w:t>
@@ -7933,7 +8806,7 @@
           <m:t>+</m:t>
         </m:r>
         <m:r>
-          <m:t>0.005</m:t>
+          <m:t>0.003</m:t>
         </m:r>
       </m:oMath>
       <w:r>
@@ -7953,7 +8826,7 @@
           <m:t>−</m:t>
         </m:r>
         <m:r>
-          <m:t>0.026</m:t>
+          <m:t>0.035</m:t>
         </m:r>
       </m:oMath>
       <w:r>
@@ -7973,14 +8846,54 @@
           <m:t>+</m:t>
         </m:r>
         <m:r>
-          <m:t>0.041</m:t>
+          <m:t>0.039</m:t>
         </m:r>
       </m:oMath>
       <w:r>
         <w:t xml:space="preserve"> </w:t>
       </w:r>
       <w:r>
-        <w:t xml:space="preserve">that includes zero (Figure S5A). The posterior standard deviation is 0.016 against a prior of 0.289, so the data strongly constrain the bias rather than leaving it at the prior. Any conformist lean is weak and unresolved.</w:t>
+        <w:t xml:space="preserve">that includes zero in the primary run, and means of</w:t>
+      </w:r>
+      <w:r>
+        <w:t xml:space="preserve"> </w:t>
+      </w:r>
+      <m:oMath>
+        <m:r>
+          <m:rPr>
+            <m:sty m:val="p"/>
+          </m:rPr>
+          <m:t>+</m:t>
+        </m:r>
+        <m:r>
+          <m:t>0.001</m:t>
+        </m:r>
+      </m:oMath>
+      <w:r>
+        <w:t xml:space="preserve"> </w:t>
+      </w:r>
+      <w:r>
+        <w:t xml:space="preserve">to</w:t>
+      </w:r>
+      <w:r>
+        <w:t xml:space="preserve"> </w:t>
+      </w:r>
+      <m:oMath>
+        <m:r>
+          <m:rPr>
+            <m:sty m:val="p"/>
+          </m:rPr>
+          <m:t>+</m:t>
+        </m:r>
+        <m:r>
+          <m:t>0.004</m:t>
+        </m:r>
+      </m:oMath>
+      <w:r>
+        <w:t xml:space="preserve"> </w:t>
+      </w:r>
+      <w:r>
+        <w:t xml:space="preserve">across five independent runs of the sampler (Figure S5A). The posterior standard deviation is 0.017 against a prior of 0.289, so the data strongly constrain the bias rather than leaving it at the prior. Any conformist lean is weak and unresolved.</w:t>
       </w:r>
       <w:r>
         <w:t xml:space="preserve"> </w:t>
@@ -8027,7 +8940,7 @@
         <w:t xml:space="preserve"> </w:t>
       </w:r>
       <w:r>
-        <w:t xml:space="preserve">in the pooled posterior, and across the five runs it ranges from 0.42 to 0.82, so its direction is not stable to the precision a single run suggests. Refitting the bias separately to the early and late halves of the sequence recovers no shift between them. Taken at face value, the interval excludes a strong basin-wide conformist bias by modeling copying dynamics rather than a single static moment. Two caveats limit that interpretation. We develop both after the calibration results below. Because it fits the sequence as a single pooled population, it reflects aggregate conformity across the basin rather than a spatially localized or bounded-group version, which the spatial signatures and the drift comparison address. We validated the method by simulation-based calibration, fitting 200 datasets drawn from the prior and confirming that the rank of each true value within its posterior is uniform (Kolmogorov-Smirnov D = 0.083, p = 0.12, Figure S5B)</w:t>
+        <w:t xml:space="preserve">in the primary run, and across the five runs it ranges from 0.53 to 0.63, so its direction is not stable to the precision a single run suggests. Refitting the bias separately to the early and late halves of the sequence recovers no shift between them. Taken at face value, the interval excludes a strong basin-wide conformist bias by modeling copying dynamics rather than a single static moment. Two caveats limit that interpretation. We develop both after the calibration results below. Because it fits the sequence as a single pooled population, it reflects aggregate conformity across the basin rather than a spatially localized or bounded-group version, which the spatial signatures and the drift comparison address. We validated the method by simulation-based calibration, fitting 200 datasets drawn from the prior and confirming that the rank of each true value within its posterior is uniform (Kolmogorov-Smirnov D = 0.088, p = 0.086, Figure S5B)</w:t>
       </w:r>
       <w:r>
         <w:t xml:space="preserve"> </w:t>
@@ -8058,7 +8971,7 @@
           <m:t>+</m:t>
         </m:r>
         <m:r>
-          <m:t>0.028</m:t>
+          <m:t>0.019</m:t>
         </m:r>
       </m:oMath>
       <w:r>
@@ -8075,7 +8988,7 @@
           <m:t>−</m:t>
         </m:r>
         <m:r>
-          <m:t>0.021</m:t>
+          <m:t>0.062</m:t>
         </m:r>
       </m:oMath>
       <w:r>
@@ -8095,7 +9008,7 @@
           <m:t>+</m:t>
         </m:r>
         <m:r>
-          <m:t>0.063</m:t>
+          <m:t>0.054</m:t>
         </m:r>
       </m:oMath>
       <w:r>
@@ -8611,7 +9524,7 @@
         <w:t xml:space="preserve">(Hunt 2006; Hunt et al. 2008)</w:t>
       </w:r>
       <w:r>
-        <w:t xml:space="preserve">. For the Gini-Simpson diversity trajectory and for the abundant decorated classes, binned along the oriented axis, we fit four time-series models on the same level vector, an unbiased random walk (Brownian motion, the neutral-drift expectation), a general biased random walk (the directional signature a sustained transition would leave), a stasis model (white noise about a constant mean), and an Ornstein-Uhlenbeck model (mean reversion toward an optimum). Rather than select among the four, we fit the model that nests them and report the two parameters that distinguish them, since unbiased motion, stasis and mean reversion are regions of one parameter space (unbiased motion as the mean-reversion rate approaches zero, stasis as it grows large). Binned along the radiocarbon-oriented axis, decorated-class diversity falls steadily from 0.690 in the earliest bin to 0.324 in the latest. The mean-reversion rate has a posterior median of 0.37 with a 95 percent credible interval of 0.04 to 6.9, spanning the unbiased and stasis limits and so unresolved. The directional drift is resolved and negative, with a median of -0.098 and an interval of -0.181 to -0.009, with P(drift &gt; 0) = 0.017. The decline is therefore a real feature of the sequence rather than undirected fluctuation. That is not a departure from neutrality. Drift in a finite population loses variants, and the posterior predictive check above, which draws its effective population size and innovation rate from the transmission posterior rather than fixing them, reproduces this exact declining trajectory in all six bins. What the two results say jointly is that diversity declines, and that a neutral process of the estimated size and innovation rate is sufficient to produce that decline. Because the sequence has only six points, the reversion rate and the drift remain partly confounded, since relaxation toward a lower optimum can imitate sustained directional loss. Reporting a single winning time-series model would have concealed both the confound and the resolved direction. This result is a concordance rather than a decisive selection (Figure S5C). The diversity trajectory is the trait of interest here, because the correspondence-analysis ordering does not arrange it by construction. Individual-class trajectories more often favor the directional model. That comparison, however, is weak and partly tautological because the seriation axis is designed to maximize monotonic class-frequency turnover, and only three classes are abundant enough across the sequence to fit. The robust conclusion is neutral drift, not a sustained directional transition.</w:t>
+        <w:t xml:space="preserve">. For the Gini-Simpson diversity trajectory and for the abundant decorated classes, binned along the oriented axis, we fit four time-series models on the same level vector, an unbiased random walk (Brownian motion, the neutral-drift expectation), a general biased random walk (the directional signature a sustained transition would leave), a stasis model (white noise about a constant mean), and an Ornstein-Uhlenbeck model (mean reversion toward an optimum). Rather than select among the four, we fit the model that nests them and report the two parameters that distinguish them, since unbiased motion, stasis and mean reversion are regions of one parameter space (unbiased motion as the mean-reversion rate approaches zero, stasis as it grows large). Binned along the radiocarbon-oriented axis, decorated-class diversity runs from 0.666 in the earliest bin through 0.734 to 0.460 in the latest, falling over the later half of the sequence. The mean-reversion rate has a posterior median of 0.78 with a 95 percent credible interval of 0.05 to 11.1, spanning the unbiased and stasis limits and so unresolved. The directional drift leans negative but is not resolved, with a median of -0.062 and an interval of -0.164 to +0.029, with P(drift &gt; 0) = 0.063. On the matrix used in an earlier draft, which counted one class twice, the drift was resolved and negative; on the corrected counts the interval reaches zero, and the decline is a tendency of the sequence rather than an established feature of it. Either way it is not a departure from neutrality. Drift in a finite population loses variants, and the posterior predictive check above, which draws its effective population size and innovation rate from the transmission posterior rather than fixing them, reproduces the observed trajectory in all six bins. What the two results say jointly is that diversity tends to decline, and that a neutral process of the estimated size and innovation rate is sufficient to produce that tendency. Because the sequence has only six points, the reversion rate and the drift remain partly confounded, since relaxation toward a lower optimum can imitate sustained directional loss. Reporting a single winning time-series model would have concealed both the confound and the resolved direction. This result is a concordance rather than a decisive selection (Figure S5C). The diversity trajectory is the trait of interest here, because the correspondence-analysis ordering does not arrange it by construction. Individual-class trajectories more often favor the directional model. That comparison, however, is weak and partly tautological because the seriation axis is designed to maximize monotonic class-frequency turnover, and only three classes are abundant enough across the sequence to fit. The robust conclusion is neutral drift, not a sustained directional transition.</w:t>
       </w:r>
     </w:p>
     <w:p>
@@ -8621,20 +9534,20 @@
       <w:r>
         <w:drawing>
           <wp:inline>
-            <wp:extent cx="5334000" cy="2578297"/>
+            <wp:extent cx="5334000" cy="2574016"/>
             <wp:effectExtent b="0" l="0" r="0" t="0"/>
-            <wp:docPr descr="Figure S5. Dynamic-sufficiency tests. (A) Posterior of the transmission-bias parameter b from the generative, time-averaging-aware inference, fit by sequential Monte Carlo approximate Bayesian computation (b = 0 neutral, b &gt; 0 conformist, b &lt; 0 anti-conformist). The whole-sequence posterior (filled) and the early- and late-half posteriors (outlines) are all concentrated near neutral and include zero, consistent with the absence of the strong conformity a marker dynamic would require (see Table S4 for the calibration caveats). (B) Simulation-based calibration of that inference. Over many datasets drawn from the prior, the rank of the true bias within its posterior is uniform (dashed line the uniform expectation), so the posterior is calibrated rather than merely contracted. (C) Tempo and mode as parameters rather than model selection, showing the posteriors of the mean-reversion rate (lower axis, log scale) and the directional drift per bin (upper axis) for the Gini-Simpson diversity trajectory, which the correspondence-analysis ordering does not arrange by construction. The mean-reversion rate is unresolved (median 0.37, interval 0.04 to 6.9, spanning the unbiased-walk and stasis limits). The directional drift is resolved and negative (median -0.098, interval -0.181 to -0.009), the steady decline in diversity along the sequence." title="" id="133" name="Picture"/>
+            <wp:docPr descr="Figure S5. Dynamic-sufficiency tests. (A) Posterior of the transmission-bias parameter b from the generative, time-averaging-aware inference, fit by sequential Monte Carlo approximate Bayesian computation (b = 0 neutral, b &gt; 0 conformist, b &lt; 0 anti-conformist). The whole-sequence posterior (filled) and the early- and late-half posteriors (outlines) are all concentrated near neutral and include zero, consistent with the absence of the strong conformity a marker dynamic would require (see Table S4 for the calibration caveats). (B) Simulation-based calibration of that inference. Over many datasets drawn from the prior, the rank of the true bias within its posterior is uniform (dashed line the uniform expectation), so the posterior is calibrated rather than merely contracted. (C) Tempo and mode as parameters rather than model selection, showing the posteriors of the mean-reversion rate (lower axis, log scale) and the directional drift per bin (upper axis) for the Gini-Simpson diversity trajectory, which the correspondence-analysis ordering does not arrange by construction. The mean-reversion rate is unresolved (median 0.78, interval 0.05 to 11.1, spanning the unbiased-walk and stasis limits). The directional drift leans negative but its interval reaches zero (median -0.062, interval -0.164 to +0.029)." title="" id="134" name="Picture"/>
             <a:graphic>
               <a:graphicData uri="http://schemas.openxmlformats.org/drawingml/2006/picture">
                 <pic:pic>
                   <pic:nvPicPr>
-                    <pic:cNvPr descr="../../figures/figS5_dynamic.png" id="134" name="Picture"/>
+                    <pic:cNvPr descr="../../figures/figS5_dynamic.png" id="135" name="Picture"/>
                     <pic:cNvPicPr>
                       <a:picLocks noChangeArrowheads="1" noChangeAspect="1"/>
                     </pic:cNvPicPr>
                   </pic:nvPicPr>
                   <pic:blipFill>
-                    <a:blip r:embed="rId132"/>
+                    <a:blip r:embed="rId133"/>
                     <a:stretch>
                       <a:fillRect/>
                     </a:stretch>
@@ -8642,7 +9555,7 @@
                   <pic:spPr bwMode="auto">
                     <a:xfrm>
                       <a:off x="0" y="0"/>
-                      <a:ext cx="5334000" cy="2578297"/>
+                      <a:ext cx="5334000" cy="2574016"/>
                     </a:xfrm>
                     <a:prstGeom prst="rect">
                       <a:avLst/>
@@ -8676,7 +9589,7 @@
         <w:t xml:space="preserve"> </w:t>
       </w:r>
       <w:r>
-        <w:t xml:space="preserve">Dynamic-sufficiency tests. (A) Posterior of the transmission-bias parameter b from the generative, time-averaging-aware inference, fit by sequential Monte Carlo approximate Bayesian computation (b = 0 neutral, b &gt; 0 conformist, b &lt; 0 anti-conformist). The whole-sequence posterior (filled) and the early- and late-half posteriors (outlines) are all concentrated near neutral and include zero, consistent with the absence of the strong conformity a marker dynamic would require (see Table S4 for the calibration caveats). (B) Simulation-based calibration of that inference. Over many datasets drawn from the prior, the rank of the true bias within its posterior is uniform (dashed line the uniform expectation), so the posterior is calibrated rather than merely contracted. (C) Tempo and mode as parameters rather than model selection, showing the posteriors of the mean-reversion rate (lower axis, log scale) and the directional drift per bin (upper axis) for the Gini-Simpson diversity trajectory, which the correspondence-analysis ordering does not arrange by construction. The mean-reversion rate is unresolved (median 0.37, interval 0.04 to 6.9, spanning the unbiased-walk and stasis limits). The directional drift is resolved and negative (median -0.098, interval -0.181 to -0.009), the steady decline in diversity along the sequence.</w:t>
+        <w:t xml:space="preserve">Dynamic-sufficiency tests. (A) Posterior of the transmission-bias parameter b from the generative, time-averaging-aware inference, fit by sequential Monte Carlo approximate Bayesian computation (b = 0 neutral, b &gt; 0 conformist, b &lt; 0 anti-conformist). The whole-sequence posterior (filled) and the early- and late-half posteriors (outlines) are all concentrated near neutral and include zero, consistent with the absence of the strong conformity a marker dynamic would require (see Table S4 for the calibration caveats). (B) Simulation-based calibration of that inference. Over many datasets drawn from the prior, the rank of the true bias within its posterior is uniform (dashed line the uniform expectation), so the posterior is calibrated rather than merely contracted. (C) Tempo and mode as parameters rather than model selection, showing the posteriors of the mean-reversion rate (lower axis, log scale) and the directional drift per bin (upper axis) for the Gini-Simpson diversity trajectory, which the correspondence-analysis ordering does not arrange by construction. The mean-reversion rate is unresolved (median 0.78, interval 0.05 to 11.1, spanning the unbiased-walk and stasis limits). The directional drift leans negative but its interval reaches zero (median -0.062, interval -0.164 to +0.029).</w:t>
       </w:r>
     </w:p>
     <w:p>
@@ -8742,7 +9655,7 @@
         <w:t xml:space="preserve">.</w:t>
       </w:r>
     </w:p>
-    <w:bookmarkStart w:id="135" w:name="Xb43870ec0cd318bbce0bdff51a8c34784c31c80"/>
+    <w:bookmarkStart w:id="136" w:name="Xb43870ec0cd318bbce0bdff51a8c34784c31c80"/>
     <w:p>
       <w:pPr>
         <w:pStyle w:val="Heading3"/>
@@ -8810,9 +9723,9 @@
         <w:t xml:space="preserve">.</w:t>
       </w:r>
     </w:p>
-    <w:bookmarkEnd w:id="135"/>
     <w:bookmarkEnd w:id="136"/>
-    <w:bookmarkStart w:id="137" w:name="Xd18f3ef1ef0d58d515d11f4a79faaaefa43ab3e"/>
+    <w:bookmarkEnd w:id="137"/>
+    <w:bookmarkStart w:id="138" w:name="Xd18f3ef1ef0d58d515d11f4a79faaaefa43ab3e"/>
     <w:p>
       <w:pPr>
         <w:pStyle w:val="Heading2"/>
@@ -8894,7 +9807,7 @@
         <w:pStyle w:val="BodyText"/>
       </w:pPr>
       <w:r>
-        <w:t xml:space="preserve">Nine of the 43 assemblages carry a phase this study derived by territory, which is a geographic rule. Scoring geography against those labels would be scoring geography against itself, so every value quoted in the main text is computed on the 34 assemblages Mainfort assigned.</w:t>
+        <w:t xml:space="preserve">Three of the 28 assemblages carry a phase this study derived by territory, which is a geographic rule. Scoring geography against those labels would be scoring geography against itself, so every value quoted in the main text is computed on the 25 assemblages Mainfort assigned.</w:t>
       </w:r>
     </w:p>
     <w:p>
@@ -8902,7 +9815,7 @@
         <w:pStyle w:val="BodyText"/>
       </w:pPr>
       <w:r>
-        <w:t xml:space="preserve">Class proportions are compositional data, and a Euclidean distance on raw proportions is not the appropriate metric for them. The centered log-ratio transform is the principled alternative, and it cannot be applied here without a decision that turns out to carry the result. Of the 430 cells in the basin matrix, 168 are zero, and the log-ratio of a zero is undefined. Replacing zeros with a fraction of the smallest positive proportion lets that fraction set how strongly absence is amplified, and the agreement with the phases follows it:</w:t>
+        <w:t xml:space="preserve">Class proportions are compositional data, and a Euclidean distance on raw proportions is not the appropriate metric for them. The centered log-ratio transform is the principled alternative, and it cannot be applied here without a decision that turns out to carry the result. Of the 280 cells in the basin matrix, 105 are zero, and the log-ratio of a zero is undefined. Replacing zeros with a fraction of the smallest positive proportion lets that fraction set how strongly absence is amplified, and the agreement with the phases follows it:</w:t>
       </w:r>
     </w:p>
     <w:tbl>
@@ -8961,7 +9874,7 @@
               <w:pStyle w:val="Compact"/>
             </w:pPr>
             <w:r>
-              <w:t xml:space="preserve">0.737</w:t>
+              <w:t xml:space="preserve">0.533</w:t>
             </w:r>
           </w:p>
         </w:tc>
@@ -8985,7 +9898,7 @@
               <w:pStyle w:val="Compact"/>
             </w:pPr>
             <w:r>
-              <w:t xml:space="preserve">0.815</w:t>
+              <w:t xml:space="preserve">0.607</w:t>
             </w:r>
           </w:p>
         </w:tc>
@@ -9009,7 +9922,7 @@
               <w:pStyle w:val="Compact"/>
             </w:pPr>
             <w:r>
-              <w:t xml:space="preserve">0.902</w:t>
+              <w:t xml:space="preserve">0.607</w:t>
             </w:r>
           </w:p>
         </w:tc>
@@ -9033,7 +9946,7 @@
               <w:pStyle w:val="Compact"/>
             </w:pPr>
             <w:r>
-              <w:t xml:space="preserve">1.000</w:t>
+              <w:t xml:space="preserve">0.766</w:t>
             </w:r>
           </w:p>
         </w:tc>
@@ -9061,11 +9974,1254 @@
         </m:r>
       </m:oMath>
       <w:r>
-        <w:t xml:space="preserve">); only the convention differs, and it moves the answer from a moderate improvement over the map alone to an exact reproduction of the phase scheme. A log-ratio figure quoted without its convention is therefore not a measurement of the record. We report the chi-square transform in the main text because it requires no such choice, and we use a pseudocount rather than a floor wherever the log-ratio transform appears, since a pseudocount has no comparable free limit. This is also a caution about the phases themselves: a classification sensitive to which types are absent, applied to assemblages that differ ninety-sixfold in sherd count, will read sampling failure as cultural difference.</w:t>
-      </w:r>
-    </w:p>
-    <w:bookmarkEnd w:id="137"/>
-    <w:bookmarkStart w:id="141" w:name="radiocarbon-chronology"/>
+        <w:t xml:space="preserve">); only the convention differs, and it moves the answer by a quarter of the index’s range. A log-ratio figure quoted without its convention is therefore not a measurement of the record. We report the chi-square transform in the main text because it requires no such choice, and we use a pseudocount rather than a floor wherever the log-ratio transform appears, since a pseudocount has no comparable free limit. This is also a caution about the phases themselves: a classification sensitive to which types are absent, applied to assemblages that differ ninety-sixfold in sherd count, will read sampling failure as cultural difference.</w:t>
+      </w:r>
+    </w:p>
+    <w:bookmarkEnd w:id="138"/>
+    <w:bookmarkStart w:id="139" w:name="the-replication-on-mainforts-2003-table"/>
+    <w:p>
+      <w:pPr>
+        <w:pStyle w:val="Heading2"/>
+      </w:pPr>
+      <w:r>
+        <w:t xml:space="preserve">The replication on Mainfort’s (2003) table</w:t>
+      </w:r>
+    </w:p>
+    <w:p>
+      <w:pPr>
+        <w:pStyle w:val="FirstParagraph"/>
+      </w:pPr>
+      <w:r>
+        <w:t xml:space="preserve">Mainfort’s Table 1 gives counts of ten decorated types for 39 sites of 800 or more sherds in all. His ten types map onto the analysis classes as follows: Barton Incised and Kent Incised pool into the class that also holds Mound Place Incised, and Old Town Red and Nodena Red and White into the painted class; he does not tally Wallace Incised or Hull Engraved, which are carried as zeros so the class vocabulary matches the primary analysis. Coordinates come from his own site list where it has them (34 sites), from this project’s assemblage file for four, and from the settlement compilation for Sweat; each row of</w:t>
+      </w:r>
+      <w:r>
+        <w:t xml:space="preserve"> </w:t>
+      </w:r>
+      <w:r>
+        <w:rPr>
+          <w:rStyle w:val="VerbatimChar"/>
+        </w:rPr>
+        <w:t xml:space="preserve">data/processed/mainfort2003_sites.csv</w:t>
+      </w:r>
+      <w:r>
+        <w:t xml:space="preserve"> </w:t>
+      </w:r>
+      <w:r>
+        <w:t xml:space="preserve">names its source. The analysis uses decorated types only and sites with at least 100 decorated sherds, stricter than the primary analysis’s 75 because a replication should not be the looser test; nine of his 39 sites fall under it, and Tipton’s one survivor, Graves Lake, is not carried as a phase of one. The tests are those of</w:t>
+      </w:r>
+      <w:r>
+        <w:t xml:space="preserve"> </w:t>
+      </w:r>
+      <w:r>
+        <w:rPr>
+          <w:rStyle w:val="VerbatimChar"/>
+        </w:rPr>
+        <w:t xml:space="preserve">analyses/74_phase_partition_test.py</w:t>
+      </w:r>
+      <w:r>
+        <w:t xml:space="preserve"> </w:t>
+      </w:r>
+      <w:r>
+        <w:t xml:space="preserve">and</w:t>
+      </w:r>
+      <w:r>
+        <w:t xml:space="preserve"> </w:t>
+      </w:r>
+      <w:r>
+        <w:rPr>
+          <w:rStyle w:val="VerbatimChar"/>
+        </w:rPr>
+        <w:t xml:space="preserve">analyses/76_phase_recovery.py</w:t>
+      </w:r>
+      <w:r>
+        <w:t xml:space="preserve">, run by</w:t>
+      </w:r>
+      <w:r>
+        <w:t xml:space="preserve"> </w:t>
+      </w:r>
+      <w:r>
+        <w:rPr>
+          <w:rStyle w:val="VerbatimChar"/>
+        </w:rPr>
+        <w:t xml:space="preserve">analyses/83_mainfort_replication.py</w:t>
+      </w:r>
+      <w:r>
+        <w:t xml:space="preserve"> </w:t>
+      </w:r>
+      <w:r>
+        <w:t xml:space="preserve">with his labels.</w:t>
+      </w:r>
+    </w:p>
+    <w:tbl>
+      <w:tblPr>
+        <w:tblStyle w:val="Table"/>
+        <w:tblW w:type="pct" w:w="5000"/>
+        <w:tblLayout w:type="fixed"/>
+        <w:tblLook w:firstRow="1" w:lastRow="0" w:firstColumn="0" w:lastColumn="0" w:noHBand="0" w:noVBand="0" w:val="0020"/>
+      </w:tblPr>
+      <w:tblGrid>
+        <w:gridCol w:w="2640"/>
+        <w:gridCol w:w="2640"/>
+        <w:gridCol w:w="2640"/>
+      </w:tblGrid>
+      <w:tr>
+        <w:trPr>
+          <w:tblHeader w:val="on"/>
+        </w:trPr>
+        <w:tc>
+          <w:tcPr/>
+          <w:p>
+            <w:pPr>
+              <w:pStyle w:val="Compact"/>
+            </w:pPr>
+            <w:r>
+              <w:t xml:space="preserve">weight on composition</w:t>
+            </w:r>
+          </w:p>
+        </w:tc>
+        <w:tc>
+          <w:tcPr/>
+          <w:p>
+            <w:pPr>
+              <w:pStyle w:val="Compact"/>
+            </w:pPr>
+            <w:r>
+              <w:t xml:space="preserve">agreement with his phases (ARI, median over 40 initializations)</w:t>
+            </w:r>
+          </w:p>
+        </w:tc>
+        <w:tc>
+          <w:tcPr/>
+          <w:p>
+            <w:pPr>
+              <w:pStyle w:val="Compact"/>
+            </w:pPr>
+            <w:r>
+              <w:t xml:space="preserve">range</w:t>
+            </w:r>
+          </w:p>
+        </w:tc>
+      </w:tr>
+      <w:tr>
+        <w:tc>
+          <w:tcPr/>
+          <w:p>
+            <w:pPr>
+              <w:pStyle w:val="Compact"/>
+            </w:pPr>
+            <w:r>
+              <w:t xml:space="preserve">map alone</w:t>
+            </w:r>
+          </w:p>
+        </w:tc>
+        <w:tc>
+          <w:tcPr/>
+          <w:p>
+            <w:pPr>
+              <w:pStyle w:val="Compact"/>
+            </w:pPr>
+            <w:r>
+              <w:t xml:space="preserve">0.514</w:t>
+            </w:r>
+          </w:p>
+        </w:tc>
+        <w:tc>
+          <w:tcPr/>
+          <w:p>
+            <w:pPr>
+              <w:pStyle w:val="Compact"/>
+            </w:pPr>
+            <w:r>
+              <w:t xml:space="preserve">0.514 to 0.574</w:t>
+            </w:r>
+          </w:p>
+        </w:tc>
+      </w:tr>
+      <w:tr>
+        <w:tc>
+          <w:tcPr/>
+          <w:p>
+            <w:pPr>
+              <w:pStyle w:val="Compact"/>
+            </w:pPr>
+            <w:r>
+              <w:t xml:space="preserve">0.1</w:t>
+            </w:r>
+          </w:p>
+        </w:tc>
+        <w:tc>
+          <w:tcPr/>
+          <w:p>
+            <w:pPr>
+              <w:pStyle w:val="Compact"/>
+            </w:pPr>
+            <w:r>
+              <w:t xml:space="preserve">0.514</w:t>
+            </w:r>
+          </w:p>
+        </w:tc>
+        <w:tc>
+          <w:tcPr/>
+          <w:p>
+            <w:pPr>
+              <w:pStyle w:val="Compact"/>
+            </w:pPr>
+            <w:r>
+              <w:t xml:space="preserve">0.503 to 0.597</w:t>
+            </w:r>
+          </w:p>
+        </w:tc>
+      </w:tr>
+      <w:tr>
+        <w:tc>
+          <w:tcPr/>
+          <w:p>
+            <w:pPr>
+              <w:pStyle w:val="Compact"/>
+            </w:pPr>
+            <w:r>
+              <w:t xml:space="preserve">0.25</w:t>
+            </w:r>
+          </w:p>
+        </w:tc>
+        <w:tc>
+          <w:tcPr/>
+          <w:p>
+            <w:pPr>
+              <w:pStyle w:val="Compact"/>
+            </w:pPr>
+            <w:r>
+              <w:t xml:space="preserve">0.514</w:t>
+            </w:r>
+          </w:p>
+        </w:tc>
+        <w:tc>
+          <w:tcPr/>
+          <w:p>
+            <w:pPr>
+              <w:pStyle w:val="Compact"/>
+            </w:pPr>
+            <w:r>
+              <w:t xml:space="preserve">0.503 to 0.597</w:t>
+            </w:r>
+          </w:p>
+        </w:tc>
+      </w:tr>
+      <w:tr>
+        <w:tc>
+          <w:tcPr/>
+          <w:p>
+            <w:pPr>
+              <w:pStyle w:val="Compact"/>
+            </w:pPr>
+            <w:r>
+              <w:t xml:space="preserve">0.5</w:t>
+            </w:r>
+          </w:p>
+        </w:tc>
+        <w:tc>
+          <w:tcPr/>
+          <w:p>
+            <w:pPr>
+              <w:pStyle w:val="Compact"/>
+            </w:pPr>
+            <w:r>
+              <w:t xml:space="preserve">0.605</w:t>
+            </w:r>
+          </w:p>
+        </w:tc>
+        <w:tc>
+          <w:tcPr/>
+          <w:p>
+            <w:pPr>
+              <w:pStyle w:val="Compact"/>
+            </w:pPr>
+            <w:r>
+              <w:t xml:space="preserve">0.509 to 0.664</w:t>
+            </w:r>
+          </w:p>
+        </w:tc>
+      </w:tr>
+      <w:tr>
+        <w:tc>
+          <w:tcPr/>
+          <w:p>
+            <w:pPr>
+              <w:pStyle w:val="Compact"/>
+            </w:pPr>
+            <w:r>
+              <w:t xml:space="preserve">1</w:t>
+            </w:r>
+          </w:p>
+        </w:tc>
+        <w:tc>
+          <w:tcPr/>
+          <w:p>
+            <w:pPr>
+              <w:pStyle w:val="Compact"/>
+            </w:pPr>
+            <w:r>
+              <w:t xml:space="preserve">0.493</w:t>
+            </w:r>
+          </w:p>
+        </w:tc>
+        <w:tc>
+          <w:tcPr/>
+          <w:p>
+            <w:pPr>
+              <w:pStyle w:val="Compact"/>
+            </w:pPr>
+            <w:r>
+              <w:t xml:space="preserve">0.421 to 0.664</w:t>
+            </w:r>
+          </w:p>
+        </w:tc>
+      </w:tr>
+      <w:tr>
+        <w:tc>
+          <w:tcPr/>
+          <w:p>
+            <w:pPr>
+              <w:pStyle w:val="Compact"/>
+            </w:pPr>
+            <w:r>
+              <w:t xml:space="preserve">2</w:t>
+            </w:r>
+          </w:p>
+        </w:tc>
+        <w:tc>
+          <w:tcPr/>
+          <w:p>
+            <w:pPr>
+              <w:pStyle w:val="Compact"/>
+            </w:pPr>
+            <w:r>
+              <w:t xml:space="preserve">0.483</w:t>
+            </w:r>
+          </w:p>
+        </w:tc>
+        <w:tc>
+          <w:tcPr/>
+          <w:p>
+            <w:pPr>
+              <w:pStyle w:val="Compact"/>
+            </w:pPr>
+            <w:r>
+              <w:t xml:space="preserve">0.328 to 0.509</w:t>
+            </w:r>
+          </w:p>
+        </w:tc>
+      </w:tr>
+      <w:tr>
+        <w:tc>
+          <w:tcPr/>
+          <w:p>
+            <w:pPr>
+              <w:pStyle w:val="Compact"/>
+            </w:pPr>
+            <w:r>
+              <w:t xml:space="preserve">pottery alone</w:t>
+            </w:r>
+          </w:p>
+        </w:tc>
+        <w:tc>
+          <w:tcPr/>
+          <w:p>
+            <w:pPr>
+              <w:pStyle w:val="Compact"/>
+            </w:pPr>
+            <w:r>
+              <w:t xml:space="preserve">0.248</w:t>
+            </w:r>
+          </w:p>
+        </w:tc>
+        <w:tc>
+          <w:tcPr/>
+          <w:p>
+            <w:pPr>
+              <w:pStyle w:val="Compact"/>
+            </w:pPr>
+            <w:r>
+              <w:t xml:space="preserve">0.146 to 0.449</w:t>
+            </w:r>
+          </w:p>
+        </w:tc>
+      </w:tr>
+      <w:tr>
+        <w:tc>
+          <w:tcPr/>
+          <w:p>
+            <w:pPr>
+              <w:pStyle w:val="Compact"/>
+            </w:pPr>
+            <w:r>
+              <w:t xml:space="preserve">same sizes, boundaries at random (400 draws)</w:t>
+            </w:r>
+          </w:p>
+        </w:tc>
+        <w:tc>
+          <w:tcPr/>
+          <w:p>
+            <w:pPr>
+              <w:pStyle w:val="Compact"/>
+            </w:pPr>
+            <w:r>
+              <w:t xml:space="preserve">0.291</w:t>
+            </w:r>
+          </w:p>
+        </w:tc>
+        <w:tc>
+          <w:tcPr/>
+          <w:p>
+            <w:pPr>
+              <w:pStyle w:val="Compact"/>
+            </w:pPr>
+          </w:p>
+        </w:tc>
+      </w:tr>
+    </w:tbl>
+    <w:p>
+      <w:pPr>
+        <w:pStyle w:val="BodyText"/>
+      </w:pPr>
+      <w:r>
+        <w:t xml:space="preserve">Under his phases the cultural</w:t>
+      </w:r>
+      <w:r>
+        <w:t xml:space="preserve"> </w:t>
+      </w:r>
+      <m:oMath>
+        <m:sSub>
+          <m:e>
+            <m:r>
+              <m:t>F</m:t>
+            </m:r>
+          </m:e>
+          <m:sub>
+            <m:r>
+              <m:t>S</m:t>
+            </m:r>
+            <m:r>
+              <m:t>T</m:t>
+            </m:r>
+          </m:sub>
+        </m:sSub>
+      </m:oMath>
+      <w:r>
+        <w:t xml:space="preserve"> </w:t>
+      </w:r>
+      <w:r>
+        <w:t xml:space="preserve">is 0.0470. Against 1,000 partitions carrying his group sizes with seeds placed at random, median 0.0274, it sits at the 100th percentile; against 1,000 drawn to be spatially compact, median 0.0285, at the 99th. The compactness search returned his partition in none of 1,000 restarts.</w:t>
+      </w:r>
+    </w:p>
+    <w:tbl>
+      <w:tblPr>
+        <w:tblStyle w:val="Table"/>
+        <w:tblW w:type="pct" w:w="5000"/>
+        <w:tblLayout w:type="fixed"/>
+        <w:tblLook w:firstRow="1" w:lastRow="0" w:firstColumn="0" w:lastColumn="0" w:noHBand="0" w:noVBand="0" w:val="0020"/>
+      </w:tblPr>
+      <w:tblGrid>
+        <w:gridCol w:w="1131"/>
+        <w:gridCol w:w="1131"/>
+        <w:gridCol w:w="1131"/>
+        <w:gridCol w:w="1131"/>
+        <w:gridCol w:w="1131"/>
+        <w:gridCol w:w="1131"/>
+        <w:gridCol w:w="1131"/>
+      </w:tblGrid>
+      <w:tr>
+        <w:trPr>
+          <w:tblHeader w:val="on"/>
+        </w:trPr>
+        <w:tc>
+          <w:tcPr/>
+          <w:p>
+            <w:pPr>
+              <w:pStyle w:val="Compact"/>
+            </w:pPr>
+            <w:r>
+              <w:t xml:space="preserve">site</w:t>
+            </w:r>
+          </w:p>
+        </w:tc>
+        <w:tc>
+          <w:tcPr/>
+          <w:p>
+            <w:pPr>
+              <w:pStyle w:val="Compact"/>
+            </w:pPr>
+            <w:r>
+              <w:t xml:space="preserve">Mainfort 2003</w:t>
+            </w:r>
+          </w:p>
+        </w:tc>
+        <w:tc>
+          <w:tcPr/>
+          <w:p>
+            <w:pPr>
+              <w:pStyle w:val="Compact"/>
+            </w:pPr>
+            <w:r>
+              <w:t xml:space="preserve">Figure 1</w:t>
+            </w:r>
+          </w:p>
+        </w:tc>
+        <w:tc>
+          <w:tcPr/>
+          <w:p>
+            <w:pPr>
+              <w:pStyle w:val="Compact"/>
+            </w:pPr>
+            <w:r>
+              <w:t xml:space="preserve">ceramic distance to his phase</w:t>
+            </w:r>
+          </w:p>
+        </w:tc>
+        <w:tc>
+          <w:tcPr/>
+          <w:p>
+            <w:pPr>
+              <w:pStyle w:val="Compact"/>
+            </w:pPr>
+            <w:r>
+              <w:t xml:space="preserve">km</w:t>
+            </w:r>
+          </w:p>
+        </w:tc>
+        <w:tc>
+          <w:tcPr/>
+          <w:p>
+            <w:pPr>
+              <w:pStyle w:val="Compact"/>
+            </w:pPr>
+            <w:r>
+              <w:t xml:space="preserve">ceramic distance to the Figure 1 phase</w:t>
+            </w:r>
+          </w:p>
+        </w:tc>
+        <w:tc>
+          <w:tcPr/>
+          <w:p>
+            <w:pPr>
+              <w:pStyle w:val="Compact"/>
+            </w:pPr>
+            <w:r>
+              <w:t xml:space="preserve">km</w:t>
+            </w:r>
+          </w:p>
+        </w:tc>
+      </w:tr>
+      <w:tr>
+        <w:tc>
+          <w:tcPr/>
+          <w:p>
+            <w:pPr>
+              <w:pStyle w:val="Compact"/>
+            </w:pPr>
+            <w:r>
+              <w:t xml:space="preserve">Beck</w:t>
+            </w:r>
+          </w:p>
+        </w:tc>
+        <w:tc>
+          <w:tcPr/>
+          <w:p>
+            <w:pPr>
+              <w:pStyle w:val="Compact"/>
+            </w:pPr>
+            <w:r>
+              <w:t xml:space="preserve">Horseshoe Lake</w:t>
+            </w:r>
+          </w:p>
+        </w:tc>
+        <w:tc>
+          <w:tcPr/>
+          <w:p>
+            <w:pPr>
+              <w:pStyle w:val="Compact"/>
+            </w:pPr>
+            <w:r>
+              <w:t xml:space="preserve">Walls</w:t>
+            </w:r>
+          </w:p>
+        </w:tc>
+        <w:tc>
+          <w:tcPr/>
+          <w:p>
+            <w:pPr>
+              <w:pStyle w:val="Compact"/>
+            </w:pPr>
+            <w:r>
+              <w:t xml:space="preserve">0.333</w:t>
+            </w:r>
+          </w:p>
+        </w:tc>
+        <w:tc>
+          <w:tcPr/>
+          <w:p>
+            <w:pPr>
+              <w:pStyle w:val="Compact"/>
+            </w:pPr>
+            <w:r>
+              <w:t xml:space="preserve">21</w:t>
+            </w:r>
+          </w:p>
+        </w:tc>
+        <w:tc>
+          <w:tcPr/>
+          <w:p>
+            <w:pPr>
+              <w:pStyle w:val="Compact"/>
+            </w:pPr>
+            <w:r>
+              <w:t xml:space="preserve">0.713</w:t>
+            </w:r>
+          </w:p>
+        </w:tc>
+        <w:tc>
+          <w:tcPr/>
+          <w:p>
+            <w:pPr>
+              <w:pStyle w:val="Compact"/>
+            </w:pPr>
+            <w:r>
+              <w:t xml:space="preserve">17</w:t>
+            </w:r>
+          </w:p>
+        </w:tc>
+      </w:tr>
+      <w:tr>
+        <w:tc>
+          <w:tcPr/>
+          <w:p>
+            <w:pPr>
+              <w:pStyle w:val="Compact"/>
+            </w:pPr>
+            <w:r>
+              <w:t xml:space="preserve">Belle Meade</w:t>
+            </w:r>
+          </w:p>
+        </w:tc>
+        <w:tc>
+          <w:tcPr/>
+          <w:p>
+            <w:pPr>
+              <w:pStyle w:val="Compact"/>
+            </w:pPr>
+            <w:r>
+              <w:t xml:space="preserve">Horseshoe Lake</w:t>
+            </w:r>
+          </w:p>
+        </w:tc>
+        <w:tc>
+          <w:tcPr/>
+          <w:p>
+            <w:pPr>
+              <w:pStyle w:val="Compact"/>
+            </w:pPr>
+            <w:r>
+              <w:t xml:space="preserve">Walls</w:t>
+            </w:r>
+          </w:p>
+        </w:tc>
+        <w:tc>
+          <w:tcPr/>
+          <w:p>
+            <w:pPr>
+              <w:pStyle w:val="Compact"/>
+            </w:pPr>
+            <w:r>
+              <w:t xml:space="preserve">0.256</w:t>
+            </w:r>
+          </w:p>
+        </w:tc>
+        <w:tc>
+          <w:tcPr/>
+          <w:p>
+            <w:pPr>
+              <w:pStyle w:val="Compact"/>
+            </w:pPr>
+            <w:r>
+              <w:t xml:space="preserve">22</w:t>
+            </w:r>
+          </w:p>
+        </w:tc>
+        <w:tc>
+          <w:tcPr/>
+          <w:p>
+            <w:pPr>
+              <w:pStyle w:val="Compact"/>
+            </w:pPr>
+            <w:r>
+              <w:t xml:space="preserve">0.677</w:t>
+            </w:r>
+          </w:p>
+        </w:tc>
+        <w:tc>
+          <w:tcPr/>
+          <w:p>
+            <w:pPr>
+              <w:pStyle w:val="Compact"/>
+            </w:pPr>
+            <w:r>
+              <w:t xml:space="preserve">31</w:t>
+            </w:r>
+          </w:p>
+        </w:tc>
+      </w:tr>
+      <w:tr>
+        <w:tc>
+          <w:tcPr/>
+          <w:p>
+            <w:pPr>
+              <w:pStyle w:val="Compact"/>
+            </w:pPr>
+            <w:r>
+              <w:t xml:space="preserve">Mound Place</w:t>
+            </w:r>
+          </w:p>
+        </w:tc>
+        <w:tc>
+          <w:tcPr/>
+          <w:p>
+            <w:pPr>
+              <w:pStyle w:val="Compact"/>
+            </w:pPr>
+            <w:r>
+              <w:t xml:space="preserve">Horseshoe Lake</w:t>
+            </w:r>
+          </w:p>
+        </w:tc>
+        <w:tc>
+          <w:tcPr/>
+          <w:p>
+            <w:pPr>
+              <w:pStyle w:val="Compact"/>
+            </w:pPr>
+            <w:r>
+              <w:t xml:space="preserve">Walls</w:t>
+            </w:r>
+          </w:p>
+        </w:tc>
+        <w:tc>
+          <w:tcPr/>
+          <w:p>
+            <w:pPr>
+              <w:pStyle w:val="Compact"/>
+            </w:pPr>
+            <w:r>
+              <w:t xml:space="preserve">0.651</w:t>
+            </w:r>
+          </w:p>
+        </w:tc>
+        <w:tc>
+          <w:tcPr/>
+          <w:p>
+            <w:pPr>
+              <w:pStyle w:val="Compact"/>
+            </w:pPr>
+            <w:r>
+              <w:t xml:space="preserve">13</w:t>
+            </w:r>
+          </w:p>
+        </w:tc>
+        <w:tc>
+          <w:tcPr/>
+          <w:p>
+            <w:pPr>
+              <w:pStyle w:val="Compact"/>
+            </w:pPr>
+            <w:r>
+              <w:t xml:space="preserve">0.778</w:t>
+            </w:r>
+          </w:p>
+        </w:tc>
+        <w:tc>
+          <w:tcPr/>
+          <w:p>
+            <w:pPr>
+              <w:pStyle w:val="Compact"/>
+            </w:pPr>
+            <w:r>
+              <w:t xml:space="preserve">7</w:t>
+            </w:r>
+          </w:p>
+        </w:tc>
+      </w:tr>
+      <w:tr>
+        <w:tc>
+          <w:tcPr/>
+          <w:p>
+            <w:pPr>
+              <w:pStyle w:val="Compact"/>
+            </w:pPr>
+            <w:r>
+              <w:t xml:space="preserve">Young</w:t>
+            </w:r>
+          </w:p>
+        </w:tc>
+        <w:tc>
+          <w:tcPr/>
+          <w:p>
+            <w:pPr>
+              <w:pStyle w:val="Compact"/>
+            </w:pPr>
+            <w:r>
+              <w:t xml:space="preserve">Horseshoe Lake</w:t>
+            </w:r>
+          </w:p>
+        </w:tc>
+        <w:tc>
+          <w:tcPr/>
+          <w:p>
+            <w:pPr>
+              <w:pStyle w:val="Compact"/>
+            </w:pPr>
+            <w:r>
+              <w:t xml:space="preserve">Walls</w:t>
+            </w:r>
+          </w:p>
+        </w:tc>
+        <w:tc>
+          <w:tcPr/>
+          <w:p>
+            <w:pPr>
+              <w:pStyle w:val="Compact"/>
+            </w:pPr>
+            <w:r>
+              <w:t xml:space="preserve">0.467</w:t>
+            </w:r>
+          </w:p>
+        </w:tc>
+        <w:tc>
+          <w:tcPr/>
+          <w:p>
+            <w:pPr>
+              <w:pStyle w:val="Compact"/>
+            </w:pPr>
+            <w:r>
+              <w:t xml:space="preserve">13</w:t>
+            </w:r>
+          </w:p>
+        </w:tc>
+        <w:tc>
+          <w:tcPr/>
+          <w:p>
+            <w:pPr>
+              <w:pStyle w:val="Compact"/>
+            </w:pPr>
+            <w:r>
+              <w:t xml:space="preserve">0.443</w:t>
+            </w:r>
+          </w:p>
+        </w:tc>
+        <w:tc>
+          <w:tcPr/>
+          <w:p>
+            <w:pPr>
+              <w:pStyle w:val="Compact"/>
+            </w:pPr>
+            <w:r>
+              <w:t xml:space="preserve">15</w:t>
+            </w:r>
+          </w:p>
+        </w:tc>
+      </w:tr>
+      <w:tr>
+        <w:tc>
+          <w:tcPr/>
+          <w:p>
+            <w:pPr>
+              <w:pStyle w:val="Compact"/>
+            </w:pPr>
+            <w:r>
+              <w:t xml:space="preserve">Hollywood</w:t>
+            </w:r>
+          </w:p>
+        </w:tc>
+        <w:tc>
+          <w:tcPr/>
+          <w:p>
+            <w:pPr>
+              <w:pStyle w:val="Compact"/>
+            </w:pPr>
+            <w:r>
+              <w:t xml:space="preserve">Kent</w:t>
+            </w:r>
+          </w:p>
+        </w:tc>
+        <w:tc>
+          <w:tcPr/>
+          <w:p>
+            <w:pPr>
+              <w:pStyle w:val="Compact"/>
+            </w:pPr>
+            <w:r>
+              <w:t xml:space="preserve">Walls</w:t>
+            </w:r>
+          </w:p>
+        </w:tc>
+        <w:tc>
+          <w:tcPr/>
+          <w:p>
+            <w:pPr>
+              <w:pStyle w:val="Compact"/>
+            </w:pPr>
+            <w:r>
+              <w:t xml:space="preserve">0.328</w:t>
+            </w:r>
+          </w:p>
+        </w:tc>
+        <w:tc>
+          <w:tcPr/>
+          <w:p>
+            <w:pPr>
+              <w:pStyle w:val="Compact"/>
+            </w:pPr>
+            <w:r>
+              <w:t xml:space="preserve">19</w:t>
+            </w:r>
+          </w:p>
+        </w:tc>
+        <w:tc>
+          <w:tcPr/>
+          <w:p>
+            <w:pPr>
+              <w:pStyle w:val="Compact"/>
+            </w:pPr>
+            <w:r>
+              <w:t xml:space="preserve">0.913</w:t>
+            </w:r>
+          </w:p>
+        </w:tc>
+        <w:tc>
+          <w:tcPr/>
+          <w:p>
+            <w:pPr>
+              <w:pStyle w:val="Compact"/>
+            </w:pPr>
+            <w:r>
+              <w:t xml:space="preserve">38</w:t>
+            </w:r>
+          </w:p>
+        </w:tc>
+      </w:tr>
+      <w:tr>
+        <w:tc>
+          <w:tcPr/>
+          <w:p>
+            <w:pPr>
+              <w:pStyle w:val="Compact"/>
+            </w:pPr>
+            <w:r>
+              <w:t xml:space="preserve">Commerce</w:t>
+            </w:r>
+          </w:p>
+        </w:tc>
+        <w:tc>
+          <w:tcPr/>
+          <w:p>
+            <w:pPr>
+              <w:pStyle w:val="Compact"/>
+            </w:pPr>
+            <w:r>
+              <w:t xml:space="preserve">Kent</w:t>
+            </w:r>
+          </w:p>
+        </w:tc>
+        <w:tc>
+          <w:tcPr/>
+          <w:p>
+            <w:pPr>
+              <w:pStyle w:val="Compact"/>
+            </w:pPr>
+            <w:r>
+              <w:t xml:space="preserve">Walls</w:t>
+            </w:r>
+          </w:p>
+        </w:tc>
+        <w:tc>
+          <w:tcPr/>
+          <w:p>
+            <w:pPr>
+              <w:pStyle w:val="Compact"/>
+            </w:pPr>
+            <w:r>
+              <w:t xml:space="preserve">0.609</w:t>
+            </w:r>
+          </w:p>
+        </w:tc>
+        <w:tc>
+          <w:tcPr/>
+          <w:p>
+            <w:pPr>
+              <w:pStyle w:val="Compact"/>
+            </w:pPr>
+            <w:r>
+              <w:t xml:space="preserve">16</w:t>
+            </w:r>
+          </w:p>
+        </w:tc>
+        <w:tc>
+          <w:tcPr/>
+          <w:p>
+            <w:pPr>
+              <w:pStyle w:val="Compact"/>
+            </w:pPr>
+            <w:r>
+              <w:t xml:space="preserve">1.100</w:t>
+            </w:r>
+          </w:p>
+        </w:tc>
+        <w:tc>
+          <w:tcPr/>
+          <w:p>
+            <w:pPr>
+              <w:pStyle w:val="Compact"/>
+            </w:pPr>
+            <w:r>
+              <w:t xml:space="preserve">35</w:t>
+            </w:r>
+          </w:p>
+        </w:tc>
+      </w:tr>
+      <w:tr>
+        <w:tc>
+          <w:tcPr/>
+          <w:p>
+            <w:pPr>
+              <w:pStyle w:val="Compact"/>
+            </w:pPr>
+            <w:r>
+              <w:t xml:space="preserve">Castile Landing</w:t>
+            </w:r>
+          </w:p>
+        </w:tc>
+        <w:tc>
+          <w:tcPr/>
+          <w:p>
+            <w:pPr>
+              <w:pStyle w:val="Compact"/>
+            </w:pPr>
+            <w:r>
+              <w:t xml:space="preserve">Parkin</w:t>
+            </w:r>
+          </w:p>
+        </w:tc>
+        <w:tc>
+          <w:tcPr/>
+          <w:p>
+            <w:pPr>
+              <w:pStyle w:val="Compact"/>
+            </w:pPr>
+            <w:r>
+              <w:t xml:space="preserve">Kent</w:t>
+            </w:r>
+          </w:p>
+        </w:tc>
+        <w:tc>
+          <w:tcPr/>
+          <w:p>
+            <w:pPr>
+              <w:pStyle w:val="Compact"/>
+            </w:pPr>
+            <w:r>
+              <w:t xml:space="preserve">0.557</w:t>
+            </w:r>
+          </w:p>
+        </w:tc>
+        <w:tc>
+          <w:tcPr/>
+          <w:p>
+            <w:pPr>
+              <w:pStyle w:val="Compact"/>
+            </w:pPr>
+            <w:r>
+              <w:t xml:space="preserve">41</w:t>
+            </w:r>
+          </w:p>
+        </w:tc>
+        <w:tc>
+          <w:tcPr/>
+          <w:p>
+            <w:pPr>
+              <w:pStyle w:val="Compact"/>
+            </w:pPr>
+            <w:r>
+              <w:t xml:space="preserve">0.571</w:t>
+            </w:r>
+          </w:p>
+        </w:tc>
+        <w:tc>
+          <w:tcPr/>
+          <w:p>
+            <w:pPr>
+              <w:pStyle w:val="Compact"/>
+            </w:pPr>
+            <w:r>
+              <w:t xml:space="preserve">19</w:t>
+            </w:r>
+          </w:p>
+        </w:tc>
+      </w:tr>
+      <w:tr>
+        <w:tc>
+          <w:tcPr/>
+          <w:p>
+            <w:pPr>
+              <w:pStyle w:val="Compact"/>
+            </w:pPr>
+            <w:r>
+              <w:t xml:space="preserve">Carson Lake</w:t>
+            </w:r>
+          </w:p>
+        </w:tc>
+        <w:tc>
+          <w:tcPr/>
+          <w:p>
+            <w:pPr>
+              <w:pStyle w:val="Compact"/>
+            </w:pPr>
+            <w:r>
+              <w:t xml:space="preserve">Walls</w:t>
+            </w:r>
+          </w:p>
+        </w:tc>
+        <w:tc>
+          <w:tcPr/>
+          <w:p>
+            <w:pPr>
+              <w:pStyle w:val="Compact"/>
+            </w:pPr>
+            <w:r>
+              <w:t xml:space="preserve">Nodena</w:t>
+            </w:r>
+          </w:p>
+        </w:tc>
+        <w:tc>
+          <w:tcPr/>
+          <w:p>
+            <w:pPr>
+              <w:pStyle w:val="Compact"/>
+            </w:pPr>
+            <w:r>
+              <w:t xml:space="preserve">1.039</w:t>
+            </w:r>
+          </w:p>
+        </w:tc>
+        <w:tc>
+          <w:tcPr/>
+          <w:p>
+            <w:pPr>
+              <w:pStyle w:val="Compact"/>
+            </w:pPr>
+            <w:r>
+              <w:t xml:space="preserve">71</w:t>
+            </w:r>
+          </w:p>
+        </w:tc>
+        <w:tc>
+          <w:tcPr/>
+          <w:p>
+            <w:pPr>
+              <w:pStyle w:val="Compact"/>
+            </w:pPr>
+            <w:r>
+              <w:t xml:space="preserve">no other Nodena site at the minimum</w:t>
+            </w:r>
+          </w:p>
+        </w:tc>
+        <w:tc>
+          <w:tcPr/>
+          <w:p>
+            <w:pPr>
+              <w:pStyle w:val="Compact"/>
+            </w:pPr>
+          </w:p>
+        </w:tc>
+      </w:tr>
+      <w:tr>
+        <w:tc>
+          <w:tcPr/>
+          <w:p>
+            <w:pPr>
+              <w:pStyle w:val="Compact"/>
+            </w:pPr>
+            <w:r>
+              <w:t xml:space="preserve">Jeter</w:t>
+            </w:r>
+          </w:p>
+        </w:tc>
+        <w:tc>
+          <w:tcPr/>
+          <w:p>
+            <w:pPr>
+              <w:pStyle w:val="Compact"/>
+            </w:pPr>
+            <w:r>
+              <w:t xml:space="preserve">Walls</w:t>
+            </w:r>
+          </w:p>
+        </w:tc>
+        <w:tc>
+          <w:tcPr/>
+          <w:p>
+            <w:pPr>
+              <w:pStyle w:val="Compact"/>
+            </w:pPr>
+            <w:r>
+              <w:t xml:space="preserve">Tipton</w:t>
+            </w:r>
+          </w:p>
+        </w:tc>
+        <w:tc>
+          <w:tcPr/>
+          <w:p>
+            <w:pPr>
+              <w:pStyle w:val="Compact"/>
+            </w:pPr>
+            <w:r>
+              <w:t xml:space="preserve">under the minimum</w:t>
+            </w:r>
+          </w:p>
+        </w:tc>
+        <w:tc>
+          <w:tcPr/>
+          <w:p>
+            <w:pPr>
+              <w:pStyle w:val="Compact"/>
+            </w:pPr>
+          </w:p>
+        </w:tc>
+        <w:tc>
+          <w:tcPr/>
+          <w:p>
+            <w:pPr>
+              <w:pStyle w:val="Compact"/>
+            </w:pPr>
+          </w:p>
+        </w:tc>
+        <w:tc>
+          <w:tcPr/>
+          <w:p>
+            <w:pPr>
+              <w:pStyle w:val="Compact"/>
+            </w:pPr>
+          </w:p>
+        </w:tc>
+      </w:tr>
+    </w:tbl>
+    <w:p>
+      <w:pPr>
+        <w:pStyle w:val="BodyText"/>
+      </w:pPr>
+      <w:r>
+        <w:t xml:space="preserve">Distances are chi-square distances from the site’s profile to the pooled profile of the candidate phase with the site left out, and straight-line kilometers to that phase’s centroid. Two caveats govern the reading. His counts equal the survey’s at 11 of the 21 shared sites and exceed them at ten, so for those sites this is a second sampling of the same collections; only the western Tennessee sites, from Tennessee Division of Archaeology collections, are material the survey never had. And the drift comparison is not repeated, because the model is calibrated to the primary matrix and recalibrating it to his would be a separate study.</w:t>
+      </w:r>
+    </w:p>
+    <w:bookmarkEnd w:id="139"/>
+    <w:bookmarkStart w:id="143" w:name="radiocarbon-chronology"/>
     <w:p>
       <w:pPr>
         <w:pStyle w:val="Heading2"/>
@@ -9151,18 +11307,18 @@
           <wp:inline>
             <wp:extent cx="5334000" cy="2713789"/>
             <wp:effectExtent b="0" l="0" r="0" t="0"/>
-            <wp:docPr descr="Figure S6. Radiocarbon chronology of the St. Francis basin (Mainfort determinations calibrated against IntCal20). Left: summed probability distribution for the basin Parkin-phase sites (filled) and for Parkin alone (line, scaled), with the De Soto entrada (AD 1541) marked. Occupation concentrates in the fourteenth to sixteenth centuries and declines across contact. Right: CA1 seriation position against the pooled median calibrated age for the five proveniences matching curated assemblages (point size proportional to the number of dates). The axis tracks calendar age (Spearman +0.70) except for the late-dated Clay Hill." title="" id="139" name="Picture"/>
+            <wp:docPr descr="Figure S6. Radiocarbon chronology of the St. Francis basin (Mainfort determinations calibrated against IntCal20). Left: summed probability distribution for the basin Parkin-phase sites (filled) and for Parkin alone (line, scaled), with the De Soto entrada (AD 1541) marked. Occupation concentrates in the fourteenth to sixteenth centuries and declines across contact. Right: CA1 seriation position against the pooled median calibrated age for the five proveniences matching curated assemblages (point size proportional to the number of dates). The axis tracks calendar age (Spearman +0.70) except for the late-dated Clay Hill." title="" id="141" name="Picture"/>
             <a:graphic>
               <a:graphicData uri="http://schemas.openxmlformats.org/drawingml/2006/picture">
                 <pic:pic>
                   <pic:nvPicPr>
-                    <pic:cNvPr descr="../../figures/figS6_chronology.png" id="140" name="Picture"/>
+                    <pic:cNvPr descr="../../figures/figS6_chronology.png" id="142" name="Picture"/>
                     <pic:cNvPicPr>
                       <a:picLocks noChangeArrowheads="1" noChangeAspect="1"/>
                     </pic:cNvPicPr>
                   </pic:nvPicPr>
                   <pic:blipFill>
-                    <a:blip r:embed="rId138"/>
+                    <a:blip r:embed="rId140"/>
                     <a:stretch>
                       <a:fillRect/>
                     </a:stretch>
@@ -9207,8 +11363,8 @@
         <w:t xml:space="preserve">Radiocarbon chronology of the St. Francis basin (Mainfort determinations calibrated against IntCal20). Left: summed probability distribution for the basin Parkin-phase sites (filled) and for Parkin alone (line, scaled), with the De Soto entrada (AD 1541) marked. Occupation concentrates in the fourteenth to sixteenth centuries and declines across contact. Right: CA1 seriation position against the pooled median calibrated age for the five proveniences matching curated assemblages (point size proportional to the number of dates). The axis tracks calendar age (Spearman +0.70) except for the late-dated Clay Hill.</w:t>
       </w:r>
     </w:p>
-    <w:bookmarkEnd w:id="141"/>
-    <w:bookmarkStart w:id="153" w:name="X490dfca6be40dac40453279b4635251c9fd7a99"/>
+    <w:bookmarkEnd w:id="143"/>
+    <w:bookmarkStart w:id="155" w:name="X490dfca6be40dac40453279b4635251c9fd7a99"/>
     <w:p>
       <w:pPr>
         <w:pStyle w:val="Heading2"/>
@@ -9225,7 +11381,7 @@
         <w:t xml:space="preserve">The main text tests one region. This section reports what happened when we tried to extend the test to a second one, and why that attempt does not appear there. The short answer is that the southeast-Missouri material is not adequate for the test at present, and not because its phases are sounder or weaker than the basin’s, but because its classes and its sample sizes measure something other than the stylistic transmission the criterion is built for. We report the attempt because a negative of this kind is useful to the next person who considers the same extension, and because it is the paper’s own empirical-sufficiency requirement applied to itself.</w:t>
       </w:r>
     </w:p>
-    <w:bookmarkStart w:id="142" w:name="what-we-tried"/>
+    <w:bookmarkStart w:id="144" w:name="what-we-tried"/>
     <w:p>
       <w:pPr>
         <w:pStyle w:val="Heading3"/>
@@ -9352,8 +11508,8 @@
         <w:t xml:space="preserve">reached for these same phases by cluster analysis and ordination.</w:t>
       </w:r>
     </w:p>
-    <w:bookmarkEnd w:id="142"/>
-    <w:bookmarkStart w:id="143" w:name="why-we-do-not-report-it-as-a-result"/>
+    <w:bookmarkEnd w:id="144"/>
+    <w:bookmarkStart w:id="145" w:name="why-we-do-not-report-it-as-a-result"/>
     <w:p>
       <w:pPr>
         <w:pStyle w:val="Heading3"/>
@@ -9493,8 +11649,8 @@
         <w:t xml:space="preserve">The non-plain subset does differentiate strongly (0.325), and that is not an artifact of small samples. Resampling every assemblage from the regional pooled profile at its own observed count gives a median of 0.003. But neither is it a clean measurement of style, for the two reasons just given. The honest statement is not that southeast Missouri is differentiated or undifferentiated. It is that the set cannot resolve the question the basin set is being asked.</w:t>
       </w:r>
     </w:p>
-    <w:bookmarkEnd w:id="143"/>
-    <w:bookmarkStart w:id="144" w:name="how-this-shows-up-in-the-modeling"/>
+    <w:bookmarkEnd w:id="145"/>
+    <w:bookmarkStart w:id="146" w:name="how-this-shows-up-in-the-modeling"/>
     <w:p>
       <w:pPr>
         <w:pStyle w:val="Heading3"/>
@@ -9560,8 +11716,8 @@
         <w:t xml:space="preserve">is the summary that breaks at every step. Refining the grid to steps of 0.01 across 0.10 to 0.15 confirms that no combination both reaches the observed 0.034 and holds the diversity match. The median climbs only from 0.019 to 0.030 while the misfit rises from 8.3 to 17.0 percent. The cause is the plain ware. With the top two classes holding 89 percent of all sherds, a permutation of a group’s innovation profile that catches Mississippi Plain moves the entire assemblage rather than its margins. The quantity being varied was the composition of utility pottery.</w:t>
       </w:r>
     </w:p>
-    <w:bookmarkEnd w:id="144"/>
-    <w:bookmarkStart w:id="145" w:name="a-defect-in-the-source-table"/>
+    <w:bookmarkEnd w:id="146"/>
+    <w:bookmarkStart w:id="147" w:name="a-defect-in-the-source-table"/>
     <w:p>
       <w:pPr>
         <w:pStyle w:val="Heading3"/>
@@ -9650,8 +11806,8 @@
         <w:t xml:space="preserve">(2 and 2). Together they are 92 sherds and nothing above turns on them, but they inflate the class count and should be merged at the source before anyone builds on this table.</w:t>
       </w:r>
     </w:p>
-    <w:bookmarkEnd w:id="145"/>
-    <w:bookmarkStart w:id="152" w:name="what-would-make-the-extension-possible"/>
+    <w:bookmarkEnd w:id="147"/>
+    <w:bookmarkStart w:id="154" w:name="what-would-make-the-extension-possible"/>
     <w:p>
       <w:pPr>
         <w:pStyle w:val="Heading3"/>
@@ -9675,20 +11831,20 @@
       <w:r>
         <w:drawing>
           <wp:inline>
-            <wp:extent cx="4572000" cy="5232975"/>
+            <wp:extent cx="4572000" cy="5251704"/>
             <wp:effectExtent b="0" l="0" r="0" t="0"/>
-            <wp:docPr descr="Figure S7. Regional setting of the St. Francis basin analysis and of the southeast-Missouri survey discussed in this section. Decorated-ceramic assemblages span the central and lower Mississippi Valley. The central-valley southeast-Missouri survey of Williams (1954) is shown in light gray, and the lower-valley St. Francis basin Parkin-phase assemblages in black, identified in the legend, with Parkin starred. Italic labels mark the named physiographic regions, Cairo Lowland, Sikeston Ridge, Malden Plain, and Little River in the central valley, and the St. Francis basin in the lower valley. Hydrography is drawn uniformly from HydroRIVERS (Lehner and Grill 2013), with line width scaled by flow order so that the Mississippi main stem appears as the heaviest line. State boundaries and the North America locator inset are from Natural Earth." title="" id="147" name="Picture"/>
+            <wp:docPr descr="Figure S7. Regional setting of the St. Francis basin analysis and of the southeast-Missouri survey discussed in this section. Decorated-ceramic assemblages span the central and lower Mississippi Valley. The central-valley southeast-Missouri survey of Williams (1954) is shown in light gray, and the lower-valley St. Francis basin Parkin-phase assemblages in black, identified in the legend, with Parkin starred. Italic labels mark the named physiographic regions, Cairo Lowland, Sikeston Ridge, Malden Plain, and Little River in the central valley, and the St. Francis basin in the lower valley. Hydrography is drawn uniformly from HydroRIVERS (Lehner and Grill 2013), with line width scaled by flow order so that the Mississippi main stem appears as the heaviest line. State boundaries and the North America locator inset are from Natural Earth." title="" id="149" name="Picture"/>
             <a:graphic>
               <a:graphicData uri="http://schemas.openxmlformats.org/drawingml/2006/picture">
                 <pic:pic>
                   <pic:nvPicPr>
-                    <pic:cNvPr descr="../../figures/figS7_regional.png" id="148" name="Picture"/>
+                    <pic:cNvPr descr="../../figures/figS7_regional.png" id="150" name="Picture"/>
                     <pic:cNvPicPr>
                       <a:picLocks noChangeArrowheads="1" noChangeAspect="1"/>
                     </pic:cNvPicPr>
                   </pic:nvPicPr>
                   <pic:blipFill>
-                    <a:blip r:embed="rId146"/>
+                    <a:blip r:embed="rId148"/>
                     <a:stretch>
                       <a:fillRect/>
                     </a:stretch>
@@ -9696,7 +11852,7 @@
                   <pic:spPr bwMode="auto">
                     <a:xfrm>
                       <a:off x="0" y="0"/>
-                      <a:ext cx="4572000" cy="5232975"/>
+                      <a:ext cx="4572000" cy="5251704"/>
                     </a:xfrm>
                     <a:prstGeom prst="rect">
                       <a:avLst/>
@@ -9761,20 +11917,20 @@
       <w:r>
         <w:drawing>
           <wp:inline>
-            <wp:extent cx="4754880" cy="3707152"/>
+            <wp:extent cx="4754880" cy="3691584"/>
             <wp:effectExtent b="0" l="0" r="0" t="0"/>
-            <wp:docPr descr="Figure S8. Within-region interaction structure under the calibrated comparison. (A, B) Multidimensional scaling of decorated Brainerd-Robinson dissimilarity for the St. Francis basin, in the lower Mississippi Valley, and for the southeast-Missouri assemblages, in the central Mississippi Valley (Mississippian classes only, so that the comparison is not driven by the Woodland-to-Mississippian gradient), with markers distinguishing within-region spatial clusters. The assemblages intermix rather than separating into clusters. (C) The observed between-cluster cultural F_{ST} for each of the two regions (diamond) against the 95 percent intervals of three models, all run on the real coordinates and subsampled to the observed counts. These are the calibrated neutral spatial-drift model with pooled-profile innovation (dark), the same model with uniform innovation at its nearest calibration combination (mid-gray, which does not fit the assemblages’ diversity in either region), and the bounded-groups model at copying multiplier 0.03 (light). In the basin, and, taken at face value, in southeast Missouri too, the observed F_{ST} lies above the calibrated drift interval. The southeast-Missouri panels document the attempt described in this section rather than a result. The bounded-groups interval reaches it only through its upper tail, with a median close to the drift median, because innovation drawn from the regional profile bypasses the imposed boundary." title="" id="150" name="Picture"/>
+            <wp:docPr descr="Figure S8. Within-region interaction structure under the calibrated comparison. (A, B) Multidimensional scaling of decorated Brainerd-Robinson dissimilarity for the St. Francis basin, in the lower Mississippi Valley, and for the southeast-Missouri assemblages, in the central Mississippi Valley (Mississippian classes only, so that the comparison is not driven by the Woodland-to-Mississippian gradient), with markers distinguishing within-region spatial clusters. The assemblages intermix rather than separating into clusters. (C) The observed between-cluster cultural F_{ST} for each of the two regions (diamond) against the 95 percent intervals of three models, all run on the real coordinates and subsampled to the observed counts. These are the calibrated neutral spatial-drift model with pooled-profile innovation (dark), the same model with uniform innovation at its nearest calibration combination (mid-gray, which does not fit the assemblages’ diversity in either region), and the bounded-groups model at copying multiplier 0.03 (light). In the basin, and, taken at face value, in southeast Missouri too, the observed F_{ST} lies above the calibrated drift interval. The southeast-Missouri panels document the attempt described in this section rather than a result. The bounded-groups interval reaches it only through its upper tail, with a median close to the drift median, because innovation drawn from the regional profile bypasses the imposed boundary." title="" id="152" name="Picture"/>
             <a:graphic>
               <a:graphicData uri="http://schemas.openxmlformats.org/drawingml/2006/picture">
                 <pic:pic>
                   <pic:nvPicPr>
-                    <pic:cNvPr descr="../../figures/figS8_within_region.png" id="151" name="Picture"/>
+                    <pic:cNvPr descr="../../figures/figS8_within_region.png" id="153" name="Picture"/>
                     <pic:cNvPicPr>
                       <a:picLocks noChangeArrowheads="1" noChangeAspect="1"/>
                     </pic:cNvPicPr>
                   </pic:nvPicPr>
                   <pic:blipFill>
-                    <a:blip r:embed="rId149"/>
+                    <a:blip r:embed="rId151"/>
                     <a:stretch>
                       <a:fillRect/>
                     </a:stretch>
@@ -9782,7 +11938,7 @@
                   <pic:spPr bwMode="auto">
                     <a:xfrm>
                       <a:off x="0" y="0"/>
-                      <a:ext cx="4754880" cy="3707152"/>
+                      <a:ext cx="4754880" cy="3691584"/>
                     </a:xfrm>
                     <a:prstGeom prst="rect">
                       <a:avLst/>
@@ -9871,9 +12027,9 @@
         <w:t xml:space="preserve">lies above the calibrated drift interval. The southeast-Missouri panels document the attempt described in this section rather than a result. The bounded-groups interval reaches it only through its upper tail, with a median close to the drift median, because innovation drawn from the regional profile bypasses the imposed boundary.</w:t>
       </w:r>
     </w:p>
-    <w:bookmarkEnd w:id="152"/>
-    <w:bookmarkEnd w:id="153"/>
-    <w:bookmarkStart w:id="210" w:name="references"/>
+    <w:bookmarkEnd w:id="154"/>
+    <w:bookmarkEnd w:id="155"/>
+    <w:bookmarkStart w:id="213" w:name="references"/>
     <w:p>
       <w:pPr>
         <w:pStyle w:val="Heading2"/>
@@ -9882,8 +12038,8 @@
         <w:t xml:space="preserve">References</w:t>
       </w:r>
     </w:p>
-    <w:bookmarkStart w:id="209" w:name="refs"/>
-    <w:bookmarkStart w:id="154" w:name="ref-beaumont_zhang_balding_2002"/>
+    <w:bookmarkStart w:id="212" w:name="refs"/>
+    <w:bookmarkStart w:id="156" w:name="ref-beaumont_zhang_balding_2002"/>
     <w:p>
       <w:pPr>
         <w:pStyle w:val="Bibliography"/>
@@ -9920,8 +12076,8 @@
         <w:t xml:space="preserve">162(4):2025–2035.</w:t>
       </w:r>
     </w:p>
-    <w:bookmarkEnd w:id="154"/>
-    <w:bookmarkStart w:id="156" w:name="ref-bell_richerson_mcelreath_2009"/>
+    <w:bookmarkEnd w:id="156"/>
+    <w:bookmarkStart w:id="158" w:name="ref-bell_richerson_mcelreath_2009"/>
     <w:p>
       <w:pPr>
         <w:pStyle w:val="Bibliography"/>
@@ -9948,7 +12104,7 @@
       <w:r>
         <w:t xml:space="preserve"> </w:t>
       </w:r>
-      <w:hyperlink r:id="rId155">
+      <w:hyperlink r:id="rId157">
         <w:r>
           <w:rPr>
             <w:rStyle w:val="Hyperlink"/>
@@ -9960,8 +12116,8 @@
         <w:t xml:space="preserve">.</w:t>
       </w:r>
     </w:p>
-    <w:bookmarkEnd w:id="156"/>
-    <w:bookmarkStart w:id="158" w:name="ref-bentley_hahn_shennan_2004"/>
+    <w:bookmarkEnd w:id="158"/>
+    <w:bookmarkStart w:id="160" w:name="ref-bentley_hahn_shennan_2004"/>
     <w:p>
       <w:pPr>
         <w:pStyle w:val="Bibliography"/>
@@ -9988,7 +12144,7 @@
       <w:r>
         <w:t xml:space="preserve"> </w:t>
       </w:r>
-      <w:hyperlink r:id="rId157">
+      <w:hyperlink r:id="rId159">
         <w:r>
           <w:rPr>
             <w:rStyle w:val="Hyperlink"/>
@@ -10000,8 +12156,8 @@
         <w:t xml:space="preserve">.</w:t>
       </w:r>
     </w:p>
-    <w:bookmarkEnd w:id="158"/>
-    <w:bookmarkStart w:id="160" w:name="ref-carrignon_bentley_ruck_2019"/>
+    <w:bookmarkEnd w:id="160"/>
+    <w:bookmarkStart w:id="162" w:name="ref-carrignon_bentley_ruck_2019"/>
     <w:p>
       <w:pPr>
         <w:pStyle w:val="Bibliography"/>
@@ -10052,7 +12208,7 @@
       <w:r>
         <w:t xml:space="preserve"> </w:t>
       </w:r>
-      <w:hyperlink r:id="rId159">
+      <w:hyperlink r:id="rId161">
         <w:r>
           <w:rPr>
             <w:rStyle w:val="Hyperlink"/>
@@ -10064,8 +12220,8 @@
         <w:t xml:space="preserve">.</w:t>
       </w:r>
     </w:p>
-    <w:bookmarkEnd w:id="160"/>
-    <w:bookmarkStart w:id="161" w:name="ref-cowgill_1972"/>
+    <w:bookmarkEnd w:id="162"/>
+    <w:bookmarkStart w:id="163" w:name="ref-cowgill_1972"/>
     <w:p>
       <w:pPr>
         <w:pStyle w:val="Bibliography"/>
@@ -10087,8 +12243,8 @@
         <w:t xml:space="preserve">, edited by David L. Clarke, pp. 381–424. Methuen, London.</w:t>
       </w:r>
     </w:p>
-    <w:bookmarkEnd w:id="161"/>
-    <w:bookmarkStart w:id="163" w:name="ref-crema_edinborough_kerig_shennan_2014"/>
+    <w:bookmarkEnd w:id="163"/>
+    <w:bookmarkStart w:id="165" w:name="ref-crema_edinborough_kerig_shennan_2014"/>
     <w:p>
       <w:pPr>
         <w:pStyle w:val="Bibliography"/>
@@ -10127,7 +12283,7 @@
       <w:r>
         <w:t xml:space="preserve"> </w:t>
       </w:r>
-      <w:hyperlink r:id="rId162">
+      <w:hyperlink r:id="rId164">
         <w:r>
           <w:rPr>
             <w:rStyle w:val="Hyperlink"/>
@@ -10139,8 +12295,8 @@
         <w:t xml:space="preserve">.</w:t>
       </w:r>
     </w:p>
-    <w:bookmarkEnd w:id="163"/>
-    <w:bookmarkStart w:id="165" w:name="ref-crema_kandler_shennan_2016"/>
+    <w:bookmarkEnd w:id="165"/>
+    <w:bookmarkStart w:id="167" w:name="ref-crema_kandler_shennan_2016"/>
     <w:p>
       <w:pPr>
         <w:pStyle w:val="Bibliography"/>
@@ -10167,7 +12323,7 @@
       <w:r>
         <w:t xml:space="preserve"> </w:t>
       </w:r>
-      <w:hyperlink r:id="rId164">
+      <w:hyperlink r:id="rId166">
         <w:r>
           <w:rPr>
             <w:rStyle w:val="Hyperlink"/>
@@ -10179,8 +12335,8 @@
         <w:t xml:space="preserve">.</w:t>
       </w:r>
     </w:p>
-    <w:bookmarkEnd w:id="165"/>
-    <w:bookmarkStart w:id="167" w:name="ref-dakos_2012"/>
+    <w:bookmarkEnd w:id="167"/>
+    <w:bookmarkStart w:id="169" w:name="ref-dakos_2012"/>
     <w:p>
       <w:pPr>
         <w:pStyle w:val="Bibliography"/>
@@ -10207,7 +12363,7 @@
       <w:r>
         <w:t xml:space="preserve"> </w:t>
       </w:r>
-      <w:hyperlink r:id="rId166">
+      <w:hyperlink r:id="rId168">
         <w:r>
           <w:rPr>
             <w:rStyle w:val="Hyperlink"/>
@@ -10219,8 +12375,8 @@
         <w:t xml:space="preserve">.</w:t>
       </w:r>
     </w:p>
-    <w:bookmarkEnd w:id="167"/>
-    <w:bookmarkStart w:id="169" w:name="ref-dunnell_1970"/>
+    <w:bookmarkEnd w:id="169"/>
+    <w:bookmarkStart w:id="171" w:name="ref-dunnell_1970"/>
     <w:p>
       <w:pPr>
         <w:pStyle w:val="Bibliography"/>
@@ -10247,7 +12403,7 @@
       <w:r>
         <w:t xml:space="preserve"> </w:t>
       </w:r>
-      <w:hyperlink r:id="rId168">
+      <w:hyperlink r:id="rId170">
         <w:r>
           <w:rPr>
             <w:rStyle w:val="Hyperlink"/>
@@ -10259,8 +12415,8 @@
         <w:t xml:space="preserve">.</w:t>
       </w:r>
     </w:p>
-    <w:bookmarkEnd w:id="169"/>
-    <w:bookmarkStart w:id="170" w:name="ref-ewens_1972"/>
+    <w:bookmarkEnd w:id="171"/>
+    <w:bookmarkStart w:id="172" w:name="ref-ewens_1972"/>
     <w:p>
       <w:pPr>
         <w:pStyle w:val="Bibliography"/>
@@ -10285,8 +12441,8 @@
         <w:t xml:space="preserve">3(1):87–112.</w:t>
       </w:r>
     </w:p>
-    <w:bookmarkEnd w:id="170"/>
-    <w:bookmarkStart w:id="172" w:name="ref-feder_kryazhimskiy_plotkin_2014"/>
+    <w:bookmarkEnd w:id="172"/>
+    <w:bookmarkStart w:id="174" w:name="ref-feder_kryazhimskiy_plotkin_2014"/>
     <w:p>
       <w:pPr>
         <w:pStyle w:val="Bibliography"/>
@@ -10313,7 +12469,7 @@
       <w:r>
         <w:t xml:space="preserve"> </w:t>
       </w:r>
-      <w:hyperlink r:id="rId171">
+      <w:hyperlink r:id="rId173">
         <w:r>
           <w:rPr>
             <w:rStyle w:val="Hyperlink"/>
@@ -10325,8 +12481,8 @@
         <w:t xml:space="preserve">.</w:t>
       </w:r>
     </w:p>
-    <w:bookmarkEnd w:id="172"/>
-    <w:bookmarkStart w:id="173" w:name="ref-fox_1998"/>
+    <w:bookmarkEnd w:id="174"/>
+    <w:bookmarkStart w:id="175" w:name="ref-fox_1998"/>
     <w:p>
       <w:pPr>
         <w:pStyle w:val="Bibliography"/>
@@ -10348,8 +12504,8 @@
         <w:t xml:space="preserve">, edited by Michael J. O’Brien and Robert C. Dunnell, pp. 31–58. University of Alabama Press, Tuscaloosa.</w:t>
       </w:r>
     </w:p>
-    <w:bookmarkEnd w:id="173"/>
-    <w:bookmarkStart w:id="174" w:name="ref-graves_cachola-abad_1996"/>
+    <w:bookmarkEnd w:id="175"/>
+    <w:bookmarkStart w:id="176" w:name="ref-graves_cachola-abad_1996"/>
     <w:p>
       <w:pPr>
         <w:pStyle w:val="Bibliography"/>
@@ -10383,8 +12539,8 @@
         <w:t xml:space="preserve">31(1):19–32.</w:t>
       </w:r>
     </w:p>
-    <w:bookmarkEnd w:id="174"/>
-    <w:bookmarkStart w:id="176" w:name="ref-henrich_2001"/>
+    <w:bookmarkEnd w:id="176"/>
+    <w:bookmarkStart w:id="178" w:name="ref-henrich_2001"/>
     <w:p>
       <w:pPr>
         <w:pStyle w:val="Bibliography"/>
@@ -10411,7 +12567,7 @@
       <w:r>
         <w:t xml:space="preserve"> </w:t>
       </w:r>
-      <w:hyperlink r:id="rId175">
+      <w:hyperlink r:id="rId177">
         <w:r>
           <w:rPr>
             <w:rStyle w:val="Hyperlink"/>
@@ -10423,8 +12579,8 @@
         <w:t xml:space="preserve">.</w:t>
       </w:r>
     </w:p>
-    <w:bookmarkEnd w:id="176"/>
-    <w:bookmarkStart w:id="177" w:name="ref-hopkins_skellam_1954"/>
+    <w:bookmarkEnd w:id="178"/>
+    <w:bookmarkStart w:id="179" w:name="ref-hopkins_skellam_1954"/>
     <w:p>
       <w:pPr>
         <w:pStyle w:val="Bibliography"/>
@@ -10449,8 +12605,8 @@
         <w:t xml:space="preserve">18(2):213–227.</w:t>
       </w:r>
     </w:p>
-    <w:bookmarkEnd w:id="177"/>
-    <w:bookmarkStart w:id="179" w:name="ref-hunt_2006"/>
+    <w:bookmarkEnd w:id="179"/>
+    <w:bookmarkStart w:id="181" w:name="ref-hunt_2006"/>
     <w:p>
       <w:pPr>
         <w:pStyle w:val="Bibliography"/>
@@ -10477,7 +12633,7 @@
       <w:r>
         <w:t xml:space="preserve"> </w:t>
       </w:r>
-      <w:hyperlink r:id="rId178">
+      <w:hyperlink r:id="rId180">
         <w:r>
           <w:rPr>
             <w:rStyle w:val="Hyperlink"/>
@@ -10489,8 +12645,8 @@
         <w:t xml:space="preserve">.</w:t>
       </w:r>
     </w:p>
-    <w:bookmarkEnd w:id="179"/>
-    <w:bookmarkStart w:id="181" w:name="ref-hunt_bell_travis_2008"/>
+    <w:bookmarkEnd w:id="181"/>
+    <w:bookmarkStart w:id="183" w:name="ref-hunt_bell_travis_2008"/>
     <w:p>
       <w:pPr>
         <w:pStyle w:val="Bibliography"/>
@@ -10517,7 +12673,7 @@
       <w:r>
         <w:t xml:space="preserve"> </w:t>
       </w:r>
-      <w:hyperlink r:id="rId180">
+      <w:hyperlink r:id="rId182">
         <w:r>
           <w:rPr>
             <w:rStyle w:val="Hyperlink"/>
@@ -10529,8 +12685,8 @@
         <w:t xml:space="preserve">.</w:t>
       </w:r>
     </w:p>
-    <w:bookmarkEnd w:id="181"/>
-    <w:bookmarkStart w:id="183" w:name="ref-kandler_shennan_2013"/>
+    <w:bookmarkEnd w:id="183"/>
+    <w:bookmarkStart w:id="185" w:name="ref-kandler_shennan_2013"/>
     <w:p>
       <w:pPr>
         <w:pStyle w:val="Bibliography"/>
@@ -10557,7 +12713,7 @@
       <w:r>
         <w:t xml:space="preserve"> </w:t>
       </w:r>
-      <w:hyperlink r:id="rId182">
+      <w:hyperlink r:id="rId184">
         <w:r>
           <w:rPr>
             <w:rStyle w:val="Hyperlink"/>
@@ -10569,8 +12725,8 @@
         <w:t xml:space="preserve">.</w:t>
       </w:r>
     </w:p>
-    <w:bookmarkEnd w:id="183"/>
-    <w:bookmarkStart w:id="184" w:name="ref-lehner_grill_2013"/>
+    <w:bookmarkEnd w:id="185"/>
+    <w:bookmarkStart w:id="186" w:name="ref-lehner_grill_2013"/>
     <w:p>
       <w:pPr>
         <w:pStyle w:val="Bibliography"/>
@@ -10595,8 +12751,8 @@
         <w:t xml:space="preserve">27(15):2171–2186.</w:t>
       </w:r>
     </w:p>
-    <w:bookmarkEnd w:id="184"/>
-    <w:bookmarkStart w:id="186" w:name="ref-lipo_madsen_dunnell_2015"/>
+    <w:bookmarkEnd w:id="186"/>
+    <w:bookmarkStart w:id="188" w:name="ref-lipo_madsen_dunnell_2015"/>
     <w:p>
       <w:pPr>
         <w:pStyle w:val="Bibliography"/>
@@ -10623,7 +12779,7 @@
       <w:r>
         <w:t xml:space="preserve"> </w:t>
       </w:r>
-      <w:hyperlink r:id="rId185">
+      <w:hyperlink r:id="rId187">
         <w:r>
           <w:rPr>
             <w:rStyle w:val="Hyperlink"/>
@@ -10635,8 +12791,8 @@
         <w:t xml:space="preserve">.</w:t>
       </w:r>
     </w:p>
-    <w:bookmarkEnd w:id="186"/>
-    <w:bookmarkStart w:id="188" w:name="ref-lipo_madsen_dunnell_hunt_1997"/>
+    <w:bookmarkEnd w:id="188"/>
+    <w:bookmarkStart w:id="190" w:name="ref-lipo_madsen_dunnell_hunt_1997"/>
     <w:p>
       <w:pPr>
         <w:pStyle w:val="Bibliography"/>
@@ -10663,7 +12819,7 @@
       <w:r>
         <w:t xml:space="preserve"> </w:t>
       </w:r>
-      <w:hyperlink r:id="rId187">
+      <w:hyperlink r:id="rId189">
         <w:r>
           <w:rPr>
             <w:rStyle w:val="Hyperlink"/>
@@ -10675,8 +12831,8 @@
         <w:t xml:space="preserve">.</w:t>
       </w:r>
     </w:p>
-    <w:bookmarkEnd w:id="188"/>
-    <w:bookmarkStart w:id="189" w:name="ref-lyman_obrien_2006"/>
+    <w:bookmarkEnd w:id="190"/>
+    <w:bookmarkStart w:id="191" w:name="ref-lyman_obrien_2006"/>
     <w:p>
       <w:pPr>
         <w:pStyle w:val="Bibliography"/>
@@ -10698,8 +12854,8 @@
         <w:t xml:space="preserve">. University of Nebraska Press, Lincoln.</w:t>
       </w:r>
     </w:p>
-    <w:bookmarkEnd w:id="189"/>
-    <w:bookmarkStart w:id="190" w:name="ref-mainfort_2001"/>
+    <w:bookmarkEnd w:id="191"/>
+    <w:bookmarkStart w:id="192" w:name="ref-mainfort_2001"/>
     <w:p>
       <w:pPr>
         <w:pStyle w:val="Bibliography"/>
@@ -10733,8 +12889,46 @@
         <w:t xml:space="preserve">, edited by David S. Brose, C. Wesley Cowan, and Jr. Mainfort Robert C., pp. 173–190. Smithsonian Institution Press, Washington, DC.</w:t>
       </w:r>
     </w:p>
-    <w:bookmarkEnd w:id="190"/>
-    <w:bookmarkStart w:id="191" w:name="ref-marquardt_1978"/>
+    <w:bookmarkEnd w:id="192"/>
+    <w:bookmarkStart w:id="193" w:name="ref-mainfort_2003"/>
+    <w:p>
+      <w:pPr>
+        <w:pStyle w:val="Bibliography"/>
+      </w:pPr>
+      <w:r>
+        <w:t xml:space="preserve">Mainfort, Jr., Robert C. 2003. An Ordination Approach to Assessing Late Period Phases in the Central</w:t>
+      </w:r>
+      <w:r>
+        <w:t xml:space="preserve"> </w:t>
+      </w:r>
+      <w:r>
+        <w:t xml:space="preserve">Mississippi</w:t>
+      </w:r>
+      <w:r>
+        <w:t xml:space="preserve"> </w:t>
+      </w:r>
+      <w:r>
+        <w:t xml:space="preserve">Valley.</w:t>
+      </w:r>
+      <w:r>
+        <w:t xml:space="preserve"> </w:t>
+      </w:r>
+      <w:r>
+        <w:rPr>
+          <w:i/>
+          <w:iCs/>
+        </w:rPr>
+        <w:t xml:space="preserve">Southeastern Archaeology</w:t>
+      </w:r>
+      <w:r>
+        <w:t xml:space="preserve"> </w:t>
+      </w:r>
+      <w:r>
+        <w:t xml:space="preserve">22(2):176–184.</w:t>
+      </w:r>
+    </w:p>
+    <w:bookmarkEnd w:id="193"/>
+    <w:bookmarkStart w:id="194" w:name="ref-marquardt_1978"/>
     <w:p>
       <w:pPr>
         <w:pStyle w:val="Bibliography"/>
@@ -10756,8 +12950,8 @@
         <w:t xml:space="preserve">, edited by Michael B. Schiffer, pp. 257–314. Academic Press, New York.</w:t>
       </w:r>
     </w:p>
-    <w:bookmarkEnd w:id="191"/>
-    <w:bookmarkStart w:id="192" w:name="ref-mitchem_2017"/>
+    <w:bookmarkEnd w:id="194"/>
+    <w:bookmarkStart w:id="195" w:name="ref-mitchem_2017"/>
     <w:p>
       <w:pPr>
         <w:pStyle w:val="Bibliography"/>
@@ -10808,8 +13002,8 @@
         <w:t xml:space="preserve">’s 1541 Cross.</w:t>
       </w:r>
     </w:p>
-    <w:bookmarkEnd w:id="192"/>
-    <w:bookmarkStart w:id="193" w:name="ref-neiman_1995"/>
+    <w:bookmarkEnd w:id="195"/>
+    <w:bookmarkStart w:id="196" w:name="ref-neiman_1995"/>
     <w:p>
       <w:pPr>
         <w:pStyle w:val="Bibliography"/>
@@ -10852,8 +13046,8 @@
         <w:t xml:space="preserve">60(1):7–36.</w:t>
       </w:r>
     </w:p>
-    <w:bookmarkEnd w:id="193"/>
-    <w:bookmarkStart w:id="194" w:name="ref-obrien_lyman_1999"/>
+    <w:bookmarkEnd w:id="196"/>
+    <w:bookmarkStart w:id="197" w:name="ref-obrien_lyman_1999"/>
     <w:p>
       <w:pPr>
         <w:pStyle w:val="Bibliography"/>
@@ -10875,8 +13069,8 @@
         <w:t xml:space="preserve">. Kluwer Academic/Plenum, New York.</w:t>
       </w:r>
     </w:p>
-    <w:bookmarkEnd w:id="194"/>
-    <w:bookmarkStart w:id="196" w:name="ref-reimer_etal_2020"/>
+    <w:bookmarkEnd w:id="197"/>
+    <w:bookmarkStart w:id="199" w:name="ref-reimer_etal_2020"/>
     <w:p>
       <w:pPr>
         <w:pStyle w:val="Bibliography"/>
@@ -10930,7 +13124,7 @@
       <w:r>
         <w:t xml:space="preserve"> </w:t>
       </w:r>
-      <w:hyperlink r:id="rId195">
+      <w:hyperlink r:id="rId198">
         <w:r>
           <w:rPr>
             <w:rStyle w:val="Hyperlink"/>
@@ -10942,8 +13136,8 @@
         <w:t xml:space="preserve">.</w:t>
       </w:r>
     </w:p>
-    <w:bookmarkEnd w:id="196"/>
-    <w:bookmarkStart w:id="197" w:name="ref-rousseeuw_1987"/>
+    <w:bookmarkEnd w:id="199"/>
+    <w:bookmarkStart w:id="200" w:name="ref-rousseeuw_1987"/>
     <w:p>
       <w:pPr>
         <w:pStyle w:val="Bibliography"/>
@@ -10968,8 +13162,8 @@
         <w:t xml:space="preserve">20:53–65.</w:t>
       </w:r>
     </w:p>
-    <w:bookmarkEnd w:id="197"/>
-    <w:bookmarkStart w:id="199" w:name="ref-scheffer_2009"/>
+    <w:bookmarkEnd w:id="200"/>
+    <w:bookmarkStart w:id="202" w:name="ref-scheffer_2009"/>
     <w:p>
       <w:pPr>
         <w:pStyle w:val="Bibliography"/>
@@ -10996,7 +13190,7 @@
       <w:r>
         <w:t xml:space="preserve"> </w:t>
       </w:r>
-      <w:hyperlink r:id="rId198">
+      <w:hyperlink r:id="rId201">
         <w:r>
           <w:rPr>
             <w:rStyle w:val="Hyperlink"/>
@@ -11008,8 +13202,8 @@
         <w:t xml:space="preserve">.</w:t>
       </w:r>
     </w:p>
-    <w:bookmarkEnd w:id="199"/>
-    <w:bookmarkStart w:id="201" w:name="ref-surovell_brantingham_2007"/>
+    <w:bookmarkEnd w:id="202"/>
+    <w:bookmarkStart w:id="204" w:name="ref-surovell_brantingham_2007"/>
     <w:p>
       <w:pPr>
         <w:pStyle w:val="Bibliography"/>
@@ -11036,7 +13230,7 @@
       <w:r>
         <w:t xml:space="preserve"> </w:t>
       </w:r>
-      <w:hyperlink r:id="rId200">
+      <w:hyperlink r:id="rId203">
         <w:r>
           <w:rPr>
             <w:rStyle w:val="Hyperlink"/>
@@ -11048,8 +13242,8 @@
         <w:t xml:space="preserve">.</w:t>
       </w:r>
     </w:p>
-    <w:bookmarkEnd w:id="201"/>
-    <w:bookmarkStart w:id="203" w:name="ref-surovell_etal_2009"/>
+    <w:bookmarkEnd w:id="204"/>
+    <w:bookmarkStart w:id="206" w:name="ref-surovell_etal_2009"/>
     <w:p>
       <w:pPr>
         <w:pStyle w:val="Bibliography"/>
@@ -11076,7 +13270,7 @@
       <w:r>
         <w:t xml:space="preserve"> </w:t>
       </w:r>
-      <w:hyperlink r:id="rId202">
+      <w:hyperlink r:id="rId205">
         <w:r>
           <w:rPr>
             <w:rStyle w:val="Hyperlink"/>
@@ -11088,8 +13282,8 @@
         <w:t xml:space="preserve">.</w:t>
       </w:r>
     </w:p>
-    <w:bookmarkEnd w:id="203"/>
-    <w:bookmarkStart w:id="204" w:name="ref-talts_etal_2018"/>
+    <w:bookmarkEnd w:id="206"/>
+    <w:bookmarkStart w:id="207" w:name="ref-talts_etal_2018"/>
     <w:p>
       <w:pPr>
         <w:pStyle w:val="Bibliography"/>
@@ -11123,8 +13317,8 @@
         <w:t xml:space="preserve">.</w:t>
       </w:r>
     </w:p>
-    <w:bookmarkEnd w:id="204"/>
-    <w:bookmarkStart w:id="205" w:name="ref-tibshirani_walther_hastie_2001"/>
+    <w:bookmarkEnd w:id="207"/>
+    <w:bookmarkStart w:id="208" w:name="ref-tibshirani_walther_hastie_2001"/>
     <w:p>
       <w:pPr>
         <w:pStyle w:val="Bibliography"/>
@@ -11149,8 +13343,8 @@
         <w:t xml:space="preserve">63(2):411–423.</w:t>
       </w:r>
     </w:p>
-    <w:bookmarkEnd w:id="205"/>
-    <w:bookmarkStart w:id="207" w:name="ref-toni_etal_2009"/>
+    <w:bookmarkEnd w:id="208"/>
+    <w:bookmarkStart w:id="210" w:name="ref-toni_etal_2009"/>
     <w:p>
       <w:pPr>
         <w:pStyle w:val="Bibliography"/>
@@ -11189,7 +13383,7 @@
       <w:r>
         <w:t xml:space="preserve"> </w:t>
       </w:r>
-      <w:hyperlink r:id="rId206">
+      <w:hyperlink r:id="rId209">
         <w:r>
           <w:rPr>
             <w:rStyle w:val="Hyperlink"/>
@@ -11201,8 +13395,8 @@
         <w:t xml:space="preserve">.</w:t>
       </w:r>
     </w:p>
-    <w:bookmarkEnd w:id="207"/>
-    <w:bookmarkStart w:id="208" w:name="ref-williams_1954"/>
+    <w:bookmarkEnd w:id="210"/>
+    <w:bookmarkStart w:id="211" w:name="ref-williams_1954"/>
     <w:p>
       <w:pPr>
         <w:pStyle w:val="Bibliography"/>
@@ -11211,10 +13405,10 @@
         <w:t xml:space="preserve">Williams, Stephen. 1954. An Archeological Study of the Mississippian Culture in Southeast Missouri. PhD thesis, Yale University, New Haven.</w:t>
       </w:r>
     </w:p>
-    <w:bookmarkEnd w:id="208"/>
-    <w:bookmarkEnd w:id="209"/>
-    <w:bookmarkEnd w:id="210"/>
     <w:bookmarkEnd w:id="211"/>
+    <w:bookmarkEnd w:id="212"/>
+    <w:bookmarkEnd w:id="213"/>
+    <w:bookmarkEnd w:id="214"/>
     <w:sectPr>
       <w:footerReference r:id="rId100" w:type="default"/>
       <w:footnotePr>

--- a/docs/manuscript/SUPPLEMENTAL_TEXT.docx
+++ b/docs/manuscript/SUPPLEMENTAL_TEXT.docx
@@ -2175,7 +2175,7 @@
         <w:t xml:space="preserve"> </w:t>
       </w:r>
       <w:r>
-        <w:t xml:space="preserve">depends on how finely the basin is divided. Fitted with the Balding-Nichols model at two through six spatial clusters, its posterior median moves monotonically from 0.0147 (95 percent credible interval 0.0128 to 0.0167) at two clusters, through 0.0178 (0.0157 to 0.0200) at the three the silhouette criterion selects, to 0.0347 (0.0319 to 0.0376) at six, and the intervals at the two ends do not overlap. It does not depend on which particular division is used at a given number of clusters. Twenty k-means seeds at three clusters return the same partition, and the division we use sits at the 51st percentile of 150 alternative contiguous divisions of the basin at the same grain, whose median of posterior medians is 0.0178. A quantity that responds to the grain of an imposed division and not to which division is imposed is measuring the division. That is why the main text reports the between-cluster</w:t>
+        <w:t xml:space="preserve">depends on how finely the basin is divided. Fitted with the Balding-Nichols model at two through six spatial clusters, its posterior median moves from 0.0062 (95 percent credible interval 0.0051 to 0.0076) at the two clusters the silhouette criterion selects, through 0.0155 (0.0133 to 0.0180) at three, to 0.0302 (0.0267 to 0.0342) at five and 0.0301 at six, and the intervals at the two ends do not overlap. It does not depend on which particular division is used at a given number of clusters. Twenty k-means seeds at two clusters return the same partition, and the division we use sits at the 43rd percentile of 150 alternative contiguous divisions of the basin at the same grain, whose median of posterior medians is 0.0068. A quantity that responds to the grain of an imposed division and not to which division is imposed is measuring the division. That is why the main text reports the between-cluster</w:t>
       </w:r>
       <w:r>
         <w:t xml:space="preserve"> </w:t>
@@ -4133,7 +4133,42 @@
         <w:t xml:space="preserve"> </w:t>
       </w:r>
       <w:r>
-        <w:t xml:space="preserve">and community counts shift within sampling error), so the conclusions do not depend on the choice. We use river-network distance as the null most favorable to drift, not because the pottery follows it: decorated-class distance between assemblages tracks straight-line separation (rank correlation 0.36) better than along-water distance (0.24), and between assemblages in different phases the along-water metric carries nothing once straight-line distance is held fixed (-0.03). The network is modern hydrography, and the St. Francis, Tyronza and Mississippi have all moved since these sites were occupied; a phase on the St. Francis reaches a phase on the Mississippi only through their confluence far to the south, so along-water distances between phases describe the routing of today’s channels. Both metrics are carried through the relaxation sweep below.</w:t>
+        <w:t xml:space="preserve">and community counts shift within sampling error), so the conclusions do not depend on the choice. We use river-network distance as the null most favorable to drift, not because the pottery follows it: decorated-class distance between assemblages tracks straight-line separation (rank correlation 0.36) better than along-water distance (0.24), and between assemblages in different phases the along-water metric carries nothing once straight-line distance is held fixed (-0.03). The network is modern hydrography, and the St. Francis, Tyronza and Mississippi have all moved since these sites were occupied; a phase on the St. Francis reaches a phase on the Mississippi only through their confluence far to the south, so along-water distances between phases describe the routing of today’s channels. Both metrics are carried through the relaxation sweep below, and on this set they give the same answer: at the calibrated cell and every interaction length from 6 to 96 km, the drift median under straight-line distance lies within 0.0004 of the median under river distance, with the diversity match held under both, so a calibration on the straight-line metric would select a cell of the same diversity and return the same shortfall. Which tally an assemblage’s counts came from does not enter either: within each spatial cluster that holds rows of both kinds, the cultural</w:t>
+      </w:r>
+      <w:r>
+        <w:t xml:space="preserve"> </w:t>
+      </w:r>
+      <m:oMath>
+        <m:sSub>
+          <m:e>
+            <m:r>
+              <m:t>F</m:t>
+            </m:r>
+          </m:e>
+          <m:sub>
+            <m:r>
+              <m:t>S</m:t>
+            </m:r>
+            <m:r>
+              <m:t>T</m:t>
+            </m:r>
+          </m:sub>
+        </m:sSub>
+      </m:oMath>
+      <w:r>
+        <w:t xml:space="preserve"> </w:t>
+      </w:r>
+      <w:r>
+        <w:t xml:space="preserve">between rows carrying the survey’s counts alone and rows carrying Lipo’s compilation sits at or below the 18th percentile of random splits of that cluster into groups of the same sizes (</w:t>
+      </w:r>
+      <w:r>
+        <w:rPr>
+          <w:rStyle w:val="VerbatimChar"/>
+        </w:rPr>
+        <w:t xml:space="preserve">analyses/78_source_effect.py</w:t>
+      </w:r>
+      <w:r>
+        <w:t xml:space="preserve">).</w:t>
       </w:r>
     </w:p>
     <w:p>

--- a/docs/manuscript/SUPPLEMENTAL_TEXT.docx
+++ b/docs/manuscript/SUPPLEMENTAL_TEXT.docx
@@ -2106,7 +2106,7 @@
         <w:t xml:space="preserve"> </w:t>
       </w:r>
       <w:r>
-        <w:t xml:space="preserve">at three clusters is 0.0127 to 0.0190 (median 0.0157) against an observed 0.0156 (Bayesian predictive p = 0.53). For the distance decay of similarity it is -0.363 to -0.272 (median -0.322) against -0.341 (p = 0.78), for the mean within-assemblage Gini-Simpson diversity 0.551 to 0.577 against 0.563 (p = 0.57), and for its spread across assemblages 0.096 to 0.122 against 0.112 (p = 0.34). This check is run on the fit it checks; an earlier version of the pipeline ran it before the fit and so compared the previous data set’s replicates with the current observations. A field with no groups therefore reproduces the observed differentiation, the distance decay, and the diversity structure. The field model describes the pattern rather than a mechanism, so it does not compete with the calibrated drift comparison of the main text. It establishes that whatever produced the differentiation left it spatially continuous.</w:t>
+        <w:t xml:space="preserve">at three clusters is 0.0130 to 0.0191 (median 0.0157) against an observed 0.0156 (Bayesian predictive p = 0.52). For the distance decay of similarity it is -0.361 to -0.271 (median -0.321) against -0.340 (p = 0.82), for the mean within-assemblage Gini-Simpson diversity 0.553 to 0.576 against 0.563 (p = 0.58), and for its spread across assemblages 0.096 to 0.121 against 0.112 (p = 0.32). This check is run on the fit it checks; an earlier version of the pipeline ran it before the fit and so compared the previous data set’s replicates with the current observations. A field with no groups therefore reproduces the observed differentiation, the distance decay, and the diversity structure. The field model describes the pattern rather than a mechanism, so it does not compete with the calibrated drift comparison of the main text. It establishes that whatever produced the differentiation left it spatially continuous.</w:t>
       </w:r>
     </w:p>
     <w:bookmarkStart w:id="112" w:name="X0ffd540a80cb4a4e15a57742160a7122f7bc725"/>
@@ -2175,7 +2175,7 @@
         <w:t xml:space="preserve"> </w:t>
       </w:r>
       <w:r>
-        <w:t xml:space="preserve">depends on how finely the basin is divided. Fitted with the Balding-Nichols model at two through six spatial clusters, its posterior median moves from 0.0062 (95 percent credible interval 0.0051 to 0.0076) at the two clusters the silhouette criterion selects, through 0.0155 (0.0133 to 0.0180) at three, to 0.0302 (0.0267 to 0.0342) at five and 0.0301 at six, and the intervals at the two ends do not overlap. It does not depend on which particular division is used at a given number of clusters. Twenty k-means seeds at two clusters return the same partition, and the division we use sits at the 43rd percentile of 150 alternative contiguous divisions of the basin at the same grain, whose median of posterior medians is 0.0068. A quantity that responds to the grain of an imposed division and not to which division is imposed is measuring the division. That is why the main text reports the between-cluster</w:t>
+        <w:t xml:space="preserve">depends on how finely the basin is divided. Fitted with the Balding-Nichols model at two through six spatial clusters, its posterior median moves from 0.0062 (95 percent credible interval 0.0051 to 0.0076) at the two clusters the silhouette criterion selects, through 0.0155 (0.0133 to 0.0180) at three, to 0.0302 (0.0267 to 0.0342) at five and 0.0248 at six, and the intervals at the two ends do not overlap. It does not depend on which particular division is used at a given number of clusters. Twenty k-means seeds at two clusters return the same partition, and the division we use sits at the 43rd percentile of 150 alternative contiguous divisions of the basin at the same grain, whose median of posterior medians is 0.0067. A quantity that responds to the grain of an imposed division and not to which division is imposed is measuring the division. That is why the main text reports the between-cluster</w:t>
       </w:r>
       <w:r>
         <w:t xml:space="preserve"> </w:t>
@@ -3277,7 +3277,7 @@
         <w:pStyle w:val="FirstParagraph"/>
       </w:pPr>
       <w:r>
-        <w:t xml:space="preserve">To test what process the basin’s structure matches, rather than only which process it fails to show, we simulated neutral cultural drift and a bounded-groups process on the real coordinate layout of the 28 assemblages, using the model and calibration described in the next section. The calibration is the first result. Under uniform innovation, in which the ten classes are exchangeable, one of the 297 parameter combinations (120 learners, innovation 0.0005, mixing 0.05) falls within the 10 percent tolerance on the six calibration draws, and on 500 baseline realizations it does not: its within-assemblage Gini-Simpson diversity is 0.68 and its pooled diversity 0.76, against 0.56 and 0.59 observed, so the uniform model runs too diverse. Under pooled-profile innovation, 51 combinations match, spanning population sizes of 120, 2,000 and 10,000 learners and low rates of innovation and mixing (Table S2). None of the 51 reaches the observed between-cluster</w:t>
+        <w:t xml:space="preserve">To test what process the basin’s structure matches, rather than only which process it fails to show, we simulated neutral cultural drift and a bounded-groups process on the real coordinate layout of the 28 assemblages, using the model and calibration described in the next section. The calibration is the first result. Under uniform innovation, in which the ten classes are exchangeable, one of the 297 parameter combinations (120 learners, innovation 0.0002, mixing 0.4) falls within the 10 percent tolerance, on the six screening draws and again on fifty, but it sits at the corner of the grid, at the highest mixing rate swept, and its within-assemblage Gini-Simpson diversity of 0.61 and pooled diversity of 0.64, against 0.56 and 0.59 observed, are within a few points of the tolerance; we report the uniform model at that combination but do not treat it as calibrated in any robust sense. Under pooled-profile innovation, 56 combinations match on the screen and 49 on the fifty-seed re-check, spanning population sizes of 120, 2,000 and 10,000 learners and low rates of innovation and mixing (Table S2). None of the 49 reaches the observed between-cluster</w:t>
       </w:r>
       <w:r>
         <w:t xml:space="preserve"> </w:t>
@@ -3303,7 +3303,7 @@
         <w:t xml:space="preserve"> </w:t>
       </w:r>
       <w:r>
-        <w:t xml:space="preserve">at the median. The highest median among them is 0.0045 against 0.0062 observed, a result we return to with the full grid below.</w:t>
+        <w:t xml:space="preserve">at the median. The highest fifty-seed median among them is 0.0031 against 0.0062 observed, and 20 of the 49 cover the observation within their 95 percent intervals, a result we return to with the full grid below.</w:t>
       </w:r>
     </w:p>
     <w:p>
@@ -3311,7 +3311,7 @@
         <w:pStyle w:val="BodyText"/>
       </w:pPr>
       <w:r>
-        <w:t xml:space="preserve">At the diversity-matched parameter combination most favorable to drift (120 learners, innovation 0.024, mixing 0.01, interaction length 24 river-km), the observed between-cluster</w:t>
+        <w:t xml:space="preserve">At the diversity-matched parameter combination most favorable to drift on fifty seeds (2,000 learners, innovation 0.002, mixing 0.005, interaction length 24 river-km), the observed between-cluster</w:t>
       </w:r>
       <w:r>
         <w:t xml:space="preserve"> </w:t>
@@ -3337,7 +3337,7 @@
         <w:t xml:space="preserve"> </w:t>
       </w:r>
       <w:r>
-        <w:t xml:space="preserve">of 0.0062 at the two spatial clusters the silhouette selects lies inside the drift interval of 0.0002 to 0.0099 (median 0.0018). Eight percent of simulated datasets reach it under the seriation order, 7 percent reversed, and 17 percent contemporaneous. Calibrated drift returns one ceramic community in 236 of 500 runs; where it returns two or more, the between-community</w:t>
+        <w:t xml:space="preserve">of 0.0062 at the two spatial clusters the silhouette selects lies inside the drift interval of 0.0003 to 0.0153 (median 0.0026). Sixteen percent of simulated datasets reach it under the seriation order, 16 percent reversed, and 22 percent contemporaneous. Calibrated drift returns one ceramic community in 325 of 500 runs; where it returns two or more, the between-community</w:t>
       </w:r>
       <w:r>
         <w:t xml:space="preserve"> </w:t>
@@ -3363,7 +3363,7 @@
         <w:t xml:space="preserve"> </w:t>
       </w:r>
       <w:r>
-        <w:t xml:space="preserve">has a median of 0.019 (0.010 to 0.036) against an observed 0.039, which 2 percent of runs reach, and modularity a median of 0.001 against an observed 0.045. The distance decay of similarity is steeper in the data than drift produces (observed Mantel r = -0.21; drift interval -0.14 to +0.13). The distance-controlled boundary excess of the spatial clusters is positive in the data (+14.0, within-cluster pairs more similar than between-cluster pairs at matched distance), outside both the drift interval (-9.5 to +7.6) and the bounded-groups interval (-12.2 to +7.5). Reducing copying across the spatial clusters by factors of 0.5, 0.1, and 0.03 leaves the median</w:t>
+        <w:t xml:space="preserve">has a median of 0.017 (0.008 to 0.031) against an observed 0.039, which 1 percent of runs reach, and modularity a median of 0.000 against an observed 0.045. The distance decay of similarity is steeper in the data than drift’s median but inside its interval (observed Mantel r = -0.21; drift median -0.06, interval -0.29 to +0.08). The distance-controlled boundary excess of the spatial clusters is positive in the data (+14.0, within-cluster pairs more similar than between-cluster pairs at matched distance), outside both the drift interval (-9.7 to +8.7) and the bounded-groups interval at multiplier 0.03 (-4.8 to +7.6). Reducing copying across the spatial clusters by factors of 0.5, 0.1, and 0.03 leaves the median</w:t>
       </w:r>
       <w:r>
         <w:t xml:space="preserve"> </w:t>
@@ -3389,7 +3389,7 @@
         <w:t xml:space="preserve"> </w:t>
       </w:r>
       <w:r>
-        <w:t xml:space="preserve">between 0.0013 and 0.0024 at both interaction lengths. The observation is reached only through the upper tails, in 0 to 23 percent of 30 realizations per cell (Table S3). Innovation drawn from the regional pooled profile is a region-wide source of new variants that no boundary interrupts, which mutes the boundary model in this family. A boundary model whose innovation respected the partition would build the tested boundary into its innovation target, and we did not run one. The comparison therefore shows that the calibrated drift model underpredicts the basin’s differentiation and that the bounded-groups model as built here accounts for little of the difference (Figure S2).</w:t>
+        <w:t xml:space="preserve">between 0.0020 and 0.0044 at both interaction lengths. The observation is reached only through the upper tails, in 20 to 33 percent of 30 realizations per cell (Table S3). Innovation drawn from the regional pooled profile is a region-wide source of new variants that no boundary interrupts, which mutes the boundary model in this family. A boundary model whose innovation respected the partition would build the tested boundary into its innovation target, and we did not run one. The comparison therefore shows that the calibrated drift model underpredicts the basin’s differentiation and that the bounded-groups model as built here accounts for little of the difference (Figure S2).</w:t>
       </w:r>
     </w:p>
     <w:p>
@@ -3547,7 +3547,7 @@
         <w:t xml:space="preserve"> </w:t>
       </w:r>
       <w:r>
-        <w:t xml:space="preserve">Calibration of the two innovation models to the within-assemblage summaries of the St. Francis basin assemblages. The corresponding southeast-Missouri calibration is given in the final section, where the failed extension is described. The selected combination is the diversity-matched parameter combination with the highest median partition</w:t>
+        <w:t xml:space="preserve">Calibration of the two innovation models to the within-assemblage summaries of the St. Francis basin assemblages. The corresponding southeast-Missouri calibration is given in the final section, where the failed extension is described. The selected combination is the diversity-matched parameter combination with the highest fifty-seed median partition</w:t>
       </w:r>
       <w:r>
         <w:t xml:space="preserve"> </w:t>
@@ -3570,7 +3570,10 @@
         </m:sSub>
       </m:oMath>
       <w:r>
-        <w:t xml:space="preserve">. Where no combination matches, the minimum-misfit combination is listed and identified as such. Achieved values are medians over the 500 baseline realizations.</w:t>
+        <w:t xml:space="preserve"> </w:t>
+      </w:r>
+      <w:r>
+        <w:t xml:space="preserve">among those still matched on the fifty-seed re-check. Where no combination matches, the fallback is listed and identified as such. Achieved values are medians over the 500 baseline realizations.</w:t>
       </w:r>
     </w:p>
     <w:tbl>
@@ -3622,7 +3625,7 @@
               <w:jc w:val="right"/>
             </w:pPr>
             <w:r>
-              <w:t xml:space="preserve">Matched cells (of 297)</w:t>
+              <w:t xml:space="preserve">Matched cells (of 297; six-seed screen / fifty-seed re-check)</w:t>
             </w:r>
           </w:p>
         </w:tc>
@@ -3691,18 +3694,18 @@
               <w:jc w:val="right"/>
             </w:pPr>
             <w:r>
-              <w:t xml:space="preserve">51</w:t>
-            </w:r>
-          </w:p>
-        </w:tc>
-        <w:tc>
-          <w:tcPr/>
-          <w:p>
-            <w:pPr>
-              <w:pStyle w:val="Compact"/>
-            </w:pPr>
-            <w:r>
-              <w:t xml:space="preserve">120, 0.024, 0.010</w:t>
+              <w:t xml:space="preserve">56 / 49</w:t>
+            </w:r>
+          </w:p>
+        </w:tc>
+        <w:tc>
+          <w:tcPr/>
+          <w:p>
+            <w:pPr>
+              <w:pStyle w:val="Compact"/>
+            </w:pPr>
+            <w:r>
+              <w:t xml:space="preserve">2,000, 0.002, 0.005</w:t>
             </w:r>
           </w:p>
         </w:tc>
@@ -3724,7 +3727,7 @@
               <w:pStyle w:val="Compact"/>
             </w:pPr>
             <w:r>
-              <w:t xml:space="preserve">0.568 / 5.68 / 0.590</w:t>
+              <w:t xml:space="preserve">0.570 / 5.79 / 0.589</w:t>
             </w:r>
           </w:p>
         </w:tc>
@@ -3760,18 +3763,18 @@
               <w:jc w:val="right"/>
             </w:pPr>
             <w:r>
-              <w:t xml:space="preserve">1 (fails at 500 realizations)</w:t>
-            </w:r>
-          </w:p>
-        </w:tc>
-        <w:tc>
-          <w:tcPr/>
-          <w:p>
-            <w:pPr>
-              <w:pStyle w:val="Compact"/>
-            </w:pPr>
-            <w:r>
-              <w:t xml:space="preserve">120, 0.0005, 0.05</w:t>
+              <w:t xml:space="preserve">1 / 1</w:t>
+            </w:r>
+          </w:p>
+        </w:tc>
+        <w:tc>
+          <w:tcPr/>
+          <w:p>
+            <w:pPr>
+              <w:pStyle w:val="Compact"/>
+            </w:pPr>
+            <w:r>
+              <w:t xml:space="preserve">120, 0.0002, 0.4</w:t>
             </w:r>
           </w:p>
         </w:tc>
@@ -3793,7 +3796,7 @@
               <w:pStyle w:val="Compact"/>
             </w:pPr>
             <w:r>
-              <w:t xml:space="preserve">0.678 / 7.11 / 0.759</w:t>
+              <w:t xml:space="preserve">0.611 / 5.89 / 0.643</w:t>
             </w:r>
           </w:p>
         </w:tc>
@@ -3960,7 +3963,7 @@
         <w:pStyle w:val="BodyText"/>
       </w:pPr>
       <w:r>
-        <w:t xml:space="preserve">Because the between-group statistics depend on population size, mixing, and innovation jointly, the model must be calibrated to the record before its between-group predictions mean anything. We calibrate each model on three within-assemblage summaries that do not involve the tested partition. These are mean within-assemblage Gini-Simpson diversity, mean number of classes present at the observed sherd totals, and Gini-Simpson diversity of the pooled counts. A grid of node population size (120, 2,000, and 10,000 learners), innovation rate (0.0002 to 0.2), and mixing rate (0.001 to 0.4) is simulated at six seeds per combination with the same time-transgressive sampling applied to the data, and a combination is diversity-matched when all three simulated summaries fall within 10 percent of the observed values. The baseline combination for the drift comparison is the diversity-matched parameter combination with the highest median partition</w:t>
+        <w:t xml:space="preserve">Because the between-group statistics depend on population size, mixing, and innovation jointly, the model must be calibrated to the record before its between-group predictions mean anything. We calibrate each model on three within-assemblage summaries that do not involve the tested partition. These are mean within-assemblage Gini-Simpson diversity, mean number of classes present at the observed sherd totals, and Gini-Simpson diversity of the pooled counts. A grid of node population size (120, 2,000, and 10,000 learners), innovation rate (0.0002 to 0.2), and mixing rate (0.001 to 0.4) is screened at six seeds per combination with the same time-transgressive sampling applied to the data, and a combination is diversity-matched when all three simulated summaries fall within 10 percent of the observed values. Every matched combination is then re-simulated at fifty fresh seeds, the match is re-checked on those, and the baseline combination for the drift comparison is the one, among those still matched, with the highest fifty-seed median partition</w:t>
       </w:r>
       <w:r>
         <w:t xml:space="preserve"> </w:t>
@@ -3983,7 +3986,7 @@
         </m:sSub>
       </m:oMath>
       <w:r>
-        <w:t xml:space="preserve">, so the comparison is the one most favorable to drift. When no combination is matched, we use the minimum-misfit combination and identify it as such. The partition</w:t>
+        <w:t xml:space="preserve">, so the comparison is the one most favorable to drift. The second stage exists because the highest of some fifty six-seed medians is the extreme of sampling noise rather than a property of the grid: a 209 m shift in 13 coordinates that changed no partition moved the six-seed winner, and its six-seed median proved a threefold overestimate. When no combination survives the second stage, we use the matched combination with the highest fifty-seed median and identify it as such. The partition</w:t>
       </w:r>
       <w:r>
         <w:t xml:space="preserve"> </w:t>
@@ -4107,7 +4110,7 @@
         <w:pStyle w:val="BodyText"/>
       </w:pPr>
       <w:r>
-        <w:t xml:space="preserve">Interaction in this riverine settlement system travels along watercourses, so the copying kernel uses river-network distance rather than straight-line distance. We build a graph from the mapped hydrography (the LMVHydrology centerlines clipped to the basin with a 25 km margin), repair its topology by joining vertices within 250 m of one another, keep the largest connected component, and snap each assemblage to the nearest network node, adding the snap distance as an access cost at both ends. The distance between two assemblages is the shortest along-water path between their snapped nodes. All 28 assemblages connect on the resulting network and the mean access distance from an assemblage to a mapped channel is 2.75 km. Detour is summarized two ways, because the summaries differ: the mean of the per-pair ratios of along-water to straight-line distance is 3.7 and the median is 2.9. The per-pair ratio is right-skewed because a pair that is close in a straight line but must route around a meander carries a very large ratio. Substituting straight-line distance changes the results negligibly (between-group</w:t>
+        <w:t xml:space="preserve">Interaction in this riverine settlement system travels along watercourses, so the copying kernel uses river-network distance rather than straight-line distance. We build a graph from the mapped hydrography (the LMVHydrology centerlines clipped to the basin with a 25 km margin), repair its topology by joining vertices within 250 m of one another, keep the largest connected component, and snap each assemblage to the nearest network node, adding the snap distance as an access cost at both ends. The distance between two assemblages is the shortest along-water path between their snapped nodes. All 28 assemblages connect on the resulting network and the mean access distance from an assemblage to a mapped channel is 2.74 km. Detour is summarized two ways, because the summaries differ: the mean of the per-pair ratios of along-water to straight-line distance is 3.7 and the median is 2.9. The per-pair ratio is right-skewed because a pair that is close in a straight line but must route around a meander carries a very large ratio. Substituting straight-line distance changes the results negligibly (between-group</w:t>
       </w:r>
       <w:r>
         <w:t xml:space="preserve"> </w:t>
@@ -4221,7 +4224,7 @@
         <w:pStyle w:val="BodyText"/>
       </w:pPr>
       <w:r>
-        <w:t xml:space="preserve">For the basin (Figure S3) we summarize 500 realizations at the calibrated parameter combination. Because group labels are arbitrary and switch between runs, groupness is summarized by co-membership rather than by a single partition. For each assemblage we record the fraction of runs in which it falls in the same drift-detected group as Parkin. Under calibrated drift, that fraction is 0.98 to 1.00 for every basin assemblage, because the model returns a single community in almost every run. The graded, distance-dependent co-membership field that the uncalibrated model produced (co-membership falling from 0.66 near Parkin to 0.17 far away) was a product of that model’s excess diversity. Figure S3B places the observed between-community</w:t>
+        <w:t xml:space="preserve">For the basin (Figure S3) we summarize 500 realizations at the calibrated parameter combination. Because group labels are arbitrary and switch between runs, groupness is summarized by co-membership rather than by a single partition. For each assemblage we record the fraction of runs in which it falls in the same drift-detected group as Parkin. Under calibrated drift, that fraction is 0.80 to 1.00 for every basin assemblage, because the model returns a single community in two thirds of its runs. The graded, distance-dependent co-membership field that the uncalibrated model produced (co-membership falling from 0.66 near Parkin to 0.17 far away) was a product of that model’s excess diversity. Figure S3B places the observed between-community</w:t>
       </w:r>
       <w:r>
         <w:t xml:space="preserve"> </w:t>
@@ -4247,7 +4250,7 @@
         <w:t xml:space="preserve"> </w:t>
       </w:r>
       <w:r>
-        <w:t xml:space="preserve">of 0.043 against the calibrated drift distributions under contemporaneous and time-transgressive sampling for both innovation models. Under pooled-profile innovation, the model returns a single community in 488 of 500 time-transgressive runs, where a between-community</w:t>
+        <w:t xml:space="preserve">of 0.039 against the calibrated drift distributions under contemporaneous and time-transgressive sampling for both innovation models. Under pooled-profile innovation, the model returns a single community in 325 of 500 time-transgressive runs, where a between-community</w:t>
       </w:r>
       <w:r>
         <w:t xml:space="preserve"> </w:t>
@@ -4273,7 +4276,7 @@
         <w:t xml:space="preserve"> </w:t>
       </w:r>
       <w:r>
-        <w:t xml:space="preserve">is undefined. In the 12 runs that return two communities it runs from 0.009 to 0.026 (median 0.014), all below the observed 0.043. Under uniform innovation, which does not fit the assemblages’ diversity, the observed value falls within a wide interval.</w:t>
+        <w:t xml:space="preserve">is undefined. In the 175 runs that return two or more it runs from 0.008 to 0.043 (median 0.017), and 1 percent of runs reach the observed 0.039. Under uniform innovation, which does not fit the assemblages’ diversity, the observed value falls within a wide interval.</w:t>
       </w:r>
     </w:p>
     <w:p>
@@ -4285,7 +4288,7 @@
           <wp:inline>
             <wp:extent cx="5334000" cy="3222814"/>
             <wp:effectExtent b="0" l="0" r="0" t="0"/>
-            <wp:docPr descr="Figure S3. Basin co-membership and community differentiation under calibrated drift, over 500 realizations. (A) Each assemblage is shaded by the probability that it shares Parkin’s drift-detected group (star) under time-transgressive sampling. The probability is 0.98 to 1.00 throughout because calibrated drift returns one community in nearly every run. (B) Between-community cultural F_{ST} for the observed data (dashed, 0.043) against the calibrated drift medians and 95 percent intervals under contemporaneous and time-transgressive sampling for the pooled-profile (filled) and uniform (open) innovation models. The pooled-profile points summarize only the runs that return two or more communities (22 contemporaneous and 12 time-transgressive of 500; the rest return one community and leave the statistic undefined), and the observed value lies above them. The uniform model’s wide interval reflects a parameterization that does not fit the assemblages’ diversity." title="" id="125" name="Picture"/>
+            <wp:docPr descr="Figure S3. Basin co-membership and community differentiation under calibrated drift, over 500 realizations. (A) Each assemblage is shaded by the probability that it shares Parkin’s drift-detected group (star) under time-transgressive sampling. The probability is 0.80 to 1.00 throughout because calibrated drift returns one community in two thirds of its runs. (B) Between-community cultural F_{ST} for the observed data (dashed, 0.039) against the calibrated drift medians and 95 percent intervals under contemporaneous and time-transgressive sampling for the pooled-profile (filled) and uniform (open) innovation models. The pooled-profile points summarize only the runs that return two or more communities (148 contemporaneous and 175 time-transgressive of 500; the rest return one community and leave the statistic undefined), and the observed value lies above them. The uniform model’s wide interval reflects a parameterization that does not fit the assemblages’ diversity." title="" id="125" name="Picture"/>
             <a:graphic>
               <a:graphicData uri="http://schemas.openxmlformats.org/drawingml/2006/picture">
                 <pic:pic>
@@ -4338,7 +4341,7 @@
         <w:t xml:space="preserve"> </w:t>
       </w:r>
       <w:r>
-        <w:t xml:space="preserve">Basin co-membership and community differentiation under calibrated drift, over 500 realizations. (A) Each assemblage is shaded by the probability that it shares Parkin’s drift-detected group (star) under time-transgressive sampling. The probability is 0.98 to 1.00 throughout because calibrated drift returns one community in nearly every run. (B) Between-community cultural</w:t>
+        <w:t xml:space="preserve">Basin co-membership and community differentiation under calibrated drift, over 500 realizations. (A) Each assemblage is shaded by the probability that it shares Parkin’s drift-detected group (star) under time-transgressive sampling. The probability is 0.80 to 1.00 throughout because calibrated drift returns one community in two thirds of its runs. (B) Between-community cultural</w:t>
       </w:r>
       <w:r>
         <w:t xml:space="preserve"> </w:t>
@@ -4364,7 +4367,7 @@
         <w:t xml:space="preserve"> </w:t>
       </w:r>
       <w:r>
-        <w:t xml:space="preserve">for the observed data (dashed, 0.043) against the calibrated drift medians and 95 percent intervals under contemporaneous and time-transgressive sampling for the pooled-profile (filled) and uniform (open) innovation models. The pooled-profile points summarize only the runs that return two or more communities (22 contemporaneous and 12 time-transgressive of 500; the rest return one community and leave the statistic undefined), and the observed value lies above them. The uniform model’s wide interval reflects a parameterization that does not fit the assemblages’ diversity.</w:t>
+        <w:t xml:space="preserve">for the observed data (dashed, 0.039) against the calibrated drift medians and 95 percent intervals under contemporaneous and time-transgressive sampling for the pooled-profile (filled) and uniform (open) innovation models. The pooled-profile points summarize only the runs that return two or more communities (148 contemporaneous and 175 time-transgressive of 500; the rest return one community and leave the statistic undefined), and the observed value lies above them. The uniform model’s wide interval reflects a parameterization that does not fit the assemblages’ diversity.</w:t>
       </w:r>
     </w:p>
     <w:bookmarkEnd w:id="127"/>
@@ -4382,7 +4385,7 @@
         <w:pStyle w:val="FirstParagraph"/>
       </w:pPr>
       <w:r>
-        <w:t xml:space="preserve">Figure S4 shows every combination in the calibration series, 297 combinations of population size, innovation rate, and mixing rate for each innovation model, each plotted by its diversity misfit (the root of the summed squared relative error over the three within-assemblage summaries) against the median partition</w:t>
+        <w:t xml:space="preserve">Figure S4 shows every combination in the calibration series, 297 combinations of population size, innovation rate, and mixing rate for each innovation model, each plotted by its diversity misfit (the root of the summed squared relative error over the three within-assemblage summaries) against its median partition</w:t>
       </w:r>
       <w:r>
         <w:t xml:space="preserve"> </w:t>
@@ -4405,10 +4408,7 @@
         </m:sSub>
       </m:oMath>
       <w:r>
-        <w:t xml:space="preserve"> </w:t>
-      </w:r>
-      <w:r>
-        <w:t xml:space="preserve">of its six calibration draws. Combinations to the left of the tolerance line match the assemblages’ diversity. In the basin, the matched combinations lie well below the observed</w:t>
+        <w:t xml:space="preserve">: the median of six screening draws for unmatched combinations, and of fifty further draws for matched ones, the value the selection is made on. Combinations to the left of the tolerance line match the assemblages’ diversity. In the basin, the matched combinations lie below the observed</w:t>
       </w:r>
       <w:r>
         <w:t xml:space="preserve"> </w:t>
@@ -4431,7 +4431,10 @@
         </m:sSub>
       </m:oMath>
       <w:r>
-        <w:t xml:space="preserve">, and the combinations that reach the observed</w:t>
+        <w:t xml:space="preserve"> </w:t>
+      </w:r>
+      <w:r>
+        <w:t xml:space="preserve">at the median, and the combinations that reach the observed</w:t>
       </w:r>
       <w:r>
         <w:t xml:space="preserve"> </w:t>
@@ -4457,7 +4460,7 @@
         <w:t xml:space="preserve"> </w:t>
       </w:r>
       <w:r>
-        <w:t xml:space="preserve">are those that misfit the diversity by a factor of two or more. Under uniform innovation, the whole grid misfits. The exchangeable-class model reaches the record’s skewed class profile only as a transient state of strong drift, which removes the rare classes that most assemblages contain. The earlier finding that drift brackets the observed differentiation across a parameter grid (432 runs over interaction length, mixing, and innovation) was drawn from that misfitting region of the grid.</w:t>
+        <w:t xml:space="preserve">at the median are those that misfit the diversity by a factor of two or more. Under uniform innovation, one combination matches, at the corner of the grid. The exchangeable-class model reaches the record’s skewed class profile only as a transient state of strong drift, which removes the rare classes that most assemblages contain. The earlier finding that drift brackets the observed differentiation across a parameter grid (432 runs over interaction length, mixing, and innovation) was drawn from that misfitting region of the grid.</w:t>
       </w:r>
     </w:p>
     <w:p>
@@ -4469,7 +4472,7 @@
           <wp:inline>
             <wp:extent cx="5334000" cy="2934743"/>
             <wp:effectExtent b="0" l="0" r="0" t="0"/>
-            <wp:docPr descr="Figure S4. The calibration series. Each point is one combination of parameters (population size 120, 2,000, or 10,000 learners; innovation 0.0002 to 0.2; mixing 0.001 to 0.4) for the pooled-profile (circles) and uniform (squares) innovation models, placed by its diversity misfit against the median partition F_{ST} of its calibration draws, for (A) the St. Francis basin spatial clusters and (B) the southeast-Missouri spatial clusters, the latter shown to document the extension described in the final section rather than as a result. Filled markers match all three within-assemblage summaries within 10 percent (vertical line). The dashed line is the observed F_{ST}. No diversity-matched parameter combination reaches the observed differentiation in either panel." title="" id="129" name="Picture"/>
+            <wp:docPr descr="Figure S4. The calibration series. Each point is one combination of parameters (population size 120, 2,000, or 10,000 learners; innovation 0.0002 to 0.2; mixing 0.001 to 0.4) for the pooled-profile (circles) and uniform (squares) innovation models, placed by its diversity misfit against its median partition F_{ST} (six screening draws for unmatched combinations, fifty for matched ones), for (A) the St. Francis basin spatial clusters and (B) the southeast-Missouri spatial clusters, the latter shown to document the extension described in the final section rather than as a result. Filled markers match all three within-assemblage summaries within 10 percent (vertical line). The dashed line is the observed F_{ST}. No diversity-matched parameter combination reaches the observed differentiation at the median in either panel." title="" id="129" name="Picture"/>
             <a:graphic>
               <a:graphicData uri="http://schemas.openxmlformats.org/drawingml/2006/picture">
                 <pic:pic>
@@ -4522,7 +4525,7 @@
         <w:t xml:space="preserve"> </w:t>
       </w:r>
       <w:r>
-        <w:t xml:space="preserve">The calibration series. Each point is one combination of parameters (population size 120, 2,000, or 10,000 learners; innovation 0.0002 to 0.2; mixing 0.001 to 0.4) for the pooled-profile (circles) and uniform (squares) innovation models, placed by its diversity misfit against the median partition</w:t>
+        <w:t xml:space="preserve">The calibration series. Each point is one combination of parameters (population size 120, 2,000, or 10,000 learners; innovation 0.0002 to 0.2; mixing 0.001 to 0.4) for the pooled-profile (circles) and uniform (squares) innovation models, placed by its diversity misfit against its median partition</w:t>
       </w:r>
       <w:r>
         <w:t xml:space="preserve"> </w:t>
@@ -4548,7 +4551,7 @@
         <w:t xml:space="preserve"> </w:t>
       </w:r>
       <w:r>
-        <w:t xml:space="preserve">of its calibration draws, for (A) the St. Francis basin spatial clusters and (B) the southeast-Missouri spatial clusters, the latter shown to document the extension described in the final section rather than as a result. Filled markers match all three within-assemblage summaries within 10 percent (vertical line). The dashed line is the observed</w:t>
+        <w:t xml:space="preserve">(six screening draws for unmatched combinations, fifty for matched ones), for (A) the St. Francis basin spatial clusters and (B) the southeast-Missouri spatial clusters, the latter shown to document the extension described in the final section rather than as a result. Filled markers match all three within-assemblage summaries within 10 percent (vertical line). The dashed line is the observed</w:t>
       </w:r>
       <w:r>
         <w:t xml:space="preserve"> </w:t>
@@ -4571,7 +4574,7 @@
         </m:sSub>
       </m:oMath>
       <w:r>
-        <w:t xml:space="preserve">. No diversity-matched parameter combination reaches the observed differentiation in either panel.</w:t>
+        <w:t xml:space="preserve">. No diversity-matched parameter combination reaches the observed differentiation at the median in either panel.</w:t>
       </w:r>
     </w:p>
     <w:p>
@@ -4712,7 +4715,7 @@
               <w:pStyle w:val="Compact"/>
             </w:pPr>
             <w:r>
-              <w:t xml:space="preserve">Basin (observed 0.0062; H_S 0.56, richness 6.3)</w:t>
+              <w:t xml:space="preserve">Basin (observed 0.0062; H_S 0.56, richness 6.2)</w:t>
             </w:r>
           </w:p>
         </w:tc>
@@ -4734,19 +4737,19 @@
               <w:pStyle w:val="Compact"/>
             </w:pPr>
             <w:r>
-              <w:t xml:space="preserve">0.0018 [0.0002, 0.0099]</w:t>
-            </w:r>
-          </w:p>
-        </w:tc>
-        <w:tc>
-          <w:tcPr/>
-          <w:p>
-            <w:pPr>
-              <w:pStyle w:val="Compact"/>
-              <w:jc w:val="right"/>
-            </w:pPr>
-            <w:r>
-              <w:t xml:space="preserve">0.082</w:t>
+              <w:t xml:space="preserve">0.0026 [0.0003, 0.0153]</w:t>
+            </w:r>
+          </w:p>
+        </w:tc>
+        <w:tc>
+          <w:tcPr/>
+          <w:p>
+            <w:pPr>
+              <w:pStyle w:val="Compact"/>
+              <w:jc w:val="right"/>
+            </w:pPr>
+            <w:r>
+              <w:t xml:space="preserve">0.160</w:t>
             </w:r>
           </w:p>
         </w:tc>
@@ -4770,7 +4773,7 @@
               <w:jc w:val="right"/>
             </w:pPr>
             <w:r>
-              <w:t xml:space="preserve">5.7</w:t>
+              <w:t xml:space="preserve">5.8</w:t>
             </w:r>
           </w:p>
         </w:tc>
@@ -4802,19 +4805,19 @@
               <w:pStyle w:val="Compact"/>
             </w:pPr>
             <w:r>
-              <w:t xml:space="preserve">0.0016 [0.0003, 0.0140]</w:t>
-            </w:r>
-          </w:p>
-        </w:tc>
-        <w:tc>
-          <w:tcPr/>
-          <w:p>
-            <w:pPr>
-              <w:pStyle w:val="Compact"/>
-              <w:jc w:val="right"/>
-            </w:pPr>
-            <w:r>
-              <w:t xml:space="preserve">0.157</w:t>
+              <w:t xml:space="preserve">0.0027 [0.0003, 0.0131]</w:t>
+            </w:r>
+          </w:p>
+        </w:tc>
+        <w:tc>
+          <w:tcPr/>
+          <w:p>
+            <w:pPr>
+              <w:pStyle w:val="Compact"/>
+              <w:jc w:val="right"/>
+            </w:pPr>
+            <w:r>
+              <w:t xml:space="preserve">0.294</w:t>
             </w:r>
           </w:p>
         </w:tc>
@@ -4838,7 +4841,7 @@
               <w:jc w:val="right"/>
             </w:pPr>
             <w:r>
-              <w:t xml:space="preserve">5.7</w:t>
+              <w:t xml:space="preserve">5.8</w:t>
             </w:r>
           </w:p>
         </w:tc>
@@ -4870,19 +4873,19 @@
               <w:pStyle w:val="Compact"/>
             </w:pPr>
             <w:r>
-              <w:t xml:space="preserve">0.0020 [0.0003, 0.0091]</w:t>
-            </w:r>
-          </w:p>
-        </w:tc>
-        <w:tc>
-          <w:tcPr/>
-          <w:p>
-            <w:pPr>
-              <w:pStyle w:val="Compact"/>
-              <w:jc w:val="right"/>
-            </w:pPr>
-            <w:r>
-              <w:t xml:space="preserve">0.157</w:t>
+              <w:t xml:space="preserve">0.0024 [0.0003, 0.0139]</w:t>
+            </w:r>
+          </w:p>
+        </w:tc>
+        <w:tc>
+          <w:tcPr/>
+          <w:p>
+            <w:pPr>
+              <w:pStyle w:val="Compact"/>
+              <w:jc w:val="right"/>
+            </w:pPr>
+            <w:r>
+              <w:t xml:space="preserve">0.216</w:t>
             </w:r>
           </w:p>
         </w:tc>
@@ -4906,7 +4909,7 @@
               <w:jc w:val="right"/>
             </w:pPr>
             <w:r>
-              <w:t xml:space="preserve">5.7</w:t>
+              <w:t xml:space="preserve">5.8</w:t>
             </w:r>
           </w:p>
         </w:tc>
@@ -4938,43 +4941,43 @@
               <w:pStyle w:val="Compact"/>
             </w:pPr>
             <w:r>
-              <w:t xml:space="preserve">0.0019 [0.0002, 0.0115]</w:t>
-            </w:r>
-          </w:p>
-        </w:tc>
-        <w:tc>
-          <w:tcPr/>
-          <w:p>
-            <w:pPr>
-              <w:pStyle w:val="Compact"/>
-              <w:jc w:val="right"/>
-            </w:pPr>
-            <w:r>
-              <w:t xml:space="preserve">0.118</w:t>
-            </w:r>
-          </w:p>
-        </w:tc>
-        <w:tc>
-          <w:tcPr/>
-          <w:p>
-            <w:pPr>
-              <w:pStyle w:val="Compact"/>
-              <w:jc w:val="right"/>
-            </w:pPr>
-            <w:r>
-              <w:t xml:space="preserve">0.56</w:t>
-            </w:r>
-          </w:p>
-        </w:tc>
-        <w:tc>
-          <w:tcPr/>
-          <w:p>
-            <w:pPr>
-              <w:pStyle w:val="Compact"/>
-              <w:jc w:val="right"/>
-            </w:pPr>
-            <w:r>
-              <w:t xml:space="preserve">5.7</w:t>
+              <w:t xml:space="preserve">0.0047 [0.0006, 0.0230]</w:t>
+            </w:r>
+          </w:p>
+        </w:tc>
+        <w:tc>
+          <w:tcPr/>
+          <w:p>
+            <w:pPr>
+              <w:pStyle w:val="Compact"/>
+              <w:jc w:val="right"/>
+            </w:pPr>
+            <w:r>
+              <w:t xml:space="preserve">0.471</w:t>
+            </w:r>
+          </w:p>
+        </w:tc>
+        <w:tc>
+          <w:tcPr/>
+          <w:p>
+            <w:pPr>
+              <w:pStyle w:val="Compact"/>
+              <w:jc w:val="right"/>
+            </w:pPr>
+            <w:r>
+              <w:t xml:space="preserve">0.46</w:t>
+            </w:r>
+          </w:p>
+        </w:tc>
+        <w:tc>
+          <w:tcPr/>
+          <w:p>
+            <w:pPr>
+              <w:pStyle w:val="Compact"/>
+              <w:jc w:val="right"/>
+            </w:pPr>
+            <w:r>
+              <w:t xml:space="preserve">5.4</w:t>
             </w:r>
           </w:p>
         </w:tc>
@@ -5006,43 +5009,43 @@
               <w:pStyle w:val="Compact"/>
             </w:pPr>
             <w:r>
-              <w:t xml:space="preserve">0.0038 [0.0003, 0.0183]</w:t>
-            </w:r>
-          </w:p>
-        </w:tc>
-        <w:tc>
-          <w:tcPr/>
-          <w:p>
-            <w:pPr>
-              <w:pStyle w:val="Compact"/>
-              <w:jc w:val="right"/>
-            </w:pPr>
-            <w:r>
-              <w:t xml:space="preserve">0.314</w:t>
-            </w:r>
-          </w:p>
-        </w:tc>
-        <w:tc>
-          <w:tcPr/>
-          <w:p>
-            <w:pPr>
-              <w:pStyle w:val="Compact"/>
-              <w:jc w:val="right"/>
-            </w:pPr>
-            <w:r>
-              <w:t xml:space="preserve">0.55</w:t>
-            </w:r>
-          </w:p>
-        </w:tc>
-        <w:tc>
-          <w:tcPr/>
-          <w:p>
-            <w:pPr>
-              <w:pStyle w:val="Compact"/>
-              <w:jc w:val="right"/>
-            </w:pPr>
-            <w:r>
-              <w:t xml:space="preserve">5.0</w:t>
+              <w:t xml:space="preserve">0.0036 [0.0006, 0.0202]</w:t>
+            </w:r>
+          </w:p>
+        </w:tc>
+        <w:tc>
+          <w:tcPr/>
+          <w:p>
+            <w:pPr>
+              <w:pStyle w:val="Compact"/>
+              <w:jc w:val="right"/>
+            </w:pPr>
+            <w:r>
+              <w:t xml:space="preserve">0.373</w:t>
+            </w:r>
+          </w:p>
+        </w:tc>
+        <w:tc>
+          <w:tcPr/>
+          <w:p>
+            <w:pPr>
+              <w:pStyle w:val="Compact"/>
+              <w:jc w:val="right"/>
+            </w:pPr>
+            <w:r>
+              <w:t xml:space="preserve">0.56</w:t>
+            </w:r>
+          </w:p>
+        </w:tc>
+        <w:tc>
+          <w:tcPr/>
+          <w:p>
+            <w:pPr>
+              <w:pStyle w:val="Compact"/>
+              <w:jc w:val="right"/>
+            </w:pPr>
+            <w:r>
+              <w:t xml:space="preserve">5.3</w:t>
             </w:r>
           </w:p>
         </w:tc>
@@ -5074,19 +5077,19 @@
               <w:pStyle w:val="Compact"/>
             </w:pPr>
             <w:r>
-              <w:t xml:space="preserve">0.0007 [0.0001, 0.0043]</w:t>
-            </w:r>
-          </w:p>
-        </w:tc>
-        <w:tc>
-          <w:tcPr/>
-          <w:p>
-            <w:pPr>
-              <w:pStyle w:val="Compact"/>
-              <w:jc w:val="right"/>
-            </w:pPr>
-            <w:r>
-              <w:t xml:space="preserve">0.020</w:t>
+              <w:t xml:space="preserve">0.0010 [0.0002, 0.0067]</w:t>
+            </w:r>
+          </w:p>
+        </w:tc>
+        <w:tc>
+          <w:tcPr/>
+          <w:p>
+            <w:pPr>
+              <w:pStyle w:val="Compact"/>
+              <w:jc w:val="right"/>
+            </w:pPr>
+            <w:r>
+              <w:t xml:space="preserve">0.078</w:t>
             </w:r>
           </w:p>
         </w:tc>
@@ -5110,7 +5113,7 @@
               <w:jc w:val="right"/>
             </w:pPr>
             <w:r>
-              <w:t xml:space="preserve">6.4</w:t>
+              <w:t xml:space="preserve">6.3</w:t>
             </w:r>
           </w:p>
         </w:tc>
@@ -5142,19 +5145,19 @@
               <w:pStyle w:val="Compact"/>
             </w:pPr>
             <w:r>
-              <w:t xml:space="preserve">0.0019 [0.0003, 0.0084]</w:t>
-            </w:r>
-          </w:p>
-        </w:tc>
-        <w:tc>
-          <w:tcPr/>
-          <w:p>
-            <w:pPr>
-              <w:pStyle w:val="Compact"/>
-              <w:jc w:val="right"/>
-            </w:pPr>
-            <w:r>
-              <w:t xml:space="preserve">0.098</w:t>
+              <w:t xml:space="preserve">0.0039 [0.0004, 0.0188]</w:t>
+            </w:r>
+          </w:p>
+        </w:tc>
+        <w:tc>
+          <w:tcPr/>
+          <w:p>
+            <w:pPr>
+              <w:pStyle w:val="Compact"/>
+              <w:jc w:val="right"/>
+            </w:pPr>
+            <w:r>
+              <w:t xml:space="preserve">0.275</w:t>
             </w:r>
           </w:p>
         </w:tc>
@@ -5178,7 +5181,7 @@
               <w:jc w:val="right"/>
             </w:pPr>
             <w:r>
-              <w:t xml:space="preserve">5.5</w:t>
+              <w:t xml:space="preserve">5.4</w:t>
             </w:r>
           </w:p>
         </w:tc>
@@ -5210,43 +5213,43 @@
               <w:pStyle w:val="Compact"/>
             </w:pPr>
             <w:r>
-              <w:t xml:space="preserve">0.0013 [0.0004, 0.0085]</w:t>
-            </w:r>
-          </w:p>
-        </w:tc>
-        <w:tc>
-          <w:tcPr/>
-          <w:p>
-            <w:pPr>
-              <w:pStyle w:val="Compact"/>
-              <w:jc w:val="right"/>
-            </w:pPr>
-            <w:r>
-              <w:t xml:space="preserve">0.118</w:t>
-            </w:r>
-          </w:p>
-        </w:tc>
-        <w:tc>
-          <w:tcPr/>
-          <w:p>
-            <w:pPr>
-              <w:pStyle w:val="Compact"/>
-              <w:jc w:val="right"/>
-            </w:pPr>
-            <w:r>
-              <w:t xml:space="preserve">0.57</w:t>
-            </w:r>
-          </w:p>
-        </w:tc>
-        <w:tc>
-          <w:tcPr/>
-          <w:p>
-            <w:pPr>
-              <w:pStyle w:val="Compact"/>
-              <w:jc w:val="right"/>
-            </w:pPr>
-            <w:r>
-              <w:t xml:space="preserve">5.9</w:t>
+              <w:t xml:space="preserve">0.0024 [0.0004, 0.0106]</w:t>
+            </w:r>
+          </w:p>
+        </w:tc>
+        <w:tc>
+          <w:tcPr/>
+          <w:p>
+            <w:pPr>
+              <w:pStyle w:val="Compact"/>
+              <w:jc w:val="right"/>
+            </w:pPr>
+            <w:r>
+              <w:t xml:space="preserve">0.176</w:t>
+            </w:r>
+          </w:p>
+        </w:tc>
+        <w:tc>
+          <w:tcPr/>
+          <w:p>
+            <w:pPr>
+              <w:pStyle w:val="Compact"/>
+              <w:jc w:val="right"/>
+            </w:pPr>
+            <w:r>
+              <w:t xml:space="preserve">0.58</w:t>
+            </w:r>
+          </w:p>
+        </w:tc>
+        <w:tc>
+          <w:tcPr/>
+          <w:p>
+            <w:pPr>
+              <w:pStyle w:val="Compact"/>
+              <w:jc w:val="right"/>
+            </w:pPr>
+            <w:r>
+              <w:t xml:space="preserve">6.2</w:t>
             </w:r>
           </w:p>
         </w:tc>
@@ -5278,19 +5281,19 @@
               <w:pStyle w:val="Compact"/>
             </w:pPr>
             <w:r>
-              <w:t xml:space="preserve">0.0016 [0.0003, 0.0076]</w:t>
-            </w:r>
-          </w:p>
-        </w:tc>
-        <w:tc>
-          <w:tcPr/>
-          <w:p>
-            <w:pPr>
-              <w:pStyle w:val="Compact"/>
-              <w:jc w:val="right"/>
-            </w:pPr>
-            <w:r>
-              <w:t xml:space="preserve">0.067</w:t>
+              <w:t xml:space="preserve">0.0034 [0.0006, 0.0106]</w:t>
+            </w:r>
+          </w:p>
+        </w:tc>
+        <w:tc>
+          <w:tcPr/>
+          <w:p>
+            <w:pPr>
+              <w:pStyle w:val="Compact"/>
+              <w:jc w:val="right"/>
+            </w:pPr>
+            <w:r>
+              <w:t xml:space="preserve">0.290</w:t>
             </w:r>
           </w:p>
         </w:tc>
@@ -5338,19 +5341,19 @@
               <w:pStyle w:val="Compact"/>
             </w:pPr>
             <w:r>
-              <w:t xml:space="preserve">0.0024 [0.0004, 0.0074]</w:t>
-            </w:r>
-          </w:p>
-        </w:tc>
-        <w:tc>
-          <w:tcPr/>
-          <w:p>
-            <w:pPr>
-              <w:pStyle w:val="Compact"/>
-              <w:jc w:val="right"/>
-            </w:pPr>
-            <w:r>
-              <w:t xml:space="preserve">0.067</w:t>
+              <w:t xml:space="preserve">0.0020 [0.0006, 0.0164]</w:t>
+            </w:r>
+          </w:p>
+        </w:tc>
+        <w:tc>
+          <w:tcPr/>
+          <w:p>
+            <w:pPr>
+              <w:pStyle w:val="Compact"/>
+              <w:jc w:val="right"/>
+            </w:pPr>
+            <w:r>
+              <w:t xml:space="preserve">0.258</w:t>
             </w:r>
           </w:p>
         </w:tc>
@@ -5398,19 +5401,19 @@
               <w:pStyle w:val="Compact"/>
             </w:pPr>
             <w:r>
-              <w:t xml:space="preserve">0.0013 [0.0001, 0.0075]</w:t>
-            </w:r>
-          </w:p>
-        </w:tc>
-        <w:tc>
-          <w:tcPr/>
-          <w:p>
-            <w:pPr>
-              <w:pStyle w:val="Compact"/>
-              <w:jc w:val="right"/>
-            </w:pPr>
-            <w:r>
-              <w:t xml:space="preserve">0.100</w:t>
+              <w:t xml:space="preserve">0.0037 [0.0006, 0.0114]</w:t>
+            </w:r>
+          </w:p>
+        </w:tc>
+        <w:tc>
+          <w:tcPr/>
+          <w:p>
+            <w:pPr>
+              <w:pStyle w:val="Compact"/>
+              <w:jc w:val="right"/>
+            </w:pPr>
+            <w:r>
+              <w:t xml:space="preserve">0.290</w:t>
             </w:r>
           </w:p>
         </w:tc>
@@ -5437,7 +5440,7 @@
         <w:pStyle w:val="BodyText"/>
       </w:pPr>
       <w:r>
-        <w:t xml:space="preserve">The sensitivity cases with monomorphic initialization and no burn-in depart from the calibrated diversity, and their tail probabilities are reported for completeness rather than as alternatives that fit the record. The remaining cases leave the basin tail probability between 0.02 and 0.06, so the underprediction is not a property of one startup or rate choice. The 30-realization boundary cases resolve tail probabilities only to about 0.03.</w:t>
+        <w:t xml:space="preserve">The sensitivity cases with monomorphic initialization and no burn-in depart from the calibrated diversity, and their tail probabilities are reported for completeness rather than as alternatives that fit the record. The remaining cases leave the basin tail probability between 0.08 and 0.37, so the observation sits inside what drift produces under every startup and rate choice. The 30-realization boundary cases resolve tail probabilities only to about 0.03.</w:t>
       </w:r>
     </w:p>
     <w:bookmarkEnd w:id="131"/>
@@ -5655,42 +5658,42 @@
               <w:jc w:val="right"/>
             </w:pPr>
             <w:r>
-              <w:t xml:space="preserve">120</w:t>
-            </w:r>
-          </w:p>
-        </w:tc>
-        <w:tc>
-          <w:tcPr/>
-          <w:p>
-            <w:pPr>
-              <w:pStyle w:val="Compact"/>
-              <w:jc w:val="right"/>
-            </w:pPr>
-            <w:r>
-              <w:t xml:space="preserve">0.0017</w:t>
-            </w:r>
-          </w:p>
-        </w:tc>
-        <w:tc>
-          <w:tcPr/>
-          <w:p>
-            <w:pPr>
-              <w:pStyle w:val="Compact"/>
-            </w:pPr>
-            <w:r>
-              <w:t xml:space="preserve">[0.0002, 0.0091]</w:t>
-            </w:r>
-          </w:p>
-        </w:tc>
-        <w:tc>
-          <w:tcPr/>
-          <w:p>
-            <w:pPr>
-              <w:pStyle w:val="Compact"/>
-              <w:jc w:val="right"/>
-            </w:pPr>
-            <w:r>
-              <w:t xml:space="preserve">3.7x</w:t>
+              <w:t xml:space="preserve">2000</w:t>
+            </w:r>
+          </w:p>
+        </w:tc>
+        <w:tc>
+          <w:tcPr/>
+          <w:p>
+            <w:pPr>
+              <w:pStyle w:val="Compact"/>
+              <w:jc w:val="right"/>
+            </w:pPr>
+            <w:r>
+              <w:t xml:space="preserve">0.0026</w:t>
+            </w:r>
+          </w:p>
+        </w:tc>
+        <w:tc>
+          <w:tcPr/>
+          <w:p>
+            <w:pPr>
+              <w:pStyle w:val="Compact"/>
+            </w:pPr>
+            <w:r>
+              <w:t xml:space="preserve">[0.0003, 0.0147]</w:t>
+            </w:r>
+          </w:p>
+        </w:tc>
+        <w:tc>
+          <w:tcPr/>
+          <w:p>
+            <w:pPr>
+              <w:pStyle w:val="Compact"/>
+              <w:jc w:val="right"/>
+            </w:pPr>
+            <w:r>
+              <w:t xml:space="preserve">2.4x</w:t>
             </w:r>
           </w:p>
         </w:tc>
@@ -5728,42 +5731,42 @@
               <w:jc w:val="right"/>
             </w:pPr>
             <w:r>
-              <w:t xml:space="preserve">94</w:t>
-            </w:r>
-          </w:p>
-        </w:tc>
-        <w:tc>
-          <w:tcPr/>
-          <w:p>
-            <w:pPr>
-              <w:pStyle w:val="Compact"/>
-              <w:jc w:val="right"/>
-            </w:pPr>
-            <w:r>
-              <w:t xml:space="preserve">0.0021</w:t>
-            </w:r>
-          </w:p>
-        </w:tc>
-        <w:tc>
-          <w:tcPr/>
-          <w:p>
-            <w:pPr>
-              <w:pStyle w:val="Compact"/>
-            </w:pPr>
-            <w:r>
-              <w:t xml:space="preserve">[0.0003, 0.0121]</w:t>
-            </w:r>
-          </w:p>
-        </w:tc>
-        <w:tc>
-          <w:tcPr/>
-          <w:p>
-            <w:pPr>
-              <w:pStyle w:val="Compact"/>
-              <w:jc w:val="right"/>
-            </w:pPr>
-            <w:r>
-              <w:t xml:space="preserve">3.0x</w:t>
+              <w:t xml:space="preserve">1565</w:t>
+            </w:r>
+          </w:p>
+        </w:tc>
+        <w:tc>
+          <w:tcPr/>
+          <w:p>
+            <w:pPr>
+              <w:pStyle w:val="Compact"/>
+              <w:jc w:val="right"/>
+            </w:pPr>
+            <w:r>
+              <w:t xml:space="preserve">0.0027</w:t>
+            </w:r>
+          </w:p>
+        </w:tc>
+        <w:tc>
+          <w:tcPr/>
+          <w:p>
+            <w:pPr>
+              <w:pStyle w:val="Compact"/>
+            </w:pPr>
+            <w:r>
+              <w:t xml:space="preserve">[0.0004, 0.0175]</w:t>
+            </w:r>
+          </w:p>
+        </w:tc>
+        <w:tc>
+          <w:tcPr/>
+          <w:p>
+            <w:pPr>
+              <w:pStyle w:val="Compact"/>
+              <w:jc w:val="right"/>
+            </w:pPr>
+            <w:r>
+              <w:t xml:space="preserve">2.3x</w:t>
             </w:r>
           </w:p>
         </w:tc>
@@ -5775,7 +5778,7 @@
               <w:jc w:val="center"/>
             </w:pPr>
             <w:r>
-              <w:t xml:space="preserve">broken</w:t>
+              <w:t xml:space="preserve">matched</w:t>
             </w:r>
           </w:p>
         </w:tc>
@@ -5801,42 +5804,42 @@
               <w:jc w:val="right"/>
             </w:pPr>
             <w:r>
-              <w:t xml:space="preserve">61</w:t>
-            </w:r>
-          </w:p>
-        </w:tc>
-        <w:tc>
-          <w:tcPr/>
-          <w:p>
-            <w:pPr>
-              <w:pStyle w:val="Compact"/>
-              <w:jc w:val="right"/>
-            </w:pPr>
-            <w:r>
-              <w:t xml:space="preserve">0.0025</w:t>
-            </w:r>
-          </w:p>
-        </w:tc>
-        <w:tc>
-          <w:tcPr/>
-          <w:p>
-            <w:pPr>
-              <w:pStyle w:val="Compact"/>
-            </w:pPr>
-            <w:r>
-              <w:t xml:space="preserve">[0.0003, 0.0125]</w:t>
-            </w:r>
-          </w:p>
-        </w:tc>
-        <w:tc>
-          <w:tcPr/>
-          <w:p>
-            <w:pPr>
-              <w:pStyle w:val="Compact"/>
-              <w:jc w:val="right"/>
-            </w:pPr>
-            <w:r>
-              <w:t xml:space="preserve">2.5x</w:t>
+              <w:t xml:space="preserve">1019</w:t>
+            </w:r>
+          </w:p>
+        </w:tc>
+        <w:tc>
+          <w:tcPr/>
+          <w:p>
+            <w:pPr>
+              <w:pStyle w:val="Compact"/>
+              <w:jc w:val="right"/>
+            </w:pPr>
+            <w:r>
+              <w:t xml:space="preserve">0.0042</w:t>
+            </w:r>
+          </w:p>
+        </w:tc>
+        <w:tc>
+          <w:tcPr/>
+          <w:p>
+            <w:pPr>
+              <w:pStyle w:val="Compact"/>
+            </w:pPr>
+            <w:r>
+              <w:t xml:space="preserve">[0.0004, 0.0264]</w:t>
+            </w:r>
+          </w:p>
+        </w:tc>
+        <w:tc>
+          <w:tcPr/>
+          <w:p>
+            <w:pPr>
+              <w:pStyle w:val="Compact"/>
+              <w:jc w:val="right"/>
+            </w:pPr>
+            <w:r>
+              <w:t xml:space="preserve">1.5x</w:t>
             </w:r>
           </w:p>
         </w:tc>
@@ -5874,42 +5877,42 @@
               <w:jc w:val="right"/>
             </w:pPr>
             <w:r>
-              <w:t xml:space="preserve">40</w:t>
-            </w:r>
-          </w:p>
-        </w:tc>
-        <w:tc>
-          <w:tcPr/>
-          <w:p>
-            <w:pPr>
-              <w:pStyle w:val="Compact"/>
-              <w:jc w:val="right"/>
-            </w:pPr>
-            <w:r>
-              <w:t xml:space="preserve">0.0038</w:t>
-            </w:r>
-          </w:p>
-        </w:tc>
-        <w:tc>
-          <w:tcPr/>
-          <w:p>
-            <w:pPr>
-              <w:pStyle w:val="Compact"/>
-            </w:pPr>
-            <w:r>
-              <w:t xml:space="preserve">[0.0003, 0.0216]</w:t>
-            </w:r>
-          </w:p>
-        </w:tc>
-        <w:tc>
-          <w:tcPr/>
-          <w:p>
-            <w:pPr>
-              <w:pStyle w:val="Compact"/>
-              <w:jc w:val="right"/>
-            </w:pPr>
-            <w:r>
-              <w:t xml:space="preserve">1.7x</w:t>
+              <w:t xml:space="preserve">669</w:t>
+            </w:r>
+          </w:p>
+        </w:tc>
+        <w:tc>
+          <w:tcPr/>
+          <w:p>
+            <w:pPr>
+              <w:pStyle w:val="Compact"/>
+              <w:jc w:val="right"/>
+            </w:pPr>
+            <w:r>
+              <w:t xml:space="preserve">0.0055</w:t>
+            </w:r>
+          </w:p>
+        </w:tc>
+        <w:tc>
+          <w:tcPr/>
+          <w:p>
+            <w:pPr>
+              <w:pStyle w:val="Compact"/>
+            </w:pPr>
+            <w:r>
+              <w:t xml:space="preserve">[0.0006, 0.0386]</w:t>
+            </w:r>
+          </w:p>
+        </w:tc>
+        <w:tc>
+          <w:tcPr/>
+          <w:p>
+            <w:pPr>
+              <w:pStyle w:val="Compact"/>
+              <w:jc w:val="right"/>
+            </w:pPr>
+            <w:r>
+              <w:t xml:space="preserve">1.1x</w:t>
             </w:r>
           </w:p>
         </w:tc>
@@ -5947,42 +5950,42 @@
               <w:jc w:val="right"/>
             </w:pPr>
             <w:r>
-              <w:t xml:space="preserve">28</w:t>
-            </w:r>
-          </w:p>
-        </w:tc>
-        <w:tc>
-          <w:tcPr/>
-          <w:p>
-            <w:pPr>
-              <w:pStyle w:val="Compact"/>
-              <w:jc w:val="right"/>
-            </w:pPr>
-            <w:r>
-              <w:t xml:space="preserve">0.0035</w:t>
-            </w:r>
-          </w:p>
-        </w:tc>
-        <w:tc>
-          <w:tcPr/>
-          <w:p>
-            <w:pPr>
-              <w:pStyle w:val="Compact"/>
-            </w:pPr>
-            <w:r>
-              <w:t xml:space="preserve">[0.0002, 0.0244]</w:t>
-            </w:r>
-          </w:p>
-        </w:tc>
-        <w:tc>
-          <w:tcPr/>
-          <w:p>
-            <w:pPr>
-              <w:pStyle w:val="Compact"/>
-              <w:jc w:val="right"/>
-            </w:pPr>
-            <w:r>
-              <w:t xml:space="preserve">1.8x</w:t>
+              <w:t xml:space="preserve">467</w:t>
+            </w:r>
+          </w:p>
+        </w:tc>
+        <w:tc>
+          <w:tcPr/>
+          <w:p>
+            <w:pPr>
+              <w:pStyle w:val="Compact"/>
+              <w:jc w:val="right"/>
+            </w:pPr>
+            <w:r>
+              <w:t xml:space="preserve">0.0075</w:t>
+            </w:r>
+          </w:p>
+        </w:tc>
+        <w:tc>
+          <w:tcPr/>
+          <w:p>
+            <w:pPr>
+              <w:pStyle w:val="Compact"/>
+            </w:pPr>
+            <w:r>
+              <w:t xml:space="preserve">[0.0006, 0.0400]</w:t>
+            </w:r>
+          </w:p>
+        </w:tc>
+        <w:tc>
+          <w:tcPr/>
+          <w:p>
+            <w:pPr>
+              <w:pStyle w:val="Compact"/>
+              <w:jc w:val="right"/>
+            </w:pPr>
+            <w:r>
+              <w:t xml:space="preserve">0.8x</w:t>
             </w:r>
           </w:p>
         </w:tc>
@@ -6020,42 +6023,42 @@
               <w:jc w:val="right"/>
             </w:pPr>
             <w:r>
-              <w:t xml:space="preserve">16</w:t>
-            </w:r>
-          </w:p>
-        </w:tc>
-        <w:tc>
-          <w:tcPr/>
-          <w:p>
-            <w:pPr>
-              <w:pStyle w:val="Compact"/>
-              <w:jc w:val="right"/>
-            </w:pPr>
-            <w:r>
-              <w:t xml:space="preserve">0.0052</w:t>
-            </w:r>
-          </w:p>
-        </w:tc>
-        <w:tc>
-          <w:tcPr/>
-          <w:p>
-            <w:pPr>
-              <w:pStyle w:val="Compact"/>
-            </w:pPr>
-            <w:r>
-              <w:t xml:space="preserve">[0.0004, 0.0262]</w:t>
-            </w:r>
-          </w:p>
-        </w:tc>
-        <w:tc>
-          <w:tcPr/>
-          <w:p>
-            <w:pPr>
-              <w:pStyle w:val="Compact"/>
-              <w:jc w:val="right"/>
-            </w:pPr>
-            <w:r>
-              <w:t xml:space="preserve">1.2x</w:t>
+              <w:t xml:space="preserve">266</w:t>
+            </w:r>
+          </w:p>
+        </w:tc>
+        <w:tc>
+          <w:tcPr/>
+          <w:p>
+            <w:pPr>
+              <w:pStyle w:val="Compact"/>
+              <w:jc w:val="right"/>
+            </w:pPr>
+            <w:r>
+              <w:t xml:space="preserve">0.0122</w:t>
+            </w:r>
+          </w:p>
+        </w:tc>
+        <w:tc>
+          <w:tcPr/>
+          <w:p>
+            <w:pPr>
+              <w:pStyle w:val="Compact"/>
+            </w:pPr>
+            <w:r>
+              <w:t xml:space="preserve">[0.0005, 0.0695]</w:t>
+            </w:r>
+          </w:p>
+        </w:tc>
+        <w:tc>
+          <w:tcPr/>
+          <w:p>
+            <w:pPr>
+              <w:pStyle w:val="Compact"/>
+              <w:jc w:val="right"/>
+            </w:pPr>
+            <w:r>
+              <w:t xml:space="preserve">0.5x</w:t>
             </w:r>
           </w:p>
         </w:tc>
@@ -6093,7 +6096,7 @@
         <w:t xml:space="preserve"> </w:t>
       </w:r>
       <w:r>
-        <w:t xml:space="preserve">covers 24 of the 28 basin assemblages and is the only size field there with usable coverage. Taking population to scale with height, with height squared, or with height cubed implies a coefficient of variation of 0.92, 1.37 and 1.78 respectively, with Morse’s corrected height for Parkin substituted as elsewhere. Across that bracket the shortfall runs from about 2.5-fold at a coefficient of variation of 1.0 to about 1.8-fold at 2.0, and the diversity match is already broken at 0.5. Inequality raises differentiation but lowers the harmonic mean population, which raises drift everywhere and pulls diversity below the observed value.</w:t>
+        <w:t xml:space="preserve">covers 24 of the 28 basin assemblages and is the only size field there with usable coverage. Taking population to scale with height, with height squared, or with height cubed implies a coefficient of variation of 0.92, 1.37 and 1.78 respectively, with Morse’s corrected height for Parkin substituted as elsewhere. Across that bracket the shortfall runs from about 1.5-fold at a coefficient of variation of 1.0 to the observation passed by 2.0, and the diversity match is broken from 1.0. Inequality raises differentiation but lowers the harmonic mean population, which raises drift everywhere and pulls diversity below the observed value.</w:t>
       </w:r>
     </w:p>
     <w:p>
@@ -6240,30 +6243,30 @@
               <w:jc w:val="right"/>
             </w:pPr>
             <w:r>
-              <w:t xml:space="preserve">0.0017</w:t>
-            </w:r>
-          </w:p>
-        </w:tc>
-        <w:tc>
-          <w:tcPr/>
-          <w:p>
-            <w:pPr>
-              <w:pStyle w:val="Compact"/>
-            </w:pPr>
-            <w:r>
-              <w:t xml:space="preserve">[0.0002, 0.0101]</w:t>
-            </w:r>
-          </w:p>
-        </w:tc>
-        <w:tc>
-          <w:tcPr/>
-          <w:p>
-            <w:pPr>
-              <w:pStyle w:val="Compact"/>
-              <w:jc w:val="right"/>
-            </w:pPr>
-            <w:r>
-              <w:t xml:space="preserve">3.7x</w:t>
+              <w:t xml:space="preserve">0.0032</w:t>
+            </w:r>
+          </w:p>
+        </w:tc>
+        <w:tc>
+          <w:tcPr/>
+          <w:p>
+            <w:pPr>
+              <w:pStyle w:val="Compact"/>
+            </w:pPr>
+            <w:r>
+              <w:t xml:space="preserve">[0.0004, 0.0220]</w:t>
+            </w:r>
+          </w:p>
+        </w:tc>
+        <w:tc>
+          <w:tcPr/>
+          <w:p>
+            <w:pPr>
+              <w:pStyle w:val="Compact"/>
+              <w:jc w:val="right"/>
+            </w:pPr>
+            <w:r>
+              <w:t xml:space="preserve">1.9x</w:t>
             </w:r>
           </w:p>
         </w:tc>
@@ -6275,7 +6278,7 @@
               <w:jc w:val="center"/>
             </w:pPr>
             <w:r>
-              <w:t xml:space="preserve">matched</w:t>
+              <w:t xml:space="preserve">broken</w:t>
             </w:r>
           </w:p>
         </w:tc>
@@ -6300,30 +6303,30 @@
               <w:jc w:val="right"/>
             </w:pPr>
             <w:r>
-              <w:t xml:space="preserve">0.0018</w:t>
-            </w:r>
-          </w:p>
-        </w:tc>
-        <w:tc>
-          <w:tcPr/>
-          <w:p>
-            <w:pPr>
-              <w:pStyle w:val="Compact"/>
-            </w:pPr>
-            <w:r>
-              <w:t xml:space="preserve">[0.0003, 0.0096]</w:t>
-            </w:r>
-          </w:p>
-        </w:tc>
-        <w:tc>
-          <w:tcPr/>
-          <w:p>
-            <w:pPr>
-              <w:pStyle w:val="Compact"/>
-              <w:jc w:val="right"/>
-            </w:pPr>
-            <w:r>
-              <w:t xml:space="preserve">3.4x</w:t>
+              <w:t xml:space="preserve">0.0034</w:t>
+            </w:r>
+          </w:p>
+        </w:tc>
+        <w:tc>
+          <w:tcPr/>
+          <w:p>
+            <w:pPr>
+              <w:pStyle w:val="Compact"/>
+            </w:pPr>
+            <w:r>
+              <w:t xml:space="preserve">[0.0005, 0.0170]</w:t>
+            </w:r>
+          </w:p>
+        </w:tc>
+        <w:tc>
+          <w:tcPr/>
+          <w:p>
+            <w:pPr>
+              <w:pStyle w:val="Compact"/>
+              <w:jc w:val="right"/>
+            </w:pPr>
+            <w:r>
+              <w:t xml:space="preserve">1.9x</w:t>
             </w:r>
           </w:p>
         </w:tc>
@@ -6335,7 +6338,7 @@
               <w:jc w:val="center"/>
             </w:pPr>
             <w:r>
-              <w:t xml:space="preserve">matched</w:t>
+              <w:t xml:space="preserve">broken</w:t>
             </w:r>
           </w:p>
         </w:tc>
@@ -6360,30 +6363,30 @@
               <w:jc w:val="right"/>
             </w:pPr>
             <w:r>
-              <w:t xml:space="preserve">0.0015</w:t>
-            </w:r>
-          </w:p>
-        </w:tc>
-        <w:tc>
-          <w:tcPr/>
-          <w:p>
-            <w:pPr>
-              <w:pStyle w:val="Compact"/>
-            </w:pPr>
-            <w:r>
-              <w:t xml:space="preserve">[0.0002, 0.0116]</w:t>
-            </w:r>
-          </w:p>
-        </w:tc>
-        <w:tc>
-          <w:tcPr/>
-          <w:p>
-            <w:pPr>
-              <w:pStyle w:val="Compact"/>
-              <w:jc w:val="right"/>
-            </w:pPr>
-            <w:r>
-              <w:t xml:space="preserve">4.0x</w:t>
+              <w:t xml:space="preserve">0.0025</w:t>
+            </w:r>
+          </w:p>
+        </w:tc>
+        <w:tc>
+          <w:tcPr/>
+          <w:p>
+            <w:pPr>
+              <w:pStyle w:val="Compact"/>
+            </w:pPr>
+            <w:r>
+              <w:t xml:space="preserve">[0.0003, 0.0125]</w:t>
+            </w:r>
+          </w:p>
+        </w:tc>
+        <w:tc>
+          <w:tcPr/>
+          <w:p>
+            <w:pPr>
+              <w:pStyle w:val="Compact"/>
+              <w:jc w:val="right"/>
+            </w:pPr>
+            <w:r>
+              <w:t xml:space="preserve">2.5x</w:t>
             </w:r>
           </w:p>
         </w:tc>
@@ -6420,30 +6423,30 @@
               <w:jc w:val="right"/>
             </w:pPr>
             <w:r>
-              <w:t xml:space="preserve">0.0015</w:t>
-            </w:r>
-          </w:p>
-        </w:tc>
-        <w:tc>
-          <w:tcPr/>
-          <w:p>
-            <w:pPr>
-              <w:pStyle w:val="Compact"/>
-            </w:pPr>
-            <w:r>
-              <w:t xml:space="preserve">[0.0002, 0.0108]</w:t>
-            </w:r>
-          </w:p>
-        </w:tc>
-        <w:tc>
-          <w:tcPr/>
-          <w:p>
-            <w:pPr>
-              <w:pStyle w:val="Compact"/>
-              <w:jc w:val="right"/>
-            </w:pPr>
-            <w:r>
-              <w:t xml:space="preserve">4.2x</w:t>
+              <w:t xml:space="preserve">0.0019</w:t>
+            </w:r>
+          </w:p>
+        </w:tc>
+        <w:tc>
+          <w:tcPr/>
+          <w:p>
+            <w:pPr>
+              <w:pStyle w:val="Compact"/>
+            </w:pPr>
+            <w:r>
+              <w:t xml:space="preserve">[0.0002, 0.0093]</w:t>
+            </w:r>
+          </w:p>
+        </w:tc>
+        <w:tc>
+          <w:tcPr/>
+          <w:p>
+            <w:pPr>
+              <w:pStyle w:val="Compact"/>
+              <w:jc w:val="right"/>
+            </w:pPr>
+            <w:r>
+              <w:t xml:space="preserve">3.3x</w:t>
             </w:r>
           </w:p>
         </w:tc>
@@ -6480,30 +6483,30 @@
               <w:jc w:val="right"/>
             </w:pPr>
             <w:r>
-              <w:t xml:space="preserve">0.0018</w:t>
-            </w:r>
-          </w:p>
-        </w:tc>
-        <w:tc>
-          <w:tcPr/>
-          <w:p>
-            <w:pPr>
-              <w:pStyle w:val="Compact"/>
-            </w:pPr>
-            <w:r>
-              <w:t xml:space="preserve">[0.0002, 0.0095]</w:t>
-            </w:r>
-          </w:p>
-        </w:tc>
-        <w:tc>
-          <w:tcPr/>
-          <w:p>
-            <w:pPr>
-              <w:pStyle w:val="Compact"/>
-              <w:jc w:val="right"/>
-            </w:pPr>
-            <w:r>
-              <w:t xml:space="preserve">3.5x</w:t>
+              <w:t xml:space="preserve">0.0015</w:t>
+            </w:r>
+          </w:p>
+        </w:tc>
+        <w:tc>
+          <w:tcPr/>
+          <w:p>
+            <w:pPr>
+              <w:pStyle w:val="Compact"/>
+            </w:pPr>
+            <w:r>
+              <w:t xml:space="preserve">[0.0002, 0.0086]</w:t>
+            </w:r>
+          </w:p>
+        </w:tc>
+        <w:tc>
+          <w:tcPr/>
+          <w:p>
+            <w:pPr>
+              <w:pStyle w:val="Compact"/>
+              <w:jc w:val="right"/>
+            </w:pPr>
+            <w:r>
+              <w:t xml:space="preserve">4.2x</w:t>
             </w:r>
           </w:p>
         </w:tc>
@@ -6540,30 +6543,30 @@
               <w:jc w:val="right"/>
             </w:pPr>
             <w:r>
-              <w:t xml:space="preserve">0.0017</w:t>
-            </w:r>
-          </w:p>
-        </w:tc>
-        <w:tc>
-          <w:tcPr/>
-          <w:p>
-            <w:pPr>
-              <w:pStyle w:val="Compact"/>
-            </w:pPr>
-            <w:r>
-              <w:t xml:space="preserve">[0.0002, 0.0093]</w:t>
-            </w:r>
-          </w:p>
-        </w:tc>
-        <w:tc>
-          <w:tcPr/>
-          <w:p>
-            <w:pPr>
-              <w:pStyle w:val="Compact"/>
-              <w:jc w:val="right"/>
-            </w:pPr>
-            <w:r>
-              <w:t xml:space="preserve">3.6x</w:t>
+              <w:t xml:space="preserve">0.0030</w:t>
+            </w:r>
+          </w:p>
+        </w:tc>
+        <w:tc>
+          <w:tcPr/>
+          <w:p>
+            <w:pPr>
+              <w:pStyle w:val="Compact"/>
+            </w:pPr>
+            <w:r>
+              <w:t xml:space="preserve">[0.0003, 0.0174]</w:t>
+            </w:r>
+          </w:p>
+        </w:tc>
+        <w:tc>
+          <w:tcPr/>
+          <w:p>
+            <w:pPr>
+              <w:pStyle w:val="Compact"/>
+              <w:jc w:val="right"/>
+            </w:pPr>
+            <w:r>
+              <w:t xml:space="preserve">2.1x</w:t>
             </w:r>
           </w:p>
         </w:tc>
@@ -6600,30 +6603,30 @@
               <w:jc w:val="right"/>
             </w:pPr>
             <w:r>
-              <w:t xml:space="preserve">0.0016</w:t>
-            </w:r>
-          </w:p>
-        </w:tc>
-        <w:tc>
-          <w:tcPr/>
-          <w:p>
-            <w:pPr>
-              <w:pStyle w:val="Compact"/>
-            </w:pPr>
-            <w:r>
-              <w:t xml:space="preserve">[0.0001, 0.0089]</w:t>
-            </w:r>
-          </w:p>
-        </w:tc>
-        <w:tc>
-          <w:tcPr/>
-          <w:p>
-            <w:pPr>
-              <w:pStyle w:val="Compact"/>
-              <w:jc w:val="right"/>
-            </w:pPr>
-            <w:r>
-              <w:t xml:space="preserve">4.0x</w:t>
+              <w:t xml:space="preserve">0.0020</w:t>
+            </w:r>
+          </w:p>
+        </w:tc>
+        <w:tc>
+          <w:tcPr/>
+          <w:p>
+            <w:pPr>
+              <w:pStyle w:val="Compact"/>
+            </w:pPr>
+            <w:r>
+              <w:t xml:space="preserve">[0.0002, 0.0118]</w:t>
+            </w:r>
+          </w:p>
+        </w:tc>
+        <w:tc>
+          <w:tcPr/>
+          <w:p>
+            <w:pPr>
+              <w:pStyle w:val="Compact"/>
+              <w:jc w:val="right"/>
+            </w:pPr>
+            <w:r>
+              <w:t xml:space="preserve">3.1x</w:t>
             </w:r>
           </w:p>
         </w:tc>
@@ -6660,30 +6663,30 @@
               <w:jc w:val="right"/>
             </w:pPr>
             <w:r>
-              <w:t xml:space="preserve">0.0016</w:t>
-            </w:r>
-          </w:p>
-        </w:tc>
-        <w:tc>
-          <w:tcPr/>
-          <w:p>
-            <w:pPr>
-              <w:pStyle w:val="Compact"/>
-            </w:pPr>
-            <w:r>
-              <w:t xml:space="preserve">[0.0002, 0.0103]</w:t>
-            </w:r>
-          </w:p>
-        </w:tc>
-        <w:tc>
-          <w:tcPr/>
-          <w:p>
-            <w:pPr>
-              <w:pStyle w:val="Compact"/>
-              <w:jc w:val="right"/>
-            </w:pPr>
-            <w:r>
-              <w:t xml:space="preserve">3.8x</w:t>
+              <w:t xml:space="preserve">0.0015</w:t>
+            </w:r>
+          </w:p>
+        </w:tc>
+        <w:tc>
+          <w:tcPr/>
+          <w:p>
+            <w:pPr>
+              <w:pStyle w:val="Compact"/>
+            </w:pPr>
+            <w:r>
+              <w:t xml:space="preserve">[0.0002, 0.0088]</w:t>
+            </w:r>
+          </w:p>
+        </w:tc>
+        <w:tc>
+          <w:tcPr/>
+          <w:p>
+            <w:pPr>
+              <w:pStyle w:val="Compact"/>
+              <w:jc w:val="right"/>
+            </w:pPr>
+            <w:r>
+              <w:t xml:space="preserve">4.1x</w:t>
             </w:r>
           </w:p>
         </w:tc>
@@ -6720,30 +6723,30 @@
               <w:jc w:val="right"/>
             </w:pPr>
             <w:r>
-              <w:t xml:space="preserve">0.0019</w:t>
-            </w:r>
-          </w:p>
-        </w:tc>
-        <w:tc>
-          <w:tcPr/>
-          <w:p>
-            <w:pPr>
-              <w:pStyle w:val="Compact"/>
-            </w:pPr>
-            <w:r>
-              <w:t xml:space="preserve">[0.0001, 0.0101]</w:t>
-            </w:r>
-          </w:p>
-        </w:tc>
-        <w:tc>
-          <w:tcPr/>
-          <w:p>
-            <w:pPr>
-              <w:pStyle w:val="Compact"/>
-              <w:jc w:val="right"/>
-            </w:pPr>
-            <w:r>
-              <w:t xml:space="preserve">3.3x</w:t>
+              <w:t xml:space="preserve">0.0013</w:t>
+            </w:r>
+          </w:p>
+        </w:tc>
+        <w:tc>
+          <w:tcPr/>
+          <w:p>
+            <w:pPr>
+              <w:pStyle w:val="Compact"/>
+            </w:pPr>
+            <w:r>
+              <w:t xml:space="preserve">[0.0002, 0.0083]</w:t>
+            </w:r>
+          </w:p>
+        </w:tc>
+        <w:tc>
+          <w:tcPr/>
+          <w:p>
+            <w:pPr>
+              <w:pStyle w:val="Compact"/>
+              <w:jc w:val="right"/>
+            </w:pPr>
+            <w:r>
+              <w:t xml:space="preserve">4.8x</w:t>
             </w:r>
           </w:p>
         </w:tc>
@@ -6780,30 +6783,30 @@
               <w:jc w:val="right"/>
             </w:pPr>
             <w:r>
-              <w:t xml:space="preserve">0.0017</w:t>
-            </w:r>
-          </w:p>
-        </w:tc>
-        <w:tc>
-          <w:tcPr/>
-          <w:p>
-            <w:pPr>
-              <w:pStyle w:val="Compact"/>
-            </w:pPr>
-            <w:r>
-              <w:t xml:space="preserve">[0.0002, 0.0078]</w:t>
-            </w:r>
-          </w:p>
-        </w:tc>
-        <w:tc>
-          <w:tcPr/>
-          <w:p>
-            <w:pPr>
-              <w:pStyle w:val="Compact"/>
-              <w:jc w:val="right"/>
-            </w:pPr>
-            <w:r>
-              <w:t xml:space="preserve">3.8x</w:t>
+              <w:t xml:space="preserve">0.0012</w:t>
+            </w:r>
+          </w:p>
+        </w:tc>
+        <w:tc>
+          <w:tcPr/>
+          <w:p>
+            <w:pPr>
+              <w:pStyle w:val="Compact"/>
+            </w:pPr>
+            <w:r>
+              <w:t xml:space="preserve">[0.0001, 0.0076]</w:t>
+            </w:r>
+          </w:p>
+        </w:tc>
+        <w:tc>
+          <w:tcPr/>
+          <w:p>
+            <w:pPr>
+              <w:pStyle w:val="Compact"/>
+              <w:jc w:val="right"/>
+            </w:pPr>
+            <w:r>
+              <w:t xml:space="preserve">5.1x</w:t>
             </w:r>
           </w:p>
         </w:tc>
@@ -6840,30 +6843,30 @@
               <w:jc w:val="right"/>
             </w:pPr>
             <w:r>
-              <w:t xml:space="preserve">0.0020</w:t>
-            </w:r>
-          </w:p>
-        </w:tc>
-        <w:tc>
-          <w:tcPr/>
-          <w:p>
-            <w:pPr>
-              <w:pStyle w:val="Compact"/>
-            </w:pPr>
-            <w:r>
-              <w:t xml:space="preserve">[0.0003, 0.0106]</w:t>
-            </w:r>
-          </w:p>
-        </w:tc>
-        <w:tc>
-          <w:tcPr/>
-          <w:p>
-            <w:pPr>
-              <w:pStyle w:val="Compact"/>
-              <w:jc w:val="right"/>
-            </w:pPr>
-            <w:r>
-              <w:t xml:space="preserve">3.2x</w:t>
+              <w:t xml:space="preserve">0.0041</w:t>
+            </w:r>
+          </w:p>
+        </w:tc>
+        <w:tc>
+          <w:tcPr/>
+          <w:p>
+            <w:pPr>
+              <w:pStyle w:val="Compact"/>
+            </w:pPr>
+            <w:r>
+              <w:t xml:space="preserve">[0.0003, 0.0200]</w:t>
+            </w:r>
+          </w:p>
+        </w:tc>
+        <w:tc>
+          <w:tcPr/>
+          <w:p>
+            <w:pPr>
+              <w:pStyle w:val="Compact"/>
+              <w:jc w:val="right"/>
+            </w:pPr>
+            <w:r>
+              <w:t xml:space="preserve">1.5x</w:t>
             </w:r>
           </w:p>
         </w:tc>
@@ -6900,30 +6903,30 @@
               <w:jc w:val="right"/>
             </w:pPr>
             <w:r>
-              <w:t xml:space="preserve">0.0016</w:t>
-            </w:r>
-          </w:p>
-        </w:tc>
-        <w:tc>
-          <w:tcPr/>
-          <w:p>
-            <w:pPr>
-              <w:pStyle w:val="Compact"/>
-            </w:pPr>
-            <w:r>
-              <w:t xml:space="preserve">[0.0002, 0.0103]</w:t>
-            </w:r>
-          </w:p>
-        </w:tc>
-        <w:tc>
-          <w:tcPr/>
-          <w:p>
-            <w:pPr>
-              <w:pStyle w:val="Compact"/>
-              <w:jc w:val="right"/>
-            </w:pPr>
-            <w:r>
-              <w:t xml:space="preserve">3.8x</w:t>
+              <w:t xml:space="preserve">0.0034</w:t>
+            </w:r>
+          </w:p>
+        </w:tc>
+        <w:tc>
+          <w:tcPr/>
+          <w:p>
+            <w:pPr>
+              <w:pStyle w:val="Compact"/>
+            </w:pPr>
+            <w:r>
+              <w:t xml:space="preserve">[0.0004, 0.0193]</w:t>
+            </w:r>
+          </w:p>
+        </w:tc>
+        <w:tc>
+          <w:tcPr/>
+          <w:p>
+            <w:pPr>
+              <w:pStyle w:val="Compact"/>
+              <w:jc w:val="right"/>
+            </w:pPr>
+            <w:r>
+              <w:t xml:space="preserve">1.9x</w:t>
             </w:r>
           </w:p>
         </w:tc>
@@ -6960,30 +6963,30 @@
               <w:jc w:val="right"/>
             </w:pPr>
             <w:r>
-              <w:t xml:space="preserve">0.0018</w:t>
-            </w:r>
-          </w:p>
-        </w:tc>
-        <w:tc>
-          <w:tcPr/>
-          <w:p>
-            <w:pPr>
-              <w:pStyle w:val="Compact"/>
-            </w:pPr>
-            <w:r>
-              <w:t xml:space="preserve">[0.0002, 0.0107]</w:t>
-            </w:r>
-          </w:p>
-        </w:tc>
-        <w:tc>
-          <w:tcPr/>
-          <w:p>
-            <w:pPr>
-              <w:pStyle w:val="Compact"/>
-              <w:jc w:val="right"/>
-            </w:pPr>
-            <w:r>
-              <w:t xml:space="preserve">3.4x</w:t>
+              <w:t xml:space="preserve">0.0033</w:t>
+            </w:r>
+          </w:p>
+        </w:tc>
+        <w:tc>
+          <w:tcPr/>
+          <w:p>
+            <w:pPr>
+              <w:pStyle w:val="Compact"/>
+            </w:pPr>
+            <w:r>
+              <w:t xml:space="preserve">[0.0003, 0.0220]</w:t>
+            </w:r>
+          </w:p>
+        </w:tc>
+        <w:tc>
+          <w:tcPr/>
+          <w:p>
+            <w:pPr>
+              <w:pStyle w:val="Compact"/>
+              <w:jc w:val="right"/>
+            </w:pPr>
+            <w:r>
+              <w:t xml:space="preserve">1.9x</w:t>
             </w:r>
           </w:p>
         </w:tc>
@@ -6995,7 +6998,7 @@
               <w:jc w:val="center"/>
             </w:pPr>
             <w:r>
-              <w:t xml:space="preserve">matched</w:t>
+              <w:t xml:space="preserve">broken</w:t>
             </w:r>
           </w:p>
         </w:tc>
@@ -7020,30 +7023,30 @@
               <w:jc w:val="right"/>
             </w:pPr>
             <w:r>
-              <w:t xml:space="preserve">0.0015</w:t>
-            </w:r>
-          </w:p>
-        </w:tc>
-        <w:tc>
-          <w:tcPr/>
-          <w:p>
-            <w:pPr>
-              <w:pStyle w:val="Compact"/>
-            </w:pPr>
-            <w:r>
-              <w:t xml:space="preserve">[0.0002, 0.0086]</w:t>
-            </w:r>
-          </w:p>
-        </w:tc>
-        <w:tc>
-          <w:tcPr/>
-          <w:p>
-            <w:pPr>
-              <w:pStyle w:val="Compact"/>
-              <w:jc w:val="right"/>
-            </w:pPr>
-            <w:r>
-              <w:t xml:space="preserve">4.2x</w:t>
+              <w:t xml:space="preserve">0.0030</w:t>
+            </w:r>
+          </w:p>
+        </w:tc>
+        <w:tc>
+          <w:tcPr/>
+          <w:p>
+            <w:pPr>
+              <w:pStyle w:val="Compact"/>
+            </w:pPr>
+            <w:r>
+              <w:t xml:space="preserve">[0.0003, 0.0115]</w:t>
+            </w:r>
+          </w:p>
+        </w:tc>
+        <w:tc>
+          <w:tcPr/>
+          <w:p>
+            <w:pPr>
+              <w:pStyle w:val="Compact"/>
+              <w:jc w:val="right"/>
+            </w:pPr>
+            <w:r>
+              <w:t xml:space="preserve">2.1x</w:t>
             </w:r>
           </w:p>
         </w:tc>
@@ -7080,30 +7083,30 @@
               <w:jc w:val="right"/>
             </w:pPr>
             <w:r>
-              <w:t xml:space="preserve">0.0016</w:t>
-            </w:r>
-          </w:p>
-        </w:tc>
-        <w:tc>
-          <w:tcPr/>
-          <w:p>
-            <w:pPr>
-              <w:pStyle w:val="Compact"/>
-            </w:pPr>
-            <w:r>
-              <w:t xml:space="preserve">[0.0002, 0.0081]</w:t>
-            </w:r>
-          </w:p>
-        </w:tc>
-        <w:tc>
-          <w:tcPr/>
-          <w:p>
-            <w:pPr>
-              <w:pStyle w:val="Compact"/>
-              <w:jc w:val="right"/>
-            </w:pPr>
-            <w:r>
-              <w:t xml:space="preserve">3.8x</w:t>
+              <w:t xml:space="preserve">0.0017</w:t>
+            </w:r>
+          </w:p>
+        </w:tc>
+        <w:tc>
+          <w:tcPr/>
+          <w:p>
+            <w:pPr>
+              <w:pStyle w:val="Compact"/>
+            </w:pPr>
+            <w:r>
+              <w:t xml:space="preserve">[0.0001, 0.0115]</w:t>
+            </w:r>
+          </w:p>
+        </w:tc>
+        <w:tc>
+          <w:tcPr/>
+          <w:p>
+            <w:pPr>
+              <w:pStyle w:val="Compact"/>
+              <w:jc w:val="right"/>
+            </w:pPr>
+            <w:r>
+              <w:t xml:space="preserve">3.6x</w:t>
             </w:r>
           </w:p>
         </w:tc>
@@ -7140,30 +7143,30 @@
               <w:jc w:val="right"/>
             </w:pPr>
             <w:r>
-              <w:t xml:space="preserve">0.0017</w:t>
-            </w:r>
-          </w:p>
-        </w:tc>
-        <w:tc>
-          <w:tcPr/>
-          <w:p>
-            <w:pPr>
-              <w:pStyle w:val="Compact"/>
-            </w:pPr>
-            <w:r>
-              <w:t xml:space="preserve">[0.0002, 0.0112]</w:t>
-            </w:r>
-          </w:p>
-        </w:tc>
-        <w:tc>
-          <w:tcPr/>
-          <w:p>
-            <w:pPr>
-              <w:pStyle w:val="Compact"/>
-              <w:jc w:val="right"/>
-            </w:pPr>
-            <w:r>
-              <w:t xml:space="preserve">3.6x</w:t>
+              <w:t xml:space="preserve">0.0027</w:t>
+            </w:r>
+          </w:p>
+        </w:tc>
+        <w:tc>
+          <w:tcPr/>
+          <w:p>
+            <w:pPr>
+              <w:pStyle w:val="Compact"/>
+            </w:pPr>
+            <w:r>
+              <w:t xml:space="preserve">[0.0003, 0.0154]</w:t>
+            </w:r>
+          </w:p>
+        </w:tc>
+        <w:tc>
+          <w:tcPr/>
+          <w:p>
+            <w:pPr>
+              <w:pStyle w:val="Compact"/>
+              <w:jc w:val="right"/>
+            </w:pPr>
+            <w:r>
+              <w:t xml:space="preserve">2.3x</w:t>
             </w:r>
           </w:p>
         </w:tc>
@@ -7200,30 +7203,30 @@
               <w:jc w:val="right"/>
             </w:pPr>
             <w:r>
-              <w:t xml:space="preserve">0.0020</w:t>
-            </w:r>
-          </w:p>
-        </w:tc>
-        <w:tc>
-          <w:tcPr/>
-          <w:p>
-            <w:pPr>
-              <w:pStyle w:val="Compact"/>
-            </w:pPr>
-            <w:r>
-              <w:t xml:space="preserve">[0.0003, 0.0097]</w:t>
-            </w:r>
-          </w:p>
-        </w:tc>
-        <w:tc>
-          <w:tcPr/>
-          <w:p>
-            <w:pPr>
-              <w:pStyle w:val="Compact"/>
-              <w:jc w:val="right"/>
-            </w:pPr>
-            <w:r>
-              <w:t xml:space="preserve">3.1x</w:t>
+              <w:t xml:space="preserve">0.0021</w:t>
+            </w:r>
+          </w:p>
+        </w:tc>
+        <w:tc>
+          <w:tcPr/>
+          <w:p>
+            <w:pPr>
+              <w:pStyle w:val="Compact"/>
+            </w:pPr>
+            <w:r>
+              <w:t xml:space="preserve">[0.0002, 0.0133]</w:t>
+            </w:r>
+          </w:p>
+        </w:tc>
+        <w:tc>
+          <w:tcPr/>
+          <w:p>
+            <w:pPr>
+              <w:pStyle w:val="Compact"/>
+              <w:jc w:val="right"/>
+            </w:pPr>
+            <w:r>
+              <w:t xml:space="preserve">2.9x</w:t>
             </w:r>
           </w:p>
         </w:tc>
@@ -7260,30 +7263,30 @@
               <w:jc w:val="right"/>
             </w:pPr>
             <w:r>
-              <w:t xml:space="preserve">0.0018</w:t>
-            </w:r>
-          </w:p>
-        </w:tc>
-        <w:tc>
-          <w:tcPr/>
-          <w:p>
-            <w:pPr>
-              <w:pStyle w:val="Compact"/>
-            </w:pPr>
-            <w:r>
-              <w:t xml:space="preserve">[0.0002, 0.0102]</w:t>
-            </w:r>
-          </w:p>
-        </w:tc>
-        <w:tc>
-          <w:tcPr/>
-          <w:p>
-            <w:pPr>
-              <w:pStyle w:val="Compact"/>
-              <w:jc w:val="right"/>
-            </w:pPr>
-            <w:r>
-              <w:t xml:space="preserve">3.5x</w:t>
+              <w:t xml:space="preserve">0.0020</w:t>
+            </w:r>
+          </w:p>
+        </w:tc>
+        <w:tc>
+          <w:tcPr/>
+          <w:p>
+            <w:pPr>
+              <w:pStyle w:val="Compact"/>
+            </w:pPr>
+            <w:r>
+              <w:t xml:space="preserve">[0.0003, 0.0089]</w:t>
+            </w:r>
+          </w:p>
+        </w:tc>
+        <w:tc>
+          <w:tcPr/>
+          <w:p>
+            <w:pPr>
+              <w:pStyle w:val="Compact"/>
+              <w:jc w:val="right"/>
+            </w:pPr>
+            <w:r>
+              <w:t xml:space="preserve">3.1x</w:t>
             </w:r>
           </w:p>
         </w:tc>
@@ -7320,30 +7323,30 @@
               <w:jc w:val="right"/>
             </w:pPr>
             <w:r>
-              <w:t xml:space="preserve">0.0020</w:t>
-            </w:r>
-          </w:p>
-        </w:tc>
-        <w:tc>
-          <w:tcPr/>
-          <w:p>
-            <w:pPr>
-              <w:pStyle w:val="Compact"/>
-            </w:pPr>
-            <w:r>
-              <w:t xml:space="preserve">[0.0003, 0.0097]</w:t>
-            </w:r>
-          </w:p>
-        </w:tc>
-        <w:tc>
-          <w:tcPr/>
-          <w:p>
-            <w:pPr>
-              <w:pStyle w:val="Compact"/>
-              <w:jc w:val="right"/>
-            </w:pPr>
-            <w:r>
-              <w:t xml:space="preserve">3.2x</w:t>
+              <w:t xml:space="preserve">0.0017</w:t>
+            </w:r>
+          </w:p>
+        </w:tc>
+        <w:tc>
+          <w:tcPr/>
+          <w:p>
+            <w:pPr>
+              <w:pStyle w:val="Compact"/>
+            </w:pPr>
+            <w:r>
+              <w:t xml:space="preserve">[0.0002, 0.0084]</w:t>
+            </w:r>
+          </w:p>
+        </w:tc>
+        <w:tc>
+          <w:tcPr/>
+          <w:p>
+            <w:pPr>
+              <w:pStyle w:val="Compact"/>
+              <w:jc w:val="right"/>
+            </w:pPr>
+            <w:r>
+              <w:t xml:space="preserve">3.6x</w:t>
             </w:r>
           </w:p>
         </w:tc>
@@ -7380,30 +7383,30 @@
               <w:jc w:val="right"/>
             </w:pPr>
             <w:r>
-              <w:t xml:space="preserve">0.0015</w:t>
-            </w:r>
-          </w:p>
-        </w:tc>
-        <w:tc>
-          <w:tcPr/>
-          <w:p>
-            <w:pPr>
-              <w:pStyle w:val="Compact"/>
-            </w:pPr>
-            <w:r>
-              <w:t xml:space="preserve">[0.0002, 0.0087]</w:t>
-            </w:r>
-          </w:p>
-        </w:tc>
-        <w:tc>
-          <w:tcPr/>
-          <w:p>
-            <w:pPr>
-              <w:pStyle w:val="Compact"/>
-              <w:jc w:val="right"/>
-            </w:pPr>
-            <w:r>
-              <w:t xml:space="preserve">4.1x</w:t>
+              <w:t xml:space="preserve">0.0014</w:t>
+            </w:r>
+          </w:p>
+        </w:tc>
+        <w:tc>
+          <w:tcPr/>
+          <w:p>
+            <w:pPr>
+              <w:pStyle w:val="Compact"/>
+            </w:pPr>
+            <w:r>
+              <w:t xml:space="preserve">[0.0001, 0.0070]</w:t>
+            </w:r>
+          </w:p>
+        </w:tc>
+        <w:tc>
+          <w:tcPr/>
+          <w:p>
+            <w:pPr>
+              <w:pStyle w:val="Compact"/>
+              <w:jc w:val="right"/>
+            </w:pPr>
+            <w:r>
+              <w:t xml:space="preserve">4.3x</w:t>
             </w:r>
           </w:p>
         </w:tc>
@@ -7564,30 +7567,30 @@
               <w:jc w:val="right"/>
             </w:pPr>
             <w:r>
-              <w:t xml:space="preserve">0.0015</w:t>
-            </w:r>
-          </w:p>
-        </w:tc>
-        <w:tc>
-          <w:tcPr/>
-          <w:p>
-            <w:pPr>
-              <w:pStyle w:val="Compact"/>
-            </w:pPr>
-            <w:r>
-              <w:t xml:space="preserve">[0.0002, 0.0116]</w:t>
-            </w:r>
-          </w:p>
-        </w:tc>
-        <w:tc>
-          <w:tcPr/>
-          <w:p>
-            <w:pPr>
-              <w:pStyle w:val="Compact"/>
-              <w:jc w:val="right"/>
-            </w:pPr>
-            <w:r>
-              <w:t xml:space="preserve">4.0x</w:t>
+              <w:t xml:space="preserve">0.0025</w:t>
+            </w:r>
+          </w:p>
+        </w:tc>
+        <w:tc>
+          <w:tcPr/>
+          <w:p>
+            <w:pPr>
+              <w:pStyle w:val="Compact"/>
+            </w:pPr>
+            <w:r>
+              <w:t xml:space="preserve">[0.0003, 0.0125]</w:t>
+            </w:r>
+          </w:p>
+        </w:tc>
+        <w:tc>
+          <w:tcPr/>
+          <w:p>
+            <w:pPr>
+              <w:pStyle w:val="Compact"/>
+              <w:jc w:val="right"/>
+            </w:pPr>
+            <w:r>
+              <w:t xml:space="preserve">2.5x</w:t>
             </w:r>
           </w:p>
         </w:tc>
@@ -7624,30 +7627,30 @@
               <w:jc w:val="right"/>
             </w:pPr>
             <w:r>
-              <w:t xml:space="preserve">0.0016</w:t>
-            </w:r>
-          </w:p>
-        </w:tc>
-        <w:tc>
-          <w:tcPr/>
-          <w:p>
-            <w:pPr>
-              <w:pStyle w:val="Compact"/>
-            </w:pPr>
-            <w:r>
-              <w:t xml:space="preserve">[0.0002, 0.0090]</w:t>
-            </w:r>
-          </w:p>
-        </w:tc>
-        <w:tc>
-          <w:tcPr/>
-          <w:p>
-            <w:pPr>
-              <w:pStyle w:val="Compact"/>
-              <w:jc w:val="right"/>
-            </w:pPr>
-            <w:r>
-              <w:t xml:space="preserve">3.9x</w:t>
+              <w:t xml:space="preserve">0.0023</w:t>
+            </w:r>
+          </w:p>
+        </w:tc>
+        <w:tc>
+          <w:tcPr/>
+          <w:p>
+            <w:pPr>
+              <w:pStyle w:val="Compact"/>
+            </w:pPr>
+            <w:r>
+              <w:t xml:space="preserve">[0.0003, 0.0139]</w:t>
+            </w:r>
+          </w:p>
+        </w:tc>
+        <w:tc>
+          <w:tcPr/>
+          <w:p>
+            <w:pPr>
+              <w:pStyle w:val="Compact"/>
+              <w:jc w:val="right"/>
+            </w:pPr>
+            <w:r>
+              <w:t xml:space="preserve">2.7x</w:t>
             </w:r>
           </w:p>
         </w:tc>
@@ -7684,30 +7687,30 @@
               <w:jc w:val="right"/>
             </w:pPr>
             <w:r>
-              <w:t xml:space="preserve">0.0016</w:t>
-            </w:r>
-          </w:p>
-        </w:tc>
-        <w:tc>
-          <w:tcPr/>
-          <w:p>
-            <w:pPr>
-              <w:pStyle w:val="Compact"/>
-            </w:pPr>
-            <w:r>
-              <w:t xml:space="preserve">[0.0002, 0.0095]</w:t>
-            </w:r>
-          </w:p>
-        </w:tc>
-        <w:tc>
-          <w:tcPr/>
-          <w:p>
-            <w:pPr>
-              <w:pStyle w:val="Compact"/>
-              <w:jc w:val="right"/>
-            </w:pPr>
-            <w:r>
-              <w:t xml:space="preserve">4.0x</w:t>
+              <w:t xml:space="preserve">0.0026</w:t>
+            </w:r>
+          </w:p>
+        </w:tc>
+        <w:tc>
+          <w:tcPr/>
+          <w:p>
+            <w:pPr>
+              <w:pStyle w:val="Compact"/>
+            </w:pPr>
+            <w:r>
+              <w:t xml:space="preserve">[0.0002, 0.0135]</w:t>
+            </w:r>
+          </w:p>
+        </w:tc>
+        <w:tc>
+          <w:tcPr/>
+          <w:p>
+            <w:pPr>
+              <w:pStyle w:val="Compact"/>
+              <w:jc w:val="right"/>
+            </w:pPr>
+            <w:r>
+              <w:t xml:space="preserve">2.4x</w:t>
             </w:r>
           </w:p>
         </w:tc>
@@ -7744,30 +7747,30 @@
               <w:jc w:val="right"/>
             </w:pPr>
             <w:r>
-              <w:t xml:space="preserve">0.0017</w:t>
-            </w:r>
-          </w:p>
-        </w:tc>
-        <w:tc>
-          <w:tcPr/>
-          <w:p>
-            <w:pPr>
-              <w:pStyle w:val="Compact"/>
-            </w:pPr>
-            <w:r>
-              <w:t xml:space="preserve">[0.0003, 0.0098]</w:t>
-            </w:r>
-          </w:p>
-        </w:tc>
-        <w:tc>
-          <w:tcPr/>
-          <w:p>
-            <w:pPr>
-              <w:pStyle w:val="Compact"/>
-              <w:jc w:val="right"/>
-            </w:pPr>
-            <w:r>
-              <w:t xml:space="preserve">3.7x</w:t>
+              <w:t xml:space="preserve">0.0024</w:t>
+            </w:r>
+          </w:p>
+        </w:tc>
+        <w:tc>
+          <w:tcPr/>
+          <w:p>
+            <w:pPr>
+              <w:pStyle w:val="Compact"/>
+            </w:pPr>
+            <w:r>
+              <w:t xml:space="preserve">[0.0002, 0.0139]</w:t>
+            </w:r>
+          </w:p>
+        </w:tc>
+        <w:tc>
+          <w:tcPr/>
+          <w:p>
+            <w:pPr>
+              <w:pStyle w:val="Compact"/>
+              <w:jc w:val="right"/>
+            </w:pPr>
+            <w:r>
+              <w:t xml:space="preserve">2.6x</w:t>
             </w:r>
           </w:p>
         </w:tc>
@@ -7779,7 +7782,7 @@
               <w:jc w:val="center"/>
             </w:pPr>
             <w:r>
-              <w:t xml:space="preserve">broken</w:t>
+              <w:t xml:space="preserve">matched</w:t>
             </w:r>
           </w:p>
         </w:tc>
@@ -7815,16 +7818,15 @@
     <w:tbl>
       <w:tblPr>
         <w:tblStyle w:val="Table"/>
-        <w:tblW w:type="pct" w:w="5000"/>
-        <w:tblLayout w:type="fixed"/>
+        <w:tblW w:type="auto" w:w="0"/>
         <w:tblLook w:firstRow="1" w:lastRow="0" w:firstColumn="0" w:lastColumn="0" w:noHBand="0" w:noVBand="0" w:val="0020"/>
       </w:tblPr>
       <w:tblGrid>
-        <w:gridCol w:w="1250"/>
-        <w:gridCol w:w="1667"/>
-        <w:gridCol w:w="1250"/>
-        <w:gridCol w:w="1667"/>
-        <w:gridCol w:w="2084"/>
+        <w:gridCol w:w="1584"/>
+        <w:gridCol w:w="1584"/>
+        <w:gridCol w:w="1584"/>
+        <w:gridCol w:w="1584"/>
+        <w:gridCol w:w="1584"/>
       </w:tblGrid>
       <w:tr>
         <w:trPr>
@@ -7929,30 +7931,30 @@
               <w:jc w:val="right"/>
             </w:pPr>
             <w:r>
-              <w:t xml:space="preserve">0.0016</w:t>
-            </w:r>
-          </w:p>
-        </w:tc>
-        <w:tc>
-          <w:tcPr/>
-          <w:p>
-            <w:pPr>
-              <w:pStyle w:val="Compact"/>
-            </w:pPr>
-            <w:r>
-              <w:t xml:space="preserve">[0.0002, 0.0096]</w:t>
-            </w:r>
-          </w:p>
-        </w:tc>
-        <w:tc>
-          <w:tcPr/>
-          <w:p>
-            <w:pPr>
-              <w:pStyle w:val="Compact"/>
-              <w:jc w:val="right"/>
-            </w:pPr>
-            <w:r>
-              <w:t xml:space="preserve">3.8x</w:t>
+              <w:t xml:space="preserve">0.0023</w:t>
+            </w:r>
+          </w:p>
+        </w:tc>
+        <w:tc>
+          <w:tcPr/>
+          <w:p>
+            <w:pPr>
+              <w:pStyle w:val="Compact"/>
+            </w:pPr>
+            <w:r>
+              <w:t xml:space="preserve">[0.0003, 0.0136]</w:t>
+            </w:r>
+          </w:p>
+        </w:tc>
+        <w:tc>
+          <w:tcPr/>
+          <w:p>
+            <w:pPr>
+              <w:pStyle w:val="Compact"/>
+              <w:jc w:val="right"/>
+            </w:pPr>
+            <w:r>
+              <w:t xml:space="preserve">2.7x</w:t>
             </w:r>
           </w:p>
         </w:tc>
@@ -7977,30 +7979,30 @@
               <w:pStyle w:val="Compact"/>
             </w:pPr>
             <w:r>
-              <w:t xml:space="preserve">boundary strength 0.15</w:t>
-            </w:r>
-          </w:p>
-        </w:tc>
-        <w:tc>
-          <w:tcPr/>
-          <w:p>
-            <w:pPr>
-              <w:pStyle w:val="Compact"/>
-              <w:jc w:val="right"/>
-            </w:pPr>
-            <w:r>
-              <w:t xml:space="preserve">0.0031</w:t>
-            </w:r>
-          </w:p>
-        </w:tc>
-        <w:tc>
-          <w:tcPr/>
-          <w:p>
-            <w:pPr>
-              <w:pStyle w:val="Compact"/>
-            </w:pPr>
-            <w:r>
-              <w:t xml:space="preserve">[0.0003, 0.1924]</w:t>
+              <w:t xml:space="preserve">boundary strength 0.1</w:t>
+            </w:r>
+          </w:p>
+        </w:tc>
+        <w:tc>
+          <w:tcPr/>
+          <w:p>
+            <w:pPr>
+              <w:pStyle w:val="Compact"/>
+              <w:jc w:val="right"/>
+            </w:pPr>
+            <w:r>
+              <w:t xml:space="preserve">0.0032</w:t>
+            </w:r>
+          </w:p>
+        </w:tc>
+        <w:tc>
+          <w:tcPr/>
+          <w:p>
+            <w:pPr>
+              <w:pStyle w:val="Compact"/>
+            </w:pPr>
+            <w:r>
+              <w:t xml:space="preserve">[0.0003, 0.1331]</w:t>
             </w:r>
           </w:p>
         </w:tc>
@@ -8037,42 +8039,42 @@
               <w:pStyle w:val="Compact"/>
             </w:pPr>
             <w:r>
-              <w:t xml:space="preserve">boundary strength 0.18</w:t>
-            </w:r>
-          </w:p>
-        </w:tc>
-        <w:tc>
-          <w:tcPr/>
-          <w:p>
-            <w:pPr>
-              <w:pStyle w:val="Compact"/>
-              <w:jc w:val="right"/>
-            </w:pPr>
-            <w:r>
-              <w:t xml:space="preserve">0.0042</w:t>
-            </w:r>
-          </w:p>
-        </w:tc>
-        <w:tc>
-          <w:tcPr/>
-          <w:p>
-            <w:pPr>
-              <w:pStyle w:val="Compact"/>
-            </w:pPr>
-            <w:r>
-              <w:t xml:space="preserve">[0.0003, 0.2022]</w:t>
-            </w:r>
-          </w:p>
-        </w:tc>
-        <w:tc>
-          <w:tcPr/>
-          <w:p>
-            <w:pPr>
-              <w:pStyle w:val="Compact"/>
-              <w:jc w:val="right"/>
-            </w:pPr>
-            <w:r>
-              <w:t xml:space="preserve">1.5x</w:t>
+              <w:t xml:space="preserve">boundary strength 0.15</w:t>
+            </w:r>
+          </w:p>
+        </w:tc>
+        <w:tc>
+          <w:tcPr/>
+          <w:p>
+            <w:pPr>
+              <w:pStyle w:val="Compact"/>
+              <w:jc w:val="right"/>
+            </w:pPr>
+            <w:r>
+              <w:t xml:space="preserve">0.0040</w:t>
+            </w:r>
+          </w:p>
+        </w:tc>
+        <w:tc>
+          <w:tcPr/>
+          <w:p>
+            <w:pPr>
+              <w:pStyle w:val="Compact"/>
+            </w:pPr>
+            <w:r>
+              <w:t xml:space="preserve">[0.0004, 0.1414]</w:t>
+            </w:r>
+          </w:p>
+        </w:tc>
+        <w:tc>
+          <w:tcPr/>
+          <w:p>
+            <w:pPr>
+              <w:pStyle w:val="Compact"/>
+              <w:jc w:val="right"/>
+            </w:pPr>
+            <w:r>
+              <w:t xml:space="preserve">1.6x</w:t>
             </w:r>
           </w:p>
         </w:tc>
@@ -8109,30 +8111,30 @@
               <w:jc w:val="right"/>
             </w:pPr>
             <w:r>
-              <w:t xml:space="preserve">0.0054</w:t>
-            </w:r>
-          </w:p>
-        </w:tc>
-        <w:tc>
-          <w:tcPr/>
-          <w:p>
-            <w:pPr>
-              <w:pStyle w:val="Compact"/>
-            </w:pPr>
-            <w:r>
-              <w:t xml:space="preserve">[0.0003, 0.2068]</w:t>
-            </w:r>
-          </w:p>
-        </w:tc>
-        <w:tc>
-          <w:tcPr/>
-          <w:p>
-            <w:pPr>
-              <w:pStyle w:val="Compact"/>
-              <w:jc w:val="right"/>
-            </w:pPr>
-            <w:r>
-              <w:t xml:space="preserve">1.2x</w:t>
+              <w:t xml:space="preserve">0.0059</w:t>
+            </w:r>
+          </w:p>
+        </w:tc>
+        <w:tc>
+          <w:tcPr/>
+          <w:p>
+            <w:pPr>
+              <w:pStyle w:val="Compact"/>
+            </w:pPr>
+            <w:r>
+              <w:t xml:space="preserve">[0.0004, 0.1558]</w:t>
+            </w:r>
+          </w:p>
+        </w:tc>
+        <w:tc>
+          <w:tcPr/>
+          <w:p>
+            <w:pPr>
+              <w:pStyle w:val="Compact"/>
+              <w:jc w:val="right"/>
+            </w:pPr>
+            <w:r>
+              <w:t xml:space="preserve">1.1x</w:t>
             </w:r>
           </w:p>
         </w:tc>
@@ -8157,42 +8159,42 @@
               <w:pStyle w:val="Compact"/>
             </w:pPr>
             <w:r>
-              <w:t xml:space="preserve">boundary strength 0.22</w:t>
-            </w:r>
-          </w:p>
-        </w:tc>
-        <w:tc>
-          <w:tcPr/>
-          <w:p>
-            <w:pPr>
-              <w:pStyle w:val="Compact"/>
-              <w:jc w:val="right"/>
-            </w:pPr>
-            <w:r>
-              <w:t xml:space="preserve">0.0071</w:t>
-            </w:r>
-          </w:p>
-        </w:tc>
-        <w:tc>
-          <w:tcPr/>
-          <w:p>
-            <w:pPr>
-              <w:pStyle w:val="Compact"/>
-            </w:pPr>
-            <w:r>
-              <w:t xml:space="preserve">[0.0004, 0.2085]</w:t>
-            </w:r>
-          </w:p>
-        </w:tc>
-        <w:tc>
-          <w:tcPr/>
-          <w:p>
-            <w:pPr>
-              <w:pStyle w:val="Compact"/>
-              <w:jc w:val="right"/>
-            </w:pPr>
-            <w:r>
-              <w:t xml:space="preserve">0.9x</w:t>
+              <w:t xml:space="preserve">boundary strength 0.25</w:t>
+            </w:r>
+          </w:p>
+        </w:tc>
+        <w:tc>
+          <w:tcPr/>
+          <w:p>
+            <w:pPr>
+              <w:pStyle w:val="Compact"/>
+              <w:jc w:val="right"/>
+            </w:pPr>
+            <w:r>
+              <w:t xml:space="preserve">0.0125</w:t>
+            </w:r>
+          </w:p>
+        </w:tc>
+        <w:tc>
+          <w:tcPr/>
+          <w:p>
+            <w:pPr>
+              <w:pStyle w:val="Compact"/>
+            </w:pPr>
+            <w:r>
+              <w:t xml:space="preserve">[0.0004, 0.1618]</w:t>
+            </w:r>
+          </w:p>
+        </w:tc>
+        <w:tc>
+          <w:tcPr/>
+          <w:p>
+            <w:pPr>
+              <w:pStyle w:val="Compact"/>
+              <w:jc w:val="right"/>
+            </w:pPr>
+            <w:r>
+              <w:t xml:space="preserve">0.5x</w:t>
             </w:r>
           </w:p>
         </w:tc>
@@ -8217,42 +8219,42 @@
               <w:pStyle w:val="Compact"/>
             </w:pPr>
             <w:r>
-              <w:t xml:space="preserve">boundary strength 0.25</w:t>
-            </w:r>
-          </w:p>
-        </w:tc>
-        <w:tc>
-          <w:tcPr/>
-          <w:p>
-            <w:pPr>
-              <w:pStyle w:val="Compact"/>
-              <w:jc w:val="right"/>
-            </w:pPr>
-            <w:r>
-              <w:t xml:space="preserve">0.0106</w:t>
-            </w:r>
-          </w:p>
-        </w:tc>
-        <w:tc>
-          <w:tcPr/>
-          <w:p>
-            <w:pPr>
-              <w:pStyle w:val="Compact"/>
-            </w:pPr>
-            <w:r>
-              <w:t xml:space="preserve">[0.0004, 0.2245]</w:t>
-            </w:r>
-          </w:p>
-        </w:tc>
-        <w:tc>
-          <w:tcPr/>
-          <w:p>
-            <w:pPr>
-              <w:pStyle w:val="Compact"/>
-              <w:jc w:val="right"/>
-            </w:pPr>
-            <w:r>
-              <w:t xml:space="preserve">0.6x</w:t>
+              <w:t xml:space="preserve">boundary strength 0.3</w:t>
+            </w:r>
+          </w:p>
+        </w:tc>
+        <w:tc>
+          <w:tcPr/>
+          <w:p>
+            <w:pPr>
+              <w:pStyle w:val="Compact"/>
+              <w:jc w:val="right"/>
+            </w:pPr>
+            <w:r>
+              <w:t xml:space="preserve">0.0447</w:t>
+            </w:r>
+          </w:p>
+        </w:tc>
+        <w:tc>
+          <w:tcPr/>
+          <w:p>
+            <w:pPr>
+              <w:pStyle w:val="Compact"/>
+            </w:pPr>
+            <w:r>
+              <w:t xml:space="preserve">[0.0006, 0.1672]</w:t>
+            </w:r>
+          </w:p>
+        </w:tc>
+        <w:tc>
+          <w:tcPr/>
+          <w:p>
+            <w:pPr>
+              <w:pStyle w:val="Compact"/>
+              <w:jc w:val="right"/>
+            </w:pPr>
+            <w:r>
+              <w:t xml:space="preserve">0.1x</w:t>
             </w:r>
           </w:p>
         </w:tc>
@@ -8277,30 +8279,30 @@
               <w:pStyle w:val="Compact"/>
             </w:pPr>
             <w:r>
-              <w:t xml:space="preserve">boundary strength 0.28</w:t>
-            </w:r>
-          </w:p>
-        </w:tc>
-        <w:tc>
-          <w:tcPr/>
-          <w:p>
-            <w:pPr>
-              <w:pStyle w:val="Compact"/>
-              <w:jc w:val="right"/>
-            </w:pPr>
-            <w:r>
-              <w:t xml:space="preserve">0.0527</w:t>
-            </w:r>
-          </w:p>
-        </w:tc>
-        <w:tc>
-          <w:tcPr/>
-          <w:p>
-            <w:pPr>
-              <w:pStyle w:val="Compact"/>
-            </w:pPr>
-            <w:r>
-              <w:t xml:space="preserve">[0.0004, 0.2322]</w:t>
+              <w:t xml:space="preserve">boundary strength 0.4</w:t>
+            </w:r>
+          </w:p>
+        </w:tc>
+        <w:tc>
+          <w:tcPr/>
+          <w:p>
+            <w:pPr>
+              <w:pStyle w:val="Compact"/>
+              <w:jc w:val="right"/>
+            </w:pPr>
+            <w:r>
+              <w:t xml:space="preserve">0.0614</w:t>
+            </w:r>
+          </w:p>
+        </w:tc>
+        <w:tc>
+          <w:tcPr/>
+          <w:p>
+            <w:pPr>
+              <w:pStyle w:val="Compact"/>
+            </w:pPr>
+            <w:r>
+              <w:t xml:space="preserve">[0.0009, 0.1777]</w:t>
             </w:r>
           </w:p>
         </w:tc>
@@ -8324,7 +8326,7 @@
               <w:jc w:val="center"/>
             </w:pPr>
             <w:r>
-              <w:t xml:space="preserve">matched</w:t>
+              <w:t xml:space="preserve">broken</w:t>
             </w:r>
           </w:p>
         </w:tc>
@@ -8337,30 +8339,30 @@
               <w:pStyle w:val="Compact"/>
             </w:pPr>
             <w:r>
-              <w:t xml:space="preserve">boundary strength 0.3</w:t>
-            </w:r>
-          </w:p>
-        </w:tc>
-        <w:tc>
-          <w:tcPr/>
-          <w:p>
-            <w:pPr>
-              <w:pStyle w:val="Compact"/>
-              <w:jc w:val="right"/>
-            </w:pPr>
-            <w:r>
-              <w:t xml:space="preserve">0.0608</w:t>
-            </w:r>
-          </w:p>
-        </w:tc>
-        <w:tc>
-          <w:tcPr/>
-          <w:p>
-            <w:pPr>
-              <w:pStyle w:val="Compact"/>
-            </w:pPr>
-            <w:r>
-              <w:t xml:space="preserve">[0.0004, 0.2292]</w:t>
+              <w:t xml:space="preserve">boundary strength 0.6</w:t>
+            </w:r>
+          </w:p>
+        </w:tc>
+        <w:tc>
+          <w:tcPr/>
+          <w:p>
+            <w:pPr>
+              <w:pStyle w:val="Compact"/>
+              <w:jc w:val="right"/>
+            </w:pPr>
+            <w:r>
+              <w:t xml:space="preserve">0.1194</w:t>
+            </w:r>
+          </w:p>
+        </w:tc>
+        <w:tc>
+          <w:tcPr/>
+          <w:p>
+            <w:pPr>
+              <w:pStyle w:val="Compact"/>
+            </w:pPr>
+            <w:r>
+              <w:t xml:space="preserve">[0.0033, 0.1806]</w:t>
             </w:r>
           </w:p>
         </w:tc>
@@ -8384,7 +8386,7 @@
               <w:jc w:val="center"/>
             </w:pPr>
             <w:r>
-              <w:t xml:space="preserve">matched</w:t>
+              <w:t xml:space="preserve">broken</w:t>
             </w:r>
           </w:p>
         </w:tc>
@@ -8397,210 +8399,30 @@
               <w:pStyle w:val="Compact"/>
             </w:pPr>
             <w:r>
-              <w:t xml:space="preserve">boundary strength 0.35</w:t>
-            </w:r>
-          </w:p>
-        </w:tc>
-        <w:tc>
-          <w:tcPr/>
-          <w:p>
-            <w:pPr>
-              <w:pStyle w:val="Compact"/>
-              <w:jc w:val="right"/>
-            </w:pPr>
-            <w:r>
-              <w:t xml:space="preserve">0.0727</w:t>
-            </w:r>
-          </w:p>
-        </w:tc>
-        <w:tc>
-          <w:tcPr/>
-          <w:p>
-            <w:pPr>
-              <w:pStyle w:val="Compact"/>
-            </w:pPr>
-            <w:r>
-              <w:t xml:space="preserve">[0.0006, 0.2330]</w:t>
-            </w:r>
-          </w:p>
-        </w:tc>
-        <w:tc>
-          <w:tcPr/>
-          <w:p>
-            <w:pPr>
-              <w:pStyle w:val="Compact"/>
-              <w:jc w:val="right"/>
-            </w:pPr>
-            <w:r>
-              <w:t xml:space="preserve">0.1x</w:t>
-            </w:r>
-          </w:p>
-        </w:tc>
-        <w:tc>
-          <w:tcPr/>
-          <w:p>
-            <w:pPr>
-              <w:pStyle w:val="Compact"/>
-              <w:jc w:val="center"/>
-            </w:pPr>
-            <w:r>
-              <w:t xml:space="preserve">matched</w:t>
-            </w:r>
-          </w:p>
-        </w:tc>
-      </w:tr>
-      <w:tr>
-        <w:tc>
-          <w:tcPr/>
-          <w:p>
-            <w:pPr>
-              <w:pStyle w:val="Compact"/>
-            </w:pPr>
-            <w:r>
-              <w:t xml:space="preserve">boundary strength 0.4</w:t>
-            </w:r>
-          </w:p>
-        </w:tc>
-        <w:tc>
-          <w:tcPr/>
-          <w:p>
-            <w:pPr>
-              <w:pStyle w:val="Compact"/>
-              <w:jc w:val="right"/>
-            </w:pPr>
-            <w:r>
-              <w:t xml:space="preserve">0.0861</w:t>
-            </w:r>
-          </w:p>
-        </w:tc>
-        <w:tc>
-          <w:tcPr/>
-          <w:p>
-            <w:pPr>
-              <w:pStyle w:val="Compact"/>
-            </w:pPr>
-            <w:r>
-              <w:t xml:space="preserve">[0.0007, 0.2333]</w:t>
-            </w:r>
-          </w:p>
-        </w:tc>
-        <w:tc>
-          <w:tcPr/>
-          <w:p>
-            <w:pPr>
-              <w:pStyle w:val="Compact"/>
-              <w:jc w:val="right"/>
-            </w:pPr>
-            <w:r>
-              <w:t xml:space="preserve">0.1x</w:t>
-            </w:r>
-          </w:p>
-        </w:tc>
-        <w:tc>
-          <w:tcPr/>
-          <w:p>
-            <w:pPr>
-              <w:pStyle w:val="Compact"/>
-              <w:jc w:val="center"/>
-            </w:pPr>
-            <w:r>
-              <w:t xml:space="preserve">broken</w:t>
-            </w:r>
-          </w:p>
-        </w:tc>
-      </w:tr>
-      <w:tr>
-        <w:tc>
-          <w:tcPr/>
-          <w:p>
-            <w:pPr>
-              <w:pStyle w:val="Compact"/>
-            </w:pPr>
-            <w:r>
-              <w:t xml:space="preserve">boundary strength 0.6 (250 realizations)</w:t>
-            </w:r>
-          </w:p>
-        </w:tc>
-        <w:tc>
-          <w:tcPr/>
-          <w:p>
-            <w:pPr>
-              <w:pStyle w:val="Compact"/>
-              <w:jc w:val="right"/>
-            </w:pPr>
-            <w:r>
-              <w:t xml:space="preserve">0.1669</w:t>
-            </w:r>
-          </w:p>
-        </w:tc>
-        <w:tc>
-          <w:tcPr/>
-          <w:p>
-            <w:pPr>
-              <w:pStyle w:val="Compact"/>
-            </w:pPr>
-            <w:r>
-              <w:t xml:space="preserve">[0.0070, 0.2360]</w:t>
-            </w:r>
-          </w:p>
-        </w:tc>
-        <w:tc>
-          <w:tcPr/>
-          <w:p>
-            <w:pPr>
-              <w:pStyle w:val="Compact"/>
-              <w:jc w:val="right"/>
-            </w:pPr>
-            <w:r>
-              <w:t xml:space="preserve">0.0x</w:t>
-            </w:r>
-          </w:p>
-        </w:tc>
-        <w:tc>
-          <w:tcPr/>
-          <w:p>
-            <w:pPr>
-              <w:pStyle w:val="Compact"/>
-              <w:jc w:val="center"/>
-            </w:pPr>
-            <w:r>
-              <w:t xml:space="preserve">broken</w:t>
-            </w:r>
-          </w:p>
-        </w:tc>
-      </w:tr>
-      <w:tr>
-        <w:tc>
-          <w:tcPr/>
-          <w:p>
-            <w:pPr>
-              <w:pStyle w:val="Compact"/>
-            </w:pPr>
-            <w:r>
-              <w:t xml:space="preserve">boundary strength 1.0 (250 realizations)</w:t>
-            </w:r>
-          </w:p>
-        </w:tc>
-        <w:tc>
-          <w:tcPr/>
-          <w:p>
-            <w:pPr>
-              <w:pStyle w:val="Compact"/>
-              <w:jc w:val="right"/>
-            </w:pPr>
-            <w:r>
-              <w:t xml:space="preserve">0.1984</w:t>
-            </w:r>
-          </w:p>
-        </w:tc>
-        <w:tc>
-          <w:tcPr/>
-          <w:p>
-            <w:pPr>
-              <w:pStyle w:val="Compact"/>
-            </w:pPr>
-            <w:r>
-              <w:t xml:space="preserve">[0.0565, 0.2469]</w:t>
+              <w:t xml:space="preserve">boundary strength 1.0</w:t>
+            </w:r>
+          </w:p>
+        </w:tc>
+        <w:tc>
+          <w:tcPr/>
+          <w:p>
+            <w:pPr>
+              <w:pStyle w:val="Compact"/>
+              <w:jc w:val="right"/>
+            </w:pPr>
+            <w:r>
+              <w:t xml:space="preserve">0.1386</w:t>
+            </w:r>
+          </w:p>
+        </w:tc>
+        <w:tc>
+          <w:tcPr/>
+          <w:p>
+            <w:pPr>
+              <w:pStyle w:val="Compact"/>
+            </w:pPr>
+            <w:r>
+              <w:t xml:space="preserve">[0.0361, 0.1896]</w:t>
             </w:r>
           </w:p>
         </w:tc>
@@ -8651,7 +8473,7 @@
         <w:t xml:space="preserve"> </w:t>
       </w:r>
       <w:r>
-        <w:t xml:space="preserve">of the decay, since an exponential fall-off is an assumption rather than a measurement. A Gaussian decay isolates distant sites about eleven times more than an exponential at the same length and narrows the shortfall to 3.2 but breaks the diversity match; the best diversity-matched setting, a power-law decay at 12 km, reaches 3.1. No metric, length or decay shape moves the median by more than a few ten-thousandths on this set. A power-law decay, with its heavier tail, is worse everywhere.</w:t>
+        <w:t xml:space="preserve">of the decay, since an exponential fall-off is an assumption rather than a measurement. A Gaussian decay isolates distant sites about eleven times more than an exponential at the same length and narrows the shortfall to 1.5 but breaks the diversity match; the best diversity-matched setting, a straight-line exponential decay at 6 km, reaches 2.1. No metric, length or decay shape moves the median by more than a few thousandths on this set. A power-law decay, with its heavier tail, is no better anywhere.</w:t>
       </w:r>
     </w:p>
     <w:p>
@@ -8667,7 +8489,7 @@
         <w:pStyle w:val="BodyText"/>
       </w:pPr>
       <w:r>
-        <w:t xml:space="preserve">The individual realizations are widely spread, so the agreement at strengths 0.2 to 0.22 is between the model’s central tendency and the observation rather than between tight distributions. It identifies a mechanism the record is consistent with, not one it demonstrates. The mechanism is neutral drift in which new styles arise locally rather than region-wide, not a process of a different kind.</w:t>
+        <w:t xml:space="preserve">The individual realizations are widely spread, so the agreement at strengths of 0.2 to 0.25 is between the model’s central tendency and the observation rather than between tight distributions. It identifies a mechanism the record is consistent with, not one it demonstrates. The mechanism is neutral drift in which new styles arise locally rather than region-wide, not a process of a different kind.</w:t>
       </w:r>
     </w:p>
     <w:p>
@@ -9559,7 +9381,7 @@
         <w:t xml:space="preserve">(Hunt 2006; Hunt et al. 2008)</w:t>
       </w:r>
       <w:r>
-        <w:t xml:space="preserve">. For the Gini-Simpson diversity trajectory and for the abundant decorated classes, binned along the oriented axis, we fit four time-series models on the same level vector, an unbiased random walk (Brownian motion, the neutral-drift expectation), a general biased random walk (the directional signature a sustained transition would leave), a stasis model (white noise about a constant mean), and an Ornstein-Uhlenbeck model (mean reversion toward an optimum). Rather than select among the four, we fit the model that nests them and report the two parameters that distinguish them, since unbiased motion, stasis and mean reversion are regions of one parameter space (unbiased motion as the mean-reversion rate approaches zero, stasis as it grows large). Binned along the radiocarbon-oriented axis, decorated-class diversity runs from 0.666 in the earliest bin through 0.734 to 0.460 in the latest, falling over the later half of the sequence. The mean-reversion rate has a posterior median of 0.78 with a 95 percent credible interval of 0.05 to 11.1, spanning the unbiased and stasis limits and so unresolved. The directional drift leans negative but is not resolved, with a median of -0.062 and an interval of -0.164 to +0.029, with P(drift &gt; 0) = 0.063. On the matrix used in an earlier draft, which counted one class twice, the drift was resolved and negative; on the corrected counts the interval reaches zero, and the decline is a tendency of the sequence rather than an established feature of it. Either way it is not a departure from neutrality. Drift in a finite population loses variants, and the posterior predictive check above, which draws its effective population size and innovation rate from the transmission posterior rather than fixing them, reproduces the observed trajectory in all six bins. What the two results say jointly is that diversity tends to decline, and that a neutral process of the estimated size and innovation rate is sufficient to produce that tendency. Because the sequence has only six points, the reversion rate and the drift remain partly confounded, since relaxation toward a lower optimum can imitate sustained directional loss. Reporting a single winning time-series model would have concealed both the confound and the resolved direction. This result is a concordance rather than a decisive selection (Figure S5C). The diversity trajectory is the trait of interest here, because the correspondence-analysis ordering does not arrange it by construction. Individual-class trajectories more often favor the directional model. That comparison, however, is weak and partly tautological because the seriation axis is designed to maximize monotonic class-frequency turnover, and only three classes are abundant enough across the sequence to fit. The robust conclusion is neutral drift, not a sustained directional transition.</w:t>
+        <w:t xml:space="preserve">. For the Gini-Simpson diversity trajectory and for the abundant decorated classes, binned along the oriented axis, we fit four time-series models on the same level vector, an unbiased random walk (Brownian motion, the neutral-drift expectation), a general biased random walk (the directional signature a sustained transition would leave), a stasis model (white noise about a constant mean), and an Ornstein-Uhlenbeck model (mean reversion toward an optimum). Rather than select among the four, we fit the model that nests them and report the two parameters that distinguish them, since unbiased motion, stasis and mean reversion are regions of one parameter space (unbiased motion as the mean-reversion rate approaches zero, stasis as it grows large). Binned along the radiocarbon-oriented axis, decorated-class diversity runs from 0.666 in the earliest bin through 0.734 to 0.460 in the latest, falling over the later half of the sequence. The mean-reversion rate has a posterior median of 0.77 with a 95 percent credible interval of 0.05 to 10.7, spanning the unbiased and stasis limits and so unresolved. The directional drift leans negative but is not resolved, with a median of -0.061 and an interval of -0.154 to +0.035, with P(drift &gt; 0) = 0.071. On the matrix used in an earlier draft, which counted one class twice, the drift was resolved and negative; on the corrected counts the interval reaches zero, and the decline is a tendency of the sequence rather than an established feature of it. Either way it is not a departure from neutrality. Drift in a finite population loses variants, and the posterior predictive check above, which draws its effective population size and innovation rate from the transmission posterior rather than fixing them, reproduces the observed trajectory in all six bins. What the two results say jointly is that diversity tends to decline, and that a neutral process of the estimated size and innovation rate is sufficient to produce that tendency. Because the sequence has only six points, the reversion rate and the drift remain partly confounded, since relaxation toward a lower optimum can imitate sustained directional loss. Reporting a single winning time-series model would have concealed both the confound and the resolved direction. This result is a concordance rather than a decisive selection (Figure S5C). The diversity trajectory is the trait of interest here, because the correspondence-analysis ordering does not arrange it by construction. Individual-class trajectories more often favor the directional model. That comparison, however, is weak and partly tautological because the seriation axis is designed to maximize monotonic class-frequency turnover, and only three classes are abundant enough across the sequence to fit. The robust conclusion is neutral drift, not a sustained directional transition.</w:t>
       </w:r>
     </w:p>
     <w:p>
@@ -9569,9 +9391,9 @@
       <w:r>
         <w:drawing>
           <wp:inline>
-            <wp:extent cx="5334000" cy="2574016"/>
+            <wp:extent cx="5334000" cy="2578297"/>
             <wp:effectExtent b="0" l="0" r="0" t="0"/>
-            <wp:docPr descr="Figure S5. Dynamic-sufficiency tests. (A) Posterior of the transmission-bias parameter b from the generative, time-averaging-aware inference, fit by sequential Monte Carlo approximate Bayesian computation (b = 0 neutral, b &gt; 0 conformist, b &lt; 0 anti-conformist). The whole-sequence posterior (filled) and the early- and late-half posteriors (outlines) are all concentrated near neutral and include zero, consistent with the absence of the strong conformity a marker dynamic would require (see Table S4 for the calibration caveats). (B) Simulation-based calibration of that inference. Over many datasets drawn from the prior, the rank of the true bias within its posterior is uniform (dashed line the uniform expectation), so the posterior is calibrated rather than merely contracted. (C) Tempo and mode as parameters rather than model selection, showing the posteriors of the mean-reversion rate (lower axis, log scale) and the directional drift per bin (upper axis) for the Gini-Simpson diversity trajectory, which the correspondence-analysis ordering does not arrange by construction. The mean-reversion rate is unresolved (median 0.78, interval 0.05 to 11.1, spanning the unbiased-walk and stasis limits). The directional drift leans negative but its interval reaches zero (median -0.062, interval -0.164 to +0.029)." title="" id="134" name="Picture"/>
+            <wp:docPr descr="Figure S5. Dynamic-sufficiency tests. (A) Posterior of the transmission-bias parameter b from the generative, time-averaging-aware inference, fit by sequential Monte Carlo approximate Bayesian computation (b = 0 neutral, b &gt; 0 conformist, b &lt; 0 anti-conformist). The whole-sequence posterior (filled) and the early- and late-half posteriors (outlines) are all concentrated near neutral and include zero, consistent with the absence of the strong conformity a marker dynamic would require (see Table S4 for the calibration caveats). (B) Simulation-based calibration of that inference. Over many datasets drawn from the prior, the rank of the true bias within its posterior is uniform (dashed line the uniform expectation), so the posterior is calibrated rather than merely contracted. (C) Tempo and mode as parameters rather than model selection, showing the posteriors of the mean-reversion rate (lower axis, log scale) and the directional drift per bin (upper axis) for the Gini-Simpson diversity trajectory, which the correspondence-analysis ordering does not arrange by construction. The mean-reversion rate is unresolved (median 0.77, interval 0.05 to 10.7, spanning the unbiased-walk and stasis limits). The directional drift leans negative but its interval reaches zero (median -0.062, interval -0.164 to +0.029)." title="" id="134" name="Picture"/>
             <a:graphic>
               <a:graphicData uri="http://schemas.openxmlformats.org/drawingml/2006/picture">
                 <pic:pic>
@@ -9590,7 +9412,7 @@
                   <pic:spPr bwMode="auto">
                     <a:xfrm>
                       <a:off x="0" y="0"/>
-                      <a:ext cx="5334000" cy="2574016"/>
+                      <a:ext cx="5334000" cy="2578297"/>
                     </a:xfrm>
                     <a:prstGeom prst="rect">
                       <a:avLst/>
@@ -9624,7 +9446,7 @@
         <w:t xml:space="preserve"> </w:t>
       </w:r>
       <w:r>
-        <w:t xml:space="preserve">Dynamic-sufficiency tests. (A) Posterior of the transmission-bias parameter b from the generative, time-averaging-aware inference, fit by sequential Monte Carlo approximate Bayesian computation (b = 0 neutral, b &gt; 0 conformist, b &lt; 0 anti-conformist). The whole-sequence posterior (filled) and the early- and late-half posteriors (outlines) are all concentrated near neutral and include zero, consistent with the absence of the strong conformity a marker dynamic would require (see Table S4 for the calibration caveats). (B) Simulation-based calibration of that inference. Over many datasets drawn from the prior, the rank of the true bias within its posterior is uniform (dashed line the uniform expectation), so the posterior is calibrated rather than merely contracted. (C) Tempo and mode as parameters rather than model selection, showing the posteriors of the mean-reversion rate (lower axis, log scale) and the directional drift per bin (upper axis) for the Gini-Simpson diversity trajectory, which the correspondence-analysis ordering does not arrange by construction. The mean-reversion rate is unresolved (median 0.78, interval 0.05 to 11.1, spanning the unbiased-walk and stasis limits). The directional drift leans negative but its interval reaches zero (median -0.062, interval -0.164 to +0.029).</w:t>
+        <w:t xml:space="preserve">Dynamic-sufficiency tests. (A) Posterior of the transmission-bias parameter b from the generative, time-averaging-aware inference, fit by sequential Monte Carlo approximate Bayesian computation (b = 0 neutral, b &gt; 0 conformist, b &lt; 0 anti-conformist). The whole-sequence posterior (filled) and the early- and late-half posteriors (outlines) are all concentrated near neutral and include zero, consistent with the absence of the strong conformity a marker dynamic would require (see Table S4 for the calibration caveats). (B) Simulation-based calibration of that inference. Over many datasets drawn from the prior, the rank of the true bias within its posterior is uniform (dashed line the uniform expectation), so the posterior is calibrated rather than merely contracted. (C) Tempo and mode as parameters rather than model selection, showing the posteriors of the mean-reversion rate (lower axis, log scale) and the directional drift per bin (upper axis) for the Gini-Simpson diversity trajectory, which the correspondence-analysis ordering does not arrange by construction. The mean-reversion rate is unresolved (median 0.77, interval 0.05 to 10.7, spanning the unbiased-walk and stasis limits). The directional drift leans negative but its interval reaches zero (median -0.062, interval -0.164 to +0.029).</w:t>
       </w:r>
     </w:p>
     <w:p>
@@ -11502,7 +11324,7 @@
         <w:pStyle w:val="BodyText"/>
       </w:pPr>
       <w:r>
-        <w:t xml:space="preserve">Run through the same calibrated comparison as the basin, that set behaves much as the basin does. The assemblages do not separate into bounded clusters on the ordination (Figure S8A and B). Ten combinations in the calibration series match the assemblages’ diversity under pooled-profile innovation, and at the matched combination most favorable to drift (120 learners, innovation 0.012, mixing 0.005, great-circle distance) the observed</w:t>
+        <w:t xml:space="preserve">Run through the same calibrated comparison as the basin, that set behaves much as the basin does. The assemblages do not separate into bounded clusters on the ordination (Figure S8A and B). Ten combinations in the calibration series match the assemblages’ diversity under pooled-profile innovation on the screen and eight on the fifty-seed re-check, and at the matched combination most favorable to drift (120 learners, innovation 0.004, mixing 0.02, great-circle distance) the observed</w:t>
       </w:r>
       <w:r>
         <w:t xml:space="preserve"> </w:t>
@@ -11528,7 +11350,7 @@
         <w:t xml:space="preserve"> </w:t>
       </w:r>
       <w:r>
-        <w:t xml:space="preserve">lies above the drift interval of 0.004 to 0.032 (median 0.012), reached by 2.4 percent of simulated datasets, 2.2 percent reversed and 4.2 percent contemporaneous. Uniform innovation fits at no combination and overpredicts the differentiation several-fold at its nearest one (median 0.083). The bounded-groups process at multiplier 0.03 leaves the median at 0.013 and brackets the observation only through its upper tail (Figure S8C). Taken at face value this looks like the basin’s result reached a second time, and it is the verdict Fox</w:t>
+        <w:t xml:space="preserve">lies inside the drift interval of 0.004 to 0.040 (median 0.012), reached by 4.6 percent of simulated datasets, 3.2 percent reversed and 5.4 percent contemporaneous. Uniform innovation fits at no combination and overpredicts the differentiation about two-and-a-half-fold at its nearest one (median 0.083). The bounded-groups process at multiplier 0.03 raises the median to 0.025 and reaches the observation in 30 percent of 30 realizations (Figure S8C). Taken at face value this looks like the basin’s result reached a second time, and it is the verdict Fox</w:t>
       </w:r>
       <w:r>
         <w:t xml:space="preserve"> </w:t>
@@ -11699,7 +11521,7 @@
         <w:pStyle w:val="FirstParagraph"/>
       </w:pPr>
       <w:r>
-        <w:t xml:space="preserve">The composition problem is visible in the model’s behavior, which is what first drew our attention to it. Of the four assumptions relaxed above, the innovation boundary closes the difference in the basin gradually and predictably. From a permuted fraction of 0 to 0.3 the median</w:t>
+        <w:t xml:space="preserve">The composition problem is visible in the model’s behavior, which is what first drew our attention to it. Of the four assumptions relaxed above, the innovation boundary closes the difference in the basin with the diversity match intact. From a permuted fraction of 0 to 0.3 the median</w:t>
       </w:r>
       <w:r>
         <w:t xml:space="preserve"> </w:t>
@@ -11725,30 +11547,19 @@
         <w:t xml:space="preserve"> </w:t>
       </w:r>
       <w:r>
-        <w:t xml:space="preserve">rises from 0.003 to 0.019, reaching the observed 0.018, while the diversity misfit falls from 9.9 to 3.7 percent before returning to 7.7. On the southeast-Missouri set the same change does not behave gradually. Its median barely moves while its upper tail becomes extremely large. At a permuted fraction of 0.11 the 97.5th percentile is 22 times the median, against 5 times in the basin, and pooled diversity</w:t>
-      </w:r>
-      <w:r>
-        <w:t xml:space="preserve"> </w:t>
-      </w:r>
-      <m:oMath>
-        <m:sSub>
-          <m:e>
-            <m:r>
-              <m:t>H</m:t>
-            </m:r>
-          </m:e>
-          <m:sub>
-            <m:r>
-              <m:t>T</m:t>
-            </m:r>
-          </m:sub>
-        </m:sSub>
-      </m:oMath>
-      <w:r>
-        <w:t xml:space="preserve"> </w:t>
-      </w:r>
-      <w:r>
-        <w:t xml:space="preserve">is the summary that breaks at every step. Refining the grid to steps of 0.01 across 0.10 to 0.15 confirms that no combination both reaches the observed 0.034 and holds the diversity match. The median climbs only from 0.019 to 0.030 while the misfit rises from 8.3 to 17.0 percent. The cause is the plain ware. With the top two classes holding 89 percent of all sherds, a permutation of a group’s innovation profile that catches Mississippi Plain moves the entire assemblage rather than its margins. The quantity being varied was the composition of utility pottery.</w:t>
+        <w:t xml:space="preserve">rises from 0.0023 to 0.045, passing the observed 0.0062 between 0.2 and 0.25, and all three diversity summaries stay inside the tolerance until the fraction reaches 0.4 (1,200 realizations per cell,</w:t>
+      </w:r>
+      <w:r>
+        <w:t xml:space="preserve"> </w:t>
+      </w:r>
+      <w:r>
+        <w:rPr>
+          <w:rStyle w:val="VerbatimChar"/>
+        </w:rPr>
+        <w:t xml:space="preserve">output/findings/other_departures_c_highrep.md</w:t>
+      </w:r>
+      <w:r>
+        <w:t xml:space="preserve">). On the southeast-Missouri set the same change reaches the observed 0.034 at a fraction of 0.2 (median 0.033), but the diversity match is already lost at 0.15 and at every fraction above it, so no combination both reaches the observation and holds the match; the largest fraction that keeps the match, 0.1, leaves the median at 0.017, half the observed value. The cause is the plain ware. With the top two classes holding 89 percent of all sherds, a permutation of a group’s innovation profile that catches Mississippi Plain moves the entire assemblage rather than its margins. The quantity being varied was the composition of utility pottery.</w:t>
       </w:r>
     </w:p>
     <w:bookmarkEnd w:id="146"/>

--- a/docs/manuscript/SUPPLEMENTAL_TEXT.docx
+++ b/docs/manuscript/SUPPLEMENTAL_TEXT.docx
@@ -11765,7 +11765,7 @@
           <wp:inline>
             <wp:extent cx="4754880" cy="3691584"/>
             <wp:effectExtent b="0" l="0" r="0" t="0"/>
-            <wp:docPr descr="Figure S8. Within-region interaction structure under the calibrated comparison. (A, B) Multidimensional scaling of decorated Brainerd-Robinson dissimilarity for the St. Francis basin, in the lower Mississippi Valley, and for the southeast-Missouri assemblages, in the central Mississippi Valley (Mississippian classes only, so that the comparison is not driven by the Woodland-to-Mississippian gradient), with markers distinguishing within-region spatial clusters. The assemblages intermix rather than separating into clusters. (C) The observed between-cluster cultural F_{ST} for each of the two regions (diamond) against the 95 percent intervals of three models, all run on the real coordinates and subsampled to the observed counts. These are the calibrated neutral spatial-drift model with pooled-profile innovation (dark), the same model with uniform innovation at its nearest calibration combination (mid-gray, which does not fit the assemblages’ diversity in either region), and the bounded-groups model at copying multiplier 0.03 (light). In the basin, and, taken at face value, in southeast Missouri too, the observed F_{ST} lies above the calibrated drift interval. The southeast-Missouri panels document the attempt described in this section rather than a result. The bounded-groups interval reaches it only through its upper tail, with a median close to the drift median, because innovation drawn from the regional profile bypasses the imposed boundary." title="" id="152" name="Picture"/>
+            <wp:docPr descr="Figure S8. Within-region interaction structure under the calibrated comparison. (A, B) Multidimensional scaling of decorated Brainerd-Robinson dissimilarity for the St. Francis basin, in the lower Mississippi Valley, and for the southeast-Missouri assemblages, in the central Mississippi Valley (Mississippian classes only, so that the comparison is not driven by the Woodland-to-Mississippian gradient), with markers distinguishing within-region spatial clusters. The assemblages intermix rather than separating into clusters. (C) The observed between-cluster cultural F_{ST} for each of the two regions (diamond; 0.006 for the basin at two clusters) against the 95 percent intervals of three models, all run on the real coordinates and subsampled to the observed counts. These are the calibrated neutral spatial-drift model with pooled-profile innovation (dark), the same model with uniform innovation at its nearest calibration combination (mid-gray, which does not fit the assemblages’ diversity in either region), and the bounded-groups model at copying multiplier 0.03 (light). In the basin, and, taken at face value, in southeast Missouri too, the observed F_{ST} lies above the calibrated drift interval. The southeast-Missouri panels document the attempt described in this section rather than a result. The bounded-groups interval reaches it only through its upper tail, with a median close to the drift median, because innovation drawn from the regional profile bypasses the imposed boundary." title="" id="152" name="Picture"/>
             <a:graphic>
               <a:graphicData uri="http://schemas.openxmlformats.org/drawingml/2006/picture">
                 <pic:pic>
@@ -11844,7 +11844,7 @@
         <w:t xml:space="preserve"> </w:t>
       </w:r>
       <w:r>
-        <w:t xml:space="preserve">for each of the two regions (diamond) against the 95 percent intervals of three models, all run on the real coordinates and subsampled to the observed counts. These are the calibrated neutral spatial-drift model with pooled-profile innovation (dark), the same model with uniform innovation at its nearest calibration combination (mid-gray, which does not fit the assemblages’ diversity in either region), and the bounded-groups model at copying multiplier 0.03 (light). In the basin, and, taken at face value, in southeast Missouri too, the observed</w:t>
+        <w:t xml:space="preserve">for each of the two regions (diamond; 0.006 for the basin at two clusters) against the 95 percent intervals of three models, all run on the real coordinates and subsampled to the observed counts. These are the calibrated neutral spatial-drift model with pooled-profile innovation (dark), the same model with uniform innovation at its nearest calibration combination (mid-gray, which does not fit the assemblages’ diversity in either region), and the bounded-groups model at copying multiplier 0.03 (light). In the basin, and, taken at face value, in southeast Missouri too, the observed</w:t>
       </w:r>
       <w:r>
         <w:t xml:space="preserve"> </w:t>

--- a/docs/manuscript/SUPPLEMENTAL_TEXT.docx
+++ b/docs/manuscript/SUPPLEMENTAL_TEXT.docx
@@ -2,7 +2,7 @@
 <file path=word/document.xml><?xml version="1.0" encoding="utf-8"?>
 <w:document xmlns:w="http://schemas.openxmlformats.org/wordprocessingml/2006/main" xmlns:m="http://schemas.openxmlformats.org/officeDocument/2006/math" xmlns:r="http://schemas.openxmlformats.org/officeDocument/2006/relationships" xmlns:o="urn:schemas-microsoft-com:office:office" xmlns:v="urn:schemas-microsoft-com:vml" xmlns:w10="urn:schemas-microsoft-com:office:word" xmlns:a="http://schemas.openxmlformats.org/drawingml/2006/main" xmlns:pic="http://schemas.openxmlformats.org/drawingml/2006/picture" xmlns:wp="http://schemas.openxmlformats.org/drawingml/2006/wordprocessingDrawing">
   <w:body>
-    <w:bookmarkStart w:id="214" w:name="supplemental-material"/>
+    <w:bookmarkStart w:id="215" w:name="supplemental-material"/>
     <w:p>
       <w:pPr>
         <w:pStyle w:val="Heading1"/>
@@ -44,16 +44,44 @@
           <w:i/>
           <w:iCs/>
         </w:rPr>
-        <w:t xml:space="preserve">Supplement to the main text. Figure and section references to the main text (for example, Figure 4, Results, Discussion) point to the primary article.</w:t>
-      </w:r>
-    </w:p>
-    <w:bookmarkStart w:id="109" w:name="X193c2f99596c44272797617e48f9bee78459a86"/>
+        <w:t xml:space="preserve">Supplement to the main text. References to numbered figures without an</w:t>
+      </w:r>
+      <w:r>
+        <w:rPr>
+          <w:i/>
+          <w:iCs/>
+        </w:rPr>
+        <w:t xml:space="preserve"> </w:t>
+      </w:r>
+      <w:r>
+        <w:rPr>
+          <w:i/>
+          <w:iCs/>
+        </w:rPr>
+        <w:t xml:space="preserve">“S”</w:t>
+      </w:r>
+      <w:r>
+        <w:rPr>
+          <w:i/>
+          <w:iCs/>
+        </w:rPr>
+        <w:t xml:space="preserve"> </w:t>
+      </w:r>
+      <w:r>
+        <w:rPr>
+          <w:i/>
+          <w:iCs/>
+        </w:rPr>
+        <w:t xml:space="preserve">(for example, Figure 5) point to the main article.</w:t>
+      </w:r>
+    </w:p>
+    <w:bookmarkStart w:id="109" w:name="the-four-measures-in-full"/>
     <w:p>
       <w:pPr>
         <w:pStyle w:val="Heading2"/>
       </w:pPr>
       <w:r>
-        <w:t xml:space="preserve">Full specification of the four signatures</w:t>
+        <w:t xml:space="preserve">The four measures in full</w:t>
       </w:r>
     </w:p>
     <w:p>
@@ -61,7 +89,17 @@
         <w:pStyle w:val="FirstParagraph"/>
       </w:pPr>
       <w:r>
-        <w:t xml:space="preserve">Departure from neutral transmission follows Neiman’s</w:t>
+        <w:rPr>
+          <w:b/>
+          <w:bCs/>
+        </w:rPr>
+        <w:t xml:space="preserve">Departure from neutral copying.</w:t>
+      </w:r>
+      <w:r>
+        <w:t xml:space="preserve"> </w:t>
+      </w:r>
+      <w:r>
+        <w:t xml:space="preserve">Following Neiman</w:t>
       </w:r>
       <w:r>
         <w:t xml:space="preserve"> </w:t>
@@ -70,10 +108,7 @@
         <w:t xml:space="preserve">(1995)</w:t>
       </w:r>
       <w:r>
-        <w:t xml:space="preserve"> </w:t>
-      </w:r>
-      <w:r>
-        <w:t xml:space="preserve">application of the infinite-alleles model. We estimated the transmission parameter</w:t>
+        <w:t xml:space="preserve">, we estimate the transmission parameter</w:t>
       </w:r>
       <w:r>
         <w:t xml:space="preserve"> </w:t>
@@ -87,7 +122,7 @@
         <w:t xml:space="preserve"> </w:t>
       </w:r>
       <w:r>
-        <w:t xml:space="preserve">in two ways from each assemblage. The homozygosity estimator uses the unbiased sample homozygosity</w:t>
+        <w:t xml:space="preserve">two ways for each assemblage. The homozygosity estimator uses the unbiased sample homozygosity</w:t>
       </w:r>
       <w:r>
         <w:t xml:space="preserve"> </w:t>
@@ -389,7 +424,7 @@
         <w:t xml:space="preserve"> </w:t>
       </w:r>
       <w:r>
-        <w:t xml:space="preserve">sampling expectation for the number of classes</w:t>
+        <w:t xml:space="preserve">expectation for the number of classes</w:t>
       </w:r>
       <w:r>
         <w:t xml:space="preserve"> </w:t>
@@ -534,7 +569,7 @@
         <w:pStyle w:val="FirstParagraph"/>
       </w:pPr>
       <w:r>
-        <w:t xml:space="preserve">for the value</w:t>
+        <w:t xml:space="preserve">for the</w:t>
       </w:r>
       <w:r>
         <w:t xml:space="preserve"> </w:t>
@@ -568,7 +603,7 @@
         </m:r>
       </m:oMath>
       <w:r>
-        <w:t xml:space="preserve">. Under neutral drift, the two estimators agree. Conformist copying concentrates frequency on common classes, raising</w:t>
+        <w:t xml:space="preserve">. Under neutral copying the two agree. Conformist copying concentrates sherds on common classes, raising</w:t>
       </w:r>
       <w:r>
         <w:t xml:space="preserve"> </w:t>
@@ -625,7 +660,7 @@
         </m:sSub>
       </m:oMath>
       <w:r>
-        <w:t xml:space="preserve">, whereas anti-conformist novelty bias does the reverse. The signature is the ratio</w:t>
+        <w:t xml:space="preserve">, and a preference for novelty does the reverse. The measure is the ratio</w:t>
       </w:r>
       <w:r>
         <w:t xml:space="preserve"> </w:t>
@@ -663,7 +698,7 @@
         </m:sSub>
       </m:oMath>
       <w:r>
-        <w:t xml:space="preserve">, which both detects a departure from neutrality and signs it. Because pooling assemblages from divergent groups cancels out the effect, we computed ratios within spatial clusters and averaged the results across clusters.</w:t>
+        <w:t xml:space="preserve">, computed within spatial clusters and averaged across them, since pooling assemblages from divergent groups would cancel the effect.</w:t>
       </w:r>
     </w:p>
     <w:p>
@@ -671,7 +706,17 @@
         <w:pStyle w:val="BodyText"/>
       </w:pPr>
       <w:r>
-        <w:t xml:space="preserve">Seriation-coherence breakdown follows the deterministic frequency-seriation method of Lipo, Madsen, and Dunnell</w:t>
+        <w:rPr>
+          <w:b/>
+          <w:bCs/>
+        </w:rPr>
+        <w:t xml:space="preserve">Seriation structure.</w:t>
+      </w:r>
+      <w:r>
+        <w:t xml:space="preserve"> </w:t>
+      </w:r>
+      <w:r>
+        <w:t xml:space="preserve">We use the iterative deterministic seriation method of Lipo, Madsen, and Dunnell</w:t>
       </w:r>
       <w:r>
         <w:t xml:space="preserve"> </w:t>
@@ -680,7 +725,7 @@
         <w:t xml:space="preserve">(Cowgill 1972; Dunnell 1970; Graves and Cachola-Abad 1996; Lipo et al. 1997, 2015; Lyman and O’Brien 2006; Marquardt 1978; O’Brien and Lyman 1999)</w:t>
       </w:r>
       <w:r>
-        <w:t xml:space="preserve">. A set of assemblages is co-seriable if some ordering renders every decorated class’s frequency curve single-peaked and without gaps, the battleship-shaped distribution of frequency seriation. We enumerated the complete set of maximal co-seriable groups, the subsets for which a valid ordering exists, and which are maximal under inclusion. A single group indicates one interacting community, whereas many small, mutually non-co-seriable groups indicate a fragmented one. We report the number and maximum size of these groups and, for each assemblage, its group-membership count, which identifies the bridge assemblages that join otherwise incompatible orderings. The number of maximal groups is the continuous signature. Checking every possible ordering becomes computationally intractable beyond about fourteen assemblages. IDSS instead builds solutions agglomeratively, starting from the valid three-assemblage seriations and extending each by adding assemblages that keep every class unimodal and continuous, until none can be added. An ordering is broken when a decorated class is not unimodal along it, or when a class’s relative frequency jumps between adjacent assemblages by more than a fixed continuity threshold, which we set to 0.10. The threshold sets how much adjacent frequency change we treat as real rather than sampling noise. A looser threshold admits more orderings and a stricter one fewer, and the fragmented, overlapping topology reported in the main text is stable across a range of thresholds.</w:t>
+        <w:t xml:space="preserve">. A set of assemblages is co-seriable if some ordering makes every decorated class’s frequency curve single-peaked and without gaps. We enumerate the maximal co-seriable groups, the largest subsets for which a valid ordering exists, and report their number, their maximum size, and the number of groups each assemblage joins. A single group indicates one interacting community; many small, overlapping groups indicate a field too varied to fit one ordering; many small, separate groups indicate divided learning. Checking every ordering is intractable beyond about fourteen assemblages, so the method builds solutions upward from valid three-assemblage orderings, adding assemblages while every class stays single-peaked and continuous. An ordering breaks when a class is not single-peaked along it or when a class’s relative frequency jumps between adjacent assemblages by more than a continuity threshold, which we set at 0.10. The overlapping structure reported in the main text holds across a range of thresholds. In the recovery experiment and the observed trajectory the statistic is the number of maximal groups per assemblage within each period, computed the same way. The idealized validation (main text Figure 2) uses a simpler proxy, the number of fall-then-rise reversals in each class along the supplied order. Neither version includes the bootstrap significance step of the published method.</w:t>
       </w:r>
     </w:p>
     <w:p>
@@ -688,15 +733,17 @@
         <w:pStyle w:val="BodyText"/>
       </w:pPr>
       <w:r>
-        <w:t xml:space="preserve">In the record-matched recovery experiment and the empirical trajectory, that statistic is the number of maximal co-seriable groups per assemblage within each ordinal bin, computed by the same deterministic algorithm at a continuity threshold of 0.10. The idealized validation of Figure S1 instead uses a simpler proxy, the number of fall-to-rise reversals in each class’s frequency column along the supplied order. An earlier implementation of that proxy accepted a single valley as unimodal, and the corrected score treats any fall followed by a rise as a violation. Neither implementation includes the bootstrap significance layer of the published method.</w:t>
-      </w:r>
-    </w:p>
-    <w:p>
-      <w:pPr>
-        <w:pStyle w:val="BodyText"/>
-      </w:pPr>
-      <w:r>
-        <w:t xml:space="preserve">The variance partition is a cultural analog of Wright’s</w:t>
+        <w:rPr>
+          <w:b/>
+          <w:bCs/>
+        </w:rPr>
+        <w:t xml:space="preserve">Between- and within-group variance.</w:t>
+      </w:r>
+      <w:r>
+        <w:t xml:space="preserve"> </w:t>
+      </w:r>
+      <w:r>
+        <w:t xml:space="preserve">Cultural</w:t>
       </w:r>
       <w:r>
         <w:t xml:space="preserve"> </w:t>
@@ -722,7 +769,7 @@
         <w:t xml:space="preserve"> </w:t>
       </w:r>
       <w:r>
-        <w:t xml:space="preserve">computed on Gini-Simpson diversity</w:t>
+        <w:t xml:space="preserve">is computed on Gini-Simpson diversity</w:t>
       </w:r>
       <w:r>
         <w:t xml:space="preserve"> </w:t>
@@ -785,7 +832,10 @@
         </m:nary>
       </m:oMath>
       <w:r>
-        <w:t xml:space="preserve">,</w:t>
+        <w:t xml:space="preserve"> </w:t>
+      </w:r>
+      <w:r>
+        <w:t xml:space="preserve">as</w:t>
       </w:r>
     </w:p>
     <w:p>
@@ -929,7 +979,7 @@
         <w:t xml:space="preserve"> </w:t>
       </w:r>
       <w:r>
-        <w:t xml:space="preserve">the size-weighted mean within-cluster diversity</w:t>
+        <w:t xml:space="preserve">the size-weighted mean diversity within clusters</w:t>
       </w:r>
       <w:r>
         <w:t xml:space="preserve"> </w:t>
@@ -938,7 +988,7 @@
         <w:t xml:space="preserve">(Bell et al. 2009)</w:t>
       </w:r>
       <w:r>
-        <w:t xml:space="preserve">. It is zero when clusters share a repertoire and increases as they hold distinct ones.</w:t>
+        <w:t xml:space="preserve">. It is zero when clusters share a repertoire and rises as they hold distinct ones.</w:t>
       </w:r>
     </w:p>
     <w:p>
@@ -946,7 +996,17 @@
         <w:pStyle w:val="BodyText"/>
       </w:pPr>
       <w:r>
-        <w:t xml:space="preserve">Spatial assortativity asks whether ceramic similarity follows social rather than geographic distance. We measured Brainerd-Robinson similarity</w:t>
+        <w:rPr>
+          <w:b/>
+          <w:bCs/>
+        </w:rPr>
+        <w:t xml:space="preserve">Boundary excess.</w:t>
+      </w:r>
+      <w:r>
+        <w:t xml:space="preserve"> </w:t>
+      </w:r>
+      <w:r>
+        <w:t xml:space="preserve">We measure Brainerd-Robinson similarity</w:t>
       </w:r>
       <w:r>
         <w:t xml:space="preserve"> </w:t>
@@ -1067,7 +1127,7 @@
         <w:t xml:space="preserve"> </w:t>
       </w:r>
       <w:r>
-        <w:t xml:space="preserve">between every pair of assemblages. Because a Mantel correlation cannot separate a sharp boundary from a smooth distance decay, we summarized assortativity as a distance-controlled boundary excess. Within each pairwise-distance bin, the mean within-cluster similarity minus the mean between-cluster similarity is averaged over bins. Under pure isolation by distance, similarity depends only on distance, and the excess is near zero. A sharp social boundary makes within-cluster pairs much more similar than between-cluster pairs at matched distance, yielding a large positive excess. Spatial clusters were obtained by</w:t>
+        <w:t xml:space="preserve">between every pair of assemblages. A Mantel correlation cannot separate a sharp boundary from a smooth fade with distance, so within each band of pairwise distance we take mean within-cluster similarity minus mean between-cluster similarity and average over bands. Under pure isolation by distance the excess is near zero; a sharp social boundary makes it large and positive. Spatial clusters come from</w:t>
       </w:r>
       <w:r>
         <w:t xml:space="preserve"> </w:t>
@@ -1078,7 +1138,7 @@
         </m:r>
       </m:oMath>
       <w:r>
-        <w:t xml:space="preserve">-means on site coordinates with multiple restarts. The number of clusters was chosen by the mean silhouette.</w:t>
+        <w:t xml:space="preserve">-means on site coordinates with multiple restarts, with the number of clusters chosen by the mean silhouette.</w:t>
       </w:r>
     </w:p>
     <w:p>
@@ -1086,7 +1146,17 @@
         <w:pStyle w:val="BodyText"/>
       </w:pPr>
       <w:r>
-        <w:t xml:space="preserve">We combined the four signatures by standardizing each across the ordinal sequence and averaging them, so that no single signature would dominate, and summarized the trajectory as the ordinal slope of the combined score and each component, with rank correlations and resampling intervals. All size-control draws take 50 sherds from each assemblage without replacement (multivariate hypergeometric sampling). An assemblage with exactly 50 sherds remains unchanged. The three signatures the recovery experiment shows to be unreliable are averaged over 400 such draws. The cultural</w:t>
+        <w:rPr>
+          <w:b/>
+          <w:bCs/>
+        </w:rPr>
+        <w:t xml:space="preserve">Trends and subsampling.</w:t>
+      </w:r>
+      <w:r>
+        <w:t xml:space="preserve"> </w:t>
+      </w:r>
+      <w:r>
+        <w:t xml:space="preserve">Each measure’s trend along the sequence is its rank correlation with position. All size control draws 50 sherds from each assemblage without replacement; an assemblage of exactly 50 is unchanged. The three measures the recovery experiment shows to be unusable are averaged over 400 draws. The</w:t>
       </w:r>
       <w:r>
         <w:t xml:space="preserve"> </w:t>
@@ -1112,17 +1182,17 @@
         <w:t xml:space="preserve"> </w:t>
       </w:r>
       <w:r>
-        <w:t xml:space="preserve">trend, the one signature the record can resolve, is quoted from 4,000 draws with a Monte Carlo interval on the mean, because a single draw of that statistic has a standard deviation of about 0.25 and a few-hundred-draw mean is not stable in sign. All of these condition on the observed assemblages, spatial partition, and ordering rather than on uncertainty about deposits, chronology, or model choice.</w:t>
+        <w:t xml:space="preserve">trend is averaged over 4,000 draws, and we quote the spread of single draws (2.5th to 97.5th percentiles, -0.80 to +0.40) rather than the Monte Carlo error of the mean, because a single draw has a standard deviation of 0.42 and the spread is what says whether the record resolves the trend. All of these condition on the observed assemblages, clusters, and order rather than on uncertainty about deposits, chronology, or model choice.</w:t>
       </w:r>
     </w:p>
     <w:bookmarkEnd w:id="109"/>
-    <w:bookmarkStart w:id="110" w:name="the-generative-validation-model"/>
+    <w:bookmarkStart w:id="110" w:name="the-idealized-validation-model"/>
     <w:p>
       <w:pPr>
         <w:pStyle w:val="Heading2"/>
       </w:pPr>
       <w:r>
-        <w:t xml:space="preserve">The generative validation model</w:t>
+        <w:t xml:space="preserve">The idealized validation model</w:t>
       </w:r>
     </w:p>
     <w:p>
@@ -1130,7 +1200,7 @@
         <w:pStyle w:val="FirstParagraph"/>
       </w:pPr>
       <w:r>
-        <w:t xml:space="preserve">The validation rests on a generative model in which decorated variants are copied under neutral transmission</w:t>
+        <w:t xml:space="preserve">The validation generator copies decorated variants under neutral transmission</w:t>
       </w:r>
       <w:r>
         <w:t xml:space="preserve"> </w:t>
@@ -1139,7 +1209,10 @@
         <w:t xml:space="preserve">(Bentley et al. 2004; Neiman 1995)</w:t>
       </w:r>
       <w:r>
-        <w:t xml:space="preserve">, with three mechanism-faithful controls, the between-group divergence of class profiles, the strength of within-group conformity (a frequency-dependent copying bias, after Henrich</w:t>
+        <w:t xml:space="preserve"> </w:t>
+      </w:r>
+      <w:r>
+        <w:t xml:space="preserve">and has three controls: how far group class profiles diverge, how strongly potters conform within groups (a frequency-dependent copying bias after Henrich</w:t>
       </w:r>
       <w:r>
         <w:t xml:space="preserve"> </w:t>
@@ -1148,7 +1221,7 @@
         <w:t xml:space="preserve">(2001)</w:t>
       </w:r>
       <w:r>
-        <w:t xml:space="preserve">), and a spatial rule placing group profiles on the landscape. Four generators instantiate the four idealized processes of Table 1, where drift is a single process that the main-text table shows under two regimes, smooth and stochastic, of which the smooth, deterministic regime is the one generated here. The bounded-groups generator raises divergence and conformity together across spatially bounded groups. Environmental patchiness holds a fixed between-group difference under neutral within-group copying with an environment-keyed layout. Aggregated conformity raises within-group conformity in a single undivided pool with no between-group divergence. Drift with distance-limited interaction produces a smooth spatial gradient under neutral copying. Each generator emits a sequence of group-by-class slices along an ordinal axis. We ran the four-signature procedure on each generator, blind to its source, and recorded which registered as convergent, repeating this across 500 random seeds. On the bounded-groups simulations we also computed the correlation matrix of the four signatures, to confirm that their joint movement is informative rather than an artifact of redundancy (Figure S1). This idealized test uses large, clean assemblages (12 groups, several hundred sherds each) and establishes that it discriminates in principle. The record-matched, size-controlled recovery in the main text (Figure 4) is what establishes which signatures survive at the resolution of the actual data.</w:t>
+        <w:t xml:space="preserve">), and how group profiles are placed on the landscape. Four settings produce the four processes of Table 1. Bounded groups raise divergence and conformity together across spatially bounded groups. Environmental patchiness holds a fixed difference between groups under neutral copying, keyed to an environmental layout. Conformity in one community raises conformity in a single undivided pool with no divergence. Smooth distance-limited copying produces a gradient under neutral copying. Each setting emits a sequence of group-by-class samples along an order, and the four-measure procedure is run on each without knowledge of its source, across 500 random seeds. On the bounded-group runs we also compute the correlations among the four measures, to confirm that their joint movement is not redundancy. These assemblages are large and clean (12 groups, several hundred sherds each), so the test shows what the measures can do in principle; the record-matched recovery (main text Figure 5) shows what survives on the real record.</w:t>
       </w:r>
     </w:p>
     <w:bookmarkEnd w:id="110"/>
@@ -1192,7 +1265,7 @@
         <w:pStyle w:val="FirstParagraph"/>
       </w:pPr>
       <w:r>
-        <w:t xml:space="preserve">The main text reports the trend in cultural</w:t>
+        <w:t xml:space="preserve">The main text reports the</w:t>
       </w:r>
       <w:r>
         <w:t xml:space="preserve"> </w:t>
@@ -1218,7 +1291,7 @@
         <w:t xml:space="preserve"> </w:t>
       </w:r>
       <w:r>
-        <w:t xml:space="preserve">along the seriation sequence as a rank correlation on rarefied assemblages. We also estimate it a second way that does not discard data. The Balding-Nichols model is fitted to each seriation bin, giving a posterior for that bin’s</w:t>
+        <w:t xml:space="preserve">trend as a rank correlation on subsampled assemblages. We also estimate it without discarding data. The Balding-Nichols model is fitted to each period, giving a posterior for that period’s</w:t>
       </w:r>
       <w:r>
         <w:t xml:space="preserve"> </w:t>
@@ -1244,7 +1317,7 @@
         <w:t xml:space="preserve"> </w:t>
       </w:r>
       <w:r>
-        <w:t xml:space="preserve">whose width reflects how many sherds the bin contains, and the trend is then estimated as a slope over those posteriors. The prior on</w:t>
+        <w:t xml:space="preserve">whose width reflects how many sherds it holds, and the trend is estimated as a slope across those posteriors. The prior on</w:t>
       </w:r>
       <w:r>
         <w:t xml:space="preserve"> </w:t>
@@ -1270,7 +1343,7 @@
         <w:t xml:space="preserve"> </w:t>
       </w:r>
       <w:r>
-        <w:t xml:space="preserve">is Beta(1,10). A flat prior on that parameter is not flat on the observable. At this design it expects a median</w:t>
+        <w:t xml:space="preserve">is Beta(1,10). A flat prior on the parameter is not flat on what it predicts: at this design it expects a median</w:t>
       </w:r>
       <w:r>
         <w:t xml:space="preserve"> </w:t>
@@ -1296,7 +1369,7 @@
         <w:t xml:space="preserve"> </w:t>
       </w:r>
       <w:r>
-        <w:t xml:space="preserve">near 0.27 and places 47 percent of its prior predictive mass above 0.30, against an observed 0.018, whereas Beta(1,10) expects a median of 0.027 with 1 percent above 0.30. Results under the flat prior are reported alongside. Because the model treats sampling generatively rather than equalizing it by subsampling, the sample-size confound is absorbed rather than removed, and the reported uncertainty is a credible interval rather than a resampling spread. The two are different quantities, a rank correlation on rarefied assemblages and a slope in</w:t>
+        <w:t xml:space="preserve">of 0.236 and places 44 percent of its predictive mass above 0.30, against an observed 0.0062, whereas Beta(1,10) expects a median of 0.026 with 2 percent above 0.30. Because the model treats sampling as part of the data rather than removing it by subsampling, its uncertainty is a credible interval rather than a subsampling spread, and its trend is a slope in</w:t>
       </w:r>
       <w:r>
         <w:t xml:space="preserve"> </w:t>
@@ -1322,7 +1395,7 @@
         <w:t xml:space="preserve"> </w:t>
       </w:r>
       <w:r>
-        <w:t xml:space="preserve">units per standardized bin. The per-bin posteriors themselves are in Table S1.</w:t>
+        <w:t xml:space="preserve">units per standardized period rather than a rank correlation. The per-period posteriors are in Table S1.</w:t>
       </w:r>
     </w:p>
     <w:p>
@@ -1340,7 +1413,7 @@
         <w:t xml:space="preserve"> </w:t>
       </w:r>
       <w:r>
-        <w:t xml:space="preserve">Per-bin cultural</w:t>
+        <w:t xml:space="preserve">Per-period cultural</w:t>
       </w:r>
       <w:r>
         <w:t xml:space="preserve"> </w:t>
@@ -1366,7 +1439,7 @@
         <w:t xml:space="preserve"> </w:t>
       </w:r>
       <w:r>
-        <w:t xml:space="preserve">under the Balding-Nichols model (Beta(1,10) prior; two spatial clusters; six seriation bins). The plug-in value is the Gini-Simpson estimator of the main text. The first and fifth bins hold assemblages from a single cluster, so their</w:t>
+        <w:t xml:space="preserve">under the Balding-Nichols model (Beta(1,10) prior; two spatial clusters; six periods). The plug-in value is the Gini-Simpson estimator of the main text. The first and fifth periods hold assemblages from a single cluster, so their</w:t>
       </w:r>
       <w:r>
         <w:t xml:space="preserve"> </w:t>
@@ -1392,7 +1465,7 @@
         <w:t xml:space="preserve"> </w:t>
       </w:r>
       <w:r>
-        <w:t xml:space="preserve">is undefined; the ends of this chronology are places.</w:t>
+        <w:t xml:space="preserve">is undefined; at this scale the ends of the chronology are places.</w:t>
       </w:r>
     </w:p>
     <w:tbl>
@@ -1419,7 +1492,7 @@
               <w:pStyle w:val="Compact"/>
             </w:pPr>
             <w:r>
-              <w:t xml:space="preserve">Bin</w:t>
+              <w:t xml:space="preserve">Period</w:t>
             </w:r>
           </w:p>
         </w:tc>
@@ -1837,7 +1910,25 @@
         <w:pStyle w:val="BodyText"/>
       </w:pPr>
       <w:r>
-        <w:t xml:space="preserve">The slope of per-bin</w:t>
+        <w:t xml:space="preserve">Across the four estimable periods the slope has a posterior median of +0.0009 with a 95 percent credible interval of -0.034 to +0.033, and P(slope &gt; 0) = 0.54 (R-hat 1.006, minimum bulk effective sample size 1,445, 2 divergent transitions of 6,000). Under a uniform prior it is +0.0013 (-0.033 to +0.038), with P(slope &gt; 0) = 0.55 (R-hat 1.001, 3 divergent transitions). The direction of the trend is unresolved, in agreement with the subsampled rank correlation.</w:t>
+      </w:r>
+    </w:p>
+    <w:bookmarkEnd w:id="111"/>
+    <w:bookmarkStart w:id="113" w:name="the-spatial-model-with-no-groups"/>
+    <w:p>
+      <w:pPr>
+        <w:pStyle w:val="Heading2"/>
+      </w:pPr>
+      <w:r>
+        <w:t xml:space="preserve">The spatial model with no groups</w:t>
+      </w:r>
+    </w:p>
+    <w:p>
+      <w:pPr>
+        <w:pStyle w:val="FirstParagraph"/>
+      </w:pPr>
+      <w:r>
+        <w:t xml:space="preserve">The between-cluster</w:t>
       </w:r>
       <w:r>
         <w:t xml:space="preserve"> </w:t>
@@ -1863,51 +1954,7 @@
         <w:t xml:space="preserve"> </w:t>
       </w:r>
       <w:r>
-        <w:t xml:space="preserve">against standardized bin position, over the four estimable bins, has a posterior median of +0.0009 with a 95 percent credible interval of -0.034 to +0.033, and P(slope &gt; 0) = 0.54 (R-hat 1.006, minimum bulk ESS 1,445, 2 divergent transitions of 6,000, which we report rather than suppress). Under the flat prior it is +0.019 (-0.040 to +0.076) with P(slope &gt; 0) = 0.76. The direction of the trend is unresolved rather than absent, which agrees with the rarefied rank correlation of the main text. Every fit converged (R-hat at most 1.004, no divergent transitions).</w:t>
-      </w:r>
-    </w:p>
-    <w:bookmarkEnd w:id="111"/>
-    <w:bookmarkStart w:id="113" w:name="the-spatial-field-model"/>
-    <w:p>
-      <w:pPr>
-        <w:pStyle w:val="Heading2"/>
-      </w:pPr>
-      <w:r>
-        <w:t xml:space="preserve">The spatial field model</w:t>
-      </w:r>
-    </w:p>
-    <w:p>
-      <w:pPr>
-        <w:pStyle w:val="FirstParagraph"/>
-      </w:pPr>
-      <w:r>
-        <w:t xml:space="preserve">The between-cluster cultural</w:t>
-      </w:r>
-      <w:r>
-        <w:t xml:space="preserve"> </w:t>
-      </w:r>
-      <m:oMath>
-        <m:sSub>
-          <m:e>
-            <m:r>
-              <m:t>F</m:t>
-            </m:r>
-          </m:e>
-          <m:sub>
-            <m:r>
-              <m:t>S</m:t>
-            </m:r>
-            <m:r>
-              <m:t>T</m:t>
-            </m:r>
-          </m:sub>
-        </m:sSub>
-      </m:oMath>
-      <w:r>
-        <w:t xml:space="preserve"> </w:t>
-      </w:r>
-      <w:r>
-        <w:t xml:space="preserve">reported in the main text requires a division of the basin into spatial clusters. The field model removes that requirement. It treats the decorated-class composition of each assemblage as a draw from a multinomial whose class probabilities, on the logit scale, are the sum of a class mean, a spatially correlated latent field over the assemblage coordinates, and an assemblage-specific term with no spatial structure. The field has a Matérn-family covariance with amplitude</w:t>
+        <w:t xml:space="preserve">requires dividing the basin into clusters. The spatial model removes that requirement. It treats each assemblage’s decorated-class composition as a multinomial draw whose class probabilities, on the logit scale, are the sum of a class mean, a spatially correlated surface over the assemblage coordinates, and an assemblage-specific term with no spatial structure. The surface has a Matérn-family covariance with amplitude</w:t>
       </w:r>
       <w:r>
         <w:t xml:space="preserve"> </w:t>
@@ -1943,7 +1990,7 @@
         </m:r>
       </m:oMath>
       <w:r>
-        <w:t xml:space="preserve">. In the variant we report, the assemblage-specific term enters the covariance as a nugget rather than as a second latent field, which halves the number of latent parameters and removes a flat direction along which the two terms trade off. The quantity the question turns on is the spatial share,</w:t>
+        <w:t xml:space="preserve">. In the version we report, the assemblage-specific term enters the covariance directly rather than as a second latent surface, which halves the number of latent parameters and removes a direction along which the two terms trade off. The quantity of interest is the spatial share,</w:t>
       </w:r>
       <w:r>
         <w:t xml:space="preserve"> </w:t>
@@ -2011,7 +2058,7 @@
         </m:r>
       </m:oMath>
       <w:r>
-        <w:t xml:space="preserve">, the fraction of assemblage-level compositional variance carried by the spatial field. Bounded interaction groups leave site-specific character that geography does not explain, and in this model that character can only enter through</w:t>
+        <w:t xml:space="preserve">, the fraction of compositional variance among assemblages carried by location. Bounded groups leave site-specific character that location does not explain, and in this model that character can enter only through</w:t>
       </w:r>
       <w:r>
         <w:t xml:space="preserve"> </w:t>
@@ -2022,7 +2069,7 @@
         </m:r>
       </m:oMath>
       <w:r>
-        <w:t xml:space="preserve">. The length scale carries an inverse-gamma prior that places its mass inside the range the basin’s geometry can resolve. The models are written in Stan and fitted by Hamiltonian Monte Carlo (rstan 2.32). The model files and fitting scripts are in the repository (</w:t>
+        <w:t xml:space="preserve">. The length scale has an inverse-gamma prior placing its mass inside the range the basin’s geometry can resolve. The models are written in Stan and fitted by Hamiltonian Monte Carlo (rstan 2.32); model files and scripts are in the repository (</w:t>
       </w:r>
       <w:r>
         <w:rPr>
@@ -2051,7 +2098,7 @@
         <w:pStyle w:val="BodyText"/>
       </w:pPr>
       <w:r>
-        <w:t xml:space="preserve">Fitted to the 28 basin assemblages and ten decorated classes, the spatial share is 0.996 with a 95 percent credible interval of 0.973 to 1.000 under the marginalized nugget, and 0.997, 0.975 to 1.000, under the additive form. The length scale is not identified. Its posterior sits at or above the basin’s 128 km extent under both forms, and the sampler saturates its tree depth without divergences, which is the signature of a ridge in the posterior rather than of a step-size problem. We therefore report the length scale as unresolved rather than as an estimate, and interpret the fit as showing that no decay in composition is detectable across the St. Francis drainage. Recovery tests on simulated fields with known length scales show that the design resolves scales only well below the basin’s extent (</w:t>
+        <w:t xml:space="preserve">Fitted to the 28 assemblages and ten classes, the spatial share is 0.996 (95 percent credible interval 0.972 to 1.000) in the reported form and 0.997 (0.973 to 1.000) with the assemblage term as a second surface. The length scale is not identified. Its posterior sits at or above the basin’s 128 km extent under both forms, and the sampler saturates its tree depth without divergences, the mark of a ridge in the posterior rather than a step-size problem. We therefore report it as unresolved, and read the fit as showing no detectable fade in composition across the St. Francis drainage beyond what the surface already carries. Recovery tests on simulated surfaces with known length scales show that this design resolves scales only well below the basin’s extent (</w:t>
       </w:r>
       <w:r>
         <w:rPr>
@@ -2080,7 +2127,7 @@
         <w:pStyle w:val="BodyText"/>
       </w:pPr>
       <w:r>
-        <w:t xml:space="preserve">The model reproduces the quantities it was not fitted to. Under the marginalized form, the posterior predictive interval for the between-cluster cultural</w:t>
+        <w:t xml:space="preserve">The model reproduces quantities it was not fitted to. Its predictive interval for the between-cluster</w:t>
       </w:r>
       <w:r>
         <w:t xml:space="preserve"> </w:t>
@@ -2106,16 +2153,16 @@
         <w:t xml:space="preserve"> </w:t>
       </w:r>
       <w:r>
-        <w:t xml:space="preserve">at three clusters is 0.0130 to 0.0191 (median 0.0157) against an observed 0.0156 (Bayesian predictive p = 0.52). For the distance decay of similarity it is -0.361 to -0.271 (median -0.321) against -0.340 (p = 0.82), for the mean within-assemblage Gini-Simpson diversity 0.553 to 0.576 against 0.563 (p = 0.58), and for its spread across assemblages 0.096 to 0.121 against 0.112 (p = 0.32). This check is run on the fit it checks; an earlier version of the pipeline ran it before the fit and so compared the previous data set’s replicates with the current observations. A field with no groups therefore reproduces the observed differentiation, the distance decay, and the diversity structure. The field model describes the pattern rather than a mechanism, so it does not compete with the calibrated drift comparison of the main text. It establishes that whatever produced the differentiation left it spatially continuous.</w:t>
-      </w:r>
-    </w:p>
-    <w:bookmarkStart w:id="112" w:name="X0ffd540a80cb4a4e15a57742160a7122f7bc725"/>
+        <w:t xml:space="preserve">at three clusters is 0.0130 to 0.0191 (median 0.0157) against an observed 0.0156 (Bayesian predictive p = 0.52). For the fade of similarity with distance it is -0.361 to -0.271 (median -0.321) against -0.340 (p = 0.82), for mean within-assemblage diversity 0.553 to 0.576 against 0.563 (p = 0.58), and for the spread of that diversity 0.096 to 0.121 against 0.112 (p = 0.32). A surface with no groups therefore reproduces the observed differentiation, the fade with distance, and the diversity structure. It describes the pattern rather than a mechanism, so it complements the copying model rather than competing with it.</w:t>
+      </w:r>
+    </w:p>
+    <w:bookmarkStart w:id="112" w:name="Xc35d8cb1554da783494d5fbe4a9b5117e924798"/>
     <w:p>
       <w:pPr>
         <w:pStyle w:val="Heading3"/>
       </w:pPr>
       <w:r>
-        <w:t xml:space="preserve">Sensitivity of cultural</w:t>
+        <w:t xml:space="preserve">How cultural</w:t>
       </w:r>
       <w:r>
         <w:t xml:space="preserve"> </w:t>
@@ -2141,7 +2188,7 @@
         <w:t xml:space="preserve"> </w:t>
       </w:r>
       <w:r>
-        <w:t xml:space="preserve">to the partition</w:t>
+        <w:t xml:space="preserve">depends on the division</w:t>
       </w:r>
     </w:p>
     <w:p>
@@ -2175,7 +2222,37 @@
         <w:t xml:space="preserve"> </w:t>
       </w:r>
       <w:r>
-        <w:t xml:space="preserve">depends on how finely the basin is divided. Fitted with the Balding-Nichols model at two through six spatial clusters, its posterior median moves from 0.0062 (95 percent credible interval 0.0051 to 0.0076) at the two clusters the silhouette criterion selects, through 0.0155 (0.0133 to 0.0180) at three, to 0.0302 (0.0267 to 0.0342) at five and 0.0248 at six, and the intervals at the two ends do not overlap. It does not depend on which particular division is used at a given number of clusters. Twenty k-means seeds at two clusters return the same partition, and the division we use sits at the 43rd percentile of 150 alternative contiguous divisions of the basin at the same grain, whose median of posterior medians is 0.0067. A quantity that responds to the grain of an imposed division and not to which division is imposed is measuring the division. That is why the main text reports the between-cluster</w:t>
+        <w:t xml:space="preserve">depends on how many clusters the basin is cut into. Fitted with the Balding-Nichols model, its posterior median moves from 0.0062 (95 percent credible interval 0.0051 to 0.0076) at two clusters, through 0.0155 (0.0133 to 0.0180) at three, to 0.0302 (0.0267 to 0.0342) at five and 0.0248 at six, and the intervals at the two ends do not overlap. It does not depend on which particular division is used at a given number of clusters: twenty</w:t>
+      </w:r>
+      <w:r>
+        <w:t xml:space="preserve"> </w:t>
+      </w:r>
+      <m:oMath>
+        <m:r>
+          <m:t>k</m:t>
+        </m:r>
+      </m:oMath>
+      <w:r>
+        <w:t xml:space="preserve">-means seeds at two clusters return the same division, and it sits at the 43rd percentile of 150 alternative contiguous divisions into two, whose median of posterior medians is 0.0067. A quantity that responds to how finely the basin is cut, and not to where the cuts fall, is measuring the cutting. This is why the main text reports the spatial model alongside any between-cluster value, and why it compares every between-cluster value against the copying model at the same number of clusters.</w:t>
+      </w:r>
+    </w:p>
+    <w:bookmarkEnd w:id="112"/>
+    <w:bookmarkEnd w:id="113"/>
+    <w:bookmarkStart w:id="114" w:name="the-minimum-sample-size-and-why-it-is-75"/>
+    <w:p>
+      <w:pPr>
+        <w:pStyle w:val="Heading2"/>
+      </w:pPr>
+      <w:r>
+        <w:t xml:space="preserve">The minimum sample size, and why it is 75</w:t>
+      </w:r>
+    </w:p>
+    <w:p>
+      <w:pPr>
+        <w:pStyle w:val="FirstParagraph"/>
+      </w:pPr>
+      <w:r>
+        <w:t xml:space="preserve">The plug-in</w:t>
       </w:r>
       <w:r>
         <w:t xml:space="preserve"> </w:t>
@@ -2201,52 +2278,7 @@
         <w:t xml:space="preserve"> </w:t>
       </w:r>
       <w:r>
-        <w:t xml:space="preserve">alongside the partition-free field model rather than on its own.</w:t>
-      </w:r>
-    </w:p>
-    <w:bookmarkEnd w:id="112"/>
-    <w:bookmarkEnd w:id="113"/>
-    <w:bookmarkStart w:id="114" w:name="the-minimum-sample-size-and-why-it-is-75"/>
-    <w:p>
-      <w:pPr>
-        <w:pStyle w:val="Heading2"/>
-      </w:pPr>
-      <w:r>
-        <w:t xml:space="preserve">The minimum sample size, and why it is 75</w:t>
-      </w:r>
-    </w:p>
-    <w:p>
-      <w:pPr>
-        <w:pStyle w:val="FirstParagraph"/>
-      </w:pPr>
-      <w:r>
-        <w:t xml:space="preserve">The cultural</w:t>
-      </w:r>
-      <w:r>
-        <w:t xml:space="preserve"> </w:t>
-      </w:r>
-      <m:oMath>
-        <m:sSub>
-          <m:e>
-            <m:r>
-              <m:t>F</m:t>
-            </m:r>
-          </m:e>
-          <m:sub>
-            <m:r>
-              <m:t>S</m:t>
-            </m:r>
-            <m:r>
-              <m:t>T</m:t>
-            </m:r>
-          </m:sub>
-        </m:sSub>
-      </m:oMath>
-      <w:r>
-        <w:t xml:space="preserve"> </w:t>
-      </w:r>
-      <w:r>
-        <w:t xml:space="preserve">used throughout is the Gini-Simpson plug-in, and it is biased upward by sampling. Two assemblages drawn from the same population of pots differ because each is a finite sample, and the spurious between-assemblage variance scales roughly as one over the sample size. To find the count at which that artifact stops being able to pass for the differentiation the basin shows, we drew pairs of multinomial samples of size</w:t>
+        <w:t xml:space="preserve">is biased upward by sampling. Two assemblages drawn from the same population of pots differ because each is a finite sample, and the spurious variance between them scales roughly as one over the sample size. To find the count at which that artifact stops dominating, we drew pairs of multinomial samples of size</w:t>
       </w:r>
       <w:r>
         <w:t xml:space="preserve"> </w:t>
@@ -2321,7 +2353,7 @@
         <w:t xml:space="preserve">analyses/82_minimum_sample_size.py</w:t>
       </w:r>
       <w:r>
-        <w:t xml:space="preserve">). The observed between-cluster</w:t>
+        <w:t xml:space="preserve">). The reference is the observed between-cluster</w:t>
       </w:r>
       <w:r>
         <w:t xml:space="preserve"> </w:t>
@@ -2347,7 +2379,7 @@
         <w:t xml:space="preserve"> </w:t>
       </w:r>
       <w:r>
-        <w:t xml:space="preserve">at five spatial clusters is the reference.</w:t>
+        <w:t xml:space="preserve">at five clusters.</w:t>
       </w:r>
     </w:p>
     <w:tbl>
@@ -2859,7 +2891,7 @@
         <w:pStyle w:val="BodyText"/>
       </w:pPr>
       <w:r>
-        <w:t xml:space="preserve">At 75 sherds the median artifact is about a seventh of the observed differentiation and its 95th percentile first falls below the observed value. Above 75 the bias shrinks slowly, by about three percentage points of the observed value between 75 and 100, while assemblages are lost quickly: 100 would remove five more. The analytic expectation for two equal samples from one profile is close to</w:t>
+        <w:t xml:space="preserve">At 75 sherds the median artifact is about a seventh of the observed five-cluster differentiation and its 95th percentile (0.0195) lies well below it, whereas at 50 sherds the 95th percentile (0.0305) roughly equals it. The five-cluster value is the reference because that is the scale at which the record departs from the copying model. Against the two-cluster value of 0.0062 the artifact is proportionally larger at every sample size, which is why the copying model is always sampled at the real sherd counts: it then carries the same artifact as the data. Above 75 the bias shrinks slowly, by about three percentage points between 75 and 100, while assemblages are lost quickly: a minimum of 100 would remove five more. The analytic expectation for two equal samples from one profile is close to</w:t>
       </w:r>
       <w:r>
         <w:t xml:space="preserve"> </w:t>
@@ -2891,7 +2923,7 @@
         <w:t xml:space="preserve"> </w:t>
       </w:r>
       <w:r>
-        <w:t xml:space="preserve">kept sites with 800 or more sherds in all; decorated sherds are 13 percent of his table, so his rule corresponds to roughly 100 decorated sherds. The drift null is drawn at the observed sherd totals and carries the same bias, so the calibrated comparison is not distorted by it; the minimum protects the per-cluster decomposition of the residual and any reading of a single small cluster, where a term computed on a few dozen sherds is mostly the artifact.</w:t>
+        <w:t xml:space="preserve">kept sites with 800 or more sherds in all; decorated sherds are 13 percent of his table, so his rule corresponds to about 100 decorated sherds. The copying model is sampled at the observed sherd counts and carries the same bias, so the model comparison is not distorted by it. The minimum protects readings of single small clusters, where a value computed on a few dozen sherds would be mostly artifact.</w:t>
       </w:r>
     </w:p>
     <w:bookmarkEnd w:id="114"/>
@@ -2909,7 +2941,7 @@
         <w:pStyle w:val="FirstParagraph"/>
       </w:pPr>
       <w:r>
-        <w:t xml:space="preserve">Neiman’s</w:t>
+        <w:t xml:space="preserve">Several further checks are provided in the supplementary code. Neiman’s</w:t>
       </w:r>
       <w:r>
         <w:t xml:space="preserve"> </w:t>
@@ -2921,31 +2953,7 @@
         <w:t xml:space="preserve"> </w:t>
       </w:r>
       <w:r>
-        <w:t xml:space="preserve">sample-size diagnostic for the neutrality estimators supports the Discussion. Across the 28 basin assemblages, we computed the homozygosity-based and richness-based estimates of the transmission parameter and their signed difference. We then correlated each with assemblage size and with seriation position, following Neiman’s protocol for separating a transmission signature from a sample-size artifact. Several further checks support the Results. A forking-paths sensitivity analysis recomputes the convergence verdict across twenty-seven combinations of the basin’s spatial cutoff, bin count, and cluster number. The frequency increment test</w:t>
-      </w:r>
-      <w:r>
-        <w:t xml:space="preserve"> </w:t>
-      </w:r>
-      <w:r>
-        <w:t xml:space="preserve">(Feder et al. 2014)</w:t>
-      </w:r>
-      <w:r>
-        <w:t xml:space="preserve"> </w:t>
-      </w:r>
-      <w:r>
-        <w:t xml:space="preserve">is applied to each decorated class’s binned frequency trajectory. Neiman’s</w:t>
-      </w:r>
-      <w:r>
-        <w:t xml:space="preserve"> </w:t>
-      </w:r>
-      <w:r>
-        <w:t xml:space="preserve">(1995)</w:t>
-      </w:r>
-      <w:r>
-        <w:t xml:space="preserve"> </w:t>
-      </w:r>
-      <w:r>
-        <w:t xml:space="preserve">squared-Euclidean interassemblage distance is computed with its diversity-distance relationship and divergence trajectory. We evaluate the alternative basin definition, the stricter watershed rule, in full. Clustering-tendency statistics (Hopkins, silhouette, and the gap statistic)</w:t>
+        <w:t xml:space="preserve">sample-size diagnostic correlates the two neutrality estimates, and their difference, with assemblage size and with position in the sequence, to separate a transmission signal from a sample-size artifact. Neiman’s squared-Euclidean distance between assemblages is computed with its relation to diversity and its trend along the sequence. Measures of clustering tendency on the correspondence-analysis ordination favor a single group: the Hopkins statistic is 0.71, where 0.5 indicates no tendency, the gap statistic favors one cluster, and the best silhouette is 0.54</w:t>
       </w:r>
       <w:r>
         <w:t xml:space="preserve"> </w:t>
@@ -2954,10 +2962,24 @@
         <w:t xml:space="preserve">(Hopkins and Skellam 1954; Rousseeuw 1987; Tibshirani et al. 2001)</w:t>
       </w:r>
       <w:r>
-        <w:t xml:space="preserve"> </w:t>
-      </w:r>
-      <w:r>
-        <w:t xml:space="preserve">on the correspondence-analysis ordination favor a single group, with a maximum silhouette of only 0.47, consistent with a near-continuum rather than sharply bounded ceramic groups. All are provided in the supplementary code. Figure S1 shows the Neiman interassemblage-distance result.</w:t>
+        <w:t xml:space="preserve">. The assemblages form a near-continuum rather than sharply bounded groups.</w:t>
+      </w:r>
+    </w:p>
+    <w:p>
+      <w:pPr>
+        <w:pStyle w:val="BodyText"/>
+      </w:pPr>
+      <w:r>
+        <w:t xml:space="preserve">An earlier sensitivity grid recomputed the raw, unsubsampled trends of the three continuous measures across combinations of a latitude cutoff, the number of periods, and the number of clusters (</w:t>
+      </w:r>
+      <w:r>
+        <w:rPr>
+          <w:rStyle w:val="VerbatimChar"/>
+        </w:rPr>
+        <w:t xml:space="preserve">output/sensitivity_grid.md</w:t>
+      </w:r>
+      <w:r>
+        <w:t xml:space="preserve">). It predates the phase-based definition of the basin and runs on latitude-defined sets of 38, 36, and 17 assemblages, several of its cells duplicate one another, and its raw trends carry the sample-size artifact the recovery experiment removes, so we do not use it. We report it because two of its cells show all three raw trends rising together, and a reader of the code should know why that does not bear on the result.</w:t>
       </w:r>
     </w:p>
     <w:p>
@@ -2969,7 +2991,7 @@
           <wp:inline>
             <wp:extent cx="5334000" cy="2918988"/>
             <wp:effectExtent b="0" l="0" r="0" t="0"/>
-            <wp:docPr descr="Figure S1. Neiman interassemblage-distance result. (A) Within-assemblage diversity against mean interassemblage distance, with Parkin starred. The negative association (posterior median rank correlation -0.22, 95 percent credible interval -0.49 to +0.14, so P(r &lt; 0) = 0.88) is directionally consistent with the drift signature Neiman (1995) reported at rho = -0.62, not with the positive relationship that bounded, assorting groups would produce. (B) Mean within-bin interassemblage distance along the CA seriation axis. Between-assemblage divergence shows no resolved trend toward contact (posterior median rank correlation +0.26, 95 percent credible interval -0.41 to +0.71 over six bins)." title="" id="116" name="Picture"/>
+            <wp:docPr descr="Figure S1. Neiman’s distance between assemblages. (A) Within-assemblage diversity against mean distance to the other assemblages, with Parkin starred. The association is negative in direction (posterior median rank correlation -0.14, 95 percent credible interval -0.44 to +0.20, so P(r &lt; 0) = 0.78), the direction of the drift signature Neiman (1995) reported at rho = -0.62 and not the positive relationship that bounded groups would produce. (B) Mean within-period distance along the seriation order, showing no resolved trend (posterior median rank correlation +0.09, 95 percent credible interval -0.53 to +0.63 over six periods)." title="" id="116" name="Picture"/>
             <a:graphic>
               <a:graphicData uri="http://schemas.openxmlformats.org/drawingml/2006/picture">
                 <pic:pic>
@@ -3022,17 +3044,17 @@
         <w:t xml:space="preserve"> </w:t>
       </w:r>
       <w:r>
-        <w:t xml:space="preserve">Neiman interassemblage-distance result. (A) Within-assemblage diversity against mean interassemblage distance, with Parkin starred. The negative association (posterior median rank correlation -0.22, 95 percent credible interval -0.49 to +0.14, so P(r &lt; 0) = 0.88) is directionally consistent with the drift signature Neiman (1995) reported at rho = -0.62, not with the positive relationship that bounded, assorting groups would produce. (B) Mean within-bin interassemblage distance along the CA seriation axis. Between-assemblage divergence shows no resolved trend toward contact (posterior median rank correlation +0.26, 95 percent credible interval -0.41 to +0.71 over six bins).</w:t>
+        <w:t xml:space="preserve">Neiman’s distance between assemblages. (A) Within-assemblage diversity against mean distance to the other assemblages, with Parkin starred. The association is negative in direction (posterior median rank correlation -0.14, 95 percent credible interval -0.44 to +0.20, so P(r &lt; 0) = 0.78), the direction of the drift signature Neiman (1995) reported at rho = -0.62 and not the positive relationship that bounded groups would produce. (B) Mean within-period distance along the seriation order, showing no resolved trend (posterior median rank correlation +0.09, 95 percent credible interval -0.53 to +0.63 over six periods).</w:t>
       </w:r>
     </w:p>
     <w:bookmarkEnd w:id="118"/>
-    <w:bookmarkStart w:id="119" w:name="X1e1c56b7070e82b7ccff3b34d2f446c77d2b944"/>
+    <w:bookmarkStart w:id="119" w:name="why-only-cultural-f_st-survives"/>
     <w:p>
       <w:pPr>
         <w:pStyle w:val="Heading2"/>
       </w:pPr>
       <w:r>
-        <w:t xml:space="preserve">The</w:t>
+        <w:t xml:space="preserve">Why only cultural</w:t>
       </w:r>
       <w:r>
         <w:t xml:space="preserve"> </w:t>
@@ -3055,7 +3077,10 @@
         </m:sSub>
       </m:oMath>
       <w:r>
-        <w:t xml:space="preserve">-led reduction is a property of the record, not the generator</w:t>
+        <w:t xml:space="preserve"> </w:t>
+      </w:r>
+      <w:r>
+        <w:t xml:space="preserve">survives</w:t>
       </w:r>
     </w:p>
     <w:p>
@@ -3063,7 +3088,7 @@
         <w:pStyle w:val="FirstParagraph"/>
       </w:pPr>
       <w:r>
-        <w:t xml:space="preserve">The recovery experiment imposes group closure as between-cluster divergence, which is what cultural</w:t>
+        <w:t xml:space="preserve">The recovery experiment imposes closure as divergence between clusters, which is what cultural</w:t>
       </w:r>
       <w:r>
         <w:t xml:space="preserve"> </w:t>
@@ -3089,7 +3114,7 @@
         <w:t xml:space="preserve"> </w:t>
       </w:r>
       <w:r>
-        <w:t xml:space="preserve">measures, so one objection is that the experiment only certifies an</w:t>
+        <w:t xml:space="preserve">measures, so it might only certify an</w:t>
       </w:r>
       <w:r>
         <w:t xml:space="preserve"> </w:t>
@@ -3115,7 +3140,7 @@
         <w:t xml:space="preserve"> </w:t>
       </w:r>
       <w:r>
-        <w:t xml:space="preserve">test recovering an</w:t>
+        <w:t xml:space="preserve">test finding an</w:t>
       </w:r>
       <w:r>
         <w:t xml:space="preserve"> </w:t>
@@ -3138,7 +3163,24 @@
         </m:sSub>
       </m:oMath>
       <w:r>
-        <w:t xml:space="preserve">-shaped pattern. We tested this by imposing closure through two further pathways, each matched to a different signature, and asking which signature recovers each. A within-group conformity pathway raises conformity in a single undivided pool with no between-group divergence, the pathway that the neutral departure is meant to detect. A non-spatial social pathway assembles assemblages into social groups scrambled relative to the spatial clusters, the pathway seriation coherence is meant to detect. The result is one-sided in two ways. First, the conformity pathway is recovered by no signature (the neutral departure, which should detect it, inverts rather than rises), and the non-spatial social pathway is not recovered by seriation either. Hence, the neutral and seriation signatures fail to register imposed closure even through the pathway each is designed for. Second,</w:t>
+        <w:t xml:space="preserve">-shaped pattern. We tested this by imposing closure through two further routes, each matched to a different measure, and asking which measure recovers each (</w:t>
+      </w:r>
+      <w:r>
+        <w:rPr>
+          <w:rStyle w:val="VerbatimChar"/>
+        </w:rPr>
+        <w:t xml:space="preserve">analyses/22_generator_diagnostic.py</w:t>
+      </w:r>
+      <w:r>
+        <w:t xml:space="preserve">, 60 seeds, the real configuration of 28 assemblages, two clusters, six periods, subsampled to 50). One route raises conformity in a single undivided pool, which the neutral departure is designed to detect. The other groups assemblages into social groups scrambled relative to the spatial clusters, which seriation structure is designed to detect.</w:t>
+      </w:r>
+    </w:p>
+    <w:p>
+      <w:pPr>
+        <w:pStyle w:val="BodyText"/>
+      </w:pPr>
+      <w:r>
+        <w:t xml:space="preserve">Neither route is recovered by the measure designed for it. Under conformity in one pool, the neutral departure falls rather than rises (its mean trend moves by -0.73 between no closure and strong closure) and no other measure responds. Under the scrambled social groups, the seriation measure barely moves (-0.21).</w:t>
       </w:r>
       <w:r>
         <w:t xml:space="preserve"> </w:t>
@@ -3161,10 +3203,7 @@
         </m:sSub>
       </m:oMath>
       <w:r>
-        <w:t xml:space="preserve"> </w:t>
-      </w:r>
-      <w:r>
-        <w:t xml:space="preserve">is not a clean spatial-divergence test but a near-omnibus one, responding to group structure, however it is organized. It recovers the spatial-divergence pathway strongly (mean trend rising from -0.40 at the null to +0.83 at strong imposed closure) and also recovers the non-spatial social pathway (from -0.29 to +0.54), because both ultimately raise between-group variance somewhere the partition can see it. The four signatures are therefore not four independent pathways, even in this diagnostic. The only one that registers imposed closure at this resolution is</w:t>
+        <w:t xml:space="preserve">, by contrast, responds to group structure however it is organized: its mean trend rises from +0.01 to +0.96 under spatial divergence and from +0.07 to +0.77 under the scrambled social groups, because both raise between-group variance somewhere the division can see it. Subsampling more deeply, to 100 or 150 sherds, does not rescue the other measures. The reduction to</w:t>
       </w:r>
       <w:r>
         <w:t xml:space="preserve"> </w:t>
@@ -3187,7 +3226,28 @@
         </m:sSub>
       </m:oMath>
       <w:r>
-        <w:t xml:space="preserve">, and it does so however the underlying divergence is organized. The reduction to</w:t>
+        <w:t xml:space="preserve"> </w:t>
+      </w:r>
+      <w:r>
+        <w:t xml:space="preserve">is therefore a property of the record, 28 time-averaged assemblages over ten aggregated classes, rather than of the way closure was imposed. It also sets a limit stated in the main text: closure carried purely by conformity, or by social groups that do not follow the spatial clusters, would escape detection here at any strength.</w:t>
+      </w:r>
+    </w:p>
+    <w:bookmarkEnd w:id="119"/>
+    <w:bookmarkStart w:id="123" w:name="the-basin-comparison-in-detail"/>
+    <w:p>
+      <w:pPr>
+        <w:pStyle w:val="Heading2"/>
+      </w:pPr>
+      <w:r>
+        <w:t xml:space="preserve">The basin comparison in detail</w:t>
+      </w:r>
+    </w:p>
+    <w:p>
+      <w:pPr>
+        <w:pStyle w:val="FirstParagraph"/>
+      </w:pPr>
+      <w:r>
+        <w:t xml:space="preserve">We simulated neutral copying and a bounded-groups variant on the real layout of the 28 assemblages, using the model and calibration described in the next section. The calibration is itself informative. Under uniform innovation, in which the ten classes are interchangeable, one of the 297 parameter combinations (120 learners, innovation 0.0002, mixing 0.4) falls within the 10 percent tolerance on both the six-run screen and the fifty-run check. It sits at the corner of the grid, at the highest mixing rate swept, and its within-assemblage and pooled diversities of 0.61 and 0.64, against 0.56 and 0.59 observed, are close to the tolerance limit, so we report it without treating it as a robust calibration. Under pooled-profile innovation, 56 combinations match on the screen and 49 on the check, spanning populations of 120, 2,000 and 10,000 learners and low rates of innovation and mixing (Table S2). None of the 49 reaches the observed between-cluster</w:t>
       </w:r>
       <w:r>
         <w:t xml:space="preserve"> </w:t>
@@ -3213,7 +3273,15 @@
         <w:t xml:space="preserve"> </w:t>
       </w:r>
       <w:r>
-        <w:t xml:space="preserve">is a property of the record’s resolution, not an artifact of a generator whose imposed closure is collinear with</w:t>
+        <w:t xml:space="preserve">at its median; the highest fifty-run median is 0.0031 against 0.0062 observed, and 19 of the 49 include the observation within their 95 percent ranges.</w:t>
+      </w:r>
+    </w:p>
+    <w:p>
+      <w:pPr>
+        <w:pStyle w:val="BodyText"/>
+      </w:pPr>
+      <w:r>
+        <w:t xml:space="preserve">At the matched combination most favorable to the model (2,000 learners, innovation 0.002, mixing 0.005, interaction length 24 km along the rivers), the observed between-cluster</w:t>
       </w:r>
       <w:r>
         <w:t xml:space="preserve"> </w:t>
@@ -3236,7 +3304,10 @@
         </m:sSub>
       </m:oMath>
       <w:r>
-        <w:t xml:space="preserve">. That resolution is 29 time-averaged assemblages subsampled to a common count over ten aggregated classes. A series of subsampling-depth runs (the weak signatures climb modestly with more sherds but remain well below</w:t>
+        <w:t xml:space="preserve"> </w:t>
+      </w:r>
+      <w:r>
+        <w:t xml:space="preserve">of 0.0062 at two clusters lies inside the simulated range of 0.0003 to 0.0153 (median 0.0026). Sixteen percent of simulated datasets reach it in seriation order, 16 percent in reverse order, and 22 percent when assemblages are treated as contemporaneous. The model returns a single community in 325 of 500 runs. Where it returns two or more, the difference between communities has a median of 0.017 (95 percent range 0.008 to 0.031) against an observed 0.039, which 1 of 175 runs reaches, and modularity a median of 0.000 against an observed 0.045. The fade of similarity with distance is steeper in the data than the model’s median but inside its range (observed Mantel r = -0.21; simulated median -0.06, range -0.29 to +0.08). The boundary excess of the spatial clusters is +14.0 in the data, outside both the model’s range (-9.7 to +8.7) and the bounded-groups range at a copying factor of 0.03 (-4.8 to +7.6). Weakening copying across the clusters by factors of 0.5, 0.1, and 0.03 leaves the median</w:t>
       </w:r>
       <w:r>
         <w:t xml:space="preserve"> </w:t>
@@ -3259,137 +3330,10 @@
         </m:sSub>
       </m:oMath>
       <w:r>
-        <w:t xml:space="preserve">) and a series of cluster-count runs (the spatial signature stays weak through k = 5) confirm that the limitation is the record’s size and time-averaging rather than a single tuning choice. The consequence, stated in the Discussion, is that the negative bounds only cover closure expressed as between-group divergence. A closure carried purely by conformity or by a non-spatially organized social structure is below detection here at any strength.</w:t>
-      </w:r>
-    </w:p>
-    <w:bookmarkEnd w:id="119"/>
-    <w:bookmarkStart w:id="123" w:name="X4f76b75fc228d60b4011d109f79a97ece138f26"/>
-    <w:p>
-      <w:pPr>
-        <w:pStyle w:val="Heading2"/>
-      </w:pPr>
-      <w:r>
-        <w:t xml:space="preserve">Positive control: the basin against calibrated drift and bounded groups</w:t>
-      </w:r>
-    </w:p>
-    <w:p>
-      <w:pPr>
-        <w:pStyle w:val="FirstParagraph"/>
-      </w:pPr>
-      <w:r>
-        <w:t xml:space="preserve">To test what process the basin’s structure matches, rather than only which process it fails to show, we simulated neutral cultural drift and a bounded-groups process on the real coordinate layout of the 28 assemblages, using the model and calibration described in the next section. The calibration is the first result. Under uniform innovation, in which the ten classes are exchangeable, one of the 297 parameter combinations (120 learners, innovation 0.0002, mixing 0.4) falls within the 10 percent tolerance, on the six screening draws and again on fifty, but it sits at the corner of the grid, at the highest mixing rate swept, and its within-assemblage Gini-Simpson diversity of 0.61 and pooled diversity of 0.64, against 0.56 and 0.59 observed, are within a few points of the tolerance; we report the uniform model at that combination but do not treat it as calibrated in any robust sense. Under pooled-profile innovation, 56 combinations match on the screen and 49 on the fifty-seed re-check, spanning population sizes of 120, 2,000 and 10,000 learners and low rates of innovation and mixing (Table S2). None of the 49 reaches the observed between-cluster</w:t>
-      </w:r>
-      <w:r>
-        <w:t xml:space="preserve"> </w:t>
-      </w:r>
-      <m:oMath>
-        <m:sSub>
-          <m:e>
-            <m:r>
-              <m:t>F</m:t>
-            </m:r>
-          </m:e>
-          <m:sub>
-            <m:r>
-              <m:t>S</m:t>
-            </m:r>
-            <m:r>
-              <m:t>T</m:t>
-            </m:r>
-          </m:sub>
-        </m:sSub>
-      </m:oMath>
-      <w:r>
-        <w:t xml:space="preserve"> </w:t>
-      </w:r>
-      <w:r>
-        <w:t xml:space="preserve">at the median. The highest fifty-seed median among them is 0.0031 against 0.0062 observed, and 20 of the 49 cover the observation within their 95 percent intervals, a result we return to with the full grid below.</w:t>
-      </w:r>
-    </w:p>
-    <w:p>
-      <w:pPr>
-        <w:pStyle w:val="BodyText"/>
-      </w:pPr>
-      <w:r>
-        <w:t xml:space="preserve">At the diversity-matched parameter combination most favorable to drift on fifty seeds (2,000 learners, innovation 0.002, mixing 0.005, interaction length 24 river-km), the observed between-cluster</w:t>
-      </w:r>
-      <w:r>
-        <w:t xml:space="preserve"> </w:t>
-      </w:r>
-      <m:oMath>
-        <m:sSub>
-          <m:e>
-            <m:r>
-              <m:t>F</m:t>
-            </m:r>
-          </m:e>
-          <m:sub>
-            <m:r>
-              <m:t>S</m:t>
-            </m:r>
-            <m:r>
-              <m:t>T</m:t>
-            </m:r>
-          </m:sub>
-        </m:sSub>
-      </m:oMath>
-      <w:r>
-        <w:t xml:space="preserve"> </w:t>
-      </w:r>
-      <w:r>
-        <w:t xml:space="preserve">of 0.0062 at the two spatial clusters the silhouette selects lies inside the drift interval of 0.0003 to 0.0153 (median 0.0026). Sixteen percent of simulated datasets reach it under the seriation order, 16 percent reversed, and 22 percent contemporaneous. Calibrated drift returns one ceramic community in 325 of 500 runs; where it returns two or more, the between-community</w:t>
-      </w:r>
-      <w:r>
-        <w:t xml:space="preserve"> </w:t>
-      </w:r>
-      <m:oMath>
-        <m:sSub>
-          <m:e>
-            <m:r>
-              <m:t>F</m:t>
-            </m:r>
-          </m:e>
-          <m:sub>
-            <m:r>
-              <m:t>S</m:t>
-            </m:r>
-            <m:r>
-              <m:t>T</m:t>
-            </m:r>
-          </m:sub>
-        </m:sSub>
-      </m:oMath>
-      <w:r>
-        <w:t xml:space="preserve"> </w:t>
-      </w:r>
-      <w:r>
-        <w:t xml:space="preserve">has a median of 0.017 (0.008 to 0.031) against an observed 0.039, which 1 percent of runs reach, and modularity a median of 0.000 against an observed 0.045. The distance decay of similarity is steeper in the data than drift’s median but inside its interval (observed Mantel r = -0.21; drift median -0.06, interval -0.29 to +0.08). The distance-controlled boundary excess of the spatial clusters is positive in the data (+14.0, within-cluster pairs more similar than between-cluster pairs at matched distance), outside both the drift interval (-9.7 to +8.7) and the bounded-groups interval at multiplier 0.03 (-4.8 to +7.6). Reducing copying across the spatial clusters by factors of 0.5, 0.1, and 0.03 leaves the median</w:t>
-      </w:r>
-      <w:r>
-        <w:t xml:space="preserve"> </w:t>
-      </w:r>
-      <m:oMath>
-        <m:sSub>
-          <m:e>
-            <m:r>
-              <m:t>F</m:t>
-            </m:r>
-          </m:e>
-          <m:sub>
-            <m:r>
-              <m:t>S</m:t>
-            </m:r>
-            <m:r>
-              <m:t>T</m:t>
-            </m:r>
-          </m:sub>
-        </m:sSub>
-      </m:oMath>
-      <w:r>
-        <w:t xml:space="preserve"> </w:t>
-      </w:r>
-      <w:r>
-        <w:t xml:space="preserve">between 0.0020 and 0.0044 at both interaction lengths. The observation is reached only through the upper tails, in 20 to 33 percent of 30 realizations per cell (Table S3). Innovation drawn from the regional pooled profile is a region-wide source of new variants that no boundary interrupts, which mutes the boundary model in this family. A boundary model whose innovation respected the partition would build the tested boundary into its innovation target, and we did not run one. The comparison therefore shows that the calibrated drift model underpredicts the basin’s differentiation and that the bounded-groups model as built here accounts for little of the difference (Figure S2).</w:t>
+        <w:t xml:space="preserve"> </w:t>
+      </w:r>
+      <w:r>
+        <w:t xml:space="preserve">between 0.0020 and 0.0037 at both interaction lengths, and the observation is reached in 20 to 30 percent of 30 runs per setting, against 23 to 33 percent with no boundary (Table S3). New variants in this model come from the regional pooled profile, a source no boundary interrupts, which mutes the effect of any boundary. A boundary model whose innovation respected the division would build the tested boundary into the model, and we did not run one.</w:t>
       </w:r>
     </w:p>
     <w:p>
@@ -3399,9 +3343,9 @@
       <w:r>
         <w:drawing>
           <wp:inline>
-            <wp:extent cx="5334000" cy="3742777"/>
+            <wp:extent cx="5334000" cy="4169993"/>
             <wp:effectExtent b="0" l="0" r="0" t="0"/>
-            <wp:docPr descr="Figure S2. Calibrated spatial drift versus bounded groups on the basin geography. (A to D) The observed distance-decay correlation, modularity, distance-controlled boundary excess of the spatial clusters, and between-cluster cultural F_{ST} (vertical lines) against the distributions produced by the calibrated neutral spatial-drift model (dark, 500 realizations) and the bounded-groups model at copying multiplier 0.03 (light, 30 realizations), both time-averaged and subsampled to the observed counts. Drift reproduces the distance decay, returns a single community in nearly every run, and underpredicts the between-cluster F_{ST}. The bounded-groups model raises the F_{ST} median only slightly. (E to G) Multidimensional scaling of decorated dissimilarity for the observed assemblages (Parkin starred) and one realization of each model at the calibrated rates." title="" id="121" name="Picture"/>
+            <wp:docPr descr="Figure S2. Neutral copying and bounded groups on the basin’s geography, at the calibrated combination. (A to D) The observed fade of similarity with distance, modularity, boundary excess of the spatial clusters, and between-cluster cultural F_{ST} (vertical lines) against the distributions produced by the neutral copying model (dark, 500 runs) and the bounded-groups model at a copying factor of 0.03 (light, 30 runs), both time-averaged and subsampled to the observed counts. The model reproduces the fade with distance and the between-cluster F_{ST} at two clusters; the observed boundary excess and modularity (0.045) lie above both models. (E to G) Multidimensional scaling of decorated dissimilarity for the observed assemblages (Parkin starred) and one run of each model." title="" id="121" name="Picture"/>
             <a:graphic>
               <a:graphicData uri="http://schemas.openxmlformats.org/drawingml/2006/picture">
                 <pic:pic>
@@ -3420,7 +3364,7 @@
                   <pic:spPr bwMode="auto">
                     <a:xfrm>
                       <a:off x="0" y="0"/>
-                      <a:ext cx="5334000" cy="3742777"/>
+                      <a:ext cx="5334000" cy="4169993"/>
                     </a:xfrm>
                     <a:prstGeom prst="rect">
                       <a:avLst/>
@@ -3454,7 +3398,7 @@
         <w:t xml:space="preserve"> </w:t>
       </w:r>
       <w:r>
-        <w:t xml:space="preserve">Calibrated spatial drift versus bounded groups on the basin geography. (A to D) The observed distance-decay correlation, modularity, distance-controlled boundary excess of the spatial clusters, and between-cluster cultural</w:t>
+        <w:t xml:space="preserve">Neutral copying and bounded groups on the basin’s geography, at the calibrated combination. (A to D) The observed fade of similarity with distance, modularity, boundary excess of the spatial clusters, and between-cluster cultural</w:t>
       </w:r>
       <w:r>
         <w:t xml:space="preserve"> </w:t>
@@ -3480,7 +3424,7 @@
         <w:t xml:space="preserve"> </w:t>
       </w:r>
       <w:r>
-        <w:t xml:space="preserve">(vertical lines) against the distributions produced by the calibrated neutral spatial-drift model (dark, 500 realizations) and the bounded-groups model at copying multiplier 0.03 (light, 30 realizations), both time-averaged and subsampled to the observed counts. Drift reproduces the distance decay, returns a single community in nearly every run, and underpredicts the between-cluster</w:t>
+        <w:t xml:space="preserve">(vertical lines) against the distributions produced by the neutral copying model (dark, 500 runs) and the bounded-groups model at a copying factor of 0.03 (light, 30 runs), both time-averaged and subsampled to the observed counts. The model reproduces the fade with distance and the between-cluster</w:t>
       </w:r>
       <w:r>
         <w:t xml:space="preserve"> </w:t>
@@ -3503,33 +3447,10 @@
         </m:sSub>
       </m:oMath>
       <w:r>
-        <w:t xml:space="preserve">. The bounded-groups model raises the</w:t>
-      </w:r>
-      <w:r>
-        <w:t xml:space="preserve"> </w:t>
-      </w:r>
-      <m:oMath>
-        <m:sSub>
-          <m:e>
-            <m:r>
-              <m:t>F</m:t>
-            </m:r>
-          </m:e>
-          <m:sub>
-            <m:r>
-              <m:t>S</m:t>
-            </m:r>
-            <m:r>
-              <m:t>T</m:t>
-            </m:r>
-          </m:sub>
-        </m:sSub>
-      </m:oMath>
-      <w:r>
-        <w:t xml:space="preserve"> </w:t>
-      </w:r>
-      <w:r>
-        <w:t xml:space="preserve">median only slightly. (E to G) Multidimensional scaling of decorated dissimilarity for the observed assemblages (Parkin starred) and one realization of each model at the calibrated rates.</w:t>
+        <w:t xml:space="preserve"> </w:t>
+      </w:r>
+      <w:r>
+        <w:t xml:space="preserve">at two clusters; the observed boundary excess and modularity (0.045) lie above both models. (E to G) Multidimensional scaling of decorated dissimilarity for the observed assemblages (Parkin starred) and one run of each model.</w:t>
       </w:r>
     </w:p>
     <w:p>
@@ -3547,7 +3468,7 @@
         <w:t xml:space="preserve"> </w:t>
       </w:r>
       <w:r>
-        <w:t xml:space="preserve">Calibration of the two innovation models to the within-assemblage summaries of the St. Francis basin assemblages. The corresponding southeast-Missouri calibration is given in the final section, where the failed extension is described. The selected combination is the diversity-matched parameter combination with the highest fifty-seed median partition</w:t>
+        <w:t xml:space="preserve">Calibration of the two innovation models to the within-assemblage summaries of the St. Francis basin assemblages. The corresponding southeast-Missouri calibration is described in the final section. The selected combination is the one, among those still matched on the fifty-run check, with the highest fifty-run median between-cluster</w:t>
       </w:r>
       <w:r>
         <w:t xml:space="preserve"> </w:t>
@@ -3570,10 +3491,7 @@
         </m:sSub>
       </m:oMath>
       <w:r>
-        <w:t xml:space="preserve"> </w:t>
-      </w:r>
-      <w:r>
-        <w:t xml:space="preserve">among those still matched on the fifty-seed re-check. Where no combination matches, the fallback is listed and identified as such. Achieved values are medians over the 500 baseline realizations.</w:t>
+        <w:t xml:space="preserve">. Achieved values are medians over the 500 baseline runs.</w:t>
       </w:r>
     </w:p>
     <w:tbl>
@@ -3803,13 +3721,13 @@
       </w:tr>
     </w:tbl>
     <w:bookmarkEnd w:id="123"/>
-    <w:bookmarkStart w:id="127" w:name="X78d041e106f3481159ed93cad752edab572ffcd"/>
+    <w:bookmarkStart w:id="127" w:name="Xadbb3fee6170dc82f82218c8d6b92e90e708aca"/>
     <w:p>
       <w:pPr>
         <w:pStyle w:val="Heading2"/>
       </w:pPr>
       <w:r>
-        <w:t xml:space="preserve">The spatial drift model and its calibration</w:t>
+        <w:t xml:space="preserve">The neutral copying model and its calibration</w:t>
       </w:r>
     </w:p>
     <w:p>
@@ -3817,7 +3735,7 @@
         <w:pStyle w:val="FirstParagraph"/>
       </w:pPr>
       <w:r>
-        <w:t xml:space="preserve">The drift-versus-groups comparison (Figures S2 and S4) uses one finite-population network model of decorated-class transmission, run on the real geography of the 28 St. Francis basin assemblages. Each assemblage location is a node holding a population of learners. Each generation, a learner copies the decorated class of another learner, drawn from its own node with probability</w:t>
+        <w:t xml:space="preserve">The comparison uses one finite-population network model of decorated-class transmission, run on the real geography of the 28 assemblages. Each assemblage location is a node holding a population of learners. Each generation, a learner copies the class of another learner, drawn from its own node with probability</w:t>
       </w:r>
       <w:r>
         <w:t xml:space="preserve"> </w:t>
@@ -3851,7 +3769,7 @@
         </m:r>
       </m:oMath>
       <w:r>
-        <w:t xml:space="preserve">, the other node chosen with a weight that decays exponentially with along-waterway distance at length scale</w:t>
+        <w:t xml:space="preserve">, the other node chosen with a weight that falls off exponentially with distance along the rivers at length scale</w:t>
       </w:r>
       <w:r>
         <w:t xml:space="preserve"> </w:t>
@@ -3876,7 +3794,7 @@
         <w:t xml:space="preserve"> </w:t>
       </w:r>
       <w:r>
-        <w:t xml:space="preserve">the learner instead adopts a class by innovation. The model tracks class frequencies rather than individual learners. The next-generation frequencies at each node are a multinomial draw of</w:t>
+        <w:t xml:space="preserve">the learner instead adopts a class by innovation. The model tracks class frequencies rather than individual learners: next-generation frequencies at each node are a multinomial draw of</w:t>
       </w:r>
       <w:r>
         <w:t xml:space="preserve"> </w:t>
@@ -3890,7 +3808,7 @@
         <w:t xml:space="preserve"> </w:t>
       </w:r>
       <w:r>
-        <w:t xml:space="preserve">learners from the copying-plus-innovation probabilities, which is distributionally equivalent to independent learner-by-learner copying. The repertoire is fixed at the ten measured decorated classes. Bounded groups are imposed by multiplying every copying weight that crosses a specified partition by a factor</w:t>
+        <w:t xml:space="preserve">learners from the copying-plus-innovation probabilities, which is equivalent to independent learner-by-learner copying. The repertoire is fixed at the ten measured classes. The bounded-groups variant multiplies every copying weight that crosses a specified division by a factor</w:t>
       </w:r>
       <w:r>
         <w:t xml:space="preserve"> </w:t>
@@ -3904,7 +3822,7 @@
         <w:t xml:space="preserve"> </w:t>
       </w:r>
       <w:r>
-        <w:t xml:space="preserve">before normalization. A value of</w:t>
+        <w:t xml:space="preserve">before normalizing;</w:t>
       </w:r>
       <w:r>
         <w:t xml:space="preserve"> </w:t>
@@ -3927,27 +3845,7 @@
         <w:t xml:space="preserve"> </w:t>
       </w:r>
       <w:r>
-        <w:t xml:space="preserve">is distance-only drift, and</w:t>
-      </w:r>
-      <w:r>
-        <w:t xml:space="preserve"> </w:t>
-      </w:r>
-      <m:oMath>
-        <m:r>
-          <m:t>ℓ</m:t>
-        </m:r>
-        <m:r>
-          <m:rPr>
-            <m:sty m:val="p"/>
-          </m:rPr>
-          <m:t>=</m:t>
-        </m:r>
-        <m:r>
-          <m:t>0.5</m:t>
-        </m:r>
-      </m:oMath>
-      <w:r>
-        <w:t xml:space="preserve">, 0.1, and 0.03 impose progressively stronger boundaries on the basin’s spatial clusters. Each run discards 1,200 burn-in generations and then records 90 evenly spaced slices over 1,800 further generations.</w:t>
+        <w:t xml:space="preserve">is copying by distance alone, and 0.5, 0.1, and 0.03 impose progressively stronger boundaries on the basin’s spatial clusters. Each run discards 1,200 burn-in generations and records 90 evenly spaced samples over 1,800 further generations.</w:t>
       </w:r>
     </w:p>
     <w:p>
@@ -3955,7 +3853,7 @@
         <w:pStyle w:val="BodyText"/>
       </w:pPr>
       <w:r>
-        <w:t xml:space="preserve">Innovation requires a choice about what an archaeological class is, and we run the model under two versions of that choice. Under uniform innovation, the standard K-allele model, an innovating learner adopts any of the measured classes with equal probability, so the classes are treated as exchangeable variants. Under pooled-profile innovation, an innovating learner adopts each class in proportion to that class’s share of the region’s pooled counts, which represents the fact that the culture-history types aggregate unequal numbers of underlying decorative variants, so that innovation lands in a broad type more often than in a narrow one. The pooled profile carries no information about any partition, so it does not build the tested boundary into the null. Neither version introduces frequency-dependent bias.</w:t>
+        <w:t xml:space="preserve">Innovation requires a choice about what an archaeological class is. Under uniform innovation, the standard K-allele model, an innovating learner adopts any class with equal probability, treating the classes as interchangeable. Under pooled-profile innovation, an innovating learner adopts each class in proportion to its share of the region’s pooled counts, reflecting that the culture-history types lump unequal numbers of underlying decorative variants. The pooled profile carries no information about any division, so it does not build the tested boundary into the model, and neither version introduces a copying bias.</w:t>
       </w:r>
     </w:p>
     <w:p>
@@ -3963,7 +3861,7 @@
         <w:pStyle w:val="BodyText"/>
       </w:pPr>
       <w:r>
-        <w:t xml:space="preserve">Because the between-group statistics depend on population size, mixing, and innovation jointly, the model must be calibrated to the record before its between-group predictions mean anything. We calibrate each model on three within-assemblage summaries that do not involve the tested partition. These are mean within-assemblage Gini-Simpson diversity, mean number of classes present at the observed sherd totals, and Gini-Simpson diversity of the pooled counts. A grid of node population size (120, 2,000, and 10,000 learners), innovation rate (0.0002 to 0.2), and mixing rate (0.001 to 0.4) is screened at six seeds per combination with the same time-transgressive sampling applied to the data, and a combination is diversity-matched when all three simulated summaries fall within 10 percent of the observed values. Every matched combination is then re-simulated at fifty fresh seeds, the match is re-checked on those, and the baseline combination for the drift comparison is the one, among those still matched, with the highest fifty-seed median partition</w:t>
+        <w:t xml:space="preserve">Between-group predictions depend on population size, mixing, and innovation together, so the model is calibrated before any between-group comparison. The calibration uses three within-assemblage summaries that do not involve the tested division: mean within-assemblage Gini-Simpson diversity, mean number of classes present at the observed sherd counts, and Gini-Simpson diversity of the pooled counts. A grid of population size (120, 2,000, and 10,000 learners), innovation rate (0.0002 to 0.2), and mixing rate (0.001 to 0.4) is screened at six runs per combination, with the same sampling through time applied to the data, and a combination is matched when all three simulated summaries fall within 10 percent of the observed values. Every matched combination is then rerun fifty times with fresh seeds and the match rechecked, and the baseline is the combination, among those still matched, with the highest fifty-run median between-cluster</w:t>
       </w:r>
       <w:r>
         <w:t xml:space="preserve"> </w:t>
@@ -3986,33 +3884,16 @@
         </m:sSub>
       </m:oMath>
       <w:r>
-        <w:t xml:space="preserve">, so the comparison is the one most favorable to drift. The second stage exists because the highest of some fifty six-seed medians is the extreme of sampling noise rather than a property of the grid: a 209 m shift in 13 coordinates that changed no partition moved the six-seed winner, and its six-seed median proved a threefold overestimate. When no combination survives the second stage, we use the matched combination with the highest fifty-seed median and identify it as such. The partition</w:t>
-      </w:r>
-      <w:r>
-        <w:t xml:space="preserve"> </w:t>
-      </w:r>
-      <m:oMath>
-        <m:sSub>
-          <m:e>
-            <m:r>
-              <m:t>F</m:t>
-            </m:r>
-          </m:e>
-          <m:sub>
-            <m:r>
-              <m:t>S</m:t>
-            </m:r>
-            <m:r>
-              <m:t>T</m:t>
-            </m:r>
-          </m:sub>
-        </m:sSub>
-      </m:oMath>
-      <w:r>
-        <w:t xml:space="preserve"> </w:t>
-      </w:r>
-      <w:r>
-        <w:t xml:space="preserve">is recorded for every combination but never enters the matching criterion. The baseline is then run for 500 realizations, the boundary factors for 30 realizations each at two interaction lengths (12 and 24 km), and seven sensitivity cases (burn-in doubled, monomorphic initialization with and without burn-in, and the calibrated innovation and mixing rates halved and doubled) for 50 realizations each. The fraction of simulated datasets reaching the observed value is reported as</w:t>
+        <w:t xml:space="preserve">, so the comparison is as favorable to the model as the grid allows. The second stage exists because the highest of about fifty six-run medians is mostly sampling noise: a 209 m shift in 13 coordinates, which changed no division, moved the six-run winner, and that winner’s six-run median proved to be three times its fifty-run median (</w:t>
+      </w:r>
+      <w:r>
+        <w:rPr>
+          <w:rStyle w:val="VerbatimChar"/>
+        </w:rPr>
+        <w:t xml:space="preserve">output/findings/calibration_stability.md</w:t>
+      </w:r>
+      <w:r>
+        <w:t xml:space="preserve">). If no combination survived the check, the matched combination with the highest fifty-run median would be used and flagged. The baseline is then run 500 times, the boundary factors 30 times each at interaction lengths of 12 and 24 km, and seven sensitivity cases (burn-in doubled, a single-class starting state with and without burn-in, and innovation and mixing halved and doubled) 50 times each. The share of simulated datasets reaching the observed value is reported as</w:t>
       </w:r>
       <w:r>
         <w:t xml:space="preserve"> </w:t>
@@ -4088,7 +3969,7 @@
         <w:t xml:space="preserve"> </w:t>
       </w:r>
       <w:r>
-        <w:t xml:space="preserve">is the number of realizations at or above the observed statistic and</w:t>
+        <w:t xml:space="preserve">is the number of runs at or above the observed statistic and</w:t>
       </w:r>
       <w:r>
         <w:t xml:space="preserve"> </w:t>
@@ -4102,7 +3983,7 @@
         <w:t xml:space="preserve"> </w:t>
       </w:r>
       <w:r>
-        <w:t xml:space="preserve">the number of realizations. A cache of every replicate is keyed to a fingerprint of the configuration, the arrays supplied to it, the numerical source, and package versions, and is rebuilt when any of them changes.</w:t>
+        <w:t xml:space="preserve">the number of runs. Every run is cached against a fingerprint of the configuration, inputs, source code, and package versions, and rebuilt when any of them changes.</w:t>
       </w:r>
     </w:p>
     <w:p>
@@ -4110,68 +3991,7 @@
         <w:pStyle w:val="BodyText"/>
       </w:pPr>
       <w:r>
-        <w:t xml:space="preserve">Interaction in this riverine settlement system travels along watercourses, so the copying kernel uses river-network distance rather than straight-line distance. We build a graph from the mapped hydrography (the LMVHydrology centerlines clipped to the basin with a 25 km margin), repair its topology by joining vertices within 250 m of one another, keep the largest connected component, and snap each assemblage to the nearest network node, adding the snap distance as an access cost at both ends. The distance between two assemblages is the shortest along-water path between their snapped nodes. All 28 assemblages connect on the resulting network and the mean access distance from an assemblage to a mapped channel is 2.74 km. Detour is summarized two ways, because the summaries differ: the mean of the per-pair ratios of along-water to straight-line distance is 3.7 and the median is 2.9. The per-pair ratio is right-skewed because a pair that is close in a straight line but must route around a meander carries a very large ratio. Substituting straight-line distance changes the results negligibly (between-group</w:t>
-      </w:r>
-      <w:r>
-        <w:t xml:space="preserve"> </w:t>
-      </w:r>
-      <m:oMath>
-        <m:sSub>
-          <m:e>
-            <m:r>
-              <m:t>F</m:t>
-            </m:r>
-          </m:e>
-          <m:sub>
-            <m:r>
-              <m:t>S</m:t>
-            </m:r>
-            <m:r>
-              <m:t>T</m:t>
-            </m:r>
-          </m:sub>
-        </m:sSub>
-      </m:oMath>
-      <w:r>
-        <w:t xml:space="preserve"> </w:t>
-      </w:r>
-      <w:r>
-        <w:t xml:space="preserve">and community counts shift within sampling error), so the conclusions do not depend on the choice. We use river-network distance as the null most favorable to drift, not because the pottery follows it: decorated-class distance between assemblages tracks straight-line separation (rank correlation 0.36) better than along-water distance (0.24), and between assemblages in different phases the along-water metric carries nothing once straight-line distance is held fixed (-0.03). The network is modern hydrography, and the St. Francis, Tyronza and Mississippi have all moved since these sites were occupied; a phase on the St. Francis reaches a phase on the Mississippi only through their confluence far to the south, so along-water distances between phases describe the routing of today’s channels. Both metrics are carried through the relaxation sweep below, and on this set they give the same answer: at the calibrated cell and every interaction length from 6 to 96 km, the drift median under straight-line distance lies within 0.0004 of the median under river distance, with the diversity match held under both, so a calibration on the straight-line metric would select a cell of the same diversity and return the same shortfall. Which tally an assemblage’s counts came from does not enter either: within each spatial cluster that holds rows of both kinds, the cultural</w:t>
-      </w:r>
-      <w:r>
-        <w:t xml:space="preserve"> </w:t>
-      </w:r>
-      <m:oMath>
-        <m:sSub>
-          <m:e>
-            <m:r>
-              <m:t>F</m:t>
-            </m:r>
-          </m:e>
-          <m:sub>
-            <m:r>
-              <m:t>S</m:t>
-            </m:r>
-            <m:r>
-              <m:t>T</m:t>
-            </m:r>
-          </m:sub>
-        </m:sSub>
-      </m:oMath>
-      <w:r>
-        <w:t xml:space="preserve"> </w:t>
-      </w:r>
-      <w:r>
-        <w:t xml:space="preserve">between rows carrying the survey’s counts alone and rows carrying Lipo’s compilation sits at or below the 18th percentile of random splits of that cluster into groups of the same sizes (</w:t>
-      </w:r>
-      <w:r>
-        <w:rPr>
-          <w:rStyle w:val="VerbatimChar"/>
-        </w:rPr>
-        <w:t xml:space="preserve">analyses/78_source_effect.py</w:t>
-      </w:r>
-      <w:r>
-        <w:t xml:space="preserve">).</w:t>
+        <w:t xml:space="preserve">Copying distance is measured along the rivers because interaction in this settlement system plausibly followed watercourses, and because that choice is the one more favorable to the model. We build a graph from the mapped hydrography (LMVHydrology centerlines clipped to the basin with a 25 km margin), join vertices within 250 m of one another, keep the largest connected piece, and attach each assemblage to its nearest node, adding the attachment distance at both ends. All 28 assemblages connect, and the mean distance from an assemblage to a mapped channel is 2.74 km. Paths along the rivers are longer than straight lines by a mean ratio of 3.7 and a median of 2.9 per pair; the mean is pulled up by pairs that are close in a straight line but must route around a meander. The pottery does not follow the rivers more closely than it follows straight lines. Decorated-class distance between assemblages correlates with straight-line distance at 0.36 and with river distance at 0.24, and once straight-line distance is held fixed, river distance adds nothing (-0.02). Between assemblages in different phases, straight-line distance correlates at 0.32 and river distance at 0.10. The network is modern hydrography, and the St. Francis, Tyronza, and Mississippi have all moved since these sites were occupied. Both measures are carried through the relaxations below, and at every interaction length from 6 to 96 km the median under straight-line distance lies within 0.0004 of the median under river distance at the calibrated combination, with the diversity match held under both.</w:t>
       </w:r>
     </w:p>
     <w:p>
@@ -4179,7 +3999,7 @@
         <w:pStyle w:val="BodyText"/>
       </w:pPr>
       <w:r>
-        <w:t xml:space="preserve">The assemblages are not contemporaneous, which is both why they can be seriated and why some carry more of the late classes than others, so the evolving field is sampled time-transgressively rather than at a single instant. Each synthetic assemblage is drawn from the recorded slice that matches its observed seriation position, its rank on the first correspondence-analysis axis of the real data, and is accumulated over a trailing window of eight slices so that, like a real death assemblage, it mixes production across its span. The earliest rank is mapped to the end of the first complete window, so every assemblage receives the same window length. We then sample each synthetic assemblage to the observed sherd count of its real counterpart. The synthetic assemblages are treated exactly as the empirical ones, with spatial clusters by the same</w:t>
+        <w:t xml:space="preserve">The assemblages are not contemporaneous, so the simulated field is sampled through time rather than at one moment. Each simulated assemblage is drawn from the recorded sample matching its real counterpart’s position on the first correspondence-analysis axis and accumulated over a trailing window of eight samples, so that like a real deposit it mixes production across a span. The earliest position maps to the end of the first complete window, so every assemblage gets the same window length. Each simulated assemblage is then subsampled to its real counterpart’s sherd count and analyzed exactly as the real ones are, with the same</w:t>
       </w:r>
       <w:r>
         <w:t xml:space="preserve"> </w:t>
@@ -4190,7 +4010,7 @@
         </m:r>
       </m:oMath>
       <w:r>
-        <w:t xml:space="preserve">-means partition, interaction communities by the same modularity partition, and between-group cultural</w:t>
+        <w:t xml:space="preserve">-means clusters, the same community detection, and the same</w:t>
       </w:r>
       <w:r>
         <w:t xml:space="preserve"> </w:t>
@@ -4213,18 +4033,7 @@
         </m:sSub>
       </m:oMath>
       <w:r>
-        <w:t xml:space="preserve"> </w:t>
-      </w:r>
-      <w:r>
-        <w:t xml:space="preserve">on each. Because the orientation of the seriation axis is only partly anchored, every field is also observed under the reversed order and under a contemporaneous scheme in which every assemblage is drawn from the terminal window.</w:t>
-      </w:r>
-    </w:p>
-    <w:p>
-      <w:pPr>
-        <w:pStyle w:val="BodyText"/>
-      </w:pPr>
-      <w:r>
-        <w:t xml:space="preserve">For the basin (Figure S3) we summarize 500 realizations at the calibrated parameter combination. Because group labels are arbitrary and switch between runs, groupness is summarized by co-membership rather than by a single partition. For each assemblage we record the fraction of runs in which it falls in the same drift-detected group as Parkin. Under calibrated drift, that fraction is 0.80 to 1.00 for every basin assemblage, because the model returns a single community in two thirds of its runs. The graded, distance-dependent co-membership field that the uncalibrated model produced (co-membership falling from 0.66 near Parkin to 0.17 far away) was a product of that model’s excess diversity. Figure S3B places the observed between-community</w:t>
+        <w:t xml:space="preserve">. Because the direction of the seriation axis is only partly anchored, every run is also sampled in reverse order and as if contemporaneous, with every assemblage drawn from the final window. Which source an assemblage’s counts came from does not matter to the result: within each cluster holding rows of both kinds, the</w:t>
       </w:r>
       <w:r>
         <w:t xml:space="preserve"> </w:t>
@@ -4250,7 +4059,24 @@
         <w:t xml:space="preserve"> </w:t>
       </w:r>
       <w:r>
-        <w:t xml:space="preserve">of 0.039 against the calibrated drift distributions under contemporaneous and time-transgressive sampling for both innovation models. Under pooled-profile innovation, the model returns a single community in 325 of 500 time-transgressive runs, where a between-community</w:t>
+        <w:t xml:space="preserve">between rows carrying the survey’s counts alone and rows carrying Lipo’s compilation sits at or below the 18th percentile of random splits of that cluster into groups of the same sizes (</w:t>
+      </w:r>
+      <w:r>
+        <w:rPr>
+          <w:rStyle w:val="VerbatimChar"/>
+        </w:rPr>
+        <w:t xml:space="preserve">analyses/78_source_effect.py</w:t>
+      </w:r>
+      <w:r>
+        <w:t xml:space="preserve">).</w:t>
+      </w:r>
+    </w:p>
+    <w:p>
+      <w:pPr>
+        <w:pStyle w:val="BodyText"/>
+      </w:pPr>
+      <w:r>
+        <w:t xml:space="preserve">Because community labels are arbitrary and switch between runs, we summarize the basin’s simulated communities by co-membership (Figure S3). For each assemblage we record the share of runs in which it falls in the same community as Parkin. Under the calibrated model that share is 0.80 to 1.00 for every assemblage, because the model returns a single community in two thirds of its runs. An earlier, uncalibrated model had produced a graded field of co-membership falling from 0.66 near Parkin to 0.17 far away, which was a product of its excess diversity. Under pooled-profile innovation, the 175 time-sampled runs that return two or more communities give a between-community</w:t>
       </w:r>
       <w:r>
         <w:t xml:space="preserve"> </w:t>
@@ -4276,7 +4102,7 @@
         <w:t xml:space="preserve"> </w:t>
       </w:r>
       <w:r>
-        <w:t xml:space="preserve">is undefined. In the 175 runs that return two or more it runs from 0.008 to 0.043 (median 0.017), and 1 percent of runs reach the observed 0.039. Under uniform innovation, which does not fit the assemblages’ diversity, the observed value falls within a wide interval.</w:t>
+        <w:t xml:space="preserve">from 0.008 to 0.043 (median 0.017), and 1 of those 175 runs reaches the observed 0.039. Under uniform innovation, which does not fit the assemblages’ diversity robustly, the observed value falls within a wide interval.</w:t>
       </w:r>
     </w:p>
     <w:p>
@@ -4286,9 +4112,9 @@
       <w:r>
         <w:drawing>
           <wp:inline>
-            <wp:extent cx="5334000" cy="3222814"/>
+            <wp:extent cx="5334000" cy="4016402"/>
             <wp:effectExtent b="0" l="0" r="0" t="0"/>
-            <wp:docPr descr="Figure S3. Basin co-membership and community differentiation under calibrated drift, over 500 realizations. (A) Each assemblage is shaded by the probability that it shares Parkin’s drift-detected group (star) under time-transgressive sampling. The probability is 0.80 to 1.00 throughout because calibrated drift returns one community in two thirds of its runs. (B) Between-community cultural F_{ST} for the observed data (dashed, 0.039) against the calibrated drift medians and 95 percent intervals under contemporaneous and time-transgressive sampling for the pooled-profile (filled) and uniform (open) innovation models. The pooled-profile points summarize only the runs that return two or more communities (148 contemporaneous and 175 time-transgressive of 500; the rest return one community and leave the statistic undefined), and the observed value lies above them. The uniform model’s wide interval reflects a parameterization that does not fit the assemblages’ diversity." title="" id="125" name="Picture"/>
+            <wp:docPr descr="Figure S3. Basin co-membership and community differentiation under the calibrated model, over 500 runs. (A) Each assemblage shaded by the share of runs in which it falls in Parkin’s community (star). The share is 0.80 to 1.00 throughout because the model returns one community in two thirds of its runs. (B) Between-community cultural F_{ST} for the observed data (dashed, 0.039) against the model’s medians and 95 percent ranges, sampled as contemporaneous and through time, for pooled-profile (filled) and uniform (open) innovation. The pooled-profile points summarize only the runs returning two or more communities (148 contemporaneous and 175 through time, of 500); the rest return one community and leave the statistic undefined. The observed value lies above them. The uniform model’s wide range reflects a parameterization that does not fit the assemblages’ diversity robustly." title="" id="125" name="Picture"/>
             <a:graphic>
               <a:graphicData uri="http://schemas.openxmlformats.org/drawingml/2006/picture">
                 <pic:pic>
@@ -4307,7 +4133,7 @@
                   <pic:spPr bwMode="auto">
                     <a:xfrm>
                       <a:off x="0" y="0"/>
-                      <a:ext cx="5334000" cy="3222814"/>
+                      <a:ext cx="5334000" cy="4016402"/>
                     </a:xfrm>
                     <a:prstGeom prst="rect">
                       <a:avLst/>
@@ -4341,7 +4167,7 @@
         <w:t xml:space="preserve"> </w:t>
       </w:r>
       <w:r>
-        <w:t xml:space="preserve">Basin co-membership and community differentiation under calibrated drift, over 500 realizations. (A) Each assemblage is shaded by the probability that it shares Parkin’s drift-detected group (star) under time-transgressive sampling. The probability is 0.80 to 1.00 throughout because calibrated drift returns one community in two thirds of its runs. (B) Between-community cultural</w:t>
+        <w:t xml:space="preserve">Basin co-membership and community differentiation under the calibrated model, over 500 runs. (A) Each assemblage shaded by the share of runs in which it falls in Parkin’s community (star). The share is 0.80 to 1.00 throughout because the model returns one community in two thirds of its runs. (B) Between-community cultural</w:t>
       </w:r>
       <w:r>
         <w:t xml:space="preserve"> </w:t>
@@ -4367,17 +4193,17 @@
         <w:t xml:space="preserve"> </w:t>
       </w:r>
       <w:r>
-        <w:t xml:space="preserve">for the observed data (dashed, 0.039) against the calibrated drift medians and 95 percent intervals under contemporaneous and time-transgressive sampling for the pooled-profile (filled) and uniform (open) innovation models. The pooled-profile points summarize only the runs that return two or more communities (148 contemporaneous and 175 time-transgressive of 500; the rest return one community and leave the statistic undefined), and the observed value lies above them. The uniform model’s wide interval reflects a parameterization that does not fit the assemblages’ diversity.</w:t>
+        <w:t xml:space="preserve">for the observed data (dashed, 0.039) against the model’s medians and 95 percent ranges, sampled as contemporaneous and through time, for pooled-profile (filled) and uniform (open) innovation. The pooled-profile points summarize only the runs returning two or more communities (148 contemporaneous and 175 through time, of 500); the rest return one community and leave the statistic undefined. The observed value lies above them. The uniform model’s wide range reflects a parameterization that does not fit the assemblages’ diversity robustly.</w:t>
       </w:r>
     </w:p>
     <w:bookmarkEnd w:id="127"/>
-    <w:bookmarkStart w:id="131" w:name="X7572d9e5478b44765a66b286b4f0f4dcad2f464"/>
+    <w:bookmarkStart w:id="131" w:name="X6f709a8852ced2b4efe4258f523a9f4ec56fbed"/>
     <w:p>
       <w:pPr>
         <w:pStyle w:val="Heading2"/>
       </w:pPr>
       <w:r>
-        <w:t xml:space="preserve">The calibration series and sensitivity of the calibrated comparison</w:t>
+        <w:t xml:space="preserve">The calibration series and its sensitivity</w:t>
       </w:r>
     </w:p>
     <w:p>
@@ -4385,7 +4211,7 @@
         <w:pStyle w:val="FirstParagraph"/>
       </w:pPr>
       <w:r>
-        <w:t xml:space="preserve">Figure S4 shows every combination in the calibration series, 297 combinations of population size, innovation rate, and mixing rate for each innovation model, each plotted by its diversity misfit (the root of the summed squared relative error over the three within-assemblage summaries) against its median partition</w:t>
+        <w:t xml:space="preserve">Figure S4 shows every combination in the calibration series, 297 for each innovation model, plotted by diversity misfit (the root of the summed squared relative error over the three summaries) against median between-cluster</w:t>
       </w:r>
       <w:r>
         <w:t xml:space="preserve"> </w:t>
@@ -4408,7 +4234,7 @@
         </m:sSub>
       </m:oMath>
       <w:r>
-        <w:t xml:space="preserve">: the median of six screening draws for unmatched combinations, and of fifty further draws for matched ones, the value the selection is made on. Combinations to the left of the tolerance line match the assemblages’ diversity. In the basin, the matched combinations lie below the observed</w:t>
+        <w:t xml:space="preserve">: the six-run median for unmatched combinations and the fifty-run median for matched ones, the value the selection uses. In the basin, the matched combinations lie below the observed</w:t>
       </w:r>
       <w:r>
         <w:t xml:space="preserve"> </w:t>
@@ -4434,33 +4260,7 @@
         <w:t xml:space="preserve"> </w:t>
       </w:r>
       <w:r>
-        <w:t xml:space="preserve">at the median, and the combinations that reach the observed</w:t>
-      </w:r>
-      <w:r>
-        <w:t xml:space="preserve"> </w:t>
-      </w:r>
-      <m:oMath>
-        <m:sSub>
-          <m:e>
-            <m:r>
-              <m:t>F</m:t>
-            </m:r>
-          </m:e>
-          <m:sub>
-            <m:r>
-              <m:t>S</m:t>
-            </m:r>
-            <m:r>
-              <m:t>T</m:t>
-            </m:r>
-          </m:sub>
-        </m:sSub>
-      </m:oMath>
-      <w:r>
-        <w:t xml:space="preserve"> </w:t>
-      </w:r>
-      <w:r>
-        <w:t xml:space="preserve">at the median are those that misfit the diversity by a factor of two or more. Under uniform innovation, one combination matches, at the corner of the grid. The exchangeable-class model reaches the record’s skewed class profile only as a transient state of strong drift, which removes the rare classes that most assemblages contain. The earlier finding that drift brackets the observed differentiation across a parameter grid (432 runs over interaction length, mixing, and innovation) was drawn from that misfitting region of the grid.</w:t>
+        <w:t xml:space="preserve">at their medians, and the combinations that reach it at the median misfit the diversity by a factor of two or more. Under uniform innovation, one combination matches, at the corner of the grid, and its median (0.0095) lies above the observed value; it is the only matched combination to do so, and it does not fit the diversity robustly. The interchangeable-class model can reach the record’s skewed class profile only as a passing state of strong drift, which removes the rare classes that most assemblages contain. An earlier finding that drift brackets the observed differentiation across a 432-run grid over interaction length, mixing, and innovation came from that misfitting region of the grid.</w:t>
       </w:r>
     </w:p>
     <w:p>
@@ -4470,9 +4270,9 @@
       <w:r>
         <w:drawing>
           <wp:inline>
-            <wp:extent cx="5334000" cy="2934743"/>
+            <wp:extent cx="5334000" cy="3429956"/>
             <wp:effectExtent b="0" l="0" r="0" t="0"/>
-            <wp:docPr descr="Figure S4. The calibration series. Each point is one combination of parameters (population size 120, 2,000, or 10,000 learners; innovation 0.0002 to 0.2; mixing 0.001 to 0.4) for the pooled-profile (circles) and uniform (squares) innovation models, placed by its diversity misfit against its median partition F_{ST} (six screening draws for unmatched combinations, fifty for matched ones), for (A) the St. Francis basin spatial clusters and (B) the southeast-Missouri spatial clusters, the latter shown to document the extension described in the final section rather than as a result. Filled markers match all three within-assemblage summaries within 10 percent (vertical line). The dashed line is the observed F_{ST}. No diversity-matched parameter combination reaches the observed differentiation at the median in either panel." title="" id="129" name="Picture"/>
+            <wp:docPr descr="Figure S4. The calibration series. Each point is one parameter combination (population 120, 2,000, or 10,000 learners; innovation 0.0002 to 0.2; mixing 0.001 to 0.4) for the pooled-profile (circles) and uniform (squares) innovation models, placed by its diversity misfit against its median between-cluster F_{ST} (six runs for unmatched combinations, fifty for matched ones), for (A) the St. Francis basin and (B) the southeast-Missouri assemblages, the latter shown to document the attempt described in the final section rather than as a result. Filled markers match all three within-assemblage summaries within 10 percent (vertical line). The dashed line is the observed F_{ST}. No matched pooled-profile combination reaches the observed value at its median in either panel; the single matched uniform combination in the basin (median 0.0095) sits at the corner of the grid and does not fit the diversity robustly." title="" id="129" name="Picture"/>
             <a:graphic>
               <a:graphicData uri="http://schemas.openxmlformats.org/drawingml/2006/picture">
                 <pic:pic>
@@ -4491,7 +4291,7 @@
                   <pic:spPr bwMode="auto">
                     <a:xfrm>
                       <a:off x="0" y="0"/>
-                      <a:ext cx="5334000" cy="2934743"/>
+                      <a:ext cx="5334000" cy="3429956"/>
                     </a:xfrm>
                     <a:prstGeom prst="rect">
                       <a:avLst/>
@@ -4525,7 +4325,7 @@
         <w:t xml:space="preserve"> </w:t>
       </w:r>
       <w:r>
-        <w:t xml:space="preserve">The calibration series. Each point is one combination of parameters (population size 120, 2,000, or 10,000 learners; innovation 0.0002 to 0.2; mixing 0.001 to 0.4) for the pooled-profile (circles) and uniform (squares) innovation models, placed by its diversity misfit against its median partition</w:t>
+        <w:t xml:space="preserve">The calibration series. Each point is one parameter combination (population 120, 2,000, or 10,000 learners; innovation 0.0002 to 0.2; mixing 0.001 to 0.4) for the pooled-profile (circles) and uniform (squares) innovation models, placed by its diversity misfit against its median between-cluster</w:t>
       </w:r>
       <w:r>
         <w:t xml:space="preserve"> </w:t>
@@ -4551,7 +4351,7 @@
         <w:t xml:space="preserve"> </w:t>
       </w:r>
       <w:r>
-        <w:t xml:space="preserve">(six screening draws for unmatched combinations, fifty for matched ones), for (A) the St. Francis basin spatial clusters and (B) the southeast-Missouri spatial clusters, the latter shown to document the extension described in the final section rather than as a result. Filled markers match all three within-assemblage summaries within 10 percent (vertical line). The dashed line is the observed</w:t>
+        <w:t xml:space="preserve">(six runs for unmatched combinations, fifty for matched ones), for (A) the St. Francis basin and (B) the southeast-Missouri assemblages, the latter shown to document the attempt described in the final section rather than as a result. Filled markers match all three within-assemblage summaries within 10 percent (vertical line). The dashed line is the observed</w:t>
       </w:r>
       <w:r>
         <w:t xml:space="preserve"> </w:t>
@@ -4574,7 +4374,7 @@
         </m:sSub>
       </m:oMath>
       <w:r>
-        <w:t xml:space="preserve">. No diversity-matched parameter combination reaches the observed differentiation at the median in either panel.</w:t>
+        <w:t xml:space="preserve">. No matched pooled-profile combination reaches the observed value at its median in either panel; the single matched uniform combination in the basin (median 0.0095) sits at the corner of the grid and does not fit the diversity robustly.</w:t>
       </w:r>
     </w:p>
     <w:p>
@@ -4592,7 +4392,7 @@
         <w:t xml:space="preserve"> </w:t>
       </w:r>
       <w:r>
-        <w:t xml:space="preserve">Sensitivity of the calibrated comparison for the pooled-profile model (50 realizations per case, baseline 500). Entries are the median and 95 percent interval of the partition</w:t>
+        <w:t xml:space="preserve">Sensitivity of the calibrated comparison for the pooled-profile model (50 runs per case, baseline 500). Entries are the median and 95 percent range of the between-cluster</w:t>
       </w:r>
       <w:r>
         <w:t xml:space="preserve"> </w:t>
@@ -4615,7 +4415,7 @@
         </m:sSub>
       </m:oMath>
       <w:r>
-        <w:t xml:space="preserve">, the fraction of realizations reaching the observed value, and the mean within-assemblage diversity and richness achieved.</w:t>
+        <w:t xml:space="preserve">, the share of runs reaching the observed value, and the mean within-assemblage diversity and richness achieved.</w:t>
       </w:r>
     </w:p>
     <w:tbl>
@@ -5440,17 +5240,17 @@
         <w:pStyle w:val="BodyText"/>
       </w:pPr>
       <w:r>
-        <w:t xml:space="preserve">The sensitivity cases with monomorphic initialization and no burn-in depart from the calibrated diversity, and their tail probabilities are reported for completeness rather than as alternatives that fit the record. The remaining cases leave the basin tail probability between 0.08 and 0.37, so the observation sits inside what drift produces under every startup and rate choice. The 30-realization boundary cases resolve tail probabilities only to about 0.03.</w:t>
+        <w:t xml:space="preserve">The case with a single-class start and no burn-in departs from the calibrated diversity and is reported for completeness rather than as an alternative that fits. The other cases put the share of runs reaching the observed value between 0.08 and 0.37, so the observation lies within what the model produces under every starting state and rate choice. The 30-run boundary cases resolve that share only to about 0.03.</w:t>
       </w:r>
     </w:p>
     <w:bookmarkEnd w:id="131"/>
-    <w:bookmarkStart w:id="132" w:name="X38a0c6a9c650c3c6e71b804c682fc2a3dc35e63"/>
+    <w:bookmarkStart w:id="132" w:name="Xeafe564f9578fc6514294828af52095d4d7f034"/>
     <w:p>
       <w:pPr>
         <w:pStyle w:val="Heading2"/>
       </w:pPr>
       <w:r>
-        <w:t xml:space="preserve">Relaxing four assumptions of the drift model</w:t>
+        <w:t xml:space="preserve">Relaxing four simplifications of the copying model</w:t>
       </w:r>
     </w:p>
     <w:p>
@@ -5458,7 +5258,72 @@
         <w:pStyle w:val="FirstParagraph"/>
       </w:pPr>
       <w:r>
-        <w:t xml:space="preserve">The calibrated drift model reproduces the assemblages’ diversity but not their differentiation. The model makes four simplifying assumptions, and relaxing any of them could account for the difference. Relaxing one does not abandon drift. Each variant is the same finite-population drift model with one of its simplifications removed. Each is relaxed here on the basin set at its calibrated combination. The full series is in</w:t>
+        <w:t xml:space="preserve">At two to four clusters the calibrated model covers the observed differentiation, and from five clusters on it falls short (main text Table 2). The model makes four simplifications, any of which could account for that finer-scale difference, and relaxing one does not abandon neutral copying: each variant is the same model with one simplification removed, run on the basin at its calibrated combination. The standard is the same throughout. A variant accounts for the difference only if it reaches the observed</w:t>
+      </w:r>
+      <w:r>
+        <w:t xml:space="preserve"> </w:t>
+      </w:r>
+      <m:oMath>
+        <m:sSub>
+          <m:e>
+            <m:r>
+              <m:t>F</m:t>
+            </m:r>
+          </m:e>
+          <m:sub>
+            <m:r>
+              <m:t>S</m:t>
+            </m:r>
+            <m:r>
+              <m:t>T</m:t>
+            </m:r>
+          </m:sub>
+        </m:sSub>
+      </m:oMath>
+      <w:r>
+        <w:t xml:space="preserve"> </w:t>
+      </w:r>
+      <w:r>
+        <w:t xml:space="preserve">of 0.0062</w:t>
+      </w:r>
+      <w:r>
+        <w:t xml:space="preserve"> </w:t>
+      </w:r>
+      <w:r>
+        <w:rPr>
+          <w:i/>
+          <w:iCs/>
+        </w:rPr>
+        <w:t xml:space="preserve">and</w:t>
+      </w:r>
+      <w:r>
+        <w:t xml:space="preserve"> </w:t>
+      </w:r>
+      <w:r>
+        <w:t xml:space="preserve">keeps all three diversity summaries within the 10 percent tolerance, because a model that reaches the differentiation by losing the diversity fit has traded one fit for the other. Each table gives the median</w:t>
+      </w:r>
+      <w:r>
+        <w:t xml:space="preserve"> </w:t>
+      </w:r>
+      <m:oMath>
+        <m:sSub>
+          <m:e>
+            <m:r>
+              <m:t>F</m:t>
+            </m:r>
+          </m:e>
+          <m:sub>
+            <m:r>
+              <m:t>S</m:t>
+            </m:r>
+            <m:r>
+              <m:t>T</m:t>
+            </m:r>
+          </m:sub>
+        </m:sSub>
+      </m:oMath>
+      <w:r>
+        <w:t xml:space="preserve">, its 95 percent range, the shortfall (observed divided by the model’s median), and whether diversity stays matched. The full series is in</w:t>
       </w:r>
       <w:r>
         <w:t xml:space="preserve"> </w:t>
@@ -5470,33 +5335,7 @@
         <w:t xml:space="preserve">output/findings/other_departures.md</w:t>
       </w:r>
       <w:r>
-        <w:t xml:space="preserve">. The standard is the same throughout. Relaxing an assumption accounts for the difference only if it reaches the observed</w:t>
-      </w:r>
-      <w:r>
-        <w:t xml:space="preserve"> </w:t>
-      </w:r>
-      <m:oMath>
-        <m:sSub>
-          <m:e>
-            <m:r>
-              <m:t>F</m:t>
-            </m:r>
-          </m:e>
-          <m:sub>
-            <m:r>
-              <m:t>S</m:t>
-            </m:r>
-            <m:r>
-              <m:t>T</m:t>
-            </m:r>
-          </m:sub>
-        </m:sSub>
-      </m:oMath>
-      <w:r>
-        <w:t xml:space="preserve"> </w:t>
-      </w:r>
-      <w:r>
-        <w:t xml:space="preserve">of 0.0062 AND keeps all three diversity summaries inside the calibration’s 10 percent tolerance. A model that reaches the differentiation by losing the diversity fit has improved one fit at the expense of the other rather than improving both.</w:t>
+        <w:t xml:space="preserve">.</w:t>
       </w:r>
     </w:p>
     <w:p>
@@ -5523,7 +5362,7 @@
         <w:t xml:space="preserve">analyses/64_unequal_populations.py</w:t>
       </w:r>
       <w:r>
-        <w:t xml:space="preserve">). Per-site populations are drawn lognormal with the calibrated population as the arithmetic mean and a rising coefficient of variation.</w:t>
+        <w:t xml:space="preserve">). Per-site populations are drawn lognormal with the calibrated population as the mean and a rising coefficient of variation.</w:t>
       </w:r>
     </w:p>
     <w:tbl>
@@ -6096,7 +5935,7 @@
         <w:t xml:space="preserve"> </w:t>
       </w:r>
       <w:r>
-        <w:t xml:space="preserve">covers 24 of the 28 basin assemblages and is the only size field there with usable coverage. Taking population to scale with height, with height squared, or with height cubed implies a coefficient of variation of 0.92, 1.37 and 1.78 respectively, with Morse’s corrected height for Parkin substituted as elsewhere. Across that bracket the shortfall runs from about 1.5-fold at a coefficient of variation of 1.0 to the observation passed by 2.0, and the diversity match is broken from 1.0. Inequality raises differentiation but lowers the harmonic mean population, which raises drift everywhere and pulls diversity below the observed value.</w:t>
+        <w:t xml:space="preserve">covers 24 of the 28 assemblages and is the only size field with usable coverage. Taking population to scale with height, height squared, or height cubed implies coefficients of variation of 0.92, 1.37, and 1.78, with Morse’s corrected height for Parkin substituted as elsewhere. Across that range the shortfall runs from about 1.5-fold at a coefficient of 1.0 to the observation passed by 2.0, but the diversity match is lost from 1.0. Inequality raises differentiation, but it also lowers the harmonic mean population, which speeds drift everywhere and pulls diversity below the observed value.</w:t>
       </w:r>
     </w:p>
     <w:p>
@@ -7429,6 +7268,30 @@
         <w:pStyle w:val="BodyText"/>
       </w:pPr>
       <w:r>
+        <w:t xml:space="preserve">These runs vary the distance measure, the interaction length, and the</w:t>
+      </w:r>
+      <w:r>
+        <w:t xml:space="preserve"> </w:t>
+      </w:r>
+      <w:r>
+        <w:rPr>
+          <w:i/>
+          <w:iCs/>
+        </w:rPr>
+        <w:t xml:space="preserve">shape</w:t>
+      </w:r>
+      <w:r>
+        <w:t xml:space="preserve"> </w:t>
+      </w:r>
+      <w:r>
+        <w:t xml:space="preserve">of the fade, since an exponential fall-off is an assumption rather than a measurement. A Gaussian fade isolates distant sites about eleven times more than an exponential at the same length and narrows the shortfall to 1.5, but breaks the diversity match; the best matched setting, a straight-line exponential fade at 6 km, reaches 2.1. No measure, length, or shape moves the median by more than a few thousandths while diversity stays matched, and a power-law fade, with its heavier tail, does no better anywhere.</w:t>
+      </w:r>
+    </w:p>
+    <w:p>
+      <w:pPr>
+        <w:pStyle w:val="BodyText"/>
+      </w:pPr>
+      <w:r>
         <w:rPr>
           <w:b/>
           <w:bCs/>
@@ -8457,73 +8320,51 @@
         <w:pStyle w:val="BodyText"/>
       </w:pPr>
       <w:r>
-        <w:t xml:space="preserve">The geography runs vary the distance metric, the interaction length and the</w:t>
-      </w:r>
-      <w:r>
-        <w:t xml:space="preserve"> </w:t>
-      </w:r>
+        <w:t xml:space="preserve">In this variant each cluster draws its new variants from a partly reordered version of the regional class profile, with the strength setting the share of classes reordered, and the table reports 1,200 runs per setting. A reordering keeps the set of class frequencies exactly, so every cluster keeps the same richness and diversity in its source of new variants and differs only in which classes it favors. Using each cluster’s observed profile instead would guarantee the result by construction. Two earlier constructions were discarded because they changed something other than the boundary: a Dirichlet perturbation made profiles sparser as well as different, dropping mean richness from 5.31 to 3.48, and mixing the regional profile with a reordered copy flattened it, raising diversity well above the observed value.</w:t>
+      </w:r>
+    </w:p>
+    <w:p>
+      <w:pPr>
+        <w:pStyle w:val="BodyText"/>
+      </w:pPr>
+      <w:r>
+        <w:t xml:space="preserve">Individual runs are widely spread, so the agreement at strengths of 0.2 to 0.25 is between the model’s median and the observation rather than between narrow distributions. It identifies a mechanism the record is consistent with, not one it demonstrates, and the mechanism is still neutral copying, with new styles arising locally rather than at the same rates across the basin. The transport, accumulation, and innovation sweeps were also run on the southeast-Missouri assemblages; that set is not adequate for the test, for reasons given in the final section, where its behavior under these sweeps is reported.</w:t>
+      </w:r>
+    </w:p>
+    <w:bookmarkEnd w:id="132"/>
+    <w:bookmarkStart w:id="137" w:name="tests-in-the-time-domain"/>
+    <w:p>
+      <w:pPr>
+        <w:pStyle w:val="Heading2"/>
+      </w:pPr>
+      <w:r>
+        <w:t xml:space="preserve">Tests in the time domain</w:t>
+      </w:r>
+    </w:p>
+    <w:p>
+      <w:pPr>
+        <w:pStyle w:val="FirstParagraph"/>
+      </w:pPr>
+      <w:r>
+        <w:t xml:space="preserve">The four measures describe states along the sequence rather than the changes between them. Two further tests model change directly while respecting the record’s time-averaging, and three shorter checks follow.</w:t>
+      </w:r>
+    </w:p>
+    <w:p>
+      <w:pPr>
+        <w:pStyle w:val="BodyText"/>
+      </w:pPr>
       <w:r>
         <w:rPr>
-          <w:i/>
-          <w:iCs/>
+          <w:b/>
+          <w:bCs/>
         </w:rPr>
-        <w:t xml:space="preserve">form</w:t>
-      </w:r>
-      <w:r>
-        <w:t xml:space="preserve"> </w:t>
-      </w:r>
-      <w:r>
-        <w:t xml:space="preserve">of the decay, since an exponential fall-off is an assumption rather than a measurement. A Gaussian decay isolates distant sites about eleven times more than an exponential at the same length and narrows the shortfall to 1.5 but breaks the diversity match; the best diversity-matched setting, a straight-line exponential decay at 6 km, reaches 2.1. No metric, length or decay shape moves the median by more than a few thousandths on this set. A power-law decay, with its heavier tail, is no better anywhere.</w:t>
-      </w:r>
-    </w:p>
-    <w:p>
-      <w:pPr>
-        <w:pStyle w:val="BodyText"/>
-      </w:pPr>
-      <w:r>
-        <w:t xml:space="preserve">Group innovation profiles are random partial permutations of the regional profile, with the strength setting the fraction of classes permuted. A permutation holds the multiset of frequencies exactly, so every group keeps the same richness and the same within-profile diversity and differs only in which classes it favors. Using each group’s observed profile instead would guarantee the result by construction, and two earlier constructions were discarded for confounding the boundary with something else. A Dirichlet perturbation made profiles sparser as well as different, dropping mean richness from 5.31 to 3.48, and a mixture of the regional profile with a permuted copy flattened it, raising diversity well above the observed value.</w:t>
-      </w:r>
-    </w:p>
-    <w:p>
-      <w:pPr>
-        <w:pStyle w:val="BodyText"/>
-      </w:pPr>
-      <w:r>
-        <w:t xml:space="preserve">The individual realizations are widely spread, so the agreement at strengths of 0.2 to 0.25 is between the model’s central tendency and the observation rather than between tight distributions. It identifies a mechanism the record is consistent with, not one it demonstrates. The mechanism is neutral drift in which new styles arise locally rather than region-wide, not a process of a different kind.</w:t>
-      </w:r>
-    </w:p>
-    <w:p>
-      <w:pPr>
-        <w:pStyle w:val="BodyText"/>
-      </w:pPr>
-      <w:r>
-        <w:t xml:space="preserve">The transport-geography, accumulation-span and innovation-boundary sweeps were also run on the southeast-Missouri assemblages. That set is not adequate for the test, for reasons of class composition set out in the final section of this text, and the way its behavior under these three exposes the problem is reported there rather than here.</w:t>
-      </w:r>
-    </w:p>
-    <w:bookmarkEnd w:id="132"/>
-    <w:bookmarkStart w:id="137" w:name="X61b4c874ea32e31666b882bda5fae1d71873809"/>
-    <w:p>
-      <w:pPr>
-        <w:pStyle w:val="Heading2"/>
-      </w:pPr>
-      <w:r>
-        <w:t xml:space="preserve">Dynamic-sufficiency tests in the time domain</w:t>
-      </w:r>
-    </w:p>
-    <w:p>
-      <w:pPr>
-        <w:pStyle w:val="FirstParagraph"/>
-      </w:pPr>
-      <w:r>
-        <w:t xml:space="preserve">The four convergence signatures are measured as states along the seriation sequence, so on their own they are only partially dynamically sufficient. They describe states rather than the transitions between them. Two further tests work on the transformation between states, and a third test, which this record cannot resolve, is reported in the code for completeness. The two we rely on are dynamically and empirically sufficient, because each models change between states while respecting the record’s time-averaged resolution.</w:t>
-      </w:r>
-    </w:p>
-    <w:p>
-      <w:pPr>
-        <w:pStyle w:val="BodyText"/>
-      </w:pPr>
-      <w:r>
-        <w:t xml:space="preserve">The first infers how potters were copying by simulation. We run many copying scenarios, ranging from strongly conformist to neutral to novelty-seeking, and keep only the ones that reproduce the real assemblages. From the surviving scenarios, we infer the kind of copying implied, with the record’s time-averaging built into each simulation (the approximate-Bayesian-computation approach)</w:t>
+        <w:t xml:space="preserve">Copying bias inferred by simulation.</w:t>
+      </w:r>
+      <w:r>
+        <w:t xml:space="preserve"> </w:t>
+      </w:r>
+      <w:r>
+        <w:t xml:space="preserve">We simulate copying scenarios ranging from strongly conformist through neutral to novelty-seeking, keep those that reproduce the real assemblages, and infer the copying bias from the survivors, with time-averaging built into each simulation</w:t>
       </w:r>
       <w:r>
         <w:t xml:space="preserve"> </w:t>
@@ -8532,7 +8373,7 @@
         <w:t xml:space="preserve">(Carrignon et al. 2019; Crema et al. 2014, 2016)</w:t>
       </w:r>
       <w:r>
-        <w:t xml:space="preserve">. We modeled the basin sequence as frequency-dependent copying among the ten decorated classes in a finite population. Each generation, a class’s adoption weight is proportional to its frequency raised to the power</w:t>
+        <w:t xml:space="preserve">. The model is frequency-dependent copying among the ten classes in a finite population: a class’s adoption weight is proportional to its frequency raised to the power</w:t>
       </w:r>
       <w:r>
         <w:t xml:space="preserve"> </w:t>
@@ -8598,7 +8439,7 @@
         <w:t xml:space="preserve"> </w:t>
       </w:r>
       <w:r>
-        <w:t xml:space="preserve">is anti-conformity, and</w:t>
+        <w:t xml:space="preserve">anti-conformity, and</w:t>
       </w:r>
       <w:r>
         <w:t xml:space="preserve"> </w:t>
@@ -8621,7 +8462,7 @@
         <w:t xml:space="preserve"> </w:t>
       </w:r>
       <w:r>
-        <w:t xml:space="preserve">is neutral copying, with an innovation rate that mixes in a uniform draw from the set of classes. An assemblage pools production over a window of generations, so the time-averaging that distorts the static statistics is built into the generative process rather than corrected after the fact. This is what makes the test both empirically and dynamically sufficient. We placed broad priors on the innovation rate, the bias</w:t>
+        <w:t xml:space="preserve">neutral copying, with an innovation rate that mixes in a uniform draw from the classes. An assemblage pools production over a window of generations. We placed broad priors on innovation,</w:t>
       </w:r>
       <w:r>
         <w:t xml:space="preserve"> </w:t>
@@ -8632,7 +8473,7 @@
         </m:r>
       </m:oMath>
       <w:r>
-        <w:t xml:space="preserve">, the population size, and the time-averaging window, and fit the model by sequential Monte Carlo approximate Bayesian computation (800 particles advanced through six rounds of shrinking tolerance), which advances a population of parameter sets through a sequence of shrinking distance tolerances and corrects the accepted values with a local-linear regression adjustment, matching each simulated six-bin sequence to the observed diversity trajectory and rank-frequency profile</w:t>
+        <w:t xml:space="preserve">, population size, and window length, and fitted the model by sequential Monte Carlo approximate Bayesian computation (800 particles, six rounds of shrinking tolerance, local-linear regression adjustment), matching each simulated six-period sequence to the observed diversity trajectory and rank-frequency profile</w:t>
       </w:r>
       <w:r>
         <w:t xml:space="preserve"> </w:t>
@@ -8641,243 +8482,7 @@
         <w:t xml:space="preserve">(Beaumont et al. 2002; Toni et al. 2009)</w:t>
       </w:r>
       <w:r>
-        <w:t xml:space="preserve">. The posterior of the bias is concentrated near neutral, with mean</w:t>
-      </w:r>
-      <w:r>
-        <w:t xml:space="preserve"> </w:t>
-      </w:r>
-      <m:oMath>
-        <m:r>
-          <m:t>b</m:t>
-        </m:r>
-        <m:r>
-          <m:rPr>
-            <m:sty m:val="p"/>
-          </m:rPr>
-          <m:t>=</m:t>
-        </m:r>
-        <m:r>
-          <m:rPr>
-            <m:sty m:val="p"/>
-          </m:rPr>
-          <m:t>+</m:t>
-        </m:r>
-        <m:r>
-          <m:t>0.003</m:t>
-        </m:r>
-      </m:oMath>
-      <w:r>
-        <w:t xml:space="preserve"> </w:t>
-      </w:r>
-      <w:r>
-        <w:t xml:space="preserve">and a 95 percent interval of</w:t>
-      </w:r>
-      <w:r>
-        <w:t xml:space="preserve"> </w:t>
-      </w:r>
-      <m:oMath>
-        <m:r>
-          <m:rPr>
-            <m:sty m:val="p"/>
-          </m:rPr>
-          <m:t>−</m:t>
-        </m:r>
-        <m:r>
-          <m:t>0.035</m:t>
-        </m:r>
-      </m:oMath>
-      <w:r>
-        <w:t xml:space="preserve"> </w:t>
-      </w:r>
-      <w:r>
-        <w:t xml:space="preserve">to</w:t>
-      </w:r>
-      <w:r>
-        <w:t xml:space="preserve"> </w:t>
-      </w:r>
-      <m:oMath>
-        <m:r>
-          <m:rPr>
-            <m:sty m:val="p"/>
-          </m:rPr>
-          <m:t>+</m:t>
-        </m:r>
-        <m:r>
-          <m:t>0.039</m:t>
-        </m:r>
-      </m:oMath>
-      <w:r>
-        <w:t xml:space="preserve"> </w:t>
-      </w:r>
-      <w:r>
-        <w:t xml:space="preserve">that includes zero in the primary run, and means of</w:t>
-      </w:r>
-      <w:r>
-        <w:t xml:space="preserve"> </w:t>
-      </w:r>
-      <m:oMath>
-        <m:r>
-          <m:rPr>
-            <m:sty m:val="p"/>
-          </m:rPr>
-          <m:t>+</m:t>
-        </m:r>
-        <m:r>
-          <m:t>0.001</m:t>
-        </m:r>
-      </m:oMath>
-      <w:r>
-        <w:t xml:space="preserve"> </w:t>
-      </w:r>
-      <w:r>
-        <w:t xml:space="preserve">to</w:t>
-      </w:r>
-      <w:r>
-        <w:t xml:space="preserve"> </w:t>
-      </w:r>
-      <m:oMath>
-        <m:r>
-          <m:rPr>
-            <m:sty m:val="p"/>
-          </m:rPr>
-          <m:t>+</m:t>
-        </m:r>
-        <m:r>
-          <m:t>0.004</m:t>
-        </m:r>
-      </m:oMath>
-      <w:r>
-        <w:t xml:space="preserve"> </w:t>
-      </w:r>
-      <w:r>
-        <w:t xml:space="preserve">across five independent runs of the sampler (Figure S5A). The posterior standard deviation is 0.017 against a prior of 0.289, so the data strongly constrain the bias rather than leaving it at the prior. Any conformist lean is weak and unresolved.</w:t>
-      </w:r>
-      <w:r>
-        <w:t xml:space="preserve"> </w:t>
-      </w:r>
-      <m:oMath>
-        <m:r>
-          <m:t>P</m:t>
-        </m:r>
-        <m:r>
-          <m:rPr>
-            <m:sty m:val="p"/>
-          </m:rPr>
-          <m:t>(</m:t>
-        </m:r>
-        <m:r>
-          <m:t>b</m:t>
-        </m:r>
-        <m:r>
-          <m:rPr>
-            <m:sty m:val="p"/>
-          </m:rPr>
-          <m:t>&gt;</m:t>
-        </m:r>
-        <m:r>
-          <m:t>0</m:t>
-        </m:r>
-        <m:r>
-          <m:rPr>
-            <m:sty m:val="p"/>
-          </m:rPr>
-          <m:t>)</m:t>
-        </m:r>
-        <m:r>
-          <m:rPr>
-            <m:sty m:val="p"/>
-          </m:rPr>
-          <m:t>=</m:t>
-        </m:r>
-        <m:r>
-          <m:t>0.62</m:t>
-        </m:r>
-      </m:oMath>
-      <w:r>
-        <w:t xml:space="preserve"> </w:t>
-      </w:r>
-      <w:r>
-        <w:t xml:space="preserve">in the primary run, and across the five runs it ranges from 0.53 to 0.63, so its direction is not stable to the precision a single run suggests. Refitting the bias separately to the early and late halves of the sequence recovers no shift between them. Taken at face value, the interval excludes a strong basin-wide conformist bias by modeling copying dynamics rather than a single static moment. Two caveats limit that interpretation. We develop both after the calibration results below. Because it fits the sequence as a single pooled population, it reflects aggregate conformity across the basin rather than a spatially localized or bounded-group version, which the spatial signatures and the drift comparison address. We validated the method by simulation-based calibration, fitting 200 datasets drawn from the prior and confirming that the rank of each true value within its posterior is uniform (Kolmogorov-Smirnov D = 0.088, p = 0.086, Figure S5B)</w:t>
-      </w:r>
-      <w:r>
-        <w:t xml:space="preserve"> </w:t>
-      </w:r>
-      <w:r>
-        <w:t xml:space="preserve">(Talts et al. 2018)</w:t>
-      </w:r>
-      <w:r>
-        <w:t xml:space="preserve">. The posterior is concordant with an independent rejection-sampling fit of the same model (mean</w:t>
-      </w:r>
-      <w:r>
-        <w:t xml:space="preserve"> </w:t>
-      </w:r>
-      <m:oMath>
-        <m:r>
-          <m:t>b</m:t>
-        </m:r>
-        <m:r>
-          <m:rPr>
-            <m:sty m:val="p"/>
-          </m:rPr>
-          <m:t>=</m:t>
-        </m:r>
-        <m:r>
-          <m:rPr>
-            <m:sty m:val="p"/>
-          </m:rPr>
-          <m:t>+</m:t>
-        </m:r>
-        <m:r>
-          <m:t>0.019</m:t>
-        </m:r>
-      </m:oMath>
-      <w:r>
-        <w:t xml:space="preserve">, 95 percent interval</w:t>
-      </w:r>
-      <w:r>
-        <w:t xml:space="preserve"> </w:t>
-      </w:r>
-      <m:oMath>
-        <m:r>
-          <m:rPr>
-            <m:sty m:val="p"/>
-          </m:rPr>
-          <m:t>−</m:t>
-        </m:r>
-        <m:r>
-          <m:t>0.062</m:t>
-        </m:r>
-      </m:oMath>
-      <w:r>
-        <w:t xml:space="preserve"> </w:t>
-      </w:r>
-      <w:r>
-        <w:t xml:space="preserve">to</w:t>
-      </w:r>
-      <w:r>
-        <w:t xml:space="preserve"> </w:t>
-      </w:r>
-      <m:oMath>
-        <m:r>
-          <m:rPr>
-            <m:sty m:val="p"/>
-          </m:rPr>
-          <m:t>+</m:t>
-        </m:r>
-        <m:r>
-          <m:t>0.054</m:t>
-        </m:r>
-      </m:oMath>
-      <w:r>
-        <w:t xml:space="preserve">, wider and also including zero). The supplementary code includes the full configuration, diagnostics, and software versions.</w:t>
-      </w:r>
-    </w:p>
-    <w:p>
-      <w:pPr>
-        <w:pStyle w:val="BodyText"/>
-      </w:pPr>
-      <w:r>
-        <w:t xml:space="preserve">The calibration battery also reports conditional coverage of the nominal 95 percent interval at nine fixed values of</w:t>
+        <w:t xml:space="preserve">. The posterior of</w:t>
       </w:r>
       <w:r>
         <w:t xml:space="preserve"> </w:t>
@@ -8888,7 +8493,55 @@
         </m:r>
       </m:oMath>
       <w:r>
-        <w:t xml:space="preserve">, with 20 simulated datasets each (Table S4). Coverage is adequate at most values but falls to 0.70 at</w:t>
+        <w:t xml:space="preserve"> </w:t>
+      </w:r>
+      <w:r>
+        <w:t xml:space="preserve">is concentrated near neutral, with mean +0.003 and a 95 percent interval of -0.035 to +0.039 that includes zero, and means of +0.001 to +0.004 across five independent runs (Figure S5A). Its standard deviation is 0.017 against a prior of 0.289, so the data constrain it strongly. P(b &gt; 0) is 0.62 in the primary run and 0.53 to 0.63 across runs, so even the direction of any lean is unstable. Fitting the two halves of the order separately recovers no shift between them (-0.000 and +0.012). Simulation-based calibration over 200 datasets drawn from the prior gives ranks consistent with uniform (Kolmogorov-Smirnov D = 0.088, p = 0.086; Figure S5B)</w:t>
+      </w:r>
+      <w:r>
+        <w:t xml:space="preserve"> </w:t>
+      </w:r>
+      <w:r>
+        <w:t xml:space="preserve">(Talts et al. 2018)</w:t>
+      </w:r>
+      <w:r>
+        <w:t xml:space="preserve">, and an independent rejection-sampling fit agrees (mean</w:t>
+      </w:r>
+      <w:r>
+        <w:t xml:space="preserve"> </w:t>
+      </w:r>
+      <m:oMath>
+        <m:r>
+          <m:t>b</m:t>
+        </m:r>
+      </m:oMath>
+      <w:r>
+        <w:t xml:space="preserve"> </w:t>
+      </w:r>
+      <w:r>
+        <w:t xml:space="preserve">= +0.019, 95 percent interval -0.062 to +0.054).</w:t>
+      </w:r>
+    </w:p>
+    <w:p>
+      <w:pPr>
+        <w:pStyle w:val="BodyText"/>
+      </w:pPr>
+      <w:r>
+        <w:t xml:space="preserve">Two caveats apply. The calibration battery also reports coverage of the nominal 95 percent interval at nine fixed values of</w:t>
+      </w:r>
+      <w:r>
+        <w:t xml:space="preserve"> </w:t>
+      </w:r>
+      <m:oMath>
+        <m:r>
+          <m:t>b</m:t>
+        </m:r>
+      </m:oMath>
+      <w:r>
+        <w:t xml:space="preserve"> </w:t>
+      </w:r>
+      <w:r>
+        <w:t xml:space="preserve">(Table S4), and coverage falls to 0.70 at</w:t>
       </w:r>
       <w:r>
         <w:t xml:space="preserve"> </w:t>
@@ -8943,7 +8596,7 @@
         </m:r>
       </m:oMath>
       <w:r>
-        <w:t xml:space="preserve">, values that a prior-averaged rank check cannot diagnose. Two further limitations apply. The battery ran with 300 particles and five rounds, whereas the empirical fit used 800 particles and six rounds, so the calibration does not exactly test the empirical sampler configuration. And the synthetic observations in the battery are drawn from the same pooled-population simulator that is fitted, whereas the archaeological observations are spatially distributed assemblages pooled into six ordination bins. The battery therefore checks numerical inference under the assumed simulator, not whether that simulator represents the archaeological observation process. We accordingly treat the empirical interval as consistent with weak or absent basin-wide conformity, conditional on the pooled model, rather than as a demonstrated exclusion of strong conformity.</w:t>
+        <w:t xml:space="preserve">. The battery used 300 particles and five rounds rather than the empirical fit’s 800 and six, and its synthetic data come from the same pooled-population simulator that is fitted, whereas the real observations are spatially distributed assemblages pooled into six periods. The battery therefore checks the numerical inference under the assumed simulator, not whether that simulator describes how the record formed. We treat the interval as consistent with weak or absent basin-wide conformity, conditional on the pooled model, rather than as a demonstrated exclusion of strong conformity. Because the model pools the whole basin, it also says nothing about localized or group-specific conformity, which the spatial measures and the copying model address.</w:t>
       </w:r>
     </w:p>
     <w:p>
@@ -8961,7 +8614,7 @@
         <w:t xml:space="preserve"> </w:t>
       </w:r>
       <w:r>
-        <w:t xml:space="preserve">Conditional coverage of the nominal 95 percent posterior interval for the transmission bias, from the simulation-based calibration battery (20 datasets per value; 300 particles, five rounds).</w:t>
+        <w:t xml:space="preserve">Coverage of the nominal 95 percent posterior interval for the copying bias, from the simulation-based calibration battery (20 datasets per value; 300 particles, five rounds).</w:t>
       </w:r>
     </w:p>
     <w:tbl>
@@ -9372,7 +9025,17 @@
         <w:pStyle w:val="BodyText"/>
       </w:pPr>
       <w:r>
-        <w:t xml:space="preserve">The second test asks, in plain terms, whether the assemblages’ diversity drifts without direction through time, heads steadily in one direction, or is pulled back toward a stable value, by comparing four standard time-series models (an unbiased random walk, a directional walk, stasis, and a mean-reverting Ornstein-Uhlenbeck process)</w:t>
+        <w:rPr>
+          <w:b/>
+          <w:bCs/>
+        </w:rPr>
+        <w:t xml:space="preserve">Tempo and mode.</w:t>
+      </w:r>
+      <w:r>
+        <w:t xml:space="preserve"> </w:t>
+      </w:r>
+      <w:r>
+        <w:t xml:space="preserve">The second test asks whether the assemblages’ diversity wanders without direction, heads steadily one way, or is pulled back toward a stable value, the distinctions among an unbiased random walk, a directional walk, stasis, and mean reversion</w:t>
       </w:r>
       <w:r>
         <w:t xml:space="preserve"> </w:t>
@@ -9381,7 +9044,7 @@
         <w:t xml:space="preserve">(Hunt 2006; Hunt et al. 2008)</w:t>
       </w:r>
       <w:r>
-        <w:t xml:space="preserve">. For the Gini-Simpson diversity trajectory and for the abundant decorated classes, binned along the oriented axis, we fit four time-series models on the same level vector, an unbiased random walk (Brownian motion, the neutral-drift expectation), a general biased random walk (the directional signature a sustained transition would leave), a stasis model (white noise about a constant mean), and an Ornstein-Uhlenbeck model (mean reversion toward an optimum). Rather than select among the four, we fit the model that nests them and report the two parameters that distinguish them, since unbiased motion, stasis and mean reversion are regions of one parameter space (unbiased motion as the mean-reversion rate approaches zero, stasis as it grows large). Binned along the radiocarbon-oriented axis, decorated-class diversity runs from 0.666 in the earliest bin through 0.734 to 0.460 in the latest, falling over the later half of the sequence. The mean-reversion rate has a posterior median of 0.77 with a 95 percent credible interval of 0.05 to 10.7, spanning the unbiased and stasis limits and so unresolved. The directional drift leans negative but is not resolved, with a median of -0.061 and an interval of -0.154 to +0.035, with P(drift &gt; 0) = 0.071. On the matrix used in an earlier draft, which counted one class twice, the drift was resolved and negative; on the corrected counts the interval reaches zero, and the decline is a tendency of the sequence rather than an established feature of it. Either way it is not a departure from neutrality. Drift in a finite population loses variants, and the posterior predictive check above, which draws its effective population size and innovation rate from the transmission posterior rather than fixing them, reproduces the observed trajectory in all six bins. What the two results say jointly is that diversity tends to decline, and that a neutral process of the estimated size and innovation rate is sufficient to produce that tendency. Because the sequence has only six points, the reversion rate and the drift remain partly confounded, since relaxation toward a lower optimum can imitate sustained directional loss. Reporting a single winning time-series model would have concealed both the confound and the resolved direction. This result is a concordance rather than a decisive selection (Figure S5C). The diversity trajectory is the trait of interest here, because the correspondence-analysis ordering does not arrange it by construction. Individual-class trajectories more often favor the directional model. That comparison, however, is weak and partly tautological because the seriation axis is designed to maximize monotonic class-frequency turnover, and only three classes are abundant enough across the sequence to fit. The robust conclusion is neutral drift, not a sustained directional transition.</w:t>
+        <w:t xml:space="preserve">. Rather than choose among the four, we fit the model that contains them and report the two parameters that distinguish them, since unbiased motion, stasis, and mean reversion are regions of one parameter space. Along the seriation order as computed, decorated-class diversity runs from 0.666 at one end through 0.734 to 0.460 at the other, falling over the second half. Because the dates do not establish which end is later, the sign of any directional change is not established either. The mean-reversion rate has a posterior median of 0.77 (95 percent credible interval 0.05 to 10.7), spanning the unbiased and stasis limits and so unresolved. The directional drift along the order as computed leans negative but is not resolved (median -0.061, interval -0.154 to +0.035, P(drift &gt; 0) = 0.071). On an earlier version of the matrix, which counted one class twice, the drift was resolved and negative; on the corrected counts the interval reaches zero. A decline of this kind is in any case what drift in a finite population produces, as the predictive check below shows. With six points the reversion rate and the drift remain partly confounded, since relaxation toward a lower optimum can imitate directional loss, which is why we report both parameters rather than a winning model (Figure S5C). Individual-class trajectories more often favor the directional model, but that comparison is partly built in, because the seriation axis is chosen to maximize steady change in class frequencies, and only three classes are abundant enough to fit.</w:t>
       </w:r>
     </w:p>
     <w:p>
@@ -9391,9 +9054,9 @@
       <w:r>
         <w:drawing>
           <wp:inline>
-            <wp:extent cx="5334000" cy="2578297"/>
+            <wp:extent cx="5334000" cy="2897627"/>
             <wp:effectExtent b="0" l="0" r="0" t="0"/>
-            <wp:docPr descr="Figure S5. Dynamic-sufficiency tests. (A) Posterior of the transmission-bias parameter b from the generative, time-averaging-aware inference, fit by sequential Monte Carlo approximate Bayesian computation (b = 0 neutral, b &gt; 0 conformist, b &lt; 0 anti-conformist). The whole-sequence posterior (filled) and the early- and late-half posteriors (outlines) are all concentrated near neutral and include zero, consistent with the absence of the strong conformity a marker dynamic would require (see Table S4 for the calibration caveats). (B) Simulation-based calibration of that inference. Over many datasets drawn from the prior, the rank of the true bias within its posterior is uniform (dashed line the uniform expectation), so the posterior is calibrated rather than merely contracted. (C) Tempo and mode as parameters rather than model selection, showing the posteriors of the mean-reversion rate (lower axis, log scale) and the directional drift per bin (upper axis) for the Gini-Simpson diversity trajectory, which the correspondence-analysis ordering does not arrange by construction. The mean-reversion rate is unresolved (median 0.77, interval 0.05 to 10.7, spanning the unbiased-walk and stasis limits). The directional drift leans negative but its interval reaches zero (median -0.062, interval -0.164 to +0.029)." title="" id="134" name="Picture"/>
+            <wp:docPr descr="Figure S5. Tests in the time domain. (A) Posterior of the copying bias b from the time-averaging-aware inference (b = 0 neutral, b &gt; 0 conformist, b &lt; 0 anti-conformist). The whole-sequence posterior (filled) and the posteriors for the two halves of the order (outlines) are all concentrated near neutral and include zero (see Table S4 for calibration caveats). (B) Simulation-based calibration of that inference: over datasets drawn from the prior, the rank of the true bias within its posterior is uniform (dashed line), so the posterior is calibrated rather than merely narrow. (C) Tempo and mode as parameters, showing the posteriors of the mean-reversion rate (lower axis, log scale) and the directional drift per period (upper axis) for the diversity trajectory. The mean-reversion rate is unresolved (median 0.77, interval 0.05 to 10.7). The directional drift leans negative but its interval reaches zero (median -0.061, interval -0.154 to +0.035)." title="" id="134" name="Picture"/>
             <a:graphic>
               <a:graphicData uri="http://schemas.openxmlformats.org/drawingml/2006/picture">
                 <pic:pic>
@@ -9412,7 +9075,7 @@
                   <pic:spPr bwMode="auto">
                     <a:xfrm>
                       <a:off x="0" y="0"/>
-                      <a:ext cx="5334000" cy="2578297"/>
+                      <a:ext cx="5334000" cy="2897627"/>
                     </a:xfrm>
                     <a:prstGeom prst="rect">
                       <a:avLst/>
@@ -9446,7 +9109,7 @@
         <w:t xml:space="preserve"> </w:t>
       </w:r>
       <w:r>
-        <w:t xml:space="preserve">Dynamic-sufficiency tests. (A) Posterior of the transmission-bias parameter b from the generative, time-averaging-aware inference, fit by sequential Monte Carlo approximate Bayesian computation (b = 0 neutral, b &gt; 0 conformist, b &lt; 0 anti-conformist). The whole-sequence posterior (filled) and the early- and late-half posteriors (outlines) are all concentrated near neutral and include zero, consistent with the absence of the strong conformity a marker dynamic would require (see Table S4 for the calibration caveats). (B) Simulation-based calibration of that inference. Over many datasets drawn from the prior, the rank of the true bias within its posterior is uniform (dashed line the uniform expectation), so the posterior is calibrated rather than merely contracted. (C) Tempo and mode as parameters rather than model selection, showing the posteriors of the mean-reversion rate (lower axis, log scale) and the directional drift per bin (upper axis) for the Gini-Simpson diversity trajectory, which the correspondence-analysis ordering does not arrange by construction. The mean-reversion rate is unresolved (median 0.77, interval 0.05 to 10.7, spanning the unbiased-walk and stasis limits). The directional drift leans negative but its interval reaches zero (median -0.062, interval -0.164 to +0.029).</w:t>
+        <w:t xml:space="preserve">Tests in the time domain. (A) Posterior of the copying bias b from the time-averaging-aware inference (b = 0 neutral, b &gt; 0 conformist, b &lt; 0 anti-conformist). The whole-sequence posterior (filled) and the posteriors for the two halves of the order (outlines) are all concentrated near neutral and include zero (see Table S4 for calibration caveats). (B) Simulation-based calibration of that inference: over datasets drawn from the prior, the rank of the true bias within its posterior is uniform (dashed line), so the posterior is calibrated rather than merely narrow. (C) Tempo and mode as parameters, showing the posteriors of the mean-reversion rate (lower axis, log scale) and the directional drift per period (upper axis) for the diversity trajectory. The mean-reversion rate is unresolved (median 0.77, interval 0.05 to 10.7). The directional drift leans negative but its interval reaches zero (median -0.061, interval -0.154 to +0.035).</w:t>
       </w:r>
     </w:p>
     <w:p>
@@ -9454,53 +9117,7 @@
         <w:pStyle w:val="BodyText"/>
       </w:pPr>
       <w:r>
-        <w:t xml:space="preserve">A third test, for the early-warning signature of a critical transition, is not resolvable at this ordinal resolution and does not meet empirical sufficiency. Across the correspondence-analysis-ordered sequence the rolling variance shows no rising trend (Kendall tau</w:t>
-      </w:r>
-      <w:r>
-        <w:t xml:space="preserve"> </w:t>
-      </w:r>
-      <m:oMath>
-        <m:r>
-          <m:rPr>
-            <m:sty m:val="p"/>
-          </m:rPr>
-          <m:t>=</m:t>
-        </m:r>
-        <m:r>
-          <m:rPr>
-            <m:sty m:val="p"/>
-          </m:rPr>
-          <m:t>−</m:t>
-        </m:r>
-        <m:r>
-          <m:t>0.03</m:t>
-        </m:r>
-      </m:oMath>
-      <w:r>
-        <w:t xml:space="preserve">) and the lone rise in lag-1 autocorrelation (tau</w:t>
-      </w:r>
-      <w:r>
-        <w:t xml:space="preserve"> </w:t>
-      </w:r>
-      <m:oMath>
-        <m:r>
-          <m:rPr>
-            <m:sty m:val="p"/>
-          </m:rPr>
-          <m:t>=</m:t>
-        </m:r>
-        <m:r>
-          <m:rPr>
-            <m:sty m:val="p"/>
-          </m:rPr>
-          <m:t>+</m:t>
-        </m:r>
-        <m:r>
-          <m:t>0.78</m:t>
-        </m:r>
-      </m:oMath>
-      <w:r>
-        <w:t xml:space="preserve">) is an artifact of the ordering, which places compositionally similar assemblages adjacent, so we report it in the supplementary code but do not rely on it</w:t>
+        <w:t xml:space="preserve">A third test, for the early-warning signs of a critical transition, cannot be resolved at this ordinal resolution. The rolling variance along the sequence shows no rising trend (Kendall tau = -0.03), and the one rise in lag-1 autocorrelation (tau = +0.78) is an artifact of the ordering, which places similar assemblages next to one another, so we report it in the code but do not rely on it</w:t>
       </w:r>
       <w:r>
         <w:t xml:space="preserve"> </w:t>
@@ -9512,13 +9129,13 @@
         <w:t xml:space="preserve">.</w:t>
       </w:r>
     </w:p>
-    <w:bookmarkStart w:id="136" w:name="Xb43870ec0cd318bbce0bdff51a8c34784c31c80"/>
+    <w:bookmarkStart w:id="136" w:name="X5f389b4d915450e415e755c07901f919528e258"/>
     <w:p>
       <w:pPr>
         <w:pStyle w:val="Heading3"/>
       </w:pPr>
       <w:r>
-        <w:t xml:space="preserve">Further checks of neutrality along the sequence</w:t>
+        <w:t xml:space="preserve">Three further checks of neutrality along the sequence</w:t>
       </w:r>
     </w:p>
     <w:p>
@@ -9526,7 +9143,16 @@
         <w:pStyle w:val="FirstParagraph"/>
       </w:pPr>
       <w:r>
-        <w:t xml:space="preserve">The main text summarizes three further checks. Their full statement follows.</w:t>
+        <w:t xml:space="preserve">The first follows each decorated class as it rises and falls through the sequence and asks whether those changes look like the undirected fluctuation of unbiased copying or like the directed change a marker would show. We fit the rescaled frequency increments of all ten classes in one hierarchical model with partial pooling, following the frequency increment construction</w:t>
+      </w:r>
+      <w:r>
+        <w:t xml:space="preserve"> </w:t>
+      </w:r>
+      <w:r>
+        <w:t xml:space="preserve">(Feder et al. 2014)</w:t>
+      </w:r>
+      <w:r>
+        <w:t xml:space="preserve">. The population-level departure from unbiased copying has a posterior median of +0.008 with a 95 percent credible interval of -0.040 to +0.081, where unbiased copying implies zero, and P(departure &gt; 0) = 0.64. Individual classes are not resolved: a class simulated with a substantial true departure is recovered at about a fifth of its size with an interval spanning zero, so the increments support the aggregate statement but not a per-class one.</w:t>
       </w:r>
     </w:p>
     <w:p>
@@ -9534,16 +9160,16 @@
         <w:pStyle w:val="BodyText"/>
       </w:pPr>
       <w:r>
-        <w:t xml:space="preserve">Three further checks add detail. The first follows each decorated class as it rises and falls through the sequence and asks whether those changes look like the undirected fluctuation of unbiased copying, which is what neutral drift produces, or like the directed change a deliberate marker would show. Rather than testing each class separately, we fit the rescaled increments of all nine testable classes in one hierarchical model with partial pooling, following the frequency increment construction</w:t>
-      </w:r>
-      <w:r>
-        <w:t xml:space="preserve"> </w:t>
-      </w:r>
-      <w:r>
-        <w:t xml:space="preserve">(Feder et al. 2014)</w:t>
-      </w:r>
-      <w:r>
-        <w:t xml:space="preserve">. The population-level departure from drift has a posterior median of +0.008 with a 95 percent credible interval of -0.035 to +0.059, where unbiased drift implies zero. Individual classes are not resolved. A class simulated with a substantial true departure is recovered at about a third of its size with an interval spanning zero, so forty increments across nine classes can support the aggregate statement but not a per-class one.</w:t>
+        <w:t xml:space="preserve">The second asks whether a neutral model reproduces the observed diversity trajectory</w:t>
+      </w:r>
+      <w:r>
+        <w:t xml:space="preserve"> </w:t>
+      </w:r>
+      <w:r>
+        <w:t xml:space="preserve">(Kandler and Shennan 2013)</w:t>
+      </w:r>
+      <w:r>
+        <w:t xml:space="preserve">. We draw population size and innovation rate from the posterior of the copying-bias inference and compare the observed trajectory with the resulting predictive distribution. The observed diversity falls inside the 95 percent predictive interval in all six periods, under the pooled posterior and under each of the five sampler seeds taken separately. The pooled Bayesian predictive p is 0.885, and it ranges from 0.634 to 0.915 across seeds. A neutral model is adequate for this trajectory, which is concordance rather than proof that copying was neutral; the predictive interval is wide because population size is itself uncertain.</w:t>
       </w:r>
     </w:p>
     <w:p>
@@ -9551,24 +9177,7 @@
         <w:pStyle w:val="BodyText"/>
       </w:pPr>
       <w:r>
-        <w:t xml:space="preserve">The second check asks whether a neutral model reproduces the observed diversity trajectory, in the spirit of the non-equilibrium neutrality test</w:t>
-      </w:r>
-      <w:r>
-        <w:t xml:space="preserve"> </w:t>
-      </w:r>
-      <w:r>
-        <w:t xml:space="preserve">(Kandler and Shennan 2013)</w:t>
-      </w:r>
-      <w:r>
-        <w:t xml:space="preserve">. Rather than sweeping the effective population size over fixed values, we draw it and the innovation rate from the transmission posterior and compare the observed trajectory with the resulting posterior predictive distribution, the range of trajectories the fitted model expects to see. The observed diversity falls inside the 95 percent predictive interval in all six bins, and it does so under each of the five sampler seeds taken separately. The pooled Bayesian predictive p is 0.71 and ranges from 0.54 to 0.87 across those seeds, so the check establishes that the observed trajectory is unremarkable under a neutral model rather than any particular value of p. A neutral model is adequate for this trajectory. That is concordance, not a demonstration that transmission was neutral. The predictive interval is wide because the effective population size is itself uncertain.</w:t>
-      </w:r>
-    </w:p>
-    <w:p>
-      <w:pPr>
-        <w:pStyle w:val="BodyText"/>
-      </w:pPr>
-      <w:r>
-        <w:t xml:space="preserve">The third check asks whether the assemblages grow more different from one another toward contact, as fragmenting groups would. Neiman’s interassemblage distance shows no resolved divergence trend along the sequence. The posterior for the rank correlation between mean within-bin pairwise distance and seriation position has a median of +0.26 with a 95 percent credible interval of -0.41 to +0.71 across the six bins, so the direction of any trend is unresolved rather than shown to be absent. Typical differences between spatial clusters are barely larger than differences within them, a ratio of 1.13. The most diverse assemblages are also the most central, which is the pattern a single shared community produces (Figure S1)</w:t>
+        <w:t xml:space="preserve">The third asks whether the assemblages grow more different from one another toward contact, as fragmenting groups would. Neiman’s distance between assemblages shows no resolved trend along the sequence: the posterior median rank correlation between mean within-period distance and position is +0.09, with a 95 percent credible interval of -0.53 to +0.63 over six periods. Distances between the two spatial clusters are only modestly larger than distances within them, a ratio of 1.28, and within-assemblage diversity is weakly and negatively related to an assemblage’s mean distance from the others (posterior median -0.14, 95 percent credible interval -0.44 to +0.20), the direction a single shared community produces (Figure S1)</w:t>
       </w:r>
       <w:r>
         <w:t xml:space="preserve"> </w:t>
@@ -9582,13 +9191,13 @@
     </w:p>
     <w:bookmarkEnd w:id="136"/>
     <w:bookmarkEnd w:id="137"/>
-    <w:bookmarkStart w:id="138" w:name="Xd18f3ef1ef0d58d515d11f4a79faaaefa43ab3e"/>
+    <w:bookmarkStart w:id="138" w:name="X769f390eb50a36706af606caba03c609118fe3e"/>
     <w:p>
       <w:pPr>
         <w:pStyle w:val="Heading2"/>
       </w:pPr>
       <w:r>
-        <w:t xml:space="preserve">What recovers the phase scheme, and the zero problem behind it</w:t>
+        <w:t xml:space="preserve">What recovers the phases, and the problem of zeros</w:t>
       </w:r>
     </w:p>
     <w:p>
@@ -9596,7 +9205,7 @@
         <w:pStyle w:val="FirstParagraph"/>
       </w:pPr>
       <w:r>
-        <w:t xml:space="preserve">Assemblages are clustered in a joint feature space: site coordinates in kilometers, centered and scaled so the mean squared pairwise distance is one, concatenated with decorated-class composition scaled the same way and multiplied by the square root of a weight</w:t>
+        <w:t xml:space="preserve">Assemblages are clustered in a combined space: site coordinates in kilometers, centered and scaled so that the mean squared pairwise distance is one, joined to decorated-class composition scaled the same way and multiplied by the square root of a weight</w:t>
       </w:r>
       <w:r>
         <w:t xml:space="preserve"> </w:t>
@@ -9644,7 +9253,15 @@
         <w:t xml:space="preserve"> </w:t>
       </w:r>
       <w:r>
-        <w:t xml:space="preserve">grows it becomes the pottery alone. Each clustering is compared with Mainfort’s published phase assignments by the adjusted Rand index. Three composition transforms, three clustering algorithms (k-means over 40 initializations, Ward linkage, average linkage), and nine weights are run; the full grid is in</w:t>
+        <w:t xml:space="preserve">grows it becomes the pottery alone. Each clustering is compared with Mainfort’s published assignments by the adjusted Rand index. We ran three composition transforms, three clustering methods (</w:t>
+      </w:r>
+      <m:oMath>
+        <m:r>
+          <m:t>k</m:t>
+        </m:r>
+      </m:oMath>
+      <w:r>
+        <w:t xml:space="preserve">-means over 40 starting configurations, Ward linkage, and average linkage), and nine weights; the full grid is in</w:t>
       </w:r>
       <w:r>
         <w:t xml:space="preserve"> </w:t>
@@ -9656,7 +9273,7 @@
         <w:t xml:space="preserve">output/findings/phase_recovery.csv</w:t>
       </w:r>
       <w:r>
-        <w:t xml:space="preserve">.</w:t>
+        <w:t xml:space="preserve">. Three of the 28 assemblages carry a phase this study assigned by territory, a geographic rule, so every value quoted in the main text is computed on the 25 assemblages Mainfort assigned.</w:t>
       </w:r>
     </w:p>
     <w:p>
@@ -9664,15 +9281,7 @@
         <w:pStyle w:val="BodyText"/>
       </w:pPr>
       <w:r>
-        <w:t xml:space="preserve">Three of the 28 assemblages carry a phase this study derived by territory, which is a geographic rule. Scoring geography against those labels would be scoring geography against itself, so every value quoted in the main text is computed on the 25 assemblages Mainfort assigned.</w:t>
-      </w:r>
-    </w:p>
-    <w:p>
-      <w:pPr>
-        <w:pStyle w:val="BodyText"/>
-      </w:pPr>
-      <w:r>
-        <w:t xml:space="preserve">Class proportions are compositional data, and a Euclidean distance on raw proportions is not the appropriate metric for them. The centered log-ratio transform is the principled alternative, and it cannot be applied here without a decision that turns out to carry the result. Of the 280 cells in the basin matrix, 105 are zero, and the log-ratio of a zero is undefined. Replacing zeros with a fraction of the smallest positive proportion lets that fraction set how strongly absence is amplified, and the agreement with the phases follows it:</w:t>
+        <w:t xml:space="preserve">Class proportions are compositional data, and the centered log-ratio transform is the usual choice for them. It cannot be applied here without a decision that carries the result. Of the 280 cells in the basin matrix, 105 are zero, and the log of zero is undefined. Replacing zeros with a fraction of the smallest positive proportion lets that fraction set how strongly absence counts, and agreement with the phases follows it:</w:t>
       </w:r>
     </w:p>
     <w:tbl>
@@ -9814,7 +9423,7 @@
         <w:pStyle w:val="BodyText"/>
       </w:pPr>
       <w:r>
-        <w:t xml:space="preserve">All four are the same data, the same geography and the same weight (</w:t>
+        <w:t xml:space="preserve">All four use the same data, geography, and weight (</w:t>
       </w:r>
       <m:oMath>
         <m:r>
@@ -9831,17 +9440,17 @@
         </m:r>
       </m:oMath>
       <w:r>
-        <w:t xml:space="preserve">); only the convention differs, and it moves the answer by a quarter of the index’s range. A log-ratio figure quoted without its convention is therefore not a measurement of the record. We report the chi-square transform in the main text because it requires no such choice, and we use a pseudocount rather than a floor wherever the log-ratio transform appears, since a pseudocount has no comparable free limit. This is also a caution about the phases themselves: a classification sensitive to which types are absent, applied to assemblages that differ ninety-sixfold in sherd count, will read sampling failure as cultural difference.</w:t>
+        <w:t xml:space="preserve">); only the zero convention differs, and it moves the answer by a quarter of the index’s range. We report the chi-square transform in the main text because it needs no such choice, and we use a pseudocount wherever the log-ratio transform appears. The result is also a caution about the phases themselves: a classification sensitive to which types are absent, applied to assemblages whose sherd counts differ more than twentyfold, will read sampling failure as cultural difference.</w:t>
       </w:r>
     </w:p>
     <w:bookmarkEnd w:id="138"/>
-    <w:bookmarkStart w:id="139" w:name="the-replication-on-mainforts-2003-table"/>
+    <w:bookmarkStart w:id="139" w:name="the-tests-on-mainforts-2003-table"/>
     <w:p>
       <w:pPr>
         <w:pStyle w:val="Heading2"/>
       </w:pPr>
       <w:r>
-        <w:t xml:space="preserve">The replication on Mainfort’s (2003) table</w:t>
+        <w:t xml:space="preserve">The tests on Mainfort’s (2003) table</w:t>
       </w:r>
     </w:p>
     <w:p>
@@ -9849,7 +9458,7 @@
         <w:pStyle w:val="FirstParagraph"/>
       </w:pPr>
       <w:r>
-        <w:t xml:space="preserve">Mainfort’s Table 1 gives counts of ten decorated types for 39 sites of 800 or more sherds in all. His ten types map onto the analysis classes as follows: Barton Incised and Kent Incised pool into the class that also holds Mound Place Incised, and Old Town Red and Nodena Red and White into the painted class; he does not tally Wallace Incised or Hull Engraved, which are carried as zeros so the class vocabulary matches the primary analysis. Coordinates come from his own site list where it has them (34 sites), from this project’s assemblage file for four, and from the settlement compilation for Sweat; each row of</w:t>
+        <w:t xml:space="preserve">Mainfort’s Table 1 gives counts of ten decorated types for 39 sites with 800 or more sherds in all. His types map onto our classes as follows: Barton Incised and Kent Incised join the class that also holds Mound Place Incised, and Old Town Red and Nodena Red and White join the painted class; he does not tally Wallace Incised or Hull Engraved, which are carried as zeros so the class list matches the main analysis. Coordinates come from his own site list where it has them (34 sites), from this project’s assemblage file for four, and from the settlement compilation for Sweat, and each row of</w:t>
       </w:r>
       <w:r>
         <w:t xml:space="preserve"> </w:t>
@@ -9864,7 +9473,19 @@
         <w:t xml:space="preserve"> </w:t>
       </w:r>
       <w:r>
-        <w:t xml:space="preserve">names its source. The analysis uses decorated types only and sites with at least 100 decorated sherds, stricter than the primary analysis’s 75 because a replication should not be the looser test; nine of his 39 sites fall under it, and Tipton’s one survivor, Graves Lake, is not carried as a phase of one. The tests are those of</w:t>
+        <w:t xml:space="preserve">names its source; the file is written by</w:t>
+      </w:r>
+      <w:r>
+        <w:t xml:space="preserve"> </w:t>
+      </w:r>
+      <w:r>
+        <w:rPr>
+          <w:rStyle w:val="VerbatimChar"/>
+        </w:rPr>
+        <w:t xml:space="preserve">scripts/build_mainfort2003_sites.py</w:t>
+      </w:r>
+      <w:r>
+        <w:t xml:space="preserve">. The analysis uses decorated types only and sites with at least 100 decorated sherds, stricter than the main analysis’s 75 because a replication should not be the looser test. Nine of his 39 sites fall below that, and Tipton’s one remaining site, Graves Lake, is not carried as a phase of one. The tests are those of</w:t>
       </w:r>
       <w:r>
         <w:t xml:space="preserve"> </w:t>
@@ -9906,7 +9527,7 @@
         <w:t xml:space="preserve"> </w:t>
       </w:r>
       <w:r>
-        <w:t xml:space="preserve">with his labels.</w:t>
+        <w:t xml:space="preserve">under his labels. A second reader checked the transcription of his table against the published page; the one row whose cells do not sum to its printed total, Hatchie (818 against 814), is correct as transcribed, and no analysis uses the printed totals.</w:t>
       </w:r>
     </w:p>
     <w:tbl>
@@ -9943,7 +9564,7 @@
               <w:pStyle w:val="Compact"/>
             </w:pPr>
             <w:r>
-              <w:t xml:space="preserve">agreement with his phases (ARI, median over 40 initializations)</w:t>
+              <w:t xml:space="preserve">agreement with his phases (adjusted Rand index, median over 40 starts)</w:t>
             </w:r>
           </w:p>
         </w:tc>
@@ -9989,7 +9610,7 @@
               <w:pStyle w:val="Compact"/>
             </w:pPr>
             <w:r>
-              <w:t xml:space="preserve">0.514 to 0.574</w:t>
+              <w:t xml:space="preserve">0.503 to 0.574</w:t>
             </w:r>
           </w:p>
         </w:tc>
@@ -10083,7 +9704,7 @@
               <w:pStyle w:val="Compact"/>
             </w:pPr>
             <w:r>
-              <w:t xml:space="preserve">0.605</w:t>
+              <w:t xml:space="preserve">0.597</w:t>
             </w:r>
           </w:p>
         </w:tc>
@@ -10268,7 +9889,7 @@
         <w:t xml:space="preserve"> </w:t>
       </w:r>
       <w:r>
-        <w:t xml:space="preserve">is 0.0470. Against 1,000 partitions carrying his group sizes with seeds placed at random, median 0.0274, it sits at the 100th percentile; against 1,000 drawn to be spatially compact, median 0.0285, at the 99th. The compactness search returned his partition in none of 1,000 restarts.</w:t>
+        <w:t xml:space="preserve">is 0.0470. Against 1,000 same-size divisions around random centers (median 0.0274) it is higher than all of them; against 1,000 drawn to be spatially compact (median 0.0285) it sits at the 99th percentile. The compactness search returned his division in none of 1,000 starts.</w:t>
       </w:r>
     </w:p>
     <w:tbl>
@@ -11074,16 +10695,113 @@
         <w:pStyle w:val="BodyText"/>
       </w:pPr>
       <w:r>
-        <w:t xml:space="preserve">Distances are chi-square distances from the site’s profile to the pooled profile of the candidate phase with the site left out, and straight-line kilometers to that phase’s centroid. Two caveats govern the reading. His counts equal the survey’s at 11 of the 21 shared sites and exceed them at ten, so for those sites this is a second sampling of the same collections; only the western Tennessee sites, from Tennessee Division of Archaeology collections, are material the survey never had. And the drift comparison is not repeated, because the model is calibrated to the primary matrix and recalibrating it to his would be a separate study.</w:t>
+        <w:t xml:space="preserve">Distances are chi-square distances from the site’s profile to the pooled profile of the candidate phase with the site left out, and straight-line kilometers to that phase’s center. His counts equal the survey’s at 11 of the 21 shared sites and exceed them at ten, so for those sites this is a second sampling of the same collections; only the western Tennessee sites, from Tennessee Division of Archaeology collections, are material the survey never had. The copying model is not rerun on his table because it is calibrated to the main matrix, and recalibrating it would be a separate study.</w:t>
       </w:r>
     </w:p>
     <w:bookmarkEnd w:id="139"/>
-    <w:bookmarkStart w:id="143" w:name="radiocarbon-chronology"/>
+    <w:bookmarkStart w:id="140" w:name="coordinates-and-datum"/>
     <w:p>
       <w:pPr>
         <w:pStyle w:val="Heading2"/>
       </w:pPr>
       <w:r>
+        <w:t xml:space="preserve">Coordinates and datum</w:t>
+      </w:r>
+    </w:p>
+    <w:p>
+      <w:pPr>
+        <w:pStyle w:val="FirstParagraph"/>
+      </w:pPr>
+      <w:r>
+        <w:t xml:space="preserve">Assemblage coordinates come from</w:t>
+      </w:r>
+      <w:r>
+        <w:t xml:space="preserve"> </w:t>
+      </w:r>
+      <w:r>
+        <w:rPr>
+          <w:rStyle w:val="VerbatimChar"/>
+        </w:rPr>
+        <w:t xml:space="preserve">data/raw/mainfort-pfg-cplXY.txt</w:t>
+      </w:r>
+      <w:r>
+        <w:t xml:space="preserve">, with published corrections applied on reading (</w:t>
+      </w:r>
+      <w:r>
+        <w:rPr>
+          <w:rStyle w:val="VerbatimChar"/>
+        </w:rPr>
+        <w:t xml:space="preserve">data/raw/coordinate_corrections.csv</w:t>
+      </w:r>
+      <w:r>
+        <w:t xml:space="preserve">): Belle Meade and Beck are moved to author-supplied coordinates inside the sections Phillips, Ford, and Griffin record, and Starkley to the survey’s own coordinate, which falls inside its recorded section. The survey’s coordinates were recorded in the 1927 North American Datum, and the coordinate file had read them as the 1983 datum, which puts each such point about 209 m south of where the survey placed it. We convert only where the derivation is demonstrated: an assemblage coordinate is converted when it lies within 10 m of the survey’s coordinate for that site read in the 1983 datum. That applies to 17 assemblages, 13 of them in the basin set. Eleven further coordinates lie 14 to 78 m from that reading, which means they were derived another way; eight of them are Mainfort’s own points, and all eleven are left as recorded. Settlement-table rows whose source is the survey (367 rows) are converted the same way. The conversion changes no basin membership, no</w:t>
+      </w:r>
+      <w:r>
+        <w:t xml:space="preserve"> </w:t>
+      </w:r>
+      <m:oMath>
+        <m:r>
+          <m:t>k</m:t>
+        </m:r>
+      </m:oMath>
+      <w:r>
+        <w:t xml:space="preserve">-means division at two to six clusters, and no plug-in</w:t>
+      </w:r>
+      <w:r>
+        <w:t xml:space="preserve"> </w:t>
+      </w:r>
+      <m:oMath>
+        <m:sSub>
+          <m:e>
+            <m:r>
+              <m:t>F</m:t>
+            </m:r>
+          </m:e>
+          <m:sub>
+            <m:r>
+              <m:t>S</m:t>
+            </m:r>
+            <m:r>
+              <m:t>T</m:t>
+            </m:r>
+          </m:sub>
+        </m:sSub>
+      </m:oMath>
+      <w:r>
+        <w:t xml:space="preserve"> </w:t>
+      </w:r>
+      <w:r>
+        <w:t xml:space="preserve">to six decimals (</w:t>
+      </w:r>
+      <w:r>
+        <w:rPr>
+          <w:rStyle w:val="VerbatimChar"/>
+        </w:rPr>
+        <w:t xml:space="preserve">scripts/measure_datum.py</w:t>
+      </w:r>
+      <w:r>
+        <w:t xml:space="preserve">,</w:t>
+      </w:r>
+      <w:r>
+        <w:t xml:space="preserve"> </w:t>
+      </w:r>
+      <w:r>
+        <w:rPr>
+          <w:rStyle w:val="VerbatimChar"/>
+        </w:rPr>
+        <w:t xml:space="preserve">output/findings/datum_conversion.md</w:t>
+      </w:r>
+      <w:r>
+        <w:t xml:space="preserve">).</w:t>
+      </w:r>
+    </w:p>
+    <w:bookmarkEnd w:id="140"/>
+    <w:bookmarkStart w:id="144" w:name="radiocarbon-chronology"/>
+    <w:p>
+      <w:pPr>
+        <w:pStyle w:val="Heading2"/>
+      </w:pPr>
+      <w:r>
         <w:t xml:space="preserve">Radiocarbon chronology</w:t>
       </w:r>
     </w:p>
@@ -11122,7 +10840,7 @@
         <w:t xml:space="preserve">2020)</w:t>
       </w:r>
       <w:r>
-        <w:t xml:space="preserve">. Forty determinations come from seven St. Francis Basin Parkin-phase sites, nineteen of them from Parkin. The summed probability distribution of the basin dates concentrates the occupation in the fourteenth to sixteenth centuries, with a median of AD 1428 (Parkin alone, AD 1483). It declines across the contact interval. Twenty-nine percent of the basin probability mass postdates AD 1541 and 18 percent postdates AD 1600 (Figure S6). This is consistent with occupation continuing through the De Soto entrada, which the chronicles place at Casqui, and declining thereafter, rather than with a sequence running unbroken into the seventeenth century. However, the protohistoric tail is partly a calibration artifact of low-activity determinations near the post-1650 plateau</w:t>
+        <w:t xml:space="preserve">. Forty determinations come from seven St. Francis basin Parkin-phase sites, nineteen of them from Parkin. The summed probability of the basin dates concentrates the occupation in the fourteenth to sixteenth centuries, with a median of AD 1428 (Parkin alone, AD 1483), and declines across the contact interval: 29 percent of the basin probability postdates AD 1541 and 18 percent postdates AD 1600 (Figure S6). This is consistent with occupation continuing through the De Soto entrada and declining afterward, although the latest tail is partly a calibration artifact of low-activity determinations near the post-1650 plateau</w:t>
       </w:r>
       <w:r>
         <w:t xml:space="preserve"> </w:t>
@@ -11131,7 +10849,7 @@
         <w:t xml:space="preserve">(Surovell et al. 2009; Surovell and Brantingham 2007)</w:t>
       </w:r>
       <w:r>
-        <w:t xml:space="preserve">. To test the assumption that the seriation axis tracks calendar time, we pooled the dates of the five proveniences matching curated assemblages. We correlated their pooled median calibrated ages with CA1 position, giving Spearman’s r = +0.70 (n = 5, 27 dates pooled), with four sites in calendar order and one late-dated site, Clay Hill, departing from it. The orientation of the axis toward later time is supported but not certain, and we treat directional statements as provisional throughout. The basin chronology is stable under an alternative compilation. Augmenting the Mainfort determinations with the net-new Mississippian dates in the broader lower-valley radiocarbon database compiled by Jeffrey Alvey (personal communication, 2022), twelve determinations concentrated at Hazel and Upper Nodena, shifts the summed-probability median by only eight years, to AD 1436. The contact-truncation pattern and the CA1-calendar correlation are unchanged (Spearman +0.70). Recent AMS re-dating of the Parkin platform-mound post, interpreted as the base of the cross the De Soto expedition raised at Casqui, independently places it at cal AD 1445 to 1650</w:t>
+        <w:t xml:space="preserve">. To test whether the seriation axis tracks calendar time, we pooled the dates of the four proveniences matching our assemblages (Kent Place, Parkin, Neeley’s Ferry, and Clay Hill; 26 dates) and correlated their median calibrated ages with position on the first correspondence-analysis axis. With pooled calibrated medians the rank correlation is 0.40 in magnitude, with Clay Hill out of order, and it runs against the axis as computed; with one-sigma calibrated midpoints it is zero. Four points under two reasonable conventions that disagree cannot establish which end of the axis is later. The analyses therefore use the axis as computed, and every direction-dependent result is reported both ways. The basin chronology is stable under an alternative compilation: adding the net-new Mississippian dates from the lower-valley radiocarbon database compiled by Jeffrey Alvey (personal communication, 2022), twelve determinations concentrated at Hazel and Upper Nodena, shifts the summed-probability median by eight years, to AD 1436, and leaves the contact decline in place (26 percent of the probability after AD 1541 and 16 percent after AD 1600). Recent AMS dating of the Parkin platform-mound post, interpreted as the base of the cross the De Soto expedition raised at Casqui, places it at cal AD 1445 to 1650</w:t>
       </w:r>
       <w:r>
         <w:t xml:space="preserve"> </w:t>
@@ -11140,7 +10858,7 @@
         <w:t xml:space="preserve">(Mitchem 2017)</w:t>
       </w:r>
       <w:r>
-        <w:t xml:space="preserve">, consistent with the terminal occupation inferred here. The individual determinations used in the basin chronology, with lab numbers, ages, calibrated medians, and sources, are listed in the supplemental data file</w:t>
+        <w:t xml:space="preserve">, consistent with the latest occupation inferred here. The individual determinations, with laboratory numbers, ages, calibrated medians, and sources, are listed in</w:t>
       </w:r>
       <w:r>
         <w:t xml:space="preserve"> </w:t>
@@ -11164,18 +10882,18 @@
           <wp:inline>
             <wp:extent cx="5334000" cy="2713789"/>
             <wp:effectExtent b="0" l="0" r="0" t="0"/>
-            <wp:docPr descr="Figure S6. Radiocarbon chronology of the St. Francis basin (Mainfort determinations calibrated against IntCal20). Left: summed probability distribution for the basin Parkin-phase sites (filled) and for Parkin alone (line, scaled), with the De Soto entrada (AD 1541) marked. Occupation concentrates in the fourteenth to sixteenth centuries and declines across contact. Right: CA1 seriation position against the pooled median calibrated age for the five proveniences matching curated assemblages (point size proportional to the number of dates). The axis tracks calendar age (Spearman +0.70) except for the late-dated Clay Hill." title="" id="141" name="Picture"/>
+            <wp:docPr descr="Figure S6. Radiocarbon chronology of the St. Francis basin (Mainfort determinations calibrated against IntCal20). Left: summed probability for the basin Parkin-phase sites (filled) and for Parkin alone (line, scaled), with the De Soto entrada (AD 1541) marked. Occupation concentrates in the fourteenth to sixteenth centuries and declines across contact. Right: position on the first correspondence-analysis axis against pooled median calibrated age for the four proveniences matching the analyzed assemblages (point size proportional to the number of dates). The axis is drawn reversed relative to Figure 4 so that age increases along it; the rank correlation is +0.40, with the late-dated Clay Hill out of order, and four points do not establish the axis’s direction." title="" id="142" name="Picture"/>
             <a:graphic>
               <a:graphicData uri="http://schemas.openxmlformats.org/drawingml/2006/picture">
                 <pic:pic>
                   <pic:nvPicPr>
-                    <pic:cNvPr descr="../../figures/figS6_chronology.png" id="142" name="Picture"/>
+                    <pic:cNvPr descr="../../figures/figS6_chronology.png" id="143" name="Picture"/>
                     <pic:cNvPicPr>
                       <a:picLocks noChangeArrowheads="1" noChangeAspect="1"/>
                     </pic:cNvPicPr>
                   </pic:nvPicPr>
                   <pic:blipFill>
-                    <a:blip r:embed="rId140"/>
+                    <a:blip r:embed="rId141"/>
                     <a:stretch>
                       <a:fillRect/>
                     </a:stretch>
@@ -11217,11 +10935,11 @@
         <w:t xml:space="preserve"> </w:t>
       </w:r>
       <w:r>
-        <w:t xml:space="preserve">Radiocarbon chronology of the St. Francis basin (Mainfort determinations calibrated against IntCal20). Left: summed probability distribution for the basin Parkin-phase sites (filled) and for Parkin alone (line, scaled), with the De Soto entrada (AD 1541) marked. Occupation concentrates in the fourteenth to sixteenth centuries and declines across contact. Right: CA1 seriation position against the pooled median calibrated age for the five proveniences matching curated assemblages (point size proportional to the number of dates). The axis tracks calendar age (Spearman +0.70) except for the late-dated Clay Hill.</w:t>
-      </w:r>
-    </w:p>
-    <w:bookmarkEnd w:id="143"/>
-    <w:bookmarkStart w:id="155" w:name="X490dfca6be40dac40453279b4635251c9fd7a99"/>
+        <w:t xml:space="preserve">Radiocarbon chronology of the St. Francis basin (Mainfort determinations calibrated against IntCal20). Left: summed probability for the basin Parkin-phase sites (filled) and for Parkin alone (line, scaled), with the De Soto entrada (AD 1541) marked. Occupation concentrates in the fourteenth to sixteenth centuries and declines across contact. Right: position on the first correspondence-analysis axis against pooled median calibrated age for the four proveniences matching the analyzed assemblages (point size proportional to the number of dates). The axis is drawn reversed relative to Figure 4 so that age increases along it; the rank correlation is +0.40, with the late-dated Clay Hill out of order, and four points do not establish the axis’s direction.</w:t>
+      </w:r>
+    </w:p>
+    <w:bookmarkEnd w:id="144"/>
+    <w:bookmarkStart w:id="156" w:name="X490dfca6be40dac40453279b4635251c9fd7a99"/>
     <w:p>
       <w:pPr>
         <w:pStyle w:val="Heading2"/>
@@ -11235,10 +10953,10 @@
         <w:pStyle w:val="FirstParagraph"/>
       </w:pPr>
       <w:r>
-        <w:t xml:space="preserve">The main text tests one region. This section reports what happened when we tried to extend the test to a second one, and why that attempt does not appear there. The short answer is that the southeast-Missouri material is not adequate for the test at present, and not because its phases are sounder or weaker than the basin’s, but because its classes and its sample sizes measure something other than the stylistic transmission the criterion is built for. We report the attempt because a negative of this kind is useful to the next person who considers the same extension, and because it is the paper’s own empirical-sufficiency requirement applied to itself.</w:t>
-      </w:r>
-    </w:p>
-    <w:bookmarkStart w:id="144" w:name="what-we-tried"/>
+        <w:t xml:space="preserve">The main text tests one region. This section reports an attempt to extend the test to a second and explains why it does not appear there. The southeast-Missouri material is not adequate for the test at present, not because its phases are sounder or weaker than the basin’s but because its classes and sample sizes measure something other than the stylistic copying the test is built for. We report the attempt because a negative of this kind is useful to the next person who considers the same extension.</w:t>
+      </w:r>
+    </w:p>
+    <w:bookmarkStart w:id="145" w:name="what-we-tried"/>
     <w:p>
       <w:pPr>
         <w:pStyle w:val="Heading3"/>
@@ -11264,7 +10982,7 @@
         <w:t xml:space="preserve"> </w:t>
       </w:r>
       <w:r>
-        <w:t xml:space="preserve">divided the southeast-Missouri lowlands into four named Mississippian phases, on a survey independent of the Phillips-Ford-Griffin work, which makes it the obvious second case. We digitized his survey tables and georeferenced the sites through the Lower Mississippi Survey grid, which places his assemblages and the basin’s in one coordinate frame (Figure S7). Across the named physiographic regions the cultural</w:t>
+        <w:t xml:space="preserve">divided the southeast-Missouri lowlands into four named Mississippian phases, on a survey independent of the Phillips-Ford-Griffin work, which makes it the obvious second case. We digitized his survey tables and georeferenced the sites through the Lower Mississippi Survey grid, which places his assemblages and the basin’s in one frame (Figure S7). Across the named physiographic regions the cultural</w:t>
       </w:r>
       <w:r>
         <w:t xml:space="preserve"> </w:t>
@@ -11290,7 +11008,7 @@
         <w:t xml:space="preserve"> </w:t>
       </w:r>
       <w:r>
-        <w:t xml:space="preserve">is 0.11, most of which is a Woodland-to-Mississippian composition gradient rather than synchronic social structure. Restricting the analysis to assemblages with at least 30 sherds in classes other than the designated Woodland classes, and to those classes, gives 39 assemblages from 24 coordinate locations over 42 classes and collapses the between-cluster</w:t>
+        <w:t xml:space="preserve">is 0.11, most of it a Woodland-to-Mississippian change in composition rather than contemporaneous social structure. Restricting the analysis to assemblages with at least 30 sherds in non-Woodland classes, and to those classes, leaves 39 assemblages from 24 locations over 42 classes and lowers the between-cluster</w:t>
       </w:r>
       <w:r>
         <w:t xml:space="preserve"> </w:t>
@@ -11316,7 +11034,7 @@
         <w:t xml:space="preserve"> </w:t>
       </w:r>
       <w:r>
-        <w:t xml:space="preserve">to 0.034 across four spatial clusters. Multiple assemblages from one location remain separate observation nodes, which already limits their independence.</w:t>
+        <w:t xml:space="preserve">to 0.034 across four spatial clusters. Several assemblages from one location remain separate points, which already limits their independence.</w:t>
       </w:r>
     </w:p>
     <w:p>
@@ -11324,7 +11042,7 @@
         <w:pStyle w:val="BodyText"/>
       </w:pPr>
       <w:r>
-        <w:t xml:space="preserve">Run through the same calibrated comparison as the basin, that set behaves much as the basin does. The assemblages do not separate into bounded clusters on the ordination (Figure S8A and B). Ten combinations in the calibration series match the assemblages’ diversity under pooled-profile innovation on the screen and eight on the fifty-seed re-check, and at the matched combination most favorable to drift (120 learners, innovation 0.004, mixing 0.02, great-circle distance) the observed</w:t>
+        <w:t xml:space="preserve">Run through the same calibrated comparison as the basin, the set behaves much as the basin does. Its assemblages do not separate into clusters on the ordination (Figure S8A and B). Ten parameter combinations match its diversity under pooled-profile innovation on the screen and eight on the fifty-run check, and at the matched combination most favorable to the model (120 learners, innovation 0.004, mixing 0.02, great-circle distance) the observed</w:t>
       </w:r>
       <w:r>
         <w:t xml:space="preserve"> </w:t>
@@ -11350,7 +11068,7 @@
         <w:t xml:space="preserve"> </w:t>
       </w:r>
       <w:r>
-        <w:t xml:space="preserve">lies inside the drift interval of 0.004 to 0.040 (median 0.012), reached by 4.6 percent of simulated datasets, 3.2 percent reversed and 5.4 percent contemporaneous. Uniform innovation fits at no combination and overpredicts the differentiation about two-and-a-half-fold at its nearest one (median 0.083). The bounded-groups process at multiplier 0.03 raises the median to 0.025 and reaches the observation in 30 percent of 30 realizations (Figure S8C). Taken at face value this looks like the basin’s result reached a second time, and it is the verdict Fox</w:t>
+        <w:t xml:space="preserve">lies inside the simulated range of 0.004 to 0.040 (median 0.012), reached by 4.6 percent of simulated datasets in seriation order, 3.2 percent in reverse, and 5.4 percent as contemporaneous. Uniform innovation fits at no combination and overpredicts the differentiation about two-and-a-half-fold at its nearest one (median 0.083). The bounded-groups model at a copying factor of 0.03 raises the median to 0.025 and reaches the observation in 30 percent of 30 runs (Figure S8C). Taken at face value this repeats the basin’s result, and it matches the verdict Fox</w:t>
       </w:r>
       <w:r>
         <w:t xml:space="preserve"> </w:t>
@@ -11362,11 +11080,11 @@
         <w:t xml:space="preserve"> </w:t>
       </w:r>
       <w:r>
-        <w:t xml:space="preserve">reached for these same phases by cluster analysis and ordination.</w:t>
-      </w:r>
-    </w:p>
-    <w:bookmarkEnd w:id="144"/>
-    <w:bookmarkStart w:id="145" w:name="why-we-do-not-report-it-as-a-result"/>
+        <w:t xml:space="preserve">reached for these phases by cluster analysis and ordination.</w:t>
+      </w:r>
+    </w:p>
+    <w:bookmarkEnd w:id="145"/>
+    <w:bookmarkStart w:id="146" w:name="why-we-do-not-report-it-as-a-result"/>
     <w:p>
       <w:pPr>
         <w:pStyle w:val="Heading3"/>
@@ -11380,7 +11098,7 @@
         <w:pStyle w:val="FirstParagraph"/>
       </w:pPr>
       <w:r>
-        <w:t xml:space="preserve">Taking it at face value would be a mistake, for three reasons that only appear once the classes are examined rather than counted (</w:t>
+        <w:t xml:space="preserve">Taking it at face value would be a mistake, for three reasons that appear only once the classes are examined rather than counted (</w:t>
       </w:r>
       <w:r>
         <w:rPr>
@@ -11407,7 +11125,7 @@
         <w:t xml:space="preserve"> </w:t>
       </w:r>
       <w:r>
-        <w:t xml:space="preserve">Mississippi Plain alone is 81.5 percent of the 8,958 analyzed sherds, Bell Plain a further 7.5 percent, and the four plain classes together 90.1 percent. The basin analysis runs on ten Phillips-Ford-Griffin decorated types and contains no plain ware at all. Plain wares are utility pottery, and the coarse-versus-fine paste distinction between Mississippi Plain and Bell Plain is a manufacturing and functional variable rather than a stylistic one. It is also where most of the differentiation lives. The plain component alone gives a between-cluster</w:t>
+        <w:t xml:space="preserve">Mississippi Plain alone is 81.5 percent of the 8,958 analyzed sherds, Bell Plain a further 7.5 percent, and the four plain classes together 90.1 percent. The basin analysis uses ten decorated types and no plain ware at all. Plain wares are utility pottery, and the paste difference between Mississippi Plain and Bell Plain is a matter of manufacture and function rather than style. It is also where most of the differentiation lies: the plain component alone gives a between-cluster</w:t>
       </w:r>
       <w:r>
         <w:t xml:space="preserve"> </w:t>
@@ -11433,7 +11151,7 @@
         <w:t xml:space="preserve"> </w:t>
       </w:r>
       <w:r>
-        <w:t xml:space="preserve">of 0.065, and the Mississippi-versus-Bell ratio alone 0.076, both well above the 0.034 reported for the full set. A between-group difference in that variable is the signature Table 1 files under environmental patchiness, which the criterion explicitly cannot separate from bounded interaction on this evidence alone.</w:t>
+        <w:t xml:space="preserve">of 0.065, and the Mississippi-to-Bell ratio alone 0.076, both well above the 0.034 of the full set. A difference between groups in that variable is what Table 1 files under environmental patchiness, which the test cannot separate from bounded interaction on this evidence.</w:t>
       </w:r>
     </w:p>
     <w:p>
@@ -11451,7 +11169,7 @@
         <w:t xml:space="preserve"> </w:t>
       </w:r>
       <w:r>
-        <w:t xml:space="preserve">Only 883 sherds, 9.9 percent of the set, are non-plain, a median of 16 per assemblage spread across 38 classes. Applying the study’s own 30-sherd minimum to decorated material leaves 12 of the 39 assemblages. The basin set carries 27,924 decorated sherds, a median of 467 per assemblage across ten classes.</w:t>
+        <w:t xml:space="preserve">Only 883 sherds, 9.9 percent of the set, are not plain, a median of 16 per assemblage spread across 38 classes. Even a 30-sherd minimum for decorated material leaves 12 of the 39 assemblages. The basin set carries 14,101 decorated sherds, a median of 251 per assemblage across ten classes.</w:t>
       </w:r>
     </w:p>
     <w:p>
@@ -11463,13 +11181,13 @@
           <w:b/>
           <w:bCs/>
         </w:rPr>
-        <w:t xml:space="preserve">What decorated material there is, is mostly surface film rather than design, and is chronologically loaded.</w:t>
-      </w:r>
-      <w:r>
-        <w:t xml:space="preserve"> </w:t>
-      </w:r>
-      <w:r>
-        <w:t xml:space="preserve">Varney Red is 38.7 percent of the non-plain sherds and Old Town Red Filmed a further 17.4 percent. Varney Red is a chronologically diagnostic red-filmed ware that the Woodland exclusion does not catch, so its spatial patterning carries the very gradient that exclusion was meant to remove. Dropping it moves the</w:t>
+        <w:t xml:space="preserve">Most of the decorated material is surface film rather than design, and it is chronologically loaded.</w:t>
+      </w:r>
+      <w:r>
+        <w:t xml:space="preserve"> </w:t>
+      </w:r>
+      <w:r>
+        <w:t xml:space="preserve">Varney Red is 38.7 percent of the non-plain sherds and Old Town Red Filmed a further 17.4 percent. Varney Red is a chronologically diagnostic red-filmed ware that the Woodland exclusion does not catch, so its spatial pattern carries the very gradient that exclusion was meant to remove. Dropping it moves the</w:t>
       </w:r>
       <w:r>
         <w:t xml:space="preserve"> </w:t>
@@ -11495,7 +11213,7 @@
         <w:t xml:space="preserve"> </w:t>
       </w:r>
       <w:r>
-        <w:t xml:space="preserve">of the named non-plain types from 0.351 to 0.180. Twenty-nine of the 38 non-plain classes occur in only one of the four spatial clusters while holding 302 sherds between them, so rarity and spatial restriction are confounded and cannot be separated at this sample size.</w:t>
+        <w:t xml:space="preserve">of the named non-plain types from 0.351 to 0.180. Twenty-nine of the 38 non-plain classes occur in only one of the four spatial clusters while holding 302 sherds among them, so rarity and spatial restriction cannot be separated at this sample size.</w:t>
       </w:r>
     </w:p>
     <w:p>
@@ -11503,11 +11221,11 @@
         <w:pStyle w:val="BodyText"/>
       </w:pPr>
       <w:r>
-        <w:t xml:space="preserve">The non-plain subset does differentiate strongly (0.325), and that is not an artifact of small samples. Resampling every assemblage from the regional pooled profile at its own observed count gives a median of 0.003. But neither is it a clean measurement of style, for the two reasons just given. The honest statement is not that southeast Missouri is differentiated or undifferentiated. It is that the set cannot resolve the question the basin set is being asked.</w:t>
-      </w:r>
-    </w:p>
-    <w:bookmarkEnd w:id="145"/>
-    <w:bookmarkStart w:id="146" w:name="how-this-shows-up-in-the-modeling"/>
+        <w:t xml:space="preserve">The non-plain subset does differentiate strongly (0.325), and not as an artifact of small samples: resampling every assemblage from the regional pooled profile at its own count gives a median of 0.003. Neither is it a clean measurement of style, for the reasons just given. The honest statement is not that southeast Missouri is differentiated or undifferentiated. It is that this set cannot answer the question the basin set is asked.</w:t>
+      </w:r>
+    </w:p>
+    <w:bookmarkEnd w:id="146"/>
+    <w:bookmarkStart w:id="147" w:name="how-this-shows-up-in-the-modeling"/>
     <w:p>
       <w:pPr>
         <w:pStyle w:val="Heading3"/>
@@ -11521,7 +11239,7 @@
         <w:pStyle w:val="FirstParagraph"/>
       </w:pPr>
       <w:r>
-        <w:t xml:space="preserve">The composition problem is visible in the model’s behavior, which is what first drew our attention to it. Of the four assumptions relaxed above, the innovation boundary closes the difference in the basin with the diversity match intact. From a permuted fraction of 0 to 0.3 the median</w:t>
+        <w:t xml:space="preserve">The composition problem is visible in the model’s behavior, which is what first drew our attention to it. In the basin, the innovation boundary raises differentiation with the diversity match intact: from a reordered share of 0 to 0.3 the median</w:t>
       </w:r>
       <w:r>
         <w:t xml:space="preserve"> </w:t>
@@ -11547,7 +11265,7 @@
         <w:t xml:space="preserve"> </w:t>
       </w:r>
       <w:r>
-        <w:t xml:space="preserve">rises from 0.0023 to 0.045, passing the observed 0.0062 between 0.2 and 0.25, and all three diversity summaries stay inside the tolerance until the fraction reaches 0.4 (1,200 realizations per cell,</w:t>
+        <w:t xml:space="preserve">rises from 0.0023 to 0.045, passing the observed 0.0062 between 0.2 and 0.25, and all three diversity summaries stay within tolerance until the share reaches 0.4 (1,200 runs per setting,</w:t>
       </w:r>
       <w:r>
         <w:t xml:space="preserve"> </w:t>
@@ -11559,11 +11277,11 @@
         <w:t xml:space="preserve">output/findings/other_departures_c_highrep.md</w:t>
       </w:r>
       <w:r>
-        <w:t xml:space="preserve">). On the southeast-Missouri set the same change reaches the observed 0.034 at a fraction of 0.2 (median 0.033), but the diversity match is already lost at 0.15 and at every fraction above it, so no combination both reaches the observation and holds the match; the largest fraction that keeps the match, 0.1, leaves the median at 0.017, half the observed value. The cause is the plain ware. With the top two classes holding 89 percent of all sherds, a permutation of a group’s innovation profile that catches Mississippi Plain moves the entire assemblage rather than its margins. The quantity being varied was the composition of utility pottery.</w:t>
-      </w:r>
-    </w:p>
-    <w:bookmarkEnd w:id="146"/>
-    <w:bookmarkStart w:id="147" w:name="a-defect-in-the-source-table"/>
+        <w:t xml:space="preserve">). On the southeast-Missouri set the same change reaches the observed 0.034 at a share of 0.2 (median 0.033), but the diversity match is already lost at 0.15 and at every share above it, so no setting both reaches the observation and holds the match; the largest share that keeps the match, 0.1, leaves the median at 0.017, half the observed value. The cause is the plain ware. With the top two classes holding 89 percent of all sherds, reordering a group’s innovation profile so that it catches Mississippi Plain moves the whole assemblage rather than its margins. The quantity being varied is the composition of utility pottery.</w:t>
+      </w:r>
+    </w:p>
+    <w:bookmarkEnd w:id="147"/>
+    <w:bookmarkStart w:id="148" w:name="a-defect-in-the-source-table"/>
     <w:p>
       <w:pPr>
         <w:pStyle w:val="Heading3"/>
@@ -11577,7 +11295,7 @@
         <w:pStyle w:val="FirstParagraph"/>
       </w:pPr>
       <w:r>
-        <w:t xml:space="preserve">Three classes in the digitized Williams tables are each carried twice, because their names differ only in capitalization. They are</w:t>
+        <w:t xml:space="preserve">Three classes in the digitized Williams tables are each carried twice, because their names differ only in capitalization:</w:t>
       </w:r>
       <w:r>
         <w:t xml:space="preserve"> </w:t>
@@ -11649,11 +11367,11 @@
         <w:t xml:space="preserve"> </w:t>
       </w:r>
       <w:r>
-        <w:t xml:space="preserve">(2 and 2). Together they are 92 sherds and nothing above turns on them, but they inflate the class count and should be merged at the source before anyone builds on this table.</w:t>
-      </w:r>
-    </w:p>
-    <w:bookmarkEnd w:id="147"/>
-    <w:bookmarkStart w:id="154" w:name="what-would-make-the-extension-possible"/>
+        <w:t xml:space="preserve">(2 and 2). Together they are 92 sherds, and nothing above turns on them, but they inflate the class count and should be merged at the source before anyone builds on this table.</w:t>
+      </w:r>
+    </w:p>
+    <w:bookmarkEnd w:id="148"/>
+    <w:bookmarkStart w:id="155" w:name="what-would-make-the-extension-possible"/>
     <w:p>
       <w:pPr>
         <w:pStyle w:val="Heading3"/>
@@ -11667,7 +11385,7 @@
         <w:pStyle w:val="FirstParagraph"/>
       </w:pPr>
       <w:r>
-        <w:t xml:space="preserve">A decorated-only analysis of these assemblages, on named types with the red films treated separately from incised and punctated design, and with sample sizes brought up by returning to the collections rather than to the published tables. Until then the southeast-Missouri phases stand as independent corroboration from Fox’s ordination that the phases do not hold as groups, which is a different and weaker claim than the one the main text makes for the St. Francis basin.</w:t>
+        <w:t xml:space="preserve">The extension needs a decorated-only analysis of these assemblages, on named types with red films treated separately from incised and punctated design, and with sample sizes raised by returning to the collections rather than to the published tables. Until then the southeast-Missouri phases stand on Fox’s ordination as independent evidence that they do not hold as groups, a different and weaker claim than the one the main text makes for the St. Francis basin.</w:t>
       </w:r>
     </w:p>
     <w:p>
@@ -11679,18 +11397,18 @@
           <wp:inline>
             <wp:extent cx="4572000" cy="5251704"/>
             <wp:effectExtent b="0" l="0" r="0" t="0"/>
-            <wp:docPr descr="Figure S7. Regional setting of the St. Francis basin analysis and of the southeast-Missouri survey discussed in this section. Decorated-ceramic assemblages span the central and lower Mississippi Valley. The central-valley southeast-Missouri survey of Williams (1954) is shown in light gray, and the lower-valley St. Francis basin Parkin-phase assemblages in black, identified in the legend, with Parkin starred. Italic labels mark the named physiographic regions, Cairo Lowland, Sikeston Ridge, Malden Plain, and Little River in the central valley, and the St. Francis basin in the lower valley. Hydrography is drawn uniformly from HydroRIVERS (Lehner and Grill 2013), with line width scaled by flow order so that the Mississippi main stem appears as the heaviest line. State boundaries and the North America locator inset are from Natural Earth." title="" id="149" name="Picture"/>
+            <wp:docPr descr="Figure S7. Regional setting of the St. Francis basin analysis and of the southeast-Missouri survey discussed in this section. The central-valley southeast-Missouri survey of Williams (1954) is shown in blue and the lower-valley St. Francis basin assemblages in vermilion, with Parkin as a black star. Italic labels mark the named physiographic regions: Cairo Lowland, Sikeston Ridge, Malden Plain, and Little River in the central valley, and the St. Francis basin in the lower valley. Hydrography is from HydroRIVERS (Lehner and Grill 2013), with line width scaled by flow order so that the Mississippi appears as the heaviest line. State boundaries and the locator inset are from Natural Earth." title="" id="150" name="Picture"/>
             <a:graphic>
               <a:graphicData uri="http://schemas.openxmlformats.org/drawingml/2006/picture">
                 <pic:pic>
                   <pic:nvPicPr>
-                    <pic:cNvPr descr="../../figures/figS7_regional.png" id="150" name="Picture"/>
+                    <pic:cNvPr descr="../../figures/figS7_regional.png" id="151" name="Picture"/>
                     <pic:cNvPicPr>
                       <a:picLocks noChangeArrowheads="1" noChangeAspect="1"/>
                     </pic:cNvPicPr>
                   </pic:nvPicPr>
                   <pic:blipFill>
-                    <a:blip r:embed="rId148"/>
+                    <a:blip r:embed="rId149"/>
                     <a:stretch>
                       <a:fillRect/>
                     </a:stretch>
@@ -11732,7 +11450,7 @@
         <w:t xml:space="preserve"> </w:t>
       </w:r>
       <w:r>
-        <w:t xml:space="preserve">Regional setting of the St. Francis basin analysis and of the southeast-Missouri survey discussed in this section. Decorated-ceramic assemblages span the central and lower Mississippi Valley. The central-valley southeast-Missouri survey of Williams</w:t>
+        <w:t xml:space="preserve">Regional setting of the St. Francis basin analysis and of the southeast-Missouri survey discussed in this section. The central-valley southeast-Missouri survey of Williams</w:t>
       </w:r>
       <w:r>
         <w:t xml:space="preserve"> </w:t>
@@ -11744,7 +11462,7 @@
         <w:t xml:space="preserve"> </w:t>
       </w:r>
       <w:r>
-        <w:t xml:space="preserve">is shown in light gray, and the lower-valley St. Francis basin Parkin-phase assemblages in black, identified in the legend, with Parkin starred. Italic labels mark the named physiographic regions, Cairo Lowland, Sikeston Ridge, Malden Plain, and Little River in the central valley, and the St. Francis basin in the lower valley. Hydrography is drawn uniformly from HydroRIVERS</w:t>
+        <w:t xml:space="preserve">is shown in blue and the lower-valley St. Francis basin assemblages in vermilion, with Parkin as a black star. Italic labels mark the named physiographic regions: Cairo Lowland, Sikeston Ridge, Malden Plain, and Little River in the central valley, and the St. Francis basin in the lower valley. Hydrography is from HydroRIVERS</w:t>
       </w:r>
       <w:r>
         <w:t xml:space="preserve"> </w:t>
@@ -11753,7 +11471,7 @@
         <w:t xml:space="preserve">(Lehner and Grill 2013)</w:t>
       </w:r>
       <w:r>
-        <w:t xml:space="preserve">, with line width scaled by flow order so that the Mississippi main stem appears as the heaviest line. State boundaries and the North America locator inset are from Natural Earth.</w:t>
+        <w:t xml:space="preserve">, with line width scaled by flow order so that the Mississippi appears as the heaviest line. State boundaries and the locator inset are from Natural Earth.</w:t>
       </w:r>
     </w:p>
     <w:p>
@@ -11765,18 +11483,18 @@
           <wp:inline>
             <wp:extent cx="4754880" cy="3691584"/>
             <wp:effectExtent b="0" l="0" r="0" t="0"/>
-            <wp:docPr descr="Figure S8. Within-region interaction structure under the calibrated comparison. (A, B) Multidimensional scaling of decorated Brainerd-Robinson dissimilarity for the St. Francis basin, in the lower Mississippi Valley, and for the southeast-Missouri assemblages, in the central Mississippi Valley (Mississippian classes only, so that the comparison is not driven by the Woodland-to-Mississippian gradient), with markers distinguishing within-region spatial clusters. The assemblages intermix rather than separating into clusters. (C) The observed between-cluster cultural F_{ST} for each of the two regions (diamond; 0.006 for the basin at two clusters) against the 95 percent intervals of three models, all run on the real coordinates and subsampled to the observed counts. These are the calibrated neutral spatial-drift model with pooled-profile innovation (dark), the same model with uniform innovation at its nearest calibration combination (mid-gray, which does not fit the assemblages’ diversity in either region), and the bounded-groups model at copying multiplier 0.03 (light). In the basin, and, taken at face value, in southeast Missouri too, the observed F_{ST} lies above the calibrated drift interval. The southeast-Missouri panels document the attempt described in this section rather than a result. The bounded-groups interval reaches it only through its upper tail, with a median close to the drift median, because innovation drawn from the regional profile bypasses the imposed boundary." title="" id="152" name="Picture"/>
+            <wp:docPr descr="Figure S8. Within-region structure under the calibrated comparison. (A, B) Multidimensional scaling of decorated Brainerd-Robinson dissimilarity for the St. Francis basin and for the southeast-Missouri assemblages (Mississippian classes only, so the comparison is not driven by the Woodland-to-Mississippian change), with markers distinguishing within-region spatial clusters. The basin assemblages intermix; in southeast Missouri one cluster separates along the first axis. (C) The observed between-cluster cultural F_{ST} for each region (diamond; 0.006 for the basin at two clusters) against the 95 percent ranges of three models run on the real coordinates and subsampled to the observed counts: the calibrated neutral copying model with pooled-profile innovation (dark), the same model with uniform innovation at its nearest calibration combination (mid-gray, which does not fit robustly in either region), and the bounded-groups model at a copying factor of 0.03 (light). In both regions the observed value lies inside the calibrated model’s range. The southeast-Missouri panels document the attempt described in this section rather than a result." title="" id="153" name="Picture"/>
             <a:graphic>
               <a:graphicData uri="http://schemas.openxmlformats.org/drawingml/2006/picture">
                 <pic:pic>
                   <pic:nvPicPr>
-                    <pic:cNvPr descr="../../figures/figS8_within_region.png" id="153" name="Picture"/>
+                    <pic:cNvPr descr="../../figures/figS8_within_region.png" id="154" name="Picture"/>
                     <pic:cNvPicPr>
                       <a:picLocks noChangeArrowheads="1" noChangeAspect="1"/>
                     </pic:cNvPicPr>
                   </pic:nvPicPr>
                   <pic:blipFill>
-                    <a:blip r:embed="rId151"/>
+                    <a:blip r:embed="rId152"/>
                     <a:stretch>
                       <a:fillRect/>
                     </a:stretch>
@@ -11818,7 +11536,7 @@
         <w:t xml:space="preserve"> </w:t>
       </w:r>
       <w:r>
-        <w:t xml:space="preserve">Within-region interaction structure under the calibrated comparison. (A, B) Multidimensional scaling of decorated Brainerd-Robinson dissimilarity for the St. Francis basin, in the lower Mississippi Valley, and for the southeast-Missouri assemblages, in the central Mississippi Valley (Mississippian classes only, so that the comparison is not driven by the Woodland-to-Mississippian gradient), with markers distinguishing within-region spatial clusters. The assemblages intermix rather than separating into clusters. (C) The observed between-cluster cultural</w:t>
+        <w:t xml:space="preserve">Within-region structure under the calibrated comparison. (A, B) Multidimensional scaling of decorated Brainerd-Robinson dissimilarity for the St. Francis basin and for the southeast-Missouri assemblages (Mississippian classes only, so the comparison is not driven by the Woodland-to-Mississippian change), with markers distinguishing within-region spatial clusters. The basin assemblages intermix; in southeast Missouri one cluster separates along the first axis. (C) The observed between-cluster cultural</w:t>
       </w:r>
       <w:r>
         <w:t xml:space="preserve"> </w:t>
@@ -11844,38 +11562,12 @@
         <w:t xml:space="preserve"> </w:t>
       </w:r>
       <w:r>
-        <w:t xml:space="preserve">for each of the two regions (diamond; 0.006 for the basin at two clusters) against the 95 percent intervals of three models, all run on the real coordinates and subsampled to the observed counts. These are the calibrated neutral spatial-drift model with pooled-profile innovation (dark), the same model with uniform innovation at its nearest calibration combination (mid-gray, which does not fit the assemblages’ diversity in either region), and the bounded-groups model at copying multiplier 0.03 (light). In the basin, and, taken at face value, in southeast Missouri too, the observed</w:t>
-      </w:r>
-      <w:r>
-        <w:t xml:space="preserve"> </w:t>
-      </w:r>
-      <m:oMath>
-        <m:sSub>
-          <m:e>
-            <m:r>
-              <m:t>F</m:t>
-            </m:r>
-          </m:e>
-          <m:sub>
-            <m:r>
-              <m:t>S</m:t>
-            </m:r>
-            <m:r>
-              <m:t>T</m:t>
-            </m:r>
-          </m:sub>
-        </m:sSub>
-      </m:oMath>
-      <w:r>
-        <w:t xml:space="preserve"> </w:t>
-      </w:r>
-      <w:r>
-        <w:t xml:space="preserve">lies above the calibrated drift interval. The southeast-Missouri panels document the attempt described in this section rather than a result. The bounded-groups interval reaches it only through its upper tail, with a median close to the drift median, because innovation drawn from the regional profile bypasses the imposed boundary.</w:t>
-      </w:r>
-    </w:p>
-    <w:bookmarkEnd w:id="154"/>
+        <w:t xml:space="preserve">for each region (diamond; 0.006 for the basin at two clusters) against the 95 percent ranges of three models run on the real coordinates and subsampled to the observed counts: the calibrated neutral copying model with pooled-profile innovation (dark), the same model with uniform innovation at its nearest calibration combination (mid-gray, which does not fit robustly in either region), and the bounded-groups model at a copying factor of 0.03 (light). In both regions the observed value lies inside the calibrated model’s range. The southeast-Missouri panels document the attempt described in this section rather than a result.</w:t>
+      </w:r>
+    </w:p>
     <w:bookmarkEnd w:id="155"/>
-    <w:bookmarkStart w:id="213" w:name="references"/>
+    <w:bookmarkEnd w:id="156"/>
+    <w:bookmarkStart w:id="214" w:name="references"/>
     <w:p>
       <w:pPr>
         <w:pStyle w:val="Heading2"/>
@@ -11884,8 +11576,8 @@
         <w:t xml:space="preserve">References</w:t>
       </w:r>
     </w:p>
-    <w:bookmarkStart w:id="212" w:name="refs"/>
-    <w:bookmarkStart w:id="156" w:name="ref-beaumont_zhang_balding_2002"/>
+    <w:bookmarkStart w:id="213" w:name="refs"/>
+    <w:bookmarkStart w:id="157" w:name="ref-beaumont_zhang_balding_2002"/>
     <w:p>
       <w:pPr>
         <w:pStyle w:val="Bibliography"/>
@@ -11922,8 +11614,8 @@
         <w:t xml:space="preserve">162(4):2025–2035.</w:t>
       </w:r>
     </w:p>
-    <w:bookmarkEnd w:id="156"/>
-    <w:bookmarkStart w:id="158" w:name="ref-bell_richerson_mcelreath_2009"/>
+    <w:bookmarkEnd w:id="157"/>
+    <w:bookmarkStart w:id="159" w:name="ref-bell_richerson_mcelreath_2009"/>
     <w:p>
       <w:pPr>
         <w:pStyle w:val="Bibliography"/>
@@ -11950,7 +11642,7 @@
       <w:r>
         <w:t xml:space="preserve"> </w:t>
       </w:r>
-      <w:hyperlink r:id="rId157">
+      <w:hyperlink r:id="rId158">
         <w:r>
           <w:rPr>
             <w:rStyle w:val="Hyperlink"/>
@@ -11962,8 +11654,8 @@
         <w:t xml:space="preserve">.</w:t>
       </w:r>
     </w:p>
-    <w:bookmarkEnd w:id="158"/>
-    <w:bookmarkStart w:id="160" w:name="ref-bentley_hahn_shennan_2004"/>
+    <w:bookmarkEnd w:id="159"/>
+    <w:bookmarkStart w:id="161" w:name="ref-bentley_hahn_shennan_2004"/>
     <w:p>
       <w:pPr>
         <w:pStyle w:val="Bibliography"/>
@@ -11990,7 +11682,7 @@
       <w:r>
         <w:t xml:space="preserve"> </w:t>
       </w:r>
-      <w:hyperlink r:id="rId159">
+      <w:hyperlink r:id="rId160">
         <w:r>
           <w:rPr>
             <w:rStyle w:val="Hyperlink"/>
@@ -12002,8 +11694,8 @@
         <w:t xml:space="preserve">.</w:t>
       </w:r>
     </w:p>
-    <w:bookmarkEnd w:id="160"/>
-    <w:bookmarkStart w:id="162" w:name="ref-carrignon_bentley_ruck_2019"/>
+    <w:bookmarkEnd w:id="161"/>
+    <w:bookmarkStart w:id="163" w:name="ref-carrignon_bentley_ruck_2019"/>
     <w:p>
       <w:pPr>
         <w:pStyle w:val="Bibliography"/>
@@ -12054,7 +11746,7 @@
       <w:r>
         <w:t xml:space="preserve"> </w:t>
       </w:r>
-      <w:hyperlink r:id="rId161">
+      <w:hyperlink r:id="rId162">
         <w:r>
           <w:rPr>
             <w:rStyle w:val="Hyperlink"/>
@@ -12066,8 +11758,8 @@
         <w:t xml:space="preserve">.</w:t>
       </w:r>
     </w:p>
-    <w:bookmarkEnd w:id="162"/>
-    <w:bookmarkStart w:id="163" w:name="ref-cowgill_1972"/>
+    <w:bookmarkEnd w:id="163"/>
+    <w:bookmarkStart w:id="164" w:name="ref-cowgill_1972"/>
     <w:p>
       <w:pPr>
         <w:pStyle w:val="Bibliography"/>
@@ -12089,8 +11781,8 @@
         <w:t xml:space="preserve">, edited by David L. Clarke, pp. 381–424. Methuen, London.</w:t>
       </w:r>
     </w:p>
-    <w:bookmarkEnd w:id="163"/>
-    <w:bookmarkStart w:id="165" w:name="ref-crema_edinborough_kerig_shennan_2014"/>
+    <w:bookmarkEnd w:id="164"/>
+    <w:bookmarkStart w:id="166" w:name="ref-crema_edinborough_kerig_shennan_2014"/>
     <w:p>
       <w:pPr>
         <w:pStyle w:val="Bibliography"/>
@@ -12129,7 +11821,7 @@
       <w:r>
         <w:t xml:space="preserve"> </w:t>
       </w:r>
-      <w:hyperlink r:id="rId164">
+      <w:hyperlink r:id="rId165">
         <w:r>
           <w:rPr>
             <w:rStyle w:val="Hyperlink"/>
@@ -12141,8 +11833,8 @@
         <w:t xml:space="preserve">.</w:t>
       </w:r>
     </w:p>
-    <w:bookmarkEnd w:id="165"/>
-    <w:bookmarkStart w:id="167" w:name="ref-crema_kandler_shennan_2016"/>
+    <w:bookmarkEnd w:id="166"/>
+    <w:bookmarkStart w:id="168" w:name="ref-crema_kandler_shennan_2016"/>
     <w:p>
       <w:pPr>
         <w:pStyle w:val="Bibliography"/>
@@ -12169,7 +11861,7 @@
       <w:r>
         <w:t xml:space="preserve"> </w:t>
       </w:r>
-      <w:hyperlink r:id="rId166">
+      <w:hyperlink r:id="rId167">
         <w:r>
           <w:rPr>
             <w:rStyle w:val="Hyperlink"/>
@@ -12181,8 +11873,8 @@
         <w:t xml:space="preserve">.</w:t>
       </w:r>
     </w:p>
-    <w:bookmarkEnd w:id="167"/>
-    <w:bookmarkStart w:id="169" w:name="ref-dakos_2012"/>
+    <w:bookmarkEnd w:id="168"/>
+    <w:bookmarkStart w:id="170" w:name="ref-dakos_2012"/>
     <w:p>
       <w:pPr>
         <w:pStyle w:val="Bibliography"/>
@@ -12209,7 +11901,7 @@
       <w:r>
         <w:t xml:space="preserve"> </w:t>
       </w:r>
-      <w:hyperlink r:id="rId168">
+      <w:hyperlink r:id="rId169">
         <w:r>
           <w:rPr>
             <w:rStyle w:val="Hyperlink"/>
@@ -12221,8 +11913,8 @@
         <w:t xml:space="preserve">.</w:t>
       </w:r>
     </w:p>
-    <w:bookmarkEnd w:id="169"/>
-    <w:bookmarkStart w:id="171" w:name="ref-dunnell_1970"/>
+    <w:bookmarkEnd w:id="170"/>
+    <w:bookmarkStart w:id="172" w:name="ref-dunnell_1970"/>
     <w:p>
       <w:pPr>
         <w:pStyle w:val="Bibliography"/>
@@ -12249,7 +11941,7 @@
       <w:r>
         <w:t xml:space="preserve"> </w:t>
       </w:r>
-      <w:hyperlink r:id="rId170">
+      <w:hyperlink r:id="rId171">
         <w:r>
           <w:rPr>
             <w:rStyle w:val="Hyperlink"/>
@@ -12261,8 +11953,8 @@
         <w:t xml:space="preserve">.</w:t>
       </w:r>
     </w:p>
-    <w:bookmarkEnd w:id="171"/>
-    <w:bookmarkStart w:id="172" w:name="ref-ewens_1972"/>
+    <w:bookmarkEnd w:id="172"/>
+    <w:bookmarkStart w:id="173" w:name="ref-ewens_1972"/>
     <w:p>
       <w:pPr>
         <w:pStyle w:val="Bibliography"/>
@@ -12287,8 +11979,8 @@
         <w:t xml:space="preserve">3(1):87–112.</w:t>
       </w:r>
     </w:p>
-    <w:bookmarkEnd w:id="172"/>
-    <w:bookmarkStart w:id="174" w:name="ref-feder_kryazhimskiy_plotkin_2014"/>
+    <w:bookmarkEnd w:id="173"/>
+    <w:bookmarkStart w:id="175" w:name="ref-feder_kryazhimskiy_plotkin_2014"/>
     <w:p>
       <w:pPr>
         <w:pStyle w:val="Bibliography"/>
@@ -12315,7 +12007,7 @@
       <w:r>
         <w:t xml:space="preserve"> </w:t>
       </w:r>
-      <w:hyperlink r:id="rId173">
+      <w:hyperlink r:id="rId174">
         <w:r>
           <w:rPr>
             <w:rStyle w:val="Hyperlink"/>
@@ -12327,8 +12019,8 @@
         <w:t xml:space="preserve">.</w:t>
       </w:r>
     </w:p>
-    <w:bookmarkEnd w:id="174"/>
-    <w:bookmarkStart w:id="175" w:name="ref-fox_1998"/>
+    <w:bookmarkEnd w:id="175"/>
+    <w:bookmarkStart w:id="176" w:name="ref-fox_1998"/>
     <w:p>
       <w:pPr>
         <w:pStyle w:val="Bibliography"/>
@@ -12350,8 +12042,8 @@
         <w:t xml:space="preserve">, edited by Michael J. O’Brien and Robert C. Dunnell, pp. 31–58. University of Alabama Press, Tuscaloosa.</w:t>
       </w:r>
     </w:p>
-    <w:bookmarkEnd w:id="175"/>
-    <w:bookmarkStart w:id="176" w:name="ref-graves_cachola-abad_1996"/>
+    <w:bookmarkEnd w:id="176"/>
+    <w:bookmarkStart w:id="177" w:name="ref-graves_cachola-abad_1996"/>
     <w:p>
       <w:pPr>
         <w:pStyle w:val="Bibliography"/>
@@ -12385,8 +12077,8 @@
         <w:t xml:space="preserve">31(1):19–32.</w:t>
       </w:r>
     </w:p>
-    <w:bookmarkEnd w:id="176"/>
-    <w:bookmarkStart w:id="178" w:name="ref-henrich_2001"/>
+    <w:bookmarkEnd w:id="177"/>
+    <w:bookmarkStart w:id="179" w:name="ref-henrich_2001"/>
     <w:p>
       <w:pPr>
         <w:pStyle w:val="Bibliography"/>
@@ -12413,7 +12105,7 @@
       <w:r>
         <w:t xml:space="preserve"> </w:t>
       </w:r>
-      <w:hyperlink r:id="rId177">
+      <w:hyperlink r:id="rId178">
         <w:r>
           <w:rPr>
             <w:rStyle w:val="Hyperlink"/>
@@ -12425,8 +12117,8 @@
         <w:t xml:space="preserve">.</w:t>
       </w:r>
     </w:p>
-    <w:bookmarkEnd w:id="178"/>
-    <w:bookmarkStart w:id="179" w:name="ref-hopkins_skellam_1954"/>
+    <w:bookmarkEnd w:id="179"/>
+    <w:bookmarkStart w:id="180" w:name="ref-hopkins_skellam_1954"/>
     <w:p>
       <w:pPr>
         <w:pStyle w:val="Bibliography"/>
@@ -12451,8 +12143,8 @@
         <w:t xml:space="preserve">18(2):213–227.</w:t>
       </w:r>
     </w:p>
-    <w:bookmarkEnd w:id="179"/>
-    <w:bookmarkStart w:id="181" w:name="ref-hunt_2006"/>
+    <w:bookmarkEnd w:id="180"/>
+    <w:bookmarkStart w:id="182" w:name="ref-hunt_2006"/>
     <w:p>
       <w:pPr>
         <w:pStyle w:val="Bibliography"/>
@@ -12479,7 +12171,7 @@
       <w:r>
         <w:t xml:space="preserve"> </w:t>
       </w:r>
-      <w:hyperlink r:id="rId180">
+      <w:hyperlink r:id="rId181">
         <w:r>
           <w:rPr>
             <w:rStyle w:val="Hyperlink"/>
@@ -12491,8 +12183,8 @@
         <w:t xml:space="preserve">.</w:t>
       </w:r>
     </w:p>
-    <w:bookmarkEnd w:id="181"/>
-    <w:bookmarkStart w:id="183" w:name="ref-hunt_bell_travis_2008"/>
+    <w:bookmarkEnd w:id="182"/>
+    <w:bookmarkStart w:id="184" w:name="ref-hunt_bell_travis_2008"/>
     <w:p>
       <w:pPr>
         <w:pStyle w:val="Bibliography"/>
@@ -12519,7 +12211,7 @@
       <w:r>
         <w:t xml:space="preserve"> </w:t>
       </w:r>
-      <w:hyperlink r:id="rId182">
+      <w:hyperlink r:id="rId183">
         <w:r>
           <w:rPr>
             <w:rStyle w:val="Hyperlink"/>
@@ -12531,8 +12223,8 @@
         <w:t xml:space="preserve">.</w:t>
       </w:r>
     </w:p>
-    <w:bookmarkEnd w:id="183"/>
-    <w:bookmarkStart w:id="185" w:name="ref-kandler_shennan_2013"/>
+    <w:bookmarkEnd w:id="184"/>
+    <w:bookmarkStart w:id="186" w:name="ref-kandler_shennan_2013"/>
     <w:p>
       <w:pPr>
         <w:pStyle w:val="Bibliography"/>
@@ -12559,7 +12251,7 @@
       <w:r>
         <w:t xml:space="preserve"> </w:t>
       </w:r>
-      <w:hyperlink r:id="rId184">
+      <w:hyperlink r:id="rId185">
         <w:r>
           <w:rPr>
             <w:rStyle w:val="Hyperlink"/>
@@ -12571,8 +12263,8 @@
         <w:t xml:space="preserve">.</w:t>
       </w:r>
     </w:p>
-    <w:bookmarkEnd w:id="185"/>
-    <w:bookmarkStart w:id="186" w:name="ref-lehner_grill_2013"/>
+    <w:bookmarkEnd w:id="186"/>
+    <w:bookmarkStart w:id="187" w:name="ref-lehner_grill_2013"/>
     <w:p>
       <w:pPr>
         <w:pStyle w:val="Bibliography"/>
@@ -12597,8 +12289,8 @@
         <w:t xml:space="preserve">27(15):2171–2186.</w:t>
       </w:r>
     </w:p>
-    <w:bookmarkEnd w:id="186"/>
-    <w:bookmarkStart w:id="188" w:name="ref-lipo_madsen_dunnell_2015"/>
+    <w:bookmarkEnd w:id="187"/>
+    <w:bookmarkStart w:id="189" w:name="ref-lipo_madsen_dunnell_2015"/>
     <w:p>
       <w:pPr>
         <w:pStyle w:val="Bibliography"/>
@@ -12625,7 +12317,7 @@
       <w:r>
         <w:t xml:space="preserve"> </w:t>
       </w:r>
-      <w:hyperlink r:id="rId187">
+      <w:hyperlink r:id="rId188">
         <w:r>
           <w:rPr>
             <w:rStyle w:val="Hyperlink"/>
@@ -12637,8 +12329,8 @@
         <w:t xml:space="preserve">.</w:t>
       </w:r>
     </w:p>
-    <w:bookmarkEnd w:id="188"/>
-    <w:bookmarkStart w:id="190" w:name="ref-lipo_madsen_dunnell_hunt_1997"/>
+    <w:bookmarkEnd w:id="189"/>
+    <w:bookmarkStart w:id="191" w:name="ref-lipo_madsen_dunnell_hunt_1997"/>
     <w:p>
       <w:pPr>
         <w:pStyle w:val="Bibliography"/>
@@ -12665,7 +12357,7 @@
       <w:r>
         <w:t xml:space="preserve"> </w:t>
       </w:r>
-      <w:hyperlink r:id="rId189">
+      <w:hyperlink r:id="rId190">
         <w:r>
           <w:rPr>
             <w:rStyle w:val="Hyperlink"/>
@@ -12677,8 +12369,8 @@
         <w:t xml:space="preserve">.</w:t>
       </w:r>
     </w:p>
-    <w:bookmarkEnd w:id="190"/>
-    <w:bookmarkStart w:id="191" w:name="ref-lyman_obrien_2006"/>
+    <w:bookmarkEnd w:id="191"/>
+    <w:bookmarkStart w:id="192" w:name="ref-lyman_obrien_2006"/>
     <w:p>
       <w:pPr>
         <w:pStyle w:val="Bibliography"/>
@@ -12700,8 +12392,8 @@
         <w:t xml:space="preserve">. University of Nebraska Press, Lincoln.</w:t>
       </w:r>
     </w:p>
-    <w:bookmarkEnd w:id="191"/>
-    <w:bookmarkStart w:id="192" w:name="ref-mainfort_2001"/>
+    <w:bookmarkEnd w:id="192"/>
+    <w:bookmarkStart w:id="193" w:name="ref-mainfort_2001"/>
     <w:p>
       <w:pPr>
         <w:pStyle w:val="Bibliography"/>
@@ -12735,8 +12427,8 @@
         <w:t xml:space="preserve">, edited by David S. Brose, C. Wesley Cowan, and Jr. Mainfort Robert C., pp. 173–190. Smithsonian Institution Press, Washington, DC.</w:t>
       </w:r>
     </w:p>
-    <w:bookmarkEnd w:id="192"/>
-    <w:bookmarkStart w:id="193" w:name="ref-mainfort_2003"/>
+    <w:bookmarkEnd w:id="193"/>
+    <w:bookmarkStart w:id="194" w:name="ref-mainfort_2003"/>
     <w:p>
       <w:pPr>
         <w:pStyle w:val="Bibliography"/>
@@ -12773,8 +12465,8 @@
         <w:t xml:space="preserve">22(2):176–184.</w:t>
       </w:r>
     </w:p>
-    <w:bookmarkEnd w:id="193"/>
-    <w:bookmarkStart w:id="194" w:name="ref-marquardt_1978"/>
+    <w:bookmarkEnd w:id="194"/>
+    <w:bookmarkStart w:id="195" w:name="ref-marquardt_1978"/>
     <w:p>
       <w:pPr>
         <w:pStyle w:val="Bibliography"/>
@@ -12796,8 +12488,8 @@
         <w:t xml:space="preserve">, edited by Michael B. Schiffer, pp. 257–314. Academic Press, New York.</w:t>
       </w:r>
     </w:p>
-    <w:bookmarkEnd w:id="194"/>
-    <w:bookmarkStart w:id="195" w:name="ref-mitchem_2017"/>
+    <w:bookmarkEnd w:id="195"/>
+    <w:bookmarkStart w:id="196" w:name="ref-mitchem_2017"/>
     <w:p>
       <w:pPr>
         <w:pStyle w:val="Bibliography"/>
@@ -12848,8 +12540,8 @@
         <w:t xml:space="preserve">’s 1541 Cross.</w:t>
       </w:r>
     </w:p>
-    <w:bookmarkEnd w:id="195"/>
-    <w:bookmarkStart w:id="196" w:name="ref-neiman_1995"/>
+    <w:bookmarkEnd w:id="196"/>
+    <w:bookmarkStart w:id="197" w:name="ref-neiman_1995"/>
     <w:p>
       <w:pPr>
         <w:pStyle w:val="Bibliography"/>
@@ -12892,8 +12584,8 @@
         <w:t xml:space="preserve">60(1):7–36.</w:t>
       </w:r>
     </w:p>
-    <w:bookmarkEnd w:id="196"/>
-    <w:bookmarkStart w:id="197" w:name="ref-obrien_lyman_1999"/>
+    <w:bookmarkEnd w:id="197"/>
+    <w:bookmarkStart w:id="198" w:name="ref-obrien_lyman_1999"/>
     <w:p>
       <w:pPr>
         <w:pStyle w:val="Bibliography"/>
@@ -12915,8 +12607,8 @@
         <w:t xml:space="preserve">. Kluwer Academic/Plenum, New York.</w:t>
       </w:r>
     </w:p>
-    <w:bookmarkEnd w:id="197"/>
-    <w:bookmarkStart w:id="199" w:name="ref-reimer_etal_2020"/>
+    <w:bookmarkEnd w:id="198"/>
+    <w:bookmarkStart w:id="200" w:name="ref-reimer_etal_2020"/>
     <w:p>
       <w:pPr>
         <w:pStyle w:val="Bibliography"/>
@@ -12970,7 +12662,7 @@
       <w:r>
         <w:t xml:space="preserve"> </w:t>
       </w:r>
-      <w:hyperlink r:id="rId198">
+      <w:hyperlink r:id="rId199">
         <w:r>
           <w:rPr>
             <w:rStyle w:val="Hyperlink"/>
@@ -12982,8 +12674,8 @@
         <w:t xml:space="preserve">.</w:t>
       </w:r>
     </w:p>
-    <w:bookmarkEnd w:id="199"/>
-    <w:bookmarkStart w:id="200" w:name="ref-rousseeuw_1987"/>
+    <w:bookmarkEnd w:id="200"/>
+    <w:bookmarkStart w:id="201" w:name="ref-rousseeuw_1987"/>
     <w:p>
       <w:pPr>
         <w:pStyle w:val="Bibliography"/>
@@ -13008,8 +12700,8 @@
         <w:t xml:space="preserve">20:53–65.</w:t>
       </w:r>
     </w:p>
-    <w:bookmarkEnd w:id="200"/>
-    <w:bookmarkStart w:id="202" w:name="ref-scheffer_2009"/>
+    <w:bookmarkEnd w:id="201"/>
+    <w:bookmarkStart w:id="203" w:name="ref-scheffer_2009"/>
     <w:p>
       <w:pPr>
         <w:pStyle w:val="Bibliography"/>
@@ -13036,7 +12728,7 @@
       <w:r>
         <w:t xml:space="preserve"> </w:t>
       </w:r>
-      <w:hyperlink r:id="rId201">
+      <w:hyperlink r:id="rId202">
         <w:r>
           <w:rPr>
             <w:rStyle w:val="Hyperlink"/>
@@ -13048,8 +12740,8 @@
         <w:t xml:space="preserve">.</w:t>
       </w:r>
     </w:p>
-    <w:bookmarkEnd w:id="202"/>
-    <w:bookmarkStart w:id="204" w:name="ref-surovell_brantingham_2007"/>
+    <w:bookmarkEnd w:id="203"/>
+    <w:bookmarkStart w:id="205" w:name="ref-surovell_brantingham_2007"/>
     <w:p>
       <w:pPr>
         <w:pStyle w:val="Bibliography"/>
@@ -13076,7 +12768,7 @@
       <w:r>
         <w:t xml:space="preserve"> </w:t>
       </w:r>
-      <w:hyperlink r:id="rId203">
+      <w:hyperlink r:id="rId204">
         <w:r>
           <w:rPr>
             <w:rStyle w:val="Hyperlink"/>
@@ -13088,8 +12780,8 @@
         <w:t xml:space="preserve">.</w:t>
       </w:r>
     </w:p>
-    <w:bookmarkEnd w:id="204"/>
-    <w:bookmarkStart w:id="206" w:name="ref-surovell_etal_2009"/>
+    <w:bookmarkEnd w:id="205"/>
+    <w:bookmarkStart w:id="207" w:name="ref-surovell_etal_2009"/>
     <w:p>
       <w:pPr>
         <w:pStyle w:val="Bibliography"/>
@@ -13116,7 +12808,7 @@
       <w:r>
         <w:t xml:space="preserve"> </w:t>
       </w:r>
-      <w:hyperlink r:id="rId205">
+      <w:hyperlink r:id="rId206">
         <w:r>
           <w:rPr>
             <w:rStyle w:val="Hyperlink"/>
@@ -13128,8 +12820,8 @@
         <w:t xml:space="preserve">.</w:t>
       </w:r>
     </w:p>
-    <w:bookmarkEnd w:id="206"/>
-    <w:bookmarkStart w:id="207" w:name="ref-talts_etal_2018"/>
+    <w:bookmarkEnd w:id="207"/>
+    <w:bookmarkStart w:id="208" w:name="ref-talts_etal_2018"/>
     <w:p>
       <w:pPr>
         <w:pStyle w:val="Bibliography"/>
@@ -13163,8 +12855,8 @@
         <w:t xml:space="preserve">.</w:t>
       </w:r>
     </w:p>
-    <w:bookmarkEnd w:id="207"/>
-    <w:bookmarkStart w:id="208" w:name="ref-tibshirani_walther_hastie_2001"/>
+    <w:bookmarkEnd w:id="208"/>
+    <w:bookmarkStart w:id="209" w:name="ref-tibshirani_walther_hastie_2001"/>
     <w:p>
       <w:pPr>
         <w:pStyle w:val="Bibliography"/>
@@ -13189,8 +12881,8 @@
         <w:t xml:space="preserve">63(2):411–423.</w:t>
       </w:r>
     </w:p>
-    <w:bookmarkEnd w:id="208"/>
-    <w:bookmarkStart w:id="210" w:name="ref-toni_etal_2009"/>
+    <w:bookmarkEnd w:id="209"/>
+    <w:bookmarkStart w:id="211" w:name="ref-toni_etal_2009"/>
     <w:p>
       <w:pPr>
         <w:pStyle w:val="Bibliography"/>
@@ -13229,7 +12921,7 @@
       <w:r>
         <w:t xml:space="preserve"> </w:t>
       </w:r>
-      <w:hyperlink r:id="rId209">
+      <w:hyperlink r:id="rId210">
         <w:r>
           <w:rPr>
             <w:rStyle w:val="Hyperlink"/>
@@ -13241,8 +12933,8 @@
         <w:t xml:space="preserve">.</w:t>
       </w:r>
     </w:p>
-    <w:bookmarkEnd w:id="210"/>
-    <w:bookmarkStart w:id="211" w:name="ref-williams_1954"/>
+    <w:bookmarkEnd w:id="211"/>
+    <w:bookmarkStart w:id="212" w:name="ref-williams_1954"/>
     <w:p>
       <w:pPr>
         <w:pStyle w:val="Bibliography"/>
@@ -13251,10 +12943,10 @@
         <w:t xml:space="preserve">Williams, Stephen. 1954. An Archeological Study of the Mississippian Culture in Southeast Missouri. PhD thesis, Yale University, New Haven.</w:t>
       </w:r>
     </w:p>
-    <w:bookmarkEnd w:id="211"/>
     <w:bookmarkEnd w:id="212"/>
     <w:bookmarkEnd w:id="213"/>
     <w:bookmarkEnd w:id="214"/>
+    <w:bookmarkEnd w:id="215"/>
     <w:sectPr>
       <w:footerReference r:id="rId100" w:type="default"/>
       <w:footnotePr>

--- a/docs/manuscript/SUPPLEMENTAL_TEXT.docx
+++ b/docs/manuscript/SUPPLEMENTAL_TEXT.docx
@@ -2,7 +2,7 @@
 <file path=word/document.xml><?xml version="1.0" encoding="utf-8"?>
 <w:document xmlns:w="http://schemas.openxmlformats.org/wordprocessingml/2006/main" xmlns:m="http://schemas.openxmlformats.org/officeDocument/2006/math" xmlns:r="http://schemas.openxmlformats.org/officeDocument/2006/relationships" xmlns:o="urn:schemas-microsoft-com:office:office" xmlns:v="urn:schemas-microsoft-com:vml" xmlns:w10="urn:schemas-microsoft-com:office:word" xmlns:a="http://schemas.openxmlformats.org/drawingml/2006/main" xmlns:pic="http://schemas.openxmlformats.org/drawingml/2006/picture" xmlns:wp="http://schemas.openxmlformats.org/drawingml/2006/wordprocessingDrawing">
   <w:body>
-    <w:bookmarkStart w:id="215" w:name="supplemental-material"/>
+    <w:bookmarkStart w:id="219" w:name="supplemental-material"/>
     <w:p>
       <w:pPr>
         <w:pStyle w:val="Heading1"/>
@@ -979,13 +979,51 @@
         <w:t xml:space="preserve"> </w:t>
       </w:r>
       <w:r>
-        <w:t xml:space="preserve">the size-weighted mean diversity within clusters</w:t>
-      </w:r>
-      <w:r>
-        <w:t xml:space="preserve"> </w:t>
-      </w:r>
-      <w:r>
-        <w:t xml:space="preserve">(Bell et al. 2009)</w:t>
+        <w:t xml:space="preserve">the size-weighted mean diversity within clusters, which is Nei’s</w:t>
+      </w:r>
+      <w:r>
+        <w:t xml:space="preserve"> </w:t>
+      </w:r>
+      <w:r>
+        <w:t xml:space="preserve">(1973)</w:t>
+      </w:r>
+      <w:r>
+        <w:t xml:space="preserve"> </w:t>
+      </w:r>
+      <w:r>
+        <w:t xml:space="preserve">diversity form of the cultural</w:t>
+      </w:r>
+      <w:r>
+        <w:t xml:space="preserve"> </w:t>
+      </w:r>
+      <m:oMath>
+        <m:sSub>
+          <m:e>
+            <m:r>
+              <m:t>F</m:t>
+            </m:r>
+          </m:e>
+          <m:sub>
+            <m:r>
+              <m:t>S</m:t>
+            </m:r>
+            <m:r>
+              <m:t>T</m:t>
+            </m:r>
+          </m:sub>
+        </m:sSub>
+      </m:oMath>
+      <w:r>
+        <w:t xml:space="preserve"> </w:t>
+      </w:r>
+      <w:r>
+        <w:t xml:space="preserve">of Bell, Richerson, and McElreath</w:t>
+      </w:r>
+      <w:r>
+        <w:t xml:space="preserve"> </w:t>
+      </w:r>
+      <w:r>
+        <w:t xml:space="preserve">(2009)</w:t>
       </w:r>
       <w:r>
         <w:t xml:space="preserve">. It is zero when clusters share a repertoire and rises as they hold distinct ones.</w:t>
@@ -4033,33 +4071,7 @@
         </m:sSub>
       </m:oMath>
       <w:r>
-        <w:t xml:space="preserve">. Because the direction of the seriation axis is only partly anchored, every run is also sampled in reverse order and as if contemporaneous, with every assemblage drawn from the final window. Which source an assemblage’s counts came from does not matter to the result: within each cluster holding rows of both kinds, the</w:t>
-      </w:r>
-      <w:r>
-        <w:t xml:space="preserve"> </w:t>
-      </w:r>
-      <m:oMath>
-        <m:sSub>
-          <m:e>
-            <m:r>
-              <m:t>F</m:t>
-            </m:r>
-          </m:e>
-          <m:sub>
-            <m:r>
-              <m:t>S</m:t>
-            </m:r>
-            <m:r>
-              <m:t>T</m:t>
-            </m:r>
-          </m:sub>
-        </m:sSub>
-      </m:oMath>
-      <w:r>
-        <w:t xml:space="preserve"> </w:t>
-      </w:r>
-      <w:r>
-        <w:t xml:space="preserve">between rows carrying the survey’s counts alone and rows carrying Lipo’s compilation sits at or below the 18th percentile of random splits of that cluster into groups of the same sizes (</w:t>
+        <w:t xml:space="preserve">. Because the direction of the seriation axis is only partly anchored, every run is also sampled in reverse order and as if contemporaneous, with every assemblage drawn from the final window. Which source an assemblage’s counts came from does not matter to the result: within each cluster holding rows of both kinds, the posterior probability that rows carrying the survey’s counts alone differ from rows carrying Lipo’s compilation more than a random split of that cluster into groups of the same sizes is 0.12 to 0.17, with each assemblage’s class proportions drawn from Dirichlet(counts + 1/2) (</w:t>
       </w:r>
       <w:r>
         <w:rPr>
@@ -8332,7 +8344,750 @@
       </w:r>
     </w:p>
     <w:bookmarkEnd w:id="132"/>
-    <w:bookmarkStart w:id="137" w:name="tests-in-the-time-domain"/>
+    <w:bookmarkStart w:id="133" w:name="X9cca61b5cb4d7b0661c0423df9aa7cf5f0fb207"/>
+    <w:p>
+      <w:pPr>
+        <w:pStyle w:val="Heading2"/>
+      </w:pPr>
+      <w:r>
+        <w:t xml:space="preserve">The phases as groups: a model with every advantage</w:t>
+      </w:r>
+    </w:p>
+    <w:p>
+      <w:pPr>
+        <w:pStyle w:val="FirstParagraph"/>
+      </w:pPr>
+      <w:r>
+        <w:t xml:space="preserve">The bounded-groups model above draws new variants from one regional pool, which no boundary interrupts, so it is at a disadvantage against the one account that reproduces the finer-scale difference, local innovation. Here the published phases are the groups, and both properties of a bounded group are given to them together (</w:t>
+      </w:r>
+      <w:r>
+        <w:rPr>
+          <w:rStyle w:val="VerbatimChar"/>
+        </w:rPr>
+        <w:t xml:space="preserve">analyses/84_phases_as_groups.py</w:t>
+      </w:r>
+      <w:r>
+        <w:t xml:space="preserve">): copying across phase lines is multiplied by a factor of 1 (no copying boundary), 0.5, 0.1, or 0.03, and each phase draws new variants from a partly reordered version of the regional profile, with 0, 10, 20, or 30 percent of the classes reordered. Each of the 16 combinations is run 300 times at the calibrated combination, with interaction length 24 km along the rivers, and each run is scored on the between-phase</w:t>
+      </w:r>
+      <w:r>
+        <w:t xml:space="preserve"> </w:t>
+      </w:r>
+      <m:oMath>
+        <m:sSub>
+          <m:e>
+            <m:r>
+              <m:t>F</m:t>
+            </m:r>
+          </m:e>
+          <m:sub>
+            <m:r>
+              <m:t>S</m:t>
+            </m:r>
+            <m:r>
+              <m:t>T</m:t>
+            </m:r>
+          </m:sub>
+        </m:sSub>
+      </m:oMath>
+      <w:r>
+        <w:t xml:space="preserve">, the</w:t>
+      </w:r>
+      <w:r>
+        <w:t xml:space="preserve"> </w:t>
+      </w:r>
+      <m:oMath>
+        <m:sSub>
+          <m:e>
+            <m:r>
+              <m:t>F</m:t>
+            </m:r>
+          </m:e>
+          <m:sub>
+            <m:r>
+              <m:t>S</m:t>
+            </m:r>
+            <m:r>
+              <m:t>T</m:t>
+            </m:r>
+          </m:sub>
+        </m:sSub>
+      </m:oMath>
+      <w:r>
+        <w:t xml:space="preserve"> </w:t>
+      </w:r>
+      <w:r>
+        <w:t xml:space="preserve">at the two spatial clusters, the boundary excess at the phase lines, and the three diversity summaries. The observed values are a between-phase</w:t>
+      </w:r>
+      <w:r>
+        <w:t xml:space="preserve"> </w:t>
+      </w:r>
+      <m:oMath>
+        <m:sSub>
+          <m:e>
+            <m:r>
+              <m:t>F</m:t>
+            </m:r>
+          </m:e>
+          <m:sub>
+            <m:r>
+              <m:t>S</m:t>
+            </m:r>
+            <m:r>
+              <m:t>T</m:t>
+            </m:r>
+          </m:sub>
+        </m:sSub>
+      </m:oMath>
+      <w:r>
+        <w:t xml:space="preserve"> </w:t>
+      </w:r>
+      <w:r>
+        <w:t xml:space="preserve">of 0.0110 and a boundary excess at the phase lines of +10.7.</w:t>
+      </w:r>
+    </w:p>
+    <w:tbl>
+      <w:tblPr>
+        <w:tblStyle w:val="Table"/>
+        <w:tblW w:type="pct" w:w="5000"/>
+        <w:tblLayout w:type="fixed"/>
+        <w:tblLook w:firstRow="1" w:lastRow="0" w:firstColumn="0" w:lastColumn="0" w:noHBand="0" w:noVBand="0" w:val="0020"/>
+      </w:tblPr>
+      <w:tblGrid>
+        <w:gridCol w:w="1584"/>
+        <w:gridCol w:w="1584"/>
+        <w:gridCol w:w="1584"/>
+        <w:gridCol w:w="1584"/>
+        <w:gridCol w:w="1584"/>
+      </w:tblGrid>
+      <w:tr>
+        <w:trPr>
+          <w:tblHeader w:val="on"/>
+        </w:trPr>
+        <w:tc>
+          <w:tcPr/>
+          <w:p>
+            <w:pPr>
+              <w:pStyle w:val="Compact"/>
+            </w:pPr>
+            <w:r>
+              <w:t xml:space="preserve">copying factor</w:t>
+            </w:r>
+          </w:p>
+        </w:tc>
+        <w:tc>
+          <w:tcPr/>
+          <w:p>
+            <w:pPr>
+              <w:pStyle w:val="Compact"/>
+            </w:pPr>
+            <w:r>
+              <w:t xml:space="preserve">local innovation</w:t>
+            </w:r>
+          </w:p>
+        </w:tc>
+        <w:tc>
+          <w:tcPr/>
+          <w:p>
+            <w:pPr>
+              <w:pStyle w:val="Compact"/>
+            </w:pPr>
+            <w:r>
+              <w:t xml:space="preserve">between-phase</w:t>
+            </w:r>
+            <w:r>
+              <w:t xml:space="preserve"> </w:t>
+            </w:r>
+            <m:oMath>
+              <m:sSub>
+                <m:e>
+                  <m:r>
+                    <m:t>F</m:t>
+                  </m:r>
+                </m:e>
+                <m:sub>
+                  <m:r>
+                    <m:t>S</m:t>
+                  </m:r>
+                  <m:r>
+                    <m:t>T</m:t>
+                  </m:r>
+                </m:sub>
+              </m:sSub>
+            </m:oMath>
+            <w:r>
+              <w:t xml:space="preserve">, median [95%]</w:t>
+            </w:r>
+          </w:p>
+        </w:tc>
+        <w:tc>
+          <w:tcPr/>
+          <w:p>
+            <w:pPr>
+              <w:pStyle w:val="Compact"/>
+            </w:pPr>
+            <w:r>
+              <w:t xml:space="preserve">boundary excess, median [95%]</w:t>
+            </w:r>
+          </w:p>
+        </w:tc>
+        <w:tc>
+          <w:tcPr/>
+          <w:p>
+            <w:pPr>
+              <w:pStyle w:val="Compact"/>
+            </w:pPr>
+            <w:r>
+              <w:t xml:space="preserve">diversity matched</w:t>
+            </w:r>
+          </w:p>
+        </w:tc>
+      </w:tr>
+      <w:tr>
+        <w:tc>
+          <w:tcPr/>
+          <w:p>
+            <w:pPr>
+              <w:pStyle w:val="Compact"/>
+            </w:pPr>
+            <w:r>
+              <w:t xml:space="preserve">1</w:t>
+            </w:r>
+          </w:p>
+        </w:tc>
+        <w:tc>
+          <w:tcPr/>
+          <w:p>
+            <w:pPr>
+              <w:pStyle w:val="Compact"/>
+            </w:pPr>
+            <w:r>
+              <w:t xml:space="preserve">0</w:t>
+            </w:r>
+          </w:p>
+        </w:tc>
+        <w:tc>
+          <w:tcPr/>
+          <w:p>
+            <w:pPr>
+              <w:pStyle w:val="Compact"/>
+            </w:pPr>
+            <w:r>
+              <w:t xml:space="preserve">0.0049 [0.0012, 0.0164]</w:t>
+            </w:r>
+          </w:p>
+        </w:tc>
+        <w:tc>
+          <w:tcPr/>
+          <w:p>
+            <w:pPr>
+              <w:pStyle w:val="Compact"/>
+            </w:pPr>
+            <w:r>
+              <w:t xml:space="preserve">+0.8 [-9.2, +8.0]</w:t>
+            </w:r>
+          </w:p>
+        </w:tc>
+        <w:tc>
+          <w:tcPr/>
+          <w:p>
+            <w:pPr>
+              <w:pStyle w:val="Compact"/>
+            </w:pPr>
+            <w:r>
+              <w:t xml:space="preserve">yes</w:t>
+            </w:r>
+          </w:p>
+        </w:tc>
+      </w:tr>
+      <w:tr>
+        <w:tc>
+          <w:tcPr/>
+          <w:p>
+            <w:pPr>
+              <w:pStyle w:val="Compact"/>
+            </w:pPr>
+            <w:r>
+              <w:t xml:space="preserve">1</w:t>
+            </w:r>
+          </w:p>
+        </w:tc>
+        <w:tc>
+          <w:tcPr/>
+          <w:p>
+            <w:pPr>
+              <w:pStyle w:val="Compact"/>
+            </w:pPr>
+            <w:r>
+              <w:t xml:space="preserve">0.2</w:t>
+            </w:r>
+          </w:p>
+        </w:tc>
+        <w:tc>
+          <w:tcPr/>
+          <w:p>
+            <w:pPr>
+              <w:pStyle w:val="Compact"/>
+            </w:pPr>
+            <w:r>
+              <w:t xml:space="preserve">0.0155 [0.0016, 0.1422]</w:t>
+            </w:r>
+          </w:p>
+        </w:tc>
+        <w:tc>
+          <w:tcPr/>
+          <w:p>
+            <w:pPr>
+              <w:pStyle w:val="Compact"/>
+            </w:pPr>
+            <w:r>
+              <w:t xml:space="preserve">+5.8 [-7.9, +44.7]</w:t>
+            </w:r>
+          </w:p>
+        </w:tc>
+        <w:tc>
+          <w:tcPr/>
+          <w:p>
+            <w:pPr>
+              <w:pStyle w:val="Compact"/>
+            </w:pPr>
+            <w:r>
+              <w:t xml:space="preserve">yes</w:t>
+            </w:r>
+          </w:p>
+        </w:tc>
+      </w:tr>
+      <w:tr>
+        <w:tc>
+          <w:tcPr/>
+          <w:p>
+            <w:pPr>
+              <w:pStyle w:val="Compact"/>
+            </w:pPr>
+            <w:r>
+              <w:t xml:space="preserve">0.5</w:t>
+            </w:r>
+          </w:p>
+        </w:tc>
+        <w:tc>
+          <w:tcPr/>
+          <w:p>
+            <w:pPr>
+              <w:pStyle w:val="Compact"/>
+            </w:pPr>
+            <w:r>
+              <w:t xml:space="preserve">0</w:t>
+            </w:r>
+          </w:p>
+        </w:tc>
+        <w:tc>
+          <w:tcPr/>
+          <w:p>
+            <w:pPr>
+              <w:pStyle w:val="Compact"/>
+            </w:pPr>
+            <w:r>
+              <w:t xml:space="preserve">0.0057 [0.0010, 0.0212]</w:t>
+            </w:r>
+          </w:p>
+        </w:tc>
+        <w:tc>
+          <w:tcPr/>
+          <w:p>
+            <w:pPr>
+              <w:pStyle w:val="Compact"/>
+            </w:pPr>
+            <w:r>
+              <w:t xml:space="preserve">+1.9 [-9.2, +10.0]</w:t>
+            </w:r>
+          </w:p>
+        </w:tc>
+        <w:tc>
+          <w:tcPr/>
+          <w:p>
+            <w:pPr>
+              <w:pStyle w:val="Compact"/>
+            </w:pPr>
+            <w:r>
+              <w:t xml:space="preserve">yes</w:t>
+            </w:r>
+          </w:p>
+        </w:tc>
+      </w:tr>
+      <w:tr>
+        <w:tc>
+          <w:tcPr/>
+          <w:p>
+            <w:pPr>
+              <w:pStyle w:val="Compact"/>
+            </w:pPr>
+            <w:r>
+              <w:t xml:space="preserve">0.1</w:t>
+            </w:r>
+          </w:p>
+        </w:tc>
+        <w:tc>
+          <w:tcPr/>
+          <w:p>
+            <w:pPr>
+              <w:pStyle w:val="Compact"/>
+            </w:pPr>
+            <w:r>
+              <w:t xml:space="preserve">0</w:t>
+            </w:r>
+          </w:p>
+        </w:tc>
+        <w:tc>
+          <w:tcPr/>
+          <w:p>
+            <w:pPr>
+              <w:pStyle w:val="Compact"/>
+            </w:pPr>
+            <w:r>
+              <w:t xml:space="preserve">0.0057 [0.0012, 0.0222]</w:t>
+            </w:r>
+          </w:p>
+        </w:tc>
+        <w:tc>
+          <w:tcPr/>
+          <w:p>
+            <w:pPr>
+              <w:pStyle w:val="Compact"/>
+            </w:pPr>
+            <w:r>
+              <w:t xml:space="preserve">+2.3 [-6.4, +11.6]</w:t>
+            </w:r>
+          </w:p>
+        </w:tc>
+        <w:tc>
+          <w:tcPr/>
+          <w:p>
+            <w:pPr>
+              <w:pStyle w:val="Compact"/>
+            </w:pPr>
+            <w:r>
+              <w:t xml:space="preserve">yes</w:t>
+            </w:r>
+          </w:p>
+        </w:tc>
+      </w:tr>
+      <w:tr>
+        <w:tc>
+          <w:tcPr/>
+          <w:p>
+            <w:pPr>
+              <w:pStyle w:val="Compact"/>
+            </w:pPr>
+            <w:r>
+              <w:t xml:space="preserve">0.03</w:t>
+            </w:r>
+          </w:p>
+        </w:tc>
+        <w:tc>
+          <w:tcPr/>
+          <w:p>
+            <w:pPr>
+              <w:pStyle w:val="Compact"/>
+            </w:pPr>
+            <w:r>
+              <w:t xml:space="preserve">0</w:t>
+            </w:r>
+          </w:p>
+        </w:tc>
+        <w:tc>
+          <w:tcPr/>
+          <w:p>
+            <w:pPr>
+              <w:pStyle w:val="Compact"/>
+            </w:pPr>
+            <w:r>
+              <w:t xml:space="preserve">0.0062 [0.0012, 0.0223]</w:t>
+            </w:r>
+          </w:p>
+        </w:tc>
+        <w:tc>
+          <w:tcPr/>
+          <w:p>
+            <w:pPr>
+              <w:pStyle w:val="Compact"/>
+            </w:pPr>
+            <w:r>
+              <w:t xml:space="preserve">+2.8 [-7.6, +11.6]</w:t>
+            </w:r>
+          </w:p>
+        </w:tc>
+        <w:tc>
+          <w:tcPr/>
+          <w:p>
+            <w:pPr>
+              <w:pStyle w:val="Compact"/>
+            </w:pPr>
+            <w:r>
+              <w:t xml:space="preserve">yes</w:t>
+            </w:r>
+          </w:p>
+        </w:tc>
+      </w:tr>
+      <w:tr>
+        <w:tc>
+          <w:tcPr/>
+          <w:p>
+            <w:pPr>
+              <w:pStyle w:val="Compact"/>
+            </w:pPr>
+            <w:r>
+              <w:t xml:space="preserve">0.03</w:t>
+            </w:r>
+          </w:p>
+        </w:tc>
+        <w:tc>
+          <w:tcPr/>
+          <w:p>
+            <w:pPr>
+              <w:pStyle w:val="Compact"/>
+            </w:pPr>
+            <w:r>
+              <w:t xml:space="preserve">0.2</w:t>
+            </w:r>
+          </w:p>
+        </w:tc>
+        <w:tc>
+          <w:tcPr/>
+          <w:p>
+            <w:pPr>
+              <w:pStyle w:val="Compact"/>
+            </w:pPr>
+            <w:r>
+              <w:t xml:space="preserve">0.0187 [0.0016, 0.2238]</w:t>
+            </w:r>
+          </w:p>
+        </w:tc>
+        <w:tc>
+          <w:tcPr/>
+          <w:p>
+            <w:pPr>
+              <w:pStyle w:val="Compact"/>
+            </w:pPr>
+            <w:r>
+              <w:t xml:space="preserve">+12.0 [-5.7, +85.2]</w:t>
+            </w:r>
+          </w:p>
+        </w:tc>
+        <w:tc>
+          <w:tcPr/>
+          <w:p>
+            <w:pPr>
+              <w:pStyle w:val="Compact"/>
+            </w:pPr>
+            <w:r>
+              <w:t xml:space="preserve">yes</w:t>
+            </w:r>
+          </w:p>
+        </w:tc>
+      </w:tr>
+      <w:tr>
+        <w:tc>
+          <w:tcPr/>
+          <w:p>
+            <w:pPr>
+              <w:pStyle w:val="Compact"/>
+            </w:pPr>
+            <w:r>
+              <w:t xml:space="preserve">any</w:t>
+            </w:r>
+          </w:p>
+        </w:tc>
+        <w:tc>
+          <w:tcPr/>
+          <w:p>
+            <w:pPr>
+              <w:pStyle w:val="Compact"/>
+            </w:pPr>
+            <w:r>
+              <w:t xml:space="preserve">0.3</w:t>
+            </w:r>
+          </w:p>
+        </w:tc>
+        <w:tc>
+          <w:tcPr/>
+          <w:p>
+            <w:pPr>
+              <w:pStyle w:val="Compact"/>
+            </w:pPr>
+            <w:r>
+              <w:t xml:space="preserve">0.0435 to 0.0841</w:t>
+            </w:r>
+          </w:p>
+        </w:tc>
+        <w:tc>
+          <w:tcPr/>
+          <w:p>
+            <w:pPr>
+              <w:pStyle w:val="Compact"/>
+            </w:pPr>
+            <w:r>
+              <w:t xml:space="preserve">+17.1 to +42.6</w:t>
+            </w:r>
+          </w:p>
+        </w:tc>
+        <w:tc>
+          <w:tcPr/>
+          <w:p>
+            <w:pPr>
+              <w:pStyle w:val="Compact"/>
+            </w:pPr>
+            <w:r>
+              <w:t xml:space="preserve">no</w:t>
+            </w:r>
+          </w:p>
+        </w:tc>
+      </w:tr>
+    </w:tbl>
+    <w:p>
+      <w:pPr>
+        <w:pStyle w:val="BodyText"/>
+      </w:pPr>
+      <w:r>
+        <w:t xml:space="preserve">The full grid is in</w:t>
+      </w:r>
+      <w:r>
+        <w:t xml:space="preserve"> </w:t>
+      </w:r>
+      <w:r>
+        <w:rPr>
+          <w:rStyle w:val="VerbatimChar"/>
+        </w:rPr>
+        <w:t xml:space="preserve">output/findings/phases_as_groups.md</w:t>
+      </w:r>
+      <w:r>
+        <w:t xml:space="preserve">. Without any boundary, copying across distance produces the observed between-phase</w:t>
+      </w:r>
+      <w:r>
+        <w:t xml:space="preserve"> </w:t>
+      </w:r>
+      <m:oMath>
+        <m:sSub>
+          <m:e>
+            <m:r>
+              <m:t>F</m:t>
+            </m:r>
+          </m:e>
+          <m:sub>
+            <m:r>
+              <m:t>S</m:t>
+            </m:r>
+            <m:r>
+              <m:t>T</m:t>
+            </m:r>
+          </m:sub>
+        </m:sSub>
+      </m:oMath>
+      <w:r>
+        <w:t xml:space="preserve">, but no run reaches the observed boundary excess. Weakening copying at the phase lines, even to three percent, moves the boundary excess only from +0.8 to +2.8 at the median, because at the calibrated mixing rate (0.005) copying between sites is already rare. Local innovation, with or without a copying boundary, is what reaches the observed excess.</w:t>
+      </w:r>
+    </w:p>
+    <w:p>
+      <w:pPr>
+        <w:pStyle w:val="BodyText"/>
+      </w:pPr>
+      <w:r>
+        <w:t xml:space="preserve">We summarize the grid with a posterior over its 16 cells, estimated by rejection approximate Bayesian computation: a uniform prior over cells, accepting the 5 percent of all 4,800 runs closest to the observed values on the six standardized summaries. The prior places three quarters of its mass on some copying boundary, which leans toward the groups hypothesis. The posterior probability of a copying boundary is 0.68, and of local innovation 0.70. To see whether the design could detect a boundary, we drew 40 runs from each of four cells with a boundary built in (copying factor 0.1 or 0.03, local innovation 0 or 0.2) and passed each through the same posterior with itself excluded. The median posterior probability of a boundary was 0.75 to 0.79, against 0.75 for runs from the no-boundary cell. The design cannot see a copying boundary at this mixing rate, so the posterior of 0.68 says only that the data do not ask for one. Local innovation at 30 percent is disfavored (posterior 0.14) because it breaks the diversity match.</w:t>
+      </w:r>
+    </w:p>
+    <w:p>
+      <w:pPr>
+        <w:pStyle w:val="BodyText"/>
+      </w:pPr>
+      <w:r>
+        <w:t xml:space="preserve">The observed boundary excess is also not specific to the phase lines. With each assemblage’s class proportions drawn from Dirichlet(counts + 1/2), 500 times, the excess at the phase lines has a posterior median of +9.9 (95 percent credible interval +5.1 to +14.8), against medians of +7.4 for same-size divisions around random centers and +5.3 for compact ones, and the posterior probability that it is larger at the phase lines is 0.59 against either (</w:t>
+      </w:r>
+      <w:r>
+        <w:rPr>
+          <w:rStyle w:val="VerbatimChar"/>
+        </w:rPr>
+        <w:t xml:space="preserve">analyses/86_partition_posterior.py</w:t>
+      </w:r>
+      <w:r>
+        <w:t xml:space="preserve">). The same draws give the between-phase</w:t>
+      </w:r>
+      <w:r>
+        <w:t xml:space="preserve"> </w:t>
+      </w:r>
+      <m:oMath>
+        <m:sSub>
+          <m:e>
+            <m:r>
+              <m:t>F</m:t>
+            </m:r>
+          </m:e>
+          <m:sub>
+            <m:r>
+              <m:t>S</m:t>
+            </m:r>
+            <m:r>
+              <m:t>T</m:t>
+            </m:r>
+          </m:sub>
+        </m:sSub>
+      </m:oMath>
+      <w:r>
+        <w:t xml:space="preserve"> </w:t>
+      </w:r>
+      <w:r>
+        <w:t xml:space="preserve">a posterior median of 0.0109 (0.0091 to 0.0128), against 0.0146 for divisions around random centers and 0.0162 for compact ones, with posterior probabilities of 0.20 and 0.05 that the phase lines separate the pottery better.</w:t>
+      </w:r>
+    </w:p>
+    <w:bookmarkEnd w:id="133"/>
+    <w:bookmarkStart w:id="134" w:name="Xfb3d087f03640ea17bc577357a3271e66491289"/>
+    <w:p>
+      <w:pPr>
+        <w:pStyle w:val="Heading2"/>
+      </w:pPr>
+      <w:r>
+        <w:t xml:space="preserve">Is the finer-scale excess a sampling effect?</w:t>
+      </w:r>
+    </w:p>
+    <w:p>
+      <w:pPr>
+        <w:pStyle w:val="FirstParagraph"/>
+      </w:pPr>
+      <w:r>
+        <w:t xml:space="preserve">At five spatial clusters the calibrated model falls short of the observed between-cluster</w:t>
+      </w:r>
+      <w:r>
+        <w:t xml:space="preserve"> </w:t>
+      </w:r>
+      <m:oMath>
+        <m:sSub>
+          <m:e>
+            <m:r>
+              <m:t>F</m:t>
+            </m:r>
+          </m:e>
+          <m:sub>
+            <m:r>
+              <m:t>S</m:t>
+            </m:r>
+            <m:r>
+              <m:t>T</m:t>
+            </m:r>
+          </m:sub>
+        </m:sSub>
+      </m:oMath>
+      <w:r>
+        <w:t xml:space="preserve">, and the shortfall lies mostly in two small clusters, one around Kent Place (Clay Hill, Davis, Grant, Kent Place, Starkley; 765 sherds) and one around Walls (Irby, Lake Cormorant, Mound Place, Walls, Woodlyn; 918 sherds). Three checks ask whether that is an accident of small samples (</w:t>
+      </w:r>
+      <w:r>
+        <w:rPr>
+          <w:rStyle w:val="VerbatimChar"/>
+        </w:rPr>
+        <w:t xml:space="preserve">analyses/85_excess_robustness.py</w:t>
+      </w:r>
+      <w:r>
+        <w:t xml:space="preserve">, 300 model runs, 2,000 draws). Redrawing every assemblage from the basin’s pooled profile at its own sherd count gives each cluster a contribution near zero, at most 0.0003 at the 97.5th percentile, against observed contributions of 0.0150 and 0.0044. Drawing each assemblage’s class proportions from Dirichlet(counts + 1/2) and dividing each cluster’s contribution by the model’s median gives an excess of 29.0 (95 percent credible interval 23.6 to 34.9) around Kent Place and 6.9 (5.4 to 8.4) around Walls, and every cluster stays above the model with probability 1.00. Dropping each assemblage in turn from the data and from every model run leaves the Kent Place cluster 22.7 to 29.6 times above the model and the Walls cluster 6.5 to 7.6 times. The excess is not a sampling effect, and no single collection carries it.</w:t>
+      </w:r>
+    </w:p>
+    <w:bookmarkEnd w:id="134"/>
+    <w:bookmarkStart w:id="139" w:name="tests-in-the-time-domain"/>
     <w:p>
       <w:pPr>
         <w:pStyle w:val="Heading2"/>
@@ -9056,18 +9811,18 @@
           <wp:inline>
             <wp:extent cx="5334000" cy="2897627"/>
             <wp:effectExtent b="0" l="0" r="0" t="0"/>
-            <wp:docPr descr="Figure S5. Tests in the time domain. (A) Posterior of the copying bias b from the time-averaging-aware inference (b = 0 neutral, b &gt; 0 conformist, b &lt; 0 anti-conformist). The whole-sequence posterior (filled) and the posteriors for the two halves of the order (outlines) are all concentrated near neutral and include zero (see Table S4 for calibration caveats). (B) Simulation-based calibration of that inference: over datasets drawn from the prior, the rank of the true bias within its posterior is uniform (dashed line), so the posterior is calibrated rather than merely narrow. (C) Tempo and mode as parameters, showing the posteriors of the mean-reversion rate (lower axis, log scale) and the directional drift per period (upper axis) for the diversity trajectory. The mean-reversion rate is unresolved (median 0.77, interval 0.05 to 10.7). The directional drift leans negative but its interval reaches zero (median -0.061, interval -0.154 to +0.035)." title="" id="134" name="Picture"/>
+            <wp:docPr descr="Figure S5. Tests in the time domain. (A) Posterior of the copying bias b from the time-averaging-aware inference (b = 0 neutral, b &gt; 0 conformist, b &lt; 0 anti-conformist). The whole-sequence posterior (filled) and the posteriors for the two halves of the order (outlines) are all concentrated near neutral and include zero (see Table S4 for calibration caveats). (B) Simulation-based calibration of that inference: over datasets drawn from the prior, the rank of the true bias within its posterior is uniform (dashed line), so the posterior is calibrated rather than merely narrow. (C) Tempo and mode as parameters, showing the posteriors of the mean-reversion rate (lower axis, log scale) and the directional drift per period (upper axis) for the diversity trajectory. The mean-reversion rate is unresolved (median 0.77, interval 0.05 to 10.7). The directional drift leans negative but its interval reaches zero (median -0.061, interval -0.154 to +0.035)." title="" id="136" name="Picture"/>
             <a:graphic>
               <a:graphicData uri="http://schemas.openxmlformats.org/drawingml/2006/picture">
                 <pic:pic>
                   <pic:nvPicPr>
-                    <pic:cNvPr descr="../../figures/figS5_dynamic.png" id="135" name="Picture"/>
+                    <pic:cNvPr descr="../../figures/figS5_dynamic.png" id="137" name="Picture"/>
                     <pic:cNvPicPr>
                       <a:picLocks noChangeArrowheads="1" noChangeAspect="1"/>
                     </pic:cNvPicPr>
                   </pic:nvPicPr>
                   <pic:blipFill>
-                    <a:blip r:embed="rId133"/>
+                    <a:blip r:embed="rId135"/>
                     <a:stretch>
                       <a:fillRect/>
                     </a:stretch>
@@ -9129,7 +9884,7 @@
         <w:t xml:space="preserve">.</w:t>
       </w:r>
     </w:p>
-    <w:bookmarkStart w:id="136" w:name="X5f389b4d915450e415e755c07901f919528e258"/>
+    <w:bookmarkStart w:id="138" w:name="X5f389b4d915450e415e755c07901f919528e258"/>
     <w:p>
       <w:pPr>
         <w:pStyle w:val="Heading3"/>
@@ -9189,9 +9944,9 @@
         <w:t xml:space="preserve">.</w:t>
       </w:r>
     </w:p>
-    <w:bookmarkEnd w:id="136"/>
-    <w:bookmarkEnd w:id="137"/>
-    <w:bookmarkStart w:id="138" w:name="X769f390eb50a36706af606caba03c609118fe3e"/>
+    <w:bookmarkEnd w:id="138"/>
+    <w:bookmarkEnd w:id="139"/>
+    <w:bookmarkStart w:id="140" w:name="X769f390eb50a36706af606caba03c609118fe3e"/>
     <w:p>
       <w:pPr>
         <w:pStyle w:val="Heading2"/>
@@ -9443,8 +10198,8 @@
         <w:t xml:space="preserve">); only the zero convention differs, and it moves the answer by a quarter of the index’s range. We report the chi-square transform in the main text because it needs no such choice, and we use a pseudocount wherever the log-ratio transform appears. The result is also a caution about the phases themselves: a classification sensitive to which types are absent, applied to assemblages whose sherd counts differ more than twentyfold, will read sampling failure as cultural difference.</w:t>
       </w:r>
     </w:p>
-    <w:bookmarkEnd w:id="138"/>
-    <w:bookmarkStart w:id="139" w:name="the-tests-on-mainforts-2003-table"/>
+    <w:bookmarkEnd w:id="140"/>
+    <w:bookmarkStart w:id="141" w:name="the-tests-on-mainforts-2003-table"/>
     <w:p>
       <w:pPr>
         <w:pStyle w:val="Heading2"/>
@@ -9889,7 +10644,16 @@
         <w:t xml:space="preserve"> </w:t>
       </w:r>
       <w:r>
-        <w:t xml:space="preserve">is 0.0470. Against 1,000 same-size divisions around random centers (median 0.0274) it is higher than all of them; against 1,000 drawn to be spatially compact (median 0.0285) it sits at the 99th percentile. The compactness search returned his division in none of 1,000 starts.</w:t>
+        <w:t xml:space="preserve">is 0.0470 (plug-in), with a posterior median of 0.0459 (95 percent credible interval 0.0413 to 0.0505) when each site’s class proportions are drawn from Dirichlet(counts + 1/2). Same-size divisions around random centers give a posterior median of 0.0266 and compact divisions 0.0282, and the posterior probability that his lines separate the pottery better is 0.99 and 1.00 (</w:t>
+      </w:r>
+      <w:r>
+        <w:rPr>
+          <w:rStyle w:val="VerbatimChar"/>
+        </w:rPr>
+        <w:t xml:space="preserve">analyses/86_partition_posterior.py</w:t>
+      </w:r>
+      <w:r>
+        <w:t xml:space="preserve">). The compactness search returned his division in none of 1,000 starts.</w:t>
       </w:r>
     </w:p>
     <w:tbl>
@@ -10698,8 +11462,8 @@
         <w:t xml:space="preserve">Distances are chi-square distances from the site’s profile to the pooled profile of the candidate phase with the site left out, and straight-line kilometers to that phase’s center. His counts equal the survey’s at 11 of the 21 shared sites and exceed them at ten, so for those sites this is a second sampling of the same collections; only the western Tennessee sites, from Tennessee Division of Archaeology collections, are material the survey never had. The copying model is not rerun on his table because it is calibrated to the main matrix, and recalibrating it would be a separate study.</w:t>
       </w:r>
     </w:p>
-    <w:bookmarkEnd w:id="139"/>
-    <w:bookmarkStart w:id="140" w:name="coordinates-and-datum"/>
+    <w:bookmarkEnd w:id="141"/>
+    <w:bookmarkStart w:id="142" w:name="coordinates-and-datum"/>
     <w:p>
       <w:pPr>
         <w:pStyle w:val="Heading2"/>
@@ -10795,8 +11559,8 @@
         <w:t xml:space="preserve">).</w:t>
       </w:r>
     </w:p>
-    <w:bookmarkEnd w:id="140"/>
-    <w:bookmarkStart w:id="144" w:name="radiocarbon-chronology"/>
+    <w:bookmarkEnd w:id="142"/>
+    <w:bookmarkStart w:id="146" w:name="radiocarbon-chronology"/>
     <w:p>
       <w:pPr>
         <w:pStyle w:val="Heading2"/>
@@ -10840,22 +11604,34 @@
         <w:t xml:space="preserve">2020)</w:t>
       </w:r>
       <w:r>
-        <w:t xml:space="preserve">. Forty determinations come from seven St. Francis basin Parkin-phase sites, nineteen of them from Parkin. The summed probability of the basin dates concentrates the occupation in the fourteenth to sixteenth centuries, with a median of AD 1428 (Parkin alone, AD 1483), and declines across the contact interval: 29 percent of the basin probability postdates AD 1541 and 18 percent postdates AD 1600 (Figure S6). This is consistent with occupation continuing through the De Soto entrada and declining afterward, although the latest tail is partly a calibration artifact of low-activity determinations near the post-1650 plateau</w:t>
-      </w:r>
-      <w:r>
-        <w:t xml:space="preserve"> </w:t>
-      </w:r>
-      <w:r>
-        <w:t xml:space="preserve">(Surovell et al. 2009; Surovell and Brantingham 2007)</w:t>
-      </w:r>
-      <w:r>
-        <w:t xml:space="preserve">. To test whether the seriation axis tracks calendar time, we pooled the dates of the four proveniences matching our assemblages (Kent Place, Parkin, Neeley’s Ferry, and Clay Hill; 26 dates) and correlated their median calibrated ages with position on the first correspondence-analysis axis. With pooled calibrated medians the rank correlation is 0.40 in magnitude, with Clay Hill out of order, and it runs against the axis as computed; with one-sigma calibrated midpoints it is zero. Four points under two reasonable conventions that disagree cannot establish which end of the axis is later. The analyses therefore use the axis as computed, and every direction-dependent result is reported both ways. The basin chronology is stable under an alternative compilation: adding the net-new Mississippian dates from the lower-valley radiocarbon database compiled by Jeffrey Alvey (personal communication, 2022), twelve determinations concentrated at Hazel and Upper Nodena, shifts the summed-probability median by eight years, to AD 1436, and leaves the contact decline in place (26 percent of the probability after AD 1541 and 16 percent after AD 1600). Recent AMS dating of the Parkin platform-mound post, interpreted as the base of the cross the De Soto expedition raised at Casqui, places it at cal AD 1445 to 1650</w:t>
-      </w:r>
-      <w:r>
-        <w:t xml:space="preserve"> </w:t>
-      </w:r>
-      <w:r>
-        <w:t xml:space="preserve">(Mitchem 2017)</w:t>
+        <w:t xml:space="preserve">. Forty determinations come from seven sites in and near the St. Francis basin, nineteen of them from Parkin. The summed probability of the basin dates concentrates the occupation in the fourteenth to sixteenth centuries, with a median of AD 1428 (Parkin alone, AD 1483), and declines across the contact interval: 29 percent of the basin probability postdates AD 1541 and 18 percent postdates AD 1600 (Figure S6). This is consistent with occupation continuing through the De Soto entrada and declining afterward, although the shape of the calibration curve affects the shape of any summed distribution</w:t>
+      </w:r>
+      <w:r>
+        <w:t xml:space="preserve"> </w:t>
+      </w:r>
+      <w:r>
+        <w:t xml:space="preserve">(Surovell and Brantingham 2007)</w:t>
+      </w:r>
+      <w:r>
+        <w:t xml:space="preserve">, and the latest tail is partly a product of determinations near the post-1650 plateau. To test whether the seriation axis tracks calendar time, we pooled the dates of the four proveniences matching our assemblages (Kent Place, Parkin, Neeley’s Ferry, and Clay Hill; 26 dates) and correlated their median calibrated ages with position on the first correspondence-analysis axis. With pooled calibrated medians the rank correlation is 0.40 in magnitude, with Clay Hill out of order, and it runs against the axis as computed; with one-sigma calibrated midpoints it is zero. Four points under two reasonable conventions that disagree cannot establish which end of the axis is later. House</w:t>
+      </w:r>
+      <w:r>
+        <w:t xml:space="preserve"> </w:t>
+      </w:r>
+      <w:r>
+        <w:t xml:space="preserve">(1993:23)</w:t>
+      </w:r>
+      <w:r>
+        <w:t xml:space="preserve"> </w:t>
+      </w:r>
+      <w:r>
+        <w:t xml:space="preserve">reports the Kent and Clay Hill determinations with their contexts, and one of the two Kent dates (SMU-2103, 310 ± 90 BP) comes from a post intrusive into the dated house floor, while an archaeomagnetic date on that floor falls at AD 1345 to 1380. The pooled median for Kent Place (AD 1466) is therefore probably too late. Correcting it would not orient the axis either, because Kent Place, then the earliest dated site, and Clay Hill, the latest, sit at the same end of the axis as computed. The analyses therefore use the axis as computed, and every direction-dependent result is reported both ways. The basin chronology is stable under an alternative compilation: adding the net-new Mississippian dates from the lower-valley radiocarbon database compiled by Jeffrey Alvey (personal communication, 2022), twelve determinations concentrated at Hazel and Upper Nodena, shifts the summed-probability median by eight years, to AD 1436, and leaves the contact decline in place (26 percent of the probability after AD 1541 and 16 percent after AD 1600). Recent AMS dating of the Parkin platform-mound post, interpreted as the base of the cross the De Soto expedition raised at Casqui, places it at cal AD 1445 to 1650</w:t>
+      </w:r>
+      <w:r>
+        <w:t xml:space="preserve"> </w:t>
+      </w:r>
+      <w:r>
+        <w:t xml:space="preserve">(Mitchem et al. 2017)</w:t>
       </w:r>
       <w:r>
         <w:t xml:space="preserve">, consistent with the latest occupation inferred here. The individual determinations, with laboratory numbers, ages, calibrated medians, and sources, are listed in</w:t>
@@ -10882,18 +11658,18 @@
           <wp:inline>
             <wp:extent cx="5334000" cy="2713789"/>
             <wp:effectExtent b="0" l="0" r="0" t="0"/>
-            <wp:docPr descr="Figure S6. Radiocarbon chronology of the St. Francis basin (Mainfort determinations calibrated against IntCal20). Left: summed probability for the basin Parkin-phase sites (filled) and for Parkin alone (line, scaled), with the De Soto entrada (AD 1541) marked. Occupation concentrates in the fourteenth to sixteenth centuries and declines across contact. Right: position on the first correspondence-analysis axis against pooled median calibrated age for the four proveniences matching the analyzed assemblages (point size proportional to the number of dates). The axis is drawn reversed relative to Figure 4 so that age increases along it; the rank correlation is +0.40, with the late-dated Clay Hill out of order, and four points do not establish the axis’s direction." title="" id="142" name="Picture"/>
+            <wp:docPr descr="Figure S6. Radiocarbon chronology of the St. Francis basin (Mainfort determinations calibrated against IntCal20). Left: summed probability for the basin Parkin-phase sites (filled) and for Parkin alone (line, scaled), with the De Soto entrada (AD 1541) marked. Occupation concentrates in the fourteenth to sixteenth centuries and declines across contact. Right: position on the first correspondence-analysis axis against pooled median calibrated age for the four proveniences matching the analyzed assemblages (point size proportional to the number of dates). The axis is drawn reversed relative to Figure 4 so that age increases along it; the rank correlation is +0.40, with the late-dated Clay Hill out of order, and four points do not establish the axis’s direction." title="" id="144" name="Picture"/>
             <a:graphic>
               <a:graphicData uri="http://schemas.openxmlformats.org/drawingml/2006/picture">
                 <pic:pic>
                   <pic:nvPicPr>
-                    <pic:cNvPr descr="../../figures/figS6_chronology.png" id="143" name="Picture"/>
+                    <pic:cNvPr descr="../../figures/figS6_chronology.png" id="145" name="Picture"/>
                     <pic:cNvPicPr>
                       <a:picLocks noChangeArrowheads="1" noChangeAspect="1"/>
                     </pic:cNvPicPr>
                   </pic:nvPicPr>
                   <pic:blipFill>
-                    <a:blip r:embed="rId141"/>
+                    <a:blip r:embed="rId143"/>
                     <a:stretch>
                       <a:fillRect/>
                     </a:stretch>
@@ -10938,8 +11714,8 @@
         <w:t xml:space="preserve">Radiocarbon chronology of the St. Francis basin (Mainfort determinations calibrated against IntCal20). Left: summed probability for the basin Parkin-phase sites (filled) and for Parkin alone (line, scaled), with the De Soto entrada (AD 1541) marked. Occupation concentrates in the fourteenth to sixteenth centuries and declines across contact. Right: position on the first correspondence-analysis axis against pooled median calibrated age for the four proveniences matching the analyzed assemblages (point size proportional to the number of dates). The axis is drawn reversed relative to Figure 4 so that age increases along it; the rank correlation is +0.40, with the late-dated Clay Hill out of order, and four points do not establish the axis’s direction.</w:t>
       </w:r>
     </w:p>
-    <w:bookmarkEnd w:id="144"/>
-    <w:bookmarkStart w:id="156" w:name="X490dfca6be40dac40453279b4635251c9fd7a99"/>
+    <w:bookmarkEnd w:id="146"/>
+    <w:bookmarkStart w:id="158" w:name="X490dfca6be40dac40453279b4635251c9fd7a99"/>
     <w:p>
       <w:pPr>
         <w:pStyle w:val="Heading2"/>
@@ -10956,7 +11732,7 @@
         <w:t xml:space="preserve">The main text tests one region. This section reports an attempt to extend the test to a second and explains why it does not appear there. The southeast-Missouri material is not adequate for the test at present, not because its phases are sounder or weaker than the basin’s but because its classes and sample sizes measure something other than the stylistic copying the test is built for. We report the attempt because a negative of this kind is useful to the next person who considers the same extension.</w:t>
       </w:r>
     </w:p>
-    <w:bookmarkStart w:id="145" w:name="what-we-tried"/>
+    <w:bookmarkStart w:id="147" w:name="what-we-tried"/>
     <w:p>
       <w:pPr>
         <w:pStyle w:val="Heading3"/>
@@ -10982,7 +11758,7 @@
         <w:t xml:space="preserve"> </w:t>
       </w:r>
       <w:r>
-        <w:t xml:space="preserve">divided the southeast-Missouri lowlands into four named Mississippian phases, on a survey independent of the Phillips-Ford-Griffin work, which makes it the obvious second case. We digitized his survey tables and georeferenced the sites through the Lower Mississippi Survey grid, which places his assemblages and the basin’s in one frame (Figure S7). Across the named physiographic regions the cultural</w:t>
+        <w:t xml:space="preserve">divided the southeast-Missouri lowlands into four named Mississippian phases, which makes it the obvious second case. We digitized his survey tables and georeferenced the sites through the Lower Mississippi Survey grid, which places his assemblages and the basin’s in one frame (Figure S7). Across the named physiographic regions the cultural</w:t>
       </w:r>
       <w:r>
         <w:t xml:space="preserve"> </w:t>
@@ -11083,8 +11859,8 @@
         <w:t xml:space="preserve">reached for these phases by cluster analysis and ordination.</w:t>
       </w:r>
     </w:p>
-    <w:bookmarkEnd w:id="145"/>
-    <w:bookmarkStart w:id="146" w:name="why-we-do-not-report-it-as-a-result"/>
+    <w:bookmarkEnd w:id="147"/>
+    <w:bookmarkStart w:id="148" w:name="why-we-do-not-report-it-as-a-result"/>
     <w:p>
       <w:pPr>
         <w:pStyle w:val="Heading3"/>
@@ -11224,8 +12000,8 @@
         <w:t xml:space="preserve">The non-plain subset does differentiate strongly (0.325), and not as an artifact of small samples: resampling every assemblage from the regional pooled profile at its own count gives a median of 0.003. Neither is it a clean measurement of style, for the reasons just given. The honest statement is not that southeast Missouri is differentiated or undifferentiated. It is that this set cannot answer the question the basin set is asked.</w:t>
       </w:r>
     </w:p>
-    <w:bookmarkEnd w:id="146"/>
-    <w:bookmarkStart w:id="147" w:name="how-this-shows-up-in-the-modeling"/>
+    <w:bookmarkEnd w:id="148"/>
+    <w:bookmarkStart w:id="149" w:name="how-this-shows-up-in-the-modeling"/>
     <w:p>
       <w:pPr>
         <w:pStyle w:val="Heading3"/>
@@ -11280,8 +12056,8 @@
         <w:t xml:space="preserve">). On the southeast-Missouri set the same change reaches the observed 0.034 at a share of 0.2 (median 0.033), but the diversity match is already lost at 0.15 and at every share above it, so no setting both reaches the observation and holds the match; the largest share that keeps the match, 0.1, leaves the median at 0.017, half the observed value. The cause is the plain ware. With the top two classes holding 89 percent of all sherds, reordering a group’s innovation profile so that it catches Mississippi Plain moves the whole assemblage rather than its margins. The quantity being varied is the composition of utility pottery.</w:t>
       </w:r>
     </w:p>
-    <w:bookmarkEnd w:id="147"/>
-    <w:bookmarkStart w:id="148" w:name="a-defect-in-the-source-table"/>
+    <w:bookmarkEnd w:id="149"/>
+    <w:bookmarkStart w:id="150" w:name="a-defect-in-the-source-table"/>
     <w:p>
       <w:pPr>
         <w:pStyle w:val="Heading3"/>
@@ -11370,8 +12146,8 @@
         <w:t xml:space="preserve">(2 and 2). Together they are 92 sherds, and nothing above turns on them, but they inflate the class count and should be merged at the source before anyone builds on this table.</w:t>
       </w:r>
     </w:p>
-    <w:bookmarkEnd w:id="148"/>
-    <w:bookmarkStart w:id="155" w:name="what-would-make-the-extension-possible"/>
+    <w:bookmarkEnd w:id="150"/>
+    <w:bookmarkStart w:id="157" w:name="what-would-make-the-extension-possible"/>
     <w:p>
       <w:pPr>
         <w:pStyle w:val="Heading3"/>
@@ -11397,18 +12173,18 @@
           <wp:inline>
             <wp:extent cx="4572000" cy="5251704"/>
             <wp:effectExtent b="0" l="0" r="0" t="0"/>
-            <wp:docPr descr="Figure S7. Regional setting of the St. Francis basin analysis and of the southeast-Missouri survey discussed in this section. The central-valley southeast-Missouri survey of Williams (1954) is shown in blue and the lower-valley St. Francis basin assemblages in vermilion, with Parkin as a black star. Italic labels mark the named physiographic regions: Cairo Lowland, Sikeston Ridge, Malden Plain, and Little River in the central valley, and the St. Francis basin in the lower valley. Hydrography is from HydroRIVERS (Lehner and Grill 2013), with line width scaled by flow order so that the Mississippi appears as the heaviest line. State boundaries and the locator inset are from Natural Earth." title="" id="150" name="Picture"/>
+            <wp:docPr descr="Figure S7. Regional setting of the St. Francis basin analysis and of the southeast-Missouri survey discussed in this section. The central-valley southeast-Missouri survey of Williams (1954) is shown in blue and the lower-valley St. Francis basin assemblages in vermilion, with Parkin as a black star. Italic labels mark the named physiographic regions: Cairo Lowland, Sikeston Ridge, Malden Plain, and Little River in the central valley, and the St. Francis basin in the lower valley. Hydrography is from HydroRIVERS (Lehner and Grill 2013), with line width scaled by flow order so that the Mississippi appears as the heaviest line. State boundaries and the locator inset are from Natural Earth." title="" id="152" name="Picture"/>
             <a:graphic>
               <a:graphicData uri="http://schemas.openxmlformats.org/drawingml/2006/picture">
                 <pic:pic>
                   <pic:nvPicPr>
-                    <pic:cNvPr descr="../../figures/figS7_regional.png" id="151" name="Picture"/>
+                    <pic:cNvPr descr="../../figures/figS7_regional.png" id="153" name="Picture"/>
                     <pic:cNvPicPr>
                       <a:picLocks noChangeArrowheads="1" noChangeAspect="1"/>
                     </pic:cNvPicPr>
                   </pic:nvPicPr>
                   <pic:blipFill>
-                    <a:blip r:embed="rId149"/>
+                    <a:blip r:embed="rId151"/>
                     <a:stretch>
                       <a:fillRect/>
                     </a:stretch>
@@ -11483,18 +12259,18 @@
           <wp:inline>
             <wp:extent cx="4754880" cy="3691584"/>
             <wp:effectExtent b="0" l="0" r="0" t="0"/>
-            <wp:docPr descr="Figure S8. Within-region structure under the calibrated comparison. (A, B) Multidimensional scaling of decorated Brainerd-Robinson dissimilarity for the St. Francis basin and for the southeast-Missouri assemblages (Mississippian classes only, so the comparison is not driven by the Woodland-to-Mississippian change), with markers distinguishing within-region spatial clusters. The basin assemblages intermix; in southeast Missouri one cluster separates along the first axis. (C) The observed between-cluster cultural F_{ST} for each region (diamond; 0.006 for the basin at two clusters) against the 95 percent ranges of three models run on the real coordinates and subsampled to the observed counts: the calibrated neutral copying model with pooled-profile innovation (dark), the same model with uniform innovation at its nearest calibration combination (mid-gray, which does not fit robustly in either region), and the bounded-groups model at a copying factor of 0.03 (light). In both regions the observed value lies inside the calibrated model’s range. The southeast-Missouri panels document the attempt described in this section rather than a result." title="" id="153" name="Picture"/>
+            <wp:docPr descr="Figure S8. Within-region structure under the calibrated comparison. (A, B) Multidimensional scaling of decorated Brainerd-Robinson dissimilarity for the St. Francis basin and for the southeast-Missouri assemblages (Mississippian classes only, so the comparison is not driven by the Woodland-to-Mississippian change), with markers distinguishing within-region spatial clusters. The basin assemblages intermix; in southeast Missouri one cluster separates along the first axis. (C) The observed between-cluster cultural F_{ST} for each region (diamond; 0.006 for the basin at two clusters) against the 95 percent ranges of three models run on the real coordinates and subsampled to the observed counts: the calibrated neutral copying model with pooled-profile innovation (dark), the same model with uniform innovation at its nearest calibration combination (mid-gray, which does not fit robustly in either region), and the bounded-groups model at a copying factor of 0.03 (light). In both regions the observed value lies inside the calibrated model’s range. The southeast-Missouri panels document the attempt described in this section rather than a result." title="" id="155" name="Picture"/>
             <a:graphic>
               <a:graphicData uri="http://schemas.openxmlformats.org/drawingml/2006/picture">
                 <pic:pic>
                   <pic:nvPicPr>
-                    <pic:cNvPr descr="../../figures/figS8_within_region.png" id="154" name="Picture"/>
+                    <pic:cNvPr descr="../../figures/figS8_within_region.png" id="156" name="Picture"/>
                     <pic:cNvPicPr>
                       <a:picLocks noChangeArrowheads="1" noChangeAspect="1"/>
                     </pic:cNvPicPr>
                   </pic:nvPicPr>
                   <pic:blipFill>
-                    <a:blip r:embed="rId152"/>
+                    <a:blip r:embed="rId154"/>
                     <a:stretch>
                       <a:fillRect/>
                     </a:stretch>
@@ -11565,9 +12341,9 @@
         <w:t xml:space="preserve">for each region (diamond; 0.006 for the basin at two clusters) against the 95 percent ranges of three models run on the real coordinates and subsampled to the observed counts: the calibrated neutral copying model with pooled-profile innovation (dark), the same model with uniform innovation at its nearest calibration combination (mid-gray, which does not fit robustly in either region), and the bounded-groups model at a copying factor of 0.03 (light). In both regions the observed value lies inside the calibrated model’s range. The southeast-Missouri panels document the attempt described in this section rather than a result.</w:t>
       </w:r>
     </w:p>
-    <w:bookmarkEnd w:id="155"/>
-    <w:bookmarkEnd w:id="156"/>
-    <w:bookmarkStart w:id="214" w:name="references"/>
+    <w:bookmarkEnd w:id="157"/>
+    <w:bookmarkEnd w:id="158"/>
+    <w:bookmarkStart w:id="218" w:name="references"/>
     <w:p>
       <w:pPr>
         <w:pStyle w:val="Heading2"/>
@@ -11576,8 +12352,8 @@
         <w:t xml:space="preserve">References</w:t>
       </w:r>
     </w:p>
-    <w:bookmarkStart w:id="213" w:name="refs"/>
-    <w:bookmarkStart w:id="157" w:name="ref-beaumont_zhang_balding_2002"/>
+    <w:bookmarkStart w:id="217" w:name="refs"/>
+    <w:bookmarkStart w:id="159" w:name="ref-beaumont_zhang_balding_2002"/>
     <w:p>
       <w:pPr>
         <w:pStyle w:val="Bibliography"/>
@@ -11614,8 +12390,8 @@
         <w:t xml:space="preserve">162(4):2025–2035.</w:t>
       </w:r>
     </w:p>
-    <w:bookmarkEnd w:id="157"/>
-    <w:bookmarkStart w:id="159" w:name="ref-bell_richerson_mcelreath_2009"/>
+    <w:bookmarkEnd w:id="159"/>
+    <w:bookmarkStart w:id="161" w:name="ref-bell_richerson_mcelreath_2009"/>
     <w:p>
       <w:pPr>
         <w:pStyle w:val="Bibliography"/>
@@ -11642,7 +12418,7 @@
       <w:r>
         <w:t xml:space="preserve"> </w:t>
       </w:r>
-      <w:hyperlink r:id="rId158">
+      <w:hyperlink r:id="rId160">
         <w:r>
           <w:rPr>
             <w:rStyle w:val="Hyperlink"/>
@@ -11654,8 +12430,8 @@
         <w:t xml:space="preserve">.</w:t>
       </w:r>
     </w:p>
-    <w:bookmarkEnd w:id="159"/>
-    <w:bookmarkStart w:id="161" w:name="ref-bentley_hahn_shennan_2004"/>
+    <w:bookmarkEnd w:id="161"/>
+    <w:bookmarkStart w:id="163" w:name="ref-bentley_hahn_shennan_2004"/>
     <w:p>
       <w:pPr>
         <w:pStyle w:val="Bibliography"/>
@@ -11682,7 +12458,7 @@
       <w:r>
         <w:t xml:space="preserve"> </w:t>
       </w:r>
-      <w:hyperlink r:id="rId160">
+      <w:hyperlink r:id="rId162">
         <w:r>
           <w:rPr>
             <w:rStyle w:val="Hyperlink"/>
@@ -11694,8 +12470,8 @@
         <w:t xml:space="preserve">.</w:t>
       </w:r>
     </w:p>
-    <w:bookmarkEnd w:id="161"/>
-    <w:bookmarkStart w:id="163" w:name="ref-carrignon_bentley_ruck_2019"/>
+    <w:bookmarkEnd w:id="163"/>
+    <w:bookmarkStart w:id="165" w:name="ref-carrignon_bentley_ruck_2019"/>
     <w:p>
       <w:pPr>
         <w:pStyle w:val="Bibliography"/>
@@ -11746,7 +12522,7 @@
       <w:r>
         <w:t xml:space="preserve"> </w:t>
       </w:r>
-      <w:hyperlink r:id="rId162">
+      <w:hyperlink r:id="rId164">
         <w:r>
           <w:rPr>
             <w:rStyle w:val="Hyperlink"/>
@@ -11758,8 +12534,8 @@
         <w:t xml:space="preserve">.</w:t>
       </w:r>
     </w:p>
-    <w:bookmarkEnd w:id="163"/>
-    <w:bookmarkStart w:id="164" w:name="ref-cowgill_1972"/>
+    <w:bookmarkEnd w:id="165"/>
+    <w:bookmarkStart w:id="166" w:name="ref-cowgill_1972"/>
     <w:p>
       <w:pPr>
         <w:pStyle w:val="Bibliography"/>
@@ -11781,8 +12557,8 @@
         <w:t xml:space="preserve">, edited by David L. Clarke, pp. 381–424. Methuen, London.</w:t>
       </w:r>
     </w:p>
-    <w:bookmarkEnd w:id="164"/>
-    <w:bookmarkStart w:id="166" w:name="ref-crema_edinborough_kerig_shennan_2014"/>
+    <w:bookmarkEnd w:id="166"/>
+    <w:bookmarkStart w:id="168" w:name="ref-crema_edinborough_kerig_shennan_2014"/>
     <w:p>
       <w:pPr>
         <w:pStyle w:val="Bibliography"/>
@@ -11821,7 +12597,7 @@
       <w:r>
         <w:t xml:space="preserve"> </w:t>
       </w:r>
-      <w:hyperlink r:id="rId165">
+      <w:hyperlink r:id="rId167">
         <w:r>
           <w:rPr>
             <w:rStyle w:val="Hyperlink"/>
@@ -11833,8 +12609,8 @@
         <w:t xml:space="preserve">.</w:t>
       </w:r>
     </w:p>
-    <w:bookmarkEnd w:id="166"/>
-    <w:bookmarkStart w:id="168" w:name="ref-crema_kandler_shennan_2016"/>
+    <w:bookmarkEnd w:id="168"/>
+    <w:bookmarkStart w:id="170" w:name="ref-crema_kandler_shennan_2016"/>
     <w:p>
       <w:pPr>
         <w:pStyle w:val="Bibliography"/>
@@ -11861,7 +12637,7 @@
       <w:r>
         <w:t xml:space="preserve"> </w:t>
       </w:r>
-      <w:hyperlink r:id="rId167">
+      <w:hyperlink r:id="rId169">
         <w:r>
           <w:rPr>
             <w:rStyle w:val="Hyperlink"/>
@@ -11873,8 +12649,8 @@
         <w:t xml:space="preserve">.</w:t>
       </w:r>
     </w:p>
-    <w:bookmarkEnd w:id="168"/>
-    <w:bookmarkStart w:id="170" w:name="ref-dakos_2012"/>
+    <w:bookmarkEnd w:id="170"/>
+    <w:bookmarkStart w:id="172" w:name="ref-dakos_2012"/>
     <w:p>
       <w:pPr>
         <w:pStyle w:val="Bibliography"/>
@@ -11901,7 +12677,7 @@
       <w:r>
         <w:t xml:space="preserve"> </w:t>
       </w:r>
-      <w:hyperlink r:id="rId169">
+      <w:hyperlink r:id="rId171">
         <w:r>
           <w:rPr>
             <w:rStyle w:val="Hyperlink"/>
@@ -11913,8 +12689,8 @@
         <w:t xml:space="preserve">.</w:t>
       </w:r>
     </w:p>
-    <w:bookmarkEnd w:id="170"/>
-    <w:bookmarkStart w:id="172" w:name="ref-dunnell_1970"/>
+    <w:bookmarkEnd w:id="172"/>
+    <w:bookmarkStart w:id="174" w:name="ref-dunnell_1970"/>
     <w:p>
       <w:pPr>
         <w:pStyle w:val="Bibliography"/>
@@ -11941,7 +12717,7 @@
       <w:r>
         <w:t xml:space="preserve"> </w:t>
       </w:r>
-      <w:hyperlink r:id="rId171">
+      <w:hyperlink r:id="rId173">
         <w:r>
           <w:rPr>
             <w:rStyle w:val="Hyperlink"/>
@@ -11953,8 +12729,8 @@
         <w:t xml:space="preserve">.</w:t>
       </w:r>
     </w:p>
-    <w:bookmarkEnd w:id="172"/>
-    <w:bookmarkStart w:id="173" w:name="ref-ewens_1972"/>
+    <w:bookmarkEnd w:id="174"/>
+    <w:bookmarkStart w:id="175" w:name="ref-ewens_1972"/>
     <w:p>
       <w:pPr>
         <w:pStyle w:val="Bibliography"/>
@@ -11979,8 +12755,8 @@
         <w:t xml:space="preserve">3(1):87–112.</w:t>
       </w:r>
     </w:p>
-    <w:bookmarkEnd w:id="173"/>
-    <w:bookmarkStart w:id="175" w:name="ref-feder_kryazhimskiy_plotkin_2014"/>
+    <w:bookmarkEnd w:id="175"/>
+    <w:bookmarkStart w:id="177" w:name="ref-feder_kryazhimskiy_plotkin_2014"/>
     <w:p>
       <w:pPr>
         <w:pStyle w:val="Bibliography"/>
@@ -12007,7 +12783,7 @@
       <w:r>
         <w:t xml:space="preserve"> </w:t>
       </w:r>
-      <w:hyperlink r:id="rId174">
+      <w:hyperlink r:id="rId176">
         <w:r>
           <w:rPr>
             <w:rStyle w:val="Hyperlink"/>
@@ -12019,8 +12795,8 @@
         <w:t xml:space="preserve">.</w:t>
       </w:r>
     </w:p>
-    <w:bookmarkEnd w:id="175"/>
-    <w:bookmarkStart w:id="176" w:name="ref-fox_1998"/>
+    <w:bookmarkEnd w:id="177"/>
+    <w:bookmarkStart w:id="178" w:name="ref-fox_1998"/>
     <w:p>
       <w:pPr>
         <w:pStyle w:val="Bibliography"/>
@@ -12042,8 +12818,8 @@
         <w:t xml:space="preserve">, edited by Michael J. O’Brien and Robert C. Dunnell, pp. 31–58. University of Alabama Press, Tuscaloosa.</w:t>
       </w:r>
     </w:p>
-    <w:bookmarkEnd w:id="176"/>
-    <w:bookmarkStart w:id="177" w:name="ref-graves_cachola-abad_1996"/>
+    <w:bookmarkEnd w:id="178"/>
+    <w:bookmarkStart w:id="179" w:name="ref-graves_cachola-abad_1996"/>
     <w:p>
       <w:pPr>
         <w:pStyle w:val="Bibliography"/>
@@ -12077,8 +12853,8 @@
         <w:t xml:space="preserve">31(1):19–32.</w:t>
       </w:r>
     </w:p>
-    <w:bookmarkEnd w:id="177"/>
-    <w:bookmarkStart w:id="179" w:name="ref-henrich_2001"/>
+    <w:bookmarkEnd w:id="179"/>
+    <w:bookmarkStart w:id="181" w:name="ref-henrich_2001"/>
     <w:p>
       <w:pPr>
         <w:pStyle w:val="Bibliography"/>
@@ -12105,7 +12881,7 @@
       <w:r>
         <w:t xml:space="preserve"> </w:t>
       </w:r>
-      <w:hyperlink r:id="rId178">
+      <w:hyperlink r:id="rId180">
         <w:r>
           <w:rPr>
             <w:rStyle w:val="Hyperlink"/>
@@ -12117,8 +12893,8 @@
         <w:t xml:space="preserve">.</w:t>
       </w:r>
     </w:p>
-    <w:bookmarkEnd w:id="179"/>
-    <w:bookmarkStart w:id="180" w:name="ref-hopkins_skellam_1954"/>
+    <w:bookmarkEnd w:id="181"/>
+    <w:bookmarkStart w:id="182" w:name="ref-hopkins_skellam_1954"/>
     <w:p>
       <w:pPr>
         <w:pStyle w:val="Bibliography"/>
@@ -12143,8 +12919,34 @@
         <w:t xml:space="preserve">18(2):213–227.</w:t>
       </w:r>
     </w:p>
-    <w:bookmarkEnd w:id="180"/>
-    <w:bookmarkStart w:id="182" w:name="ref-hunt_2006"/>
+    <w:bookmarkEnd w:id="182"/>
+    <w:bookmarkStart w:id="183" w:name="ref-house_1993"/>
+    <w:p>
+      <w:pPr>
+        <w:pStyle w:val="Bibliography"/>
+      </w:pPr>
+      <w:r>
+        <w:t xml:space="preserve">House, John H. 1993. Dating the Kent Phase.</w:t>
+      </w:r>
+      <w:r>
+        <w:t xml:space="preserve"> </w:t>
+      </w:r>
+      <w:r>
+        <w:rPr>
+          <w:i/>
+          <w:iCs/>
+        </w:rPr>
+        <w:t xml:space="preserve">Southeastern Archaeology</w:t>
+      </w:r>
+      <w:r>
+        <w:t xml:space="preserve"> </w:t>
+      </w:r>
+      <w:r>
+        <w:t xml:space="preserve">12(1):21–32.</w:t>
+      </w:r>
+    </w:p>
+    <w:bookmarkEnd w:id="183"/>
+    <w:bookmarkStart w:id="185" w:name="ref-hunt_2006"/>
     <w:p>
       <w:pPr>
         <w:pStyle w:val="Bibliography"/>
@@ -12171,7 +12973,7 @@
       <w:r>
         <w:t xml:space="preserve"> </w:t>
       </w:r>
-      <w:hyperlink r:id="rId181">
+      <w:hyperlink r:id="rId184">
         <w:r>
           <w:rPr>
             <w:rStyle w:val="Hyperlink"/>
@@ -12183,8 +12985,8 @@
         <w:t xml:space="preserve">.</w:t>
       </w:r>
     </w:p>
-    <w:bookmarkEnd w:id="182"/>
-    <w:bookmarkStart w:id="184" w:name="ref-hunt_bell_travis_2008"/>
+    <w:bookmarkEnd w:id="185"/>
+    <w:bookmarkStart w:id="187" w:name="ref-hunt_bell_travis_2008"/>
     <w:p>
       <w:pPr>
         <w:pStyle w:val="Bibliography"/>
@@ -12211,7 +13013,7 @@
       <w:r>
         <w:t xml:space="preserve"> </w:t>
       </w:r>
-      <w:hyperlink r:id="rId183">
+      <w:hyperlink r:id="rId186">
         <w:r>
           <w:rPr>
             <w:rStyle w:val="Hyperlink"/>
@@ -12223,8 +13025,8 @@
         <w:t xml:space="preserve">.</w:t>
       </w:r>
     </w:p>
-    <w:bookmarkEnd w:id="184"/>
-    <w:bookmarkStart w:id="186" w:name="ref-kandler_shennan_2013"/>
+    <w:bookmarkEnd w:id="187"/>
+    <w:bookmarkStart w:id="189" w:name="ref-kandler_shennan_2013"/>
     <w:p>
       <w:pPr>
         <w:pStyle w:val="Bibliography"/>
@@ -12251,7 +13053,7 @@
       <w:r>
         <w:t xml:space="preserve"> </w:t>
       </w:r>
-      <w:hyperlink r:id="rId185">
+      <w:hyperlink r:id="rId188">
         <w:r>
           <w:rPr>
             <w:rStyle w:val="Hyperlink"/>
@@ -12263,8 +13065,8 @@
         <w:t xml:space="preserve">.</w:t>
       </w:r>
     </w:p>
-    <w:bookmarkEnd w:id="186"/>
-    <w:bookmarkStart w:id="187" w:name="ref-lehner_grill_2013"/>
+    <w:bookmarkEnd w:id="189"/>
+    <w:bookmarkStart w:id="190" w:name="ref-lehner_grill_2013"/>
     <w:p>
       <w:pPr>
         <w:pStyle w:val="Bibliography"/>
@@ -12289,8 +13091,8 @@
         <w:t xml:space="preserve">27(15):2171–2186.</w:t>
       </w:r>
     </w:p>
-    <w:bookmarkEnd w:id="187"/>
-    <w:bookmarkStart w:id="189" w:name="ref-lipo_madsen_dunnell_2015"/>
+    <w:bookmarkEnd w:id="190"/>
+    <w:bookmarkStart w:id="192" w:name="ref-lipo_madsen_dunnell_2015"/>
     <w:p>
       <w:pPr>
         <w:pStyle w:val="Bibliography"/>
@@ -12317,7 +13119,7 @@
       <w:r>
         <w:t xml:space="preserve"> </w:t>
       </w:r>
-      <w:hyperlink r:id="rId188">
+      <w:hyperlink r:id="rId191">
         <w:r>
           <w:rPr>
             <w:rStyle w:val="Hyperlink"/>
@@ -12329,8 +13131,8 @@
         <w:t xml:space="preserve">.</w:t>
       </w:r>
     </w:p>
-    <w:bookmarkEnd w:id="189"/>
-    <w:bookmarkStart w:id="191" w:name="ref-lipo_madsen_dunnell_hunt_1997"/>
+    <w:bookmarkEnd w:id="192"/>
+    <w:bookmarkStart w:id="194" w:name="ref-lipo_madsen_dunnell_hunt_1997"/>
     <w:p>
       <w:pPr>
         <w:pStyle w:val="Bibliography"/>
@@ -12357,7 +13159,7 @@
       <w:r>
         <w:t xml:space="preserve"> </w:t>
       </w:r>
-      <w:hyperlink r:id="rId190">
+      <w:hyperlink r:id="rId193">
         <w:r>
           <w:rPr>
             <w:rStyle w:val="Hyperlink"/>
@@ -12369,8 +13171,8 @@
         <w:t xml:space="preserve">.</w:t>
       </w:r>
     </w:p>
-    <w:bookmarkEnd w:id="191"/>
-    <w:bookmarkStart w:id="192" w:name="ref-lyman_obrien_2006"/>
+    <w:bookmarkEnd w:id="194"/>
+    <w:bookmarkStart w:id="195" w:name="ref-lyman_obrien_2006"/>
     <w:p>
       <w:pPr>
         <w:pStyle w:val="Bibliography"/>
@@ -12392,8 +13194,8 @@
         <w:t xml:space="preserve">. University of Nebraska Press, Lincoln.</w:t>
       </w:r>
     </w:p>
-    <w:bookmarkEnd w:id="192"/>
-    <w:bookmarkStart w:id="193" w:name="ref-mainfort_2001"/>
+    <w:bookmarkEnd w:id="195"/>
+    <w:bookmarkStart w:id="196" w:name="ref-mainfort_2001"/>
     <w:p>
       <w:pPr>
         <w:pStyle w:val="Bibliography"/>
@@ -12427,8 +13229,8 @@
         <w:t xml:space="preserve">, edited by David S. Brose, C. Wesley Cowan, and Jr. Mainfort Robert C., pp. 173–190. Smithsonian Institution Press, Washington, DC.</w:t>
       </w:r>
     </w:p>
-    <w:bookmarkEnd w:id="193"/>
-    <w:bookmarkStart w:id="194" w:name="ref-mainfort_2003"/>
+    <w:bookmarkEnd w:id="196"/>
+    <w:bookmarkStart w:id="197" w:name="ref-mainfort_2003"/>
     <w:p>
       <w:pPr>
         <w:pStyle w:val="Bibliography"/>
@@ -12465,8 +13267,8 @@
         <w:t xml:space="preserve">22(2):176–184.</w:t>
       </w:r>
     </w:p>
-    <w:bookmarkEnd w:id="194"/>
-    <w:bookmarkStart w:id="195" w:name="ref-marquardt_1978"/>
+    <w:bookmarkEnd w:id="197"/>
+    <w:bookmarkStart w:id="198" w:name="ref-marquardt_1978"/>
     <w:p>
       <w:pPr>
         <w:pStyle w:val="Bibliography"/>
@@ -12488,14 +13290,14 @@
         <w:t xml:space="preserve">, edited by Michael B. Schiffer, pp. 257–314. Academic Press, New York.</w:t>
       </w:r>
     </w:p>
-    <w:bookmarkEnd w:id="195"/>
-    <w:bookmarkStart w:id="196" w:name="ref-mitchem_2017"/>
+    <w:bookmarkEnd w:id="198"/>
+    <w:bookmarkStart w:id="199" w:name="ref-mitchem_2017"/>
     <w:p>
       <w:pPr>
         <w:pStyle w:val="Bibliography"/>
       </w:pPr>
       <w:r>
-        <w:t xml:space="preserve">Mitchem, Jeffrey M. 2017. Making the Case for the</w:t>
+        <w:t xml:space="preserve">Mitchem, Jeffrey M., David W. Stahle, Timothy S. Mulvihill, and Jami J. Lockhart. 2017. Making the Case for the</w:t>
       </w:r>
       <w:r>
         <w:t xml:space="preserve"> </w:t>
@@ -12540,8 +13342,48 @@
         <w:t xml:space="preserve">’s 1541 Cross.</w:t>
       </w:r>
     </w:p>
-    <w:bookmarkEnd w:id="196"/>
-    <w:bookmarkStart w:id="197" w:name="ref-neiman_1995"/>
+    <w:bookmarkEnd w:id="199"/>
+    <w:bookmarkStart w:id="201" w:name="ref-nei_1973"/>
+    <w:p>
+      <w:pPr>
+        <w:pStyle w:val="Bibliography"/>
+      </w:pPr>
+      <w:r>
+        <w:t xml:space="preserve">Nei, Masatoshi. 1973. Analysis of Gene Diversity in Subdivided Populations.</w:t>
+      </w:r>
+      <w:r>
+        <w:t xml:space="preserve"> </w:t>
+      </w:r>
+      <w:r>
+        <w:rPr>
+          <w:i/>
+          <w:iCs/>
+        </w:rPr>
+        <w:t xml:space="preserve">Proceedings of the National Academy of Sciences</w:t>
+      </w:r>
+      <w:r>
+        <w:t xml:space="preserve"> </w:t>
+      </w:r>
+      <w:r>
+        <w:t xml:space="preserve">70(12):3321–3323.</w:t>
+      </w:r>
+      <w:r>
+        <w:t xml:space="preserve"> </w:t>
+      </w:r>
+      <w:hyperlink r:id="rId200">
+        <w:r>
+          <w:rPr>
+            <w:rStyle w:val="Hyperlink"/>
+          </w:rPr>
+          <w:t xml:space="preserve">https://doi.org/10.1073/pnas.70.12.3321</w:t>
+        </w:r>
+      </w:hyperlink>
+      <w:r>
+        <w:t xml:space="preserve">.</w:t>
+      </w:r>
+    </w:p>
+    <w:bookmarkEnd w:id="201"/>
+    <w:bookmarkStart w:id="202" w:name="ref-neiman_1995"/>
     <w:p>
       <w:pPr>
         <w:pStyle w:val="Bibliography"/>
@@ -12584,8 +13426,8 @@
         <w:t xml:space="preserve">60(1):7–36.</w:t>
       </w:r>
     </w:p>
-    <w:bookmarkEnd w:id="197"/>
-    <w:bookmarkStart w:id="198" w:name="ref-obrien_lyman_1999"/>
+    <w:bookmarkEnd w:id="202"/>
+    <w:bookmarkStart w:id="203" w:name="ref-obrien_lyman_1999"/>
     <w:p>
       <w:pPr>
         <w:pStyle w:val="Bibliography"/>
@@ -12607,8 +13449,8 @@
         <w:t xml:space="preserve">. Kluwer Academic/Plenum, New York.</w:t>
       </w:r>
     </w:p>
-    <w:bookmarkEnd w:id="198"/>
-    <w:bookmarkStart w:id="200" w:name="ref-reimer_etal_2020"/>
+    <w:bookmarkEnd w:id="203"/>
+    <w:bookmarkStart w:id="205" w:name="ref-reimer_etal_2020"/>
     <w:p>
       <w:pPr>
         <w:pStyle w:val="Bibliography"/>
@@ -12662,7 +13504,7 @@
       <w:r>
         <w:t xml:space="preserve"> </w:t>
       </w:r>
-      <w:hyperlink r:id="rId199">
+      <w:hyperlink r:id="rId204">
         <w:r>
           <w:rPr>
             <w:rStyle w:val="Hyperlink"/>
@@ -12674,8 +13516,8 @@
         <w:t xml:space="preserve">.</w:t>
       </w:r>
     </w:p>
-    <w:bookmarkEnd w:id="200"/>
-    <w:bookmarkStart w:id="201" w:name="ref-rousseeuw_1987"/>
+    <w:bookmarkEnd w:id="205"/>
+    <w:bookmarkStart w:id="206" w:name="ref-rousseeuw_1987"/>
     <w:p>
       <w:pPr>
         <w:pStyle w:val="Bibliography"/>
@@ -12700,8 +13542,8 @@
         <w:t xml:space="preserve">20:53–65.</w:t>
       </w:r>
     </w:p>
-    <w:bookmarkEnd w:id="201"/>
-    <w:bookmarkStart w:id="203" w:name="ref-scheffer_2009"/>
+    <w:bookmarkEnd w:id="206"/>
+    <w:bookmarkStart w:id="208" w:name="ref-scheffer_2009"/>
     <w:p>
       <w:pPr>
         <w:pStyle w:val="Bibliography"/>
@@ -12728,7 +13570,7 @@
       <w:r>
         <w:t xml:space="preserve"> </w:t>
       </w:r>
-      <w:hyperlink r:id="rId202">
+      <w:hyperlink r:id="rId207">
         <w:r>
           <w:rPr>
             <w:rStyle w:val="Hyperlink"/>
@@ -12740,8 +13582,8 @@
         <w:t xml:space="preserve">.</w:t>
       </w:r>
     </w:p>
-    <w:bookmarkEnd w:id="203"/>
-    <w:bookmarkStart w:id="205" w:name="ref-surovell_brantingham_2007"/>
+    <w:bookmarkEnd w:id="208"/>
+    <w:bookmarkStart w:id="210" w:name="ref-surovell_brantingham_2007"/>
     <w:p>
       <w:pPr>
         <w:pStyle w:val="Bibliography"/>
@@ -12768,7 +13610,7 @@
       <w:r>
         <w:t xml:space="preserve"> </w:t>
       </w:r>
-      <w:hyperlink r:id="rId204">
+      <w:hyperlink r:id="rId209">
         <w:r>
           <w:rPr>
             <w:rStyle w:val="Hyperlink"/>
@@ -12780,83 +13622,56 @@
         <w:t xml:space="preserve">.</w:t>
       </w:r>
     </w:p>
-    <w:bookmarkEnd w:id="205"/>
-    <w:bookmarkStart w:id="207" w:name="ref-surovell_etal_2009"/>
+    <w:bookmarkEnd w:id="210"/>
+    <w:bookmarkStart w:id="212" w:name="ref-talts_etal_2018"/>
     <w:p>
       <w:pPr>
         <w:pStyle w:val="Bibliography"/>
       </w:pPr>
       <w:r>
-        <w:t xml:space="preserve">Surovell, Todd A., Judson B. Finley, Geoffrey M. Smith, P. Jeffrey Brantingham, and Robert L. Kelly. 2009. Correcting Temporal Frequency Distributions for Taphonomic Bias.</w:t>
-      </w:r>
-      <w:r>
-        <w:t xml:space="preserve"> </w:t>
-      </w:r>
-      <w:r>
-        <w:rPr>
-          <w:i/>
-          <w:iCs/>
-        </w:rPr>
-        <w:t xml:space="preserve">Journal of Archaeological Science</w:t>
-      </w:r>
-      <w:r>
-        <w:t xml:space="preserve"> </w:t>
-      </w:r>
-      <w:r>
-        <w:t xml:space="preserve">36(8):1715–1724.</w:t>
-      </w:r>
-      <w:r>
-        <w:t xml:space="preserve"> </w:t>
-      </w:r>
-      <w:hyperlink r:id="rId206">
+        <w:t xml:space="preserve">Talts, Sean, Michael Betancourt, Daniel Simpson, Aki Vehtari, and Andrew Gelman. 2018.</w:t>
+      </w:r>
+      <w:r>
+        <w:t xml:space="preserve"> </w:t>
+      </w:r>
+      <w:hyperlink r:id="rId211">
         <w:r>
           <w:rPr>
             <w:rStyle w:val="Hyperlink"/>
           </w:rPr>
-          <w:t xml:space="preserve">https://doi.org/10.1016/j.jas.2009.03.029</w:t>
+          <w:t xml:space="preserve">Validating</w:t>
+        </w:r>
+        <w:r>
+          <w:rPr>
+            <w:rStyle w:val="Hyperlink"/>
+          </w:rPr>
+          <w:t xml:space="preserve"> </w:t>
+        </w:r>
+        <w:r>
+          <w:rPr>
+            <w:rStyle w:val="Hyperlink"/>
+          </w:rPr>
+          <w:t xml:space="preserve">Bayesian</w:t>
+        </w:r>
+        <w:r>
+          <w:rPr>
+            <w:rStyle w:val="Hyperlink"/>
+          </w:rPr>
+          <w:t xml:space="preserve"> </w:t>
+        </w:r>
+        <w:r>
+          <w:rPr>
+            <w:rStyle w:val="Hyperlink"/>
+          </w:rPr>
+          <w:t xml:space="preserve">Inference Algorithms with Simulation-Based Calibration</w:t>
         </w:r>
       </w:hyperlink>
       <w:r>
-        <w:t xml:space="preserve">.</w:t>
-      </w:r>
-    </w:p>
-    <w:bookmarkEnd w:id="207"/>
-    <w:bookmarkStart w:id="208" w:name="ref-talts_etal_2018"/>
-    <w:p>
-      <w:pPr>
-        <w:pStyle w:val="Bibliography"/>
-      </w:pPr>
-      <w:r>
-        <w:t xml:space="preserve">Talts, Sean, Michael Betancourt, Daniel Simpson, Aki Vehtari, and Andrew Gelman. 2018. Validating</w:t>
-      </w:r>
-      <w:r>
-        <w:t xml:space="preserve"> </w:t>
-      </w:r>
-      <w:r>
-        <w:t xml:space="preserve">Bayesian</w:t>
-      </w:r>
-      <w:r>
-        <w:t xml:space="preserve"> </w:t>
-      </w:r>
-      <w:r>
-        <w:t xml:space="preserve">Inference Algorithms with Simulation-Based Calibration.</w:t>
-      </w:r>
-      <w:r>
-        <w:t xml:space="preserve"> </w:t>
-      </w:r>
-      <w:r>
-        <w:rPr>
-          <w:i/>
-          <w:iCs/>
-        </w:rPr>
-        <w:t xml:space="preserve">arXiv Preprint arXiv:1804.06788</w:t>
-      </w:r>
-      <w:r>
-        <w:t xml:space="preserve">.</w:t>
-      </w:r>
-    </w:p>
-    <w:bookmarkEnd w:id="208"/>
-    <w:bookmarkStart w:id="209" w:name="ref-tibshirani_walther_hastie_2001"/>
+        <w:t xml:space="preserve">. arXiv preprint arXiv:1804.06788.</w:t>
+      </w:r>
+    </w:p>
+    <w:bookmarkEnd w:id="212"/>
+    <w:bookmarkStart w:id="213" w:name="ref-tibshirani_walther_hastie_2001"/>
     <w:p>
       <w:pPr>
         <w:pStyle w:val="Bibliography"/>
@@ -12881,8 +13696,8 @@
         <w:t xml:space="preserve">63(2):411–423.</w:t>
       </w:r>
     </w:p>
-    <w:bookmarkEnd w:id="209"/>
-    <w:bookmarkStart w:id="211" w:name="ref-toni_etal_2009"/>
+    <w:bookmarkEnd w:id="213"/>
+    <w:bookmarkStart w:id="215" w:name="ref-toni_etal_2009"/>
     <w:p>
       <w:pPr>
         <w:pStyle w:val="Bibliography"/>
@@ -12921,7 +13736,7 @@
       <w:r>
         <w:t xml:space="preserve"> </w:t>
       </w:r>
-      <w:hyperlink r:id="rId210">
+      <w:hyperlink r:id="rId214">
         <w:r>
           <w:rPr>
             <w:rStyle w:val="Hyperlink"/>
@@ -12933,8 +13748,8 @@
         <w:t xml:space="preserve">.</w:t>
       </w:r>
     </w:p>
-    <w:bookmarkEnd w:id="211"/>
-    <w:bookmarkStart w:id="212" w:name="ref-williams_1954"/>
+    <w:bookmarkEnd w:id="215"/>
+    <w:bookmarkStart w:id="216" w:name="ref-williams_1954"/>
     <w:p>
       <w:pPr>
         <w:pStyle w:val="Bibliography"/>
@@ -12943,10 +13758,10 @@
         <w:t xml:space="preserve">Williams, Stephen. 1954. An Archeological Study of the Mississippian Culture in Southeast Missouri. PhD thesis, Yale University, New Haven.</w:t>
       </w:r>
     </w:p>
-    <w:bookmarkEnd w:id="212"/>
-    <w:bookmarkEnd w:id="213"/>
-    <w:bookmarkEnd w:id="214"/>
-    <w:bookmarkEnd w:id="215"/>
+    <w:bookmarkEnd w:id="216"/>
+    <w:bookmarkEnd w:id="217"/>
+    <w:bookmarkEnd w:id="218"/>
+    <w:bookmarkEnd w:id="219"/>
     <w:sectPr>
       <w:footerReference r:id="rId100" w:type="default"/>
       <w:footnotePr>

--- a/docs/manuscript/SUPPLEMENTAL_TEXT.docx
+++ b/docs/manuscript/SUPPLEMENTAL_TEXT.docx
@@ -2,7 +2,7 @@
 <file path=word/document.xml><?xml version="1.0" encoding="utf-8"?>
 <w:document xmlns:w="http://schemas.openxmlformats.org/wordprocessingml/2006/main" xmlns:m="http://schemas.openxmlformats.org/officeDocument/2006/math" xmlns:r="http://schemas.openxmlformats.org/officeDocument/2006/relationships" xmlns:o="urn:schemas-microsoft-com:office:office" xmlns:v="urn:schemas-microsoft-com:vml" xmlns:w10="urn:schemas-microsoft-com:office:word" xmlns:a="http://schemas.openxmlformats.org/drawingml/2006/main" xmlns:pic="http://schemas.openxmlformats.org/drawingml/2006/picture" xmlns:wp="http://schemas.openxmlformats.org/drawingml/2006/wordprocessingDrawing">
   <w:body>
-    <w:bookmarkStart w:id="219" w:name="supplemental-material"/>
+    <w:bookmarkStart w:id="221" w:name="supplemental-material"/>
     <w:p>
       <w:pPr>
         <w:pStyle w:val="Heading1"/>
@@ -11625,7 +11625,28 @@
         <w:t xml:space="preserve"> </w:t>
       </w:r>
       <w:r>
-        <w:t xml:space="preserve">reports the Kent and Clay Hill determinations with their contexts, and one of the two Kent dates (SMU-2103, 310 ± 90 BP) comes from a post intrusive into the dated house floor, while an archaeomagnetic date on that floor falls at AD 1345 to 1380. The pooled median for Kent Place (AD 1466) is therefore probably too late. Correcting it would not orient the axis either, because Kent Place, then the earliest dated site, and Clay Hill, the latest, sit at the same end of the axis as computed. The analyses therefore use the axis as computed, and every direction-dependent result is reported both ways. The basin chronology is stable under an alternative compilation: adding the net-new Mississippian dates from the lower-valley radiocarbon database compiled by Jeffrey Alvey (personal communication, 2022), twelve determinations concentrated at Hazel and Upper Nodena, shifts the summed-probability median by eight years, to AD 1436, and leaves the contact decline in place (26 percent of the probability after AD 1541 and 16 percent after AD 1600). Recent AMS dating of the Parkin platform-mound post, interpreted as the base of the cross the De Soto expedition raised at Casqui, places it at cal AD 1445 to 1650</w:t>
+        <w:t xml:space="preserve">reports the Kent and Clay Hill determinations with their contexts, and one of the two Kent dates (SMU-2103, 310 ± 90 BP) comes from a post intrusive into the dated house floor, while an archaeomagnetic date on that floor falls at AD 1345 to 1380. The pooled median for Kent Place (AD 1466) is therefore probably too late. Correcting it would not orient the axis either, because Kent Place, then the earliest dated site, and Clay Hill, the latest, sit at the same end of the axis as computed. Hollywood, one of the analyzed assemblages but not in the radiocarbon file, has two calibrated dates reported by Haley</w:t>
+      </w:r>
+      <w:r>
+        <w:t xml:space="preserve"> </w:t>
+      </w:r>
+      <w:r>
+        <w:t xml:space="preserve">(2014)</w:t>
+      </w:r>
+      <w:r>
+        <w:t xml:space="preserve"> </w:t>
+      </w:r>
+      <w:r>
+        <w:t xml:space="preserve">from Johnson and colleagues’ excavations: central intercepts of AD 1310, 1355, and 1385 (one-sigma AD 1285 to 1420) for the earliest features, and AD 1405 (1300 to 1435) for the top of Mound A. The uncalibrated ages are not reported, so we have not recalibrated them against IntCal20 or pooled them with the other anchors. Hollywood too lies at the same end of the axis as Kent Place and Clay Hill (rank 23 of 28). The axis follows latitude, with a rank correlation of -0.77, and latitude and longitude together account for 62 percent of its variance (</w:t>
+      </w:r>
+      <w:r>
+        <w:rPr>
+          <w:rStyle w:val="VerbatimChar"/>
+        </w:rPr>
+        <w:t xml:space="preserve">analyses/87_axis_geography.py</w:t>
+      </w:r>
+      <w:r>
+        <w:t xml:space="preserve">). It is largely a south-to-north gradient in composition, which is what the main text’s argument would lead one to expect, and it is not a reliable proxy for time. The analyses therefore use the axis as computed, and every direction-dependent result is reported both ways. The basin chronology is stable under an alternative compilation: adding the net-new Mississippian dates from the lower-valley radiocarbon database compiled by Jeffrey Alvey (personal communication, 2022), twelve determinations concentrated at Hazel and Upper Nodena, shifts the summed-probability median by eight years, to AD 1436, and leaves the contact decline in place (26 percent of the probability after AD 1541 and 16 percent after AD 1600). Recent AMS dating of the Parkin platform-mound post, interpreted as the base of the cross the De Soto expedition raised at Casqui, places it at cal AD 1445 to 1650</w:t>
       </w:r>
       <w:r>
         <w:t xml:space="preserve"> </w:t>
@@ -12343,7 +12364,7 @@
     </w:p>
     <w:bookmarkEnd w:id="157"/>
     <w:bookmarkEnd w:id="158"/>
-    <w:bookmarkStart w:id="218" w:name="references"/>
+    <w:bookmarkStart w:id="220" w:name="references"/>
     <w:p>
       <w:pPr>
         <w:pStyle w:val="Heading2"/>
@@ -12352,7 +12373,7 @@
         <w:t xml:space="preserve">References</w:t>
       </w:r>
     </w:p>
-    <w:bookmarkStart w:id="217" w:name="refs"/>
+    <w:bookmarkStart w:id="219" w:name="refs"/>
     <w:bookmarkStart w:id="159" w:name="ref-beaumont_zhang_balding_2002"/>
     <w:p>
       <w:pPr>
@@ -12854,7 +12875,65 @@
       </w:r>
     </w:p>
     <w:bookmarkEnd w:id="179"/>
-    <w:bookmarkStart w:id="181" w:name="ref-henrich_2001"/>
+    <w:bookmarkStart w:id="181" w:name="ref-haley_2014"/>
+    <w:p>
+      <w:pPr>
+        <w:pStyle w:val="Bibliography"/>
+      </w:pPr>
+      <w:r>
+        <w:t xml:space="preserve">Haley, Bryan S. 2014. The Big Picture at</w:t>
+      </w:r>
+      <w:r>
+        <w:t xml:space="preserve"> </w:t>
+      </w:r>
+      <w:r>
+        <w:t xml:space="preserve">Hollywood</w:t>
+      </w:r>
+      <w:r>
+        <w:t xml:space="preserve">: Geophysical and Archaeological Investigations at a</w:t>
+      </w:r>
+      <w:r>
+        <w:t xml:space="preserve"> </w:t>
+      </w:r>
+      <w:r>
+        <w:t xml:space="preserve">Mississippian</w:t>
+      </w:r>
+      <w:r>
+        <w:t xml:space="preserve"> </w:t>
+      </w:r>
+      <w:r>
+        <w:t xml:space="preserve">Mound Centre.</w:t>
+      </w:r>
+      <w:r>
+        <w:t xml:space="preserve"> </w:t>
+      </w:r>
+      <w:r>
+        <w:rPr>
+          <w:i/>
+          <w:iCs/>
+        </w:rPr>
+        <w:t xml:space="preserve">Archaeological Prospection</w:t>
+      </w:r>
+      <w:r>
+        <w:t xml:space="preserve">.</w:t>
+      </w:r>
+      <w:r>
+        <w:t xml:space="preserve"> </w:t>
+      </w:r>
+      <w:hyperlink r:id="rId180">
+        <w:r>
+          <w:rPr>
+            <w:rStyle w:val="Hyperlink"/>
+          </w:rPr>
+          <w:t xml:space="preserve">https://doi.org/10.1002/arp.1477</w:t>
+        </w:r>
+      </w:hyperlink>
+      <w:r>
+        <w:t xml:space="preserve">.</w:t>
+      </w:r>
+    </w:p>
+    <w:bookmarkEnd w:id="181"/>
+    <w:bookmarkStart w:id="183" w:name="ref-henrich_2001"/>
     <w:p>
       <w:pPr>
         <w:pStyle w:val="Bibliography"/>
@@ -12881,7 +12960,7 @@
       <w:r>
         <w:t xml:space="preserve"> </w:t>
       </w:r>
-      <w:hyperlink r:id="rId180">
+      <w:hyperlink r:id="rId182">
         <w:r>
           <w:rPr>
             <w:rStyle w:val="Hyperlink"/>
@@ -12893,8 +12972,8 @@
         <w:t xml:space="preserve">.</w:t>
       </w:r>
     </w:p>
-    <w:bookmarkEnd w:id="181"/>
-    <w:bookmarkStart w:id="182" w:name="ref-hopkins_skellam_1954"/>
+    <w:bookmarkEnd w:id="183"/>
+    <w:bookmarkStart w:id="184" w:name="ref-hopkins_skellam_1954"/>
     <w:p>
       <w:pPr>
         <w:pStyle w:val="Bibliography"/>
@@ -12919,8 +12998,8 @@
         <w:t xml:space="preserve">18(2):213–227.</w:t>
       </w:r>
     </w:p>
-    <w:bookmarkEnd w:id="182"/>
-    <w:bookmarkStart w:id="183" w:name="ref-house_1993"/>
+    <w:bookmarkEnd w:id="184"/>
+    <w:bookmarkStart w:id="185" w:name="ref-house_1993"/>
     <w:p>
       <w:pPr>
         <w:pStyle w:val="Bibliography"/>
@@ -12945,8 +13024,8 @@
         <w:t xml:space="preserve">12(1):21–32.</w:t>
       </w:r>
     </w:p>
-    <w:bookmarkEnd w:id="183"/>
-    <w:bookmarkStart w:id="185" w:name="ref-hunt_2006"/>
+    <w:bookmarkEnd w:id="185"/>
+    <w:bookmarkStart w:id="187" w:name="ref-hunt_2006"/>
     <w:p>
       <w:pPr>
         <w:pStyle w:val="Bibliography"/>
@@ -12973,7 +13052,7 @@
       <w:r>
         <w:t xml:space="preserve"> </w:t>
       </w:r>
-      <w:hyperlink r:id="rId184">
+      <w:hyperlink r:id="rId186">
         <w:r>
           <w:rPr>
             <w:rStyle w:val="Hyperlink"/>
@@ -12985,8 +13064,8 @@
         <w:t xml:space="preserve">.</w:t>
       </w:r>
     </w:p>
-    <w:bookmarkEnd w:id="185"/>
-    <w:bookmarkStart w:id="187" w:name="ref-hunt_bell_travis_2008"/>
+    <w:bookmarkEnd w:id="187"/>
+    <w:bookmarkStart w:id="189" w:name="ref-hunt_bell_travis_2008"/>
     <w:p>
       <w:pPr>
         <w:pStyle w:val="Bibliography"/>
@@ -13013,7 +13092,7 @@
       <w:r>
         <w:t xml:space="preserve"> </w:t>
       </w:r>
-      <w:hyperlink r:id="rId186">
+      <w:hyperlink r:id="rId188">
         <w:r>
           <w:rPr>
             <w:rStyle w:val="Hyperlink"/>
@@ -13025,8 +13104,8 @@
         <w:t xml:space="preserve">.</w:t>
       </w:r>
     </w:p>
-    <w:bookmarkEnd w:id="187"/>
-    <w:bookmarkStart w:id="189" w:name="ref-kandler_shennan_2013"/>
+    <w:bookmarkEnd w:id="189"/>
+    <w:bookmarkStart w:id="191" w:name="ref-kandler_shennan_2013"/>
     <w:p>
       <w:pPr>
         <w:pStyle w:val="Bibliography"/>
@@ -13053,7 +13132,7 @@
       <w:r>
         <w:t xml:space="preserve"> </w:t>
       </w:r>
-      <w:hyperlink r:id="rId188">
+      <w:hyperlink r:id="rId190">
         <w:r>
           <w:rPr>
             <w:rStyle w:val="Hyperlink"/>
@@ -13065,8 +13144,8 @@
         <w:t xml:space="preserve">.</w:t>
       </w:r>
     </w:p>
-    <w:bookmarkEnd w:id="189"/>
-    <w:bookmarkStart w:id="190" w:name="ref-lehner_grill_2013"/>
+    <w:bookmarkEnd w:id="191"/>
+    <w:bookmarkStart w:id="192" w:name="ref-lehner_grill_2013"/>
     <w:p>
       <w:pPr>
         <w:pStyle w:val="Bibliography"/>
@@ -13091,8 +13170,8 @@
         <w:t xml:space="preserve">27(15):2171–2186.</w:t>
       </w:r>
     </w:p>
-    <w:bookmarkEnd w:id="190"/>
-    <w:bookmarkStart w:id="192" w:name="ref-lipo_madsen_dunnell_2015"/>
+    <w:bookmarkEnd w:id="192"/>
+    <w:bookmarkStart w:id="194" w:name="ref-lipo_madsen_dunnell_2015"/>
     <w:p>
       <w:pPr>
         <w:pStyle w:val="Bibliography"/>
@@ -13119,7 +13198,7 @@
       <w:r>
         <w:t xml:space="preserve"> </w:t>
       </w:r>
-      <w:hyperlink r:id="rId191">
+      <w:hyperlink r:id="rId193">
         <w:r>
           <w:rPr>
             <w:rStyle w:val="Hyperlink"/>
@@ -13131,8 +13210,8 @@
         <w:t xml:space="preserve">.</w:t>
       </w:r>
     </w:p>
-    <w:bookmarkEnd w:id="192"/>
-    <w:bookmarkStart w:id="194" w:name="ref-lipo_madsen_dunnell_hunt_1997"/>
+    <w:bookmarkEnd w:id="194"/>
+    <w:bookmarkStart w:id="196" w:name="ref-lipo_madsen_dunnell_hunt_1997"/>
     <w:p>
       <w:pPr>
         <w:pStyle w:val="Bibliography"/>
@@ -13159,7 +13238,7 @@
       <w:r>
         <w:t xml:space="preserve"> </w:t>
       </w:r>
-      <w:hyperlink r:id="rId193">
+      <w:hyperlink r:id="rId195">
         <w:r>
           <w:rPr>
             <w:rStyle w:val="Hyperlink"/>
@@ -13171,8 +13250,8 @@
         <w:t xml:space="preserve">.</w:t>
       </w:r>
     </w:p>
-    <w:bookmarkEnd w:id="194"/>
-    <w:bookmarkStart w:id="195" w:name="ref-lyman_obrien_2006"/>
+    <w:bookmarkEnd w:id="196"/>
+    <w:bookmarkStart w:id="197" w:name="ref-lyman_obrien_2006"/>
     <w:p>
       <w:pPr>
         <w:pStyle w:val="Bibliography"/>
@@ -13194,8 +13273,8 @@
         <w:t xml:space="preserve">. University of Nebraska Press, Lincoln.</w:t>
       </w:r>
     </w:p>
-    <w:bookmarkEnd w:id="195"/>
-    <w:bookmarkStart w:id="196" w:name="ref-mainfort_2001"/>
+    <w:bookmarkEnd w:id="197"/>
+    <w:bookmarkStart w:id="198" w:name="ref-mainfort_2001"/>
     <w:p>
       <w:pPr>
         <w:pStyle w:val="Bibliography"/>
@@ -13229,8 +13308,8 @@
         <w:t xml:space="preserve">, edited by David S. Brose, C. Wesley Cowan, and Jr. Mainfort Robert C., pp. 173–190. Smithsonian Institution Press, Washington, DC.</w:t>
       </w:r>
     </w:p>
-    <w:bookmarkEnd w:id="196"/>
-    <w:bookmarkStart w:id="197" w:name="ref-mainfort_2003"/>
+    <w:bookmarkEnd w:id="198"/>
+    <w:bookmarkStart w:id="199" w:name="ref-mainfort_2003"/>
     <w:p>
       <w:pPr>
         <w:pStyle w:val="Bibliography"/>
@@ -13267,8 +13346,8 @@
         <w:t xml:space="preserve">22(2):176–184.</w:t>
       </w:r>
     </w:p>
-    <w:bookmarkEnd w:id="197"/>
-    <w:bookmarkStart w:id="198" w:name="ref-marquardt_1978"/>
+    <w:bookmarkEnd w:id="199"/>
+    <w:bookmarkStart w:id="200" w:name="ref-marquardt_1978"/>
     <w:p>
       <w:pPr>
         <w:pStyle w:val="Bibliography"/>
@@ -13290,8 +13369,8 @@
         <w:t xml:space="preserve">, edited by Michael B. Schiffer, pp. 257–314. Academic Press, New York.</w:t>
       </w:r>
     </w:p>
-    <w:bookmarkEnd w:id="198"/>
-    <w:bookmarkStart w:id="199" w:name="ref-mitchem_2017"/>
+    <w:bookmarkEnd w:id="200"/>
+    <w:bookmarkStart w:id="201" w:name="ref-mitchem_2017"/>
     <w:p>
       <w:pPr>
         <w:pStyle w:val="Bibliography"/>
@@ -13342,8 +13421,8 @@
         <w:t xml:space="preserve">’s 1541 Cross.</w:t>
       </w:r>
     </w:p>
-    <w:bookmarkEnd w:id="199"/>
-    <w:bookmarkStart w:id="201" w:name="ref-nei_1973"/>
+    <w:bookmarkEnd w:id="201"/>
+    <w:bookmarkStart w:id="203" w:name="ref-nei_1973"/>
     <w:p>
       <w:pPr>
         <w:pStyle w:val="Bibliography"/>
@@ -13370,7 +13449,7 @@
       <w:r>
         <w:t xml:space="preserve"> </w:t>
       </w:r>
-      <w:hyperlink r:id="rId200">
+      <w:hyperlink r:id="rId202">
         <w:r>
           <w:rPr>
             <w:rStyle w:val="Hyperlink"/>
@@ -13382,8 +13461,8 @@
         <w:t xml:space="preserve">.</w:t>
       </w:r>
     </w:p>
-    <w:bookmarkEnd w:id="201"/>
-    <w:bookmarkStart w:id="202" w:name="ref-neiman_1995"/>
+    <w:bookmarkEnd w:id="203"/>
+    <w:bookmarkStart w:id="204" w:name="ref-neiman_1995"/>
     <w:p>
       <w:pPr>
         <w:pStyle w:val="Bibliography"/>
@@ -13426,8 +13505,8 @@
         <w:t xml:space="preserve">60(1):7–36.</w:t>
       </w:r>
     </w:p>
-    <w:bookmarkEnd w:id="202"/>
-    <w:bookmarkStart w:id="203" w:name="ref-obrien_lyman_1999"/>
+    <w:bookmarkEnd w:id="204"/>
+    <w:bookmarkStart w:id="205" w:name="ref-obrien_lyman_1999"/>
     <w:p>
       <w:pPr>
         <w:pStyle w:val="Bibliography"/>
@@ -13449,8 +13528,8 @@
         <w:t xml:space="preserve">. Kluwer Academic/Plenum, New York.</w:t>
       </w:r>
     </w:p>
-    <w:bookmarkEnd w:id="203"/>
-    <w:bookmarkStart w:id="205" w:name="ref-reimer_etal_2020"/>
+    <w:bookmarkEnd w:id="205"/>
+    <w:bookmarkStart w:id="207" w:name="ref-reimer_etal_2020"/>
     <w:p>
       <w:pPr>
         <w:pStyle w:val="Bibliography"/>
@@ -13504,7 +13583,7 @@
       <w:r>
         <w:t xml:space="preserve"> </w:t>
       </w:r>
-      <w:hyperlink r:id="rId204">
+      <w:hyperlink r:id="rId206">
         <w:r>
           <w:rPr>
             <w:rStyle w:val="Hyperlink"/>
@@ -13516,8 +13595,8 @@
         <w:t xml:space="preserve">.</w:t>
       </w:r>
     </w:p>
-    <w:bookmarkEnd w:id="205"/>
-    <w:bookmarkStart w:id="206" w:name="ref-rousseeuw_1987"/>
+    <w:bookmarkEnd w:id="207"/>
+    <w:bookmarkStart w:id="208" w:name="ref-rousseeuw_1987"/>
     <w:p>
       <w:pPr>
         <w:pStyle w:val="Bibliography"/>
@@ -13542,8 +13621,8 @@
         <w:t xml:space="preserve">20:53–65.</w:t>
       </w:r>
     </w:p>
-    <w:bookmarkEnd w:id="206"/>
-    <w:bookmarkStart w:id="208" w:name="ref-scheffer_2009"/>
+    <w:bookmarkEnd w:id="208"/>
+    <w:bookmarkStart w:id="210" w:name="ref-scheffer_2009"/>
     <w:p>
       <w:pPr>
         <w:pStyle w:val="Bibliography"/>
@@ -13570,7 +13649,7 @@
       <w:r>
         <w:t xml:space="preserve"> </w:t>
       </w:r>
-      <w:hyperlink r:id="rId207">
+      <w:hyperlink r:id="rId209">
         <w:r>
           <w:rPr>
             <w:rStyle w:val="Hyperlink"/>
@@ -13582,8 +13661,8 @@
         <w:t xml:space="preserve">.</w:t>
       </w:r>
     </w:p>
-    <w:bookmarkEnd w:id="208"/>
-    <w:bookmarkStart w:id="210" w:name="ref-surovell_brantingham_2007"/>
+    <w:bookmarkEnd w:id="210"/>
+    <w:bookmarkStart w:id="212" w:name="ref-surovell_brantingham_2007"/>
     <w:p>
       <w:pPr>
         <w:pStyle w:val="Bibliography"/>
@@ -13610,7 +13689,7 @@
       <w:r>
         <w:t xml:space="preserve"> </w:t>
       </w:r>
-      <w:hyperlink r:id="rId209">
+      <w:hyperlink r:id="rId211">
         <w:r>
           <w:rPr>
             <w:rStyle w:val="Hyperlink"/>
@@ -13622,8 +13701,8 @@
         <w:t xml:space="preserve">.</w:t>
       </w:r>
     </w:p>
-    <w:bookmarkEnd w:id="210"/>
-    <w:bookmarkStart w:id="212" w:name="ref-talts_etal_2018"/>
+    <w:bookmarkEnd w:id="212"/>
+    <w:bookmarkStart w:id="214" w:name="ref-talts_etal_2018"/>
     <w:p>
       <w:pPr>
         <w:pStyle w:val="Bibliography"/>
@@ -13634,7 +13713,7 @@
       <w:r>
         <w:t xml:space="preserve"> </w:t>
       </w:r>
-      <w:hyperlink r:id="rId211">
+      <w:hyperlink r:id="rId213">
         <w:r>
           <w:rPr>
             <w:rStyle w:val="Hyperlink"/>
@@ -13670,8 +13749,8 @@
         <w:t xml:space="preserve">. arXiv preprint arXiv:1804.06788.</w:t>
       </w:r>
     </w:p>
-    <w:bookmarkEnd w:id="212"/>
-    <w:bookmarkStart w:id="213" w:name="ref-tibshirani_walther_hastie_2001"/>
+    <w:bookmarkEnd w:id="214"/>
+    <w:bookmarkStart w:id="215" w:name="ref-tibshirani_walther_hastie_2001"/>
     <w:p>
       <w:pPr>
         <w:pStyle w:val="Bibliography"/>
@@ -13696,8 +13775,8 @@
         <w:t xml:space="preserve">63(2):411–423.</w:t>
       </w:r>
     </w:p>
-    <w:bookmarkEnd w:id="213"/>
-    <w:bookmarkStart w:id="215" w:name="ref-toni_etal_2009"/>
+    <w:bookmarkEnd w:id="215"/>
+    <w:bookmarkStart w:id="217" w:name="ref-toni_etal_2009"/>
     <w:p>
       <w:pPr>
         <w:pStyle w:val="Bibliography"/>
@@ -13736,7 +13815,7 @@
       <w:r>
         <w:t xml:space="preserve"> </w:t>
       </w:r>
-      <w:hyperlink r:id="rId214">
+      <w:hyperlink r:id="rId216">
         <w:r>
           <w:rPr>
             <w:rStyle w:val="Hyperlink"/>
@@ -13748,8 +13827,8 @@
         <w:t xml:space="preserve">.</w:t>
       </w:r>
     </w:p>
-    <w:bookmarkEnd w:id="215"/>
-    <w:bookmarkStart w:id="216" w:name="ref-williams_1954"/>
+    <w:bookmarkEnd w:id="217"/>
+    <w:bookmarkStart w:id="218" w:name="ref-williams_1954"/>
     <w:p>
       <w:pPr>
         <w:pStyle w:val="Bibliography"/>
@@ -13758,10 +13837,10 @@
         <w:t xml:space="preserve">Williams, Stephen. 1954. An Archeological Study of the Mississippian Culture in Southeast Missouri. PhD thesis, Yale University, New Haven.</w:t>
       </w:r>
     </w:p>
-    <w:bookmarkEnd w:id="216"/>
-    <w:bookmarkEnd w:id="217"/>
     <w:bookmarkEnd w:id="218"/>
     <w:bookmarkEnd w:id="219"/>
+    <w:bookmarkEnd w:id="220"/>
+    <w:bookmarkEnd w:id="221"/>
     <w:sectPr>
       <w:footerReference r:id="rId100" w:type="default"/>
       <w:footnotePr>

--- a/docs/manuscript/SUPPLEMENTAL_TEXT.docx
+++ b/docs/manuscript/SUPPLEMENTAL_TEXT.docx
@@ -2,7 +2,7 @@
 <file path=word/document.xml><?xml version="1.0" encoding="utf-8"?>
 <w:document xmlns:w="http://schemas.openxmlformats.org/wordprocessingml/2006/main" xmlns:m="http://schemas.openxmlformats.org/officeDocument/2006/math" xmlns:r="http://schemas.openxmlformats.org/officeDocument/2006/relationships" xmlns:o="urn:schemas-microsoft-com:office:office" xmlns:v="urn:schemas-microsoft-com:vml" xmlns:w10="urn:schemas-microsoft-com:office:word" xmlns:a="http://schemas.openxmlformats.org/drawingml/2006/main" xmlns:pic="http://schemas.openxmlformats.org/drawingml/2006/picture" xmlns:wp="http://schemas.openxmlformats.org/drawingml/2006/wordprocessingDrawing">
   <w:body>
-    <w:bookmarkStart w:id="221" w:name="supplemental-material"/>
+    <w:bookmarkStart w:id="237" w:name="supplemental-material"/>
     <w:p>
       <w:pPr>
         <w:pStyle w:val="Heading1"/>
@@ -72,7 +72,7 @@
           <w:i/>
           <w:iCs/>
         </w:rPr>
-        <w:t xml:space="preserve">(for example, Figure 5) point to the main article.</w:t>
+        <w:t xml:space="preserve">(for example, Figure 3) point to the main article.</w:t>
       </w:r>
     </w:p>
     <w:bookmarkStart w:id="109" w:name="the-four-measures-in-full"/>
@@ -725,7 +725,7 @@
         <w:t xml:space="preserve">(Cowgill 1972; Dunnell 1970; Graves and Cachola-Abad 1996; Lipo et al. 1997, 2015; Lyman and O’Brien 2006; Marquardt 1978; O’Brien and Lyman 1999)</w:t>
       </w:r>
       <w:r>
-        <w:t xml:space="preserve">. A set of assemblages is co-seriable if some ordering makes every decorated class’s frequency curve single-peaked and without gaps. We enumerate the maximal co-seriable groups, the largest subsets for which a valid ordering exists, and report their number, their maximum size, and the number of groups each assemblage joins. A single group indicates one interacting community; many small, overlapping groups indicate a field too varied to fit one ordering; many small, separate groups indicate divided learning. Checking every ordering is intractable beyond about fourteen assemblages, so the method builds solutions upward from valid three-assemblage orderings, adding assemblages while every class stays single-peaked and continuous. An ordering breaks when a class is not single-peaked along it or when a class’s relative frequency jumps between adjacent assemblages by more than a continuity threshold, which we set at 0.10. The overlapping structure reported in the main text holds across a range of thresholds. In the recovery experiment and the observed trajectory the statistic is the number of maximal groups per assemblage within each period, computed the same way. The idealized validation (main text Figure 2) uses a simpler proxy, the number of fall-then-rise reversals in each class along the supplied order. Neither version includes the bootstrap significance step of the published method.</w:t>
+        <w:t xml:space="preserve">. A set of assemblages is co-seriable if some ordering makes every decorated class’s frequency curve single-peaked and without gaps. We enumerate the maximal co-seriable groups, the largest subsets for which a valid ordering exists, and report their number, their maximum size, and the number of groups each assemblage joins. A single group indicates one interacting community; many small, overlapping groups indicate a field too varied to fit one ordering; many small, separate groups indicate divided learning. Checking every ordering is intractable beyond about fourteen assemblages, so the method builds solutions upward from valid three-assemblage orderings, adding assemblages while every class stays single-peaked and continuous. An ordering breaks when a class is not single-peaked along it or when a class’s relative frequency jumps between adjacent assemblages by more than a continuity threshold, which we set at 0.10. The overlapping structure reported in the main text holds across a range of thresholds. In the recovery experiment and the observed trajectory the statistic is the number of maximal groups per assemblage within each period, computed the same way. The idealized validation (Figure S1) uses a simpler proxy, the number of fall-then-rise reversals in each class along the supplied order. Neither version includes the bootstrap significance step of the published method.</w:t>
       </w:r>
     </w:p>
     <w:p>
@@ -1259,17 +1259,25 @@
         <w:t xml:space="preserve">(2001)</w:t>
       </w:r>
       <w:r>
-        <w:t xml:space="preserve">), and how group profiles are placed on the landscape. Four settings produce the four processes of Table 1. Bounded groups raise divergence and conformity together across spatially bounded groups. Environmental patchiness holds a fixed difference between groups under neutral copying, keyed to an environmental layout. Conformity in one community raises conformity in a single undivided pool with no divergence. Smooth distance-limited copying produces a gradient under neutral copying. Each setting emits a sequence of group-by-class samples along an order, and the four-measure procedure is run on each without knowledge of its source, across 500 random seeds. On the bounded-group runs we also compute the correlations among the four measures, to confirm that their joint movement is not redundancy. These assemblages are large and clean (12 groups, several hundred sherds each), so the test shows what the measures can do in principle; the record-matched recovery (main text Figure 5) shows what survives on the real record.</w:t>
+        <w:t xml:space="preserve">), and how group profiles are placed on the landscape. Four settings produce the four processes of Table S1. Bounded groups raise divergence and conformity together across spatially bounded groups. Environmental patchiness holds a fixed difference between groups under neutral copying, keyed to an environmental layout. Conformity in one community raises conformity in a single undivided pool with no divergence. Smooth distance-limited copying produces a gradient under neutral copying. Each setting emits a sequence of group-by-class samples along an order, and the four-measure procedure is run on each without knowledge of its source, across 500 random seeds. On the bounded-group runs we also compute the correlations among the four measures, to confirm that their joint movement is not redundancy. These assemblages are large and clean (12 groups, several hundred sherds each), so the test shows what the measures can do in principle; the record-matched recovery (Figure S2) shows what survives on the real record.</w:t>
       </w:r>
     </w:p>
     <w:bookmarkEnd w:id="110"/>
-    <w:bookmarkStart w:id="111" w:name="bayesian-estimates-of-the-f_st-trend"/>
+    <w:bookmarkStart w:id="120" w:name="can-the-record-detect-a-boundary"/>
     <w:p>
       <w:pPr>
         <w:pStyle w:val="Heading2"/>
       </w:pPr>
       <w:r>
-        <w:t xml:space="preserve">Bayesian estimates of the</w:t>
+        <w:t xml:space="preserve">Can the record detect a boundary?</w:t>
+      </w:r>
+    </w:p>
+    <w:p>
+      <w:pPr>
+        <w:pStyle w:val="FirstParagraph"/>
+      </w:pPr>
+      <w:r>
+        <w:t xml:space="preserve">A process that genuinely divides a population into groups should leave its mark on every aspect of how decoration was copied, whereas a process that only resembles it leaves a mark on some aspects and not others. We therefore began with four measures, each a different consequence of restricted interaction (defined above), and asked which of them this record can use. Only a bounded interaction group drives all four together (Table S1). Environmental patchiness produces spatial structure without departing from neutral copying or breaking the seriation. Conformity within a single community departs from neutral copying without creating any boundaries. Smooth distance-limited copying produces only a fading of similarity with distance. Copying on a finite network is less tidy than that smooth ideal, because chance divergence among places raises</w:t>
       </w:r>
       <w:r>
         <w:t xml:space="preserve"> </w:t>
@@ -1295,145 +1303,16 @@
         <w:t xml:space="preserve"> </w:t>
       </w:r>
       <w:r>
-        <w:t xml:space="preserve">trend</w:t>
-      </w:r>
-    </w:p>
-    <w:p>
-      <w:pPr>
-        <w:pStyle w:val="FirstParagraph"/>
-      </w:pPr>
-      <w:r>
-        <w:t xml:space="preserve">The main text reports the</w:t>
-      </w:r>
-      <w:r>
-        <w:t xml:space="preserve"> </w:t>
-      </w:r>
-      <m:oMath>
-        <m:sSub>
-          <m:e>
-            <m:r>
-              <m:t>F</m:t>
-            </m:r>
-          </m:e>
-          <m:sub>
-            <m:r>
-              <m:t>S</m:t>
-            </m:r>
-            <m:r>
-              <m:t>T</m:t>
-            </m:r>
-          </m:sub>
-        </m:sSub>
-      </m:oMath>
-      <w:r>
-        <w:t xml:space="preserve"> </w:t>
-      </w:r>
-      <w:r>
-        <w:t xml:space="preserve">trend as a rank correlation on subsampled assemblages. We also estimate it without discarding data. The Balding-Nichols model is fitted to each period, giving a posterior for that period’s</w:t>
-      </w:r>
-      <w:r>
-        <w:t xml:space="preserve"> </w:t>
-      </w:r>
-      <m:oMath>
-        <m:sSub>
-          <m:e>
-            <m:r>
-              <m:t>F</m:t>
-            </m:r>
-          </m:e>
-          <m:sub>
-            <m:r>
-              <m:t>S</m:t>
-            </m:r>
-            <m:r>
-              <m:t>T</m:t>
-            </m:r>
-          </m:sub>
-        </m:sSub>
-      </m:oMath>
-      <w:r>
-        <w:t xml:space="preserve"> </w:t>
-      </w:r>
-      <w:r>
-        <w:t xml:space="preserve">whose width reflects how many sherds it holds, and the trend is estimated as a slope across those posteriors. The prior on</w:t>
-      </w:r>
-      <w:r>
-        <w:t xml:space="preserve"> </w:t>
-      </w:r>
-      <m:oMath>
-        <m:sSub>
-          <m:e>
-            <m:r>
-              <m:t>F</m:t>
-            </m:r>
-          </m:e>
-          <m:sub>
-            <m:r>
-              <m:t>S</m:t>
-            </m:r>
-            <m:r>
-              <m:t>T</m:t>
-            </m:r>
-          </m:sub>
-        </m:sSub>
-      </m:oMath>
-      <w:r>
-        <w:t xml:space="preserve"> </w:t>
-      </w:r>
-      <w:r>
-        <w:t xml:space="preserve">is Beta(1,10). A flat prior on the parameter is not flat on what it predicts: at this design it expects a median</w:t>
-      </w:r>
-      <w:r>
-        <w:t xml:space="preserve"> </w:t>
-      </w:r>
-      <m:oMath>
-        <m:sSub>
-          <m:e>
-            <m:r>
-              <m:t>F</m:t>
-            </m:r>
-          </m:e>
-          <m:sub>
-            <m:r>
-              <m:t>S</m:t>
-            </m:r>
-            <m:r>
-              <m:t>T</m:t>
-            </m:r>
-          </m:sub>
-        </m:sSub>
-      </m:oMath>
-      <w:r>
-        <w:t xml:space="preserve"> </w:t>
-      </w:r>
-      <w:r>
-        <w:t xml:space="preserve">of 0.236 and places 44 percent of its predictive mass above 0.30, against an observed 0.0062, whereas Beta(1,10) expects a median of 0.026 with 2 percent above 0.30. Because the model treats sampling as part of the data rather than removing it by subsampling, its uncertainty is a credible interval rather than a subsampling spread, and its trend is a slope in</w:t>
-      </w:r>
-      <w:r>
-        <w:t xml:space="preserve"> </w:t>
-      </w:r>
-      <m:oMath>
-        <m:sSub>
-          <m:e>
-            <m:r>
-              <m:t>F</m:t>
-            </m:r>
-          </m:e>
-          <m:sub>
-            <m:r>
-              <m:t>S</m:t>
-            </m:r>
-            <m:r>
-              <m:t>T</m:t>
-            </m:r>
-          </m:sub>
-        </m:sSub>
-      </m:oMath>
-      <w:r>
-        <w:t xml:space="preserve"> </w:t>
-      </w:r>
-      <w:r>
-        <w:t xml:space="preserve">units per standardized period rather than a rank correlation. The per-period posteriors are in Table S1.</w:t>
+        <w:t xml:space="preserve">and the boundary excess with no social boundary present</w:t>
+      </w:r>
+      <w:r>
+        <w:t xml:space="preserve"> </w:t>
+      </w:r>
+      <w:r>
+        <w:t xml:space="preserve">(Lipo et al. 2021)</w:t>
+      </w:r>
+      <w:r>
+        <w:t xml:space="preserve">.</w:t>
       </w:r>
     </w:p>
     <w:p>
@@ -1446,6 +1325,1082 @@
           <w:bCs/>
         </w:rPr>
         <w:t xml:space="preserve">Table S1.</w:t>
+      </w:r>
+      <w:r>
+        <w:t xml:space="preserve"> </w:t>
+      </w:r>
+      <w:r>
+        <w:t xml:space="preserve">What each process does to the four measures, and which measure this record can use. A filled circle (●) marks a measure the process drives and an open circle (○) one it does not. The last column reports the record-matched recovery experiment.</w:t>
+      </w:r>
+    </w:p>
+    <w:tbl>
+      <w:tblPr>
+        <w:tblStyle w:val="Table"/>
+        <w:tblW w:type="pct" w:w="5000"/>
+        <w:tblLayout w:type="fixed"/>
+        <w:tblLook w:firstRow="1" w:lastRow="0" w:firstColumn="0" w:lastColumn="0" w:noHBand="0" w:noVBand="0" w:val="0020"/>
+      </w:tblPr>
+      <w:tblGrid>
+        <w:gridCol w:w="720"/>
+        <w:gridCol w:w="1200"/>
+        <w:gridCol w:w="1200"/>
+        <w:gridCol w:w="1200"/>
+        <w:gridCol w:w="1200"/>
+        <w:gridCol w:w="1200"/>
+        <w:gridCol w:w="1200"/>
+      </w:tblGrid>
+      <w:tr>
+        <w:trPr>
+          <w:tblHeader w:val="on"/>
+        </w:trPr>
+        <w:tc>
+          <w:tcPr/>
+          <w:p>
+            <w:pPr>
+              <w:pStyle w:val="Compact"/>
+            </w:pPr>
+            <w:r>
+              <w:t xml:space="preserve">Measure</w:t>
+            </w:r>
+          </w:p>
+        </w:tc>
+        <w:tc>
+          <w:tcPr/>
+          <w:p>
+            <w:pPr>
+              <w:pStyle w:val="Compact"/>
+              <w:jc w:val="center"/>
+            </w:pPr>
+            <w:r>
+              <w:t xml:space="preserve">Bounded group</w:t>
+            </w:r>
+          </w:p>
+        </w:tc>
+        <w:tc>
+          <w:tcPr/>
+          <w:p>
+            <w:pPr>
+              <w:pStyle w:val="Compact"/>
+              <w:jc w:val="center"/>
+            </w:pPr>
+            <w:r>
+              <w:t xml:space="preserve">Environmental patchiness</w:t>
+            </w:r>
+          </w:p>
+        </w:tc>
+        <w:tc>
+          <w:tcPr/>
+          <w:p>
+            <w:pPr>
+              <w:pStyle w:val="Compact"/>
+              <w:jc w:val="center"/>
+            </w:pPr>
+            <w:r>
+              <w:t xml:space="preserve">Conformity in one community</w:t>
+            </w:r>
+          </w:p>
+        </w:tc>
+        <w:tc>
+          <w:tcPr/>
+          <w:p>
+            <w:pPr>
+              <w:pStyle w:val="Compact"/>
+              <w:jc w:val="center"/>
+            </w:pPr>
+            <w:r>
+              <w:t xml:space="preserve">Smooth distance-limited copying</w:t>
+            </w:r>
+          </w:p>
+        </w:tc>
+        <w:tc>
+          <w:tcPr/>
+          <w:p>
+            <w:pPr>
+              <w:pStyle w:val="Compact"/>
+              <w:jc w:val="center"/>
+            </w:pPr>
+            <w:r>
+              <w:t xml:space="preserve">Copying on a finite network</w:t>
+            </w:r>
+          </w:p>
+        </w:tc>
+        <w:tc>
+          <w:tcPr/>
+          <w:p>
+            <w:pPr>
+              <w:pStyle w:val="Compact"/>
+              <w:jc w:val="center"/>
+            </w:pPr>
+            <w:r>
+              <w:t xml:space="preserve">Usable on this record?</w:t>
+            </w:r>
+          </w:p>
+        </w:tc>
+      </w:tr>
+      <w:tr>
+        <w:tc>
+          <w:tcPr/>
+          <w:p>
+            <w:pPr>
+              <w:pStyle w:val="Compact"/>
+            </w:pPr>
+            <w:r>
+              <w:t xml:space="preserve">Departure from neutral copying</w:t>
+            </w:r>
+          </w:p>
+        </w:tc>
+        <w:tc>
+          <w:tcPr/>
+          <w:p>
+            <w:pPr>
+              <w:pStyle w:val="Compact"/>
+              <w:jc w:val="center"/>
+            </w:pPr>
+            <w:r>
+              <w:t xml:space="preserve">●</w:t>
+            </w:r>
+          </w:p>
+        </w:tc>
+        <w:tc>
+          <w:tcPr/>
+          <w:p>
+            <w:pPr>
+              <w:pStyle w:val="Compact"/>
+              <w:jc w:val="center"/>
+            </w:pPr>
+            <w:r>
+              <w:t xml:space="preserve">○</w:t>
+            </w:r>
+          </w:p>
+        </w:tc>
+        <w:tc>
+          <w:tcPr/>
+          <w:p>
+            <w:pPr>
+              <w:pStyle w:val="Compact"/>
+              <w:jc w:val="center"/>
+            </w:pPr>
+            <w:r>
+              <w:t xml:space="preserve">●</w:t>
+            </w:r>
+          </w:p>
+        </w:tc>
+        <w:tc>
+          <w:tcPr/>
+          <w:p>
+            <w:pPr>
+              <w:pStyle w:val="Compact"/>
+              <w:jc w:val="center"/>
+            </w:pPr>
+            <w:r>
+              <w:t xml:space="preserve">○</w:t>
+            </w:r>
+          </w:p>
+        </w:tc>
+        <w:tc>
+          <w:tcPr/>
+          <w:p>
+            <w:pPr>
+              <w:pStyle w:val="Compact"/>
+              <w:jc w:val="center"/>
+            </w:pPr>
+            <w:r>
+              <w:t xml:space="preserve">○</w:t>
+            </w:r>
+          </w:p>
+        </w:tc>
+        <w:tc>
+          <w:tcPr/>
+          <w:p>
+            <w:pPr>
+              <w:pStyle w:val="Compact"/>
+              <w:jc w:val="center"/>
+            </w:pPr>
+            <w:r>
+              <w:t xml:space="preserve">No</w:t>
+            </w:r>
+          </w:p>
+        </w:tc>
+      </w:tr>
+      <w:tr>
+        <w:tc>
+          <w:tcPr/>
+          <w:p>
+            <w:pPr>
+              <w:pStyle w:val="Compact"/>
+            </w:pPr>
+            <w:r>
+              <w:t xml:space="preserve">Breakdown of a single seriation</w:t>
+            </w:r>
+          </w:p>
+        </w:tc>
+        <w:tc>
+          <w:tcPr/>
+          <w:p>
+            <w:pPr>
+              <w:pStyle w:val="Compact"/>
+              <w:jc w:val="center"/>
+            </w:pPr>
+            <w:r>
+              <w:t xml:space="preserve">●</w:t>
+            </w:r>
+          </w:p>
+        </w:tc>
+        <w:tc>
+          <w:tcPr/>
+          <w:p>
+            <w:pPr>
+              <w:pStyle w:val="Compact"/>
+              <w:jc w:val="center"/>
+            </w:pPr>
+            <w:r>
+              <w:t xml:space="preserve">○</w:t>
+            </w:r>
+          </w:p>
+        </w:tc>
+        <w:tc>
+          <w:tcPr/>
+          <w:p>
+            <w:pPr>
+              <w:pStyle w:val="Compact"/>
+              <w:jc w:val="center"/>
+            </w:pPr>
+            <w:r>
+              <w:t xml:space="preserve">○</w:t>
+            </w:r>
+          </w:p>
+        </w:tc>
+        <w:tc>
+          <w:tcPr/>
+          <w:p>
+            <w:pPr>
+              <w:pStyle w:val="Compact"/>
+              <w:jc w:val="center"/>
+            </w:pPr>
+            <w:r>
+              <w:t xml:space="preserve">○</w:t>
+            </w:r>
+          </w:p>
+        </w:tc>
+        <w:tc>
+          <w:tcPr/>
+          <w:p>
+            <w:pPr>
+              <w:pStyle w:val="Compact"/>
+              <w:jc w:val="center"/>
+            </w:pPr>
+            <w:r>
+              <w:t xml:space="preserve">○</w:t>
+            </w:r>
+          </w:p>
+        </w:tc>
+        <w:tc>
+          <w:tcPr/>
+          <w:p>
+            <w:pPr>
+              <w:pStyle w:val="Compact"/>
+              <w:jc w:val="center"/>
+            </w:pPr>
+            <w:r>
+              <w:t xml:space="preserve">No</w:t>
+            </w:r>
+          </w:p>
+        </w:tc>
+      </w:tr>
+      <w:tr>
+        <w:tc>
+          <w:tcPr/>
+          <w:p>
+            <w:pPr>
+              <w:pStyle w:val="Compact"/>
+            </w:pPr>
+            <w:r>
+              <w:t xml:space="preserve">Between- vs within-group variance (cultural</w:t>
+            </w:r>
+            <w:r>
+              <w:t xml:space="preserve"> </w:t>
+            </w:r>
+            <m:oMath>
+              <m:sSub>
+                <m:e>
+                  <m:r>
+                    <m:t>F</m:t>
+                  </m:r>
+                </m:e>
+                <m:sub>
+                  <m:r>
+                    <m:t>S</m:t>
+                  </m:r>
+                  <m:r>
+                    <m:t>T</m:t>
+                  </m:r>
+                </m:sub>
+              </m:sSub>
+            </m:oMath>
+            <w:r>
+              <w:t xml:space="preserve">)</w:t>
+            </w:r>
+          </w:p>
+        </w:tc>
+        <w:tc>
+          <w:tcPr/>
+          <w:p>
+            <w:pPr>
+              <w:pStyle w:val="Compact"/>
+              <w:jc w:val="center"/>
+            </w:pPr>
+            <w:r>
+              <w:t xml:space="preserve">●</w:t>
+            </w:r>
+          </w:p>
+        </w:tc>
+        <w:tc>
+          <w:tcPr/>
+          <w:p>
+            <w:pPr>
+              <w:pStyle w:val="Compact"/>
+              <w:jc w:val="center"/>
+            </w:pPr>
+            <w:r>
+              <w:t xml:space="preserve">●</w:t>
+            </w:r>
+          </w:p>
+        </w:tc>
+        <w:tc>
+          <w:tcPr/>
+          <w:p>
+            <w:pPr>
+              <w:pStyle w:val="Compact"/>
+              <w:jc w:val="center"/>
+            </w:pPr>
+            <w:r>
+              <w:t xml:space="preserve">○</w:t>
+            </w:r>
+          </w:p>
+        </w:tc>
+        <w:tc>
+          <w:tcPr/>
+          <w:p>
+            <w:pPr>
+              <w:pStyle w:val="Compact"/>
+              <w:jc w:val="center"/>
+            </w:pPr>
+            <w:r>
+              <w:t xml:space="preserve">○</w:t>
+            </w:r>
+          </w:p>
+        </w:tc>
+        <w:tc>
+          <w:tcPr/>
+          <w:p>
+            <w:pPr>
+              <w:pStyle w:val="Compact"/>
+              <w:jc w:val="center"/>
+            </w:pPr>
+            <w:r>
+              <w:t xml:space="preserve">●</w:t>
+            </w:r>
+          </w:p>
+        </w:tc>
+        <w:tc>
+          <w:tcPr/>
+          <w:p>
+            <w:pPr>
+              <w:pStyle w:val="Compact"/>
+              <w:jc w:val="center"/>
+            </w:pPr>
+            <w:r>
+              <w:t xml:space="preserve">Yes</w:t>
+            </w:r>
+          </w:p>
+        </w:tc>
+      </w:tr>
+      <w:tr>
+        <w:tc>
+          <w:tcPr/>
+          <w:p>
+            <w:pPr>
+              <w:pStyle w:val="Compact"/>
+            </w:pPr>
+            <w:r>
+              <w:t xml:space="preserve">Boundary excess</w:t>
+            </w:r>
+          </w:p>
+        </w:tc>
+        <w:tc>
+          <w:tcPr/>
+          <w:p>
+            <w:pPr>
+              <w:pStyle w:val="Compact"/>
+              <w:jc w:val="center"/>
+            </w:pPr>
+            <w:r>
+              <w:t xml:space="preserve">●</w:t>
+            </w:r>
+          </w:p>
+        </w:tc>
+        <w:tc>
+          <w:tcPr/>
+          <w:p>
+            <w:pPr>
+              <w:pStyle w:val="Compact"/>
+              <w:jc w:val="center"/>
+            </w:pPr>
+            <w:r>
+              <w:t xml:space="preserve">●</w:t>
+            </w:r>
+          </w:p>
+        </w:tc>
+        <w:tc>
+          <w:tcPr/>
+          <w:p>
+            <w:pPr>
+              <w:pStyle w:val="Compact"/>
+              <w:jc w:val="center"/>
+            </w:pPr>
+            <w:r>
+              <w:t xml:space="preserve">○</w:t>
+            </w:r>
+          </w:p>
+        </w:tc>
+        <w:tc>
+          <w:tcPr/>
+          <w:p>
+            <w:pPr>
+              <w:pStyle w:val="Compact"/>
+              <w:jc w:val="center"/>
+            </w:pPr>
+            <w:r>
+              <w:t xml:space="preserve">○</w:t>
+            </w:r>
+          </w:p>
+        </w:tc>
+        <w:tc>
+          <w:tcPr/>
+          <w:p>
+            <w:pPr>
+              <w:pStyle w:val="Compact"/>
+              <w:jc w:val="center"/>
+            </w:pPr>
+            <w:r>
+              <w:t xml:space="preserve">●</w:t>
+            </w:r>
+          </w:p>
+        </w:tc>
+        <w:tc>
+          <w:tcPr/>
+          <w:p>
+            <w:pPr>
+              <w:pStyle w:val="Compact"/>
+              <w:jc w:val="center"/>
+            </w:pPr>
+            <w:r>
+              <w:t xml:space="preserve">No</w:t>
+            </w:r>
+          </w:p>
+        </w:tc>
+      </w:tr>
+    </w:tbl>
+    <w:p>
+      <w:pPr>
+        <w:pStyle w:val="BodyText"/>
+      </w:pPr>
+      <w:r>
+        <w:t xml:space="preserve">On idealized data the four measures behave as designed (Figure S1). When interaction narrows toward closed groups all four rise together, whereas the three other processes each move only some of them. Under closure the four are tightly correlated (mean absolute correlation 0.88), and under the other processes they are nearly independent (0.14 to 0.28), so their joint movement carries information.</w:t>
+      </w:r>
+    </w:p>
+    <w:p>
+      <w:pPr>
+        <w:pStyle w:val="CaptionedFigure"/>
+      </w:pPr>
+      <w:r>
+        <w:drawing>
+          <wp:inline>
+            <wp:extent cx="5334000" cy="4683019"/>
+            <wp:effectExtent b="0" l="0" r="0" t="0"/>
+            <wp:docPr descr="Figure S1. The four measures on idealized data. Trajectories of the four measures along the sequence under each of four simulated processes, using large, clean synthetic assemblages. Only a bounded interaction group drives all four together (starred). Across 500 random seeds the bounded-group case was identified in 492 (95 percent interval 0.97 to 0.99), and none of the three other processes was identified at all (95 percent upper bound 0.007). Right panel: the mean absolute correlation among the four measures, about 0.88 under closure and 0.14 to 0.28 under the other processes, so their joint movement is informative rather than redundant." title="" id="112" name="Picture"/>
+            <a:graphic>
+              <a:graphicData uri="http://schemas.openxmlformats.org/drawingml/2006/picture">
+                <pic:pic>
+                  <pic:nvPicPr>
+                    <pic:cNvPr descr="../../figures/fig2_validation.png" id="113" name="Picture"/>
+                    <pic:cNvPicPr>
+                      <a:picLocks noChangeArrowheads="1" noChangeAspect="1"/>
+                    </pic:cNvPicPr>
+                  </pic:nvPicPr>
+                  <pic:blipFill>
+                    <a:blip r:embed="rId111"/>
+                    <a:stretch>
+                      <a:fillRect/>
+                    </a:stretch>
+                  </pic:blipFill>
+                  <pic:spPr bwMode="auto">
+                    <a:xfrm>
+                      <a:off x="0" y="0"/>
+                      <a:ext cx="5334000" cy="4683019"/>
+                    </a:xfrm>
+                    <a:prstGeom prst="rect">
+                      <a:avLst/>
+                    </a:prstGeom>
+                    <a:noFill/>
+                    <a:ln w="9525">
+                      <a:noFill/>
+                      <a:headEnd/>
+                      <a:tailEnd/>
+                    </a:ln>
+                  </pic:spPr>
+                </pic:pic>
+              </a:graphicData>
+            </a:graphic>
+          </wp:inline>
+        </w:drawing>
+      </w:r>
+    </w:p>
+    <w:p>
+      <w:pPr>
+        <w:pStyle w:val="ImageCaption"/>
+      </w:pPr>
+      <w:r>
+        <w:rPr>
+          <w:b/>
+          <w:bCs/>
+        </w:rPr>
+        <w:t xml:space="preserve">Figure S1.</w:t>
+      </w:r>
+      <w:r>
+        <w:t xml:space="preserve"> </w:t>
+      </w:r>
+      <w:r>
+        <w:t xml:space="preserve">The four measures on idealized data. Trajectories of the four measures along the sequence under each of four simulated processes, using large, clean synthetic assemblages. Only a bounded interaction group drives all four together (starred). Across 500 random seeds the bounded-group case was identified in 492 (95 percent interval 0.97 to 0.99), and none of the three other processes was identified at all (95 percent upper bound 0.007). Right panel: the mean absolute correlation among the four measures, about 0.88 under closure and 0.14 to 0.28 under the other processes, so their joint movement is informative rather than redundant.</w:t>
+      </w:r>
+    </w:p>
+    <w:p>
+      <w:pPr>
+        <w:pStyle w:val="BodyText"/>
+      </w:pPr>
+      <w:r>
+        <w:t xml:space="preserve">A real record is smaller, noisier, and time-averaged, so a measure that works in principle may fail in practice. We built one synthetic assemblage for each real one, at its real sample size, spatial cluster, and position in the sequence, and imposed closure of a known strength</w:t>
+      </w:r>
+      <w:r>
+        <w:t xml:space="preserve"> </w:t>
+      </w:r>
+      <w:r>
+        <w:rPr>
+          <w:i/>
+          <w:iCs/>
+        </w:rPr>
+        <w:t xml:space="preserve">s</w:t>
+      </w:r>
+      <w:r>
+        <w:t xml:space="preserve">, from 0 (no groups) to 1 (sharply separated groups), rising along the sequence. We time-averaged the synthetic assemblages by blending neighboring periods, subsampled them exactly as we did the real ones, and asked which measures recovered the imposed closure</w:t>
+      </w:r>
+      <w:r>
+        <w:t xml:space="preserve"> </w:t>
+      </w:r>
+      <w:r>
+        <w:t xml:space="preserve">(Crema et al. 2014; Holdaway and Wandsnider 2008; Kandler and Shennan 2015; Perreault 2019)</w:t>
+      </w:r>
+      <w:r>
+        <w:t xml:space="preserve">. Only cultural</w:t>
+      </w:r>
+      <w:r>
+        <w:t xml:space="preserve"> </w:t>
+      </w:r>
+      <m:oMath>
+        <m:sSub>
+          <m:e>
+            <m:r>
+              <m:t>F</m:t>
+            </m:r>
+          </m:e>
+          <m:sub>
+            <m:r>
+              <m:t>S</m:t>
+            </m:r>
+            <m:r>
+              <m:t>T</m:t>
+            </m:r>
+          </m:sub>
+        </m:sSub>
+      </m:oMath>
+      <w:r>
+        <w:t xml:space="preserve"> </w:t>
+      </w:r>
+      <w:r>
+        <w:t xml:space="preserve">survives (Figure S2). It rises steadily as imposed closure increases. The departure from neutral copying does not move in one direction as conformity increases, the boundary excess does not respond to the two spatial clusters the site layout supports, and the number of seriation groups does not rise as closure predicts. The section</w:t>
+      </w:r>
+      <w:r>
+        <w:t xml:space="preserve"> </w:t>
+      </w:r>
+      <w:r>
+        <w:t xml:space="preserve">“Why only cultural</w:t>
+      </w:r>
+      <w:r>
+        <w:t xml:space="preserve"> </w:t>
+      </w:r>
+      <m:oMath>
+        <m:sSub>
+          <m:e>
+            <m:r>
+              <m:t>F</m:t>
+            </m:r>
+          </m:e>
+          <m:sub>
+            <m:r>
+              <m:t>S</m:t>
+            </m:r>
+            <m:r>
+              <m:t>T</m:t>
+            </m:r>
+          </m:sub>
+        </m:sSub>
+      </m:oMath>
+      <w:r>
+        <w:t xml:space="preserve"> </w:t>
+      </w:r>
+      <w:r>
+        <w:t xml:space="preserve">survives”</w:t>
+      </w:r>
+      <w:r>
+        <w:t xml:space="preserve"> </w:t>
+      </w:r>
+      <w:r>
+        <w:t xml:space="preserve">below shows that this reduction is a property of the record rather than of how closure was imposed.</w:t>
+      </w:r>
+    </w:p>
+    <w:p>
+      <w:pPr>
+        <w:pStyle w:val="CaptionedFigure"/>
+      </w:pPr>
+      <w:r>
+        <w:drawing>
+          <wp:inline>
+            <wp:extent cx="5334000" cy="2692949"/>
+            <wp:effectExtent b="0" l="0" r="0" t="0"/>
+            <wp:docPr descr="Figure S2. Which measures can detect a boundary on a record like this one. Left: each measure’s response (its rank-correlation trend along the sequence) to closure of known strength imposed on synthetic assemblages built to the real record’s 28 sample sizes, clusters, and sequence positions, subsampled to a common count. Only cultural F_{ST} tracks the imposed closure steadily. Right: the posterior over closure strength given the observed trend, with and without the record’s time-averaging. The median is 0.15 (interval 0.00 to 0.37) without time-averaging and 0.22 (0.00 to 0.57) with it, and the probability of closure of 0.5 or more is 0.001 and 0.088. The observed trend is a rank correlation of -0.048, averaged over 4,000 subsamples, against a draw-to-draw spread of -0.80 to +0.40." title="" id="115" name="Picture"/>
+            <a:graphic>
+              <a:graphicData uri="http://schemas.openxmlformats.org/drawingml/2006/picture">
+                <pic:pic>
+                  <pic:nvPicPr>
+                    <pic:cNvPr descr="../../figures/fig5_recovery.png" id="116" name="Picture"/>
+                    <pic:cNvPicPr>
+                      <a:picLocks noChangeArrowheads="1" noChangeAspect="1"/>
+                    </pic:cNvPicPr>
+                  </pic:nvPicPr>
+                  <pic:blipFill>
+                    <a:blip r:embed="rId114"/>
+                    <a:stretch>
+                      <a:fillRect/>
+                    </a:stretch>
+                  </pic:blipFill>
+                  <pic:spPr bwMode="auto">
+                    <a:xfrm>
+                      <a:off x="0" y="0"/>
+                      <a:ext cx="5334000" cy="2692949"/>
+                    </a:xfrm>
+                    <a:prstGeom prst="rect">
+                      <a:avLst/>
+                    </a:prstGeom>
+                    <a:noFill/>
+                    <a:ln w="9525">
+                      <a:noFill/>
+                      <a:headEnd/>
+                      <a:tailEnd/>
+                    </a:ln>
+                  </pic:spPr>
+                </pic:pic>
+              </a:graphicData>
+            </a:graphic>
+          </wp:inline>
+        </w:drawing>
+      </w:r>
+    </w:p>
+    <w:p>
+      <w:pPr>
+        <w:pStyle w:val="ImageCaption"/>
+      </w:pPr>
+      <w:r>
+        <w:rPr>
+          <w:b/>
+          <w:bCs/>
+        </w:rPr>
+        <w:t xml:space="preserve">Figure S2.</w:t>
+      </w:r>
+      <w:r>
+        <w:t xml:space="preserve"> </w:t>
+      </w:r>
+      <w:r>
+        <w:t xml:space="preserve">Which measures can detect a boundary on a record like this one. Left: each measure’s response (its rank-correlation trend along the sequence) to closure of known strength imposed on synthetic assemblages built to the real record’s 28 sample sizes, clusters, and sequence positions, subsampled to a common count. Only cultural</w:t>
+      </w:r>
+      <w:r>
+        <w:t xml:space="preserve"> </w:t>
+      </w:r>
+      <m:oMath>
+        <m:sSub>
+          <m:e>
+            <m:r>
+              <m:t>F</m:t>
+            </m:r>
+          </m:e>
+          <m:sub>
+            <m:r>
+              <m:t>S</m:t>
+            </m:r>
+            <m:r>
+              <m:t>T</m:t>
+            </m:r>
+          </m:sub>
+        </m:sSub>
+      </m:oMath>
+      <w:r>
+        <w:t xml:space="preserve"> </w:t>
+      </w:r>
+      <w:r>
+        <w:t xml:space="preserve">tracks the imposed closure steadily. Right: the posterior over closure strength given the observed trend, with and without the record’s time-averaging. The median is 0.15 (interval 0.00 to 0.37) without time-averaging and 0.22 (0.00 to 0.57) with it, and the probability of closure of 0.5 or more is 0.001 and 0.088. The observed trend is a rank correlation of -0.048, averaged over 4,000 subsamples, against a draw-to-draw spread of -0.80 to +0.40.</w:t>
+      </w:r>
+    </w:p>
+    <w:p>
+      <w:pPr>
+        <w:pStyle w:val="BodyText"/>
+      </w:pPr>
+      <w:r>
+        <w:t xml:space="preserve">Treating the simulation series as a likelihood turns the observed trend into a posterior for how much closure the basin could contain, under a uniform prior over</w:t>
+      </w:r>
+      <w:r>
+        <w:t xml:space="preserve"> </w:t>
+      </w:r>
+      <w:r>
+        <w:rPr>
+          <w:i/>
+          <w:iCs/>
+        </w:rPr>
+        <w:t xml:space="preserve">s</w:t>
+      </w:r>
+      <w:r>
+        <w:t xml:space="preserve">. This posterior refers to closure that grows along the sequence; a boundary present from the start would not produce a trend, and the phase-line tests of the main text address that case. If the phases were becoming bounded groups, differences between them should grow as interaction narrows. Along the seriation order they do not (Figure S3), although that order is largely south to north rather than early to late, so this test speaks to change across the basin more than to change through time. The raw trend in cultural</w:t>
+      </w:r>
+      <w:r>
+        <w:t xml:space="preserve"> </w:t>
+      </w:r>
+      <m:oMath>
+        <m:sSub>
+          <m:e>
+            <m:r>
+              <m:t>F</m:t>
+            </m:r>
+          </m:e>
+          <m:sub>
+            <m:r>
+              <m:t>S</m:t>
+            </m:r>
+            <m:r>
+              <m:t>T</m:t>
+            </m:r>
+          </m:sub>
+        </m:sSub>
+      </m:oMath>
+      <w:r>
+        <w:t xml:space="preserve"> </w:t>
+      </w:r>
+      <w:r>
+        <w:t xml:space="preserve">along the sequence is strongly negative, a rank correlation of -0.80, but that trend is a sampling artifact: assemblage size also rises along the sequence (Spearman +0.61). Once every assemblage is subsampled to a common 50 sherds, the trend averages -0.048 over 4,000 subsamples, and a single subsample returns anything from -0.80 to +0.40. The record resolves no trend. Two of the six periods hold assemblages from a single spatial cluster and carry no between-cluster variance, so the trend rests on four. Read against the recovery experiment, a trend this small corresponds to closure with a posterior median of 0.15 and a 95 percent credible interval of 0.00 to 0.37, with a probability of 0.001 on closure of 0.5 or more. With the record’s time-averaging built into the simulations the posterior widens to a median of 0.22 and an interval of 0.00 to 0.57, and 9 percent of it lies at 0.5 or above. Reversing the order barely changes this: the median becomes 0.17 (0.00 to 0.39), or 0.25 (0.00 to 0.60) with time-averaging. The record is consistent with no closure and with weak closure growing along the sequence, and shows no moderate or strong closure of that kind.</w:t>
+      </w:r>
+    </w:p>
+    <w:p>
+      <w:pPr>
+        <w:pStyle w:val="CaptionedFigure"/>
+      </w:pPr>
+      <w:r>
+        <w:drawing>
+          <wp:inline>
+            <wp:extent cx="5334000" cy="3952347"/>
+            <wp:effectExtent b="0" l="0" r="0" t="0"/>
+            <wp:docPr descr="Figure S3. The four measures along the seriation sequence for the 28 basin assemblages in six periods, after subsampling every assemblage to a common 50 sherds. Two periods hold assemblages from a single spatial cluster and so carry no between-cluster F_{ST}. Cultural F_{ST}, the one usable measure, shows no resolvable trend (rank correlation -0.048 averaged over 4,000 subsamples, against a draw-to-draw spread of -0.80 to +0.40; the raw -0.80 is a sample-size artifact). The other three measures cannot discriminate at this resolution (Figure S2) and are shown for completeness, averaged over 400 subsamples. Each panel is annotated with its rank correlation." title="" id="118" name="Picture"/>
+            <a:graphic>
+              <a:graphicData uri="http://schemas.openxmlformats.org/drawingml/2006/picture">
+                <pic:pic>
+                  <pic:nvPicPr>
+                    <pic:cNvPr descr="../../figures/fig6_empirical_trajectory.png" id="119" name="Picture"/>
+                    <pic:cNvPicPr>
+                      <a:picLocks noChangeArrowheads="1" noChangeAspect="1"/>
+                    </pic:cNvPicPr>
+                  </pic:nvPicPr>
+                  <pic:blipFill>
+                    <a:blip r:embed="rId117"/>
+                    <a:stretch>
+                      <a:fillRect/>
+                    </a:stretch>
+                  </pic:blipFill>
+                  <pic:spPr bwMode="auto">
+                    <a:xfrm>
+                      <a:off x="0" y="0"/>
+                      <a:ext cx="5334000" cy="3952347"/>
+                    </a:xfrm>
+                    <a:prstGeom prst="rect">
+                      <a:avLst/>
+                    </a:prstGeom>
+                    <a:noFill/>
+                    <a:ln w="9525">
+                      <a:noFill/>
+                      <a:headEnd/>
+                      <a:tailEnd/>
+                    </a:ln>
+                  </pic:spPr>
+                </pic:pic>
+              </a:graphicData>
+            </a:graphic>
+          </wp:inline>
+        </w:drawing>
+      </w:r>
+    </w:p>
+    <w:p>
+      <w:pPr>
+        <w:pStyle w:val="ImageCaption"/>
+      </w:pPr>
+      <w:r>
+        <w:rPr>
+          <w:b/>
+          <w:bCs/>
+        </w:rPr>
+        <w:t xml:space="preserve">Figure S3.</w:t>
+      </w:r>
+      <w:r>
+        <w:t xml:space="preserve"> </w:t>
+      </w:r>
+      <w:r>
+        <w:t xml:space="preserve">The four measures along the seriation sequence for the 28 basin assemblages in six periods, after subsampling every assemblage to a common 50 sherds. Two periods hold assemblages from a single spatial cluster and so carry no between-cluster</w:t>
+      </w:r>
+      <w:r>
+        <w:t xml:space="preserve"> </w:t>
+      </w:r>
+      <m:oMath>
+        <m:sSub>
+          <m:e>
+            <m:r>
+              <m:t>F</m:t>
+            </m:r>
+          </m:e>
+          <m:sub>
+            <m:r>
+              <m:t>S</m:t>
+            </m:r>
+            <m:r>
+              <m:t>T</m:t>
+            </m:r>
+          </m:sub>
+        </m:sSub>
+      </m:oMath>
+      <w:r>
+        <w:t xml:space="preserve">. Cultural</w:t>
+      </w:r>
+      <w:r>
+        <w:t xml:space="preserve"> </w:t>
+      </w:r>
+      <m:oMath>
+        <m:sSub>
+          <m:e>
+            <m:r>
+              <m:t>F</m:t>
+            </m:r>
+          </m:e>
+          <m:sub>
+            <m:r>
+              <m:t>S</m:t>
+            </m:r>
+            <m:r>
+              <m:t>T</m:t>
+            </m:r>
+          </m:sub>
+        </m:sSub>
+      </m:oMath>
+      <w:r>
+        <w:t xml:space="preserve">, the one usable measure, shows no resolvable trend (rank correlation -0.048 averaged over 4,000 subsamples, against a draw-to-draw spread of -0.80 to +0.40; the raw -0.80 is a sample-size artifact). The other three measures cannot discriminate at this resolution (Figure S2) and are shown for completeness, averaged over 400 subsamples. Each panel is annotated with its rank correlation.</w:t>
+      </w:r>
+    </w:p>
+    <w:bookmarkEnd w:id="120"/>
+    <w:bookmarkStart w:id="121" w:name="bayesian-estimates-of-the-f_st-trend"/>
+    <w:p>
+      <w:pPr>
+        <w:pStyle w:val="Heading2"/>
+      </w:pPr>
+      <w:r>
+        <w:t xml:space="preserve">Bayesian estimates of the</w:t>
+      </w:r>
+      <w:r>
+        <w:t xml:space="preserve"> </w:t>
+      </w:r>
+      <m:oMath>
+        <m:sSub>
+          <m:e>
+            <m:r>
+              <m:t>F</m:t>
+            </m:r>
+          </m:e>
+          <m:sub>
+            <m:r>
+              <m:t>S</m:t>
+            </m:r>
+            <m:r>
+              <m:t>T</m:t>
+            </m:r>
+          </m:sub>
+        </m:sSub>
+      </m:oMath>
+      <w:r>
+        <w:t xml:space="preserve"> </w:t>
+      </w:r>
+      <w:r>
+        <w:t xml:space="preserve">trend</w:t>
+      </w:r>
+    </w:p>
+    <w:p>
+      <w:pPr>
+        <w:pStyle w:val="FirstParagraph"/>
+      </w:pPr>
+      <w:r>
+        <w:t xml:space="preserve">The section above reports the</w:t>
+      </w:r>
+      <w:r>
+        <w:t xml:space="preserve"> </w:t>
+      </w:r>
+      <m:oMath>
+        <m:sSub>
+          <m:e>
+            <m:r>
+              <m:t>F</m:t>
+            </m:r>
+          </m:e>
+          <m:sub>
+            <m:r>
+              <m:t>S</m:t>
+            </m:r>
+            <m:r>
+              <m:t>T</m:t>
+            </m:r>
+          </m:sub>
+        </m:sSub>
+      </m:oMath>
+      <w:r>
+        <w:t xml:space="preserve"> </w:t>
+      </w:r>
+      <w:r>
+        <w:t xml:space="preserve">trend as a rank correlation on subsampled assemblages. We also estimate it without discarding data. The Balding-Nichols model is fitted to each period, giving a posterior for that period’s</w:t>
+      </w:r>
+      <w:r>
+        <w:t xml:space="preserve"> </w:t>
+      </w:r>
+      <m:oMath>
+        <m:sSub>
+          <m:e>
+            <m:r>
+              <m:t>F</m:t>
+            </m:r>
+          </m:e>
+          <m:sub>
+            <m:r>
+              <m:t>S</m:t>
+            </m:r>
+            <m:r>
+              <m:t>T</m:t>
+            </m:r>
+          </m:sub>
+        </m:sSub>
+      </m:oMath>
+      <w:r>
+        <w:t xml:space="preserve"> </w:t>
+      </w:r>
+      <w:r>
+        <w:t xml:space="preserve">whose width reflects how many sherds it holds, and the trend is estimated as a slope across those posteriors. The prior on</w:t>
+      </w:r>
+      <w:r>
+        <w:t xml:space="preserve"> </w:t>
+      </w:r>
+      <m:oMath>
+        <m:sSub>
+          <m:e>
+            <m:r>
+              <m:t>F</m:t>
+            </m:r>
+          </m:e>
+          <m:sub>
+            <m:r>
+              <m:t>S</m:t>
+            </m:r>
+            <m:r>
+              <m:t>T</m:t>
+            </m:r>
+          </m:sub>
+        </m:sSub>
+      </m:oMath>
+      <w:r>
+        <w:t xml:space="preserve"> </w:t>
+      </w:r>
+      <w:r>
+        <w:t xml:space="preserve">is Beta(1,10). A flat prior on the parameter is not flat on what it predicts: at this design it expects a median</w:t>
+      </w:r>
+      <w:r>
+        <w:t xml:space="preserve"> </w:t>
+      </w:r>
+      <m:oMath>
+        <m:sSub>
+          <m:e>
+            <m:r>
+              <m:t>F</m:t>
+            </m:r>
+          </m:e>
+          <m:sub>
+            <m:r>
+              <m:t>S</m:t>
+            </m:r>
+            <m:r>
+              <m:t>T</m:t>
+            </m:r>
+          </m:sub>
+        </m:sSub>
+      </m:oMath>
+      <w:r>
+        <w:t xml:space="preserve"> </w:t>
+      </w:r>
+      <w:r>
+        <w:t xml:space="preserve">of 0.236 and places 44 percent of its predictive mass above 0.30, against an observed 0.0062, whereas Beta(1,10) expects a median of 0.026 with 2 percent above 0.30. Because the model treats sampling as part of the data rather than removing it by subsampling, its uncertainty is a credible interval rather than a subsampling spread, and its trend is a slope in</w:t>
+      </w:r>
+      <w:r>
+        <w:t xml:space="preserve"> </w:t>
+      </w:r>
+      <m:oMath>
+        <m:sSub>
+          <m:e>
+            <m:r>
+              <m:t>F</m:t>
+            </m:r>
+          </m:e>
+          <m:sub>
+            <m:r>
+              <m:t>S</m:t>
+            </m:r>
+            <m:r>
+              <m:t>T</m:t>
+            </m:r>
+          </m:sub>
+        </m:sSub>
+      </m:oMath>
+      <w:r>
+        <w:t xml:space="preserve"> </w:t>
+      </w:r>
+      <w:r>
+        <w:t xml:space="preserve">units per standardized period rather than a rank correlation. The per-period posteriors are in Table S2.</w:t>
+      </w:r>
+    </w:p>
+    <w:p>
+      <w:pPr>
+        <w:pStyle w:val="BodyText"/>
+      </w:pPr>
+      <w:r>
+        <w:rPr>
+          <w:b/>
+          <w:bCs/>
+        </w:rPr>
+        <w:t xml:space="preserve">Table S2.</w:t>
       </w:r>
       <w:r>
         <w:t xml:space="preserve"> </w:t>
@@ -1948,11 +2903,11 @@
         <w:pStyle w:val="BodyText"/>
       </w:pPr>
       <w:r>
-        <w:t xml:space="preserve">Across the four estimable periods the slope has a posterior median of +0.0009 with a 95 percent credible interval of -0.034 to +0.033, and P(slope &gt; 0) = 0.54 (R-hat 1.006, minimum bulk effective sample size 1,445, 2 divergent transitions of 6,000). Under a uniform prior it is +0.0013 (-0.033 to +0.038), with P(slope &gt; 0) = 0.55 (R-hat 1.001, 3 divergent transitions). The direction of the trend is unresolved, in agreement with the subsampled rank correlation.</w:t>
-      </w:r>
-    </w:p>
-    <w:bookmarkEnd w:id="111"/>
-    <w:bookmarkStart w:id="113" w:name="the-spatial-model-with-no-groups"/>
+        <w:t xml:space="preserve">Across the four estimable periods the slope has a posterior median of +0.0009 with a 95 percent credible interval of -0.034 to +0.033, and P(slope &gt; 0) = 0.54 (R-hat 1.006, minimum bulk effective sample size 1,445, 2 divergent transitions of 8,000). Under a uniform prior it is +0.0013 (-0.033 to +0.038), with P(slope &gt; 0) = 0.55 (R-hat 1.001, 3 divergent transitions). The direction of the trend is unresolved, in agreement with the subsampled rank correlation.</w:t>
+      </w:r>
+    </w:p>
+    <w:bookmarkEnd w:id="121"/>
+    <w:bookmarkStart w:id="123" w:name="the-spatial-model-with-no-groups"/>
     <w:p>
       <w:pPr>
         <w:pStyle w:val="Heading2"/>
@@ -2136,7 +3091,16 @@
         <w:pStyle w:val="BodyText"/>
       </w:pPr>
       <w:r>
-        <w:t xml:space="preserve">Fitted to the 28 assemblages and ten classes, the spatial share is 0.996 (95 percent credible interval 0.972 to 1.000) in the reported form and 0.997 (0.973 to 1.000) with the assemblage term as a second surface. The length scale is not identified. Its posterior sits at or above the basin’s 128 km extent under both forms, and the sampler saturates its tree depth without divergences, the mark of a ridge in the posterior rather than a step-size problem. We therefore report it as unresolved, and read the fit as showing no detectable fade in composition across the St. Francis drainage beyond what the surface already carries. Recovery tests on simulated surfaces with known length scales show that this design resolves scales only well below the basin’s extent (</w:t>
+        <w:t xml:space="preserve">Fitted to the 28 assemblages and ten classes, the spatial share is 0.996 (95 percent credible interval 0.972 to 1.000) in the reported form and 0.997 (0.975 to 1.000) with the assemblage term as a second surface. The length scale is not identified. Its posterior median is 195 km (95 percent credible interval 96 to 292 km) in the reported form, longer than the basin itself, and the sampler saturates its maximum tree depth on every iteration without divergences, the mark of a ridge in the posterior rather than a step-size problem. Diagnostics for the reported form: R-hat 1.0020, bulk effective sample size 2,211, tail effective sample size 7,241, 0 divergent transitions of 12,000, all 12,000 iterations at the maximum tree depth of 10, E-BFMI 0.688; for the two-surface form, R-hat 1.0157, bulk effective sample size 438, 0 divergences, all iterations at the maximum tree depth, E-BFMI 0.793 (</w:t>
+      </w:r>
+      <w:r>
+        <w:rPr>
+          <w:rStyle w:val="VerbatimChar"/>
+        </w:rPr>
+        <w:t xml:space="preserve">output/findings/gp_basin_fit.md</w:t>
+      </w:r>
+      <w:r>
+        <w:t xml:space="preserve">). The spatial share, which does not depend on where along the ridge the length scale sits, is well sampled; the length scale is not. We therefore report the length scale as unresolved, and read the fit as showing no detectable fade in composition across the St. Francis drainage beyond what the surface already carries. Recovery tests on simulated surfaces with known length scales show that this design resolves scales only well below the basin’s extent (</w:t>
       </w:r>
       <w:r>
         <w:rPr>
@@ -2191,10 +3155,10 @@
         <w:t xml:space="preserve"> </w:t>
       </w:r>
       <w:r>
-        <w:t xml:space="preserve">at three clusters is 0.0130 to 0.0191 (median 0.0157) against an observed 0.0156 (Bayesian predictive p = 0.52). For the fade of similarity with distance it is -0.361 to -0.271 (median -0.321) against -0.340 (p = 0.82), for mean within-assemblage diversity 0.553 to 0.576 against 0.563 (p = 0.58), and for the spread of that diversity 0.096 to 0.121 against 0.112 (p = 0.32). A surface with no groups therefore reproduces the observed differentiation, the fade with distance, and the diversity structure. It describes the pattern rather than a mechanism, so it complements the copying model rather than competing with it.</w:t>
-      </w:r>
-    </w:p>
-    <w:bookmarkStart w:id="112" w:name="Xc35d8cb1554da783494d5fbe4a9b5117e924798"/>
+        <w:t xml:space="preserve">at three clusters is 0.0128 to 0.0188 (median 0.0157) against an observed 0.0156 (Bayesian predictive p = 0.525). For the fade of similarity with distance it is -0.367 to -0.274 (median -0.321) against -0.341 (p = 0.78), for mean within-assemblage diversity 0.550 to 0.575 against 0.563 (p = 0.57), and for the spread of that diversity 0.096 to 0.122 against 0.112 (p = 0.295). A surface with no groups therefore reproduces the observed differentiation at three clusters, which the copying model does not, as well as the fade with distance and the diversity structure. The shorter-range variation the copying model misses is smooth enough for a surface with no edges to carry it. It describes the pattern rather than a mechanism, so it complements the copying model rather than competing with it.</w:t>
+      </w:r>
+    </w:p>
+    <w:bookmarkStart w:id="122" w:name="Xc35d8cb1554da783494d5fbe4a9b5117e924798"/>
     <w:p>
       <w:pPr>
         <w:pStyle w:val="Heading3"/>
@@ -2260,7 +3224,7 @@
         <w:t xml:space="preserve"> </w:t>
       </w:r>
       <w:r>
-        <w:t xml:space="preserve">depends on how many clusters the basin is cut into. Fitted with the Balding-Nichols model, its posterior median moves from 0.0062 (95 percent credible interval 0.0051 to 0.0076) at two clusters, through 0.0155 (0.0133 to 0.0180) at three, to 0.0302 (0.0267 to 0.0342) at five and 0.0248 at six, and the intervals at the two ends do not overlap. It does not depend on which particular division is used at a given number of clusters: twenty</w:t>
+        <w:t xml:space="preserve">depends on how many clusters the basin is cut into. Fitted with the Balding-Nichols model, its posterior median moves from 0.0062 (95 percent credible interval 0.0051 to 0.0076) at two clusters, through 0.0155 (0.0133 to 0.0180) at three, to 0.0202 (0.0175 to 0.0232) at five and 0.0320 (0.0283 to 0.0362) at six, and the intervals at the two ends do not overlap. It also depends on where the cuts fall. The</w:t>
       </w:r>
       <w:r>
         <w:t xml:space="preserve"> </w:t>
@@ -2271,12 +3235,12 @@
         </m:r>
       </m:oMath>
       <w:r>
-        <w:t xml:space="preserve">-means seeds at two clusters return the same division, and it sits at the 43rd percentile of 150 alternative contiguous divisions into two, whose median of posterior medians is 0.0067. A quantity that responds to how finely the basin is cut, and not to where the cuts fall, is measuring the cutting. This is why the main text reports the spatial model alongside any between-cluster value, and why it compares every between-cluster value against the copying model at the same number of clusters.</w:t>
-      </w:r>
-    </w:p>
-    <w:bookmarkEnd w:id="112"/>
-    <w:bookmarkEnd w:id="113"/>
-    <w:bookmarkStart w:id="114" w:name="the-minimum-sample-size-and-why-it-is-75"/>
+        <w:t xml:space="preserve">-means division at two clusters is stable, since twenty seeds return it, and unremarkable, at the 42nd percentile of 150 alternative contiguous divisions into two (median 0.0067), but those alternatives range from 0.0007 to 0.0160 between their 5th and 95th percentiles. A quantity this sensitive to the cutting cannot be read on its own. This is why the main text reports the spatial model alongside any between-cluster value, and why every between-cluster value is compared against the copying model at the same number of clusters.</w:t>
+      </w:r>
+    </w:p>
+    <w:bookmarkEnd w:id="122"/>
+    <w:bookmarkEnd w:id="123"/>
+    <w:bookmarkStart w:id="124" w:name="the-minimum-sample-size-and-why-it-is-75"/>
     <w:p>
       <w:pPr>
         <w:pStyle w:val="Heading2"/>
@@ -2417,7 +3381,7 @@
         <w:t xml:space="preserve"> </w:t>
       </w:r>
       <w:r>
-        <w:t xml:space="preserve">at five clusters.</w:t>
+        <w:t xml:space="preserve">at five clusters, 0.0206.</w:t>
       </w:r>
     </w:p>
     <w:tbl>
@@ -2546,7 +3510,7 @@
               <w:pStyle w:val="Compact"/>
             </w:pPr>
             <w:r>
-              <w:t xml:space="preserve">48%</w:t>
+              <w:t xml:space="preserve">71%</w:t>
             </w:r>
           </w:p>
         </w:tc>
@@ -2592,7 +3556,7 @@
               <w:pStyle w:val="Compact"/>
             </w:pPr>
             <w:r>
-              <w:t xml:space="preserve">23%</w:t>
+              <w:t xml:space="preserve">34%</w:t>
             </w:r>
           </w:p>
         </w:tc>
@@ -2642,7 +3606,7 @@
               <w:pStyle w:val="Compact"/>
             </w:pPr>
             <w:r>
-              <w:t xml:space="preserve">14%</w:t>
+              <w:t xml:space="preserve">22%</w:t>
             </w:r>
           </w:p>
         </w:tc>
@@ -2688,7 +3652,7 @@
               <w:pStyle w:val="Compact"/>
             </w:pPr>
             <w:r>
-              <w:t xml:space="preserve">11%</w:t>
+              <w:t xml:space="preserve">16%</w:t>
             </w:r>
           </w:p>
         </w:tc>
@@ -2734,7 +3698,7 @@
               <w:pStyle w:val="Compact"/>
             </w:pPr>
             <w:r>
-              <w:t xml:space="preserve">7%</w:t>
+              <w:t xml:space="preserve">11%</w:t>
             </w:r>
           </w:p>
         </w:tc>
@@ -2780,7 +3744,7 @@
               <w:pStyle w:val="Compact"/>
             </w:pPr>
             <w:r>
-              <w:t xml:space="preserve">5%</w:t>
+              <w:t xml:space="preserve">8%</w:t>
             </w:r>
           </w:p>
         </w:tc>
@@ -2826,7 +3790,7 @@
               <w:pStyle w:val="Compact"/>
             </w:pPr>
             <w:r>
-              <w:t xml:space="preserve">4%</w:t>
+              <w:t xml:space="preserve">5%</w:t>
             </w:r>
           </w:p>
         </w:tc>
@@ -2872,7 +3836,7 @@
               <w:pStyle w:val="Compact"/>
             </w:pPr>
             <w:r>
-              <w:t xml:space="preserve">2%</w:t>
+              <w:t xml:space="preserve">3%</w:t>
             </w:r>
           </w:p>
         </w:tc>
@@ -2918,7 +3882,7 @@
               <w:pStyle w:val="Compact"/>
             </w:pPr>
             <w:r>
-              <w:t xml:space="preserve">1%</w:t>
+              <w:t xml:space="preserve">2%</w:t>
             </w:r>
           </w:p>
         </w:tc>
@@ -2929,7 +3893,7 @@
         <w:pStyle w:val="BodyText"/>
       </w:pPr>
       <w:r>
-        <w:t xml:space="preserve">At 75 sherds the median artifact is about a seventh of the observed five-cluster differentiation and its 95th percentile (0.0195) lies well below it, whereas at 50 sherds the 95th percentile (0.0305) roughly equals it. The five-cluster value is the reference because that is the scale at which the record departs from the copying model. Against the two-cluster value of 0.0062 the artifact is proportionally larger at every sample size, which is why the copying model is always sampled at the real sherd counts: it then carries the same artifact as the data. Above 75 the bias shrinks slowly, by about three percentage points between 75 and 100, while assemblages are lost quickly: a minimum of 100 would remove five more. The analytic expectation for two equal samples from one profile is close to</w:t>
+        <w:t xml:space="preserve">At 75 sherds the median artifact is about a fifth of the observed five-cluster differentiation and its 95th percentile (0.0195) lies just below it, whereas at 50 sherds the 95th percentile (0.0305) exceeds it by half. The five-cluster value is the reference because it is the finest division analyzed cluster by cluster (analyses 72 and 85), where clusters hold the fewest sherds and a sampling artifact would matter most. Pooling into clusters shrinks the artifact further: redrawing every assemblage from the pooled profile at its own sherd count gives each five-cluster term at most 0.0003 (the section on the finer-scale differences below). Against the two-cluster value of 0.0062 the artifact is proportionally larger at every sample size, which is why the copying model is always sampled at the real sherd counts: it then carries the same artifact as the data. Above 75 the bias shrinks slowly, by about six percentage points between 75 and 100, while assemblages are lost quickly: a minimum of 100 would remove three more basin assemblages (Davis, Irby, and Grant). The analytic expectation for two equal samples from one profile is close to</w:t>
       </w:r>
       <w:r>
         <w:t xml:space="preserve"> </w:t>
@@ -2964,8 +3928,8 @@
         <w:t xml:space="preserve">kept sites with 800 or more sherds in all; decorated sherds are 13 percent of his table, so his rule corresponds to about 100 decorated sherds. The copying model is sampled at the observed sherd counts and carries the same bias, so the model comparison is not distorted by it. The minimum protects readings of single small clusters, where a value computed on a few dozen sherds would be mostly artifact.</w:t>
       </w:r>
     </w:p>
-    <w:bookmarkEnd w:id="114"/>
-    <w:bookmarkStart w:id="118" w:name="robustness-checks"/>
+    <w:bookmarkEnd w:id="124"/>
+    <w:bookmarkStart w:id="128" w:name="robustness-checks"/>
     <w:p>
       <w:pPr>
         <w:pStyle w:val="Heading2"/>
@@ -3029,18 +3993,18 @@
           <wp:inline>
             <wp:extent cx="5334000" cy="2918988"/>
             <wp:effectExtent b="0" l="0" r="0" t="0"/>
-            <wp:docPr descr="Figure S1. Neiman’s distance between assemblages. (A) Within-assemblage diversity against mean distance to the other assemblages, with Parkin starred. The association is negative in direction (posterior median rank correlation -0.14, 95 percent credible interval -0.44 to +0.20, so P(r &lt; 0) = 0.78), the direction of the drift signature Neiman (1995) reported at rho = -0.62 and not the positive relationship that bounded groups would produce. (B) Mean within-period distance along the seriation order, showing no resolved trend (posterior median rank correlation +0.09, 95 percent credible interval -0.53 to +0.63 over six periods)." title="" id="116" name="Picture"/>
+            <wp:docPr descr="Figure S4. Neiman’s distance between assemblages. (A) Within-assemblage diversity against mean distance to the other assemblages, with Parkin starred. The association is negative in direction (posterior median rank correlation -0.14, 95 percent credible interval -0.44 to +0.20, so P(r &lt; 0) = 0.78), the direction of the drift signature Neiman (1995) reported at rho = -0.62 and not the positive relationship that bounded groups would produce. (B) Mean within-period distance along the seriation order, showing no resolved trend (posterior median rank correlation +0.09, 95 percent credible interval -0.53 to +0.63 over six periods)." title="" id="126" name="Picture"/>
             <a:graphic>
               <a:graphicData uri="http://schemas.openxmlformats.org/drawingml/2006/picture">
                 <pic:pic>
                   <pic:nvPicPr>
-                    <pic:cNvPr descr="../../figures/figS1_neiman.png" id="117" name="Picture"/>
+                    <pic:cNvPr descr="../../figures/figS1_neiman.png" id="127" name="Picture"/>
                     <pic:cNvPicPr>
                       <a:picLocks noChangeArrowheads="1" noChangeAspect="1"/>
                     </pic:cNvPicPr>
                   </pic:nvPicPr>
                   <pic:blipFill>
-                    <a:blip r:embed="rId115"/>
+                    <a:blip r:embed="rId125"/>
                     <a:stretch>
                       <a:fillRect/>
                     </a:stretch>
@@ -3076,7 +4040,7 @@
           <w:b/>
           <w:bCs/>
         </w:rPr>
-        <w:t xml:space="preserve">Figure S1.</w:t>
+        <w:t xml:space="preserve">Figure S4.</w:t>
       </w:r>
       <w:r>
         <w:t xml:space="preserve"> </w:t>
@@ -3085,8 +4049,8 @@
         <w:t xml:space="preserve">Neiman’s distance between assemblages. (A) Within-assemblage diversity against mean distance to the other assemblages, with Parkin starred. The association is negative in direction (posterior median rank correlation -0.14, 95 percent credible interval -0.44 to +0.20, so P(r &lt; 0) = 0.78), the direction of the drift signature Neiman (1995) reported at rho = -0.62 and not the positive relationship that bounded groups would produce. (B) Mean within-period distance along the seriation order, showing no resolved trend (posterior median rank correlation +0.09, 95 percent credible interval -0.53 to +0.63 over six periods).</w:t>
       </w:r>
     </w:p>
-    <w:bookmarkEnd w:id="118"/>
-    <w:bookmarkStart w:id="119" w:name="why-only-cultural-f_st-survives"/>
+    <w:bookmarkEnd w:id="128"/>
+    <w:bookmarkStart w:id="129" w:name="why-only-cultural-f_st-survives"/>
     <w:p>
       <w:pPr>
         <w:pStyle w:val="Heading2"/>
@@ -3270,8 +4234,8 @@
         <w:t xml:space="preserve">is therefore a property of the record, 28 time-averaged assemblages over ten aggregated classes, rather than of the way closure was imposed. It also sets a limit stated in the main text: closure carried purely by conformity, or by social groups that do not follow the spatial clusters, would escape detection here at any strength.</w:t>
       </w:r>
     </w:p>
-    <w:bookmarkEnd w:id="119"/>
-    <w:bookmarkStart w:id="123" w:name="the-basin-comparison-in-detail"/>
+    <w:bookmarkEnd w:id="129"/>
+    <w:bookmarkStart w:id="133" w:name="the-basin-comparison-in-detail"/>
     <w:p>
       <w:pPr>
         <w:pStyle w:val="Heading2"/>
@@ -3285,7 +4249,7 @@
         <w:pStyle w:val="FirstParagraph"/>
       </w:pPr>
       <w:r>
-        <w:t xml:space="preserve">We simulated neutral copying and a bounded-groups variant on the real layout of the 28 assemblages, using the model and calibration described in the next section. The calibration is itself informative. Under uniform innovation, in which the ten classes are interchangeable, one of the 297 parameter combinations (120 learners, innovation 0.0002, mixing 0.4) falls within the 10 percent tolerance on both the six-run screen and the fifty-run check. It sits at the corner of the grid, at the highest mixing rate swept, and its within-assemblage and pooled diversities of 0.61 and 0.64, against 0.56 and 0.59 observed, are close to the tolerance limit, so we report it without treating it as a robust calibration. Under pooled-profile innovation, 56 combinations match on the screen and 49 on the check, spanning populations of 120, 2,000 and 10,000 learners and low rates of innovation and mixing (Table S2). None of the 49 reaches the observed between-cluster</w:t>
+        <w:t xml:space="preserve">We simulated neutral copying and a bounded-groups variant on the real layout of the 28 assemblages, using the model and calibration described in the next section. The calibration is itself informative. Under uniform innovation, in which the ten classes are interchangeable, one of the 297 parameter combinations (120 learners, innovation 0.0002, mixing 0.4) falls within the 10 percent tolerance on both the six-run screen and the fifty-run check. It sits at the corner of the grid, at the highest mixing rate swept, and its within-assemblage and pooled diversities of 0.62 and 0.65, against 0.56 and 0.59 observed, are close to the tolerance limit, so we report it without treating it as a robust calibration. Under pooled-profile innovation, 50 combinations match on the screen and 45 on the check, spanning populations of 120, 2,000 and 10,000 learners and low rates of innovation and mixing (Table S3). None of the 45 reaches the observed between-cluster</w:t>
       </w:r>
       <w:r>
         <w:t xml:space="preserve"> </w:t>
@@ -3311,7 +4275,7 @@
         <w:t xml:space="preserve"> </w:t>
       </w:r>
       <w:r>
-        <w:t xml:space="preserve">at its median; the highest fifty-run median is 0.0031 against 0.0062 observed, and 19 of the 49 include the observation within their 95 percent ranges.</w:t>
+        <w:t xml:space="preserve">at its median; the highest fifty-run median is 0.0027 against 0.0062 observed, and 19 of the 45 include the observation within their 95 percent ranges.</w:t>
       </w:r>
     </w:p>
     <w:p>
@@ -3319,7 +4283,7 @@
         <w:pStyle w:val="BodyText"/>
       </w:pPr>
       <w:r>
-        <w:t xml:space="preserve">At the matched combination most favorable to the model (2,000 learners, innovation 0.002, mixing 0.005, interaction length 24 km along the rivers), the observed between-cluster</w:t>
+        <w:t xml:space="preserve">At the matched combination most favorable to the model (2,000 learners, innovation 0.001, mixing 0.02, interaction length 24 km along the rivers), the observed between-cluster</w:t>
       </w:r>
       <w:r>
         <w:t xml:space="preserve"> </w:t>
@@ -3345,7 +4309,7 @@
         <w:t xml:space="preserve"> </w:t>
       </w:r>
       <w:r>
-        <w:t xml:space="preserve">of 0.0062 at two clusters lies inside the simulated range of 0.0003 to 0.0153 (median 0.0026). Sixteen percent of simulated datasets reach it in seriation order, 16 percent in reverse order, and 22 percent when assemblages are treated as contemporaneous. The model returns a single community in 325 of 500 runs. Where it returns two or more, the difference between communities has a median of 0.017 (95 percent range 0.008 to 0.031) against an observed 0.039, which 1 of 175 runs reaches, and modularity a median of 0.000 against an observed 0.045. The fade of similarity with distance is steeper in the data than the model’s median but inside its range (observed Mantel r = -0.21; simulated median -0.06, range -0.29 to +0.08). The boundary excess of the spatial clusters is +14.0 in the data, outside both the model’s range (-9.7 to +8.7) and the bounded-groups range at a copying factor of 0.03 (-4.8 to +7.6). Weakening copying across the clusters by factors of 0.5, 0.1, and 0.03 leaves the median</w:t>
+        <w:t xml:space="preserve">of 0.0062 at two clusters lies inside the simulated range of 0.0002 to 0.0113 (median 0.0023, 500 runs). Sixteen percent of simulated datasets reach it in seriation order, 14 percent in reverse order, and 21 percent when assemblages are treated as contemporaneous. The model returns a single community in 464 of 500 runs sampled through time. Where it returns two or more, the difference between communities has a median of 0.012 (95 percent range 0.007 to 0.024) against an observed 0.039, which none of those 36 runs reaches, and modularity is near zero in every run (95 percent range up to 0.005) against an observed 0.045. The fade of similarity with distance lies inside the model’s range (observed rank correlation -0.20; simulated median -0.18, range -0.53 to +0.04). The boundary excess of the spatial clusters is +13.7 in the data, outside the model’s range (-6.4 to +8.6) and the bounded-groups range at a copying factor of 0.03 and interaction length 24 km (+0.1 to +12.4), though not at 12 km (-8.5 to +16.8). Weakening copying across the two clusters has a visible effect at this mixing rate only at its strongest: at a copying factor of 0.03 the median</w:t>
       </w:r>
       <w:r>
         <w:t xml:space="preserve"> </w:t>
@@ -3371,7 +4335,7 @@
         <w:t xml:space="preserve"> </w:t>
       </w:r>
       <w:r>
-        <w:t xml:space="preserve">between 0.0020 and 0.0037 at both interaction lengths, and the observation is reached in 20 to 30 percent of 30 runs per setting, against 23 to 33 percent with no boundary (Table S3). New variants in this model come from the regional pooled profile, a source no boundary interrupts, which mutes the effect of any boundary. A boundary model whose innovation respected the division would build the tested boundary into the model, and we did not run one.</w:t>
+        <w:t xml:space="preserve">is 0.0080 at 24 km and 0.0064 at 12 km, reaching the observation in about half of 30 runs, against medians of 0.0023 and 0.0047 with no boundary; factors of 0.5 and 0.1 give medians of 0.0022 to 0.0071 (Table S4, Figure S5). New variants in this model come from the regional pooled profile, a source no boundary interrupts; the section on the phases as groups below gives the boundary model local innovation as well.</w:t>
       </w:r>
     </w:p>
     <w:p>
@@ -3381,20 +4345,20 @@
       <w:r>
         <w:drawing>
           <wp:inline>
-            <wp:extent cx="5334000" cy="4169993"/>
+            <wp:extent cx="5334000" cy="4112706"/>
             <wp:effectExtent b="0" l="0" r="0" t="0"/>
-            <wp:docPr descr="Figure S2. Neutral copying and bounded groups on the basin’s geography, at the calibrated combination. (A to D) The observed fade of similarity with distance, modularity, boundary excess of the spatial clusters, and between-cluster cultural F_{ST} (vertical lines) against the distributions produced by the neutral copying model (dark, 500 runs) and the bounded-groups model at a copying factor of 0.03 (light, 30 runs), both time-averaged and subsampled to the observed counts. The model reproduces the fade with distance and the between-cluster F_{ST} at two clusters; the observed boundary excess and modularity (0.045) lie above both models. (E to G) Multidimensional scaling of decorated dissimilarity for the observed assemblages (Parkin starred) and one run of each model." title="" id="121" name="Picture"/>
+            <wp:docPr descr="Figure S5. Neutral copying and bounded groups on the basin’s geography, at the calibrated combination. (A to D) The observed fade of similarity with distance, modularity, boundary excess of the spatial clusters, and between-cluster cultural F_{ST} (vertical lines) against the distributions produced by the neutral copying model (dark, 500 runs) and the bounded-groups model at a copying factor of 0.03 (light, 30 runs), both time-averaged and subsampled to the observed counts. The model reproduces the fade with distance and the between-cluster F_{ST} at two clusters; the observed boundary excess and modularity (0.045) lie above both models. (E to G) Multidimensional scaling of decorated dissimilarity for the observed assemblages (Parkin starred) and one run of each model." title="" id="131" name="Picture"/>
             <a:graphic>
               <a:graphicData uri="http://schemas.openxmlformats.org/drawingml/2006/picture">
                 <pic:pic>
                   <pic:nvPicPr>
-                    <pic:cNvPr descr="../../figures/figS2_drift_vs_groups.png" id="122" name="Picture"/>
+                    <pic:cNvPr descr="../../figures/figS2_drift_vs_groups.png" id="132" name="Picture"/>
                     <pic:cNvPicPr>
                       <a:picLocks noChangeArrowheads="1" noChangeAspect="1"/>
                     </pic:cNvPicPr>
                   </pic:nvPicPr>
                   <pic:blipFill>
-                    <a:blip r:embed="rId120"/>
+                    <a:blip r:embed="rId130"/>
                     <a:stretch>
                       <a:fillRect/>
                     </a:stretch>
@@ -3402,7 +4366,7 @@
                   <pic:spPr bwMode="auto">
                     <a:xfrm>
                       <a:off x="0" y="0"/>
-                      <a:ext cx="5334000" cy="4169993"/>
+                      <a:ext cx="5334000" cy="4112706"/>
                     </a:xfrm>
                     <a:prstGeom prst="rect">
                       <a:avLst/>
@@ -3430,7 +4394,7 @@
           <w:b/>
           <w:bCs/>
         </w:rPr>
-        <w:t xml:space="preserve">Figure S2.</w:t>
+        <w:t xml:space="preserve">Figure S5.</w:t>
       </w:r>
       <w:r>
         <w:t xml:space="preserve"> </w:t>
@@ -3500,7 +4464,7 @@
           <w:b/>
           <w:bCs/>
         </w:rPr>
-        <w:t xml:space="preserve">Table S2.</w:t>
+        <w:t xml:space="preserve">Table S3.</w:t>
       </w:r>
       <w:r>
         <w:t xml:space="preserve"> </w:t>
@@ -3650,18 +4614,18 @@
               <w:jc w:val="right"/>
             </w:pPr>
             <w:r>
-              <w:t xml:space="preserve">56 / 49</w:t>
-            </w:r>
-          </w:p>
-        </w:tc>
-        <w:tc>
-          <w:tcPr/>
-          <w:p>
-            <w:pPr>
-              <w:pStyle w:val="Compact"/>
-            </w:pPr>
-            <w:r>
-              <w:t xml:space="preserve">2,000, 0.002, 0.005</w:t>
+              <w:t xml:space="preserve">50 / 45</w:t>
+            </w:r>
+          </w:p>
+        </w:tc>
+        <w:tc>
+          <w:tcPr/>
+          <w:p>
+            <w:pPr>
+              <w:pStyle w:val="Compact"/>
+            </w:pPr>
+            <w:r>
+              <w:t xml:space="preserve">2,000, 0.001, 0.02</w:t>
             </w:r>
           </w:p>
         </w:tc>
@@ -3683,7 +4647,7 @@
               <w:pStyle w:val="Compact"/>
             </w:pPr>
             <w:r>
-              <w:t xml:space="preserve">0.570 / 5.79 / 0.589</w:t>
+              <w:t xml:space="preserve">0.577 / 6.04 / 0.588</w:t>
             </w:r>
           </w:p>
         </w:tc>
@@ -3752,14 +4716,14 @@
               <w:pStyle w:val="Compact"/>
             </w:pPr>
             <w:r>
-              <w:t xml:space="preserve">0.611 / 5.89 / 0.643</w:t>
+              <w:t xml:space="preserve">0.616 / 5.96 / 0.648</w:t>
             </w:r>
           </w:p>
         </w:tc>
       </w:tr>
     </w:tbl>
-    <w:bookmarkEnd w:id="123"/>
-    <w:bookmarkStart w:id="127" w:name="Xadbb3fee6170dc82f82218c8d6b92e90e708aca"/>
+    <w:bookmarkEnd w:id="133"/>
+    <w:bookmarkStart w:id="137" w:name="Xadbb3fee6170dc82f82218c8d6b92e90e708aca"/>
     <w:p>
       <w:pPr>
         <w:pStyle w:val="Heading2"/>
@@ -3922,7 +4886,7 @@
         </m:sSub>
       </m:oMath>
       <w:r>
-        <w:t xml:space="preserve">, so the comparison is as favorable to the model as the grid allows. The second stage exists because the highest of about fifty six-run medians is mostly sampling noise: a 209 m shift in 13 coordinates, which changed no division, moved the six-run winner, and that winner’s six-run median proved to be three times its fifty-run median (</w:t>
+        <w:t xml:space="preserve">, so the comparison is as favorable to the model as the grid allows. The second stage exists because the highest of about fifty six-run medians is mostly sampling noise: in the current series the six-run winner’s six-run median (0.0053) is twice its fifty-run median (0.0027), and an independent fifty-seed check with fresh seeds gives 0.0025 (</w:t>
       </w:r>
       <w:r>
         <w:rPr>
@@ -3931,7 +4895,7 @@
         <w:t xml:space="preserve">output/findings/calibration_stability.md</w:t>
       </w:r>
       <w:r>
-        <w:t xml:space="preserve">). If no combination survived the check, the matched combination with the highest fifty-run median would be used and flagged. The baseline is then run 500 times, the boundary factors 30 times each at interaction lengths of 12 and 24 km, and seven sensitivity cases (burn-in doubled, a single-class starting state with and without burn-in, and innovation and mixing halved and doubled) 50 times each. The share of simulated datasets reaching the observed value is reported as</w:t>
+        <w:t xml:space="preserve">). Even at fifty runs the ranking of the leading combinations is not sharp: the independent check agrees with the six-run ranking at a rank correlation of 0.71, and its first-ranked combination (2,000 learners, innovation 0.001, mixing 0.01) failed the fifty-run diversity confirmation in the calibration itself. We therefore repeat the key comparisons at the six most favorable confirmed combinations, and at that unconfirmed one (Table S6). If no combination survived the check, the matched combination with the highest fifty-run median would be used and flagged. The baseline is then run 500 times, the boundary factors 30 times each at interaction lengths of 12 and 24 km, and seven sensitivity cases (burn-in doubled, a single-class starting state with and without burn-in, and innovation and mixing halved and doubled) 50 times each. In the baseline runs of this analysis, the share of simulated datasets reaching the observed value is reported as</w:t>
       </w:r>
       <w:r>
         <w:t xml:space="preserve"> </w:t>
@@ -4021,7 +4985,27 @@
         <w:t xml:space="preserve"> </w:t>
       </w:r>
       <w:r>
-        <w:t xml:space="preserve">the number of runs. Every run is cached against a fingerprint of the configuration, inputs, source code, and package versions, and rebuilt when any of them changes.</w:t>
+        <w:t xml:space="preserve">the number of runs; the scale sweep, cell-sensitivity, phases-as-groups and power tables report the plain share</w:t>
+      </w:r>
+      <w:r>
+        <w:t xml:space="preserve"> </w:t>
+      </w:r>
+      <m:oMath>
+        <m:r>
+          <m:t>e</m:t>
+        </m:r>
+        <m:r>
+          <m:rPr>
+            <m:sty m:val="p"/>
+          </m:rPr>
+          <m:t>/</m:t>
+        </m:r>
+        <m:r>
+          <m:t>R</m:t>
+        </m:r>
+      </m:oMath>
+      <w:r>
+        <w:t xml:space="preserve">. Every run is cached against a fingerprint of the configuration, inputs, source code, and package versions, and rebuilt when any of them changes.</w:t>
       </w:r>
     </w:p>
     <w:p>
@@ -4029,7 +5013,7 @@
         <w:pStyle w:val="BodyText"/>
       </w:pPr>
       <w:r>
-        <w:t xml:space="preserve">Copying distance is measured along the rivers because interaction in this settlement system plausibly followed watercourses, and because that choice is the one more favorable to the model. We build a graph from the mapped hydrography (LMVHydrology centerlines clipped to the basin with a 25 km margin), join vertices within 250 m of one another, keep the largest connected piece, and attach each assemblage to its nearest node, adding the attachment distance at both ends. All 28 assemblages connect, and the mean distance from an assemblage to a mapped channel is 2.74 km. Paths along the rivers are longer than straight lines by a mean ratio of 3.7 and a median of 2.9 per pair; the mean is pulled up by pairs that are close in a straight line but must route around a meander. The pottery does not follow the rivers more closely than it follows straight lines. Decorated-class distance between assemblages correlates with straight-line distance at 0.36 and with river distance at 0.24, and once straight-line distance is held fixed, river distance adds nothing (-0.02). Between assemblages in different phases, straight-line distance correlates at 0.32 and river distance at 0.10. The network is modern hydrography, and the St. Francis, Tyronza, and Mississippi have all moved since these sites were occupied. Both measures are carried through the relaxations below, and at every interaction length from 6 to 96 km the median under straight-line distance lies within 0.0004 of the median under river distance at the calibrated combination, with the diversity match held under both.</w:t>
+        <w:t xml:space="preserve">Copying distance is measured along the rivers because interaction in this settlement system plausibly followed watercourses, and because that choice is the one more favorable to the model. We build a graph from the mapped hydrography (LMVHydrology centerlines clipped to the basin with a 25 km margin), join vertices within 250 m of one another, keep the largest connected piece, and attach each assemblage to its nearest node, adding the attachment distance at both ends. All 28 assemblages connect, and the mean distance from an assemblage to a mapped channel is 2.77 km. Paths along the rivers are longer than straight lines by a mean ratio of 3.7 and a median of 2.9 per pair; the mean is pulled up by pairs that are close in a straight line but must route around a meander. The pottery does not follow the rivers more closely than it follows straight lines. Decorated-class distance between assemblages correlates with straight-line distance at 0.36 and with river distance at 0.24, and once straight-line distance is held fixed, river distance adds nothing (-0.02). Between assemblages in different phases, straight-line distance correlates at 0.32 and river distance at 0.09. The network is modern hydrography, and the St. Francis, Tyronza, and Mississippi have all moved since these sites were occupied. Both measures are carried through the relaxations below. At every interaction length from 6 to 96 km the median under straight-line distance is at or below the median under river distance at the calibrated combination, so river distance is the choice more favorable to the model.</w:t>
       </w:r>
     </w:p>
     <w:p>
@@ -4071,7 +5055,7 @@
         </m:sSub>
       </m:oMath>
       <w:r>
-        <w:t xml:space="preserve">. Because the direction of the seriation axis is only partly anchored, every run is also sampled in reverse order and as if contemporaneous, with every assemblage drawn from the final window. Which source an assemblage’s counts came from does not matter to the result: within each cluster holding rows of both kinds, the posterior probability that rows carrying the survey’s counts alone differ from rows carrying Lipo’s compilation more than a random split of that cluster into groups of the same sizes is 0.12 to 0.17, with each assemblage’s class proportions drawn from Dirichlet(counts + 1/2) (</w:t>
+        <w:t xml:space="preserve">. Because the direction of the seriation axis is only partly anchored, every run is also sampled in reverse order and as if contemporaneous, with every assemblage drawn from the final window. Which source an assemblage’s counts came from matters little. Within each of the three five-cluster groups holding at least two rows of each kind, we computed the posterior probability that rows carrying the survey’s counts alone differ from rows carrying Lipo’s compilation more than a random split of that group into subsets of the same sizes, with each assemblage’s class proportions drawn from Dirichlet(counts + 1/2) (</w:t>
       </w:r>
       <w:r>
         <w:rPr>
@@ -4080,7 +5064,7 @@
         <w:t xml:space="preserve">analyses/78_source_effect.py</w:t>
       </w:r>
       <w:r>
-        <w:t xml:space="preserve">).</w:t>
+        <w:t xml:space="preserve">). It is 0.04 and 0.15 in two of them and 0.89 in the third (Big Eddy, Castile Landing, Clay Hill, Cramor Place, and Nickel), where source and place cannot be separated with five assemblages. The rows carrying the survey’s counts alone are also the smallest, so source and sample size are confounded throughout.</w:t>
       </w:r>
     </w:p>
     <w:p>
@@ -4088,7 +5072,7 @@
         <w:pStyle w:val="BodyText"/>
       </w:pPr>
       <w:r>
-        <w:t xml:space="preserve">Because community labels are arbitrary and switch between runs, we summarize the basin’s simulated communities by co-membership (Figure S3). For each assemblage we record the share of runs in which it falls in the same community as Parkin. Under the calibrated model that share is 0.80 to 1.00 for every assemblage, because the model returns a single community in two thirds of its runs. An earlier, uncalibrated model had produced a graded field of co-membership falling from 0.66 near Parkin to 0.17 far away, which was a product of its excess diversity. Under pooled-profile innovation, the 175 time-sampled runs that return two or more communities give a between-community</w:t>
+        <w:t xml:space="preserve">Because community labels are arbitrary and switch between runs, we summarize the basin’s simulated communities by co-membership (Figure S6). For each assemblage we record the share of runs in which it falls in the same community as Parkin. Under the calibrated model that share is 0.94 to 1.00 for every assemblage, because the model returns a single community in most of its runs. An earlier, uncalibrated model had produced a graded field of co-membership falling away from Parkin, which was a product of its excess diversity. Under pooled-profile innovation, the 36 time-sampled runs that return two or more communities give a between-community</w:t>
       </w:r>
       <w:r>
         <w:t xml:space="preserve"> </w:t>
@@ -4114,7 +5098,7 @@
         <w:t xml:space="preserve"> </w:t>
       </w:r>
       <w:r>
-        <w:t xml:space="preserve">from 0.008 to 0.043 (median 0.017), and 1 of those 175 runs reaches the observed 0.039. Under uniform innovation, which does not fit the assemblages’ diversity robustly, the observed value falls within a wide interval.</w:t>
+        <w:t xml:space="preserve">with a median of 0.012 (95 percent range 0.007 to 0.024), and none of them reaches the observed 0.039. Under uniform innovation, which does not fit the assemblages’ diversity robustly, the observed value falls within a wide interval.</w:t>
       </w:r>
     </w:p>
     <w:p>
@@ -4126,18 +5110,18 @@
           <wp:inline>
             <wp:extent cx="5334000" cy="4016402"/>
             <wp:effectExtent b="0" l="0" r="0" t="0"/>
-            <wp:docPr descr="Figure S3. Basin co-membership and community differentiation under the calibrated model, over 500 runs. (A) Each assemblage shaded by the share of runs in which it falls in Parkin’s community (star). The share is 0.80 to 1.00 throughout because the model returns one community in two thirds of its runs. (B) Between-community cultural F_{ST} for the observed data (dashed, 0.039) against the model’s medians and 95 percent ranges, sampled as contemporaneous and through time, for pooled-profile (filled) and uniform (open) innovation. The pooled-profile points summarize only the runs returning two or more communities (148 contemporaneous and 175 through time, of 500); the rest return one community and leave the statistic undefined. The observed value lies above them. The uniform model’s wide range reflects a parameterization that does not fit the assemblages’ diversity robustly." title="" id="125" name="Picture"/>
+            <wp:docPr descr="Figure S6. Basin co-membership and community differentiation under the calibrated model, over 500 runs. (A) Each assemblage shaded by the share of runs in which it falls in Parkin’s community (star). The share is 0.94 to 1.00 throughout because the model returns one community in most of its runs. (B) Between-community cultural F_{ST} for the observed data (dashed, 0.039) against the model’s medians and 95 percent ranges, sampled as contemporaneous and through time, for pooled-profile (filled) and uniform (open) innovation. The pooled-profile points summarize only the runs returning two or more communities (54 contemporaneous and 36 through time, of 500); the rest return one community and leave the statistic undefined. The observed value lies above them. The uniform model’s wide range reflects a parameterization that does not fit the assemblages’ diversity robustly." title="" id="135" name="Picture"/>
             <a:graphic>
               <a:graphicData uri="http://schemas.openxmlformats.org/drawingml/2006/picture">
                 <pic:pic>
                   <pic:nvPicPr>
-                    <pic:cNvPr descr="../../figures/figS3_emergent_phases.png" id="126" name="Picture"/>
+                    <pic:cNvPr descr="../../figures/figS3_emergent_phases.png" id="136" name="Picture"/>
                     <pic:cNvPicPr>
                       <a:picLocks noChangeArrowheads="1" noChangeAspect="1"/>
                     </pic:cNvPicPr>
                   </pic:nvPicPr>
                   <pic:blipFill>
-                    <a:blip r:embed="rId124"/>
+                    <a:blip r:embed="rId134"/>
                     <a:stretch>
                       <a:fillRect/>
                     </a:stretch>
@@ -4173,13 +5157,13 @@
           <w:b/>
           <w:bCs/>
         </w:rPr>
-        <w:t xml:space="preserve">Figure S3.</w:t>
-      </w:r>
-      <w:r>
-        <w:t xml:space="preserve"> </w:t>
-      </w:r>
-      <w:r>
-        <w:t xml:space="preserve">Basin co-membership and community differentiation under the calibrated model, over 500 runs. (A) Each assemblage shaded by the share of runs in which it falls in Parkin’s community (star). The share is 0.80 to 1.00 throughout because the model returns one community in two thirds of its runs. (B) Between-community cultural</w:t>
+        <w:t xml:space="preserve">Figure S6.</w:t>
+      </w:r>
+      <w:r>
+        <w:t xml:space="preserve"> </w:t>
+      </w:r>
+      <w:r>
+        <w:t xml:space="preserve">Basin co-membership and community differentiation under the calibrated model, over 500 runs. (A) Each assemblage shaded by the share of runs in which it falls in Parkin’s community (star). The share is 0.94 to 1.00 throughout because the model returns one community in most of its runs. (B) Between-community cultural</w:t>
       </w:r>
       <w:r>
         <w:t xml:space="preserve"> </w:t>
@@ -4205,11 +5189,11 @@
         <w:t xml:space="preserve"> </w:t>
       </w:r>
       <w:r>
-        <w:t xml:space="preserve">for the observed data (dashed, 0.039) against the model’s medians and 95 percent ranges, sampled as contemporaneous and through time, for pooled-profile (filled) and uniform (open) innovation. The pooled-profile points summarize only the runs returning two or more communities (148 contemporaneous and 175 through time, of 500); the rest return one community and leave the statistic undefined. The observed value lies above them. The uniform model’s wide range reflects a parameterization that does not fit the assemblages’ diversity robustly.</w:t>
-      </w:r>
-    </w:p>
-    <w:bookmarkEnd w:id="127"/>
-    <w:bookmarkStart w:id="131" w:name="X6f709a8852ced2b4efe4258f523a9f4ec56fbed"/>
+        <w:t xml:space="preserve">for the observed data (dashed, 0.039) against the model’s medians and 95 percent ranges, sampled as contemporaneous and through time, for pooled-profile (filled) and uniform (open) innovation. The pooled-profile points summarize only the runs returning two or more communities (54 contemporaneous and 36 through time, of 500); the rest return one community and leave the statistic undefined. The observed value lies above them. The uniform model’s wide range reflects a parameterization that does not fit the assemblages’ diversity robustly.</w:t>
+      </w:r>
+    </w:p>
+    <w:bookmarkEnd w:id="137"/>
+    <w:bookmarkStart w:id="141" w:name="X6f709a8852ced2b4efe4258f523a9f4ec56fbed"/>
     <w:p>
       <w:pPr>
         <w:pStyle w:val="Heading2"/>
@@ -4223,7 +5207,7 @@
         <w:pStyle w:val="FirstParagraph"/>
       </w:pPr>
       <w:r>
-        <w:t xml:space="preserve">Figure S4 shows every combination in the calibration series, 297 for each innovation model, plotted by diversity misfit (the root of the summed squared relative error over the three summaries) against median between-cluster</w:t>
+        <w:t xml:space="preserve">Figure S7 shows every combination in the calibration series, 297 for each innovation model, plotted by diversity misfit (the root of the summed squared relative error over the three summaries) against median between-cluster</w:t>
       </w:r>
       <w:r>
         <w:t xml:space="preserve"> </w:t>
@@ -4272,7 +5256,7 @@
         <w:t xml:space="preserve"> </w:t>
       </w:r>
       <w:r>
-        <w:t xml:space="preserve">at their medians, and the combinations that reach it at the median misfit the diversity by a factor of two or more. Under uniform innovation, one combination matches, at the corner of the grid, and its median (0.0095) lies above the observed value; it is the only matched combination to do so, and it does not fit the diversity robustly. The interchangeable-class model can reach the record’s skewed class profile only as a passing state of strong drift, which removes the rare classes that most assemblages contain. An earlier finding that drift brackets the observed differentiation across a 432-run grid over interaction length, mixing, and innovation came from that misfitting region of the grid.</w:t>
+        <w:t xml:space="preserve">at their medians, and every combination that reaches it at the median lies outside the diversity tolerance (lowest misfit 0.21, against 0.17 at the tolerance line). Under uniform innovation, one combination matches, at the corner of the grid, and its median (0.0098) lies above the observed value; it is the only matched combination to do so, and it does not fit the diversity robustly. The interchangeable-class model can reach the record’s skewed class profile only as a passing state of strong drift, which removes the rare classes that most assemblages contain. An earlier finding that drift brackets the observed differentiation across a 432-run grid over interaction length, mixing, and innovation came from that misfitting region of the grid.</w:t>
       </w:r>
     </w:p>
     <w:p>
@@ -4284,18 +5268,18 @@
           <wp:inline>
             <wp:extent cx="5334000" cy="3429956"/>
             <wp:effectExtent b="0" l="0" r="0" t="0"/>
-            <wp:docPr descr="Figure S4. The calibration series. Each point is one parameter combination (population 120, 2,000, or 10,000 learners; innovation 0.0002 to 0.2; mixing 0.001 to 0.4) for the pooled-profile (circles) and uniform (squares) innovation models, placed by its diversity misfit against its median between-cluster F_{ST} (six runs for unmatched combinations, fifty for matched ones), for (A) the St. Francis basin and (B) the southeast-Missouri assemblages, the latter shown to document the attempt described in the final section rather than as a result. Filled markers match all three within-assemblage summaries within 10 percent (vertical line). The dashed line is the observed F_{ST}. No matched pooled-profile combination reaches the observed value at its median in either panel; the single matched uniform combination in the basin (median 0.0095) sits at the corner of the grid and does not fit the diversity robustly." title="" id="129" name="Picture"/>
+            <wp:docPr descr="Figure S7. The calibration series. Each point is one parameter combination (population 120, 2,000, or 10,000 learners; innovation 0.0002 to 0.2; mixing 0.001 to 0.4) for the pooled-profile (circles) and uniform (squares) innovation models, placed by its diversity misfit against its median between-cluster F_{ST} (six runs for unmatched combinations, fifty for matched ones), for (A) the St. Francis basin and (B) the southeast-Missouri assemblages, the latter shown to document the attempt described in the final section rather than as a result. Filled markers match all three within-assemblage summaries within 10 percent (vertical line). The dashed line is the observed F_{ST}. No matched pooled-profile combination reaches the observed value at its median in either panel; the single matched uniform combination in the basin (median 0.0098) sits at the corner of the grid and does not fit the diversity robustly." title="" id="139" name="Picture"/>
             <a:graphic>
               <a:graphicData uri="http://schemas.openxmlformats.org/drawingml/2006/picture">
                 <pic:pic>
                   <pic:nvPicPr>
-                    <pic:cNvPr descr="../../figures/figS4_emergence_robustness.png" id="130" name="Picture"/>
+                    <pic:cNvPr descr="../../figures/figS4_emergence_robustness.png" id="140" name="Picture"/>
                     <pic:cNvPicPr>
                       <a:picLocks noChangeArrowheads="1" noChangeAspect="1"/>
                     </pic:cNvPicPr>
                   </pic:nvPicPr>
                   <pic:blipFill>
-                    <a:blip r:embed="rId128"/>
+                    <a:blip r:embed="rId138"/>
                     <a:stretch>
                       <a:fillRect/>
                     </a:stretch>
@@ -4331,7 +5315,7 @@
           <w:b/>
           <w:bCs/>
         </w:rPr>
-        <w:t xml:space="preserve">Figure S4.</w:t>
+        <w:t xml:space="preserve">Figure S7.</w:t>
       </w:r>
       <w:r>
         <w:t xml:space="preserve"> </w:t>
@@ -4386,7 +5370,7 @@
         </m:sSub>
       </m:oMath>
       <w:r>
-        <w:t xml:space="preserve">. No matched pooled-profile combination reaches the observed value at its median in either panel; the single matched uniform combination in the basin (median 0.0095) sits at the corner of the grid and does not fit the diversity robustly.</w:t>
+        <w:t xml:space="preserve">. No matched pooled-profile combination reaches the observed value at its median in either panel; the single matched uniform combination in the basin (median 0.0098) sits at the corner of the grid and does not fit the diversity robustly.</w:t>
       </w:r>
     </w:p>
     <w:p>
@@ -4398,13 +5382,13 @@
           <w:b/>
           <w:bCs/>
         </w:rPr>
-        <w:t xml:space="preserve">Table S3.</w:t>
-      </w:r>
-      <w:r>
-        <w:t xml:space="preserve"> </w:t>
-      </w:r>
-      <w:r>
-        <w:t xml:space="preserve">Sensitivity of the calibrated comparison for the pooled-profile model (50 runs per case, baseline 500). Entries are the median and 95 percent range of the between-cluster</w:t>
+        <w:t xml:space="preserve">Table S4.</w:t>
+      </w:r>
+      <w:r>
+        <w:t xml:space="preserve"> </w:t>
+      </w:r>
+      <w:r>
+        <w:t xml:space="preserve">Sensitivity of the calibrated comparison for the pooled-profile model (50 runs per sensitivity case, 30 per boundary case, baseline 500). Entries are the median and 95 percent range of the between-cluster</w:t>
       </w:r>
       <w:r>
         <w:t xml:space="preserve"> </w:t>
@@ -4549,7 +5533,7 @@
               <w:pStyle w:val="Compact"/>
             </w:pPr>
             <w:r>
-              <w:t xml:space="preserve">0.0026 [0.0003, 0.0153]</w:t>
+              <w:t xml:space="preserve">0.0023 [0.0002, 0.0113]</w:t>
             </w:r>
           </w:p>
         </w:tc>
@@ -4573,19 +5557,19 @@
               <w:jc w:val="right"/>
             </w:pPr>
             <w:r>
-              <w:t xml:space="preserve">0.57</w:t>
-            </w:r>
-          </w:p>
-        </w:tc>
-        <w:tc>
-          <w:tcPr/>
-          <w:p>
-            <w:pPr>
-              <w:pStyle w:val="Compact"/>
-              <w:jc w:val="right"/>
-            </w:pPr>
-            <w:r>
-              <w:t xml:space="preserve">5.8</w:t>
+              <w:t xml:space="preserve">0.58</w:t>
+            </w:r>
+          </w:p>
+        </w:tc>
+        <w:tc>
+          <w:tcPr/>
+          <w:p>
+            <w:pPr>
+              <w:pStyle w:val="Compact"/>
+              <w:jc w:val="right"/>
+            </w:pPr>
+            <w:r>
+              <w:t xml:space="preserve">6.0</w:t>
             </w:r>
           </w:p>
         </w:tc>
@@ -4617,43 +5601,43 @@
               <w:pStyle w:val="Compact"/>
             </w:pPr>
             <w:r>
-              <w:t xml:space="preserve">0.0027 [0.0003, 0.0131]</w:t>
-            </w:r>
-          </w:p>
-        </w:tc>
-        <w:tc>
-          <w:tcPr/>
-          <w:p>
-            <w:pPr>
-              <w:pStyle w:val="Compact"/>
-              <w:jc w:val="right"/>
-            </w:pPr>
-            <w:r>
-              <w:t xml:space="preserve">0.294</w:t>
-            </w:r>
-          </w:p>
-        </w:tc>
-        <w:tc>
-          <w:tcPr/>
-          <w:p>
-            <w:pPr>
-              <w:pStyle w:val="Compact"/>
-              <w:jc w:val="right"/>
-            </w:pPr>
-            <w:r>
-              <w:t xml:space="preserve">0.57</w:t>
-            </w:r>
-          </w:p>
-        </w:tc>
-        <w:tc>
-          <w:tcPr/>
-          <w:p>
-            <w:pPr>
-              <w:pStyle w:val="Compact"/>
-              <w:jc w:val="right"/>
-            </w:pPr>
-            <w:r>
-              <w:t xml:space="preserve">5.8</w:t>
+              <w:t xml:space="preserve">0.0019 [0.0003, 0.0099]</w:t>
+            </w:r>
+          </w:p>
+        </w:tc>
+        <w:tc>
+          <w:tcPr/>
+          <w:p>
+            <w:pPr>
+              <w:pStyle w:val="Compact"/>
+              <w:jc w:val="right"/>
+            </w:pPr>
+            <w:r>
+              <w:t xml:space="preserve">0.176</w:t>
+            </w:r>
+          </w:p>
+        </w:tc>
+        <w:tc>
+          <w:tcPr/>
+          <w:p>
+            <w:pPr>
+              <w:pStyle w:val="Compact"/>
+              <w:jc w:val="right"/>
+            </w:pPr>
+            <w:r>
+              <w:t xml:space="preserve">0.58</w:t>
+            </w:r>
+          </w:p>
+        </w:tc>
+        <w:tc>
+          <w:tcPr/>
+          <w:p>
+            <w:pPr>
+              <w:pStyle w:val="Compact"/>
+              <w:jc w:val="right"/>
+            </w:pPr>
+            <w:r>
+              <w:t xml:space="preserve">6.1</w:t>
             </w:r>
           </w:p>
         </w:tc>
@@ -4685,43 +5669,43 @@
               <w:pStyle w:val="Compact"/>
             </w:pPr>
             <w:r>
-              <w:t xml:space="preserve">0.0024 [0.0003, 0.0139]</w:t>
-            </w:r>
-          </w:p>
-        </w:tc>
-        <w:tc>
-          <w:tcPr/>
-          <w:p>
-            <w:pPr>
-              <w:pStyle w:val="Compact"/>
-              <w:jc w:val="right"/>
-            </w:pPr>
-            <w:r>
-              <w:t xml:space="preserve">0.216</w:t>
-            </w:r>
-          </w:p>
-        </w:tc>
-        <w:tc>
-          <w:tcPr/>
-          <w:p>
-            <w:pPr>
-              <w:pStyle w:val="Compact"/>
-              <w:jc w:val="right"/>
-            </w:pPr>
-            <w:r>
-              <w:t xml:space="preserve">0.57</w:t>
-            </w:r>
-          </w:p>
-        </w:tc>
-        <w:tc>
-          <w:tcPr/>
-          <w:p>
-            <w:pPr>
-              <w:pStyle w:val="Compact"/>
-              <w:jc w:val="right"/>
-            </w:pPr>
-            <w:r>
-              <w:t xml:space="preserve">5.8</w:t>
+              <w:t xml:space="preserve">0.0021 [0.0004, 0.0218]</w:t>
+            </w:r>
+          </w:p>
+        </w:tc>
+        <w:tc>
+          <w:tcPr/>
+          <w:p>
+            <w:pPr>
+              <w:pStyle w:val="Compact"/>
+              <w:jc w:val="right"/>
+            </w:pPr>
+            <w:r>
+              <w:t xml:space="preserve">0.196</w:t>
+            </w:r>
+          </w:p>
+        </w:tc>
+        <w:tc>
+          <w:tcPr/>
+          <w:p>
+            <w:pPr>
+              <w:pStyle w:val="Compact"/>
+              <w:jc w:val="right"/>
+            </w:pPr>
+            <w:r>
+              <w:t xml:space="preserve">0.54</w:t>
+            </w:r>
+          </w:p>
+        </w:tc>
+        <w:tc>
+          <w:tcPr/>
+          <w:p>
+            <w:pPr>
+              <w:pStyle w:val="Compact"/>
+              <w:jc w:val="right"/>
+            </w:pPr>
+            <w:r>
+              <w:t xml:space="preserve">5.9</w:t>
             </w:r>
           </w:p>
         </w:tc>
@@ -4753,43 +5737,43 @@
               <w:pStyle w:val="Compact"/>
             </w:pPr>
             <w:r>
-              <w:t xml:space="preserve">0.0047 [0.0006, 0.0230]</w:t>
-            </w:r>
-          </w:p>
-        </w:tc>
-        <w:tc>
-          <w:tcPr/>
-          <w:p>
-            <w:pPr>
-              <w:pStyle w:val="Compact"/>
-              <w:jc w:val="right"/>
-            </w:pPr>
-            <w:r>
-              <w:t xml:space="preserve">0.471</w:t>
-            </w:r>
-          </w:p>
-        </w:tc>
-        <w:tc>
-          <w:tcPr/>
-          <w:p>
-            <w:pPr>
-              <w:pStyle w:val="Compact"/>
-              <w:jc w:val="right"/>
-            </w:pPr>
-            <w:r>
-              <w:t xml:space="preserve">0.46</w:t>
-            </w:r>
-          </w:p>
-        </w:tc>
-        <w:tc>
-          <w:tcPr/>
-          <w:p>
-            <w:pPr>
-              <w:pStyle w:val="Compact"/>
-              <w:jc w:val="right"/>
-            </w:pPr>
-            <w:r>
-              <w:t xml:space="preserve">5.4</w:t>
+              <w:t xml:space="preserve">0.0049 [0.0003, 0.0239]</w:t>
+            </w:r>
+          </w:p>
+        </w:tc>
+        <w:tc>
+          <w:tcPr/>
+          <w:p>
+            <w:pPr>
+              <w:pStyle w:val="Compact"/>
+              <w:jc w:val="right"/>
+            </w:pPr>
+            <w:r>
+              <w:t xml:space="preserve">0.431</w:t>
+            </w:r>
+          </w:p>
+        </w:tc>
+        <w:tc>
+          <w:tcPr/>
+          <w:p>
+            <w:pPr>
+              <w:pStyle w:val="Compact"/>
+              <w:jc w:val="right"/>
+            </w:pPr>
+            <w:r>
+              <w:t xml:space="preserve">0.37</w:t>
+            </w:r>
+          </w:p>
+        </w:tc>
+        <w:tc>
+          <w:tcPr/>
+          <w:p>
+            <w:pPr>
+              <w:pStyle w:val="Compact"/>
+              <w:jc w:val="right"/>
+            </w:pPr>
+            <w:r>
+              <w:t xml:space="preserve">5.2</w:t>
             </w:r>
           </w:p>
         </w:tc>
@@ -4821,43 +5805,43 @@
               <w:pStyle w:val="Compact"/>
             </w:pPr>
             <w:r>
-              <w:t xml:space="preserve">0.0036 [0.0006, 0.0202]</w:t>
-            </w:r>
-          </w:p>
-        </w:tc>
-        <w:tc>
-          <w:tcPr/>
-          <w:p>
-            <w:pPr>
-              <w:pStyle w:val="Compact"/>
-              <w:jc w:val="right"/>
-            </w:pPr>
-            <w:r>
-              <w:t xml:space="preserve">0.373</w:t>
-            </w:r>
-          </w:p>
-        </w:tc>
-        <w:tc>
-          <w:tcPr/>
-          <w:p>
-            <w:pPr>
-              <w:pStyle w:val="Compact"/>
-              <w:jc w:val="right"/>
-            </w:pPr>
-            <w:r>
-              <w:t xml:space="preserve">0.56</w:t>
-            </w:r>
-          </w:p>
-        </w:tc>
-        <w:tc>
-          <w:tcPr/>
-          <w:p>
-            <w:pPr>
-              <w:pStyle w:val="Compact"/>
-              <w:jc w:val="right"/>
-            </w:pPr>
-            <w:r>
-              <w:t xml:space="preserve">5.3</w:t>
+              <w:t xml:space="preserve">0.0027 [0.0007, 0.0177]</w:t>
+            </w:r>
+          </w:p>
+        </w:tc>
+        <w:tc>
+          <w:tcPr/>
+          <w:p>
+            <w:pPr>
+              <w:pStyle w:val="Compact"/>
+              <w:jc w:val="right"/>
+            </w:pPr>
+            <w:r>
+              <w:t xml:space="preserve">0.235</w:t>
+            </w:r>
+          </w:p>
+        </w:tc>
+        <w:tc>
+          <w:tcPr/>
+          <w:p>
+            <w:pPr>
+              <w:pStyle w:val="Compact"/>
+              <w:jc w:val="right"/>
+            </w:pPr>
+            <w:r>
+              <w:t xml:space="preserve">0.58</w:t>
+            </w:r>
+          </w:p>
+        </w:tc>
+        <w:tc>
+          <w:tcPr/>
+          <w:p>
+            <w:pPr>
+              <w:pStyle w:val="Compact"/>
+              <w:jc w:val="right"/>
+            </w:pPr>
+            <w:r>
+              <w:t xml:space="preserve">5.5</w:t>
             </w:r>
           </w:p>
         </w:tc>
@@ -4889,19 +5873,19 @@
               <w:pStyle w:val="Compact"/>
             </w:pPr>
             <w:r>
-              <w:t xml:space="preserve">0.0010 [0.0002, 0.0067]</w:t>
-            </w:r>
-          </w:p>
-        </w:tc>
-        <w:tc>
-          <w:tcPr/>
-          <w:p>
-            <w:pPr>
-              <w:pStyle w:val="Compact"/>
-              <w:jc w:val="right"/>
-            </w:pPr>
-            <w:r>
-              <w:t xml:space="preserve">0.078</w:t>
+              <w:t xml:space="preserve">0.0010 [0.0002, 0.0055]</w:t>
+            </w:r>
+          </w:p>
+        </w:tc>
+        <w:tc>
+          <w:tcPr/>
+          <w:p>
+            <w:pPr>
+              <w:pStyle w:val="Compact"/>
+              <w:jc w:val="right"/>
+            </w:pPr>
+            <w:r>
+              <w:t xml:space="preserve">0.039</w:t>
             </w:r>
           </w:p>
         </w:tc>
@@ -4925,7 +5909,7 @@
               <w:jc w:val="right"/>
             </w:pPr>
             <w:r>
-              <w:t xml:space="preserve">6.3</w:t>
+              <w:t xml:space="preserve">6.6</w:t>
             </w:r>
           </w:p>
         </w:tc>
@@ -4957,43 +5941,43 @@
               <w:pStyle w:val="Compact"/>
             </w:pPr>
             <w:r>
-              <w:t xml:space="preserve">0.0039 [0.0004, 0.0188]</w:t>
-            </w:r>
-          </w:p>
-        </w:tc>
-        <w:tc>
-          <w:tcPr/>
-          <w:p>
-            <w:pPr>
-              <w:pStyle w:val="Compact"/>
-              <w:jc w:val="right"/>
-            </w:pPr>
-            <w:r>
-              <w:t xml:space="preserve">0.275</w:t>
-            </w:r>
-          </w:p>
-        </w:tc>
-        <w:tc>
-          <w:tcPr/>
-          <w:p>
-            <w:pPr>
-              <w:pStyle w:val="Compact"/>
-              <w:jc w:val="right"/>
-            </w:pPr>
-            <w:r>
-              <w:t xml:space="preserve">0.56</w:t>
-            </w:r>
-          </w:p>
-        </w:tc>
-        <w:tc>
-          <w:tcPr/>
-          <w:p>
-            <w:pPr>
-              <w:pStyle w:val="Compact"/>
-              <w:jc w:val="right"/>
-            </w:pPr>
-            <w:r>
-              <w:t xml:space="preserve">5.4</w:t>
+              <w:t xml:space="preserve">0.0025 [0.0006, 0.0137]</w:t>
+            </w:r>
+          </w:p>
+        </w:tc>
+        <w:tc>
+          <w:tcPr/>
+          <w:p>
+            <w:pPr>
+              <w:pStyle w:val="Compact"/>
+              <w:jc w:val="right"/>
+            </w:pPr>
+            <w:r>
+              <w:t xml:space="preserve">0.255</w:t>
+            </w:r>
+          </w:p>
+        </w:tc>
+        <w:tc>
+          <w:tcPr/>
+          <w:p>
+            <w:pPr>
+              <w:pStyle w:val="Compact"/>
+              <w:jc w:val="right"/>
+            </w:pPr>
+            <w:r>
+              <w:t xml:space="preserve">0.58</w:t>
+            </w:r>
+          </w:p>
+        </w:tc>
+        <w:tc>
+          <w:tcPr/>
+          <w:p>
+            <w:pPr>
+              <w:pStyle w:val="Compact"/>
+              <w:jc w:val="right"/>
+            </w:pPr>
+            <w:r>
+              <w:t xml:space="preserve">5.8</w:t>
             </w:r>
           </w:p>
         </w:tc>
@@ -5025,19 +6009,19 @@
               <w:pStyle w:val="Compact"/>
             </w:pPr>
             <w:r>
-              <w:t xml:space="preserve">0.0024 [0.0004, 0.0106]</w:t>
-            </w:r>
-          </w:p>
-        </w:tc>
-        <w:tc>
-          <w:tcPr/>
-          <w:p>
-            <w:pPr>
-              <w:pStyle w:val="Compact"/>
-              <w:jc w:val="right"/>
-            </w:pPr>
-            <w:r>
-              <w:t xml:space="preserve">0.176</w:t>
+              <w:t xml:space="preserve">0.0015 [0.0002, 0.0052]</w:t>
+            </w:r>
+          </w:p>
+        </w:tc>
+        <w:tc>
+          <w:tcPr/>
+          <w:p>
+            <w:pPr>
+              <w:pStyle w:val="Compact"/>
+              <w:jc w:val="right"/>
+            </w:pPr>
+            <w:r>
+              <w:t xml:space="preserve">0.020</w:t>
             </w:r>
           </w:p>
         </w:tc>
@@ -5061,7 +6045,7 @@
               <w:jc w:val="right"/>
             </w:pPr>
             <w:r>
-              <w:t xml:space="preserve">6.2</w:t>
+              <w:t xml:space="preserve">6.4</w:t>
             </w:r>
           </w:p>
         </w:tc>
@@ -5093,19 +6077,19 @@
               <w:pStyle w:val="Compact"/>
             </w:pPr>
             <w:r>
-              <w:t xml:space="preserve">0.0034 [0.0006, 0.0106]</w:t>
-            </w:r>
-          </w:p>
-        </w:tc>
-        <w:tc>
-          <w:tcPr/>
-          <w:p>
-            <w:pPr>
-              <w:pStyle w:val="Compact"/>
-              <w:jc w:val="right"/>
-            </w:pPr>
-            <w:r>
-              <w:t xml:space="preserve">0.290</w:t>
+              <w:t xml:space="preserve">0.0022 [0.0004, 0.0129]</w:t>
+            </w:r>
+          </w:p>
+        </w:tc>
+        <w:tc>
+          <w:tcPr/>
+          <w:p>
+            <w:pPr>
+              <w:pStyle w:val="Compact"/>
+              <w:jc w:val="right"/>
+            </w:pPr>
+            <w:r>
+              <w:t xml:space="preserve">0.161</w:t>
             </w:r>
           </w:p>
         </w:tc>
@@ -5153,19 +6137,19 @@
               <w:pStyle w:val="Compact"/>
             </w:pPr>
             <w:r>
-              <w:t xml:space="preserve">0.0020 [0.0006, 0.0164]</w:t>
-            </w:r>
-          </w:p>
-        </w:tc>
-        <w:tc>
-          <w:tcPr/>
-          <w:p>
-            <w:pPr>
-              <w:pStyle w:val="Compact"/>
-              <w:jc w:val="right"/>
-            </w:pPr>
-            <w:r>
-              <w:t xml:space="preserve">0.258</w:t>
+              <w:t xml:space="preserve">0.0031 [0.0005, 0.0184]</w:t>
+            </w:r>
+          </w:p>
+        </w:tc>
+        <w:tc>
+          <w:tcPr/>
+          <w:p>
+            <w:pPr>
+              <w:pStyle w:val="Compact"/>
+              <w:jc w:val="right"/>
+            </w:pPr>
+            <w:r>
+              <w:t xml:space="preserve">0.194</w:t>
             </w:r>
           </w:p>
         </w:tc>
@@ -5213,19 +6197,19 @@
               <w:pStyle w:val="Compact"/>
             </w:pPr>
             <w:r>
-              <w:t xml:space="preserve">0.0037 [0.0006, 0.0114]</w:t>
-            </w:r>
-          </w:p>
-        </w:tc>
-        <w:tc>
-          <w:tcPr/>
-          <w:p>
-            <w:pPr>
-              <w:pStyle w:val="Compact"/>
-              <w:jc w:val="right"/>
-            </w:pPr>
-            <w:r>
-              <w:t xml:space="preserve">0.290</w:t>
+              <w:t xml:space="preserve">0.0080 [0.0007, 0.0165]</w:t>
+            </w:r>
+          </w:p>
+        </w:tc>
+        <w:tc>
+          <w:tcPr/>
+          <w:p>
+            <w:pPr>
+              <w:pStyle w:val="Compact"/>
+              <w:jc w:val="right"/>
+            </w:pPr>
+            <w:r>
+              <w:t xml:space="preserve">0.548</w:t>
             </w:r>
           </w:p>
         </w:tc>
@@ -5252,11 +6236,11 @@
         <w:pStyle w:val="BodyText"/>
       </w:pPr>
       <w:r>
-        <w:t xml:space="preserve">The case with a single-class start and no burn-in departs from the calibrated diversity and is reported for completeness rather than as an alternative that fits. The other cases put the share of runs reaching the observed value between 0.08 and 0.37, so the observation lies within what the model produces under every starting state and rate choice. The 30-run boundary cases resolve that share only to about 0.03.</w:t>
-      </w:r>
-    </w:p>
-    <w:bookmarkEnd w:id="131"/>
-    <w:bookmarkStart w:id="132" w:name="Xeafe564f9578fc6514294828af52095d4d7f034"/>
+        <w:t xml:space="preserve">The case with a single-class start and no burn-in departs from the calibrated diversity and is reported for completeness rather than as an alternative that fits. The other cases put the share of runs reaching the observed value between 0.02 and 0.26. Doubling the innovation or mixing rate, which keeps the diversity close to the record’s, lowers that share to 0.04 and 0.02, so the two-cluster agreement holds at the selected combination and its neighbors with lower rates but not at every rate choice. The 30-run boundary cases resolve that share only to about 0.03.</w:t>
+      </w:r>
+    </w:p>
+    <w:bookmarkEnd w:id="141"/>
+    <w:bookmarkStart w:id="142" w:name="Xeafe564f9578fc6514294828af52095d4d7f034"/>
     <w:p>
       <w:pPr>
         <w:pStyle w:val="Heading2"/>
@@ -5270,7 +6254,7 @@
         <w:pStyle w:val="FirstParagraph"/>
       </w:pPr>
       <w:r>
-        <w:t xml:space="preserve">At two to four clusters the calibrated model covers the observed differentiation, and from five clusters on it falls short (main text Table 2). The model makes four simplifications, any of which could account for that finer-scale difference, and relaxing one does not abandon neutral copying: each variant is the same model with one simplification removed, run on the basin at its calibrated combination. The standard is the same throughout. A variant accounts for the difference only if it reaches the observed</w:t>
+        <w:t xml:space="preserve">At two clusters the calibrated model covers the observed differentiation, but its median falls short of it, and from three clusters on the observed value lies outside its range (main text Table 1; Table S5). The model makes four simplifications, any of which could account for that shortfall, and relaxing one does not abandon neutral copying: each variant is the same model with one simplification removed, run on the basin at its calibrated combination. The standard is the same throughout. A variant accounts for the difference only if it reaches the observed</w:t>
       </w:r>
       <w:r>
         <w:t xml:space="preserve"> </w:t>
@@ -5521,30 +6505,30 @@
               <w:jc w:val="right"/>
             </w:pPr>
             <w:r>
-              <w:t xml:space="preserve">0.0026</w:t>
-            </w:r>
-          </w:p>
-        </w:tc>
-        <w:tc>
-          <w:tcPr/>
-          <w:p>
-            <w:pPr>
-              <w:pStyle w:val="Compact"/>
-            </w:pPr>
-            <w:r>
-              <w:t xml:space="preserve">[0.0003, 0.0147]</w:t>
-            </w:r>
-          </w:p>
-        </w:tc>
-        <w:tc>
-          <w:tcPr/>
-          <w:p>
-            <w:pPr>
-              <w:pStyle w:val="Compact"/>
-              <w:jc w:val="right"/>
-            </w:pPr>
-            <w:r>
-              <w:t xml:space="preserve">2.4x</w:t>
+              <w:t xml:space="preserve">0.0019</w:t>
+            </w:r>
+          </w:p>
+        </w:tc>
+        <w:tc>
+          <w:tcPr/>
+          <w:p>
+            <w:pPr>
+              <w:pStyle w:val="Compact"/>
+            </w:pPr>
+            <w:r>
+              <w:t xml:space="preserve">[0.0002, 0.0124]</w:t>
+            </w:r>
+          </w:p>
+        </w:tc>
+        <w:tc>
+          <w:tcPr/>
+          <w:p>
+            <w:pPr>
+              <w:pStyle w:val="Compact"/>
+              <w:jc w:val="right"/>
+            </w:pPr>
+            <w:r>
+              <w:t xml:space="preserve">3.4x</w:t>
             </w:r>
           </w:p>
         </w:tc>
@@ -5594,30 +6578,30 @@
               <w:jc w:val="right"/>
             </w:pPr>
             <w:r>
-              <w:t xml:space="preserve">0.0027</w:t>
-            </w:r>
-          </w:p>
-        </w:tc>
-        <w:tc>
-          <w:tcPr/>
-          <w:p>
-            <w:pPr>
-              <w:pStyle w:val="Compact"/>
-            </w:pPr>
-            <w:r>
-              <w:t xml:space="preserve">[0.0004, 0.0175]</w:t>
-            </w:r>
-          </w:p>
-        </w:tc>
-        <w:tc>
-          <w:tcPr/>
-          <w:p>
-            <w:pPr>
-              <w:pStyle w:val="Compact"/>
-              <w:jc w:val="right"/>
-            </w:pPr>
-            <w:r>
-              <w:t xml:space="preserve">2.3x</w:t>
+              <w:t xml:space="preserve">0.0025</w:t>
+            </w:r>
+          </w:p>
+        </w:tc>
+        <w:tc>
+          <w:tcPr/>
+          <w:p>
+            <w:pPr>
+              <w:pStyle w:val="Compact"/>
+            </w:pPr>
+            <w:r>
+              <w:t xml:space="preserve">[0.0003, 0.0142]</w:t>
+            </w:r>
+          </w:p>
+        </w:tc>
+        <w:tc>
+          <w:tcPr/>
+          <w:p>
+            <w:pPr>
+              <w:pStyle w:val="Compact"/>
+              <w:jc w:val="right"/>
+            </w:pPr>
+            <w:r>
+              <w:t xml:space="preserve">2.5x</w:t>
             </w:r>
           </w:p>
         </w:tc>
@@ -5667,30 +6651,30 @@
               <w:jc w:val="right"/>
             </w:pPr>
             <w:r>
-              <w:t xml:space="preserve">0.0042</w:t>
-            </w:r>
-          </w:p>
-        </w:tc>
-        <w:tc>
-          <w:tcPr/>
-          <w:p>
-            <w:pPr>
-              <w:pStyle w:val="Compact"/>
-            </w:pPr>
-            <w:r>
-              <w:t xml:space="preserve">[0.0004, 0.0264]</w:t>
-            </w:r>
-          </w:p>
-        </w:tc>
-        <w:tc>
-          <w:tcPr/>
-          <w:p>
-            <w:pPr>
-              <w:pStyle w:val="Compact"/>
-              <w:jc w:val="right"/>
-            </w:pPr>
-            <w:r>
-              <w:t xml:space="preserve">1.5x</w:t>
+              <w:t xml:space="preserve">0.0033</w:t>
+            </w:r>
+          </w:p>
+        </w:tc>
+        <w:tc>
+          <w:tcPr/>
+          <w:p>
+            <w:pPr>
+              <w:pStyle w:val="Compact"/>
+            </w:pPr>
+            <w:r>
+              <w:t xml:space="preserve">[0.0004, 0.0219]</w:t>
+            </w:r>
+          </w:p>
+        </w:tc>
+        <w:tc>
+          <w:tcPr/>
+          <w:p>
+            <w:pPr>
+              <w:pStyle w:val="Compact"/>
+              <w:jc w:val="right"/>
+            </w:pPr>
+            <w:r>
+              <w:t xml:space="preserve">1.9x</w:t>
             </w:r>
           </w:p>
         </w:tc>
@@ -5740,30 +6724,30 @@
               <w:jc w:val="right"/>
             </w:pPr>
             <w:r>
-              <w:t xml:space="preserve">0.0055</w:t>
-            </w:r>
-          </w:p>
-        </w:tc>
-        <w:tc>
-          <w:tcPr/>
-          <w:p>
-            <w:pPr>
-              <w:pStyle w:val="Compact"/>
-            </w:pPr>
-            <w:r>
-              <w:t xml:space="preserve">[0.0006, 0.0386]</w:t>
-            </w:r>
-          </w:p>
-        </w:tc>
-        <w:tc>
-          <w:tcPr/>
-          <w:p>
-            <w:pPr>
-              <w:pStyle w:val="Compact"/>
-              <w:jc w:val="right"/>
-            </w:pPr>
-            <w:r>
-              <w:t xml:space="preserve">1.1x</w:t>
+              <w:t xml:space="preserve">0.0046</w:t>
+            </w:r>
+          </w:p>
+        </w:tc>
+        <w:tc>
+          <w:tcPr/>
+          <w:p>
+            <w:pPr>
+              <w:pStyle w:val="Compact"/>
+            </w:pPr>
+            <w:r>
+              <w:t xml:space="preserve">[0.0005, 0.0392]</w:t>
+            </w:r>
+          </w:p>
+        </w:tc>
+        <w:tc>
+          <w:tcPr/>
+          <w:p>
+            <w:pPr>
+              <w:pStyle w:val="Compact"/>
+              <w:jc w:val="right"/>
+            </w:pPr>
+            <w:r>
+              <w:t xml:space="preserve">1.4x</w:t>
             </w:r>
           </w:p>
         </w:tc>
@@ -5813,30 +6797,30 @@
               <w:jc w:val="right"/>
             </w:pPr>
             <w:r>
-              <w:t xml:space="preserve">0.0075</w:t>
-            </w:r>
-          </w:p>
-        </w:tc>
-        <w:tc>
-          <w:tcPr/>
-          <w:p>
-            <w:pPr>
-              <w:pStyle w:val="Compact"/>
-            </w:pPr>
-            <w:r>
-              <w:t xml:space="preserve">[0.0006, 0.0400]</w:t>
-            </w:r>
-          </w:p>
-        </w:tc>
-        <w:tc>
-          <w:tcPr/>
-          <w:p>
-            <w:pPr>
-              <w:pStyle w:val="Compact"/>
-              <w:jc w:val="right"/>
-            </w:pPr>
-            <w:r>
-              <w:t xml:space="preserve">0.8x</w:t>
+              <w:t xml:space="preserve">0.0069</w:t>
+            </w:r>
+          </w:p>
+        </w:tc>
+        <w:tc>
+          <w:tcPr/>
+          <w:p>
+            <w:pPr>
+              <w:pStyle w:val="Compact"/>
+            </w:pPr>
+            <w:r>
+              <w:t xml:space="preserve">[0.0005, 0.0445]</w:t>
+            </w:r>
+          </w:p>
+        </w:tc>
+        <w:tc>
+          <w:tcPr/>
+          <w:p>
+            <w:pPr>
+              <w:pStyle w:val="Compact"/>
+              <w:jc w:val="right"/>
+            </w:pPr>
+            <w:r>
+              <w:t xml:space="preserve">0.9x</w:t>
             </w:r>
           </w:p>
         </w:tc>
@@ -5886,30 +6870,30 @@
               <w:jc w:val="right"/>
             </w:pPr>
             <w:r>
-              <w:t xml:space="preserve">0.0122</w:t>
-            </w:r>
-          </w:p>
-        </w:tc>
-        <w:tc>
-          <w:tcPr/>
-          <w:p>
-            <w:pPr>
-              <w:pStyle w:val="Compact"/>
-            </w:pPr>
-            <w:r>
-              <w:t xml:space="preserve">[0.0005, 0.0695]</w:t>
-            </w:r>
-          </w:p>
-        </w:tc>
-        <w:tc>
-          <w:tcPr/>
-          <w:p>
-            <w:pPr>
-              <w:pStyle w:val="Compact"/>
-              <w:jc w:val="right"/>
-            </w:pPr>
-            <w:r>
-              <w:t xml:space="preserve">0.5x</w:t>
+              <w:t xml:space="preserve">0.0101</w:t>
+            </w:r>
+          </w:p>
+        </w:tc>
+        <w:tc>
+          <w:tcPr/>
+          <w:p>
+            <w:pPr>
+              <w:pStyle w:val="Compact"/>
+            </w:pPr>
+            <w:r>
+              <w:t xml:space="preserve">[0.0007, 0.0837]</w:t>
+            </w:r>
+          </w:p>
+        </w:tc>
+        <w:tc>
+          <w:tcPr/>
+          <w:p>
+            <w:pPr>
+              <w:pStyle w:val="Compact"/>
+              <w:jc w:val="right"/>
+            </w:pPr>
+            <w:r>
+              <w:t xml:space="preserve">0.6x</w:t>
             </w:r>
           </w:p>
         </w:tc>
@@ -5947,7 +6931,7 @@
         <w:t xml:space="preserve"> </w:t>
       </w:r>
       <w:r>
-        <w:t xml:space="preserve">covers 24 of the 28 assemblages and is the only size field with usable coverage. Taking population to scale with height, height squared, or height cubed implies coefficients of variation of 0.92, 1.37, and 1.78, with Morse’s corrected height for Parkin substituted as elsewhere. Across that range the shortfall runs from about 1.5-fold at a coefficient of 1.0 to the observation passed by 2.0, but the diversity match is lost from 1.0. Inequality raises differentiation, but it also lowers the harmonic mean population, which speeds drift everywhere and pulls diversity below the observed value.</w:t>
+        <w:t xml:space="preserve">covers 24 of the 28 assemblages and is the only size field with usable coverage. Taking population to scale with height, height squared, or height cubed implies coefficients of variation of 0.92, 1.37, and 1.78, with Morse’s corrected height for Parkin substituted as elsewhere. Across that range the shortfall runs from about 1.9-fold at a coefficient of 1.0 to 1.4-fold at 1.5, and the observation is passed by 2.0, but the diversity match is lost from 1.0. Inequality raises differentiation, but it also lowers the harmonic mean population, which speeds drift everywhere and pulls diversity below the observed value.</w:t>
       </w:r>
     </w:p>
     <w:p>
@@ -6094,30 +7078,30 @@
               <w:jc w:val="right"/>
             </w:pPr>
             <w:r>
-              <w:t xml:space="preserve">0.0032</w:t>
-            </w:r>
-          </w:p>
-        </w:tc>
-        <w:tc>
-          <w:tcPr/>
-          <w:p>
-            <w:pPr>
-              <w:pStyle w:val="Compact"/>
-            </w:pPr>
-            <w:r>
-              <w:t xml:space="preserve">[0.0004, 0.0220]</w:t>
-            </w:r>
-          </w:p>
-        </w:tc>
-        <w:tc>
-          <w:tcPr/>
-          <w:p>
-            <w:pPr>
-              <w:pStyle w:val="Compact"/>
-              <w:jc w:val="right"/>
-            </w:pPr>
-            <w:r>
-              <w:t xml:space="preserve">1.9x</w:t>
+              <w:t xml:space="preserve">0.0067</w:t>
+            </w:r>
+          </w:p>
+        </w:tc>
+        <w:tc>
+          <w:tcPr/>
+          <w:p>
+            <w:pPr>
+              <w:pStyle w:val="Compact"/>
+            </w:pPr>
+            <w:r>
+              <w:t xml:space="preserve">[0.0006, 0.0320]</w:t>
+            </w:r>
+          </w:p>
+        </w:tc>
+        <w:tc>
+          <w:tcPr/>
+          <w:p>
+            <w:pPr>
+              <w:pStyle w:val="Compact"/>
+              <w:jc w:val="right"/>
+            </w:pPr>
+            <w:r>
+              <w:t xml:space="preserve">0.9x</w:t>
             </w:r>
           </w:p>
         </w:tc>
@@ -6154,30 +7138,30 @@
               <w:jc w:val="right"/>
             </w:pPr>
             <w:r>
-              <w:t xml:space="preserve">0.0034</w:t>
-            </w:r>
-          </w:p>
-        </w:tc>
-        <w:tc>
-          <w:tcPr/>
-          <w:p>
-            <w:pPr>
-              <w:pStyle w:val="Compact"/>
-            </w:pPr>
-            <w:r>
-              <w:t xml:space="preserve">[0.0005, 0.0170]</w:t>
-            </w:r>
-          </w:p>
-        </w:tc>
-        <w:tc>
-          <w:tcPr/>
-          <w:p>
-            <w:pPr>
-              <w:pStyle w:val="Compact"/>
-              <w:jc w:val="right"/>
-            </w:pPr>
-            <w:r>
-              <w:t xml:space="preserve">1.9x</w:t>
+              <w:t xml:space="preserve">0.0048</w:t>
+            </w:r>
+          </w:p>
+        </w:tc>
+        <w:tc>
+          <w:tcPr/>
+          <w:p>
+            <w:pPr>
+              <w:pStyle w:val="Compact"/>
+            </w:pPr>
+            <w:r>
+              <w:t xml:space="preserve">[0.0005, 0.0265]</w:t>
+            </w:r>
+          </w:p>
+        </w:tc>
+        <w:tc>
+          <w:tcPr/>
+          <w:p>
+            <w:pPr>
+              <w:pStyle w:val="Compact"/>
+              <w:jc w:val="right"/>
+            </w:pPr>
+            <w:r>
+              <w:t xml:space="preserve">1.3x</w:t>
             </w:r>
           </w:p>
         </w:tc>
@@ -6214,30 +7198,30 @@
               <w:jc w:val="right"/>
             </w:pPr>
             <w:r>
-              <w:t xml:space="preserve">0.0025</w:t>
-            </w:r>
-          </w:p>
-        </w:tc>
-        <w:tc>
-          <w:tcPr/>
-          <w:p>
-            <w:pPr>
-              <w:pStyle w:val="Compact"/>
-            </w:pPr>
-            <w:r>
-              <w:t xml:space="preserve">[0.0003, 0.0125]</w:t>
-            </w:r>
-          </w:p>
-        </w:tc>
-        <w:tc>
-          <w:tcPr/>
-          <w:p>
-            <w:pPr>
-              <w:pStyle w:val="Compact"/>
-              <w:jc w:val="right"/>
-            </w:pPr>
-            <w:r>
-              <w:t xml:space="preserve">2.5x</w:t>
+              <w:t xml:space="preserve">0.0022</w:t>
+            </w:r>
+          </w:p>
+        </w:tc>
+        <w:tc>
+          <w:tcPr/>
+          <w:p>
+            <w:pPr>
+              <w:pStyle w:val="Compact"/>
+            </w:pPr>
+            <w:r>
+              <w:t xml:space="preserve">[0.0003, 0.0136]</w:t>
+            </w:r>
+          </w:p>
+        </w:tc>
+        <w:tc>
+          <w:tcPr/>
+          <w:p>
+            <w:pPr>
+              <w:pStyle w:val="Compact"/>
+              <w:jc w:val="right"/>
+            </w:pPr>
+            <w:r>
+              <w:t xml:space="preserve">2.8x</w:t>
             </w:r>
           </w:p>
         </w:tc>
@@ -6274,30 +7258,30 @@
               <w:jc w:val="right"/>
             </w:pPr>
             <w:r>
-              <w:t xml:space="preserve">0.0019</w:t>
-            </w:r>
-          </w:p>
-        </w:tc>
-        <w:tc>
-          <w:tcPr/>
-          <w:p>
-            <w:pPr>
-              <w:pStyle w:val="Compact"/>
-            </w:pPr>
-            <w:r>
-              <w:t xml:space="preserve">[0.0002, 0.0093]</w:t>
-            </w:r>
-          </w:p>
-        </w:tc>
-        <w:tc>
-          <w:tcPr/>
-          <w:p>
-            <w:pPr>
-              <w:pStyle w:val="Compact"/>
-              <w:jc w:val="right"/>
-            </w:pPr>
-            <w:r>
-              <w:t xml:space="preserve">3.3x</w:t>
+              <w:t xml:space="preserve">0.0007</w:t>
+            </w:r>
+          </w:p>
+        </w:tc>
+        <w:tc>
+          <w:tcPr/>
+          <w:p>
+            <w:pPr>
+              <w:pStyle w:val="Compact"/>
+            </w:pPr>
+            <w:r>
+              <w:t xml:space="preserve">[0.0001, 0.0036]</w:t>
+            </w:r>
+          </w:p>
+        </w:tc>
+        <w:tc>
+          <w:tcPr/>
+          <w:p>
+            <w:pPr>
+              <w:pStyle w:val="Compact"/>
+              <w:jc w:val="right"/>
+            </w:pPr>
+            <w:r>
+              <w:t xml:space="preserve">8.4x</w:t>
             </w:r>
           </w:p>
         </w:tc>
@@ -6334,30 +7318,30 @@
               <w:jc w:val="right"/>
             </w:pPr>
             <w:r>
-              <w:t xml:space="preserve">0.0015</w:t>
-            </w:r>
-          </w:p>
-        </w:tc>
-        <w:tc>
-          <w:tcPr/>
-          <w:p>
-            <w:pPr>
-              <w:pStyle w:val="Compact"/>
-            </w:pPr>
-            <w:r>
-              <w:t xml:space="preserve">[0.0002, 0.0086]</w:t>
-            </w:r>
-          </w:p>
-        </w:tc>
-        <w:tc>
-          <w:tcPr/>
-          <w:p>
-            <w:pPr>
-              <w:pStyle w:val="Compact"/>
-              <w:jc w:val="right"/>
-            </w:pPr>
-            <w:r>
-              <w:t xml:space="preserve">4.2x</w:t>
+              <w:t xml:space="preserve">0.0007</w:t>
+            </w:r>
+          </w:p>
+        </w:tc>
+        <w:tc>
+          <w:tcPr/>
+          <w:p>
+            <w:pPr>
+              <w:pStyle w:val="Compact"/>
+            </w:pPr>
+            <w:r>
+              <w:t xml:space="preserve">[0.0001, 0.0032]</w:t>
+            </w:r>
+          </w:p>
+        </w:tc>
+        <w:tc>
+          <w:tcPr/>
+          <w:p>
+            <w:pPr>
+              <w:pStyle w:val="Compact"/>
+              <w:jc w:val="right"/>
+            </w:pPr>
+            <w:r>
+              <w:t xml:space="preserve">9.2x</w:t>
             </w:r>
           </w:p>
         </w:tc>
@@ -6394,30 +7378,30 @@
               <w:jc w:val="right"/>
             </w:pPr>
             <w:r>
-              <w:t xml:space="preserve">0.0030</w:t>
-            </w:r>
-          </w:p>
-        </w:tc>
-        <w:tc>
-          <w:tcPr/>
-          <w:p>
-            <w:pPr>
-              <w:pStyle w:val="Compact"/>
-            </w:pPr>
-            <w:r>
-              <w:t xml:space="preserve">[0.0003, 0.0174]</w:t>
-            </w:r>
-          </w:p>
-        </w:tc>
-        <w:tc>
-          <w:tcPr/>
-          <w:p>
-            <w:pPr>
-              <w:pStyle w:val="Compact"/>
-              <w:jc w:val="right"/>
-            </w:pPr>
-            <w:r>
-              <w:t xml:space="preserve">2.1x</w:t>
+              <w:t xml:space="preserve">0.0036</w:t>
+            </w:r>
+          </w:p>
+        </w:tc>
+        <w:tc>
+          <w:tcPr/>
+          <w:p>
+            <w:pPr>
+              <w:pStyle w:val="Compact"/>
+            </w:pPr>
+            <w:r>
+              <w:t xml:space="preserve">[0.0004, 0.0211]</w:t>
+            </w:r>
+          </w:p>
+        </w:tc>
+        <w:tc>
+          <w:tcPr/>
+          <w:p>
+            <w:pPr>
+              <w:pStyle w:val="Compact"/>
+              <w:jc w:val="right"/>
+            </w:pPr>
+            <w:r>
+              <w:t xml:space="preserve">1.7x</w:t>
             </w:r>
           </w:p>
         </w:tc>
@@ -6454,30 +7438,30 @@
               <w:jc w:val="right"/>
             </w:pPr>
             <w:r>
-              <w:t xml:space="preserve">0.0020</w:t>
-            </w:r>
-          </w:p>
-        </w:tc>
-        <w:tc>
-          <w:tcPr/>
-          <w:p>
-            <w:pPr>
-              <w:pStyle w:val="Compact"/>
-            </w:pPr>
-            <w:r>
-              <w:t xml:space="preserve">[0.0002, 0.0118]</w:t>
-            </w:r>
-          </w:p>
-        </w:tc>
-        <w:tc>
-          <w:tcPr/>
-          <w:p>
-            <w:pPr>
-              <w:pStyle w:val="Compact"/>
-              <w:jc w:val="right"/>
-            </w:pPr>
-            <w:r>
-              <w:t xml:space="preserve">3.1x</w:t>
+              <w:t xml:space="preserve">0.0010</w:t>
+            </w:r>
+          </w:p>
+        </w:tc>
+        <w:tc>
+          <w:tcPr/>
+          <w:p>
+            <w:pPr>
+              <w:pStyle w:val="Compact"/>
+            </w:pPr>
+            <w:r>
+              <w:t xml:space="preserve">[0.0001, 0.0061]</w:t>
+            </w:r>
+          </w:p>
+        </w:tc>
+        <w:tc>
+          <w:tcPr/>
+          <w:p>
+            <w:pPr>
+              <w:pStyle w:val="Compact"/>
+              <w:jc w:val="right"/>
+            </w:pPr>
+            <w:r>
+              <w:t xml:space="preserve">6.2x</w:t>
             </w:r>
           </w:p>
         </w:tc>
@@ -6514,30 +7498,30 @@
               <w:jc w:val="right"/>
             </w:pPr>
             <w:r>
-              <w:t xml:space="preserve">0.0015</w:t>
-            </w:r>
-          </w:p>
-        </w:tc>
-        <w:tc>
-          <w:tcPr/>
-          <w:p>
-            <w:pPr>
-              <w:pStyle w:val="Compact"/>
-            </w:pPr>
-            <w:r>
-              <w:t xml:space="preserve">[0.0002, 0.0088]</w:t>
-            </w:r>
-          </w:p>
-        </w:tc>
-        <w:tc>
-          <w:tcPr/>
-          <w:p>
-            <w:pPr>
-              <w:pStyle w:val="Compact"/>
-              <w:jc w:val="right"/>
-            </w:pPr>
-            <w:r>
-              <w:t xml:space="preserve">4.1x</w:t>
+              <w:t xml:space="preserve">0.0006</w:t>
+            </w:r>
+          </w:p>
+        </w:tc>
+        <w:tc>
+          <w:tcPr/>
+          <w:p>
+            <w:pPr>
+              <w:pStyle w:val="Compact"/>
+            </w:pPr>
+            <w:r>
+              <w:t xml:space="preserve">[0.0001, 0.0033]</w:t>
+            </w:r>
+          </w:p>
+        </w:tc>
+        <w:tc>
+          <w:tcPr/>
+          <w:p>
+            <w:pPr>
+              <w:pStyle w:val="Compact"/>
+              <w:jc w:val="right"/>
+            </w:pPr>
+            <w:r>
+              <w:t xml:space="preserve">10.6x</w:t>
             </w:r>
           </w:p>
         </w:tc>
@@ -6574,30 +7558,30 @@
               <w:jc w:val="right"/>
             </w:pPr>
             <w:r>
-              <w:t xml:space="preserve">0.0013</w:t>
-            </w:r>
-          </w:p>
-        </w:tc>
-        <w:tc>
-          <w:tcPr/>
-          <w:p>
-            <w:pPr>
-              <w:pStyle w:val="Compact"/>
-            </w:pPr>
-            <w:r>
-              <w:t xml:space="preserve">[0.0002, 0.0083]</w:t>
-            </w:r>
-          </w:p>
-        </w:tc>
-        <w:tc>
-          <w:tcPr/>
-          <w:p>
-            <w:pPr>
-              <w:pStyle w:val="Compact"/>
-              <w:jc w:val="right"/>
-            </w:pPr>
-            <w:r>
-              <w:t xml:space="preserve">4.8x</w:t>
+              <w:t xml:space="preserve">0.0006</w:t>
+            </w:r>
+          </w:p>
+        </w:tc>
+        <w:tc>
+          <w:tcPr/>
+          <w:p>
+            <w:pPr>
+              <w:pStyle w:val="Compact"/>
+            </w:pPr>
+            <w:r>
+              <w:t xml:space="preserve">[0.0001, 0.0035]</w:t>
+            </w:r>
+          </w:p>
+        </w:tc>
+        <w:tc>
+          <w:tcPr/>
+          <w:p>
+            <w:pPr>
+              <w:pStyle w:val="Compact"/>
+              <w:jc w:val="right"/>
+            </w:pPr>
+            <w:r>
+              <w:t xml:space="preserve">11.0x</w:t>
             </w:r>
           </w:p>
         </w:tc>
@@ -6634,30 +7618,30 @@
               <w:jc w:val="right"/>
             </w:pPr>
             <w:r>
-              <w:t xml:space="preserve">0.0012</w:t>
-            </w:r>
-          </w:p>
-        </w:tc>
-        <w:tc>
-          <w:tcPr/>
-          <w:p>
-            <w:pPr>
-              <w:pStyle w:val="Compact"/>
-            </w:pPr>
-            <w:r>
-              <w:t xml:space="preserve">[0.0001, 0.0076]</w:t>
-            </w:r>
-          </w:p>
-        </w:tc>
-        <w:tc>
-          <w:tcPr/>
-          <w:p>
-            <w:pPr>
-              <w:pStyle w:val="Compact"/>
-              <w:jc w:val="right"/>
-            </w:pPr>
-            <w:r>
-              <w:t xml:space="preserve">5.1x</w:t>
+              <w:t xml:space="preserve">0.0005</w:t>
+            </w:r>
+          </w:p>
+        </w:tc>
+        <w:tc>
+          <w:tcPr/>
+          <w:p>
+            <w:pPr>
+              <w:pStyle w:val="Compact"/>
+            </w:pPr>
+            <w:r>
+              <w:t xml:space="preserve">[0.0001, 0.0030]</w:t>
+            </w:r>
+          </w:p>
+        </w:tc>
+        <w:tc>
+          <w:tcPr/>
+          <w:p>
+            <w:pPr>
+              <w:pStyle w:val="Compact"/>
+              <w:jc w:val="right"/>
+            </w:pPr>
+            <w:r>
+              <w:t xml:space="preserve">13.7x</w:t>
             </w:r>
           </w:p>
         </w:tc>
@@ -6694,30 +7678,30 @@
               <w:jc w:val="right"/>
             </w:pPr>
             <w:r>
-              <w:t xml:space="preserve">0.0041</w:t>
-            </w:r>
-          </w:p>
-        </w:tc>
-        <w:tc>
-          <w:tcPr/>
-          <w:p>
-            <w:pPr>
-              <w:pStyle w:val="Compact"/>
-            </w:pPr>
-            <w:r>
-              <w:t xml:space="preserve">[0.0003, 0.0200]</w:t>
-            </w:r>
-          </w:p>
-        </w:tc>
-        <w:tc>
-          <w:tcPr/>
-          <w:p>
-            <w:pPr>
-              <w:pStyle w:val="Compact"/>
-              <w:jc w:val="right"/>
-            </w:pPr>
-            <w:r>
-              <w:t xml:space="preserve">1.5x</w:t>
+              <w:t xml:space="preserve">0.0093</w:t>
+            </w:r>
+          </w:p>
+        </w:tc>
+        <w:tc>
+          <w:tcPr/>
+          <w:p>
+            <w:pPr>
+              <w:pStyle w:val="Compact"/>
+            </w:pPr>
+            <w:r>
+              <w:t xml:space="preserve">[0.0009, 0.0492]</w:t>
+            </w:r>
+          </w:p>
+        </w:tc>
+        <w:tc>
+          <w:tcPr/>
+          <w:p>
+            <w:pPr>
+              <w:pStyle w:val="Compact"/>
+              <w:jc w:val="right"/>
+            </w:pPr>
+            <w:r>
+              <w:t xml:space="preserve">0.7x</w:t>
             </w:r>
           </w:p>
         </w:tc>
@@ -6754,30 +7738,30 @@
               <w:jc w:val="right"/>
             </w:pPr>
             <w:r>
-              <w:t xml:space="preserve">0.0034</w:t>
-            </w:r>
-          </w:p>
-        </w:tc>
-        <w:tc>
-          <w:tcPr/>
-          <w:p>
-            <w:pPr>
-              <w:pStyle w:val="Compact"/>
-            </w:pPr>
-            <w:r>
-              <w:t xml:space="preserve">[0.0004, 0.0193]</w:t>
-            </w:r>
-          </w:p>
-        </w:tc>
-        <w:tc>
-          <w:tcPr/>
-          <w:p>
-            <w:pPr>
-              <w:pStyle w:val="Compact"/>
-              <w:jc w:val="right"/>
-            </w:pPr>
-            <w:r>
-              <w:t xml:space="preserve">1.9x</w:t>
+              <w:t xml:space="preserve">0.0079</w:t>
+            </w:r>
+          </w:p>
+        </w:tc>
+        <w:tc>
+          <w:tcPr/>
+          <w:p>
+            <w:pPr>
+              <w:pStyle w:val="Compact"/>
+            </w:pPr>
+            <w:r>
+              <w:t xml:space="preserve">[0.0006, 0.0445]</w:t>
+            </w:r>
+          </w:p>
+        </w:tc>
+        <w:tc>
+          <w:tcPr/>
+          <w:p>
+            <w:pPr>
+              <w:pStyle w:val="Compact"/>
+              <w:jc w:val="right"/>
+            </w:pPr>
+            <w:r>
+              <w:t xml:space="preserve">0.8x</w:t>
             </w:r>
           </w:p>
         </w:tc>
@@ -6814,30 +7798,30 @@
               <w:jc w:val="right"/>
             </w:pPr>
             <w:r>
-              <w:t xml:space="preserve">0.0033</w:t>
-            </w:r>
-          </w:p>
-        </w:tc>
-        <w:tc>
-          <w:tcPr/>
-          <w:p>
-            <w:pPr>
-              <w:pStyle w:val="Compact"/>
-            </w:pPr>
-            <w:r>
-              <w:t xml:space="preserve">[0.0003, 0.0220]</w:t>
-            </w:r>
-          </w:p>
-        </w:tc>
-        <w:tc>
-          <w:tcPr/>
-          <w:p>
-            <w:pPr>
-              <w:pStyle w:val="Compact"/>
-              <w:jc w:val="right"/>
-            </w:pPr>
-            <w:r>
-              <w:t xml:space="preserve">1.9x</w:t>
+              <w:t xml:space="preserve">0.0045</w:t>
+            </w:r>
+          </w:p>
+        </w:tc>
+        <w:tc>
+          <w:tcPr/>
+          <w:p>
+            <w:pPr>
+              <w:pStyle w:val="Compact"/>
+            </w:pPr>
+            <w:r>
+              <w:t xml:space="preserve">[0.0005, 0.0320]</w:t>
+            </w:r>
+          </w:p>
+        </w:tc>
+        <w:tc>
+          <w:tcPr/>
+          <w:p>
+            <w:pPr>
+              <w:pStyle w:val="Compact"/>
+              <w:jc w:val="right"/>
+            </w:pPr>
+            <w:r>
+              <w:t xml:space="preserve">1.4x</w:t>
             </w:r>
           </w:p>
         </w:tc>
@@ -6874,30 +7858,30 @@
               <w:jc w:val="right"/>
             </w:pPr>
             <w:r>
-              <w:t xml:space="preserve">0.0030</w:t>
-            </w:r>
-          </w:p>
-        </w:tc>
-        <w:tc>
-          <w:tcPr/>
-          <w:p>
-            <w:pPr>
-              <w:pStyle w:val="Compact"/>
-            </w:pPr>
-            <w:r>
-              <w:t xml:space="preserve">[0.0003, 0.0115]</w:t>
-            </w:r>
-          </w:p>
-        </w:tc>
-        <w:tc>
-          <w:tcPr/>
-          <w:p>
-            <w:pPr>
-              <w:pStyle w:val="Compact"/>
-              <w:jc w:val="right"/>
-            </w:pPr>
-            <w:r>
-              <w:t xml:space="preserve">2.1x</w:t>
+              <w:t xml:space="preserve">0.0023</w:t>
+            </w:r>
+          </w:p>
+        </w:tc>
+        <w:tc>
+          <w:tcPr/>
+          <w:p>
+            <w:pPr>
+              <w:pStyle w:val="Compact"/>
+            </w:pPr>
+            <w:r>
+              <w:t xml:space="preserve">[0.0002, 0.0120]</w:t>
+            </w:r>
+          </w:p>
+        </w:tc>
+        <w:tc>
+          <w:tcPr/>
+          <w:p>
+            <w:pPr>
+              <w:pStyle w:val="Compact"/>
+              <w:jc w:val="right"/>
+            </w:pPr>
+            <w:r>
+              <w:t xml:space="preserve">2.7x</w:t>
             </w:r>
           </w:p>
         </w:tc>
@@ -6934,30 +7918,30 @@
               <w:jc w:val="right"/>
             </w:pPr>
             <w:r>
-              <w:t xml:space="preserve">0.0017</w:t>
-            </w:r>
-          </w:p>
-        </w:tc>
-        <w:tc>
-          <w:tcPr/>
-          <w:p>
-            <w:pPr>
-              <w:pStyle w:val="Compact"/>
-            </w:pPr>
-            <w:r>
-              <w:t xml:space="preserve">[0.0001, 0.0115]</w:t>
-            </w:r>
-          </w:p>
-        </w:tc>
-        <w:tc>
-          <w:tcPr/>
-          <w:p>
-            <w:pPr>
-              <w:pStyle w:val="Compact"/>
-              <w:jc w:val="right"/>
-            </w:pPr>
-            <w:r>
-              <w:t xml:space="preserve">3.6x</w:t>
+              <w:t xml:space="preserve">0.0008</w:t>
+            </w:r>
+          </w:p>
+        </w:tc>
+        <w:tc>
+          <w:tcPr/>
+          <w:p>
+            <w:pPr>
+              <w:pStyle w:val="Compact"/>
+            </w:pPr>
+            <w:r>
+              <w:t xml:space="preserve">[0.0001, 0.0043]</w:t>
+            </w:r>
+          </w:p>
+        </w:tc>
+        <w:tc>
+          <w:tcPr/>
+          <w:p>
+            <w:pPr>
+              <w:pStyle w:val="Compact"/>
+              <w:jc w:val="right"/>
+            </w:pPr>
+            <w:r>
+              <w:t xml:space="preserve">8.1x</w:t>
             </w:r>
           </w:p>
         </w:tc>
@@ -6994,30 +7978,30 @@
               <w:jc w:val="right"/>
             </w:pPr>
             <w:r>
-              <w:t xml:space="preserve">0.0027</w:t>
-            </w:r>
-          </w:p>
-        </w:tc>
-        <w:tc>
-          <w:tcPr/>
-          <w:p>
-            <w:pPr>
-              <w:pStyle w:val="Compact"/>
-            </w:pPr>
-            <w:r>
-              <w:t xml:space="preserve">[0.0003, 0.0154]</w:t>
-            </w:r>
-          </w:p>
-        </w:tc>
-        <w:tc>
-          <w:tcPr/>
-          <w:p>
-            <w:pPr>
-              <w:pStyle w:val="Compact"/>
-              <w:jc w:val="right"/>
-            </w:pPr>
-            <w:r>
-              <w:t xml:space="preserve">2.3x</w:t>
+              <w:t xml:space="preserve">0.0017</w:t>
+            </w:r>
+          </w:p>
+        </w:tc>
+        <w:tc>
+          <w:tcPr/>
+          <w:p>
+            <w:pPr>
+              <w:pStyle w:val="Compact"/>
+            </w:pPr>
+            <w:r>
+              <w:t xml:space="preserve">[0.0002, 0.0094]</w:t>
+            </w:r>
+          </w:p>
+        </w:tc>
+        <w:tc>
+          <w:tcPr/>
+          <w:p>
+            <w:pPr>
+              <w:pStyle w:val="Compact"/>
+              <w:jc w:val="right"/>
+            </w:pPr>
+            <w:r>
+              <w:t xml:space="preserve">3.6x</w:t>
             </w:r>
           </w:p>
         </w:tc>
@@ -7054,30 +8038,30 @@
               <w:jc w:val="right"/>
             </w:pPr>
             <w:r>
-              <w:t xml:space="preserve">0.0021</w:t>
-            </w:r>
-          </w:p>
-        </w:tc>
-        <w:tc>
-          <w:tcPr/>
-          <w:p>
-            <w:pPr>
-              <w:pStyle w:val="Compact"/>
-            </w:pPr>
-            <w:r>
-              <w:t xml:space="preserve">[0.0002, 0.0133]</w:t>
-            </w:r>
-          </w:p>
-        </w:tc>
-        <w:tc>
-          <w:tcPr/>
-          <w:p>
-            <w:pPr>
-              <w:pStyle w:val="Compact"/>
-              <w:jc w:val="right"/>
-            </w:pPr>
-            <w:r>
-              <w:t xml:space="preserve">2.9x</w:t>
+              <w:t xml:space="preserve">0.0013</w:t>
+            </w:r>
+          </w:p>
+        </w:tc>
+        <w:tc>
+          <w:tcPr/>
+          <w:p>
+            <w:pPr>
+              <w:pStyle w:val="Compact"/>
+            </w:pPr>
+            <w:r>
+              <w:t xml:space="preserve">[0.0002, 0.0070]</w:t>
+            </w:r>
+          </w:p>
+        </w:tc>
+        <w:tc>
+          <w:tcPr/>
+          <w:p>
+            <w:pPr>
+              <w:pStyle w:val="Compact"/>
+              <w:jc w:val="right"/>
+            </w:pPr>
+            <w:r>
+              <w:t xml:space="preserve">4.8x</w:t>
             </w:r>
           </w:p>
         </w:tc>
@@ -7114,30 +8098,30 @@
               <w:jc w:val="right"/>
             </w:pPr>
             <w:r>
-              <w:t xml:space="preserve">0.0020</w:t>
-            </w:r>
-          </w:p>
-        </w:tc>
-        <w:tc>
-          <w:tcPr/>
-          <w:p>
-            <w:pPr>
-              <w:pStyle w:val="Compact"/>
-            </w:pPr>
-            <w:r>
-              <w:t xml:space="preserve">[0.0003, 0.0089]</w:t>
-            </w:r>
-          </w:p>
-        </w:tc>
-        <w:tc>
-          <w:tcPr/>
-          <w:p>
-            <w:pPr>
-              <w:pStyle w:val="Compact"/>
-              <w:jc w:val="right"/>
-            </w:pPr>
-            <w:r>
-              <w:t xml:space="preserve">3.1x</w:t>
+              <w:t xml:space="preserve">0.0009</w:t>
+            </w:r>
+          </w:p>
+        </w:tc>
+        <w:tc>
+          <w:tcPr/>
+          <w:p>
+            <w:pPr>
+              <w:pStyle w:val="Compact"/>
+            </w:pPr>
+            <w:r>
+              <w:t xml:space="preserve">[0.0001, 0.0062]</w:t>
+            </w:r>
+          </w:p>
+        </w:tc>
+        <w:tc>
+          <w:tcPr/>
+          <w:p>
+            <w:pPr>
+              <w:pStyle w:val="Compact"/>
+              <w:jc w:val="right"/>
+            </w:pPr>
+            <w:r>
+              <w:t xml:space="preserve">7.0x</w:t>
             </w:r>
           </w:p>
         </w:tc>
@@ -7174,30 +8158,30 @@
               <w:jc w:val="right"/>
             </w:pPr>
             <w:r>
-              <w:t xml:space="preserve">0.0017</w:t>
-            </w:r>
-          </w:p>
-        </w:tc>
-        <w:tc>
-          <w:tcPr/>
-          <w:p>
-            <w:pPr>
-              <w:pStyle w:val="Compact"/>
-            </w:pPr>
-            <w:r>
-              <w:t xml:space="preserve">[0.0002, 0.0084]</w:t>
-            </w:r>
-          </w:p>
-        </w:tc>
-        <w:tc>
-          <w:tcPr/>
-          <w:p>
-            <w:pPr>
-              <w:pStyle w:val="Compact"/>
-              <w:jc w:val="right"/>
-            </w:pPr>
-            <w:r>
-              <w:t xml:space="preserve">3.6x</w:t>
+              <w:t xml:space="preserve">0.0006</w:t>
+            </w:r>
+          </w:p>
+        </w:tc>
+        <w:tc>
+          <w:tcPr/>
+          <w:p>
+            <w:pPr>
+              <w:pStyle w:val="Compact"/>
+            </w:pPr>
+            <w:r>
+              <w:t xml:space="preserve">[0.0001, 0.0036]</w:t>
+            </w:r>
+          </w:p>
+        </w:tc>
+        <w:tc>
+          <w:tcPr/>
+          <w:p>
+            <w:pPr>
+              <w:pStyle w:val="Compact"/>
+              <w:jc w:val="right"/>
+            </w:pPr>
+            <w:r>
+              <w:t xml:space="preserve">9.9x</w:t>
             </w:r>
           </w:p>
         </w:tc>
@@ -7234,30 +8218,30 @@
               <w:jc w:val="right"/>
             </w:pPr>
             <w:r>
-              <w:t xml:space="preserve">0.0014</w:t>
-            </w:r>
-          </w:p>
-        </w:tc>
-        <w:tc>
-          <w:tcPr/>
-          <w:p>
-            <w:pPr>
-              <w:pStyle w:val="Compact"/>
-            </w:pPr>
-            <w:r>
-              <w:t xml:space="preserve">[0.0001, 0.0070]</w:t>
-            </w:r>
-          </w:p>
-        </w:tc>
-        <w:tc>
-          <w:tcPr/>
-          <w:p>
-            <w:pPr>
-              <w:pStyle w:val="Compact"/>
-              <w:jc w:val="right"/>
-            </w:pPr>
-            <w:r>
-              <w:t xml:space="preserve">4.3x</w:t>
+              <w:t xml:space="preserve">0.0006</w:t>
+            </w:r>
+          </w:p>
+        </w:tc>
+        <w:tc>
+          <w:tcPr/>
+          <w:p>
+            <w:pPr>
+              <w:pStyle w:val="Compact"/>
+            </w:pPr>
+            <w:r>
+              <w:t xml:space="preserve">[0.0001, 0.0029]</w:t>
+            </w:r>
+          </w:p>
+        </w:tc>
+        <w:tc>
+          <w:tcPr/>
+          <w:p>
+            <w:pPr>
+              <w:pStyle w:val="Compact"/>
+              <w:jc w:val="right"/>
+            </w:pPr>
+            <w:r>
+              <w:t xml:space="preserve">11.3x</w:t>
             </w:r>
           </w:p>
         </w:tc>
@@ -7296,7 +8280,7 @@
         <w:t xml:space="preserve"> </w:t>
       </w:r>
       <w:r>
-        <w:t xml:space="preserve">of the fade, since an exponential fall-off is an assumption rather than a measurement. A Gaussian fade isolates distant sites about eleven times more than an exponential at the same length and narrows the shortfall to 1.5, but breaks the diversity match; the best matched setting, a straight-line exponential fade at 6 km, reaches 2.1. No measure, length, or shape moves the median by more than a few thousandths while diversity stays matched, and a power-law fade, with its heavier tail, does no better anywhere.</w:t>
+        <w:t xml:space="preserve">of the fade, since an exponential fall-off is an assumption rather than a measurement. Short interaction lengths along the rivers reach or approach the observation, an exponential fade at 6 km with a median of 0.0067 and a Gaussian fade at 6 to 24 km with medians of 0.0045 to 0.0093, but every one of them breaks the diversity match. The best matched setting, a straight-line exponential fade at 6 km, leaves a 1.7-fold shortfall. A power-law fade, with its heavier tail, does no better anywhere.</w:t>
       </w:r>
     </w:p>
     <w:p>
@@ -7442,30 +8426,30 @@
               <w:jc w:val="right"/>
             </w:pPr>
             <w:r>
-              <w:t xml:space="preserve">0.0025</w:t>
-            </w:r>
-          </w:p>
-        </w:tc>
-        <w:tc>
-          <w:tcPr/>
-          <w:p>
-            <w:pPr>
-              <w:pStyle w:val="Compact"/>
-            </w:pPr>
-            <w:r>
-              <w:t xml:space="preserve">[0.0003, 0.0125]</w:t>
-            </w:r>
-          </w:p>
-        </w:tc>
-        <w:tc>
-          <w:tcPr/>
-          <w:p>
-            <w:pPr>
-              <w:pStyle w:val="Compact"/>
-              <w:jc w:val="right"/>
-            </w:pPr>
-            <w:r>
-              <w:t xml:space="preserve">2.5x</w:t>
+              <w:t xml:space="preserve">0.0022</w:t>
+            </w:r>
+          </w:p>
+        </w:tc>
+        <w:tc>
+          <w:tcPr/>
+          <w:p>
+            <w:pPr>
+              <w:pStyle w:val="Compact"/>
+            </w:pPr>
+            <w:r>
+              <w:t xml:space="preserve">[0.0003, 0.0136]</w:t>
+            </w:r>
+          </w:p>
+        </w:tc>
+        <w:tc>
+          <w:tcPr/>
+          <w:p>
+            <w:pPr>
+              <w:pStyle w:val="Compact"/>
+              <w:jc w:val="right"/>
+            </w:pPr>
+            <w:r>
+              <w:t xml:space="preserve">2.8x</w:t>
             </w:r>
           </w:p>
         </w:tc>
@@ -7513,7 +8497,7 @@
               <w:pStyle w:val="Compact"/>
             </w:pPr>
             <w:r>
-              <w:t xml:space="preserve">[0.0003, 0.0139]</w:t>
+              <w:t xml:space="preserve">[0.0003, 0.0133]</w:t>
             </w:r>
           </w:p>
         </w:tc>
@@ -7562,30 +8546,30 @@
               <w:jc w:val="right"/>
             </w:pPr>
             <w:r>
-              <w:t xml:space="preserve">0.0026</w:t>
-            </w:r>
-          </w:p>
-        </w:tc>
-        <w:tc>
-          <w:tcPr/>
-          <w:p>
-            <w:pPr>
-              <w:pStyle w:val="Compact"/>
-            </w:pPr>
-            <w:r>
-              <w:t xml:space="preserve">[0.0002, 0.0135]</w:t>
-            </w:r>
-          </w:p>
-        </w:tc>
-        <w:tc>
-          <w:tcPr/>
-          <w:p>
-            <w:pPr>
-              <w:pStyle w:val="Compact"/>
-              <w:jc w:val="right"/>
-            </w:pPr>
-            <w:r>
-              <w:t xml:space="preserve">2.4x</w:t>
+              <w:t xml:space="preserve">0.0022</w:t>
+            </w:r>
+          </w:p>
+        </w:tc>
+        <w:tc>
+          <w:tcPr/>
+          <w:p>
+            <w:pPr>
+              <w:pStyle w:val="Compact"/>
+            </w:pPr>
+            <w:r>
+              <w:t xml:space="preserve">[0.0003, 0.0121]</w:t>
+            </w:r>
+          </w:p>
+        </w:tc>
+        <w:tc>
+          <w:tcPr/>
+          <w:p>
+            <w:pPr>
+              <w:pStyle w:val="Compact"/>
+              <w:jc w:val="right"/>
+            </w:pPr>
+            <w:r>
+              <w:t xml:space="preserve">2.8x</w:t>
             </w:r>
           </w:p>
         </w:tc>
@@ -7622,30 +8606,30 @@
               <w:jc w:val="right"/>
             </w:pPr>
             <w:r>
-              <w:t xml:space="preserve">0.0024</w:t>
-            </w:r>
-          </w:p>
-        </w:tc>
-        <w:tc>
-          <w:tcPr/>
-          <w:p>
-            <w:pPr>
-              <w:pStyle w:val="Compact"/>
-            </w:pPr>
-            <w:r>
-              <w:t xml:space="preserve">[0.0002, 0.0139]</w:t>
-            </w:r>
-          </w:p>
-        </w:tc>
-        <w:tc>
-          <w:tcPr/>
-          <w:p>
-            <w:pPr>
-              <w:pStyle w:val="Compact"/>
-              <w:jc w:val="right"/>
-            </w:pPr>
-            <w:r>
-              <w:t xml:space="preserve">2.6x</w:t>
+              <w:t xml:space="preserve">0.0023</w:t>
+            </w:r>
+          </w:p>
+        </w:tc>
+        <w:tc>
+          <w:tcPr/>
+          <w:p>
+            <w:pPr>
+              <w:pStyle w:val="Compact"/>
+            </w:pPr>
+            <w:r>
+              <w:t xml:space="preserve">[0.0002, 0.0111]</w:t>
+            </w:r>
+          </w:p>
+        </w:tc>
+        <w:tc>
+          <w:tcPr/>
+          <w:p>
+            <w:pPr>
+              <w:pStyle w:val="Compact"/>
+              <w:jc w:val="right"/>
+            </w:pPr>
+            <w:r>
+              <w:t xml:space="preserve">2.7x</w:t>
             </w:r>
           </w:p>
         </w:tc>
@@ -7806,30 +8790,30 @@
               <w:jc w:val="right"/>
             </w:pPr>
             <w:r>
-              <w:t xml:space="preserve">0.0023</w:t>
-            </w:r>
-          </w:p>
-        </w:tc>
-        <w:tc>
-          <w:tcPr/>
-          <w:p>
-            <w:pPr>
-              <w:pStyle w:val="Compact"/>
-            </w:pPr>
-            <w:r>
-              <w:t xml:space="preserve">[0.0003, 0.0136]</w:t>
-            </w:r>
-          </w:p>
-        </w:tc>
-        <w:tc>
-          <w:tcPr/>
-          <w:p>
-            <w:pPr>
-              <w:pStyle w:val="Compact"/>
-              <w:jc w:val="right"/>
-            </w:pPr>
-            <w:r>
-              <w:t xml:space="preserve">2.7x</w:t>
+              <w:t xml:space="preserve">0.0022</w:t>
+            </w:r>
+          </w:p>
+        </w:tc>
+        <w:tc>
+          <w:tcPr/>
+          <w:p>
+            <w:pPr>
+              <w:pStyle w:val="Compact"/>
+            </w:pPr>
+            <w:r>
+              <w:t xml:space="preserve">[0.0002, 0.0123]</w:t>
+            </w:r>
+          </w:p>
+        </w:tc>
+        <w:tc>
+          <w:tcPr/>
+          <w:p>
+            <w:pPr>
+              <w:pStyle w:val="Compact"/>
+              <w:jc w:val="right"/>
+            </w:pPr>
+            <w:r>
+              <w:t xml:space="preserve">2.9x</w:t>
             </w:r>
           </w:p>
         </w:tc>
@@ -7866,30 +8850,30 @@
               <w:jc w:val="right"/>
             </w:pPr>
             <w:r>
-              <w:t xml:space="preserve">0.0032</w:t>
-            </w:r>
-          </w:p>
-        </w:tc>
-        <w:tc>
-          <w:tcPr/>
-          <w:p>
-            <w:pPr>
-              <w:pStyle w:val="Compact"/>
-            </w:pPr>
-            <w:r>
-              <w:t xml:space="preserve">[0.0003, 0.1331]</w:t>
-            </w:r>
-          </w:p>
-        </w:tc>
-        <w:tc>
-          <w:tcPr/>
-          <w:p>
-            <w:pPr>
-              <w:pStyle w:val="Compact"/>
-              <w:jc w:val="right"/>
-            </w:pPr>
-            <w:r>
-              <w:t xml:space="preserve">2.0x</w:t>
+              <w:t xml:space="preserve">0.0025</w:t>
+            </w:r>
+          </w:p>
+        </w:tc>
+        <w:tc>
+          <w:tcPr/>
+          <w:p>
+            <w:pPr>
+              <w:pStyle w:val="Compact"/>
+            </w:pPr>
+            <w:r>
+              <w:t xml:space="preserve">[0.0003, 0.0389]</w:t>
+            </w:r>
+          </w:p>
+        </w:tc>
+        <w:tc>
+          <w:tcPr/>
+          <w:p>
+            <w:pPr>
+              <w:pStyle w:val="Compact"/>
+              <w:jc w:val="right"/>
+            </w:pPr>
+            <w:r>
+              <w:t xml:space="preserve">2.5x</w:t>
             </w:r>
           </w:p>
         </w:tc>
@@ -7926,30 +8910,30 @@
               <w:jc w:val="right"/>
             </w:pPr>
             <w:r>
-              <w:t xml:space="preserve">0.0040</w:t>
-            </w:r>
-          </w:p>
-        </w:tc>
-        <w:tc>
-          <w:tcPr/>
-          <w:p>
-            <w:pPr>
-              <w:pStyle w:val="Compact"/>
-            </w:pPr>
-            <w:r>
-              <w:t xml:space="preserve">[0.0004, 0.1414]</w:t>
-            </w:r>
-          </w:p>
-        </w:tc>
-        <w:tc>
-          <w:tcPr/>
-          <w:p>
-            <w:pPr>
-              <w:pStyle w:val="Compact"/>
-              <w:jc w:val="right"/>
-            </w:pPr>
-            <w:r>
-              <w:t xml:space="preserve">1.6x</w:t>
+              <w:t xml:space="preserve">0.0032</w:t>
+            </w:r>
+          </w:p>
+        </w:tc>
+        <w:tc>
+          <w:tcPr/>
+          <w:p>
+            <w:pPr>
+              <w:pStyle w:val="Compact"/>
+            </w:pPr>
+            <w:r>
+              <w:t xml:space="preserve">[0.0003, 0.0448]</w:t>
+            </w:r>
+          </w:p>
+        </w:tc>
+        <w:tc>
+          <w:tcPr/>
+          <w:p>
+            <w:pPr>
+              <w:pStyle w:val="Compact"/>
+              <w:jc w:val="right"/>
+            </w:pPr>
+            <w:r>
+              <w:t xml:space="preserve">1.9x</w:t>
             </w:r>
           </w:p>
         </w:tc>
@@ -7986,30 +8970,30 @@
               <w:jc w:val="right"/>
             </w:pPr>
             <w:r>
-              <w:t xml:space="preserve">0.0059</w:t>
-            </w:r>
-          </w:p>
-        </w:tc>
-        <w:tc>
-          <w:tcPr/>
-          <w:p>
-            <w:pPr>
-              <w:pStyle w:val="Compact"/>
-            </w:pPr>
-            <w:r>
-              <w:t xml:space="preserve">[0.0004, 0.1558]</w:t>
-            </w:r>
-          </w:p>
-        </w:tc>
-        <w:tc>
-          <w:tcPr/>
-          <w:p>
-            <w:pPr>
-              <w:pStyle w:val="Compact"/>
-              <w:jc w:val="right"/>
-            </w:pPr>
-            <w:r>
-              <w:t xml:space="preserve">1.1x</w:t>
+              <w:t xml:space="preserve">0.0047</w:t>
+            </w:r>
+          </w:p>
+        </w:tc>
+        <w:tc>
+          <w:tcPr/>
+          <w:p>
+            <w:pPr>
+              <w:pStyle w:val="Compact"/>
+            </w:pPr>
+            <w:r>
+              <w:t xml:space="preserve">[0.0003, 0.0502]</w:t>
+            </w:r>
+          </w:p>
+        </w:tc>
+        <w:tc>
+          <w:tcPr/>
+          <w:p>
+            <w:pPr>
+              <w:pStyle w:val="Compact"/>
+              <w:jc w:val="right"/>
+            </w:pPr>
+            <w:r>
+              <w:t xml:space="preserve">1.3x</w:t>
             </w:r>
           </w:p>
         </w:tc>
@@ -8046,30 +9030,30 @@
               <w:jc w:val="right"/>
             </w:pPr>
             <w:r>
-              <w:t xml:space="preserve">0.0125</w:t>
-            </w:r>
-          </w:p>
-        </w:tc>
-        <w:tc>
-          <w:tcPr/>
-          <w:p>
-            <w:pPr>
-              <w:pStyle w:val="Compact"/>
-            </w:pPr>
-            <w:r>
-              <w:t xml:space="preserve">[0.0004, 0.1618]</w:t>
-            </w:r>
-          </w:p>
-        </w:tc>
-        <w:tc>
-          <w:tcPr/>
-          <w:p>
-            <w:pPr>
-              <w:pStyle w:val="Compact"/>
-              <w:jc w:val="right"/>
-            </w:pPr>
-            <w:r>
-              <w:t xml:space="preserve">0.5x</w:t>
+              <w:t xml:space="preserve">0.0073</w:t>
+            </w:r>
+          </w:p>
+        </w:tc>
+        <w:tc>
+          <w:tcPr/>
+          <w:p>
+            <w:pPr>
+              <w:pStyle w:val="Compact"/>
+            </w:pPr>
+            <w:r>
+              <w:t xml:space="preserve">[0.0004, 0.0520]</w:t>
+            </w:r>
+          </w:p>
+        </w:tc>
+        <w:tc>
+          <w:tcPr/>
+          <w:p>
+            <w:pPr>
+              <w:pStyle w:val="Compact"/>
+              <w:jc w:val="right"/>
+            </w:pPr>
+            <w:r>
+              <w:t xml:space="preserve">0.9x</w:t>
             </w:r>
           </w:p>
         </w:tc>
@@ -8106,30 +9090,30 @@
               <w:jc w:val="right"/>
             </w:pPr>
             <w:r>
-              <w:t xml:space="preserve">0.0447</w:t>
-            </w:r>
-          </w:p>
-        </w:tc>
-        <w:tc>
-          <w:tcPr/>
-          <w:p>
-            <w:pPr>
-              <w:pStyle w:val="Compact"/>
-            </w:pPr>
-            <w:r>
-              <w:t xml:space="preserve">[0.0006, 0.1672]</w:t>
-            </w:r>
-          </w:p>
-        </w:tc>
-        <w:tc>
-          <w:tcPr/>
-          <w:p>
-            <w:pPr>
-              <w:pStyle w:val="Compact"/>
-              <w:jc w:val="right"/>
-            </w:pPr>
-            <w:r>
-              <w:t xml:space="preserve">0.1x</w:t>
+              <w:t xml:space="preserve">0.0122</w:t>
+            </w:r>
+          </w:p>
+        </w:tc>
+        <w:tc>
+          <w:tcPr/>
+          <w:p>
+            <w:pPr>
+              <w:pStyle w:val="Compact"/>
+            </w:pPr>
+            <w:r>
+              <w:t xml:space="preserve">[0.0004, 0.0528]</w:t>
+            </w:r>
+          </w:p>
+        </w:tc>
+        <w:tc>
+          <w:tcPr/>
+          <w:p>
+            <w:pPr>
+              <w:pStyle w:val="Compact"/>
+              <w:jc w:val="right"/>
+            </w:pPr>
+            <w:r>
+              <w:t xml:space="preserve">0.5x</w:t>
             </w:r>
           </w:p>
         </w:tc>
@@ -8166,30 +9150,30 @@
               <w:jc w:val="right"/>
             </w:pPr>
             <w:r>
-              <w:t xml:space="preserve">0.0614</w:t>
-            </w:r>
-          </w:p>
-        </w:tc>
-        <w:tc>
-          <w:tcPr/>
-          <w:p>
-            <w:pPr>
-              <w:pStyle w:val="Compact"/>
-            </w:pPr>
-            <w:r>
-              <w:t xml:space="preserve">[0.0009, 0.1777]</w:t>
-            </w:r>
-          </w:p>
-        </w:tc>
-        <w:tc>
-          <w:tcPr/>
-          <w:p>
-            <w:pPr>
-              <w:pStyle w:val="Compact"/>
-              <w:jc w:val="right"/>
-            </w:pPr>
-            <w:r>
-              <w:t xml:space="preserve">0.1x</w:t>
+              <w:t xml:space="preserve">0.0200</w:t>
+            </w:r>
+          </w:p>
+        </w:tc>
+        <w:tc>
+          <w:tcPr/>
+          <w:p>
+            <w:pPr>
+              <w:pStyle w:val="Compact"/>
+            </w:pPr>
+            <w:r>
+              <w:t xml:space="preserve">[0.0007, 0.0563]</w:t>
+            </w:r>
+          </w:p>
+        </w:tc>
+        <w:tc>
+          <w:tcPr/>
+          <w:p>
+            <w:pPr>
+              <w:pStyle w:val="Compact"/>
+              <w:jc w:val="right"/>
+            </w:pPr>
+            <w:r>
+              <w:t xml:space="preserve">0.3x</w:t>
             </w:r>
           </w:p>
         </w:tc>
@@ -8226,30 +9210,30 @@
               <w:jc w:val="right"/>
             </w:pPr>
             <w:r>
-              <w:t xml:space="preserve">0.1194</w:t>
-            </w:r>
-          </w:p>
-        </w:tc>
-        <w:tc>
-          <w:tcPr/>
-          <w:p>
-            <w:pPr>
-              <w:pStyle w:val="Compact"/>
-            </w:pPr>
-            <w:r>
-              <w:t xml:space="preserve">[0.0033, 0.1806]</w:t>
-            </w:r>
-          </w:p>
-        </w:tc>
-        <w:tc>
-          <w:tcPr/>
-          <w:p>
-            <w:pPr>
-              <w:pStyle w:val="Compact"/>
-              <w:jc w:val="right"/>
-            </w:pPr>
-            <w:r>
-              <w:t xml:space="preserve">0.1x</w:t>
+              <w:t xml:space="preserve">0.0316</w:t>
+            </w:r>
+          </w:p>
+        </w:tc>
+        <w:tc>
+          <w:tcPr/>
+          <w:p>
+            <w:pPr>
+              <w:pStyle w:val="Compact"/>
+            </w:pPr>
+            <w:r>
+              <w:t xml:space="preserve">[0.0017, 0.0662]</w:t>
+            </w:r>
+          </w:p>
+        </w:tc>
+        <w:tc>
+          <w:tcPr/>
+          <w:p>
+            <w:pPr>
+              <w:pStyle w:val="Compact"/>
+              <w:jc w:val="right"/>
+            </w:pPr>
+            <w:r>
+              <w:t xml:space="preserve">0.2x</w:t>
             </w:r>
           </w:p>
         </w:tc>
@@ -8286,30 +9270,30 @@
               <w:jc w:val="right"/>
             </w:pPr>
             <w:r>
-              <w:t xml:space="preserve">0.1386</w:t>
-            </w:r>
-          </w:p>
-        </w:tc>
-        <w:tc>
-          <w:tcPr/>
-          <w:p>
-            <w:pPr>
-              <w:pStyle w:val="Compact"/>
-            </w:pPr>
-            <w:r>
-              <w:t xml:space="preserve">[0.0361, 0.1896]</w:t>
-            </w:r>
-          </w:p>
-        </w:tc>
-        <w:tc>
-          <w:tcPr/>
-          <w:p>
-            <w:pPr>
-              <w:pStyle w:val="Compact"/>
-              <w:jc w:val="right"/>
-            </w:pPr>
-            <w:r>
-              <w:t xml:space="preserve">0.0x</w:t>
+              <w:t xml:space="preserve">0.0379</w:t>
+            </w:r>
+          </w:p>
+        </w:tc>
+        <w:tc>
+          <w:tcPr/>
+          <w:p>
+            <w:pPr>
+              <w:pStyle w:val="Compact"/>
+            </w:pPr>
+            <w:r>
+              <w:t xml:space="preserve">[0.0090, 0.0675]</w:t>
+            </w:r>
+          </w:p>
+        </w:tc>
+        <w:tc>
+          <w:tcPr/>
+          <w:p>
+            <w:pPr>
+              <w:pStyle w:val="Compact"/>
+              <w:jc w:val="right"/>
+            </w:pPr>
+            <w:r>
+              <w:t xml:space="preserve">0.2x</w:t>
             </w:r>
           </w:p>
         </w:tc>
@@ -8332,7 +9316,7 @@
         <w:pStyle w:val="BodyText"/>
       </w:pPr>
       <w:r>
-        <w:t xml:space="preserve">In this variant each cluster draws its new variants from a partly reordered version of the regional class profile, with the strength setting the share of classes reordered, and the table reports 1,200 runs per setting. A reordering keeps the set of class frequencies exactly, so every cluster keeps the same richness and diversity in its source of new variants and differs only in which classes it favors. Using each cluster’s observed profile instead would guarantee the result by construction. Two earlier constructions were discarded because they changed something other than the boundary: a Dirichlet perturbation made profiles sparser as well as different, dropping mean richness from 5.31 to 3.48, and mixing the regional profile with a reordered copy flattened it, raising diversity well above the observed value.</w:t>
+        <w:t xml:space="preserve">In this variant each cluster draws its new variants from a partly reordered version of the regional class profile, with the strength setting the share of classes reordered, and the table reports 1,200 runs per setting. A reordering keeps the set of class frequencies exactly, so every cluster keeps the same richness and diversity in its source of new variants and differs only in which classes it favors. Using each cluster’s observed profile instead would guarantee the result by construction. Two earlier constructions were discarded because they changed something other than the boundary: a Dirichlet perturbation made profiles sparser as well as different, lowering mean richness, and mixing the regional profile with a reordered copy flattened it, raising diversity well above the observed value.</w:t>
       </w:r>
     </w:p>
     <w:p>
@@ -8343,8 +9327,8 @@
         <w:t xml:space="preserve">Individual runs are widely spread, so the agreement at strengths of 0.2 to 0.25 is between the model’s median and the observation rather than between narrow distributions. It identifies a mechanism the record is consistent with, not one it demonstrates, and the mechanism is still neutral copying, with new styles arising locally rather than at the same rates across the basin. The transport, accumulation, and innovation sweeps were also run on the southeast-Missouri assemblages; that set is not adequate for the test, for reasons given in the final section, where its behavior under these sweeps is reported.</w:t>
       </w:r>
     </w:p>
-    <w:bookmarkEnd w:id="132"/>
-    <w:bookmarkStart w:id="133" w:name="X9cca61b5cb4d7b0661c0423df9aa7cf5f0fb207"/>
+    <w:bookmarkEnd w:id="142"/>
+    <w:bookmarkStart w:id="143" w:name="X9cca61b5cb4d7b0661c0423df9aa7cf5f0fb207"/>
     <w:p>
       <w:pPr>
         <w:pStyle w:val="Heading2"/>
@@ -8358,7 +9342,7 @@
         <w:pStyle w:val="FirstParagraph"/>
       </w:pPr>
       <w:r>
-        <w:t xml:space="preserve">The bounded-groups model above draws new variants from one regional pool, which no boundary interrupts, so it is at a disadvantage against the one account that reproduces the finer-scale difference, local innovation. Here the published phases are the groups, and both properties of a bounded group are given to them together (</w:t>
+        <w:t xml:space="preserve">The bounded-groups model above draws new variants from one regional pool, which no boundary interrupts, so it is at a disadvantage against the one account that reproduces the shortfall, local innovation. Here the published phases are the groups, and both properties of a bounded group are given to them together (</w:t>
       </w:r>
       <w:r>
         <w:rPr>
@@ -8367,7 +9351,7 @@
         <w:t xml:space="preserve">analyses/84_phases_as_groups.py</w:t>
       </w:r>
       <w:r>
-        <w:t xml:space="preserve">): copying across phase lines is multiplied by a factor of 1 (no copying boundary), 0.5, 0.1, or 0.03, and each phase draws new variants from a partly reordered version of the regional profile, with 0, 10, 20, or 30 percent of the classes reordered. Each of the 16 combinations is run 300 times at the calibrated combination, with interaction length 24 km along the rivers, and each run is scored on the between-phase</w:t>
+        <w:t xml:space="preserve">): copying across phase lines is multiplied by a factor of 1 (no copying boundary), 0.5, 0.1, or 0.03, and each phase draws new variants from a partly reordered version of the regional profile, with 0, 10, 20, or 30 percent of the classes reordered. Each of the 16 combinations is run 300 times at the calibrated combination (2,000 learners, innovation 0.001, mixing 0.02), with interaction length 24 km along the rivers, and each run is scored on the between-phase</w:t>
       </w:r>
       <w:r>
         <w:t xml:space="preserve"> </w:t>
@@ -8442,7 +9426,943 @@
         <w:t xml:space="preserve"> </w:t>
       </w:r>
       <w:r>
-        <w:t xml:space="preserve">of 0.0110 and a boundary excess at the phase lines of +10.7.</w:t>
+        <w:t xml:space="preserve">of 0.0110 and a boundary excess at the phase lines of +10.0.</w:t>
+      </w:r>
+    </w:p>
+    <w:tbl>
+      <w:tblPr>
+        <w:tblStyle w:val="Table"/>
+        <w:tblW w:type="pct" w:w="5000"/>
+        <w:tblLayout w:type="fixed"/>
+        <w:tblLook w:firstRow="1" w:lastRow="0" w:firstColumn="0" w:lastColumn="0" w:noHBand="0" w:noVBand="0" w:val="0020"/>
+      </w:tblPr>
+      <w:tblGrid>
+        <w:gridCol w:w="1131"/>
+        <w:gridCol w:w="1131"/>
+        <w:gridCol w:w="1131"/>
+        <w:gridCol w:w="1131"/>
+        <w:gridCol w:w="1131"/>
+        <w:gridCol w:w="1131"/>
+        <w:gridCol w:w="1131"/>
+      </w:tblGrid>
+      <w:tr>
+        <w:trPr>
+          <w:tblHeader w:val="on"/>
+        </w:trPr>
+        <w:tc>
+          <w:tcPr/>
+          <w:p>
+            <w:pPr>
+              <w:pStyle w:val="Compact"/>
+            </w:pPr>
+            <w:r>
+              <w:t xml:space="preserve">copying factor</w:t>
+            </w:r>
+          </w:p>
+        </w:tc>
+        <w:tc>
+          <w:tcPr/>
+          <w:p>
+            <w:pPr>
+              <w:pStyle w:val="Compact"/>
+            </w:pPr>
+            <w:r>
+              <w:t xml:space="preserve">local innovation</w:t>
+            </w:r>
+          </w:p>
+        </w:tc>
+        <w:tc>
+          <w:tcPr/>
+          <w:p>
+            <w:pPr>
+              <w:pStyle w:val="Compact"/>
+            </w:pPr>
+            <w:r>
+              <w:t xml:space="preserve">between-phase</w:t>
+            </w:r>
+            <w:r>
+              <w:t xml:space="preserve"> </w:t>
+            </w:r>
+            <m:oMath>
+              <m:sSub>
+                <m:e>
+                  <m:r>
+                    <m:t>F</m:t>
+                  </m:r>
+                </m:e>
+                <m:sub>
+                  <m:r>
+                    <m:t>S</m:t>
+                  </m:r>
+                  <m:r>
+                    <m:t>T</m:t>
+                  </m:r>
+                </m:sub>
+              </m:sSub>
+            </m:oMath>
+            <w:r>
+              <w:t xml:space="preserve">, median [95%]</w:t>
+            </w:r>
+          </w:p>
+        </w:tc>
+        <w:tc>
+          <w:tcPr/>
+          <w:p>
+            <w:pPr>
+              <w:pStyle w:val="Compact"/>
+            </w:pPr>
+            <w:r>
+              <w:t xml:space="preserve">runs reaching</w:t>
+            </w:r>
+          </w:p>
+        </w:tc>
+        <w:tc>
+          <w:tcPr/>
+          <w:p>
+            <w:pPr>
+              <w:pStyle w:val="Compact"/>
+            </w:pPr>
+            <w:r>
+              <w:t xml:space="preserve">boundary excess, median [95%]</w:t>
+            </w:r>
+          </w:p>
+        </w:tc>
+        <w:tc>
+          <w:tcPr/>
+          <w:p>
+            <w:pPr>
+              <w:pStyle w:val="Compact"/>
+            </w:pPr>
+            <w:r>
+              <w:t xml:space="preserve">runs reaching</w:t>
+            </w:r>
+          </w:p>
+        </w:tc>
+        <w:tc>
+          <w:tcPr/>
+          <w:p>
+            <w:pPr>
+              <w:pStyle w:val="Compact"/>
+            </w:pPr>
+            <w:r>
+              <w:t xml:space="preserve">diversity matched</w:t>
+            </w:r>
+          </w:p>
+        </w:tc>
+      </w:tr>
+      <w:tr>
+        <w:tc>
+          <w:tcPr/>
+          <w:p>
+            <w:pPr>
+              <w:pStyle w:val="Compact"/>
+            </w:pPr>
+            <w:r>
+              <w:t xml:space="preserve">1</w:t>
+            </w:r>
+          </w:p>
+        </w:tc>
+        <w:tc>
+          <w:tcPr/>
+          <w:p>
+            <w:pPr>
+              <w:pStyle w:val="Compact"/>
+            </w:pPr>
+            <w:r>
+              <w:t xml:space="preserve">0</w:t>
+            </w:r>
+          </w:p>
+        </w:tc>
+        <w:tc>
+          <w:tcPr/>
+          <w:p>
+            <w:pPr>
+              <w:pStyle w:val="Compact"/>
+            </w:pPr>
+            <w:r>
+              <w:t xml:space="preserve">0.0035 [0.0007, 0.0145]</w:t>
+            </w:r>
+          </w:p>
+        </w:tc>
+        <w:tc>
+          <w:tcPr/>
+          <w:p>
+            <w:pPr>
+              <w:pStyle w:val="Compact"/>
+            </w:pPr>
+            <w:r>
+              <w:t xml:space="preserve">4%</w:t>
+            </w:r>
+          </w:p>
+        </w:tc>
+        <w:tc>
+          <w:tcPr/>
+          <w:p>
+            <w:pPr>
+              <w:pStyle w:val="Compact"/>
+            </w:pPr>
+            <w:r>
+              <w:t xml:space="preserve">+1.5 [-6.0, +7.8]</w:t>
+            </w:r>
+          </w:p>
+        </w:tc>
+        <w:tc>
+          <w:tcPr/>
+          <w:p>
+            <w:pPr>
+              <w:pStyle w:val="Compact"/>
+            </w:pPr>
+            <w:r>
+              <w:t xml:space="preserve">0.3%</w:t>
+            </w:r>
+          </w:p>
+        </w:tc>
+        <w:tc>
+          <w:tcPr/>
+          <w:p>
+            <w:pPr>
+              <w:pStyle w:val="Compact"/>
+            </w:pPr>
+            <w:r>
+              <w:t xml:space="preserve">yes</w:t>
+            </w:r>
+          </w:p>
+        </w:tc>
+      </w:tr>
+      <w:tr>
+        <w:tc>
+          <w:tcPr/>
+          <w:p>
+            <w:pPr>
+              <w:pStyle w:val="Compact"/>
+            </w:pPr>
+            <w:r>
+              <w:t xml:space="preserve">1</w:t>
+            </w:r>
+          </w:p>
+        </w:tc>
+        <w:tc>
+          <w:tcPr/>
+          <w:p>
+            <w:pPr>
+              <w:pStyle w:val="Compact"/>
+            </w:pPr>
+            <w:r>
+              <w:t xml:space="preserve">0.2</w:t>
+            </w:r>
+          </w:p>
+        </w:tc>
+        <w:tc>
+          <w:tcPr/>
+          <w:p>
+            <w:pPr>
+              <w:pStyle w:val="Compact"/>
+            </w:pPr>
+            <w:r>
+              <w:t xml:space="preserve">0.0077 [0.0008, 0.0420]</w:t>
+            </w:r>
+          </w:p>
+        </w:tc>
+        <w:tc>
+          <w:tcPr/>
+          <w:p>
+            <w:pPr>
+              <w:pStyle w:val="Compact"/>
+            </w:pPr>
+            <w:r>
+              <w:t xml:space="preserve">39%</w:t>
+            </w:r>
+          </w:p>
+        </w:tc>
+        <w:tc>
+          <w:tcPr/>
+          <w:p>
+            <w:pPr>
+              <w:pStyle w:val="Compact"/>
+            </w:pPr>
+            <w:r>
+              <w:t xml:space="preserve">+4.0 [-5.4, +21.2]</w:t>
+            </w:r>
+          </w:p>
+        </w:tc>
+        <w:tc>
+          <w:tcPr/>
+          <w:p>
+            <w:pPr>
+              <w:pStyle w:val="Compact"/>
+            </w:pPr>
+            <w:r>
+              <w:t xml:space="preserve">23%</w:t>
+            </w:r>
+          </w:p>
+        </w:tc>
+        <w:tc>
+          <w:tcPr/>
+          <w:p>
+            <w:pPr>
+              <w:pStyle w:val="Compact"/>
+            </w:pPr>
+            <w:r>
+              <w:t xml:space="preserve">yes</w:t>
+            </w:r>
+          </w:p>
+        </w:tc>
+      </w:tr>
+      <w:tr>
+        <w:tc>
+          <w:tcPr/>
+          <w:p>
+            <w:pPr>
+              <w:pStyle w:val="Compact"/>
+            </w:pPr>
+            <w:r>
+              <w:t xml:space="preserve">0.5</w:t>
+            </w:r>
+          </w:p>
+        </w:tc>
+        <w:tc>
+          <w:tcPr/>
+          <w:p>
+            <w:pPr>
+              <w:pStyle w:val="Compact"/>
+            </w:pPr>
+            <w:r>
+              <w:t xml:space="preserve">0</w:t>
+            </w:r>
+          </w:p>
+        </w:tc>
+        <w:tc>
+          <w:tcPr/>
+          <w:p>
+            <w:pPr>
+              <w:pStyle w:val="Compact"/>
+            </w:pPr>
+            <w:r>
+              <w:t xml:space="preserve">0.0042 [0.0009, 0.0212]</w:t>
+            </w:r>
+          </w:p>
+        </w:tc>
+        <w:tc>
+          <w:tcPr/>
+          <w:p>
+            <w:pPr>
+              <w:pStyle w:val="Compact"/>
+            </w:pPr>
+            <w:r>
+              <w:t xml:space="preserve">10%</w:t>
+            </w:r>
+          </w:p>
+        </w:tc>
+        <w:tc>
+          <w:tcPr/>
+          <w:p>
+            <w:pPr>
+              <w:pStyle w:val="Compact"/>
+            </w:pPr>
+            <w:r>
+              <w:t xml:space="preserve">+2.8 [-4.5, +10.8]</w:t>
+            </w:r>
+          </w:p>
+        </w:tc>
+        <w:tc>
+          <w:tcPr/>
+          <w:p>
+            <w:pPr>
+              <w:pStyle w:val="Compact"/>
+            </w:pPr>
+            <w:r>
+              <w:t xml:space="preserve">4%</w:t>
+            </w:r>
+          </w:p>
+        </w:tc>
+        <w:tc>
+          <w:tcPr/>
+          <w:p>
+            <w:pPr>
+              <w:pStyle w:val="Compact"/>
+            </w:pPr>
+            <w:r>
+              <w:t xml:space="preserve">yes</w:t>
+            </w:r>
+          </w:p>
+        </w:tc>
+      </w:tr>
+      <w:tr>
+        <w:tc>
+          <w:tcPr/>
+          <w:p>
+            <w:pPr>
+              <w:pStyle w:val="Compact"/>
+            </w:pPr>
+            <w:r>
+              <w:t xml:space="preserve">0.1</w:t>
+            </w:r>
+          </w:p>
+        </w:tc>
+        <w:tc>
+          <w:tcPr/>
+          <w:p>
+            <w:pPr>
+              <w:pStyle w:val="Compact"/>
+            </w:pPr>
+            <w:r>
+              <w:t xml:space="preserve">0</w:t>
+            </w:r>
+          </w:p>
+        </w:tc>
+        <w:tc>
+          <w:tcPr/>
+          <w:p>
+            <w:pPr>
+              <w:pStyle w:val="Compact"/>
+            </w:pPr>
+            <w:r>
+              <w:t xml:space="preserve">0.0068 [0.0014, 0.0233]</w:t>
+            </w:r>
+          </w:p>
+        </w:tc>
+        <w:tc>
+          <w:tcPr/>
+          <w:p>
+            <w:pPr>
+              <w:pStyle w:val="Compact"/>
+            </w:pPr>
+            <w:r>
+              <w:t xml:space="preserve">28%</w:t>
+            </w:r>
+          </w:p>
+        </w:tc>
+        <w:tc>
+          <w:tcPr/>
+          <w:p>
+            <w:pPr>
+              <w:pStyle w:val="Compact"/>
+            </w:pPr>
+            <w:r>
+              <w:t xml:space="preserve">+4.4 [-5.4, +15.1]</w:t>
+            </w:r>
+          </w:p>
+        </w:tc>
+        <w:tc>
+          <w:tcPr/>
+          <w:p>
+            <w:pPr>
+              <w:pStyle w:val="Compact"/>
+            </w:pPr>
+            <w:r>
+              <w:t xml:space="preserve">15%</w:t>
+            </w:r>
+          </w:p>
+        </w:tc>
+        <w:tc>
+          <w:tcPr/>
+          <w:p>
+            <w:pPr>
+              <w:pStyle w:val="Compact"/>
+            </w:pPr>
+            <w:r>
+              <w:t xml:space="preserve">yes</w:t>
+            </w:r>
+          </w:p>
+        </w:tc>
+      </w:tr>
+      <w:tr>
+        <w:tc>
+          <w:tcPr/>
+          <w:p>
+            <w:pPr>
+              <w:pStyle w:val="Compact"/>
+            </w:pPr>
+            <w:r>
+              <w:t xml:space="preserve">0.03</w:t>
+            </w:r>
+          </w:p>
+        </w:tc>
+        <w:tc>
+          <w:tcPr/>
+          <w:p>
+            <w:pPr>
+              <w:pStyle w:val="Compact"/>
+            </w:pPr>
+            <w:r>
+              <w:t xml:space="preserve">0</w:t>
+            </w:r>
+          </w:p>
+        </w:tc>
+        <w:tc>
+          <w:tcPr/>
+          <w:p>
+            <w:pPr>
+              <w:pStyle w:val="Compact"/>
+            </w:pPr>
+            <w:r>
+              <w:t xml:space="preserve">0.0093 [0.0017, 0.0337]</w:t>
+            </w:r>
+          </w:p>
+        </w:tc>
+        <w:tc>
+          <w:tcPr/>
+          <w:p>
+            <w:pPr>
+              <w:pStyle w:val="Compact"/>
+            </w:pPr>
+            <w:r>
+              <w:t xml:space="preserve">40%</w:t>
+            </w:r>
+          </w:p>
+        </w:tc>
+        <w:tc>
+          <w:tcPr/>
+          <w:p>
+            <w:pPr>
+              <w:pStyle w:val="Compact"/>
+            </w:pPr>
+            <w:r>
+              <w:t xml:space="preserve">+7.6 [-0.3, +20.5]</w:t>
+            </w:r>
+          </w:p>
+        </w:tc>
+        <w:tc>
+          <w:tcPr/>
+          <w:p>
+            <w:pPr>
+              <w:pStyle w:val="Compact"/>
+            </w:pPr>
+            <w:r>
+              <w:t xml:space="preserve">34%</w:t>
+            </w:r>
+          </w:p>
+        </w:tc>
+        <w:tc>
+          <w:tcPr/>
+          <w:p>
+            <w:pPr>
+              <w:pStyle w:val="Compact"/>
+            </w:pPr>
+            <w:r>
+              <w:t xml:space="preserve">yes</w:t>
+            </w:r>
+          </w:p>
+        </w:tc>
+      </w:tr>
+      <w:tr>
+        <w:tc>
+          <w:tcPr/>
+          <w:p>
+            <w:pPr>
+              <w:pStyle w:val="Compact"/>
+            </w:pPr>
+            <w:r>
+              <w:t xml:space="preserve">0.03</w:t>
+            </w:r>
+          </w:p>
+        </w:tc>
+        <w:tc>
+          <w:tcPr/>
+          <w:p>
+            <w:pPr>
+              <w:pStyle w:val="Compact"/>
+            </w:pPr>
+            <w:r>
+              <w:t xml:space="preserve">0.2</w:t>
+            </w:r>
+          </w:p>
+        </w:tc>
+        <w:tc>
+          <w:tcPr/>
+          <w:p>
+            <w:pPr>
+              <w:pStyle w:val="Compact"/>
+            </w:pPr>
+            <w:r>
+              <w:t xml:space="preserve">0.0265 [0.0021, 0.1916]</w:t>
+            </w:r>
+          </w:p>
+        </w:tc>
+        <w:tc>
+          <w:tcPr/>
+          <w:p>
+            <w:pPr>
+              <w:pStyle w:val="Compact"/>
+            </w:pPr>
+            <w:r>
+              <w:t xml:space="preserve">67%</w:t>
+            </w:r>
+          </w:p>
+        </w:tc>
+        <w:tc>
+          <w:tcPr/>
+          <w:p>
+            <w:pPr>
+              <w:pStyle w:val="Compact"/>
+            </w:pPr>
+            <w:r>
+              <w:t xml:space="preserve">+19.0 [-0.1, +77.1]</w:t>
+            </w:r>
+          </w:p>
+        </w:tc>
+        <w:tc>
+          <w:tcPr/>
+          <w:p>
+            <w:pPr>
+              <w:pStyle w:val="Compact"/>
+            </w:pPr>
+            <w:r>
+              <w:t xml:space="preserve">65%</w:t>
+            </w:r>
+          </w:p>
+        </w:tc>
+        <w:tc>
+          <w:tcPr/>
+          <w:p>
+            <w:pPr>
+              <w:pStyle w:val="Compact"/>
+            </w:pPr>
+            <w:r>
+              <w:t xml:space="preserve">yes</w:t>
+            </w:r>
+          </w:p>
+        </w:tc>
+      </w:tr>
+      <w:tr>
+        <w:tc>
+          <w:tcPr/>
+          <w:p>
+            <w:pPr>
+              <w:pStyle w:val="Compact"/>
+            </w:pPr>
+            <w:r>
+              <w:t xml:space="preserve">any</w:t>
+            </w:r>
+          </w:p>
+        </w:tc>
+        <w:tc>
+          <w:tcPr/>
+          <w:p>
+            <w:pPr>
+              <w:pStyle w:val="Compact"/>
+            </w:pPr>
+            <w:r>
+              <w:t xml:space="preserve">0.3</w:t>
+            </w:r>
+          </w:p>
+        </w:tc>
+        <w:tc>
+          <w:tcPr/>
+          <w:p>
+            <w:pPr>
+              <w:pStyle w:val="Compact"/>
+            </w:pPr>
+            <w:r>
+              <w:t xml:space="preserve">0.0116 to 0.0607</w:t>
+            </w:r>
+          </w:p>
+        </w:tc>
+        <w:tc>
+          <w:tcPr/>
+          <w:p>
+            <w:pPr>
+              <w:pStyle w:val="Compact"/>
+            </w:pPr>
+            <w:r>
+              <w:t xml:space="preserve">52 to 80%</w:t>
+            </w:r>
+          </w:p>
+        </w:tc>
+        <w:tc>
+          <w:tcPr/>
+          <w:p>
+            <w:pPr>
+              <w:pStyle w:val="Compact"/>
+            </w:pPr>
+            <w:r>
+              <w:t xml:space="preserve">+6.3 to +34.8</w:t>
+            </w:r>
+          </w:p>
+        </w:tc>
+        <w:tc>
+          <w:tcPr/>
+          <w:p>
+            <w:pPr>
+              <w:pStyle w:val="Compact"/>
+            </w:pPr>
+            <w:r>
+              <w:t xml:space="preserve">33 to 79%</w:t>
+            </w:r>
+          </w:p>
+        </w:tc>
+        <w:tc>
+          <w:tcPr/>
+          <w:p>
+            <w:pPr>
+              <w:pStyle w:val="Compact"/>
+            </w:pPr>
+            <w:r>
+              <w:t xml:space="preserve">no</w:t>
+            </w:r>
+          </w:p>
+        </w:tc>
+      </w:tr>
+    </w:tbl>
+    <w:p>
+      <w:pPr>
+        <w:pStyle w:val="BodyText"/>
+      </w:pPr>
+      <w:r>
+        <w:t xml:space="preserve">The full grid is in</w:t>
+      </w:r>
+      <w:r>
+        <w:t xml:space="preserve"> </w:t>
+      </w:r>
+      <w:r>
+        <w:rPr>
+          <w:rStyle w:val="VerbatimChar"/>
+        </w:rPr>
+        <w:t xml:space="preserve">output/findings/phases_as_groups.md</w:t>
+      </w:r>
+      <w:r>
+        <w:t xml:space="preserve">. Without any boundary, copying across distance rarely produces the observed between-phase</w:t>
+      </w:r>
+      <w:r>
+        <w:t xml:space="preserve"> </w:t>
+      </w:r>
+      <m:oMath>
+        <m:sSub>
+          <m:e>
+            <m:r>
+              <m:t>F</m:t>
+            </m:r>
+          </m:e>
+          <m:sub>
+            <m:r>
+              <m:t>S</m:t>
+            </m:r>
+            <m:r>
+              <m:t>T</m:t>
+            </m:r>
+          </m:sub>
+        </m:sSub>
+      </m:oMath>
+      <w:r>
+        <w:t xml:space="preserve"> </w:t>
+      </w:r>
+      <w:r>
+        <w:t xml:space="preserve">(4 percent of runs), and produces the observed boundary excess in only 1 of 300 runs. At this mixing rate a copying boundary does move both statistics: cutting copying across the phase lines to 3 percent of its strength lowers the mean share of each site’s between-site copying that crosses a phase line from 0.24 to 0.05, and raises the share of runs reaching the observed values to 40 and 34 percent. Local innovation, with or without a copying boundary, moves them as well.</w:t>
+      </w:r>
+    </w:p>
+    <w:p>
+      <w:pPr>
+        <w:pStyle w:val="BodyText"/>
+      </w:pPr>
+      <w:r>
+        <w:t xml:space="preserve">We summarize the grid with a posterior over its 16 cells, estimated by rejection approximate Bayesian computation: a uniform prior over cells, accepting the 5 percent of all 4,800 runs closest to the observed values on the six standardized summaries. The prior places three quarters of its mass on some copying boundary, which leans toward the groups hypothesis, and three quarters on some local innovation. The posterior probability of a copying boundary is 0.79, and of local innovation 0.65. Across acceptance rates of 1, 2, 5, and 10 percent, and with the summaries restricted to the between-phase</w:t>
+      </w:r>
+      <w:r>
+        <w:t xml:space="preserve"> </w:t>
+      </w:r>
+      <m:oMath>
+        <m:sSub>
+          <m:e>
+            <m:r>
+              <m:t>F</m:t>
+            </m:r>
+          </m:e>
+          <m:sub>
+            <m:r>
+              <m:t>S</m:t>
+            </m:r>
+            <m:r>
+              <m:t>T</m:t>
+            </m:r>
+          </m:sub>
+        </m:sSub>
+      </m:oMath>
+      <w:r>
+        <w:t xml:space="preserve"> </w:t>
+      </w:r>
+      <w:r>
+        <w:t xml:space="preserve">and the boundary excess, the first runs from 0.75 to 0.83 and the second from 0.65 to 0.73. To see whether the design could detect a boundary, we drew 40 runs from each of four cells with a boundary built in (copying factor 0.1 or 0.03, local innovation 0 or 0.2) and passed each through the same posterior with itself excluded. The median posterior probability of a boundary was 0.81 to 0.95, against 0.66 for runs from the no-boundary cell. The observed 0.79 lies just below the with-boundary range and above the no-boundary value: the record leans slightly toward a copying boundary without resolving it, and the copying model neither requires nor excludes one. The lean is a property of dividing this map rather than of the phase lines: with the phases replaced by three divisions with their group sizes around random centers (adjusted Rand index with the phases 0.40 to 0.41) and the whole grid and posterior rerun, the posterior probability of a copying boundary is 0.87, 0.78, and 0.92, and of local innovation 0.75, 0.68, and 0.70 (</w:t>
+      </w:r>
+      <w:r>
+        <w:rPr>
+          <w:rStyle w:val="VerbatimChar"/>
+        </w:rPr>
+        <w:t xml:space="preserve">analyses/90_placebo_divisions.py</w:t>
+      </w:r>
+      <w:r>
+        <w:t xml:space="preserve">). Local innovation at 30 percent is least favored (posterior 0.18), and at that setting the diversity match is broken.</w:t>
+      </w:r>
+    </w:p>
+    <w:p>
+      <w:pPr>
+        <w:pStyle w:val="BodyText"/>
+      </w:pPr>
+      <w:r>
+        <w:t xml:space="preserve">The same grid was scored on the division of the basin into the Parkin phase and the rest, which is identical to the two spatial clusters. The observed Parkin-versus-rest</w:t>
+      </w:r>
+      <w:r>
+        <w:t xml:space="preserve"> </w:t>
+      </w:r>
+      <m:oMath>
+        <m:sSub>
+          <m:e>
+            <m:r>
+              <m:t>F</m:t>
+            </m:r>
+          </m:e>
+          <m:sub>
+            <m:r>
+              <m:t>S</m:t>
+            </m:r>
+            <m:r>
+              <m:t>T</m:t>
+            </m:r>
+          </m:sub>
+        </m:sSub>
+      </m:oMath>
+      <w:r>
+        <w:t xml:space="preserve"> </w:t>
+      </w:r>
+      <w:r>
+        <w:t xml:space="preserve">is 0.0062 and the boundary excess at the Parkin line +13.7. With neither a copying boundary nor local innovation, 12 percent of runs reach the</w:t>
+      </w:r>
+      <w:r>
+        <w:t xml:space="preserve"> </w:t>
+      </w:r>
+      <m:oMath>
+        <m:sSub>
+          <m:e>
+            <m:r>
+              <m:t>F</m:t>
+            </m:r>
+          </m:e>
+          <m:sub>
+            <m:r>
+              <m:t>S</m:t>
+            </m:r>
+            <m:r>
+              <m:t>T</m:t>
+            </m:r>
+          </m:sub>
+        </m:sSub>
+      </m:oMath>
+      <w:r>
+        <w:t xml:space="preserve"> </w:t>
+      </w:r>
+      <w:r>
+        <w:t xml:space="preserve">(median 0.0019, 95 percent range 0.0002 to 0.0110) and none reaches the boundary excess (median +0.5, range -6.5 to +7.5). With copying across the Parkin phase’s edge cut to 3 percent, 45 percent of runs reach the</w:t>
+      </w:r>
+      <w:r>
+        <w:t xml:space="preserve"> </w:t>
+      </w:r>
+      <m:oMath>
+        <m:sSub>
+          <m:e>
+            <m:r>
+              <m:t>F</m:t>
+            </m:r>
+          </m:e>
+          <m:sub>
+            <m:r>
+              <m:t>S</m:t>
+            </m:r>
+            <m:r>
+              <m:t>T</m:t>
+            </m:r>
+          </m:sub>
+        </m:sSub>
+      </m:oMath>
+      <w:r>
+        <w:t xml:space="preserve"> </w:t>
+      </w:r>
+      <w:r>
+        <w:t xml:space="preserve">and 11 percent the boundary excess.</w:t>
+      </w:r>
+    </w:p>
+    <w:p>
+      <w:pPr>
+        <w:pStyle w:val="BodyText"/>
+      </w:pPr>
+      <w:r>
+        <w:t xml:space="preserve">Neither step in similarity is specific to the lines it was measured at. With each assemblage’s class proportions drawn from Dirichlet(counts + 1/2), 500 times, the excess at the phase lines has a posterior median of +9.4 (95 percent credible interval +4.6 to +13.9), against medians of +6.9 for same-size divisions around random centers and +4.6 for compact ones, and the posterior probability that it is larger at the phase lines is 0.59 and 0.61 (</w:t>
+      </w:r>
+      <w:r>
+        <w:rPr>
+          <w:rStyle w:val="VerbatimChar"/>
+        </w:rPr>
+        <w:t xml:space="preserve">analyses/86_partition_posterior.py</w:t>
+      </w:r>
+      <w:r>
+        <w:t xml:space="preserve">). At the Parkin line it is +13.0 (+7.8 to +17.6), against +10.7 around random centers and +15.1 for compact divisions, with probabilities of 0.53 and 0.05. Draws of the same kind (2,000 of them) give the between-phase</w:t>
+      </w:r>
+      <w:r>
+        <w:t xml:space="preserve"> </w:t>
+      </w:r>
+      <m:oMath>
+        <m:sSub>
+          <m:e>
+            <m:r>
+              <m:t>F</m:t>
+            </m:r>
+          </m:e>
+          <m:sub>
+            <m:r>
+              <m:t>S</m:t>
+            </m:r>
+            <m:r>
+              <m:t>T</m:t>
+            </m:r>
+          </m:sub>
+        </m:sSub>
+      </m:oMath>
+      <w:r>
+        <w:t xml:space="preserve"> </w:t>
+      </w:r>
+      <w:r>
+        <w:t xml:space="preserve">a posterior median of 0.0109 (0.0091 to 0.0128), against 0.0145 for divisions around random centers and 0.0165 for compact ones, with posterior probabilities of 0.20 and 0.05 that the phase lines separate the pottery better, and the Parkin-versus-rest</w:t>
+      </w:r>
+      <w:r>
+        <w:t xml:space="preserve"> </w:t>
+      </w:r>
+      <m:oMath>
+        <m:sSub>
+          <m:e>
+            <m:r>
+              <m:t>F</m:t>
+            </m:r>
+          </m:e>
+          <m:sub>
+            <m:r>
+              <m:t>S</m:t>
+            </m:r>
+            <m:r>
+              <m:t>T</m:t>
+            </m:r>
+          </m:sub>
+        </m:sSub>
+      </m:oMath>
+      <w:r>
+        <w:t xml:space="preserve"> </w:t>
+      </w:r>
+      <w:r>
+        <w:t xml:space="preserve">a median of 0.0061 (0.0051 to 0.0074), against 0.0064 and 0.0076, with probabilities of 0.27 and 0.00.</w:t>
+      </w:r>
+    </w:p>
+    <w:p>
+      <w:pPr>
+        <w:pStyle w:val="BodyText"/>
+      </w:pPr>
+      <w:r>
+        <w:t xml:space="preserve">Could that comparison see a copying boundary if there were one? We rebuilt simulated records of the grid above with the same seeds, 100 per cell, and asked of each the question asked of the real record: what share of 50 same-size alternative divisions of each kind do the tested lines beat (</w:t>
+      </w:r>
+      <w:r>
+        <w:rPr>
+          <w:rStyle w:val="VerbatimChar"/>
+        </w:rPr>
+        <w:t xml:space="preserve">analyses/89_partition_power.py</w:t>
+      </w:r>
+      <w:r>
+        <w:t xml:space="preserve">)? Entries are the median share over simulated records.</w:t>
       </w:r>
     </w:p>
     <w:tbl>
@@ -8470,7 +10390,7 @@
               <w:pStyle w:val="Compact"/>
             </w:pPr>
             <w:r>
-              <w:t xml:space="preserve">copying factor</w:t>
+              <w:t xml:space="preserve">copying factor at the phase lines</w:t>
             </w:r>
           </w:p>
         </w:tc>
@@ -8492,7 +10412,7 @@
               <w:pStyle w:val="Compact"/>
             </w:pPr>
             <w:r>
-              <w:t xml:space="preserve">between-phase</w:t>
+              <w:t xml:space="preserve">phases:</w:t>
             </w:r>
             <w:r>
               <w:t xml:space="preserve"> </w:t>
@@ -8515,29 +10435,52 @@
               </m:sSub>
             </m:oMath>
             <w:r>
-              <w:t xml:space="preserve">, median [95%]</w:t>
-            </w:r>
-          </w:p>
-        </w:tc>
-        <w:tc>
-          <w:tcPr/>
-          <w:p>
-            <w:pPr>
-              <w:pStyle w:val="Compact"/>
-            </w:pPr>
-            <w:r>
-              <w:t xml:space="preserve">boundary excess, median [95%]</w:t>
-            </w:r>
-          </w:p>
-        </w:tc>
-        <w:tc>
-          <w:tcPr/>
-          <w:p>
-            <w:pPr>
-              <w:pStyle w:val="Compact"/>
-            </w:pPr>
-            <w:r>
-              <w:t xml:space="preserve">diversity matched</w:t>
+              <w:t xml:space="preserve">, vs random-center / compact</w:t>
+            </w:r>
+          </w:p>
+        </w:tc>
+        <w:tc>
+          <w:tcPr/>
+          <w:p>
+            <w:pPr>
+              <w:pStyle w:val="Compact"/>
+            </w:pPr>
+            <w:r>
+              <w:t xml:space="preserve">phases: boundary excess, vs random-center / compact</w:t>
+            </w:r>
+          </w:p>
+        </w:tc>
+        <w:tc>
+          <w:tcPr/>
+          <w:p>
+            <w:pPr>
+              <w:pStyle w:val="Compact"/>
+            </w:pPr>
+            <w:r>
+              <w:t xml:space="preserve">Parkin vs rest:</w:t>
+            </w:r>
+            <w:r>
+              <w:t xml:space="preserve"> </w:t>
+            </w:r>
+            <m:oMath>
+              <m:sSub>
+                <m:e>
+                  <m:r>
+                    <m:t>F</m:t>
+                  </m:r>
+                </m:e>
+                <m:sub>
+                  <m:r>
+                    <m:t>S</m:t>
+                  </m:r>
+                  <m:r>
+                    <m:t>T</m:t>
+                  </m:r>
+                </m:sub>
+              </m:sSub>
+            </m:oMath>
+            <w:r>
+              <w:t xml:space="preserve">, vs random-center / compact</w:t>
             </w:r>
           </w:p>
         </w:tc>
@@ -8572,29 +10515,29 @@
               <w:pStyle w:val="Compact"/>
             </w:pPr>
             <w:r>
-              <w:t xml:space="preserve">0.0049 [0.0012, 0.0164]</w:t>
-            </w:r>
-          </w:p>
-        </w:tc>
-        <w:tc>
-          <w:tcPr/>
-          <w:p>
-            <w:pPr>
-              <w:pStyle w:val="Compact"/>
-            </w:pPr>
-            <w:r>
-              <w:t xml:space="preserve">+0.8 [-9.2, +8.0]</w:t>
-            </w:r>
-          </w:p>
-        </w:tc>
-        <w:tc>
-          <w:tcPr/>
-          <w:p>
-            <w:pPr>
-              <w:pStyle w:val="Compact"/>
-            </w:pPr>
-            <w:r>
-              <w:t xml:space="preserve">yes</w:t>
+              <w:t xml:space="preserve">0.62 / 0.41</w:t>
+            </w:r>
+          </w:p>
+        </w:tc>
+        <w:tc>
+          <w:tcPr/>
+          <w:p>
+            <w:pPr>
+              <w:pStyle w:val="Compact"/>
+            </w:pPr>
+            <w:r>
+              <w:t xml:space="preserve">0.56 / 0.27</w:t>
+            </w:r>
+          </w:p>
+        </w:tc>
+        <w:tc>
+          <w:tcPr/>
+          <w:p>
+            <w:pPr>
+              <w:pStyle w:val="Compact"/>
+            </w:pPr>
+            <w:r>
+              <w:t xml:space="preserve">0.64 / 0.62</w:t>
             </w:r>
           </w:p>
         </w:tc>
@@ -8607,51 +10550,51 @@
               <w:pStyle w:val="Compact"/>
             </w:pPr>
             <w:r>
-              <w:t xml:space="preserve">1</w:t>
-            </w:r>
-          </w:p>
-        </w:tc>
-        <w:tc>
-          <w:tcPr/>
-          <w:p>
-            <w:pPr>
-              <w:pStyle w:val="Compact"/>
-            </w:pPr>
-            <w:r>
-              <w:t xml:space="preserve">0.2</w:t>
-            </w:r>
-          </w:p>
-        </w:tc>
-        <w:tc>
-          <w:tcPr/>
-          <w:p>
-            <w:pPr>
-              <w:pStyle w:val="Compact"/>
-            </w:pPr>
-            <w:r>
-              <w:t xml:space="preserve">0.0155 [0.0016, 0.1422]</w:t>
-            </w:r>
-          </w:p>
-        </w:tc>
-        <w:tc>
-          <w:tcPr/>
-          <w:p>
-            <w:pPr>
-              <w:pStyle w:val="Compact"/>
-            </w:pPr>
-            <w:r>
-              <w:t xml:space="preserve">+5.8 [-7.9, +44.7]</w:t>
-            </w:r>
-          </w:p>
-        </w:tc>
-        <w:tc>
-          <w:tcPr/>
-          <w:p>
-            <w:pPr>
-              <w:pStyle w:val="Compact"/>
-            </w:pPr>
-            <w:r>
-              <w:t xml:space="preserve">yes</w:t>
+              <w:t xml:space="preserve">0.1</w:t>
+            </w:r>
+          </w:p>
+        </w:tc>
+        <w:tc>
+          <w:tcPr/>
+          <w:p>
+            <w:pPr>
+              <w:pStyle w:val="Compact"/>
+            </w:pPr>
+            <w:r>
+              <w:t xml:space="preserve">0</w:t>
+            </w:r>
+          </w:p>
+        </w:tc>
+        <w:tc>
+          <w:tcPr/>
+          <w:p>
+            <w:pPr>
+              <w:pStyle w:val="Compact"/>
+            </w:pPr>
+            <w:r>
+              <w:t xml:space="preserve">0.80 / 0.58</w:t>
+            </w:r>
+          </w:p>
+        </w:tc>
+        <w:tc>
+          <w:tcPr/>
+          <w:p>
+            <w:pPr>
+              <w:pStyle w:val="Compact"/>
+            </w:pPr>
+            <w:r>
+              <w:t xml:space="preserve">0.76 / 0.58</w:t>
+            </w:r>
+          </w:p>
+        </w:tc>
+        <w:tc>
+          <w:tcPr/>
+          <w:p>
+            <w:pPr>
+              <w:pStyle w:val="Compact"/>
+            </w:pPr>
+            <w:r>
+              <w:t xml:space="preserve">0.72 / 0.62</w:t>
             </w:r>
           </w:p>
         </w:tc>
@@ -8664,7 +10607,7 @@
               <w:pStyle w:val="Compact"/>
             </w:pPr>
             <w:r>
-              <w:t xml:space="preserve">0.5</w:t>
+              <w:t xml:space="preserve">0.03</w:t>
             </w:r>
           </w:p>
         </w:tc>
@@ -8686,29 +10629,29 @@
               <w:pStyle w:val="Compact"/>
             </w:pPr>
             <w:r>
-              <w:t xml:space="preserve">0.0057 [0.0010, 0.0212]</w:t>
-            </w:r>
-          </w:p>
-        </w:tc>
-        <w:tc>
-          <w:tcPr/>
-          <w:p>
-            <w:pPr>
-              <w:pStyle w:val="Compact"/>
-            </w:pPr>
-            <w:r>
-              <w:t xml:space="preserve">+1.9 [-9.2, +10.0]</w:t>
-            </w:r>
-          </w:p>
-        </w:tc>
-        <w:tc>
-          <w:tcPr/>
-          <w:p>
-            <w:pPr>
-              <w:pStyle w:val="Compact"/>
-            </w:pPr>
-            <w:r>
-              <w:t xml:space="preserve">yes</w:t>
+              <w:t xml:space="preserve">0.90 / 0.74</w:t>
+            </w:r>
+          </w:p>
+        </w:tc>
+        <w:tc>
+          <w:tcPr/>
+          <w:p>
+            <w:pPr>
+              <w:pStyle w:val="Compact"/>
+            </w:pPr>
+            <w:r>
+              <w:t xml:space="preserve">0.90 / 0.78</w:t>
+            </w:r>
+          </w:p>
+        </w:tc>
+        <w:tc>
+          <w:tcPr/>
+          <w:p>
+            <w:pPr>
+              <w:pStyle w:val="Compact"/>
+            </w:pPr>
+            <w:r>
+              <w:t xml:space="preserve">0.72 / 0.62</w:t>
             </w:r>
           </w:p>
         </w:tc>
@@ -8721,51 +10664,51 @@
               <w:pStyle w:val="Compact"/>
             </w:pPr>
             <w:r>
-              <w:t xml:space="preserve">0.1</w:t>
-            </w:r>
-          </w:p>
-        </w:tc>
-        <w:tc>
-          <w:tcPr/>
-          <w:p>
-            <w:pPr>
-              <w:pStyle w:val="Compact"/>
-            </w:pPr>
-            <w:r>
-              <w:t xml:space="preserve">0</w:t>
-            </w:r>
-          </w:p>
-        </w:tc>
-        <w:tc>
-          <w:tcPr/>
-          <w:p>
-            <w:pPr>
-              <w:pStyle w:val="Compact"/>
-            </w:pPr>
-            <w:r>
-              <w:t xml:space="preserve">0.0057 [0.0012, 0.0222]</w:t>
-            </w:r>
-          </w:p>
-        </w:tc>
-        <w:tc>
-          <w:tcPr/>
-          <w:p>
-            <w:pPr>
-              <w:pStyle w:val="Compact"/>
-            </w:pPr>
-            <w:r>
-              <w:t xml:space="preserve">+2.3 [-6.4, +11.6]</w:t>
-            </w:r>
-          </w:p>
-        </w:tc>
-        <w:tc>
-          <w:tcPr/>
-          <w:p>
-            <w:pPr>
-              <w:pStyle w:val="Compact"/>
-            </w:pPr>
-            <w:r>
-              <w:t xml:space="preserve">yes</w:t>
+              <w:t xml:space="preserve">1</w:t>
+            </w:r>
+          </w:p>
+        </w:tc>
+        <w:tc>
+          <w:tcPr/>
+          <w:p>
+            <w:pPr>
+              <w:pStyle w:val="Compact"/>
+            </w:pPr>
+            <w:r>
+              <w:t xml:space="preserve">0.2</w:t>
+            </w:r>
+          </w:p>
+        </w:tc>
+        <w:tc>
+          <w:tcPr/>
+          <w:p>
+            <w:pPr>
+              <w:pStyle w:val="Compact"/>
+            </w:pPr>
+            <w:r>
+              <w:t xml:space="preserve">0.76 / 0.58</w:t>
+            </w:r>
+          </w:p>
+        </w:tc>
+        <w:tc>
+          <w:tcPr/>
+          <w:p>
+            <w:pPr>
+              <w:pStyle w:val="Compact"/>
+            </w:pPr>
+            <w:r>
+              <w:t xml:space="preserve">0.72 / 0.64</w:t>
+            </w:r>
+          </w:p>
+        </w:tc>
+        <w:tc>
+          <w:tcPr/>
+          <w:p>
+            <w:pPr>
+              <w:pStyle w:val="Compact"/>
+            </w:pPr>
+            <w:r>
+              <w:t xml:space="preserve">0.72 / 0.62</w:t>
             </w:r>
           </w:p>
         </w:tc>
@@ -8789,40 +10732,40 @@
               <w:pStyle w:val="Compact"/>
             </w:pPr>
             <w:r>
-              <w:t xml:space="preserve">0</w:t>
-            </w:r>
-          </w:p>
-        </w:tc>
-        <w:tc>
-          <w:tcPr/>
-          <w:p>
-            <w:pPr>
-              <w:pStyle w:val="Compact"/>
-            </w:pPr>
-            <w:r>
-              <w:t xml:space="preserve">0.0062 [0.0012, 0.0223]</w:t>
-            </w:r>
-          </w:p>
-        </w:tc>
-        <w:tc>
-          <w:tcPr/>
-          <w:p>
-            <w:pPr>
-              <w:pStyle w:val="Compact"/>
-            </w:pPr>
-            <w:r>
-              <w:t xml:space="preserve">+2.8 [-7.6, +11.6]</w:t>
-            </w:r>
-          </w:p>
-        </w:tc>
-        <w:tc>
-          <w:tcPr/>
-          <w:p>
-            <w:pPr>
-              <w:pStyle w:val="Compact"/>
-            </w:pPr>
-            <w:r>
-              <w:t xml:space="preserve">yes</w:t>
+              <w:t xml:space="preserve">0.2</w:t>
+            </w:r>
+          </w:p>
+        </w:tc>
+        <w:tc>
+          <w:tcPr/>
+          <w:p>
+            <w:pPr>
+              <w:pStyle w:val="Compact"/>
+            </w:pPr>
+            <w:r>
+              <w:t xml:space="preserve">0.94 / 0.80</w:t>
+            </w:r>
+          </w:p>
+        </w:tc>
+        <w:tc>
+          <w:tcPr/>
+          <w:p>
+            <w:pPr>
+              <w:pStyle w:val="Compact"/>
+            </w:pPr>
+            <w:r>
+              <w:t xml:space="preserve">0.94 / 0.83</w:t>
+            </w:r>
+          </w:p>
+        </w:tc>
+        <w:tc>
+          <w:tcPr/>
+          <w:p>
+            <w:pPr>
+              <w:pStyle w:val="Compact"/>
+            </w:pPr>
+            <w:r>
+              <w:t xml:space="preserve">0.74 / 0.62</w:t>
             </w:r>
           </w:p>
         </w:tc>
@@ -8835,108 +10778,48 @@
               <w:pStyle w:val="Compact"/>
             </w:pPr>
             <w:r>
-              <w:t xml:space="preserve">0.03</w:t>
-            </w:r>
-          </w:p>
-        </w:tc>
-        <w:tc>
-          <w:tcPr/>
-          <w:p>
-            <w:pPr>
-              <w:pStyle w:val="Compact"/>
-            </w:pPr>
-            <w:r>
-              <w:t xml:space="preserve">0.2</w:t>
-            </w:r>
-          </w:p>
-        </w:tc>
-        <w:tc>
-          <w:tcPr/>
-          <w:p>
-            <w:pPr>
-              <w:pStyle w:val="Compact"/>
-            </w:pPr>
-            <w:r>
-              <w:t xml:space="preserve">0.0187 [0.0016, 0.2238]</w:t>
-            </w:r>
-          </w:p>
-        </w:tc>
-        <w:tc>
-          <w:tcPr/>
-          <w:p>
-            <w:pPr>
-              <w:pStyle w:val="Compact"/>
-            </w:pPr>
-            <w:r>
-              <w:t xml:space="preserve">+12.0 [-5.7, +85.2]</w:t>
-            </w:r>
-          </w:p>
-        </w:tc>
-        <w:tc>
-          <w:tcPr/>
-          <w:p>
-            <w:pPr>
-              <w:pStyle w:val="Compact"/>
-            </w:pPr>
-            <w:r>
-              <w:t xml:space="preserve">yes</w:t>
-            </w:r>
-          </w:p>
-        </w:tc>
-      </w:tr>
-      <w:tr>
-        <w:tc>
-          <w:tcPr/>
-          <w:p>
-            <w:pPr>
-              <w:pStyle w:val="Compact"/>
-            </w:pPr>
-            <w:r>
-              <w:t xml:space="preserve">any</w:t>
-            </w:r>
-          </w:p>
-        </w:tc>
-        <w:tc>
-          <w:tcPr/>
-          <w:p>
-            <w:pPr>
-              <w:pStyle w:val="Compact"/>
-            </w:pPr>
-            <w:r>
-              <w:t xml:space="preserve">0.3</w:t>
-            </w:r>
-          </w:p>
-        </w:tc>
-        <w:tc>
-          <w:tcPr/>
-          <w:p>
-            <w:pPr>
-              <w:pStyle w:val="Compact"/>
-            </w:pPr>
-            <w:r>
-              <w:t xml:space="preserve">0.0435 to 0.0841</w:t>
-            </w:r>
-          </w:p>
-        </w:tc>
-        <w:tc>
-          <w:tcPr/>
-          <w:p>
-            <w:pPr>
-              <w:pStyle w:val="Compact"/>
-            </w:pPr>
-            <w:r>
-              <w:t xml:space="preserve">+17.1 to +42.6</w:t>
-            </w:r>
-          </w:p>
-        </w:tc>
-        <w:tc>
-          <w:tcPr/>
-          <w:p>
-            <w:pPr>
-              <w:pStyle w:val="Compact"/>
-            </w:pPr>
-            <w:r>
-              <w:t xml:space="preserve">no</w:t>
+              <w:t xml:space="preserve">observed record</w:t>
+            </w:r>
+          </w:p>
+        </w:tc>
+        <w:tc>
+          <w:tcPr/>
+          <w:p>
+            <w:pPr>
+              <w:pStyle w:val="Compact"/>
+            </w:pPr>
+          </w:p>
+        </w:tc>
+        <w:tc>
+          <w:tcPr/>
+          <w:p>
+            <w:pPr>
+              <w:pStyle w:val="Compact"/>
+            </w:pPr>
+            <w:r>
+              <w:t xml:space="preserve">0.30 / 0.04</w:t>
+            </w:r>
+          </w:p>
+        </w:tc>
+        <w:tc>
+          <w:tcPr/>
+          <w:p>
+            <w:pPr>
+              <w:pStyle w:val="Compact"/>
+            </w:pPr>
+            <w:r>
+              <w:t xml:space="preserve">0.72 / 0.68</w:t>
+            </w:r>
+          </w:p>
+        </w:tc>
+        <w:tc>
+          <w:tcPr/>
+          <w:p>
+            <w:pPr>
+              <w:pStyle w:val="Compact"/>
+            </w:pPr>
+            <w:r>
+              <w:t xml:space="preserve">0.28 / 0.00</w:t>
             </w:r>
           </w:p>
         </w:tc>
@@ -8947,19 +10830,1320 @@
         <w:pStyle w:val="BodyText"/>
       </w:pPr>
       <w:r>
-        <w:t xml:space="preserve">The full grid is in</w:t>
-      </w:r>
-      <w:r>
-        <w:t xml:space="preserve"> </w:t>
+        <w:t xml:space="preserve">For the three phases the comparison has power: restricted copying at the lines raises the share of alternatives they beat, and the real lines beat fewer on</w:t>
+      </w:r>
+      <w:r>
+        <w:t xml:space="preserve"> </w:t>
+      </w:r>
+      <m:oMath>
+        <m:sSub>
+          <m:e>
+            <m:r>
+              <m:t>F</m:t>
+            </m:r>
+          </m:e>
+          <m:sub>
+            <m:r>
+              <m:t>S</m:t>
+            </m:r>
+            <m:r>
+              <m:t>T</m:t>
+            </m:r>
+          </m:sub>
+        </m:sSub>
+      </m:oMath>
+      <w:r>
+        <w:t xml:space="preserve"> </w:t>
+      </w:r>
+      <w:r>
+        <w:t xml:space="preserve">than simulated lines do even with no restriction. On the boundary excess the real lines sit above the no-restriction row and within the range of the restricted rows, so that measure is ambiguous. For the single Parkin line the comparison has little power, because the compact two-group alternatives are few and similar (the shares barely move), so it cannot exclude restricted copying at the edge of the Parkin phase.</w:t>
+      </w:r>
+    </w:p>
+    <w:bookmarkEnd w:id="143"/>
+    <w:bookmarkStart w:id="144" w:name="the-differences-at-finer-scales"/>
+    <w:p>
+      <w:pPr>
+        <w:pStyle w:val="Heading2"/>
+      </w:pPr>
+      <w:r>
+        <w:t xml:space="preserve">The differences at finer scales</w:t>
+      </w:r>
+    </w:p>
+    <w:p>
+      <w:pPr>
+        <w:pStyle w:val="FirstParagraph"/>
+      </w:pPr>
+      <w:r>
+        <w:rPr>
+          <w:b/>
+          <w:bCs/>
+        </w:rPr>
+        <w:t xml:space="preserve">Table S5.</w:t>
+      </w:r>
+      <w:r>
+        <w:t xml:space="preserve"> </w:t>
+      </w:r>
+      <w:r>
+        <w:t xml:space="preserve">Observed between-cluster cultural</w:t>
+      </w:r>
+      <w:r>
+        <w:t xml:space="preserve"> </w:t>
+      </w:r>
+      <m:oMath>
+        <m:sSub>
+          <m:e>
+            <m:r>
+              <m:t>F</m:t>
+            </m:r>
+          </m:e>
+          <m:sub>
+            <m:r>
+              <m:t>S</m:t>
+            </m:r>
+            <m:r>
+              <m:t>T</m:t>
+            </m:r>
+          </m:sub>
+        </m:sSub>
+      </m:oMath>
+      <w:r>
+        <w:t xml:space="preserve"> </w:t>
+      </w:r>
+      <w:r>
+        <w:t xml:space="preserve">against the calibrated copying model as the basin is divided into more</w:t>
+      </w:r>
+      <w:r>
+        <w:t xml:space="preserve"> </w:t>
+      </w:r>
+      <m:oMath>
+        <m:r>
+          <m:t>k</m:t>
+        </m:r>
+      </m:oMath>
+      <w:r>
+        <w:t xml:space="preserve">-means clusters, 300 runs at the selected combination, each run scored at every</w:t>
+      </w:r>
+      <w:r>
+        <w:t xml:space="preserve"> </w:t>
+      </w:r>
+      <m:oMath>
+        <m:r>
+          <m:t>k</m:t>
+        </m:r>
+      </m:oMath>
+      <w:r>
+        <w:t xml:space="preserve"> </w:t>
+      </w:r>
+      <w:r>
+        <w:t xml:space="preserve">(</w:t>
       </w:r>
       <w:r>
         <w:rPr>
           <w:rStyle w:val="VerbatimChar"/>
         </w:rPr>
-        <w:t xml:space="preserve">output/findings/phases_as_groups.md</w:t>
-      </w:r>
-      <w:r>
-        <w:t xml:space="preserve">. Without any boundary, copying across distance produces the observed between-phase</w:t>
+        <w:t xml:space="preserve">analyses/71_scale_sweep.py</w:t>
+      </w:r>
+      <w:r>
+        <w:t xml:space="preserve">). The smallest-group column matters: once a cluster holds a single assemblage, it matches its own profile exactly and adds between-group variance for a reason that is arithmetic rather than archaeological.</w:t>
+      </w:r>
+    </w:p>
+    <w:tbl>
+      <w:tblPr>
+        <w:tblStyle w:val="Table"/>
+        <w:tblW w:type="pct" w:w="5000"/>
+        <w:tblLayout w:type="fixed"/>
+        <w:tblLook w:firstRow="1" w:lastRow="0" w:firstColumn="0" w:lastColumn="0" w:noHBand="0" w:noVBand="0" w:val="0020"/>
+      </w:tblPr>
+      <w:tblGrid>
+        <w:gridCol w:w="1377"/>
+        <w:gridCol w:w="1377"/>
+        <w:gridCol w:w="1377"/>
+        <w:gridCol w:w="1377"/>
+        <w:gridCol w:w="1033"/>
+        <w:gridCol w:w="1377"/>
+      </w:tblGrid>
+      <w:tr>
+        <w:trPr>
+          <w:tblHeader w:val="on"/>
+        </w:trPr>
+        <w:tc>
+          <w:tcPr/>
+          <w:p>
+            <w:pPr>
+              <w:pStyle w:val="Compact"/>
+              <w:jc w:val="right"/>
+            </w:pPr>
+            <m:oMath>
+              <m:r>
+                <m:t>k</m:t>
+              </m:r>
+            </m:oMath>
+          </w:p>
+        </w:tc>
+        <w:tc>
+          <w:tcPr/>
+          <w:p>
+            <w:pPr>
+              <w:pStyle w:val="Compact"/>
+              <w:jc w:val="right"/>
+            </w:pPr>
+            <w:r>
+              <w:t xml:space="preserve">radius (km)</w:t>
+            </w:r>
+          </w:p>
+        </w:tc>
+        <w:tc>
+          <w:tcPr/>
+          <w:p>
+            <w:pPr>
+              <w:pStyle w:val="Compact"/>
+              <w:jc w:val="right"/>
+            </w:pPr>
+            <w:r>
+              <w:t xml:space="preserve">smallest group</w:t>
+            </w:r>
+          </w:p>
+        </w:tc>
+        <w:tc>
+          <w:tcPr/>
+          <w:p>
+            <w:pPr>
+              <w:pStyle w:val="Compact"/>
+              <w:jc w:val="right"/>
+            </w:pPr>
+            <w:r>
+              <w:t xml:space="preserve">observed</w:t>
+            </w:r>
+          </w:p>
+        </w:tc>
+        <w:tc>
+          <w:tcPr/>
+          <w:p>
+            <w:pPr>
+              <w:pStyle w:val="Compact"/>
+            </w:pPr>
+            <w:r>
+              <w:t xml:space="preserve">model median [95%]</w:t>
+            </w:r>
+          </w:p>
+        </w:tc>
+        <w:tc>
+          <w:tcPr/>
+          <w:p>
+            <w:pPr>
+              <w:pStyle w:val="Compact"/>
+              <w:jc w:val="right"/>
+            </w:pPr>
+            <w:r>
+              <w:t xml:space="preserve">runs reaching</w:t>
+            </w:r>
+          </w:p>
+        </w:tc>
+      </w:tr>
+      <w:tr>
+        <w:tc>
+          <w:tcPr/>
+          <w:p>
+            <w:pPr>
+              <w:pStyle w:val="Compact"/>
+              <w:jc w:val="right"/>
+            </w:pPr>
+            <w:r>
+              <w:t xml:space="preserve">2</w:t>
+            </w:r>
+          </w:p>
+        </w:tc>
+        <w:tc>
+          <w:tcPr/>
+          <w:p>
+            <w:pPr>
+              <w:pStyle w:val="Compact"/>
+              <w:jc w:val="right"/>
+            </w:pPr>
+            <w:r>
+              <w:t xml:space="preserve">17.6</w:t>
+            </w:r>
+          </w:p>
+        </w:tc>
+        <w:tc>
+          <w:tcPr/>
+          <w:p>
+            <w:pPr>
+              <w:pStyle w:val="Compact"/>
+              <w:jc w:val="right"/>
+            </w:pPr>
+            <w:r>
+              <w:t xml:space="preserve">11</w:t>
+            </w:r>
+          </w:p>
+        </w:tc>
+        <w:tc>
+          <w:tcPr/>
+          <w:p>
+            <w:pPr>
+              <w:pStyle w:val="Compact"/>
+              <w:jc w:val="right"/>
+            </w:pPr>
+            <w:r>
+              <w:t xml:space="preserve">0.0062</w:t>
+            </w:r>
+          </w:p>
+        </w:tc>
+        <w:tc>
+          <w:tcPr/>
+          <w:p>
+            <w:pPr>
+              <w:pStyle w:val="Compact"/>
+            </w:pPr>
+            <w:r>
+              <w:t xml:space="preserve">0.0019 [0.0002, 0.0124]</w:t>
+            </w:r>
+          </w:p>
+        </w:tc>
+        <w:tc>
+          <w:tcPr/>
+          <w:p>
+            <w:pPr>
+              <w:pStyle w:val="Compact"/>
+              <w:jc w:val="right"/>
+            </w:pPr>
+            <w:r>
+              <w:t xml:space="preserve">13.3%</w:t>
+            </w:r>
+          </w:p>
+        </w:tc>
+      </w:tr>
+      <w:tr>
+        <w:tc>
+          <w:tcPr/>
+          <w:p>
+            <w:pPr>
+              <w:pStyle w:val="Compact"/>
+              <w:jc w:val="right"/>
+            </w:pPr>
+            <w:r>
+              <w:t xml:space="preserve">3</w:t>
+            </w:r>
+          </w:p>
+        </w:tc>
+        <w:tc>
+          <w:tcPr/>
+          <w:p>
+            <w:pPr>
+              <w:pStyle w:val="Compact"/>
+              <w:jc w:val="right"/>
+            </w:pPr>
+            <w:r>
+              <w:t xml:space="preserve">13.6</w:t>
+            </w:r>
+          </w:p>
+        </w:tc>
+        <w:tc>
+          <w:tcPr/>
+          <w:p>
+            <w:pPr>
+              <w:pStyle w:val="Compact"/>
+              <w:jc w:val="right"/>
+            </w:pPr>
+            <w:r>
+              <w:t xml:space="preserve">9</w:t>
+            </w:r>
+          </w:p>
+        </w:tc>
+        <w:tc>
+          <w:tcPr/>
+          <w:p>
+            <w:pPr>
+              <w:pStyle w:val="Compact"/>
+              <w:jc w:val="right"/>
+            </w:pPr>
+            <w:r>
+              <w:t xml:space="preserve">0.0156</w:t>
+            </w:r>
+          </w:p>
+        </w:tc>
+        <w:tc>
+          <w:tcPr/>
+          <w:p>
+            <w:pPr>
+              <w:pStyle w:val="Compact"/>
+            </w:pPr>
+            <w:r>
+              <w:t xml:space="preserve">0.0035 [0.0007, 0.0135]</w:t>
+            </w:r>
+          </w:p>
+        </w:tc>
+        <w:tc>
+          <w:tcPr/>
+          <w:p>
+            <w:pPr>
+              <w:pStyle w:val="Compact"/>
+              <w:jc w:val="right"/>
+            </w:pPr>
+            <w:r>
+              <w:t xml:space="preserve">1.3%</w:t>
+            </w:r>
+          </w:p>
+        </w:tc>
+      </w:tr>
+      <w:tr>
+        <w:tc>
+          <w:tcPr/>
+          <w:p>
+            <w:pPr>
+              <w:pStyle w:val="Compact"/>
+              <w:jc w:val="right"/>
+            </w:pPr>
+            <w:r>
+              <w:t xml:space="preserve">4</w:t>
+            </w:r>
+          </w:p>
+        </w:tc>
+        <w:tc>
+          <w:tcPr/>
+          <w:p>
+            <w:pPr>
+              <w:pStyle w:val="Compact"/>
+              <w:jc w:val="right"/>
+            </w:pPr>
+            <w:r>
+              <w:t xml:space="preserve">11.7</w:t>
+            </w:r>
+          </w:p>
+        </w:tc>
+        <w:tc>
+          <w:tcPr/>
+          <w:p>
+            <w:pPr>
+              <w:pStyle w:val="Compact"/>
+              <w:jc w:val="right"/>
+            </w:pPr>
+            <w:r>
+              <w:t xml:space="preserve">5</w:t>
+            </w:r>
+          </w:p>
+        </w:tc>
+        <w:tc>
+          <w:tcPr/>
+          <w:p>
+            <w:pPr>
+              <w:pStyle w:val="Compact"/>
+              <w:jc w:val="right"/>
+            </w:pPr>
+            <w:r>
+              <w:t xml:space="preserve">0.0186</w:t>
+            </w:r>
+          </w:p>
+        </w:tc>
+        <w:tc>
+          <w:tcPr/>
+          <w:p>
+            <w:pPr>
+              <w:pStyle w:val="Compact"/>
+            </w:pPr>
+            <w:r>
+              <w:t xml:space="preserve">0.0041 [0.0010, 0.0146]</w:t>
+            </w:r>
+          </w:p>
+        </w:tc>
+        <w:tc>
+          <w:tcPr/>
+          <w:p>
+            <w:pPr>
+              <w:pStyle w:val="Compact"/>
+              <w:jc w:val="right"/>
+            </w:pPr>
+            <w:r>
+              <w:t xml:space="preserve">1.0%</w:t>
+            </w:r>
+          </w:p>
+        </w:tc>
+      </w:tr>
+      <w:tr>
+        <w:tc>
+          <w:tcPr/>
+          <w:p>
+            <w:pPr>
+              <w:pStyle w:val="Compact"/>
+              <w:jc w:val="right"/>
+            </w:pPr>
+            <w:r>
+              <w:t xml:space="preserve">5</w:t>
+            </w:r>
+          </w:p>
+        </w:tc>
+        <w:tc>
+          <w:tcPr/>
+          <w:p>
+            <w:pPr>
+              <w:pStyle w:val="Compact"/>
+              <w:jc w:val="right"/>
+            </w:pPr>
+            <w:r>
+              <w:t xml:space="preserve">10.0</w:t>
+            </w:r>
+          </w:p>
+        </w:tc>
+        <w:tc>
+          <w:tcPr/>
+          <w:p>
+            <w:pPr>
+              <w:pStyle w:val="Compact"/>
+              <w:jc w:val="right"/>
+            </w:pPr>
+            <w:r>
+              <w:t xml:space="preserve">1</w:t>
+            </w:r>
+          </w:p>
+        </w:tc>
+        <w:tc>
+          <w:tcPr/>
+          <w:p>
+            <w:pPr>
+              <w:pStyle w:val="Compact"/>
+              <w:jc w:val="right"/>
+            </w:pPr>
+            <w:r>
+              <w:t xml:space="preserve">0.0206</w:t>
+            </w:r>
+          </w:p>
+        </w:tc>
+        <w:tc>
+          <w:tcPr/>
+          <w:p>
+            <w:pPr>
+              <w:pStyle w:val="Compact"/>
+            </w:pPr>
+            <w:r>
+              <w:t xml:space="preserve">0.0043 [0.0013, 0.0148]</w:t>
+            </w:r>
+          </w:p>
+        </w:tc>
+        <w:tc>
+          <w:tcPr/>
+          <w:p>
+            <w:pPr>
+              <w:pStyle w:val="Compact"/>
+              <w:jc w:val="right"/>
+            </w:pPr>
+            <w:r>
+              <w:t xml:space="preserve">0.3%</w:t>
+            </w:r>
+          </w:p>
+        </w:tc>
+      </w:tr>
+      <w:tr>
+        <w:tc>
+          <w:tcPr/>
+          <w:p>
+            <w:pPr>
+              <w:pStyle w:val="Compact"/>
+              <w:jc w:val="right"/>
+            </w:pPr>
+            <w:r>
+              <w:t xml:space="preserve">6</w:t>
+            </w:r>
+          </w:p>
+        </w:tc>
+        <w:tc>
+          <w:tcPr/>
+          <w:p>
+            <w:pPr>
+              <w:pStyle w:val="Compact"/>
+              <w:jc w:val="right"/>
+            </w:pPr>
+            <w:r>
+              <w:t xml:space="preserve">8.7</w:t>
+            </w:r>
+          </w:p>
+        </w:tc>
+        <w:tc>
+          <w:tcPr/>
+          <w:p>
+            <w:pPr>
+              <w:pStyle w:val="Compact"/>
+              <w:jc w:val="right"/>
+            </w:pPr>
+            <w:r>
+              <w:t xml:space="preserve">1</w:t>
+            </w:r>
+          </w:p>
+        </w:tc>
+        <w:tc>
+          <w:tcPr/>
+          <w:p>
+            <w:pPr>
+              <w:pStyle w:val="Compact"/>
+              <w:jc w:val="right"/>
+            </w:pPr>
+            <w:r>
+              <w:t xml:space="preserve">0.0327</w:t>
+            </w:r>
+          </w:p>
+        </w:tc>
+        <w:tc>
+          <w:tcPr/>
+          <w:p>
+            <w:pPr>
+              <w:pStyle w:val="Compact"/>
+            </w:pPr>
+            <w:r>
+              <w:t xml:space="preserve">0.0050 [0.0017, 0.0152]</w:t>
+            </w:r>
+          </w:p>
+        </w:tc>
+        <w:tc>
+          <w:tcPr/>
+          <w:p>
+            <w:pPr>
+              <w:pStyle w:val="Compact"/>
+              <w:jc w:val="right"/>
+            </w:pPr>
+            <w:r>
+              <w:t xml:space="preserve">0.0%</w:t>
+            </w:r>
+          </w:p>
+        </w:tc>
+      </w:tr>
+      <w:tr>
+        <w:tc>
+          <w:tcPr/>
+          <w:p>
+            <w:pPr>
+              <w:pStyle w:val="Compact"/>
+              <w:jc w:val="right"/>
+            </w:pPr>
+            <w:r>
+              <w:t xml:space="preserve">8</w:t>
+            </w:r>
+          </w:p>
+        </w:tc>
+        <w:tc>
+          <w:tcPr/>
+          <w:p>
+            <w:pPr>
+              <w:pStyle w:val="Compact"/>
+              <w:jc w:val="right"/>
+            </w:pPr>
+            <w:r>
+              <w:t xml:space="preserve">7.1</w:t>
+            </w:r>
+          </w:p>
+        </w:tc>
+        <w:tc>
+          <w:tcPr/>
+          <w:p>
+            <w:pPr>
+              <w:pStyle w:val="Compact"/>
+              <w:jc w:val="right"/>
+            </w:pPr>
+            <w:r>
+              <w:t xml:space="preserve">1</w:t>
+            </w:r>
+          </w:p>
+        </w:tc>
+        <w:tc>
+          <w:tcPr/>
+          <w:p>
+            <w:pPr>
+              <w:pStyle w:val="Compact"/>
+              <w:jc w:val="right"/>
+            </w:pPr>
+            <w:r>
+              <w:t xml:space="preserve">0.0346</w:t>
+            </w:r>
+          </w:p>
+        </w:tc>
+        <w:tc>
+          <w:tcPr/>
+          <w:p>
+            <w:pPr>
+              <w:pStyle w:val="Compact"/>
+            </w:pPr>
+            <w:r>
+              <w:t xml:space="preserve">0.0058 [0.0024, 0.0165]</w:t>
+            </w:r>
+          </w:p>
+        </w:tc>
+        <w:tc>
+          <w:tcPr/>
+          <w:p>
+            <w:pPr>
+              <w:pStyle w:val="Compact"/>
+              <w:jc w:val="right"/>
+            </w:pPr>
+            <w:r>
+              <w:t xml:space="preserve">0.0%</w:t>
+            </w:r>
+          </w:p>
+        </w:tc>
+      </w:tr>
+      <w:tr>
+        <w:tc>
+          <w:tcPr/>
+          <w:p>
+            <w:pPr>
+              <w:pStyle w:val="Compact"/>
+              <w:jc w:val="right"/>
+            </w:pPr>
+            <w:r>
+              <w:t xml:space="preserve">10</w:t>
+            </w:r>
+          </w:p>
+        </w:tc>
+        <w:tc>
+          <w:tcPr/>
+          <w:p>
+            <w:pPr>
+              <w:pStyle w:val="Compact"/>
+              <w:jc w:val="right"/>
+            </w:pPr>
+            <w:r>
+              <w:t xml:space="preserve">5.8</w:t>
+            </w:r>
+          </w:p>
+        </w:tc>
+        <w:tc>
+          <w:tcPr/>
+          <w:p>
+            <w:pPr>
+              <w:pStyle w:val="Compact"/>
+              <w:jc w:val="right"/>
+            </w:pPr>
+            <w:r>
+              <w:t xml:space="preserve">1</w:t>
+            </w:r>
+          </w:p>
+        </w:tc>
+        <w:tc>
+          <w:tcPr/>
+          <w:p>
+            <w:pPr>
+              <w:pStyle w:val="Compact"/>
+              <w:jc w:val="right"/>
+            </w:pPr>
+            <w:r>
+              <w:t xml:space="preserve">0.0441</w:t>
+            </w:r>
+          </w:p>
+        </w:tc>
+        <w:tc>
+          <w:tcPr/>
+          <w:p>
+            <w:pPr>
+              <w:pStyle w:val="Compact"/>
+            </w:pPr>
+            <w:r>
+              <w:t xml:space="preserve">0.0067 [0.0028, 0.0185]</w:t>
+            </w:r>
+          </w:p>
+        </w:tc>
+        <w:tc>
+          <w:tcPr/>
+          <w:p>
+            <w:pPr>
+              <w:pStyle w:val="Compact"/>
+              <w:jc w:val="right"/>
+            </w:pPr>
+            <w:r>
+              <w:t xml:space="preserve">0.0%</w:t>
+            </w:r>
+          </w:p>
+        </w:tc>
+      </w:tr>
+      <w:tr>
+        <w:tc>
+          <w:tcPr/>
+          <w:p>
+            <w:pPr>
+              <w:pStyle w:val="Compact"/>
+              <w:jc w:val="right"/>
+            </w:pPr>
+            <w:r>
+              <w:t xml:space="preserve">12</w:t>
+            </w:r>
+          </w:p>
+        </w:tc>
+        <w:tc>
+          <w:tcPr/>
+          <w:p>
+            <w:pPr>
+              <w:pStyle w:val="Compact"/>
+              <w:jc w:val="right"/>
+            </w:pPr>
+            <w:r>
+              <w:t xml:space="preserve">4.5</w:t>
+            </w:r>
+          </w:p>
+        </w:tc>
+        <w:tc>
+          <w:tcPr/>
+          <w:p>
+            <w:pPr>
+              <w:pStyle w:val="Compact"/>
+              <w:jc w:val="right"/>
+            </w:pPr>
+            <w:r>
+              <w:t xml:space="preserve">1</w:t>
+            </w:r>
+          </w:p>
+        </w:tc>
+        <w:tc>
+          <w:tcPr/>
+          <w:p>
+            <w:pPr>
+              <w:pStyle w:val="Compact"/>
+              <w:jc w:val="right"/>
+            </w:pPr>
+            <w:r>
+              <w:t xml:space="preserve">0.0529</w:t>
+            </w:r>
+          </w:p>
+        </w:tc>
+        <w:tc>
+          <w:tcPr/>
+          <w:p>
+            <w:pPr>
+              <w:pStyle w:val="Compact"/>
+            </w:pPr>
+            <w:r>
+              <w:t xml:space="preserve">0.0078 [0.0031, 0.0193]</w:t>
+            </w:r>
+          </w:p>
+        </w:tc>
+        <w:tc>
+          <w:tcPr/>
+          <w:p>
+            <w:pPr>
+              <w:pStyle w:val="Compact"/>
+              <w:jc w:val="right"/>
+            </w:pPr>
+            <w:r>
+              <w:t xml:space="preserve">0.0%</w:t>
+            </w:r>
+          </w:p>
+        </w:tc>
+      </w:tr>
+    </w:tbl>
+    <w:p>
+      <w:pPr>
+        <w:pStyle w:val="BodyText"/>
+      </w:pPr>
+      <w:r>
+        <w:rPr>
+          <w:b/>
+          <w:bCs/>
+        </w:rPr>
+        <w:t xml:space="preserve">Table S6.</w:t>
+      </w:r>
+      <w:r>
+        <w:t xml:space="preserve"> </w:t>
+      </w:r>
+      <w:r>
+        <w:t xml:space="preserve">The comparison at the six most favorable combinations that passed the fifty-run confirmation (learners, innovation, mixing), 300 runs each (</w:t>
+      </w:r>
+      <w:r>
+        <w:rPr>
+          <w:rStyle w:val="VerbatimChar"/>
+        </w:rPr>
+        <w:t xml:space="preserve">analyses/88_cell_sensitivity.py</w:t>
+      </w:r>
+      <w:r>
+        <w:t xml:space="preserve">,</w:t>
+      </w:r>
+      <w:r>
+        <w:t xml:space="preserve"> </w:t>
+      </w:r>
+      <w:r>
+        <w:rPr>
+          <w:rStyle w:val="VerbatimChar"/>
+        </w:rPr>
+        <w:t xml:space="preserve">output/findings/cell_sensitivity.md</w:t>
+      </w:r>
+      <w:r>
+        <w:t xml:space="preserve">). Entries are the model median, its 95 percent range, and the share of runs reaching the observed value. The last row is a combination that matched on the six-run screen but failed the confirmation, shown because it gives the highest shares of runs reaching the observed value.</w:t>
+      </w:r>
+    </w:p>
+    <w:tbl>
+      <w:tblPr>
+        <w:tblStyle w:val="Table"/>
+        <w:tblW w:type="pct" w:w="5000"/>
+        <w:tblLayout w:type="fixed"/>
+        <w:tblLook w:firstRow="1" w:lastRow="0" w:firstColumn="0" w:lastColumn="0" w:noHBand="0" w:noVBand="0" w:val="0020"/>
+      </w:tblPr>
+      <w:tblGrid>
+        <w:gridCol w:w="1584"/>
+        <w:gridCol w:w="1584"/>
+        <w:gridCol w:w="1584"/>
+        <w:gridCol w:w="1584"/>
+        <w:gridCol w:w="1584"/>
+      </w:tblGrid>
+      <w:tr>
+        <w:trPr>
+          <w:tblHeader w:val="on"/>
+        </w:trPr>
+        <w:tc>
+          <w:tcPr/>
+          <w:p>
+            <w:pPr>
+              <w:pStyle w:val="Compact"/>
+            </w:pPr>
+            <w:r>
+              <w:t xml:space="preserve">combination</w:t>
+            </w:r>
+          </w:p>
+        </w:tc>
+        <w:tc>
+          <w:tcPr/>
+          <w:p>
+            <w:pPr>
+              <w:pStyle w:val="Compact"/>
+            </w:pPr>
+            <w:r>
+              <w:t xml:space="preserve">two clusters, Parkin phase against the rest (0.0062)</w:t>
+            </w:r>
+          </w:p>
+        </w:tc>
+        <w:tc>
+          <w:tcPr/>
+          <w:p>
+            <w:pPr>
+              <w:pStyle w:val="Compact"/>
+            </w:pPr>
+            <w:r>
+              <w:t xml:space="preserve">the phases (0.0110)</w:t>
+            </w:r>
+          </w:p>
+        </w:tc>
+        <w:tc>
+          <w:tcPr/>
+          <w:p>
+            <w:pPr>
+              <w:pStyle w:val="Compact"/>
+            </w:pPr>
+            <w:r>
+              <w:t xml:space="preserve">three clusters (0.0156)</w:t>
+            </w:r>
+          </w:p>
+        </w:tc>
+        <w:tc>
+          <w:tcPr/>
+          <w:p>
+            <w:pPr>
+              <w:pStyle w:val="Compact"/>
+            </w:pPr>
+            <w:r>
+              <w:t xml:space="preserve">four clusters (0.0186)</w:t>
+            </w:r>
+          </w:p>
+        </w:tc>
+      </w:tr>
+      <w:tr>
+        <w:tc>
+          <w:tcPr/>
+          <w:p>
+            <w:pPr>
+              <w:pStyle w:val="Compact"/>
+            </w:pPr>
+            <w:r>
+              <w:t xml:space="preserve">2,000, 0.001, 0.02 (selected)</w:t>
+            </w:r>
+          </w:p>
+        </w:tc>
+        <w:tc>
+          <w:tcPr/>
+          <w:p>
+            <w:pPr>
+              <w:pStyle w:val="Compact"/>
+            </w:pPr>
+            <w:r>
+              <w:t xml:space="preserve">0.0019 [0.0002, 0.0124]; 13%</w:t>
+            </w:r>
+          </w:p>
+        </w:tc>
+        <w:tc>
+          <w:tcPr/>
+          <w:p>
+            <w:pPr>
+              <w:pStyle w:val="Compact"/>
+            </w:pPr>
+            <w:r>
+              <w:t xml:space="preserve">0.0034 [0.0008, 0.0138]; 5%</w:t>
+            </w:r>
+          </w:p>
+        </w:tc>
+        <w:tc>
+          <w:tcPr/>
+          <w:p>
+            <w:pPr>
+              <w:pStyle w:val="Compact"/>
+            </w:pPr>
+            <w:r>
+              <w:t xml:space="preserve">0.0035 [0.0007, 0.0135]; 1%</w:t>
+            </w:r>
+          </w:p>
+        </w:tc>
+        <w:tc>
+          <w:tcPr/>
+          <w:p>
+            <w:pPr>
+              <w:pStyle w:val="Compact"/>
+            </w:pPr>
+            <w:r>
+              <w:t xml:space="preserve">0.0041 [0.0010, 0.0146]; 1%</w:t>
+            </w:r>
+          </w:p>
+        </w:tc>
+      </w:tr>
+      <w:tr>
+        <w:tc>
+          <w:tcPr/>
+          <w:p>
+            <w:pPr>
+              <w:pStyle w:val="Compact"/>
+            </w:pPr>
+            <w:r>
+              <w:t xml:space="preserve">10,000, 0.0005, 0.002</w:t>
+            </w:r>
+          </w:p>
+        </w:tc>
+        <w:tc>
+          <w:tcPr/>
+          <w:p>
+            <w:pPr>
+              <w:pStyle w:val="Compact"/>
+            </w:pPr>
+            <w:r>
+              <w:t xml:space="preserve">0.0021 [0.0002, 0.0119]; 14%</w:t>
+            </w:r>
+          </w:p>
+        </w:tc>
+        <w:tc>
+          <w:tcPr/>
+          <w:p>
+            <w:pPr>
+              <w:pStyle w:val="Compact"/>
+            </w:pPr>
+            <w:r>
+              <w:t xml:space="preserve">0.0038 [0.0006, 0.0150]; 7%</w:t>
+            </w:r>
+          </w:p>
+        </w:tc>
+        <w:tc>
+          <w:tcPr/>
+          <w:p>
+            <w:pPr>
+              <w:pStyle w:val="Compact"/>
+            </w:pPr>
+            <w:r>
+              <w:t xml:space="preserve">0.0039 [0.0007, 0.0159]; 3%</w:t>
+            </w:r>
+          </w:p>
+        </w:tc>
+        <w:tc>
+          <w:tcPr/>
+          <w:p>
+            <w:pPr>
+              <w:pStyle w:val="Compact"/>
+            </w:pPr>
+            <w:r>
+              <w:t xml:space="preserve">0.0047 [0.0012, 0.0169]; 1%</w:t>
+            </w:r>
+          </w:p>
+        </w:tc>
+      </w:tr>
+      <w:tr>
+        <w:tc>
+          <w:tcPr/>
+          <w:p>
+            <w:pPr>
+              <w:pStyle w:val="Compact"/>
+            </w:pPr>
+            <w:r>
+              <w:t xml:space="preserve">120, 0.008, 0.1</w:t>
+            </w:r>
+          </w:p>
+        </w:tc>
+        <w:tc>
+          <w:tcPr/>
+          <w:p>
+            <w:pPr>
+              <w:pStyle w:val="Compact"/>
+            </w:pPr>
+            <w:r>
+              <w:t xml:space="preserve">0.0021 [0.0002, 0.0097]; 11%</w:t>
+            </w:r>
+          </w:p>
+        </w:tc>
+        <w:tc>
+          <w:tcPr/>
+          <w:p>
+            <w:pPr>
+              <w:pStyle w:val="Compact"/>
+            </w:pPr>
+            <w:r>
+              <w:t xml:space="preserve">0.0042 [0.0007, 0.0133]; 6%</w:t>
+            </w:r>
+          </w:p>
+        </w:tc>
+        <w:tc>
+          <w:tcPr/>
+          <w:p>
+            <w:pPr>
+              <w:pStyle w:val="Compact"/>
+            </w:pPr>
+            <w:r>
+              <w:t xml:space="preserve">0.0042 [0.0007, 0.0134]; 2%</w:t>
+            </w:r>
+          </w:p>
+        </w:tc>
+        <w:tc>
+          <w:tcPr/>
+          <w:p>
+            <w:pPr>
+              <w:pStyle w:val="Compact"/>
+            </w:pPr>
+            <w:r>
+              <w:t xml:space="preserve">0.0050 [0.0009, 0.0137]; 0%</w:t>
+            </w:r>
+          </w:p>
+        </w:tc>
+      </w:tr>
+      <w:tr>
+        <w:tc>
+          <w:tcPr/>
+          <w:p>
+            <w:pPr>
+              <w:pStyle w:val="Compact"/>
+            </w:pPr>
+            <w:r>
+              <w:t xml:space="preserve">10,000, 0.0002, 0.005</w:t>
+            </w:r>
+          </w:p>
+        </w:tc>
+        <w:tc>
+          <w:tcPr/>
+          <w:p>
+            <w:pPr>
+              <w:pStyle w:val="Compact"/>
+            </w:pPr>
+            <w:r>
+              <w:t xml:space="preserve">0.0023 [0.0004, 0.0129]; 16%</w:t>
+            </w:r>
+          </w:p>
+        </w:tc>
+        <w:tc>
+          <w:tcPr/>
+          <w:p>
+            <w:pPr>
+              <w:pStyle w:val="Compact"/>
+            </w:pPr>
+            <w:r>
+              <w:t xml:space="preserve">0.0034 [0.0007, 0.0149]; 7%</w:t>
+            </w:r>
+          </w:p>
+        </w:tc>
+        <w:tc>
+          <w:tcPr/>
+          <w:p>
+            <w:pPr>
+              <w:pStyle w:val="Compact"/>
+            </w:pPr>
+            <w:r>
+              <w:t xml:space="preserve">0.0035 [0.0007, 0.0154]; 3%</w:t>
+            </w:r>
+          </w:p>
+        </w:tc>
+        <w:tc>
+          <w:tcPr/>
+          <w:p>
+            <w:pPr>
+              <w:pStyle w:val="Compact"/>
+            </w:pPr>
+            <w:r>
+              <w:t xml:space="preserve">0.0039 [0.0011, 0.0155]; 1%</w:t>
+            </w:r>
+          </w:p>
+        </w:tc>
+      </w:tr>
+      <w:tr>
+        <w:tc>
+          <w:tcPr/>
+          <w:p>
+            <w:pPr>
+              <w:pStyle w:val="Compact"/>
+            </w:pPr>
+            <w:r>
+              <w:t xml:space="preserve">2,000, 0.002, 0.005</w:t>
+            </w:r>
+          </w:p>
+        </w:tc>
+        <w:tc>
+          <w:tcPr/>
+          <w:p>
+            <w:pPr>
+              <w:pStyle w:val="Compact"/>
+            </w:pPr>
+            <w:r>
+              <w:t xml:space="preserve">0.0026 [0.0003, 0.0150]; 16%</w:t>
+            </w:r>
+          </w:p>
+        </w:tc>
+        <w:tc>
+          <w:tcPr/>
+          <w:p>
+            <w:pPr>
+              <w:pStyle w:val="Compact"/>
+            </w:pPr>
+            <w:r>
+              <w:t xml:space="preserve">0.0049 [0.0011, 0.0214]; 12%</w:t>
+            </w:r>
+          </w:p>
+        </w:tc>
+        <w:tc>
+          <w:tcPr/>
+          <w:p>
+            <w:pPr>
+              <w:pStyle w:val="Compact"/>
+            </w:pPr>
+            <w:r>
+              <w:t xml:space="preserve">0.0050 [0.0011, 0.0213]; 6%</w:t>
+            </w:r>
+          </w:p>
+        </w:tc>
+        <w:tc>
+          <w:tcPr/>
+          <w:p>
+            <w:pPr>
+              <w:pStyle w:val="Compact"/>
+            </w:pPr>
+            <w:r>
+              <w:t xml:space="preserve">0.0062 [0.0016, 0.0203]; 4%</w:t>
+            </w:r>
+          </w:p>
+        </w:tc>
+      </w:tr>
+      <w:tr>
+        <w:tc>
+          <w:tcPr/>
+          <w:p>
+            <w:pPr>
+              <w:pStyle w:val="Compact"/>
+            </w:pPr>
+            <w:r>
+              <w:t xml:space="preserve">2,000, 0.0005, 0.05</w:t>
+            </w:r>
+          </w:p>
+        </w:tc>
+        <w:tc>
+          <w:tcPr/>
+          <w:p>
+            <w:pPr>
+              <w:pStyle w:val="Compact"/>
+            </w:pPr>
+            <w:r>
+              <w:t xml:space="preserve">0.0014 [0.0001, 0.0071]; 4%</w:t>
+            </w:r>
+          </w:p>
+        </w:tc>
+        <w:tc>
+          <w:tcPr/>
+          <w:p>
+            <w:pPr>
+              <w:pStyle w:val="Compact"/>
+            </w:pPr>
+            <w:r>
+              <w:t xml:space="preserve">0.0024 [0.0005, 0.0093]; 1%</w:t>
+            </w:r>
+          </w:p>
+        </w:tc>
+        <w:tc>
+          <w:tcPr/>
+          <w:p>
+            <w:pPr>
+              <w:pStyle w:val="Compact"/>
+            </w:pPr>
+            <w:r>
+              <w:t xml:space="preserve">0.0026 [0.0005, 0.0100]; 1%</w:t>
+            </w:r>
+          </w:p>
+        </w:tc>
+        <w:tc>
+          <w:tcPr/>
+          <w:p>
+            <w:pPr>
+              <w:pStyle w:val="Compact"/>
+            </w:pPr>
+            <w:r>
+              <w:t xml:space="preserve">0.0029 [0.0005, 0.0098]; 0%</w:t>
+            </w:r>
+          </w:p>
+        </w:tc>
+      </w:tr>
+      <w:tr>
+        <w:tc>
+          <w:tcPr/>
+          <w:p>
+            <w:pPr>
+              <w:pStyle w:val="Compact"/>
+            </w:pPr>
+            <w:r>
+              <w:t xml:space="preserve">2,000, 0.001, 0.01 (failed confirmation)</w:t>
+            </w:r>
+          </w:p>
+        </w:tc>
+        <w:tc>
+          <w:tcPr/>
+          <w:p>
+            <w:pPr>
+              <w:pStyle w:val="Compact"/>
+            </w:pPr>
+            <w:r>
+              <w:t xml:space="preserve">0.0031 [0.0003, 0.0174]; 24%</w:t>
+            </w:r>
+          </w:p>
+        </w:tc>
+        <w:tc>
+          <w:tcPr/>
+          <w:p>
+            <w:pPr>
+              <w:pStyle w:val="Compact"/>
+            </w:pPr>
+            <w:r>
+              <w:t xml:space="preserve">0.0050 [0.0012, 0.0200]; 17%</w:t>
+            </w:r>
+          </w:p>
+        </w:tc>
+        <w:tc>
+          <w:tcPr/>
+          <w:p>
+            <w:pPr>
+              <w:pStyle w:val="Compact"/>
+            </w:pPr>
+            <w:r>
+              <w:t xml:space="preserve">0.0051 [0.0012, 0.0205]; 8%</w:t>
+            </w:r>
+          </w:p>
+        </w:tc>
+        <w:tc>
+          <w:tcPr/>
+          <w:p>
+            <w:pPr>
+              <w:pStyle w:val="Compact"/>
+            </w:pPr>
+            <w:r>
+              <w:t xml:space="preserve">0.0061 [0.0017, 0.0210]; 5%</w:t>
+            </w:r>
+          </w:p>
+        </w:tc>
+      </w:tr>
+    </w:tbl>
+    <w:p>
+      <w:pPr>
+        <w:pStyle w:val="BodyText"/>
+      </w:pPr>
+      <w:r>
+        <w:t xml:space="preserve">From three clusters on, 0 to 6 percent of runs reach the observed value at every confirmed combination; the observed value lies above the model’s 95 percent range at four of the six at three clusters and at five of the six at four clusters. The shortfall is not concentrated in one place. At five clusters, each cluster’s contribution to the between-cluster</w:t>
       </w:r>
       <w:r>
         <w:t xml:space="preserve"> </w:t>
@@ -8982,99 +12166,27 @@
         </m:sSub>
       </m:oMath>
       <w:r>
-        <w:t xml:space="preserve">, but no run reaches the observed boundary excess. Weakening copying at the phase lines, even to three percent, moves the boundary excess only from +0.8 to +2.8 at the median, because at the calibrated mixing rate (0.005) copying between sites is already rare. Local innovation, with or without a copying boundary, is what reaches the observed excess.</w:t>
-      </w:r>
-    </w:p>
-    <w:p>
-      <w:pPr>
-        <w:pStyle w:val="BodyText"/>
-      </w:pPr>
-      <w:r>
-        <w:t xml:space="preserve">We summarize the grid with a posterior over its 16 cells, estimated by rejection approximate Bayesian computation: a uniform prior over cells, accepting the 5 percent of all 4,800 runs closest to the observed values on the six standardized summaries. The prior places three quarters of its mass on some copying boundary, which leans toward the groups hypothesis. The posterior probability of a copying boundary is 0.68, and of local innovation 0.70. To see whether the design could detect a boundary, we drew 40 runs from each of four cells with a boundary built in (copying factor 0.1 or 0.03, local innovation 0 or 0.2) and passed each through the same posterior with itself excluded. The median posterior probability of a boundary was 0.75 to 0.79, against 0.75 for runs from the no-boundary cell. The design cannot see a copying boundary at this mixing rate, so the posterior of 0.68 says only that the data do not ask for one. Local innovation at 30 percent is disfavored (posterior 0.14) because it breaks the diversity match.</w:t>
-      </w:r>
-    </w:p>
-    <w:p>
-      <w:pPr>
-        <w:pStyle w:val="BodyText"/>
-      </w:pPr>
-      <w:r>
-        <w:t xml:space="preserve">The observed boundary excess is also not specific to the phase lines. With each assemblage’s class proportions drawn from Dirichlet(counts + 1/2), 500 times, the excess at the phase lines has a posterior median of +9.9 (95 percent credible interval +5.1 to +14.8), against medians of +7.4 for same-size divisions around random centers and +5.3 for compact ones, and the posterior probability that it is larger at the phase lines is 0.59 against either (</w:t>
+        <w:t xml:space="preserve"> </w:t>
+      </w:r>
+      <w:r>
+        <w:t xml:space="preserve">exceeds the model’s median contribution 4- to 14-fold (</w:t>
       </w:r>
       <w:r>
         <w:rPr>
           <w:rStyle w:val="VerbatimChar"/>
         </w:rPr>
-        <w:t xml:space="preserve">analyses/86_partition_posterior.py</w:t>
-      </w:r>
-      <w:r>
-        <w:t xml:space="preserve">). The same draws give the between-phase</w:t>
-      </w:r>
-      <w:r>
-        <w:t xml:space="preserve"> </w:t>
-      </w:r>
-      <m:oMath>
-        <m:sSub>
-          <m:e>
-            <m:r>
-              <m:t>F</m:t>
-            </m:r>
-          </m:e>
-          <m:sub>
-            <m:r>
-              <m:t>S</m:t>
-            </m:r>
-            <m:r>
-              <m:t>T</m:t>
-            </m:r>
-          </m:sub>
-        </m:sSub>
-      </m:oMath>
-      <w:r>
-        <w:t xml:space="preserve"> </w:t>
-      </w:r>
-      <w:r>
-        <w:t xml:space="preserve">a posterior median of 0.0109 (0.0091 to 0.0128), against 0.0146 for divisions around random centers and 0.0162 for compact ones, with posterior probabilities of 0.20 and 0.05 that the phase lines separate the pottery better.</w:t>
-      </w:r>
-    </w:p>
-    <w:bookmarkEnd w:id="133"/>
-    <w:bookmarkStart w:id="134" w:name="Xfb3d087f03640ea17bc577357a3271e66491289"/>
-    <w:p>
-      <w:pPr>
-        <w:pStyle w:val="Heading2"/>
-      </w:pPr>
-      <w:r>
-        <w:t xml:space="preserve">Is the finer-scale excess a sampling effect?</w:t>
-      </w:r>
-    </w:p>
-    <w:p>
-      <w:pPr>
-        <w:pStyle w:val="FirstParagraph"/>
-      </w:pPr>
-      <w:r>
-        <w:t xml:space="preserve">At five spatial clusters the calibrated model falls short of the observed between-cluster</w:t>
-      </w:r>
-      <w:r>
-        <w:t xml:space="preserve"> </w:t>
-      </w:r>
-      <m:oMath>
-        <m:sSub>
-          <m:e>
-            <m:r>
-              <m:t>F</m:t>
-            </m:r>
-          </m:e>
-          <m:sub>
-            <m:r>
-              <m:t>S</m:t>
-            </m:r>
-            <m:r>
-              <m:t>T</m:t>
-            </m:r>
-          </m:sub>
-        </m:sSub>
-      </m:oMath>
-      <w:r>
-        <w:t xml:space="preserve">, and the shortfall lies mostly in two small clusters, one around Kent Place (Clay Hill, Davis, Grant, Kent Place, Starkley; 765 sherds) and one around Walls (Irby, Lake Cormorant, Mound Place, Walls, Woodlyn; 918 sherds). Three checks ask whether that is an accident of small samples (</w:t>
+        <w:t xml:space="preserve">analyses/72_excess_locality.py</w:t>
+      </w:r>
+      <w:r>
+        <w:t xml:space="preserve">): 14-fold for a cluster holding Cummins alone, 8.5-fold around Walls (Irby, Lake Cormorant, Mound Place, Walls, Woodlyn), 6.5-fold for the Kent-area cluster (Beck, Belle Meade, Commerce, Davis, Grant, Hollywood, Kent Place, Starkley), 4.3-fold for the cluster holding Parkin and eight neighbors, and 4.1-fold along the Mississippi (Big Eddy, Castile Landing, Clay Hill, Cramor Place, Nickel). Dropping any one cluster leaves the overall shortfall between 4.4- and 6.3-fold.</w:t>
+      </w:r>
+    </w:p>
+    <w:p>
+      <w:pPr>
+        <w:pStyle w:val="BodyText"/>
+      </w:pPr>
+      <w:r>
+        <w:t xml:space="preserve">Three checks ask whether this is an accident of sampling (</w:t>
       </w:r>
       <w:r>
         <w:rPr>
@@ -9083,11 +12195,20 @@
         <w:t xml:space="preserve">analyses/85_excess_robustness.py</w:t>
       </w:r>
       <w:r>
-        <w:t xml:space="preserve">, 300 model runs, 2,000 draws). Redrawing every assemblage from the basin’s pooled profile at its own sherd count gives each cluster a contribution near zero, at most 0.0003 at the 97.5th percentile, against observed contributions of 0.0150 and 0.0044. Drawing each assemblage’s class proportions from Dirichlet(counts + 1/2) and dividing each cluster’s contribution by the model’s median gives an excess of 29.0 (95 percent credible interval 23.6 to 34.9) around Kent Place and 6.9 (5.4 to 8.4) around Walls, and every cluster stays above the model with probability 1.00. Dropping each assemblage in turn from the data and from every model run leaves the Kent Place cluster 22.7 to 29.6 times above the model and the Walls cluster 6.5 to 7.6 times. The excess is not a sampling effect, and no single collection carries it.</w:t>
-      </w:r>
-    </w:p>
-    <w:bookmarkEnd w:id="134"/>
-    <w:bookmarkStart w:id="139" w:name="tests-in-the-time-domain"/>
+        <w:t xml:space="preserve">, 300 model runs, 2,000 draws). Redrawing every assemblage from the basin’s pooled profile at its own sherd count gives each cluster a contribution near zero, at most 0.0003 at the 97.5th percentile, against observed contributions of 0.0026 to 0.0055. Drawing each assemblage’s class proportions from Dirichlet(counts + 1/2) and dividing each cluster’s contribution by the model’s median gives posterior excesses whose 95 percent credible intervals all lie above 3 (the lowest lower bound is 3.1). Dropping each assemblage in turn from the data and from every model run leaves every multi-assemblage cluster between 3.2 and 11.6 times above the model. The shortfall is not a sampling effect, and no single collection carries it. It is also not a matter of which source the counts came from: rows carrying the survey’s counts alone and rows carrying Lipo’s compilation each fall short of the model when taken separately, by 15- and 3.5-fold, although source and sample size cannot be separated (</w:t>
+      </w:r>
+      <w:r>
+        <w:rPr>
+          <w:rStyle w:val="VerbatimChar"/>
+        </w:rPr>
+        <w:t xml:space="preserve">analyses/78_source_effect.py</w:t>
+      </w:r>
+      <w:r>
+        <w:t xml:space="preserve">).</w:t>
+      </w:r>
+    </w:p>
+    <w:bookmarkEnd w:id="144"/>
+    <w:bookmarkStart w:id="149" w:name="tests-in-the-time-domain"/>
     <w:p>
       <w:pPr>
         <w:pStyle w:val="Heading2"/>
@@ -9251,7 +12372,7 @@
         <w:t xml:space="preserve"> </w:t>
       </w:r>
       <w:r>
-        <w:t xml:space="preserve">is concentrated near neutral, with mean +0.003 and a 95 percent interval of -0.035 to +0.039 that includes zero, and means of +0.001 to +0.004 across five independent runs (Figure S5A). Its standard deviation is 0.017 against a prior of 0.289, so the data constrain it strongly. P(b &gt; 0) is 0.62 in the primary run and 0.53 to 0.63 across runs, so even the direction of any lean is unstable. Fitting the two halves of the order separately recovers no shift between them (-0.000 and +0.012). Simulation-based calibration over 200 datasets drawn from the prior gives ranks consistent with uniform (Kolmogorov-Smirnov D = 0.088, p = 0.086; Figure S5B)</w:t>
+        <w:t xml:space="preserve">is concentrated near neutral, with mean +0.003 and a 95 percent interval of -0.035 to +0.039 that includes zero, and means of +0.001 to +0.004 across five independent runs (Figure S8A). Its standard deviation is 0.017 against a prior of 0.289, so the data constrain it strongly. P(b &gt; 0) is 0.62 in the primary run and 0.53 to 0.63 across runs, so even the direction of any lean is unstable. Fitting the two halves of the order separately recovers no shift between them (-0.000 and +0.012). Simulation-based calibration over 200 datasets drawn from the prior gives ranks consistent with uniform (Kolmogorov-Smirnov D = 0.088, p = 0.086; Figure S8B)</w:t>
       </w:r>
       <w:r>
         <w:t xml:space="preserve"> </w:t>
@@ -9296,7 +12417,7 @@
         <w:t xml:space="preserve"> </w:t>
       </w:r>
       <w:r>
-        <w:t xml:space="preserve">(Table S4), and coverage falls to 0.70 at</w:t>
+        <w:t xml:space="preserve">(Table S7), and coverage falls to 0.65 at</w:t>
       </w:r>
       <w:r>
         <w:t xml:space="preserve"> </w:t>
@@ -9325,7 +12446,7 @@
         <w:t xml:space="preserve"> </w:t>
       </w:r>
       <w:r>
-        <w:t xml:space="preserve">and 0.80 at</w:t>
+        <w:t xml:space="preserve">and 0.75 at</w:t>
       </w:r>
       <w:r>
         <w:t xml:space="preserve"> </w:t>
@@ -9347,11 +12468,23 @@
           <m:t>−</m:t>
         </m:r>
         <m:r>
-          <m:t>0.10</m:t>
+          <m:t>0.20</m:t>
         </m:r>
       </m:oMath>
       <w:r>
-        <w:t xml:space="preserve">. The battery used 300 particles and five rounds rather than the empirical fit’s 800 and six, and its synthetic data come from the same pooled-population simulator that is fitted, whereas the real observations are spatially distributed assemblages pooled into six periods. The battery therefore checks the numerical inference under the assumed simulator, not whether that simulator describes how the record formed. We treat the interval as consistent with weak or absent basin-wide conformity, conditional on the pooled model, rather than as a demonstrated exclusion of strong conformity. Because the model pools the whole basin, it also says nothing about localized or group-specific conformity, which the spatial measures and the copying model address.</w:t>
+        <w:t xml:space="preserve"> </w:t>
+      </w:r>
+      <w:r>
+        <w:t xml:space="preserve">(</w:t>
+      </w:r>
+      <w:r>
+        <w:rPr>
+          <w:rStyle w:val="VerbatimChar"/>
+        </w:rPr>
+        <w:t xml:space="preserve">output/abc_smc_validation.md</w:t>
+      </w:r>
+      <w:r>
+        <w:t xml:space="preserve">). The battery used 300 particles and five rounds rather than the empirical fit’s 800 and six, and its synthetic data come from the same pooled-population simulator that is fitted, whereas the real observations are spatially distributed assemblages pooled into six periods. The battery therefore checks the numerical inference under the assumed simulator, not whether that simulator describes how the record formed. We treat the interval as consistent with weak or absent basin-wide conformity, conditional on the pooled model, rather than as a demonstrated exclusion of strong conformity. Because the model pools the whole basin, it also says nothing about localized or group-specific conformity, which the spatial measures and the copying model address.</w:t>
       </w:r>
     </w:p>
     <w:p>
@@ -9363,7 +12496,7 @@
           <w:b/>
           <w:bCs/>
         </w:rPr>
-        <w:t xml:space="preserve">Table S4.</w:t>
+        <w:t xml:space="preserve">Table S7.</w:t>
       </w:r>
       <w:r>
         <w:t xml:space="preserve"> </w:t>
@@ -9453,7 +12586,7 @@
               <w:jc w:val="right"/>
             </w:pPr>
             <w:r>
-              <w:t xml:space="preserve">0.90</w:t>
+              <w:t xml:space="preserve">0.95</w:t>
             </w:r>
           </w:p>
         </w:tc>
@@ -9491,7 +12624,7 @@
               <w:jc w:val="right"/>
             </w:pPr>
             <w:r>
-              <w:t xml:space="preserve">0.95</w:t>
+              <w:t xml:space="preserve">0.90</w:t>
             </w:r>
           </w:p>
         </w:tc>
@@ -9529,19 +12662,19 @@
               <w:jc w:val="right"/>
             </w:pPr>
             <w:r>
-              <w:t xml:space="preserve">0.85</w:t>
-            </w:r>
-          </w:p>
-        </w:tc>
-        <w:tc>
-          <w:tcPr/>
-          <w:p>
-            <w:pPr>
-              <w:pStyle w:val="Compact"/>
-              <w:jc w:val="right"/>
-            </w:pPr>
-            <w:r>
-              <w:t xml:space="preserve">0.32</w:t>
+              <w:t xml:space="preserve">0.75</w:t>
+            </w:r>
+          </w:p>
+        </w:tc>
+        <w:tc>
+          <w:tcPr/>
+          <w:p>
+            <w:pPr>
+              <w:pStyle w:val="Compact"/>
+              <w:jc w:val="right"/>
+            </w:pPr>
+            <w:r>
+              <w:t xml:space="preserve">0.33</w:t>
             </w:r>
           </w:p>
         </w:tc>
@@ -9579,7 +12712,7 @@
               <w:jc w:val="right"/>
             </w:pPr>
             <w:r>
-              <w:t xml:space="preserve">0.37</w:t>
+              <w:t xml:space="preserve">0.35</w:t>
             </w:r>
           </w:p>
         </w:tc>
@@ -9605,19 +12738,19 @@
               <w:jc w:val="right"/>
             </w:pPr>
             <w:r>
-              <w:t xml:space="preserve">0.95</w:t>
-            </w:r>
-          </w:p>
-        </w:tc>
-        <w:tc>
-          <w:tcPr/>
-          <w:p>
-            <w:pPr>
-              <w:pStyle w:val="Compact"/>
-              <w:jc w:val="right"/>
-            </w:pPr>
-            <w:r>
-              <w:t xml:space="preserve">0.25</w:t>
+              <w:t xml:space="preserve">0.90</w:t>
+            </w:r>
+          </w:p>
+        </w:tc>
+        <w:tc>
+          <w:tcPr/>
+          <w:p>
+            <w:pPr>
+              <w:pStyle w:val="Compact"/>
+              <w:jc w:val="right"/>
+            </w:pPr>
+            <w:r>
+              <w:t xml:space="preserve">0.22</w:t>
             </w:r>
           </w:p>
         </w:tc>
@@ -9643,7 +12776,7 @@
               <w:jc w:val="right"/>
             </w:pPr>
             <w:r>
-              <w:t xml:space="preserve">0.70</w:t>
+              <w:t xml:space="preserve">0.65</w:t>
             </w:r>
           </w:p>
         </w:tc>
@@ -9681,7 +12814,7 @@
               <w:jc w:val="right"/>
             </w:pPr>
             <w:r>
-              <w:t xml:space="preserve">0.95</w:t>
+              <w:t xml:space="preserve">1.00</w:t>
             </w:r>
           </w:p>
         </w:tc>
@@ -9757,7 +12890,7 @@
               <w:jc w:val="right"/>
             </w:pPr>
             <w:r>
-              <w:t xml:space="preserve">0.85</w:t>
+              <w:t xml:space="preserve">0.90</w:t>
             </w:r>
           </w:p>
         </w:tc>
@@ -9799,7 +12932,16 @@
         <w:t xml:space="preserve">(Hunt 2006; Hunt et al. 2008)</w:t>
       </w:r>
       <w:r>
-        <w:t xml:space="preserve">. Rather than choose among the four, we fit the model that contains them and report the two parameters that distinguish them, since unbiased motion, stasis, and mean reversion are regions of one parameter space. Along the seriation order as computed, decorated-class diversity runs from 0.666 at one end through 0.734 to 0.460 at the other, falling over the second half. Because the dates do not establish which end is later, the sign of any directional change is not established either. The mean-reversion rate has a posterior median of 0.77 (95 percent credible interval 0.05 to 10.7), spanning the unbiased and stasis limits and so unresolved. The directional drift along the order as computed leans negative but is not resolved (median -0.061, interval -0.154 to +0.035, P(drift &gt; 0) = 0.071). On an earlier version of the matrix, which counted one class twice, the drift was resolved and negative; on the corrected counts the interval reaches zero. A decline of this kind is in any case what drift in a finite population produces, as the predictive check below shows. With six points the reversion rate and the drift remain partly confounded, since relaxation toward a lower optimum can imitate directional loss, which is why we report both parameters rather than a winning model (Figure S5C). Individual-class trajectories more often favor the directional model, but that comparison is partly built in, because the seriation axis is chosen to maximize steady change in class frequencies, and only three classes are abundant enough to fit.</w:t>
+        <w:t xml:space="preserve">. Rather than choose among the four, we fit the model that contains them and report the two parameters that distinguish them, since unbiased motion, stasis, and mean reversion are regions of one parameter space. Along the seriation order as computed, decorated-class diversity runs from 0.666 at one end through 0.734 to 0.460 at the other, falling over the second half. Because the dates do not establish which end is later, the sign of any directional change is not established either. The mean-reversion rate has a posterior median of 0.77 (95 percent credible interval 0.05 to 10.7), spanning the unbiased and stasis limits and so unresolved. The directional drift along the order as computed leans negative but is not resolved (median -0.061, interval -0.154 to +0.035, P(drift &gt; 0) = 0.071). On an earlier version of the matrix, which counted one class twice, the drift was resolved and negative; on the corrected counts the interval reaches zero. A decline of this kind is in any case what drift in a finite population produces, as the predictive check below shows. With six points the reversion rate and the drift remain partly confounded, since relaxation toward a lower optimum can imitate directional loss, which is why we report both parameters rather than a winning model (Figure S8C). Diagnostics for the fit: R-hat 1.008, minimum effective sample size 980, 18 divergent transitions of 8,000 (0.23 percent), E-BFMI 0.61. The companion fit meant to show that the design recovers a directional series did not converge (R-hat 1.18, minimum effective sample size 16, 1,079 divergent transitions of 8,000), so the design’s ability to resolve directional change is not established, and we give the drift estimate no weight (</w:t>
+      </w:r>
+      <w:r>
+        <w:rPr>
+          <w:rStyle w:val="VerbatimChar"/>
+        </w:rPr>
+        <w:t xml:space="preserve">output/findings/tempo_mode_posterior.md</w:t>
+      </w:r>
+      <w:r>
+        <w:t xml:space="preserve">).</w:t>
       </w:r>
     </w:p>
     <w:p>
@@ -9811,18 +12953,18 @@
           <wp:inline>
             <wp:extent cx="5334000" cy="2897627"/>
             <wp:effectExtent b="0" l="0" r="0" t="0"/>
-            <wp:docPr descr="Figure S5. Tests in the time domain. (A) Posterior of the copying bias b from the time-averaging-aware inference (b = 0 neutral, b &gt; 0 conformist, b &lt; 0 anti-conformist). The whole-sequence posterior (filled) and the posteriors for the two halves of the order (outlines) are all concentrated near neutral and include zero (see Table S4 for calibration caveats). (B) Simulation-based calibration of that inference: over datasets drawn from the prior, the rank of the true bias within its posterior is uniform (dashed line), so the posterior is calibrated rather than merely narrow. (C) Tempo and mode as parameters, showing the posteriors of the mean-reversion rate (lower axis, log scale) and the directional drift per period (upper axis) for the diversity trajectory. The mean-reversion rate is unresolved (median 0.77, interval 0.05 to 10.7). The directional drift leans negative but its interval reaches zero (median -0.061, interval -0.154 to +0.035)." title="" id="136" name="Picture"/>
+            <wp:docPr descr="Figure S8. Tests in the time domain. (A) Posterior of the copying bias b from the time-averaging-aware inference (b = 0 neutral, b &gt; 0 conformist, b &lt; 0 anti-conformist). The whole-sequence posterior (filled) and the posteriors for the two halves of the order (outlines) are all concentrated near neutral and include zero (see Table S7 for calibration caveats). (B) Simulation-based calibration of that inference: over datasets drawn from the prior, the rank of the true bias within its posterior is uniform (dashed line), so the posterior is calibrated rather than merely narrow. (C) Tempo and mode as parameters, showing the posteriors of the mean-reversion rate (lower axis, log scale) and the directional drift per period (upper axis) for the diversity trajectory. The mean-reversion rate is unresolved (median 0.77, interval 0.05 to 10.7). The directional drift leans negative but its interval reaches zero (median -0.061, interval -0.154 to +0.035)." title="" id="146" name="Picture"/>
             <a:graphic>
               <a:graphicData uri="http://schemas.openxmlformats.org/drawingml/2006/picture">
                 <pic:pic>
                   <pic:nvPicPr>
-                    <pic:cNvPr descr="../../figures/figS5_dynamic.png" id="137" name="Picture"/>
+                    <pic:cNvPr descr="../../figures/figS5_dynamic.png" id="147" name="Picture"/>
                     <pic:cNvPicPr>
                       <a:picLocks noChangeArrowheads="1" noChangeAspect="1"/>
                     </pic:cNvPicPr>
                   </pic:nvPicPr>
                   <pic:blipFill>
-                    <a:blip r:embed="rId135"/>
+                    <a:blip r:embed="rId145"/>
                     <a:stretch>
                       <a:fillRect/>
                     </a:stretch>
@@ -9858,13 +13000,13 @@
           <w:b/>
           <w:bCs/>
         </w:rPr>
-        <w:t xml:space="preserve">Figure S5.</w:t>
-      </w:r>
-      <w:r>
-        <w:t xml:space="preserve"> </w:t>
-      </w:r>
-      <w:r>
-        <w:t xml:space="preserve">Tests in the time domain. (A) Posterior of the copying bias b from the time-averaging-aware inference (b = 0 neutral, b &gt; 0 conformist, b &lt; 0 anti-conformist). The whole-sequence posterior (filled) and the posteriors for the two halves of the order (outlines) are all concentrated near neutral and include zero (see Table S4 for calibration caveats). (B) Simulation-based calibration of that inference: over datasets drawn from the prior, the rank of the true bias within its posterior is uniform (dashed line), so the posterior is calibrated rather than merely narrow. (C) Tempo and mode as parameters, showing the posteriors of the mean-reversion rate (lower axis, log scale) and the directional drift per period (upper axis) for the diversity trajectory. The mean-reversion rate is unresolved (median 0.77, interval 0.05 to 10.7). The directional drift leans negative but its interval reaches zero (median -0.061, interval -0.154 to +0.035).</w:t>
+        <w:t xml:space="preserve">Figure S8.</w:t>
+      </w:r>
+      <w:r>
+        <w:t xml:space="preserve"> </w:t>
+      </w:r>
+      <w:r>
+        <w:t xml:space="preserve">Tests in the time domain. (A) Posterior of the copying bias b from the time-averaging-aware inference (b = 0 neutral, b &gt; 0 conformist, b &lt; 0 anti-conformist). The whole-sequence posterior (filled) and the posteriors for the two halves of the order (outlines) are all concentrated near neutral and include zero (see Table S7 for calibration caveats). (B) Simulation-based calibration of that inference: over datasets drawn from the prior, the rank of the true bias within its posterior is uniform (dashed line), so the posterior is calibrated rather than merely narrow. (C) Tempo and mode as parameters, showing the posteriors of the mean-reversion rate (lower axis, log scale) and the directional drift per period (upper axis) for the diversity trajectory. The mean-reversion rate is unresolved (median 0.77, interval 0.05 to 10.7). The directional drift leans negative but its interval reaches zero (median -0.061, interval -0.154 to +0.035).</w:t>
       </w:r>
     </w:p>
     <w:p>
@@ -9872,7 +13014,16 @@
         <w:pStyle w:val="BodyText"/>
       </w:pPr>
       <w:r>
-        <w:t xml:space="preserve">A third test, for the early-warning signs of a critical transition, cannot be resolved at this ordinal resolution. The rolling variance along the sequence shows no rising trend (Kendall tau = -0.03), and the one rise in lag-1 autocorrelation (tau = +0.78) is an artifact of the ordering, which places similar assemblages next to one another, so we report it in the code but do not rely on it</w:t>
+        <w:t xml:space="preserve">A third test, for the early-warning signs of a critical transition, cannot be resolved at this ordinal resolution. The rolling variance along the sequence shows no clear trend (Kendall tau = +0.09) and the lag-1 autocorrelation falls rather than rises (tau = -0.75), so neither behaves as a critical transition would (</w:t>
+      </w:r>
+      <w:r>
+        <w:rPr>
+          <w:rStyle w:val="VerbatimChar"/>
+        </w:rPr>
+        <w:t xml:space="preserve">output/tempo_mode_ews.md</w:t>
+      </w:r>
+      <w:r>
+        <w:t xml:space="preserve">). Because the ordering places similar assemblages next to one another, we report this in the code but do not rely on it</w:t>
       </w:r>
       <w:r>
         <w:t xml:space="preserve"> </w:t>
@@ -9884,7 +13035,7 @@
         <w:t xml:space="preserve">.</w:t>
       </w:r>
     </w:p>
-    <w:bookmarkStart w:id="138" w:name="X5f389b4d915450e415e755c07901f919528e258"/>
+    <w:bookmarkStart w:id="148" w:name="X5f389b4d915450e415e755c07901f919528e258"/>
     <w:p>
       <w:pPr>
         <w:pStyle w:val="Heading3"/>
@@ -9932,7 +13083,7 @@
         <w:pStyle w:val="BodyText"/>
       </w:pPr>
       <w:r>
-        <w:t xml:space="preserve">The third asks whether the assemblages grow more different from one another toward contact, as fragmenting groups would. Neiman’s distance between assemblages shows no resolved trend along the sequence: the posterior median rank correlation between mean within-period distance and position is +0.09, with a 95 percent credible interval of -0.53 to +0.63 over six periods. Distances between the two spatial clusters are only modestly larger than distances within them, a ratio of 1.28, and within-assemblage diversity is weakly and negatively related to an assemblage’s mean distance from the others (posterior median -0.14, 95 percent credible interval -0.44 to +0.20), the direction a single shared community produces (Figure S1)</w:t>
+        <w:t xml:space="preserve">The third asks whether the assemblages grow more different from one another toward contact, as fragmenting groups would. Neiman’s distance between assemblages shows no resolved trend along the sequence: the posterior median rank correlation between mean within-period distance and position is +0.09, with a 95 percent credible interval of -0.53 to +0.63 over six periods. Distances between the two spatial clusters are only modestly larger than distances within them, a ratio of 1.28, and within-assemblage diversity is weakly and negatively related to an assemblage’s mean distance from the others (posterior median -0.14, 95 percent credible interval -0.44 to +0.20), the direction a single shared community produces (Figure S4)</w:t>
       </w:r>
       <w:r>
         <w:t xml:space="preserve"> </w:t>
@@ -9944,9 +13095,9 @@
         <w:t xml:space="preserve">.</w:t>
       </w:r>
     </w:p>
-    <w:bookmarkEnd w:id="138"/>
-    <w:bookmarkEnd w:id="139"/>
-    <w:bookmarkStart w:id="140" w:name="X769f390eb50a36706af606caba03c609118fe3e"/>
+    <w:bookmarkEnd w:id="148"/>
+    <w:bookmarkEnd w:id="149"/>
+    <w:bookmarkStart w:id="150" w:name="X769f390eb50a36706af606caba03c609118fe3e"/>
     <w:p>
       <w:pPr>
         <w:pStyle w:val="Heading2"/>
@@ -10198,8 +13349,8 @@
         <w:t xml:space="preserve">); only the zero convention differs, and it moves the answer by a quarter of the index’s range. We report the chi-square transform in the main text because it needs no such choice, and we use a pseudocount wherever the log-ratio transform appears. The result is also a caution about the phases themselves: a classification sensitive to which types are absent, applied to assemblages whose sherd counts differ more than twentyfold, will read sampling failure as cultural difference.</w:t>
       </w:r>
     </w:p>
-    <w:bookmarkEnd w:id="140"/>
-    <w:bookmarkStart w:id="141" w:name="the-tests-on-mainforts-2003-table"/>
+    <w:bookmarkEnd w:id="150"/>
+    <w:bookmarkStart w:id="151" w:name="the-tests-on-mainforts-2003-table"/>
     <w:p>
       <w:pPr>
         <w:pStyle w:val="Heading2"/>
@@ -10213,7 +13364,7 @@
         <w:pStyle w:val="FirstParagraph"/>
       </w:pPr>
       <w:r>
-        <w:t xml:space="preserve">Mainfort’s Table 1 gives counts of ten decorated types for 39 sites with 800 or more sherds in all. His types map onto our classes as follows: Barton Incised and Kent Incised join the class that also holds Mound Place Incised, and Old Town Red and Nodena Red and White join the painted class; he does not tally Wallace Incised or Hull Engraved, which are carried as zeros so the class list matches the main analysis. Coordinates come from his own site list where it has them (34 sites), from this project’s assemblage file for four, and from the settlement compilation for Sweat, and each row of</w:t>
+        <w:t xml:space="preserve">Mainfort’s Table 1 gives counts of ten decorated types for 39 sites with 800 or more sherds in all. His types map onto our classes as follows: Barton Incised and Kent Incised join the class that also holds Mound Place Incised, and Old Town Red and Nodena Red and White join the painted class; he does not tally Wallace Incised or Hull Engraved, which are carried as zeros so the class list matches the main analysis. Coordinates come from his own site list where it has them (30 sites), from this project’s assemblage file for eight (four of them with a project correction), and from the settlement compilation for Sweat, and each row of</w:t>
       </w:r>
       <w:r>
         <w:t xml:space="preserve"> </w:t>
@@ -10293,9 +13444,8 @@
         <w:tblLook w:firstRow="1" w:lastRow="0" w:firstColumn="0" w:lastColumn="0" w:noHBand="0" w:noVBand="0" w:val="0020"/>
       </w:tblPr>
       <w:tblGrid>
-        <w:gridCol w:w="2640"/>
-        <w:gridCol w:w="2640"/>
-        <w:gridCol w:w="2640"/>
+        <w:gridCol w:w="3960"/>
+        <w:gridCol w:w="3960"/>
       </w:tblGrid>
       <w:tr>
         <w:trPr>
@@ -10323,17 +13473,6 @@
             </w:r>
           </w:p>
         </w:tc>
-        <w:tc>
-          <w:tcPr/>
-          <w:p>
-            <w:pPr>
-              <w:pStyle w:val="Compact"/>
-            </w:pPr>
-            <w:r>
-              <w:t xml:space="preserve">range</w:t>
-            </w:r>
-          </w:p>
-        </w:tc>
       </w:tr>
       <w:tr>
         <w:tc>
@@ -10354,18 +13493,7 @@
               <w:pStyle w:val="Compact"/>
             </w:pPr>
             <w:r>
-              <w:t xml:space="preserve">0.514</w:t>
-            </w:r>
-          </w:p>
-        </w:tc>
-        <w:tc>
-          <w:tcPr/>
-          <w:p>
-            <w:pPr>
-              <w:pStyle w:val="Compact"/>
-            </w:pPr>
-            <w:r>
-              <w:t xml:space="preserve">0.503 to 0.574</w:t>
+              <w:t xml:space="preserve">0.536</w:t>
             </w:r>
           </w:p>
         </w:tc>
@@ -10389,18 +13517,7 @@
               <w:pStyle w:val="Compact"/>
             </w:pPr>
             <w:r>
-              <w:t xml:space="preserve">0.514</w:t>
-            </w:r>
-          </w:p>
-        </w:tc>
-        <w:tc>
-          <w:tcPr/>
-          <w:p>
-            <w:pPr>
-              <w:pStyle w:val="Compact"/>
-            </w:pPr>
-            <w:r>
-              <w:t xml:space="preserve">0.503 to 0.597</w:t>
+              <w:t xml:space="preserve">0.536</w:t>
             </w:r>
           </w:p>
         </w:tc>
@@ -10424,18 +13541,7 @@
               <w:pStyle w:val="Compact"/>
             </w:pPr>
             <w:r>
-              <w:t xml:space="preserve">0.514</w:t>
-            </w:r>
-          </w:p>
-        </w:tc>
-        <w:tc>
-          <w:tcPr/>
-          <w:p>
-            <w:pPr>
-              <w:pStyle w:val="Compact"/>
-            </w:pPr>
-            <w:r>
-              <w:t xml:space="preserve">0.503 to 0.597</w:t>
+              <w:t xml:space="preserve">0.509</w:t>
             </w:r>
           </w:p>
         </w:tc>
@@ -10459,18 +13565,7 @@
               <w:pStyle w:val="Compact"/>
             </w:pPr>
             <w:r>
-              <w:t xml:space="preserve">0.597</w:t>
-            </w:r>
-          </w:p>
-        </w:tc>
-        <w:tc>
-          <w:tcPr/>
-          <w:p>
-            <w:pPr>
-              <w:pStyle w:val="Compact"/>
-            </w:pPr>
-            <w:r>
-              <w:t xml:space="preserve">0.509 to 0.664</w:t>
+              <w:t xml:space="preserve">0.664</w:t>
             </w:r>
           </w:p>
         </w:tc>
@@ -10494,18 +13589,7 @@
               <w:pStyle w:val="Compact"/>
             </w:pPr>
             <w:r>
-              <w:t xml:space="preserve">0.493</w:t>
-            </w:r>
-          </w:p>
-        </w:tc>
-        <w:tc>
-          <w:tcPr/>
-          <w:p>
-            <w:pPr>
-              <w:pStyle w:val="Compact"/>
-            </w:pPr>
-            <w:r>
-              <w:t xml:space="preserve">0.421 to 0.664</w:t>
+              <w:t xml:space="preserve">0.483</w:t>
             </w:r>
           </w:p>
         </w:tc>
@@ -10533,17 +13617,6 @@
             </w:r>
           </w:p>
         </w:tc>
-        <w:tc>
-          <w:tcPr/>
-          <w:p>
-            <w:pPr>
-              <w:pStyle w:val="Compact"/>
-            </w:pPr>
-            <w:r>
-              <w:t xml:space="preserve">0.328 to 0.509</w:t>
-            </w:r>
-          </w:p>
-        </w:tc>
       </w:tr>
       <w:tr>
         <w:tc>
@@ -10568,17 +13641,6 @@
             </w:r>
           </w:p>
         </w:tc>
-        <w:tc>
-          <w:tcPr/>
-          <w:p>
-            <w:pPr>
-              <w:pStyle w:val="Compact"/>
-            </w:pPr>
-            <w:r>
-              <w:t xml:space="preserve">0.146 to 0.449</w:t>
-            </w:r>
-          </w:p>
-        </w:tc>
       </w:tr>
       <w:tr>
         <w:tc>
@@ -10599,20 +13661,20 @@
               <w:pStyle w:val="Compact"/>
             </w:pPr>
             <w:r>
-              <w:t xml:space="preserve">0.291</w:t>
-            </w:r>
-          </w:p>
-        </w:tc>
-        <w:tc>
-          <w:tcPr/>
-          <w:p>
-            <w:pPr>
-              <w:pStyle w:val="Compact"/>
-            </w:pPr>
+              <w:t xml:space="preserve">0.306</w:t>
+            </w:r>
           </w:p>
         </w:tc>
       </w:tr>
     </w:tbl>
+    <w:p>
+      <w:pPr>
+        <w:pStyle w:val="BodyText"/>
+      </w:pPr>
+      <w:r>
+        <w:t xml:space="preserve">All 40 starting configurations return the same value at every weight.</w:t>
+      </w:r>
+    </w:p>
     <w:p>
       <w:pPr>
         <w:pStyle w:val="BodyText"/>
@@ -10644,7 +13706,7 @@
         <w:t xml:space="preserve"> </w:t>
       </w:r>
       <w:r>
-        <w:t xml:space="preserve">is 0.0470 (plug-in), with a posterior median of 0.0459 (95 percent credible interval 0.0413 to 0.0505) when each site’s class proportions are drawn from Dirichlet(counts + 1/2). Same-size divisions around random centers give a posterior median of 0.0266 and compact divisions 0.0282, and the posterior probability that his lines separate the pottery better is 0.99 and 1.00 (</w:t>
+        <w:t xml:space="preserve">is 0.0470 (plug-in), with a posterior median of 0.0459 (95 percent credible interval 0.0413 to 0.0505) when each site’s class proportions are drawn from Dirichlet(counts + 1/2). Same-size divisions around random centers give a posterior median of 0.0297 and compact divisions 0.0315, and the posterior probability that his lines separate the pottery better is 0.96 and 0.94 (</w:t>
       </w:r>
       <w:r>
         <w:rPr>
@@ -10806,7 +13868,7 @@
               <w:pStyle w:val="Compact"/>
             </w:pPr>
             <w:r>
-              <w:t xml:space="preserve">21</w:t>
+              <w:t xml:space="preserve">15</w:t>
             </w:r>
           </w:p>
         </w:tc>
@@ -10828,7 +13890,7 @@
               <w:pStyle w:val="Compact"/>
             </w:pPr>
             <w:r>
-              <w:t xml:space="preserve">17</w:t>
+              <w:t xml:space="preserve">28</w:t>
             </w:r>
           </w:p>
         </w:tc>
@@ -10885,7 +13947,7 @@
               <w:pStyle w:val="Compact"/>
             </w:pPr>
             <w:r>
-              <w:t xml:space="preserve">22</w:t>
+              <w:t xml:space="preserve">13</w:t>
             </w:r>
           </w:p>
         </w:tc>
@@ -10907,7 +13969,7 @@
               <w:pStyle w:val="Compact"/>
             </w:pPr>
             <w:r>
-              <w:t xml:space="preserve">31</w:t>
+              <w:t xml:space="preserve">27</w:t>
             </w:r>
           </w:p>
         </w:tc>
@@ -10964,7 +14026,7 @@
               <w:pStyle w:val="Compact"/>
             </w:pPr>
             <w:r>
-              <w:t xml:space="preserve">13</w:t>
+              <w:t xml:space="preserve">17</w:t>
             </w:r>
           </w:p>
         </w:tc>
@@ -11122,7 +14184,7 @@
               <w:pStyle w:val="Compact"/>
             </w:pPr>
             <w:r>
-              <w:t xml:space="preserve">19</w:t>
+              <w:t xml:space="preserve">20</w:t>
             </w:r>
           </w:p>
         </w:tc>
@@ -11201,7 +14263,7 @@
               <w:pStyle w:val="Compact"/>
             </w:pPr>
             <w:r>
-              <w:t xml:space="preserve">16</w:t>
+              <w:t xml:space="preserve">17</w:t>
             </w:r>
           </w:p>
         </w:tc>
@@ -11459,11 +14521,20 @@
         <w:pStyle w:val="BodyText"/>
       </w:pPr>
       <w:r>
-        <w:t xml:space="preserve">Distances are chi-square distances from the site’s profile to the pooled profile of the candidate phase with the site left out, and straight-line kilometers to that phase’s center. His counts equal the survey’s at 11 of the 21 shared sites and exceed them at ten, so for those sites this is a second sampling of the same collections; only the western Tennessee sites, from Tennessee Division of Archaeology collections, are material the survey never had. The copying model is not rerun on his table because it is calibrated to the main matrix, and recalibrating it would be a separate study.</w:t>
-      </w:r>
-    </w:p>
-    <w:bookmarkEnd w:id="141"/>
-    <w:bookmarkStart w:id="142" w:name="coordinates-and-datum"/>
+        <w:t xml:space="preserve">Distances are chi-square distances from the site’s profile to the pooled profile of the candidate phase with the site left out, and straight-line kilometers to that phase’s center. His Parkin Punctated counts equal the survey’s at 11 of the 21 shared sites and exceed them at ten (</w:t>
+      </w:r>
+      <w:r>
+        <w:rPr>
+          <w:rStyle w:val="VerbatimChar"/>
+        </w:rPr>
+        <w:t xml:space="preserve">output/findings/matrix_integrity.md</w:t>
+      </w:r>
+      <w:r>
+        <w:t xml:space="preserve">), so for those sites this is a second sampling of the same collections; only the western Tennessee sites, from Tennessee Division of Archaeology collections, are material the survey never had. The copying model is not rerun on his table because it is calibrated to the main matrix, and recalibrating it would be a separate study.</w:t>
+      </w:r>
+    </w:p>
+    <w:bookmarkEnd w:id="151"/>
+    <w:bookmarkStart w:id="152" w:name="coordinates-and-datum"/>
     <w:p>
       <w:pPr>
         <w:pStyle w:val="Heading2"/>
@@ -11498,7 +14569,7 @@
         <w:t xml:space="preserve">data/raw/coordinate_corrections.csv</w:t>
       </w:r>
       <w:r>
-        <w:t xml:space="preserve">): Belle Meade and Beck are moved to author-supplied coordinates inside the sections Phillips, Ford, and Griffin record, and Starkley to the survey’s own coordinate, which falls inside its recorded section. The survey’s coordinates were recorded in the 1927 North American Datum, and the coordinate file had read them as the 1983 datum, which puts each such point about 209 m south of where the survey placed it. We convert only where the derivation is demonstrated: an assemblage coordinate is converted when it lies within 10 m of the survey’s coordinate for that site read in the 1983 datum. That applies to 17 assemblages, 13 of them in the basin set. Eleven further coordinates lie 14 to 78 m from that reading, which means they were derived another way; eight of them are Mainfort’s own points, and all eleven are left as recorded. Settlement-table rows whose source is the survey (367 rows) are converted the same way. The conversion changes no basin membership, no</w:t>
+        <w:t xml:space="preserve">): Belle Meade and Beck are moved to author-supplied coordinates inside the sections Phillips, Ford, and Griffin record, and Starkley and Davis (13-N-5) to the survey’s own coordinates, which fall inside their recorded sections (for Davis, SE1/4 SE1/4 of Section 14, T3N R5E, confirmed against the Bureau of Land Management’s cadastral survey layer). The survey’s coordinates were recorded in the 1927 North American Datum, and the coordinate file had read them as the 1983 datum, which puts each such point about 209 m south of where the survey placed it. We convert only where the derivation is demonstrated: an assemblage coordinate is converted when it lies within 10 m of the survey’s coordinate for that site read in the 1983 datum. That applies to 20 assemblages, 16 of them in the basin set, each moved 209 m. Eleven further coordinates lie within 100 m of that reading but outside the tolerance (14 to 54 m for the eight in the basin set), which means they were derived another way; eight of them are Mainfort’s own points, and all eleven are left as recorded. Settlement-table rows whose source is the survey (367 rows) are converted the same way. The conversion leaves the</w:t>
       </w:r>
       <w:r>
         <w:t xml:space="preserve"> </w:t>
@@ -11509,7 +14580,7 @@
         </m:r>
       </m:oMath>
       <w:r>
-        <w:t xml:space="preserve">-means division at two to six clusters, and no plug-in</w:t>
+        <w:t xml:space="preserve">-means divisions at two, three, and six clusters and their plug-in</w:t>
       </w:r>
       <w:r>
         <w:t xml:space="preserve"> </w:t>
@@ -11535,7 +14606,7 @@
         <w:t xml:space="preserve"> </w:t>
       </w:r>
       <w:r>
-        <w:t xml:space="preserve">to six decimals (</w:t>
+        <w:t xml:space="preserve">unchanged, and changes the divisions at four and five clusters (the four-cluster value moves from 0.0194 to 0.0186); every result reported uses the converted coordinates (</w:t>
       </w:r>
       <w:r>
         <w:rPr>
@@ -11559,8 +14630,8 @@
         <w:t xml:space="preserve">).</w:t>
       </w:r>
     </w:p>
-    <w:bookmarkEnd w:id="142"/>
-    <w:bookmarkStart w:id="146" w:name="radiocarbon-chronology"/>
+    <w:bookmarkEnd w:id="152"/>
+    <w:bookmarkStart w:id="156" w:name="radiocarbon-chronology"/>
     <w:p>
       <w:pPr>
         <w:pStyle w:val="Heading2"/>
@@ -11604,7 +14675,7 @@
         <w:t xml:space="preserve">2020)</w:t>
       </w:r>
       <w:r>
-        <w:t xml:space="preserve">. Forty determinations come from seven sites in and near the St. Francis basin, nineteen of them from Parkin. The summed probability of the basin dates concentrates the occupation in the fourteenth to sixteenth centuries, with a median of AD 1428 (Parkin alone, AD 1483), and declines across the contact interval: 29 percent of the basin probability postdates AD 1541 and 18 percent postdates AD 1600 (Figure S6). This is consistent with occupation continuing through the De Soto entrada and declining afterward, although the shape of the calibration curve affects the shape of any summed distribution</w:t>
+        <w:t xml:space="preserve">. Forty determinations come from seven sites in and near the St. Francis basin, nineteen of them from Parkin. The summed probability of the basin dates concentrates the occupation in the fourteenth to sixteenth centuries, with a median of AD 1428 (Parkin alone, AD 1483), and declines across the contact interval: 29 percent of the basin probability postdates AD 1541 and 18 percent postdates AD 1600 (Figure S9). This is consistent with occupation continuing through the De Soto entrada and declining afterward, although the shape of the calibration curve affects the shape of any summed distribution</w:t>
       </w:r>
       <w:r>
         <w:t xml:space="preserve"> </w:t>
@@ -11613,7 +14684,7 @@
         <w:t xml:space="preserve">(Surovell and Brantingham 2007)</w:t>
       </w:r>
       <w:r>
-        <w:t xml:space="preserve">, and the latest tail is partly a product of determinations near the post-1650 plateau. To test whether the seriation axis tracks calendar time, we pooled the dates of the four proveniences matching our assemblages (Kent Place, Parkin, Neeley’s Ferry, and Clay Hill; 26 dates) and correlated their median calibrated ages with position on the first correspondence-analysis axis. With pooled calibrated medians the rank correlation is 0.40 in magnitude, with Clay Hill out of order, and it runs against the axis as computed; with one-sigma calibrated midpoints it is zero. Four points under two reasonable conventions that disagree cannot establish which end of the axis is later. House</w:t>
+        <w:t xml:space="preserve">, and the latest tail is partly a product of determinations near the post-1650 plateau. To test whether the seriation axis tracks calendar time, we pooled the dates of the four proveniences matching our assemblages (Kent Place, Parkin, Neeley’s Ferry, and Clay Hill; 26 dates) and correlated their median calibrated ages with position on the first correspondence-analysis axis. With pooled calibrated medians the rank correlation is 0.40 in magnitude, with Clay Hill out of order, and it favors orienting the axis the way the analyses do; with one-sigma calibrated midpoints it is zero. Four points under two reasonable conventions that disagree cannot establish which end of the axis is later. House</w:t>
       </w:r>
       <w:r>
         <w:t xml:space="preserve"> </w:t>
@@ -11625,7 +14696,7 @@
         <w:t xml:space="preserve"> </w:t>
       </w:r>
       <w:r>
-        <w:t xml:space="preserve">reports the Kent and Clay Hill determinations with their contexts, and one of the two Kent dates (SMU-2103, 310 ± 90 BP) comes from a post intrusive into the dated house floor, while an archaeomagnetic date on that floor falls at AD 1345 to 1380. The pooled median for Kent Place (AD 1466) is therefore probably too late. Correcting it would not orient the axis either, because Kent Place, then the earliest dated site, and Clay Hill, the latest, sit at the same end of the axis as computed. Hollywood, one of the analyzed assemblages but not in the radiocarbon file, has two calibrated dates reported by Haley</w:t>
+        <w:t xml:space="preserve">reports the Kent and Clay Hill determinations with their contexts. At Kent, one date comes from a house floor (Feature 6, SMU-2102, 600 ± 115 BP) and the other from a post intrusive into it (SMU-2103, 310 ± 90 BP), and an archaeomagnetic date on another feature (Feature 1) falls at AD 1345 to 1380. Pooling the intrusive post with the floor makes the Kent Place median (AD 1466) later than the floor itself. Correcting it would not orient the axis either, because Kent Place, then among the earliest dated sites, and Clay Hill, the latest, sit at the same end of the axis. Hollywood, one of the analyzed assemblages but not in the radiocarbon file, has two calibrated dates reported by Haley</w:t>
       </w:r>
       <w:r>
         <w:t xml:space="preserve"> </w:t>
@@ -11637,7 +14708,7 @@
         <w:t xml:space="preserve"> </w:t>
       </w:r>
       <w:r>
-        <w:t xml:space="preserve">from Johnson and colleagues’ excavations: central intercepts of AD 1310, 1355, and 1385 (one-sigma AD 1285 to 1420) for the earliest features, and AD 1405 (1300 to 1435) for the top of Mound A. The uncalibrated ages are not reported, so we have not recalibrated them against IntCal20 or pooled them with the other anchors. Hollywood too lies at the same end of the axis as Kent Place and Clay Hill (rank 23 of 28). The axis follows latitude, with a rank correlation of -0.77, and latitude and longitude together account for 62 percent of its variance (</w:t>
+        <w:t xml:space="preserve">from Johnson and colleagues’ excavations (Johnson et al. 2000:48-49, as cited there): central intercepts of AD 1310, 1355, and 1385 (one-sigma AD 1285 to 1420) for the earliest features, and AD 1405 (1300 to 1435) for the top of Mound A. The uncalibrated ages are not reported, so we have not recalibrated them against IntCal20 or pooled them with the other anchors. Hollywood too lies at the same end of the axis as Kent Place and Clay Hill (ranks 6, 4, and 7 of 28, with Parkin at 21). The axis follows latitude, with a rank correlation of +0.77 as oriented, and latitude and longitude together account for 62 percent of its variance (</w:t>
       </w:r>
       <w:r>
         <w:rPr>
@@ -11646,7 +14717,7 @@
         <w:t xml:space="preserve">analyses/87_axis_geography.py</w:t>
       </w:r>
       <w:r>
-        <w:t xml:space="preserve">). It is largely a south-to-north gradient in composition, which is what the main text’s argument would lead one to expect, and it is not a reliable proxy for time. The analyses therefore use the axis as computed, and every direction-dependent result is reported both ways. The basin chronology is stable under an alternative compilation: adding the net-new Mississippian dates from the lower-valley radiocarbon database compiled by Jeffrey Alvey (personal communication, 2022), twelve determinations concentrated at Hazel and Upper Nodena, shifts the summed-probability median by eight years, to AD 1436, and leaves the contact decline in place (26 percent of the probability after AD 1541 and 16 percent after AD 1600). Recent AMS dating of the Parkin platform-mound post, interpreted as the base of the cross the De Soto expedition raised at Casqui, places it at cal AD 1445 to 1650</w:t>
+        <w:t xml:space="preserve">). It is largely a south-to-north gradient in composition, which is what the main text’s argument would lead one to expect, and it is not a reliable proxy for time. The analyses therefore orient the axis in the direction the medians weakly favor, and every direction-dependent result is reported both ways. The basin chronology is stable under an alternative compilation: adding the net-new Mississippian dates from the lower-valley radiocarbon database compiled by Jeffrey Alvey (personal communication, 2022), twelve determinations concentrated at Hazel and Upper Nodena, shifts the summed-probability median by eight years, to AD 1436, and leaves the contact decline in place (26 percent of the probability after AD 1541 and 16 percent after AD 1600). Recent AMS dating of the Parkin platform-mound post, interpreted as the base of the cross the De Soto expedition raised at Casqui, places it at cal AD 1445 to 1650</w:t>
       </w:r>
       <w:r>
         <w:t xml:space="preserve"> </w:t>
@@ -11679,18 +14750,18 @@
           <wp:inline>
             <wp:extent cx="5334000" cy="2713789"/>
             <wp:effectExtent b="0" l="0" r="0" t="0"/>
-            <wp:docPr descr="Figure S6. Radiocarbon chronology of the St. Francis basin (Mainfort determinations calibrated against IntCal20). Left: summed probability for the basin Parkin-phase sites (filled) and for Parkin alone (line, scaled), with the De Soto entrada (AD 1541) marked. Occupation concentrates in the fourteenth to sixteenth centuries and declines across contact. Right: position on the first correspondence-analysis axis against pooled median calibrated age for the four proveniences matching the analyzed assemblages (point size proportional to the number of dates). The axis is drawn reversed relative to Figure 4 so that age increases along it; the rank correlation is +0.40, with the late-dated Clay Hill out of order, and four points do not establish the axis’s direction." title="" id="144" name="Picture"/>
+            <wp:docPr descr="Figure S9. Radiocarbon chronology of the St. Francis basin (Mainfort determinations calibrated against IntCal20). Left: summed probability for the basin Parkin-phase sites (filled) and for Parkin alone (line, scaled), with the De Soto entrada (AD 1541) marked. Occupation concentrates in the fourteenth to sixteenth centuries and declines across contact. Right: position on the first correspondence-analysis axis against pooled median calibrated age for the four proveniences matching the analyzed assemblages (point size proportional to the number of dates). The axis is oriented as in Figure 2 and the analyses; the rank correlation is +0.40, with the late-dated Clay Hill out of order, and four points do not establish the axis’s direction." title="" id="154" name="Picture"/>
             <a:graphic>
               <a:graphicData uri="http://schemas.openxmlformats.org/drawingml/2006/picture">
                 <pic:pic>
                   <pic:nvPicPr>
-                    <pic:cNvPr descr="../../figures/figS6_chronology.png" id="145" name="Picture"/>
+                    <pic:cNvPr descr="../../figures/figS6_chronology.png" id="155" name="Picture"/>
                     <pic:cNvPicPr>
                       <a:picLocks noChangeArrowheads="1" noChangeAspect="1"/>
                     </pic:cNvPicPr>
                   </pic:nvPicPr>
                   <pic:blipFill>
-                    <a:blip r:embed="rId143"/>
+                    <a:blip r:embed="rId153"/>
                     <a:stretch>
                       <a:fillRect/>
                     </a:stretch>
@@ -11726,17 +14797,17 @@
           <w:b/>
           <w:bCs/>
         </w:rPr>
-        <w:t xml:space="preserve">Figure S6.</w:t>
-      </w:r>
-      <w:r>
-        <w:t xml:space="preserve"> </w:t>
-      </w:r>
-      <w:r>
-        <w:t xml:space="preserve">Radiocarbon chronology of the St. Francis basin (Mainfort determinations calibrated against IntCal20). Left: summed probability for the basin Parkin-phase sites (filled) and for Parkin alone (line, scaled), with the De Soto entrada (AD 1541) marked. Occupation concentrates in the fourteenth to sixteenth centuries and declines across contact. Right: position on the first correspondence-analysis axis against pooled median calibrated age for the four proveniences matching the analyzed assemblages (point size proportional to the number of dates). The axis is drawn reversed relative to Figure 4 so that age increases along it; the rank correlation is +0.40, with the late-dated Clay Hill out of order, and four points do not establish the axis’s direction.</w:t>
-      </w:r>
-    </w:p>
-    <w:bookmarkEnd w:id="146"/>
-    <w:bookmarkStart w:id="158" w:name="X490dfca6be40dac40453279b4635251c9fd7a99"/>
+        <w:t xml:space="preserve">Figure S9.</w:t>
+      </w:r>
+      <w:r>
+        <w:t xml:space="preserve"> </w:t>
+      </w:r>
+      <w:r>
+        <w:t xml:space="preserve">Radiocarbon chronology of the St. Francis basin (Mainfort determinations calibrated against IntCal20). Left: summed probability for the basin Parkin-phase sites (filled) and for Parkin alone (line, scaled), with the De Soto entrada (AD 1541) marked. Occupation concentrates in the fourteenth to sixteenth centuries and declines across contact. Right: position on the first correspondence-analysis axis against pooled median calibrated age for the four proveniences matching the analyzed assemblages (point size proportional to the number of dates). The axis is oriented as in Figure 2 and the analyses; the rank correlation is +0.40, with the late-dated Clay Hill out of order, and four points do not establish the axis’s direction.</w:t>
+      </w:r>
+    </w:p>
+    <w:bookmarkEnd w:id="156"/>
+    <w:bookmarkStart w:id="168" w:name="X490dfca6be40dac40453279b4635251c9fd7a99"/>
     <w:p>
       <w:pPr>
         <w:pStyle w:val="Heading2"/>
@@ -11753,7 +14824,7 @@
         <w:t xml:space="preserve">The main text tests one region. This section reports an attempt to extend the test to a second and explains why it does not appear there. The southeast-Missouri material is not adequate for the test at present, not because its phases are sounder or weaker than the basin’s but because its classes and sample sizes measure something other than the stylistic copying the test is built for. We report the attempt because a negative of this kind is useful to the next person who considers the same extension.</w:t>
       </w:r>
     </w:p>
-    <w:bookmarkStart w:id="147" w:name="what-we-tried"/>
+    <w:bookmarkStart w:id="157" w:name="what-we-tried"/>
     <w:p>
       <w:pPr>
         <w:pStyle w:val="Heading3"/>
@@ -11779,7 +14850,7 @@
         <w:t xml:space="preserve"> </w:t>
       </w:r>
       <w:r>
-        <w:t xml:space="preserve">divided the southeast-Missouri lowlands into four named Mississippian phases, which makes it the obvious second case. We digitized his survey tables and georeferenced the sites through the Lower Mississippi Survey grid, which places his assemblages and the basin’s in one frame (Figure S7). Across the named physiographic regions the cultural</w:t>
+        <w:t xml:space="preserve">divided the southeast-Missouri lowlands into four named Mississippian phases, which makes it the obvious second case. We digitized his survey tables and georeferenced the sites through the Lower Mississippi Survey grid, which places his assemblages and the basin’s in one frame (Figure S10). Across the named physiographic regions the cultural</w:t>
       </w:r>
       <w:r>
         <w:t xml:space="preserve"> </w:t>
@@ -11805,7 +14876,7 @@
         <w:t xml:space="preserve"> </w:t>
       </w:r>
       <w:r>
-        <w:t xml:space="preserve">is 0.11, most of it a Woodland-to-Mississippian change in composition rather than contemporaneous social structure. Restricting the analysis to assemblages with at least 30 sherds in non-Woodland classes, and to those classes, leaves 39 assemblages from 24 locations over 42 classes and lowers the between-cluster</w:t>
+        <w:t xml:space="preserve">is 0.11, most of it a Woodland-to-Mississippian change in composition rather than contemporaneous social structure. Restricting the analysis to assemblages with at least 30 sherds in non-Woodland classes, and to those classes, leaves 39 assemblages over 42 classes and lowers the between-cluster</w:t>
       </w:r>
       <w:r>
         <w:t xml:space="preserve"> </w:t>
@@ -11839,7 +14910,7 @@
         <w:pStyle w:val="BodyText"/>
       </w:pPr>
       <w:r>
-        <w:t xml:space="preserve">Run through the same calibrated comparison as the basin, the set behaves much as the basin does. Its assemblages do not separate into clusters on the ordination (Figure S8A and B). Ten parameter combinations match its diversity under pooled-profile innovation on the screen and eight on the fifty-run check, and at the matched combination most favorable to the model (120 learners, innovation 0.004, mixing 0.02, great-circle distance) the observed</w:t>
+        <w:t xml:space="preserve">Run through the same calibrated comparison as the basin, the set behaves much as the basin does. Its assemblages do not separate into clusters on the ordination (Figure S11A and B). Ten parameter combinations match its diversity under pooled-profile innovation on the screen and eight on the fifty-run check, and at the matched combination most favorable to the model (120 learners, innovation 0.004, mixing 0.02, great-circle distance) the observed</w:t>
       </w:r>
       <w:r>
         <w:t xml:space="preserve"> </w:t>
@@ -11865,7 +14936,7 @@
         <w:t xml:space="preserve"> </w:t>
       </w:r>
       <w:r>
-        <w:t xml:space="preserve">lies inside the simulated range of 0.004 to 0.040 (median 0.012), reached by 4.6 percent of simulated datasets in seriation order, 3.2 percent in reverse, and 5.4 percent as contemporaneous. Uniform innovation fits at no combination and overpredicts the differentiation about two-and-a-half-fold at its nearest one (median 0.083). The bounded-groups model at a copying factor of 0.03 raises the median to 0.025 and reaches the observation in 30 percent of 30 runs (Figure S8C). Taken at face value this repeats the basin’s result, and it matches the verdict Fox</w:t>
+        <w:t xml:space="preserve">lies inside the simulated range of 0.004 to 0.040 (median 0.012), reached by 4.6 percent of simulated datasets in seriation order, 3.2 percent in reverse, and 5.4 percent as contemporaneous. Uniform innovation fits at no combination and overpredicts the differentiation about two-and-a-half-fold at its nearest one (median 0.083). The bounded-groups model at a copying factor of 0.03 raises the median to 0.025 and reaches the observation in 30 percent of 30 runs (Figure S11C). Taken at face value this repeats the basin’s result, and it matches the verdict Fox</w:t>
       </w:r>
       <w:r>
         <w:t xml:space="preserve"> </w:t>
@@ -11880,8 +14951,8 @@
         <w:t xml:space="preserve">reached for these phases by cluster analysis and ordination.</w:t>
       </w:r>
     </w:p>
-    <w:bookmarkEnd w:id="147"/>
-    <w:bookmarkStart w:id="148" w:name="why-we-do-not-report-it-as-a-result"/>
+    <w:bookmarkEnd w:id="157"/>
+    <w:bookmarkStart w:id="158" w:name="why-we-do-not-report-it-as-a-result"/>
     <w:p>
       <w:pPr>
         <w:pStyle w:val="Heading3"/>
@@ -11948,7 +15019,7 @@
         <w:t xml:space="preserve"> </w:t>
       </w:r>
       <w:r>
-        <w:t xml:space="preserve">of 0.065, and the Mississippi-to-Bell ratio alone 0.076, both well above the 0.034 of the full set. A difference between groups in that variable is what Table 1 files under environmental patchiness, which the test cannot separate from bounded interaction on this evidence.</w:t>
+        <w:t xml:space="preserve">of 0.065, and the Mississippi-to-Bell ratio alone 0.076, both well above the 0.034 of the full set. A difference between groups in that variable is what Table S1 files under environmental patchiness, which the test cannot separate from bounded interaction on this evidence.</w:t>
       </w:r>
     </w:p>
     <w:p>
@@ -12021,8 +15092,8 @@
         <w:t xml:space="preserve">The non-plain subset does differentiate strongly (0.325), and not as an artifact of small samples: resampling every assemblage from the regional pooled profile at its own count gives a median of 0.003. Neither is it a clean measurement of style, for the reasons just given. The honest statement is not that southeast Missouri is differentiated or undifferentiated. It is that this set cannot answer the question the basin set is asked.</w:t>
       </w:r>
     </w:p>
-    <w:bookmarkEnd w:id="148"/>
-    <w:bookmarkStart w:id="149" w:name="how-this-shows-up-in-the-modeling"/>
+    <w:bookmarkEnd w:id="158"/>
+    <w:bookmarkStart w:id="159" w:name="how-this-shows-up-in-the-modeling"/>
     <w:p>
       <w:pPr>
         <w:pStyle w:val="Heading3"/>
@@ -12062,7 +15133,7 @@
         <w:t xml:space="preserve"> </w:t>
       </w:r>
       <w:r>
-        <w:t xml:space="preserve">rises from 0.0023 to 0.045, passing the observed 0.0062 between 0.2 and 0.25, and all three diversity summaries stay within tolerance until the share reaches 0.4 (1,200 runs per setting,</w:t>
+        <w:t xml:space="preserve">rises from 0.0022 to 0.0122, passing the observed 0.0062 between 0.2 and 0.25, and all three diversity summaries stay within tolerance until the share reaches 0.4 (1,200 runs per setting,</w:t>
       </w:r>
       <w:r>
         <w:t xml:space="preserve"> </w:t>
@@ -12077,8 +15148,8 @@
         <w:t xml:space="preserve">). On the southeast-Missouri set the same change reaches the observed 0.034 at a share of 0.2 (median 0.033), but the diversity match is already lost at 0.15 and at every share above it, so no setting both reaches the observation and holds the match; the largest share that keeps the match, 0.1, leaves the median at 0.017, half the observed value. The cause is the plain ware. With the top two classes holding 89 percent of all sherds, reordering a group’s innovation profile so that it catches Mississippi Plain moves the whole assemblage rather than its margins. The quantity being varied is the composition of utility pottery.</w:t>
       </w:r>
     </w:p>
-    <w:bookmarkEnd w:id="149"/>
-    <w:bookmarkStart w:id="150" w:name="a-defect-in-the-source-table"/>
+    <w:bookmarkEnd w:id="159"/>
+    <w:bookmarkStart w:id="160" w:name="a-defect-in-the-source-table"/>
     <w:p>
       <w:pPr>
         <w:pStyle w:val="Heading3"/>
@@ -12167,8 +15238,8 @@
         <w:t xml:space="preserve">(2 and 2). Together they are 92 sherds, and nothing above turns on them, but they inflate the class count and should be merged at the source before anyone builds on this table.</w:t>
       </w:r>
     </w:p>
-    <w:bookmarkEnd w:id="150"/>
-    <w:bookmarkStart w:id="157" w:name="what-would-make-the-extension-possible"/>
+    <w:bookmarkEnd w:id="160"/>
+    <w:bookmarkStart w:id="167" w:name="what-would-make-the-extension-possible"/>
     <w:p>
       <w:pPr>
         <w:pStyle w:val="Heading3"/>
@@ -12194,18 +15265,18 @@
           <wp:inline>
             <wp:extent cx="4572000" cy="5251704"/>
             <wp:effectExtent b="0" l="0" r="0" t="0"/>
-            <wp:docPr descr="Figure S7. Regional setting of the St. Francis basin analysis and of the southeast-Missouri survey discussed in this section. The central-valley southeast-Missouri survey of Williams (1954) is shown in blue and the lower-valley St. Francis basin assemblages in vermilion, with Parkin as a black star. Italic labels mark the named physiographic regions: Cairo Lowland, Sikeston Ridge, Malden Plain, and Little River in the central valley, and the St. Francis basin in the lower valley. Hydrography is from HydroRIVERS (Lehner and Grill 2013), with line width scaled by flow order so that the Mississippi appears as the heaviest line. State boundaries and the locator inset are from Natural Earth." title="" id="152" name="Picture"/>
+            <wp:docPr descr="Figure S10. Regional setting of the St. Francis basin analysis and of the southeast-Missouri survey discussed in this section. The central-valley southeast-Missouri survey of Williams (1954) is shown in blue and the lower-valley St. Francis basin assemblages in vermilion, with Parkin as a black star. Italic labels mark the named physiographic regions: Cairo Lowland, Sikeston Ridge, Malden Plain, and Little River in the central valley, and the St. Francis basin in the lower valley. Hydrography is from HydroRIVERS (Lehner and Grill 2013), with line width scaled by flow order so that the Mississippi appears as the heaviest line. State boundaries and the locator inset are from Natural Earth." title="" id="162" name="Picture"/>
             <a:graphic>
               <a:graphicData uri="http://schemas.openxmlformats.org/drawingml/2006/picture">
                 <pic:pic>
                   <pic:nvPicPr>
-                    <pic:cNvPr descr="../../figures/figS7_regional.png" id="153" name="Picture"/>
+                    <pic:cNvPr descr="../../figures/figS7_regional.png" id="163" name="Picture"/>
                     <pic:cNvPicPr>
                       <a:picLocks noChangeArrowheads="1" noChangeAspect="1"/>
                     </pic:cNvPicPr>
                   </pic:nvPicPr>
                   <pic:blipFill>
-                    <a:blip r:embed="rId151"/>
+                    <a:blip r:embed="rId161"/>
                     <a:stretch>
                       <a:fillRect/>
                     </a:stretch>
@@ -12241,7 +15312,7 @@
           <w:b/>
           <w:bCs/>
         </w:rPr>
-        <w:t xml:space="preserve">Figure S7.</w:t>
+        <w:t xml:space="preserve">Figure S10.</w:t>
       </w:r>
       <w:r>
         <w:t xml:space="preserve"> </w:t>
@@ -12280,18 +15351,18 @@
           <wp:inline>
             <wp:extent cx="4754880" cy="3691584"/>
             <wp:effectExtent b="0" l="0" r="0" t="0"/>
-            <wp:docPr descr="Figure S8. Within-region structure under the calibrated comparison. (A, B) Multidimensional scaling of decorated Brainerd-Robinson dissimilarity for the St. Francis basin and for the southeast-Missouri assemblages (Mississippian classes only, so the comparison is not driven by the Woodland-to-Mississippian change), with markers distinguishing within-region spatial clusters. The basin assemblages intermix; in southeast Missouri one cluster separates along the first axis. (C) The observed between-cluster cultural F_{ST} for each region (diamond; 0.006 for the basin at two clusters) against the 95 percent ranges of three models run on the real coordinates and subsampled to the observed counts: the calibrated neutral copying model with pooled-profile innovation (dark), the same model with uniform innovation at its nearest calibration combination (mid-gray, which does not fit robustly in either region), and the bounded-groups model at a copying factor of 0.03 (light). In both regions the observed value lies inside the calibrated model’s range. The southeast-Missouri panels document the attempt described in this section rather than a result." title="" id="155" name="Picture"/>
+            <wp:docPr descr="Figure S11. Within-region structure under the calibrated comparison. (A, B) Multidimensional scaling of decorated Brainerd-Robinson dissimilarity for the St. Francis basin and for the southeast-Missouri assemblages (Mississippian classes only, so the comparison is not driven by the Woodland-to-Mississippian change), with markers distinguishing within-region spatial clusters. The basin assemblages intermix; in southeast Missouri one cluster separates along the first axis. (C) The observed between-cluster cultural F_{ST} for each region (diamond; 0.006 for the basin at two clusters) against the 95 percent ranges of three models run on the real coordinates and subsampled to the observed counts: the calibrated neutral copying model with pooled-profile innovation (dark), the same model with uniform innovation at its nearest calibration combination (mid-gray, which does not fit robustly in either region), and the bounded-groups model at a copying factor of 0.03 (light). In both regions the observed value lies inside the calibrated model’s range. The southeast-Missouri panels document the attempt described in this section rather than a result." title="" id="165" name="Picture"/>
             <a:graphic>
               <a:graphicData uri="http://schemas.openxmlformats.org/drawingml/2006/picture">
                 <pic:pic>
                   <pic:nvPicPr>
-                    <pic:cNvPr descr="../../figures/figS8_within_region.png" id="156" name="Picture"/>
+                    <pic:cNvPr descr="../../figures/figS8_within_region.png" id="166" name="Picture"/>
                     <pic:cNvPicPr>
                       <a:picLocks noChangeArrowheads="1" noChangeAspect="1"/>
                     </pic:cNvPicPr>
                   </pic:nvPicPr>
                   <pic:blipFill>
-                    <a:blip r:embed="rId154"/>
+                    <a:blip r:embed="rId164"/>
                     <a:stretch>
                       <a:fillRect/>
                     </a:stretch>
@@ -12327,7 +15398,7 @@
           <w:b/>
           <w:bCs/>
         </w:rPr>
-        <w:t xml:space="preserve">Figure S8.</w:t>
+        <w:t xml:space="preserve">Figure S11.</w:t>
       </w:r>
       <w:r>
         <w:t xml:space="preserve"> </w:t>
@@ -12362,9 +15433,9 @@
         <w:t xml:space="preserve">for each region (diamond; 0.006 for the basin at two clusters) against the 95 percent ranges of three models run on the real coordinates and subsampled to the observed counts: the calibrated neutral copying model with pooled-profile innovation (dark), the same model with uniform innovation at its nearest calibration combination (mid-gray, which does not fit robustly in either region), and the bounded-groups model at a copying factor of 0.03 (light). In both regions the observed value lies inside the calibrated model’s range. The southeast-Missouri panels document the attempt described in this section rather than a result.</w:t>
       </w:r>
     </w:p>
-    <w:bookmarkEnd w:id="157"/>
-    <w:bookmarkEnd w:id="158"/>
-    <w:bookmarkStart w:id="220" w:name="references"/>
+    <w:bookmarkEnd w:id="167"/>
+    <w:bookmarkEnd w:id="168"/>
+    <w:bookmarkStart w:id="236" w:name="references"/>
     <w:p>
       <w:pPr>
         <w:pStyle w:val="Heading2"/>
@@ -12373,8 +15444,8 @@
         <w:t xml:space="preserve">References</w:t>
       </w:r>
     </w:p>
-    <w:bookmarkStart w:id="219" w:name="refs"/>
-    <w:bookmarkStart w:id="159" w:name="ref-beaumont_zhang_balding_2002"/>
+    <w:bookmarkStart w:id="235" w:name="refs"/>
+    <w:bookmarkStart w:id="169" w:name="ref-beaumont_zhang_balding_2002"/>
     <w:p>
       <w:pPr>
         <w:pStyle w:val="Bibliography"/>
@@ -12411,8 +15482,8 @@
         <w:t xml:space="preserve">162(4):2025–2035.</w:t>
       </w:r>
     </w:p>
-    <w:bookmarkEnd w:id="159"/>
-    <w:bookmarkStart w:id="161" w:name="ref-bell_richerson_mcelreath_2009"/>
+    <w:bookmarkEnd w:id="169"/>
+    <w:bookmarkStart w:id="171" w:name="ref-bell_richerson_mcelreath_2009"/>
     <w:p>
       <w:pPr>
         <w:pStyle w:val="Bibliography"/>
@@ -12439,7 +15510,7 @@
       <w:r>
         <w:t xml:space="preserve"> </w:t>
       </w:r>
-      <w:hyperlink r:id="rId160">
+      <w:hyperlink r:id="rId170">
         <w:r>
           <w:rPr>
             <w:rStyle w:val="Hyperlink"/>
@@ -12451,8 +15522,8 @@
         <w:t xml:space="preserve">.</w:t>
       </w:r>
     </w:p>
-    <w:bookmarkEnd w:id="161"/>
-    <w:bookmarkStart w:id="163" w:name="ref-bentley_hahn_shennan_2004"/>
+    <w:bookmarkEnd w:id="171"/>
+    <w:bookmarkStart w:id="173" w:name="ref-bentley_hahn_shennan_2004"/>
     <w:p>
       <w:pPr>
         <w:pStyle w:val="Bibliography"/>
@@ -12479,7 +15550,7 @@
       <w:r>
         <w:t xml:space="preserve"> </w:t>
       </w:r>
-      <w:hyperlink r:id="rId162">
+      <w:hyperlink r:id="rId172">
         <w:r>
           <w:rPr>
             <w:rStyle w:val="Hyperlink"/>
@@ -12491,8 +15562,8 @@
         <w:t xml:space="preserve">.</w:t>
       </w:r>
     </w:p>
-    <w:bookmarkEnd w:id="163"/>
-    <w:bookmarkStart w:id="165" w:name="ref-carrignon_bentley_ruck_2019"/>
+    <w:bookmarkEnd w:id="173"/>
+    <w:bookmarkStart w:id="175" w:name="ref-carrignon_bentley_ruck_2019"/>
     <w:p>
       <w:pPr>
         <w:pStyle w:val="Bibliography"/>
@@ -12543,7 +15614,7 @@
       <w:r>
         <w:t xml:space="preserve"> </w:t>
       </w:r>
-      <w:hyperlink r:id="rId164">
+      <w:hyperlink r:id="rId174">
         <w:r>
           <w:rPr>
             <w:rStyle w:val="Hyperlink"/>
@@ -12555,8 +15626,8 @@
         <w:t xml:space="preserve">.</w:t>
       </w:r>
     </w:p>
-    <w:bookmarkEnd w:id="165"/>
-    <w:bookmarkStart w:id="166" w:name="ref-cowgill_1972"/>
+    <w:bookmarkEnd w:id="175"/>
+    <w:bookmarkStart w:id="176" w:name="ref-cowgill_1972"/>
     <w:p>
       <w:pPr>
         <w:pStyle w:val="Bibliography"/>
@@ -12578,8 +15649,8 @@
         <w:t xml:space="preserve">, edited by David L. Clarke, pp. 381–424. Methuen, London.</w:t>
       </w:r>
     </w:p>
-    <w:bookmarkEnd w:id="166"/>
-    <w:bookmarkStart w:id="168" w:name="ref-crema_edinborough_kerig_shennan_2014"/>
+    <w:bookmarkEnd w:id="176"/>
+    <w:bookmarkStart w:id="178" w:name="ref-crema_edinborough_kerig_shennan_2014"/>
     <w:p>
       <w:pPr>
         <w:pStyle w:val="Bibliography"/>
@@ -12618,7 +15689,7 @@
       <w:r>
         <w:t xml:space="preserve"> </w:t>
       </w:r>
-      <w:hyperlink r:id="rId167">
+      <w:hyperlink r:id="rId177">
         <w:r>
           <w:rPr>
             <w:rStyle w:val="Hyperlink"/>
@@ -12630,8 +15701,8 @@
         <w:t xml:space="preserve">.</w:t>
       </w:r>
     </w:p>
-    <w:bookmarkEnd w:id="168"/>
-    <w:bookmarkStart w:id="170" w:name="ref-crema_kandler_shennan_2016"/>
+    <w:bookmarkEnd w:id="178"/>
+    <w:bookmarkStart w:id="180" w:name="ref-crema_kandler_shennan_2016"/>
     <w:p>
       <w:pPr>
         <w:pStyle w:val="Bibliography"/>
@@ -12658,7 +15729,7 @@
       <w:r>
         <w:t xml:space="preserve"> </w:t>
       </w:r>
-      <w:hyperlink r:id="rId169">
+      <w:hyperlink r:id="rId179">
         <w:r>
           <w:rPr>
             <w:rStyle w:val="Hyperlink"/>
@@ -12670,8 +15741,8 @@
         <w:t xml:space="preserve">.</w:t>
       </w:r>
     </w:p>
-    <w:bookmarkEnd w:id="170"/>
-    <w:bookmarkStart w:id="172" w:name="ref-dakos_2012"/>
+    <w:bookmarkEnd w:id="180"/>
+    <w:bookmarkStart w:id="182" w:name="ref-dakos_2012"/>
     <w:p>
       <w:pPr>
         <w:pStyle w:val="Bibliography"/>
@@ -12698,7 +15769,7 @@
       <w:r>
         <w:t xml:space="preserve"> </w:t>
       </w:r>
-      <w:hyperlink r:id="rId171">
+      <w:hyperlink r:id="rId181">
         <w:r>
           <w:rPr>
             <w:rStyle w:val="Hyperlink"/>
@@ -12710,8 +15781,8 @@
         <w:t xml:space="preserve">.</w:t>
       </w:r>
     </w:p>
-    <w:bookmarkEnd w:id="172"/>
-    <w:bookmarkStart w:id="174" w:name="ref-dunnell_1970"/>
+    <w:bookmarkEnd w:id="182"/>
+    <w:bookmarkStart w:id="184" w:name="ref-dunnell_1970"/>
     <w:p>
       <w:pPr>
         <w:pStyle w:val="Bibliography"/>
@@ -12738,7 +15809,7 @@
       <w:r>
         <w:t xml:space="preserve"> </w:t>
       </w:r>
-      <w:hyperlink r:id="rId173">
+      <w:hyperlink r:id="rId183">
         <w:r>
           <w:rPr>
             <w:rStyle w:val="Hyperlink"/>
@@ -12750,8 +15821,8 @@
         <w:t xml:space="preserve">.</w:t>
       </w:r>
     </w:p>
-    <w:bookmarkEnd w:id="174"/>
-    <w:bookmarkStart w:id="175" w:name="ref-ewens_1972"/>
+    <w:bookmarkEnd w:id="184"/>
+    <w:bookmarkStart w:id="185" w:name="ref-ewens_1972"/>
     <w:p>
       <w:pPr>
         <w:pStyle w:val="Bibliography"/>
@@ -12776,8 +15847,8 @@
         <w:t xml:space="preserve">3(1):87–112.</w:t>
       </w:r>
     </w:p>
-    <w:bookmarkEnd w:id="175"/>
-    <w:bookmarkStart w:id="177" w:name="ref-feder_kryazhimskiy_plotkin_2014"/>
+    <w:bookmarkEnd w:id="185"/>
+    <w:bookmarkStart w:id="187" w:name="ref-feder_kryazhimskiy_plotkin_2014"/>
     <w:p>
       <w:pPr>
         <w:pStyle w:val="Bibliography"/>
@@ -12804,7 +15875,7 @@
       <w:r>
         <w:t xml:space="preserve"> </w:t>
       </w:r>
-      <w:hyperlink r:id="rId176">
+      <w:hyperlink r:id="rId186">
         <w:r>
           <w:rPr>
             <w:rStyle w:val="Hyperlink"/>
@@ -12816,8 +15887,8 @@
         <w:t xml:space="preserve">.</w:t>
       </w:r>
     </w:p>
-    <w:bookmarkEnd w:id="177"/>
-    <w:bookmarkStart w:id="178" w:name="ref-fox_1998"/>
+    <w:bookmarkEnd w:id="187"/>
+    <w:bookmarkStart w:id="188" w:name="ref-fox_1998"/>
     <w:p>
       <w:pPr>
         <w:pStyle w:val="Bibliography"/>
@@ -12839,8 +15910,8 @@
         <w:t xml:space="preserve">, edited by Michael J. O’Brien and Robert C. Dunnell, pp. 31–58. University of Alabama Press, Tuscaloosa.</w:t>
       </w:r>
     </w:p>
-    <w:bookmarkEnd w:id="178"/>
-    <w:bookmarkStart w:id="179" w:name="ref-graves_cachola-abad_1996"/>
+    <w:bookmarkEnd w:id="188"/>
+    <w:bookmarkStart w:id="189" w:name="ref-graves_cachola-abad_1996"/>
     <w:p>
       <w:pPr>
         <w:pStyle w:val="Bibliography"/>
@@ -12874,8 +15945,8 @@
         <w:t xml:space="preserve">31(1):19–32.</w:t>
       </w:r>
     </w:p>
-    <w:bookmarkEnd w:id="179"/>
-    <w:bookmarkStart w:id="181" w:name="ref-haley_2014"/>
+    <w:bookmarkEnd w:id="189"/>
+    <w:bookmarkStart w:id="191" w:name="ref-haley_2014"/>
     <w:p>
       <w:pPr>
         <w:pStyle w:val="Bibliography"/>
@@ -12915,12 +15986,15 @@
         <w:t xml:space="preserve">Archaeological Prospection</w:t>
       </w:r>
       <w:r>
-        <w:t xml:space="preserve">.</w:t>
-      </w:r>
-      <w:r>
-        <w:t xml:space="preserve"> </w:t>
-      </w:r>
-      <w:hyperlink r:id="rId180">
+        <w:t xml:space="preserve"> </w:t>
+      </w:r>
+      <w:r>
+        <w:t xml:space="preserve">21(1):39–47.</w:t>
+      </w:r>
+      <w:r>
+        <w:t xml:space="preserve"> </w:t>
+      </w:r>
+      <w:hyperlink r:id="rId190">
         <w:r>
           <w:rPr>
             <w:rStyle w:val="Hyperlink"/>
@@ -12932,8 +16006,8 @@
         <w:t xml:space="preserve">.</w:t>
       </w:r>
     </w:p>
-    <w:bookmarkEnd w:id="181"/>
-    <w:bookmarkStart w:id="183" w:name="ref-henrich_2001"/>
+    <w:bookmarkEnd w:id="191"/>
+    <w:bookmarkStart w:id="193" w:name="ref-henrich_2001"/>
     <w:p>
       <w:pPr>
         <w:pStyle w:val="Bibliography"/>
@@ -12960,7 +16034,7 @@
       <w:r>
         <w:t xml:space="preserve"> </w:t>
       </w:r>
-      <w:hyperlink r:id="rId182">
+      <w:hyperlink r:id="rId192">
         <w:r>
           <w:rPr>
             <w:rStyle w:val="Hyperlink"/>
@@ -12972,8 +16046,31 @@
         <w:t xml:space="preserve">.</w:t>
       </w:r>
     </w:p>
-    <w:bookmarkEnd w:id="183"/>
-    <w:bookmarkStart w:id="184" w:name="ref-hopkins_skellam_1954"/>
+    <w:bookmarkEnd w:id="193"/>
+    <w:bookmarkStart w:id="194" w:name="ref-holdaway_wandsnider_2008"/>
+    <w:p>
+      <w:pPr>
+        <w:pStyle w:val="Bibliography"/>
+      </w:pPr>
+      <w:r>
+        <w:t xml:space="preserve">Holdaway, Simon J., and LuAnn Wandsnider (editors). 2008.</w:t>
+      </w:r>
+      <w:r>
+        <w:t xml:space="preserve"> </w:t>
+      </w:r>
+      <w:r>
+        <w:rPr>
+          <w:i/>
+          <w:iCs/>
+        </w:rPr>
+        <w:t xml:space="preserve">Time in Archaeology: Time Perspectivism Revisited</w:t>
+      </w:r>
+      <w:r>
+        <w:t xml:space="preserve">. University of Utah Press, Salt Lake City.</w:t>
+      </w:r>
+    </w:p>
+    <w:bookmarkEnd w:id="194"/>
+    <w:bookmarkStart w:id="195" w:name="ref-hopkins_skellam_1954"/>
     <w:p>
       <w:pPr>
         <w:pStyle w:val="Bibliography"/>
@@ -12998,8 +16095,8 @@
         <w:t xml:space="preserve">18(2):213–227.</w:t>
       </w:r>
     </w:p>
-    <w:bookmarkEnd w:id="184"/>
-    <w:bookmarkStart w:id="185" w:name="ref-house_1993"/>
+    <w:bookmarkEnd w:id="195"/>
+    <w:bookmarkStart w:id="196" w:name="ref-house_1993"/>
     <w:p>
       <w:pPr>
         <w:pStyle w:val="Bibliography"/>
@@ -13024,8 +16121,8 @@
         <w:t xml:space="preserve">12(1):21–32.</w:t>
       </w:r>
     </w:p>
-    <w:bookmarkEnd w:id="185"/>
-    <w:bookmarkStart w:id="187" w:name="ref-hunt_2006"/>
+    <w:bookmarkEnd w:id="196"/>
+    <w:bookmarkStart w:id="198" w:name="ref-hunt_2006"/>
     <w:p>
       <w:pPr>
         <w:pStyle w:val="Bibliography"/>
@@ -13052,7 +16149,7 @@
       <w:r>
         <w:t xml:space="preserve"> </w:t>
       </w:r>
-      <w:hyperlink r:id="rId186">
+      <w:hyperlink r:id="rId197">
         <w:r>
           <w:rPr>
             <w:rStyle w:val="Hyperlink"/>
@@ -13064,8 +16161,8 @@
         <w:t xml:space="preserve">.</w:t>
       </w:r>
     </w:p>
-    <w:bookmarkEnd w:id="187"/>
-    <w:bookmarkStart w:id="189" w:name="ref-hunt_bell_travis_2008"/>
+    <w:bookmarkEnd w:id="198"/>
+    <w:bookmarkStart w:id="200" w:name="ref-hunt_bell_travis_2008"/>
     <w:p>
       <w:pPr>
         <w:pStyle w:val="Bibliography"/>
@@ -13092,7 +16189,7 @@
       <w:r>
         <w:t xml:space="preserve"> </w:t>
       </w:r>
-      <w:hyperlink r:id="rId188">
+      <w:hyperlink r:id="rId199">
         <w:r>
           <w:rPr>
             <w:rStyle w:val="Hyperlink"/>
@@ -13104,8 +16201,8 @@
         <w:t xml:space="preserve">.</w:t>
       </w:r>
     </w:p>
-    <w:bookmarkEnd w:id="189"/>
-    <w:bookmarkStart w:id="191" w:name="ref-kandler_shennan_2013"/>
+    <w:bookmarkEnd w:id="200"/>
+    <w:bookmarkStart w:id="202" w:name="ref-kandler_shennan_2013"/>
     <w:p>
       <w:pPr>
         <w:pStyle w:val="Bibliography"/>
@@ -13132,7 +16229,7 @@
       <w:r>
         <w:t xml:space="preserve"> </w:t>
       </w:r>
-      <w:hyperlink r:id="rId190">
+      <w:hyperlink r:id="rId201">
         <w:r>
           <w:rPr>
             <w:rStyle w:val="Hyperlink"/>
@@ -13144,8 +16241,60 @@
         <w:t xml:space="preserve">.</w:t>
       </w:r>
     </w:p>
-    <w:bookmarkEnd w:id="191"/>
-    <w:bookmarkStart w:id="192" w:name="ref-lehner_grill_2013"/>
+    <w:bookmarkEnd w:id="202"/>
+    <w:bookmarkStart w:id="204" w:name="ref-kandler_shennan_2015"/>
+    <w:p>
+      <w:pPr>
+        <w:pStyle w:val="Bibliography"/>
+      </w:pPr>
+      <w:r>
+        <w:t xml:space="preserve">Kandler, Anne, and Stephen Shennan. 2015. A Generative Inference Framework for Analysing Patterns of Cultural Change in Sparse Population Data with Evidence for Fashion Trends in</w:t>
+      </w:r>
+      <w:r>
+        <w:t xml:space="preserve"> </w:t>
+      </w:r>
+      <w:r>
+        <w:t xml:space="preserve">LBK</w:t>
+      </w:r>
+      <w:r>
+        <w:t xml:space="preserve"> </w:t>
+      </w:r>
+      <w:r>
+        <w:t xml:space="preserve">Culture.</w:t>
+      </w:r>
+      <w:r>
+        <w:t xml:space="preserve"> </w:t>
+      </w:r>
+      <w:r>
+        <w:rPr>
+          <w:i/>
+          <w:iCs/>
+        </w:rPr>
+        <w:t xml:space="preserve">Journal of the Royal Society Interface</w:t>
+      </w:r>
+      <w:r>
+        <w:t xml:space="preserve"> </w:t>
+      </w:r>
+      <w:r>
+        <w:t xml:space="preserve">12(113):20150905.</w:t>
+      </w:r>
+      <w:r>
+        <w:t xml:space="preserve"> </w:t>
+      </w:r>
+      <w:hyperlink r:id="rId203">
+        <w:r>
+          <w:rPr>
+            <w:rStyle w:val="Hyperlink"/>
+          </w:rPr>
+          <w:t xml:space="preserve">https://doi.org/10.1098/rsif.2015.0905</w:t>
+        </w:r>
+      </w:hyperlink>
+      <w:r>
+        <w:t xml:space="preserve">.</w:t>
+      </w:r>
+    </w:p>
+    <w:bookmarkEnd w:id="204"/>
+    <w:bookmarkStart w:id="205" w:name="ref-lehner_grill_2013"/>
     <w:p>
       <w:pPr>
         <w:pStyle w:val="Bibliography"/>
@@ -13170,8 +16319,48 @@
         <w:t xml:space="preserve">27(15):2171–2186.</w:t>
       </w:r>
     </w:p>
-    <w:bookmarkEnd w:id="192"/>
-    <w:bookmarkStart w:id="194" w:name="ref-lipo_madsen_dunnell_2015"/>
+    <w:bookmarkEnd w:id="205"/>
+    <w:bookmarkStart w:id="207" w:name="ref-lipo_dinapoli_madsen_hunt_2021"/>
+    <w:p>
+      <w:pPr>
+        <w:pStyle w:val="Bibliography"/>
+      </w:pPr>
+      <w:r>
+        <w:t xml:space="preserve">Lipo, Carl P., Robert J. DiNapoli, Mark E. Madsen, and Terry L. Hunt. 2021. Population Structure Drives Cultural Diversity in Finite Populations: A Hypothesis for Localized Community Patterns on Rapa Nui (Easter Island, Chile).</w:t>
+      </w:r>
+      <w:r>
+        <w:t xml:space="preserve"> </w:t>
+      </w:r>
+      <w:r>
+        <w:rPr>
+          <w:i/>
+          <w:iCs/>
+        </w:rPr>
+        <w:t xml:space="preserve">PLoS ONE</w:t>
+      </w:r>
+      <w:r>
+        <w:t xml:space="preserve"> </w:t>
+      </w:r>
+      <w:r>
+        <w:t xml:space="preserve">16(5):e0250690.</w:t>
+      </w:r>
+      <w:r>
+        <w:t xml:space="preserve"> </w:t>
+      </w:r>
+      <w:hyperlink r:id="rId206">
+        <w:r>
+          <w:rPr>
+            <w:rStyle w:val="Hyperlink"/>
+          </w:rPr>
+          <w:t xml:space="preserve">https://doi.org/10.1371/journal.pone.0250690</w:t>
+        </w:r>
+      </w:hyperlink>
+      <w:r>
+        <w:t xml:space="preserve">.</w:t>
+      </w:r>
+    </w:p>
+    <w:bookmarkEnd w:id="207"/>
+    <w:bookmarkStart w:id="209" w:name="ref-lipo_madsen_dunnell_2015"/>
     <w:p>
       <w:pPr>
         <w:pStyle w:val="Bibliography"/>
@@ -13198,7 +16387,7 @@
       <w:r>
         <w:t xml:space="preserve"> </w:t>
       </w:r>
-      <w:hyperlink r:id="rId193">
+      <w:hyperlink r:id="rId208">
         <w:r>
           <w:rPr>
             <w:rStyle w:val="Hyperlink"/>
@@ -13210,8 +16399,8 @@
         <w:t xml:space="preserve">.</w:t>
       </w:r>
     </w:p>
-    <w:bookmarkEnd w:id="194"/>
-    <w:bookmarkStart w:id="196" w:name="ref-lipo_madsen_dunnell_hunt_1997"/>
+    <w:bookmarkEnd w:id="209"/>
+    <w:bookmarkStart w:id="211" w:name="ref-lipo_madsen_dunnell_hunt_1997"/>
     <w:p>
       <w:pPr>
         <w:pStyle w:val="Bibliography"/>
@@ -13238,7 +16427,7 @@
       <w:r>
         <w:t xml:space="preserve"> </w:t>
       </w:r>
-      <w:hyperlink r:id="rId195">
+      <w:hyperlink r:id="rId210">
         <w:r>
           <w:rPr>
             <w:rStyle w:val="Hyperlink"/>
@@ -13250,8 +16439,8 @@
         <w:t xml:space="preserve">.</w:t>
       </w:r>
     </w:p>
-    <w:bookmarkEnd w:id="196"/>
-    <w:bookmarkStart w:id="197" w:name="ref-lyman_obrien_2006"/>
+    <w:bookmarkEnd w:id="211"/>
+    <w:bookmarkStart w:id="212" w:name="ref-lyman_obrien_2006"/>
     <w:p>
       <w:pPr>
         <w:pStyle w:val="Bibliography"/>
@@ -13273,8 +16462,8 @@
         <w:t xml:space="preserve">. University of Nebraska Press, Lincoln.</w:t>
       </w:r>
     </w:p>
-    <w:bookmarkEnd w:id="197"/>
-    <w:bookmarkStart w:id="198" w:name="ref-mainfort_2001"/>
+    <w:bookmarkEnd w:id="212"/>
+    <w:bookmarkStart w:id="213" w:name="ref-mainfort_2001"/>
     <w:p>
       <w:pPr>
         <w:pStyle w:val="Bibliography"/>
@@ -13308,8 +16497,8 @@
         <w:t xml:space="preserve">, edited by David S. Brose, C. Wesley Cowan, and Jr. Mainfort Robert C., pp. 173–190. Smithsonian Institution Press, Washington, DC.</w:t>
       </w:r>
     </w:p>
-    <w:bookmarkEnd w:id="198"/>
-    <w:bookmarkStart w:id="199" w:name="ref-mainfort_2003"/>
+    <w:bookmarkEnd w:id="213"/>
+    <w:bookmarkStart w:id="214" w:name="ref-mainfort_2003"/>
     <w:p>
       <w:pPr>
         <w:pStyle w:val="Bibliography"/>
@@ -13346,8 +16535,8 @@
         <w:t xml:space="preserve">22(2):176–184.</w:t>
       </w:r>
     </w:p>
-    <w:bookmarkEnd w:id="199"/>
-    <w:bookmarkStart w:id="200" w:name="ref-marquardt_1978"/>
+    <w:bookmarkEnd w:id="214"/>
+    <w:bookmarkStart w:id="215" w:name="ref-marquardt_1978"/>
     <w:p>
       <w:pPr>
         <w:pStyle w:val="Bibliography"/>
@@ -13369,8 +16558,8 @@
         <w:t xml:space="preserve">, edited by Michael B. Schiffer, pp. 257–314. Academic Press, New York.</w:t>
       </w:r>
     </w:p>
-    <w:bookmarkEnd w:id="200"/>
-    <w:bookmarkStart w:id="201" w:name="ref-mitchem_2017"/>
+    <w:bookmarkEnd w:id="215"/>
+    <w:bookmarkStart w:id="216" w:name="ref-mitchem_2017"/>
     <w:p>
       <w:pPr>
         <w:pStyle w:val="Bibliography"/>
@@ -13421,8 +16610,8 @@
         <w:t xml:space="preserve">’s 1541 Cross.</w:t>
       </w:r>
     </w:p>
-    <w:bookmarkEnd w:id="201"/>
-    <w:bookmarkStart w:id="203" w:name="ref-nei_1973"/>
+    <w:bookmarkEnd w:id="216"/>
+    <w:bookmarkStart w:id="218" w:name="ref-nei_1973"/>
     <w:p>
       <w:pPr>
         <w:pStyle w:val="Bibliography"/>
@@ -13449,7 +16638,7 @@
       <w:r>
         <w:t xml:space="preserve"> </w:t>
       </w:r>
-      <w:hyperlink r:id="rId202">
+      <w:hyperlink r:id="rId217">
         <w:r>
           <w:rPr>
             <w:rStyle w:val="Hyperlink"/>
@@ -13461,8 +16650,8 @@
         <w:t xml:space="preserve">.</w:t>
       </w:r>
     </w:p>
-    <w:bookmarkEnd w:id="203"/>
-    <w:bookmarkStart w:id="204" w:name="ref-neiman_1995"/>
+    <w:bookmarkEnd w:id="218"/>
+    <w:bookmarkStart w:id="219" w:name="ref-neiman_1995"/>
     <w:p>
       <w:pPr>
         <w:pStyle w:val="Bibliography"/>
@@ -13505,8 +16694,8 @@
         <w:t xml:space="preserve">60(1):7–36.</w:t>
       </w:r>
     </w:p>
-    <w:bookmarkEnd w:id="204"/>
-    <w:bookmarkStart w:id="205" w:name="ref-obrien_lyman_1999"/>
+    <w:bookmarkEnd w:id="219"/>
+    <w:bookmarkStart w:id="220" w:name="ref-obrien_lyman_1999"/>
     <w:p>
       <w:pPr>
         <w:pStyle w:val="Bibliography"/>
@@ -13528,8 +16717,31 @@
         <w:t xml:space="preserve">. Kluwer Academic/Plenum, New York.</w:t>
       </w:r>
     </w:p>
-    <w:bookmarkEnd w:id="205"/>
-    <w:bookmarkStart w:id="207" w:name="ref-reimer_etal_2020"/>
+    <w:bookmarkEnd w:id="220"/>
+    <w:bookmarkStart w:id="221" w:name="ref-perreault_2019"/>
+    <w:p>
+      <w:pPr>
+        <w:pStyle w:val="Bibliography"/>
+      </w:pPr>
+      <w:r>
+        <w:t xml:space="preserve">Perreault, Charles. 2019.</w:t>
+      </w:r>
+      <w:r>
+        <w:t xml:space="preserve"> </w:t>
+      </w:r>
+      <w:r>
+        <w:rPr>
+          <w:i/>
+          <w:iCs/>
+        </w:rPr>
+        <w:t xml:space="preserve">The Quality of the Archaeological Record</w:t>
+      </w:r>
+      <w:r>
+        <w:t xml:space="preserve">. University of Chicago Press, Chicago.</w:t>
+      </w:r>
+    </w:p>
+    <w:bookmarkEnd w:id="221"/>
+    <w:bookmarkStart w:id="223" w:name="ref-reimer_etal_2020"/>
     <w:p>
       <w:pPr>
         <w:pStyle w:val="Bibliography"/>
@@ -13583,7 +16795,7 @@
       <w:r>
         <w:t xml:space="preserve"> </w:t>
       </w:r>
-      <w:hyperlink r:id="rId206">
+      <w:hyperlink r:id="rId222">
         <w:r>
           <w:rPr>
             <w:rStyle w:val="Hyperlink"/>
@@ -13595,8 +16807,8 @@
         <w:t xml:space="preserve">.</w:t>
       </w:r>
     </w:p>
-    <w:bookmarkEnd w:id="207"/>
-    <w:bookmarkStart w:id="208" w:name="ref-rousseeuw_1987"/>
+    <w:bookmarkEnd w:id="223"/>
+    <w:bookmarkStart w:id="224" w:name="ref-rousseeuw_1987"/>
     <w:p>
       <w:pPr>
         <w:pStyle w:val="Bibliography"/>
@@ -13621,8 +16833,8 @@
         <w:t xml:space="preserve">20:53–65.</w:t>
       </w:r>
     </w:p>
-    <w:bookmarkEnd w:id="208"/>
-    <w:bookmarkStart w:id="210" w:name="ref-scheffer_2009"/>
+    <w:bookmarkEnd w:id="224"/>
+    <w:bookmarkStart w:id="226" w:name="ref-scheffer_2009"/>
     <w:p>
       <w:pPr>
         <w:pStyle w:val="Bibliography"/>
@@ -13649,7 +16861,7 @@
       <w:r>
         <w:t xml:space="preserve"> </w:t>
       </w:r>
-      <w:hyperlink r:id="rId209">
+      <w:hyperlink r:id="rId225">
         <w:r>
           <w:rPr>
             <w:rStyle w:val="Hyperlink"/>
@@ -13661,8 +16873,8 @@
         <w:t xml:space="preserve">.</w:t>
       </w:r>
     </w:p>
-    <w:bookmarkEnd w:id="210"/>
-    <w:bookmarkStart w:id="212" w:name="ref-surovell_brantingham_2007"/>
+    <w:bookmarkEnd w:id="226"/>
+    <w:bookmarkStart w:id="228" w:name="ref-surovell_brantingham_2007"/>
     <w:p>
       <w:pPr>
         <w:pStyle w:val="Bibliography"/>
@@ -13689,7 +16901,7 @@
       <w:r>
         <w:t xml:space="preserve"> </w:t>
       </w:r>
-      <w:hyperlink r:id="rId211">
+      <w:hyperlink r:id="rId227">
         <w:r>
           <w:rPr>
             <w:rStyle w:val="Hyperlink"/>
@@ -13701,8 +16913,8 @@
         <w:t xml:space="preserve">.</w:t>
       </w:r>
     </w:p>
-    <w:bookmarkEnd w:id="212"/>
-    <w:bookmarkStart w:id="214" w:name="ref-talts_etal_2018"/>
+    <w:bookmarkEnd w:id="228"/>
+    <w:bookmarkStart w:id="230" w:name="ref-talts_etal_2018"/>
     <w:p>
       <w:pPr>
         <w:pStyle w:val="Bibliography"/>
@@ -13713,7 +16925,7 @@
       <w:r>
         <w:t xml:space="preserve"> </w:t>
       </w:r>
-      <w:hyperlink r:id="rId213">
+      <w:hyperlink r:id="rId229">
         <w:r>
           <w:rPr>
             <w:rStyle w:val="Hyperlink"/>
@@ -13749,8 +16961,8 @@
         <w:t xml:space="preserve">. arXiv preprint arXiv:1804.06788.</w:t>
       </w:r>
     </w:p>
-    <w:bookmarkEnd w:id="214"/>
-    <w:bookmarkStart w:id="215" w:name="ref-tibshirani_walther_hastie_2001"/>
+    <w:bookmarkEnd w:id="230"/>
+    <w:bookmarkStart w:id="231" w:name="ref-tibshirani_walther_hastie_2001"/>
     <w:p>
       <w:pPr>
         <w:pStyle w:val="Bibliography"/>
@@ -13775,8 +16987,8 @@
         <w:t xml:space="preserve">63(2):411–423.</w:t>
       </w:r>
     </w:p>
-    <w:bookmarkEnd w:id="215"/>
-    <w:bookmarkStart w:id="217" w:name="ref-toni_etal_2009"/>
+    <w:bookmarkEnd w:id="231"/>
+    <w:bookmarkStart w:id="233" w:name="ref-toni_etal_2009"/>
     <w:p>
       <w:pPr>
         <w:pStyle w:val="Bibliography"/>
@@ -13815,7 +17027,7 @@
       <w:r>
         <w:t xml:space="preserve"> </w:t>
       </w:r>
-      <w:hyperlink r:id="rId216">
+      <w:hyperlink r:id="rId232">
         <w:r>
           <w:rPr>
             <w:rStyle w:val="Hyperlink"/>
@@ -13827,8 +17039,8 @@
         <w:t xml:space="preserve">.</w:t>
       </w:r>
     </w:p>
-    <w:bookmarkEnd w:id="217"/>
-    <w:bookmarkStart w:id="218" w:name="ref-williams_1954"/>
+    <w:bookmarkEnd w:id="233"/>
+    <w:bookmarkStart w:id="234" w:name="ref-williams_1954"/>
     <w:p>
       <w:pPr>
         <w:pStyle w:val="Bibliography"/>
@@ -13837,10 +17049,10 @@
         <w:t xml:space="preserve">Williams, Stephen. 1954. An Archeological Study of the Mississippian Culture in Southeast Missouri. PhD thesis, Yale University, New Haven.</w:t>
       </w:r>
     </w:p>
-    <w:bookmarkEnd w:id="218"/>
-    <w:bookmarkEnd w:id="219"/>
-    <w:bookmarkEnd w:id="220"/>
-    <w:bookmarkEnd w:id="221"/>
+    <w:bookmarkEnd w:id="234"/>
+    <w:bookmarkEnd w:id="235"/>
+    <w:bookmarkEnd w:id="236"/>
+    <w:bookmarkEnd w:id="237"/>
     <w:sectPr>
       <w:footerReference r:id="rId100" w:type="default"/>
       <w:footnotePr>

--- a/docs/manuscript/SUPPLEMENTAL_TEXT.docx
+++ b/docs/manuscript/SUPPLEMENTAL_TEXT.docx
@@ -2,7 +2,7 @@
 <file path=word/document.xml><?xml version="1.0" encoding="utf-8"?>
 <w:document xmlns:w="http://schemas.openxmlformats.org/wordprocessingml/2006/main" xmlns:m="http://schemas.openxmlformats.org/officeDocument/2006/math" xmlns:r="http://schemas.openxmlformats.org/officeDocument/2006/relationships" xmlns:o="urn:schemas-microsoft-com:office:office" xmlns:v="urn:schemas-microsoft-com:vml" xmlns:w10="urn:schemas-microsoft-com:office:word" xmlns:a="http://schemas.openxmlformats.org/drawingml/2006/main" xmlns:pic="http://schemas.openxmlformats.org/drawingml/2006/picture" xmlns:wp="http://schemas.openxmlformats.org/drawingml/2006/wordprocessingDrawing">
   <w:body>
-    <w:bookmarkStart w:id="247" w:name="supplemental-material"/>
+    <w:bookmarkStart w:id="232" w:name="supplemental-material"/>
     <w:p>
       <w:pPr>
         <w:pStyle w:val="Heading1"/>
@@ -169,7 +169,7 @@
         <w:t xml:space="preserve"> </w:t>
       </w:r>
       <w:r>
-        <w:t xml:space="preserve">value is computed from the counts as they stand, with no allowance for sampling uncertainty. No inference about the record rests on a significance test or a p-value. The one test reported, a Kolmogorov-Smirnov test of rank uniformity in the section on tests of change along the sequence, checks the calibration of software on simulated data.</w:t>
+        <w:t xml:space="preserve">value is computed from the counts as they stand, with no allowance for sampling uncertainty. No inference about the record rests on significance tests or p-values. The one test reported, a Kolmogorov-Smirnov test of rank uniformity in the section on tests of change along the sequence, checks the software’s calibration on simulated data.</w:t>
       </w:r>
     </w:p>
     <w:p>
@@ -237,7 +237,7 @@
         <w:pStyle w:val="FirstParagraph"/>
       </w:pPr>
       <w:r>
-        <w:t xml:space="preserve">The sections follow the order in which the main text draws on them. The first four define the measures and ask which of them can detect a bounded group on a record of this size. The next four support choices made in the Methods: the spatial model with no divisions, the minimum sample size, further checks of the measures, and a test of why only cultural</w:t>
+        <w:t xml:space="preserve">The sections follow the order of the main text. The first four define the measures and ask which of them can detect a bounded group on a record of this size. The next four support choices made in the Methods: the spatial model with no divisions, the minimum sample size, further checks of the measures, and a test of why only cultural</w:t>
       </w:r>
       <w:r>
         <w:t xml:space="preserve"> </w:t>
@@ -263,7 +263,7 @@
         <w:t xml:space="preserve"> </w:t>
       </w:r>
       <w:r>
-        <w:t xml:space="preserve">can be used. Six sections then document the copying model: how it compares with the record, how it is built and calibrated, how sensitive the comparison is, what happens when its simplifying assumptions are relaxed, what happens when the phases are treated as groups, and how the record differs from it at finer scales. A section on the map of compositional change sits among them, since it uses the same simulations. The remaining sections cover tests of change along the sequence, the clustering that recovers the phases, the contrast case, the coordinates, the radiocarbon chronology, and an attempted extension to southeast Missouri.</w:t>
+        <w:t xml:space="preserve">can be used. Six sections then document the copying model: how it compares with the record, how it is built and calibrated, how sensitive the comparison is, what happens when its simplifying assumptions are relaxed, what happens when the phases are treated as groups, and how the record differs from it at finer scales. A section on the map of compositional change is included, since it uses the same simulations. The remaining sections cover tests of change along the sequence, the clustering that recovers the phases, the contrast case, the coordinates, and the radiocarbon chronology.</w:t>
       </w:r>
     </w:p>
     <w:bookmarkEnd w:id="110"/>
@@ -826,7 +826,7 @@
         </m:r>
       </m:oMath>
       <w:r>
-        <w:t xml:space="preserve">. Under neutral copying the two agree. Conformist copying concentrates sherds on common classes, raising</w:t>
+        <w:t xml:space="preserve">. Under neutral copying, the two agree. Conformist copying concentrates sherds on common classes, raising</w:t>
       </w:r>
       <w:r>
         <w:t xml:space="preserve"> </w:t>
@@ -948,7 +948,7 @@
         <w:t xml:space="preserve">(Cowgill 1972; Dunnell 1970; Graves and Cachola-Abad 1996; Lipo et al. 1997, 2015; Lyman and O’Brien 2006; Marquardt 1978; O’Brien and Lyman 1999)</w:t>
       </w:r>
       <w:r>
-        <w:t xml:space="preserve">. A set of assemblages is co-seriable if some ordering makes every decorated class’s frequency curve single-peaked and without gaps. We enumerate the maximal co-seriable groups, the largest subsets for which a valid ordering exists, and report their number, their maximum size, and the number of groups each assemblage joins. A single group indicates one interacting community; many small, overlapping groups indicate a field too varied to fit one ordering; many small, separate groups indicate divided learning. Checking every ordering is intractable beyond about fourteen assemblages, so the method builds solutions upward from valid three-assemblage orderings, adding assemblages while every class stays single-peaked and continuous. An ordering breaks when a class is not single-peaked along it or when a class’s relative frequency jumps between adjacent assemblages by more than a continuity threshold, which we set at 0.10. The overlapping structure reported in the main text holds across a range of thresholds. In the recovery experiment and the observed trajectory the statistic is the number of maximal groups per assemblage within each period, computed the same way. The idealized validation (Figure S1) uses a simpler proxy, the number of fall-then-rise reversals in each class along the supplied order. Neither version includes the bootstrap significance step of the published method.</w:t>
+        <w:t xml:space="preserve">. A set of assemblages is co-seriable if some ordering makes each decorated class’s frequency curve single-peaked and gapless. We enumerate the maximal co-seriable groups, the largest subsets for which a valid ordering exists, and report their number, their maximum size, and the number of groups each assemblage joins. A single group indicates one interacting community; many small, overlapping groups indicate a field too varied to fit one ordering; many small, separate groups indicate divided learning. Checking every ordering is intractable beyond about fourteen assemblages, so the method builds solutions upward from valid three-assemblage orderings, adding assemblages while every class stays single-peaked and continuous. An ordering breaks when a class is not single-peaked along it or when a class’s relative frequency jumps between adjacent assemblages by more than a continuity threshold, which we set at 0.10. The overlapping structure reported in the main text holds across a range of thresholds. In the recovery experiment and the observed trajectory, the statistic is the number of maximal groups per assemblage within each period, computed the same way. The idealized validation (Figure S1) uses a simpler proxy, the number of fall-then-rise reversals in each class along the supplied order. Neither version includes the bootstrap significance step of the published method.</w:t>
       </w:r>
     </w:p>
     <w:p>
@@ -1202,7 +1202,7 @@
         <w:t xml:space="preserve"> </w:t>
       </w:r>
       <w:r>
-        <w:t xml:space="preserve">the size-weighted mean diversity within clusters, which is Nei’s</w:t>
+        <w:t xml:space="preserve">is the size-weighted mean diversity within clusters, which is Nei’s</w:t>
       </w:r>
       <w:r>
         <w:t xml:space="preserve"> </w:t>
@@ -1388,7 +1388,7 @@
         <w:t xml:space="preserve"> </w:t>
       </w:r>
       <w:r>
-        <w:t xml:space="preserve">between every pair of assemblages. A Mantel correlation cannot separate a sharp boundary from a smooth fade with distance, so within each band of pairwise distance we take mean within-cluster similarity minus mean between-cluster similarity and average over bands. Under pure isolation by distance the excess is near zero; a sharp social boundary makes it large and positive. Spatial clusters come from</w:t>
+        <w:t xml:space="preserve">between every pair of assemblages. A Mantel correlation cannot separate a sharp boundary from a smooth fade with distance, so within each band of pairwise distance we take the mean within-cluster similarity minus the mean between-cluster similarity and average over bands. Under pure isolation by distance, the excess is near zero; a sharp social boundary makes it large and positive. Spatial clusters come from</w:t>
       </w:r>
       <w:r>
         <w:t xml:space="preserve"> </w:t>
@@ -1417,7 +1417,7 @@
         <w:t xml:space="preserve"> </w:t>
       </w:r>
       <w:r>
-        <w:t xml:space="preserve">Each measure’s trend along the sequence is its rank correlation with position. All size control draws 50 sherds from each assemblage without replacement; an assemblage of exactly 50 is unchanged. The three measures the recovery experiment shows to be unusable are averaged over 400 draws. The</w:t>
+        <w:t xml:space="preserve">Each measure’s trend along the sequence is its rank correlation with position. All size-control draws take 50 sherds from each assemblage without replacement; an assemblage of exactly 50 is unchanged. We average the three measures the recovery experiment shows to be unusable over 400 draws. The</w:t>
       </w:r>
       <w:r>
         <w:t xml:space="preserve"> </w:t>
@@ -1490,7 +1490,7 @@
         <w:t xml:space="preserve">(2001)</w:t>
       </w:r>
       <w:r>
-        <w:t xml:space="preserve">), and how group profiles are placed on the landscape. Four configurations produce the four processes of Table S1. Bounded groups raise divergence and conformity together across spatially bounded groups. Environmental patchiness holds a fixed difference between groups under neutral copying, keyed to an environmental layout. Conformity in one community raises conformity in a single undivided pool with no divergence. Smooth distance-limited copying produces a gradient under neutral copying. Each configuration produces a sequence of group-by-class samples along an order, and the four measures are computed on each without knowledge of its source, across 500 random seeds. On the bounded-group runs we also compute the correlations among the four measures, to confirm that the measures move together because of the process and not because they measure the same thing. These assemblages are large and clean (12 groups, several hundred sherds each), so the test shows what the measures can do in principle; the record-matched recovery (Figure S2) shows what survives on the real record.</w:t>
+        <w:t xml:space="preserve">), and how group profiles are placed on the landscape. Four configurations produce the four processes of Table S1. Bounded groups raise divergence and conformity together across spatially bounded groups. Environmental patchiness holds a fixed difference between groups under neutral copying, keyed to an environmental layout. Conformity in one community raises conformity in a single undivided pool with no divergence. Smooth distance-limited copying produces a gradient under neutral copying. Each configuration produces a sequence of group-by-class samples along an order, and we compute the four measures on each without knowing its source, across 500 random seeds. On the bounded-group runs, we also compute the correlations among the four measures to confirm that the measures move together because of the process and not because they measure the same thing. These assemblages are large and clean (12 groups, several hundred sherds each), so the test shows what the measures can do in principle; the record-matched recovery (Figure S2) shows what survives on the real record.</w:t>
       </w:r>
     </w:p>
     <w:bookmarkEnd w:id="112"/>
@@ -2037,7 +2037,7 @@
         <w:pStyle w:val="BodyText"/>
       </w:pPr>
       <w:r>
-        <w:t xml:space="preserve">On idealized data the four measures behave as designed (Figure S1). When interaction narrows toward closed groups all four rise together, whereas the three other processes each move only some of them. Under closure the four are tightly correlated (mean absolute correlation 0.88), and under the other processes they are nearly independent (0.14 to 0.28), so their joint movement carries information.</w:t>
+        <w:t xml:space="preserve">On idealized data, the four measures behave as designed (Figure S1). When interaction narrows toward closed groups, all four rise together, whereas the other three processes move only some of them. Under closure, the four are tightly correlated (mean absolute correlation 0.88), and under the other processes they are nearly independent (0.14 to 0.28), so their joint movement carries information.</w:t>
       </w:r>
     </w:p>
     <w:p>
@@ -2049,7 +2049,7 @@
           <wp:inline>
             <wp:extent cx="5334000" cy="4683019"/>
             <wp:effectExtent b="0" l="0" r="0" t="0"/>
-            <wp:docPr descr="Figure S1. The four measures on idealized data. Trajectories of the four measures along the sequence under each of four simulated processes, using large, clean synthetic assemblages. Only a bounded interaction group drives all four together (starred). Across 500 random seeds the bounded-group case was identified in 492 (95 percent credible interval 0.97 to 0.99, uniform prior), and none of the three other processes was identified in any of the 500 (upper limit of the 95 percent credible interval 0.007 for each, uniform prior; analyses/04_validation_report.py). Right panel: the mean absolute correlation among the four measures, about 0.88 under closure and 0.14 to 0.28 under the other processes, so their joint movement is informative rather than redundant." title="" id="114" name="Picture"/>
+            <wp:docPr descr="Figure S1. The four measures on idealized data. Trajectories of the four measures along the sequence under each of four simulated processes, using large, clean synthetic assemblages. Only a bounded interaction group drives all four together (starred). Across 500 random seeds, the bounded-group case was identified in 492 (95 percent credible interval 0.97 to 0.99, uniform prior), and none of the three other processes was identified in any of the 500 (upper limit of the 95 percent credible interval 0.007 for each, uniform prior; analyses/04_validation_report.py). Right panel: the mean absolute correlation among the four measures, about 0.88 under closure and 0.14 to 0.28 under the other processes, so their joint movement is informative rather than redundant." title="" id="114" name="Picture"/>
             <a:graphic>
               <a:graphicData uri="http://schemas.openxmlformats.org/drawingml/2006/picture">
                 <pic:pic>
@@ -2102,7 +2102,7 @@
         <w:t xml:space="preserve"> </w:t>
       </w:r>
       <w:r>
-        <w:t xml:space="preserve">The four measures on idealized data. Trajectories of the four measures along the sequence under each of four simulated processes, using large, clean synthetic assemblages. Only a bounded interaction group drives all four together (starred). Across 500 random seeds the bounded-group case was identified in 492 (95 percent credible interval 0.97 to 0.99, uniform prior), and none of the three other processes was identified in any of the 500 (upper limit of the 95 percent credible interval 0.007 for each, uniform prior;</w:t>
+        <w:t xml:space="preserve">The four measures on idealized data. Trajectories of the four measures along the sequence under each of four simulated processes, using large, clean synthetic assemblages. Only a bounded interaction group drives all four together (starred). Across 500 random seeds, the bounded-group case was identified in 492 (95 percent credible interval 0.97 to 0.99, uniform prior), and none of the three other processes was identified in any of the 500 (upper limit of the 95 percent credible interval 0.007 for each, uniform prior;</w:t>
       </w:r>
       <w:r>
         <w:t xml:space="preserve"> </w:t>
@@ -2122,7 +2122,7 @@
         <w:pStyle w:val="BodyText"/>
       </w:pPr>
       <w:r>
-        <w:t xml:space="preserve">A real record is smaller, noisier, and time-averaged, so a measure that works in principle may fail in practice. We built one synthetic assemblage for each real one, at its real sample size, spatial cluster, and position in the sequence, and imposed closure of a known strength</w:t>
+        <w:t xml:space="preserve">A real record is smaller, noisier, and time-averaged, so a measure that works in principle may fail in practice. We built one synthetic assemblage for each real one, matching its sample size, spatial cluster, and position in the sequence, and imposed closure of known strength</w:t>
       </w:r>
       <w:r>
         <w:t xml:space="preserve"> </w:t>
@@ -2135,7 +2135,7 @@
         <w:t xml:space="preserve">s</w:t>
       </w:r>
       <w:r>
-        <w:t xml:space="preserve">, from 0 (no groups) to 1 (sharply separated groups), rising along the sequence. We time-averaged the synthetic assemblages by blending neighboring periods, subsampled them exactly as we did the real ones, and asked which measures recovered the imposed closure</w:t>
+        <w:t xml:space="preserve">, from 0 (no groups) to 1 (sharply separated groups), increasing along the sequence. We time-averaged the synthetic assemblages by blending neighboring periods, subsampled them exactly as we did the real ones, and asked which measures recovered the imposed closure</w:t>
       </w:r>
       <w:r>
         <w:t xml:space="preserve"> </w:t>
@@ -2307,7 +2307,7 @@
         <w:pStyle w:val="BodyText"/>
       </w:pPr>
       <w:r>
-        <w:t xml:space="preserve">The same simulations let us ask how much closure the basin could contain. For each strength of closure they show how often a trend like the observed one arises, and with every strength treated as equally likely beforehand (a uniform prior over</w:t>
+        <w:t xml:space="preserve">The same simulations let us ask how much closure the basin could contain. For each closure strength, they show how often a trend like the observed one arises, and treating each strength as equally likely beforehand (a uniform prior over</w:t>
       </w:r>
       <w:r>
         <w:t xml:space="preserve"> </w:t>
@@ -2320,7 +2320,7 @@
         <w:t xml:space="preserve">s</w:t>
       </w:r>
       <w:r>
-        <w:t xml:space="preserve">), that gives a posterior distribution for the strength. This posterior refers to closure that grows along the sequence; a boundary present from the start would not produce a trend, and the phase-line tests of the main text address that case. If the phases were becoming bounded groups, differences between them should grow as interaction narrows. Along the seriation order they do not (Figure S3), although that order is largely south to north rather than early to late, so this test speaks to change across the basin more than to change through time. The raw trend in cultural</w:t>
+        <w:t xml:space="preserve">) gives a posterior distribution for the strength. This posterior refers to closure that grows along the sequence; a boundary present from the start would not produce a trend, and the phase-line tests of the main text address that case. If the phases were becoming bounded groups, differences between them should grow as interaction narrows. Along the seriation order, they do not (Figure S3), although that order runs largely south to north rather than early to late, so this test speaks more to change across the basin than to change through time. The raw trend in cultural</w:t>
       </w:r>
       <w:r>
         <w:t xml:space="preserve"> </w:t>
@@ -2346,7 +2346,7 @@
         <w:t xml:space="preserve"> </w:t>
       </w:r>
       <w:r>
-        <w:t xml:space="preserve">along the sequence is strongly negative, a rank correlation of -0.80, but that trend is a sampling artifact: assemblage size also rises along the sequence (Spearman +0.61). Once every assemblage is subsampled to a common 50 sherds, the trend averages -0.048 over 4,000 subsamples, and a single subsample returns anything from -0.80 to +0.40. The record therefore shows no trend that can be distinguished from none. Two of the six periods hold assemblages from a single spatial cluster and carry no between-cluster variance, so the trend rests on four. Read against the recovery experiment, a trend this small corresponds to closure with a posterior median of 0.15 and a 95 percent credible interval of 0.00 to 0.37, with a probability of 0.001 on closure of 0.5 or more. With the record’s time-averaging built into the simulations the posterior widens to a median of 0.22 and an interval of 0.00 to 0.57, and 9 percent of it lies at 0.5 or above. Reversing the order barely changes this: the median becomes 0.17 (0.00 to 0.39), or 0.25 (0.00 to 0.60) with time-averaging. The record is consistent with no closure and with weak closure growing along the sequence, and shows no moderate or strong closure of that kind.</w:t>
+        <w:t xml:space="preserve">along the sequence is strongly negative, a rank correlation of -0.80, but that trend is a sampling artifact: assemblage size also rises along the sequence (Spearman +0.61). Once every assemblage is subsampled to a common 50 sherds, the trend averages -0.048 over 4,000 subsamples, and a single subsample returns anything from -0.80 to +0.40. The record therefore shows no trend distinguishable from none. Two of the six periods hold assemblages from a single spatial cluster and carry no between-cluster variance, so the trend rests on four. Read against the recovery experiment, a trend this small corresponds to closure with a posterior median of 0.15 and a 95 percent credible interval of 0.00 to 0.37, with a probability of 0.001 on closure of 0.5 or more. With the record’s time-averaging built into the simulations, the posterior widens to a median of 0.22 and an interval of 0.00 to 0.57, and 9 percent of it lies at 0.5 or above. Reversing the order barely changes this: the median becomes 0.17 (0.00 to 0.39), or 0.25 (0.00 to 0.60) with time-averaging. The record is consistent with no closure and with weak closure growing along the sequence, and shows no moderate or strong closure of that kind.</w:t>
       </w:r>
     </w:p>
     <w:p>
@@ -3146,7 +3146,7 @@
         <w:pStyle w:val="BodyText"/>
       </w:pPr>
       <w:r>
-        <w:t xml:space="preserve">Across the four estimable periods the slope has a posterior median of +0.0009 with a 95 percent credible interval of -0.034 to +0.033, and P(slope &gt; 0) = 0.54 (R-hat 1.006, minimum bulk effective sample size 1,445, 2 divergent transitions of 8,000). Under a uniform prior it is +0.0013 (-0.033 to +0.038), with P(slope &gt; 0) = 0.55 (R-hat 1.001, 3 divergent transitions). The direction of the trend is unresolved, in agreement with the subsampled rank correlation.</w:t>
+        <w:t xml:space="preserve">Across the four estimable periods, the slope has a posterior median of +0.0009 with a 95 percent credible interval of -0.034 to +0.033, and P(slope &gt; 0) = 0.54 (R-hat 1.006, minimum bulk effective sample size 1,445, 2 divergent transitions of 8,000). Under a uniform prior, it is +0.0013 (-0.033 to +0.038), with P(slope &gt; 0) = 0.55 (R-hat 1.001, 3 divergent transitions). The trend direction is unresolved, consistent with the subsampled rank correlation.</w:t>
       </w:r>
     </w:p>
     <w:bookmarkEnd w:id="123"/>
@@ -3198,7 +3198,7 @@
         <w:pStyle w:val="BodyText"/>
       </w:pPr>
       <w:r>
-        <w:t xml:space="preserve">The model treats each assemblage’s decorated-class composition as a multinomial draw whose class probabilities, on the logit scale, are the sum of a class mean, a spatially correlated surface over the assemblage coordinates, and an assemblage-specific term with no spatial structure. The surface has a Matérn-family covariance with amplitude</w:t>
+        <w:t xml:space="preserve">The model treats each assemblage’s decorated-class composition as a multinomial draw whose class probabilities, on the logit scale, sum a class mean, a spatially correlated surface over the assemblage coordinates, and an assemblage-specific term with no spatial structure. The surface has a Matérn-family covariance with amplitude</w:t>
       </w:r>
       <w:r>
         <w:t xml:space="preserve"> </w:t>
@@ -3302,7 +3302,7 @@
         </m:r>
       </m:oMath>
       <w:r>
-        <w:t xml:space="preserve">, the fraction of the latent, logit-scale variance among assemblages assigned to the spatial surface rather than to independent assemblage deviations. It is a ratio of variance components on the latent scale, not the fraction of observed compositional variation explained. Nor is it a measure of the absence of groups. The surface can take any smooth shape the covariance allows, so the shared composition of a group whose members lie near one another enters through</w:t>
+        <w:t xml:space="preserve">, the fraction of the latent, logit-scale variance among assemblages assigned to the spatial surface rather than to independent assemblage deviations. It is a ratio of variance components on the latent scale, not the fraction of observed compositional variation explained. Nor is it a measure of group absence. The surface can take any smooth shape the covariance allows, so the shared composition of a group whose members lie near one another enters through</w:t>
       </w:r>
       <w:r>
         <w:t xml:space="preserve"> </w:t>
@@ -3339,7 +3339,7 @@
         <w:t xml:space="preserve">(Rasmussen and Williams 2006:Chapter 2)</w:t>
       </w:r>
       <w:r>
-        <w:t xml:space="preserve">. A high spatial share is therefore expected under geographically aligned groups as well as under continuous copying. We have not fitted the model to simulated bounded groups at these locations, nor compared it with a version carrying an explicit boundary term, so we use it only as a description of the record, and its predictive checks below as evidence that a surface with no explicit divisions describes the record adequately. The length scale has an inverse-gamma prior placing its mass inside the range the basin’s geometry can resolve. The models are written in Stan and fitted by Hamiltonian Monte Carlo (rstan 2.32); model files and scripts are in the repository (</w:t>
+        <w:t xml:space="preserve">. A high spatial share is therefore expected under geographically aligned groups and under continuous copying. We have not fitted the model to simulated bounded groups at these locations, nor compared it with a version with an explicit boundary term, so we use it only to describe the record, and its predictive checks below as evidence that a surface with no explicit divisions describes the record adequately. The length scale has an inverse-gamma prior that places its mass within the range the basin’s geometry can resolve. The models are written in Stan and fitted by Hamiltonian Monte Carlo (rstan 2.32); model files and scripts are in the repository (</w:t>
       </w:r>
       <w:r>
         <w:rPr>
@@ -3368,7 +3368,7 @@
         <w:pStyle w:val="BodyText"/>
       </w:pPr>
       <w:r>
-        <w:t xml:space="preserve">Fitted to the 28 assemblages and ten classes, the spatial share is 0.996 (95 percent credible interval 0.972 to 1.000) in the reported form and 0.997 (0.975 to 1.000) with the assemblage term as a second surface. The data do not determine the length scale. Its posterior median is 195 km (95 percent credible interval 96 to 292 km) in the reported form, longer than the basin itself. The sampler reached its maximum tree depth on every iteration with no divergent transitions, which indicates that many length scales fit the data equally well (a ridge in the posterior) rather than a fault in the sampling. Diagnostics for the reported form: R-hat 1.0020, bulk effective sample size 2,211, tail effective sample size 7,241, 0 divergent transitions of 12,000, all 12,000 iterations at the maximum tree depth of 10, E-BFMI 0.688; for the two-surface form, R-hat 1.0157, bulk effective sample size 438, 0 divergences, all iterations at the maximum tree depth, E-BFMI 0.793 (</w:t>
+        <w:t xml:space="preserve">Fitted to the 28 assemblages and ten classes, the spatial share is 0.996 (95 percent credible interval 0.972 to 1.000) in the reported form and 0.997 (0.975 to 1.000) with the assemblage term as a second surface. The data do not determine the length scale. In the reported form, its posterior median is 195 km (95 percent credible interval 96 to 292 km), longer than the basin itself. The sampler reached its maximum tree depth on every iteration with no divergent transitions, indicating that many length scales fit the data equally well (a ridge in the posterior) rather than a sampling fault. Diagnostics for the reported form: R-hat 1.0020, bulk effective sample size 2,211, tail effective sample size 7,241, 0 divergent transitions of 12,000, all 12,000 iterations at the maximum tree depth of 10, E-BFMI 0.688; for the two-surface form, R-hat 1.0157, bulk effective sample size 438, 0 divergences, all iterations at the maximum tree depth, E-BFMI 0.793 (</w:t>
       </w:r>
       <w:r>
         <w:rPr>
@@ -3377,7 +3377,7 @@
         <w:t xml:space="preserve">output/findings/gp_basin_fit.md</w:t>
       </w:r>
       <w:r>
-        <w:t xml:space="preserve">). The spatial share does not depend on which of those length scales is taken, and it is well sampled, whereas the length scale is not. We therefore report the length scale as unresolved, and read the fit as showing no detectable fade in composition across the St. Francis drainage beyond what the surface already carries. Recovery tests on simulated surfaces with known length scales show that this design resolves scales only well below the basin’s extent (</w:t>
+        <w:t xml:space="preserve">). The spatial share does not depend on which length scale is used, and it is well sampled, whereas the length scale is not. We therefore report the length scale as unresolved, and read the fit as showing no detectable fade in composition across the St. Francis drainage beyond what the surface already carries. Recovery tests on simulated surfaces with known length scales show that this design resolves scales only well below the basin’s extent (</w:t>
       </w:r>
       <w:r>
         <w:rPr>
@@ -3432,7 +3432,7 @@
         <w:t xml:space="preserve"> </w:t>
       </w:r>
       <w:r>
-        <w:t xml:space="preserve">at three clusters is 0.0128 to 0.0188 (median 0.0157) against an observed 0.0156 (posterior predictive probability 0.525). For the fade of similarity with distance, measured here as a rank correlation with straight-line distance, it is -0.367 to -0.274 (median -0.321) against -0.341 (0.78), for mean within-assemblage diversity 0.550 to 0.575 against 0.563 (0.57), and for the spread of that diversity 0.096 to 0.122 against 0.112 (0.295). A surface with no explicit divisions therefore reproduces the observed differentiation at three clusters, which the copying model does not, as well as the fade with distance and the diversity structure. The shorter-range variation the copying model misses is smooth enough, at the sampled sites, for such a surface to carry it, whether or not it arose at group edges. It describes the pattern rather than a mechanism, so it complements the copying model rather than competing with it.</w:t>
+        <w:t xml:space="preserve">at three clusters is 0.0128 to 0.0188 (median 0.0157) against an observed 0.0156 (posterior predictive probability 0.525). For the fade of similarity with distance, measured here as a rank correlation with straight-line distance, it is -0.367 to -0.274 (median -0.321) against -0.341 (0.78), for mean within-assemblage diversity 0.550 to 0.575 against 0.563 (0.57), and for the spread of that diversity 0.096 to 0.122 against 0.112 (0.295). A surface with no explicit divisions therefore reproduces the observed differentiation at three clusters, which the copying model does not, as well as the fade with distance and the diversity structure. The copying model misses the shorter-range variation, but at the sampled sites it is smooth enough for such a surface to carry it, whether or not it arose at group edges. It describes the pattern rather than a mechanism, so it complements the copying model rather than competing with it.</w:t>
       </w:r>
     </w:p>
     <w:bookmarkStart w:id="124" w:name="Xc35d8cb1554da783494d5fbe4a9b5117e924798"/>
@@ -3557,7 +3557,27 @@
         <w:t xml:space="preserve"> </w:t>
       </w:r>
       <w:r>
-        <w:t xml:space="preserve">computed directly from counts is biased upward by sampling. Two assemblages drawn from the same population of pots differ because each is a finite sample, and the spurious variance between them scales roughly as one over the sample size. To find the count at which that artifact becomes small relative to the differences we interpret, we drew pairs of multinomial samples of size</w:t>
+        <w:t xml:space="preserve">computed directly from counts is biased upward by sampling. Two assemblages drawn from the same population of pots differ because each is a finite sample, and the spurious variance between them scales roughly as</w:t>
+      </w:r>
+      <w:r>
+        <w:t xml:space="preserve"> </w:t>
+      </w:r>
+      <m:oMath>
+        <m:r>
+          <m:t>1</m:t>
+        </m:r>
+        <m:r>
+          <m:rPr>
+            <m:sty m:val="p"/>
+          </m:rPr>
+          <m:t>/</m:t>
+        </m:r>
+        <m:r>
+          <m:t>n</m:t>
+        </m:r>
+      </m:oMath>
+      <w:r>
+        <w:t xml:space="preserve">. To find the count at which that artifact becomes small relative to the differences we interpret, we drew pairs of multinomial samples of size</w:t>
       </w:r>
       <w:r>
         <w:t xml:space="preserve"> </w:t>
@@ -4170,7 +4190,7 @@
         <w:pStyle w:val="BodyText"/>
       </w:pPr>
       <w:r>
-        <w:t xml:space="preserve">At 75 sherds the median artifact is about a fifth of the observed five-cluster differentiation and its 95th percentile (0.0195) lies just below it, whereas at 50 sherds the 95th percentile (0.0305) exceeds it by half. The five-cluster value is the reference because it is the finest division analyzed cluster by cluster (analyses 72 and 85), where clusters hold the fewest sherds and a sampling artifact would matter most. Pooling into clusters shrinks the artifact further: redrawing every assemblage from the pooled profile at its own sherd count gives each five-cluster term at most 0.0003 (the section on the finer-scale differences below). Against the two-cluster value of 0.0062 the artifact is proportionally larger at every sample size, which is why the copying model is always sampled at the real sherd counts: it then carries the same artifact as the data. Above 75 the bias shrinks slowly, by about six percentage points between 75 and 100, while assemblages are lost quickly: a minimum of 100 would remove three more basin assemblages (Davis, Irby, and Grant). The analytic expectation for two equal samples from one profile is close to</w:t>
+        <w:t xml:space="preserve">At 75 sherds, the median artifact is about a fifth of the observed five-cluster differentiation, and its 95th percentile (0.0195) lies just below it, whereas at 50 sherds, the 95th percentile (0.0305) exceeds it by half. The five-cluster value is the reference because it is the finest division analyzed cluster by cluster (analyses 72 and 85), where clusters hold the fewest sherds and a sampling artifact would matter most. Pooling into clusters shrinks the artifact further: redrawing every assemblage from the pooled profile at its own sherd count gives each five-cluster term at most 0.0003 (the section on the finer-scale differences below). Against the two-cluster value of 0.0062, the artifact is proportionally larger at every sample size, which is why the copying model is always sampled at the real sherd counts: it then carries the same artifact as the data. Above 75, the bias shrinks slowly, by about six percentage points between 75 and 100, while assemblages are lost quickly: a minimum of 100 would remove three more basin assemblages (Davis, Irby, and Grant). The analytic expectation for two equal samples from one profile is close to</w:t>
       </w:r>
       <w:r>
         <w:t xml:space="preserve"> </w:t>
@@ -4232,7 +4252,7 @@
         <w:t xml:space="preserve"> </w:t>
       </w:r>
       <w:r>
-        <w:t xml:space="preserve">sample-size diagnostic correlates the two neutrality estimates, and their difference, with assemblage size and with position in the sequence, to separate a transmission signal from a sample-size artifact. Neiman’s squared-Euclidean distance between assemblages is computed with its relation to diversity and its trend along the sequence. Measures of clustering tendency on the correspondence-analysis ordination favor a single group: the Hopkins statistic is 0.71, where 0.5 indicates no tendency, the gap statistic favors one cluster, and the best silhouette is 0.54</w:t>
+        <w:t xml:space="preserve">sample-size diagnostic correlates the two neutrality estimates, and their difference, with assemblage size and with position in the sequence, to separate a transmission signal from a sample-size artifact. Neiman’s squared Euclidean distance between assemblages is computed with its relation to diversity and its trend along the sequence. Measures of clustering tendency on the correspondence-analysis ordination favor a single group: the Hopkins statistic is 0.71, where 0.5 indicates no tendency, the gap statistic favors one cluster, and the best silhouette is 0.54</w:t>
       </w:r>
       <w:r>
         <w:t xml:space="preserve"> </w:t>
@@ -4258,7 +4278,7 @@
         <w:t xml:space="preserve">output/sensitivity_grid.md</w:t>
       </w:r>
       <w:r>
-        <w:t xml:space="preserve">). It computes raw trends without subsampling, on sets of 38, 36, and 17 assemblages defined by latitude rather than by phase, so its trends carry the sample-size artifact that subsampling removes. Two of its entries show all three raw trends rising together, and we note that here so that a reader of the code does not mistake them for a result.</w:t>
+        <w:t xml:space="preserve">). It computes raw trends without subsampling, on sets of 38, 36, and 17 assemblages defined by latitude rather than by phase, so its trends carry the sample-size artifact that subsampling removes. Two entries show all three raw trends rising together, and we note this so a reader of the code does not mistake them for a result.</w:t>
       </w:r>
     </w:p>
     <w:p>
@@ -4270,7 +4290,7 @@
           <wp:inline>
             <wp:extent cx="5334000" cy="2918988"/>
             <wp:effectExtent b="0" l="0" r="0" t="0"/>
-            <wp:docPr descr="Figure S4. Neiman’s distance between assemblages. (A) Within-assemblage diversity against mean distance to the other assemblages, with Parkin starred. The association is negative in direction (posterior median rank correlation -0.14, 95 percent credible interval -0.44 to +0.20, so P(r &lt; 0) = 0.78), the direction of the drift signature Neiman (1995) reported at rho = -0.62 and not the positive relationship that bounded groups would produce. (B) Mean within-period distance along the seriation order, showing no resolved trend (posterior median rank correlation +0.09, 95 percent credible interval -0.53 to +0.63 over six periods)." title="" id="128" name="Picture"/>
+            <wp:docPr descr="Figure S4. Neiman’s distance between assemblages. (A) Within-assemblage diversity against mean distance to the other assemblages, with Parkin starred. The association is negative (posterior median rank correlation -0.14, 95 percent credible interval -0.44 to +0.20, so P(r &lt; 0) = 0.78), matching the drift signature Neiman (1995) reported at rho = -0.62, rather than the positive relationship bounded groups would produce. (B) Mean within-period distance along the seriation order, showing no resolved trend (posterior median rank correlation +0.09, 95 percent credible interval -0.53 to +0.63 over six periods)." title="" id="128" name="Picture"/>
             <a:graphic>
               <a:graphicData uri="http://schemas.openxmlformats.org/drawingml/2006/picture">
                 <pic:pic>
@@ -4323,7 +4343,7 @@
         <w:t xml:space="preserve"> </w:t>
       </w:r>
       <w:r>
-        <w:t xml:space="preserve">Neiman’s distance between assemblages. (A) Within-assemblage diversity against mean distance to the other assemblages, with Parkin starred. The association is negative in direction (posterior median rank correlation -0.14, 95 percent credible interval -0.44 to +0.20, so P(r &lt; 0) = 0.78), the direction of the drift signature Neiman (1995) reported at rho = -0.62 and not the positive relationship that bounded groups would produce. (B) Mean within-period distance along the seriation order, showing no resolved trend (posterior median rank correlation +0.09, 95 percent credible interval -0.53 to +0.63 over six periods).</w:t>
+        <w:t xml:space="preserve">Neiman’s distance between assemblages. (A) Within-assemblage diversity against mean distance to the other assemblages, with Parkin starred. The association is negative (posterior median rank correlation -0.14, 95 percent credible interval -0.44 to +0.20, so P(r &lt; 0) = 0.78), matching the drift signature Neiman (1995) reported at rho = -0.62, rather than the positive relationship bounded groups would produce. (B) Mean within-period distance along the seriation order, showing no resolved trend (posterior median rank correlation +0.09, 95 percent credible interval -0.53 to +0.63 over six periods).</w:t>
       </w:r>
     </w:p>
     <w:bookmarkEnd w:id="130"/>
@@ -4419,7 +4439,7 @@
         <w:t xml:space="preserve"> </w:t>
       </w:r>
       <w:r>
-        <w:t xml:space="preserve">only because the groups were built in the form that measure detects. We tested this by imposing closure through two further routes, each matched to a different measure, and asking which measure recovers each (</w:t>
+        <w:t xml:space="preserve">only because the groups were built in the form that the measure detects. We tested this by imposing closure through two further routes, each matched to a different measure, and asking which measure recovers each (</w:t>
       </w:r>
       <w:r>
         <w:rPr>
@@ -4459,7 +4479,7 @@
         </m:sSub>
       </m:oMath>
       <w:r>
-        <w:t xml:space="preserve">, by contrast, responds in both cases. In every case it was scored at the two</w:t>
+        <w:t xml:space="preserve">, by contrast, responds in both cases. In every case, it was scored at the two</w:t>
       </w:r>
       <w:r>
         <w:t xml:space="preserve"> </w:t>
@@ -4600,7 +4620,7 @@
         <w:t xml:space="preserve"> </w:t>
       </w:r>
       <w:r>
-        <w:t xml:space="preserve">of 0.0062 at two clusters lies inside the simulated range of 0.0002 to 0.0113 (median 0.0023, 500 runs). Sixteen percent of simulated datasets reach it in seriation order, 14 percent in reverse order, and 21 percent when assemblages are treated as contemporaneous. The model returns a single community in 464 of 500 runs sampled through time. Where it returns two or more, the difference between communities has a median of 0.012 (95 percent range 0.007 to 0.024) against an observed 0.039, which none of those 36 runs reaches, and modularity is near zero in every run (95 percent range up to 0.005) against an observed 0.045. The fade of similarity with distance, measured here as the correlation of similarity with distance along the rivers, lies inside the model’s range (observed -0.20; simulated median -0.18, range -0.53 to +0.04). The boundary excess of the spatial clusters is +13.7 in the data, outside the model’s range (-6.4 to +8.6) and the bounded-groups range at a copying factor of 0.03 and interaction length 24 km (+0.1 to +12.4), though not at 12 km (-8.5 to +16.8). Weakening copying across the two clusters has a visible effect at this mixing rate only at its strongest: at a copying factor of 0.03 the median</w:t>
+        <w:t xml:space="preserve">of 0.0062 at two clusters lies inside the simulated range of 0.0002 to 0.0113 (median 0.0023, 500 runs). Sixteen percent of simulated datasets reach it in seriation order, 14 percent in reverse order, and 21 percent when assemblages are treated as contemporaneous. The model returns a single community in 464 of 500 runs sampled through time. Where it returns two or more, the difference between communities has a median of 0.012 (95 percent range 0.007 to 0.024) against an observed 0.039, which none of those 36 runs reaches, and modularity is near zero in every run (95 percent range up to 0.005) against an observed 0.045. The fade of similarity with distance, measured here as the correlation between similarity and distance along the rivers, falls within the model’s range (observed -0.20; simulated median -0.18, range -0.53 to +0.04). The boundary excess of the spatial clusters is +13.7 in the data, outside the model’s range (-6.4 to +8.6) and the bounded-groups range at a copying factor of 0.03 and interaction length 24 km (+0.1 to +12.4), though not at 12 km (-8.5 to +16.8). Weakening copying across the two clusters has a visible effect at this mixing rate only at its strongest: at a copying factor of 0.03 the median</w:t>
       </w:r>
       <w:r>
         <w:t xml:space="preserve"> </w:t>
@@ -4626,7 +4646,7 @@
         <w:t xml:space="preserve"> </w:t>
       </w:r>
       <w:r>
-        <w:t xml:space="preserve">is 0.0080 at 24 km and 0.0064 at 12 km, reaching the observation in about half of 30 runs, against medians of 0.0023 and 0.0047 with no boundary; factors of 0.5 and 0.1 give medians of 0.0022 to 0.0071 (Table S4, Figure S5). New variants in this model come from the regional pooled profile, a source no boundary interrupts; the section on the phases as groups below gives the boundary model local innovation as well.</w:t>
+        <w:t xml:space="preserve">is 0.0080 at 24 km and 0.0064 at 12 km, reaching the observation in about half of 30 runs, against medians of 0.0023 and 0.0047 with no boundary; factors of 0.5 and 0.1 give medians of 0.0022 to 0.0071 (Table S4, Figure S5). New variants in this model come from the regional pooled profile, a source with no boundary interruptions; the section on the phases as groups below gives the boundary model local innovation as well.</w:t>
       </w:r>
     </w:p>
     <w:p>
@@ -4761,7 +4781,7 @@
         <w:t xml:space="preserve"> </w:t>
       </w:r>
       <w:r>
-        <w:t xml:space="preserve">Calibration of the two innovation models to the within-assemblage summaries of the St. Francis basin assemblages. The corresponding southeast-Missouri calibration is described in the final section. The selected combination is the one, among those still matched on the fifty-run check, with the highest fifty-run median between-cluster</w:t>
+        <w:t xml:space="preserve">Calibration of the two innovation models to the within-assemblage summaries of the St. Francis basin assemblages. The selected combination is the one, among those still matched on the fifty-run check, with the highest fifty-run median between-cluster</w:t>
       </w:r>
       <w:r>
         <w:t xml:space="preserve"> </w:t>
@@ -5028,7 +5048,7 @@
         <w:pStyle w:val="FirstParagraph"/>
       </w:pPr>
       <w:r>
-        <w:t xml:space="preserve">This section describes how the copying model works, how its three parameters were chosen, how distance is measured, and how simulated assemblages are sampled so that they can be compared with real ones.</w:t>
+        <w:t xml:space="preserve">This section describes how the copying model works, how we chose its three parameters, how we measure distance, and how we sample simulated assemblages so they can be compared with real ones.</w:t>
       </w:r>
     </w:p>
     <w:p>
@@ -5092,10 +5112,7 @@
         </m:r>
       </m:oMath>
       <w:r>
-        <w:t xml:space="preserve"> </w:t>
-      </w:r>
-      <w:r>
-        <w:t xml:space="preserve">the learner instead adopts a class by innovation. The model tracks class frequencies rather than individual learners: next-generation frequencies at each node are a multinomial draw of</w:t>
+        <w:t xml:space="preserve">, the learner instead adopts a class by innovation. The model tracks class frequencies rather than individual learners: next-generation frequencies at each node are a multinomial draw of</w:t>
       </w:r>
       <w:r>
         <w:t xml:space="preserve"> </w:t>
@@ -5146,7 +5163,7 @@
         <w:t xml:space="preserve"> </w:t>
       </w:r>
       <w:r>
-        <w:t xml:space="preserve">is copying by distance alone, and 0.5, 0.1, and 0.03 impose progressively stronger boundaries on the basin’s spatial clusters. Each run discards 1,200 burn-in generations and records 90 evenly spaced samples over 1,800 further generations.</w:t>
+        <w:t xml:space="preserve">is copying by distance alone, and 0.5, 0.1, and 0.03 impose progressively stronger boundaries on the basin’s spatial clusters. Each run discards 1,200 burn-in generations and records 90 evenly spaced samples over the next 1,800 generations.</w:t>
       </w:r>
     </w:p>
     <w:p>
@@ -5154,7 +5171,7 @@
         <w:pStyle w:val="BodyText"/>
       </w:pPr>
       <w:r>
-        <w:t xml:space="preserve">How new variants enter the model depends on what an archaeological class is taken to be. Under uniform innovation, the standard K-allele model, an innovating learner adopts any class with equal probability, treating the classes as interchangeable. Under pooled-profile innovation, an innovating learner adopts each class in proportion to its share of the region’s pooled counts, reflecting that the culture-history types lump unequal numbers of underlying decorative variants. The pooled profile carries no information about any division, so it does not build the tested boundary into the model, and neither version introduces a copying bias.</w:t>
+        <w:t xml:space="preserve">How new variants enter the model depends on what an archaeological class is. Under uniform innovation, the standard K-allele model, an innovating learner adopts any class with equal probability, treating the classes as interchangeable. Under pooled-profile innovation, an innovating learner adopts each class in proportion to its share of the region’s pooled counts, reflecting that the culture-history types lump unequal numbers of underlying decorative variants. The pooled profile carries no information about any division, so it does not build the tested boundary into the model, and neither version introduces a copying bias.</w:t>
       </w:r>
     </w:p>
     <w:p>
@@ -5162,7 +5179,7 @@
         <w:pStyle w:val="BodyText"/>
       </w:pPr>
       <w:r>
-        <w:t xml:space="preserve">Between-group predictions depend on population size, mixing, and innovation together, so the model is calibrated before any between-group comparison. The calibration uses three within-assemblage summaries that do not involve the tested division: mean within-assemblage Gini-Simpson diversity, mean number of classes present at the observed sherd counts, and Gini-Simpson diversity of the pooled counts. A grid of population size (120, 2,000, and 10,000 learners), innovation rate (0.0002 to 0.2), and mixing rate (0.001 to 0.4) is screened at six runs per combination, with the same sampling through time applied to the data, and a combination is matched when all three simulated summaries fall within 10 percent of the observed values. Every matched combination is then rerun fifty times with fresh seeds and the match rechecked, and the baseline is the combination, among those still matched, with the highest fifty-run median between-cluster</w:t>
+        <w:t xml:space="preserve">Between-group predictions depend on population size, mixing, and innovation together, so the model is calibrated before any between-group comparison. The calibration uses three within-assemblage summaries that do not involve the tested division: mean within-assemblage Gini-Simpson diversity, mean number of classes present at the observed sherd counts, and Gini-Simpson diversity of the pooled counts. A grid of population size (120, 2,000, and 10,000 learners), innovation rate (0.0002 to 0.2), and mixing rate (0.001 to 0.4) is screened at six runs per combination, with the same sampling through time applied to the data, and a combination is matched when all three simulated summaries fall within 10 percent of the observed values. We then rerun each matched combination fifty times with fresh seeds and recheck the match; the baseline is the combination, among those still matched, with the highest fifty-run median between-cluster</w:t>
       </w:r>
       <w:r>
         <w:t xml:space="preserve"> </w:t>
@@ -5202,7 +5219,7 @@
         <w:t xml:space="preserve">output/findings/calibration_stability.md</w:t>
       </w:r>
       <w:r>
-        <w:t xml:space="preserve">). Even at fifty runs the ranking of the leading combinations is not sharp: the independent check agrees with the six-run ranking at a rank correlation of 0.71, and its first-ranked combination (2,000 learners, innovation 0.001, mixing 0.01) failed the fifty-run diversity confirmation in the calibration itself. We therefore repeat the key comparisons at the six most favorable confirmed combinations, and at that unconfirmed one (Table S6).</w:t>
+        <w:t xml:space="preserve">). Even at fifty runs, the ranking of the leading combinations is not sharp: the independent check agrees with the six-run ranking at a rank correlation of 0.71, and its first-ranked combination (2,000 learners, innovation 0.001, mixing 0.01) failed the fifty-run diversity confirmation in the calibration itself. We therefore repeat the key comparisons at the six most favorable confirmed combinations, and at that unconfirmed one (Table S6).</w:t>
       </w:r>
     </w:p>
     <w:p>
@@ -5210,7 +5227,7 @@
         <w:pStyle w:val="BodyText"/>
       </w:pPr>
       <w:r>
-        <w:t xml:space="preserve">The baseline is then run 500 times, the boundary factors 30 times each at interaction lengths of 12 and 24 km, and seven sensitivity cases (burn-in doubled, a single-class starting state with and without burn-in, and innovation and mixing halved and doubled) 50 times each. In the baseline runs of this analysis, the share of simulated datasets reaching the observed value is reported as</w:t>
+        <w:t xml:space="preserve">We then run the baseline 500 times, the boundary factors 30 times each at interaction lengths of 12 and 24 km, and seven sensitivity cases (burn-in doubled, a single-class starting state with and without burn-in, and innovation and mixing halved and doubled) 50 times each. In the baseline runs of this analysis, the share of simulated datasets reaching the observed value is reported as</w:t>
       </w:r>
       <w:r>
         <w:t xml:space="preserve"> </w:t>
@@ -5300,7 +5317,7 @@
         <w:t xml:space="preserve"> </w:t>
       </w:r>
       <w:r>
-        <w:t xml:space="preserve">the number of runs; the scale sweep, combination-sensitivity (Table S6), phases-as-groups and power tables report the plain share</w:t>
+        <w:t xml:space="preserve">is the number of runs; the scale sweep, combination-sensitivity (Table S6), phases-as-groups, and power tables report the plain share</w:t>
       </w:r>
       <w:r>
         <w:t xml:space="preserve"> </w:t>
@@ -5320,7 +5337,7 @@
         </m:r>
       </m:oMath>
       <w:r>
-        <w:t xml:space="preserve">. Every run is stored with a record of the configuration, inputs, source code, and package versions that produced it, and is rerun when any of them changes.</w:t>
+        <w:t xml:space="preserve">. We store every run with a record of the configuration, inputs, source code, and package versions that produced it, and rerun it when any of them changes.</w:t>
       </w:r>
     </w:p>
     <w:p>
@@ -5328,7 +5345,7 @@
         <w:pStyle w:val="BodyText"/>
       </w:pPr>
       <w:r>
-        <w:t xml:space="preserve">Copying distance is measured along the rivers because interaction in this settlement system plausibly followed watercourses, and because that choice is the one more favorable to the model. We build a graph from the mapped hydrography (LMVHydrology centerlines clipped to the basin with a 25 km margin), join vertices within 250 m of one another, keep the largest connected piece, and attach each assemblage to its nearest node, adding the attachment distance at both ends. All 28 assemblages connect, and the mean distance from an assemblage to a mapped channel is 2.77 km. Paths along the rivers are longer than straight lines by a mean ratio of 3.7 and a median of 2.9 per pair; the mean is pulled up by pairs that are close in a straight line but must route around a meander. The pottery does not follow the rivers more closely than it follows straight lines. Decorated-class distance between assemblages correlates with straight-line distance at 0.36 and with river distance at 0.24, and once straight-line distance is held fixed, river distance adds nothing (-0.02). Between assemblages in different phases, straight-line distance correlates at 0.32 and river distance at 0.09. The network is modern hydrography, and the St. Francis, Tyronza, and Mississippi have all moved since these sites were occupied. Both measures are carried through the relaxations below. At every interaction length from 6 to 96 km the median under straight-line distance is at or below the median under river distance at the calibrated combination, so river distance is the choice more favorable to the model.</w:t>
+        <w:t xml:space="preserve">We measure copying distance along rivers because interaction in this settlement system plausibly followed watercourses, and because that choice is more favorable to the model. We build a graph from the mapped hydrography (LMVHydrology centerlines clipped to the basin with a 25 km margin), join vertices within 250 m of one another, keep the largest connected piece, and attach each assemblage to its nearest node, adding the attachment distance at both ends. All 28 assemblages connect, and the mean distance from an assemblage to a mapped channel is 2.77 km. Paths along the rivers are longer than straight lines by a mean ratio of 3.7 and a median of 2.9 per pair; the mean is pulled up by pairs that are close in a straight line but must route around a meander. The pottery does not follow the rivers more closely than it follows straight lines. Decorated-class distance between assemblages correlates with straight-line distance at 0.36 and with river distance at 0.24, and once straight-line distance is held fixed, river distance adds nothing (-0.02). Between assemblages in different phases, straight-line distance correlates at 0.32 and river distance at 0.09. The network is modern hydrography, and the St. Francis, Tyronza, and Mississippi have all moved since these sites were occupied. Both measures are carried through the relaxations below. At every interaction length from 6 to 96 km the median under straight-line distance is at or below the median under river distance at the calibrated combination, so river distance is the choice more favorable to the model.</w:t>
       </w:r>
     </w:p>
     <w:p>
@@ -5336,7 +5353,7 @@
         <w:pStyle w:val="BodyText"/>
       </w:pPr>
       <w:r>
-        <w:t xml:space="preserve">The assemblages are not contemporaneous, so the simulated field is sampled through time rather than at one moment. Each simulated assemblage is drawn from the recorded sample matching its real counterpart’s position on the first correspondence-analysis axis and accumulated over a trailing window of eight samples, so that like a real deposit it mixes production across a span. The earliest position maps to the end of the first complete window, so every assemblage gets the same window length. Each simulated assemblage is then subsampled to its real counterpart’s sherd count and analyzed exactly as the real ones are, with the same</w:t>
+        <w:t xml:space="preserve">The assemblages are not contemporaneous, so the simulated field is sampled over time rather than at a single moment. Each simulated assemblage is drawn from the recorded sample matching its real counterpart’s position on the first correspondence-analysis axis and accumulated over a trailing window of eight samples, so that, like a real deposit, it mixes production across a span. The earliest position maps to the end of the first complete window, so every assemblage gets the same window length. Each simulated assemblage is then subsampled to its real counterpart’s sherd count and analyzed exactly as the real ones are, with the same</w:t>
       </w:r>
       <w:r>
         <w:t xml:space="preserve"> </w:t>
@@ -5347,7 +5364,7 @@
         </m:r>
       </m:oMath>
       <w:r>
-        <w:t xml:space="preserve">-means clusters, the same community detection, and the same</w:t>
+        <w:t xml:space="preserve">-means clusters, community detection, and</w:t>
       </w:r>
       <w:r>
         <w:t xml:space="preserve"> </w:t>
@@ -5378,7 +5395,7 @@
         <w:pStyle w:val="BodyText"/>
       </w:pPr>
       <w:r>
-        <w:t xml:space="preserve">Which source an assemblage’s counts came from matters little. Within each of the three five-cluster groups holding at least two rows of each kind, we computed the posterior probability that rows carrying the survey’s counts alone differ from rows carrying Lipo’s compilation more than a random split of that group into subsets of the same sizes, with each assemblage’s class proportions drawn from Dirichlet(counts + 1/2) (</w:t>
+        <w:t xml:space="preserve">The source of an assemblage’s counts matters little. Within each of the three five-cluster groups holding at least two rows of each kind, we computed the posterior probability that rows carrying the survey’s counts alone differ from rows carrying Lipo’s compilation more than a random split of that group into subsets of the same sizes, with each assemblage’s class proportions drawn from Dirichlet(counts + 1/2) (</w:t>
       </w:r>
       <w:r>
         <w:rPr>
@@ -5395,7 +5412,7 @@
         <w:pStyle w:val="BodyText"/>
       </w:pPr>
       <w:r>
-        <w:t xml:space="preserve">Because community labels are arbitrary and switch between runs, we summarize the basin’s simulated communities by co-membership (Figure S6). For each assemblage we record the share of runs in which it falls in the same community as Parkin. Under the calibrated model that share is 0.94 to 1.00 for every assemblage, because the model returns a single community in most of its runs. Under pooled-profile innovation, the 36 time-sampled runs that return two or more communities give a between-community</w:t>
+        <w:t xml:space="preserve">Because community labels are arbitrary and switch between runs, we summarize the basin’s simulated communities by co-membership (Figure S6). For each assemblage, we record the share of runs in which it falls in the same community as Parkin. Under the calibrated model, that share is 0.94 to 1.00 for every assemblage because the model returns a single community in most runs. Under pooled-profile innovation, the 36 time-sampled runs that return two or more communities give a between-community</w:t>
       </w:r>
       <w:r>
         <w:t xml:space="preserve"> </w:t>
@@ -5421,7 +5438,7 @@
         <w:t xml:space="preserve"> </w:t>
       </w:r>
       <w:r>
-        <w:t xml:space="preserve">with a median of 0.012 (95 percent range 0.007 to 0.024), and none of them reaches the observed 0.039. Under uniform innovation, which does not fit the assemblages’ diversity robustly, the observed value falls within a wide interval.</w:t>
+        <w:t xml:space="preserve">with a median of 0.012 (95 percent range 0.007 to 0.024), and none reach the observed 0.039. Under uniform innovation, which does not robustly fit the assemblages’ diversity, the observed value falls within a wide interval.</w:t>
       </w:r>
     </w:p>
     <w:p>
@@ -5433,7 +5450,7 @@
           <wp:inline>
             <wp:extent cx="5334000" cy="4016402"/>
             <wp:effectExtent b="0" l="0" r="0" t="0"/>
-            <wp:docPr descr="Figure S6. Basin co-membership and community differentiation under the calibrated model, over 500 runs. (A) Each assemblage shaded by the share of runs in which it falls in Parkin’s community (star). The share is 0.94 to 1.00 throughout because the model returns one community in most of its runs. (B) Between-community cultural F_{ST} for the observed data (dashed, 0.039) against the model’s medians and 95 percent ranges, sampled as contemporaneous and through time, for pooled-profile (filled) and uniform (open) innovation. The pooled-profile points summarize only the runs returning two or more communities (54 contemporaneous and 36 through time, of 500); the rest return one community and leave the statistic undefined. The observed value lies above them. The uniform model’s wide range reflects a parameterization that does not fit the assemblages’ diversity robustly." title="" id="137" name="Picture"/>
+            <wp:docPr descr="Figure S6. Basin co-membership and community differentiation under the calibrated model, over 500 runs. (A) Each assemblage is shaded by the share of runs in which it falls in Parkin’s community (star). The share ranges from 0.94 to 1.00 throughout because the model returns one community in most runs. (B) Between-community cultural F_{ST} for the observed data (dashed, 0.039) against the model’s medians and 95 percent ranges, sampled as contemporaneous and through time, for pooled-profile (filled) and uniform (open) innovation. The pooled-profile points summarize only the runs returning two or more communities (54 contemporaneous and 36 through time, of 500); the rest return one community and leave the statistic undefined. The observed value lies above them. The uniform model’s wide range reflects a parameterization that does not fit the assemblages’ diversity robustly." title="" id="137" name="Picture"/>
             <a:graphic>
               <a:graphicData uri="http://schemas.openxmlformats.org/drawingml/2006/picture">
                 <pic:pic>
@@ -5486,7 +5503,7 @@
         <w:t xml:space="preserve"> </w:t>
       </w:r>
       <w:r>
-        <w:t xml:space="preserve">Basin co-membership and community differentiation under the calibrated model, over 500 runs. (A) Each assemblage shaded by the share of runs in which it falls in Parkin’s community (star). The share is 0.94 to 1.00 throughout because the model returns one community in most of its runs. (B) Between-community cultural</w:t>
+        <w:t xml:space="preserve">Basin co-membership and community differentiation under the calibrated model, over 500 runs. (A) Each assemblage is shaded by the share of runs in which it falls in Parkin’s community (star). The share ranges from 0.94 to 1.00 throughout because the model returns one community in most runs. (B) Between-community cultural</w:t>
       </w:r>
       <w:r>
         <w:t xml:space="preserve"> </w:t>
@@ -5530,7 +5547,7 @@
         <w:pStyle w:val="FirstParagraph"/>
       </w:pPr>
       <w:r>
-        <w:t xml:space="preserve">This section shows every parameter combination that was tried and how the two-cluster comparison changes when the model’s settings are varied around the calibrated combination. Figure S7 shows every combination in the calibration series, 297 for each innovation model, plotted by diversity misfit (the root of the summed squared relative error over the three summaries) against median between-cluster</w:t>
+        <w:t xml:space="preserve">This section shows every parameter combination tried and how the two-cluster comparison changes when the model settings are varied around the calibrated combination. Figure S7 shows every combination in the calibration series, 297 for each innovation model, plotted by diversity misfit (the root of the summed squared relative error over the three summaries) against median between-cluster</w:t>
       </w:r>
       <w:r>
         <w:t xml:space="preserve"> </w:t>
@@ -5579,7 +5596,7 @@
         <w:t xml:space="preserve"> </w:t>
       </w:r>
       <w:r>
-        <w:t xml:space="preserve">at their medians, and every combination that reaches it at the median lies outside the diversity tolerance (lowest misfit 0.21, against 0.17 at the tolerance line). Under uniform innovation, one combination matches, at the corner of the grid, and its median (0.0098) lies above the observed value; it is the only matched combination to do so, and it does not fit the diversity robustly. The interchangeable-class model can reach the record’s skewed class profile only as a passing state of strong drift, which removes the rare classes that most assemblages contain.</w:t>
+        <w:t xml:space="preserve">at their medians, and every combination that reaches it at the median lies outside the diversity tolerance (lowest misfit 0.21, against 0.17 at the tolerance line). Under uniform innovation, one combination matches at the corner of the grid, and its median (0.0098) lies above the observed value; it is the only matched combination to do so, and it does not fit the diversity robustly. The interchangeable-class model can reach the record’s skewed class profile only as a passing state of strong drift, which removes the rare classes that most assemblages contain.</w:t>
       </w:r>
     </w:p>
     <w:p>
@@ -5589,9 +5606,9 @@
       <w:r>
         <w:drawing>
           <wp:inline>
-            <wp:extent cx="5334000" cy="3429956"/>
+            <wp:extent cx="5334000" cy="6034856"/>
             <wp:effectExtent b="0" l="0" r="0" t="0"/>
-            <wp:docPr descr="Figure S7. The calibration series. Each point is one parameter combination (population 120, 2,000, or 10,000 learners; innovation 0.0002 to 0.2; mixing 0.001 to 0.4) for the pooled-profile (circles) and uniform (squares) innovation models, placed by its diversity misfit against its median between-cluster F_{ST} (six runs for unmatched combinations, fifty for matched ones), for (A) the St. Francis basin and (B) the southeast-Missouri assemblages, the latter shown to document the attempt described in the final section rather than as a result. Filled markers match all three within-assemblage summaries within 10 percent (vertical line). The dashed line is the observed F_{ST}. No matched pooled-profile combination reaches the observed value at its median in either panel; the single matched uniform combination in the basin (median 0.0098) sits at the corner of the grid and does not fit the diversity robustly." title="" id="141" name="Picture"/>
+            <wp:docPr descr="Figure S7. The calibration series. Each point is one parameter combination (population 120, 2,000, or 10,000 learners; innovation 0.0002 to 0.2; mixing 0.001 to 0.4) for the pooled-profile (circles) and uniform (squares) innovation models, placed by its diversity misfit against its median between-cluster F_{ST} (six runs for unmatched combinations, fifty for matched ones). Filled markers match all three within-assemblage summaries within 10 percent (vertical line). The dashed line is the observed F_{ST}. No matched pooled-profile combination reaches the observed value at its median; the single matched uniform combination (median 0.0098) sits at the corner of the grid and does not fit the diversity robustly." title="" id="141" name="Picture"/>
             <a:graphic>
               <a:graphicData uri="http://schemas.openxmlformats.org/drawingml/2006/picture">
                 <pic:pic>
@@ -5610,7 +5627,7 @@
                   <pic:spPr bwMode="auto">
                     <a:xfrm>
                       <a:off x="0" y="0"/>
-                      <a:ext cx="5334000" cy="3429956"/>
+                      <a:ext cx="5334000" cy="6034856"/>
                     </a:xfrm>
                     <a:prstGeom prst="rect">
                       <a:avLst/>
@@ -5670,7 +5687,7 @@
         <w:t xml:space="preserve"> </w:t>
       </w:r>
       <w:r>
-        <w:t xml:space="preserve">(six runs for unmatched combinations, fifty for matched ones), for (A) the St. Francis basin and (B) the southeast-Missouri assemblages, the latter shown to document the attempt described in the final section rather than as a result. Filled markers match all three within-assemblage summaries within 10 percent (vertical line). The dashed line is the observed</w:t>
+        <w:t xml:space="preserve">(six runs for unmatched combinations, fifty for matched ones). Filled markers match all three within-assemblage summaries within 10 percent (vertical line). The dashed line is the observed</w:t>
       </w:r>
       <w:r>
         <w:t xml:space="preserve"> </w:t>
@@ -5693,7 +5710,7 @@
         </m:sSub>
       </m:oMath>
       <w:r>
-        <w:t xml:space="preserve">. No matched pooled-profile combination reaches the observed value at its median in either panel; the single matched uniform combination in the basin (median 0.0098) sits at the corner of the grid and does not fit the diversity robustly.</w:t>
+        <w:t xml:space="preserve">. No matched pooled-profile combination reaches the observed value at its median; the single matched uniform combination (median 0.0098) sits at the corner of the grid and does not fit the diversity robustly.</w:t>
       </w:r>
     </w:p>
     <w:p>
@@ -6559,7 +6576,7 @@
         <w:pStyle w:val="BodyText"/>
       </w:pPr>
       <w:r>
-        <w:t xml:space="preserve">The case with a single-class start and no burn-in departs from the calibrated diversity and is reported for completeness rather than as an alternative that fits. The other cases put the share of runs reaching the observed value between 0.02 and 0.26. Doubling the innovation or mixing rate, which keeps the diversity close to the record’s, lowers that share to 0.04 and 0.02, so the two-cluster agreement holds at the selected combination and its neighbors with lower rates but not at every rate choice. The 30-run boundary cases resolve that share only to about 0.03.</w:t>
+        <w:t xml:space="preserve">The single-class start with no burn-in departs from the calibrated diversity and is reported for completeness rather than as a fitting alternative. The other cases put the share of runs reaching the observed value between 0.02 and 0.26. Doubling the innovation or mixing rate, which keeps the diversity close to the record, lowers that share to 0.04 and 0.02, so the two-cluster agreement holds at the selected combination and its neighbors with lower rates but not at every rate choice. The 30-run boundary cases resolve that share only to about 0.03.</w:t>
       </w:r>
     </w:p>
     <w:bookmarkEnd w:id="143"/>
@@ -6577,7 +6594,7 @@
         <w:pStyle w:val="FirstParagraph"/>
       </w:pPr>
       <w:r>
-        <w:t xml:space="preserve">The calibrated model reproduces the difference between two clusters, although its median falls short of it. It does not reproduce the larger differences among three or more clusters, where the observed value lies at or beyond the upper edge of the model’s range: outside it with the seeds of Table 1 and Table S5, and just inside it at three clusters with those of Table S5a (main text Table 1; Table S5).</w:t>
+        <w:t xml:space="preserve">The calibrated model reproduces the difference between two clusters, although its median falls short. It does not reproduce the larger differences among three or more clusters, where the observed value lies at or beyond the upper edge of the model’s range: outside it with the seeds of Table 1 and Table S5, and just inside it at three clusters with those of Table S5a (main text Table 1; Table S5).</w:t>
       </w:r>
     </w:p>
     <w:p>
@@ -6628,7 +6645,7 @@
         <w:pStyle w:val="BodyText"/>
       </w:pPr>
       <w:r>
-        <w:t xml:space="preserve">Each assumption is relaxed separately, and always at the baseline calibration. A variant that breaks the diversity match here might fit after recalibration, which we have not attempted, so a broken match means the variant is unsupported at this calibration, not that it cannot fit.</w:t>
+        <w:t xml:space="preserve">We relax each assumption separately, always at the baseline calibration. A variant that breaks the diversity match here might fit after recalibration, which we have not attempted, so a broken match means the variant is unsupported at this calibration, not that it cannot fit.</w:t>
       </w:r>
     </w:p>
     <w:p>
@@ -6646,7 +6663,7 @@
         <w:t xml:space="preserve"> </w:t>
       </w:r>
       <w:r>
-        <w:t xml:space="preserve">The main settings of each relaxation scored at every scale, 300 runs each with the seeds of analyses 64 and 65, local innovation areas the two spatial clusters (</w:t>
+        <w:t xml:space="preserve">The main settings of each relaxation scored at every scale, 300 runs each with the seeds of analyses 64 and 65, local innovation areas, the two spatial clusters (</w:t>
       </w:r>
       <w:r>
         <w:rPr>
@@ -7722,7 +7739,7 @@
         <w:pStyle w:val="BodyText"/>
       </w:pPr>
       <w:r>
-        <w:t xml:space="preserve">Read on the same criteria as the baseline, two relaxations are adequate by predictive coverage at the finer scales while keeping diversity matched: local innovation, whose runs reach the three- and four-cluster values 28 to 44 percent of the time, and copying that falls off over 6 km of straight-line distance, 7 to 11 percent. No matched setting brings its median to the three- or four-cluster value. Unequal populations at coefficients of variation of 1.0 and above, and river fall-off at 6 to 24 km, raise coverage further, but only with the diversity match broken; the matched settings of those kinds (a coefficient of 0.5, a Gaussian fall-off at 48 km) barely move it. At two clusters, where the baseline itself covers the observation, the tables below show that several matched settings also cover it (for example unequal populations at a coefficient of variation of 0.5, range 0.0003 to 0.0142), so that scale does not discriminate among the accounts.</w:t>
+        <w:t xml:space="preserve">Read on the same criteria as the baseline, two relaxations are adequate by predictive coverage at the finer scales while keeping diversity matched: local innovation, whose runs reach the three- and four-cluster values 28 to 44 percent of the time, and copying that falls off over 6 km of straight-line distance, 7 to 11 percent. No matched setting brings its median to the three- or four-cluster value. Unequal populations at coefficients of variation of 1.0 and above, and river fall-off at 6 to 24 km, raise coverage further, but only with the diversity match broken; the matched settings of those kinds (a coefficient of 0.5, a Gaussian fall-off at 48 km) barely move it. At two clusters, where the baseline itself covers the observation, the tables below show that several matched settings also cover it (for example, unequal populations at a coefficient of variation of 0.5, range 0.0003 to 0.0142), so that scale does not discriminate among the accounts.</w:t>
       </w:r>
     </w:p>
     <w:p>
@@ -7749,7 +7766,7 @@
         <w:t xml:space="preserve">analyses/64_unequal_populations.py</w:t>
       </w:r>
       <w:r>
-        <w:t xml:space="preserve">). Each site’s population is drawn from a lognormal distribution whose mean is the calibrated population, with the inequality among sites set by the coefficient of variation (CV).</w:t>
+        <w:t xml:space="preserve">). Each site’s population is drawn from a lognormal distribution with a mean equal to the calibrated population, with inequality among sites set by the coefficient of variation (CV).</w:t>
       </w:r>
     </w:p>
     <w:tbl>
@@ -8322,7 +8339,7 @@
         <w:t xml:space="preserve"> </w:t>
       </w:r>
       <w:r>
-        <w:t xml:space="preserve">covers 24 of the 28 assemblages and is the only size field with usable coverage. Taking population to scale with height, height squared, or height cubed implies coefficients of variation of 0.92, 1.37, and 1.78, with Morse’s corrected height for Parkin substituted as elsewhere. Across that range the shortfall runs from about 1.9-fold at a coefficient of 1.0 to 1.4-fold at 1.5, and the observation is passed by 2.0, but the diversity match is lost from 1.0. Inequality raises differentiation, but it also lowers the harmonic mean population, which speeds drift everywhere and pulls diversity below the observed value.</w:t>
+        <w:t xml:space="preserve">covers 24 of the 28 assemblages and is the only size field with usable coverage. Taking population to scale with height, height squared, or height cubed implies coefficients of variation of 0.92, 1.37, and 1.78, with Morse’s corrected height for Parkin substituted as elsewhere. Across that range, the shortfall runs from about 1.9-fold at a coefficient of 1.0 to 1.4-fold at 1.5, and the observation is passed by 2.0, but the diversity match is lost from 1.0. Inequality increases differentiation, but it also lowers the harmonic-mean population, which speeds drift everywhere and pulls diversity below the observed value.</w:t>
       </w:r>
     </w:p>
     <w:p>
@@ -10707,7 +10724,7 @@
         <w:pStyle w:val="BodyText"/>
       </w:pPr>
       <w:r>
-        <w:t xml:space="preserve">In this variant each cluster draws its new variants from a partly reordered version of the regional class profile, with the strength setting the share of classes reordered, and the table reports 1,200 runs per setting. A reordering keeps the set of class frequencies exactly, so every cluster keeps the same richness and diversity in its source of new variants and differs only in which classes it favors. Using each cluster’s observed profile instead would guarantee the result by construction. We rejected two other ways of building local profiles because each changed something besides which classes are favored: a random (Dirichlet) perturbation of the regional profile made profiles sparser as well as different, lowering mean richness, and mixing the regional profile with a reordered copy flattened it, raising diversity well above the observed value.</w:t>
+        <w:t xml:space="preserve">In this variant, each cluster draws its new variants from a partly reordered version of the regional class profile, with the strength setting the share of classes reordered, and the table reports 1,200 runs per setting. A reordering keeps the set of class frequencies exactly, so every cluster keeps the same richness and diversity in its source of new variants and differs only in which classes it favors. Using each cluster’s observed profile instead would guarantee the result by construction. We rejected two other ways of building local profiles because each changed something besides which classes are favored: a random (Dirichlet) perturbation of the regional profile made profiles sparser as well as different, lowering mean richness, and mixing the regional profile with a reordered copy flattened it, raising diversity well above the observed value.</w:t>
       </w:r>
     </w:p>
     <w:p>
@@ -10715,7 +10732,7 @@
         <w:pStyle w:val="BodyText"/>
       </w:pPr>
       <w:r>
-        <w:t xml:space="preserve">Individual runs are widely spread, so the agreement at strengths of 0.2 to 0.25 is between the model’s median and the two-cluster observation rather than between narrow distributions, and at three and four clusters (Table S5a) the medians still fall short while the ranges cover the observation. It identifies a mechanism the record is consistent with, not one it demonstrates, and the mechanism is still neutral copying, with new styles arising locally rather than at the same rates across the basin. The transport, accumulation, and innovation sweeps were also run on the southeast-Missouri assemblages; that set is not adequate for the test, for reasons given in the final section, where its behavior under these sweeps is reported.</w:t>
+        <w:t xml:space="preserve">Individual runs are widely spread, so the agreement at strengths of 0.2 to 0.25 is between the model’s median and the two-cluster observation rather than between narrow distributions, and at three and four clusters (Table S5a) the medians still fall short while the ranges cover the observation. It identifies a mechanism the record is consistent with, not one it demonstrates, and the mechanism is still neutral copying, with new styles arising locally rather than at the same rates across the basin.</w:t>
       </w:r>
     </w:p>
     <w:bookmarkEnd w:id="144"/>
@@ -10733,7 +10750,7 @@
         <w:pStyle w:val="FirstParagraph"/>
       </w:pPr>
       <w:r>
-        <w:t xml:space="preserve">This section gives the phases both properties a bounded group would have and asks whether the record favors them. The bounded-groups model above draws new variants from one regional pool, which no boundary interrupts, so it is at a disadvantage against local innovation, the account that covers the shortfall most often. Here the inherited phases are the groups, and both properties of a bounded group are given to them together (</w:t>
+        <w:t xml:space="preserve">This section gives the phases both properties a bounded group would have and asks whether the record favors them. The bounded-groups model above draws new variants from one regional pool that no boundary interrupts, so it is at a disadvantage against local innovation, which most often covers the shortfall. Here the inherited phases are the groups, and both properties of a bounded group are given to them together (</w:t>
       </w:r>
       <w:r>
         <w:rPr>
@@ -11538,7 +11555,7 @@
         <w:t xml:space="preserve"> </w:t>
       </w:r>
       <w:r>
-        <w:t xml:space="preserve">(4 percent of runs), and produces the observed boundary excess in only 1 of 300 runs. At this mixing rate a copying boundary does move both statistics: cutting copying across the phase lines to 3 percent of its strength lowers the mean share of each site’s between-site copying that crosses a phase line from 0.24 to 0.05, and raises the share of runs reaching the observed values to 40 and 34 percent. Local innovation, with or without a copying boundary, moves them as well.</w:t>
+        <w:t xml:space="preserve">(4 percent of runs), and produces the observed boundary excess in only 1 of 300 runs. At this mixing rate, a copying boundary does move both statistics: cutting copying across the phase lines to 3 percent of its strength lowers the mean share of each site’s between-site copying that crosses a phase line from 0.24 to 0.05, and raises the share of runs reaching the observed values to 40 and 34 percent. Local innovation, with or without a copying boundary, moves them as well.</w:t>
       </w:r>
     </w:p>
     <w:p>
@@ -11641,7 +11658,7 @@
         <w:t xml:space="preserve"> </w:t>
       </w:r>
       <w:r>
-        <w:t xml:space="preserve">(median 0.0019, 95 percent range 0.0002 to 0.0110) and none reaches the boundary excess (median +0.5, range -6.5 to +7.5). With copying across the Parkin phase’s edge cut to 3 percent, 45 percent of runs reach the</w:t>
+        <w:t xml:space="preserve">(median 0.0019, 95 percent range 0.0002 to 0.0110) and none reach the boundary excess (median +0.5, range -6.5 to +7.5). With copying across the Parkin phase’s edge cut to 3 percent, 45 percent of runs reach the</w:t>
       </w:r>
       <w:r>
         <w:t xml:space="preserve"> </w:t>
@@ -11684,7 +11701,7 @@
         <w:pStyle w:val="FirstParagraph"/>
       </w:pPr>
       <w:r>
-        <w:t xml:space="preserve">Neither step in similarity is specific to the lines it was measured at. With each assemblage’s class proportions drawn from Dirichlet(counts + 1/2), 500 times, the excess at the phase lines has a posterior median of +9.4 (95 percent credible interval +4.6 to +13.9), against medians of +6.9 for same-size divisions around random centers and +4.6 for compact ones, and the posterior probability that it is larger at the phase lines is 0.59 and 0.61 (</w:t>
+        <w:t xml:space="preserve">Neither step in similarity is specific to the lines where it was measured. With each assemblage’s class proportions drawn from Dirichlet(counts + 1/2), 500 times, the excess at the phase lines has a posterior median of +9.4 (95 percent credible interval +4.6 to +13.9), against medians of +6.9 for same-size divisions around random centers and +4.6 for compact ones, and the posterior probability that it is larger at the phase lines is 0.59 and 0.61 (</w:t>
       </w:r>
       <w:r>
         <w:rPr>
@@ -12240,7 +12257,7 @@
         <w:pStyle w:val="BodyText"/>
       </w:pPr>
       <w:r>
-        <w:t xml:space="preserve">For the three phases the comparison responds: restricted copying at the lines raises the median share of alternatives they beat. Medians alone do not say how strongly the real score weighs against a boundary, so every simulated record was kept (</w:t>
+        <w:t xml:space="preserve">For the three phases the comparison responds: restricted copying at the lines raises the median share of alternatives they beat. Medians alone do not show how strongly the real score weighs against a boundary, so we kept every simulated record (</w:t>
       </w:r>
       <w:r>
         <w:rPr>
@@ -12249,7 +12266,7 @@
         <w:t xml:space="preserve">output/findings/partition_power_records.csv</w:t>
       </w:r>
       <w:r>
-        <w:t xml:space="preserve">) and Figure S8 shows the full distributions. They overlap widely. Against random-center divisions, a score as low as the real 0.30 occurs in 5 percent of records with no restriction, 2 percent at a copying factor of 0.1, and 1 percent at 0.03; against compact divisions, a score as low as 0.04 occurs in 13, 14, and 4 percent. These are counts out of 100 records, so the implied ratios between settings are rough.</w:t>
+        <w:t xml:space="preserve">), and Figure S8 shows the full distributions. They overlap widely. Against random-center divisions, a score as low as the real 0.30 occurs in 5 percent of records with no restriction, 2 percent at a copying factor of 0.1, and 1 percent at 0.03; against compact divisions, a score as low as 0.04 occurs in 13, 14, and 4 percent. These are counts out of 100 records, so the implied ratios between settings are rough.</w:t>
       </w:r>
     </w:p>
     <w:p>
@@ -12257,7 +12274,7 @@
         <w:pStyle w:val="BodyText"/>
       </w:pPr>
       <w:r>
-        <w:t xml:space="preserve">The whole grid was rerun at two further diversity-matched combinations from Table S6 (10,000 learners, innovation 0.0005, mixing 0.002; and 2,000, 0.002, 0.005). There the strongest restriction raises the median random-center share only to 0.82 and 0.67, from 0.63 and 0.60 without a restriction, and the real score occurs in 3 and 9 percent of restricted records against 7 and 12 percent of unrestricted ones (</w:t>
+        <w:t xml:space="preserve">We reran the full grid at two additional diversity-matched combinations from Table S6 (10,000 learners, innovation 0.0005, mixing 0.002; and 2,000, 0.002, 0.005). There, the strongest restriction raises the median random-center share to 0.82 and 0.67, up from 0.63 and 0.60 without a restriction, and the real score occurs in 3 and 9 percent of restricted records versus 7 and 12 percent of unrestricted ones (</w:t>
       </w:r>
       <w:r>
         <w:rPr>
@@ -12274,7 +12291,7 @@
         <w:pStyle w:val="BodyText"/>
       </w:pPr>
       <w:r>
-        <w:t xml:space="preserve">The real score lies in the lower tail of every setting, the unrestricted one included. It weighs moderately against a strong restriction at the phase lines, depending on the combination, and not against a weak one; its position below even the unrestricted simulations also leaves open that the copying model misdescribes how the assemblages vary. The real scores are direct values, which is the right comparison here because the simulated records are drawn at the real sherd counts and carry the same sampling noise; the posterior probabilities of analysis 86 (0.20 and 0.05) answer the corresponding question against a larger set of alternatives with the count uncertainty carried through, and give the same ordering.</w:t>
+        <w:t xml:space="preserve">The real score lies in the lower tail in every setting, including the unrestricted one. It weighs moderately against a strong restriction at the phase lines, depending on the combination, and not against a weak one; its position below even the unrestricted simulations also leaves open that the copying model misdescribes how the assemblages vary. The real scores are direct values, which is the right comparison here because the simulated records are drawn at the real sherd counts and carry the same sampling noise; the posterior probabilities of analysis 86 (0.20 and 0.05) answer the corresponding question against a larger set of alternatives with the count uncertainty carried through, and give the same ordering.</w:t>
       </w:r>
     </w:p>
     <w:p>
@@ -12282,7 +12299,7 @@
         <w:pStyle w:val="BodyText"/>
       </w:pPr>
       <w:r>
-        <w:t xml:space="preserve">On the boundary excess the real lines sit above the no-restriction median and within the range of the restricted rows, so that measure is ambiguous. For the single Parkin line the comparison has little power, because the compact two-group alternatives are few and similar (the shares barely move), and a score as low as the real one occurs in 8 to 16 percent of records at the calibrated combination whether or not copying is restricted, so it cannot exclude restricted copying at the edge of the Parkin phase.</w:t>
+        <w:t xml:space="preserve">On the boundary, the real lines sit above the no-restriction median and within the range of the restricted rows, so that measure is ambiguous. For the single Parkin line, the comparison has little power, because the compact two-group alternatives are few and similar (the shares barely move), and a score as low as the real one occurs in 8 to 16 percent of records at the calibrated combination whether or not copying is restricted, so it cannot exclude restricted copying at the edge of the Parkin phase.</w:t>
       </w:r>
     </w:p>
     <w:p>
@@ -12427,7 +12444,7 @@
         <w:pStyle w:val="FirstParagraph"/>
       </w:pPr>
       <w:r>
-        <w:t xml:space="preserve">Figure 4 maps how fast assemblage composition changes from place to place, and the main text asks whether the reconstructed phase boundaries run where it changes fastest. This section describes the map and two checks on that comparison. The rate of change at each point is estimated by regressing the ten class proportions on position, with nearby assemblages weighted more heavily than distant ones (Gaussian weights). The median rate along the reconstructed phase boundaries is then compared with the median along the boundaries of 200 same-size divisions around random centers, each turned into territories the same way, by assigning every point to its nearest assemblage and merging by group (</w:t>
+        <w:t xml:space="preserve">Figure 4 maps how fast assemblage composition changes from place to place, and the main text asks whether the reconstructed phase boundaries run where it changes fastest. This section describes the map and two checks on that comparison. The rate of change at each point is estimated by regressing the ten class proportions on position, with nearby assemblages weighted more heavily than distant ones (Gaussian weights). We then compare the median rate along the reconstructed phase boundaries with the median along the boundaries of 200 same-size divisions around random centers, each turned into territories the same way, by assigning every point to its nearest assemblage and merging by group (</w:t>
       </w:r>
       <w:r>
         <w:rPr>
@@ -12436,7 +12453,7 @@
         <w:t xml:space="preserve">analyses/75_groupness_surface.py</w:t>
       </w:r>
       <w:r>
-        <w:t xml:space="preserve">). The boundaries are this study’s reconstruction from Mainfort’s</w:t>
+        <w:t xml:space="preserve">). This study reconstructs the boundaries from Mainfort’s</w:t>
       </w:r>
       <w:r>
         <w:t xml:space="preserve"> </w:t>
@@ -13208,7 +13225,7 @@
         <w:t xml:space="preserve">analyses/71_scale_sweep.py</w:t>
       </w:r>
       <w:r>
-        <w:t xml:space="preserve">). The smallest-group column matters: once a cluster holds a single assemblage, it matches its own profile exactly and adds between-group variance for a reason that is arithmetic, not archaeological. A share of 0.0% means none of 300 runs, below about 0.3 percent at this resolution.</w:t>
+        <w:t xml:space="preserve">). The smallest-group column matters: once a cluster holds a single assemblage, it matches its own profile exactly and adds between-group variance for arithmetic, not archaeological, reasons. A share of 0.0% means none of the 300 runs, below about 0.3 percent at this resolution.</w:t>
       </w:r>
     </w:p>
     <w:tbl>
@@ -13904,7 +13921,7 @@
         <w:t xml:space="preserve"> </w:t>
       </w:r>
       <w:r>
-        <w:t xml:space="preserve">The comparison at the six most favorable combinations that passed the fifty-run confirmation (learners, innovation, mixing), 300 runs each (</w:t>
+        <w:t xml:space="preserve">The comparison of the six most favorable combinations that passed the fifty-run confirmation (learners, innovation, mixing), 300 runs each (</w:t>
       </w:r>
       <w:r>
         <w:rPr>
@@ -13925,7 +13942,7 @@
         <w:t xml:space="preserve">output/findings/cell_sensitivity.md</w:t>
       </w:r>
       <w:r>
-        <w:t xml:space="preserve">). Entries are the model median, its 95 percent range, and the share of runs reaching the observed value. The last row is a combination that matched on the six-run screen but failed the confirmation, shown because it gives the highest shares of runs reaching the observed value.</w:t>
+        <w:t xml:space="preserve">). Entries are the model median, its 95 percent range, and the share of runs reaching the observed value. The last row combines the six-run screen match with the confirmation failure, shown because it gives the highest share of runs reaching the observed value.</w:t>
       </w:r>
     </w:p>
     <w:tbl>
@@ -14459,7 +14476,7 @@
         <w:t xml:space="preserve">analyses/85_excess_robustness.py</w:t>
       </w:r>
       <w:r>
-        <w:t xml:space="preserve">, 300 model runs, 2,000 draws). Redrawing every assemblage from the basin’s pooled profile at its own sherd count gives each cluster a contribution near zero, at most 0.0003 at the 97.5th percentile, against observed contributions of 0.0026 to 0.0055. Drawing each assemblage’s class proportions from Dirichlet(counts + 1/2) and dividing each cluster’s contribution by the model’s median gives posterior excesses whose 95 percent credible intervals all lie above 3 (the lowest lower bound is 3.1). Dropping each assemblage in turn from the data and from every model run leaves every multi-assemblage cluster between 3.2 and 11.6 times above the model. The shortfall is therefore not a sampling effect, and no single collection is responsible for it. It is also not a matter of which source the counts came from: rows carrying the survey’s counts alone and rows carrying Lipo’s compilation each fall short of the model when taken separately, by 15- and 3.5-fold, although source and sample size cannot be separated (</w:t>
+        <w:t xml:space="preserve">, 300 model runs, 2,000 draws). Redrawing each assemblage from the basin’s pooled profile at its own sherd count gives each cluster a contribution near zero, at most 0.0003 at the 97.5th percentile, compared with observed contributions of 0.0026 to 0.0055. Drawing each assemblage’s class proportions from Dirichlet(counts + 1/2) and dividing each cluster’s contribution by the model’s median gives posterior excesses whose 95 percent credible intervals all lie above 3 (the lowest lower bound is 3.1). Dropping each assemblage in turn from the data and from every model run leaves every multi-assemblage cluster between 3.2 and 11.6 times above the model. The shortfall is therefore not a sampling effect, and no single collection causes it. It is also not a matter of which source the counts came from: rows carrying the survey’s counts alone and rows carrying Lipo’s compilation each fall short of the model when taken separately, by 15- and 3.5-fold, although source and sample size cannot be separated (</w:t>
       </w:r>
       <w:r>
         <w:rPr>
@@ -14636,7 +14653,7 @@
         <w:t xml:space="preserve"> </w:t>
       </w:r>
       <w:r>
-        <w:t xml:space="preserve">is concentrated near neutral, with mean +0.003 and a 95 percent credible interval of -0.035 to +0.039 that includes zero, and means of +0.001 to +0.004 across five independent runs (Figure S9A). Its standard deviation is 0.017 against a prior of 0.289, so the data constrain it strongly. P(b &gt; 0) is 0.62 in the primary run and 0.53 to 0.63 across runs, so even the direction of any lean is unstable. Fitting the two halves of the order separately recovers no shift between them (-0.000 and +0.012). Simulation-based calibration over 200 datasets drawn from the prior gives ranks consistent with uniform (Kolmogorov-Smirnov D = 0.088, p = 0.086; Figure S9B), a check of the software rather than of the record</w:t>
+        <w:t xml:space="preserve">is concentrated near neutral, with a mean of +0.003 and a 95 percent credible interval of -0.035 to +0.039 that includes zero, and means of +0.001 to +0.004 across five independent runs (Figure S9A). Its standard deviation is 0.017 against a prior of 0.289, so the data strongly constrain it. P(b &gt; 0) is 0.62 in the primary run and 0.53 to 0.63 across runs, so even the direction of any lean is unstable. Fitting the two halves of the order separately recovers no shift between them (-0.000 and +0.012). Simulation-based calibration over 200 datasets drawn from the prior gives ranks consistent with uniform (Kolmogorov-Smirnov D = 0.088, p = 0.086; Figure S9B), a check of the software rather than of the record</w:t>
       </w:r>
       <w:r>
         <w:t xml:space="preserve"> </w:t>
@@ -14748,7 +14765,7 @@
         <w:t xml:space="preserve">output/abc_smc_validation.md</w:t>
       </w:r>
       <w:r>
-        <w:t xml:space="preserve">). They used 300 particles and five rounds rather than the empirical fit’s 800 and six, and their synthetic data come from the same pooled-population simulator that is fitted, whereas the real observations are spatially distributed assemblages pooled into six periods. They therefore check the numerical inference under the assumed simulator, not whether that simulator describes how the record formed. We treat the interval as consistent with weak or absent basin-wide conformity, conditional on the pooled model, rather than as a demonstrated exclusion of strong conformity. Because the model pools the whole basin, it also says nothing about localized or group-specific conformity, which the spatial measures and the copying model address.</w:t>
+        <w:t xml:space="preserve">). They used 300 particles and five rounds rather than the empirical fit’s 800 and six, and their synthetic data come from the same pooled-population simulator they fit, whereas the real observations are spatially distributed assemblages pooled into six periods. They therefore check the numerical inference under the assumed simulator, not whether that simulator describes how the record formed. We treat the interval as consistent with weak or absent basin-wide conformity, conditional on the pooled model, rather than as a demonstrated exclusion of strong conformity. Because the model pools the whole basin, it also says nothing about localized or group-specific conformity, which the spatial measures and the copying model address.</w:t>
       </w:r>
     </w:p>
     <w:p>
@@ -15187,7 +15204,7 @@
         <w:t xml:space="preserve"> </w:t>
       </w:r>
       <w:r>
-        <w:t xml:space="preserve">The second test asks whether the assemblages’ diversity wanders without direction, heads steadily one way, or is pulled back toward a stable value, the distinctions among an unbiased random walk, a directional walk, stasis, and mean reversion</w:t>
+        <w:t xml:space="preserve">The second test asks whether the assemblages’ diversity wanders without direction, heads steadily one way, or is pulled back toward a stable value. The distinctions among an unbiased random walk, a directional walk, stasis, and mean reversion</w:t>
       </w:r>
       <w:r>
         <w:t xml:space="preserve"> </w:t>
@@ -15196,7 +15213,7 @@
         <w:t xml:space="preserve">(Hunt 2006; Hunt et al. 2008)</w:t>
       </w:r>
       <w:r>
-        <w:t xml:space="preserve">. Rather than choose among the four, we fit the model that contains them and report the two parameters that distinguish them, since unbiased motion, stasis, and mean reversion are regions of one parameter space. Along the seriation order as computed, decorated-class diversity runs from 0.666 at one end through 0.734 to 0.460 at the other, falling over the second half. Because the dates do not establish which end is later, the sign of any directional change is not established either. The mean-reversion rate has a posterior median of 0.77 (95 percent credible interval 0.05 to 10.7), spanning the unbiased and stasis limits and so unresolved. The directional drift along the order as computed leans negative but is not resolved (median -0.061, interval -0.154 to +0.035, P(drift &gt; 0) = 0.071). A decline of this kind is in any case what drift in a finite population produces, as the predictive check below shows. With six points the reversion rate and the drift remain partly confounded, since relaxation toward a lower optimum can imitate directional loss, which is why we report both parameters rather than a winning model (Figure S9C). Diagnostics for the fit: R-hat 1.008, minimum effective sample size 980, 18 divergent transitions of 8,000 (0.23 percent), E-BFMI 0.61. The companion fit meant to show that the design recovers a directional series did not converge (R-hat 1.18, minimum effective sample size 16, 1,079 divergent transitions of 8,000), so the design’s ability to resolve directional change is not established, and we give the drift estimate no weight (</w:t>
+        <w:t xml:space="preserve">. Rather than choose among the four, we fit the model that contains them and report the two parameters that distinguish them, since unbiased motion, stasis, and mean reversion occupy a single region of parameter space. Along the computed seriation order, decorated-class diversity runs from 0.666 at one end through 0.734 to 0.460 at the other, falling over the second half. Because the dates do not establish which end is later, the sign of any directional change is also unclear. The mean-reversion rate has a posterior median of 0.77 (95 percent credible interval 0.05 to 10.7), spanning the unbiased and stasis limits and so unresolved. The directional drift along the order as computed leans negative but is not resolved (median -0.061, interval -0.154 to +0.035, P(drift &gt; 0) = 0.071). A decline of this kind is, in any case, what drift in a finite population produces, as the predictive check below shows. With six points the reversion rate and the drift remain partly confounded, since relaxation toward a lower optimum can imitate directional loss, which is why we report both parameters rather than a winning model (Figure S9C). Diagnostics for the fit: R-hat 1.008, minimum effective sample size 980, 18 divergent transitions of 8,000 (0.23 percent), E-BFMI 0.61. The companion fit meant to show that the design recovers a directional series did not converge (R-hat 1.18, minimum effective sample size 16, 1,079 divergent transitions of 8,000), so the design’s ability to resolve directional change is not established, and we give the drift estimate no weight (</w:t>
       </w:r>
       <w:r>
         <w:rPr>
@@ -15217,7 +15234,7 @@
           <wp:inline>
             <wp:extent cx="5334000" cy="2897627"/>
             <wp:effectExtent b="0" l="0" r="0" t="0"/>
-            <wp:docPr descr="Figure S9. Tests of change along the sequence. (A) Posterior of the copying bias b from the time-averaging-aware inference (b = 0 neutral, b &gt; 0 conformist, b &lt; 0 anti-conformist). The whole-sequence posterior (filled) and the posteriors for the two halves of the order (outlines) are all concentrated near neutral and include zero (see Table S7 for calibration caveats). (B) Simulation-based calibration of that inference: over datasets drawn from the prior, the rank of the true bias within its posterior is consistent with uniform (dashed line), which is consistent with calibration averaged over the prior. It does not establish calibration at every value of b: coverage of the nominal 95 percent interval at fixed values falls to 0.65 at b = +0.10 and 0.75 at b = -0.20 (Table S7), and the check assumes the pooled simulator that is fitted. (C) Direction and stability of change, showing the posteriors of the mean-reversion rate (lower axis, log scale) and the directional drift per period (upper axis) for the diversity trajectory. The mean-reversion rate is unresolved (median 0.77, interval 0.05 to 10.7). The directional drift leans negative but its interval reaches zero (median -0.061, interval -0.154 to +0.035). The companion recovery fit for a directional series did not converge, so the design’s ability to resolve directional change is not established and this panel is given no weight." title="" id="154" name="Picture"/>
+            <wp:docPr descr="Figure S9. Tests of change along the sequence. (A) Posterior of the copying bias b from the time-averaging-aware inference (b = 0 neutral, b &gt; 0 conformist, b &lt; 0 anti-conformist). The whole-sequence posterior (filled) and the posteriors for the two halves of the order (outlines) are all concentrated near neutral and include zero (see Table S7 for calibration caveats). (B) Simulation-based calibration of that inference: over datasets drawn from the prior, the rank of the true bias within its posterior is consistent with uniform (dashed line), which is consistent with calibration averaged over the prior. It does not establish calibration at every value of b: coverage of the nominal 95 percent interval at fixed values falls to 0.65 at b = +0.10 and 0.75 at b = -0.20 (Table S7), and the check assumes the fitted pooled simulator. (C) Direction and stability of change, showing the posteriors of the mean-reversion rate (lower axis, log scale) and the directional drift per period (upper axis) for the diversity trajectory. The mean-reversion rate is unresolved (median 0.77, interval 0.05 to 10.7). The directional drift leans negative, but its interval reaches zero (median -0.061, interval -0.154 to +0.035). The companion recovery fit for a directional series did not converge, so the design’s ability to resolve directional change is not established, and this panel is given no weight." title="" id="154" name="Picture"/>
             <a:graphic>
               <a:graphicData uri="http://schemas.openxmlformats.org/drawingml/2006/picture">
                 <pic:pic>
@@ -15270,7 +15287,7 @@
         <w:t xml:space="preserve"> </w:t>
       </w:r>
       <w:r>
-        <w:t xml:space="preserve">Tests of change along the sequence. (A) Posterior of the copying bias b from the time-averaging-aware inference (b = 0 neutral, b &gt; 0 conformist, b &lt; 0 anti-conformist). The whole-sequence posterior (filled) and the posteriors for the two halves of the order (outlines) are all concentrated near neutral and include zero (see Table S7 for calibration caveats). (B) Simulation-based calibration of that inference: over datasets drawn from the prior, the rank of the true bias within its posterior is consistent with uniform (dashed line), which is consistent with calibration averaged over the prior. It does not establish calibration at every value of b: coverage of the nominal 95 percent interval at fixed values falls to 0.65 at b = +0.10 and 0.75 at b = -0.20 (Table S7), and the check assumes the pooled simulator that is fitted. (C) Direction and stability of change, showing the posteriors of the mean-reversion rate (lower axis, log scale) and the directional drift per period (upper axis) for the diversity trajectory. The mean-reversion rate is unresolved (median 0.77, interval 0.05 to 10.7). The directional drift leans negative but its interval reaches zero (median -0.061, interval -0.154 to +0.035). The companion recovery fit for a directional series did not converge, so the design’s ability to resolve directional change is not established and this panel is given no weight.</w:t>
+        <w:t xml:space="preserve">Tests of change along the sequence. (A) Posterior of the copying bias b from the time-averaging-aware inference (b = 0 neutral, b &gt; 0 conformist, b &lt; 0 anti-conformist). The whole-sequence posterior (filled) and the posteriors for the two halves of the order (outlines) are all concentrated near neutral and include zero (see Table S7 for calibration caveats). (B) Simulation-based calibration of that inference: over datasets drawn from the prior, the rank of the true bias within its posterior is consistent with uniform (dashed line), which is consistent with calibration averaged over the prior. It does not establish calibration at every value of b: coverage of the nominal 95 percent interval at fixed values falls to 0.65 at b = +0.10 and 0.75 at b = -0.20 (Table S7), and the check assumes the fitted pooled simulator. (C) Direction and stability of change, showing the posteriors of the mean-reversion rate (lower axis, log scale) and the directional drift per period (upper axis) for the diversity trajectory. The mean-reversion rate is unresolved (median 0.77, interval 0.05 to 10.7). The directional drift leans negative, but its interval reaches zero (median -0.061, interval -0.154 to +0.035). The companion recovery fit for a directional series did not converge, so the design’s ability to resolve directional change is not established, and this panel is given no weight.</w:t>
       </w:r>
     </w:p>
     <w:p>
@@ -15313,7 +15330,7 @@
         <w:pStyle w:val="FirstParagraph"/>
       </w:pPr>
       <w:r>
-        <w:t xml:space="preserve">The first follows each decorated class as it rises and falls through the sequence and asks whether those changes look like the undirected fluctuation of unbiased copying or like the directed change a marker would show. We fit the rescaled frequency increments of all ten classes in one hierarchical model with partial pooling, following the frequency increment construction</w:t>
+        <w:t xml:space="preserve">The first follows each decorated class as it rises and falls through the sequence and asks whether those changes look like undirected fluctuation from unbiased copying or the directed change a marker would show. We fit the rescaled frequency increments of all ten classes in one hierarchical model with partial pooling, following the frequency increment construction</w:t>
       </w:r>
       <w:r>
         <w:t xml:space="preserve"> </w:t>
@@ -15339,7 +15356,7 @@
         <w:t xml:space="preserve">(Kandler and Shennan 2013)</w:t>
       </w:r>
       <w:r>
-        <w:t xml:space="preserve">. We draw population size and innovation rate from the posterior of the copying-bias inference and compare the observed trajectory with the resulting predictive distribution. The observed diversity falls inside the 95 percent predictive interval in all six periods, under the pooled posterior and under each of the five sampler seeds taken separately. The pooled posterior predictive probability is 0.885, and it ranges from 0.634 to 0.915 across seeds. A neutral model is adequate for this trajectory, which is concordance rather than proof that copying was neutral; the predictive interval is wide because population size is itself uncertain.</w:t>
+        <w:t xml:space="preserve">. We draw population size and innovation rate from the posterior of the copying-bias inference and compare the observed trajectory with the resulting predictive distribution. The observed diversity falls inside the 95 percent predictive interval in all six periods, under the pooled posterior and under each of the five sampler seeds taken separately. The pooled posterior predictive probability is 0.885, ranging from 0.634 to 0.915 across seeds. A neutral model is adequate for this trajectory, which is concordance rather than proof that copying was neutral; the predictive interval is wide because population size is itself uncertain.</w:t>
       </w:r>
     </w:p>
     <w:p>
@@ -15414,10 +15431,7 @@
         </m:r>
       </m:oMath>
       <w:r>
-        <w:t xml:space="preserve"> </w:t>
-      </w:r>
-      <w:r>
-        <w:t xml:space="preserve">the representation is the site map alone; as</w:t>
+        <w:t xml:space="preserve">, the representation is the site map alone; as</w:t>
       </w:r>
       <w:r>
         <w:t xml:space="preserve"> </w:t>
@@ -15431,7 +15445,7 @@
         <w:t xml:space="preserve"> </w:t>
       </w:r>
       <w:r>
-        <w:t xml:space="preserve">grows it becomes assemblage composition alone. Each clustering is compared with Mainfort’s published assignments by the adjusted Rand index. We ran three composition transforms, three clustering methods (</w:t>
+        <w:t xml:space="preserve">grows, it becomes assemblage composition alone. We compare each clustering with Mainfort’s published assignments using the adjusted Rand index. We ran three composition transforms, three clustering methods (</w:t>
       </w:r>
       <m:oMath>
         <m:r>
@@ -15459,7 +15473,7 @@
         <w:pStyle w:val="BodyText"/>
       </w:pPr>
       <w:r>
-        <w:t xml:space="preserve">Class proportions are compositional data, and the centered log-ratio transform is the usual choice for them. It cannot be applied here without a choice that decides the result. Of the 280 cells in the basin matrix, 105 are zero, and the log of zero is undefined. Replacing zeros with a fraction of the smallest positive proportion lets that fraction set how strongly absence counts, and agreement with the phases follows it:</w:t>
+        <w:t xml:space="preserve">Class proportions are compositional data, and the centered log-ratio transform is the usual choice. It cannot be applied here without a choice that determines the result. Of the 280 cells in the basin matrix, 105 are zero, and log (0) is undefined. Replacing zeros with a fraction of the smallest positive proportion lets that fraction set how strongly absence counts, and agreement with the phases follows it:</w:t>
       </w:r>
     </w:p>
     <w:tbl>
@@ -15648,7 +15662,7 @@
         <w:t xml:space="preserve"> </w:t>
       </w:r>
       <w:r>
-        <w:t xml:space="preserve">table and phases separately from the primary dataset, as a contrast case. His phases were redrawn after an ordination of largely the same decorated counts, so a comparison of his lines with other lines is decided in part by how the lines were drawn, and his table is not a larger sample once restricted to decorated classes. This section gives the details of that analysis.</w:t>
+        <w:t xml:space="preserve">table and phases separately from the primary dataset, as a contrast case. He redrew his phases after an ordination of largely the same decorated counts, so comparing his lines with others depends in part on how he drew them, and his table is not a larger sample once restricted to decorated classes. This section details that analysis.</w:t>
       </w:r>
     </w:p>
     <w:p>
@@ -15725,7 +15739,7 @@
         <w:t xml:space="preserve"> </w:t>
       </w:r>
       <w:r>
-        <w:t xml:space="preserve">under his labels. A second reader checked the transcription of his table against the published page; the one row whose cells do not sum to its printed total, Hatchie (818 against 814), is correct as transcribed, and no analysis uses the printed totals.</w:t>
+        <w:t xml:space="preserve">under his labels. A second reader checked the transcription of his table against the published page; the one row whose cells do not sum to its printed total, Hatchie (818 against 814), is transcribed correctly, and no analysis uses the printed totals.</w:t>
       </w:r>
     </w:p>
     <w:tbl>
@@ -15972,7 +15986,7 @@
         <w:pStyle w:val="BodyText"/>
       </w:pPr>
       <w:r>
-        <w:t xml:space="preserve">Under his phases the cultural</w:t>
+        <w:t xml:space="preserve">Under his phases, the cultural</w:t>
       </w:r>
       <w:r>
         <w:t xml:space="preserve"> </w:t>
@@ -16822,7 +16836,7 @@
         <w:t xml:space="preserve">output/findings/matrix_integrity.md</w:t>
       </w:r>
       <w:r>
-        <w:t xml:space="preserve">), so for those sites this is a second sampling of the same collections; only the western Tennessee sites, from Tennessee Division of Archaeology collections, are material the survey never had. The copying model is not rerun on his table because it is calibrated to the main matrix, and recalibrating it would be a separate study.</w:t>
+        <w:t xml:space="preserve">), so for those sites this is a second sampling of the same collections; only the western Tennessee sites, from Tennessee Division of Archaeology collections, are material the survey never had. The copying model is not rerun on this table because it is calibrated to the main matrix, and recalibrating it would be a separate study.</w:t>
       </w:r>
     </w:p>
     <w:bookmarkEnd w:id="159"/>
@@ -16861,7 +16875,7 @@
         <w:t xml:space="preserve">data/raw/coordinate_corrections.csv</w:t>
       </w:r>
       <w:r>
-        <w:t xml:space="preserve">): Belle Meade and Beck are moved to author-supplied coordinates inside the sections Phillips, Ford, and Griffin record, and Starkley and Davis (13-N-5) to the survey’s own coordinates, which fall inside their recorded sections (for Davis, SE1/4 SE1/4 of Section 14, T3N R5E, confirmed against the Bureau of Land Management’s cadastral survey layer). The survey’s coordinates were recorded in the 1927 North American Datum. Reading them in the 1983 datum instead places each point about 209 m south of where the survey placed it, so we convert them. We convert only where a coordinate can be shown to derive from the survey: an assemblage coordinate is converted when it lies within 10 m of the survey’s coordinate for that site read in the 1983 datum. That applies to 20 assemblages, 16 of them in the basin set, each moved 209 m. Eleven further coordinates lie within 100 m of that reading but outside the tolerance (14 to 54 m for the eight in the basin set), which means they were derived another way; eight of them are Mainfort’s own points, and all eleven are left as recorded. Settlement-table rows whose source is the survey (367 rows) are converted the same way. The conversion leaves the</w:t>
+        <w:t xml:space="preserve">): Belle Meade and Beck are moved to author-supplied coordinates inside the sections Phillips, Ford, and Griffin record, and Starkley and Davis (13-N-5) to the survey’s own coordinates, which fall inside their recorded sections (for Davis, SE1/4 SE1/4 of Section 14, T3N R5E, confirmed against the Bureau of Land Management’s cadastral survey layer). The survey’s coordinates were recorded in the 1927 North American Datum. Reading them in the 1983 datum instead places each point about 209 m south of where the survey placed it, so we convert them. We convert only coordinates that can be derived from the survey: an assemblage coordinate is converted when it lies within 10 m of the survey coordinate for that site read in the 1983 datum. That applies to 20 assemblages, 16 of them in the basin set, each moved 209 m. Eleven further coordinates lie within 100 m of that reading but outside the tolerance (14 to 54 m for the eight in the basin set), which means they were derived another way; eight of them are Mainfort’s own points, and all eleven are left as recorded. Settlement-table rows whose source is the survey (367 rows) are converted the same way. The conversion leaves the</w:t>
       </w:r>
       <w:r>
         <w:t xml:space="preserve"> </w:t>
@@ -16984,7 +16998,7 @@
         <w:pStyle w:val="BodyText"/>
       </w:pPr>
       <w:r>
-        <w:t xml:space="preserve">To test whether the seriation axis tracks calendar time, we pooled the dates of the four proveniences matching our assemblages (Kent Place, Parkin, Neeley’s Ferry, and Clay Hill; 26 dates) and correlated their median calibrated ages with position on the first correspondence-analysis axis. With pooled calibrated medians the rank correlation is 0.40 in magnitude, with Clay Hill out of order, and it favors orienting the axis the way the analyses do; with one-sigma calibrated midpoints it is zero. Four points under two reasonable conventions that disagree cannot establish which end of the axis is later.</w:t>
+        <w:t xml:space="preserve">To test whether the seriation axis tracks calendar time, we pooled the dates of the four proveniences matching our assemblages (Kent Place, Parkin, Neeley’s Ferry, and Clay Hill; 26 dates) and correlated their median calibrated ages with position on the first correspondence-analysis axis. With pooled calibrated medians, the rank correlation is 0.40 in magnitude, with Clay Hill out of order, and it favors orienting the axis the way the analyses do; with one-sigma calibrated midpoints, it is zero. Four points under two reasonable conventions that disagree cannot establish which end of the axis is later.</w:t>
       </w:r>
     </w:p>
     <w:p>
@@ -17033,7 +17047,7 @@
         <w:t xml:space="preserve">analyses/87_axis_geography.py</w:t>
       </w:r>
       <w:r>
-        <w:t xml:space="preserve">). It is largely a south-to-north gradient in composition, which is what the main text’s argument would lead one to expect, and it is not a reliable proxy for time. The analyses therefore orient the axis in the direction the medians weakly favor, and every direction-dependent result is reported both ways.</w:t>
+        <w:t xml:space="preserve">). It is largely a south-to-north gradient in composition, which is what the main text’s argument would lead one to expect, and it is not a reliable proxy for time. The analyses therefore orient the axis in the direction the medians weakly favor, and report every direction-dependent result both ways.</w:t>
       </w:r>
     </w:p>
     <w:p>
@@ -17131,645 +17145,17 @@
       </w:r>
     </w:p>
     <w:bookmarkEnd w:id="164"/>
-    <w:bookmarkStart w:id="176" w:name="X490dfca6be40dac40453279b4635251c9fd7a99"/>
+    <w:bookmarkStart w:id="231" w:name="references"/>
     <w:p>
       <w:pPr>
         <w:pStyle w:val="Heading2"/>
       </w:pPr>
       <w:r>
-        <w:t xml:space="preserve">The southeast-Missouri assemblages, and why we do not analyze them</w:t>
+        <w:t xml:space="preserve">References</w:t>
       </w:r>
     </w:p>
-    <w:p>
-      <w:pPr>
-        <w:pStyle w:val="FirstParagraph"/>
-      </w:pPr>
-      <w:r>
-        <w:t xml:space="preserve">The main text tests one region. This section reports an attempt to extend the test to a second and explains why it does not appear there. The southeast-Missouri material is not adequate for the test at present, not because its phases are sounder or weaker than the basin’s but because its classes and sample sizes measure something other than the stylistic copying the test is built for. We report the attempt because a negative of this kind is useful to the next person who considers the same extension.</w:t>
-      </w:r>
-    </w:p>
-    <w:bookmarkStart w:id="165" w:name="what-we-tried"/>
-    <w:p>
-      <w:pPr>
-        <w:pStyle w:val="Heading3"/>
-      </w:pPr>
-      <w:r>
-        <w:t xml:space="preserve">What we tried</w:t>
-      </w:r>
-    </w:p>
-    <w:p>
-      <w:pPr>
-        <w:pStyle w:val="FirstParagraph"/>
-      </w:pPr>
-      <w:r>
-        <w:t xml:space="preserve">Williams</w:t>
-      </w:r>
-      <w:r>
-        <w:t xml:space="preserve"> </w:t>
-      </w:r>
-      <w:r>
-        <w:t xml:space="preserve">(1954)</w:t>
-      </w:r>
-      <w:r>
-        <w:t xml:space="preserve"> </w:t>
-      </w:r>
-      <w:r>
-        <w:t xml:space="preserve">divided the southeast-Missouri lowlands into four named Mississippian phases, which makes it the obvious second case. We digitized his survey tables and georeferenced the sites through the Lower Mississippi Survey grid, which places his assemblages and the basin’s in one frame (Figure S11). Across the named physiographic regions the cultural</w:t>
-      </w:r>
-      <w:r>
-        <w:t xml:space="preserve"> </w:t>
-      </w:r>
-      <m:oMath>
-        <m:sSub>
-          <m:e>
-            <m:r>
-              <m:t>F</m:t>
-            </m:r>
-          </m:e>
-          <m:sub>
-            <m:r>
-              <m:t>S</m:t>
-            </m:r>
-            <m:r>
-              <m:t>T</m:t>
-            </m:r>
-          </m:sub>
-        </m:sSub>
-      </m:oMath>
-      <w:r>
-        <w:t xml:space="preserve"> </w:t>
-      </w:r>
-      <w:r>
-        <w:t xml:space="preserve">is 0.11, most of it a Woodland-to-Mississippian change in composition rather than contemporaneous social structure. Restricting the analysis to assemblages with at least 30 sherds in non-Woodland classes, and to those classes, leaves 39 assemblages over 42 classes and lowers the between-cluster</w:t>
-      </w:r>
-      <w:r>
-        <w:t xml:space="preserve"> </w:t>
-      </w:r>
-      <m:oMath>
-        <m:sSub>
-          <m:e>
-            <m:r>
-              <m:t>F</m:t>
-            </m:r>
-          </m:e>
-          <m:sub>
-            <m:r>
-              <m:t>S</m:t>
-            </m:r>
-            <m:r>
-              <m:t>T</m:t>
-            </m:r>
-          </m:sub>
-        </m:sSub>
-      </m:oMath>
-      <w:r>
-        <w:t xml:space="preserve"> </w:t>
-      </w:r>
-      <w:r>
-        <w:t xml:space="preserve">to 0.034 across four spatial clusters. Several assemblages from one location remain separate points, which already limits their independence.</w:t>
-      </w:r>
-    </w:p>
-    <w:p>
-      <w:pPr>
-        <w:pStyle w:val="BodyText"/>
-      </w:pPr>
-      <w:r>
-        <w:t xml:space="preserve">Run through the same calibrated comparison as the basin, the set behaves much as the basin does. Its assemblages do not separate into clusters on the ordination (Figure S12A and B). Ten parameter combinations match its diversity under pooled-profile innovation on the screen and eight on the fifty-run check, and at the matched combination most favorable to the model (120 learners, innovation 0.004, mixing 0.02, great-circle distance) the observed</w:t>
-      </w:r>
-      <w:r>
-        <w:t xml:space="preserve"> </w:t>
-      </w:r>
-      <m:oMath>
-        <m:sSub>
-          <m:e>
-            <m:r>
-              <m:t>F</m:t>
-            </m:r>
-          </m:e>
-          <m:sub>
-            <m:r>
-              <m:t>S</m:t>
-            </m:r>
-            <m:r>
-              <m:t>T</m:t>
-            </m:r>
-          </m:sub>
-        </m:sSub>
-      </m:oMath>
-      <w:r>
-        <w:t xml:space="preserve"> </w:t>
-      </w:r>
-      <w:r>
-        <w:t xml:space="preserve">lies inside the simulated range of 0.004 to 0.040 (median 0.012), reached by 4.6 percent of simulated datasets in seriation order, 3.2 percent in reverse, and 5.4 percent as contemporaneous. Uniform innovation fits at no combination and overpredicts the differentiation about two-and-a-half-fold at its nearest one (median 0.083). The bounded-groups model at a copying factor of 0.03 raises the median to 0.025 and reaches the observation in 30 percent of 30 runs (Figure S12C). Taken at face value this repeats the basin’s result, and it matches the verdict Fox</w:t>
-      </w:r>
-      <w:r>
-        <w:t xml:space="preserve"> </w:t>
-      </w:r>
-      <w:r>
-        <w:t xml:space="preserve">(1998)</w:t>
-      </w:r>
-      <w:r>
-        <w:t xml:space="preserve"> </w:t>
-      </w:r>
-      <w:r>
-        <w:t xml:space="preserve">reached for these phases by cluster analysis and ordination.</w:t>
-      </w:r>
-    </w:p>
-    <w:bookmarkEnd w:id="165"/>
-    <w:bookmarkStart w:id="166" w:name="why-we-do-not-report-it-as-a-result"/>
-    <w:p>
-      <w:pPr>
-        <w:pStyle w:val="Heading3"/>
-      </w:pPr>
-      <w:r>
-        <w:t xml:space="preserve">Why we do not report it as a result</w:t>
-      </w:r>
-    </w:p>
-    <w:p>
-      <w:pPr>
-        <w:pStyle w:val="FirstParagraph"/>
-      </w:pPr>
-      <w:r>
-        <w:t xml:space="preserve">Taking it at face value would be a mistake, for three reasons that appear only once the classes are examined rather than counted (</w:t>
-      </w:r>
-      <w:r>
-        <w:rPr>
-          <w:rStyle w:val="VerbatimChar"/>
-        </w:rPr>
-        <w:t xml:space="preserve">analyses/66_cmv_class_composition.py</w:t>
-      </w:r>
-      <w:r>
-        <w:t xml:space="preserve">).</w:t>
-      </w:r>
-    </w:p>
-    <w:p>
-      <w:pPr>
-        <w:pStyle w:val="BodyText"/>
-      </w:pPr>
-      <w:r>
-        <w:rPr>
-          <w:b/>
-          <w:bCs/>
-        </w:rPr>
-        <w:t xml:space="preserve">The set is ninety percent plain ware.</w:t>
-      </w:r>
-      <w:r>
-        <w:t xml:space="preserve"> </w:t>
-      </w:r>
-      <w:r>
-        <w:t xml:space="preserve">Mississippi Plain alone is 81.5 percent of the 8,958 analyzed sherds, Bell Plain a further 7.5 percent, and the four plain classes together 90.1 percent. The basin analysis uses ten decorated types and no plain ware at all. Plain wares are utility pottery, and the paste difference between Mississippi Plain and Bell Plain is a matter of manufacture and function rather than style. It is also where most of the differentiation lies: the plain component alone gives a between-cluster</w:t>
-      </w:r>
-      <w:r>
-        <w:t xml:space="preserve"> </w:t>
-      </w:r>
-      <m:oMath>
-        <m:sSub>
-          <m:e>
-            <m:r>
-              <m:t>F</m:t>
-            </m:r>
-          </m:e>
-          <m:sub>
-            <m:r>
-              <m:t>S</m:t>
-            </m:r>
-            <m:r>
-              <m:t>T</m:t>
-            </m:r>
-          </m:sub>
-        </m:sSub>
-      </m:oMath>
-      <w:r>
-        <w:t xml:space="preserve"> </w:t>
-      </w:r>
-      <w:r>
-        <w:t xml:space="preserve">of 0.065, and the Mississippi-to-Bell ratio alone 0.076, both well above the 0.034 of the full set. A difference between groups in that variable is what Table S1 files under environmental patchiness, which the test cannot separate from bounded interaction on this evidence.</w:t>
-      </w:r>
-    </w:p>
-    <w:p>
-      <w:pPr>
-        <w:pStyle w:val="BodyText"/>
-      </w:pPr>
-      <w:r>
-        <w:rPr>
-          <w:b/>
-          <w:bCs/>
-        </w:rPr>
-        <w:t xml:space="preserve">The stylistic part is too small to test.</w:t>
-      </w:r>
-      <w:r>
-        <w:t xml:space="preserve"> </w:t>
-      </w:r>
-      <w:r>
-        <w:t xml:space="preserve">Only 883 sherds, 9.9 percent of the set, are not plain, a median of 16 per assemblage spread across 38 classes. Even a 30-sherd minimum for decorated material leaves 12 of the 39 assemblages. The basin set carries 14,101 decorated sherds, a median of 251 per assemblage across ten classes.</w:t>
-      </w:r>
-    </w:p>
-    <w:p>
-      <w:pPr>
-        <w:pStyle w:val="BodyText"/>
-      </w:pPr>
-      <w:r>
-        <w:rPr>
-          <w:b/>
-          <w:bCs/>
-        </w:rPr>
-        <w:t xml:space="preserve">Most of the decorated material is surface film rather than design, and it is chronologically loaded.</w:t>
-      </w:r>
-      <w:r>
-        <w:t xml:space="preserve"> </w:t>
-      </w:r>
-      <w:r>
-        <w:t xml:space="preserve">Varney Red is 38.7 percent of the non-plain sherds and Old Town Red Filmed a further 17.4 percent. Varney Red is a chronologically diagnostic red-filmed ware that the Woodland exclusion does not catch, so its spatial pattern carries the very gradient that exclusion was meant to remove. Dropping it moves the</w:t>
-      </w:r>
-      <w:r>
-        <w:t xml:space="preserve"> </w:t>
-      </w:r>
-      <m:oMath>
-        <m:sSub>
-          <m:e>
-            <m:r>
-              <m:t>F</m:t>
-            </m:r>
-          </m:e>
-          <m:sub>
-            <m:r>
-              <m:t>S</m:t>
-            </m:r>
-            <m:r>
-              <m:t>T</m:t>
-            </m:r>
-          </m:sub>
-        </m:sSub>
-      </m:oMath>
-      <w:r>
-        <w:t xml:space="preserve"> </w:t>
-      </w:r>
-      <w:r>
-        <w:t xml:space="preserve">of the named non-plain types from 0.351 to 0.180. Twenty-nine of the 38 non-plain classes occur in only one of the four spatial clusters while holding 302 sherds among them, so rarity and spatial restriction cannot be separated at this sample size.</w:t>
-      </w:r>
-    </w:p>
-    <w:p>
-      <w:pPr>
-        <w:pStyle w:val="BodyText"/>
-      </w:pPr>
-      <w:r>
-        <w:t xml:space="preserve">The non-plain subset does differentiate strongly (0.325), and not as an artifact of small samples: resampling every assemblage from the regional pooled profile at its own count gives a median of 0.003. Neither is it a clean measurement of style, for the reasons just given. The honest statement is not that southeast Missouri is differentiated or undifferentiated. It is that this set cannot answer the question the basin set is asked.</w:t>
-      </w:r>
-    </w:p>
-    <w:bookmarkEnd w:id="166"/>
-    <w:bookmarkStart w:id="167" w:name="how-this-shows-up-in-the-modeling"/>
-    <w:p>
-      <w:pPr>
-        <w:pStyle w:val="Heading3"/>
-      </w:pPr>
-      <w:r>
-        <w:t xml:space="preserve">How this shows up in the modeling</w:t>
-      </w:r>
-    </w:p>
-    <w:p>
-      <w:pPr>
-        <w:pStyle w:val="FirstParagraph"/>
-      </w:pPr>
-      <w:r>
-        <w:t xml:space="preserve">The composition problem is visible in the model’s behavior, which is what first drew our attention to it. In the basin, the innovation boundary raises differentiation with the diversity match intact: from a reordered share of 0 to 0.3 the median</w:t>
-      </w:r>
-      <w:r>
-        <w:t xml:space="preserve"> </w:t>
-      </w:r>
-      <m:oMath>
-        <m:sSub>
-          <m:e>
-            <m:r>
-              <m:t>F</m:t>
-            </m:r>
-          </m:e>
-          <m:sub>
-            <m:r>
-              <m:t>S</m:t>
-            </m:r>
-            <m:r>
-              <m:t>T</m:t>
-            </m:r>
-          </m:sub>
-        </m:sSub>
-      </m:oMath>
-      <w:r>
-        <w:t xml:space="preserve"> </w:t>
-      </w:r>
-      <w:r>
-        <w:t xml:space="preserve">rises from 0.0022 to 0.0122, passing the observed 0.0062 between 0.2 and 0.25, and all three diversity summaries stay within tolerance until the share reaches 0.4 (1,200 runs per setting,</w:t>
-      </w:r>
-      <w:r>
-        <w:t xml:space="preserve"> </w:t>
-      </w:r>
-      <w:r>
-        <w:rPr>
-          <w:rStyle w:val="VerbatimChar"/>
-        </w:rPr>
-        <w:t xml:space="preserve">output/findings/other_departures_c_highrep.md</w:t>
-      </w:r>
-      <w:r>
-        <w:t xml:space="preserve">). On the southeast-Missouri set the same change reaches the observed 0.034 at a share of 0.2 (median 0.033), but the diversity match is already lost at 0.15 and at every share above it, so no setting both reaches the observation and holds the match; the largest share that keeps the match, 0.1, leaves the median at 0.017, half the observed value. The cause is the plain ware. With the top two classes holding 89 percent of all sherds, reordering a group’s innovation profile so that it catches Mississippi Plain moves the whole assemblage rather than its margins. The quantity being varied is the composition of utility pottery.</w:t>
-      </w:r>
-    </w:p>
-    <w:bookmarkEnd w:id="167"/>
-    <w:bookmarkStart w:id="168" w:name="a-defect-in-the-source-table"/>
-    <w:p>
-      <w:pPr>
-        <w:pStyle w:val="Heading3"/>
-      </w:pPr>
-      <w:r>
-        <w:t xml:space="preserve">A defect in the source table</w:t>
-      </w:r>
-    </w:p>
-    <w:p>
-      <w:pPr>
-        <w:pStyle w:val="FirstParagraph"/>
-      </w:pPr>
-      <w:r>
-        <w:t xml:space="preserve">Three classes in the digitized Williams tables are each carried twice, because their names differ only in capitalization:</w:t>
-      </w:r>
-      <w:r>
-        <w:t xml:space="preserve"> </w:t>
-      </w:r>
-      <w:r>
-        <w:t xml:space="preserve">“Thin Ware”</w:t>
-      </w:r>
-      <w:r>
-        <w:t xml:space="preserve"> </w:t>
-      </w:r>
-      <w:r>
-        <w:t xml:space="preserve">and</w:t>
-      </w:r>
-      <w:r>
-        <w:t xml:space="preserve"> </w:t>
-      </w:r>
-      <w:r>
-        <w:t xml:space="preserve">“Thin ware”</w:t>
-      </w:r>
-      <w:r>
-        <w:t xml:space="preserve"> </w:t>
-      </w:r>
-      <w:r>
-        <w:t xml:space="preserve">(5 and 49 sherds),</w:t>
-      </w:r>
-      <w:r>
-        <w:t xml:space="preserve"> </w:t>
-      </w:r>
-      <w:r>
-        <w:t xml:space="preserve">“Fine Ware”</w:t>
-      </w:r>
-      <w:r>
-        <w:t xml:space="preserve"> </w:t>
-      </w:r>
-      <w:r>
-        <w:t xml:space="preserve">and</w:t>
-      </w:r>
-      <w:r>
-        <w:t xml:space="preserve"> </w:t>
-      </w:r>
-      <w:r>
-        <w:t xml:space="preserve">“Fine ware”</w:t>
-      </w:r>
-      <w:r>
-        <w:t xml:space="preserve"> </w:t>
-      </w:r>
-      <w:r>
-        <w:t xml:space="preserve">(4 and 30), and</w:t>
-      </w:r>
-      <w:r>
-        <w:t xml:space="preserve"> </w:t>
-      </w:r>
-      <w:r>
-        <w:t xml:space="preserve">“Brown Slip”</w:t>
-      </w:r>
-      <w:r>
-        <w:t xml:space="preserve"> </w:t>
-      </w:r>
-      <w:r>
-        <w:t xml:space="preserve">and</w:t>
-      </w:r>
-      <w:r>
-        <w:t xml:space="preserve"> </w:t>
-      </w:r>
-      <w:r>
-        <w:t xml:space="preserve">“Brown slip”</w:t>
-      </w:r>
-      <w:r>
-        <w:t xml:space="preserve"> </w:t>
-      </w:r>
-      <w:r>
-        <w:t xml:space="preserve">(2 and 2). Together they are 92 sherds, and nothing above turns on them, but they inflate the class count and should be merged at the source before anyone builds on this table.</w:t>
-      </w:r>
-    </w:p>
-    <w:bookmarkEnd w:id="168"/>
-    <w:bookmarkStart w:id="175" w:name="what-would-make-the-extension-possible"/>
-    <w:p>
-      <w:pPr>
-        <w:pStyle w:val="Heading3"/>
-      </w:pPr>
-      <w:r>
-        <w:t xml:space="preserve">What would make the extension possible</w:t>
-      </w:r>
-    </w:p>
-    <w:p>
-      <w:pPr>
-        <w:pStyle w:val="FirstParagraph"/>
-      </w:pPr>
-      <w:r>
-        <w:t xml:space="preserve">The extension needs a decorated-only analysis of these assemblages, on named types with red films treated separately from incised and punctated design, and with sample sizes raised by returning to the collections rather than to the published tables. Until then the southeast-Missouri phases stand on Fox’s ordination as independent evidence that they do not hold as groups, a different and weaker claim than the one the main text makes for the St. Francis basin.</w:t>
-      </w:r>
-    </w:p>
-    <w:p>
-      <w:pPr>
-        <w:pStyle w:val="CaptionedFigure"/>
-      </w:pPr>
-      <w:r>
-        <w:drawing>
-          <wp:inline>
-            <wp:extent cx="4572000" cy="5251704"/>
-            <wp:effectExtent b="0" l="0" r="0" t="0"/>
-            <wp:docPr descr="Figure S11. Regional setting of the St. Francis basin analysis and of the southeast-Missouri survey discussed in this section. The central-valley southeast-Missouri survey of Williams (1954) is shown in blue and the lower-valley St. Francis basin assemblages in vermilion, with Parkin as a black star. Italic labels mark the named physiographic regions: Cairo Lowland, Sikeston Ridge, Malden Plain, and Little River in the central valley, and the St. Francis basin in the lower valley. Hydrography is from HydroRIVERS (Lehner and Grill 2013), with line width scaled by flow order so that the Mississippi appears as the heaviest line. State boundaries and the locator inset are from Natural Earth." title="" id="170" name="Picture"/>
-            <a:graphic>
-              <a:graphicData uri="http://schemas.openxmlformats.org/drawingml/2006/picture">
-                <pic:pic>
-                  <pic:nvPicPr>
-                    <pic:cNvPr descr="../../figures/figS7_regional.png" id="171" name="Picture"/>
-                    <pic:cNvPicPr>
-                      <a:picLocks noChangeArrowheads="1" noChangeAspect="1"/>
-                    </pic:cNvPicPr>
-                  </pic:nvPicPr>
-                  <pic:blipFill>
-                    <a:blip r:embed="rId169"/>
-                    <a:stretch>
-                      <a:fillRect/>
-                    </a:stretch>
-                  </pic:blipFill>
-                  <pic:spPr bwMode="auto">
-                    <a:xfrm>
-                      <a:off x="0" y="0"/>
-                      <a:ext cx="4572000" cy="5251704"/>
-                    </a:xfrm>
-                    <a:prstGeom prst="rect">
-                      <a:avLst/>
-                    </a:prstGeom>
-                    <a:noFill/>
-                    <a:ln w="9525">
-                      <a:noFill/>
-                      <a:headEnd/>
-                      <a:tailEnd/>
-                    </a:ln>
-                  </pic:spPr>
-                </pic:pic>
-              </a:graphicData>
-            </a:graphic>
-          </wp:inline>
-        </w:drawing>
-      </w:r>
-    </w:p>
-    <w:p>
-      <w:pPr>
-        <w:pStyle w:val="ImageCaption"/>
-      </w:pPr>
-      <w:r>
-        <w:rPr>
-          <w:b/>
-          <w:bCs/>
-        </w:rPr>
-        <w:t xml:space="preserve">Figure S11.</w:t>
-      </w:r>
-      <w:r>
-        <w:t xml:space="preserve"> </w:t>
-      </w:r>
-      <w:r>
-        <w:t xml:space="preserve">Regional setting of the St. Francis basin analysis and of the southeast-Missouri survey discussed in this section. The central-valley southeast-Missouri survey of Williams</w:t>
-      </w:r>
-      <w:r>
-        <w:t xml:space="preserve"> </w:t>
-      </w:r>
-      <w:r>
-        <w:t xml:space="preserve">(1954)</w:t>
-      </w:r>
-      <w:r>
-        <w:t xml:space="preserve"> </w:t>
-      </w:r>
-      <w:r>
-        <w:t xml:space="preserve">is shown in blue and the lower-valley St. Francis basin assemblages in vermilion, with Parkin as a black star. Italic labels mark the named physiographic regions: Cairo Lowland, Sikeston Ridge, Malden Plain, and Little River in the central valley, and the St. Francis basin in the lower valley. Hydrography is from HydroRIVERS</w:t>
-      </w:r>
-      <w:r>
-        <w:t xml:space="preserve"> </w:t>
-      </w:r>
-      <w:r>
-        <w:t xml:space="preserve">(Lehner and Grill 2013)</w:t>
-      </w:r>
-      <w:r>
-        <w:t xml:space="preserve">, with line width scaled by flow order so that the Mississippi appears as the heaviest line. State boundaries and the locator inset are from Natural Earth.</w:t>
-      </w:r>
-    </w:p>
-    <w:p>
-      <w:pPr>
-        <w:pStyle w:val="CaptionedFigure"/>
-      </w:pPr>
-      <w:r>
-        <w:drawing>
-          <wp:inline>
-            <wp:extent cx="4754880" cy="3691584"/>
-            <wp:effectExtent b="0" l="0" r="0" t="0"/>
-            <wp:docPr descr="Figure S12. Within-region structure under the calibrated comparison. (A, B) Multidimensional scaling of decorated Brainerd-Robinson dissimilarity for the St. Francis basin and for the southeast-Missouri assemblages (Mississippian classes only, so the comparison is not driven by the Woodland-to-Mississippian change), with markers distinguishing within-region spatial clusters. The basin assemblages intermix; in southeast Missouri one cluster separates along the first axis. (C) The observed between-cluster cultural F_{ST} for each region (diamond; 0.006 for the basin at two clusters) against the 95 percent ranges of three models run on the real coordinates and subsampled to the observed counts: the calibrated neutral copying model with pooled-profile innovation (dark), the same model with uniform innovation at its nearest calibration combination (mid-gray, which does not fit robustly in either region), and the bounded-groups model at a copying factor of 0.03 (light). In both regions the observed value lies inside the calibrated model’s range. The southeast-Missouri panels document the attempt described in this section rather than a result." title="" id="173" name="Picture"/>
-            <a:graphic>
-              <a:graphicData uri="http://schemas.openxmlformats.org/drawingml/2006/picture">
-                <pic:pic>
-                  <pic:nvPicPr>
-                    <pic:cNvPr descr="../../figures/figS8_within_region.png" id="174" name="Picture"/>
-                    <pic:cNvPicPr>
-                      <a:picLocks noChangeArrowheads="1" noChangeAspect="1"/>
-                    </pic:cNvPicPr>
-                  </pic:nvPicPr>
-                  <pic:blipFill>
-                    <a:blip r:embed="rId172"/>
-                    <a:stretch>
-                      <a:fillRect/>
-                    </a:stretch>
-                  </pic:blipFill>
-                  <pic:spPr bwMode="auto">
-                    <a:xfrm>
-                      <a:off x="0" y="0"/>
-                      <a:ext cx="4754880" cy="3691584"/>
-                    </a:xfrm>
-                    <a:prstGeom prst="rect">
-                      <a:avLst/>
-                    </a:prstGeom>
-                    <a:noFill/>
-                    <a:ln w="9525">
-                      <a:noFill/>
-                      <a:headEnd/>
-                      <a:tailEnd/>
-                    </a:ln>
-                  </pic:spPr>
-                </pic:pic>
-              </a:graphicData>
-            </a:graphic>
-          </wp:inline>
-        </w:drawing>
-      </w:r>
-    </w:p>
-    <w:p>
-      <w:pPr>
-        <w:pStyle w:val="ImageCaption"/>
-      </w:pPr>
-      <w:r>
-        <w:rPr>
-          <w:b/>
-          <w:bCs/>
-        </w:rPr>
-        <w:t xml:space="preserve">Figure S12.</w:t>
-      </w:r>
-      <w:r>
-        <w:t xml:space="preserve"> </w:t>
-      </w:r>
-      <w:r>
-        <w:t xml:space="preserve">Within-region structure under the calibrated comparison. (A, B) Multidimensional scaling of decorated Brainerd-Robinson dissimilarity for the St. Francis basin and for the southeast-Missouri assemblages (Mississippian classes only, so the comparison is not driven by the Woodland-to-Mississippian change), with markers distinguishing within-region spatial clusters. The basin assemblages intermix; in southeast Missouri one cluster separates along the first axis. (C) The observed between-cluster cultural</w:t>
-      </w:r>
-      <w:r>
-        <w:t xml:space="preserve"> </w:t>
-      </w:r>
-      <m:oMath>
-        <m:sSub>
-          <m:e>
-            <m:r>
-              <m:t>F</m:t>
-            </m:r>
-          </m:e>
-          <m:sub>
-            <m:r>
-              <m:t>S</m:t>
-            </m:r>
-            <m:r>
-              <m:t>T</m:t>
-            </m:r>
-          </m:sub>
-        </m:sSub>
-      </m:oMath>
-      <w:r>
-        <w:t xml:space="preserve"> </w:t>
-      </w:r>
-      <w:r>
-        <w:t xml:space="preserve">for each region (diamond; 0.006 for the basin at two clusters) against the 95 percent ranges of three models run on the real coordinates and subsampled to the observed counts: the calibrated neutral copying model with pooled-profile innovation (dark), the same model with uniform innovation at its nearest calibration combination (mid-gray, which does not fit robustly in either region), and the bounded-groups model at a copying factor of 0.03 (light). In both regions the observed value lies inside the calibrated model’s range. The southeast-Missouri panels document the attempt described in this section rather than a result.</w:t>
-      </w:r>
-    </w:p>
-    <w:bookmarkEnd w:id="175"/>
-    <w:bookmarkEnd w:id="176"/>
-    <w:bookmarkStart w:id="246" w:name="references"/>
-    <w:p>
-      <w:pPr>
-        <w:pStyle w:val="Heading2"/>
-      </w:pPr>
-      <w:r>
-        <w:t xml:space="preserve">References</w:t>
-      </w:r>
-    </w:p>
-    <w:bookmarkStart w:id="245" w:name="refs"/>
-    <w:bookmarkStart w:id="177" w:name="ref-beaumont_zhang_balding_2002"/>
+    <w:bookmarkStart w:id="230" w:name="refs"/>
+    <w:bookmarkStart w:id="165" w:name="ref-beaumont_zhang_balding_2002"/>
     <w:p>
       <w:pPr>
         <w:pStyle w:val="Bibliography"/>
@@ -17806,8 +17192,8 @@
         <w:t xml:space="preserve">162(4):2025–2035.</w:t>
       </w:r>
     </w:p>
-    <w:bookmarkEnd w:id="177"/>
-    <w:bookmarkStart w:id="179" w:name="ref-bell_richerson_mcelreath_2009"/>
+    <w:bookmarkEnd w:id="165"/>
+    <w:bookmarkStart w:id="167" w:name="ref-bell_richerson_mcelreath_2009"/>
     <w:p>
       <w:pPr>
         <w:pStyle w:val="Bibliography"/>
@@ -17834,7 +17220,7 @@
       <w:r>
         <w:t xml:space="preserve"> </w:t>
       </w:r>
-      <w:hyperlink r:id="rId178">
+      <w:hyperlink r:id="rId166">
         <w:r>
           <w:rPr>
             <w:rStyle w:val="Hyperlink"/>
@@ -17846,8 +17232,8 @@
         <w:t xml:space="preserve">.</w:t>
       </w:r>
     </w:p>
-    <w:bookmarkEnd w:id="179"/>
-    <w:bookmarkStart w:id="181" w:name="ref-bentley_hahn_shennan_2004"/>
+    <w:bookmarkEnd w:id="167"/>
+    <w:bookmarkStart w:id="169" w:name="ref-bentley_hahn_shennan_2004"/>
     <w:p>
       <w:pPr>
         <w:pStyle w:val="Bibliography"/>
@@ -17874,7 +17260,7 @@
       <w:r>
         <w:t xml:space="preserve"> </w:t>
       </w:r>
-      <w:hyperlink r:id="rId180">
+      <w:hyperlink r:id="rId168">
         <w:r>
           <w:rPr>
             <w:rStyle w:val="Hyperlink"/>
@@ -17886,8 +17272,8 @@
         <w:t xml:space="preserve">.</w:t>
       </w:r>
     </w:p>
-    <w:bookmarkEnd w:id="181"/>
-    <w:bookmarkStart w:id="183" w:name="ref-carrignon_bentley_ruck_2019"/>
+    <w:bookmarkEnd w:id="169"/>
+    <w:bookmarkStart w:id="171" w:name="ref-carrignon_bentley_ruck_2019"/>
     <w:p>
       <w:pPr>
         <w:pStyle w:val="Bibliography"/>
@@ -17938,7 +17324,7 @@
       <w:r>
         <w:t xml:space="preserve"> </w:t>
       </w:r>
-      <w:hyperlink r:id="rId182">
+      <w:hyperlink r:id="rId170">
         <w:r>
           <w:rPr>
             <w:rStyle w:val="Hyperlink"/>
@@ -17950,8 +17336,8 @@
         <w:t xml:space="preserve">.</w:t>
       </w:r>
     </w:p>
-    <w:bookmarkEnd w:id="183"/>
-    <w:bookmarkStart w:id="184" w:name="ref-cowgill_1972"/>
+    <w:bookmarkEnd w:id="171"/>
+    <w:bookmarkStart w:id="172" w:name="ref-cowgill_1972"/>
     <w:p>
       <w:pPr>
         <w:pStyle w:val="Bibliography"/>
@@ -17973,8 +17359,8 @@
         <w:t xml:space="preserve">, edited by David L. Clarke, pp. 381–424. Methuen, London.</w:t>
       </w:r>
     </w:p>
-    <w:bookmarkEnd w:id="184"/>
-    <w:bookmarkStart w:id="186" w:name="ref-crema_edinborough_kerig_shennan_2014"/>
+    <w:bookmarkEnd w:id="172"/>
+    <w:bookmarkStart w:id="174" w:name="ref-crema_edinborough_kerig_shennan_2014"/>
     <w:p>
       <w:pPr>
         <w:pStyle w:val="Bibliography"/>
@@ -18013,7 +17399,7 @@
       <w:r>
         <w:t xml:space="preserve"> </w:t>
       </w:r>
-      <w:hyperlink r:id="rId185">
+      <w:hyperlink r:id="rId173">
         <w:r>
           <w:rPr>
             <w:rStyle w:val="Hyperlink"/>
@@ -18025,8 +17411,8 @@
         <w:t xml:space="preserve">.</w:t>
       </w:r>
     </w:p>
-    <w:bookmarkEnd w:id="186"/>
-    <w:bookmarkStart w:id="188" w:name="ref-crema_kandler_shennan_2016"/>
+    <w:bookmarkEnd w:id="174"/>
+    <w:bookmarkStart w:id="176" w:name="ref-crema_kandler_shennan_2016"/>
     <w:p>
       <w:pPr>
         <w:pStyle w:val="Bibliography"/>
@@ -18053,7 +17439,7 @@
       <w:r>
         <w:t xml:space="preserve"> </w:t>
       </w:r>
-      <w:hyperlink r:id="rId187">
+      <w:hyperlink r:id="rId175">
         <w:r>
           <w:rPr>
             <w:rStyle w:val="Hyperlink"/>
@@ -18065,8 +17451,8 @@
         <w:t xml:space="preserve">.</w:t>
       </w:r>
     </w:p>
-    <w:bookmarkEnd w:id="188"/>
-    <w:bookmarkStart w:id="190" w:name="ref-dakos_2012"/>
+    <w:bookmarkEnd w:id="176"/>
+    <w:bookmarkStart w:id="178" w:name="ref-dakos_2012"/>
     <w:p>
       <w:pPr>
         <w:pStyle w:val="Bibliography"/>
@@ -18093,7 +17479,7 @@
       <w:r>
         <w:t xml:space="preserve"> </w:t>
       </w:r>
-      <w:hyperlink r:id="rId189">
+      <w:hyperlink r:id="rId177">
         <w:r>
           <w:rPr>
             <w:rStyle w:val="Hyperlink"/>
@@ -18105,8 +17491,8 @@
         <w:t xml:space="preserve">.</w:t>
       </w:r>
     </w:p>
-    <w:bookmarkEnd w:id="190"/>
-    <w:bookmarkStart w:id="192" w:name="ref-dunnell_1970"/>
+    <w:bookmarkEnd w:id="178"/>
+    <w:bookmarkStart w:id="180" w:name="ref-dunnell_1970"/>
     <w:p>
       <w:pPr>
         <w:pStyle w:val="Bibliography"/>
@@ -18133,7 +17519,7 @@
       <w:r>
         <w:t xml:space="preserve"> </w:t>
       </w:r>
-      <w:hyperlink r:id="rId191">
+      <w:hyperlink r:id="rId179">
         <w:r>
           <w:rPr>
             <w:rStyle w:val="Hyperlink"/>
@@ -18145,8 +17531,8 @@
         <w:t xml:space="preserve">.</w:t>
       </w:r>
     </w:p>
-    <w:bookmarkEnd w:id="192"/>
-    <w:bookmarkStart w:id="193" w:name="ref-ewens_1972"/>
+    <w:bookmarkEnd w:id="180"/>
+    <w:bookmarkStart w:id="181" w:name="ref-ewens_1972"/>
     <w:p>
       <w:pPr>
         <w:pStyle w:val="Bibliography"/>
@@ -18171,8 +17557,8 @@
         <w:t xml:space="preserve">3(1):87–112.</w:t>
       </w:r>
     </w:p>
-    <w:bookmarkEnd w:id="193"/>
-    <w:bookmarkStart w:id="195" w:name="ref-feder_kryazhimskiy_plotkin_2014"/>
+    <w:bookmarkEnd w:id="181"/>
+    <w:bookmarkStart w:id="183" w:name="ref-feder_kryazhimskiy_plotkin_2014"/>
     <w:p>
       <w:pPr>
         <w:pStyle w:val="Bibliography"/>
@@ -18199,7 +17585,7 @@
       <w:r>
         <w:t xml:space="preserve"> </w:t>
       </w:r>
-      <w:hyperlink r:id="rId194">
+      <w:hyperlink r:id="rId182">
         <w:r>
           <w:rPr>
             <w:rStyle w:val="Hyperlink"/>
@@ -18211,31 +17597,8 @@
         <w:t xml:space="preserve">.</w:t>
       </w:r>
     </w:p>
-    <w:bookmarkEnd w:id="195"/>
-    <w:bookmarkStart w:id="196" w:name="ref-fox_1998"/>
-    <w:p>
-      <w:pPr>
-        <w:pStyle w:val="Bibliography"/>
-      </w:pPr>
-      <w:r>
-        <w:t xml:space="preserve">Fox, Gregory L. 1998. An Examination of Mississippian-Period Phases in Southeastern Missouri. In</w:t>
-      </w:r>
-      <w:r>
-        <w:t xml:space="preserve"> </w:t>
-      </w:r>
-      <w:r>
-        <w:rPr>
-          <w:i/>
-          <w:iCs/>
-        </w:rPr>
-        <w:t xml:space="preserve">Changing Perspectives on the Archaeology of the Central Mississippi River Valley</w:t>
-      </w:r>
-      <w:r>
-        <w:t xml:space="preserve">, edited by Michael J. O’Brien and Robert C. Dunnell, pp. 31–58. University of Alabama Press, Tuscaloosa.</w:t>
-      </w:r>
-    </w:p>
-    <w:bookmarkEnd w:id="196"/>
-    <w:bookmarkStart w:id="197" w:name="ref-graves_cachola-abad_1996"/>
+    <w:bookmarkEnd w:id="183"/>
+    <w:bookmarkStart w:id="184" w:name="ref-graves_cachola-abad_1996"/>
     <w:p>
       <w:pPr>
         <w:pStyle w:val="Bibliography"/>
@@ -18269,8 +17632,8 @@
         <w:t xml:space="preserve">31(1):19–32.</w:t>
       </w:r>
     </w:p>
-    <w:bookmarkEnd w:id="197"/>
-    <w:bookmarkStart w:id="199" w:name="ref-haley_2014"/>
+    <w:bookmarkEnd w:id="184"/>
+    <w:bookmarkStart w:id="186" w:name="ref-haley_2014"/>
     <w:p>
       <w:pPr>
         <w:pStyle w:val="Bibliography"/>
@@ -18318,7 +17681,7 @@
       <w:r>
         <w:t xml:space="preserve"> </w:t>
       </w:r>
-      <w:hyperlink r:id="rId198">
+      <w:hyperlink r:id="rId185">
         <w:r>
           <w:rPr>
             <w:rStyle w:val="Hyperlink"/>
@@ -18330,8 +17693,8 @@
         <w:t xml:space="preserve">.</w:t>
       </w:r>
     </w:p>
-    <w:bookmarkEnd w:id="199"/>
-    <w:bookmarkStart w:id="201" w:name="ref-henrich_2001"/>
+    <w:bookmarkEnd w:id="186"/>
+    <w:bookmarkStart w:id="188" w:name="ref-henrich_2001"/>
     <w:p>
       <w:pPr>
         <w:pStyle w:val="Bibliography"/>
@@ -18358,7 +17721,7 @@
       <w:r>
         <w:t xml:space="preserve"> </w:t>
       </w:r>
-      <w:hyperlink r:id="rId200">
+      <w:hyperlink r:id="rId187">
         <w:r>
           <w:rPr>
             <w:rStyle w:val="Hyperlink"/>
@@ -18370,8 +17733,8 @@
         <w:t xml:space="preserve">.</w:t>
       </w:r>
     </w:p>
-    <w:bookmarkEnd w:id="201"/>
-    <w:bookmarkStart w:id="202" w:name="ref-holdaway_wandsnider_2008"/>
+    <w:bookmarkEnd w:id="188"/>
+    <w:bookmarkStart w:id="189" w:name="ref-holdaway_wandsnider_2008"/>
     <w:p>
       <w:pPr>
         <w:pStyle w:val="Bibliography"/>
@@ -18393,8 +17756,8 @@
         <w:t xml:space="preserve">. University of Utah Press, Salt Lake City.</w:t>
       </w:r>
     </w:p>
-    <w:bookmarkEnd w:id="202"/>
-    <w:bookmarkStart w:id="203" w:name="ref-hopkins_skellam_1954"/>
+    <w:bookmarkEnd w:id="189"/>
+    <w:bookmarkStart w:id="190" w:name="ref-hopkins_skellam_1954"/>
     <w:p>
       <w:pPr>
         <w:pStyle w:val="Bibliography"/>
@@ -18419,8 +17782,8 @@
         <w:t xml:space="preserve">18(2):213–227.</w:t>
       </w:r>
     </w:p>
-    <w:bookmarkEnd w:id="203"/>
-    <w:bookmarkStart w:id="204" w:name="ref-house_1993"/>
+    <w:bookmarkEnd w:id="190"/>
+    <w:bookmarkStart w:id="191" w:name="ref-house_1993"/>
     <w:p>
       <w:pPr>
         <w:pStyle w:val="Bibliography"/>
@@ -18445,8 +17808,8 @@
         <w:t xml:space="preserve">12(1):21–32.</w:t>
       </w:r>
     </w:p>
-    <w:bookmarkEnd w:id="204"/>
-    <w:bookmarkStart w:id="206" w:name="ref-hunt_2006"/>
+    <w:bookmarkEnd w:id="191"/>
+    <w:bookmarkStart w:id="193" w:name="ref-hunt_2006"/>
     <w:p>
       <w:pPr>
         <w:pStyle w:val="Bibliography"/>
@@ -18473,7 +17836,7 @@
       <w:r>
         <w:t xml:space="preserve"> </w:t>
       </w:r>
-      <w:hyperlink r:id="rId205">
+      <w:hyperlink r:id="rId192">
         <w:r>
           <w:rPr>
             <w:rStyle w:val="Hyperlink"/>
@@ -18485,8 +17848,8 @@
         <w:t xml:space="preserve">.</w:t>
       </w:r>
     </w:p>
-    <w:bookmarkEnd w:id="206"/>
-    <w:bookmarkStart w:id="208" w:name="ref-hunt_bell_travis_2008"/>
+    <w:bookmarkEnd w:id="193"/>
+    <w:bookmarkStart w:id="195" w:name="ref-hunt_bell_travis_2008"/>
     <w:p>
       <w:pPr>
         <w:pStyle w:val="Bibliography"/>
@@ -18513,7 +17876,7 @@
       <w:r>
         <w:t xml:space="preserve"> </w:t>
       </w:r>
-      <w:hyperlink r:id="rId207">
+      <w:hyperlink r:id="rId194">
         <w:r>
           <w:rPr>
             <w:rStyle w:val="Hyperlink"/>
@@ -18525,8 +17888,8 @@
         <w:t xml:space="preserve">.</w:t>
       </w:r>
     </w:p>
-    <w:bookmarkEnd w:id="208"/>
-    <w:bookmarkStart w:id="210" w:name="ref-kandler_shennan_2013"/>
+    <w:bookmarkEnd w:id="195"/>
+    <w:bookmarkStart w:id="197" w:name="ref-kandler_shennan_2013"/>
     <w:p>
       <w:pPr>
         <w:pStyle w:val="Bibliography"/>
@@ -18553,7 +17916,7 @@
       <w:r>
         <w:t xml:space="preserve"> </w:t>
       </w:r>
-      <w:hyperlink r:id="rId209">
+      <w:hyperlink r:id="rId196">
         <w:r>
           <w:rPr>
             <w:rStyle w:val="Hyperlink"/>
@@ -18565,8 +17928,8 @@
         <w:t xml:space="preserve">.</w:t>
       </w:r>
     </w:p>
-    <w:bookmarkEnd w:id="210"/>
-    <w:bookmarkStart w:id="212" w:name="ref-kandler_shennan_2015"/>
+    <w:bookmarkEnd w:id="197"/>
+    <w:bookmarkStart w:id="199" w:name="ref-kandler_shennan_2015"/>
     <w:p>
       <w:pPr>
         <w:pStyle w:val="Bibliography"/>
@@ -18605,7 +17968,7 @@
       <w:r>
         <w:t xml:space="preserve"> </w:t>
       </w:r>
-      <w:hyperlink r:id="rId211">
+      <w:hyperlink r:id="rId198">
         <w:r>
           <w:rPr>
             <w:rStyle w:val="Hyperlink"/>
@@ -18617,34 +17980,8 @@
         <w:t xml:space="preserve">.</w:t>
       </w:r>
     </w:p>
-    <w:bookmarkEnd w:id="212"/>
-    <w:bookmarkStart w:id="213" w:name="ref-lehner_grill_2013"/>
-    <w:p>
-      <w:pPr>
-        <w:pStyle w:val="Bibliography"/>
-      </w:pPr>
-      <w:r>
-        <w:t xml:space="preserve">Lehner, Bernhard, and Günther Grill. 2013. Global River Hydrography and Network Routing: Baseline Data and New Approaches to Study the World’s Large River Systems.</w:t>
-      </w:r>
-      <w:r>
-        <w:t xml:space="preserve"> </w:t>
-      </w:r>
-      <w:r>
-        <w:rPr>
-          <w:i/>
-          <w:iCs/>
-        </w:rPr>
-        <w:t xml:space="preserve">Hydrological Processes</w:t>
-      </w:r>
-      <w:r>
-        <w:t xml:space="preserve"> </w:t>
-      </w:r>
-      <w:r>
-        <w:t xml:space="preserve">27(15):2171–2186.</w:t>
-      </w:r>
-    </w:p>
-    <w:bookmarkEnd w:id="213"/>
-    <w:bookmarkStart w:id="215" w:name="ref-lipo_dinapoli_madsen_hunt_2021"/>
+    <w:bookmarkEnd w:id="199"/>
+    <w:bookmarkStart w:id="201" w:name="ref-lipo_dinapoli_madsen_hunt_2021"/>
     <w:p>
       <w:pPr>
         <w:pStyle w:val="Bibliography"/>
@@ -18671,7 +18008,7 @@
       <w:r>
         <w:t xml:space="preserve"> </w:t>
       </w:r>
-      <w:hyperlink r:id="rId214">
+      <w:hyperlink r:id="rId200">
         <w:r>
           <w:rPr>
             <w:rStyle w:val="Hyperlink"/>
@@ -18683,8 +18020,8 @@
         <w:t xml:space="preserve">.</w:t>
       </w:r>
     </w:p>
-    <w:bookmarkEnd w:id="215"/>
-    <w:bookmarkStart w:id="217" w:name="ref-lipo_madsen_dunnell_2015"/>
+    <w:bookmarkEnd w:id="201"/>
+    <w:bookmarkStart w:id="203" w:name="ref-lipo_madsen_dunnell_2015"/>
     <w:p>
       <w:pPr>
         <w:pStyle w:val="Bibliography"/>
@@ -18711,7 +18048,7 @@
       <w:r>
         <w:t xml:space="preserve"> </w:t>
       </w:r>
-      <w:hyperlink r:id="rId216">
+      <w:hyperlink r:id="rId202">
         <w:r>
           <w:rPr>
             <w:rStyle w:val="Hyperlink"/>
@@ -18723,8 +18060,8 @@
         <w:t xml:space="preserve">.</w:t>
       </w:r>
     </w:p>
-    <w:bookmarkEnd w:id="217"/>
-    <w:bookmarkStart w:id="219" w:name="ref-lipo_madsen_dunnell_hunt_1997"/>
+    <w:bookmarkEnd w:id="203"/>
+    <w:bookmarkStart w:id="205" w:name="ref-lipo_madsen_dunnell_hunt_1997"/>
     <w:p>
       <w:pPr>
         <w:pStyle w:val="Bibliography"/>
@@ -18751,7 +18088,7 @@
       <w:r>
         <w:t xml:space="preserve"> </w:t>
       </w:r>
-      <w:hyperlink r:id="rId218">
+      <w:hyperlink r:id="rId204">
         <w:r>
           <w:rPr>
             <w:rStyle w:val="Hyperlink"/>
@@ -18763,8 +18100,8 @@
         <w:t xml:space="preserve">.</w:t>
       </w:r>
     </w:p>
-    <w:bookmarkEnd w:id="219"/>
-    <w:bookmarkStart w:id="220" w:name="ref-lyman_obrien_2006"/>
+    <w:bookmarkEnd w:id="205"/>
+    <w:bookmarkStart w:id="206" w:name="ref-lyman_obrien_2006"/>
     <w:p>
       <w:pPr>
         <w:pStyle w:val="Bibliography"/>
@@ -18786,8 +18123,8 @@
         <w:t xml:space="preserve">. University of Nebraska Press, Lincoln.</w:t>
       </w:r>
     </w:p>
-    <w:bookmarkEnd w:id="220"/>
-    <w:bookmarkStart w:id="221" w:name="ref-mainfort_1996"/>
+    <w:bookmarkEnd w:id="206"/>
+    <w:bookmarkStart w:id="207" w:name="ref-mainfort_1996"/>
     <w:p>
       <w:pPr>
         <w:pStyle w:val="Bibliography"/>
@@ -18836,8 +18173,8 @@
         <w:t xml:space="preserve">15(2):172–181.</w:t>
       </w:r>
     </w:p>
-    <w:bookmarkEnd w:id="221"/>
-    <w:bookmarkStart w:id="222" w:name="ref-mainfort_2001"/>
+    <w:bookmarkEnd w:id="207"/>
+    <w:bookmarkStart w:id="208" w:name="ref-mainfort_2001"/>
     <w:p>
       <w:pPr>
         <w:pStyle w:val="Bibliography"/>
@@ -18871,8 +18208,8 @@
         <w:t xml:space="preserve">, edited by David S. Brose, C. Wesley Cowan, and Jr. Mainfort Robert C., pp. 173–190. Smithsonian Institution Press, Washington, DC.</w:t>
       </w:r>
     </w:p>
-    <w:bookmarkEnd w:id="222"/>
-    <w:bookmarkStart w:id="223" w:name="ref-mainfort_2003"/>
+    <w:bookmarkEnd w:id="208"/>
+    <w:bookmarkStart w:id="209" w:name="ref-mainfort_2003"/>
     <w:p>
       <w:pPr>
         <w:pStyle w:val="Bibliography"/>
@@ -18909,8 +18246,8 @@
         <w:t xml:space="preserve">22(2):176–184.</w:t>
       </w:r>
     </w:p>
-    <w:bookmarkEnd w:id="223"/>
-    <w:bookmarkStart w:id="224" w:name="ref-marquardt_1978"/>
+    <w:bookmarkEnd w:id="209"/>
+    <w:bookmarkStart w:id="210" w:name="ref-marquardt_1978"/>
     <w:p>
       <w:pPr>
         <w:pStyle w:val="Bibliography"/>
@@ -18932,8 +18269,8 @@
         <w:t xml:space="preserve">, edited by Michael B. Schiffer, pp. 257–314. Academic Press, New York.</w:t>
       </w:r>
     </w:p>
-    <w:bookmarkEnd w:id="224"/>
-    <w:bookmarkStart w:id="225" w:name="ref-mitchem_2017"/>
+    <w:bookmarkEnd w:id="210"/>
+    <w:bookmarkStart w:id="211" w:name="ref-mitchem_2017"/>
     <w:p>
       <w:pPr>
         <w:pStyle w:val="Bibliography"/>
@@ -18984,8 +18321,8 @@
         <w:t xml:space="preserve">’s 1541 Cross.</w:t>
       </w:r>
     </w:p>
-    <w:bookmarkEnd w:id="225"/>
-    <w:bookmarkStart w:id="227" w:name="ref-nei_1973"/>
+    <w:bookmarkEnd w:id="211"/>
+    <w:bookmarkStart w:id="213" w:name="ref-nei_1973"/>
     <w:p>
       <w:pPr>
         <w:pStyle w:val="Bibliography"/>
@@ -19012,7 +18349,7 @@
       <w:r>
         <w:t xml:space="preserve"> </w:t>
       </w:r>
-      <w:hyperlink r:id="rId226">
+      <w:hyperlink r:id="rId212">
         <w:r>
           <w:rPr>
             <w:rStyle w:val="Hyperlink"/>
@@ -19024,8 +18361,8 @@
         <w:t xml:space="preserve">.</w:t>
       </w:r>
     </w:p>
-    <w:bookmarkEnd w:id="227"/>
-    <w:bookmarkStart w:id="228" w:name="ref-neiman_1995"/>
+    <w:bookmarkEnd w:id="213"/>
+    <w:bookmarkStart w:id="214" w:name="ref-neiman_1995"/>
     <w:p>
       <w:pPr>
         <w:pStyle w:val="Bibliography"/>
@@ -19068,8 +18405,8 @@
         <w:t xml:space="preserve">60(1):7–36.</w:t>
       </w:r>
     </w:p>
-    <w:bookmarkEnd w:id="228"/>
-    <w:bookmarkStart w:id="229" w:name="ref-obrien_lyman_1999"/>
+    <w:bookmarkEnd w:id="214"/>
+    <w:bookmarkStart w:id="215" w:name="ref-obrien_lyman_1999"/>
     <w:p>
       <w:pPr>
         <w:pStyle w:val="Bibliography"/>
@@ -19091,8 +18428,8 @@
         <w:t xml:space="preserve">. Kluwer Academic/Plenum, New York.</w:t>
       </w:r>
     </w:p>
-    <w:bookmarkEnd w:id="229"/>
-    <w:bookmarkStart w:id="230" w:name="ref-perreault_2019"/>
+    <w:bookmarkEnd w:id="215"/>
+    <w:bookmarkStart w:id="216" w:name="ref-perreault_2019"/>
     <w:p>
       <w:pPr>
         <w:pStyle w:val="Bibliography"/>
@@ -19114,8 +18451,8 @@
         <w:t xml:space="preserve">. University of Chicago Press, Chicago.</w:t>
       </w:r>
     </w:p>
-    <w:bookmarkEnd w:id="230"/>
-    <w:bookmarkStart w:id="231" w:name="ref-rasmussen_williams_2006"/>
+    <w:bookmarkEnd w:id="216"/>
+    <w:bookmarkStart w:id="217" w:name="ref-rasmussen_williams_2006"/>
     <w:p>
       <w:pPr>
         <w:pStyle w:val="Bibliography"/>
@@ -19137,8 +18474,8 @@
         <w:t xml:space="preserve">. MIT Press, Cambridge, Massachusetts.</w:t>
       </w:r>
     </w:p>
-    <w:bookmarkEnd w:id="231"/>
-    <w:bookmarkStart w:id="233" w:name="ref-reimer_etal_2020"/>
+    <w:bookmarkEnd w:id="217"/>
+    <w:bookmarkStart w:id="219" w:name="ref-reimer_etal_2020"/>
     <w:p>
       <w:pPr>
         <w:pStyle w:val="Bibliography"/>
@@ -19192,7 +18529,7 @@
       <w:r>
         <w:t xml:space="preserve"> </w:t>
       </w:r>
-      <w:hyperlink r:id="rId232">
+      <w:hyperlink r:id="rId218">
         <w:r>
           <w:rPr>
             <w:rStyle w:val="Hyperlink"/>
@@ -19204,8 +18541,8 @@
         <w:t xml:space="preserve">.</w:t>
       </w:r>
     </w:p>
-    <w:bookmarkEnd w:id="233"/>
-    <w:bookmarkStart w:id="234" w:name="ref-rousseeuw_1987"/>
+    <w:bookmarkEnd w:id="219"/>
+    <w:bookmarkStart w:id="220" w:name="ref-rousseeuw_1987"/>
     <w:p>
       <w:pPr>
         <w:pStyle w:val="Bibliography"/>
@@ -19230,8 +18567,8 @@
         <w:t xml:space="preserve">20:53–65.</w:t>
       </w:r>
     </w:p>
-    <w:bookmarkEnd w:id="234"/>
-    <w:bookmarkStart w:id="236" w:name="ref-scheffer_2009"/>
+    <w:bookmarkEnd w:id="220"/>
+    <w:bookmarkStart w:id="222" w:name="ref-scheffer_2009"/>
     <w:p>
       <w:pPr>
         <w:pStyle w:val="Bibliography"/>
@@ -19258,7 +18595,7 @@
       <w:r>
         <w:t xml:space="preserve"> </w:t>
       </w:r>
-      <w:hyperlink r:id="rId235">
+      <w:hyperlink r:id="rId221">
         <w:r>
           <w:rPr>
             <w:rStyle w:val="Hyperlink"/>
@@ -19270,8 +18607,8 @@
         <w:t xml:space="preserve">.</w:t>
       </w:r>
     </w:p>
-    <w:bookmarkEnd w:id="236"/>
-    <w:bookmarkStart w:id="238" w:name="ref-surovell_brantingham_2007"/>
+    <w:bookmarkEnd w:id="222"/>
+    <w:bookmarkStart w:id="224" w:name="ref-surovell_brantingham_2007"/>
     <w:p>
       <w:pPr>
         <w:pStyle w:val="Bibliography"/>
@@ -19298,7 +18635,7 @@
       <w:r>
         <w:t xml:space="preserve"> </w:t>
       </w:r>
-      <w:hyperlink r:id="rId237">
+      <w:hyperlink r:id="rId223">
         <w:r>
           <w:rPr>
             <w:rStyle w:val="Hyperlink"/>
@@ -19310,8 +18647,8 @@
         <w:t xml:space="preserve">.</w:t>
       </w:r>
     </w:p>
-    <w:bookmarkEnd w:id="238"/>
-    <w:bookmarkStart w:id="240" w:name="ref-talts_etal_2018"/>
+    <w:bookmarkEnd w:id="224"/>
+    <w:bookmarkStart w:id="226" w:name="ref-talts_etal_2018"/>
     <w:p>
       <w:pPr>
         <w:pStyle w:val="Bibliography"/>
@@ -19322,7 +18659,7 @@
       <w:r>
         <w:t xml:space="preserve"> </w:t>
       </w:r>
-      <w:hyperlink r:id="rId239">
+      <w:hyperlink r:id="rId225">
         <w:r>
           <w:rPr>
             <w:rStyle w:val="Hyperlink"/>
@@ -19358,8 +18695,8 @@
         <w:t xml:space="preserve">. arXiv preprint arXiv:1804.06788.</w:t>
       </w:r>
     </w:p>
-    <w:bookmarkEnd w:id="240"/>
-    <w:bookmarkStart w:id="241" w:name="ref-tibshirani_walther_hastie_2001"/>
+    <w:bookmarkEnd w:id="226"/>
+    <w:bookmarkStart w:id="227" w:name="ref-tibshirani_walther_hastie_2001"/>
     <w:p>
       <w:pPr>
         <w:pStyle w:val="Bibliography"/>
@@ -19384,8 +18721,8 @@
         <w:t xml:space="preserve">63(2):411–423.</w:t>
       </w:r>
     </w:p>
-    <w:bookmarkEnd w:id="241"/>
-    <w:bookmarkStart w:id="243" w:name="ref-toni_etal_2009"/>
+    <w:bookmarkEnd w:id="227"/>
+    <w:bookmarkStart w:id="229" w:name="ref-toni_etal_2009"/>
     <w:p>
       <w:pPr>
         <w:pStyle w:val="Bibliography"/>
@@ -19424,7 +18761,7 @@
       <w:r>
         <w:t xml:space="preserve"> </w:t>
       </w:r>
-      <w:hyperlink r:id="rId242">
+      <w:hyperlink r:id="rId228">
         <w:r>
           <w:rPr>
             <w:rStyle w:val="Hyperlink"/>
@@ -19436,20 +18773,10 @@
         <w:t xml:space="preserve">.</w:t>
       </w:r>
     </w:p>
-    <w:bookmarkEnd w:id="243"/>
-    <w:bookmarkStart w:id="244" w:name="ref-williams_1954"/>
-    <w:p>
-      <w:pPr>
-        <w:pStyle w:val="Bibliography"/>
-      </w:pPr>
-      <w:r>
-        <w:t xml:space="preserve">Williams, Stephen. 1954. An Archeological Study of the Mississippian Culture in Southeast Missouri. PhD thesis, Yale University, New Haven.</w:t>
-      </w:r>
-    </w:p>
-    <w:bookmarkEnd w:id="244"/>
-    <w:bookmarkEnd w:id="245"/>
-    <w:bookmarkEnd w:id="246"/>
-    <w:bookmarkEnd w:id="247"/>
+    <w:bookmarkEnd w:id="229"/>
+    <w:bookmarkEnd w:id="230"/>
+    <w:bookmarkEnd w:id="231"/>
+    <w:bookmarkEnd w:id="232"/>
     <w:sectPr>
       <w:footerReference r:id="rId100" w:type="default"/>
       <w:footnotePr>

--- a/docs/manuscript/SUPPLEMENTAL_TEXT.docx
+++ b/docs/manuscript/SUPPLEMENTAL_TEXT.docx
@@ -2,7 +2,7 @@
 <file path=word/document.xml><?xml version="1.0" encoding="utf-8"?>
 <w:document xmlns:w="http://schemas.openxmlformats.org/wordprocessingml/2006/main" xmlns:m="http://schemas.openxmlformats.org/officeDocument/2006/math" xmlns:r="http://schemas.openxmlformats.org/officeDocument/2006/relationships" xmlns:o="urn:schemas-microsoft-com:office:office" xmlns:v="urn:schemas-microsoft-com:vml" xmlns:w10="urn:schemas-microsoft-com:office:word" xmlns:a="http://schemas.openxmlformats.org/drawingml/2006/main" xmlns:pic="http://schemas.openxmlformats.org/drawingml/2006/picture" xmlns:wp="http://schemas.openxmlformats.org/drawingml/2006/wordprocessingDrawing">
   <w:body>
-    <w:bookmarkStart w:id="232" w:name="supplemental-material"/>
+    <w:bookmarkStart w:id="234" w:name="supplemental-material"/>
     <w:p>
       <w:pPr>
         <w:pStyle w:val="Heading1"/>
@@ -263,7 +263,7 @@
         <w:t xml:space="preserve"> </w:t>
       </w:r>
       <w:r>
-        <w:t xml:space="preserve">can be used. Six sections then document the copying model: how it compares with the record, how it is built and calibrated, how sensitive the comparison is, what happens when its simplifying assumptions are relaxed, what happens when the phases are treated as groups, and how the record differs from it at finer scales. A section on the map of compositional change is included, since it uses the same simulations. The remaining sections cover tests of change along the sequence, the clustering that recovers the phases, the contrast case, the coordinates, and the radiocarbon chronology.</w:t>
+        <w:t xml:space="preserve">can be used. Six sections then document the copying model: how it compares with the record, how it is built and calibrated, how sensitive the comparison is, what happens when its simplifying assumptions are relaxed, what happens when the phases are treated as groups, and how the record differs from it at finer scales. A section on the map of compositional change is included, since it uses the same simulations. The remaining sections cover tests of change along the sequence, the clustering that recovers the phases, the second case, the coordinates, and the radiocarbon chronology.</w:t>
       </w:r>
     </w:p>
     <w:bookmarkEnd w:id="110"/>
@@ -2220,7 +2220,7 @@
           <wp:inline>
             <wp:extent cx="5334000" cy="2692949"/>
             <wp:effectExtent b="0" l="0" r="0" t="0"/>
-            <wp:docPr descr="Figure S2. Which measures can detect a boundary on a record like this one. Left: each measure’s response (its rank-correlation trend along the sequence) to closure of known strength imposed on synthetic assemblages built to the real record’s 28 sample sizes, clusters, and sequence positions, subsampled to a common count. Only cultural F_{ST} tracks the imposed closure steadily. Right: the posterior over closure strength given the observed trend, with and without the record’s time-averaging. The median is 0.15 (interval 0.00 to 0.37) without time-averaging and 0.22 (0.00 to 0.57) with it, and the probability of closure of 0.5 or more is 0.001 and 0.088. The observed trend is a rank correlation of -0.048, averaged over 4,000 subsamples, against a draw-to-draw spread of -0.80 to +0.40." title="" id="117" name="Picture"/>
+            <wp:docPr descr="Figure S2. Which measures can detect a boundary on a record like this one. Left: each measure’s response (its rank-correlation trend along the sequence) to closure of known strength imposed on synthetic assemblages built to the real record’s 28 sample sizes, clusters, and sequence positions, subsampled to a common count. Only cultural F_{ST} tracks the imposed closure steadily. Right: the posterior over closure strength given the observed trend, with and without the record’s time-averaging. The median is 0.155 (95 percent credible interval 0.00 to 0.37) without time-averaging and 0.222 (0.00 to 0.565) with it, and the probability of closure of 0.5 or more is 0.001 and 0.088. The observed trend is a rank correlation of -0.048, averaged over 4,000 subsamples, against a draw-to-draw spread of -0.80 to +0.40." title="" id="117" name="Picture"/>
             <a:graphic>
               <a:graphicData uri="http://schemas.openxmlformats.org/drawingml/2006/picture">
                 <pic:pic>
@@ -2299,7 +2299,7 @@
         <w:t xml:space="preserve"> </w:t>
       </w:r>
       <w:r>
-        <w:t xml:space="preserve">tracks the imposed closure steadily. Right: the posterior over closure strength given the observed trend, with and without the record’s time-averaging. The median is 0.15 (interval 0.00 to 0.37) without time-averaging and 0.22 (0.00 to 0.57) with it, and the probability of closure of 0.5 or more is 0.001 and 0.088. The observed trend is a rank correlation of -0.048, averaged over 4,000 subsamples, against a draw-to-draw spread of -0.80 to +0.40.</w:t>
+        <w:t xml:space="preserve">tracks the imposed closure steadily. Right: the posterior over closure strength given the observed trend, with and without the record’s time-averaging. The median is 0.155 (95 percent credible interval 0.00 to 0.37) without time-averaging and 0.222 (0.00 to 0.565) with it, and the probability of closure of 0.5 or more is 0.001 and 0.088. The observed trend is a rank correlation of -0.048, averaged over 4,000 subsamples, against a draw-to-draw spread of -0.80 to +0.40.</w:t>
       </w:r>
     </w:p>
     <w:p>
@@ -2346,7 +2346,7 @@
         <w:t xml:space="preserve"> </w:t>
       </w:r>
       <w:r>
-        <w:t xml:space="preserve">along the sequence is strongly negative, a rank correlation of -0.80, but that trend is a sampling artifact: assemblage size also rises along the sequence (Spearman +0.61). Once every assemblage is subsampled to a common 50 sherds, the trend averages -0.048 over 4,000 subsamples, and a single subsample returns anything from -0.80 to +0.40. The record therefore shows no trend distinguishable from none. Two of the six periods hold assemblages from a single spatial cluster and carry no between-cluster variance, so the trend rests on four. Read against the recovery experiment, a trend this small corresponds to closure with a posterior median of 0.15 and a 95 percent credible interval of 0.00 to 0.37, with a probability of 0.001 on closure of 0.5 or more. With the record’s time-averaging built into the simulations, the posterior widens to a median of 0.22 and an interval of 0.00 to 0.57, and 9 percent of it lies at 0.5 or above. Reversing the order barely changes this: the median becomes 0.17 (0.00 to 0.39), or 0.25 (0.00 to 0.60) with time-averaging. The record is consistent with no closure and with weak closure growing along the sequence, and shows no moderate or strong closure of that kind.</w:t>
+        <w:t xml:space="preserve">along the sequence is strongly negative, a rank correlation of -0.80, but that trend is a sampling artifact: assemblage size also rises along the sequence (Spearman +0.61). Once every assemblage is subsampled to a common 50 sherds, the trend averages -0.048 over 4,000 subsamples, and a single subsample returns anything from -0.80 to +0.40. The record therefore shows no trend distinguishable from none. Two of the six periods hold assemblages from a single spatial cluster and carry no between-cluster variance, so the trend rests on four. Read against the recovery experiment, a trend this small corresponds to closure with a posterior median of 0.155 and a 95 percent credible interval of 0.00 to 0.37, with a probability of 0.001 on closure of 0.5 or more. With the record’s time-averaging built into the simulations, the posterior widens to a median of 0.222 and an interval of 0.00 to 0.565, and 9 percent of it lies at 0.5 or above. Reversing the order barely changes this: the median becomes 0.17 (0.00 to 0.39), or 0.25 (0.00 to 0.60) with time-averaging. The record is consistent with no closure and with weak closure growing along the sequence, and shows no moderate or strong closure of that kind.</w:t>
       </w:r>
     </w:p>
     <w:p>
@@ -2356,7 +2356,7 @@
       <w:r>
         <w:drawing>
           <wp:inline>
-            <wp:extent cx="5334000" cy="3952347"/>
+            <wp:extent cx="5334000" cy="3949779"/>
             <wp:effectExtent b="0" l="0" r="0" t="0"/>
             <wp:docPr descr="Figure S3. The four measures along the seriation sequence for the 28 basin assemblages in six periods, after subsampling every assemblage to a common 50 sherds. Two periods hold assemblages from a single spatial cluster and so carry no between-cluster F_{ST}. Cultural F_{ST}, the one usable measure, shows no resolvable trend (rank correlation -0.048 averaged over 4,000 subsamples, against a draw-to-draw spread of -0.80 to +0.40; the raw -0.80 is a sample-size artifact). The other three measures cannot discriminate at this resolution (Figure S2) and are shown for completeness, averaged over 400 subsamples. Each panel is annotated with its rank correlation." title="" id="120" name="Picture"/>
             <a:graphic>
@@ -2377,7 +2377,7 @@
                   <pic:spPr bwMode="auto">
                     <a:xfrm>
                       <a:off x="0" y="0"/>
-                      <a:ext cx="5334000" cy="3952347"/>
+                      <a:ext cx="5334000" cy="3949779"/>
                     </a:xfrm>
                     <a:prstGeom prst="rect">
                       <a:avLst/>
@@ -3368,7 +3368,7 @@
         <w:pStyle w:val="BodyText"/>
       </w:pPr>
       <w:r>
-        <w:t xml:space="preserve">Fitted to the 28 assemblages and ten classes, the spatial share is 0.996 (95 percent credible interval 0.972 to 1.000) in the reported form and 0.997 (0.975 to 1.000) with the assemblage term as a second surface. The data do not determine the length scale. In the reported form, its posterior median is 195 km (95 percent credible interval 96 to 292 km), longer than the basin itself. The sampler reached its maximum tree depth on every iteration with no divergent transitions, indicating that many length scales fit the data equally well (a ridge in the posterior) rather than a sampling fault. Diagnostics for the reported form: R-hat 1.0020, bulk effective sample size 2,211, tail effective sample size 7,241, 0 divergent transitions of 12,000, all 12,000 iterations at the maximum tree depth of 10, E-BFMI 0.688; for the two-surface form, R-hat 1.0157, bulk effective sample size 438, 0 divergences, all iterations at the maximum tree depth, E-BFMI 0.793 (</w:t>
+        <w:t xml:space="preserve">Fitted to the 28 assemblages and ten classes, the spatial share is 0.987 (95 percent credible interval 0.954 to 1.000) in the reported form and 0.987 (0.954 to 1.000) with the assemblage term as a second surface. The data do not determine the length scale. In the reported form, its posterior median is 199 km (95 percent credible interval 92 to 294 km), longer than the basin itself. The sampler reached its maximum tree depth on every iteration with no divergent transitions, indicating that many length scales fit the data equally well (a ridge in the posterior) rather than a sampling fault. Diagnostics for the reported form: R-hat 1.0016, bulk effective sample size 1,891, tail effective sample size 6,247, 0 divergent transitions of 12,000, all 12,000 iterations at the maximum tree depth of 10, E-BFMI 0.685; for the two-surface form, R-hat 1.0050, bulk effective sample size 618, 0 divergences, all iterations at the maximum tree depth, E-BFMI 0.807 (</w:t>
       </w:r>
       <w:r>
         <w:rPr>
@@ -3432,7 +3432,7 @@
         <w:t xml:space="preserve"> </w:t>
       </w:r>
       <w:r>
-        <w:t xml:space="preserve">at three clusters is 0.0128 to 0.0188 (median 0.0157) against an observed 0.0156 (posterior predictive probability 0.525). For the fade of similarity with distance, measured here as a rank correlation with straight-line distance, it is -0.367 to -0.274 (median -0.321) against -0.341 (0.78), for mean within-assemblage diversity 0.550 to 0.575 against 0.563 (0.57), and for the spread of that diversity 0.096 to 0.122 against 0.112 (0.295). A surface with no explicit divisions therefore reproduces the observed differentiation at three clusters, which the copying model does not, as well as the fade with distance and the diversity structure. The copying model misses the shorter-range variation, but at the sampled sites it is smooth enough for such a surface to carry it, whether or not it arose at group edges. It describes the pattern rather than a mechanism, so it complements the copying model rather than competing with it.</w:t>
+        <w:t xml:space="preserve">at three clusters is 0.0123 to 0.0192 (median 0.0155) against an observed 0.0156 (posterior predictive probability 0.468). For the fade of similarity with distance, measured here as a rank correlation with straight-line distance, it is -0.383 to -0.296 (median -0.338) against -0.360 (0.835), for mean within-assemblage diversity 0.553 to 0.577 against 0.563 (0.59), and for the spread of that diversity 0.097 to 0.122 against 0.112 (0.258). A surface with no explicit divisions therefore reproduces the observed differentiation at three clusters, which the copying model does not, as well as the fade with distance and the diversity structure. The copying model misses the shorter-range variation, but at the sampled sites it is smooth enough for such a surface to carry it, whether or not it arose at group edges. It describes the pattern rather than a mechanism, so it complements the copying model rather than competing with it.</w:t>
       </w:r>
     </w:p>
     <w:bookmarkStart w:id="124" w:name="Xc35d8cb1554da783494d5fbe4a9b5117e924798"/>
@@ -3501,7 +3501,7 @@
         <w:t xml:space="preserve"> </w:t>
       </w:r>
       <w:r>
-        <w:t xml:space="preserve">depends on how many clusters the basin is cut into. Fitted with the Balding-Nichols model, its posterior median moves from 0.0062 (95 percent credible interval 0.0051 to 0.0076) at two clusters, through 0.0155 (0.0133 to 0.0180) at three, to 0.0202 (0.0175 to 0.0232) at five and 0.0320 (0.0283 to 0.0362) at six, and the intervals at the two ends do not overlap. It also depends on where the cuts fall. The</w:t>
+        <w:t xml:space="preserve">depends on how many clusters the basin is cut into. Fitted with the Balding-Nichols model, its posterior median moves from 0.0062 (95 percent credible interval 0.0051 to 0.0076) at two clusters, through 0.0155 (0.0133 to 0.0180) at three, to 0.0302 (0.0267 to 0.0342) at five and 0.0304 (0.0268 to 0.0343) at six, and the intervals at the two ends do not overlap. It also depends on where the cuts fall. The</w:t>
       </w:r>
       <w:r>
         <w:t xml:space="preserve"> </w:t>
@@ -3512,7 +3512,7 @@
         </m:r>
       </m:oMath>
       <w:r>
-        <w:t xml:space="preserve">-means division at two clusters is stable, since twenty seeds return it, and unremarkable, at the 42nd percentile of 150 alternative contiguous divisions into two (median 0.0067), but those alternatives range from 0.0007 to 0.0160 between their 5th and 95th percentiles. A quantity this sensitive to how the basin is divided cannot be interpreted by itself. This is why the main text also fits a model with no divisions, and why every between-cluster value is compared against the copying model at the same number of clusters.</w:t>
+        <w:t xml:space="preserve">-means division at two clusters is stable, since twenty seeds return it, and unremarkable, at the 43rd percentile of 150 alternative contiguous divisions into two (median 0.0067), but those alternatives range from 0.0018 to 0.0163 between their 5th and 95th percentiles. A quantity this sensitive to how the basin is divided cannot be interpreted by itself. This is why the main text also fits a model with no divisions, and why every between-cluster value is compared against the copying model at the same number of clusters.</w:t>
       </w:r>
     </w:p>
     <w:bookmarkEnd w:id="124"/>
@@ -3678,7 +3678,7 @@
         <w:t xml:space="preserve"> </w:t>
       </w:r>
       <w:r>
-        <w:t xml:space="preserve">at five clusters, 0.0206.</w:t>
+        <w:t xml:space="preserve">at five clusters, 0.0307.</w:t>
       </w:r>
     </w:p>
     <w:tbl>
@@ -3807,7 +3807,7 @@
               <w:pStyle w:val="Compact"/>
             </w:pPr>
             <w:r>
-              <w:t xml:space="preserve">71%</w:t>
+              <w:t xml:space="preserve">48%</w:t>
             </w:r>
           </w:p>
         </w:tc>
@@ -3853,7 +3853,7 @@
               <w:pStyle w:val="Compact"/>
             </w:pPr>
             <w:r>
-              <w:t xml:space="preserve">34%</w:t>
+              <w:t xml:space="preserve">23%</w:t>
             </w:r>
           </w:p>
         </w:tc>
@@ -3903,7 +3903,7 @@
               <w:pStyle w:val="Compact"/>
             </w:pPr>
             <w:r>
-              <w:t xml:space="preserve">22%</w:t>
+              <w:t xml:space="preserve">14%</w:t>
             </w:r>
           </w:p>
         </w:tc>
@@ -3949,7 +3949,7 @@
               <w:pStyle w:val="Compact"/>
             </w:pPr>
             <w:r>
-              <w:t xml:space="preserve">16%</w:t>
+              <w:t xml:space="preserve">11%</w:t>
             </w:r>
           </w:p>
         </w:tc>
@@ -3995,7 +3995,7 @@
               <w:pStyle w:val="Compact"/>
             </w:pPr>
             <w:r>
-              <w:t xml:space="preserve">11%</w:t>
+              <w:t xml:space="preserve">7%</w:t>
             </w:r>
           </w:p>
         </w:tc>
@@ -4041,7 +4041,7 @@
               <w:pStyle w:val="Compact"/>
             </w:pPr>
             <w:r>
-              <w:t xml:space="preserve">8%</w:t>
+              <w:t xml:space="preserve">5%</w:t>
             </w:r>
           </w:p>
         </w:tc>
@@ -4087,7 +4087,7 @@
               <w:pStyle w:val="Compact"/>
             </w:pPr>
             <w:r>
-              <w:t xml:space="preserve">5%</w:t>
+              <w:t xml:space="preserve">4%</w:t>
             </w:r>
           </w:p>
         </w:tc>
@@ -4133,7 +4133,7 @@
               <w:pStyle w:val="Compact"/>
             </w:pPr>
             <w:r>
-              <w:t xml:space="preserve">3%</w:t>
+              <w:t xml:space="preserve">2%</w:t>
             </w:r>
           </w:p>
         </w:tc>
@@ -4179,7 +4179,7 @@
               <w:pStyle w:val="Compact"/>
             </w:pPr>
             <w:r>
-              <w:t xml:space="preserve">2%</w:t>
+              <w:t xml:space="preserve">1%</w:t>
             </w:r>
           </w:p>
         </w:tc>
@@ -4190,7 +4190,7 @@
         <w:pStyle w:val="BodyText"/>
       </w:pPr>
       <w:r>
-        <w:t xml:space="preserve">At 75 sherds, the median artifact is about a fifth of the observed five-cluster differentiation, and its 95th percentile (0.0195) lies just below it, whereas at 50 sherds, the 95th percentile (0.0305) exceeds it by half. The five-cluster value is the reference because it is the finest division analyzed cluster by cluster (analyses 72 and 85), where clusters hold the fewest sherds and a sampling artifact would matter most. Pooling into clusters shrinks the artifact further: redrawing every assemblage from the pooled profile at its own sherd count gives each five-cluster term at most 0.0003 (the section on the finer-scale differences below). Against the two-cluster value of 0.0062, the artifact is proportionally larger at every sample size, which is why the copying model is always sampled at the real sherd counts: it then carries the same artifact as the data. Above 75, the bias shrinks slowly, by about six percentage points between 75 and 100, while assemblages are lost quickly: a minimum of 100 would remove three more basin assemblages (Davis, Irby, and Grant). The analytic expectation for two equal samples from one profile is close to</w:t>
+        <w:t xml:space="preserve">At 75 sherds, the median artifact is about a seventh of the observed five-cluster differentiation, and its 95th percentile (0.0195) lies below it, whereas at 50 sherds, the 95th percentile (0.0305) is nearly equal to it. The five-cluster value is the reference because it is the finest division analyzed cluster by cluster (analyses 72 and 85), where clusters hold the fewest sherds and a sampling artifact would matter most. Pooling into clusters shrinks the artifact further: redrawing every assemblage from the pooled profile at its own sherd count gives each five-cluster term at most 0.0003 (the section on the finer-scale differences below). Against the two-cluster value of 0.0062, the artifact is proportionally larger at every sample size, which is why the copying model is always sampled at the real sherd counts: it then carries the same artifact as the data. Above 75, the bias shrinks slowly, by about three percentage points between 75 and 100, while assemblages are lost quickly: a minimum of 100 would remove three more basin assemblages (Davis, Irby, and Grant). The analytic expectation for two equal samples from one profile is close to</w:t>
       </w:r>
       <w:r>
         <w:t xml:space="preserve"> </w:t>
@@ -4560,7 +4560,7 @@
         <w:pStyle w:val="FirstParagraph"/>
       </w:pPr>
       <w:r>
-        <w:t xml:space="preserve">This section compares the record with the copying model in more detail than the main text does. We simulated neutral copying and a bounded-groups variant on the real layout of the 28 assemblages, using the model and calibration described in the next section. The calibration is itself informative. Under uniform innovation, in which the ten classes are interchangeable, one of the 297 parameter combinations (120 learners, innovation 0.0002, mixing 0.4) falls within the 10 percent tolerance on both the six-run screen and the fifty-run check. It sits at the corner of the grid, at the highest mixing rate swept, and its within-assemblage and pooled diversities of 0.62 and 0.65, against 0.56 and 0.59 observed, are close to the tolerance limit, so we report it without treating it as a robust calibration. Under pooled-profile innovation, 50 combinations match on the screen and 45 on the check, spanning populations of 120, 2,000 and 10,000 learners and low rates of innovation and mixing (Table S3). None of the 45 reaches the observed between-cluster</w:t>
+        <w:t xml:space="preserve">This section compares the record with the copying model in more detail than the main text does. We simulated neutral copying and a bounded-groups variant on the real layout of the 28 assemblages, using the model and calibration described in the next section. The calibration is itself informative. Under uniform innovation, in which the ten classes are interchangeable, one of the 297 parameter combinations (120 learners, innovation 0.0002, mixing 0.2) falls within the 10 percent tolerance on both the six-run screen and the fifty-run check. It sits at the edge of the grid, at the lowest population size and innovation rate swept, and its within-assemblage and pooled diversities of 0.61 and 0.66 in the baseline runs, against 0.56 and 0.59 observed, are 9 and 11 percent above the observed values, so we report it without treating it as a robust calibration. Under pooled-profile innovation, 51 combinations match on the screen and 48 on the check, spanning populations of 120, 2,000 and 10,000 learners, innovation rates of 0.0002 to 0.048, and mixing rates of 0.001 to 0.4 (Table S3). None of the 48 reaches the observed between-cluster</w:t>
       </w:r>
       <w:r>
         <w:t xml:space="preserve"> </w:t>
@@ -4586,7 +4586,7 @@
         <w:t xml:space="preserve"> </w:t>
       </w:r>
       <w:r>
-        <w:t xml:space="preserve">at its median; the highest fifty-run median is 0.0027 against 0.0062 observed, and 19 of the 45 include the observation within their 95 percent ranges.</w:t>
+        <w:t xml:space="preserve">at its median; the highest fifty-run median is 0.0028 against 0.0062 observed, and 18 of the 48 include the observation within their 95 percent ranges.</w:t>
       </w:r>
     </w:p>
     <w:p>
@@ -4620,7 +4620,7 @@
         <w:t xml:space="preserve"> </w:t>
       </w:r>
       <w:r>
-        <w:t xml:space="preserve">of 0.0062 at two clusters lies inside the simulated range of 0.0002 to 0.0113 (median 0.0023, 500 runs). Sixteen percent of simulated datasets reach it in seriation order, 14 percent in reverse order, and 21 percent when assemblages are treated as contemporaneous. The model returns a single community in 464 of 500 runs sampled through time. Where it returns two or more, the difference between communities has a median of 0.012 (95 percent range 0.007 to 0.024) against an observed 0.039, which none of those 36 runs reaches, and modularity is near zero in every run (95 percent range up to 0.005) against an observed 0.045. The fade of similarity with distance, measured here as the correlation between similarity and distance along the rivers, falls within the model’s range (observed -0.20; simulated median -0.18, range -0.53 to +0.04). The boundary excess of the spatial clusters is +13.7 in the data, outside the model’s range (-6.4 to +8.6) and the bounded-groups range at a copying factor of 0.03 and interaction length 24 km (+0.1 to +12.4), though not at 12 km (-8.5 to +16.8). Weakening copying across the two clusters has a visible effect at this mixing rate only at its strongest: at a copying factor of 0.03 the median</w:t>
+        <w:t xml:space="preserve">of 0.0062 at two clusters lies inside the simulated range of 0.0002 to 0.0112 (median 0.0021, 500 runs). Twelve percent of simulated datasets reach it in seriation order, 13 percent in reverse order, and 18 percent when assemblages are treated as contemporaneous. The model returns a single community in 471 of 500 runs sampled through time. Where it returns two or more, the difference between communities has a median of 0.012 (95 percent range 0.009 to 0.019) against an observed 0.039, which none of those 29 runs reaches, and modularity is near zero in every run (95 percent range up to 0.005) against an observed 0.045. The fade of similarity with distance, measured here as the correlation between similarity and distance along the rivers, falls within the model’s range (observed -0.20; simulated median -0.18, range -0.48 to +0.04). The boundary excess of the spatial clusters is +6.0 in the data, inside the model’s range (-4.5 to +7.3) and the bounded-groups ranges at a copying factor of 0.03 and interaction lengths of 24 km (-3.4 to +18.0) and 12 km (-8.0 to +13.3). Weakening copying across the two clusters raises the median step by step at an interaction length of 24 km and has no consistent effect at 12 km: at a copying factor of 0.03 the median</w:t>
       </w:r>
       <w:r>
         <w:t xml:space="preserve"> </w:t>
@@ -4646,7 +4646,7 @@
         <w:t xml:space="preserve"> </w:t>
       </w:r>
       <w:r>
-        <w:t xml:space="preserve">is 0.0080 at 24 km and 0.0064 at 12 km, reaching the observation in about half of 30 runs, against medians of 0.0023 and 0.0047 with no boundary; factors of 0.5 and 0.1 give medians of 0.0022 to 0.0071 (Table S4, Figure S5). New variants in this model come from the regional pooled profile, a source with no boundary interruptions; the section on the phases as groups below gives the boundary model local innovation as well.</w:t>
+        <w:t xml:space="preserve">is 0.0071 at 24 km and 0.0033 at 12 km, reaching the observation in 15 and 12 of 30 runs, against medians of 0.0018 and 0.0046 with no boundary in the same 30-run grid; factors of 0.5 and 0.1 give medians of 0.0027 to 0.0053 (Table S4, Figure S5). New variants in this model come from the regional pooled profile, a source with no boundary interruptions; the section on the phases as groups below gives the boundary model local innovation as well.</w:t>
       </w:r>
     </w:p>
     <w:p>
@@ -4656,9 +4656,9 @@
       <w:r>
         <w:drawing>
           <wp:inline>
-            <wp:extent cx="5334000" cy="4112706"/>
+            <wp:extent cx="5334000" cy="4169993"/>
             <wp:effectExtent b="0" l="0" r="0" t="0"/>
-            <wp:docPr descr="Figure S5. Neutral copying and bounded groups on the basin’s geography, at the calibrated combination. (A to D) The observed fade of similarity with distance, modularity, boundary excess of the spatial clusters, and between-cluster cultural F_{ST} (vertical lines) against the distributions produced by the neutral copying model (dark, 500 runs) and the bounded-groups model at a copying factor of 0.03 (light, 30 runs), both time-averaged and subsampled to the observed counts. The model reproduces the fade with distance and the between-cluster F_{ST} at two clusters; the observed boundary excess and modularity (0.045) lie above both models. (E to G) Multidimensional scaling of decorated dissimilarity for the observed assemblages (Parkin starred) and one run of each model." title="" id="133" name="Picture"/>
+            <wp:docPr descr="Figure S5. Neutral copying and bounded groups on the basin’s geography, at the calibrated combination. (A to D) The observed fade of similarity with distance, modularity, boundary excess of the spatial clusters, and between-cluster cultural F_{ST} (vertical lines) against the distributions produced by the neutral copying model (dark, 500 runs) and the bounded-groups model at a copying factor of 0.03 (light, 30 runs), both time-averaged and subsampled to the observed counts. The model reproduces the fade with distance and the between-cluster F_{ST} at two clusters; the observed modularity (0.045) lies above both models, and the observed boundary excess lies within both. (E to G) Multidimensional scaling of decorated dissimilarity for the observed assemblages (Parkin starred) and one run of each model; circles and squares are the two spatial clusters." title="" id="133" name="Picture"/>
             <a:graphic>
               <a:graphicData uri="http://schemas.openxmlformats.org/drawingml/2006/picture">
                 <pic:pic>
@@ -4677,7 +4677,7 @@
                   <pic:spPr bwMode="auto">
                     <a:xfrm>
                       <a:off x="0" y="0"/>
-                      <a:ext cx="5334000" cy="4112706"/>
+                      <a:ext cx="5334000" cy="4169993"/>
                     </a:xfrm>
                     <a:prstGeom prst="rect">
                       <a:avLst/>
@@ -4763,7 +4763,7 @@
         <w:t xml:space="preserve"> </w:t>
       </w:r>
       <w:r>
-        <w:t xml:space="preserve">at two clusters; the observed boundary excess and modularity (0.045) lie above both models. (E to G) Multidimensional scaling of decorated dissimilarity for the observed assemblages (Parkin starred) and one run of each model.</w:t>
+        <w:t xml:space="preserve">at two clusters; the observed modularity (0.045) lies above both models, and the observed boundary excess lies within both. (E to G) Multidimensional scaling of decorated dissimilarity for the observed assemblages (Parkin starred) and one run of each model; circles and squares are the two spatial clusters.</w:t>
       </w:r>
     </w:p>
     <w:p>
@@ -4925,7 +4925,7 @@
               <w:jc w:val="right"/>
             </w:pPr>
             <w:r>
-              <w:t xml:space="preserve">50 / 45</w:t>
+              <w:t xml:space="preserve">51 / 48</w:t>
             </w:r>
           </w:p>
         </w:tc>
@@ -4958,7 +4958,7 @@
               <w:pStyle w:val="Compact"/>
             </w:pPr>
             <w:r>
-              <w:t xml:space="preserve">0.577 / 6.04 / 0.588</w:t>
+              <w:t xml:space="preserve">0.577 / 6.00 / 0.587</w:t>
             </w:r>
           </w:p>
         </w:tc>
@@ -5005,7 +5005,7 @@
               <w:pStyle w:val="Compact"/>
             </w:pPr>
             <w:r>
-              <w:t xml:space="preserve">120, 0.0002, 0.4</w:t>
+              <w:t xml:space="preserve">120, 0.0002, 0.2</w:t>
             </w:r>
           </w:p>
         </w:tc>
@@ -5027,7 +5027,7 @@
               <w:pStyle w:val="Compact"/>
             </w:pPr>
             <w:r>
-              <w:t xml:space="preserve">0.616 / 5.96 / 0.648</w:t>
+              <w:t xml:space="preserve">0.612 / 5.79 / 0.656</w:t>
             </w:r>
           </w:p>
         </w:tc>
@@ -5210,7 +5210,7 @@
         <w:pStyle w:val="BodyText"/>
       </w:pPr>
       <w:r>
-        <w:t xml:space="preserve">We confirm at fifty runs because a median over six runs is noisy, and choosing the highest of about fifty noisy medians selects for chance. The combination ranked first on six runs had a six-run median (0.0053) twice its fifty-run median (0.0027), and an independent check with fresh seeds gave 0.0025 (</w:t>
+        <w:t xml:space="preserve">We confirm at fifty runs because a median over six runs is noisy, and choosing the highest of about fifty noisy medians selects for chance. The combination ranked first on six runs had a six-run median (0.0042) about twice its fifty-run median (0.0022), and an independent check with fresh seeds gave 0.0020 (</w:t>
       </w:r>
       <w:r>
         <w:rPr>
@@ -5219,7 +5219,7 @@
         <w:t xml:space="preserve">output/findings/calibration_stability.md</w:t>
       </w:r>
       <w:r>
-        <w:t xml:space="preserve">). Even at fifty runs, the ranking of the leading combinations is not sharp: the independent check agrees with the six-run ranking at a rank correlation of 0.71, and its first-ranked combination (2,000 learners, innovation 0.001, mixing 0.01) failed the fifty-run diversity confirmation in the calibration itself. We therefore repeat the key comparisons at the six most favorable confirmed combinations, and at that unconfirmed one (Table S6).</w:t>
+        <w:t xml:space="preserve">). The check reproduces the six-run ranking only in part: the independent fifty-run medians agree with it at a rank correlation of +0.64, and the two rankings share one of their five leading combinations. Nor is the leading combination sharply identified at fifty runs: the combination the independent check ranks first (120 learners, innovation 0.024, mixing 0.01) is not among the six that lead the calibration’s own fifty-run ranking. We therefore repeat the key comparisons at the six most favorable confirmed combinations (Table S6).</w:t>
       </w:r>
     </w:p>
     <w:p>
@@ -5227,7 +5227,7 @@
         <w:pStyle w:val="BodyText"/>
       </w:pPr>
       <w:r>
-        <w:t xml:space="preserve">We then run the baseline 500 times, the boundary factors 30 times each at interaction lengths of 12 and 24 km, and seven sensitivity cases (burn-in doubled, a single-class starting state with and without burn-in, and innovation and mixing halved and doubled) 50 times each. In the baseline runs of this analysis, the share of simulated datasets reaching the observed value is reported as</w:t>
+        <w:t xml:space="preserve">We then run the baseline 500 times, the boundary factors 30 times each at interaction lengths of 12 and 24 km, and seven sensitivity cases (burn-in doubled, a single-class starting state with and without burn-in, and innovation and mixing halved and doubled) 50 times each. In the baseline, sensitivity, and boundary runs of this analysis (Table S4), the share of simulated datasets reaching the observed value is reported as</w:t>
       </w:r>
       <w:r>
         <w:t xml:space="preserve"> </w:t>
@@ -5345,7 +5345,7 @@
         <w:pStyle w:val="BodyText"/>
       </w:pPr>
       <w:r>
-        <w:t xml:space="preserve">We measure copying distance along rivers because interaction in this settlement system plausibly followed watercourses, and because that choice is more favorable to the model. We build a graph from the mapped hydrography (LMVHydrology centerlines clipped to the basin with a 25 km margin), join vertices within 250 m of one another, keep the largest connected piece, and attach each assemblage to its nearest node, adding the attachment distance at both ends. All 28 assemblages connect, and the mean distance from an assemblage to a mapped channel is 2.77 km. Paths along the rivers are longer than straight lines by a mean ratio of 3.7 and a median of 2.9 per pair; the mean is pulled up by pairs that are close in a straight line but must route around a meander. The pottery does not follow the rivers more closely than it follows straight lines. Decorated-class distance between assemblages correlates with straight-line distance at 0.36 and with river distance at 0.24, and once straight-line distance is held fixed, river distance adds nothing (-0.02). Between assemblages in different phases, straight-line distance correlates at 0.32 and river distance at 0.09. The network is modern hydrography, and the St. Francis, Tyronza, and Mississippi have all moved since these sites were occupied. Both measures are carried through the relaxations below. At every interaction length from 6 to 96 km the median under straight-line distance is at or below the median under river distance at the calibrated combination, so river distance is the choice more favorable to the model.</w:t>
+        <w:t xml:space="preserve">We measure copying distance along rivers because interaction in this settlement system plausibly followed watercourses, and because that choice is more favorable to the model. We build a graph from the mapped hydrography (LMVHydrology centerlines clipped to the basin with a 25 km margin), join vertices within 250 m of one another, keep the largest connected piece, and attach each assemblage to its nearest node, adding the attachment distance at both ends. All 28 assemblages connect, and the mean distance from an assemblage to a mapped channel is 2.69 km. Paths along the rivers are longer than straight lines by a mean ratio of 3.8 and a median of 2.9 per pair; the mean is pulled up by pairs that are close in a straight line but must route around a meander. The pottery does not follow the rivers more closely than it follows straight lines. Decorated-class distance between assemblages correlates with straight-line distance at 0.38 and with river distance at 0.25, and once straight-line distance is held fixed, river distance adds nothing (-0.05). Between assemblages in different phases, straight-line distance correlates at 0.26 and river distance at -0.02. The network is modern hydrography, and the St. Francis, Tyronza, and Mississippi have all moved since these sites were occupied. Both measures are carried through the relaxations below. At every interaction length from 6 to 96 km the median under straight-line distance is at or below the median under river distance at the calibrated combination, so river distance is the choice more favorable to the model.</w:t>
       </w:r>
     </w:p>
     <w:p>
@@ -5404,7 +5404,7 @@
         <w:t xml:space="preserve">analyses/78_source_effect.py</w:t>
       </w:r>
       <w:r>
-        <w:t xml:space="preserve">). It is 0.04 and 0.15 in two of them and 0.89 in the third (Big Eddy, Castile Landing, Clay Hill, Cramor Place, and Nickel), where source and place cannot be separated with five assemblages. The rows carrying the survey’s counts alone are also the smallest, so source and sample size are confounded throughout.</w:t>
+        <w:t xml:space="preserve">). It is 0.17, 0.12, and 0.17 in the three. The rows carrying the survey’s counts alone are also the smallest, so source and sample size are confounded throughout.</w:t>
       </w:r>
     </w:p>
     <w:p>
@@ -5412,7 +5412,7 @@
         <w:pStyle w:val="BodyText"/>
       </w:pPr>
       <w:r>
-        <w:t xml:space="preserve">Because community labels are arbitrary and switch between runs, we summarize the basin’s simulated communities by co-membership (Figure S6). For each assemblage, we record the share of runs in which it falls in the same community as Parkin. Under the calibrated model, that share is 0.94 to 1.00 for every assemblage because the model returns a single community in most runs. Under pooled-profile innovation, the 36 time-sampled runs that return two or more communities give a between-community</w:t>
+        <w:t xml:space="preserve">Because community labels are arbitrary and switch between runs, we summarize the basin’s simulated communities by co-membership (Figure S6). For each assemblage, we record the share of runs in which it falls in the same community as Parkin. Under the calibrated model, that share is 0.95 to 1.00 for every assemblage because the model returns a single community in most runs. Under pooled-profile innovation, the 29 time-sampled runs that return two or more communities give a between-community</w:t>
       </w:r>
       <w:r>
         <w:t xml:space="preserve"> </w:t>
@@ -5438,7 +5438,7 @@
         <w:t xml:space="preserve"> </w:t>
       </w:r>
       <w:r>
-        <w:t xml:space="preserve">with a median of 0.012 (95 percent range 0.007 to 0.024), and none reach the observed 0.039. Under uniform innovation, which does not robustly fit the assemblages’ diversity, the observed value falls within a wide interval.</w:t>
+        <w:t xml:space="preserve">with a median of 0.012 (95 percent range 0.009 to 0.019), and none reach the observed 0.039. Under uniform innovation, which does not robustly fit the assemblages’ diversity, the observed value falls within a wide interval when assemblages are sampled through time or in reverse order, and above the interval when they are treated as contemporaneous.</w:t>
       </w:r>
     </w:p>
     <w:p>
@@ -5450,7 +5450,7 @@
           <wp:inline>
             <wp:extent cx="5334000" cy="4016402"/>
             <wp:effectExtent b="0" l="0" r="0" t="0"/>
-            <wp:docPr descr="Figure S6. Basin co-membership and community differentiation under the calibrated model, over 500 runs. (A) Each assemblage is shaded by the share of runs in which it falls in Parkin’s community (star). The share ranges from 0.94 to 1.00 throughout because the model returns one community in most runs. (B) Between-community cultural F_{ST} for the observed data (dashed, 0.039) against the model’s medians and 95 percent ranges, sampled as contemporaneous and through time, for pooled-profile (filled) and uniform (open) innovation. The pooled-profile points summarize only the runs returning two or more communities (54 contemporaneous and 36 through time, of 500); the rest return one community and leave the statistic undefined. The observed value lies above them. The uniform model’s wide range reflects a parameterization that does not fit the assemblages’ diversity robustly." title="" id="137" name="Picture"/>
+            <wp:docPr descr="Figure S6. Basin co-membership and community differentiation under the calibrated model, over 500 runs. (A) Each assemblage is shaded by the share of runs in which it falls in Parkin’s community (star). The share ranges from 0.95 to 1.00 throughout because the model returns one community in most runs. (B) Between-community cultural F_{ST} for the observed data (dashed, 0.039) against the model’s medians and 95 percent ranges, sampled as contemporaneous and through time, for pooled-profile (dark) and uniform (light) innovation. The pooled-profile points summarize only the runs returning two or more communities (35 contemporaneous and 29 through time, of 500); the rest return one community and leave the statistic undefined. The observed value lies above them. The uniform model’s wide range reflects a parameterization that does not fit the assemblages’ diversity robustly." title="" id="137" name="Picture"/>
             <a:graphic>
               <a:graphicData uri="http://schemas.openxmlformats.org/drawingml/2006/picture">
                 <pic:pic>
@@ -5503,7 +5503,7 @@
         <w:t xml:space="preserve"> </w:t>
       </w:r>
       <w:r>
-        <w:t xml:space="preserve">Basin co-membership and community differentiation under the calibrated model, over 500 runs. (A) Each assemblage is shaded by the share of runs in which it falls in Parkin’s community (star). The share ranges from 0.94 to 1.00 throughout because the model returns one community in most runs. (B) Between-community cultural</w:t>
+        <w:t xml:space="preserve">Basin co-membership and community differentiation under the calibrated model, over 500 runs. (A) Each assemblage is shaded by the share of runs in which it falls in Parkin’s community (star). The share ranges from 0.95 to 1.00 throughout because the model returns one community in most runs. (B) Between-community cultural</w:t>
       </w:r>
       <w:r>
         <w:t xml:space="preserve"> </w:t>
@@ -5529,7 +5529,7 @@
         <w:t xml:space="preserve"> </w:t>
       </w:r>
       <w:r>
-        <w:t xml:space="preserve">for the observed data (dashed, 0.039) against the model’s medians and 95 percent ranges, sampled as contemporaneous and through time, for pooled-profile (filled) and uniform (open) innovation. The pooled-profile points summarize only the runs returning two or more communities (54 contemporaneous and 36 through time, of 500); the rest return one community and leave the statistic undefined. The observed value lies above them. The uniform model’s wide range reflects a parameterization that does not fit the assemblages’ diversity robustly.</w:t>
+        <w:t xml:space="preserve">for the observed data (dashed, 0.039) against the model’s medians and 95 percent ranges, sampled as contemporaneous and through time, for pooled-profile (dark) and uniform (light) innovation. The pooled-profile points summarize only the runs returning two or more communities (35 contemporaneous and 29 through time, of 500); the rest return one community and leave the statistic undefined. The observed value lies above them. The uniform model’s wide range reflects a parameterization that does not fit the assemblages’ diversity robustly.</w:t>
       </w:r>
     </w:p>
     <w:bookmarkEnd w:id="139"/>
@@ -5596,7 +5596,7 @@
         <w:t xml:space="preserve"> </w:t>
       </w:r>
       <w:r>
-        <w:t xml:space="preserve">at their medians, and every combination that reaches it at the median lies outside the diversity tolerance (lowest misfit 0.21, against 0.17 at the tolerance line). Under uniform innovation, one combination matches at the corner of the grid, and its median (0.0098) lies above the observed value; it is the only matched combination to do so, and it does not fit the diversity robustly. The interchangeable-class model can reach the record’s skewed class profile only as a passing state of strong drift, which removes the rare classes that most assemblages contain.</w:t>
+        <w:t xml:space="preserve">at their medians, and every combination that reaches it at the median lies outside the diversity tolerance (the closest, at a misfit of 0.14, has a richness 14 percent from the observed value). Under uniform innovation, one combination matches at the edge of the grid, and its median (0.0092) lies above the observed value; it is the only matched combination to do so, and it does not fit the diversity robustly. The interchangeable-class model can reach the record’s skewed class profile only as a passing state of strong drift, which removes the rare classes that most assemblages contain.</w:t>
       </w:r>
     </w:p>
     <w:p>
@@ -5606,9 +5606,9 @@
       <w:r>
         <w:drawing>
           <wp:inline>
-            <wp:extent cx="5334000" cy="6034856"/>
+            <wp:extent cx="4572000" cy="5172734"/>
             <wp:effectExtent b="0" l="0" r="0" t="0"/>
-            <wp:docPr descr="Figure S7. The calibration series. Each point is one parameter combination (population 120, 2,000, or 10,000 learners; innovation 0.0002 to 0.2; mixing 0.001 to 0.4) for the pooled-profile (circles) and uniform (squares) innovation models, placed by its diversity misfit against its median between-cluster F_{ST} (six runs for unmatched combinations, fifty for matched ones). Filled markers match all three within-assemblage summaries within 10 percent (vertical line). The dashed line is the observed F_{ST}. No matched pooled-profile combination reaches the observed value at its median; the single matched uniform combination (median 0.0098) sits at the corner of the grid and does not fit the diversity robustly." title="" id="141" name="Picture"/>
+            <wp:docPr descr="Figure S7. The calibration series. Each point is one parameter combination (population 120, 2,000, or 10,000 learners; innovation 0.0002 to 0.2; mixing 0.001 to 0.4) for the pooled-profile (circles) and uniform (squares) innovation models, placed by its diversity misfit against its median between-cluster F_{ST} (six runs for unmatched combinations, fifty for matched ones). Filled markers match all three within-assemblage summaries within 10 percent. The vertical line is the largest misfit a matched combination can have, so an open marker to its left misses on at least one summary. The dashed line is the observed F_{ST}. No matched pooled-profile combination reaches the observed value at its median; the single matched uniform combination (median 0.0092) sits at the edge of the grid and does not fit the diversity robustly." title="" id="141" name="Picture"/>
             <a:graphic>
               <a:graphicData uri="http://schemas.openxmlformats.org/drawingml/2006/picture">
                 <pic:pic>
@@ -5627,7 +5627,7 @@
                   <pic:spPr bwMode="auto">
                     <a:xfrm>
                       <a:off x="0" y="0"/>
-                      <a:ext cx="5334000" cy="6034856"/>
+                      <a:ext cx="4572000" cy="5172734"/>
                     </a:xfrm>
                     <a:prstGeom prst="rect">
                       <a:avLst/>
@@ -5687,7 +5687,7 @@
         <w:t xml:space="preserve"> </w:t>
       </w:r>
       <w:r>
-        <w:t xml:space="preserve">(six runs for unmatched combinations, fifty for matched ones). Filled markers match all three within-assemblage summaries within 10 percent (vertical line). The dashed line is the observed</w:t>
+        <w:t xml:space="preserve">(six runs for unmatched combinations, fifty for matched ones). Filled markers match all three within-assemblage summaries within 10 percent. The vertical line is the largest misfit a matched combination can have, so an open marker to its left misses on at least one summary. The dashed line is the observed</w:t>
       </w:r>
       <w:r>
         <w:t xml:space="preserve"> </w:t>
@@ -5710,7 +5710,7 @@
         </m:sSub>
       </m:oMath>
       <w:r>
-        <w:t xml:space="preserve">. No matched pooled-profile combination reaches the observed value at its median; the single matched uniform combination (median 0.0098) sits at the corner of the grid and does not fit the diversity robustly.</w:t>
+        <w:t xml:space="preserve">. No matched pooled-profile combination reaches the observed value at its median; the single matched uniform combination (median 0.0092) sits at the edge of the grid and does not fit the diversity robustly.</w:t>
       </w:r>
     </w:p>
     <w:p>
@@ -5751,7 +5751,7 @@
         </m:sSub>
       </m:oMath>
       <w:r>
-        <w:t xml:space="preserve">, the share of runs reaching the observed value, and the mean within-assemblage diversity and richness achieved.</w:t>
+        <w:t xml:space="preserve">, the share of runs reaching the observed value, and the within-assemblage diversity and richness achieved (the median over runs for the baseline and the mean over runs for the other cases).</w:t>
       </w:r>
     </w:p>
     <w:tbl>
@@ -5873,19 +5873,19 @@
               <w:pStyle w:val="Compact"/>
             </w:pPr>
             <w:r>
-              <w:t xml:space="preserve">0.0023 [0.0002, 0.0113]</w:t>
-            </w:r>
-          </w:p>
-        </w:tc>
-        <w:tc>
-          <w:tcPr/>
-          <w:p>
-            <w:pPr>
-              <w:pStyle w:val="Compact"/>
-              <w:jc w:val="right"/>
-            </w:pPr>
-            <w:r>
-              <w:t xml:space="preserve">0.160</w:t>
+              <w:t xml:space="preserve">0.0021 [0.0002, 0.0112]</w:t>
+            </w:r>
+          </w:p>
+        </w:tc>
+        <w:tc>
+          <w:tcPr/>
+          <w:p>
+            <w:pPr>
+              <w:pStyle w:val="Compact"/>
+              <w:jc w:val="right"/>
+            </w:pPr>
+            <w:r>
+              <w:t xml:space="preserve">0.120</w:t>
             </w:r>
           </w:p>
         </w:tc>
@@ -5941,19 +5941,19 @@
               <w:pStyle w:val="Compact"/>
             </w:pPr>
             <w:r>
-              <w:t xml:space="preserve">0.0019 [0.0003, 0.0099]</w:t>
-            </w:r>
-          </w:p>
-        </w:tc>
-        <w:tc>
-          <w:tcPr/>
-          <w:p>
-            <w:pPr>
-              <w:pStyle w:val="Compact"/>
-              <w:jc w:val="right"/>
-            </w:pPr>
-            <w:r>
-              <w:t xml:space="preserve">0.176</w:t>
+              <w:t xml:space="preserve">0.0019 [0.0004, 0.0087]</w:t>
+            </w:r>
+          </w:p>
+        </w:tc>
+        <w:tc>
+          <w:tcPr/>
+          <w:p>
+            <w:pPr>
+              <w:pStyle w:val="Compact"/>
+              <w:jc w:val="right"/>
+            </w:pPr>
+            <w:r>
+              <w:t xml:space="preserve">0.157</w:t>
             </w:r>
           </w:p>
         </w:tc>
@@ -5977,7 +5977,7 @@
               <w:jc w:val="right"/>
             </w:pPr>
             <w:r>
-              <w:t xml:space="preserve">6.1</w:t>
+              <w:t xml:space="preserve">6.0</w:t>
             </w:r>
           </w:p>
         </w:tc>
@@ -6009,43 +6009,43 @@
               <w:pStyle w:val="Compact"/>
             </w:pPr>
             <w:r>
-              <w:t xml:space="preserve">0.0021 [0.0004, 0.0218]</w:t>
-            </w:r>
-          </w:p>
-        </w:tc>
-        <w:tc>
-          <w:tcPr/>
-          <w:p>
-            <w:pPr>
-              <w:pStyle w:val="Compact"/>
-              <w:jc w:val="right"/>
-            </w:pPr>
-            <w:r>
-              <w:t xml:space="preserve">0.196</w:t>
-            </w:r>
-          </w:p>
-        </w:tc>
-        <w:tc>
-          <w:tcPr/>
-          <w:p>
-            <w:pPr>
-              <w:pStyle w:val="Compact"/>
-              <w:jc w:val="right"/>
-            </w:pPr>
-            <w:r>
-              <w:t xml:space="preserve">0.54</w:t>
-            </w:r>
-          </w:p>
-        </w:tc>
-        <w:tc>
-          <w:tcPr/>
-          <w:p>
-            <w:pPr>
-              <w:pStyle w:val="Compact"/>
-              <w:jc w:val="right"/>
-            </w:pPr>
-            <w:r>
-              <w:t xml:space="preserve">5.9</w:t>
+              <w:t xml:space="preserve">0.0028 [0.0002, 0.0148]</w:t>
+            </w:r>
+          </w:p>
+        </w:tc>
+        <w:tc>
+          <w:tcPr/>
+          <w:p>
+            <w:pPr>
+              <w:pStyle w:val="Compact"/>
+              <w:jc w:val="right"/>
+            </w:pPr>
+            <w:r>
+              <w:t xml:space="preserve">0.176</w:t>
+            </w:r>
+          </w:p>
+        </w:tc>
+        <w:tc>
+          <w:tcPr/>
+          <w:p>
+            <w:pPr>
+              <w:pStyle w:val="Compact"/>
+              <w:jc w:val="right"/>
+            </w:pPr>
+            <w:r>
+              <w:t xml:space="preserve">0.53</w:t>
+            </w:r>
+          </w:p>
+        </w:tc>
+        <w:tc>
+          <w:tcPr/>
+          <w:p>
+            <w:pPr>
+              <w:pStyle w:val="Compact"/>
+              <w:jc w:val="right"/>
+            </w:pPr>
+            <w:r>
+              <w:t xml:space="preserve">5.8</w:t>
             </w:r>
           </w:p>
         </w:tc>
@@ -6077,31 +6077,31 @@
               <w:pStyle w:val="Compact"/>
             </w:pPr>
             <w:r>
-              <w:t xml:space="preserve">0.0049 [0.0003, 0.0239]</w:t>
-            </w:r>
-          </w:p>
-        </w:tc>
-        <w:tc>
-          <w:tcPr/>
-          <w:p>
-            <w:pPr>
-              <w:pStyle w:val="Compact"/>
-              <w:jc w:val="right"/>
-            </w:pPr>
-            <w:r>
-              <w:t xml:space="preserve">0.431</w:t>
-            </w:r>
-          </w:p>
-        </w:tc>
-        <w:tc>
-          <w:tcPr/>
-          <w:p>
-            <w:pPr>
-              <w:pStyle w:val="Compact"/>
-              <w:jc w:val="right"/>
-            </w:pPr>
-            <w:r>
-              <w:t xml:space="preserve">0.37</w:t>
+              <w:t xml:space="preserve">0.0053 [0.0004, 0.0180]</w:t>
+            </w:r>
+          </w:p>
+        </w:tc>
+        <w:tc>
+          <w:tcPr/>
+          <w:p>
+            <w:pPr>
+              <w:pStyle w:val="Compact"/>
+              <w:jc w:val="right"/>
+            </w:pPr>
+            <w:r>
+              <w:t xml:space="preserve">0.412</w:t>
+            </w:r>
+          </w:p>
+        </w:tc>
+        <w:tc>
+          <w:tcPr/>
+          <w:p>
+            <w:pPr>
+              <w:pStyle w:val="Compact"/>
+              <w:jc w:val="right"/>
+            </w:pPr>
+            <w:r>
+              <w:t xml:space="preserve">0.38</w:t>
             </w:r>
           </w:p>
         </w:tc>
@@ -6145,31 +6145,31 @@
               <w:pStyle w:val="Compact"/>
             </w:pPr>
             <w:r>
-              <w:t xml:space="preserve">0.0027 [0.0007, 0.0177]</w:t>
-            </w:r>
-          </w:p>
-        </w:tc>
-        <w:tc>
-          <w:tcPr/>
-          <w:p>
-            <w:pPr>
-              <w:pStyle w:val="Compact"/>
-              <w:jc w:val="right"/>
-            </w:pPr>
-            <w:r>
-              <w:t xml:space="preserve">0.235</w:t>
-            </w:r>
-          </w:p>
-        </w:tc>
-        <w:tc>
-          <w:tcPr/>
-          <w:p>
-            <w:pPr>
-              <w:pStyle w:val="Compact"/>
-              <w:jc w:val="right"/>
-            </w:pPr>
-            <w:r>
-              <w:t xml:space="preserve">0.58</w:t>
+              <w:t xml:space="preserve">0.0038 [0.0007, 0.0181]</w:t>
+            </w:r>
+          </w:p>
+        </w:tc>
+        <w:tc>
+          <w:tcPr/>
+          <w:p>
+            <w:pPr>
+              <w:pStyle w:val="Compact"/>
+              <w:jc w:val="right"/>
+            </w:pPr>
+            <w:r>
+              <w:t xml:space="preserve">0.294</w:t>
+            </w:r>
+          </w:p>
+        </w:tc>
+        <w:tc>
+          <w:tcPr/>
+          <w:p>
+            <w:pPr>
+              <w:pStyle w:val="Compact"/>
+              <w:jc w:val="right"/>
+            </w:pPr>
+            <w:r>
+              <w:t xml:space="preserve">0.56</w:t>
             </w:r>
           </w:p>
         </w:tc>
@@ -6213,19 +6213,19 @@
               <w:pStyle w:val="Compact"/>
             </w:pPr>
             <w:r>
-              <w:t xml:space="preserve">0.0010 [0.0002, 0.0055]</w:t>
-            </w:r>
-          </w:p>
-        </w:tc>
-        <w:tc>
-          <w:tcPr/>
-          <w:p>
-            <w:pPr>
-              <w:pStyle w:val="Compact"/>
-              <w:jc w:val="right"/>
-            </w:pPr>
-            <w:r>
-              <w:t xml:space="preserve">0.039</w:t>
+              <w:t xml:space="preserve">0.0015 [0.0002, 0.0114]</w:t>
+            </w:r>
+          </w:p>
+        </w:tc>
+        <w:tc>
+          <w:tcPr/>
+          <w:p>
+            <w:pPr>
+              <w:pStyle w:val="Compact"/>
+              <w:jc w:val="right"/>
+            </w:pPr>
+            <w:r>
+              <w:t xml:space="preserve">0.118</w:t>
             </w:r>
           </w:p>
         </w:tc>
@@ -6281,43 +6281,43 @@
               <w:pStyle w:val="Compact"/>
             </w:pPr>
             <w:r>
-              <w:t xml:space="preserve">0.0025 [0.0006, 0.0137]</w:t>
-            </w:r>
-          </w:p>
-        </w:tc>
-        <w:tc>
-          <w:tcPr/>
-          <w:p>
-            <w:pPr>
-              <w:pStyle w:val="Compact"/>
-              <w:jc w:val="right"/>
-            </w:pPr>
-            <w:r>
-              <w:t xml:space="preserve">0.255</w:t>
-            </w:r>
-          </w:p>
-        </w:tc>
-        <w:tc>
-          <w:tcPr/>
-          <w:p>
-            <w:pPr>
-              <w:pStyle w:val="Compact"/>
-              <w:jc w:val="right"/>
-            </w:pPr>
-            <w:r>
-              <w:t xml:space="preserve">0.58</w:t>
-            </w:r>
-          </w:p>
-        </w:tc>
-        <w:tc>
-          <w:tcPr/>
-          <w:p>
-            <w:pPr>
-              <w:pStyle w:val="Compact"/>
-              <w:jc w:val="right"/>
-            </w:pPr>
-            <w:r>
-              <w:t xml:space="preserve">5.8</w:t>
+              <w:t xml:space="preserve">0.0031 [0.0005, 0.0134]</w:t>
+            </w:r>
+          </w:p>
+        </w:tc>
+        <w:tc>
+          <w:tcPr/>
+          <w:p>
+            <w:pPr>
+              <w:pStyle w:val="Compact"/>
+              <w:jc w:val="right"/>
+            </w:pPr>
+            <w:r>
+              <w:t xml:space="preserve">0.314</w:t>
+            </w:r>
+          </w:p>
+        </w:tc>
+        <w:tc>
+          <w:tcPr/>
+          <w:p>
+            <w:pPr>
+              <w:pStyle w:val="Compact"/>
+              <w:jc w:val="right"/>
+            </w:pPr>
+            <w:r>
+              <w:t xml:space="preserve">0.57</w:t>
+            </w:r>
+          </w:p>
+        </w:tc>
+        <w:tc>
+          <w:tcPr/>
+          <w:p>
+            <w:pPr>
+              <w:pStyle w:val="Compact"/>
+              <w:jc w:val="right"/>
+            </w:pPr>
+            <w:r>
+              <w:t xml:space="preserve">5.7</w:t>
             </w:r>
           </w:p>
         </w:tc>
@@ -6349,7 +6349,7 @@
               <w:pStyle w:val="Compact"/>
             </w:pPr>
             <w:r>
-              <w:t xml:space="preserve">0.0015 [0.0002, 0.0052]</w:t>
+              <w:t xml:space="preserve">0.0017 [0.0002, 0.0048]</w:t>
             </w:r>
           </w:p>
         </w:tc>
@@ -6385,7 +6385,7 @@
               <w:jc w:val="right"/>
             </w:pPr>
             <w:r>
-              <w:t xml:space="preserve">6.4</w:t>
+              <w:t xml:space="preserve">6.3</w:t>
             </w:r>
           </w:p>
         </w:tc>
@@ -6417,19 +6417,19 @@
               <w:pStyle w:val="Compact"/>
             </w:pPr>
             <w:r>
-              <w:t xml:space="preserve">0.0022 [0.0004, 0.0129]</w:t>
-            </w:r>
-          </w:p>
-        </w:tc>
-        <w:tc>
-          <w:tcPr/>
-          <w:p>
-            <w:pPr>
-              <w:pStyle w:val="Compact"/>
-              <w:jc w:val="right"/>
-            </w:pPr>
-            <w:r>
-              <w:t xml:space="preserve">0.161</w:t>
+              <w:t xml:space="preserve">0.0027 [0.0003, 0.0185]</w:t>
+            </w:r>
+          </w:p>
+        </w:tc>
+        <w:tc>
+          <w:tcPr/>
+          <w:p>
+            <w:pPr>
+              <w:pStyle w:val="Compact"/>
+              <w:jc w:val="right"/>
+            </w:pPr>
+            <w:r>
+              <w:t xml:space="preserve">0.290</w:t>
             </w:r>
           </w:p>
         </w:tc>
@@ -6477,19 +6477,19 @@
               <w:pStyle w:val="Compact"/>
             </w:pPr>
             <w:r>
-              <w:t xml:space="preserve">0.0031 [0.0005, 0.0184]</w:t>
-            </w:r>
-          </w:p>
-        </w:tc>
-        <w:tc>
-          <w:tcPr/>
-          <w:p>
-            <w:pPr>
-              <w:pStyle w:val="Compact"/>
-              <w:jc w:val="right"/>
-            </w:pPr>
-            <w:r>
-              <w:t xml:space="preserve">0.194</w:t>
+              <w:t xml:space="preserve">0.0037 [0.0011, 0.0206]</w:t>
+            </w:r>
+          </w:p>
+        </w:tc>
+        <w:tc>
+          <w:tcPr/>
+          <w:p>
+            <w:pPr>
+              <w:pStyle w:val="Compact"/>
+              <w:jc w:val="right"/>
+            </w:pPr>
+            <w:r>
+              <w:t xml:space="preserve">0.387</w:t>
             </w:r>
           </w:p>
         </w:tc>
@@ -6537,19 +6537,19 @@
               <w:pStyle w:val="Compact"/>
             </w:pPr>
             <w:r>
-              <w:t xml:space="preserve">0.0080 [0.0007, 0.0165]</w:t>
-            </w:r>
-          </w:p>
-        </w:tc>
-        <w:tc>
-          <w:tcPr/>
-          <w:p>
-            <w:pPr>
-              <w:pStyle w:val="Compact"/>
-              <w:jc w:val="right"/>
-            </w:pPr>
-            <w:r>
-              <w:t xml:space="preserve">0.548</w:t>
+              <w:t xml:space="preserve">0.0071 [0.0009, 0.0180]</w:t>
+            </w:r>
+          </w:p>
+        </w:tc>
+        <w:tc>
+          <w:tcPr/>
+          <w:p>
+            <w:pPr>
+              <w:pStyle w:val="Compact"/>
+              <w:jc w:val="right"/>
+            </w:pPr>
+            <w:r>
+              <w:t xml:space="preserve">0.516</w:t>
             </w:r>
           </w:p>
         </w:tc>
@@ -6576,7 +6576,7 @@
         <w:pStyle w:val="BodyText"/>
       </w:pPr>
       <w:r>
-        <w:t xml:space="preserve">The single-class start with no burn-in departs from the calibrated diversity and is reported for completeness rather than as a fitting alternative. The other cases put the share of runs reaching the observed value between 0.02 and 0.26. Doubling the innovation or mixing rate, which keeps the diversity close to the record, lowers that share to 0.04 and 0.02, so the two-cluster agreement holds at the selected combination and its neighbors with lower rates but not at every rate choice. The 30-run boundary cases resolve that share only to about 0.03.</w:t>
+        <w:t xml:space="preserve">The single-class start with no burn-in departs from the calibrated diversity and is reported for completeness rather than as a fitting alternative. The other cases put the share of runs reaching the observed value between 0.02 and 0.31. Doubling the mixing rate, which keeps the diversity close to the record, lowers that share to 0.02, and doubling the innovation rate leaves it at 0.12, so the two-cluster agreement holds at the selected combination, at neighboring innovation rates, and at a lower mixing rate, but not at double the mixing rate. The 30-run boundary cases resolve that share only to about 0.03.</w:t>
       </w:r>
     </w:p>
     <w:bookmarkEnd w:id="143"/>
@@ -6594,7 +6594,7 @@
         <w:pStyle w:val="FirstParagraph"/>
       </w:pPr>
       <w:r>
-        <w:t xml:space="preserve">The calibrated model reproduces the difference between two clusters, although its median falls short. It does not reproduce the larger differences among three or more clusters, where the observed value lies at or beyond the upper edge of the model’s range: outside it with the seeds of Table 1 and Table S5, and just inside it at three clusters with those of Table S5a (main text Table 1; Table S5).</w:t>
+        <w:t xml:space="preserve">The calibrated model reproduces the difference between two clusters, although its median falls short. It does not reproduce the larger differences among three or more clusters, where the observed value lies at or beyond the upper edge of the model’s range: outside it with the seeds of Table 1, Table S5, and Table S5a (main text Table 1; Table S5).</w:t>
       </w:r>
     </w:p>
     <w:p>
@@ -6663,7 +6663,7 @@
         <w:t xml:space="preserve"> </w:t>
       </w:r>
       <w:r>
-        <w:t xml:space="preserve">The main settings of each relaxation scored at every scale, 300 runs each with the seeds of analyses 64 and 65, local innovation areas, the two spatial clusters (</w:t>
+        <w:t xml:space="preserve">The main settings of each relaxation scored at every scale, 300 runs each with the seeds of analyses 64 and 65 (</w:t>
       </w:r>
       <w:r>
         <w:rPr>
@@ -6684,7 +6684,18 @@
         <w:t xml:space="preserve">output/findings/relaxations_by_scale.md</w:t>
       </w:r>
       <w:r>
-        <w:t xml:space="preserve">). Entries are the median, 95 percent range, and share of runs at or above the observed value. The baseline row uses analysis 65’s seeds, as do the transport and local-innovation rows; the unequal-population rows use analysis 64’s. Its shares therefore differ slightly from Table 1.</w:t>
+        <w:t xml:space="preserve">). Local innovation is applied within the two spatial clusters unless the row names a finer grain: neighborhoods are the five- and eight-cluster</w:t>
+      </w:r>
+      <w:r>
+        <w:t xml:space="preserve"> </w:t>
+      </w:r>
+      <m:oMath>
+        <m:r>
+          <m:t>k</m:t>
+        </m:r>
+      </m:oMath>
+      <w:r>
+        <w:t xml:space="preserve">-means divisions of the site map, and in the last two rows each site draws its own new variants. Entries are the median, 95 percent range, and share of runs at or above the observed value. The baseline row uses analysis 65’s seeds, as do the transport and local-innovation rows; the unequal-population rows use analysis 64’s. Its shares therefore differ slightly from Table 1.</w:t>
       </w:r>
     </w:p>
     <w:tbl>
@@ -6769,7 +6780,7 @@
               <w:pStyle w:val="Compact"/>
             </w:pPr>
             <w:r>
-              <w:t xml:space="preserve">the phases (0.0110)</w:t>
+              <w:t xml:space="preserve">the phases (0.0123)</w:t>
             </w:r>
           </w:p>
         </w:tc>
@@ -6815,40 +6826,40 @@
               <w:pStyle w:val="Compact"/>
             </w:pPr>
             <w:r>
-              <w:t xml:space="preserve">0.0022 [0.0003, 0.0119]; 13%</w:t>
-            </w:r>
-          </w:p>
-        </w:tc>
-        <w:tc>
-          <w:tcPr/>
-          <w:p>
-            <w:pPr>
-              <w:pStyle w:val="Compact"/>
-            </w:pPr>
-            <w:r>
-              <w:t xml:space="preserve">0.0040 [0.0009, 0.0158]; 3%</w:t>
-            </w:r>
-          </w:p>
-        </w:tc>
-        <w:tc>
-          <w:tcPr/>
-          <w:p>
-            <w:pPr>
-              <w:pStyle w:val="Compact"/>
-            </w:pPr>
-            <w:r>
-              <w:t xml:space="preserve">0.0042 [0.0014, 0.0166]; 1%</w:t>
-            </w:r>
-          </w:p>
-        </w:tc>
-        <w:tc>
-          <w:tcPr/>
-          <w:p>
-            <w:pPr>
-              <w:pStyle w:val="Compact"/>
-            </w:pPr>
-            <w:r>
-              <w:t xml:space="preserve">0.0037 [0.0008, 0.0156]; 7%</w:t>
+              <w:t xml:space="preserve">0.0017 [0.0002, 0.0113]; 12%</w:t>
+            </w:r>
+          </w:p>
+        </w:tc>
+        <w:tc>
+          <w:tcPr/>
+          <w:p>
+            <w:pPr>
+              <w:pStyle w:val="Compact"/>
+            </w:pPr>
+            <w:r>
+              <w:t xml:space="preserve">0.0035 [0.0006, 0.0134]; 2%</w:t>
+            </w:r>
+          </w:p>
+        </w:tc>
+        <w:tc>
+          <w:tcPr/>
+          <w:p>
+            <w:pPr>
+              <w:pStyle w:val="Compact"/>
+            </w:pPr>
+            <w:r>
+              <w:t xml:space="preserve">0.0040 [0.0010, 0.0138]; 1%</w:t>
+            </w:r>
+          </w:p>
+        </w:tc>
+        <w:tc>
+          <w:tcPr/>
+          <w:p>
+            <w:pPr>
+              <w:pStyle w:val="Compact"/>
+            </w:pPr>
+            <w:r>
+              <w:t xml:space="preserve">0.0024 [0.0005, 0.0098]; 1%</w:t>
             </w:r>
           </w:p>
         </w:tc>
@@ -6894,40 +6905,40 @@
               <w:pStyle w:val="Compact"/>
             </w:pPr>
             <w:r>
-              <w:t xml:space="preserve">0.0025 [0.0003, 0.0142]; 15%</w:t>
-            </w:r>
-          </w:p>
-        </w:tc>
-        <w:tc>
-          <w:tcPr/>
-          <w:p>
-            <w:pPr>
-              <w:pStyle w:val="Compact"/>
-            </w:pPr>
-            <w:r>
-              <w:t xml:space="preserve">0.0042 [0.0009, 0.0180]; 4%</w:t>
-            </w:r>
-          </w:p>
-        </w:tc>
-        <w:tc>
-          <w:tcPr/>
-          <w:p>
-            <w:pPr>
-              <w:pStyle w:val="Compact"/>
-            </w:pPr>
-            <w:r>
-              <w:t xml:space="preserve">0.0048 [0.0013, 0.0188]; 3%</w:t>
-            </w:r>
-          </w:p>
-        </w:tc>
-        <w:tc>
-          <w:tcPr/>
-          <w:p>
-            <w:pPr>
-              <w:pStyle w:val="Compact"/>
-            </w:pPr>
-            <w:r>
-              <w:t xml:space="preserve">0.0040 [0.0009, 0.0178]; 6%</w:t>
+              <w:t xml:space="preserve">0.0025 [0.0003, 0.0124]; 17%</w:t>
+            </w:r>
+          </w:p>
+        </w:tc>
+        <w:tc>
+          <w:tcPr/>
+          <w:p>
+            <w:pPr>
+              <w:pStyle w:val="Compact"/>
+            </w:pPr>
+            <w:r>
+              <w:t xml:space="preserve">0.0044 [0.0009, 0.0146]; 2%</w:t>
+            </w:r>
+          </w:p>
+        </w:tc>
+        <w:tc>
+          <w:tcPr/>
+          <w:p>
+            <w:pPr>
+              <w:pStyle w:val="Compact"/>
+            </w:pPr>
+            <w:r>
+              <w:t xml:space="preserve">0.0049 [0.0013, 0.0153]; 1%</w:t>
+            </w:r>
+          </w:p>
+        </w:tc>
+        <w:tc>
+          <w:tcPr/>
+          <w:p>
+            <w:pPr>
+              <w:pStyle w:val="Compact"/>
+            </w:pPr>
+            <w:r>
+              <w:t xml:space="preserve">0.0028 [0.0005, 0.0122]; 2%</w:t>
             </w:r>
           </w:p>
         </w:tc>
@@ -6973,40 +6984,40 @@
               <w:pStyle w:val="Compact"/>
             </w:pPr>
             <w:r>
-              <w:t xml:space="preserve">0.0033 [0.0004, 0.0219]; 29%</w:t>
-            </w:r>
-          </w:p>
-        </w:tc>
-        <w:tc>
-          <w:tcPr/>
-          <w:p>
-            <w:pPr>
-              <w:pStyle w:val="Compact"/>
-            </w:pPr>
-            <w:r>
-              <w:t xml:space="preserve">0.0064 [0.0013, 0.0248]; 13%</w:t>
-            </w:r>
-          </w:p>
-        </w:tc>
-        <w:tc>
-          <w:tcPr/>
-          <w:p>
-            <w:pPr>
-              <w:pStyle w:val="Compact"/>
-            </w:pPr>
-            <w:r>
-              <w:t xml:space="preserve">0.0069 [0.0015, 0.0258]; 9%</w:t>
-            </w:r>
-          </w:p>
-        </w:tc>
-        <w:tc>
-          <w:tcPr/>
-          <w:p>
-            <w:pPr>
-              <w:pStyle w:val="Compact"/>
-            </w:pPr>
-            <w:r>
-              <w:t xml:space="preserve">0.0065 [0.0013, 0.0242]; 24%</w:t>
+              <w:t xml:space="preserve">0.0040 [0.0003, 0.0278]; 37%</w:t>
+            </w:r>
+          </w:p>
+        </w:tc>
+        <w:tc>
+          <w:tcPr/>
+          <w:p>
+            <w:pPr>
+              <w:pStyle w:val="Compact"/>
+            </w:pPr>
+            <w:r>
+              <w:t xml:space="preserve">0.0073 [0.0011, 0.0314]; 16%</w:t>
+            </w:r>
+          </w:p>
+        </w:tc>
+        <w:tc>
+          <w:tcPr/>
+          <w:p>
+            <w:pPr>
+              <w:pStyle w:val="Compact"/>
+            </w:pPr>
+            <w:r>
+              <w:t xml:space="preserve">0.0078 [0.0016, 0.0314]; 14%</w:t>
+            </w:r>
+          </w:p>
+        </w:tc>
+        <w:tc>
+          <w:tcPr/>
+          <w:p>
+            <w:pPr>
+              <w:pStyle w:val="Compact"/>
+            </w:pPr>
+            <w:r>
+              <w:t xml:space="preserve">0.0047 [0.0008, 0.0250]; 15%</w:t>
             </w:r>
           </w:p>
         </w:tc>
@@ -7052,40 +7063,40 @@
               <w:pStyle w:val="Compact"/>
             </w:pPr>
             <w:r>
-              <w:t xml:space="preserve">0.0046 [0.0005, 0.0392]; 42%</w:t>
-            </w:r>
-          </w:p>
-        </w:tc>
-        <w:tc>
-          <w:tcPr/>
-          <w:p>
-            <w:pPr>
-              <w:pStyle w:val="Compact"/>
-            </w:pPr>
-            <w:r>
-              <w:t xml:space="preserve">0.0089 [0.0016, 0.0483]; 26%</w:t>
-            </w:r>
-          </w:p>
-        </w:tc>
-        <w:tc>
-          <w:tcPr/>
-          <w:p>
-            <w:pPr>
-              <w:pStyle w:val="Compact"/>
-            </w:pPr>
-            <w:r>
-              <w:t xml:space="preserve">0.0100 [0.0029, 0.0488]; 21%</w:t>
-            </w:r>
-          </w:p>
-        </w:tc>
-        <w:tc>
-          <w:tcPr/>
-          <w:p>
-            <w:pPr>
-              <w:pStyle w:val="Compact"/>
-            </w:pPr>
-            <w:r>
-              <w:t xml:space="preserve">0.0084 [0.0015, 0.0437]; 40%</w:t>
+              <w:t xml:space="preserve">0.0052 [0.0003, 0.0379]; 47%</w:t>
+            </w:r>
+          </w:p>
+        </w:tc>
+        <w:tc>
+          <w:tcPr/>
+          <w:p>
+            <w:pPr>
+              <w:pStyle w:val="Compact"/>
+            </w:pPr>
+            <w:r>
+              <w:t xml:space="preserve">0.0099 [0.0014, 0.0453]; 29%</w:t>
+            </w:r>
+          </w:p>
+        </w:tc>
+        <w:tc>
+          <w:tcPr/>
+          <w:p>
+            <w:pPr>
+              <w:pStyle w:val="Compact"/>
+            </w:pPr>
+            <w:r>
+              <w:t xml:space="preserve">0.0108 [0.0019, 0.0454]; 24%</w:t>
+            </w:r>
+          </w:p>
+        </w:tc>
+        <w:tc>
+          <w:tcPr/>
+          <w:p>
+            <w:pPr>
+              <w:pStyle w:val="Compact"/>
+            </w:pPr>
+            <w:r>
+              <w:t xml:space="preserve">0.0067 [0.0010, 0.0325]; 24%</w:t>
             </w:r>
           </w:p>
         </w:tc>
@@ -7131,40 +7142,40 @@
               <w:pStyle w:val="Compact"/>
             </w:pPr>
             <w:r>
-              <w:t xml:space="preserve">0.0034 [0.0004, 0.0213]; 32%</w:t>
-            </w:r>
-          </w:p>
-        </w:tc>
-        <w:tc>
-          <w:tcPr/>
-          <w:p>
-            <w:pPr>
-              <w:pStyle w:val="Compact"/>
-            </w:pPr>
-            <w:r>
-              <w:t xml:space="preserve">0.0050 [0.0010, 0.0241]; 11%</w:t>
-            </w:r>
-          </w:p>
-        </w:tc>
-        <w:tc>
-          <w:tcPr/>
-          <w:p>
-            <w:pPr>
-              <w:pStyle w:val="Compact"/>
-            </w:pPr>
-            <w:r>
-              <w:t xml:space="preserve">0.0055 [0.0014, 0.0243]; 7%</w:t>
-            </w:r>
-          </w:p>
-        </w:tc>
-        <w:tc>
-          <w:tcPr/>
-          <w:p>
-            <w:pPr>
-              <w:pStyle w:val="Compact"/>
-            </w:pPr>
-            <w:r>
-              <w:t xml:space="preserve">0.0050 [0.0010, 0.0236]; 19%</w:t>
+              <w:t xml:space="preserve">0.0035 [0.0004, 0.0194]; 26%</w:t>
+            </w:r>
+          </w:p>
+        </w:tc>
+        <w:tc>
+          <w:tcPr/>
+          <w:p>
+            <w:pPr>
+              <w:pStyle w:val="Compact"/>
+            </w:pPr>
+            <w:r>
+              <w:t xml:space="preserve">0.0049 [0.0011, 0.0208]; 7%</w:t>
+            </w:r>
+          </w:p>
+        </w:tc>
+        <w:tc>
+          <w:tcPr/>
+          <w:p>
+            <w:pPr>
+              <w:pStyle w:val="Compact"/>
+            </w:pPr>
+            <w:r>
+              <w:t xml:space="preserve">0.0052 [0.0013, 0.0213]; 5%</w:t>
+            </w:r>
+          </w:p>
+        </w:tc>
+        <w:tc>
+          <w:tcPr/>
+          <w:p>
+            <w:pPr>
+              <w:pStyle w:val="Compact"/>
+            </w:pPr>
+            <w:r>
+              <w:t xml:space="preserve">0.0034 [0.0007, 0.0191]; 7%</w:t>
             </w:r>
           </w:p>
         </w:tc>
@@ -7210,40 +7221,40 @@
               <w:pStyle w:val="Compact"/>
             </w:pPr>
             <w:r>
-              <w:t xml:space="preserve">0.0071 [0.0007, 0.0328]; 54%</w:t>
-            </w:r>
-          </w:p>
-        </w:tc>
-        <w:tc>
-          <w:tcPr/>
-          <w:p>
-            <w:pPr>
-              <w:pStyle w:val="Compact"/>
-            </w:pPr>
-            <w:r>
-              <w:t xml:space="preserve">0.0112 [0.0021, 0.0412]; 31%</w:t>
-            </w:r>
-          </w:p>
-        </w:tc>
-        <w:tc>
-          <w:tcPr/>
-          <w:p>
-            <w:pPr>
-              <w:pStyle w:val="Compact"/>
-            </w:pPr>
-            <w:r>
-              <w:t xml:space="preserve">0.0133 [0.0029, 0.0455]; 31%</w:t>
-            </w:r>
-          </w:p>
-        </w:tc>
-        <w:tc>
-          <w:tcPr/>
-          <w:p>
-            <w:pPr>
-              <w:pStyle w:val="Compact"/>
-            </w:pPr>
-            <w:r>
-              <w:t xml:space="preserve">0.0110 [0.0019, 0.0381]; 50%</w:t>
+              <w:t xml:space="preserve">0.0056 [0.0006, 0.0325]; 45%</w:t>
+            </w:r>
+          </w:p>
+        </w:tc>
+        <w:tc>
+          <w:tcPr/>
+          <w:p>
+            <w:pPr>
+              <w:pStyle w:val="Compact"/>
+            </w:pPr>
+            <w:r>
+              <w:t xml:space="preserve">0.0087 [0.0019, 0.0397]; 26%</w:t>
+            </w:r>
+          </w:p>
+        </w:tc>
+        <w:tc>
+          <w:tcPr/>
+          <w:p>
+            <w:pPr>
+              <w:pStyle w:val="Compact"/>
+            </w:pPr>
+            <w:r>
+              <w:t xml:space="preserve">0.0114 [0.0033, 0.0427]; 24%</w:t>
+            </w:r>
+          </w:p>
+        </w:tc>
+        <w:tc>
+          <w:tcPr/>
+          <w:p>
+            <w:pPr>
+              <w:pStyle w:val="Compact"/>
+            </w:pPr>
+            <w:r>
+              <w:t xml:space="preserve">0.0077 [0.0014, 0.0337]; 29%</w:t>
             </w:r>
           </w:p>
         </w:tc>
@@ -7289,40 +7300,40 @@
               <w:pStyle w:val="Compact"/>
             </w:pPr>
             <w:r>
-              <w:t xml:space="preserve">0.0048 [0.0005, 0.0255]; 37%</w:t>
-            </w:r>
-          </w:p>
-        </w:tc>
-        <w:tc>
-          <w:tcPr/>
-          <w:p>
-            <w:pPr>
-              <w:pStyle w:val="Compact"/>
-            </w:pPr>
-            <w:r>
-              <w:t xml:space="preserve">0.0074 [0.0015, 0.0306]; 16%</w:t>
-            </w:r>
-          </w:p>
-        </w:tc>
-        <w:tc>
-          <w:tcPr/>
-          <w:p>
-            <w:pPr>
-              <w:pStyle w:val="Compact"/>
-            </w:pPr>
-            <w:r>
-              <w:t xml:space="preserve">0.0086 [0.0022, 0.0322]; 12%</w:t>
-            </w:r>
-          </w:p>
-        </w:tc>
-        <w:tc>
-          <w:tcPr/>
-          <w:p>
-            <w:pPr>
-              <w:pStyle w:val="Compact"/>
-            </w:pPr>
-            <w:r>
-              <w:t xml:space="preserve">0.0072 [0.0014, 0.0299]; 27%</w:t>
+              <w:t xml:space="preserve">0.0047 [0.0004, 0.0247]; 39%</w:t>
+            </w:r>
+          </w:p>
+        </w:tc>
+        <w:tc>
+          <w:tcPr/>
+          <w:p>
+            <w:pPr>
+              <w:pStyle w:val="Compact"/>
+            </w:pPr>
+            <w:r>
+              <w:t xml:space="preserve">0.0080 [0.0011, 0.0278]; 16%</w:t>
+            </w:r>
+          </w:p>
+        </w:tc>
+        <w:tc>
+          <w:tcPr/>
+          <w:p>
+            <w:pPr>
+              <w:pStyle w:val="Compact"/>
+            </w:pPr>
+            <w:r>
+              <w:t xml:space="preserve">0.0086 [0.0019, 0.0297]; 12%</w:t>
+            </w:r>
+          </w:p>
+        </w:tc>
+        <w:tc>
+          <w:tcPr/>
+          <w:p>
+            <w:pPr>
+              <w:pStyle w:val="Compact"/>
+            </w:pPr>
+            <w:r>
+              <w:t xml:space="preserve">0.0055 [0.0008, 0.0249]; 18%</w:t>
             </w:r>
           </w:p>
         </w:tc>
@@ -7368,40 +7379,40 @@
               <w:pStyle w:val="Compact"/>
             </w:pPr>
             <w:r>
-              <w:t xml:space="preserve">0.0046 [0.0005, 0.0300]; 40%</w:t>
-            </w:r>
-          </w:p>
-        </w:tc>
-        <w:tc>
-          <w:tcPr/>
-          <w:p>
-            <w:pPr>
-              <w:pStyle w:val="Compact"/>
-            </w:pPr>
-            <w:r>
-              <w:t xml:space="preserve">0.0086 [0.0014, 0.0351]; 18%</w:t>
-            </w:r>
-          </w:p>
-        </w:tc>
-        <w:tc>
-          <w:tcPr/>
-          <w:p>
-            <w:pPr>
-              <w:pStyle w:val="Compact"/>
-            </w:pPr>
-            <w:r>
-              <w:t xml:space="preserve">0.0098 [0.0022, 0.0361]; 15%</w:t>
-            </w:r>
-          </w:p>
-        </w:tc>
-        <w:tc>
-          <w:tcPr/>
-          <w:p>
-            <w:pPr>
-              <w:pStyle w:val="Compact"/>
-            </w:pPr>
-            <w:r>
-              <w:t xml:space="preserve">0.0084 [0.0014, 0.0337]; 33%</w:t>
+              <w:t xml:space="preserve">0.0043 [0.0005, 0.0315]; 38%</w:t>
+            </w:r>
+          </w:p>
+        </w:tc>
+        <w:tc>
+          <w:tcPr/>
+          <w:p>
+            <w:pPr>
+              <w:pStyle w:val="Compact"/>
+            </w:pPr>
+            <w:r>
+              <w:t xml:space="preserve">0.0075 [0.0013, 0.0357]; 20%</w:t>
+            </w:r>
+          </w:p>
+        </w:tc>
+        <w:tc>
+          <w:tcPr/>
+          <w:p>
+            <w:pPr>
+              <w:pStyle w:val="Compact"/>
+            </w:pPr>
+            <w:r>
+              <w:t xml:space="preserve">0.0089 [0.0022, 0.0372]; 17%</w:t>
+            </w:r>
+          </w:p>
+        </w:tc>
+        <w:tc>
+          <w:tcPr/>
+          <w:p>
+            <w:pPr>
+              <w:pStyle w:val="Compact"/>
+            </w:pPr>
+            <w:r>
+              <w:t xml:space="preserve">0.0053 [0.0012, 0.0309]; 19%</w:t>
             </w:r>
           </w:p>
         </w:tc>
@@ -7447,40 +7458,40 @@
               <w:pStyle w:val="Compact"/>
             </w:pPr>
             <w:r>
-              <w:t xml:space="preserve">0.0023 [0.0002, 0.0131]; 17%</w:t>
-            </w:r>
-          </w:p>
-        </w:tc>
-        <w:tc>
-          <w:tcPr/>
-          <w:p>
-            <w:pPr>
-              <w:pStyle w:val="Compact"/>
-            </w:pPr>
-            <w:r>
-              <w:t xml:space="preserve">0.0043 [0.0009, 0.0187]; 3%</w:t>
-            </w:r>
-          </w:p>
-        </w:tc>
-        <w:tc>
-          <w:tcPr/>
-          <w:p>
-            <w:pPr>
-              <w:pStyle w:val="Compact"/>
-            </w:pPr>
-            <w:r>
-              <w:t xml:space="preserve">0.0046 [0.0011, 0.0190]; 3%</w:t>
-            </w:r>
-          </w:p>
-        </w:tc>
-        <w:tc>
-          <w:tcPr/>
-          <w:p>
-            <w:pPr>
-              <w:pStyle w:val="Compact"/>
-            </w:pPr>
-            <w:r>
-              <w:t xml:space="preserve">0.0042 [0.0008, 0.0176]; 8%</w:t>
+              <w:t xml:space="preserve">0.0026 [0.0002, 0.0130]; 18%</w:t>
+            </w:r>
+          </w:p>
+        </w:tc>
+        <w:tc>
+          <w:tcPr/>
+          <w:p>
+            <w:pPr>
+              <w:pStyle w:val="Compact"/>
+            </w:pPr>
+            <w:r>
+              <w:t xml:space="preserve">0.0042 [0.0007, 0.0163]; 4%</w:t>
+            </w:r>
+          </w:p>
+        </w:tc>
+        <w:tc>
+          <w:tcPr/>
+          <w:p>
+            <w:pPr>
+              <w:pStyle w:val="Compact"/>
+            </w:pPr>
+            <w:r>
+              <w:t xml:space="preserve">0.0047 [0.0010, 0.0169]; 1%</w:t>
+            </w:r>
+          </w:p>
+        </w:tc>
+        <w:tc>
+          <w:tcPr/>
+          <w:p>
+            <w:pPr>
+              <w:pStyle w:val="Compact"/>
+            </w:pPr>
+            <w:r>
+              <w:t xml:space="preserve">0.0029 [0.0005, 0.0125]; 3%</w:t>
             </w:r>
           </w:p>
         </w:tc>
@@ -7526,40 +7537,40 @@
               <w:pStyle w:val="Compact"/>
             </w:pPr>
             <w:r>
-              <w:t xml:space="preserve">0.0047 [0.0004, 0.0530]; 44%</w:t>
-            </w:r>
-          </w:p>
-        </w:tc>
-        <w:tc>
-          <w:tcPr/>
-          <w:p>
-            <w:pPr>
-              <w:pStyle w:val="Compact"/>
-            </w:pPr>
-            <w:r>
-              <w:t xml:space="preserve">0.0063 [0.0011, 0.0544]; 31%</w:t>
-            </w:r>
-          </w:p>
-        </w:tc>
-        <w:tc>
-          <w:tcPr/>
-          <w:p>
-            <w:pPr>
-              <w:pStyle w:val="Compact"/>
-            </w:pPr>
-            <w:r>
-              <w:t xml:space="preserve">0.0070 [0.0015, 0.0555]; 28%</w:t>
-            </w:r>
-          </w:p>
-        </w:tc>
-        <w:tc>
-          <w:tcPr/>
-          <w:p>
-            <w:pPr>
-              <w:pStyle w:val="Compact"/>
-            </w:pPr>
-            <w:r>
-              <w:t xml:space="preserve">0.0061 [0.0010, 0.0545]; 38%</w:t>
+              <w:t xml:space="preserve">0.0054 [0.0003, 0.0566]; 47%</w:t>
+            </w:r>
+          </w:p>
+        </w:tc>
+        <w:tc>
+          <w:tcPr/>
+          <w:p>
+            <w:pPr>
+              <w:pStyle w:val="Compact"/>
+            </w:pPr>
+            <w:r>
+              <w:t xml:space="preserve">0.0071 [0.0011, 0.0588]; 32%</w:t>
+            </w:r>
+          </w:p>
+        </w:tc>
+        <w:tc>
+          <w:tcPr/>
+          <w:p>
+            <w:pPr>
+              <w:pStyle w:val="Compact"/>
+            </w:pPr>
+            <w:r>
+              <w:t xml:space="preserve">0.0075 [0.0013, 0.0597]; 28%</w:t>
+            </w:r>
+          </w:p>
+        </w:tc>
+        <w:tc>
+          <w:tcPr/>
+          <w:p>
+            <w:pPr>
+              <w:pStyle w:val="Compact"/>
+            </w:pPr>
+            <w:r>
+              <w:t xml:space="preserve">0.0054 [0.0006, 0.0529]; 33%</w:t>
             </w:r>
           </w:p>
         </w:tc>
@@ -7605,40 +7616,40 @@
               <w:pStyle w:val="Compact"/>
             </w:pPr>
             <w:r>
-              <w:t xml:space="preserve">0.0086 [0.0004, 0.0539]; 54%</w:t>
-            </w:r>
-          </w:p>
-        </w:tc>
-        <w:tc>
-          <w:tcPr/>
-          <w:p>
-            <w:pPr>
-              <w:pStyle w:val="Compact"/>
-            </w:pPr>
-            <w:r>
-              <w:t xml:space="preserve">0.0107 [0.0011, 0.0571]; 42%</w:t>
-            </w:r>
-          </w:p>
-        </w:tc>
-        <w:tc>
-          <w:tcPr/>
-          <w:p>
-            <w:pPr>
-              <w:pStyle w:val="Compact"/>
-            </w:pPr>
-            <w:r>
-              <w:t xml:space="preserve">0.0109 [0.0016, 0.0578]; 40%</w:t>
-            </w:r>
-          </w:p>
-        </w:tc>
-        <w:tc>
-          <w:tcPr/>
-          <w:p>
-            <w:pPr>
-              <w:pStyle w:val="Compact"/>
-            </w:pPr>
-            <w:r>
-              <w:t xml:space="preserve">0.0103 [0.0010, 0.0565]; 49%</w:t>
+              <w:t xml:space="preserve">0.0094 [0.0004, 0.0608]; 57%</w:t>
+            </w:r>
+          </w:p>
+        </w:tc>
+        <w:tc>
+          <w:tcPr/>
+          <w:p>
+            <w:pPr>
+              <w:pStyle w:val="Compact"/>
+            </w:pPr>
+            <w:r>
+              <w:t xml:space="preserve">0.0110 [0.0011, 0.0634]; 44%</w:t>
+            </w:r>
+          </w:p>
+        </w:tc>
+        <w:tc>
+          <w:tcPr/>
+          <w:p>
+            <w:pPr>
+              <w:pStyle w:val="Compact"/>
+            </w:pPr>
+            <w:r>
+              <w:t xml:space="preserve">0.0113 [0.0014, 0.0655]; 41%</w:t>
+            </w:r>
+          </w:p>
+        </w:tc>
+        <w:tc>
+          <w:tcPr/>
+          <w:p>
+            <w:pPr>
+              <w:pStyle w:val="Compact"/>
+            </w:pPr>
+            <w:r>
+              <w:t xml:space="preserve">0.0087 [0.0006, 0.0569]; 45%</w:t>
             </w:r>
           </w:p>
         </w:tc>
@@ -7684,40 +7695,40 @@
               <w:pStyle w:val="Compact"/>
             </w:pPr>
             <w:r>
-              <w:t xml:space="preserve">0.0111 [0.0005, 0.0532]; 61%</w:t>
-            </w:r>
-          </w:p>
-        </w:tc>
-        <w:tc>
-          <w:tcPr/>
-          <w:p>
-            <w:pPr>
-              <w:pStyle w:val="Compact"/>
-            </w:pPr>
-            <w:r>
-              <w:t xml:space="preserve">0.0125 [0.0011, 0.0551]; 44%</w:t>
-            </w:r>
-          </w:p>
-        </w:tc>
-        <w:tc>
-          <w:tcPr/>
-          <w:p>
-            <w:pPr>
-              <w:pStyle w:val="Compact"/>
-            </w:pPr>
-            <w:r>
-              <w:t xml:space="preserve">0.0132 [0.0018, 0.0562]; 42%</w:t>
-            </w:r>
-          </w:p>
-        </w:tc>
-        <w:tc>
-          <w:tcPr/>
-          <w:p>
-            <w:pPr>
-              <w:pStyle w:val="Compact"/>
-            </w:pPr>
-            <w:r>
-              <w:t xml:space="preserve">0.0123 [0.0012, 0.0545]; 53%</w:t>
+              <w:t xml:space="preserve">0.0139 [0.0006, 0.0615]; 63%</w:t>
+            </w:r>
+          </w:p>
+        </w:tc>
+        <w:tc>
+          <w:tcPr/>
+          <w:p>
+            <w:pPr>
+              <w:pStyle w:val="Compact"/>
+            </w:pPr>
+            <w:r>
+              <w:t xml:space="preserve">0.0157 [0.0013, 0.0649]; 50%</w:t>
+            </w:r>
+          </w:p>
+        </w:tc>
+        <w:tc>
+          <w:tcPr/>
+          <w:p>
+            <w:pPr>
+              <w:pStyle w:val="Compact"/>
+            </w:pPr>
+            <w:r>
+              <w:t xml:space="preserve">0.0165 [0.0016, 0.0667]; 47%</w:t>
+            </w:r>
+          </w:p>
+        </w:tc>
+        <w:tc>
+          <w:tcPr/>
+          <w:p>
+            <w:pPr>
+              <w:pStyle w:val="Compact"/>
+            </w:pPr>
+            <w:r>
+              <w:t xml:space="preserve">0.0137 [0.0006, 0.0589]; 53%</w:t>
             </w:r>
           </w:p>
         </w:tc>
@@ -7729,6 +7740,480 @@
             </w:pPr>
             <w:r>
               <w:t xml:space="preserve">matched</w:t>
+            </w:r>
+          </w:p>
+        </w:tc>
+      </w:tr>
+      <w:tr>
+        <w:tc>
+          <w:tcPr/>
+          <w:p>
+            <w:pPr>
+              <w:pStyle w:val="Compact"/>
+            </w:pPr>
+            <w:r>
+              <w:t xml:space="preserve">local innovation, five neighborhoods</w:t>
+            </w:r>
+          </w:p>
+        </w:tc>
+        <w:tc>
+          <w:tcPr/>
+          <w:p>
+            <w:pPr>
+              <w:pStyle w:val="Compact"/>
+            </w:pPr>
+            <w:r>
+              <w:t xml:space="preserve">strength 0.2</w:t>
+            </w:r>
+          </w:p>
+        </w:tc>
+        <w:tc>
+          <w:tcPr/>
+          <w:p>
+            <w:pPr>
+              <w:pStyle w:val="Compact"/>
+            </w:pPr>
+            <w:r>
+              <w:t xml:space="preserve">0.0050 [0.0004, 0.0448]; 45%</w:t>
+            </w:r>
+          </w:p>
+        </w:tc>
+        <w:tc>
+          <w:tcPr/>
+          <w:p>
+            <w:pPr>
+              <w:pStyle w:val="Compact"/>
+            </w:pPr>
+            <w:r>
+              <w:t xml:space="preserve">0.0078 [0.0011, 0.0496]; 22%</w:t>
+            </w:r>
+          </w:p>
+        </w:tc>
+        <w:tc>
+          <w:tcPr/>
+          <w:p>
+            <w:pPr>
+              <w:pStyle w:val="Compact"/>
+            </w:pPr>
+            <w:r>
+              <w:t xml:space="preserve">0.0081 [0.0016, 0.0512]; 20%</w:t>
+            </w:r>
+          </w:p>
+        </w:tc>
+        <w:tc>
+          <w:tcPr/>
+          <w:p>
+            <w:pPr>
+              <w:pStyle w:val="Compact"/>
+            </w:pPr>
+            <w:r>
+              <w:t xml:space="preserve">0.0058 [0.0007, 0.0435]; 25%</w:t>
+            </w:r>
+          </w:p>
+        </w:tc>
+        <w:tc>
+          <w:tcPr/>
+          <w:p>
+            <w:pPr>
+              <w:pStyle w:val="Compact"/>
+            </w:pPr>
+            <w:r>
+              <w:t xml:space="preserve">broken</w:t>
+            </w:r>
+          </w:p>
+        </w:tc>
+      </w:tr>
+      <w:tr>
+        <w:tc>
+          <w:tcPr/>
+          <w:p>
+            <w:pPr>
+              <w:pStyle w:val="Compact"/>
+            </w:pPr>
+            <w:r>
+              <w:t xml:space="preserve">local innovation, five neighborhoods</w:t>
+            </w:r>
+          </w:p>
+        </w:tc>
+        <w:tc>
+          <w:tcPr/>
+          <w:p>
+            <w:pPr>
+              <w:pStyle w:val="Compact"/>
+            </w:pPr>
+            <w:r>
+              <w:t xml:space="preserve">strength 0.25</w:t>
+            </w:r>
+          </w:p>
+        </w:tc>
+        <w:tc>
+          <w:tcPr/>
+          <w:p>
+            <w:pPr>
+              <w:pStyle w:val="Compact"/>
+            </w:pPr>
+            <w:r>
+              <w:t xml:space="preserve">0.0068 [0.0006, 0.0503]; 52%</w:t>
+            </w:r>
+          </w:p>
+        </w:tc>
+        <w:tc>
+          <w:tcPr/>
+          <w:p>
+            <w:pPr>
+              <w:pStyle w:val="Compact"/>
+            </w:pPr>
+            <w:r>
+              <w:t xml:space="preserve">0.0099 [0.0014, 0.0535]; 30%</w:t>
+            </w:r>
+          </w:p>
+        </w:tc>
+        <w:tc>
+          <w:tcPr/>
+          <w:p>
+            <w:pPr>
+              <w:pStyle w:val="Compact"/>
+            </w:pPr>
+            <w:r>
+              <w:t xml:space="preserve">0.0107 [0.0017, 0.0545]; 28%</w:t>
+            </w:r>
+          </w:p>
+        </w:tc>
+        <w:tc>
+          <w:tcPr/>
+          <w:p>
+            <w:pPr>
+              <w:pStyle w:val="Compact"/>
+            </w:pPr>
+            <w:r>
+              <w:t xml:space="preserve">0.0073 [0.0009, 0.0475]; 33%</w:t>
+            </w:r>
+          </w:p>
+        </w:tc>
+        <w:tc>
+          <w:tcPr/>
+          <w:p>
+            <w:pPr>
+              <w:pStyle w:val="Compact"/>
+            </w:pPr>
+            <w:r>
+              <w:t xml:space="preserve">broken</w:t>
+            </w:r>
+          </w:p>
+        </w:tc>
+      </w:tr>
+      <w:tr>
+        <w:tc>
+          <w:tcPr/>
+          <w:p>
+            <w:pPr>
+              <w:pStyle w:val="Compact"/>
+            </w:pPr>
+            <w:r>
+              <w:t xml:space="preserve">local innovation, eight neighborhoods</w:t>
+            </w:r>
+          </w:p>
+        </w:tc>
+        <w:tc>
+          <w:tcPr/>
+          <w:p>
+            <w:pPr>
+              <w:pStyle w:val="Compact"/>
+            </w:pPr>
+            <w:r>
+              <w:t xml:space="preserve">strength 0.2</w:t>
+            </w:r>
+          </w:p>
+        </w:tc>
+        <w:tc>
+          <w:tcPr/>
+          <w:p>
+            <w:pPr>
+              <w:pStyle w:val="Compact"/>
+            </w:pPr>
+            <w:r>
+              <w:t xml:space="preserve">0.0045 [0.0004, 0.0260]; 37%</w:t>
+            </w:r>
+          </w:p>
+        </w:tc>
+        <w:tc>
+          <w:tcPr/>
+          <w:p>
+            <w:pPr>
+              <w:pStyle w:val="Compact"/>
+            </w:pPr>
+            <w:r>
+              <w:t xml:space="preserve">0.0066 [0.0014, 0.0288]; 15%</w:t>
+            </w:r>
+          </w:p>
+        </w:tc>
+        <w:tc>
+          <w:tcPr/>
+          <w:p>
+            <w:pPr>
+              <w:pStyle w:val="Compact"/>
+            </w:pPr>
+            <w:r>
+              <w:t xml:space="preserve">0.0073 [0.0018, 0.0298]; 13%</w:t>
+            </w:r>
+          </w:p>
+        </w:tc>
+        <w:tc>
+          <w:tcPr/>
+          <w:p>
+            <w:pPr>
+              <w:pStyle w:val="Compact"/>
+            </w:pPr>
+            <w:r>
+              <w:t xml:space="preserve">0.0050 [0.0010, 0.0237]; 19%</w:t>
+            </w:r>
+          </w:p>
+        </w:tc>
+        <w:tc>
+          <w:tcPr/>
+          <w:p>
+            <w:pPr>
+              <w:pStyle w:val="Compact"/>
+            </w:pPr>
+            <w:r>
+              <w:t xml:space="preserve">broken</w:t>
+            </w:r>
+          </w:p>
+        </w:tc>
+      </w:tr>
+      <w:tr>
+        <w:tc>
+          <w:tcPr/>
+          <w:p>
+            <w:pPr>
+              <w:pStyle w:val="Compact"/>
+            </w:pPr>
+            <w:r>
+              <w:t xml:space="preserve">local innovation, eight neighborhoods</w:t>
+            </w:r>
+          </w:p>
+        </w:tc>
+        <w:tc>
+          <w:tcPr/>
+          <w:p>
+            <w:pPr>
+              <w:pStyle w:val="Compact"/>
+            </w:pPr>
+            <w:r>
+              <w:t xml:space="preserve">strength 0.25</w:t>
+            </w:r>
+          </w:p>
+        </w:tc>
+        <w:tc>
+          <w:tcPr/>
+          <w:p>
+            <w:pPr>
+              <w:pStyle w:val="Compact"/>
+            </w:pPr>
+            <w:r>
+              <w:t xml:space="preserve">0.0067 [0.0005, 0.0276]; 52%</w:t>
+            </w:r>
+          </w:p>
+        </w:tc>
+        <w:tc>
+          <w:tcPr/>
+          <w:p>
+            <w:pPr>
+              <w:pStyle w:val="Compact"/>
+            </w:pPr>
+            <w:r>
+              <w:t xml:space="preserve">0.0087 [0.0015, 0.0315]; 21%</w:t>
+            </w:r>
+          </w:p>
+        </w:tc>
+        <w:tc>
+          <w:tcPr/>
+          <w:p>
+            <w:pPr>
+              <w:pStyle w:val="Compact"/>
+            </w:pPr>
+            <w:r>
+              <w:t xml:space="preserve">0.0096 [0.0021, 0.0318]; 15%</w:t>
+            </w:r>
+          </w:p>
+        </w:tc>
+        <w:tc>
+          <w:tcPr/>
+          <w:p>
+            <w:pPr>
+              <w:pStyle w:val="Compact"/>
+            </w:pPr>
+            <w:r>
+              <w:t xml:space="preserve">0.0069 [0.0011, 0.0281]; 23%</w:t>
+            </w:r>
+          </w:p>
+        </w:tc>
+        <w:tc>
+          <w:tcPr/>
+          <w:p>
+            <w:pPr>
+              <w:pStyle w:val="Compact"/>
+            </w:pPr>
+            <w:r>
+              <w:t xml:space="preserve">broken</w:t>
+            </w:r>
+          </w:p>
+        </w:tc>
+      </w:tr>
+      <w:tr>
+        <w:tc>
+          <w:tcPr/>
+          <w:p>
+            <w:pPr>
+              <w:pStyle w:val="Compact"/>
+            </w:pPr>
+            <w:r>
+              <w:t xml:space="preserve">local innovation, each site its own</w:t>
+            </w:r>
+          </w:p>
+        </w:tc>
+        <w:tc>
+          <w:tcPr/>
+          <w:p>
+            <w:pPr>
+              <w:pStyle w:val="Compact"/>
+            </w:pPr>
+            <w:r>
+              <w:t xml:space="preserve">strength 0.1</w:t>
+            </w:r>
+          </w:p>
+        </w:tc>
+        <w:tc>
+          <w:tcPr/>
+          <w:p>
+            <w:pPr>
+              <w:pStyle w:val="Compact"/>
+            </w:pPr>
+            <w:r>
+              <w:t xml:space="preserve">0.0027 [0.0003, 0.0136]; 17%</w:t>
+            </w:r>
+          </w:p>
+        </w:tc>
+        <w:tc>
+          <w:tcPr/>
+          <w:p>
+            <w:pPr>
+              <w:pStyle w:val="Compact"/>
+            </w:pPr>
+            <w:r>
+              <w:t xml:space="preserve">0.0043 [0.0007, 0.0149]; 2%</w:t>
+            </w:r>
+          </w:p>
+        </w:tc>
+        <w:tc>
+          <w:tcPr/>
+          <w:p>
+            <w:pPr>
+              <w:pStyle w:val="Compact"/>
+            </w:pPr>
+            <w:r>
+              <w:t xml:space="preserve">0.0048 [0.0011, 0.0156]; 0%</w:t>
+            </w:r>
+          </w:p>
+        </w:tc>
+        <w:tc>
+          <w:tcPr/>
+          <w:p>
+            <w:pPr>
+              <w:pStyle w:val="Compact"/>
+            </w:pPr>
+            <w:r>
+              <w:t xml:space="preserve">0.0031 [0.0005, 0.0128]; 3%</w:t>
+            </w:r>
+          </w:p>
+        </w:tc>
+        <w:tc>
+          <w:tcPr/>
+          <w:p>
+            <w:pPr>
+              <w:pStyle w:val="Compact"/>
+            </w:pPr>
+            <w:r>
+              <w:t xml:space="preserve">matched</w:t>
+            </w:r>
+          </w:p>
+        </w:tc>
+      </w:tr>
+      <w:tr>
+        <w:tc>
+          <w:tcPr/>
+          <w:p>
+            <w:pPr>
+              <w:pStyle w:val="Compact"/>
+            </w:pPr>
+            <w:r>
+              <w:t xml:space="preserve">local innovation, each site its own</w:t>
+            </w:r>
+          </w:p>
+        </w:tc>
+        <w:tc>
+          <w:tcPr/>
+          <w:p>
+            <w:pPr>
+              <w:pStyle w:val="Compact"/>
+            </w:pPr>
+            <w:r>
+              <w:t xml:space="preserve">strength 0.2</w:t>
+            </w:r>
+          </w:p>
+        </w:tc>
+        <w:tc>
+          <w:tcPr/>
+          <w:p>
+            <w:pPr>
+              <w:pStyle w:val="Compact"/>
+            </w:pPr>
+            <w:r>
+              <w:t xml:space="preserve">0.0031 [0.0005, 0.0131]; 21%</w:t>
+            </w:r>
+          </w:p>
+        </w:tc>
+        <w:tc>
+          <w:tcPr/>
+          <w:p>
+            <w:pPr>
+              <w:pStyle w:val="Compact"/>
+            </w:pPr>
+            <w:r>
+              <w:t xml:space="preserve">0.0049 [0.0014, 0.0154]; 2%</w:t>
+            </w:r>
+          </w:p>
+        </w:tc>
+        <w:tc>
+          <w:tcPr/>
+          <w:p>
+            <w:pPr>
+              <w:pStyle w:val="Compact"/>
+            </w:pPr>
+            <w:r>
+              <w:t xml:space="preserve">0.0054 [0.0019, 0.0154]; 1%</w:t>
+            </w:r>
+          </w:p>
+        </w:tc>
+        <w:tc>
+          <w:tcPr/>
+          <w:p>
+            <w:pPr>
+              <w:pStyle w:val="Compact"/>
+            </w:pPr>
+            <w:r>
+              <w:t xml:space="preserve">0.0034 [0.0008, 0.0127]; 3%</w:t>
+            </w:r>
+          </w:p>
+        </w:tc>
+        <w:tc>
+          <w:tcPr/>
+          <w:p>
+            <w:pPr>
+              <w:pStyle w:val="Compact"/>
+            </w:pPr>
+            <w:r>
+              <w:t xml:space="preserve">broken</w:t>
             </w:r>
           </w:p>
         </w:tc>
@@ -7739,7 +8224,16 @@
         <w:pStyle w:val="BodyText"/>
       </w:pPr>
       <w:r>
-        <w:t xml:space="preserve">Read on the same criteria as the baseline, two relaxations are adequate by predictive coverage at the finer scales while keeping diversity matched: local innovation, whose runs reach the three- and four-cluster values 28 to 44 percent of the time, and copying that falls off over 6 km of straight-line distance, 7 to 11 percent. No matched setting brings its median to the three- or four-cluster value. Unequal populations at coefficients of variation of 1.0 and above, and river fall-off at 6 to 24 km, raise coverage further, but only with the diversity match broken; the matched settings of those kinds (a coefficient of 0.5, a Gaussian fall-off at 48 km) barely move it. At two clusters, where the baseline itself covers the observation, the tables below show that several matched settings also cover it (for example, unequal populations at a coefficient of variation of 0.5, range 0.0003 to 0.0142), so that scale does not discriminate among the accounts.</w:t>
+        <w:t xml:space="preserve">Read on the same criteria as the baseline, two relaxations are adequate by predictive coverage at the finer scales while keeping diversity matched: local innovation, whose runs reach the three- and four-cluster values 28 to 50 percent of the time, and copying that falls off over 6 km of straight-line distance, 5 to 7 percent. Only local innovation at strength 0.3 brings its median to the three-cluster value, and no matched setting brings its median to the four-cluster value. Unequal populations at coefficients of variation of 1.0 and above, and river fall-off at 6 to 24 km, raise coverage further, but only with the diversity match broken; the matched settings of those kinds (a coefficient of 0.5, a Gaussian fall-off at 48 km) barely move it. At two clusters, where the baseline itself covers the observation, the tables below show that several matched settings also cover it (for example, unequal populations at a coefficient of variation of 0.5, range 0.0003 to 0.0124), so that scale does not discriminate among the accounts. These runs do not resolve the grain at which local innovation acts. With five or eight neighborhoods as the areas, 13 to 30 percent of runs reach the three- and four-cluster values, but the diversity match is broken, so by the rule above those settings are unsupported at this calibration. With each site drawing its own variants, the one setting that keeps diversity matched (strength 0.1) reaches those values in 2 and 0 percent of runs, no more than the baseline, but it is a much smaller dose than the two-cluster settings. An area’s profile changes only when two or more of its ten classes are drawn and their reordering is not the identity. Measured over the same runs (</w:t>
+      </w:r>
+      <w:r>
+        <w:rPr>
+          <w:rStyle w:val="VerbatimChar"/>
+        </w:rPr>
+        <w:t xml:space="preserve">output/findings/relaxations_by_scale.md</w:t>
+      </w:r>
+      <w:r>
+        <w:t xml:space="preserve">), strength 0.1 changes the profile of 15 percent of sites and moves 2.9 percent of a profile’s frequency to another class on average, against 46 to 70 percent of areas and 9.7 to 17.2 percent of frequency for the two clusters at strengths 0.2 to 0.3. At strength 0.2, a comparable dose (44 percent of sites, 9.6 percent of frequency), site-level innovation still reaches those values in only 2 and 1 percent of runs, with the diversity match broken. The matched evidence is therefore for innovation areas the size of half the basin; a finer grain is neither supported nor excluded.</w:t>
       </w:r>
     </w:p>
     <w:p>
@@ -7913,30 +8407,30 @@
               <w:jc w:val="right"/>
             </w:pPr>
             <w:r>
-              <w:t xml:space="preserve">0.0019</w:t>
-            </w:r>
-          </w:p>
-        </w:tc>
-        <w:tc>
-          <w:tcPr/>
-          <w:p>
-            <w:pPr>
-              <w:pStyle w:val="Compact"/>
-            </w:pPr>
-            <w:r>
-              <w:t xml:space="preserve">[0.0002, 0.0124]</w:t>
-            </w:r>
-          </w:p>
-        </w:tc>
-        <w:tc>
-          <w:tcPr/>
-          <w:p>
-            <w:pPr>
-              <w:pStyle w:val="Compact"/>
-              <w:jc w:val="right"/>
-            </w:pPr>
-            <w:r>
-              <w:t xml:space="preserve">3.4x</w:t>
+              <w:t xml:space="preserve">0.0020</w:t>
+            </w:r>
+          </w:p>
+        </w:tc>
+        <w:tc>
+          <w:tcPr/>
+          <w:p>
+            <w:pPr>
+              <w:pStyle w:val="Compact"/>
+            </w:pPr>
+            <w:r>
+              <w:t xml:space="preserve">[0.0002, 0.0116]</w:t>
+            </w:r>
+          </w:p>
+        </w:tc>
+        <w:tc>
+          <w:tcPr/>
+          <w:p>
+            <w:pPr>
+              <w:pStyle w:val="Compact"/>
+              <w:jc w:val="right"/>
+            </w:pPr>
+            <w:r>
+              <w:t xml:space="preserve">3.1x</w:t>
             </w:r>
           </w:p>
         </w:tc>
@@ -7997,7 +8491,7 @@
               <w:pStyle w:val="Compact"/>
             </w:pPr>
             <w:r>
-              <w:t xml:space="preserve">[0.0003, 0.0142]</w:t>
+              <w:t xml:space="preserve">[0.0003, 0.0124]</w:t>
             </w:r>
           </w:p>
         </w:tc>
@@ -8059,30 +8553,30 @@
               <w:jc w:val="right"/>
             </w:pPr>
             <w:r>
-              <w:t xml:space="preserve">0.0033</w:t>
-            </w:r>
-          </w:p>
-        </w:tc>
-        <w:tc>
-          <w:tcPr/>
-          <w:p>
-            <w:pPr>
-              <w:pStyle w:val="Compact"/>
-            </w:pPr>
-            <w:r>
-              <w:t xml:space="preserve">[0.0004, 0.0219]</w:t>
-            </w:r>
-          </w:p>
-        </w:tc>
-        <w:tc>
-          <w:tcPr/>
-          <w:p>
-            <w:pPr>
-              <w:pStyle w:val="Compact"/>
-              <w:jc w:val="right"/>
-            </w:pPr>
-            <w:r>
-              <w:t xml:space="preserve">1.9x</w:t>
+              <w:t xml:space="preserve">0.0040</w:t>
+            </w:r>
+          </w:p>
+        </w:tc>
+        <w:tc>
+          <w:tcPr/>
+          <w:p>
+            <w:pPr>
+              <w:pStyle w:val="Compact"/>
+            </w:pPr>
+            <w:r>
+              <w:t xml:space="preserve">[0.0003, 0.0278]</w:t>
+            </w:r>
+          </w:p>
+        </w:tc>
+        <w:tc>
+          <w:tcPr/>
+          <w:p>
+            <w:pPr>
+              <w:pStyle w:val="Compact"/>
+              <w:jc w:val="right"/>
+            </w:pPr>
+            <w:r>
+              <w:t xml:space="preserve">1.6x</w:t>
             </w:r>
           </w:p>
         </w:tc>
@@ -8132,30 +8626,30 @@
               <w:jc w:val="right"/>
             </w:pPr>
             <w:r>
-              <w:t xml:space="preserve">0.0046</w:t>
-            </w:r>
-          </w:p>
-        </w:tc>
-        <w:tc>
-          <w:tcPr/>
-          <w:p>
-            <w:pPr>
-              <w:pStyle w:val="Compact"/>
-            </w:pPr>
-            <w:r>
-              <w:t xml:space="preserve">[0.0005, 0.0392]</w:t>
-            </w:r>
-          </w:p>
-        </w:tc>
-        <w:tc>
-          <w:tcPr/>
-          <w:p>
-            <w:pPr>
-              <w:pStyle w:val="Compact"/>
-              <w:jc w:val="right"/>
-            </w:pPr>
-            <w:r>
-              <w:t xml:space="preserve">1.4x</w:t>
+              <w:t xml:space="preserve">0.0052</w:t>
+            </w:r>
+          </w:p>
+        </w:tc>
+        <w:tc>
+          <w:tcPr/>
+          <w:p>
+            <w:pPr>
+              <w:pStyle w:val="Compact"/>
+            </w:pPr>
+            <w:r>
+              <w:t xml:space="preserve">[0.0003, 0.0379]</w:t>
+            </w:r>
+          </w:p>
+        </w:tc>
+        <w:tc>
+          <w:tcPr/>
+          <w:p>
+            <w:pPr>
+              <w:pStyle w:val="Compact"/>
+              <w:jc w:val="right"/>
+            </w:pPr>
+            <w:r>
+              <w:t xml:space="preserve">1.2x</w:t>
             </w:r>
           </w:p>
         </w:tc>
@@ -8205,18 +8699,18 @@
               <w:jc w:val="right"/>
             </w:pPr>
             <w:r>
-              <w:t xml:space="preserve">0.0069</w:t>
-            </w:r>
-          </w:p>
-        </w:tc>
-        <w:tc>
-          <w:tcPr/>
-          <w:p>
-            <w:pPr>
-              <w:pStyle w:val="Compact"/>
-            </w:pPr>
-            <w:r>
-              <w:t xml:space="preserve">[0.0005, 0.0445]</w:t>
+              <w:t xml:space="preserve">0.0073</w:t>
+            </w:r>
+          </w:p>
+        </w:tc>
+        <w:tc>
+          <w:tcPr/>
+          <w:p>
+            <w:pPr>
+              <w:pStyle w:val="Compact"/>
+            </w:pPr>
+            <w:r>
+              <w:t xml:space="preserve">[0.0004, 0.0455]</w:t>
             </w:r>
           </w:p>
         </w:tc>
@@ -8278,18 +8772,18 @@
               <w:jc w:val="right"/>
             </w:pPr>
             <w:r>
-              <w:t xml:space="preserve">0.0101</w:t>
-            </w:r>
-          </w:p>
-        </w:tc>
-        <w:tc>
-          <w:tcPr/>
-          <w:p>
-            <w:pPr>
-              <w:pStyle w:val="Compact"/>
-            </w:pPr>
-            <w:r>
-              <w:t xml:space="preserve">[0.0007, 0.0837]</w:t>
+              <w:t xml:space="preserve">0.0112</w:t>
+            </w:r>
+          </w:p>
+        </w:tc>
+        <w:tc>
+          <w:tcPr/>
+          <w:p>
+            <w:pPr>
+              <w:pStyle w:val="Compact"/>
+            </w:pPr>
+            <w:r>
+              <w:t xml:space="preserve">[0.0007, 0.0866]</w:t>
             </w:r>
           </w:p>
         </w:tc>
@@ -8339,7 +8833,7 @@
         <w:t xml:space="preserve"> </w:t>
       </w:r>
       <w:r>
-        <w:t xml:space="preserve">covers 24 of the 28 assemblages and is the only size field with usable coverage. Taking population to scale with height, height squared, or height cubed implies coefficients of variation of 0.92, 1.37, and 1.78, with Morse’s corrected height for Parkin substituted as elsewhere. Across that range, the shortfall runs from about 1.9-fold at a coefficient of 1.0 to 1.4-fold at 1.5, and the observation is passed by 2.0, but the diversity match is lost from 1.0. Inequality increases differentiation, but it also lowers the harmonic-mean population, which speeds drift everywhere and pulls diversity below the observed value.</w:t>
+        <w:t xml:space="preserve">covers 24 of the 28 assemblages and is the only size field with usable coverage. Taking population to scale with height, height squared, or height cubed implies coefficients of variation of 0.92, 1.37, and 1.78, with Morse’s corrected height for Parkin substituted as elsewhere. Across that range, the shortfall runs from about 1.6-fold at a coefficient of 1.0 to 1.2-fold at 1.5, and the observation is passed by 2.0, but the diversity match is lost from 1.0. Inequality increases differentiation, but it also lowers the harmonic-mean population, which speeds drift everywhere and pulls diversity below the observed value.</w:t>
       </w:r>
     </w:p>
     <w:p>
@@ -8486,30 +8980,30 @@
               <w:jc w:val="right"/>
             </w:pPr>
             <w:r>
-              <w:t xml:space="preserve">0.0067</w:t>
-            </w:r>
-          </w:p>
-        </w:tc>
-        <w:tc>
-          <w:tcPr/>
-          <w:p>
-            <w:pPr>
-              <w:pStyle w:val="Compact"/>
-            </w:pPr>
-            <w:r>
-              <w:t xml:space="preserve">[0.0006, 0.0320]</w:t>
-            </w:r>
-          </w:p>
-        </w:tc>
-        <w:tc>
-          <w:tcPr/>
-          <w:p>
-            <w:pPr>
-              <w:pStyle w:val="Compact"/>
-              <w:jc w:val="right"/>
-            </w:pPr>
-            <w:r>
-              <w:t xml:space="preserve">0.9x</w:t>
+              <w:t xml:space="preserve">0.0054</w:t>
+            </w:r>
+          </w:p>
+        </w:tc>
+        <w:tc>
+          <w:tcPr/>
+          <w:p>
+            <w:pPr>
+              <w:pStyle w:val="Compact"/>
+            </w:pPr>
+            <w:r>
+              <w:t xml:space="preserve">[0.0006, 0.0330]</w:t>
+            </w:r>
+          </w:p>
+        </w:tc>
+        <w:tc>
+          <w:tcPr/>
+          <w:p>
+            <w:pPr>
+              <w:pStyle w:val="Compact"/>
+              <w:jc w:val="right"/>
+            </w:pPr>
+            <w:r>
+              <w:t xml:space="preserve">1.2x</w:t>
             </w:r>
           </w:p>
         </w:tc>
@@ -8546,18 +9040,18 @@
               <w:jc w:val="right"/>
             </w:pPr>
             <w:r>
-              <w:t xml:space="preserve">0.0048</w:t>
-            </w:r>
-          </w:p>
-        </w:tc>
-        <w:tc>
-          <w:tcPr/>
-          <w:p>
-            <w:pPr>
-              <w:pStyle w:val="Compact"/>
-            </w:pPr>
-            <w:r>
-              <w:t xml:space="preserve">[0.0005, 0.0265]</w:t>
+              <w:t xml:space="preserve">0.0047</w:t>
+            </w:r>
+          </w:p>
+        </w:tc>
+        <w:tc>
+          <w:tcPr/>
+          <w:p>
+            <w:pPr>
+              <w:pStyle w:val="Compact"/>
+            </w:pPr>
+            <w:r>
+              <w:t xml:space="preserve">[0.0004, 0.0244]</w:t>
             </w:r>
           </w:p>
         </w:tc>
@@ -8606,30 +9100,30 @@
               <w:jc w:val="right"/>
             </w:pPr>
             <w:r>
-              <w:t xml:space="preserve">0.0022</w:t>
-            </w:r>
-          </w:p>
-        </w:tc>
-        <w:tc>
-          <w:tcPr/>
-          <w:p>
-            <w:pPr>
-              <w:pStyle w:val="Compact"/>
-            </w:pPr>
-            <w:r>
-              <w:t xml:space="preserve">[0.0003, 0.0136]</w:t>
-            </w:r>
-          </w:p>
-        </w:tc>
-        <w:tc>
-          <w:tcPr/>
-          <w:p>
-            <w:pPr>
-              <w:pStyle w:val="Compact"/>
-              <w:jc w:val="right"/>
-            </w:pPr>
-            <w:r>
-              <w:t xml:space="preserve">2.8x</w:t>
+              <w:t xml:space="preserve">0.0018</w:t>
+            </w:r>
+          </w:p>
+        </w:tc>
+        <w:tc>
+          <w:tcPr/>
+          <w:p>
+            <w:pPr>
+              <w:pStyle w:val="Compact"/>
+            </w:pPr>
+            <w:r>
+              <w:t xml:space="preserve">[0.0002, 0.0114]</w:t>
+            </w:r>
+          </w:p>
+        </w:tc>
+        <w:tc>
+          <w:tcPr/>
+          <w:p>
+            <w:pPr>
+              <w:pStyle w:val="Compact"/>
+              <w:jc w:val="right"/>
+            </w:pPr>
+            <w:r>
+              <w:t xml:space="preserve">3.5x</w:t>
             </w:r>
           </w:p>
         </w:tc>
@@ -8666,30 +9160,30 @@
               <w:jc w:val="right"/>
             </w:pPr>
             <w:r>
-              <w:t xml:space="preserve">0.0007</w:t>
-            </w:r>
-          </w:p>
-        </w:tc>
-        <w:tc>
-          <w:tcPr/>
-          <w:p>
-            <w:pPr>
-              <w:pStyle w:val="Compact"/>
-            </w:pPr>
-            <w:r>
-              <w:t xml:space="preserve">[0.0001, 0.0036]</w:t>
-            </w:r>
-          </w:p>
-        </w:tc>
-        <w:tc>
-          <w:tcPr/>
-          <w:p>
-            <w:pPr>
-              <w:pStyle w:val="Compact"/>
-              <w:jc w:val="right"/>
-            </w:pPr>
-            <w:r>
-              <w:t xml:space="preserve">8.4x</w:t>
+              <w:t xml:space="preserve">0.0008</w:t>
+            </w:r>
+          </w:p>
+        </w:tc>
+        <w:tc>
+          <w:tcPr/>
+          <w:p>
+            <w:pPr>
+              <w:pStyle w:val="Compact"/>
+            </w:pPr>
+            <w:r>
+              <w:t xml:space="preserve">[0.0001, 0.0051]</w:t>
+            </w:r>
+          </w:p>
+        </w:tc>
+        <w:tc>
+          <w:tcPr/>
+          <w:p>
+            <w:pPr>
+              <w:pStyle w:val="Compact"/>
+              <w:jc w:val="right"/>
+            </w:pPr>
+            <w:r>
+              <w:t xml:space="preserve">7.7x</w:t>
             </w:r>
           </w:p>
         </w:tc>
@@ -8737,19 +9231,19 @@
               <w:pStyle w:val="Compact"/>
             </w:pPr>
             <w:r>
-              <w:t xml:space="preserve">[0.0001, 0.0032]</w:t>
-            </w:r>
-          </w:p>
-        </w:tc>
-        <w:tc>
-          <w:tcPr/>
-          <w:p>
-            <w:pPr>
-              <w:pStyle w:val="Compact"/>
-              <w:jc w:val="right"/>
-            </w:pPr>
-            <w:r>
-              <w:t xml:space="preserve">9.2x</w:t>
+              <w:t xml:space="preserve">[0.0001, 0.0040]</w:t>
+            </w:r>
+          </w:p>
+        </w:tc>
+        <w:tc>
+          <w:tcPr/>
+          <w:p>
+            <w:pPr>
+              <w:pStyle w:val="Compact"/>
+              <w:jc w:val="right"/>
+            </w:pPr>
+            <w:r>
+              <w:t xml:space="preserve">9.5x</w:t>
             </w:r>
           </w:p>
         </w:tc>
@@ -8786,18 +9280,18 @@
               <w:jc w:val="right"/>
             </w:pPr>
             <w:r>
-              <w:t xml:space="preserve">0.0036</w:t>
-            </w:r>
-          </w:p>
-        </w:tc>
-        <w:tc>
-          <w:tcPr/>
-          <w:p>
-            <w:pPr>
-              <w:pStyle w:val="Compact"/>
-            </w:pPr>
-            <w:r>
-              <w:t xml:space="preserve">[0.0004, 0.0211]</w:t>
+              <w:t xml:space="preserve">0.0037</w:t>
+            </w:r>
+          </w:p>
+        </w:tc>
+        <w:tc>
+          <w:tcPr/>
+          <w:p>
+            <w:pPr>
+              <w:pStyle w:val="Compact"/>
+            </w:pPr>
+            <w:r>
+              <w:t xml:space="preserve">[0.0004, 0.0195]</w:t>
             </w:r>
           </w:p>
         </w:tc>
@@ -8857,19 +9351,19 @@
               <w:pStyle w:val="Compact"/>
             </w:pPr>
             <w:r>
-              <w:t xml:space="preserve">[0.0001, 0.0061]</w:t>
-            </w:r>
-          </w:p>
-        </w:tc>
-        <w:tc>
-          <w:tcPr/>
-          <w:p>
-            <w:pPr>
-              <w:pStyle w:val="Compact"/>
-              <w:jc w:val="right"/>
-            </w:pPr>
-            <w:r>
-              <w:t xml:space="preserve">6.2x</w:t>
+              <w:t xml:space="preserve">[0.0001, 0.0054]</w:t>
+            </w:r>
+          </w:p>
+        </w:tc>
+        <w:tc>
+          <w:tcPr/>
+          <w:p>
+            <w:pPr>
+              <w:pStyle w:val="Compact"/>
+              <w:jc w:val="right"/>
+            </w:pPr>
+            <w:r>
+              <w:t xml:space="preserve">5.9x</w:t>
             </w:r>
           </w:p>
         </w:tc>
@@ -8917,19 +9411,19 @@
               <w:pStyle w:val="Compact"/>
             </w:pPr>
             <w:r>
-              <w:t xml:space="preserve">[0.0001, 0.0033]</w:t>
-            </w:r>
-          </w:p>
-        </w:tc>
-        <w:tc>
-          <w:tcPr/>
-          <w:p>
-            <w:pPr>
-              <w:pStyle w:val="Compact"/>
-              <w:jc w:val="right"/>
-            </w:pPr>
-            <w:r>
-              <w:t xml:space="preserve">10.6x</w:t>
+              <w:t xml:space="preserve">[0.0001, 0.0034]</w:t>
+            </w:r>
+          </w:p>
+        </w:tc>
+        <w:tc>
+          <w:tcPr/>
+          <w:p>
+            <w:pPr>
+              <w:pStyle w:val="Compact"/>
+              <w:jc w:val="right"/>
+            </w:pPr>
+            <w:r>
+              <w:t xml:space="preserve">10.5x</w:t>
             </w:r>
           </w:p>
         </w:tc>
@@ -8966,7 +9460,7 @@
               <w:jc w:val="right"/>
             </w:pPr>
             <w:r>
-              <w:t xml:space="preserve">0.0006</w:t>
+              <w:t xml:space="preserve">0.0005</w:t>
             </w:r>
           </w:p>
         </w:tc>
@@ -8989,7 +9483,7 @@
               <w:jc w:val="right"/>
             </w:pPr>
             <w:r>
-              <w:t xml:space="preserve">11.0x</w:t>
+              <w:t xml:space="preserve">11.5x</w:t>
             </w:r>
           </w:p>
         </w:tc>
@@ -9037,19 +9531,19 @@
               <w:pStyle w:val="Compact"/>
             </w:pPr>
             <w:r>
-              <w:t xml:space="preserve">[0.0001, 0.0030]</w:t>
-            </w:r>
-          </w:p>
-        </w:tc>
-        <w:tc>
-          <w:tcPr/>
-          <w:p>
-            <w:pPr>
-              <w:pStyle w:val="Compact"/>
-              <w:jc w:val="right"/>
-            </w:pPr>
-            <w:r>
-              <w:t xml:space="preserve">13.7x</w:t>
+              <w:t xml:space="preserve">[0.0001, 0.0033]</w:t>
+            </w:r>
+          </w:p>
+        </w:tc>
+        <w:tc>
+          <w:tcPr/>
+          <w:p>
+            <w:pPr>
+              <w:pStyle w:val="Compact"/>
+              <w:jc w:val="right"/>
+            </w:pPr>
+            <w:r>
+              <w:t xml:space="preserve">11.5x</w:t>
             </w:r>
           </w:p>
         </w:tc>
@@ -9086,30 +9580,30 @@
               <w:jc w:val="right"/>
             </w:pPr>
             <w:r>
-              <w:t xml:space="preserve">0.0093</w:t>
-            </w:r>
-          </w:p>
-        </w:tc>
-        <w:tc>
-          <w:tcPr/>
-          <w:p>
-            <w:pPr>
-              <w:pStyle w:val="Compact"/>
-            </w:pPr>
-            <w:r>
-              <w:t xml:space="preserve">[0.0009, 0.0492]</w:t>
-            </w:r>
-          </w:p>
-        </w:tc>
-        <w:tc>
-          <w:tcPr/>
-          <w:p>
-            <w:pPr>
-              <w:pStyle w:val="Compact"/>
-              <w:jc w:val="right"/>
-            </w:pPr>
-            <w:r>
-              <w:t xml:space="preserve">0.7x</w:t>
+              <w:t xml:space="preserve">0.0099</w:t>
+            </w:r>
+          </w:p>
+        </w:tc>
+        <w:tc>
+          <w:tcPr/>
+          <w:p>
+            <w:pPr>
+              <w:pStyle w:val="Compact"/>
+            </w:pPr>
+            <w:r>
+              <w:t xml:space="preserve">[0.0011, 0.0547]</w:t>
+            </w:r>
+          </w:p>
+        </w:tc>
+        <w:tc>
+          <w:tcPr/>
+          <w:p>
+            <w:pPr>
+              <w:pStyle w:val="Compact"/>
+              <w:jc w:val="right"/>
+            </w:pPr>
+            <w:r>
+              <w:t xml:space="preserve">0.6x</w:t>
             </w:r>
           </w:p>
         </w:tc>
@@ -9146,30 +9640,30 @@
               <w:jc w:val="right"/>
             </w:pPr>
             <w:r>
-              <w:t xml:space="preserve">0.0079</w:t>
-            </w:r>
-          </w:p>
-        </w:tc>
-        <w:tc>
-          <w:tcPr/>
-          <w:p>
-            <w:pPr>
-              <w:pStyle w:val="Compact"/>
-            </w:pPr>
-            <w:r>
-              <w:t xml:space="preserve">[0.0006, 0.0445]</w:t>
-            </w:r>
-          </w:p>
-        </w:tc>
-        <w:tc>
-          <w:tcPr/>
-          <w:p>
-            <w:pPr>
-              <w:pStyle w:val="Compact"/>
-              <w:jc w:val="right"/>
-            </w:pPr>
-            <w:r>
-              <w:t xml:space="preserve">0.8x</w:t>
+              <w:t xml:space="preserve">0.0063</w:t>
+            </w:r>
+          </w:p>
+        </w:tc>
+        <w:tc>
+          <w:tcPr/>
+          <w:p>
+            <w:pPr>
+              <w:pStyle w:val="Compact"/>
+            </w:pPr>
+            <w:r>
+              <w:t xml:space="preserve">[0.0004, 0.0371]</w:t>
+            </w:r>
+          </w:p>
+        </w:tc>
+        <w:tc>
+          <w:tcPr/>
+          <w:p>
+            <w:pPr>
+              <w:pStyle w:val="Compact"/>
+              <w:jc w:val="right"/>
+            </w:pPr>
+            <w:r>
+              <w:t xml:space="preserve">1.0x</w:t>
             </w:r>
           </w:p>
         </w:tc>
@@ -9206,18 +9700,18 @@
               <w:jc w:val="right"/>
             </w:pPr>
             <w:r>
-              <w:t xml:space="preserve">0.0045</w:t>
-            </w:r>
-          </w:p>
-        </w:tc>
-        <w:tc>
-          <w:tcPr/>
-          <w:p>
-            <w:pPr>
-              <w:pStyle w:val="Compact"/>
-            </w:pPr>
-            <w:r>
-              <w:t xml:space="preserve">[0.0005, 0.0320]</w:t>
+              <w:t xml:space="preserve">0.0044</w:t>
+            </w:r>
+          </w:p>
+        </w:tc>
+        <w:tc>
+          <w:tcPr/>
+          <w:p>
+            <w:pPr>
+              <w:pStyle w:val="Compact"/>
+            </w:pPr>
+            <w:r>
+              <w:t xml:space="preserve">[0.0005, 0.0323]</w:t>
             </w:r>
           </w:p>
         </w:tc>
@@ -9266,30 +9760,30 @@
               <w:jc w:val="right"/>
             </w:pPr>
             <w:r>
-              <w:t xml:space="preserve">0.0023</w:t>
-            </w:r>
-          </w:p>
-        </w:tc>
-        <w:tc>
-          <w:tcPr/>
-          <w:p>
-            <w:pPr>
-              <w:pStyle w:val="Compact"/>
-            </w:pPr>
-            <w:r>
-              <w:t xml:space="preserve">[0.0002, 0.0120]</w:t>
-            </w:r>
-          </w:p>
-        </w:tc>
-        <w:tc>
-          <w:tcPr/>
-          <w:p>
-            <w:pPr>
-              <w:pStyle w:val="Compact"/>
-              <w:jc w:val="right"/>
-            </w:pPr>
-            <w:r>
-              <w:t xml:space="preserve">2.7x</w:t>
+              <w:t xml:space="preserve">0.0024</w:t>
+            </w:r>
+          </w:p>
+        </w:tc>
+        <w:tc>
+          <w:tcPr/>
+          <w:p>
+            <w:pPr>
+              <w:pStyle w:val="Compact"/>
+            </w:pPr>
+            <w:r>
+              <w:t xml:space="preserve">[0.0002, 0.0128]</w:t>
+            </w:r>
+          </w:p>
+        </w:tc>
+        <w:tc>
+          <w:tcPr/>
+          <w:p>
+            <w:pPr>
+              <w:pStyle w:val="Compact"/>
+              <w:jc w:val="right"/>
+            </w:pPr>
+            <w:r>
+              <w:t xml:space="preserve">2.6x</w:t>
             </w:r>
           </w:p>
         </w:tc>
@@ -9326,30 +9820,30 @@
               <w:jc w:val="right"/>
             </w:pPr>
             <w:r>
-              <w:t xml:space="preserve">0.0008</w:t>
-            </w:r>
-          </w:p>
-        </w:tc>
-        <w:tc>
-          <w:tcPr/>
-          <w:p>
-            <w:pPr>
-              <w:pStyle w:val="Compact"/>
-            </w:pPr>
-            <w:r>
-              <w:t xml:space="preserve">[0.0001, 0.0043]</w:t>
-            </w:r>
-          </w:p>
-        </w:tc>
-        <w:tc>
-          <w:tcPr/>
-          <w:p>
-            <w:pPr>
-              <w:pStyle w:val="Compact"/>
-              <w:jc w:val="right"/>
-            </w:pPr>
-            <w:r>
-              <w:t xml:space="preserve">8.1x</w:t>
+              <w:t xml:space="preserve">0.0007</w:t>
+            </w:r>
+          </w:p>
+        </w:tc>
+        <w:tc>
+          <w:tcPr/>
+          <w:p>
+            <w:pPr>
+              <w:pStyle w:val="Compact"/>
+            </w:pPr>
+            <w:r>
+              <w:t xml:space="preserve">[0.0001, 0.0036]</w:t>
+            </w:r>
+          </w:p>
+        </w:tc>
+        <w:tc>
+          <w:tcPr/>
+          <w:p>
+            <w:pPr>
+              <w:pStyle w:val="Compact"/>
+              <w:jc w:val="right"/>
+            </w:pPr>
+            <w:r>
+              <w:t xml:space="preserve">9.6x</w:t>
             </w:r>
           </w:p>
         </w:tc>
@@ -9386,30 +9880,30 @@
               <w:jc w:val="right"/>
             </w:pPr>
             <w:r>
-              <w:t xml:space="preserve">0.0017</w:t>
-            </w:r>
-          </w:p>
-        </w:tc>
-        <w:tc>
-          <w:tcPr/>
-          <w:p>
-            <w:pPr>
-              <w:pStyle w:val="Compact"/>
-            </w:pPr>
-            <w:r>
-              <w:t xml:space="preserve">[0.0002, 0.0094]</w:t>
-            </w:r>
-          </w:p>
-        </w:tc>
-        <w:tc>
-          <w:tcPr/>
-          <w:p>
-            <w:pPr>
-              <w:pStyle w:val="Compact"/>
-              <w:jc w:val="right"/>
-            </w:pPr>
-            <w:r>
-              <w:t xml:space="preserve">3.6x</w:t>
+              <w:t xml:space="preserve">0.0020</w:t>
+            </w:r>
+          </w:p>
+        </w:tc>
+        <w:tc>
+          <w:tcPr/>
+          <w:p>
+            <w:pPr>
+              <w:pStyle w:val="Compact"/>
+            </w:pPr>
+            <w:r>
+              <w:t xml:space="preserve">[0.0002, 0.0097]</w:t>
+            </w:r>
+          </w:p>
+        </w:tc>
+        <w:tc>
+          <w:tcPr/>
+          <w:p>
+            <w:pPr>
+              <w:pStyle w:val="Compact"/>
+              <w:jc w:val="right"/>
+            </w:pPr>
+            <w:r>
+              <w:t xml:space="preserve">3.2x</w:t>
             </w:r>
           </w:p>
         </w:tc>
@@ -9446,30 +9940,30 @@
               <w:jc w:val="right"/>
             </w:pPr>
             <w:r>
-              <w:t xml:space="preserve">0.0013</w:t>
-            </w:r>
-          </w:p>
-        </w:tc>
-        <w:tc>
-          <w:tcPr/>
-          <w:p>
-            <w:pPr>
-              <w:pStyle w:val="Compact"/>
-            </w:pPr>
-            <w:r>
-              <w:t xml:space="preserve">[0.0002, 0.0070]</w:t>
-            </w:r>
-          </w:p>
-        </w:tc>
-        <w:tc>
-          <w:tcPr/>
-          <w:p>
-            <w:pPr>
-              <w:pStyle w:val="Compact"/>
-              <w:jc w:val="right"/>
-            </w:pPr>
-            <w:r>
-              <w:t xml:space="preserve">4.8x</w:t>
+              <w:t xml:space="preserve">0.0010</w:t>
+            </w:r>
+          </w:p>
+        </w:tc>
+        <w:tc>
+          <w:tcPr/>
+          <w:p>
+            <w:pPr>
+              <w:pStyle w:val="Compact"/>
+            </w:pPr>
+            <w:r>
+              <w:t xml:space="preserve">[0.0001, 0.0055]</w:t>
+            </w:r>
+          </w:p>
+        </w:tc>
+        <w:tc>
+          <w:tcPr/>
+          <w:p>
+            <w:pPr>
+              <w:pStyle w:val="Compact"/>
+              <w:jc w:val="right"/>
+            </w:pPr>
+            <w:r>
+              <w:t xml:space="preserve">6.0x</w:t>
             </w:r>
           </w:p>
         </w:tc>
@@ -9506,30 +10000,30 @@
               <w:jc w:val="right"/>
             </w:pPr>
             <w:r>
-              <w:t xml:space="preserve">0.0009</w:t>
-            </w:r>
-          </w:p>
-        </w:tc>
-        <w:tc>
-          <w:tcPr/>
-          <w:p>
-            <w:pPr>
-              <w:pStyle w:val="Compact"/>
-            </w:pPr>
-            <w:r>
-              <w:t xml:space="preserve">[0.0001, 0.0062]</w:t>
-            </w:r>
-          </w:p>
-        </w:tc>
-        <w:tc>
-          <w:tcPr/>
-          <w:p>
-            <w:pPr>
-              <w:pStyle w:val="Compact"/>
-              <w:jc w:val="right"/>
-            </w:pPr>
-            <w:r>
-              <w:t xml:space="preserve">7.0x</w:t>
+              <w:t xml:space="preserve">0.0008</w:t>
+            </w:r>
+          </w:p>
+        </w:tc>
+        <w:tc>
+          <w:tcPr/>
+          <w:p>
+            <w:pPr>
+              <w:pStyle w:val="Compact"/>
+            </w:pPr>
+            <w:r>
+              <w:t xml:space="preserve">[0.0001, 0.0035]</w:t>
+            </w:r>
+          </w:p>
+        </w:tc>
+        <w:tc>
+          <w:tcPr/>
+          <w:p>
+            <w:pPr>
+              <w:pStyle w:val="Compact"/>
+              <w:jc w:val="right"/>
+            </w:pPr>
+            <w:r>
+              <w:t xml:space="preserve">8.1x</w:t>
             </w:r>
           </w:p>
         </w:tc>
@@ -9577,7 +10071,7 @@
               <w:pStyle w:val="Compact"/>
             </w:pPr>
             <w:r>
-              <w:t xml:space="preserve">[0.0001, 0.0036]</w:t>
+              <w:t xml:space="preserve">[0.0001, 0.0040]</w:t>
             </w:r>
           </w:p>
         </w:tc>
@@ -9626,30 +10120,30 @@
               <w:jc w:val="right"/>
             </w:pPr>
             <w:r>
-              <w:t xml:space="preserve">0.0006</w:t>
-            </w:r>
-          </w:p>
-        </w:tc>
-        <w:tc>
-          <w:tcPr/>
-          <w:p>
-            <w:pPr>
-              <w:pStyle w:val="Compact"/>
-            </w:pPr>
-            <w:r>
-              <w:t xml:space="preserve">[0.0001, 0.0029]</w:t>
-            </w:r>
-          </w:p>
-        </w:tc>
-        <w:tc>
-          <w:tcPr/>
-          <w:p>
-            <w:pPr>
-              <w:pStyle w:val="Compact"/>
-              <w:jc w:val="right"/>
-            </w:pPr>
-            <w:r>
-              <w:t xml:space="preserve">11.3x</w:t>
+              <w:t xml:space="preserve">0.0005</w:t>
+            </w:r>
+          </w:p>
+        </w:tc>
+        <w:tc>
+          <w:tcPr/>
+          <w:p>
+            <w:pPr>
+              <w:pStyle w:val="Compact"/>
+            </w:pPr>
+            <w:r>
+              <w:t xml:space="preserve">[0.0001, 0.0030]</w:t>
+            </w:r>
+          </w:p>
+        </w:tc>
+        <w:tc>
+          <w:tcPr/>
+          <w:p>
+            <w:pPr>
+              <w:pStyle w:val="Compact"/>
+              <w:jc w:val="right"/>
+            </w:pPr>
+            <w:r>
+              <w:t xml:space="preserve">12.6x</w:t>
             </w:r>
           </w:p>
         </w:tc>
@@ -9688,7 +10182,7 @@
         <w:t xml:space="preserve"> </w:t>
       </w:r>
       <w:r>
-        <w:t xml:space="preserve">of the fade, since an exponential fall-off is an assumption rather than a measurement. Short interaction lengths along the rivers reach or approach the observation, an exponential fade at 6 km with a median of 0.0067 and a Gaussian fade at 6 to 24 km with medians of 0.0045 to 0.0093, but every one of them breaks the diversity match. The best matched setting, a straight-line exponential fade at 6 km, leaves a 1.7-fold shortfall. A power-law fade, with its heavier tail, does no better anywhere.</w:t>
+        <w:t xml:space="preserve">of the fade, since an exponential fall-off is an assumption rather than a measurement. Short interaction lengths along the rivers reach or approach the observation, an exponential fade at 6 km with a median of 0.0054 and a Gaussian fade at 6 to 24 km with medians of 0.0044 to 0.0099, but every one of them breaks the diversity match. The best matched setting, a straight-line exponential fade at 6 km, leaves a 1.7-fold shortfall. A power-law fade, with its heavier tail, does no better anywhere.</w:t>
       </w:r>
     </w:p>
     <w:p>
@@ -9834,30 +10328,30 @@
               <w:jc w:val="right"/>
             </w:pPr>
             <w:r>
-              <w:t xml:space="preserve">0.0022</w:t>
-            </w:r>
-          </w:p>
-        </w:tc>
-        <w:tc>
-          <w:tcPr/>
-          <w:p>
-            <w:pPr>
-              <w:pStyle w:val="Compact"/>
-            </w:pPr>
-            <w:r>
-              <w:t xml:space="preserve">[0.0003, 0.0136]</w:t>
-            </w:r>
-          </w:p>
-        </w:tc>
-        <w:tc>
-          <w:tcPr/>
-          <w:p>
-            <w:pPr>
-              <w:pStyle w:val="Compact"/>
-              <w:jc w:val="right"/>
-            </w:pPr>
-            <w:r>
-              <w:t xml:space="preserve">2.8x</w:t>
+              <w:t xml:space="preserve">0.0018</w:t>
+            </w:r>
+          </w:p>
+        </w:tc>
+        <w:tc>
+          <w:tcPr/>
+          <w:p>
+            <w:pPr>
+              <w:pStyle w:val="Compact"/>
+            </w:pPr>
+            <w:r>
+              <w:t xml:space="preserve">[0.0002, 0.0114]</w:t>
+            </w:r>
+          </w:p>
+        </w:tc>
+        <w:tc>
+          <w:tcPr/>
+          <w:p>
+            <w:pPr>
+              <w:pStyle w:val="Compact"/>
+              <w:jc w:val="right"/>
+            </w:pPr>
+            <w:r>
+              <w:t xml:space="preserve">3.5x</w:t>
             </w:r>
           </w:p>
         </w:tc>
@@ -9894,30 +10388,30 @@
               <w:jc w:val="right"/>
             </w:pPr>
             <w:r>
-              <w:t xml:space="preserve">0.0023</w:t>
-            </w:r>
-          </w:p>
-        </w:tc>
-        <w:tc>
-          <w:tcPr/>
-          <w:p>
-            <w:pPr>
-              <w:pStyle w:val="Compact"/>
-            </w:pPr>
-            <w:r>
-              <w:t xml:space="preserve">[0.0003, 0.0133]</w:t>
-            </w:r>
-          </w:p>
-        </w:tc>
-        <w:tc>
-          <w:tcPr/>
-          <w:p>
-            <w:pPr>
-              <w:pStyle w:val="Compact"/>
-              <w:jc w:val="right"/>
-            </w:pPr>
-            <w:r>
-              <w:t xml:space="preserve">2.7x</w:t>
+              <w:t xml:space="preserve">0.0019</w:t>
+            </w:r>
+          </w:p>
+        </w:tc>
+        <w:tc>
+          <w:tcPr/>
+          <w:p>
+            <w:pPr>
+              <w:pStyle w:val="Compact"/>
+            </w:pPr>
+            <w:r>
+              <w:t xml:space="preserve">[0.0002, 0.0114]</w:t>
+            </w:r>
+          </w:p>
+        </w:tc>
+        <w:tc>
+          <w:tcPr/>
+          <w:p>
+            <w:pPr>
+              <w:pStyle w:val="Compact"/>
+              <w:jc w:val="right"/>
+            </w:pPr>
+            <w:r>
+              <w:t xml:space="preserve">3.3x</w:t>
             </w:r>
           </w:p>
         </w:tc>
@@ -9954,30 +10448,30 @@
               <w:jc w:val="right"/>
             </w:pPr>
             <w:r>
-              <w:t xml:space="preserve">0.0022</w:t>
-            </w:r>
-          </w:p>
-        </w:tc>
-        <w:tc>
-          <w:tcPr/>
-          <w:p>
-            <w:pPr>
-              <w:pStyle w:val="Compact"/>
-            </w:pPr>
-            <w:r>
-              <w:t xml:space="preserve">[0.0003, 0.0121]</w:t>
-            </w:r>
-          </w:p>
-        </w:tc>
-        <w:tc>
-          <w:tcPr/>
-          <w:p>
-            <w:pPr>
-              <w:pStyle w:val="Compact"/>
-              <w:jc w:val="right"/>
-            </w:pPr>
-            <w:r>
-              <w:t xml:space="preserve">2.8x</w:t>
+              <w:t xml:space="preserve">0.0018</w:t>
+            </w:r>
+          </w:p>
+        </w:tc>
+        <w:tc>
+          <w:tcPr/>
+          <w:p>
+            <w:pPr>
+              <w:pStyle w:val="Compact"/>
+            </w:pPr>
+            <w:r>
+              <w:t xml:space="preserve">[0.0002, 0.0119]</w:t>
+            </w:r>
+          </w:p>
+        </w:tc>
+        <w:tc>
+          <w:tcPr/>
+          <w:p>
+            <w:pPr>
+              <w:pStyle w:val="Compact"/>
+              <w:jc w:val="right"/>
+            </w:pPr>
+            <w:r>
+              <w:t xml:space="preserve">3.5x</w:t>
             </w:r>
           </w:p>
         </w:tc>
@@ -10014,30 +10508,30 @@
               <w:jc w:val="right"/>
             </w:pPr>
             <w:r>
-              <w:t xml:space="preserve">0.0023</w:t>
-            </w:r>
-          </w:p>
-        </w:tc>
-        <w:tc>
-          <w:tcPr/>
-          <w:p>
-            <w:pPr>
-              <w:pStyle w:val="Compact"/>
-            </w:pPr>
-            <w:r>
-              <w:t xml:space="preserve">[0.0002, 0.0111]</w:t>
-            </w:r>
-          </w:p>
-        </w:tc>
-        <w:tc>
-          <w:tcPr/>
-          <w:p>
-            <w:pPr>
-              <w:pStyle w:val="Compact"/>
-              <w:jc w:val="right"/>
-            </w:pPr>
-            <w:r>
-              <w:t xml:space="preserve">2.7x</w:t>
+              <w:t xml:space="preserve">0.0018</w:t>
+            </w:r>
+          </w:p>
+        </w:tc>
+        <w:tc>
+          <w:tcPr/>
+          <w:p>
+            <w:pPr>
+              <w:pStyle w:val="Compact"/>
+            </w:pPr>
+            <w:r>
+              <w:t xml:space="preserve">[0.0002, 0.0113]</w:t>
+            </w:r>
+          </w:p>
+        </w:tc>
+        <w:tc>
+          <w:tcPr/>
+          <w:p>
+            <w:pPr>
+              <w:pStyle w:val="Compact"/>
+              <w:jc w:val="right"/>
+            </w:pPr>
+            <w:r>
+              <w:t xml:space="preserve">3.4x</w:t>
             </w:r>
           </w:p>
         </w:tc>
@@ -10198,30 +10692,30 @@
               <w:jc w:val="right"/>
             </w:pPr>
             <w:r>
-              <w:t xml:space="preserve">0.0022</w:t>
-            </w:r>
-          </w:p>
-        </w:tc>
-        <w:tc>
-          <w:tcPr/>
-          <w:p>
-            <w:pPr>
-              <w:pStyle w:val="Compact"/>
-            </w:pPr>
-            <w:r>
-              <w:t xml:space="preserve">[0.0002, 0.0123]</w:t>
-            </w:r>
-          </w:p>
-        </w:tc>
-        <w:tc>
-          <w:tcPr/>
-          <w:p>
-            <w:pPr>
-              <w:pStyle w:val="Compact"/>
-              <w:jc w:val="right"/>
-            </w:pPr>
-            <w:r>
-              <w:t xml:space="preserve">2.9x</w:t>
+              <w:t xml:space="preserve">0.0020</w:t>
+            </w:r>
+          </w:p>
+        </w:tc>
+        <w:tc>
+          <w:tcPr/>
+          <w:p>
+            <w:pPr>
+              <w:pStyle w:val="Compact"/>
+            </w:pPr>
+            <w:r>
+              <w:t xml:space="preserve">[0.0002, 0.0125]</w:t>
+            </w:r>
+          </w:p>
+        </w:tc>
+        <w:tc>
+          <w:tcPr/>
+          <w:p>
+            <w:pPr>
+              <w:pStyle w:val="Compact"/>
+              <w:jc w:val="right"/>
+            </w:pPr>
+            <w:r>
+              <w:t xml:space="preserve">3.1x</w:t>
             </w:r>
           </w:p>
         </w:tc>
@@ -10258,30 +10752,30 @@
               <w:jc w:val="right"/>
             </w:pPr>
             <w:r>
-              <w:t xml:space="preserve">0.0025</w:t>
-            </w:r>
-          </w:p>
-        </w:tc>
-        <w:tc>
-          <w:tcPr/>
-          <w:p>
-            <w:pPr>
-              <w:pStyle w:val="Compact"/>
-            </w:pPr>
-            <w:r>
-              <w:t xml:space="preserve">[0.0003, 0.0389]</w:t>
-            </w:r>
-          </w:p>
-        </w:tc>
-        <w:tc>
-          <w:tcPr/>
-          <w:p>
-            <w:pPr>
-              <w:pStyle w:val="Compact"/>
-              <w:jc w:val="right"/>
-            </w:pPr>
-            <w:r>
-              <w:t xml:space="preserve">2.5x</w:t>
+              <w:t xml:space="preserve">0.0024</w:t>
+            </w:r>
+          </w:p>
+        </w:tc>
+        <w:tc>
+          <w:tcPr/>
+          <w:p>
+            <w:pPr>
+              <w:pStyle w:val="Compact"/>
+            </w:pPr>
+            <w:r>
+              <w:t xml:space="preserve">[0.0002, 0.0434]</w:t>
+            </w:r>
+          </w:p>
+        </w:tc>
+        <w:tc>
+          <w:tcPr/>
+          <w:p>
+            <w:pPr>
+              <w:pStyle w:val="Compact"/>
+              <w:jc w:val="right"/>
+            </w:pPr>
+            <w:r>
+              <w:t xml:space="preserve">2.6x</w:t>
             </w:r>
           </w:p>
         </w:tc>
@@ -10318,30 +10812,30 @@
               <w:jc w:val="right"/>
             </w:pPr>
             <w:r>
-              <w:t xml:space="preserve">0.0032</w:t>
-            </w:r>
-          </w:p>
-        </w:tc>
-        <w:tc>
-          <w:tcPr/>
-          <w:p>
-            <w:pPr>
-              <w:pStyle w:val="Compact"/>
-            </w:pPr>
-            <w:r>
-              <w:t xml:space="preserve">[0.0003, 0.0448]</w:t>
-            </w:r>
-          </w:p>
-        </w:tc>
-        <w:tc>
-          <w:tcPr/>
-          <w:p>
-            <w:pPr>
-              <w:pStyle w:val="Compact"/>
-              <w:jc w:val="right"/>
-            </w:pPr>
-            <w:r>
-              <w:t xml:space="preserve">1.9x</w:t>
+              <w:t xml:space="preserve">0.0031</w:t>
+            </w:r>
+          </w:p>
+        </w:tc>
+        <w:tc>
+          <w:tcPr/>
+          <w:p>
+            <w:pPr>
+              <w:pStyle w:val="Compact"/>
+            </w:pPr>
+            <w:r>
+              <w:t xml:space="preserve">[0.0003, 0.0530]</w:t>
+            </w:r>
+          </w:p>
+        </w:tc>
+        <w:tc>
+          <w:tcPr/>
+          <w:p>
+            <w:pPr>
+              <w:pStyle w:val="Compact"/>
+              <w:jc w:val="right"/>
+            </w:pPr>
+            <w:r>
+              <w:t xml:space="preserve">2.0x</w:t>
             </w:r>
           </w:p>
         </w:tc>
@@ -10378,18 +10872,18 @@
               <w:jc w:val="right"/>
             </w:pPr>
             <w:r>
-              <w:t xml:space="preserve">0.0047</w:t>
-            </w:r>
-          </w:p>
-        </w:tc>
-        <w:tc>
-          <w:tcPr/>
-          <w:p>
-            <w:pPr>
-              <w:pStyle w:val="Compact"/>
-            </w:pPr>
-            <w:r>
-              <w:t xml:space="preserve">[0.0003, 0.0502]</w:t>
+              <w:t xml:space="preserve">0.0048</w:t>
+            </w:r>
+          </w:p>
+        </w:tc>
+        <w:tc>
+          <w:tcPr/>
+          <w:p>
+            <w:pPr>
+              <w:pStyle w:val="Compact"/>
+            </w:pPr>
+            <w:r>
+              <w:t xml:space="preserve">[0.0003, 0.0577]</w:t>
             </w:r>
           </w:p>
         </w:tc>
@@ -10438,30 +10932,30 @@
               <w:jc w:val="right"/>
             </w:pPr>
             <w:r>
-              <w:t xml:space="preserve">0.0073</w:t>
-            </w:r>
-          </w:p>
-        </w:tc>
-        <w:tc>
-          <w:tcPr/>
-          <w:p>
-            <w:pPr>
-              <w:pStyle w:val="Compact"/>
-            </w:pPr>
-            <w:r>
-              <w:t xml:space="preserve">[0.0004, 0.0520]</w:t>
-            </w:r>
-          </w:p>
-        </w:tc>
-        <w:tc>
-          <w:tcPr/>
-          <w:p>
-            <w:pPr>
-              <w:pStyle w:val="Compact"/>
-              <w:jc w:val="right"/>
-            </w:pPr>
-            <w:r>
-              <w:t xml:space="preserve">0.9x</w:t>
+              <w:t xml:space="preserve">0.0078</w:t>
+            </w:r>
+          </w:p>
+        </w:tc>
+        <w:tc>
+          <w:tcPr/>
+          <w:p>
+            <w:pPr>
+              <w:pStyle w:val="Compact"/>
+            </w:pPr>
+            <w:r>
+              <w:t xml:space="preserve">[0.0004, 0.0631]</w:t>
+            </w:r>
+          </w:p>
+        </w:tc>
+        <w:tc>
+          <w:tcPr/>
+          <w:p>
+            <w:pPr>
+              <w:pStyle w:val="Compact"/>
+              <w:jc w:val="right"/>
+            </w:pPr>
+            <w:r>
+              <w:t xml:space="preserve">0.8x</w:t>
             </w:r>
           </w:p>
         </w:tc>
@@ -10498,18 +10992,18 @@
               <w:jc w:val="right"/>
             </w:pPr>
             <w:r>
-              <w:t xml:space="preserve">0.0122</w:t>
-            </w:r>
-          </w:p>
-        </w:tc>
-        <w:tc>
-          <w:tcPr/>
-          <w:p>
-            <w:pPr>
-              <w:pStyle w:val="Compact"/>
-            </w:pPr>
-            <w:r>
-              <w:t xml:space="preserve">[0.0004, 0.0528]</w:t>
+              <w:t xml:space="preserve">0.0136</w:t>
+            </w:r>
+          </w:p>
+        </w:tc>
+        <w:tc>
+          <w:tcPr/>
+          <w:p>
+            <w:pPr>
+              <w:pStyle w:val="Compact"/>
+            </w:pPr>
+            <w:r>
+              <w:t xml:space="preserve">[0.0004, 0.0626]</w:t>
             </w:r>
           </w:p>
         </w:tc>
@@ -10558,18 +11052,18 @@
               <w:jc w:val="right"/>
             </w:pPr>
             <w:r>
-              <w:t xml:space="preserve">0.0200</w:t>
-            </w:r>
-          </w:p>
-        </w:tc>
-        <w:tc>
-          <w:tcPr/>
-          <w:p>
-            <w:pPr>
-              <w:pStyle w:val="Compact"/>
-            </w:pPr>
-            <w:r>
-              <w:t xml:space="preserve">[0.0007, 0.0563]</w:t>
+              <w:t xml:space="preserve">0.0218</w:t>
+            </w:r>
+          </w:p>
+        </w:tc>
+        <w:tc>
+          <w:tcPr/>
+          <w:p>
+            <w:pPr>
+              <w:pStyle w:val="Compact"/>
+            </w:pPr>
+            <w:r>
+              <w:t xml:space="preserve">[0.0008, 0.0649]</w:t>
             </w:r>
           </w:p>
         </w:tc>
@@ -10618,18 +11112,18 @@
               <w:jc w:val="right"/>
             </w:pPr>
             <w:r>
-              <w:t xml:space="preserve">0.0316</w:t>
-            </w:r>
-          </w:p>
-        </w:tc>
-        <w:tc>
-          <w:tcPr/>
-          <w:p>
-            <w:pPr>
-              <w:pStyle w:val="Compact"/>
-            </w:pPr>
-            <w:r>
-              <w:t xml:space="preserve">[0.0017, 0.0662]</w:t>
+              <w:t xml:space="preserve">0.0360</w:t>
+            </w:r>
+          </w:p>
+        </w:tc>
+        <w:tc>
+          <w:tcPr/>
+          <w:p>
+            <w:pPr>
+              <w:pStyle w:val="Compact"/>
+            </w:pPr>
+            <w:r>
+              <w:t xml:space="preserve">[0.0018, 0.0714]</w:t>
             </w:r>
           </w:p>
         </w:tc>
@@ -10678,18 +11172,18 @@
               <w:jc w:val="right"/>
             </w:pPr>
             <w:r>
-              <w:t xml:space="preserve">0.0379</w:t>
-            </w:r>
-          </w:p>
-        </w:tc>
-        <w:tc>
-          <w:tcPr/>
-          <w:p>
-            <w:pPr>
-              <w:pStyle w:val="Compact"/>
-            </w:pPr>
-            <w:r>
-              <w:t xml:space="preserve">[0.0090, 0.0675]</w:t>
+              <w:t xml:space="preserve">0.0414</w:t>
+            </w:r>
+          </w:p>
+        </w:tc>
+        <w:tc>
+          <w:tcPr/>
+          <w:p>
+            <w:pPr>
+              <w:pStyle w:val="Compact"/>
+            </w:pPr>
+            <w:r>
+              <w:t xml:space="preserve">[0.0108, 0.0727]</w:t>
             </w:r>
           </w:p>
         </w:tc>
@@ -10750,7 +11244,7 @@
         <w:pStyle w:val="FirstParagraph"/>
       </w:pPr>
       <w:r>
-        <w:t xml:space="preserve">This section gives the phases both properties a bounded group would have and asks whether the record favors them. The bounded-groups model above draws new variants from one regional pool that no boundary interrupts, so it is at a disadvantage against local innovation, which most often covers the shortfall. Here the inherited phases are the groups, and both properties of a bounded group are given to them together (</w:t>
+        <w:t xml:space="preserve">This section gives the phases both properties a bounded group would have and asks whether the record favors them. The bounded-groups model above draws new variants from one regional pool that no boundary interrupts, so it is at a disadvantage against local innovation, which most often covers the shortfall. Here the phases are the groups, and both properties of a bounded group are given to them together (</w:t>
       </w:r>
       <w:r>
         <w:rPr>
@@ -10834,7 +11328,7 @@
         <w:t xml:space="preserve"> </w:t>
       </w:r>
       <w:r>
-        <w:t xml:space="preserve">of 0.0110 and a boundary excess at the phase lines of +10.0.</w:t>
+        <w:t xml:space="preserve">of 0.0123 and a boundary excess at the phase lines of +7.7.</w:t>
       </w:r>
     </w:p>
     <w:tbl>
@@ -10988,40 +11482,40 @@
               <w:pStyle w:val="Compact"/>
             </w:pPr>
             <w:r>
-              <w:t xml:space="preserve">0.0035 [0.0007, 0.0145]</w:t>
-            </w:r>
-          </w:p>
-        </w:tc>
-        <w:tc>
-          <w:tcPr/>
-          <w:p>
-            <w:pPr>
-              <w:pStyle w:val="Compact"/>
-            </w:pPr>
-            <w:r>
-              <w:t xml:space="preserve">4%</w:t>
-            </w:r>
-          </w:p>
-        </w:tc>
-        <w:tc>
-          <w:tcPr/>
-          <w:p>
-            <w:pPr>
-              <w:pStyle w:val="Compact"/>
-            </w:pPr>
-            <w:r>
-              <w:t xml:space="preserve">+1.5 [-6.0, +7.8]</w:t>
-            </w:r>
-          </w:p>
-        </w:tc>
-        <w:tc>
-          <w:tcPr/>
-          <w:p>
-            <w:pPr>
-              <w:pStyle w:val="Compact"/>
-            </w:pPr>
-            <w:r>
-              <w:t xml:space="preserve">0.3%</w:t>
+              <w:t xml:space="preserve">0.0024 [0.0006, 0.0116]</w:t>
+            </w:r>
+          </w:p>
+        </w:tc>
+        <w:tc>
+          <w:tcPr/>
+          <w:p>
+            <w:pPr>
+              <w:pStyle w:val="Compact"/>
+            </w:pPr>
+            <w:r>
+              <w:t xml:space="preserve">2%</w:t>
+            </w:r>
+          </w:p>
+        </w:tc>
+        <w:tc>
+          <w:tcPr/>
+          <w:p>
+            <w:pPr>
+              <w:pStyle w:val="Compact"/>
+            </w:pPr>
+            <w:r>
+              <w:t xml:space="preserve">+1.2 [-3.3, +6.7]</w:t>
+            </w:r>
+          </w:p>
+        </w:tc>
+        <w:tc>
+          <w:tcPr/>
+          <w:p>
+            <w:pPr>
+              <w:pStyle w:val="Compact"/>
+            </w:pPr>
+            <w:r>
+              <w:t xml:space="preserve">1%</w:t>
             </w:r>
           </w:p>
         </w:tc>
@@ -11067,40 +11561,40 @@
               <w:pStyle w:val="Compact"/>
             </w:pPr>
             <w:r>
-              <w:t xml:space="preserve">0.0077 [0.0008, 0.0420]</w:t>
-            </w:r>
-          </w:p>
-        </w:tc>
-        <w:tc>
-          <w:tcPr/>
-          <w:p>
-            <w:pPr>
-              <w:pStyle w:val="Compact"/>
-            </w:pPr>
-            <w:r>
-              <w:t xml:space="preserve">39%</w:t>
-            </w:r>
-          </w:p>
-        </w:tc>
-        <w:tc>
-          <w:tcPr/>
-          <w:p>
-            <w:pPr>
-              <w:pStyle w:val="Compact"/>
-            </w:pPr>
-            <w:r>
-              <w:t xml:space="preserve">+4.0 [-5.4, +21.2]</w:t>
-            </w:r>
-          </w:p>
-        </w:tc>
-        <w:tc>
-          <w:tcPr/>
-          <w:p>
-            <w:pPr>
-              <w:pStyle w:val="Compact"/>
-            </w:pPr>
-            <w:r>
-              <w:t xml:space="preserve">23%</w:t>
+              <w:t xml:space="preserve">0.0056 [0.0006, 0.0407]</w:t>
+            </w:r>
+          </w:p>
+        </w:tc>
+        <w:tc>
+          <w:tcPr/>
+          <w:p>
+            <w:pPr>
+              <w:pStyle w:val="Compact"/>
+            </w:pPr>
+            <w:r>
+              <w:t xml:space="preserve">30%</w:t>
+            </w:r>
+          </w:p>
+        </w:tc>
+        <w:tc>
+          <w:tcPr/>
+          <w:p>
+            <w:pPr>
+              <w:pStyle w:val="Compact"/>
+            </w:pPr>
+            <w:r>
+              <w:t xml:space="preserve">+2.9 [-1.9, +11.4]</w:t>
+            </w:r>
+          </w:p>
+        </w:tc>
+        <w:tc>
+          <w:tcPr/>
+          <w:p>
+            <w:pPr>
+              <w:pStyle w:val="Compact"/>
+            </w:pPr>
+            <w:r>
+              <w:t xml:space="preserve">13%</w:t>
             </w:r>
           </w:p>
         </w:tc>
@@ -11146,40 +11640,40 @@
               <w:pStyle w:val="Compact"/>
             </w:pPr>
             <w:r>
-              <w:t xml:space="preserve">0.0042 [0.0009, 0.0212]</w:t>
-            </w:r>
-          </w:p>
-        </w:tc>
-        <w:tc>
-          <w:tcPr/>
-          <w:p>
-            <w:pPr>
-              <w:pStyle w:val="Compact"/>
-            </w:pPr>
-            <w:r>
-              <w:t xml:space="preserve">10%</w:t>
-            </w:r>
-          </w:p>
-        </w:tc>
-        <w:tc>
-          <w:tcPr/>
-          <w:p>
-            <w:pPr>
-              <w:pStyle w:val="Compact"/>
-            </w:pPr>
-            <w:r>
-              <w:t xml:space="preserve">+2.8 [-4.5, +10.8]</w:t>
-            </w:r>
-          </w:p>
-        </w:tc>
-        <w:tc>
-          <w:tcPr/>
-          <w:p>
-            <w:pPr>
-              <w:pStyle w:val="Compact"/>
-            </w:pPr>
-            <w:r>
-              <w:t xml:space="preserve">4%</w:t>
+              <w:t xml:space="preserve">0.0028 [0.0004, 0.0121]</w:t>
+            </w:r>
+          </w:p>
+        </w:tc>
+        <w:tc>
+          <w:tcPr/>
+          <w:p>
+            <w:pPr>
+              <w:pStyle w:val="Compact"/>
+            </w:pPr>
+            <w:r>
+              <w:t xml:space="preserve">3%</w:t>
+            </w:r>
+          </w:p>
+        </w:tc>
+        <w:tc>
+          <w:tcPr/>
+          <w:p>
+            <w:pPr>
+              <w:pStyle w:val="Compact"/>
+            </w:pPr>
+            <w:r>
+              <w:t xml:space="preserve">+1.8 [-2.7, +8.0]</w:t>
+            </w:r>
+          </w:p>
+        </w:tc>
+        <w:tc>
+          <w:tcPr/>
+          <w:p>
+            <w:pPr>
+              <w:pStyle w:val="Compact"/>
+            </w:pPr>
+            <w:r>
+              <w:t xml:space="preserve">3%</w:t>
             </w:r>
           </w:p>
         </w:tc>
@@ -11225,40 +11719,40 @@
               <w:pStyle w:val="Compact"/>
             </w:pPr>
             <w:r>
-              <w:t xml:space="preserve">0.0068 [0.0014, 0.0233]</w:t>
-            </w:r>
-          </w:p>
-        </w:tc>
-        <w:tc>
-          <w:tcPr/>
-          <w:p>
-            <w:pPr>
-              <w:pStyle w:val="Compact"/>
-            </w:pPr>
-            <w:r>
-              <w:t xml:space="preserve">28%</w:t>
-            </w:r>
-          </w:p>
-        </w:tc>
-        <w:tc>
-          <w:tcPr/>
-          <w:p>
-            <w:pPr>
-              <w:pStyle w:val="Compact"/>
-            </w:pPr>
-            <w:r>
-              <w:t xml:space="preserve">+4.4 [-5.4, +15.1]</w:t>
-            </w:r>
-          </w:p>
-        </w:tc>
-        <w:tc>
-          <w:tcPr/>
-          <w:p>
-            <w:pPr>
-              <w:pStyle w:val="Compact"/>
-            </w:pPr>
-            <w:r>
-              <w:t xml:space="preserve">15%</w:t>
+              <w:t xml:space="preserve">0.0052 [0.0010, 0.0213]</w:t>
+            </w:r>
+          </w:p>
+        </w:tc>
+        <w:tc>
+          <w:tcPr/>
+          <w:p>
+            <w:pPr>
+              <w:pStyle w:val="Compact"/>
+            </w:pPr>
+            <w:r>
+              <w:t xml:space="preserve">11%</w:t>
+            </w:r>
+          </w:p>
+        </w:tc>
+        <w:tc>
+          <w:tcPr/>
+          <w:p>
+            <w:pPr>
+              <w:pStyle w:val="Compact"/>
+            </w:pPr>
+            <w:r>
+              <w:t xml:space="preserve">+4.3 [-1.3, +13.1]</w:t>
+            </w:r>
+          </w:p>
+        </w:tc>
+        <w:tc>
+          <w:tcPr/>
+          <w:p>
+            <w:pPr>
+              <w:pStyle w:val="Compact"/>
+            </w:pPr>
+            <w:r>
+              <w:t xml:space="preserve">18%</w:t>
             </w:r>
           </w:p>
         </w:tc>
@@ -11304,40 +11798,40 @@
               <w:pStyle w:val="Compact"/>
             </w:pPr>
             <w:r>
-              <w:t xml:space="preserve">0.0093 [0.0017, 0.0337]</w:t>
-            </w:r>
-          </w:p>
-        </w:tc>
-        <w:tc>
-          <w:tcPr/>
-          <w:p>
-            <w:pPr>
-              <w:pStyle w:val="Compact"/>
-            </w:pPr>
-            <w:r>
-              <w:t xml:space="preserve">40%</w:t>
-            </w:r>
-          </w:p>
-        </w:tc>
-        <w:tc>
-          <w:tcPr/>
-          <w:p>
-            <w:pPr>
-              <w:pStyle w:val="Compact"/>
-            </w:pPr>
-            <w:r>
-              <w:t xml:space="preserve">+7.6 [-0.3, +20.5]</w:t>
-            </w:r>
-          </w:p>
-        </w:tc>
-        <w:tc>
-          <w:tcPr/>
-          <w:p>
-            <w:pPr>
-              <w:pStyle w:val="Compact"/>
-            </w:pPr>
-            <w:r>
-              <w:t xml:space="preserve">34%</w:t>
+              <w:t xml:space="preserve">0.0062 [0.0013, 0.0237]</w:t>
+            </w:r>
+          </w:p>
+        </w:tc>
+        <w:tc>
+          <w:tcPr/>
+          <w:p>
+            <w:pPr>
+              <w:pStyle w:val="Compact"/>
+            </w:pPr>
+            <w:r>
+              <w:t xml:space="preserve">22%</w:t>
+            </w:r>
+          </w:p>
+        </w:tc>
+        <w:tc>
+          <w:tcPr/>
+          <w:p>
+            <w:pPr>
+              <w:pStyle w:val="Compact"/>
+            </w:pPr>
+            <w:r>
+              <w:t xml:space="preserve">+6.5 [+0.6, +17.8]</w:t>
+            </w:r>
+          </w:p>
+        </w:tc>
+        <w:tc>
+          <w:tcPr/>
+          <w:p>
+            <w:pPr>
+              <w:pStyle w:val="Compact"/>
+            </w:pPr>
+            <w:r>
+              <w:t xml:space="preserve">38%</w:t>
             </w:r>
           </w:p>
         </w:tc>
@@ -11383,40 +11877,40 @@
               <w:pStyle w:val="Compact"/>
             </w:pPr>
             <w:r>
-              <w:t xml:space="preserve">0.0265 [0.0021, 0.1916]</w:t>
-            </w:r>
-          </w:p>
-        </w:tc>
-        <w:tc>
-          <w:tcPr/>
-          <w:p>
-            <w:pPr>
-              <w:pStyle w:val="Compact"/>
-            </w:pPr>
-            <w:r>
-              <w:t xml:space="preserve">67%</w:t>
-            </w:r>
-          </w:p>
-        </w:tc>
-        <w:tc>
-          <w:tcPr/>
-          <w:p>
-            <w:pPr>
-              <w:pStyle w:val="Compact"/>
-            </w:pPr>
-            <w:r>
-              <w:t xml:space="preserve">+19.0 [-0.1, +77.1]</w:t>
-            </w:r>
-          </w:p>
-        </w:tc>
-        <w:tc>
-          <w:tcPr/>
-          <w:p>
-            <w:pPr>
-              <w:pStyle w:val="Compact"/>
-            </w:pPr>
-            <w:r>
-              <w:t xml:space="preserve">65%</w:t>
+              <w:t xml:space="preserve">0.0215 [0.0022, 0.1827]</w:t>
+            </w:r>
+          </w:p>
+        </w:tc>
+        <w:tc>
+          <w:tcPr/>
+          <w:p>
+            <w:pPr>
+              <w:pStyle w:val="Compact"/>
+            </w:pPr>
+            <w:r>
+              <w:t xml:space="preserve">58%</w:t>
+            </w:r>
+          </w:p>
+        </w:tc>
+        <w:tc>
+          <w:tcPr/>
+          <w:p>
+            <w:pPr>
+              <w:pStyle w:val="Compact"/>
+            </w:pPr>
+            <w:r>
+              <w:t xml:space="preserve">+20.0 [+1.3, +78.8]</w:t>
+            </w:r>
+          </w:p>
+        </w:tc>
+        <w:tc>
+          <w:tcPr/>
+          <w:p>
+            <w:pPr>
+              <w:pStyle w:val="Compact"/>
+            </w:pPr>
+            <w:r>
+              <w:t xml:space="preserve">75%</w:t>
             </w:r>
           </w:p>
         </w:tc>
@@ -11462,51 +11956,51 @@
               <w:pStyle w:val="Compact"/>
             </w:pPr>
             <w:r>
-              <w:t xml:space="preserve">0.0116 to 0.0607</w:t>
-            </w:r>
-          </w:p>
-        </w:tc>
-        <w:tc>
-          <w:tcPr/>
-          <w:p>
-            <w:pPr>
-              <w:pStyle w:val="Compact"/>
-            </w:pPr>
-            <w:r>
-              <w:t xml:space="preserve">52 to 80%</w:t>
-            </w:r>
-          </w:p>
-        </w:tc>
-        <w:tc>
-          <w:tcPr/>
-          <w:p>
-            <w:pPr>
-              <w:pStyle w:val="Compact"/>
-            </w:pPr>
-            <w:r>
-              <w:t xml:space="preserve">+6.3 to +34.8</w:t>
-            </w:r>
-          </w:p>
-        </w:tc>
-        <w:tc>
-          <w:tcPr/>
-          <w:p>
-            <w:pPr>
-              <w:pStyle w:val="Compact"/>
-            </w:pPr>
-            <w:r>
-              <w:t xml:space="preserve">33 to 79%</w:t>
-            </w:r>
-          </w:p>
-        </w:tc>
-        <w:tc>
-          <w:tcPr/>
-          <w:p>
-            <w:pPr>
-              <w:pStyle w:val="Compact"/>
-            </w:pPr>
-            <w:r>
-              <w:t xml:space="preserve">no</w:t>
+              <w:t xml:space="preserve">0.0084 to 0.0491</w:t>
+            </w:r>
+          </w:p>
+        </w:tc>
+        <w:tc>
+          <w:tcPr/>
+          <w:p>
+            <w:pPr>
+              <w:pStyle w:val="Compact"/>
+            </w:pPr>
+            <w:r>
+              <w:t xml:space="preserve">39 to 75%</w:t>
+            </w:r>
+          </w:p>
+        </w:tc>
+        <w:tc>
+          <w:tcPr/>
+          <w:p>
+            <w:pPr>
+              <w:pStyle w:val="Compact"/>
+            </w:pPr>
+            <w:r>
+              <w:t xml:space="preserve">+3.8 to +35.5</w:t>
+            </w:r>
+          </w:p>
+        </w:tc>
+        <w:tc>
+          <w:tcPr/>
+          <w:p>
+            <w:pPr>
+              <w:pStyle w:val="Compact"/>
+            </w:pPr>
+            <w:r>
+              <w:t xml:space="preserve">17 to 89%</w:t>
+            </w:r>
+          </w:p>
+        </w:tc>
+        <w:tc>
+          <w:tcPr/>
+          <w:p>
+            <w:pPr>
+              <w:pStyle w:val="Compact"/>
+            </w:pPr>
+            <w:r>
+              <w:t xml:space="preserve">yes at 0.03 and 0.1, no at 0.5 and 1</w:t>
             </w:r>
           </w:p>
         </w:tc>
@@ -11555,7 +12049,7 @@
         <w:t xml:space="preserve"> </w:t>
       </w:r>
       <w:r>
-        <w:t xml:space="preserve">(4 percent of runs), and produces the observed boundary excess in only 1 of 300 runs. At this mixing rate, a copying boundary does move both statistics: cutting copying across the phase lines to 3 percent of its strength lowers the mean share of each site’s between-site copying that crosses a phase line from 0.24 to 0.05, and raises the share of runs reaching the observed values to 40 and 34 percent. Local innovation, with or without a copying boundary, moves them as well.</w:t>
+        <w:t xml:space="preserve">(2 percent of these 300 runs; 1 percent in the 300 runs of main-text Table 1, which use other seeds), and produces the observed boundary excess in only 4 of 300 runs. At this mixing rate, a copying boundary does move both statistics: cutting copying across the phase lines to 3 percent of its strength lowers the mean share of each site’s between-site copying that crosses a phase line from 0.25 to 0.02, and raises the share of runs reaching the observed values to 22 and 38 percent. Local innovation, with or without a copying boundary, moves them as well.</w:t>
       </w:r>
     </w:p>
     <w:p>
@@ -11563,7 +12057,7 @@
         <w:pStyle w:val="BodyText"/>
       </w:pPr>
       <w:r>
-        <w:t xml:space="preserve">We summarize the grid with a posterior over its 16 settings, estimated by approximate Bayesian computation. Every setting is treated as equally likely beforehand, the 5 percent of all 4,800 runs whose six standardized summaries lie closest to the record’s are kept, and a setting’s posterior probability is its share of the runs kept. The prior places three quarters of its mass on some copying boundary, which leans toward the groups hypothesis, and three quarters on some local innovation. The posterior probability of a copying boundary is 0.79, and of local innovation 0.65. Across acceptance rates of 1, 2, 5, and 10 percent, and with the summaries restricted to the between-phase</w:t>
+        <w:t xml:space="preserve">We summarize the grid with a posterior over its 16 settings, estimated by approximate Bayesian computation. Every setting is treated as equally likely beforehand, the 5 percent of all 4,800 runs whose six standardized summaries lie closest to the record’s are kept, and a setting’s posterior probability is its share of the runs kept. The prior places three quarters of its mass on some copying boundary, which leans toward the groups hypothesis, and three quarters on some local innovation. The posterior probability of a copying boundary is 0.75, and of local innovation 0.68. Across acceptance rates of 1, 2, 5, and 10 percent, and with the summaries restricted to the between-phase</w:t>
       </w:r>
       <w:r>
         <w:t xml:space="preserve"> </w:t>
@@ -11589,7 +12083,7 @@
         <w:t xml:space="preserve"> </w:t>
       </w:r>
       <w:r>
-        <w:t xml:space="preserve">and the boundary excess, the first runs from 0.75 to 0.83 and the second from 0.65 to 0.73. To see whether the design could detect a boundary, we drew 40 runs from each of four settings with a boundary built in (copying factor 0.1 or 0.03, local innovation 0 or 0.2) and passed each through the same procedure, leaving the run itself out of the pool it was compared with. The median posterior probability of a boundary was 0.81 to 0.95, against 0.66 for runs from the no-boundary setting. The observed 0.79 lies just below the with-boundary range and above the no-boundary value: the record leans slightly toward a copying boundary without resolving it, and the copying model neither requires nor excludes one. The lean comes from dividing this map, not from the phase lines in particular: with the phases replaced by three divisions with their group sizes around random centers (adjusted Rand index with the phases 0.40 to 0.41) and the whole grid and posterior rerun, the posterior probability of a copying boundary is 0.87, 0.78, and 0.92, and of local innovation 0.75, 0.68, and 0.70 (</w:t>
+        <w:t xml:space="preserve">and the boundary excess, the first runs from 0.73 to 0.81 and the second from 0.60 to 0.79. To see whether the design could detect a boundary, we drew 40 runs from each of four settings with a boundary built in (copying factor 0.1 or 0.03, local innovation 0 or 0.2) and passed each through the same procedure, leaving the run itself out of the pool it was compared with. The median posterior probability of a boundary was 0.79 to 0.94, against 0.66 for runs from the no-boundary setting. The observed 0.75 lies below the with-boundary range and above the no-boundary value, and it equals its prior: the record does not move the probability of a copying boundary, and the copying model neither requires nor excludes one. Arbitrary divisions of this map give the same reading: with the phases replaced by three divisions with their group sizes around random centers (adjusted Rand index with the phases 0.17 to 0.35) and the whole grid and posterior rerun, the posterior probability of a copying boundary is 0.75, 0.70, and 0.85, and of local innovation 0.70, 0.66, and 0.80 (</w:t>
       </w:r>
       <w:r>
         <w:rPr>
@@ -11598,7 +12092,7 @@
         <w:t xml:space="preserve">analyses/90_placebo_divisions.py</w:t>
       </w:r>
       <w:r>
-        <w:t xml:space="preserve">). Local innovation at 30 percent is least favored (posterior 0.18), and at that setting the diversity match is broken.</w:t>
+        <w:t xml:space="preserve">). Local innovation at 30 percent is least favored (posterior 0.17), and at that setting the diversity match is broken at copying factors of 0.5 and 1.</w:t>
       </w:r>
     </w:p>
     <w:p>
@@ -11606,7 +12100,7 @@
         <w:pStyle w:val="BodyText"/>
       </w:pPr>
       <w:r>
-        <w:t xml:space="preserve">The same grid was scored on the division of the basin into the Parkin phase and the rest, which is identical to the two spatial clusters. The observed Parkin-versus-rest</w:t>
+        <w:t xml:space="preserve">The same grid was scored on the division of the basin into the Parkin phase and the rest, which is close to, but not identical with, the two spatial clusters (adjusted Rand index 0.86). The observed Parkin-versus-rest</w:t>
       </w:r>
       <w:r>
         <w:t xml:space="preserve"> </w:t>
@@ -11632,7 +12126,7 @@
         <w:t xml:space="preserve"> </w:t>
       </w:r>
       <w:r>
-        <w:t xml:space="preserve">is 0.0062 and the boundary excess at the Parkin line +13.7. With neither a copying boundary nor local innovation, 12 percent of runs reach the</w:t>
+        <w:t xml:space="preserve">is 0.0067 and the boundary excess at the Parkin line +5.7. With neither a copying boundary nor local innovation, 7 percent of runs reach the</w:t>
       </w:r>
       <w:r>
         <w:t xml:space="preserve"> </w:t>
@@ -11658,7 +12152,7 @@
         <w:t xml:space="preserve"> </w:t>
       </w:r>
       <w:r>
-        <w:t xml:space="preserve">(median 0.0019, 95 percent range 0.0002 to 0.0110) and none reach the boundary excess (median +0.5, range -6.5 to +7.5). With copying across the Parkin phase’s edge cut to 3 percent, 45 percent of runs reach the</w:t>
+        <w:t xml:space="preserve">(median 0.0017, 95 percent range 0.0002 to 0.0112; the runs of Table S6, with other seeds, give 8 percent, 0.0018, and 0.0002 to 0.0101) and 3 percent reach the boundary excess (median +0.0, range -3.9 to +5.9). With copying across the phase lines, the Parkin phase’s edge among them, cut to 3 percent, 33 percent of runs reach the</w:t>
       </w:r>
       <w:r>
         <w:t xml:space="preserve"> </w:t>
@@ -11684,7 +12178,7 @@
         <w:t xml:space="preserve"> </w:t>
       </w:r>
       <w:r>
-        <w:t xml:space="preserve">and 11 percent the boundary excess.</w:t>
+        <w:t xml:space="preserve">and 28 percent the boundary excess.</w:t>
       </w:r>
     </w:p>
     <w:bookmarkStart w:id="145" w:name="the-phase-lines-against-other-lines"/>
@@ -11701,7 +12195,7 @@
         <w:pStyle w:val="FirstParagraph"/>
       </w:pPr>
       <w:r>
-        <w:t xml:space="preserve">Neither step in similarity is specific to the lines where it was measured. With each assemblage’s class proportions drawn from Dirichlet(counts + 1/2), 500 times, the excess at the phase lines has a posterior median of +9.4 (95 percent credible interval +4.6 to +13.9), against medians of +6.9 for same-size divisions around random centers and +4.6 for compact ones, and the posterior probability that it is larger at the phase lines is 0.59 and 0.61 (</w:t>
+        <w:t xml:space="preserve">The step in similarity is not specific to the lines where it was measured. With each assemblage’s class proportions drawn from Dirichlet(counts + 1/2), 500 times, the excess at the phase lines has a posterior median of +7.3 (95 percent credible interval +4.6 to +9.8), against medians of +6.3 for same-size divisions around random centers and +6.3 for compact ones, and the posterior probability that it is larger at the phase lines is 0.58 and 0.65 (</w:t>
       </w:r>
       <w:r>
         <w:rPr>
@@ -11710,7 +12204,7 @@
         <w:t xml:space="preserve">analyses/86_partition_posterior.py</w:t>
       </w:r>
       <w:r>
-        <w:t xml:space="preserve">). At the Parkin line it is +13.0 (+7.8 to +17.6), against +10.7 around random centers and +15.1 for compact divisions, with probabilities of 0.53 and 0.05. Draws of the same kind (2,000 of them) give the between-phase</w:t>
+        <w:t xml:space="preserve">). At the Parkin line it is +5.9 (+3.5 to +8.3), against +5.9 around random centers and +5.9 for compact divisions, with probabilities of 0.43 and 0.49. Draws of the same kind (2,000 of them) give the between-phase</w:t>
       </w:r>
       <w:r>
         <w:t xml:space="preserve"> </w:t>
@@ -11736,7 +12230,7 @@
         <w:t xml:space="preserve"> </w:t>
       </w:r>
       <w:r>
-        <w:t xml:space="preserve">a posterior median of 0.0109 (0.0091 to 0.0128), against 0.0145 for divisions around random centers and 0.0165 for compact ones, with posterior probabilities of 0.20 and 0.05 that the phase lines separate the assemblages better, and the Parkin-versus-rest</w:t>
+        <w:t xml:space="preserve">a posterior median of 0.0121 (0.0101 to 0.0144), against 0.0112 for divisions around random centers and 0.0103 for compact ones, with posterior probabilities of 0.57 and 0.72 that the phase lines separate the assemblages better, and the Parkin-versus-rest</w:t>
       </w:r>
       <w:r>
         <w:t xml:space="preserve"> </w:t>
@@ -11762,7 +12256,33 @@
         <w:t xml:space="preserve"> </w:t>
       </w:r>
       <w:r>
-        <w:t xml:space="preserve">a median of 0.0061 (0.0051 to 0.0074), against 0.0064 and 0.0076, with probabilities of 0.27 and 0.00025 (10 favorable comparisons among 40,000: 2,000 draws, 20 compact divisions each).</w:t>
+        <w:t xml:space="preserve">a median of 0.0066 (0.0052 to 0.0083), against 0.0062 and 0.0057, with probabilities of 0.52 and 0.94. On</w:t>
+      </w:r>
+      <w:r>
+        <w:t xml:space="preserve"> </w:t>
+      </w:r>
+      <m:oMath>
+        <m:sSub>
+          <m:e>
+            <m:r>
+              <m:t>F</m:t>
+            </m:r>
+          </m:e>
+          <m:sub>
+            <m:r>
+              <m:t>S</m:t>
+            </m:r>
+            <m:r>
+              <m:t>T</m:t>
+            </m:r>
+          </m:sub>
+        </m:sSub>
+      </m:oMath>
+      <w:r>
+        <w:t xml:space="preserve"> </w:t>
+      </w:r>
+      <w:r>
+        <w:t xml:space="preserve">the phase lines do somewhat better than the alternatives, by margins that leave the comparison open, and the Parkin line does better only than the compact divisions.</w:t>
       </w:r>
     </w:p>
     <w:bookmarkEnd w:id="145"/>
@@ -11942,29 +12462,29 @@
               <w:pStyle w:val="Compact"/>
             </w:pPr>
             <w:r>
-              <w:t xml:space="preserve">0.62 / 0.41</w:t>
-            </w:r>
-          </w:p>
-        </w:tc>
-        <w:tc>
-          <w:tcPr/>
-          <w:p>
-            <w:pPr>
-              <w:pStyle w:val="Compact"/>
-            </w:pPr>
-            <w:r>
-              <w:t xml:space="preserve">0.56 / 0.27</w:t>
-            </w:r>
-          </w:p>
-        </w:tc>
-        <w:tc>
-          <w:tcPr/>
-          <w:p>
-            <w:pPr>
-              <w:pStyle w:val="Compact"/>
-            </w:pPr>
-            <w:r>
-              <w:t xml:space="preserve">0.64 / 0.62</w:t>
+              <w:t xml:space="preserve">0.38 / 0.38</w:t>
+            </w:r>
+          </w:p>
+        </w:tc>
+        <w:tc>
+          <w:tcPr/>
+          <w:p>
+            <w:pPr>
+              <w:pStyle w:val="Compact"/>
+            </w:pPr>
+            <w:r>
+              <w:t xml:space="preserve">0.65 / 0.63</w:t>
+            </w:r>
+          </w:p>
+        </w:tc>
+        <w:tc>
+          <w:tcPr/>
+          <w:p>
+            <w:pPr>
+              <w:pStyle w:val="Compact"/>
+            </w:pPr>
+            <w:r>
+              <w:t xml:space="preserve">0.58 / 0.62</w:t>
             </w:r>
           </w:p>
         </w:tc>
@@ -11999,29 +12519,29 @@
               <w:pStyle w:val="Compact"/>
             </w:pPr>
             <w:r>
-              <w:t xml:space="preserve">0.80 / 0.58</w:t>
-            </w:r>
-          </w:p>
-        </w:tc>
-        <w:tc>
-          <w:tcPr/>
-          <w:p>
-            <w:pPr>
-              <w:pStyle w:val="Compact"/>
-            </w:pPr>
-            <w:r>
-              <w:t xml:space="preserve">0.76 / 0.58</w:t>
-            </w:r>
-          </w:p>
-        </w:tc>
-        <w:tc>
-          <w:tcPr/>
-          <w:p>
-            <w:pPr>
-              <w:pStyle w:val="Compact"/>
-            </w:pPr>
-            <w:r>
-              <w:t xml:space="preserve">0.72 / 0.62</w:t>
+              <w:t xml:space="preserve">0.67 / 0.69</w:t>
+            </w:r>
+          </w:p>
+        </w:tc>
+        <w:tc>
+          <w:tcPr/>
+          <w:p>
+            <w:pPr>
+              <w:pStyle w:val="Compact"/>
+            </w:pPr>
+            <w:r>
+              <w:t xml:space="preserve">0.86 / 0.84</w:t>
+            </w:r>
+          </w:p>
+        </w:tc>
+        <w:tc>
+          <w:tcPr/>
+          <w:p>
+            <w:pPr>
+              <w:pStyle w:val="Compact"/>
+            </w:pPr>
+            <w:r>
+              <w:t xml:space="preserve">0.70 / 0.62</w:t>
             </w:r>
           </w:p>
         </w:tc>
@@ -12056,18 +12576,18 @@
               <w:pStyle w:val="Compact"/>
             </w:pPr>
             <w:r>
-              <w:t xml:space="preserve">0.90 / 0.74</w:t>
-            </w:r>
-          </w:p>
-        </w:tc>
-        <w:tc>
-          <w:tcPr/>
-          <w:p>
-            <w:pPr>
-              <w:pStyle w:val="Compact"/>
-            </w:pPr>
-            <w:r>
-              <w:t xml:space="preserve">0.90 / 0.78</w:t>
+              <w:t xml:space="preserve">0.83 / 0.79</w:t>
+            </w:r>
+          </w:p>
+        </w:tc>
+        <w:tc>
+          <w:tcPr/>
+          <w:p>
+            <w:pPr>
+              <w:pStyle w:val="Compact"/>
+            </w:pPr>
+            <w:r>
+              <w:t xml:space="preserve">0.92 / 0.94</w:t>
             </w:r>
           </w:p>
         </w:tc>
@@ -12113,29 +12633,29 @@
               <w:pStyle w:val="Compact"/>
             </w:pPr>
             <w:r>
-              <w:t xml:space="preserve">0.76 / 0.58</w:t>
-            </w:r>
-          </w:p>
-        </w:tc>
-        <w:tc>
-          <w:tcPr/>
-          <w:p>
-            <w:pPr>
-              <w:pStyle w:val="Compact"/>
-            </w:pPr>
-            <w:r>
-              <w:t xml:space="preserve">0.72 / 0.64</w:t>
-            </w:r>
-          </w:p>
-        </w:tc>
-        <w:tc>
-          <w:tcPr/>
-          <w:p>
-            <w:pPr>
-              <w:pStyle w:val="Compact"/>
-            </w:pPr>
-            <w:r>
-              <w:t xml:space="preserve">0.72 / 0.62</w:t>
+              <w:t xml:space="preserve">0.56 / 0.46</w:t>
+            </w:r>
+          </w:p>
+        </w:tc>
+        <w:tc>
+          <w:tcPr/>
+          <w:p>
+            <w:pPr>
+              <w:pStyle w:val="Compact"/>
+            </w:pPr>
+            <w:r>
+              <w:t xml:space="preserve">0.64 / 0.60</w:t>
+            </w:r>
+          </w:p>
+        </w:tc>
+        <w:tc>
+          <w:tcPr/>
+          <w:p>
+            <w:pPr>
+              <w:pStyle w:val="Compact"/>
+            </w:pPr>
+            <w:r>
+              <w:t xml:space="preserve">0.70 / 0.62</w:t>
             </w:r>
           </w:p>
         </w:tc>
@@ -12170,29 +12690,29 @@
               <w:pStyle w:val="Compact"/>
             </w:pPr>
             <w:r>
-              <w:t xml:space="preserve">0.94 / 0.80</w:t>
-            </w:r>
-          </w:p>
-        </w:tc>
-        <w:tc>
-          <w:tcPr/>
-          <w:p>
-            <w:pPr>
-              <w:pStyle w:val="Compact"/>
-            </w:pPr>
-            <w:r>
-              <w:t xml:space="preserve">0.94 / 0.83</w:t>
-            </w:r>
-          </w:p>
-        </w:tc>
-        <w:tc>
-          <w:tcPr/>
-          <w:p>
-            <w:pPr>
-              <w:pStyle w:val="Compact"/>
-            </w:pPr>
-            <w:r>
-              <w:t xml:space="preserve">0.74 / 0.62</w:t>
+              <w:t xml:space="preserve">0.95 / 1.00</w:t>
+            </w:r>
+          </w:p>
+        </w:tc>
+        <w:tc>
+          <w:tcPr/>
+          <w:p>
+            <w:pPr>
+              <w:pStyle w:val="Compact"/>
+            </w:pPr>
+            <w:r>
+              <w:t xml:space="preserve">0.96 / 1.00</w:t>
+            </w:r>
+          </w:p>
+        </w:tc>
+        <w:tc>
+          <w:tcPr/>
+          <w:p>
+            <w:pPr>
+              <w:pStyle w:val="Compact"/>
+            </w:pPr>
+            <w:r>
+              <w:t xml:space="preserve">0.88 / 1.00</w:t>
             </w:r>
           </w:p>
         </w:tc>
@@ -12224,29 +12744,29 @@
               <w:pStyle w:val="Compact"/>
             </w:pPr>
             <w:r>
-              <w:t xml:space="preserve">0.30 / 0.04</w:t>
-            </w:r>
-          </w:p>
-        </w:tc>
-        <w:tc>
-          <w:tcPr/>
-          <w:p>
-            <w:pPr>
-              <w:pStyle w:val="Compact"/>
-            </w:pPr>
-            <w:r>
-              <w:t xml:space="preserve">0.72 / 0.68</w:t>
-            </w:r>
-          </w:p>
-        </w:tc>
-        <w:tc>
-          <w:tcPr/>
-          <w:p>
-            <w:pPr>
-              <w:pStyle w:val="Compact"/>
-            </w:pPr>
-            <w:r>
-              <w:t xml:space="preserve">0.28 / 0.00</w:t>
+              <w:t xml:space="preserve">0.64 / 0.58</w:t>
+            </w:r>
+          </w:p>
+        </w:tc>
+        <w:tc>
+          <w:tcPr/>
+          <w:p>
+            <w:pPr>
+              <w:pStyle w:val="Compact"/>
+            </w:pPr>
+            <w:r>
+              <w:t xml:space="preserve">0.76 / 0.84</w:t>
+            </w:r>
+          </w:p>
+        </w:tc>
+        <w:tc>
+          <w:tcPr/>
+          <w:p>
+            <w:pPr>
+              <w:pStyle w:val="Compact"/>
+            </w:pPr>
+            <w:r>
+              <w:t xml:space="preserve">0.58 / 1.00</w:t>
             </w:r>
           </w:p>
         </w:tc>
@@ -12266,7 +12786,7 @@
         <w:t xml:space="preserve">output/findings/partition_power_records.csv</w:t>
       </w:r>
       <w:r>
-        <w:t xml:space="preserve">), and Figure S8 shows the full distributions. They overlap widely. Against random-center divisions, a score as low as the real 0.30 occurs in 5 percent of records with no restriction, 2 percent at a copying factor of 0.1, and 1 percent at 0.03; against compact divisions, a score as low as 0.04 occurs in 13, 14, and 4 percent. These are counts out of 100 records, so the implied ratios between settings are rough.</w:t>
+        <w:t xml:space="preserve">), and Figure S8 shows the full distributions. They overlap widely. Against random-center divisions, a score as low as the real 0.64 occurs in 78 percent of records with no restriction, 49 percent at a copying factor of 0.1, and 29 percent at 0.03; against compact divisions, a score as low as 0.58 occurs in 66, 41, and 28 percent. These are counts out of 100 records, so the implied ratios between settings are rough.</w:t>
       </w:r>
     </w:p>
     <w:p>
@@ -12274,7 +12794,7 @@
         <w:pStyle w:val="BodyText"/>
       </w:pPr>
       <w:r>
-        <w:t xml:space="preserve">We reran the full grid at two additional diversity-matched combinations from Table S6 (10,000 learners, innovation 0.0005, mixing 0.002; and 2,000, 0.002, 0.005). There, the strongest restriction raises the median random-center share to 0.82 and 0.67, up from 0.63 and 0.60 without a restriction, and the real score occurs in 3 and 9 percent of restricted records versus 7 and 12 percent of unrestricted ones (</w:t>
+        <w:t xml:space="preserve">We reran the full grid at two additional diversity-matched combinations (10,000 learners, innovation 0.0005, mixing 0.002; and 2,000, 0.002, 0.005). There, the strongest restriction raises the median random-center share to 0.75 and 0.56, up from 0.46 and 0.36 without a restriction, and the real score occurs in 43 and 59 percent of restricted records versus 75 and 77 percent of unrestricted ones (</w:t>
       </w:r>
       <w:r>
         <w:rPr>
@@ -12291,7 +12811,7 @@
         <w:pStyle w:val="BodyText"/>
       </w:pPr>
       <w:r>
-        <w:t xml:space="preserve">The real score lies in the lower tail in every setting, including the unrestricted one. It weighs moderately against a strong restriction at the phase lines, depending on the combination, and not against a weak one; its position below even the unrestricted simulations also leaves open that the copying model misdescribes how the assemblages vary. The real scores are direct values, which is the right comparison here because the simulated records are drawn at the real sherd counts and carry the same sampling noise; the posterior probabilities of analysis 86 (0.20 and 0.05) answer the corresponding question against a larger set of alternatives with the count uncertainty carried through, and give the same ordering.</w:t>
+        <w:t xml:space="preserve">At the calibrated combination, the real score lies above the median of the unrestricted records and below the median of the strongly restricted ones, and it is unremarkable under either. A score this low is between two and three times as common without a restriction as with the strongest one (78 against 29 percent, and 66 against 28), so it weighs weakly against a restriction at the phase lines and does not exclude one. The real scores are direct values, which is the right comparison here because the simulated records are drawn at the real sherd counts and carry the same sampling noise; the posterior probabilities of analysis 86 (0.57 and 0.72) answer the corresponding question against a larger set of alternatives with the count uncertainty carried through, and give the same reading.</w:t>
       </w:r>
     </w:p>
     <w:p>
@@ -12299,7 +12819,7 @@
         <w:pStyle w:val="BodyText"/>
       </w:pPr>
       <w:r>
-        <w:t xml:space="preserve">On the boundary, the real lines sit above the no-restriction median and within the range of the restricted rows, so that measure is ambiguous. For the single Parkin line, the comparison has little power, because the compact two-group alternatives are few and similar (the shares barely move), and a score as low as the real one occurs in 8 to 16 percent of records at the calibrated combination whether or not copying is restricted, so it cannot exclude restricted copying at the edge of the Parkin phase.</w:t>
+        <w:t xml:space="preserve">On the boundary excess, the real lines sit above the no-restriction medians and at or below the medians of the restricted rows, so that measure is ambiguous. For the single Parkin line, the comparison has little power. The compact two-group alternatives are few and similar (their median share moves only at the strongest setting), and against random-center divisions a score as low as the real one occurs in 52 percent of records with no restriction and 16 to 36 percent with one at the calibrated combination, so it cannot exclude restricted copying at the edge of the Parkin phase.</w:t>
       </w:r>
     </w:p>
     <w:p>
@@ -12311,7 +12831,7 @@
           <wp:inline>
             <wp:extent cx="5334000" cy="3954251"/>
             <wp:effectExtent b="0" l="0" r="0" t="0"/>
-            <wp:docPr descr="Figure S8. How strongly the phase-line comparison weighs against a copying boundary. Cumulative distributions, over 100 simulated records per setting at the calibrated combination, of the share of same-size alternative divisions the phase lines beat: on between-group cultural F_{ST} against divisions around random centers (A) and compact divisions (B), and on the boundary excess against the same two kinds (C, D). Curves are settings of the phases-as-groups grid (copying factor at the phase lines, and share of classes reordered in local innovation). The dashed line is the real record’s direct score. A restriction shifts the curves to the right, but they overlap widely, and the real F_{ST} scores fall in the lower tail of every setting (analyses/89_partition_power.py)." title="" id="147" name="Picture"/>
+            <wp:docPr descr="Figure S8. How strongly the phase-line comparison weighs against a copying boundary. Cumulative distributions, over 100 simulated records per setting at the calibrated combination, of the share of same-size alternative divisions the phase lines beat: on between-group cultural F_{ST} against divisions around random centers (A) and compact divisions (B), and on the boundary excess against the same two kinds (C, D). Curves are settings of the phases-as-groups grid (copying factor at the phase lines, and share of classes reordered in local innovation). The dashed line is the real record’s direct score. A restriction shifts the curves to the right, but they overlap widely, and the real F_{ST} scores fall above the median of both settings without a copying boundary and below the median of every setting with one (analyses/89_partition_power.py)." title="" id="147" name="Picture"/>
             <a:graphic>
               <a:graphicData uri="http://schemas.openxmlformats.org/drawingml/2006/picture">
                 <pic:pic>
@@ -12416,7 +12936,7 @@
         <w:t xml:space="preserve"> </w:t>
       </w:r>
       <w:r>
-        <w:t xml:space="preserve">scores fall in the lower tail of every setting (</w:t>
+        <w:t xml:space="preserve">scores fall above the median of both settings without a copying boundary and below the median of every setting with one (</w:t>
       </w:r>
       <w:r>
         <w:rPr>
@@ -12453,19 +12973,28 @@
         <w:t xml:space="preserve">analyses/75_groupness_surface.py</w:t>
       </w:r>
       <w:r>
-        <w:t xml:space="preserve">). This study reconstructs the boundaries from Mainfort’s</w:t>
-      </w:r>
-      <w:r>
-        <w:t xml:space="preserve"> </w:t>
-      </w:r>
-      <w:r>
-        <w:t xml:space="preserve">(1996)</w:t>
-      </w:r>
-      <w:r>
-        <w:t xml:space="preserve"> </w:t>
-      </w:r>
-      <w:r>
-        <w:t xml:space="preserve">assignments, not lines drawn by the original authors. Two checks ask how much weight the comparison can bear (</w:t>
+        <w:t xml:space="preserve">). This study reconstructs the boundaries from the assemblages’ phases, taken from Phillips’s</w:t>
+      </w:r>
+      <w:r>
+        <w:t xml:space="preserve"> </w:t>
+      </w:r>
+      <w:r>
+        <w:t xml:space="preserve">(1970)</w:t>
+      </w:r>
+      <w:r>
+        <w:t xml:space="preserve"> </w:t>
+      </w:r>
+      <w:r>
+        <w:t xml:space="preserve">phase areas as mapped by Lipo</w:t>
+      </w:r>
+      <w:r>
+        <w:t xml:space="preserve"> </w:t>
+      </w:r>
+      <w:r>
+        <w:t xml:space="preserve">(2001:Figure 2.6)</w:t>
+      </w:r>
+      <w:r>
+        <w:t xml:space="preserve">, not lines drawn by the original authors. Two checks ask how much weight the comparison can bear (</w:t>
       </w:r>
       <w:r>
         <w:rPr>
@@ -12576,31 +13105,31 @@
               <w:jc w:val="right"/>
             </w:pPr>
             <w:r>
-              <w:t xml:space="preserve">0.0162</w:t>
-            </w:r>
-          </w:p>
-        </w:tc>
-        <w:tc>
-          <w:tcPr/>
-          <w:p>
-            <w:pPr>
-              <w:pStyle w:val="Compact"/>
-              <w:jc w:val="right"/>
-            </w:pPr>
-            <w:r>
-              <w:t xml:space="preserve">0.0213</w:t>
-            </w:r>
-          </w:p>
-        </w:tc>
-        <w:tc>
-          <w:tcPr/>
-          <w:p>
-            <w:pPr>
-              <w:pStyle w:val="Compact"/>
-              <w:jc w:val="right"/>
-            </w:pPr>
-            <w:r>
-              <w:t xml:space="preserve">3</w:t>
+              <w:t xml:space="preserve">0.0159</w:t>
+            </w:r>
+          </w:p>
+        </w:tc>
+        <w:tc>
+          <w:tcPr/>
+          <w:p>
+            <w:pPr>
+              <w:pStyle w:val="Compact"/>
+              <w:jc w:val="right"/>
+            </w:pPr>
+            <w:r>
+              <w:t xml:space="preserve">0.0190</w:t>
+            </w:r>
+          </w:p>
+        </w:tc>
+        <w:tc>
+          <w:tcPr/>
+          <w:p>
+            <w:pPr>
+              <w:pStyle w:val="Compact"/>
+              <w:jc w:val="right"/>
+            </w:pPr>
+            <w:r>
+              <w:t xml:space="preserve">6</w:t>
             </w:r>
           </w:p>
         </w:tc>
@@ -12626,19 +13155,19 @@
               <w:jc w:val="right"/>
             </w:pPr>
             <w:r>
-              <w:t xml:space="preserve">0.0123</w:t>
-            </w:r>
-          </w:p>
-        </w:tc>
-        <w:tc>
-          <w:tcPr/>
-          <w:p>
-            <w:pPr>
-              <w:pStyle w:val="Compact"/>
-              <w:jc w:val="right"/>
-            </w:pPr>
-            <w:r>
-              <w:t xml:space="preserve">0.0164</w:t>
+              <w:t xml:space="preserve">0.0119</w:t>
+            </w:r>
+          </w:p>
+        </w:tc>
+        <w:tc>
+          <w:tcPr/>
+          <w:p>
+            <w:pPr>
+              <w:pStyle w:val="Compact"/>
+              <w:jc w:val="right"/>
+            </w:pPr>
+            <w:r>
+              <w:t xml:space="preserve">0.0149</w:t>
             </w:r>
           </w:p>
         </w:tc>
@@ -12676,31 +13205,31 @@
               <w:jc w:val="right"/>
             </w:pPr>
             <w:r>
-              <w:t xml:space="preserve">0.0105</w:t>
-            </w:r>
-          </w:p>
-        </w:tc>
-        <w:tc>
-          <w:tcPr/>
-          <w:p>
-            <w:pPr>
-              <w:pStyle w:val="Compact"/>
-              <w:jc w:val="right"/>
-            </w:pPr>
-            <w:r>
-              <w:t xml:space="preserve">0.0124</w:t>
-            </w:r>
-          </w:p>
-        </w:tc>
-        <w:tc>
-          <w:tcPr/>
-          <w:p>
-            <w:pPr>
-              <w:pStyle w:val="Compact"/>
-              <w:jc w:val="right"/>
-            </w:pPr>
-            <w:r>
-              <w:t xml:space="preserve">0</w:t>
+              <w:t xml:space="preserve">0.0104</w:t>
+            </w:r>
+          </w:p>
+        </w:tc>
+        <w:tc>
+          <w:tcPr/>
+          <w:p>
+            <w:pPr>
+              <w:pStyle w:val="Compact"/>
+              <w:jc w:val="right"/>
+            </w:pPr>
+            <w:r>
+              <w:t xml:space="preserve">0.0117</w:t>
+            </w:r>
+          </w:p>
+        </w:tc>
+        <w:tc>
+          <w:tcPr/>
+          <w:p>
+            <w:pPr>
+              <w:pStyle w:val="Compact"/>
+              <w:jc w:val="right"/>
+            </w:pPr>
+            <w:r>
+              <w:t xml:space="preserve">8</w:t>
             </w:r>
           </w:p>
         </w:tc>
@@ -12726,31 +13255,31 @@
               <w:jc w:val="right"/>
             </w:pPr>
             <w:r>
-              <w:t xml:space="preserve">0.0094</w:t>
-            </w:r>
-          </w:p>
-        </w:tc>
-        <w:tc>
-          <w:tcPr/>
-          <w:p>
-            <w:pPr>
-              <w:pStyle w:val="Compact"/>
-              <w:jc w:val="right"/>
-            </w:pPr>
-            <w:r>
-              <w:t xml:space="preserve">0.0099</w:t>
-            </w:r>
-          </w:p>
-        </w:tc>
-        <w:tc>
-          <w:tcPr/>
-          <w:p>
-            <w:pPr>
-              <w:pStyle w:val="Compact"/>
-              <w:jc w:val="right"/>
-            </w:pPr>
-            <w:r>
-              <w:t xml:space="preserve">24</w:t>
+              <w:t xml:space="preserve">0.0095</w:t>
+            </w:r>
+          </w:p>
+        </w:tc>
+        <w:tc>
+          <w:tcPr/>
+          <w:p>
+            <w:pPr>
+              <w:pStyle w:val="Compact"/>
+              <w:jc w:val="right"/>
+            </w:pPr>
+            <w:r>
+              <w:t xml:space="preserve">0.0098</w:t>
+            </w:r>
+          </w:p>
+        </w:tc>
+        <w:tc>
+          <w:tcPr/>
+          <w:p>
+            <w:pPr>
+              <w:pStyle w:val="Compact"/>
+              <w:jc w:val="right"/>
+            </w:pPr>
+            <w:r>
+              <w:t xml:space="preserve">40</w:t>
             </w:r>
           </w:p>
         </w:tc>
@@ -12776,18 +13305,6 @@
               <w:jc w:val="right"/>
             </w:pPr>
             <w:r>
-              <w:t xml:space="preserve">0.0091</w:t>
-            </w:r>
-          </w:p>
-        </w:tc>
-        <w:tc>
-          <w:tcPr/>
-          <w:p>
-            <w:pPr>
-              <w:pStyle w:val="Compact"/>
-              <w:jc w:val="right"/>
-            </w:pPr>
-            <w:r>
               <w:t xml:space="preserve">0.0092</w:t>
             </w:r>
           </w:p>
@@ -12800,7 +13317,19 @@
               <w:jc w:val="right"/>
             </w:pPr>
             <w:r>
-              <w:t xml:space="preserve">36</w:t>
+              <w:t xml:space="preserve">0.0093</w:t>
+            </w:r>
+          </w:p>
+        </w:tc>
+        <w:tc>
+          <w:tcPr/>
+          <w:p>
+            <w:pPr>
+              <w:pStyle w:val="Compact"/>
+              <w:jc w:val="right"/>
+            </w:pPr>
+            <w:r>
+              <w:t xml:space="preserve">41</w:t>
             </w:r>
           </w:p>
         </w:tc>
@@ -12826,31 +13355,31 @@
               <w:jc w:val="right"/>
             </w:pPr>
             <w:r>
-              <w:t xml:space="preserve">0.0090</w:t>
-            </w:r>
-          </w:p>
-        </w:tc>
-        <w:tc>
-          <w:tcPr/>
-          <w:p>
-            <w:pPr>
-              <w:pStyle w:val="Compact"/>
-              <w:jc w:val="right"/>
-            </w:pPr>
-            <w:r>
-              <w:t xml:space="preserve">0.0090</w:t>
-            </w:r>
-          </w:p>
-        </w:tc>
-        <w:tc>
-          <w:tcPr/>
-          <w:p>
-            <w:pPr>
-              <w:pStyle w:val="Compact"/>
-              <w:jc w:val="right"/>
-            </w:pPr>
-            <w:r>
-              <w:t xml:space="preserve">43</w:t>
+              <w:t xml:space="preserve">0.0091</w:t>
+            </w:r>
+          </w:p>
+        </w:tc>
+        <w:tc>
+          <w:tcPr/>
+          <w:p>
+            <w:pPr>
+              <w:pStyle w:val="Compact"/>
+              <w:jc w:val="right"/>
+            </w:pPr>
+            <w:r>
+              <w:t xml:space="preserve">0.0091</w:t>
+            </w:r>
+          </w:p>
+        </w:tc>
+        <w:tc>
+          <w:tcPr/>
+          <w:p>
+            <w:pPr>
+              <w:pStyle w:val="Compact"/>
+              <w:jc w:val="right"/>
+            </w:pPr>
+            <w:r>
+              <w:t xml:space="preserve">46</w:t>
             </w:r>
           </w:p>
         </w:tc>
@@ -12861,7 +13390,7 @@
         <w:pStyle w:val="BodyText"/>
       </w:pPr>
       <w:r>
-        <w:t xml:space="preserve">The reported bandwidth, 15 km, is among the scales at which the phase boundaries run through the slowest-changing areas; at 20 km and above they are unremarkable. With 28 points, scales finer than the spacing between assemblages cannot be resolved, and broader bandwidths smooth over the contrasts the narrower ones register, so no single scale is privileged.</w:t>
+        <w:t xml:space="preserve">At 15 km this grid gives 0.0104 per kilometer and the 7.5th percentile, where the finer grid of Figure 4 gives 0.0103 and the 8th. The reported bandwidth, 15 km, is among the scales at which the phase boundaries run through the slowest-changing areas; at 20 km and above they are unremarkable. With 28 points, scales finer than the spacing between assemblages cannot be resolved, and broader bandwidths smooth over the contrasts the narrower ones register, so no single scale is privileged.</w:t>
       </w:r>
     </w:p>
     <w:p>
@@ -12930,7 +13459,7 @@
               <w:jc w:val="right"/>
             </w:pPr>
             <w:r>
-              <w:t xml:space="preserve">records at or below the observed (0th) percentile</w:t>
+              <w:t xml:space="preserve">records at or below the observed (7.5th) percentile</w:t>
             </w:r>
           </w:p>
         </w:tc>
@@ -12965,19 +13494,19 @@
               <w:pStyle w:val="Compact"/>
             </w:pPr>
             <w:r>
-              <w:t xml:space="preserve">1 / 8 / 20 / 48 / 88</w:t>
-            </w:r>
-          </w:p>
-        </w:tc>
-        <w:tc>
-          <w:tcPr/>
-          <w:p>
-            <w:pPr>
-              <w:pStyle w:val="Compact"/>
-              <w:jc w:val="right"/>
-            </w:pPr>
-            <w:r>
-              <w:t xml:space="preserve">5%</w:t>
+              <w:t xml:space="preserve">4 / 12 / 21 / 41 / 76</w:t>
+            </w:r>
+          </w:p>
+        </w:tc>
+        <w:tc>
+          <w:tcPr/>
+          <w:p>
+            <w:pPr>
+              <w:pStyle w:val="Compact"/>
+              <w:jc w:val="right"/>
+            </w:pPr>
+            <w:r>
+              <w:t xml:space="preserve">12%</w:t>
             </w:r>
           </w:p>
         </w:tc>
@@ -13012,19 +13541,19 @@
               <w:pStyle w:val="Compact"/>
             </w:pPr>
             <w:r>
-              <w:t xml:space="preserve">3 / 12 / 33 / 59 / 85</w:t>
-            </w:r>
-          </w:p>
-        </w:tc>
-        <w:tc>
-          <w:tcPr/>
-          <w:p>
-            <w:pPr>
-              <w:pStyle w:val="Compact"/>
-              <w:jc w:val="right"/>
-            </w:pPr>
-            <w:r>
-              <w:t xml:space="preserve">2%</w:t>
+              <w:t xml:space="preserve">6 / 22 / 41 / 61 / 86</w:t>
+            </w:r>
+          </w:p>
+        </w:tc>
+        <w:tc>
+          <w:tcPr/>
+          <w:p>
+            <w:pPr>
+              <w:pStyle w:val="Compact"/>
+              <w:jc w:val="right"/>
+            </w:pPr>
+            <w:r>
+              <w:t xml:space="preserve">7%</w:t>
             </w:r>
           </w:p>
         </w:tc>
@@ -13059,19 +13588,19 @@
               <w:pStyle w:val="Compact"/>
             </w:pPr>
             <w:r>
-              <w:t xml:space="preserve">3 / 26 / 54 / 77 / 94</w:t>
-            </w:r>
-          </w:p>
-        </w:tc>
-        <w:tc>
-          <w:tcPr/>
-          <w:p>
-            <w:pPr>
-              <w:pStyle w:val="Compact"/>
-              <w:jc w:val="right"/>
-            </w:pPr>
-            <w:r>
-              <w:t xml:space="preserve">2%</w:t>
+              <w:t xml:space="preserve">12 / 26 / 48 / 69 / 84</w:t>
+            </w:r>
+          </w:p>
+        </w:tc>
+        <w:tc>
+          <w:tcPr/>
+          <w:p>
+            <w:pPr>
+              <w:pStyle w:val="Compact"/>
+              <w:jc w:val="right"/>
+            </w:pPr>
+            <w:r>
+              <w:t xml:space="preserve">3%</w:t>
             </w:r>
           </w:p>
         </w:tc>
@@ -13106,19 +13635,19 @@
               <w:pStyle w:val="Compact"/>
             </w:pPr>
             <w:r>
-              <w:t xml:space="preserve">10 / 54 / 73 / 85 / 94</w:t>
-            </w:r>
-          </w:p>
-        </w:tc>
-        <w:tc>
-          <w:tcPr/>
-          <w:p>
-            <w:pPr>
-              <w:pStyle w:val="Compact"/>
-              <w:jc w:val="right"/>
-            </w:pPr>
-            <w:r>
-              <w:t xml:space="preserve">1%</w:t>
+              <w:t xml:space="preserve">14 / 45 / 76 / 84 / 88</w:t>
+            </w:r>
+          </w:p>
+        </w:tc>
+        <w:tc>
+          <w:tcPr/>
+          <w:p>
+            <w:pPr>
+              <w:pStyle w:val="Compact"/>
+              <w:jc w:val="right"/>
+            </w:pPr>
+            <w:r>
+              <w:t xml:space="preserve">2%</w:t>
             </w:r>
           </w:p>
         </w:tc>
@@ -13129,7 +13658,7 @@
         <w:pStyle w:val="BodyText"/>
       </w:pPr>
       <w:r>
-        <w:t xml:space="preserve">A copying boundary moves the phase boundaries up the ranking, but the distributions overlap widely, and even with no boundary they rank low (median 20th percentile). Boundaries built this way fall between assemblages, where many assemblages inform the estimate and the estimated rate of change is lowest. The observed position lies in the lower tail of every setting, reached by 5 percent of records without a boundary and 1 to 2 percent with one, so it favors the no-boundary setting by a factor of only about two to five, and with counts this small (1 to 5 records of 100) that ratio is itself poorly determined. The turnover comparison therefore describes where composition changes and adds little independent weight to the partition comparison.</w:t>
+        <w:t xml:space="preserve">A copying boundary moves the phase boundaries up the ranking, but the distributions overlap widely, and even with no boundary they rank low (median 21st percentile). Boundaries built this way fall between assemblages, where many assemblages inform the estimate and the estimated rate of change is lowest. The observed position lies in the lower tail of every setting, reached by 12 percent of records without a boundary and 2 to 7 percent with one, so it favors the no-boundary setting by a factor of only about two to six, and with counts this small (2 to 12 records of 100) that ratio is itself poorly determined. The turnover comparison therefore describes where composition changes and adds little independent weight to the partition comparison.</w:t>
       </w:r>
     </w:p>
     <w:bookmarkEnd w:id="151"/>
@@ -13342,7 +13871,7 @@
               <w:jc w:val="right"/>
             </w:pPr>
             <w:r>
-              <w:t xml:space="preserve">17.6</w:t>
+              <w:t xml:space="preserve">16.6</w:t>
             </w:r>
           </w:p>
         </w:tc>
@@ -13377,19 +13906,19 @@
               <w:pStyle w:val="Compact"/>
             </w:pPr>
             <w:r>
-              <w:t xml:space="preserve">0.0019 [0.0002, 0.0124]</w:t>
-            </w:r>
-          </w:p>
-        </w:tc>
-        <w:tc>
-          <w:tcPr/>
-          <w:p>
-            <w:pPr>
-              <w:pStyle w:val="Compact"/>
-              <w:jc w:val="right"/>
-            </w:pPr>
-            <w:r>
-              <w:t xml:space="preserve">13.3%</w:t>
+              <w:t xml:space="preserve">0.0021 [0.0002, 0.0108]</w:t>
+            </w:r>
+          </w:p>
+        </w:tc>
+        <w:tc>
+          <w:tcPr/>
+          <w:p>
+            <w:pPr>
+              <w:pStyle w:val="Compact"/>
+              <w:jc w:val="right"/>
+            </w:pPr>
+            <w:r>
+              <w:t xml:space="preserve">11.7%</w:t>
             </w:r>
           </w:p>
         </w:tc>
@@ -13415,7 +13944,7 @@
               <w:jc w:val="right"/>
             </w:pPr>
             <w:r>
-              <w:t xml:space="preserve">13.6</w:t>
+              <w:t xml:space="preserve">12.5</w:t>
             </w:r>
           </w:p>
         </w:tc>
@@ -13450,7 +13979,7 @@
               <w:pStyle w:val="Compact"/>
             </w:pPr>
             <w:r>
-              <w:t xml:space="preserve">0.0035 [0.0007, 0.0135]</w:t>
+              <w:t xml:space="preserve">0.0036 [0.0006, 0.0132]</w:t>
             </w:r>
           </w:p>
         </w:tc>
@@ -13488,7 +14017,7 @@
               <w:jc w:val="right"/>
             </w:pPr>
             <w:r>
-              <w:t xml:space="preserve">11.7</w:t>
+              <w:t xml:space="preserve">10.3</w:t>
             </w:r>
           </w:p>
         </w:tc>
@@ -13523,19 +14052,19 @@
               <w:pStyle w:val="Compact"/>
             </w:pPr>
             <w:r>
-              <w:t xml:space="preserve">0.0041 [0.0010, 0.0146]</w:t>
-            </w:r>
-          </w:p>
-        </w:tc>
-        <w:tc>
-          <w:tcPr/>
-          <w:p>
-            <w:pPr>
-              <w:pStyle w:val="Compact"/>
-              <w:jc w:val="right"/>
-            </w:pPr>
-            <w:r>
-              <w:t xml:space="preserve">1.0%</w:t>
+              <w:t xml:space="preserve">0.0040 [0.0011, 0.0135]</w:t>
+            </w:r>
+          </w:p>
+        </w:tc>
+        <w:tc>
+          <w:tcPr/>
+          <w:p>
+            <w:pPr>
+              <w:pStyle w:val="Compact"/>
+              <w:jc w:val="right"/>
+            </w:pPr>
+            <w:r>
+              <w:t xml:space="preserve">0.7%</w:t>
             </w:r>
           </w:p>
         </w:tc>
@@ -13561,54 +14090,54 @@
               <w:jc w:val="right"/>
             </w:pPr>
             <w:r>
-              <w:t xml:space="preserve">10.0</w:t>
-            </w:r>
-          </w:p>
-        </w:tc>
-        <w:tc>
-          <w:tcPr/>
-          <w:p>
-            <w:pPr>
-              <w:pStyle w:val="Compact"/>
-              <w:jc w:val="right"/>
-            </w:pPr>
-            <w:r>
-              <w:t xml:space="preserve">1</w:t>
-            </w:r>
-          </w:p>
-        </w:tc>
-        <w:tc>
-          <w:tcPr/>
-          <w:p>
-            <w:pPr>
-              <w:pStyle w:val="Compact"/>
-              <w:jc w:val="right"/>
-            </w:pPr>
-            <w:r>
-              <w:t xml:space="preserve">0.0206</w:t>
-            </w:r>
-          </w:p>
-        </w:tc>
-        <w:tc>
-          <w:tcPr/>
-          <w:p>
-            <w:pPr>
-              <w:pStyle w:val="Compact"/>
-            </w:pPr>
-            <w:r>
-              <w:t xml:space="preserve">0.0043 [0.0013, 0.0148]</w:t>
-            </w:r>
-          </w:p>
-        </w:tc>
-        <w:tc>
-          <w:tcPr/>
-          <w:p>
-            <w:pPr>
-              <w:pStyle w:val="Compact"/>
-              <w:jc w:val="right"/>
-            </w:pPr>
-            <w:r>
-              <w:t xml:space="preserve">0.3%</w:t>
+              <w:t xml:space="preserve">9.1</w:t>
+            </w:r>
+          </w:p>
+        </w:tc>
+        <w:tc>
+          <w:tcPr/>
+          <w:p>
+            <w:pPr>
+              <w:pStyle w:val="Compact"/>
+              <w:jc w:val="right"/>
+            </w:pPr>
+            <w:r>
+              <w:t xml:space="preserve">4</w:t>
+            </w:r>
+          </w:p>
+        </w:tc>
+        <w:tc>
+          <w:tcPr/>
+          <w:p>
+            <w:pPr>
+              <w:pStyle w:val="Compact"/>
+              <w:jc w:val="right"/>
+            </w:pPr>
+            <w:r>
+              <w:t xml:space="preserve">0.0307</w:t>
+            </w:r>
+          </w:p>
+        </w:tc>
+        <w:tc>
+          <w:tcPr/>
+          <w:p>
+            <w:pPr>
+              <w:pStyle w:val="Compact"/>
+            </w:pPr>
+            <w:r>
+              <w:t xml:space="preserve">0.0046 [0.0015, 0.0148]</w:t>
+            </w:r>
+          </w:p>
+        </w:tc>
+        <w:tc>
+          <w:tcPr/>
+          <w:p>
+            <w:pPr>
+              <w:pStyle w:val="Compact"/>
+              <w:jc w:val="right"/>
+            </w:pPr>
+            <w:r>
+              <w:t xml:space="preserve">0.0%</w:t>
             </w:r>
           </w:p>
         </w:tc>
@@ -13634,42 +14163,42 @@
               <w:jc w:val="right"/>
             </w:pPr>
             <w:r>
-              <w:t xml:space="preserve">8.7</w:t>
-            </w:r>
-          </w:p>
-        </w:tc>
-        <w:tc>
-          <w:tcPr/>
-          <w:p>
-            <w:pPr>
-              <w:pStyle w:val="Compact"/>
-              <w:jc w:val="right"/>
-            </w:pPr>
-            <w:r>
-              <w:t xml:space="preserve">1</w:t>
-            </w:r>
-          </w:p>
-        </w:tc>
-        <w:tc>
-          <w:tcPr/>
-          <w:p>
-            <w:pPr>
-              <w:pStyle w:val="Compact"/>
-              <w:jc w:val="right"/>
-            </w:pPr>
-            <w:r>
-              <w:t xml:space="preserve">0.0327</w:t>
-            </w:r>
-          </w:p>
-        </w:tc>
-        <w:tc>
-          <w:tcPr/>
-          <w:p>
-            <w:pPr>
-              <w:pStyle w:val="Compact"/>
-            </w:pPr>
-            <w:r>
-              <w:t xml:space="preserve">0.0050 [0.0017, 0.0152]</w:t>
+              <w:t xml:space="preserve">7.8</w:t>
+            </w:r>
+          </w:p>
+        </w:tc>
+        <w:tc>
+          <w:tcPr/>
+          <w:p>
+            <w:pPr>
+              <w:pStyle w:val="Compact"/>
+              <w:jc w:val="right"/>
+            </w:pPr>
+            <w:r>
+              <w:t xml:space="preserve">4</w:t>
+            </w:r>
+          </w:p>
+        </w:tc>
+        <w:tc>
+          <w:tcPr/>
+          <w:p>
+            <w:pPr>
+              <w:pStyle w:val="Compact"/>
+              <w:jc w:val="right"/>
+            </w:pPr>
+            <w:r>
+              <w:t xml:space="preserve">0.0310</w:t>
+            </w:r>
+          </w:p>
+        </w:tc>
+        <w:tc>
+          <w:tcPr/>
+          <w:p>
+            <w:pPr>
+              <w:pStyle w:val="Compact"/>
+            </w:pPr>
+            <w:r>
+              <w:t xml:space="preserve">0.0050 [0.0017, 0.0157]</w:t>
             </w:r>
           </w:p>
         </w:tc>
@@ -13707,7 +14236,7 @@
               <w:jc w:val="right"/>
             </w:pPr>
             <w:r>
-              <w:t xml:space="preserve">7.1</w:t>
+              <w:t xml:space="preserve">6.3</w:t>
             </w:r>
           </w:p>
         </w:tc>
@@ -13731,18 +14260,18 @@
               <w:jc w:val="right"/>
             </w:pPr>
             <w:r>
-              <w:t xml:space="preserve">0.0346</w:t>
-            </w:r>
-          </w:p>
-        </w:tc>
-        <w:tc>
-          <w:tcPr/>
-          <w:p>
-            <w:pPr>
-              <w:pStyle w:val="Compact"/>
-            </w:pPr>
-            <w:r>
-              <w:t xml:space="preserve">0.0058 [0.0024, 0.0165]</w:t>
+              <w:t xml:space="preserve">0.0384</w:t>
+            </w:r>
+          </w:p>
+        </w:tc>
+        <w:tc>
+          <w:tcPr/>
+          <w:p>
+            <w:pPr>
+              <w:pStyle w:val="Compact"/>
+            </w:pPr>
+            <w:r>
+              <w:t xml:space="preserve">0.0057 [0.0022, 0.0165]</w:t>
             </w:r>
           </w:p>
         </w:tc>
@@ -13780,7 +14309,7 @@
               <w:jc w:val="right"/>
             </w:pPr>
             <w:r>
-              <w:t xml:space="preserve">5.8</w:t>
+              <w:t xml:space="preserve">5.2</w:t>
             </w:r>
           </w:p>
         </w:tc>
@@ -13804,18 +14333,18 @@
               <w:jc w:val="right"/>
             </w:pPr>
             <w:r>
-              <w:t xml:space="preserve">0.0441</w:t>
-            </w:r>
-          </w:p>
-        </w:tc>
-        <w:tc>
-          <w:tcPr/>
-          <w:p>
-            <w:pPr>
-              <w:pStyle w:val="Compact"/>
-            </w:pPr>
-            <w:r>
-              <w:t xml:space="preserve">0.0067 [0.0028, 0.0185]</w:t>
+              <w:t xml:space="preserve">0.0508</w:t>
+            </w:r>
+          </w:p>
+        </w:tc>
+        <w:tc>
+          <w:tcPr/>
+          <w:p>
+            <w:pPr>
+              <w:pStyle w:val="Compact"/>
+            </w:pPr>
+            <w:r>
+              <w:t xml:space="preserve">0.0066 [0.0027, 0.0172]</w:t>
             </w:r>
           </w:p>
         </w:tc>
@@ -13853,7 +14382,7 @@
               <w:jc w:val="right"/>
             </w:pPr>
             <w:r>
-              <w:t xml:space="preserve">4.5</w:t>
+              <w:t xml:space="preserve">4.2</w:t>
             </w:r>
           </w:p>
         </w:tc>
@@ -13877,18 +14406,18 @@
               <w:jc w:val="right"/>
             </w:pPr>
             <w:r>
-              <w:t xml:space="preserve">0.0529</w:t>
-            </w:r>
-          </w:p>
-        </w:tc>
-        <w:tc>
-          <w:tcPr/>
-          <w:p>
-            <w:pPr>
-              <w:pStyle w:val="Compact"/>
-            </w:pPr>
-            <w:r>
-              <w:t xml:space="preserve">0.0078 [0.0031, 0.0193]</w:t>
+              <w:t xml:space="preserve">0.0521</w:t>
+            </w:r>
+          </w:p>
+        </w:tc>
+        <w:tc>
+          <w:tcPr/>
+          <w:p>
+            <w:pPr>
+              <w:pStyle w:val="Compact"/>
+            </w:pPr>
+            <w:r>
+              <w:t xml:space="preserve">0.0076 [0.0032, 0.0184]</w:t>
             </w:r>
           </w:p>
         </w:tc>
@@ -13942,7 +14471,7 @@
         <w:t xml:space="preserve">output/findings/cell_sensitivity.md</w:t>
       </w:r>
       <w:r>
-        <w:t xml:space="preserve">). Entries are the model median, its 95 percent range, and the share of runs reaching the observed value. The last row combines the six-run screen match with the confirmation failure, shown because it gives the highest share of runs reaching the observed value.</w:t>
+        <w:t xml:space="preserve">). Entries are the model median, its 95 percent range, and the share of runs reaching the observed value. The six are read from the calibration’s fifty-run ranking, with the selected combination first.</w:t>
       </w:r>
     </w:p>
     <w:tbl>
@@ -13953,11 +14482,12 @@
         <w:tblLook w:firstRow="1" w:lastRow="0" w:firstColumn="0" w:lastColumn="0" w:noHBand="0" w:noVBand="0" w:val="0020"/>
       </w:tblPr>
       <w:tblGrid>
-        <w:gridCol w:w="1584"/>
-        <w:gridCol w:w="1584"/>
-        <w:gridCol w:w="1584"/>
-        <w:gridCol w:w="1584"/>
-        <w:gridCol w:w="1584"/>
+        <w:gridCol w:w="1320"/>
+        <w:gridCol w:w="1320"/>
+        <w:gridCol w:w="1320"/>
+        <w:gridCol w:w="1320"/>
+        <w:gridCol w:w="1320"/>
+        <w:gridCol w:w="1320"/>
       </w:tblGrid>
       <w:tr>
         <w:trPr>
@@ -13981,18 +14511,29 @@
               <w:pStyle w:val="Compact"/>
             </w:pPr>
             <w:r>
-              <w:t xml:space="preserve">two clusters, Parkin phase against the rest (0.0062)</w:t>
-            </w:r>
-          </w:p>
-        </w:tc>
-        <w:tc>
-          <w:tcPr/>
-          <w:p>
-            <w:pPr>
-              <w:pStyle w:val="Compact"/>
-            </w:pPr>
-            <w:r>
-              <w:t xml:space="preserve">the phases (0.0110)</w:t>
+              <w:t xml:space="preserve">two clusters (0.0062)</w:t>
+            </w:r>
+          </w:p>
+        </w:tc>
+        <w:tc>
+          <w:tcPr/>
+          <w:p>
+            <w:pPr>
+              <w:pStyle w:val="Compact"/>
+            </w:pPr>
+            <w:r>
+              <w:t xml:space="preserve">Parkin phase against the rest (0.0067)</w:t>
+            </w:r>
+          </w:p>
+        </w:tc>
+        <w:tc>
+          <w:tcPr/>
+          <w:p>
+            <w:pPr>
+              <w:pStyle w:val="Compact"/>
+            </w:pPr>
+            <w:r>
+              <w:t xml:space="preserve">the phases (0.0123)</w:t>
             </w:r>
           </w:p>
         </w:tc>
@@ -14038,40 +14579,51 @@
               <w:pStyle w:val="Compact"/>
             </w:pPr>
             <w:r>
-              <w:t xml:space="preserve">0.0019 [0.0002, 0.0124]; 13%</w:t>
-            </w:r>
-          </w:p>
-        </w:tc>
-        <w:tc>
-          <w:tcPr/>
-          <w:p>
-            <w:pPr>
-              <w:pStyle w:val="Compact"/>
-            </w:pPr>
-            <w:r>
-              <w:t xml:space="preserve">0.0034 [0.0008, 0.0138]; 5%</w:t>
-            </w:r>
-          </w:p>
-        </w:tc>
-        <w:tc>
-          <w:tcPr/>
-          <w:p>
-            <w:pPr>
-              <w:pStyle w:val="Compact"/>
-            </w:pPr>
-            <w:r>
-              <w:t xml:space="preserve">0.0035 [0.0007, 0.0135]; 1%</w:t>
-            </w:r>
-          </w:p>
-        </w:tc>
-        <w:tc>
-          <w:tcPr/>
-          <w:p>
-            <w:pPr>
-              <w:pStyle w:val="Compact"/>
-            </w:pPr>
-            <w:r>
-              <w:t xml:space="preserve">0.0041 [0.0010, 0.0146]; 1%</w:t>
+              <w:t xml:space="preserve">0.0021 [0.0002, 0.0108]; 12%</w:t>
+            </w:r>
+          </w:p>
+        </w:tc>
+        <w:tc>
+          <w:tcPr/>
+          <w:p>
+            <w:pPr>
+              <w:pStyle w:val="Compact"/>
+            </w:pPr>
+            <w:r>
+              <w:t xml:space="preserve">0.0018 [0.0002, 0.0101]; 8%</w:t>
+            </w:r>
+          </w:p>
+        </w:tc>
+        <w:tc>
+          <w:tcPr/>
+          <w:p>
+            <w:pPr>
+              <w:pStyle w:val="Compact"/>
+            </w:pPr>
+            <w:r>
+              <w:t xml:space="preserve">0.0024 [0.0004, 0.0104]; 1%</w:t>
+            </w:r>
+          </w:p>
+        </w:tc>
+        <w:tc>
+          <w:tcPr/>
+          <w:p>
+            <w:pPr>
+              <w:pStyle w:val="Compact"/>
+            </w:pPr>
+            <w:r>
+              <w:t xml:space="preserve">0.0036 [0.0006, 0.0132]; 1%</w:t>
+            </w:r>
+          </w:p>
+        </w:tc>
+        <w:tc>
+          <w:tcPr/>
+          <w:p>
+            <w:pPr>
+              <w:pStyle w:val="Compact"/>
+            </w:pPr>
+            <w:r>
+              <w:t xml:space="preserve">0.0040 [0.0011, 0.0135]; 1%</w:t>
             </w:r>
           </w:p>
         </w:tc>
@@ -14084,51 +14636,62 @@
               <w:pStyle w:val="Compact"/>
             </w:pPr>
             <w:r>
-              <w:t xml:space="preserve">10,000, 0.0005, 0.002</w:t>
-            </w:r>
-          </w:p>
-        </w:tc>
-        <w:tc>
-          <w:tcPr/>
-          <w:p>
-            <w:pPr>
-              <w:pStyle w:val="Compact"/>
-            </w:pPr>
-            <w:r>
-              <w:t xml:space="preserve">0.0021 [0.0002, 0.0119]; 14%</w:t>
-            </w:r>
-          </w:p>
-        </w:tc>
-        <w:tc>
-          <w:tcPr/>
-          <w:p>
-            <w:pPr>
-              <w:pStyle w:val="Compact"/>
-            </w:pPr>
-            <w:r>
-              <w:t xml:space="preserve">0.0038 [0.0006, 0.0150]; 7%</w:t>
-            </w:r>
-          </w:p>
-        </w:tc>
-        <w:tc>
-          <w:tcPr/>
-          <w:p>
-            <w:pPr>
-              <w:pStyle w:val="Compact"/>
-            </w:pPr>
-            <w:r>
-              <w:t xml:space="preserve">0.0039 [0.0007, 0.0159]; 3%</w:t>
-            </w:r>
-          </w:p>
-        </w:tc>
-        <w:tc>
-          <w:tcPr/>
-          <w:p>
-            <w:pPr>
-              <w:pStyle w:val="Compact"/>
-            </w:pPr>
-            <w:r>
-              <w:t xml:space="preserve">0.0047 [0.0012, 0.0169]; 1%</w:t>
+              <w:t xml:space="preserve">10,000, 0.0002, 0.005</w:t>
+            </w:r>
+          </w:p>
+        </w:tc>
+        <w:tc>
+          <w:tcPr/>
+          <w:p>
+            <w:pPr>
+              <w:pStyle w:val="Compact"/>
+            </w:pPr>
+            <w:r>
+              <w:t xml:space="preserve">0.0024 [0.0004, 0.0136]; 13%</w:t>
+            </w:r>
+          </w:p>
+        </w:tc>
+        <w:tc>
+          <w:tcPr/>
+          <w:p>
+            <w:pPr>
+              <w:pStyle w:val="Compact"/>
+            </w:pPr>
+            <w:r>
+              <w:t xml:space="preserve">0.0021 [0.0002, 0.0120]; 9%</w:t>
+            </w:r>
+          </w:p>
+        </w:tc>
+        <w:tc>
+          <w:tcPr/>
+          <w:p>
+            <w:pPr>
+              <w:pStyle w:val="Compact"/>
+            </w:pPr>
+            <w:r>
+              <w:t xml:space="preserve">0.0028 [0.0006, 0.0124]; 3%</w:t>
+            </w:r>
+          </w:p>
+        </w:tc>
+        <w:tc>
+          <w:tcPr/>
+          <w:p>
+            <w:pPr>
+              <w:pStyle w:val="Compact"/>
+            </w:pPr>
+            <w:r>
+              <w:t xml:space="preserve">0.0036 [0.0008, 0.0153]; 2%</w:t>
+            </w:r>
+          </w:p>
+        </w:tc>
+        <w:tc>
+          <w:tcPr/>
+          <w:p>
+            <w:pPr>
+              <w:pStyle w:val="Compact"/>
+            </w:pPr>
+            <w:r>
+              <w:t xml:space="preserve">0.0041 [0.0012, 0.0146]; 1%</w:t>
             </w:r>
           </w:p>
         </w:tc>
@@ -14141,51 +14704,62 @@
               <w:pStyle w:val="Compact"/>
             </w:pPr>
             <w:r>
-              <w:t xml:space="preserve">120, 0.008, 0.1</w:t>
-            </w:r>
-          </w:p>
-        </w:tc>
-        <w:tc>
-          <w:tcPr/>
-          <w:p>
-            <w:pPr>
-              <w:pStyle w:val="Compact"/>
-            </w:pPr>
-            <w:r>
-              <w:t xml:space="preserve">0.0021 [0.0002, 0.0097]; 11%</w:t>
-            </w:r>
-          </w:p>
-        </w:tc>
-        <w:tc>
-          <w:tcPr/>
-          <w:p>
-            <w:pPr>
-              <w:pStyle w:val="Compact"/>
-            </w:pPr>
-            <w:r>
-              <w:t xml:space="preserve">0.0042 [0.0007, 0.0133]; 6%</w:t>
-            </w:r>
-          </w:p>
-        </w:tc>
-        <w:tc>
-          <w:tcPr/>
-          <w:p>
-            <w:pPr>
-              <w:pStyle w:val="Compact"/>
-            </w:pPr>
-            <w:r>
-              <w:t xml:space="preserve">0.0042 [0.0007, 0.0134]; 2%</w:t>
-            </w:r>
-          </w:p>
-        </w:tc>
-        <w:tc>
-          <w:tcPr/>
-          <w:p>
-            <w:pPr>
-              <w:pStyle w:val="Compact"/>
-            </w:pPr>
-            <w:r>
-              <w:t xml:space="preserve">0.0050 [0.0009, 0.0137]; 0%</w:t>
+              <w:t xml:space="preserve">2,000, 0.002, 0.01</w:t>
+            </w:r>
+          </w:p>
+        </w:tc>
+        <w:tc>
+          <w:tcPr/>
+          <w:p>
+            <w:pPr>
+              <w:pStyle w:val="Compact"/>
+            </w:pPr>
+            <w:r>
+              <w:t xml:space="preserve">0.0016 [0.0002, 0.0083]; 8%</w:t>
+            </w:r>
+          </w:p>
+        </w:tc>
+        <w:tc>
+          <w:tcPr/>
+          <w:p>
+            <w:pPr>
+              <w:pStyle w:val="Compact"/>
+            </w:pPr>
+            <w:r>
+              <w:t xml:space="preserve">0.0016 [0.0002, 0.0075]; 4%</w:t>
+            </w:r>
+          </w:p>
+        </w:tc>
+        <w:tc>
+          <w:tcPr/>
+          <w:p>
+            <w:pPr>
+              <w:pStyle w:val="Compact"/>
+            </w:pPr>
+            <w:r>
+              <w:t xml:space="preserve">0.0023 [0.0005, 0.0085]; 0%</w:t>
+            </w:r>
+          </w:p>
+        </w:tc>
+        <w:tc>
+          <w:tcPr/>
+          <w:p>
+            <w:pPr>
+              <w:pStyle w:val="Compact"/>
+            </w:pPr>
+            <w:r>
+              <w:t xml:space="preserve">0.0032 [0.0007, 0.0107]; 0%</w:t>
+            </w:r>
+          </w:p>
+        </w:tc>
+        <w:tc>
+          <w:tcPr/>
+          <w:p>
+            <w:pPr>
+              <w:pStyle w:val="Compact"/>
+            </w:pPr>
+            <w:r>
+              <w:t xml:space="preserve">0.0039 [0.0012, 0.0116]; 0%</w:t>
             </w:r>
           </w:p>
         </w:tc>
@@ -14198,51 +14772,62 @@
               <w:pStyle w:val="Compact"/>
             </w:pPr>
             <w:r>
-              <w:t xml:space="preserve">10,000, 0.0002, 0.005</w:t>
-            </w:r>
-          </w:p>
-        </w:tc>
-        <w:tc>
-          <w:tcPr/>
-          <w:p>
-            <w:pPr>
-              <w:pStyle w:val="Compact"/>
-            </w:pPr>
-            <w:r>
-              <w:t xml:space="preserve">0.0023 [0.0004, 0.0129]; 16%</w:t>
-            </w:r>
-          </w:p>
-        </w:tc>
-        <w:tc>
-          <w:tcPr/>
-          <w:p>
-            <w:pPr>
-              <w:pStyle w:val="Compact"/>
-            </w:pPr>
-            <w:r>
-              <w:t xml:space="preserve">0.0034 [0.0007, 0.0149]; 7%</w:t>
-            </w:r>
-          </w:p>
-        </w:tc>
-        <w:tc>
-          <w:tcPr/>
-          <w:p>
-            <w:pPr>
-              <w:pStyle w:val="Compact"/>
-            </w:pPr>
-            <w:r>
-              <w:t xml:space="preserve">0.0035 [0.0007, 0.0154]; 3%</w:t>
-            </w:r>
-          </w:p>
-        </w:tc>
-        <w:tc>
-          <w:tcPr/>
-          <w:p>
-            <w:pPr>
-              <w:pStyle w:val="Compact"/>
-            </w:pPr>
-            <w:r>
-              <w:t xml:space="preserve">0.0039 [0.0011, 0.0155]; 1%</w:t>
+              <w:t xml:space="preserve">10,000, 0.0005, 0.002</w:t>
+            </w:r>
+          </w:p>
+        </w:tc>
+        <w:tc>
+          <w:tcPr/>
+          <w:p>
+            <w:pPr>
+              <w:pStyle w:val="Compact"/>
+            </w:pPr>
+            <w:r>
+              <w:t xml:space="preserve">0.0019 [0.0002, 0.0101]; 12%</w:t>
+            </w:r>
+          </w:p>
+        </w:tc>
+        <w:tc>
+          <w:tcPr/>
+          <w:p>
+            <w:pPr>
+              <w:pStyle w:val="Compact"/>
+            </w:pPr>
+            <w:r>
+              <w:t xml:space="preserve">0.0019 [0.0002, 0.0096]; 7%</w:t>
+            </w:r>
+          </w:p>
+        </w:tc>
+        <w:tc>
+          <w:tcPr/>
+          <w:p>
+            <w:pPr>
+              <w:pStyle w:val="Compact"/>
+            </w:pPr>
+            <w:r>
+              <w:t xml:space="preserve">0.0028 [0.0005, 0.0102]; 1%</w:t>
+            </w:r>
+          </w:p>
+        </w:tc>
+        <w:tc>
+          <w:tcPr/>
+          <w:p>
+            <w:pPr>
+              <w:pStyle w:val="Compact"/>
+            </w:pPr>
+            <w:r>
+              <w:t xml:space="preserve">0.0034 [0.0008, 0.0126]; 2%</w:t>
+            </w:r>
+          </w:p>
+        </w:tc>
+        <w:tc>
+          <w:tcPr/>
+          <w:p>
+            <w:pPr>
+              <w:pStyle w:val="Compact"/>
+            </w:pPr>
+            <w:r>
+              <w:t xml:space="preserve">0.0045 [0.0012, 0.0144]; 1%</w:t>
             </w:r>
           </w:p>
         </w:tc>
@@ -14255,51 +14840,62 @@
               <w:pStyle w:val="Compact"/>
             </w:pPr>
             <w:r>
-              <w:t xml:space="preserve">2,000, 0.002, 0.005</w:t>
-            </w:r>
-          </w:p>
-        </w:tc>
-        <w:tc>
-          <w:tcPr/>
-          <w:p>
-            <w:pPr>
-              <w:pStyle w:val="Compact"/>
-            </w:pPr>
-            <w:r>
-              <w:t xml:space="preserve">0.0026 [0.0003, 0.0150]; 16%</w:t>
-            </w:r>
-          </w:p>
-        </w:tc>
-        <w:tc>
-          <w:tcPr/>
-          <w:p>
-            <w:pPr>
-              <w:pStyle w:val="Compact"/>
-            </w:pPr>
-            <w:r>
-              <w:t xml:space="preserve">0.0049 [0.0011, 0.0214]; 12%</w:t>
-            </w:r>
-          </w:p>
-        </w:tc>
-        <w:tc>
-          <w:tcPr/>
-          <w:p>
-            <w:pPr>
-              <w:pStyle w:val="Compact"/>
-            </w:pPr>
-            <w:r>
-              <w:t xml:space="preserve">0.0050 [0.0011, 0.0213]; 6%</w:t>
-            </w:r>
-          </w:p>
-        </w:tc>
-        <w:tc>
-          <w:tcPr/>
-          <w:p>
-            <w:pPr>
-              <w:pStyle w:val="Compact"/>
-            </w:pPr>
-            <w:r>
-              <w:t xml:space="preserve">0.0062 [0.0016, 0.0203]; 4%</w:t>
+              <w:t xml:space="preserve">10,000, 0.001, 0.001</w:t>
+            </w:r>
+          </w:p>
+        </w:tc>
+        <w:tc>
+          <w:tcPr/>
+          <w:p>
+            <w:pPr>
+              <w:pStyle w:val="Compact"/>
+            </w:pPr>
+            <w:r>
+              <w:t xml:space="preserve">0.0016 [0.0002, 0.0104]; 8%</w:t>
+            </w:r>
+          </w:p>
+        </w:tc>
+        <w:tc>
+          <w:tcPr/>
+          <w:p>
+            <w:pPr>
+              <w:pStyle w:val="Compact"/>
+            </w:pPr>
+            <w:r>
+              <w:t xml:space="preserve">0.0015 [0.0002, 0.0093]; 7%</w:t>
+            </w:r>
+          </w:p>
+        </w:tc>
+        <w:tc>
+          <w:tcPr/>
+          <w:p>
+            <w:pPr>
+              <w:pStyle w:val="Compact"/>
+            </w:pPr>
+            <w:r>
+              <w:t xml:space="preserve">0.0023 [0.0005, 0.0101]; 1%</w:t>
+            </w:r>
+          </w:p>
+        </w:tc>
+        <w:tc>
+          <w:tcPr/>
+          <w:p>
+            <w:pPr>
+              <w:pStyle w:val="Compact"/>
+            </w:pPr>
+            <w:r>
+              <w:t xml:space="preserve">0.0033 [0.0007, 0.0128]; 1%</w:t>
+            </w:r>
+          </w:p>
+        </w:tc>
+        <w:tc>
+          <w:tcPr/>
+          <w:p>
+            <w:pPr>
+              <w:pStyle w:val="Compact"/>
+            </w:pPr>
+            <w:r>
+              <w:t xml:space="preserve">0.0040 [0.0013, 0.0126]; 0%</w:t>
             </w:r>
           </w:p>
         </w:tc>
@@ -14312,108 +14908,62 @@
               <w:pStyle w:val="Compact"/>
             </w:pPr>
             <w:r>
-              <w:t xml:space="preserve">2,000, 0.0005, 0.05</w:t>
-            </w:r>
-          </w:p>
-        </w:tc>
-        <w:tc>
-          <w:tcPr/>
-          <w:p>
-            <w:pPr>
-              <w:pStyle w:val="Compact"/>
-            </w:pPr>
-            <w:r>
-              <w:t xml:space="preserve">0.0014 [0.0001, 0.0071]; 4%</w:t>
-            </w:r>
-          </w:p>
-        </w:tc>
-        <w:tc>
-          <w:tcPr/>
-          <w:p>
-            <w:pPr>
-              <w:pStyle w:val="Compact"/>
-            </w:pPr>
-            <w:r>
-              <w:t xml:space="preserve">0.0024 [0.0005, 0.0093]; 1%</w:t>
-            </w:r>
-          </w:p>
-        </w:tc>
-        <w:tc>
-          <w:tcPr/>
-          <w:p>
-            <w:pPr>
-              <w:pStyle w:val="Compact"/>
-            </w:pPr>
-            <w:r>
-              <w:t xml:space="preserve">0.0026 [0.0005, 0.0100]; 1%</w:t>
-            </w:r>
-          </w:p>
-        </w:tc>
-        <w:tc>
-          <w:tcPr/>
-          <w:p>
-            <w:pPr>
-              <w:pStyle w:val="Compact"/>
-            </w:pPr>
-            <w:r>
-              <w:t xml:space="preserve">0.0029 [0.0005, 0.0098]; 0%</w:t>
-            </w:r>
-          </w:p>
-        </w:tc>
-      </w:tr>
-      <w:tr>
-        <w:tc>
-          <w:tcPr/>
-          <w:p>
-            <w:pPr>
-              <w:pStyle w:val="Compact"/>
-            </w:pPr>
-            <w:r>
-              <w:t xml:space="preserve">2,000, 0.001, 0.01 (failed confirmation)</w:t>
-            </w:r>
-          </w:p>
-        </w:tc>
-        <w:tc>
-          <w:tcPr/>
-          <w:p>
-            <w:pPr>
-              <w:pStyle w:val="Compact"/>
-            </w:pPr>
-            <w:r>
-              <w:t xml:space="preserve">0.0031 [0.0003, 0.0174]; 24%</w:t>
-            </w:r>
-          </w:p>
-        </w:tc>
-        <w:tc>
-          <w:tcPr/>
-          <w:p>
-            <w:pPr>
-              <w:pStyle w:val="Compact"/>
-            </w:pPr>
-            <w:r>
-              <w:t xml:space="preserve">0.0050 [0.0012, 0.0200]; 17%</w:t>
-            </w:r>
-          </w:p>
-        </w:tc>
-        <w:tc>
-          <w:tcPr/>
-          <w:p>
-            <w:pPr>
-              <w:pStyle w:val="Compact"/>
-            </w:pPr>
-            <w:r>
-              <w:t xml:space="preserve">0.0051 [0.0012, 0.0205]; 8%</w:t>
-            </w:r>
-          </w:p>
-        </w:tc>
-        <w:tc>
-          <w:tcPr/>
-          <w:p>
-            <w:pPr>
-              <w:pStyle w:val="Compact"/>
-            </w:pPr>
-            <w:r>
-              <w:t xml:space="preserve">0.0061 [0.0017, 0.0210]; 5%</w:t>
+              <w:t xml:space="preserve">2,000, 0.004, 0.002</w:t>
+            </w:r>
+          </w:p>
+        </w:tc>
+        <w:tc>
+          <w:tcPr/>
+          <w:p>
+            <w:pPr>
+              <w:pStyle w:val="Compact"/>
+            </w:pPr>
+            <w:r>
+              <w:t xml:space="preserve">0.0016 [0.0002, 0.0092]; 9%</w:t>
+            </w:r>
+          </w:p>
+        </w:tc>
+        <w:tc>
+          <w:tcPr/>
+          <w:p>
+            <w:pPr>
+              <w:pStyle w:val="Compact"/>
+            </w:pPr>
+            <w:r>
+              <w:t xml:space="preserve">0.0015 [0.0002, 0.0092]; 9%</w:t>
+            </w:r>
+          </w:p>
+        </w:tc>
+        <w:tc>
+          <w:tcPr/>
+          <w:p>
+            <w:pPr>
+              <w:pStyle w:val="Compact"/>
+            </w:pPr>
+            <w:r>
+              <w:t xml:space="preserve">0.0026 [0.0006, 0.0117]; 2%</w:t>
+            </w:r>
+          </w:p>
+        </w:tc>
+        <w:tc>
+          <w:tcPr/>
+          <w:p>
+            <w:pPr>
+              <w:pStyle w:val="Compact"/>
+            </w:pPr>
+            <w:r>
+              <w:t xml:space="preserve">0.0037 [0.0009, 0.0130]; 1%</w:t>
+            </w:r>
+          </w:p>
+        </w:tc>
+        <w:tc>
+          <w:tcPr/>
+          <w:p>
+            <w:pPr>
+              <w:pStyle w:val="Compact"/>
+            </w:pPr>
+            <w:r>
+              <w:t xml:space="preserve">0.0049 [0.0013, 0.0142]; 1%</w:t>
             </w:r>
           </w:p>
         </w:tc>
@@ -14424,7 +14974,7 @@
         <w:pStyle w:val="BodyText"/>
       </w:pPr>
       <w:r>
-        <w:t xml:space="preserve">From three clusters on, 0 to 6 percent of runs reach the observed value at every confirmed combination; the observed value lies above the model’s 95 percent range at four of the six at three clusters and at five of the six at four clusters. The shortfall is not concentrated in one place. At five clusters, each cluster’s contribution to the between-cluster</w:t>
+        <w:t xml:space="preserve">From three clusters on, 0 to 2 percent of runs reach the observed value at each of the six leading combinations (Table S6), and the observed value lies above the model’s 95 percent range at all six combinations at three clusters and at four. The shortfall appears in every cluster but is not even. At five clusters, each cluster’s contribution to the between-cluster</w:t>
       </w:r>
       <w:r>
         <w:t xml:space="preserve"> </w:t>
@@ -14450,7 +15000,7 @@
         <w:t xml:space="preserve"> </w:t>
       </w:r>
       <w:r>
-        <w:t xml:space="preserve">exceeds the model’s median contribution 4- to 14-fold (</w:t>
+        <w:t xml:space="preserve">exceeds the model’s median contribution 2.7- to 34-fold (</w:t>
       </w:r>
       <w:r>
         <w:rPr>
@@ -14459,7 +15009,30 @@
         <w:t xml:space="preserve">analyses/72_excess_locality.py</w:t>
       </w:r>
       <w:r>
-        <w:t xml:space="preserve">): 14-fold for a cluster holding Cummins alone, 8.5-fold around Walls (Irby, Lake Cormorant, Mound Place, Walls, Woodlyn), 6.5-fold for the Kent-area cluster (Beck, Belle Meade, Commerce, Davis, Grant, Hollywood, Kent Place, Starkley), 4.3-fold for the cluster holding Parkin and eight neighbors, and 4.1-fold along the Mississippi (Big Eddy, Castile Landing, Clay Hill, Cramor Place, Nickel). Dropping any one cluster leaves the overall shortfall between 4.4- and 6.3-fold.</w:t>
+        <w:t xml:space="preserve">): 34-fold for the cluster holding Clay Hill, Davis, Grant, Kent Place, and Starkley, 8.2-fold around Walls (Irby, Lake Cormorant, Mound Place, Walls, Woodlyn), 4.3-fold for the cluster holding Parkin and nine neighbors, 4.1-fold for the cluster holding Beck, Belle Meade, Commerce, and Hollywood, and 2.7-fold along the Mississippi (Big Eddy, Castile Landing, Cramor Place, Nickel). Dropping any one cluster leaves the overall shortfall between 3.4- and 9.5-fold; the lowest value comes from dropping the first cluster, which carries about half of the observed five-cluster</w:t>
+      </w:r>
+      <w:r>
+        <w:t xml:space="preserve"> </w:t>
+      </w:r>
+      <m:oMath>
+        <m:sSub>
+          <m:e>
+            <m:r>
+              <m:t>F</m:t>
+            </m:r>
+          </m:e>
+          <m:sub>
+            <m:r>
+              <m:t>S</m:t>
+            </m:r>
+            <m:r>
+              <m:t>T</m:t>
+            </m:r>
+          </m:sub>
+        </m:sSub>
+      </m:oMath>
+      <w:r>
+        <w:t xml:space="preserve">.</w:t>
       </w:r>
     </w:p>
     <w:p>
@@ -14476,7 +15049,7 @@
         <w:t xml:space="preserve">analyses/85_excess_robustness.py</w:t>
       </w:r>
       <w:r>
-        <w:t xml:space="preserve">, 300 model runs, 2,000 draws). Redrawing each assemblage from the basin’s pooled profile at its own sherd count gives each cluster a contribution near zero, at most 0.0003 at the 97.5th percentile, compared with observed contributions of 0.0026 to 0.0055. Drawing each assemblage’s class proportions from Dirichlet(counts + 1/2) and dividing each cluster’s contribution by the model’s median gives posterior excesses whose 95 percent credible intervals all lie above 3 (the lowest lower bound is 3.1). Dropping each assemblage in turn from the data and from every model run leaves every multi-assemblage cluster between 3.2 and 11.6 times above the model. The shortfall is therefore not a sampling effect, and no single collection causes it. It is also not a matter of which source the counts came from: rows carrying the survey’s counts alone and rows carrying Lipo’s compilation each fall short of the model when taken separately, by 15- and 3.5-fold, although source and sample size cannot be separated (</w:t>
+        <w:t xml:space="preserve">, 300 model runs, 2,000 draws). Redrawing each assemblage from the basin’s pooled profile at its own sherd count gives each cluster a contribution near zero, at most 0.0003 at the 97.5th percentile, compared with observed contributions of 0.0028 to 0.0150. Drawing each assemblage’s class proportions from Dirichlet(counts + 1/2) and dividing each cluster’s contribution by the model’s median gives posterior excesses whose 95 percent credible intervals all lie above 1 (the lowest lower bound is 1.9). Dropping each assemblage in turn from the data and from every model run leaves every multi-assemblage cluster between 1.8 and 34.9 times above the model. The shortfall is therefore not a sampling effect, and no single collection causes it. It is also not a matter of which source the counts came from: rows carrying the survey’s counts alone and rows carrying Lipo’s compilation each fall short of the model when taken separately, by 14- and 5.3-fold, although source and sample size cannot be separated (</w:t>
       </w:r>
       <w:r>
         <w:rPr>
@@ -15234,7 +15807,7 @@
           <wp:inline>
             <wp:extent cx="5334000" cy="2897627"/>
             <wp:effectExtent b="0" l="0" r="0" t="0"/>
-            <wp:docPr descr="Figure S9. Tests of change along the sequence. (A) Posterior of the copying bias b from the time-averaging-aware inference (b = 0 neutral, b &gt; 0 conformist, b &lt; 0 anti-conformist). The whole-sequence posterior (filled) and the posteriors for the two halves of the order (outlines) are all concentrated near neutral and include zero (see Table S7 for calibration caveats). (B) Simulation-based calibration of that inference: over datasets drawn from the prior, the rank of the true bias within its posterior is consistent with uniform (dashed line), which is consistent with calibration averaged over the prior. It does not establish calibration at every value of b: coverage of the nominal 95 percent interval at fixed values falls to 0.65 at b = +0.10 and 0.75 at b = -0.20 (Table S7), and the check assumes the fitted pooled simulator. (C) Direction and stability of change, showing the posteriors of the mean-reversion rate (lower axis, log scale) and the directional drift per period (upper axis) for the diversity trajectory. The mean-reversion rate is unresolved (median 0.77, interval 0.05 to 10.7). The directional drift leans negative, but its interval reaches zero (median -0.061, interval -0.154 to +0.035). The companion recovery fit for a directional series did not converge, so the design’s ability to resolve directional change is not established, and this panel is given no weight." title="" id="154" name="Picture"/>
+            <wp:docPr descr="Figure S9. Tests of change along the sequence. (A) Posterior of the copying bias b from the time-averaging-aware inference (b = 0 neutral, b &gt; 0 conformist, b &lt; 0 anti-conformist). The whole-sequence posterior (filled) and the posteriors for the two halves of the order (outlines) are all concentrated near neutral and include zero (see Table S7 for calibration caveats). (B) Simulation-based calibration of that inference: over datasets drawn from the prior, the rank of the true bias within its posterior is consistent with uniform (dashed line), which is consistent with calibration averaged over the prior. It does not establish calibration at every value of b: coverage of the nominal 95 percent interval at fixed values falls to 0.65 at b = +0.10 and 0.75 at b = -0.20 (Table S7), and the check assumes the fitted pooled simulator. (C) Direction and stability of change, showing the posteriors of the mean-reversion rate (lower axis, log scale; the broad histogram) and the directional drift per period (upper axis; the narrow histogram) for the diversity trajectory, each scaled to its own peak. The mean-reversion rate is unresolved (median 0.77, interval 0.05 to 10.7). The directional drift leans negative, but its interval reaches zero (median -0.061, interval -0.154 to +0.035). The companion recovery fit for a directional series did not converge, so the design’s ability to resolve directional change is not established, and this panel is given no weight." title="" id="154" name="Picture"/>
             <a:graphic>
               <a:graphicData uri="http://schemas.openxmlformats.org/drawingml/2006/picture">
                 <pic:pic>
@@ -15287,7 +15860,7 @@
         <w:t xml:space="preserve"> </w:t>
       </w:r>
       <w:r>
-        <w:t xml:space="preserve">Tests of change along the sequence. (A) Posterior of the copying bias b from the time-averaging-aware inference (b = 0 neutral, b &gt; 0 conformist, b &lt; 0 anti-conformist). The whole-sequence posterior (filled) and the posteriors for the two halves of the order (outlines) are all concentrated near neutral and include zero (see Table S7 for calibration caveats). (B) Simulation-based calibration of that inference: over datasets drawn from the prior, the rank of the true bias within its posterior is consistent with uniform (dashed line), which is consistent with calibration averaged over the prior. It does not establish calibration at every value of b: coverage of the nominal 95 percent interval at fixed values falls to 0.65 at b = +0.10 and 0.75 at b = -0.20 (Table S7), and the check assumes the fitted pooled simulator. (C) Direction and stability of change, showing the posteriors of the mean-reversion rate (lower axis, log scale) and the directional drift per period (upper axis) for the diversity trajectory. The mean-reversion rate is unresolved (median 0.77, interval 0.05 to 10.7). The directional drift leans negative, but its interval reaches zero (median -0.061, interval -0.154 to +0.035). The companion recovery fit for a directional series did not converge, so the design’s ability to resolve directional change is not established, and this panel is given no weight.</w:t>
+        <w:t xml:space="preserve">Tests of change along the sequence. (A) Posterior of the copying bias b from the time-averaging-aware inference (b = 0 neutral, b &gt; 0 conformist, b &lt; 0 anti-conformist). The whole-sequence posterior (filled) and the posteriors for the two halves of the order (outlines) are all concentrated near neutral and include zero (see Table S7 for calibration caveats). (B) Simulation-based calibration of that inference: over datasets drawn from the prior, the rank of the true bias within its posterior is consistent with uniform (dashed line), which is consistent with calibration averaged over the prior. It does not establish calibration at every value of b: coverage of the nominal 95 percent interval at fixed values falls to 0.65 at b = +0.10 and 0.75 at b = -0.20 (Table S7), and the check assumes the fitted pooled simulator. (C) Direction and stability of change, showing the posteriors of the mean-reversion rate (lower axis, log scale; the broad histogram) and the directional drift per period (upper axis; the narrow histogram) for the diversity trajectory, each scaled to its own peak. The mean-reversion rate is unresolved (median 0.77, interval 0.05 to 10.7). The directional drift leans negative, but its interval reaches zero (median -0.061, interval -0.154 to +0.035). The companion recovery fit for a directional series did not converge, so the design’s ability to resolve directional change is not established, and this panel is given no weight.</w:t>
       </w:r>
     </w:p>
     <w:p>
@@ -15295,7 +15868,7 @@
         <w:pStyle w:val="BodyText"/>
       </w:pPr>
       <w:r>
-        <w:t xml:space="preserve">A third test looks for the early-warning signs of a critical transition, a rise in variance and in the similarity of successive values before an abrupt change. It cannot be resolved with six ordered periods. The rolling variance along the sequence shows no clear trend (Kendall tau = +0.09) and the lag-1 autocorrelation falls rather than rises (tau = -0.75), so neither behaves as a critical transition would (</w:t>
+        <w:t xml:space="preserve">A third test looks for the early-warning signs of a critical transition, a rise in variance and in the similarity of successive values before an abrupt change. This record gives it little to work with: 28 ordered assemblages and a rolling window of 14. The rolling variance along the sequence shows no consistent trend (Kendall tau = +0.09, and -0.22 to +0.58 across the window and detrending choices we tried) and the lag-1 autocorrelation falls rather than rises (tau = -0.75; -0.77 to -0.57), so neither behaves as a critical transition would (</w:t>
       </w:r>
       <w:r>
         <w:rPr>
@@ -15445,7 +16018,28 @@
         <w:t xml:space="preserve"> </w:t>
       </w:r>
       <w:r>
-        <w:t xml:space="preserve">grows, it becomes assemblage composition alone. We compare each clustering with Mainfort’s published assignments using the adjusted Rand index. We ran three composition transforms, three clustering methods (</w:t>
+        <w:t xml:space="preserve">grows, it becomes assemblage composition alone. We compare each clustering with the phase assignments, taken from Phillips’s</w:t>
+      </w:r>
+      <w:r>
+        <w:t xml:space="preserve"> </w:t>
+      </w:r>
+      <w:r>
+        <w:t xml:space="preserve">(1970)</w:t>
+      </w:r>
+      <w:r>
+        <w:t xml:space="preserve"> </w:t>
+      </w:r>
+      <w:r>
+        <w:t xml:space="preserve">phase areas as mapped by Lipo</w:t>
+      </w:r>
+      <w:r>
+        <w:t xml:space="preserve"> </w:t>
+      </w:r>
+      <w:r>
+        <w:t xml:space="preserve">(2001:Figure 2.6)</w:t>
+      </w:r>
+      <w:r>
+        <w:t xml:space="preserve">, using the adjusted Rand index. We ran three composition transforms, three clustering methods (</w:t>
       </w:r>
       <m:oMath>
         <m:r>
@@ -15453,7 +16047,7 @@
         </m:r>
       </m:oMath>
       <w:r>
-        <w:t xml:space="preserve">-means over 40 starting configurations, Ward linkage, and average linkage), and nine weights; the full grid is in</w:t>
+        <w:t xml:space="preserve">-means over 40 seeds, each the best of 500 restarts; Ward linkage; and average linkage), and nine weights from the map alone upward, plus composition alone; the full grid is in</w:t>
       </w:r>
       <w:r>
         <w:t xml:space="preserve"> </w:t>
@@ -15465,7 +16059,168 @@
         <w:t xml:space="preserve">output/findings/phase_recovery.csv</w:t>
       </w:r>
       <w:r>
-        <w:t xml:space="preserve">. Three of the 28 assemblages carry a phase this study assigned by territory, a geographic rule, so every value quoted in the main text is computed on the 25 assemblages Mainfort assigned.</w:t>
+        <w:t xml:space="preserve">. Two of the 28 assemblages lie inside no phase area and are assigned to the nearest area, a geographic rule, so every value quoted in the main text is computed on the 26 assemblages inside a phase area, apart from the sensitivity case below, which scores all 28. The agreement reached by the site map alone depends on the clustering method. It is 0.480 by</w:t>
+      </w:r>
+      <w:r>
+        <w:t xml:space="preserve"> </w:t>
+      </w:r>
+      <m:oMath>
+        <m:r>
+          <m:t>k</m:t>
+        </m:r>
+      </m:oMath>
+      <w:r>
+        <w:t xml:space="preserve">-means and 0.740 by Ward linkage and by average linkage, whichever composition transform is used, since at</w:t>
+      </w:r>
+      <w:r>
+        <w:t xml:space="preserve"> </w:t>
+      </w:r>
+      <m:oMath>
+        <m:r>
+          <m:t>w</m:t>
+        </m:r>
+        <m:r>
+          <m:rPr>
+            <m:sty m:val="p"/>
+          </m:rPr>
+          <m:t>=</m:t>
+        </m:r>
+        <m:r>
+          <m:t>0</m:t>
+        </m:r>
+      </m:oMath>
+      <w:r>
+        <w:t xml:space="preserve"> </w:t>
+      </w:r>
+      <w:r>
+        <w:t xml:space="preserve">the transform does not enter (</w:t>
+      </w:r>
+      <w:r>
+        <w:rPr>
+          <w:rStyle w:val="VerbatimChar"/>
+        </w:rPr>
+        <w:t xml:space="preserve">output/findings/phase_recovery.md</w:t>
+      </w:r>
+      <w:r>
+        <w:t xml:space="preserve">). The difference lies in which assemblages each method places with another phase. Ward and average linkage misplace two, Big Eddy and Castile Landing, both in Phillips’s Parkin area and both grouped with Kent.</w:t>
+      </w:r>
+      <w:r>
+        <w:t xml:space="preserve"> </w:t>
+      </w:r>
+      <m:oMath>
+        <m:r>
+          <m:t>K</m:t>
+        </m:r>
+      </m:oMath>
+      <w:r>
+        <w:t xml:space="preserve">-means misplaces those two and four more, Beck, Belle Meade, Commerce, and Hollywood, which it groups with Walls. With composition at half the coordinates’ weight and the chi-square transform, all three methods misplace only Big Eddy and Castile Landing. Composition alone misplaces six of the 26 by</w:t>
+      </w:r>
+      <w:r>
+        <w:t xml:space="preserve"> </w:t>
+      </w:r>
+      <m:oMath>
+        <m:r>
+          <m:t>k</m:t>
+        </m:r>
+      </m:oMath>
+      <w:r>
+        <w:t xml:space="preserve">-means and by Ward linkage and thirteen by average linkage. These lists are from the chi-square transform and, for</w:t>
+      </w:r>
+      <w:r>
+        <w:t xml:space="preserve"> </w:t>
+      </w:r>
+      <m:oMath>
+        <m:r>
+          <m:t>k</m:t>
+        </m:r>
+      </m:oMath>
+      <w:r>
+        <w:t xml:space="preserve">-means, the first seed.</w:t>
+      </w:r>
+    </w:p>
+    <w:p>
+      <w:pPr>
+        <w:pStyle w:val="BodyText"/>
+      </w:pPr>
+      <w:r>
+        <w:t xml:space="preserve">We also asked of each assemblage which phase its pottery fits best (</w:t>
+      </w:r>
+      <w:r>
+        <w:rPr>
+          <w:rStyle w:val="VerbatimChar"/>
+        </w:rPr>
+        <w:t xml:space="preserve">analyses/96_assemblage_phase_fit.py</w:t>
+      </w:r>
+      <w:r>
+        <w:t xml:space="preserve">,</w:t>
+      </w:r>
+      <w:r>
+        <w:t xml:space="preserve"> </w:t>
+      </w:r>
+      <w:r>
+        <w:rPr>
+          <w:rStyle w:val="VerbatimChar"/>
+        </w:rPr>
+        <w:t xml:space="preserve">output/findings/assemblage_phase_fit.md</w:t>
+      </w:r>
+      <w:r>
+        <w:t xml:space="preserve">). The measure is the chi-square distance from the assemblage’s profile to the pooled profile of each phase, with the assemblage left out of its own phase’s pool; each profile is drawn 4,000 times from Dirichlet(counts + 1/2), and the posterior probability that an assemblage fits its own phase is the share of draws in which its own phase is the closest. That probability is above 0.75 for 22 of the 28 assemblages and below 0.25 for four: Big Eddy, Holden Lake, and Turnbow, which are closer to Kent, and Belle Meade, which is closer to Parkin. For Castile Landing it is 0.60 and for Mound Place 0.40: Castile Landing is nearly as close to Kent (distance 0.571) as to its own Parkin (0.555), and Mound Place is slightly closer to Kent and to Parkin (0.496 each) than to its own Walls (0.538). Two assemblages lie nearer a member of another phase than any other member of their own: Castile Landing (12 km from the nearest Kent assemblage, 16 km from the nearest Parkin assemblage) and Clay Hill.</w:t>
+      </w:r>
+    </w:p>
+    <w:p>
+      <w:pPr>
+        <w:pStyle w:val="BodyText"/>
+      </w:pPr>
+      <w:r>
+        <w:t xml:space="preserve">As a sensitivity case, we counted Big Eddy and Castile Landing as Kent and reran the recovery and the phase-line comparison. Ward linkage on the site map alone then reproduces the scheme exactly, as does</w:t>
+      </w:r>
+      <w:r>
+        <w:t xml:space="preserve"> </w:t>
+      </w:r>
+      <m:oMath>
+        <m:r>
+          <m:t>k</m:t>
+        </m:r>
+      </m:oMath>
+      <w:r>
+        <w:t xml:space="preserve">-means on the map and composition together, and</w:t>
+      </w:r>
+      <w:r>
+        <w:t xml:space="preserve"> </w:t>
+      </w:r>
+      <m:oMath>
+        <m:r>
+          <m:t>k</m:t>
+        </m:r>
+      </m:oMath>
+      <w:r>
+        <w:t xml:space="preserve">-means on the map alone reaches 0.666 against 0.509 (all 28 assemblages scored). The between-phase</w:t>
+      </w:r>
+      <w:r>
+        <w:t xml:space="preserve"> </w:t>
+      </w:r>
+      <m:oMath>
+        <m:sSub>
+          <m:e>
+            <m:r>
+              <m:t>F</m:t>
+            </m:r>
+          </m:e>
+          <m:sub>
+            <m:r>
+              <m:t>S</m:t>
+            </m:r>
+            <m:r>
+              <m:t>T</m:t>
+            </m:r>
+          </m:sub>
+        </m:sSub>
+      </m:oMath>
+      <w:r>
+        <w:t xml:space="preserve"> </w:t>
+      </w:r>
+      <w:r>
+        <w:t xml:space="preserve">has a posterior median of 0.0142 (95 percent credible interval 0.0124 to 0.0162), against 0.0123 and 0.0121 for divisions around random centers and compact divisions, and the posterior probability that the phase lines separate the assemblages better is 0.61 and 0.57, against 0.57 and 0.72 with Phillips’s assignments. The primary analysis keeps Phillips’s assignments.</w:t>
       </w:r>
     </w:p>
     <w:p>
@@ -15532,7 +16287,7 @@
               <w:pStyle w:val="Compact"/>
             </w:pPr>
             <w:r>
-              <w:t xml:space="preserve">0.533</w:t>
+              <w:t xml:space="preserve">0.522</w:t>
             </w:r>
           </w:p>
         </w:tc>
@@ -15556,7 +16311,7 @@
               <w:pStyle w:val="Compact"/>
             </w:pPr>
             <w:r>
-              <w:t xml:space="preserve">0.607</w:t>
+              <w:t xml:space="preserve">0.740</w:t>
             </w:r>
           </w:p>
         </w:tc>
@@ -15580,7 +16335,7 @@
               <w:pStyle w:val="Compact"/>
             </w:pPr>
             <w:r>
-              <w:t xml:space="preserve">0.607</w:t>
+              <w:t xml:space="preserve">0.740</w:t>
             </w:r>
           </w:p>
         </w:tc>
@@ -15604,7 +16359,7 @@
               <w:pStyle w:val="Compact"/>
             </w:pPr>
             <w:r>
-              <w:t xml:space="preserve">0.766</w:t>
+              <w:t xml:space="preserve">0.863</w:t>
             </w:r>
           </w:p>
         </w:tc>
@@ -15632,17 +16387,17 @@
         </m:r>
       </m:oMath>
       <w:r>
-        <w:t xml:space="preserve">); only the zero convention differs, and it moves the answer by a quarter of the index’s range. We report the chi-square transform in the main text because it needs no such choice, and we use a pseudocount wherever the log-ratio transform appears. The result is also a caution about the phases themselves: a classification sensitive to which types are absent, applied to assemblages whose sherd counts differ more than twentyfold, will read sampling failure as cultural difference.</w:t>
+        <w:t xml:space="preserve">); only the zero convention differs, and it moves the answer by about a third of the index’s range. We report the chi-square transform in the main text because it needs no such choice, and we use a pseudocount wherever the log-ratio transform appears. The result is also a caution about the phases themselves: a classification sensitive to which types are absent, applied to assemblages whose sherd counts differ more than twentyfold, will read sampling failure as cultural difference.</w:t>
       </w:r>
     </w:p>
     <w:bookmarkEnd w:id="158"/>
-    <w:bookmarkStart w:id="159" w:name="X70ee4ba346d7e68c10f29dd2da964dd69b2456a"/>
+    <w:bookmarkStart w:id="159" w:name="X0e542e96c2043ce1293e0ab75446b108dce8be7"/>
     <w:p>
       <w:pPr>
         <w:pStyle w:val="Heading2"/>
       </w:pPr>
       <w:r>
-        <w:t xml:space="preserve">The contrast case: the tests on Mainfort’s (2003) table</w:t>
+        <w:t xml:space="preserve">The second case: the tests on Mainfort’s (2003) table</w:t>
       </w:r>
     </w:p>
     <w:p>
@@ -15662,7 +16417,28 @@
         <w:t xml:space="preserve"> </w:t>
       </w:r>
       <w:r>
-        <w:t xml:space="preserve">table and phases separately from the primary dataset, as a contrast case. He redrew his phases after an ordination of largely the same decorated counts, so comparing his lines with others depends in part on how he drew them, and his table is not a larger sample once restricted to decorated classes. This section details that analysis.</w:t>
+        <w:t xml:space="preserve">table and phases separately from the primary dataset, as a second case. His assignments follow Phillips’s, with Smith’s</w:t>
+      </w:r>
+      <w:r>
+        <w:t xml:space="preserve"> </w:t>
+      </w:r>
+      <w:r>
+        <w:t xml:space="preserve">(1990)</w:t>
+      </w:r>
+      <w:r>
+        <w:t xml:space="preserve"> </w:t>
+      </w:r>
+      <w:r>
+        <w:t xml:space="preserve">Horseshoe Lake phase split out and the phases of western Tennessee added</w:t>
+      </w:r>
+      <w:r>
+        <w:t xml:space="preserve"> </w:t>
+      </w:r>
+      <w:r>
+        <w:t xml:space="preserve">(Mainfort 2003:176–177)</w:t>
+      </w:r>
+      <w:r>
+        <w:t xml:space="preserve">, and his table is not a larger sample once restricted to decorated classes. This section details that analysis.</w:t>
       </w:r>
     </w:p>
     <w:p>
@@ -15697,7 +16473,7 @@
         <w:t xml:space="preserve">scripts/build_mainfort2003_sites.py</w:t>
       </w:r>
       <w:r>
-        <w:t xml:space="preserve">. The analysis uses decorated types only and sites with at least 100 decorated sherds, stricter than the main analysis’s 75 because the contrast case should not be the looser test. Nine of his 39 sites fall below that, and Tipton’s one remaining site, Graves Lake, is not carried as a phase of one. The tests are those of</w:t>
+        <w:t xml:space="preserve">. The analysis uses decorated types only and sites with at least 100 decorated sherds, stricter than the main analysis’s 75 because the second case should not be the looser test. Nine of his 39 sites fall below that, and Tipton’s one remaining site, Graves Lake, is not carried as a phase of one. The tests are those of</w:t>
       </w:r>
       <w:r>
         <w:t xml:space="preserve"> </w:t>
@@ -15978,7 +16754,7 @@
         <w:pStyle w:val="BodyText"/>
       </w:pPr>
       <w:r>
-        <w:t xml:space="preserve">All 40 starting configurations return the same value at every weight.</w:t>
+        <w:t xml:space="preserve">All 40 seeds return the same value at every weight.</w:t>
       </w:r>
     </w:p>
     <w:p>
@@ -16073,7 +16849,7 @@
               <w:pStyle w:val="Compact"/>
             </w:pPr>
             <w:r>
-              <w:t xml:space="preserve">Figure 1</w:t>
+              <w:t xml:space="preserve">primary analysis</w:t>
             </w:r>
           </w:p>
         </w:tc>
@@ -16106,7 +16882,7 @@
               <w:pStyle w:val="Compact"/>
             </w:pPr>
             <w:r>
-              <w:t xml:space="preserve">ceramic distance to the Figure 1 phase</w:t>
+              <w:t xml:space="preserve">ceramic distance to the primary-analysis phase</w:t>
             </w:r>
           </w:p>
         </w:tc>
@@ -16152,7 +16928,7 @@
               <w:pStyle w:val="Compact"/>
             </w:pPr>
             <w:r>
-              <w:t xml:space="preserve">Walls</w:t>
+              <w:t xml:space="preserve">Kent</w:t>
             </w:r>
           </w:p>
         </w:tc>
@@ -16185,18 +16961,18 @@
               <w:pStyle w:val="Compact"/>
             </w:pPr>
             <w:r>
-              <w:t xml:space="preserve">0.713</w:t>
-            </w:r>
-          </w:p>
-        </w:tc>
-        <w:tc>
-          <w:tcPr/>
-          <w:p>
-            <w:pPr>
-              <w:pStyle w:val="Compact"/>
-            </w:pPr>
-            <w:r>
-              <w:t xml:space="preserve">28</w:t>
+              <w:t xml:space="preserve">0.242</w:t>
+            </w:r>
+          </w:p>
+        </w:tc>
+        <w:tc>
+          <w:tcPr/>
+          <w:p>
+            <w:pPr>
+              <w:pStyle w:val="Compact"/>
+            </w:pPr>
+            <w:r>
+              <w:t xml:space="preserve">14</w:t>
             </w:r>
           </w:p>
         </w:tc>
@@ -16231,7 +17007,7 @@
               <w:pStyle w:val="Compact"/>
             </w:pPr>
             <w:r>
-              <w:t xml:space="preserve">Walls</w:t>
+              <w:t xml:space="preserve">Kent</w:t>
             </w:r>
           </w:p>
         </w:tc>
@@ -16264,18 +17040,18 @@
               <w:pStyle w:val="Compact"/>
             </w:pPr>
             <w:r>
-              <w:t xml:space="preserve">0.677</w:t>
-            </w:r>
-          </w:p>
-        </w:tc>
-        <w:tc>
-          <w:tcPr/>
-          <w:p>
-            <w:pPr>
-              <w:pStyle w:val="Compact"/>
-            </w:pPr>
-            <w:r>
-              <w:t xml:space="preserve">27</w:t>
+              <w:t xml:space="preserve">0.521</w:t>
+            </w:r>
+          </w:p>
+        </w:tc>
+        <w:tc>
+          <w:tcPr/>
+          <w:p>
+            <w:pPr>
+              <w:pStyle w:val="Compact"/>
+            </w:pPr>
+            <w:r>
+              <w:t xml:space="preserve">15</w:t>
             </w:r>
           </w:p>
         </w:tc>
@@ -16446,18 +17222,7 @@
               <w:pStyle w:val="Compact"/>
             </w:pPr>
             <w:r>
-              <w:t xml:space="preserve">Hollywood</w:t>
-            </w:r>
-          </w:p>
-        </w:tc>
-        <w:tc>
-          <w:tcPr/>
-          <w:p>
-            <w:pPr>
-              <w:pStyle w:val="Compact"/>
-            </w:pPr>
-            <w:r>
-              <w:t xml:space="preserve">Kent</w:t>
+              <w:t xml:space="preserve">Carson Lake</w:t>
             </w:r>
           </w:p>
         </w:tc>
@@ -16479,232 +17244,6 @@
               <w:pStyle w:val="Compact"/>
             </w:pPr>
             <w:r>
-              <w:t xml:space="preserve">0.328</w:t>
-            </w:r>
-          </w:p>
-        </w:tc>
-        <w:tc>
-          <w:tcPr/>
-          <w:p>
-            <w:pPr>
-              <w:pStyle w:val="Compact"/>
-            </w:pPr>
-            <w:r>
-              <w:t xml:space="preserve">20</w:t>
-            </w:r>
-          </w:p>
-        </w:tc>
-        <w:tc>
-          <w:tcPr/>
-          <w:p>
-            <w:pPr>
-              <w:pStyle w:val="Compact"/>
-            </w:pPr>
-            <w:r>
-              <w:t xml:space="preserve">0.913</w:t>
-            </w:r>
-          </w:p>
-        </w:tc>
-        <w:tc>
-          <w:tcPr/>
-          <w:p>
-            <w:pPr>
-              <w:pStyle w:val="Compact"/>
-            </w:pPr>
-            <w:r>
-              <w:t xml:space="preserve">38</w:t>
-            </w:r>
-          </w:p>
-        </w:tc>
-      </w:tr>
-      <w:tr>
-        <w:tc>
-          <w:tcPr/>
-          <w:p>
-            <w:pPr>
-              <w:pStyle w:val="Compact"/>
-            </w:pPr>
-            <w:r>
-              <w:t xml:space="preserve">Commerce</w:t>
-            </w:r>
-          </w:p>
-        </w:tc>
-        <w:tc>
-          <w:tcPr/>
-          <w:p>
-            <w:pPr>
-              <w:pStyle w:val="Compact"/>
-            </w:pPr>
-            <w:r>
-              <w:t xml:space="preserve">Kent</w:t>
-            </w:r>
-          </w:p>
-        </w:tc>
-        <w:tc>
-          <w:tcPr/>
-          <w:p>
-            <w:pPr>
-              <w:pStyle w:val="Compact"/>
-            </w:pPr>
-            <w:r>
-              <w:t xml:space="preserve">Walls</w:t>
-            </w:r>
-          </w:p>
-        </w:tc>
-        <w:tc>
-          <w:tcPr/>
-          <w:p>
-            <w:pPr>
-              <w:pStyle w:val="Compact"/>
-            </w:pPr>
-            <w:r>
-              <w:t xml:space="preserve">0.609</w:t>
-            </w:r>
-          </w:p>
-        </w:tc>
-        <w:tc>
-          <w:tcPr/>
-          <w:p>
-            <w:pPr>
-              <w:pStyle w:val="Compact"/>
-            </w:pPr>
-            <w:r>
-              <w:t xml:space="preserve">17</w:t>
-            </w:r>
-          </w:p>
-        </w:tc>
-        <w:tc>
-          <w:tcPr/>
-          <w:p>
-            <w:pPr>
-              <w:pStyle w:val="Compact"/>
-            </w:pPr>
-            <w:r>
-              <w:t xml:space="preserve">1.100</w:t>
-            </w:r>
-          </w:p>
-        </w:tc>
-        <w:tc>
-          <w:tcPr/>
-          <w:p>
-            <w:pPr>
-              <w:pStyle w:val="Compact"/>
-            </w:pPr>
-            <w:r>
-              <w:t xml:space="preserve">35</w:t>
-            </w:r>
-          </w:p>
-        </w:tc>
-      </w:tr>
-      <w:tr>
-        <w:tc>
-          <w:tcPr/>
-          <w:p>
-            <w:pPr>
-              <w:pStyle w:val="Compact"/>
-            </w:pPr>
-            <w:r>
-              <w:t xml:space="preserve">Castile Landing</w:t>
-            </w:r>
-          </w:p>
-        </w:tc>
-        <w:tc>
-          <w:tcPr/>
-          <w:p>
-            <w:pPr>
-              <w:pStyle w:val="Compact"/>
-            </w:pPr>
-            <w:r>
-              <w:t xml:space="preserve">Parkin</w:t>
-            </w:r>
-          </w:p>
-        </w:tc>
-        <w:tc>
-          <w:tcPr/>
-          <w:p>
-            <w:pPr>
-              <w:pStyle w:val="Compact"/>
-            </w:pPr>
-            <w:r>
-              <w:t xml:space="preserve">Kent</w:t>
-            </w:r>
-          </w:p>
-        </w:tc>
-        <w:tc>
-          <w:tcPr/>
-          <w:p>
-            <w:pPr>
-              <w:pStyle w:val="Compact"/>
-            </w:pPr>
-            <w:r>
-              <w:t xml:space="preserve">0.557</w:t>
-            </w:r>
-          </w:p>
-        </w:tc>
-        <w:tc>
-          <w:tcPr/>
-          <w:p>
-            <w:pPr>
-              <w:pStyle w:val="Compact"/>
-            </w:pPr>
-            <w:r>
-              <w:t xml:space="preserve">41</w:t>
-            </w:r>
-          </w:p>
-        </w:tc>
-        <w:tc>
-          <w:tcPr/>
-          <w:p>
-            <w:pPr>
-              <w:pStyle w:val="Compact"/>
-            </w:pPr>
-            <w:r>
-              <w:t xml:space="preserve">0.571</w:t>
-            </w:r>
-          </w:p>
-        </w:tc>
-        <w:tc>
-          <w:tcPr/>
-          <w:p>
-            <w:pPr>
-              <w:pStyle w:val="Compact"/>
-            </w:pPr>
-            <w:r>
-              <w:t xml:space="preserve">19</w:t>
-            </w:r>
-          </w:p>
-        </w:tc>
-      </w:tr>
-      <w:tr>
-        <w:tc>
-          <w:tcPr/>
-          <w:p>
-            <w:pPr>
-              <w:pStyle w:val="Compact"/>
-            </w:pPr>
-            <w:r>
-              <w:t xml:space="preserve">Carson Lake</w:t>
-            </w:r>
-          </w:p>
-        </w:tc>
-        <w:tc>
-          <w:tcPr/>
-          <w:p>
-            <w:pPr>
-              <w:pStyle w:val="Compact"/>
-            </w:pPr>
-            <w:r>
-              <w:t xml:space="preserve">Walls</w:t>
-            </w:r>
-          </w:p>
-        </w:tc>
-        <w:tc>
-          <w:tcPr/>
-          <w:p>
-            <w:pPr>
-              <w:pStyle w:val="Compact"/>
-            </w:pPr>
-            <w:r>
               <w:t xml:space="preserve">Nodena</w:t>
             </w:r>
           </w:p>
@@ -16740,76 +17279,6 @@
             <w:r>
               <w:t xml:space="preserve">no other Nodena site at the minimum</w:t>
             </w:r>
-          </w:p>
-        </w:tc>
-        <w:tc>
-          <w:tcPr/>
-          <w:p>
-            <w:pPr>
-              <w:pStyle w:val="Compact"/>
-            </w:pPr>
-          </w:p>
-        </w:tc>
-      </w:tr>
-      <w:tr>
-        <w:tc>
-          <w:tcPr/>
-          <w:p>
-            <w:pPr>
-              <w:pStyle w:val="Compact"/>
-            </w:pPr>
-            <w:r>
-              <w:t xml:space="preserve">Jeter</w:t>
-            </w:r>
-          </w:p>
-        </w:tc>
-        <w:tc>
-          <w:tcPr/>
-          <w:p>
-            <w:pPr>
-              <w:pStyle w:val="Compact"/>
-            </w:pPr>
-            <w:r>
-              <w:t xml:space="preserve">Walls</w:t>
-            </w:r>
-          </w:p>
-        </w:tc>
-        <w:tc>
-          <w:tcPr/>
-          <w:p>
-            <w:pPr>
-              <w:pStyle w:val="Compact"/>
-            </w:pPr>
-            <w:r>
-              <w:t xml:space="preserve">Tipton</w:t>
-            </w:r>
-          </w:p>
-        </w:tc>
-        <w:tc>
-          <w:tcPr/>
-          <w:p>
-            <w:pPr>
-              <w:pStyle w:val="Compact"/>
-            </w:pPr>
-            <w:r>
-              <w:t xml:space="preserve">under the minimum</w:t>
-            </w:r>
-          </w:p>
-        </w:tc>
-        <w:tc>
-          <w:tcPr/>
-          <w:p>
-            <w:pPr>
- 